--- a/hin/docx/49.content.docx
+++ b/hin/docx/49.content.docx
@@ -378,6 +378,21 @@
           <w:b/>
           <w:lang w:val="hi_IN" w:bidi="hi_IN"/>
         </w:rPr>
+        <w:t>Παῦλος, ἀπόστολος Χριστοῦ Ἰησοῦ &amp; τοῖς ἁγίοις τοῖς οὖσιν</w:t>
+      </w:r>
+    </w:p>
+    <w:p>
+      <w:pPr/>
+      <w:r>
+        <w:rPr>
+          <w:lang w:val="hi_IN" w:bidi="hi_IN"/>
+        </w:rPr>
+      </w:r>
+      <w:r>
+        <w:rPr>
+          <w:b/>
+          <w:lang w:val="hi_IN" w:bidi="hi_IN"/>
+        </w:rPr>
         <w:t>"पौलुस की ओर से जो"</w:t>
       </w:r>
       <w:r>
@@ -467,6 +482,21 @@
           <w:b/>
           <w:lang w:val="hi_IN" w:bidi="hi_IN"/>
         </w:rPr>
+        <w:t>ἐν Χριστῷ Ἰησοῦ</w:t>
+      </w:r>
+    </w:p>
+    <w:p>
+      <w:pPr/>
+      <w:r>
+        <w:rPr>
+          <w:lang w:val="hi_IN" w:bidi="hi_IN"/>
+        </w:rPr>
+      </w:r>
+      <w:r>
+        <w:rPr>
+          <w:b/>
+          <w:lang w:val="hi_IN" w:bidi="hi_IN"/>
+        </w:rPr>
         <w:t>"मसीह यीशु में"</w:t>
       </w:r>
       <w:r>
@@ -576,6 +606,21 @@
           <w:b/>
           <w:lang w:val="hi_IN" w:bidi="hi_IN"/>
         </w:rPr>
+        <w:t>χάρις ὑμῖν καὶ εἰρήνη</w:t>
+      </w:r>
+    </w:p>
+    <w:p>
+      <w:pPr/>
+      <w:r>
+        <w:rPr>
+          <w:lang w:val="hi_IN" w:bidi="hi_IN"/>
+        </w:rPr>
+      </w:r>
+      <w:r>
+        <w:rPr>
+          <w:b/>
+          <w:lang w:val="hi_IN" w:bidi="hi_IN"/>
+        </w:rPr>
         <w:t>"तुम्हें अनुग्रह और शान्ति मिलती रहे"</w:t>
       </w:r>
     </w:p>
@@ -779,6 +824,21 @@
           <w:b/>
           <w:lang w:val="hi_IN" w:bidi="hi_IN"/>
         </w:rPr>
+        <w:t>εὐλογητὸς ὁ Θεὸς καὶ Πατὴρ τοῦ Κυρίου ἡμῶν, Ἰησοῦ Χριστοῦ</w:t>
+      </w:r>
+    </w:p>
+    <w:p>
+      <w:pPr/>
+      <w:r>
+        <w:rPr>
+          <w:lang w:val="hi_IN" w:bidi="hi_IN"/>
+        </w:rPr>
+      </w:r>
+      <w:r>
+        <w:rPr>
+          <w:b/>
+          <w:lang w:val="hi_IN" w:bidi="hi_IN"/>
+        </w:rPr>
         <w:t>"परमेश्वर और प्रभु यीशु मसीह के पिता का धन्यवाद हो कि"</w:t>
       </w:r>
     </w:p>
@@ -862,6 +922,21 @@
           <w:b/>
           <w:lang w:val="hi_IN" w:bidi="hi_IN"/>
         </w:rPr>
+        <w:t>ὁ εὐλογήσας ἡμᾶς</w:t>
+      </w:r>
+    </w:p>
+    <w:p>
+      <w:pPr/>
+      <w:r>
+        <w:rPr>
+          <w:lang w:val="hi_IN" w:bidi="hi_IN"/>
+        </w:rPr>
+      </w:r>
+      <w:r>
+        <w:rPr>
+          <w:b/>
+          <w:lang w:val="hi_IN" w:bidi="hi_IN"/>
+        </w:rPr>
         <w:t>"हमारे"</w:t>
       </w:r>
       <w:r>
@@ -938,6 +1013,21 @@
           <w:b/>
           <w:lang w:val="hi_IN" w:bidi="hi_IN"/>
         </w:rPr>
+        <w:t>πάσῃ εὐλογίᾳ πνευματικῇ</w:t>
+      </w:r>
+    </w:p>
+    <w:p>
+      <w:pPr/>
+      <w:r>
+        <w:rPr>
+          <w:lang w:val="hi_IN" w:bidi="hi_IN"/>
+        </w:rPr>
+      </w:r>
+      <w:r>
+        <w:rPr>
+          <w:b/>
+          <w:lang w:val="hi_IN" w:bidi="hi_IN"/>
+        </w:rPr>
         <w:t>"उसने"</w:t>
       </w:r>
       <w:r>
@@ -1103,6 +1193,21 @@
           <w:b/>
           <w:lang w:val="hi_IN" w:bidi="hi_IN"/>
         </w:rPr>
+        <w:t>ἐν Χριστῷ</w:t>
+      </w:r>
+    </w:p>
+    <w:p>
+      <w:pPr/>
+      <w:r>
+        <w:rPr>
+          <w:lang w:val="hi_IN" w:bidi="hi_IN"/>
+        </w:rPr>
+      </w:r>
+      <w:r>
+        <w:rPr>
+          <w:b/>
+          <w:lang w:val="hi_IN" w:bidi="hi_IN"/>
+        </w:rPr>
         <w:t>"मसीह में"</w:t>
       </w:r>
       <w:r>
@@ -1225,6 +1330,21 @@
           <w:b/>
           <w:lang w:val="hi_IN" w:bidi="hi_IN"/>
         </w:rPr>
+        <w:t>ἁγίους καὶ ἀμώμους</w:t>
+      </w:r>
+    </w:p>
+    <w:p>
+      <w:pPr/>
+      <w:r>
+        <w:rPr>
+          <w:lang w:val="hi_IN" w:bidi="hi_IN"/>
+        </w:rPr>
+      </w:r>
+      <w:r>
+        <w:rPr>
+          <w:b/>
+          <w:lang w:val="hi_IN" w:bidi="hi_IN"/>
+        </w:rPr>
         <w:t>"पवित्र और निर्दोष हों"</w:t>
       </w:r>
     </w:p>
@@ -1308,6 +1428,21 @@
           <w:b/>
           <w:lang w:val="hi_IN" w:bidi="hi_IN"/>
         </w:rPr>
+        <w:t>ἀμώμους</w:t>
+      </w:r>
+    </w:p>
+    <w:p>
+      <w:pPr/>
+      <w:r>
+        <w:rPr>
+          <w:lang w:val="hi_IN" w:bidi="hi_IN"/>
+        </w:rPr>
+      </w:r>
+      <w:r>
+        <w:rPr>
+          <w:b/>
+          <w:lang w:val="hi_IN" w:bidi="hi_IN"/>
+        </w:rPr>
         <w:t>"निर्दोष हों"</w:t>
       </w:r>
     </w:p>
@@ -1404,6 +1539,21 @@
           <w:b/>
           <w:lang w:val="hi_IN" w:bidi="hi_IN"/>
         </w:rPr>
+        <w:t>προορίσας &amp; αὐτόν &amp; αὐτοῦ</w:t>
+      </w:r>
+    </w:p>
+    <w:p>
+      <w:pPr/>
+      <w:r>
+        <w:rPr>
+          <w:lang w:val="hi_IN" w:bidi="hi_IN"/>
+        </w:rPr>
+      </w:r>
+      <w:r>
+        <w:rPr>
+          <w:b/>
+          <w:lang w:val="hi_IN" w:bidi="hi_IN"/>
+        </w:rPr>
         <w:t>""</w:t>
       </w:r>
     </w:p>
@@ -1467,6 +1617,21 @@
           <w:b/>
           <w:lang w:val="hi_IN" w:bidi="hi_IN"/>
         </w:rPr>
+        <w:t>προορίσας ἡμᾶς εἰς υἱοθεσίαν</w:t>
+      </w:r>
+    </w:p>
+    <w:p>
+      <w:pPr/>
+      <w:r>
+        <w:rPr>
+          <w:lang w:val="hi_IN" w:bidi="hi_IN"/>
+        </w:rPr>
+      </w:r>
+      <w:r>
+        <w:rPr>
+          <w:b/>
+          <w:lang w:val="hi_IN" w:bidi="hi_IN"/>
+        </w:rPr>
         <w:t>"हमें अपने लिये पहले से ठहराया कि"</w:t>
       </w:r>
       <w:r>
@@ -1583,6 +1748,21 @@
           <w:b/>
           <w:lang w:val="hi_IN" w:bidi="hi_IN"/>
         </w:rPr>
+        <w:t>προορίσας ἡμᾶς</w:t>
+      </w:r>
+    </w:p>
+    <w:p>
+      <w:pPr/>
+      <w:r>
+        <w:rPr>
+          <w:lang w:val="hi_IN" w:bidi="hi_IN"/>
+        </w:rPr>
+      </w:r>
+      <w:r>
+        <w:rPr>
+          <w:b/>
+          <w:lang w:val="hi_IN" w:bidi="hi_IN"/>
+        </w:rPr>
         <w:t>"हमें"</w:t>
       </w:r>
       <w:r>
@@ -1659,6 +1839,21 @@
           <w:b/>
           <w:lang w:val="hi_IN" w:bidi="hi_IN"/>
         </w:rPr>
+        <w:t>εἰς υἱοθεσίαν</w:t>
+      </w:r>
+    </w:p>
+    <w:p>
+      <w:pPr/>
+      <w:r>
+        <w:rPr>
+          <w:lang w:val="hi_IN" w:bidi="hi_IN"/>
+        </w:rPr>
+      </w:r>
+      <w:r>
+        <w:rPr>
+          <w:b/>
+          <w:lang w:val="hi_IN" w:bidi="hi_IN"/>
+        </w:rPr>
         <w:t>"अपने लिये"</w:t>
       </w:r>
       <w:r>
@@ -1844,6 +2039,21 @@
           <w:b/>
           <w:lang w:val="hi_IN" w:bidi="hi_IN"/>
         </w:rPr>
+        <w:t>ἐχαρίτωσεν ἡμᾶς ἐν τῷ ἠγαπημένῳ</w:t>
+      </w:r>
+    </w:p>
+    <w:p>
+      <w:pPr/>
+      <w:r>
+        <w:rPr>
+          <w:lang w:val="hi_IN" w:bidi="hi_IN"/>
+        </w:rPr>
+      </w:r>
+      <w:r>
+        <w:rPr>
+          <w:b/>
+          <w:lang w:val="hi_IN" w:bidi="hi_IN"/>
+        </w:rPr>
         <w:t>"उसने हमें अपने प्रिय"</w:t>
       </w:r>
       <w:r>
@@ -1920,6 +2130,21 @@
           <w:b/>
           <w:lang w:val="hi_IN" w:bidi="hi_IN"/>
         </w:rPr>
+        <w:t>τῷ ἠγαπημένῳ</w:t>
+      </w:r>
+    </w:p>
+    <w:p>
+      <w:pPr/>
+      <w:r>
+        <w:rPr>
+          <w:lang w:val="hi_IN" w:bidi="hi_IN"/>
+        </w:rPr>
+      </w:r>
+      <w:r>
+        <w:rPr>
+          <w:b/>
+          <w:lang w:val="hi_IN" w:bidi="hi_IN"/>
+        </w:rPr>
         <w:t>"अपने प्रिय"</w:t>
       </w:r>
     </w:p>
@@ -1983,6 +2208,21 @@
           <w:b/>
           <w:lang w:val="hi_IN" w:bidi="hi_IN"/>
         </w:rPr>
+        <w:t>διὰ τοῦ αἵματος αὐτοῦ</w:t>
+      </w:r>
+    </w:p>
+    <w:p>
+      <w:pPr/>
+      <w:r>
+        <w:rPr>
+          <w:lang w:val="hi_IN" w:bidi="hi_IN"/>
+        </w:rPr>
+      </w:r>
+      <w:r>
+        <w:rPr>
+          <w:b/>
+          <w:lang w:val="hi_IN" w:bidi="hi_IN"/>
+        </w:rPr>
         <w:t>"उसके लहू के द्वारा"</w:t>
       </w:r>
     </w:p>
@@ -2079,6 +2319,21 @@
           <w:b/>
           <w:lang w:val="hi_IN" w:bidi="hi_IN"/>
         </w:rPr>
+        <w:t>τὸ πλοῦτος τῆς χάριτος αὐτοῦ</w:t>
+      </w:r>
+    </w:p>
+    <w:p>
+      <w:pPr/>
+      <w:r>
+        <w:rPr>
+          <w:lang w:val="hi_IN" w:bidi="hi_IN"/>
+        </w:rPr>
+      </w:r>
+      <w:r>
+        <w:rPr>
+          <w:b/>
+          <w:lang w:val="hi_IN" w:bidi="hi_IN"/>
+        </w:rPr>
         <w:t>"परमेश्वर के उस अनुग्रह के धन"</w:t>
       </w:r>
     </w:p>
@@ -2162,6 +2417,21 @@
           <w:b/>
           <w:lang w:val="hi_IN" w:bidi="hi_IN"/>
         </w:rPr>
+        <w:t>ἧς ἐπερίσσευσεν εἰς ἡμᾶς</w:t>
+      </w:r>
+    </w:p>
+    <w:p>
+      <w:pPr/>
+      <w:r>
+        <w:rPr>
+          <w:lang w:val="hi_IN" w:bidi="hi_IN"/>
+        </w:rPr>
+      </w:r>
+      <w:r>
+        <w:rPr>
+          <w:b/>
+          <w:lang w:val="hi_IN" w:bidi="hi_IN"/>
+        </w:rPr>
         <w:t>"जिसे उसने"</w:t>
       </w:r>
       <w:r>
@@ -2251,6 +2521,21 @@
           <w:b/>
           <w:lang w:val="hi_IN" w:bidi="hi_IN"/>
         </w:rPr>
+        <w:t>ἐν πάσῃ σοφίᾳ καὶ φρονήσει</w:t>
+      </w:r>
+    </w:p>
+    <w:p>
+      <w:pPr/>
+      <w:r>
+        <w:rPr>
+          <w:lang w:val="hi_IN" w:bidi="hi_IN"/>
+        </w:rPr>
+      </w:r>
+      <w:r>
+        <w:rPr>
+          <w:b/>
+          <w:lang w:val="hi_IN" w:bidi="hi_IN"/>
+        </w:rPr>
         <w:t>"सारे ज्ञान और समझ सहित"</w:t>
       </w:r>
       <w:r>
@@ -2327,6 +2612,21 @@
           <w:b/>
           <w:lang w:val="hi_IN" w:bidi="hi_IN"/>
         </w:rPr>
+        <w:t>σοφίᾳ καὶ φρονήσει</w:t>
+      </w:r>
+    </w:p>
+    <w:p>
+      <w:pPr/>
+      <w:r>
+        <w:rPr>
+          <w:lang w:val="hi_IN" w:bidi="hi_IN"/>
+        </w:rPr>
+      </w:r>
+      <w:r>
+        <w:rPr>
+          <w:b/>
+          <w:lang w:val="hi_IN" w:bidi="hi_IN"/>
+        </w:rPr>
         <w:t>"ज्ञान और समझ सहित"</w:t>
       </w:r>
     </w:p>
@@ -2430,6 +2730,21 @@
           <w:b/>
           <w:lang w:val="hi_IN" w:bidi="hi_IN"/>
         </w:rPr>
+        <w:t>κατὰ τὴν εὐδοκίαν αὐτοῦ</w:t>
+      </w:r>
+    </w:p>
+    <w:p>
+      <w:pPr/>
+      <w:r>
+        <w:rPr>
+          <w:lang w:val="hi_IN" w:bidi="hi_IN"/>
+        </w:rPr>
+      </w:r>
+      <w:r>
+        <w:rPr>
+          <w:b/>
+          <w:lang w:val="hi_IN" w:bidi="hi_IN"/>
+        </w:rPr>
         <w:t>"अपने भले अभिप्राय के अनुसार"</w:t>
       </w:r>
     </w:p>
@@ -2493,6 +2808,21 @@
           <w:b/>
           <w:lang w:val="hi_IN" w:bidi="hi_IN"/>
         </w:rPr>
+        <w:t>ἣν προέθετο ἐν αὐτῷ</w:t>
+      </w:r>
+    </w:p>
+    <w:p>
+      <w:pPr/>
+      <w:r>
+        <w:rPr>
+          <w:lang w:val="hi_IN" w:bidi="hi_IN"/>
+        </w:rPr>
+      </w:r>
+      <w:r>
+        <w:rPr>
+          <w:b/>
+          <w:lang w:val="hi_IN" w:bidi="hi_IN"/>
+        </w:rPr>
         <w:t>"उसने"</w:t>
       </w:r>
       <w:r>
@@ -2582,6 +2912,21 @@
           <w:b/>
           <w:lang w:val="hi_IN" w:bidi="hi_IN"/>
         </w:rPr>
+        <w:t>ἐν αὐτῷ</w:t>
+      </w:r>
+    </w:p>
+    <w:p>
+      <w:pPr/>
+      <w:r>
+        <w:rPr>
+          <w:lang w:val="hi_IN" w:bidi="hi_IN"/>
+        </w:rPr>
+      </w:r>
+      <w:r>
+        <w:rPr>
+          <w:b/>
+          <w:lang w:val="hi_IN" w:bidi="hi_IN"/>
+        </w:rPr>
         <w:t>"अपने आप में"</w:t>
       </w:r>
     </w:p>
@@ -2645,6 +2990,21 @@
           <w:b/>
           <w:lang w:val="hi_IN" w:bidi="hi_IN"/>
         </w:rPr>
+        <w:t>εἰς οἰκονομίαν</w:t>
+      </w:r>
+    </w:p>
+    <w:p>
+      <w:pPr/>
+      <w:r>
+        <w:rPr>
+          <w:lang w:val="hi_IN" w:bidi="hi_IN"/>
+        </w:rPr>
+      </w:r>
+      <w:r>
+        <w:rPr>
+          <w:b/>
+          <w:lang w:val="hi_IN" w:bidi="hi_IN"/>
+        </w:rPr>
         <w:t>"कि परमेश्वर की योजना"</w:t>
       </w:r>
     </w:p>
@@ -2708,6 +3068,21 @@
           <w:b/>
           <w:lang w:val="hi_IN" w:bidi="hi_IN"/>
         </w:rPr>
+        <w:t>τοῦ πληρώματος τῶν καιρῶν</w:t>
+      </w:r>
+    </w:p>
+    <w:p>
+      <w:pPr/>
+      <w:r>
+        <w:rPr>
+          <w:lang w:val="hi_IN" w:bidi="hi_IN"/>
+        </w:rPr>
+      </w:r>
+      <w:r>
+        <w:rPr>
+          <w:b/>
+          <w:lang w:val="hi_IN" w:bidi="hi_IN"/>
+        </w:rPr>
         <w:t>"के अनुसार, समय की पूर्ति होने पर"</w:t>
       </w:r>
     </w:p>
@@ -2771,6 +3146,21 @@
           <w:b/>
           <w:lang w:val="hi_IN" w:bidi="hi_IN"/>
         </w:rPr>
+        <w:t>ἐν αὐτῷ</w:t>
+      </w:r>
+    </w:p>
+    <w:p>
+      <w:pPr/>
+      <w:r>
+        <w:rPr>
+          <w:lang w:val="hi_IN" w:bidi="hi_IN"/>
+        </w:rPr>
+      </w:r>
+      <w:r>
+        <w:rPr>
+          <w:b/>
+          <w:lang w:val="hi_IN" w:bidi="hi_IN"/>
+        </w:rPr>
         <w:t>"वह"</w:t>
       </w:r>
     </w:p>
@@ -2834,6 +3224,21 @@
           <w:b/>
           <w:lang w:val="hi_IN" w:bidi="hi_IN"/>
         </w:rPr>
+        <w:t>καὶ ἐκληρώθημεν, προορισθέντες</w:t>
+      </w:r>
+    </w:p>
+    <w:p>
+      <w:pPr/>
+      <w:r>
+        <w:rPr>
+          <w:lang w:val="hi_IN" w:bidi="hi_IN"/>
+        </w:rPr>
+      </w:r>
+      <w:r>
+        <w:rPr>
+          <w:b/>
+          <w:lang w:val="hi_IN" w:bidi="hi_IN"/>
+        </w:rPr>
         <w:t>"पहले से ठहराए जाकर विरासत बने"</w:t>
       </w:r>
     </w:p>
@@ -2943,6 +3348,21 @@
           <w:b/>
           <w:lang w:val="hi_IN" w:bidi="hi_IN"/>
         </w:rPr>
+        <w:t>καὶ ἐκληρώθημεν</w:t>
+      </w:r>
+    </w:p>
+    <w:p>
+      <w:pPr/>
+      <w:r>
+        <w:rPr>
+          <w:lang w:val="hi_IN" w:bidi="hi_IN"/>
+        </w:rPr>
+      </w:r>
+      <w:r>
+        <w:rPr>
+          <w:b/>
+          <w:lang w:val="hi_IN" w:bidi="hi_IN"/>
+        </w:rPr>
         <w:t>"विरासत बने"</w:t>
       </w:r>
     </w:p>
@@ -3026,6 +3446,21 @@
           <w:b/>
           <w:lang w:val="hi_IN" w:bidi="hi_IN"/>
         </w:rPr>
+        <w:t>προορισθέντες</w:t>
+      </w:r>
+    </w:p>
+    <w:p>
+      <w:pPr/>
+      <w:r>
+        <w:rPr>
+          <w:lang w:val="hi_IN" w:bidi="hi_IN"/>
+        </w:rPr>
+      </w:r>
+      <w:r>
+        <w:rPr>
+          <w:b/>
+          <w:lang w:val="hi_IN" w:bidi="hi_IN"/>
+        </w:rPr>
         <w:t>"पहले से ठहराए जाकर"</w:t>
       </w:r>
     </w:p>
@@ -3109,6 +3544,21 @@
           <w:b/>
           <w:lang w:val="hi_IN" w:bidi="hi_IN"/>
         </w:rPr>
+        <w:t>ἡμᾶς &amp; τοὺς προηλπικότας ἐν τῷ Χριστῷ</w:t>
+      </w:r>
+    </w:p>
+    <w:p>
+      <w:pPr/>
+      <w:r>
+        <w:rPr>
+          <w:lang w:val="hi_IN" w:bidi="hi_IN"/>
+        </w:rPr>
+      </w:r>
+      <w:r>
+        <w:rPr>
+          <w:b/>
+          <w:lang w:val="hi_IN" w:bidi="hi_IN"/>
+        </w:rPr>
         <w:t>"हम जिन्होंने पहले से मसीह पर आशा रखी थी"</w:t>
       </w:r>
     </w:p>
@@ -3205,6 +3655,21 @@
           <w:b/>
           <w:lang w:val="hi_IN" w:bidi="hi_IN"/>
         </w:rPr>
+        <w:t>εἰς τὸ εἶναι ἡμᾶς, εἰς ἔπαινον δόξης αὐτοῦ</w:t>
+      </w:r>
+    </w:p>
+    <w:p>
+      <w:pPr/>
+      <w:r>
+        <w:rPr>
+          <w:lang w:val="hi_IN" w:bidi="hi_IN"/>
+        </w:rPr>
+      </w:r>
+      <w:r>
+        <w:rPr>
+          <w:b/>
+          <w:lang w:val="hi_IN" w:bidi="hi_IN"/>
+        </w:rPr>
         <w:t>"कि हम"</w:t>
       </w:r>
       <w:r>
@@ -3344,6 +3809,21 @@
           <w:b/>
           <w:lang w:val="hi_IN" w:bidi="hi_IN"/>
         </w:rPr>
+        <w:t>τὸν λόγον τῆς ἀληθείας</w:t>
+      </w:r>
+    </w:p>
+    <w:p>
+      <w:pPr/>
+      <w:r>
+        <w:rPr>
+          <w:lang w:val="hi_IN" w:bidi="hi_IN"/>
+        </w:rPr>
+      </w:r>
+      <w:r>
+        <w:rPr>
+          <w:b/>
+          <w:lang w:val="hi_IN" w:bidi="hi_IN"/>
+        </w:rPr>
         <w:t>"सत्य का वचन"</w:t>
       </w:r>
     </w:p>
@@ -3407,6 +3887,21 @@
           <w:b/>
           <w:lang w:val="hi_IN" w:bidi="hi_IN"/>
         </w:rPr>
+        <w:t>ἐσφραγίσθητε τῷ Πνεύματι τῆς ἐπαγγελίας, τῷ Ἁγίῳ</w:t>
+      </w:r>
+    </w:p>
+    <w:p>
+      <w:pPr/>
+      <w:r>
+        <w:rPr>
+          <w:lang w:val="hi_IN" w:bidi="hi_IN"/>
+        </w:rPr>
+      </w:r>
+      <w:r>
+        <w:rPr>
+          <w:b/>
+          <w:lang w:val="hi_IN" w:bidi="hi_IN"/>
+        </w:rPr>
         <w:t>"प्रतिज्ञा किए हुए पवित्र आत्मा की छाप लगी"</w:t>
       </w:r>
     </w:p>
@@ -3490,6 +3985,21 @@
           <w:b/>
           <w:lang w:val="hi_IN" w:bidi="hi_IN"/>
         </w:rPr>
+        <w:t>ἐσφραγίσθητε</w:t>
+      </w:r>
+    </w:p>
+    <w:p>
+      <w:pPr/>
+      <w:r>
+        <w:rPr>
+          <w:lang w:val="hi_IN" w:bidi="hi_IN"/>
+        </w:rPr>
+      </w:r>
+      <w:r>
+        <w:rPr>
+          <w:b/>
+          <w:lang w:val="hi_IN" w:bidi="hi_IN"/>
+        </w:rPr>
         <w:t>"छाप लगी"</w:t>
       </w:r>
     </w:p>
@@ -3573,6 +4083,21 @@
           <w:b/>
           <w:lang w:val="hi_IN" w:bidi="hi_IN"/>
         </w:rPr>
+        <w:t>ἀρραβὼν τῆς κληρονομίας ἡμῶν</w:t>
+      </w:r>
+    </w:p>
+    <w:p>
+      <w:pPr/>
+      <w:r>
+        <w:rPr>
+          <w:lang w:val="hi_IN" w:bidi="hi_IN"/>
+        </w:rPr>
+      </w:r>
+      <w:r>
+        <w:rPr>
+          <w:b/>
+          <w:lang w:val="hi_IN" w:bidi="hi_IN"/>
+        </w:rPr>
         <w:t>"हमारी विरासत का बयाना है, कि"</w:t>
       </w:r>
     </w:p>
@@ -3719,6 +4244,21 @@
           <w:b/>
           <w:lang w:val="hi_IN" w:bidi="hi_IN"/>
         </w:rPr>
+        <w:t>διὰ τοῦτο</w:t>
+      </w:r>
+    </w:p>
+    <w:p>
+      <w:pPr/>
+      <w:r>
+        <w:rPr>
+          <w:lang w:val="hi_IN" w:bidi="hi_IN"/>
+        </w:rPr>
+      </w:r>
+      <w:r>
+        <w:rPr>
+          <w:b/>
+          <w:lang w:val="hi_IN" w:bidi="hi_IN"/>
+        </w:rPr>
         <w:t>"इस कारण"</w:t>
       </w:r>
     </w:p>
@@ -3911,6 +4451,21 @@
           <w:b/>
           <w:lang w:val="hi_IN" w:bidi="hi_IN"/>
         </w:rPr>
+        <w:t>οὐ παύομαι εὐχαριστῶν</w:t>
+      </w:r>
+    </w:p>
+    <w:p>
+      <w:pPr/>
+      <w:r>
+        <w:rPr>
+          <w:lang w:val="hi_IN" w:bidi="hi_IN"/>
+        </w:rPr>
+      </w:r>
+      <w:r>
+        <w:rPr>
+          <w:b/>
+          <w:lang w:val="hi_IN" w:bidi="hi_IN"/>
+        </w:rPr>
         <w:t>"परमेश्वर का धन्यवाद करना नहीं छोड़ता"</w:t>
       </w:r>
     </w:p>
@@ -3994,6 +4549,21 @@
           <w:b/>
           <w:lang w:val="hi_IN" w:bidi="hi_IN"/>
         </w:rPr>
+        <w:t>ἵνα</w:t>
+      </w:r>
+    </w:p>
+    <w:p>
+      <w:pPr/>
+      <w:r>
+        <w:rPr>
+          <w:lang w:val="hi_IN" w:bidi="hi_IN"/>
+        </w:rPr>
+      </w:r>
+      <w:r>
+        <w:rPr>
+          <w:b/>
+          <w:lang w:val="hi_IN" w:bidi="hi_IN"/>
+        </w:rPr>
         <w:t>"कि"</w:t>
       </w:r>
     </w:p>
@@ -4090,6 +4660,21 @@
           <w:b/>
           <w:lang w:val="hi_IN" w:bidi="hi_IN"/>
         </w:rPr>
+        <w:t>πνεῦμα σοφίας καὶ ἀποκαλύψεως, ἐν ἐπιγνώσει αὐτοῦ</w:t>
+      </w:r>
+    </w:p>
+    <w:p>
+      <w:pPr/>
+      <w:r>
+        <w:rPr>
+          <w:lang w:val="hi_IN" w:bidi="hi_IN"/>
+        </w:rPr>
+      </w:r>
+      <w:r>
+        <w:rPr>
+          <w:b/>
+          <w:lang w:val="hi_IN" w:bidi="hi_IN"/>
+        </w:rPr>
         <w:t>"बुद्धि की आत्मा और अपने ज्ञान का प्रकाश"</w:t>
       </w:r>
     </w:p>
@@ -4153,6 +4738,21 @@
           <w:b/>
           <w:lang w:val="hi_IN" w:bidi="hi_IN"/>
         </w:rPr>
+        <w:t>πεφωτισμένους τοὺς ὀφθαλμοὺς τῆς καρδίας</w:t>
+      </w:r>
+    </w:p>
+    <w:p>
+      <w:pPr/>
+      <w:r>
+        <w:rPr>
+          <w:lang w:val="hi_IN" w:bidi="hi_IN"/>
+        </w:rPr>
+      </w:r>
+      <w:r>
+        <w:rPr>
+          <w:b/>
+          <w:lang w:val="hi_IN" w:bidi="hi_IN"/>
+        </w:rPr>
         <w:t>"और"</w:t>
       </w:r>
       <w:r>
@@ -4262,6 +4862,21 @@
           <w:b/>
           <w:lang w:val="hi_IN" w:bidi="hi_IN"/>
         </w:rPr>
+        <w:t>πεφωτισμένους τοὺς ὀφθαλμοὺς τῆς καρδίας</w:t>
+      </w:r>
+    </w:p>
+    <w:p>
+      <w:pPr/>
+      <w:r>
+        <w:rPr>
+          <w:lang w:val="hi_IN" w:bidi="hi_IN"/>
+        </w:rPr>
+      </w:r>
+      <w:r>
+        <w:rPr>
+          <w:b/>
+          <w:lang w:val="hi_IN" w:bidi="hi_IN"/>
+        </w:rPr>
         <w:t>"और"</w:t>
       </w:r>
       <w:r>
@@ -4358,6 +4973,21 @@
           <w:b/>
           <w:lang w:val="hi_IN" w:bidi="hi_IN"/>
         </w:rPr>
+        <w:t>τοὺς ὀφθαλμοὺς τῆς καρδίας</w:t>
+      </w:r>
+    </w:p>
+    <w:p>
+      <w:pPr/>
+      <w:r>
+        <w:rPr>
+          <w:lang w:val="hi_IN" w:bidi="hi_IN"/>
+        </w:rPr>
+      </w:r>
+      <w:r>
+        <w:rPr>
+          <w:b/>
+          <w:lang w:val="hi_IN" w:bidi="hi_IN"/>
+        </w:rPr>
         <w:t>"और"</w:t>
       </w:r>
       <w:r>
@@ -4454,6 +5084,21 @@
           <w:b/>
           <w:lang w:val="hi_IN" w:bidi="hi_IN"/>
         </w:rPr>
+        <w:t>πεφωτισμένους</w:t>
+      </w:r>
+    </w:p>
+    <w:p>
+      <w:pPr/>
+      <w:r>
+        <w:rPr>
+          <w:lang w:val="hi_IN" w:bidi="hi_IN"/>
+        </w:rPr>
+      </w:r>
+      <w:r>
+        <w:rPr>
+          <w:b/>
+          <w:lang w:val="hi_IN" w:bidi="hi_IN"/>
+        </w:rPr>
         <w:t>"ज्योतिर्मय हों कि"</w:t>
       </w:r>
     </w:p>
@@ -4593,6 +5238,21 @@
           <w:b/>
           <w:lang w:val="hi_IN" w:bidi="hi_IN"/>
         </w:rPr>
+        <w:t>τῆς κληρονομίας αὐτοῦ</w:t>
+      </w:r>
+    </w:p>
+    <w:p>
+      <w:pPr/>
+      <w:r>
+        <w:rPr>
+          <w:lang w:val="hi_IN" w:bidi="hi_IN"/>
+        </w:rPr>
+      </w:r>
+      <w:r>
+        <w:rPr>
+          <w:b/>
+          <w:lang w:val="hi_IN" w:bidi="hi_IN"/>
+        </w:rPr>
         <w:t>"और"</w:t>
       </w:r>
       <w:r>
@@ -4689,6 +5349,21 @@
           <w:b/>
           <w:lang w:val="hi_IN" w:bidi="hi_IN"/>
         </w:rPr>
+        <w:t>τοῖς ἁγίοις</w:t>
+      </w:r>
+    </w:p>
+    <w:p>
+      <w:pPr/>
+      <w:r>
+        <w:rPr>
+          <w:lang w:val="hi_IN" w:bidi="hi_IN"/>
+        </w:rPr>
+      </w:r>
+      <w:r>
+        <w:rPr>
+          <w:b/>
+          <w:lang w:val="hi_IN" w:bidi="hi_IN"/>
+        </w:rPr>
         <w:t>"पवित्र लोगों में"</w:t>
       </w:r>
       <w:r>
@@ -4765,6 +5440,21 @@
           <w:b/>
           <w:lang w:val="hi_IN" w:bidi="hi_IN"/>
         </w:rPr>
+        <w:t>τὸ ὑπερβάλλον μέγεθος τῆς δυνάμεως αὐτοῦ</w:t>
+      </w:r>
+    </w:p>
+    <w:p>
+      <w:pPr/>
+      <w:r>
+        <w:rPr>
+          <w:lang w:val="hi_IN" w:bidi="hi_IN"/>
+        </w:rPr>
+      </w:r>
+      <w:r>
+        <w:rPr>
+          <w:b/>
+          <w:lang w:val="hi_IN" w:bidi="hi_IN"/>
+        </w:rPr>
         <w:t>"उसकी सामर्थ्य"</w:t>
       </w:r>
       <w:r>
@@ -4841,6 +5531,21 @@
           <w:b/>
           <w:lang w:val="hi_IN" w:bidi="hi_IN"/>
         </w:rPr>
+        <w:t>εἰς ἡμᾶς, τοὺς πιστεύοντας</w:t>
+      </w:r>
+    </w:p>
+    <w:p>
+      <w:pPr/>
+      <w:r>
+        <w:rPr>
+          <w:lang w:val="hi_IN" w:bidi="hi_IN"/>
+        </w:rPr>
+      </w:r>
+      <w:r>
+        <w:rPr>
+          <w:b/>
+          <w:lang w:val="hi_IN" w:bidi="hi_IN"/>
+        </w:rPr>
         <w:t>"हमारी ओर"</w:t>
       </w:r>
       <w:r>
@@ -4917,6 +5622,21 @@
           <w:b/>
           <w:lang w:val="hi_IN" w:bidi="hi_IN"/>
         </w:rPr>
+        <w:t>τὴν ἐνέργειαν τοῦ κράτους τῆς ἰσχύος αὐτοῦ</w:t>
+      </w:r>
+    </w:p>
+    <w:p>
+      <w:pPr/>
+      <w:r>
+        <w:rPr>
+          <w:lang w:val="hi_IN" w:bidi="hi_IN"/>
+        </w:rPr>
+      </w:r>
+      <w:r>
+        <w:rPr>
+          <w:b/>
+          <w:lang w:val="hi_IN" w:bidi="hi_IN"/>
+        </w:rPr>
         <w:t>"उसकी शक्ति के प्रभाव के उस कार्य"</w:t>
       </w:r>
     </w:p>
@@ -4980,6 +5700,21 @@
           <w:b/>
           <w:lang w:val="hi_IN" w:bidi="hi_IN"/>
         </w:rPr>
+        <w:t>τοῦ κράτους τῆς ἰσχύος αὐτοῦ</w:t>
+      </w:r>
+    </w:p>
+    <w:p>
+      <w:pPr/>
+      <w:r>
+        <w:rPr>
+          <w:lang w:val="hi_IN" w:bidi="hi_IN"/>
+        </w:rPr>
+      </w:r>
+      <w:r>
+        <w:rPr>
+          <w:b/>
+          <w:lang w:val="hi_IN" w:bidi="hi_IN"/>
+        </w:rPr>
         <w:t>"उसकी शक्ति के प्रभाव के उस"</w:t>
       </w:r>
     </w:p>
@@ -5083,6 +5818,21 @@
           <w:b/>
           <w:lang w:val="hi_IN" w:bidi="hi_IN"/>
         </w:rPr>
+        <w:t>ἐγείρας αὐτὸν ἐκ νεκρῶν</w:t>
+      </w:r>
+    </w:p>
+    <w:p>
+      <w:pPr/>
+      <w:r>
+        <w:rPr>
+          <w:lang w:val="hi_IN" w:bidi="hi_IN"/>
+        </w:rPr>
+      </w:r>
+      <w:r>
+        <w:rPr>
+          <w:b/>
+          <w:lang w:val="hi_IN" w:bidi="hi_IN"/>
+        </w:rPr>
         <w:t>"उसको मरे हुओं में से जिलाकर"</w:t>
       </w:r>
     </w:p>
@@ -5146,6 +5896,21 @@
           <w:b/>
           <w:lang w:val="hi_IN" w:bidi="hi_IN"/>
         </w:rPr>
+        <w:t>ἐκ νεκρῶν</w:t>
+      </w:r>
+    </w:p>
+    <w:p>
+      <w:pPr/>
+      <w:r>
+        <w:rPr>
+          <w:lang w:val="hi_IN" w:bidi="hi_IN"/>
+        </w:rPr>
+      </w:r>
+      <w:r>
+        <w:rPr>
+          <w:b/>
+          <w:lang w:val="hi_IN" w:bidi="hi_IN"/>
+        </w:rPr>
         <w:t>"मरे हुओं में से"</w:t>
       </w:r>
     </w:p>
@@ -5229,6 +5994,21 @@
           <w:b/>
           <w:lang w:val="hi_IN" w:bidi="hi_IN"/>
         </w:rPr>
+        <w:t>καθίσας ἐν δεξιᾷ αὐτοῦ, ἐν τοῖς ἐπουρανίοις</w:t>
+      </w:r>
+    </w:p>
+    <w:p>
+      <w:pPr/>
+      <w:r>
+        <w:rPr>
+          <w:lang w:val="hi_IN" w:bidi="hi_IN"/>
+        </w:rPr>
+      </w:r>
+      <w:r>
+        <w:rPr>
+          <w:b/>
+          <w:lang w:val="hi_IN" w:bidi="hi_IN"/>
+        </w:rPr>
         <w:t>"उसने"</w:t>
       </w:r>
       <w:r>
@@ -5338,6 +6118,21 @@
           <w:b/>
           <w:lang w:val="hi_IN" w:bidi="hi_IN"/>
         </w:rPr>
+        <w:t>καθίσας ἐν δεξιᾷ αὐτοῦ</w:t>
+      </w:r>
+    </w:p>
+    <w:p>
+      <w:pPr/>
+      <w:r>
+        <w:rPr>
+          <w:lang w:val="hi_IN" w:bidi="hi_IN"/>
+        </w:rPr>
+      </w:r>
+      <w:r>
+        <w:rPr>
+          <w:b/>
+          <w:lang w:val="hi_IN" w:bidi="hi_IN"/>
+        </w:rPr>
         <w:t>"अपनी दाहिनी ओर"</w:t>
       </w:r>
     </w:p>
@@ -5407,6 +6202,21 @@
         <w:rPr>
           <w:lang w:val="hi_IN" w:bidi="hi_IN"/>
         </w:rPr>
+      </w:r>
+    </w:p>
+    <w:p>
+      <w:pPr/>
+      <w:r>
+        <w:rPr>
+          <w:lang w:val="hi_IN" w:bidi="hi_IN"/>
+        </w:rPr>
+      </w:r>
+      <w:r>
+        <w:rPr>
+          <w:b/>
+          <w:lang w:val="hi_IN" w:bidi="hi_IN"/>
+        </w:rPr>
+        <w:t>ἐν τοῖς ἐπουρανίοις</w:t>
       </w:r>
     </w:p>
     <w:p>
@@ -5528,6 +6338,21 @@
           <w:b/>
           <w:lang w:val="hi_IN" w:bidi="hi_IN"/>
         </w:rPr>
+        <w:t>ὑπεράνω πάσης ἀρχῆς, καὶ ἐξουσίας, καὶ δυνάμεως, καὶ κυριότητος</w:t>
+      </w:r>
+    </w:p>
+    <w:p>
+      <w:pPr/>
+      <w:r>
+        <w:rPr>
+          <w:lang w:val="hi_IN" w:bidi="hi_IN"/>
+        </w:rPr>
+      </w:r>
+      <w:r>
+        <w:rPr>
+          <w:b/>
+          <w:lang w:val="hi_IN" w:bidi="hi_IN"/>
+        </w:rPr>
         <w:t>"सब प्रकार की प्रधानता, और अधिकार, और सामर्थ्य, और प्रभुता के,"</w:t>
       </w:r>
       <w:r>
@@ -5637,6 +6462,21 @@
           <w:b/>
           <w:lang w:val="hi_IN" w:bidi="hi_IN"/>
         </w:rPr>
+        <w:t>παντὸς ὀνόματος ὀνομαζομένου</w:t>
+      </w:r>
+    </w:p>
+    <w:p>
+      <w:pPr/>
+      <w:r>
+        <w:rPr>
+          <w:lang w:val="hi_IN" w:bidi="hi_IN"/>
+        </w:rPr>
+      </w:r>
+      <w:r>
+        <w:rPr>
+          <w:b/>
+          <w:lang w:val="hi_IN" w:bidi="hi_IN"/>
+        </w:rPr>
         <w:t>"हर एक नाम के"</w:t>
       </w:r>
       <w:r>
@@ -5733,6 +6573,21 @@
           <w:b/>
           <w:lang w:val="hi_IN" w:bidi="hi_IN"/>
         </w:rPr>
+        <w:t>ὀνόματος</w:t>
+      </w:r>
+    </w:p>
+    <w:p>
+      <w:pPr/>
+      <w:r>
+        <w:rPr>
+          <w:lang w:val="hi_IN" w:bidi="hi_IN"/>
+        </w:rPr>
+      </w:r>
+      <w:r>
+        <w:rPr>
+          <w:b/>
+          <w:lang w:val="hi_IN" w:bidi="hi_IN"/>
+        </w:rPr>
         <w:t>"नाम के"</w:t>
       </w:r>
     </w:p>
@@ -5816,6 +6671,21 @@
           <w:b/>
           <w:lang w:val="hi_IN" w:bidi="hi_IN"/>
         </w:rPr>
+        <w:t>ἐν τῷ αἰῶνι τούτῳ</w:t>
+      </w:r>
+    </w:p>
+    <w:p>
+      <w:pPr/>
+      <w:r>
+        <w:rPr>
+          <w:lang w:val="hi_IN" w:bidi="hi_IN"/>
+        </w:rPr>
+      </w:r>
+      <w:r>
+        <w:rPr>
+          <w:b/>
+          <w:lang w:val="hi_IN" w:bidi="hi_IN"/>
+        </w:rPr>
         <w:t>"जो"</w:t>
       </w:r>
       <w:r>
@@ -5892,6 +6762,21 @@
           <w:b/>
           <w:lang w:val="hi_IN" w:bidi="hi_IN"/>
         </w:rPr>
+        <w:t>ἐν τῷ μέλλοντι</w:t>
+      </w:r>
+    </w:p>
+    <w:p>
+      <w:pPr/>
+      <w:r>
+        <w:rPr>
+          <w:lang w:val="hi_IN" w:bidi="hi_IN"/>
+        </w:rPr>
+      </w:r>
+      <w:r>
+        <w:rPr>
+          <w:b/>
+          <w:lang w:val="hi_IN" w:bidi="hi_IN"/>
+        </w:rPr>
         <w:t>"आनेवाले लोक में"</w:t>
       </w:r>
     </w:p>
@@ -5955,6 +6840,21 @@
           <w:b/>
           <w:lang w:val="hi_IN" w:bidi="hi_IN"/>
         </w:rPr>
+        <w:t>ὑπὸ τοὺς πόδας αὐτοῦ</w:t>
+      </w:r>
+    </w:p>
+    <w:p>
+      <w:pPr/>
+      <w:r>
+        <w:rPr>
+          <w:lang w:val="hi_IN" w:bidi="hi_IN"/>
+        </w:rPr>
+      </w:r>
+      <w:r>
+        <w:rPr>
+          <w:b/>
+          <w:lang w:val="hi_IN" w:bidi="hi_IN"/>
+        </w:rPr>
         <w:t>"सब कुछ उसके पाँवों तले कर दिया"</w:t>
       </w:r>
       <w:r>
@@ -6064,6 +6964,21 @@
           <w:b/>
           <w:lang w:val="hi_IN" w:bidi="hi_IN"/>
         </w:rPr>
+        <w:t>κεφαλὴν ὑπὲρ πάντα</w:t>
+      </w:r>
+    </w:p>
+    <w:p>
+      <w:pPr/>
+      <w:r>
+        <w:rPr>
+          <w:lang w:val="hi_IN" w:bidi="hi_IN"/>
+        </w:rPr>
+      </w:r>
+      <w:r>
+        <w:rPr>
+          <w:b/>
+          <w:lang w:val="hi_IN" w:bidi="hi_IN"/>
+        </w:rPr>
         <w:t>"सब वस्तुओं पर शिरोमणि"</w:t>
       </w:r>
     </w:p>
@@ -6160,6 +7075,21 @@
           <w:b/>
           <w:lang w:val="hi_IN" w:bidi="hi_IN"/>
         </w:rPr>
+        <w:t>τὸ σῶμα αὐτοῦ</w:t>
+      </w:r>
+    </w:p>
+    <w:p>
+      <w:pPr/>
+      <w:r>
+        <w:rPr>
+          <w:lang w:val="hi_IN" w:bidi="hi_IN"/>
+        </w:rPr>
+      </w:r>
+      <w:r>
+        <w:rPr>
+          <w:b/>
+          <w:lang w:val="hi_IN" w:bidi="hi_IN"/>
+        </w:rPr>
         <w:t>"यह उसकी देह"</w:t>
       </w:r>
     </w:p>
@@ -6243,6 +7173,21 @@
           <w:b/>
           <w:lang w:val="hi_IN" w:bidi="hi_IN"/>
         </w:rPr>
+        <w:t>τὸ πλήρωμα τοῦ τὰ πάντα ἐν πᾶσιν πληρουμένου</w:t>
+      </w:r>
+    </w:p>
+    <w:p>
+      <w:pPr/>
+      <w:r>
+        <w:rPr>
+          <w:lang w:val="hi_IN" w:bidi="hi_IN"/>
+        </w:rPr>
+      </w:r>
+      <w:r>
+        <w:rPr>
+          <w:b/>
+          <w:lang w:val="hi_IN" w:bidi="hi_IN"/>
+        </w:rPr>
         <w:t>"और उसी की परिपूर्णता है, जो सब में सब कुछ पूर्ण करता है"</w:t>
       </w:r>
     </w:p>
@@ -6306,6 +7251,21 @@
           <w:b/>
           <w:lang w:val="hi_IN" w:bidi="hi_IN"/>
         </w:rPr>
+        <w:t>τὸ πλήρωμα</w:t>
+      </w:r>
+    </w:p>
+    <w:p>
+      <w:pPr/>
+      <w:r>
+        <w:rPr>
+          <w:lang w:val="hi_IN" w:bidi="hi_IN"/>
+        </w:rPr>
+      </w:r>
+      <w:r>
+        <w:rPr>
+          <w:b/>
+          <w:lang w:val="hi_IN" w:bidi="hi_IN"/>
+        </w:rPr>
         <w:t>"और उसी की परिपूर्णता है"</w:t>
       </w:r>
     </w:p>
@@ -6432,6 +7392,21 @@
           <w:b/>
           <w:lang w:val="hi_IN" w:bidi="hi_IN"/>
         </w:rPr>
+        <w:t>ὑμᾶς ὄντας νεκροὺς τοῖς παραπτώμασιν καὶ ταῖς ἁμαρτίαις ὑμῶν</w:t>
+      </w:r>
+    </w:p>
+    <w:p>
+      <w:pPr/>
+      <w:r>
+        <w:rPr>
+          <w:lang w:val="hi_IN" w:bidi="hi_IN"/>
+        </w:rPr>
+      </w:r>
+      <w:r>
+        <w:rPr>
+          <w:b/>
+          <w:lang w:val="hi_IN" w:bidi="hi_IN"/>
+        </w:rPr>
         <w:t>"उसने तुम्हें भी जिलाया, जो अपने अपराधों और पापों के कारण मरे हुए थे"</w:t>
       </w:r>
     </w:p>
@@ -6515,6 +7490,21 @@
           <w:b/>
           <w:lang w:val="hi_IN" w:bidi="hi_IN"/>
         </w:rPr>
+        <w:t>τοῖς παραπτώμασιν καὶ ταῖς ἁμαρτίαις ὑμῶν</w:t>
+      </w:r>
+    </w:p>
+    <w:p>
+      <w:pPr/>
+      <w:r>
+        <w:rPr>
+          <w:lang w:val="hi_IN" w:bidi="hi_IN"/>
+        </w:rPr>
+      </w:r>
+      <w:r>
+        <w:rPr>
+          <w:b/>
+          <w:lang w:val="hi_IN" w:bidi="hi_IN"/>
+        </w:rPr>
         <w:t>"अपने अपराधों और पापों के कारण"</w:t>
       </w:r>
     </w:p>
@@ -6618,6 +7608,21 @@
           <w:b/>
           <w:lang w:val="hi_IN" w:bidi="hi_IN"/>
         </w:rPr>
+        <w:t>τοῖς παραπτώμασιν καὶ ταῖς ἁμαρτίαις ὑμῶν</w:t>
+      </w:r>
+    </w:p>
+    <w:p>
+      <w:pPr/>
+      <w:r>
+        <w:rPr>
+          <w:lang w:val="hi_IN" w:bidi="hi_IN"/>
+        </w:rPr>
+      </w:r>
+      <w:r>
+        <w:rPr>
+          <w:b/>
+          <w:lang w:val="hi_IN" w:bidi="hi_IN"/>
+        </w:rPr>
         <w:t>"अपने अपराधों और पापों के कारण"</w:t>
       </w:r>
     </w:p>
@@ -6721,6 +7726,21 @@
           <w:b/>
           <w:lang w:val="hi_IN" w:bidi="hi_IN"/>
         </w:rPr>
+        <w:t>ἐν αἷς ποτε περιεπατήσατε</w:t>
+      </w:r>
+    </w:p>
+    <w:p>
+      <w:pPr/>
+      <w:r>
+        <w:rPr>
+          <w:lang w:val="hi_IN" w:bidi="hi_IN"/>
+        </w:rPr>
+      </w:r>
+      <w:r>
+        <w:rPr>
+          <w:b/>
+          <w:lang w:val="hi_IN" w:bidi="hi_IN"/>
+        </w:rPr>
         <w:t>"जिनमें तुम पहले"</w:t>
       </w:r>
       <w:r>
@@ -6830,6 +7850,21 @@
           <w:b/>
           <w:lang w:val="hi_IN" w:bidi="hi_IN"/>
         </w:rPr>
+        <w:t>κατὰ τὸν αἰῶνα τοῦ κόσμου τούτου</w:t>
+      </w:r>
+    </w:p>
+    <w:p>
+      <w:pPr/>
+      <w:r>
+        <w:rPr>
+          <w:lang w:val="hi_IN" w:bidi="hi_IN"/>
+        </w:rPr>
+      </w:r>
+      <w:r>
+        <w:rPr>
+          <w:b/>
+          <w:lang w:val="hi_IN" w:bidi="hi_IN"/>
+        </w:rPr>
         <w:t>"इस संसार की"</w:t>
       </w:r>
       <w:r>
@@ -7028,6 +8063,21 @@
           <w:b/>
           <w:lang w:val="hi_IN" w:bidi="hi_IN"/>
         </w:rPr>
+        <w:t>τοῦ πνεύματος τοῦ νῦν ἐνεργοῦντος</w:t>
+      </w:r>
+    </w:p>
+    <w:p>
+      <w:pPr/>
+      <w:r>
+        <w:rPr>
+          <w:lang w:val="hi_IN" w:bidi="hi_IN"/>
+        </w:rPr>
+      </w:r>
+      <w:r>
+        <w:rPr>
+          <w:b/>
+          <w:lang w:val="hi_IN" w:bidi="hi_IN"/>
+        </w:rPr>
         <w:t>"अर्थात्"</w:t>
       </w:r>
       <w:r>
@@ -7130,6 +8180,21 @@
           <w:b/>
           <w:lang w:val="hi_IN" w:bidi="hi_IN"/>
         </w:rPr>
+        <w:t>τοῖς υἱοῖς τῆς ἀπειθείας</w:t>
+      </w:r>
+    </w:p>
+    <w:p>
+      <w:pPr/>
+      <w:r>
+        <w:rPr>
+          <w:lang w:val="hi_IN" w:bidi="hi_IN"/>
+        </w:rPr>
+      </w:r>
+      <w:r>
+        <w:rPr>
+          <w:b/>
+          <w:lang w:val="hi_IN" w:bidi="hi_IN"/>
+        </w:rPr>
         <w:t>"आज्ञा न माननेवालों"</w:t>
       </w:r>
       <w:r>
@@ -7226,6 +8291,21 @@
           <w:b/>
           <w:lang w:val="hi_IN" w:bidi="hi_IN"/>
         </w:rPr>
+        <w:t>τὰ θελήματα τῆς σαρκὸς καὶ τῶν διανοιῶν</w:t>
+      </w:r>
+    </w:p>
+    <w:p>
+      <w:pPr/>
+      <w:r>
+        <w:rPr>
+          <w:lang w:val="hi_IN" w:bidi="hi_IN"/>
+        </w:rPr>
+      </w:r>
+      <w:r>
+        <w:rPr>
+          <w:b/>
+          <w:lang w:val="hi_IN" w:bidi="hi_IN"/>
+        </w:rPr>
         <w:t>"शरीर, और मन की मनसाएँ"</w:t>
       </w:r>
       <w:r>
@@ -7342,6 +8422,21 @@
           <w:b/>
           <w:lang w:val="hi_IN" w:bidi="hi_IN"/>
         </w:rPr>
+        <w:t>τέκνα &amp; ὀργῆς</w:t>
+      </w:r>
+    </w:p>
+    <w:p>
+      <w:pPr/>
+      <w:r>
+        <w:rPr>
+          <w:lang w:val="hi_IN" w:bidi="hi_IN"/>
+        </w:rPr>
+      </w:r>
+      <w:r>
+        <w:rPr>
+          <w:b/>
+          <w:lang w:val="hi_IN" w:bidi="hi_IN"/>
+        </w:rPr>
         <w:t>"क्रोध"</w:t>
       </w:r>
       <w:r>
@@ -7438,6 +8533,21 @@
           <w:b/>
           <w:lang w:val="hi_IN" w:bidi="hi_IN"/>
         </w:rPr>
+        <w:t>δὲ</w:t>
+      </w:r>
+    </w:p>
+    <w:p>
+      <w:pPr/>
+      <w:r>
+        <w:rPr>
+          <w:lang w:val="hi_IN" w:bidi="hi_IN"/>
+        </w:rPr>
+      </w:r>
+      <w:r>
+        <w:rPr>
+          <w:b/>
+          <w:lang w:val="hi_IN" w:bidi="hi_IN"/>
+        </w:rPr>
         <w:t>"परन्तु"</w:t>
       </w:r>
     </w:p>
@@ -7528,6 +8638,21 @@
           <w:b/>
           <w:lang w:val="hi_IN" w:bidi="hi_IN"/>
         </w:rPr>
+        <w:t>Θεὸς πλούσιος ὢν ἐν ἐλέει</w:t>
+      </w:r>
+    </w:p>
+    <w:p>
+      <w:pPr/>
+      <w:r>
+        <w:rPr>
+          <w:lang w:val="hi_IN" w:bidi="hi_IN"/>
+        </w:rPr>
+      </w:r>
+      <w:r>
+        <w:rPr>
+          <w:b/>
+          <w:lang w:val="hi_IN" w:bidi="hi_IN"/>
+        </w:rPr>
         <w:t>"परमेश्वर ने"</w:t>
       </w:r>
       <w:r>
@@ -7604,6 +8729,21 @@
           <w:b/>
           <w:lang w:val="hi_IN" w:bidi="hi_IN"/>
         </w:rPr>
+        <w:t>διὰ τὴν πολλὴν ἀγάπην αὐτοῦ, ἣν ἠγάπησεν ἡμᾶς</w:t>
+      </w:r>
+    </w:p>
+    <w:p>
+      <w:pPr/>
+      <w:r>
+        <w:rPr>
+          <w:lang w:val="hi_IN" w:bidi="hi_IN"/>
+        </w:rPr>
+      </w:r>
+      <w:r>
+        <w:rPr>
+          <w:b/>
+          <w:lang w:val="hi_IN" w:bidi="hi_IN"/>
+        </w:rPr>
         <w:t>"अपने उस बड़े प्रेम के कारण जिससे उसने हम से प्रेम किया"</w:t>
       </w:r>
     </w:p>
@@ -7674,6 +8814,21 @@
           <w:b/>
           <w:lang w:val="hi_IN" w:bidi="hi_IN"/>
         </w:rPr>
+        <w:t>χάριτί ἐστε σεσῳσμένοι</w:t>
+      </w:r>
+    </w:p>
+    <w:p>
+      <w:pPr/>
+      <w:r>
+        <w:rPr>
+          <w:lang w:val="hi_IN" w:bidi="hi_IN"/>
+        </w:rPr>
+      </w:r>
+      <w:r>
+        <w:rPr>
+          <w:b/>
+          <w:lang w:val="hi_IN" w:bidi="hi_IN"/>
+        </w:rPr>
         <w:t>"अनुग्रह ही से तुम्हारा उद्धार हुआ है"</w:t>
       </w:r>
     </w:p>
@@ -7757,6 +8912,21 @@
           <w:b/>
           <w:lang w:val="hi_IN" w:bidi="hi_IN"/>
         </w:rPr>
+        <w:t>χάριτί ἐστε σεσῳσμένοι</w:t>
+      </w:r>
+    </w:p>
+    <w:p>
+      <w:pPr/>
+      <w:r>
+        <w:rPr>
+          <w:lang w:val="hi_IN" w:bidi="hi_IN"/>
+        </w:rPr>
+      </w:r>
+      <w:r>
+        <w:rPr>
+          <w:b/>
+          <w:lang w:val="hi_IN" w:bidi="hi_IN"/>
+        </w:rPr>
         <w:t>"अनुग्रह ही से तुम्हारा उद्धार हुआ है"</w:t>
       </w:r>
     </w:p>
@@ -7847,6 +9017,21 @@
           <w:b/>
           <w:lang w:val="hi_IN" w:bidi="hi_IN"/>
         </w:rPr>
+        <w:t>συνήγειρεν</w:t>
+      </w:r>
+    </w:p>
+    <w:p>
+      <w:pPr/>
+      <w:r>
+        <w:rPr>
+          <w:lang w:val="hi_IN" w:bidi="hi_IN"/>
+        </w:rPr>
+      </w:r>
+      <w:r>
+        <w:rPr>
+          <w:b/>
+          <w:lang w:val="hi_IN" w:bidi="hi_IN"/>
+        </w:rPr>
         <w:t>"उसके साथ उठाया"</w:t>
       </w:r>
     </w:p>
@@ -7937,6 +9122,21 @@
           <w:b/>
           <w:lang w:val="hi_IN" w:bidi="hi_IN"/>
         </w:rPr>
+        <w:t>συνήγειρεν</w:t>
+      </w:r>
+    </w:p>
+    <w:p>
+      <w:pPr/>
+      <w:r>
+        <w:rPr>
+          <w:lang w:val="hi_IN" w:bidi="hi_IN"/>
+        </w:rPr>
+      </w:r>
+      <w:r>
+        <w:rPr>
+          <w:b/>
+          <w:lang w:val="hi_IN" w:bidi="hi_IN"/>
+        </w:rPr>
         <w:t>"उसके साथ उठाया"</w:t>
       </w:r>
     </w:p>
@@ -8020,6 +9220,21 @@
           <w:b/>
           <w:lang w:val="hi_IN" w:bidi="hi_IN"/>
         </w:rPr>
+        <w:t>συνεκάθισεν</w:t>
+      </w:r>
+    </w:p>
+    <w:p>
+      <w:pPr/>
+      <w:r>
+        <w:rPr>
+          <w:lang w:val="hi_IN" w:bidi="hi_IN"/>
+        </w:rPr>
+      </w:r>
+      <w:r>
+        <w:rPr>
+          <w:b/>
+          <w:lang w:val="hi_IN" w:bidi="hi_IN"/>
+        </w:rPr>
         <w:t>"उसके साथ बैठाया"</w:t>
       </w:r>
     </w:p>
@@ -8089,6 +9304,21 @@
         <w:rPr>
           <w:lang w:val="hi_IN" w:bidi="hi_IN"/>
         </w:rPr>
+      </w:r>
+    </w:p>
+    <w:p>
+      <w:pPr/>
+      <w:r>
+        <w:rPr>
+          <w:lang w:val="hi_IN" w:bidi="hi_IN"/>
+        </w:rPr>
+      </w:r>
+      <w:r>
+        <w:rPr>
+          <w:b/>
+          <w:lang w:val="hi_IN" w:bidi="hi_IN"/>
+        </w:rPr>
+        <w:t>ἐν τοῖς ἐπουρανίοις</w:t>
       </w:r>
     </w:p>
     <w:p>
@@ -8197,6 +9427,21 @@
           <w:b/>
           <w:lang w:val="hi_IN" w:bidi="hi_IN"/>
         </w:rPr>
+        <w:t>ἐν Χριστῷ Ἰησοῦ</w:t>
+      </w:r>
+    </w:p>
+    <w:p>
+      <w:pPr/>
+      <w:r>
+        <w:rPr>
+          <w:lang w:val="hi_IN" w:bidi="hi_IN"/>
+        </w:rPr>
+      </w:r>
+      <w:r>
+        <w:rPr>
+          <w:b/>
+          <w:lang w:val="hi_IN" w:bidi="hi_IN"/>
+        </w:rPr>
         <w:t>"मसीह यीशु में"</w:t>
       </w:r>
     </w:p>
@@ -8267,6 +9512,21 @@
           <w:b/>
           <w:lang w:val="hi_IN" w:bidi="hi_IN"/>
         </w:rPr>
+        <w:t>ἵνα</w:t>
+      </w:r>
+    </w:p>
+    <w:p>
+      <w:pPr/>
+      <w:r>
+        <w:rPr>
+          <w:lang w:val="hi_IN" w:bidi="hi_IN"/>
+        </w:rPr>
+      </w:r>
+      <w:r>
+        <w:rPr>
+          <w:b/>
+          <w:lang w:val="hi_IN" w:bidi="hi_IN"/>
+        </w:rPr>
         <w:t>"कि"</w:t>
       </w:r>
     </w:p>
@@ -8363,6 +9623,21 @@
           <w:b/>
           <w:lang w:val="hi_IN" w:bidi="hi_IN"/>
         </w:rPr>
+        <w:t>ἐν τοῖς αἰῶσιν, τοῖς ἐπερχομένοις</w:t>
+      </w:r>
+    </w:p>
+    <w:p>
+      <w:pPr/>
+      <w:r>
+        <w:rPr>
+          <w:lang w:val="hi_IN" w:bidi="hi_IN"/>
+        </w:rPr>
+      </w:r>
+      <w:r>
+        <w:rPr>
+          <w:b/>
+          <w:lang w:val="hi_IN" w:bidi="hi_IN"/>
+        </w:rPr>
         <w:t>"उस"</w:t>
       </w:r>
       <w:r>
@@ -8439,6 +9714,21 @@
           <w:b/>
           <w:lang w:val="hi_IN" w:bidi="hi_IN"/>
         </w:rPr>
+        <w:t>γὰρ</w:t>
+      </w:r>
+    </w:p>
+    <w:p>
+      <w:pPr/>
+      <w:r>
+        <w:rPr>
+          <w:lang w:val="hi_IN" w:bidi="hi_IN"/>
+        </w:rPr>
+      </w:r>
+      <w:r>
+        <w:rPr>
+          <w:b/>
+          <w:lang w:val="hi_IN" w:bidi="hi_IN"/>
+        </w:rPr>
         <w:t>"क्योंकि"</w:t>
       </w:r>
     </w:p>
@@ -8515,6 +9805,21 @@
         <w:rPr>
           <w:lang w:val="hi_IN" w:bidi="hi_IN"/>
         </w:rPr>
+      </w:r>
+    </w:p>
+    <w:p>
+      <w:pPr/>
+      <w:r>
+        <w:rPr>
+          <w:lang w:val="hi_IN" w:bidi="hi_IN"/>
+        </w:rPr>
+      </w:r>
+      <w:r>
+        <w:rPr>
+          <w:b/>
+          <w:lang w:val="hi_IN" w:bidi="hi_IN"/>
+        </w:rPr>
+        <w:t>τῇ γὰρ χάριτί ἐστε σεσῳσμένοι διὰ πίστεως</w:t>
       </w:r>
     </w:p>
     <w:p>
@@ -8733,6 +10038,21 @@
           <w:b/>
           <w:lang w:val="hi_IN" w:bidi="hi_IN"/>
         </w:rPr>
+        <w:t>τοῦτο</w:t>
+      </w:r>
+    </w:p>
+    <w:p>
+      <w:pPr/>
+      <w:r>
+        <w:rPr>
+          <w:lang w:val="hi_IN" w:bidi="hi_IN"/>
+        </w:rPr>
+      </w:r>
+      <w:r>
+        <w:rPr>
+          <w:b/>
+          <w:lang w:val="hi_IN" w:bidi="hi_IN"/>
+        </w:rPr>
         <w:t>"यह"</w:t>
       </w:r>
     </w:p>
@@ -8988,6 +10308,21 @@
           <w:b/>
           <w:lang w:val="hi_IN" w:bidi="hi_IN"/>
         </w:rPr>
+        <w:t>γάρ</w:t>
+      </w:r>
+    </w:p>
+    <w:p>
+      <w:pPr/>
+      <w:r>
+        <w:rPr>
+          <w:lang w:val="hi_IN" w:bidi="hi_IN"/>
+        </w:rPr>
+      </w:r>
+      <w:r>
+        <w:rPr>
+          <w:b/>
+          <w:lang w:val="hi_IN" w:bidi="hi_IN"/>
+        </w:rPr>
         <w:t>"क्योंकि"</w:t>
       </w:r>
     </w:p>
@@ -9084,6 +10419,21 @@
           <w:b/>
           <w:lang w:val="hi_IN" w:bidi="hi_IN"/>
         </w:rPr>
+        <w:t>ἐν Χριστῷ Ἰησοῦ</w:t>
+      </w:r>
+    </w:p>
+    <w:p>
+      <w:pPr/>
+      <w:r>
+        <w:rPr>
+          <w:lang w:val="hi_IN" w:bidi="hi_IN"/>
+        </w:rPr>
+      </w:r>
+      <w:r>
+        <w:rPr>
+          <w:b/>
+          <w:lang w:val="hi_IN" w:bidi="hi_IN"/>
+        </w:rPr>
         <w:t>"मसीह यीशु में"</w:t>
       </w:r>
     </w:p>
@@ -9154,6 +10504,21 @@
           <w:b/>
           <w:lang w:val="hi_IN" w:bidi="hi_IN"/>
         </w:rPr>
+        <w:t>ἵνα</w:t>
+      </w:r>
+    </w:p>
+    <w:p>
+      <w:pPr/>
+      <w:r>
+        <w:rPr>
+          <w:lang w:val="hi_IN" w:bidi="hi_IN"/>
+        </w:rPr>
+      </w:r>
+      <w:r>
+        <w:rPr>
+          <w:b/>
+          <w:lang w:val="hi_IN" w:bidi="hi_IN"/>
+        </w:rPr>
         <w:t>"जिन्हें"</w:t>
       </w:r>
     </w:p>
@@ -9250,6 +10615,21 @@
           <w:b/>
           <w:lang w:val="hi_IN" w:bidi="hi_IN"/>
         </w:rPr>
+        <w:t>ἐν αὐτοῖς περιπατήσωμεν</w:t>
+      </w:r>
+    </w:p>
+    <w:p>
+      <w:pPr/>
+      <w:r>
+        <w:rPr>
+          <w:lang w:val="hi_IN" w:bidi="hi_IN"/>
+        </w:rPr>
+      </w:r>
+      <w:r>
+        <w:rPr>
+          <w:b/>
+          <w:lang w:val="hi_IN" w:bidi="hi_IN"/>
+        </w:rPr>
         <w:t>"हमारे करने के लिये"</w:t>
       </w:r>
     </w:p>
@@ -9359,6 +10739,21 @@
           <w:b/>
           <w:lang w:val="hi_IN" w:bidi="hi_IN"/>
         </w:rPr>
+        <w:t>διὸ</w:t>
+      </w:r>
+    </w:p>
+    <w:p>
+      <w:pPr/>
+      <w:r>
+        <w:rPr>
+          <w:lang w:val="hi_IN" w:bidi="hi_IN"/>
+        </w:rPr>
+      </w:r>
+      <w:r>
+        <w:rPr>
+          <w:b/>
+          <w:lang w:val="hi_IN" w:bidi="hi_IN"/>
+        </w:rPr>
         <w:t>"इस कारण"</w:t>
       </w:r>
     </w:p>
@@ -9518,6 +10913,21 @@
           <w:b/>
           <w:lang w:val="hi_IN" w:bidi="hi_IN"/>
         </w:rPr>
+        <w:t>τὰ ἔθνη ἐν σαρκί</w:t>
+      </w:r>
+    </w:p>
+    <w:p>
+      <w:pPr/>
+      <w:r>
+        <w:rPr>
+          <w:lang w:val="hi_IN" w:bidi="hi_IN"/>
+        </w:rPr>
+      </w:r>
+      <w:r>
+        <w:rPr>
+          <w:b/>
+          <w:lang w:val="hi_IN" w:bidi="hi_IN"/>
+        </w:rPr>
         <w:t>"जो शारीरिक रीति से अन्यजाति हो"</w:t>
       </w:r>
     </w:p>
@@ -9601,6 +11011,21 @@
           <w:b/>
           <w:lang w:val="hi_IN" w:bidi="hi_IN"/>
         </w:rPr>
+        <w:t>ἀκροβυστία</w:t>
+      </w:r>
+    </w:p>
+    <w:p>
+      <w:pPr/>
+      <w:r>
+        <w:rPr>
+          <w:lang w:val="hi_IN" w:bidi="hi_IN"/>
+        </w:rPr>
+      </w:r>
+      <w:r>
+        <w:rPr>
+          <w:b/>
+          <w:lang w:val="hi_IN" w:bidi="hi_IN"/>
+        </w:rPr>
         <w:t>"खतनारहित"</w:t>
       </w:r>
     </w:p>
@@ -9684,6 +11109,21 @@
           <w:b/>
           <w:lang w:val="hi_IN" w:bidi="hi_IN"/>
         </w:rPr>
+        <w:t>περιτομῆς</w:t>
+      </w:r>
+    </w:p>
+    <w:p>
+      <w:pPr/>
+      <w:r>
+        <w:rPr>
+          <w:lang w:val="hi_IN" w:bidi="hi_IN"/>
+        </w:rPr>
+      </w:r>
+      <w:r>
+        <w:rPr>
+          <w:b/>
+          <w:lang w:val="hi_IN" w:bidi="hi_IN"/>
+        </w:rPr>
         <w:t>"खतनावाले"</w:t>
       </w:r>
     </w:p>
@@ -9767,6 +11207,21 @@
           <w:b/>
           <w:lang w:val="hi_IN" w:bidi="hi_IN"/>
         </w:rPr>
+        <w:t>ὑπὸ τῆς λεγομένης</w:t>
+      </w:r>
+    </w:p>
+    <w:p>
+      <w:pPr/>
+      <w:r>
+        <w:rPr>
+          <w:lang w:val="hi_IN" w:bidi="hi_IN"/>
+        </w:rPr>
+      </w:r>
+      <w:r>
+        <w:rPr>
+          <w:b/>
+          <w:lang w:val="hi_IN" w:bidi="hi_IN"/>
+        </w:rPr>
         <w:t>"वे तुम को"</w:t>
       </w:r>
       <w:r>
@@ -9952,6 +11407,21 @@
           <w:b/>
           <w:lang w:val="hi_IN" w:bidi="hi_IN"/>
         </w:rPr>
+        <w:t>ὅτι</w:t>
+      </w:r>
+    </w:p>
+    <w:p>
+      <w:pPr/>
+      <w:r>
+        <w:rPr>
+          <w:lang w:val="hi_IN" w:bidi="hi_IN"/>
+        </w:rPr>
+      </w:r>
+      <w:r>
+        <w:rPr>
+          <w:b/>
+          <w:lang w:val="hi_IN" w:bidi="hi_IN"/>
+        </w:rPr>
         <w:t>""</w:t>
       </w:r>
     </w:p>
@@ -10048,6 +11518,21 @@
           <w:b/>
           <w:lang w:val="hi_IN" w:bidi="hi_IN"/>
         </w:rPr>
+        <w:t>χωρὶς Χριστοῦ</w:t>
+      </w:r>
+    </w:p>
+    <w:p>
+      <w:pPr/>
+      <w:r>
+        <w:rPr>
+          <w:lang w:val="hi_IN" w:bidi="hi_IN"/>
+        </w:rPr>
+      </w:r>
+      <w:r>
+        <w:rPr>
+          <w:b/>
+          <w:lang w:val="hi_IN" w:bidi="hi_IN"/>
+        </w:rPr>
         <w:t>"मसीह से अलग"</w:t>
       </w:r>
       <w:r>
@@ -10124,6 +11609,21 @@
           <w:b/>
           <w:lang w:val="hi_IN" w:bidi="hi_IN"/>
         </w:rPr>
+        <w:t>ξένοι τῶν διαθηκῶν τῆς ἐπαγγελίας</w:t>
+      </w:r>
+    </w:p>
+    <w:p>
+      <w:pPr/>
+      <w:r>
+        <w:rPr>
+          <w:lang w:val="hi_IN" w:bidi="hi_IN"/>
+        </w:rPr>
+      </w:r>
+      <w:r>
+        <w:rPr>
+          <w:b/>
+          <w:lang w:val="hi_IN" w:bidi="hi_IN"/>
+        </w:rPr>
         <w:t>"और प्रतिज्ञा की वाचाओं के भागी न थे"</w:t>
       </w:r>
     </w:p>
@@ -10207,6 +11707,21 @@
           <w:b/>
           <w:lang w:val="hi_IN" w:bidi="hi_IN"/>
         </w:rPr>
+        <w:t>δὲ</w:t>
+      </w:r>
+    </w:p>
+    <w:p>
+      <w:pPr/>
+      <w:r>
+        <w:rPr>
+          <w:lang w:val="hi_IN" w:bidi="hi_IN"/>
+        </w:rPr>
+      </w:r>
+      <w:r>
+        <w:rPr>
+          <w:b/>
+          <w:lang w:val="hi_IN" w:bidi="hi_IN"/>
+        </w:rPr>
         <w:t>"पर"</w:t>
       </w:r>
     </w:p>
@@ -10303,6 +11818,21 @@
           <w:b/>
           <w:lang w:val="hi_IN" w:bidi="hi_IN"/>
         </w:rPr>
+        <w:t>ὑμεῖς οἵ ποτε ὄντες μακρὰν, ἐγενήθητε ἐγγὺς ἐν τῷ αἵματι τοῦ Χριστοῦ</w:t>
+      </w:r>
+    </w:p>
+    <w:p>
+      <w:pPr/>
+      <w:r>
+        <w:rPr>
+          <w:lang w:val="hi_IN" w:bidi="hi_IN"/>
+        </w:rPr>
+      </w:r>
+      <w:r>
+        <w:rPr>
+          <w:b/>
+          <w:lang w:val="hi_IN" w:bidi="hi_IN"/>
+        </w:rPr>
         <w:t>"तुम जो पहले दूर थे, मसीह के लहू के द्वारा निकट हो गए हो"</w:t>
       </w:r>
     </w:p>
@@ -10386,6 +11916,21 @@
           <w:b/>
           <w:lang w:val="hi_IN" w:bidi="hi_IN"/>
         </w:rPr>
+        <w:t>ἐν τῷ αἵματι τοῦ Χριστοῦ</w:t>
+      </w:r>
+    </w:p>
+    <w:p>
+      <w:pPr/>
+      <w:r>
+        <w:rPr>
+          <w:lang w:val="hi_IN" w:bidi="hi_IN"/>
+        </w:rPr>
+      </w:r>
+      <w:r>
+        <w:rPr>
+          <w:b/>
+          <w:lang w:val="hi_IN" w:bidi="hi_IN"/>
+        </w:rPr>
         <w:t>"मसीह के लहू के द्वारा"</w:t>
       </w:r>
     </w:p>
@@ -10469,6 +12014,21 @@
           <w:b/>
           <w:lang w:val="hi_IN" w:bidi="hi_IN"/>
         </w:rPr>
+        <w:t>γάρ</w:t>
+      </w:r>
+    </w:p>
+    <w:p>
+      <w:pPr/>
+      <w:r>
+        <w:rPr>
+          <w:lang w:val="hi_IN" w:bidi="hi_IN"/>
+        </w:rPr>
+      </w:r>
+      <w:r>
+        <w:rPr>
+          <w:b/>
+          <w:lang w:val="hi_IN" w:bidi="hi_IN"/>
+        </w:rPr>
         <w:t>"क्योंकि"</w:t>
       </w:r>
     </w:p>
@@ -10565,6 +12125,21 @@
           <w:b/>
           <w:lang w:val="hi_IN" w:bidi="hi_IN"/>
         </w:rPr>
+        <w:t>αὐτὸς &amp; ἐστιν ἡ εἰρήνη ἡμῶν</w:t>
+      </w:r>
+    </w:p>
+    <w:p>
+      <w:pPr/>
+      <w:r>
+        <w:rPr>
+          <w:lang w:val="hi_IN" w:bidi="hi_IN"/>
+        </w:rPr>
+      </w:r>
+      <w:r>
+        <w:rPr>
+          <w:b/>
+          <w:lang w:val="hi_IN" w:bidi="hi_IN"/>
+        </w:rPr>
         <w:t>"वही हमारा मेल है"</w:t>
       </w:r>
     </w:p>
@@ -10628,6 +12203,21 @@
           <w:b/>
           <w:lang w:val="hi_IN" w:bidi="hi_IN"/>
         </w:rPr>
+        <w:t>ἡ εἰρήνη ἡμῶν</w:t>
+      </w:r>
+    </w:p>
+    <w:p>
+      <w:pPr/>
+      <w:r>
+        <w:rPr>
+          <w:lang w:val="hi_IN" w:bidi="hi_IN"/>
+        </w:rPr>
+      </w:r>
+      <w:r>
+        <w:rPr>
+          <w:b/>
+          <w:lang w:val="hi_IN" w:bidi="hi_IN"/>
+        </w:rPr>
         <w:t>"हमारा मेल"</w:t>
       </w:r>
     </w:p>
@@ -10718,6 +12308,21 @@
           <w:b/>
           <w:lang w:val="hi_IN" w:bidi="hi_IN"/>
         </w:rPr>
+        <w:t>ὁ ποιήσας τὰ ἀμφότερα ἓν</w:t>
+      </w:r>
+    </w:p>
+    <w:p>
+      <w:pPr/>
+      <w:r>
+        <w:rPr>
+          <w:lang w:val="hi_IN" w:bidi="hi_IN"/>
+        </w:rPr>
+      </w:r>
+      <w:r>
+        <w:rPr>
+          <w:b/>
+          <w:lang w:val="hi_IN" w:bidi="hi_IN"/>
+        </w:rPr>
         <w:t>"एक कर दिया"</w:t>
       </w:r>
     </w:p>
@@ -10781,6 +12386,21 @@
           <w:b/>
           <w:lang w:val="hi_IN" w:bidi="hi_IN"/>
         </w:rPr>
+        <w:t>ἐν τῇ σαρκὶ αὐτοῦ</w:t>
+      </w:r>
+    </w:p>
+    <w:p>
+      <w:pPr/>
+      <w:r>
+        <w:rPr>
+          <w:lang w:val="hi_IN" w:bidi="hi_IN"/>
+        </w:rPr>
+      </w:r>
+      <w:r>
+        <w:rPr>
+          <w:b/>
+          <w:lang w:val="hi_IN" w:bidi="hi_IN"/>
+        </w:rPr>
         <w:t>""</w:t>
       </w:r>
     </w:p>
@@ -10877,6 +12497,21 @@
           <w:b/>
           <w:lang w:val="hi_IN" w:bidi="hi_IN"/>
         </w:rPr>
+        <w:t>τὸ μεσότοιχον τοῦ φραγμοῦ &amp; τὴν ἔχθραν</w:t>
+      </w:r>
+    </w:p>
+    <w:p>
+      <w:pPr/>
+      <w:r>
+        <w:rPr>
+          <w:lang w:val="hi_IN" w:bidi="hi_IN"/>
+        </w:rPr>
+      </w:r>
+      <w:r>
+        <w:rPr>
+          <w:b/>
+          <w:lang w:val="hi_IN" w:bidi="hi_IN"/>
+        </w:rPr>
         <w:t>"अलग करनेवाले दीवार को जो बीच में थी"</w:t>
       </w:r>
     </w:p>
@@ -11023,6 +12658,21 @@
           <w:b/>
           <w:lang w:val="hi_IN" w:bidi="hi_IN"/>
         </w:rPr>
+        <w:t>ἵνα</w:t>
+      </w:r>
+    </w:p>
+    <w:p>
+      <w:pPr/>
+      <w:r>
+        <w:rPr>
+          <w:lang w:val="hi_IN" w:bidi="hi_IN"/>
+        </w:rPr>
+      </w:r>
+      <w:r>
+        <w:rPr>
+          <w:b/>
+          <w:lang w:val="hi_IN" w:bidi="hi_IN"/>
+        </w:rPr>
         <w:t>"कि"</w:t>
       </w:r>
       <w:r>
@@ -11132,6 +12782,21 @@
           <w:b/>
           <w:lang w:val="hi_IN" w:bidi="hi_IN"/>
         </w:rPr>
+        <w:t>ἕνα καινὸν ἄνθρωπον</w:t>
+      </w:r>
+    </w:p>
+    <w:p>
+      <w:pPr/>
+      <w:r>
+        <w:rPr>
+          <w:lang w:val="hi_IN" w:bidi="hi_IN"/>
+        </w:rPr>
+      </w:r>
+      <w:r>
+        <w:rPr>
+          <w:b/>
+          <w:lang w:val="hi_IN" w:bidi="hi_IN"/>
+        </w:rPr>
         <w:t>"कि"</w:t>
       </w:r>
       <w:r>
@@ -11228,6 +12893,21 @@
           <w:b/>
           <w:lang w:val="hi_IN" w:bidi="hi_IN"/>
         </w:rPr>
+        <w:t>ἐν αὑτῷ</w:t>
+      </w:r>
+    </w:p>
+    <w:p>
+      <w:pPr/>
+      <w:r>
+        <w:rPr>
+          <w:lang w:val="hi_IN" w:bidi="hi_IN"/>
+        </w:rPr>
+      </w:r>
+      <w:r>
+        <w:rPr>
+          <w:b/>
+          <w:lang w:val="hi_IN" w:bidi="hi_IN"/>
+        </w:rPr>
         <w:t>"अपने में"</w:t>
       </w:r>
     </w:p>
@@ -11291,6 +12971,21 @@
           <w:b/>
           <w:lang w:val="hi_IN" w:bidi="hi_IN"/>
         </w:rPr>
+        <w:t>ἀποκαταλλάξῃ τοὺς ἀμφοτέρους</w:t>
+      </w:r>
+    </w:p>
+    <w:p>
+      <w:pPr/>
+      <w:r>
+        <w:rPr>
+          <w:lang w:val="hi_IN" w:bidi="hi_IN"/>
+        </w:rPr>
+      </w:r>
+      <w:r>
+        <w:rPr>
+          <w:b/>
+          <w:lang w:val="hi_IN" w:bidi="hi_IN"/>
+        </w:rPr>
         <w:t>"दोनों को"</w:t>
       </w:r>
       <w:r>
@@ -11367,6 +13062,21 @@
           <w:b/>
           <w:lang w:val="hi_IN" w:bidi="hi_IN"/>
         </w:rPr>
+        <w:t>ἐν ἑνὶ σώματι</w:t>
+      </w:r>
+    </w:p>
+    <w:p>
+      <w:pPr/>
+      <w:r>
+        <w:rPr>
+          <w:lang w:val="hi_IN" w:bidi="hi_IN"/>
+        </w:rPr>
+      </w:r>
+      <w:r>
+        <w:rPr>
+          <w:b/>
+          <w:lang w:val="hi_IN" w:bidi="hi_IN"/>
+        </w:rPr>
         <w:t>"पर"</w:t>
       </w:r>
       <w:r>
@@ -11463,6 +13173,21 @@
           <w:b/>
           <w:lang w:val="hi_IN" w:bidi="hi_IN"/>
         </w:rPr>
+        <w:t>διὰ τοῦ σταυροῦ</w:t>
+      </w:r>
+    </w:p>
+    <w:p>
+      <w:pPr/>
+      <w:r>
+        <w:rPr>
+          <w:lang w:val="hi_IN" w:bidi="hi_IN"/>
+        </w:rPr>
+      </w:r>
+      <w:r>
+        <w:rPr>
+          <w:b/>
+          <w:lang w:val="hi_IN" w:bidi="hi_IN"/>
+        </w:rPr>
         <w:t>"क्रूस"</w:t>
       </w:r>
       <w:r>
@@ -11559,6 +13284,21 @@
           <w:b/>
           <w:lang w:val="hi_IN" w:bidi="hi_IN"/>
         </w:rPr>
+        <w:t>ἀποκτείνας τὴν ἔχθραν</w:t>
+      </w:r>
+    </w:p>
+    <w:p>
+      <w:pPr/>
+      <w:r>
+        <w:rPr>
+          <w:lang w:val="hi_IN" w:bidi="hi_IN"/>
+        </w:rPr>
+      </w:r>
+      <w:r>
+        <w:rPr>
+          <w:b/>
+          <w:lang w:val="hi_IN" w:bidi="hi_IN"/>
+        </w:rPr>
         <w:t>"बैर को नाश करके"</w:t>
       </w:r>
     </w:p>
@@ -11794,6 +13534,21 @@
           <w:b/>
           <w:lang w:val="hi_IN" w:bidi="hi_IN"/>
         </w:rPr>
+        <w:t>ὑμῖν τοῖς μακρὰν</w:t>
+      </w:r>
+    </w:p>
+    <w:p>
+      <w:pPr/>
+      <w:r>
+        <w:rPr>
+          <w:lang w:val="hi_IN" w:bidi="hi_IN"/>
+        </w:rPr>
+      </w:r>
+      <w:r>
+        <w:rPr>
+          <w:b/>
+          <w:lang w:val="hi_IN" w:bidi="hi_IN"/>
+        </w:rPr>
         <w:t>"तुम्हें"</w:t>
       </w:r>
       <w:r>
@@ -11903,6 +13658,21 @@
           <w:b/>
           <w:lang w:val="hi_IN" w:bidi="hi_IN"/>
         </w:rPr>
+        <w:t>τοῖς ἐγγύς</w:t>
+      </w:r>
+    </w:p>
+    <w:p>
+      <w:pPr/>
+      <w:r>
+        <w:rPr>
+          <w:lang w:val="hi_IN" w:bidi="hi_IN"/>
+        </w:rPr>
+      </w:r>
+      <w:r>
+        <w:rPr>
+          <w:b/>
+          <w:lang w:val="hi_IN" w:bidi="hi_IN"/>
+        </w:rPr>
         <w:t>"जो"</w:t>
       </w:r>
       <w:r>
@@ -12096,6 +13866,21 @@
           <w:b/>
           <w:lang w:val="hi_IN" w:bidi="hi_IN"/>
         </w:rPr>
+        <w:t>ὅτι</w:t>
+      </w:r>
+    </w:p>
+    <w:p>
+      <w:pPr/>
+      <w:r>
+        <w:rPr>
+          <w:lang w:val="hi_IN" w:bidi="hi_IN"/>
+        </w:rPr>
+      </w:r>
+      <w:r>
+        <w:rPr>
+          <w:b/>
+          <w:lang w:val="hi_IN" w:bidi="hi_IN"/>
+        </w:rPr>
         <w:t>"क्योंकि"</w:t>
       </w:r>
     </w:p>
@@ -12255,6 +14040,21 @@
           <w:b/>
           <w:lang w:val="hi_IN" w:bidi="hi_IN"/>
         </w:rPr>
+        <w:t>ἄρα οὖν</w:t>
+      </w:r>
+    </w:p>
+    <w:p>
+      <w:pPr/>
+      <w:r>
+        <w:rPr>
+          <w:lang w:val="hi_IN" w:bidi="hi_IN"/>
+        </w:rPr>
+      </w:r>
+      <w:r>
+        <w:rPr>
+          <w:b/>
+          <w:lang w:val="hi_IN" w:bidi="hi_IN"/>
+        </w:rPr>
         <w:t>"इसलिए"</w:t>
       </w:r>
       <w:r>
@@ -12364,6 +14164,21 @@
           <w:b/>
           <w:lang w:val="hi_IN" w:bidi="hi_IN"/>
         </w:rPr>
+        <w:t>ξένοι καὶ πάροικοι</w:t>
+      </w:r>
+    </w:p>
+    <w:p>
+      <w:pPr/>
+      <w:r>
+        <w:rPr>
+          <w:lang w:val="hi_IN" w:bidi="hi_IN"/>
+        </w:rPr>
+      </w:r>
+      <w:r>
+        <w:rPr>
+          <w:b/>
+          <w:lang w:val="hi_IN" w:bidi="hi_IN"/>
+        </w:rPr>
         <w:t>"परदेशी और मुसाफिर"</w:t>
       </w:r>
     </w:p>
@@ -12467,6 +14282,21 @@
           <w:b/>
           <w:lang w:val="hi_IN" w:bidi="hi_IN"/>
         </w:rPr>
+        <w:t>ἀλλὰ</w:t>
+      </w:r>
+    </w:p>
+    <w:p>
+      <w:pPr/>
+      <w:r>
+        <w:rPr>
+          <w:lang w:val="hi_IN" w:bidi="hi_IN"/>
+        </w:rPr>
+      </w:r>
+      <w:r>
+        <w:rPr>
+          <w:b/>
+          <w:lang w:val="hi_IN" w:bidi="hi_IN"/>
+        </w:rPr>
         <w:t>"परन्तु"</w:t>
       </w:r>
     </w:p>
@@ -12563,6 +14393,21 @@
           <w:b/>
           <w:lang w:val="hi_IN" w:bidi="hi_IN"/>
         </w:rPr>
+        <w:t>ἐστὲ συνπολῖται τῶν ἁγίων καὶ οἰκεῖοι τοῦ Θεοῦ</w:t>
+      </w:r>
+    </w:p>
+    <w:p>
+      <w:pPr/>
+      <w:r>
+        <w:rPr>
+          <w:lang w:val="hi_IN" w:bidi="hi_IN"/>
+        </w:rPr>
+      </w:r>
+      <w:r>
+        <w:rPr>
+          <w:b/>
+          <w:lang w:val="hi_IN" w:bidi="hi_IN"/>
+        </w:rPr>
         <w:t>"पवित्र लोगों के संगी स्वदेशी और परमेश्वर के घराने के हो गए"</w:t>
       </w:r>
     </w:p>
@@ -12646,6 +14491,21 @@
           <w:b/>
           <w:lang w:val="hi_IN" w:bidi="hi_IN"/>
         </w:rPr>
+        <w:t>ἐποικοδομηθέντες ἐπὶ τῷ θεμελίῳ</w:t>
+      </w:r>
+    </w:p>
+    <w:p>
+      <w:pPr/>
+      <w:r>
+        <w:rPr>
+          <w:lang w:val="hi_IN" w:bidi="hi_IN"/>
+        </w:rPr>
+      </w:r>
+      <w:r>
+        <w:rPr>
+          <w:b/>
+          <w:lang w:val="hi_IN" w:bidi="hi_IN"/>
+        </w:rPr>
         <w:t>"और"</w:t>
       </w:r>
       <w:r>
@@ -12755,6 +14615,21 @@
           <w:b/>
           <w:lang w:val="hi_IN" w:bidi="hi_IN"/>
         </w:rPr>
+        <w:t>ἐποικοδομηθέντες</w:t>
+      </w:r>
+    </w:p>
+    <w:p>
+      <w:pPr/>
+      <w:r>
+        <w:rPr>
+          <w:lang w:val="hi_IN" w:bidi="hi_IN"/>
+        </w:rPr>
+      </w:r>
+      <w:r>
+        <w:rPr>
+          <w:b/>
+          <w:lang w:val="hi_IN" w:bidi="hi_IN"/>
+        </w:rPr>
         <w:t>"और"</w:t>
       </w:r>
       <w:r>
@@ -12851,6 +14726,21 @@
           <w:b/>
           <w:lang w:val="hi_IN" w:bidi="hi_IN"/>
         </w:rPr>
+        <w:t>πᾶσα οἰκοδομὴ συναρμολογουμένη, αὔξει εἰς ναὸν ἅγιον</w:t>
+      </w:r>
+    </w:p>
+    <w:p>
+      <w:pPr/>
+      <w:r>
+        <w:rPr>
+          <w:lang w:val="hi_IN" w:bidi="hi_IN"/>
+        </w:rPr>
+      </w:r>
+      <w:r>
+        <w:rPr>
+          <w:b/>
+          <w:lang w:val="hi_IN" w:bidi="hi_IN"/>
+        </w:rPr>
         <w:t>"सारी रचना एक साथ मिलकर"</w:t>
       </w:r>
       <w:r>
@@ -12947,6 +14837,21 @@
           <w:b/>
           <w:lang w:val="hi_IN" w:bidi="hi_IN"/>
         </w:rPr>
+        <w:t>ἐν ᾧ &amp; ἐν Κυρίῳ</w:t>
+      </w:r>
+    </w:p>
+    <w:p>
+      <w:pPr/>
+      <w:r>
+        <w:rPr>
+          <w:lang w:val="hi_IN" w:bidi="hi_IN"/>
+        </w:rPr>
+      </w:r>
+      <w:r>
+        <w:rPr>
+          <w:b/>
+          <w:lang w:val="hi_IN" w:bidi="hi_IN"/>
+        </w:rPr>
         <w:t>"जिसमें"</w:t>
       </w:r>
       <w:r>
@@ -13043,6 +14948,21 @@
           <w:b/>
           <w:lang w:val="hi_IN" w:bidi="hi_IN"/>
         </w:rPr>
+        <w:t>ἐν ᾧ</w:t>
+      </w:r>
+    </w:p>
+    <w:p>
+      <w:pPr/>
+      <w:r>
+        <w:rPr>
+          <w:lang w:val="hi_IN" w:bidi="hi_IN"/>
+        </w:rPr>
+      </w:r>
+      <w:r>
+        <w:rPr>
+          <w:b/>
+          <w:lang w:val="hi_IN" w:bidi="hi_IN"/>
+        </w:rPr>
         <w:t>"जिसमें"</w:t>
       </w:r>
     </w:p>
@@ -13126,6 +15046,21 @@
           <w:b/>
           <w:lang w:val="hi_IN" w:bidi="hi_IN"/>
         </w:rPr>
+        <w:t>καὶ ὑμεῖς συνοικοδομεῖσθε, εἰς κατοικητήριον τοῦ Θεοῦ ἐν Πνεύματι</w:t>
+      </w:r>
+    </w:p>
+    <w:p>
+      <w:pPr/>
+      <w:r>
+        <w:rPr>
+          <w:lang w:val="hi_IN" w:bidi="hi_IN"/>
+        </w:rPr>
+      </w:r>
+      <w:r>
+        <w:rPr>
+          <w:b/>
+          <w:lang w:val="hi_IN" w:bidi="hi_IN"/>
+        </w:rPr>
         <w:t>"तुम भी आत्मा के द्वारा परमेश्वर का होने के लिये एक साथ बनाए जाते हो"</w:t>
       </w:r>
     </w:p>
@@ -13209,6 +15144,21 @@
           <w:b/>
           <w:lang w:val="hi_IN" w:bidi="hi_IN"/>
         </w:rPr>
+        <w:t>καὶ ὑμεῖς συνοικοδομεῖσθε</w:t>
+      </w:r>
+    </w:p>
+    <w:p>
+      <w:pPr/>
+      <w:r>
+        <w:rPr>
+          <w:lang w:val="hi_IN" w:bidi="hi_IN"/>
+        </w:rPr>
+      </w:r>
+      <w:r>
+        <w:rPr>
+          <w:b/>
+          <w:lang w:val="hi_IN" w:bidi="hi_IN"/>
+        </w:rPr>
         <w:t>"तुम भी"</w:t>
       </w:r>
       <w:r>
@@ -13464,6 +15414,21 @@
           <w:b/>
           <w:lang w:val="hi_IN" w:bidi="hi_IN"/>
         </w:rPr>
+        <w:t>τούτου χάριν</w:t>
+      </w:r>
+    </w:p>
+    <w:p>
+      <w:pPr/>
+      <w:r>
+        <w:rPr>
+          <w:lang w:val="hi_IN" w:bidi="hi_IN"/>
+        </w:rPr>
+      </w:r>
+      <w:r>
+        <w:rPr>
+          <w:b/>
+          <w:lang w:val="hi_IN" w:bidi="hi_IN"/>
+        </w:rPr>
         <w:t>"इसी कारण"</w:t>
       </w:r>
     </w:p>
@@ -13547,6 +15512,21 @@
           <w:b/>
           <w:lang w:val="hi_IN" w:bidi="hi_IN"/>
         </w:rPr>
+        <w:t>ὁ δέσμιος τοῦ Χριστοῦ Ἰησοῦ</w:t>
+      </w:r>
+    </w:p>
+    <w:p>
+      <w:pPr/>
+      <w:r>
+        <w:rPr>
+          <w:lang w:val="hi_IN" w:bidi="hi_IN"/>
+        </w:rPr>
+      </w:r>
+      <w:r>
+        <w:rPr>
+          <w:b/>
+          <w:lang w:val="hi_IN" w:bidi="hi_IN"/>
+        </w:rPr>
         <w:t>"जो"</w:t>
       </w:r>
       <w:r>
@@ -13623,6 +15603,21 @@
           <w:b/>
           <w:lang w:val="hi_IN" w:bidi="hi_IN"/>
         </w:rPr>
+        <w:t>τὴν οἰκονομίαν τῆς χάριτος τοῦ Θεοῦ, τῆς δοθείσης μοι εἰς ὑμᾶς</w:t>
+      </w:r>
+    </w:p>
+    <w:p>
+      <w:pPr/>
+      <w:r>
+        <w:rPr>
+          <w:lang w:val="hi_IN" w:bidi="hi_IN"/>
+        </w:rPr>
+      </w:r>
+      <w:r>
+        <w:rPr>
+          <w:b/>
+          <w:lang w:val="hi_IN" w:bidi="hi_IN"/>
+        </w:rPr>
         <w:t>"परमेश्वर के उस अनुग्रह के प्रबन्ध का समाचार"</w:t>
       </w:r>
       <w:r>
@@ -13712,6 +15707,21 @@
           <w:b/>
           <w:lang w:val="hi_IN" w:bidi="hi_IN"/>
         </w:rPr>
+        <w:t>κατὰ ἀποκάλυψιν ἐγνωρίσθη μοι</w:t>
+      </w:r>
+    </w:p>
+    <w:p>
+      <w:pPr/>
+      <w:r>
+        <w:rPr>
+          <w:lang w:val="hi_IN" w:bidi="hi_IN"/>
+        </w:rPr>
+      </w:r>
+      <w:r>
+        <w:rPr>
+          <w:b/>
+          <w:lang w:val="hi_IN" w:bidi="hi_IN"/>
+        </w:rPr>
         <w:t>"अर्थात् यह कि वह"</w:t>
       </w:r>
       <w:r>
@@ -13808,6 +15818,21 @@
           <w:b/>
           <w:lang w:val="hi_IN" w:bidi="hi_IN"/>
         </w:rPr>
+        <w:t>καθὼς προέγραψα ἐν ὀλίγῳ</w:t>
+      </w:r>
+    </w:p>
+    <w:p>
+      <w:pPr/>
+      <w:r>
+        <w:rPr>
+          <w:lang w:val="hi_IN" w:bidi="hi_IN"/>
+        </w:rPr>
+      </w:r>
+      <w:r>
+        <w:rPr>
+          <w:b/>
+          <w:lang w:val="hi_IN" w:bidi="hi_IN"/>
+        </w:rPr>
         <w:t>"जैसा मैं पहले संक्षेप में लिख चुका हूँ"</w:t>
       </w:r>
     </w:p>
@@ -13871,6 +15896,21 @@
           <w:b/>
           <w:lang w:val="hi_IN" w:bidi="hi_IN"/>
         </w:rPr>
+        <w:t>ὃ ἑτέραις γενεαῖς οὐκ ἐγνωρίσθη τοῖς υἱοῖς τῶν ἀνθρώπων</w:t>
+      </w:r>
+    </w:p>
+    <w:p>
+      <w:pPr/>
+      <w:r>
+        <w:rPr>
+          <w:lang w:val="hi_IN" w:bidi="hi_IN"/>
+        </w:rPr>
+      </w:r>
+      <w:r>
+        <w:rPr>
+          <w:b/>
+          <w:lang w:val="hi_IN" w:bidi="hi_IN"/>
+        </w:rPr>
         <w:t>"जो अन्य समयों में मनुष्यों की सन्तानों को ऐसा नहीं बताया गया था"</w:t>
       </w:r>
     </w:p>
@@ -13954,6 +15994,21 @@
           <w:b/>
           <w:lang w:val="hi_IN" w:bidi="hi_IN"/>
         </w:rPr>
+        <w:t>ὡς νῦν ἀπεκαλύφθη &amp; ἐν Πνεύματι</w:t>
+      </w:r>
+    </w:p>
+    <w:p>
+      <w:pPr/>
+      <w:r>
+        <w:rPr>
+          <w:lang w:val="hi_IN" w:bidi="hi_IN"/>
+        </w:rPr>
+      </w:r>
+      <w:r>
+        <w:rPr>
+          <w:b/>
+          <w:lang w:val="hi_IN" w:bidi="hi_IN"/>
+        </w:rPr>
         <w:t>"जैसा कि आत्मा के द्वारा अब"</w:t>
       </w:r>
       <w:r>
@@ -14222,6 +16277,21 @@
           <w:b/>
           <w:lang w:val="hi_IN" w:bidi="hi_IN"/>
         </w:rPr>
+        <w:t>ἐν Χριστῷ Ἰησοῦ</w:t>
+      </w:r>
+    </w:p>
+    <w:p>
+      <w:pPr/>
+      <w:r>
+        <w:rPr>
+          <w:lang w:val="hi_IN" w:bidi="hi_IN"/>
+        </w:rPr>
+      </w:r>
+      <w:r>
+        <w:rPr>
+          <w:b/>
+          <w:lang w:val="hi_IN" w:bidi="hi_IN"/>
+        </w:rPr>
         <w:t>"मसीह यीशु में"</w:t>
       </w:r>
     </w:p>
@@ -14292,6 +16362,21 @@
           <w:b/>
           <w:lang w:val="hi_IN" w:bidi="hi_IN"/>
         </w:rPr>
+        <w:t>διὰ τοῦ εὐαγγελίου</w:t>
+      </w:r>
+    </w:p>
+    <w:p>
+      <w:pPr/>
+      <w:r>
+        <w:rPr>
+          <w:lang w:val="hi_IN" w:bidi="hi_IN"/>
+        </w:rPr>
+      </w:r>
+      <w:r>
+        <w:rPr>
+          <w:b/>
+          <w:lang w:val="hi_IN" w:bidi="hi_IN"/>
+        </w:rPr>
         <w:t>"सुसमाचार के द्वारा"</w:t>
       </w:r>
     </w:p>
@@ -14355,6 +16440,21 @@
           <w:b/>
           <w:lang w:val="hi_IN" w:bidi="hi_IN"/>
         </w:rPr>
+        <w:t>ἀνεξιχνίαστον</w:t>
+      </w:r>
+    </w:p>
+    <w:p>
+      <w:pPr/>
+      <w:r>
+        <w:rPr>
+          <w:lang w:val="hi_IN" w:bidi="hi_IN"/>
+        </w:rPr>
+      </w:r>
+      <w:r>
+        <w:rPr>
+          <w:b/>
+          <w:lang w:val="hi_IN" w:bidi="hi_IN"/>
+        </w:rPr>
         <w:t>"अगम्य"</w:t>
       </w:r>
     </w:p>
@@ -14438,6 +16538,21 @@
           <w:b/>
           <w:lang w:val="hi_IN" w:bidi="hi_IN"/>
         </w:rPr>
+        <w:t>πλοῦτος τοῦ Χριστοῦ</w:t>
+      </w:r>
+    </w:p>
+    <w:p>
+      <w:pPr/>
+      <w:r>
+        <w:rPr>
+          <w:lang w:val="hi_IN" w:bidi="hi_IN"/>
+        </w:rPr>
+      </w:r>
+      <w:r>
+        <w:rPr>
+          <w:b/>
+          <w:lang w:val="hi_IN" w:bidi="hi_IN"/>
+        </w:rPr>
         <w:t>"मसीह के"</w:t>
       </w:r>
       <w:r>
@@ -14534,6 +16649,21 @@
           <w:b/>
           <w:lang w:val="hi_IN" w:bidi="hi_IN"/>
         </w:rPr>
+        <w:t>τοῦ μυστηρίου, τοῦ ἀποκεκρυμμένου ἀπὸ τῶν αἰώνων ἐν τῷ Θεῷ, τῷ τὰ πάντα κτίσαντι</w:t>
+      </w:r>
+    </w:p>
+    <w:p>
+      <w:pPr/>
+      <w:r>
+        <w:rPr>
+          <w:lang w:val="hi_IN" w:bidi="hi_IN"/>
+        </w:rPr>
+      </w:r>
+      <w:r>
+        <w:rPr>
+          <w:b/>
+          <w:lang w:val="hi_IN" w:bidi="hi_IN"/>
+        </w:rPr>
         <w:t>"उस भेद का"</w:t>
       </w:r>
       <w:r>
@@ -14630,6 +16760,21 @@
           <w:b/>
           <w:lang w:val="hi_IN" w:bidi="hi_IN"/>
         </w:rPr>
+        <w:t>ἵνα</w:t>
+      </w:r>
+    </w:p>
+    <w:p>
+      <w:pPr/>
+      <w:r>
+        <w:rPr>
+          <w:lang w:val="hi_IN" w:bidi="hi_IN"/>
+        </w:rPr>
+      </w:r>
+      <w:r>
+        <w:rPr>
+          <w:b/>
+          <w:lang w:val="hi_IN" w:bidi="hi_IN"/>
+        </w:rPr>
         <w:t>"ताकि"</w:t>
       </w:r>
     </w:p>
@@ -14726,6 +16871,21 @@
           <w:b/>
           <w:lang w:val="hi_IN" w:bidi="hi_IN"/>
         </w:rPr>
+        <w:t>γνωρισθῇ &amp; ταῖς ἀρχαῖς καὶ ταῖς ἐξουσίαις ἐν τοῖς ἐπουρανίοις &amp; ἡ πολυποίκιλος σοφία τοῦ Θεοῦ</w:t>
+      </w:r>
+    </w:p>
+    <w:p>
+      <w:pPr/>
+      <w:r>
+        <w:rPr>
+          <w:lang w:val="hi_IN" w:bidi="hi_IN"/>
+        </w:rPr>
+      </w:r>
+      <w:r>
+        <w:rPr>
+          <w:b/>
+          <w:lang w:val="hi_IN" w:bidi="hi_IN"/>
+        </w:rPr>
         <w:t>"परमेश्वर का विभिन्न प्रकार का ज्ञान, उन प्रधानों और अधिकारियों पर, जो स्वर्गीय स्थानों में हैं प्रगट किया जाए"</w:t>
       </w:r>
     </w:p>
@@ -14878,6 +17038,21 @@
         <w:rPr>
           <w:lang w:val="hi_IN" w:bidi="hi_IN"/>
         </w:rPr>
+      </w:r>
+    </w:p>
+    <w:p>
+      <w:pPr/>
+      <w:r>
+        <w:rPr>
+          <w:lang w:val="hi_IN" w:bidi="hi_IN"/>
+        </w:rPr>
+      </w:r>
+      <w:r>
+        <w:rPr>
+          <w:b/>
+          <w:lang w:val="hi_IN" w:bidi="hi_IN"/>
+        </w:rPr>
+        <w:t>ἐν τοῖς ἐπουρανίοις</w:t>
       </w:r>
     </w:p>
     <w:p>
@@ -14973,6 +17148,21 @@
           <w:b/>
           <w:lang w:val="hi_IN" w:bidi="hi_IN"/>
         </w:rPr>
+        <w:t>ἡ πολυποίκιλος σοφία τοῦ Θεοῦ</w:t>
+      </w:r>
+    </w:p>
+    <w:p>
+      <w:pPr/>
+      <w:r>
+        <w:rPr>
+          <w:lang w:val="hi_IN" w:bidi="hi_IN"/>
+        </w:rPr>
+      </w:r>
+      <w:r>
+        <w:rPr>
+          <w:b/>
+          <w:lang w:val="hi_IN" w:bidi="hi_IN"/>
+        </w:rPr>
         <w:t>"परमेश्वर का विभिन्न प्रकार का ज्ञान"</w:t>
       </w:r>
     </w:p>
@@ -15056,6 +17246,21 @@
           <w:b/>
           <w:lang w:val="hi_IN" w:bidi="hi_IN"/>
         </w:rPr>
+        <w:t>κατὰ πρόθεσιν τῶν αἰώνων</w:t>
+      </w:r>
+    </w:p>
+    <w:p>
+      <w:pPr/>
+      <w:r>
+        <w:rPr>
+          <w:lang w:val="hi_IN" w:bidi="hi_IN"/>
+        </w:rPr>
+      </w:r>
+      <w:r>
+        <w:rPr>
+          <w:b/>
+          <w:lang w:val="hi_IN" w:bidi="hi_IN"/>
+        </w:rPr>
         <w:t>"उस सनातन मनसा के अनुसार"</w:t>
       </w:r>
     </w:p>
@@ -15354,6 +17559,21 @@
           <w:b/>
           <w:lang w:val="hi_IN" w:bidi="hi_IN"/>
         </w:rPr>
+        <w:t>προσαγωγὴν ἐν πεποιθήσει</w:t>
+      </w:r>
+    </w:p>
+    <w:p>
+      <w:pPr/>
+      <w:r>
+        <w:rPr>
+          <w:lang w:val="hi_IN" w:bidi="hi_IN"/>
+        </w:rPr>
+      </w:r>
+      <w:r>
+        <w:rPr>
+          <w:b/>
+          <w:lang w:val="hi_IN" w:bidi="hi_IN"/>
+        </w:rPr>
         <w:t>"पर"</w:t>
       </w:r>
       <w:r>
@@ -15463,6 +17683,21 @@
           <w:b/>
           <w:lang w:val="hi_IN" w:bidi="hi_IN"/>
         </w:rPr>
+        <w:t>πεποιθήσει</w:t>
+      </w:r>
+    </w:p>
+    <w:p>
+      <w:pPr/>
+      <w:r>
+        <w:rPr>
+          <w:lang w:val="hi_IN" w:bidi="hi_IN"/>
+        </w:rPr>
+      </w:r>
+      <w:r>
+        <w:rPr>
+          <w:b/>
+          <w:lang w:val="hi_IN" w:bidi="hi_IN"/>
+        </w:rPr>
         <w:t>"भरोसे"</w:t>
       </w:r>
     </w:p>
@@ -15526,6 +17761,21 @@
           <w:b/>
           <w:lang w:val="hi_IN" w:bidi="hi_IN"/>
         </w:rPr>
+        <w:t>διὸ</w:t>
+      </w:r>
+    </w:p>
+    <w:p>
+      <w:pPr/>
+      <w:r>
+        <w:rPr>
+          <w:lang w:val="hi_IN" w:bidi="hi_IN"/>
+        </w:rPr>
+      </w:r>
+      <w:r>
+        <w:rPr>
+          <w:b/>
+          <w:lang w:val="hi_IN" w:bidi="hi_IN"/>
+        </w:rPr>
         <w:t>"इसलिए"</w:t>
       </w:r>
       <w:r>
@@ -15635,6 +17885,21 @@
           <w:b/>
           <w:lang w:val="hi_IN" w:bidi="hi_IN"/>
         </w:rPr>
+        <w:t>ὑπὲρ ὑμῶν, ἥτις ἐστὶν δόξα ὑμῶν</w:t>
+      </w:r>
+    </w:p>
+    <w:p>
+      <w:pPr/>
+      <w:r>
+        <w:rPr>
+          <w:lang w:val="hi_IN" w:bidi="hi_IN"/>
+        </w:rPr>
+      </w:r>
+      <w:r>
+        <w:rPr>
+          <w:b/>
+          <w:lang w:val="hi_IN" w:bidi="hi_IN"/>
+        </w:rPr>
         <w:t>"तुम्हारे लिये"</w:t>
       </w:r>
       <w:r>
@@ -15744,6 +18009,21 @@
           <w:b/>
           <w:lang w:val="hi_IN" w:bidi="hi_IN"/>
         </w:rPr>
+        <w:t>τούτου χάριν</w:t>
+      </w:r>
+    </w:p>
+    <w:p>
+      <w:pPr/>
+      <w:r>
+        <w:rPr>
+          <w:lang w:val="hi_IN" w:bidi="hi_IN"/>
+        </w:rPr>
+      </w:r>
+      <w:r>
+        <w:rPr>
+          <w:b/>
+          <w:lang w:val="hi_IN" w:bidi="hi_IN"/>
+        </w:rPr>
         <w:t>"इसी कारण"</w:t>
       </w:r>
     </w:p>
@@ -15840,6 +18120,21 @@
           <w:b/>
           <w:lang w:val="hi_IN" w:bidi="hi_IN"/>
         </w:rPr>
+        <w:t>τούτου χάριν</w:t>
+      </w:r>
+    </w:p>
+    <w:p>
+      <w:pPr/>
+      <w:r>
+        <w:rPr>
+          <w:lang w:val="hi_IN" w:bidi="hi_IN"/>
+        </w:rPr>
+      </w:r>
+      <w:r>
+        <w:rPr>
+          <w:b/>
+          <w:lang w:val="hi_IN" w:bidi="hi_IN"/>
+        </w:rPr>
         <w:t>"इसी कारण"</w:t>
       </w:r>
     </w:p>
@@ -15923,6 +18218,21 @@
           <w:b/>
           <w:lang w:val="hi_IN" w:bidi="hi_IN"/>
         </w:rPr>
+        <w:t>κάμπτω τὰ γόνατά μου πρὸς τὸν Πατέρα</w:t>
+      </w:r>
+    </w:p>
+    <w:p>
+      <w:pPr/>
+      <w:r>
+        <w:rPr>
+          <w:lang w:val="hi_IN" w:bidi="hi_IN"/>
+        </w:rPr>
+      </w:r>
+      <w:r>
+        <w:rPr>
+          <w:b/>
+          <w:lang w:val="hi_IN" w:bidi="hi_IN"/>
+        </w:rPr>
         <w:t>"मैं"</w:t>
       </w:r>
       <w:r>
@@ -16019,6 +18329,21 @@
           <w:b/>
           <w:lang w:val="hi_IN" w:bidi="hi_IN"/>
         </w:rPr>
+        <w:t>ἐξ οὗ πᾶσα πατριὰ ἐν οὐρανοῖς καὶ ἐπὶ γῆς ὀνομάζεται</w:t>
+      </w:r>
+    </w:p>
+    <w:p>
+      <w:pPr/>
+      <w:r>
+        <w:rPr>
+          <w:lang w:val="hi_IN" w:bidi="hi_IN"/>
+        </w:rPr>
+      </w:r>
+      <w:r>
+        <w:rPr>
+          <w:b/>
+          <w:lang w:val="hi_IN" w:bidi="hi_IN"/>
+        </w:rPr>
         <w:t>"जिससे स्वर्ग और पृथ्वी पर, हर एक घराने का नाम रखा जाता है"</w:t>
       </w:r>
     </w:p>
@@ -16102,6 +18427,21 @@
           <w:b/>
           <w:lang w:val="hi_IN" w:bidi="hi_IN"/>
         </w:rPr>
+        <w:t>ἵνα</w:t>
+      </w:r>
+    </w:p>
+    <w:p>
+      <w:pPr/>
+      <w:r>
+        <w:rPr>
+          <w:lang w:val="hi_IN" w:bidi="hi_IN"/>
+        </w:rPr>
+      </w:r>
+      <w:r>
+        <w:rPr>
+          <w:b/>
+          <w:lang w:val="hi_IN" w:bidi="hi_IN"/>
+        </w:rPr>
         <w:t>"कि"</w:t>
       </w:r>
     </w:p>
@@ -16198,6 +18538,21 @@
           <w:b/>
           <w:lang w:val="hi_IN" w:bidi="hi_IN"/>
         </w:rPr>
+        <w:t>δῷ ὑμῖν κατὰ τὸ πλοῦτος τῆς δόξης αὐτοῦ, δυνάμει κραταιωθῆναι</w:t>
+      </w:r>
+    </w:p>
+    <w:p>
+      <w:pPr/>
+      <w:r>
+        <w:rPr>
+          <w:lang w:val="hi_IN" w:bidi="hi_IN"/>
+        </w:rPr>
+      </w:r>
+      <w:r>
+        <w:rPr>
+          <w:b/>
+          <w:lang w:val="hi_IN" w:bidi="hi_IN"/>
+        </w:rPr>
         <w:t>"वह अपनी महिमा के धन के अनुसार तुम्हें यह दान दे कि तुम"</w:t>
       </w:r>
       <w:r>
@@ -16260,6 +18615,21 @@
         <w:rPr>
           <w:lang w:val="hi_IN" w:bidi="hi_IN"/>
         </w:rPr>
+      </w:r>
+    </w:p>
+    <w:p>
+      <w:pPr/>
+      <w:r>
+        <w:rPr>
+          <w:lang w:val="hi_IN" w:bidi="hi_IN"/>
+        </w:rPr>
+      </w:r>
+      <w:r>
+        <w:rPr>
+          <w:b/>
+          <w:lang w:val="hi_IN" w:bidi="hi_IN"/>
+        </w:rPr>
+        <w:t>δῷ</w:t>
       </w:r>
     </w:p>
     <w:p>
@@ -16538,6 +18908,21 @@
           <w:b/>
           <w:lang w:val="hi_IN" w:bidi="hi_IN"/>
         </w:rPr>
+        <w:t>κατοικῆσαι τὸν Χριστὸν διὰ τῆς πίστεως ἐν ταῖς καρδίαις ὑμῶν</w:t>
+      </w:r>
+    </w:p>
+    <w:p>
+      <w:pPr/>
+      <w:r>
+        <w:rPr>
+          <w:lang w:val="hi_IN" w:bidi="hi_IN"/>
+        </w:rPr>
+      </w:r>
+      <w:r>
+        <w:rPr>
+          <w:b/>
+          <w:lang w:val="hi_IN" w:bidi="hi_IN"/>
+        </w:rPr>
         <w:t>"और विश्वास के द्वारा मसीह तुम्हारे हृदय में बसे कि"</w:t>
       </w:r>
     </w:p>
@@ -16634,6 +19019,21 @@
           <w:b/>
           <w:lang w:val="hi_IN" w:bidi="hi_IN"/>
         </w:rPr>
+        <w:t>ἐν ἀγάπῃ, ἐρριζωμένοι καὶ τεθεμελιωμένοι</w:t>
+      </w:r>
+    </w:p>
+    <w:p>
+      <w:pPr/>
+      <w:r>
+        <w:rPr>
+          <w:lang w:val="hi_IN" w:bidi="hi_IN"/>
+        </w:rPr>
+      </w:r>
+      <w:r>
+        <w:rPr>
+          <w:b/>
+          <w:lang w:val="hi_IN" w:bidi="hi_IN"/>
+        </w:rPr>
         <w:t>"तुम प्रेम में जड़ पकड़कर और नींव डालकर"</w:t>
       </w:r>
     </w:p>
@@ -16703,6 +19103,21 @@
         <w:rPr>
           <w:lang w:val="hi_IN" w:bidi="hi_IN"/>
         </w:rPr>
+      </w:r>
+    </w:p>
+    <w:p>
+      <w:pPr/>
+      <w:r>
+        <w:rPr>
+          <w:lang w:val="hi_IN" w:bidi="hi_IN"/>
+        </w:rPr>
+      </w:r>
+      <w:r>
+        <w:rPr>
+          <w:b/>
+          <w:lang w:val="hi_IN" w:bidi="hi_IN"/>
+        </w:rPr>
+        <w:t>ἵνα</w:t>
       </w:r>
     </w:p>
     <w:p>
@@ -16912,6 +19327,21 @@
           <w:b/>
           <w:lang w:val="hi_IN" w:bidi="hi_IN"/>
         </w:rPr>
+        <w:t>πᾶσιν τοῖς ἁγίοις</w:t>
+      </w:r>
+    </w:p>
+    <w:p>
+      <w:pPr/>
+      <w:r>
+        <w:rPr>
+          <w:lang w:val="hi_IN" w:bidi="hi_IN"/>
+        </w:rPr>
+      </w:r>
+      <w:r>
+        <w:rPr>
+          <w:b/>
+          <w:lang w:val="hi_IN" w:bidi="hi_IN"/>
+        </w:rPr>
         <w:t>"सब पवित्र लोगों"</w:t>
       </w:r>
     </w:p>
@@ -16975,6 +19405,21 @@
           <w:b/>
           <w:lang w:val="hi_IN" w:bidi="hi_IN"/>
         </w:rPr>
+        <w:t>τὸ πλάτος, καὶ μῆκος, καὶ ὕψος, καὶ βάθος</w:t>
+      </w:r>
+    </w:p>
+    <w:p>
+      <w:pPr/>
+      <w:r>
+        <w:rPr>
+          <w:lang w:val="hi_IN" w:bidi="hi_IN"/>
+        </w:rPr>
+      </w:r>
+      <w:r>
+        <w:rPr>
+          <w:b/>
+          <w:lang w:val="hi_IN" w:bidi="hi_IN"/>
+        </w:rPr>
         <w:t>"शक्ति पाओ;"</w:t>
       </w:r>
       <w:r>
@@ -17071,6 +19516,21 @@
           <w:b/>
           <w:lang w:val="hi_IN" w:bidi="hi_IN"/>
         </w:rPr>
+        <w:t>τὸ πλάτος, καὶ μῆκος, καὶ ὕψος, καὶ βάθος</w:t>
+      </w:r>
+    </w:p>
+    <w:p>
+      <w:pPr/>
+      <w:r>
+        <w:rPr>
+          <w:lang w:val="hi_IN" w:bidi="hi_IN"/>
+        </w:rPr>
+      </w:r>
+      <w:r>
+        <w:rPr>
+          <w:b/>
+          <w:lang w:val="hi_IN" w:bidi="hi_IN"/>
+        </w:rPr>
         <w:t>"शक्ति पाओ;"</w:t>
       </w:r>
       <w:r>
@@ -17153,6 +19613,21 @@
         <w:rPr>
           <w:lang w:val="hi_IN" w:bidi="hi_IN"/>
         </w:rPr>
+      </w:r>
+    </w:p>
+    <w:p>
+      <w:pPr/>
+      <w:r>
+        <w:rPr>
+          <w:lang w:val="hi_IN" w:bidi="hi_IN"/>
+        </w:rPr>
+      </w:r>
+      <w:r>
+        <w:rPr>
+          <w:b/>
+          <w:lang w:val="hi_IN" w:bidi="hi_IN"/>
+        </w:rPr>
+        <w:t>γνῶναί τε τὴν &amp; ἀγάπην τοῦ Χριστοῦ</w:t>
       </w:r>
     </w:p>
     <w:p>
@@ -17404,6 +19879,21 @@
           <w:b/>
           <w:lang w:val="hi_IN" w:bidi="hi_IN"/>
         </w:rPr>
+        <w:t>ἵνα πληρωθῆτε εἰς πᾶν τὸ πλήρωμα τοῦ Θεοῦ</w:t>
+      </w:r>
+    </w:p>
+    <w:p>
+      <w:pPr/>
+      <w:r>
+        <w:rPr>
+          <w:lang w:val="hi_IN" w:bidi="hi_IN"/>
+        </w:rPr>
+      </w:r>
+      <w:r>
+        <w:rPr>
+          <w:b/>
+          <w:lang w:val="hi_IN" w:bidi="hi_IN"/>
+        </w:rPr>
         <w:t>"को"</w:t>
       </w:r>
       <w:r>
@@ -17500,6 +19990,21 @@
           <w:b/>
           <w:lang w:val="hi_IN" w:bidi="hi_IN"/>
         </w:rPr>
+        <w:t>ἵνα πληρωθῆτε</w:t>
+      </w:r>
+    </w:p>
+    <w:p>
+      <w:pPr/>
+      <w:r>
+        <w:rPr>
+          <w:lang w:val="hi_IN" w:bidi="hi_IN"/>
+        </w:rPr>
+      </w:r>
+      <w:r>
+        <w:rPr>
+          <w:b/>
+          <w:lang w:val="hi_IN" w:bidi="hi_IN"/>
+        </w:rPr>
         <w:t>"कि तुम"</w:t>
       </w:r>
       <w:r>
@@ -17596,6 +20101,21 @@
           <w:b/>
           <w:lang w:val="hi_IN" w:bidi="hi_IN"/>
         </w:rPr>
+        <w:t>εἰς πᾶν τὸ πλήρωμα τοῦ Θεοῦ</w:t>
+      </w:r>
+    </w:p>
+    <w:p>
+      <w:pPr/>
+      <w:r>
+        <w:rPr>
+          <w:lang w:val="hi_IN" w:bidi="hi_IN"/>
+        </w:rPr>
+      </w:r>
+      <w:r>
+        <w:rPr>
+          <w:b/>
+          <w:lang w:val="hi_IN" w:bidi="hi_IN"/>
+        </w:rPr>
         <w:t>"को"</w:t>
       </w:r>
       <w:r>
@@ -17699,6 +20219,21 @@
           <w:b/>
           <w:lang w:val="hi_IN" w:bidi="hi_IN"/>
         </w:rPr>
+        <w:t>ἵνα</w:t>
+      </w:r>
+    </w:p>
+    <w:p>
+      <w:pPr/>
+      <w:r>
+        <w:rPr>
+          <w:lang w:val="hi_IN" w:bidi="hi_IN"/>
+        </w:rPr>
+      </w:r>
+      <w:r>
+        <w:rPr>
+          <w:b/>
+          <w:lang w:val="hi_IN" w:bidi="hi_IN"/>
+        </w:rPr>
         <w:t>"कि"</w:t>
       </w:r>
     </w:p>
@@ -18011,6 +20546,21 @@
           <w:b/>
           <w:lang w:val="hi_IN" w:bidi="hi_IN"/>
         </w:rPr>
+        <w:t>ὑπὲρ πάντα, ποιῆσαι ὑπέρἐκπερισσοῦ ὧν αἰτούμεθα ἢ νοοῦμεν</w:t>
+      </w:r>
+    </w:p>
+    <w:p>
+      <w:pPr/>
+      <w:r>
+        <w:rPr>
+          <w:lang w:val="hi_IN" w:bidi="hi_IN"/>
+        </w:rPr>
+      </w:r>
+      <w:r>
+        <w:rPr>
+          <w:b/>
+          <w:lang w:val="hi_IN" w:bidi="hi_IN"/>
+        </w:rPr>
         <w:t>""</w:t>
       </w:r>
     </w:p>
@@ -18074,6 +20624,21 @@
           <w:b/>
           <w:lang w:val="hi_IN" w:bidi="hi_IN"/>
         </w:rPr>
+        <w:t>αὐτῷ ἡ δόξα ἐν τῇ ἐκκλησίᾳ</w:t>
+      </w:r>
+    </w:p>
+    <w:p>
+      <w:pPr/>
+      <w:r>
+        <w:rPr>
+          <w:lang w:val="hi_IN" w:bidi="hi_IN"/>
+        </w:rPr>
+      </w:r>
+      <w:r>
+        <w:rPr>
+          <w:b/>
+          <w:lang w:val="hi_IN" w:bidi="hi_IN"/>
+        </w:rPr>
         <w:t>"कलीसिया में,"</w:t>
       </w:r>
       <w:r>
@@ -18253,6 +20818,21 @@
           <w:b/>
           <w:lang w:val="hi_IN" w:bidi="hi_IN"/>
         </w:rPr>
+        <w:t>οὖν</w:t>
+      </w:r>
+    </w:p>
+    <w:p>
+      <w:pPr/>
+      <w:r>
+        <w:rPr>
+          <w:lang w:val="hi_IN" w:bidi="hi_IN"/>
+        </w:rPr>
+      </w:r>
+      <w:r>
+        <w:rPr>
+          <w:b/>
+          <w:lang w:val="hi_IN" w:bidi="hi_IN"/>
+        </w:rPr>
         <w:t>"इसलिए"</w:t>
       </w:r>
     </w:p>
@@ -18349,6 +20929,21 @@
           <w:b/>
           <w:lang w:val="hi_IN" w:bidi="hi_IN"/>
         </w:rPr>
+        <w:t>ὁ δέσμιος ἐν Κυρίῳ</w:t>
+      </w:r>
+    </w:p>
+    <w:p>
+      <w:pPr/>
+      <w:r>
+        <w:rPr>
+          <w:lang w:val="hi_IN" w:bidi="hi_IN"/>
+        </w:rPr>
+      </w:r>
+      <w:r>
+        <w:rPr>
+          <w:b/>
+          <w:lang w:val="hi_IN" w:bidi="hi_IN"/>
+        </w:rPr>
         <w:t>"जो प्रभु में बन्दी"</w:t>
       </w:r>
     </w:p>
@@ -18508,6 +21103,21 @@
           <w:b/>
           <w:lang w:val="hi_IN" w:bidi="hi_IN"/>
         </w:rPr>
+        <w:t>τῆς κλήσεως ἧς ἐκλήθητε</w:t>
+      </w:r>
+    </w:p>
+    <w:p>
+      <w:pPr/>
+      <w:r>
+        <w:rPr>
+          <w:lang w:val="hi_IN" w:bidi="hi_IN"/>
+        </w:rPr>
+      </w:r>
+      <w:r>
+        <w:rPr>
+          <w:b/>
+          <w:lang w:val="hi_IN" w:bidi="hi_IN"/>
+        </w:rPr>
         <w:t>"जिस बुलाहट से तुम बुलाए गए थे"</w:t>
       </w:r>
     </w:p>
@@ -18584,6 +21194,21 @@
           <w:b/>
           <w:lang w:val="hi_IN" w:bidi="hi_IN"/>
         </w:rPr>
+        <w:t>μετὰ πάσης ταπεινοφροσύνης καὶ πραΰτητος</w:t>
+      </w:r>
+    </w:p>
+    <w:p>
+      <w:pPr/>
+      <w:r>
+        <w:rPr>
+          <w:lang w:val="hi_IN" w:bidi="hi_IN"/>
+        </w:rPr>
+      </w:r>
+      <w:r>
+        <w:rPr>
+          <w:b/>
+          <w:lang w:val="hi_IN" w:bidi="hi_IN"/>
+        </w:rPr>
         <w:t>"अर्थात् सारी दीनता और नम्रता"</w:t>
       </w:r>
     </w:p>
@@ -18673,6 +21298,21 @@
           <w:b/>
           <w:lang w:val="hi_IN" w:bidi="hi_IN"/>
         </w:rPr>
+        <w:t>τηρεῖν τὴν ἑνότητα τοῦ Πνεύματος ἐν τῷ συνδέσμῳ τῆς εἰρήνης</w:t>
+      </w:r>
+    </w:p>
+    <w:p>
+      <w:pPr/>
+      <w:r>
+        <w:rPr>
+          <w:lang w:val="hi_IN" w:bidi="hi_IN"/>
+        </w:rPr>
+      </w:r>
+      <w:r>
+        <w:rPr>
+          <w:b/>
+          <w:lang w:val="hi_IN" w:bidi="hi_IN"/>
+        </w:rPr>
         <w:t>"मेल के बन्धन में आत्मा की एकता रखने का"</w:t>
       </w:r>
     </w:p>
@@ -18749,6 +21389,21 @@
           <w:b/>
           <w:lang w:val="hi_IN" w:bidi="hi_IN"/>
         </w:rPr>
+        <w:t>τηρεῖν τὴν ἑνότητα τοῦ Πνεύματος ἐν τῷ συνδέσμῳ τῆς εἰρήνης</w:t>
+      </w:r>
+    </w:p>
+    <w:p>
+      <w:pPr/>
+      <w:r>
+        <w:rPr>
+          <w:lang w:val="hi_IN" w:bidi="hi_IN"/>
+        </w:rPr>
+      </w:r>
+      <w:r>
+        <w:rPr>
+          <w:b/>
+          <w:lang w:val="hi_IN" w:bidi="hi_IN"/>
+        </w:rPr>
         <w:t>"मेल के बन्धन में आत्मा की एकता रखने का"</w:t>
       </w:r>
     </w:p>
@@ -18832,6 +21487,21 @@
           <w:b/>
           <w:lang w:val="hi_IN" w:bidi="hi_IN"/>
         </w:rPr>
+        <w:t>ἓν σῶμα</w:t>
+      </w:r>
+    </w:p>
+    <w:p>
+      <w:pPr/>
+      <w:r>
+        <w:rPr>
+          <w:lang w:val="hi_IN" w:bidi="hi_IN"/>
+        </w:rPr>
+      </w:r>
+      <w:r>
+        <w:rPr>
+          <w:b/>
+          <w:lang w:val="hi_IN" w:bidi="hi_IN"/>
+        </w:rPr>
         <w:t>"एक ही देह है"</w:t>
       </w:r>
     </w:p>
@@ -18915,6 +21585,21 @@
           <w:b/>
           <w:lang w:val="hi_IN" w:bidi="hi_IN"/>
         </w:rPr>
+        <w:t>ἓν Πνεῦμα</w:t>
+      </w:r>
+    </w:p>
+    <w:p>
+      <w:pPr/>
+      <w:r>
+        <w:rPr>
+          <w:lang w:val="hi_IN" w:bidi="hi_IN"/>
+        </w:rPr>
+      </w:r>
+      <w:r>
+        <w:rPr>
+          <w:b/>
+          <w:lang w:val="hi_IN" w:bidi="hi_IN"/>
+        </w:rPr>
         <w:t>"एक ही आत्मा"</w:t>
       </w:r>
     </w:p>
@@ -18978,6 +21663,21 @@
           <w:b/>
           <w:lang w:val="hi_IN" w:bidi="hi_IN"/>
         </w:rPr>
+        <w:t>ἐκλήθητε ἐν μιᾷ ἐλπίδι τῆς κλήσεως ὑμῶν</w:t>
+      </w:r>
+    </w:p>
+    <w:p>
+      <w:pPr/>
+      <w:r>
+        <w:rPr>
+          <w:lang w:val="hi_IN" w:bidi="hi_IN"/>
+        </w:rPr>
+      </w:r>
+      <w:r>
+        <w:rPr>
+          <w:b/>
+          <w:lang w:val="hi_IN" w:bidi="hi_IN"/>
+        </w:rPr>
         <w:t>"तुम्हें जो बुलाए गए थे अपने बुलाए जाने से एक ही आशा है"</w:t>
       </w:r>
     </w:p>
@@ -19315,6 +22015,21 @@
           <w:b/>
           <w:lang w:val="hi_IN" w:bidi="hi_IN"/>
         </w:rPr>
+        <w:t>ἑνὶ &amp; ἑκάστῳ ἡμῶν ἐδόθη ἡ χάρις</w:t>
+      </w:r>
+    </w:p>
+    <w:p>
+      <w:pPr/>
+      <w:r>
+        <w:rPr>
+          <w:lang w:val="hi_IN" w:bidi="hi_IN"/>
+        </w:rPr>
+      </w:r>
+      <w:r>
+        <w:rPr>
+          <w:b/>
+          <w:lang w:val="hi_IN" w:bidi="hi_IN"/>
+        </w:rPr>
         <w:t>""</w:t>
       </w:r>
     </w:p>
@@ -19398,6 +22113,21 @@
           <w:b/>
           <w:lang w:val="hi_IN" w:bidi="hi_IN"/>
         </w:rPr>
+        <w:t>ἑνὶ &amp; ἑκάστῳ ἡμῶν ἐδόθη ἡ χάρις</w:t>
+      </w:r>
+    </w:p>
+    <w:p>
+      <w:pPr/>
+      <w:r>
+        <w:rPr>
+          <w:lang w:val="hi_IN" w:bidi="hi_IN"/>
+        </w:rPr>
+      </w:r>
+      <w:r>
+        <w:rPr>
+          <w:b/>
+          <w:lang w:val="hi_IN" w:bidi="hi_IN"/>
+        </w:rPr>
         <w:t>""</w:t>
       </w:r>
     </w:p>
@@ -19488,6 +22218,21 @@
           <w:b/>
           <w:lang w:val="hi_IN" w:bidi="hi_IN"/>
         </w:rPr>
+        <w:t>διὸ</w:t>
+      </w:r>
+    </w:p>
+    <w:p>
+      <w:pPr/>
+      <w:r>
+        <w:rPr>
+          <w:lang w:val="hi_IN" w:bidi="hi_IN"/>
+        </w:rPr>
+      </w:r>
+      <w:r>
+        <w:rPr>
+          <w:b/>
+          <w:lang w:val="hi_IN" w:bidi="hi_IN"/>
+        </w:rPr>
         <w:t>"इसलिए"</w:t>
       </w:r>
     </w:p>
@@ -19584,6 +22329,21 @@
           <w:b/>
           <w:lang w:val="hi_IN" w:bidi="hi_IN"/>
         </w:rPr>
+        <w:t>ἀναβὰς εἰς ὕψος</w:t>
+      </w:r>
+    </w:p>
+    <w:p>
+      <w:pPr/>
+      <w:r>
+        <w:rPr>
+          <w:lang w:val="hi_IN" w:bidi="hi_IN"/>
+        </w:rPr>
+      </w:r>
+      <w:r>
+        <w:rPr>
+          <w:b/>
+          <w:lang w:val="hi_IN" w:bidi="hi_IN"/>
+        </w:rPr>
         <w:t>""ऊँचे पर चढ़ा,"</w:t>
       </w:r>
     </w:p>
@@ -19647,6 +22407,21 @@
           <w:b/>
           <w:lang w:val="hi_IN" w:bidi="hi_IN"/>
         </w:rPr>
+        <w:t>ἀνέβη</w:t>
+      </w:r>
+    </w:p>
+    <w:p>
+      <w:pPr/>
+      <w:r>
+        <w:rPr>
+          <w:lang w:val="hi_IN" w:bidi="hi_IN"/>
+        </w:rPr>
+      </w:r>
+      <w:r>
+        <w:rPr>
+          <w:b/>
+          <w:lang w:val="hi_IN" w:bidi="hi_IN"/>
+        </w:rPr>
         <w:t>"उसके चढ़ने से"</w:t>
       </w:r>
     </w:p>
@@ -19710,6 +22485,21 @@
           <w:b/>
           <w:lang w:val="hi_IN" w:bidi="hi_IN"/>
         </w:rPr>
+        <w:t>καὶ κατέβη</w:t>
+      </w:r>
+    </w:p>
+    <w:p>
+      <w:pPr/>
+      <w:r>
+        <w:rPr>
+          <w:lang w:val="hi_IN" w:bidi="hi_IN"/>
+        </w:rPr>
+      </w:r>
+      <w:r>
+        <w:rPr>
+          <w:b/>
+          <w:lang w:val="hi_IN" w:bidi="hi_IN"/>
+        </w:rPr>
         <w:t>"केवल यह कि"</w:t>
       </w:r>
       <w:r>
@@ -19786,6 +22576,21 @@
           <w:b/>
           <w:lang w:val="hi_IN" w:bidi="hi_IN"/>
         </w:rPr>
+        <w:t>εἰς τὰ κατώτερα μέρη τῆς γῆς</w:t>
+      </w:r>
+    </w:p>
+    <w:p>
+      <w:pPr/>
+      <w:r>
+        <w:rPr>
+          <w:lang w:val="hi_IN" w:bidi="hi_IN"/>
+        </w:rPr>
+      </w:r>
+      <w:r>
+        <w:rPr>
+          <w:b/>
+          <w:lang w:val="hi_IN" w:bidi="hi_IN"/>
+        </w:rPr>
         <w:t>"वह पृथ्वी की निचली जगहों में"</w:t>
       </w:r>
     </w:p>
@@ -19862,6 +22667,21 @@
           <w:b/>
           <w:lang w:val="hi_IN" w:bidi="hi_IN"/>
         </w:rPr>
+        <w:t>ἵνα πληρώσῃ τὰ πάντα</w:t>
+      </w:r>
+    </w:p>
+    <w:p>
+      <w:pPr/>
+      <w:r>
+        <w:rPr>
+          <w:lang w:val="hi_IN" w:bidi="hi_IN"/>
+        </w:rPr>
+      </w:r>
+      <w:r>
+        <w:rPr>
+          <w:b/>
+          <w:lang w:val="hi_IN" w:bidi="hi_IN"/>
+        </w:rPr>
         <w:t>"कि सब कुछ परिपूर्ण करे"</w:t>
       </w:r>
     </w:p>
@@ -19925,6 +22745,21 @@
           <w:b/>
           <w:lang w:val="hi_IN" w:bidi="hi_IN"/>
         </w:rPr>
+        <w:t>πληρώσῃ</w:t>
+      </w:r>
+    </w:p>
+    <w:p>
+      <w:pPr/>
+      <w:r>
+        <w:rPr>
+          <w:lang w:val="hi_IN" w:bidi="hi_IN"/>
+        </w:rPr>
+      </w:r>
+      <w:r>
+        <w:rPr>
+          <w:b/>
+          <w:lang w:val="hi_IN" w:bidi="hi_IN"/>
+        </w:rPr>
         <w:t>"परिपूर्ण करे"</w:t>
       </w:r>
     </w:p>
@@ -19988,6 +22823,21 @@
           <w:b/>
           <w:lang w:val="hi_IN" w:bidi="hi_IN"/>
         </w:rPr>
+        <w:t>ποιμένας</w:t>
+      </w:r>
+    </w:p>
+    <w:p>
+      <w:pPr/>
+      <w:r>
+        <w:rPr>
+          <w:lang w:val="hi_IN" w:bidi="hi_IN"/>
+        </w:rPr>
+      </w:r>
+      <w:r>
+        <w:rPr>
+          <w:b/>
+          <w:lang w:val="hi_IN" w:bidi="hi_IN"/>
+        </w:rPr>
         <w:t>"रखवाले"</w:t>
       </w:r>
     </w:p>
@@ -20084,6 +22934,21 @@
           <w:b/>
           <w:lang w:val="hi_IN" w:bidi="hi_IN"/>
         </w:rPr>
+        <w:t>πρὸς τὸν καταρτισμὸν τῶν ἁγίων</w:t>
+      </w:r>
+    </w:p>
+    <w:p>
+      <w:pPr/>
+      <w:r>
+        <w:rPr>
+          <w:lang w:val="hi_IN" w:bidi="hi_IN"/>
+        </w:rPr>
+      </w:r>
+      <w:r>
+        <w:rPr>
+          <w:b/>
+          <w:lang w:val="hi_IN" w:bidi="hi_IN"/>
+        </w:rPr>
         <w:t>"जिससे पवित्र लोग सिद्ध हो जाएँ और"</w:t>
       </w:r>
     </w:p>
@@ -20147,6 +23012,21 @@
           <w:b/>
           <w:lang w:val="hi_IN" w:bidi="hi_IN"/>
         </w:rPr>
+        <w:t>εἰς ἔργον διακονίας</w:t>
+      </w:r>
+    </w:p>
+    <w:p>
+      <w:pPr/>
+      <w:r>
+        <w:rPr>
+          <w:lang w:val="hi_IN" w:bidi="hi_IN"/>
+        </w:rPr>
+      </w:r>
+      <w:r>
+        <w:rPr>
+          <w:b/>
+          <w:lang w:val="hi_IN" w:bidi="hi_IN"/>
+        </w:rPr>
         <w:t>"सेवा का काम किया जाए"</w:t>
       </w:r>
     </w:p>
@@ -20210,6 +23090,21 @@
           <w:b/>
           <w:lang w:val="hi_IN" w:bidi="hi_IN"/>
         </w:rPr>
+        <w:t>εἰς οἰκοδομὴν τοῦ σώματος τοῦ Χριστοῦ</w:t>
+      </w:r>
+    </w:p>
+    <w:p>
+      <w:pPr/>
+      <w:r>
+        <w:rPr>
+          <w:lang w:val="hi_IN" w:bidi="hi_IN"/>
+        </w:rPr>
+      </w:r>
+      <w:r>
+        <w:rPr>
+          <w:b/>
+          <w:lang w:val="hi_IN" w:bidi="hi_IN"/>
+        </w:rPr>
         <w:t>"और मसीह की देह उन्नति पाए"</w:t>
       </w:r>
     </w:p>
@@ -20293,6 +23188,21 @@
           <w:b/>
           <w:lang w:val="hi_IN" w:bidi="hi_IN"/>
         </w:rPr>
+        <w:t>οἰκοδομὴν</w:t>
+      </w:r>
+    </w:p>
+    <w:p>
+      <w:pPr/>
+      <w:r>
+        <w:rPr>
+          <w:lang w:val="hi_IN" w:bidi="hi_IN"/>
+        </w:rPr>
+      </w:r>
+      <w:r>
+        <w:rPr>
+          <w:b/>
+          <w:lang w:val="hi_IN" w:bidi="hi_IN"/>
+        </w:rPr>
         <w:t>"उन्नति पाए"</w:t>
       </w:r>
     </w:p>
@@ -20541,6 +23451,21 @@
           <w:b/>
           <w:lang w:val="hi_IN" w:bidi="hi_IN"/>
         </w:rPr>
+        <w:t>καταντήσωμεν οἱ πάντες εἰς τὴν ἑνότητα τῆς πίστεως</w:t>
+      </w:r>
+    </w:p>
+    <w:p>
+      <w:pPr/>
+      <w:r>
+        <w:rPr>
+          <w:lang w:val="hi_IN" w:bidi="hi_IN"/>
+        </w:rPr>
+      </w:r>
+      <w:r>
+        <w:rPr>
+          <w:b/>
+          <w:lang w:val="hi_IN" w:bidi="hi_IN"/>
+        </w:rPr>
         <w:t>"कि हम सब के सब विश्वास,"</w:t>
       </w:r>
       <w:r>
@@ -20663,6 +23588,21 @@
           <w:b/>
           <w:lang w:val="hi_IN" w:bidi="hi_IN"/>
         </w:rPr>
+        <w:t>καταντήσωμεν οἱ πάντες εἰς τὴν ἑνότητα τῆς πίστεως</w:t>
+      </w:r>
+    </w:p>
+    <w:p>
+      <w:pPr/>
+      <w:r>
+        <w:rPr>
+          <w:lang w:val="hi_IN" w:bidi="hi_IN"/>
+        </w:rPr>
+      </w:r>
+      <w:r>
+        <w:rPr>
+          <w:b/>
+          <w:lang w:val="hi_IN" w:bidi="hi_IN"/>
+        </w:rPr>
         <w:t>"कि हम"</w:t>
       </w:r>
       <w:r>
@@ -20792,6 +23732,21 @@
           <w:b/>
           <w:lang w:val="hi_IN" w:bidi="hi_IN"/>
         </w:rPr>
+        <w:t>τῆς ἐπιγνώσεως τοῦ Υἱοῦ τοῦ Θεοῦ</w:t>
+      </w:r>
+    </w:p>
+    <w:p>
+      <w:pPr/>
+      <w:r>
+        <w:rPr>
+          <w:lang w:val="hi_IN" w:bidi="hi_IN"/>
+        </w:rPr>
+      </w:r>
+      <w:r>
+        <w:rPr>
+          <w:b/>
+          <w:lang w:val="hi_IN" w:bidi="hi_IN"/>
+        </w:rPr>
         <w:t>"और परमेश्वर के पुत्र की पहचान में"</w:t>
       </w:r>
     </w:p>
@@ -20882,6 +23837,21 @@
           <w:b/>
           <w:lang w:val="hi_IN" w:bidi="hi_IN"/>
         </w:rPr>
+        <w:t>τοῦ Υἱοῦ τοῦ Θεοῦ</w:t>
+      </w:r>
+    </w:p>
+    <w:p>
+      <w:pPr/>
+      <w:r>
+        <w:rPr>
+          <w:lang w:val="hi_IN" w:bidi="hi_IN"/>
+        </w:rPr>
+      </w:r>
+      <w:r>
+        <w:rPr>
+          <w:b/>
+          <w:lang w:val="hi_IN" w:bidi="hi_IN"/>
+        </w:rPr>
         <w:t>"परमेश्वर के पुत्र की"</w:t>
       </w:r>
     </w:p>
@@ -20965,6 +23935,21 @@
           <w:b/>
           <w:lang w:val="hi_IN" w:bidi="hi_IN"/>
         </w:rPr>
+        <w:t>εἰς ἄνδρα τέλειον</w:t>
+      </w:r>
+    </w:p>
+    <w:p>
+      <w:pPr/>
+      <w:r>
+        <w:rPr>
+          <w:lang w:val="hi_IN" w:bidi="hi_IN"/>
+        </w:rPr>
+      </w:r>
+      <w:r>
+        <w:rPr>
+          <w:b/>
+          <w:lang w:val="hi_IN" w:bidi="hi_IN"/>
+        </w:rPr>
         <w:t>"सिद्ध मनुष्य न बन जाएँ और"</w:t>
       </w:r>
     </w:p>
@@ -21028,6 +24013,21 @@
           <w:b/>
           <w:lang w:val="hi_IN" w:bidi="hi_IN"/>
         </w:rPr>
+        <w:t>τέλειον</w:t>
+      </w:r>
+    </w:p>
+    <w:p>
+      <w:pPr/>
+      <w:r>
+        <w:rPr>
+          <w:lang w:val="hi_IN" w:bidi="hi_IN"/>
+        </w:rPr>
+      </w:r>
+      <w:r>
+        <w:rPr>
+          <w:b/>
+          <w:lang w:val="hi_IN" w:bidi="hi_IN"/>
+        </w:rPr>
         <w:t>"सिद्ध"</w:t>
       </w:r>
     </w:p>
@@ -21091,6 +24091,21 @@
           <w:b/>
           <w:lang w:val="hi_IN" w:bidi="hi_IN"/>
         </w:rPr>
+        <w:t>ἵνα</w:t>
+      </w:r>
+    </w:p>
+    <w:p>
+      <w:pPr/>
+      <w:r>
+        <w:rPr>
+          <w:lang w:val="hi_IN" w:bidi="hi_IN"/>
+        </w:rPr>
+      </w:r>
+      <w:r>
+        <w:rPr>
+          <w:b/>
+          <w:lang w:val="hi_IN" w:bidi="hi_IN"/>
+        </w:rPr>
         <w:t>"ताकि"</w:t>
       </w:r>
     </w:p>
@@ -21187,6 +24202,21 @@
           <w:b/>
           <w:lang w:val="hi_IN" w:bidi="hi_IN"/>
         </w:rPr>
+        <w:t>μηκέτι ὦμεν νήπιοι</w:t>
+      </w:r>
+    </w:p>
+    <w:p>
+      <w:pPr/>
+      <w:r>
+        <w:rPr>
+          <w:lang w:val="hi_IN" w:bidi="hi_IN"/>
+        </w:rPr>
+      </w:r>
+      <w:r>
+        <w:rPr>
+          <w:b/>
+          <w:lang w:val="hi_IN" w:bidi="hi_IN"/>
+        </w:rPr>
         <w:t>"हम आगे को बालक"</w:t>
       </w:r>
     </w:p>
@@ -21270,6 +24300,21 @@
           <w:b/>
           <w:lang w:val="hi_IN" w:bidi="hi_IN"/>
         </w:rPr>
+        <w:t>κλυδωνιζόμενοι καὶ περιφερόμενοι παντὶ ἀνέμῳ τῆς διδασκαλίας</w:t>
+      </w:r>
+    </w:p>
+    <w:p>
+      <w:pPr/>
+      <w:r>
+        <w:rPr>
+          <w:lang w:val="hi_IN" w:bidi="hi_IN"/>
+        </w:rPr>
+      </w:r>
+      <w:r>
+        <w:rPr>
+          <w:b/>
+          <w:lang w:val="hi_IN" w:bidi="hi_IN"/>
+        </w:rPr>
         <w:t>"जो"</w:t>
       </w:r>
       <w:r>
@@ -21392,6 +24437,21 @@
           <w:b/>
           <w:lang w:val="hi_IN" w:bidi="hi_IN"/>
         </w:rPr>
+        <w:t>ἐν τῇ κυβίᾳ τῶν ἀνθρώπων, ἐν πανουργίᾳ πρὸς τὴν μεθοδίαν τῆς πλάνης</w:t>
+      </w:r>
+    </w:p>
+    <w:p>
+      <w:pPr/>
+      <w:r>
+        <w:rPr>
+          <w:lang w:val="hi_IN" w:bidi="hi_IN"/>
+        </w:rPr>
+      </w:r>
+      <w:r>
+        <w:rPr>
+          <w:b/>
+          <w:lang w:val="hi_IN" w:bidi="hi_IN"/>
+        </w:rPr>
         <w:t>"बालक"</w:t>
       </w:r>
       <w:r>
@@ -21553,6 +24613,21 @@
           <w:b/>
           <w:lang w:val="hi_IN" w:bidi="hi_IN"/>
         </w:rPr>
+        <w:t>δὲ</w:t>
+      </w:r>
+    </w:p>
+    <w:p>
+      <w:pPr/>
+      <w:r>
+        <w:rPr>
+          <w:lang w:val="hi_IN" w:bidi="hi_IN"/>
+        </w:rPr>
+      </w:r>
+      <w:r>
+        <w:rPr>
+          <w:b/>
+          <w:lang w:val="hi_IN" w:bidi="hi_IN"/>
+        </w:rPr>
         <w:t>"वरन्"</w:t>
       </w:r>
     </w:p>
@@ -21649,6 +24724,21 @@
           <w:b/>
           <w:lang w:val="hi_IN" w:bidi="hi_IN"/>
         </w:rPr>
+        <w:t>ἀληθεύοντες</w:t>
+      </w:r>
+    </w:p>
+    <w:p>
+      <w:pPr/>
+      <w:r>
+        <w:rPr>
+          <w:lang w:val="hi_IN" w:bidi="hi_IN"/>
+        </w:rPr>
+      </w:r>
+      <w:r>
+        <w:rPr>
+          <w:b/>
+          <w:lang w:val="hi_IN" w:bidi="hi_IN"/>
+        </w:rPr>
         <w:t>"सच बोलें और"</w:t>
       </w:r>
     </w:p>
@@ -21739,6 +24829,21 @@
           <w:b/>
           <w:lang w:val="hi_IN" w:bidi="hi_IN"/>
         </w:rPr>
+        <w:t>ἐν ἀγάπῃ</w:t>
+      </w:r>
+    </w:p>
+    <w:p>
+      <w:pPr/>
+      <w:r>
+        <w:rPr>
+          <w:lang w:val="hi_IN" w:bidi="hi_IN"/>
+        </w:rPr>
+      </w:r>
+      <w:r>
+        <w:rPr>
+          <w:b/>
+          <w:lang w:val="hi_IN" w:bidi="hi_IN"/>
+        </w:rPr>
         <w:t>"प्रेम में"</w:t>
       </w:r>
     </w:p>
@@ -21829,6 +24934,21 @@
           <w:b/>
           <w:lang w:val="hi_IN" w:bidi="hi_IN"/>
         </w:rPr>
+        <w:t>εἰς αὐτὸν &amp; ὅς ἐστιν ἡ κεφαλή</w:t>
+      </w:r>
+    </w:p>
+    <w:p>
+      <w:pPr/>
+      <w:r>
+        <w:rPr>
+          <w:lang w:val="hi_IN" w:bidi="hi_IN"/>
+        </w:rPr>
+      </w:r>
+      <w:r>
+        <w:rPr>
+          <w:b/>
+          <w:lang w:val="hi_IN" w:bidi="hi_IN"/>
+        </w:rPr>
         <w:t>"उसमें जो सिर है, अर्थात्"</w:t>
       </w:r>
     </w:p>
@@ -21912,6 +25032,21 @@
           <w:b/>
           <w:lang w:val="hi_IN" w:bidi="hi_IN"/>
         </w:rPr>
+        <w:t>ἐξ οὗ πᾶν τὸ σῶμα &amp; τὴν αὔξησιν τοῦ σώματος ποιεῖται</w:t>
+      </w:r>
+    </w:p>
+    <w:p>
+      <w:pPr/>
+      <w:r>
+        <w:rPr>
+          <w:lang w:val="hi_IN" w:bidi="hi_IN"/>
+        </w:rPr>
+      </w:r>
+      <w:r>
+        <w:rPr>
+          <w:b/>
+          <w:lang w:val="hi_IN" w:bidi="hi_IN"/>
+        </w:rPr>
         <w:t>"जिससे सारी देह"</w:t>
       </w:r>
       <w:r>
@@ -22034,6 +25169,21 @@
           <w:b/>
           <w:lang w:val="hi_IN" w:bidi="hi_IN"/>
         </w:rPr>
+        <w:t>εἰς οἰκοδομὴν ἑαυτοῦ ἐν ἀγάπῃ</w:t>
+      </w:r>
+    </w:p>
+    <w:p>
+      <w:pPr/>
+      <w:r>
+        <w:rPr>
+          <w:lang w:val="hi_IN" w:bidi="hi_IN"/>
+        </w:rPr>
+      </w:r>
+      <w:r>
+        <w:rPr>
+          <w:b/>
+          <w:lang w:val="hi_IN" w:bidi="hi_IN"/>
+        </w:rPr>
         <w:t>"अपने आप को"</w:t>
       </w:r>
       <w:r>
@@ -22137,6 +25287,21 @@
           <w:b/>
           <w:lang w:val="hi_IN" w:bidi="hi_IN"/>
         </w:rPr>
+        <w:t>ἐν ἀγάπῃ</w:t>
+      </w:r>
+    </w:p>
+    <w:p>
+      <w:pPr/>
+      <w:r>
+        <w:rPr>
+          <w:lang w:val="hi_IN" w:bidi="hi_IN"/>
+        </w:rPr>
+      </w:r>
+      <w:r>
+        <w:rPr>
+          <w:b/>
+          <w:lang w:val="hi_IN" w:bidi="hi_IN"/>
+        </w:rPr>
         <w:t>"कि वह प्रेम में"</w:t>
       </w:r>
     </w:p>
@@ -22227,6 +25392,21 @@
           <w:b/>
           <w:lang w:val="hi_IN" w:bidi="hi_IN"/>
         </w:rPr>
+        <w:t>διὰ πάσης ἁφῆς τῆς ἐπιχορηγίας</w:t>
+      </w:r>
+    </w:p>
+    <w:p>
+      <w:pPr/>
+      <w:r>
+        <w:rPr>
+          <w:lang w:val="hi_IN" w:bidi="hi_IN"/>
+        </w:rPr>
+      </w:r>
+      <w:r>
+        <w:rPr>
+          <w:b/>
+          <w:lang w:val="hi_IN" w:bidi="hi_IN"/>
+        </w:rPr>
         <w:t>"हर एक जोड़ की सहायता से"</w:t>
       </w:r>
       <w:r>
@@ -22495,6 +25675,21 @@
           <w:b/>
           <w:lang w:val="hi_IN" w:bidi="hi_IN"/>
         </w:rPr>
+        <w:t>τοῦτο οὖν λέγω καὶ μαρτύρομαι</w:t>
+      </w:r>
+    </w:p>
+    <w:p>
+      <w:pPr/>
+      <w:r>
+        <w:rPr>
+          <w:lang w:val="hi_IN" w:bidi="hi_IN"/>
+        </w:rPr>
+      </w:r>
+      <w:r>
+        <w:rPr>
+          <w:b/>
+          <w:lang w:val="hi_IN" w:bidi="hi_IN"/>
+        </w:rPr>
         <w:t>"इसलिए मैं यह कहता हूँ और"</w:t>
       </w:r>
       <w:r>
@@ -22571,6 +25766,21 @@
           <w:b/>
           <w:lang w:val="hi_IN" w:bidi="hi_IN"/>
         </w:rPr>
+        <w:t>ἐν Κυρίῳ</w:t>
+      </w:r>
+    </w:p>
+    <w:p>
+      <w:pPr/>
+      <w:r>
+        <w:rPr>
+          <w:lang w:val="hi_IN" w:bidi="hi_IN"/>
+        </w:rPr>
+      </w:r>
+      <w:r>
+        <w:rPr>
+          <w:b/>
+          <w:lang w:val="hi_IN" w:bidi="hi_IN"/>
+        </w:rPr>
         <w:t>"प्रभु में"</w:t>
       </w:r>
     </w:p>
@@ -22634,6 +25844,21 @@
           <w:b/>
           <w:lang w:val="hi_IN" w:bidi="hi_IN"/>
         </w:rPr>
+        <w:t>μηκέτι ὑμᾶς περιπατεῖν, καθὼς καὶ τὰ ἔθνη περιπατεῖ ἐν ματαιότητι τοῦ νοὸς αὐτῶν</w:t>
+      </w:r>
+    </w:p>
+    <w:p>
+      <w:pPr/>
+      <w:r>
+        <w:rPr>
+          <w:lang w:val="hi_IN" w:bidi="hi_IN"/>
+        </w:rPr>
+      </w:r>
+      <w:r>
+        <w:rPr>
+          <w:b/>
+          <w:lang w:val="hi_IN" w:bidi="hi_IN"/>
+        </w:rPr>
         <w:t>"जैसे अन्यजातीय लोग अपने मन की अनर्थ की रीति पर चलते हैं, तुम अब से फिर ऐसे न चलो"</w:t>
       </w:r>
     </w:p>
@@ -22717,6 +25942,21 @@
           <w:b/>
           <w:lang w:val="hi_IN" w:bidi="hi_IN"/>
         </w:rPr>
+        <w:t>ἐσκοτωμένοι τῇ διανοίᾳ</w:t>
+      </w:r>
+    </w:p>
+    <w:p>
+      <w:pPr/>
+      <w:r>
+        <w:rPr>
+          <w:lang w:val="hi_IN" w:bidi="hi_IN"/>
+        </w:rPr>
+      </w:r>
+      <w:r>
+        <w:rPr>
+          <w:b/>
+          <w:lang w:val="hi_IN" w:bidi="hi_IN"/>
+        </w:rPr>
         <w:t>"क्योंकि उनकी बुद्धि अंधेरी हो गई है"</w:t>
       </w:r>
     </w:p>
@@ -22800,6 +26040,21 @@
           <w:b/>
           <w:lang w:val="hi_IN" w:bidi="hi_IN"/>
         </w:rPr>
+        <w:t>ἐσκοτωμένοι τῇ διανοίᾳ</w:t>
+      </w:r>
+    </w:p>
+    <w:p>
+      <w:pPr/>
+      <w:r>
+        <w:rPr>
+          <w:lang w:val="hi_IN" w:bidi="hi_IN"/>
+        </w:rPr>
+      </w:r>
+      <w:r>
+        <w:rPr>
+          <w:b/>
+          <w:lang w:val="hi_IN" w:bidi="hi_IN"/>
+        </w:rPr>
         <w:t>"क्योंकि उनकी बुद्धि अंधेरी हो गई है"</w:t>
       </w:r>
     </w:p>
@@ -22883,6 +26138,21 @@
           <w:b/>
           <w:lang w:val="hi_IN" w:bidi="hi_IN"/>
         </w:rPr>
+        <w:t>ἀπηλλοτριωμένοι τῆς ζωῆς τοῦ Θεοῦ, διὰ τὴν ἄγνοιαν τὴν οὖσαν ἐν αὐτοῖς</w:t>
+      </w:r>
+    </w:p>
+    <w:p>
+      <w:pPr/>
+      <w:r>
+        <w:rPr>
+          <w:lang w:val="hi_IN" w:bidi="hi_IN"/>
+        </w:rPr>
+      </w:r>
+      <w:r>
+        <w:rPr>
+          <w:b/>
+          <w:lang w:val="hi_IN" w:bidi="hi_IN"/>
+        </w:rPr>
         <w:t>"और उस अज्ञानता के कारण जो उनमें है"</w:t>
       </w:r>
       <w:r>
@@ -22979,6 +26249,21 @@
           <w:b/>
           <w:lang w:val="hi_IN" w:bidi="hi_IN"/>
         </w:rPr>
+        <w:t>ἀπηλλοτριωμένοι</w:t>
+      </w:r>
+    </w:p>
+    <w:p>
+      <w:pPr/>
+      <w:r>
+        <w:rPr>
+          <w:lang w:val="hi_IN" w:bidi="hi_IN"/>
+        </w:rPr>
+      </w:r>
+      <w:r>
+        <w:rPr>
+          <w:b/>
+          <w:lang w:val="hi_IN" w:bidi="hi_IN"/>
+        </w:rPr>
         <w:t>"अलग"</w:t>
       </w:r>
     </w:p>
@@ -23042,6 +26327,21 @@
           <w:b/>
           <w:lang w:val="hi_IN" w:bidi="hi_IN"/>
         </w:rPr>
+        <w:t>ἄγνοιαν</w:t>
+      </w:r>
+    </w:p>
+    <w:p>
+      <w:pPr/>
+      <w:r>
+        <w:rPr>
+          <w:lang w:val="hi_IN" w:bidi="hi_IN"/>
+        </w:rPr>
+      </w:r>
+      <w:r>
+        <w:rPr>
+          <w:b/>
+          <w:lang w:val="hi_IN" w:bidi="hi_IN"/>
+        </w:rPr>
         <w:t>"अज्ञानता"</w:t>
       </w:r>
     </w:p>
@@ -23105,6 +26405,21 @@
           <w:b/>
           <w:lang w:val="hi_IN" w:bidi="hi_IN"/>
         </w:rPr>
+        <w:t>διὰ τὴν πώρωσιν τῆς καρδίας αὐτῶν</w:t>
+      </w:r>
+    </w:p>
+    <w:p>
+      <w:pPr/>
+      <w:r>
+        <w:rPr>
+          <w:lang w:val="hi_IN" w:bidi="hi_IN"/>
+        </w:rPr>
+      </w:r>
+      <w:r>
+        <w:rPr>
+          <w:b/>
+          <w:lang w:val="hi_IN" w:bidi="hi_IN"/>
+        </w:rPr>
         <w:t>"और उनके मन की कठोरता के कारण"</w:t>
       </w:r>
     </w:p>
@@ -23201,6 +26516,21 @@
           <w:b/>
           <w:lang w:val="hi_IN" w:bidi="hi_IN"/>
         </w:rPr>
+        <w:t>διὰ</w:t>
+      </w:r>
+    </w:p>
+    <w:p>
+      <w:pPr/>
+      <w:r>
+        <w:rPr>
+          <w:lang w:val="hi_IN" w:bidi="hi_IN"/>
+        </w:rPr>
+      </w:r>
+      <w:r>
+        <w:rPr>
+          <w:b/>
+          <w:lang w:val="hi_IN" w:bidi="hi_IN"/>
+        </w:rPr>
         <w:t>"के कारण"</w:t>
       </w:r>
     </w:p>
@@ -23297,6 +26627,21 @@
           <w:b/>
           <w:lang w:val="hi_IN" w:bidi="hi_IN"/>
         </w:rPr>
+        <w:t>διὰ</w:t>
+      </w:r>
+    </w:p>
+    <w:p>
+      <w:pPr/>
+      <w:r>
+        <w:rPr>
+          <w:lang w:val="hi_IN" w:bidi="hi_IN"/>
+        </w:rPr>
+      </w:r>
+      <w:r>
+        <w:rPr>
+          <w:b/>
+          <w:lang w:val="hi_IN" w:bidi="hi_IN"/>
+        </w:rPr>
         <w:t>"कारण"</w:t>
       </w:r>
     </w:p>
@@ -23379,6 +26724,21 @@
         <w:rPr>
           <w:lang w:val="hi_IN" w:bidi="hi_IN"/>
         </w:rPr>
+      </w:r>
+    </w:p>
+    <w:p>
+      <w:pPr/>
+      <w:r>
+        <w:rPr>
+          <w:lang w:val="hi_IN" w:bidi="hi_IN"/>
+        </w:rPr>
+      </w:r>
+      <w:r>
+        <w:rPr>
+          <w:b/>
+          <w:lang w:val="hi_IN" w:bidi="hi_IN"/>
+        </w:rPr>
+        <w:t>ἑαυτοὺς παρέδωκαν τῇ ἀσελγείᾳ</w:t>
       </w:r>
     </w:p>
     <w:p>
@@ -23583,6 +26943,21 @@
           <w:b/>
           <w:lang w:val="hi_IN" w:bidi="hi_IN"/>
         </w:rPr>
+        <w:t>δὲ</w:t>
+      </w:r>
+    </w:p>
+    <w:p>
+      <w:pPr/>
+      <w:r>
+        <w:rPr>
+          <w:lang w:val="hi_IN" w:bidi="hi_IN"/>
+        </w:rPr>
+      </w:r>
+      <w:r>
+        <w:rPr>
+          <w:b/>
+          <w:lang w:val="hi_IN" w:bidi="hi_IN"/>
+        </w:rPr>
         <w:t>"पर"</w:t>
       </w:r>
     </w:p>
@@ -23679,6 +27054,21 @@
           <w:b/>
           <w:lang w:val="hi_IN" w:bidi="hi_IN"/>
         </w:rPr>
+        <w:t>εἴ γε αὐτὸν ἠκούσατε καὶ ἐν αὐτῷ ἐδιδάχθητε</w:t>
+      </w:r>
+    </w:p>
+    <w:p>
+      <w:pPr/>
+      <w:r>
+        <w:rPr>
+          <w:lang w:val="hi_IN" w:bidi="hi_IN"/>
+        </w:rPr>
+      </w:r>
+      <w:r>
+        <w:rPr>
+          <w:b/>
+          <w:lang w:val="hi_IN" w:bidi="hi_IN"/>
+        </w:rPr>
         <w:t>"वरन् तुम ने सचमुच उसी की सुनी, और"</w:t>
       </w:r>
       <w:r>
@@ -23775,6 +27165,21 @@
           <w:b/>
           <w:lang w:val="hi_IN" w:bidi="hi_IN"/>
         </w:rPr>
+        <w:t>ἐν αὐτῷ ἐδιδάχθητε</w:t>
+      </w:r>
+    </w:p>
+    <w:p>
+      <w:pPr/>
+      <w:r>
+        <w:rPr>
+          <w:lang w:val="hi_IN" w:bidi="hi_IN"/>
+        </w:rPr>
+      </w:r>
+      <w:r>
+        <w:rPr>
+          <w:b/>
+          <w:lang w:val="hi_IN" w:bidi="hi_IN"/>
+        </w:rPr>
         <w:t>"उसी में सिखाए भी"</w:t>
       </w:r>
     </w:p>
@@ -23858,6 +27263,21 @@
           <w:b/>
           <w:lang w:val="hi_IN" w:bidi="hi_IN"/>
         </w:rPr>
+        <w:t>καθώς ἐστιν ἀλήθεια ἐν τῷ Ἰησοῦ</w:t>
+      </w:r>
+    </w:p>
+    <w:p>
+      <w:pPr/>
+      <w:r>
+        <w:rPr>
+          <w:lang w:val="hi_IN" w:bidi="hi_IN"/>
+        </w:rPr>
+      </w:r>
+      <w:r>
+        <w:rPr>
+          <w:b/>
+          <w:lang w:val="hi_IN" w:bidi="hi_IN"/>
+        </w:rPr>
         <w:t>"जैसा यीशु में सत्य है,"</w:t>
       </w:r>
       <w:r>
@@ -23934,6 +27354,21 @@
           <w:b/>
           <w:lang w:val="hi_IN" w:bidi="hi_IN"/>
         </w:rPr>
+        <w:t>ἀποθέσθαι ὑμᾶς κατὰ τὴν προτέραν ἀναστροφὴν</w:t>
+      </w:r>
+    </w:p>
+    <w:p>
+      <w:pPr/>
+      <w:r>
+        <w:rPr>
+          <w:lang w:val="hi_IN" w:bidi="hi_IN"/>
+        </w:rPr>
+      </w:r>
+      <w:r>
+        <w:rPr>
+          <w:b/>
+          <w:lang w:val="hi_IN" w:bidi="hi_IN"/>
+        </w:rPr>
         <w:t>"कि तुम"</w:t>
       </w:r>
       <w:r>
@@ -24043,6 +27478,21 @@
           <w:b/>
           <w:lang w:val="hi_IN" w:bidi="hi_IN"/>
         </w:rPr>
+        <w:t>ἀποθέσθαι ὑμᾶς κατὰ τὴν προτέραν ἀναστροφὴν τὸν παλαιὸν ἄνθρωπον</w:t>
+      </w:r>
+    </w:p>
+    <w:p>
+      <w:pPr/>
+      <w:r>
+        <w:rPr>
+          <w:lang w:val="hi_IN" w:bidi="hi_IN"/>
+        </w:rPr>
+      </w:r>
+      <w:r>
+        <w:rPr>
+          <w:b/>
+          <w:lang w:val="hi_IN" w:bidi="hi_IN"/>
+        </w:rPr>
         <w:t>"कि"</w:t>
       </w:r>
       <w:r>
@@ -24152,6 +27602,21 @@
           <w:b/>
           <w:lang w:val="hi_IN" w:bidi="hi_IN"/>
         </w:rPr>
+        <w:t>τὸν παλαιὸν ἄνθρωπον</w:t>
+      </w:r>
+    </w:p>
+    <w:p>
+      <w:pPr/>
+      <w:r>
+        <w:rPr>
+          <w:lang w:val="hi_IN" w:bidi="hi_IN"/>
+        </w:rPr>
+      </w:r>
+      <w:r>
+        <w:rPr>
+          <w:b/>
+          <w:lang w:val="hi_IN" w:bidi="hi_IN"/>
+        </w:rPr>
         <w:t>"मनुष्यत्व को जो"</w:t>
       </w:r>
     </w:p>
@@ -24344,6 +27809,21 @@
           <w:b/>
           <w:lang w:val="hi_IN" w:bidi="hi_IN"/>
         </w:rPr>
+        <w:t>ἀνανεοῦσθαι &amp; τῷ πνεύματι τοῦ νοὸς ὑμῶν</w:t>
+      </w:r>
+    </w:p>
+    <w:p>
+      <w:pPr/>
+      <w:r>
+        <w:rPr>
+          <w:lang w:val="hi_IN" w:bidi="hi_IN"/>
+        </w:rPr>
+      </w:r>
+      <w:r>
+        <w:rPr>
+          <w:b/>
+          <w:lang w:val="hi_IN" w:bidi="hi_IN"/>
+        </w:rPr>
         <w:t>"अपने मन के आत्मिक स्वभाव में नये बनते जाओ"</w:t>
       </w:r>
     </w:p>
@@ -24427,6 +27907,21 @@
           <w:b/>
           <w:lang w:val="hi_IN" w:bidi="hi_IN"/>
         </w:rPr>
+        <w:t>ἐν δικαιοσύνῃ καὶ ὁσιότητι τῆς ἀληθείας</w:t>
+      </w:r>
+    </w:p>
+    <w:p>
+      <w:pPr/>
+      <w:r>
+        <w:rPr>
+          <w:lang w:val="hi_IN" w:bidi="hi_IN"/>
+        </w:rPr>
+      </w:r>
+      <w:r>
+        <w:rPr>
+          <w:b/>
+          <w:lang w:val="hi_IN" w:bidi="hi_IN"/>
+        </w:rPr>
         <w:t>"नये"</w:t>
       </w:r>
       <w:r>
@@ -24562,6 +28057,21 @@
           <w:b/>
           <w:lang w:val="hi_IN" w:bidi="hi_IN"/>
         </w:rPr>
+        <w:t>ἐνδύσασθαι τὸν καινὸν ἄνθρωπον</w:t>
+      </w:r>
+    </w:p>
+    <w:p>
+      <w:pPr/>
+      <w:r>
+        <w:rPr>
+          <w:lang w:val="hi_IN" w:bidi="hi_IN"/>
+        </w:rPr>
+      </w:r>
+      <w:r>
+        <w:rPr>
+          <w:b/>
+          <w:lang w:val="hi_IN" w:bidi="hi_IN"/>
+        </w:rPr>
         <w:t>"नये मनुष्यत्व को पहन लो"</w:t>
       </w:r>
     </w:p>
@@ -24658,6 +28168,21 @@
           <w:b/>
           <w:lang w:val="hi_IN" w:bidi="hi_IN"/>
         </w:rPr>
+        <w:t>διὸ</w:t>
+      </w:r>
+    </w:p>
+    <w:p>
+      <w:pPr/>
+      <w:r>
+        <w:rPr>
+          <w:lang w:val="hi_IN" w:bidi="hi_IN"/>
+        </w:rPr>
+      </w:r>
+      <w:r>
+        <w:rPr>
+          <w:b/>
+          <w:lang w:val="hi_IN" w:bidi="hi_IN"/>
+        </w:rPr>
         <w:t>"इस कारण"</w:t>
       </w:r>
     </w:p>
@@ -24754,6 +28279,21 @@
           <w:b/>
           <w:lang w:val="hi_IN" w:bidi="hi_IN"/>
         </w:rPr>
+        <w:t>ἀποθέμενοι τὸ ψεῦδος</w:t>
+      </w:r>
+    </w:p>
+    <w:p>
+      <w:pPr/>
+      <w:r>
+        <w:rPr>
+          <w:lang w:val="hi_IN" w:bidi="hi_IN"/>
+        </w:rPr>
+      </w:r>
+      <w:r>
+        <w:rPr>
+          <w:b/>
+          <w:lang w:val="hi_IN" w:bidi="hi_IN"/>
+        </w:rPr>
         <w:t>"झूठ"</w:t>
       </w:r>
       <w:r>
@@ -24830,6 +28370,21 @@
           <w:b/>
           <w:lang w:val="hi_IN" w:bidi="hi_IN"/>
         </w:rPr>
+        <w:t>λαλεῖτε ἀλήθειαν ἕκαστος</w:t>
+      </w:r>
+    </w:p>
+    <w:p>
+      <w:pPr/>
+      <w:r>
+        <w:rPr>
+          <w:lang w:val="hi_IN" w:bidi="hi_IN"/>
+        </w:rPr>
+      </w:r>
+      <w:r>
+        <w:rPr>
+          <w:b/>
+          <w:lang w:val="hi_IN" w:bidi="hi_IN"/>
+        </w:rPr>
         <w:t>"बोलना"</w:t>
       </w:r>
       <w:r>
@@ -24933,6 +28488,21 @@
           <w:b/>
           <w:lang w:val="hi_IN" w:bidi="hi_IN"/>
         </w:rPr>
+        <w:t>ὅτι</w:t>
+      </w:r>
+    </w:p>
+    <w:p>
+      <w:pPr/>
+      <w:r>
+        <w:rPr>
+          <w:lang w:val="hi_IN" w:bidi="hi_IN"/>
+        </w:rPr>
+      </w:r>
+      <w:r>
+        <w:rPr>
+          <w:b/>
+          <w:lang w:val="hi_IN" w:bidi="hi_IN"/>
+        </w:rPr>
         <w:t>"क्योंकि"</w:t>
       </w:r>
     </w:p>
@@ -25029,6 +28599,21 @@
           <w:b/>
           <w:lang w:val="hi_IN" w:bidi="hi_IN"/>
         </w:rPr>
+        <w:t>ἐσμὲν ἀλλήλων μέλη</w:t>
+      </w:r>
+    </w:p>
+    <w:p>
+      <w:pPr/>
+      <w:r>
+        <w:rPr>
+          <w:lang w:val="hi_IN" w:bidi="hi_IN"/>
+        </w:rPr>
+      </w:r>
+      <w:r>
+        <w:rPr>
+          <w:b/>
+          <w:lang w:val="hi_IN" w:bidi="hi_IN"/>
+        </w:rPr>
         <w:t>"हम"</w:t>
       </w:r>
       <w:r>
@@ -25138,6 +28723,21 @@
           <w:b/>
           <w:lang w:val="hi_IN" w:bidi="hi_IN"/>
         </w:rPr>
+        <w:t>ὀργίζεσθε, καὶ μὴ ἁμαρτάνετε</w:t>
+      </w:r>
+    </w:p>
+    <w:p>
+      <w:pPr/>
+      <w:r>
+        <w:rPr>
+          <w:lang w:val="hi_IN" w:bidi="hi_IN"/>
+        </w:rPr>
+      </w:r>
+      <w:r>
+        <w:rPr>
+          <w:b/>
+          <w:lang w:val="hi_IN" w:bidi="hi_IN"/>
+        </w:rPr>
         <w:t>"क्रोध तो करो, पर पाप मत करो"</w:t>
       </w:r>
     </w:p>
@@ -25201,6 +28801,21 @@
           <w:b/>
           <w:lang w:val="hi_IN" w:bidi="hi_IN"/>
         </w:rPr>
+        <w:t>ὁ ἥλιος μὴ ἐπιδυέτω ἐπὶ παροργισμῷ ὑμῶν</w:t>
+      </w:r>
+    </w:p>
+    <w:p>
+      <w:pPr/>
+      <w:r>
+        <w:rPr>
+          <w:lang w:val="hi_IN" w:bidi="hi_IN"/>
+        </w:rPr>
+      </w:r>
+      <w:r>
+        <w:rPr>
+          <w:b/>
+          <w:lang w:val="hi_IN" w:bidi="hi_IN"/>
+        </w:rPr>
         <w:t>"सूर्य अस्त होने तक तुम्हारा क्रोध न रहे"</w:t>
       </w:r>
     </w:p>
@@ -25284,6 +28899,21 @@
           <w:b/>
           <w:lang w:val="hi_IN" w:bidi="hi_IN"/>
         </w:rPr>
+        <w:t>μηδὲ δίδοτε τόπον τῷ διαβόλῳ</w:t>
+      </w:r>
+    </w:p>
+    <w:p>
+      <w:pPr/>
+      <w:r>
+        <w:rPr>
+          <w:lang w:val="hi_IN" w:bidi="hi_IN"/>
+        </w:rPr>
+      </w:r>
+      <w:r>
+        <w:rPr>
+          <w:b/>
+          <w:lang w:val="hi_IN" w:bidi="hi_IN"/>
+        </w:rPr>
         <w:t>"और न शैतान को अवसर दो"</w:t>
       </w:r>
     </w:p>
@@ -25347,6 +28977,21 @@
           <w:b/>
           <w:lang w:val="hi_IN" w:bidi="hi_IN"/>
         </w:rPr>
+        <w:t>μᾶλλον δὲ</w:t>
+      </w:r>
+    </w:p>
+    <w:p>
+      <w:pPr/>
+      <w:r>
+        <w:rPr>
+          <w:lang w:val="hi_IN" w:bidi="hi_IN"/>
+        </w:rPr>
+      </w:r>
+      <w:r>
+        <w:rPr>
+          <w:b/>
+          <w:lang w:val="hi_IN" w:bidi="hi_IN"/>
+        </w:rPr>
         <w:t>"वरन्"</w:t>
       </w:r>
     </w:p>
@@ -25443,6 +29088,21 @@
           <w:b/>
           <w:lang w:val="hi_IN" w:bidi="hi_IN"/>
         </w:rPr>
+        <w:t>ἵνα</w:t>
+      </w:r>
+    </w:p>
+    <w:p>
+      <w:pPr/>
+      <w:r>
+        <w:rPr>
+          <w:lang w:val="hi_IN" w:bidi="hi_IN"/>
+        </w:rPr>
+      </w:r>
+      <w:r>
+        <w:rPr>
+          <w:b/>
+          <w:lang w:val="hi_IN" w:bidi="hi_IN"/>
+        </w:rPr>
         <w:t>"कि"</w:t>
       </w:r>
     </w:p>
@@ -25602,6 +29262,21 @@
           <w:b/>
           <w:lang w:val="hi_IN" w:bidi="hi_IN"/>
         </w:rPr>
+        <w:t>ἀλλ’</w:t>
+      </w:r>
+    </w:p>
+    <w:p>
+      <w:pPr/>
+      <w:r>
+        <w:rPr>
+          <w:lang w:val="hi_IN" w:bidi="hi_IN"/>
+        </w:rPr>
+      </w:r>
+      <w:r>
+        <w:rPr>
+          <w:b/>
+          <w:lang w:val="hi_IN" w:bidi="hi_IN"/>
+        </w:rPr>
         <w:t>"पर"</w:t>
       </w:r>
     </w:p>
@@ -25698,6 +29373,21 @@
           <w:b/>
           <w:lang w:val="hi_IN" w:bidi="hi_IN"/>
         </w:rPr>
+        <w:t>πρὸς οἰκοδομὴν</w:t>
+      </w:r>
+    </w:p>
+    <w:p>
+      <w:pPr/>
+      <w:r>
+        <w:rPr>
+          <w:lang w:val="hi_IN" w:bidi="hi_IN"/>
+        </w:rPr>
+      </w:r>
+      <w:r>
+        <w:rPr>
+          <w:b/>
+          <w:lang w:val="hi_IN" w:bidi="hi_IN"/>
+        </w:rPr>
         <w:t>"उन्नति के लिये"</w:t>
       </w:r>
     </w:p>
@@ -25761,6 +29451,21 @@
           <w:b/>
           <w:lang w:val="hi_IN" w:bidi="hi_IN"/>
         </w:rPr>
+        <w:t>ἵνα</w:t>
+      </w:r>
+    </w:p>
+    <w:p>
+      <w:pPr/>
+      <w:r>
+        <w:rPr>
+          <w:lang w:val="hi_IN" w:bidi="hi_IN"/>
+        </w:rPr>
+      </w:r>
+      <w:r>
+        <w:rPr>
+          <w:b/>
+          <w:lang w:val="hi_IN" w:bidi="hi_IN"/>
+        </w:rPr>
         <w:t>"वही"</w:t>
       </w:r>
     </w:p>
@@ -25857,6 +29562,21 @@
           <w:b/>
           <w:lang w:val="hi_IN" w:bidi="hi_IN"/>
         </w:rPr>
+        <w:t>τῆς χρείας, ἵνα δῷ χάριν τοῖς ἀκούουσιν</w:t>
+      </w:r>
+    </w:p>
+    <w:p>
+      <w:pPr/>
+      <w:r>
+        <w:rPr>
+          <w:lang w:val="hi_IN" w:bidi="hi_IN"/>
+        </w:rPr>
+      </w:r>
+      <w:r>
+        <w:rPr>
+          <w:b/>
+          <w:lang w:val="hi_IN" w:bidi="hi_IN"/>
+        </w:rPr>
         <w:t>"आवश्यकता के अनुसार वही निकले"</w:t>
       </w:r>
       <w:r>
@@ -25933,6 +29653,21 @@
           <w:b/>
           <w:lang w:val="hi_IN" w:bidi="hi_IN"/>
         </w:rPr>
+        <w:t>ἵνα δῷ χάριν τοῖς ἀκούουσιν</w:t>
+      </w:r>
+    </w:p>
+    <w:p>
+      <w:pPr/>
+      <w:r>
+        <w:rPr>
+          <w:lang w:val="hi_IN" w:bidi="hi_IN"/>
+        </w:rPr>
+      </w:r>
+      <w:r>
+        <w:rPr>
+          <w:b/>
+          <w:lang w:val="hi_IN" w:bidi="hi_IN"/>
+        </w:rPr>
         <w:t>"वही निकले"</w:t>
       </w:r>
       <w:r>
@@ -26036,6 +29771,21 @@
           <w:b/>
           <w:lang w:val="hi_IN" w:bidi="hi_IN"/>
         </w:rPr>
+        <w:t>μὴ λυπεῖτε</w:t>
+      </w:r>
+    </w:p>
+    <w:p>
+      <w:pPr/>
+      <w:r>
+        <w:rPr>
+          <w:lang w:val="hi_IN" w:bidi="hi_IN"/>
+        </w:rPr>
+      </w:r>
+      <w:r>
+        <w:rPr>
+          <w:b/>
+          <w:lang w:val="hi_IN" w:bidi="hi_IN"/>
+        </w:rPr>
         <w:t>"शोकित मत करो"</w:t>
       </w:r>
     </w:p>
@@ -26099,6 +29849,21 @@
           <w:b/>
           <w:lang w:val="hi_IN" w:bidi="hi_IN"/>
         </w:rPr>
+        <w:t>ἐν ᾧ ἐσφραγίσθητε εἰς ἡμέραν ἀπολυτρώσεως</w:t>
+      </w:r>
+    </w:p>
+    <w:p>
+      <w:pPr/>
+      <w:r>
+        <w:rPr>
+          <w:lang w:val="hi_IN" w:bidi="hi_IN"/>
+        </w:rPr>
+      </w:r>
+      <w:r>
+        <w:rPr>
+          <w:b/>
+          <w:lang w:val="hi_IN" w:bidi="hi_IN"/>
+        </w:rPr>
         <w:t>"जिससे तुम पर छुटकारे के दिन के लिये छाप दी गई है"</w:t>
       </w:r>
     </w:p>
@@ -26182,6 +29947,21 @@
           <w:b/>
           <w:lang w:val="hi_IN" w:bidi="hi_IN"/>
         </w:rPr>
+        <w:t>ἐν ᾧ ἐσφραγίσθητε εἰς ἡμέραν ἀπολυτρώσεως</w:t>
+      </w:r>
+    </w:p>
+    <w:p>
+      <w:pPr/>
+      <w:r>
+        <w:rPr>
+          <w:lang w:val="hi_IN" w:bidi="hi_IN"/>
+        </w:rPr>
+      </w:r>
+      <w:r>
+        <w:rPr>
+          <w:b/>
+          <w:lang w:val="hi_IN" w:bidi="hi_IN"/>
+        </w:rPr>
         <w:t>"जिससे तुम पर छुटकारे के दिन के लिये छाप दी गई है"</w:t>
       </w:r>
     </w:p>
@@ -26411,6 +30191,21 @@
           <w:b/>
           <w:lang w:val="hi_IN" w:bidi="hi_IN"/>
         </w:rPr>
+        <w:t>πικρία, καὶ θυμὸς, καὶ ὀργὴ</w:t>
+      </w:r>
+    </w:p>
+    <w:p>
+      <w:pPr/>
+      <w:r>
+        <w:rPr>
+          <w:lang w:val="hi_IN" w:bidi="hi_IN"/>
+        </w:rPr>
+      </w:r>
+      <w:r>
+        <w:rPr>
+          <w:b/>
+          <w:lang w:val="hi_IN" w:bidi="hi_IN"/>
+        </w:rPr>
         <w:t>"कड़वाहट और प्रकोप और क्रोध"</w:t>
       </w:r>
     </w:p>
@@ -26494,6 +30289,21 @@
           <w:b/>
           <w:lang w:val="hi_IN" w:bidi="hi_IN"/>
         </w:rPr>
+        <w:t>κακίᾳ</w:t>
+      </w:r>
+    </w:p>
+    <w:p>
+      <w:pPr/>
+      <w:r>
+        <w:rPr>
+          <w:lang w:val="hi_IN" w:bidi="hi_IN"/>
+        </w:rPr>
+      </w:r>
+      <w:r>
+        <w:rPr>
+          <w:b/>
+          <w:lang w:val="hi_IN" w:bidi="hi_IN"/>
+        </w:rPr>
         <w:t>"बैर-भाव"</w:t>
       </w:r>
     </w:p>
@@ -26584,6 +30394,21 @@
           <w:b/>
           <w:lang w:val="hi_IN" w:bidi="hi_IN"/>
         </w:rPr>
+        <w:t>δὲ</w:t>
+      </w:r>
+    </w:p>
+    <w:p>
+      <w:pPr/>
+      <w:r>
+        <w:rPr>
+          <w:lang w:val="hi_IN" w:bidi="hi_IN"/>
+        </w:rPr>
+      </w:r>
+      <w:r>
+        <w:rPr>
+          <w:b/>
+          <w:lang w:val="hi_IN" w:bidi="hi_IN"/>
+        </w:rPr>
         <w:t>"और"</w:t>
       </w:r>
     </w:p>
@@ -26666,6 +30491,21 @@
         <w:rPr>
           <w:lang w:val="hi_IN" w:bidi="hi_IN"/>
         </w:rPr>
+      </w:r>
+    </w:p>
+    <w:p>
+      <w:pPr/>
+      <w:r>
+        <w:rPr>
+          <w:lang w:val="hi_IN" w:bidi="hi_IN"/>
+        </w:rPr>
+      </w:r>
+      <w:r>
+        <w:rPr>
+          <w:b/>
+          <w:lang w:val="hi_IN" w:bidi="hi_IN"/>
+        </w:rPr>
+        <w:t>εὔσπλαγχνοι</w:t>
       </w:r>
     </w:p>
     <w:p>
@@ -27009,6 +30849,21 @@
           <w:b/>
           <w:lang w:val="hi_IN" w:bidi="hi_IN"/>
         </w:rPr>
+        <w:t>ὡς τέκνα ἀγαπητά</w:t>
+      </w:r>
+    </w:p>
+    <w:p>
+      <w:pPr/>
+      <w:r>
+        <w:rPr>
+          <w:lang w:val="hi_IN" w:bidi="hi_IN"/>
+        </w:rPr>
+      </w:r>
+      <w:r>
+        <w:rPr>
+          <w:b/>
+          <w:lang w:val="hi_IN" w:bidi="hi_IN"/>
+        </w:rPr>
         <w:t>"प्रिय बच्चों के समान"</w:t>
       </w:r>
     </w:p>
@@ -27092,6 +30947,21 @@
           <w:b/>
           <w:lang w:val="hi_IN" w:bidi="hi_IN"/>
         </w:rPr>
+        <w:t>περιπατεῖτε ἐν ἀγάπῃ</w:t>
+      </w:r>
+    </w:p>
+    <w:p>
+      <w:pPr/>
+      <w:r>
+        <w:rPr>
+          <w:lang w:val="hi_IN" w:bidi="hi_IN"/>
+        </w:rPr>
+      </w:r>
+      <w:r>
+        <w:rPr>
+          <w:b/>
+          <w:lang w:val="hi_IN" w:bidi="hi_IN"/>
+        </w:rPr>
         <w:t>"प्रेम में चलो"</w:t>
       </w:r>
     </w:p>
@@ -27175,6 +31045,21 @@
           <w:b/>
           <w:lang w:val="hi_IN" w:bidi="hi_IN"/>
         </w:rPr>
+        <w:t>προσφορὰν καὶ θυσίαν τῷ Θεῷ εἰς ὀσμὴν εὐωδίας</w:t>
+      </w:r>
+    </w:p>
+    <w:p>
+      <w:pPr/>
+      <w:r>
+        <w:rPr>
+          <w:lang w:val="hi_IN" w:bidi="hi_IN"/>
+        </w:rPr>
+      </w:r>
+      <w:r>
+        <w:rPr>
+          <w:b/>
+          <w:lang w:val="hi_IN" w:bidi="hi_IN"/>
+        </w:rPr>
         <w:t>"सुखदायक सुगन्ध"</w:t>
       </w:r>
       <w:r>
@@ -27284,6 +31169,21 @@
           <w:b/>
           <w:lang w:val="hi_IN" w:bidi="hi_IN"/>
         </w:rPr>
+        <w:t>πορνεία δὲ, καὶ ἀκαθαρσία πᾶσα, ἢ πλεονεξία, μηδὲ ὀνομαζέσθω ἐν ὑμῖν</w:t>
+      </w:r>
+    </w:p>
+    <w:p>
+      <w:pPr/>
+      <w:r>
+        <w:rPr>
+          <w:lang w:val="hi_IN" w:bidi="hi_IN"/>
+        </w:rPr>
+      </w:r>
+      <w:r>
+        <w:rPr>
+          <w:b/>
+          <w:lang w:val="hi_IN" w:bidi="hi_IN"/>
+        </w:rPr>
         <w:t>"जैसा"</w:t>
       </w:r>
       <w:r>
@@ -27380,6 +31280,21 @@
           <w:b/>
           <w:lang w:val="hi_IN" w:bidi="hi_IN"/>
         </w:rPr>
+        <w:t>δὲ</w:t>
+      </w:r>
+    </w:p>
+    <w:p>
+      <w:pPr/>
+      <w:r>
+        <w:rPr>
+          <w:lang w:val="hi_IN" w:bidi="hi_IN"/>
+        </w:rPr>
+      </w:r>
+      <w:r>
+        <w:rPr>
+          <w:b/>
+          <w:lang w:val="hi_IN" w:bidi="hi_IN"/>
+        </w:rPr>
         <w:t>"जैसा"</w:t>
       </w:r>
     </w:p>
@@ -27476,6 +31391,21 @@
           <w:b/>
           <w:lang w:val="hi_IN" w:bidi="hi_IN"/>
         </w:rPr>
+        <w:t>ἀκαθαρσία πᾶσα</w:t>
+      </w:r>
+    </w:p>
+    <w:p>
+      <w:pPr/>
+      <w:r>
+        <w:rPr>
+          <w:lang w:val="hi_IN" w:bidi="hi_IN"/>
+        </w:rPr>
+      </w:r>
+      <w:r>
+        <w:rPr>
+          <w:b/>
+          <w:lang w:val="hi_IN" w:bidi="hi_IN"/>
+        </w:rPr>
         <w:t>"किसी प्रकार के अशुद्ध काम"</w:t>
       </w:r>
     </w:p>
@@ -27615,6 +31545,21 @@
           <w:b/>
           <w:lang w:val="hi_IN" w:bidi="hi_IN"/>
         </w:rPr>
+        <w:t>ἀλλὰ μᾶλλον</w:t>
+      </w:r>
+    </w:p>
+    <w:p>
+      <w:pPr/>
+      <w:r>
+        <w:rPr>
+          <w:lang w:val="hi_IN" w:bidi="hi_IN"/>
+        </w:rPr>
+      </w:r>
+      <w:r>
+        <w:rPr>
+          <w:b/>
+          <w:lang w:val="hi_IN" w:bidi="hi_IN"/>
+        </w:rPr>
         <w:t>"वरन्"</w:t>
       </w:r>
     </w:p>
@@ -27711,6 +31656,21 @@
           <w:b/>
           <w:lang w:val="hi_IN" w:bidi="hi_IN"/>
         </w:rPr>
+        <w:t>ἀκάθαρτος</w:t>
+      </w:r>
+    </w:p>
+    <w:p>
+      <w:pPr/>
+      <w:r>
+        <w:rPr>
+          <w:lang w:val="hi_IN" w:bidi="hi_IN"/>
+        </w:rPr>
+      </w:r>
+      <w:r>
+        <w:rPr>
+          <w:b/>
+          <w:lang w:val="hi_IN" w:bidi="hi_IN"/>
+        </w:rPr>
         <w:t>"अशुद्ध जन"</w:t>
       </w:r>
     </w:p>
@@ -27794,6 +31754,21 @@
           <w:b/>
           <w:lang w:val="hi_IN" w:bidi="hi_IN"/>
         </w:rPr>
+        <w:t>οὐκ ἔχει κληρονομίαν</w:t>
+      </w:r>
+    </w:p>
+    <w:p>
+      <w:pPr/>
+      <w:r>
+        <w:rPr>
+          <w:lang w:val="hi_IN" w:bidi="hi_IN"/>
+        </w:rPr>
+      </w:r>
+      <w:r>
+        <w:rPr>
+          <w:b/>
+          <w:lang w:val="hi_IN" w:bidi="hi_IN"/>
+        </w:rPr>
         <w:t>"की,"</w:t>
       </w:r>
       <w:r>
@@ -27890,6 +31865,21 @@
           <w:b/>
           <w:lang w:val="hi_IN" w:bidi="hi_IN"/>
         </w:rPr>
+        <w:t>κενοῖς λόγοις</w:t>
+      </w:r>
+    </w:p>
+    <w:p>
+      <w:pPr/>
+      <w:r>
+        <w:rPr>
+          <w:lang w:val="hi_IN" w:bidi="hi_IN"/>
+        </w:rPr>
+      </w:r>
+      <w:r>
+        <w:rPr>
+          <w:b/>
+          <w:lang w:val="hi_IN" w:bidi="hi_IN"/>
+        </w:rPr>
         <w:t>"व्यर्थ बातों से"</w:t>
       </w:r>
     </w:p>
@@ -27953,6 +31943,21 @@
           <w:b/>
           <w:lang w:val="hi_IN" w:bidi="hi_IN"/>
         </w:rPr>
+        <w:t>γὰρ</w:t>
+      </w:r>
+    </w:p>
+    <w:p>
+      <w:pPr/>
+      <w:r>
+        <w:rPr>
+          <w:lang w:val="hi_IN" w:bidi="hi_IN"/>
+        </w:rPr>
+      </w:r>
+      <w:r>
+        <w:rPr>
+          <w:b/>
+          <w:lang w:val="hi_IN" w:bidi="hi_IN"/>
+        </w:rPr>
         <w:t>"क्योंकि"</w:t>
       </w:r>
     </w:p>
@@ -28049,6 +32054,21 @@
           <w:b/>
           <w:lang w:val="hi_IN" w:bidi="hi_IN"/>
         </w:rPr>
+        <w:t>ἔρχεται ἡ ὀργὴ τοῦ Θεοῦ ἐπὶ</w:t>
+      </w:r>
+    </w:p>
+    <w:p>
+      <w:pPr/>
+      <w:r>
+        <w:rPr>
+          <w:lang w:val="hi_IN" w:bidi="hi_IN"/>
+        </w:rPr>
+      </w:r>
+      <w:r>
+        <w:rPr>
+          <w:b/>
+          <w:lang w:val="hi_IN" w:bidi="hi_IN"/>
+        </w:rPr>
         <w:t>"परमेश्वर का क्रोध"</w:t>
       </w:r>
       <w:r>
@@ -28152,6 +32172,21 @@
           <w:b/>
           <w:lang w:val="hi_IN" w:bidi="hi_IN"/>
         </w:rPr>
+        <w:t>τοὺς υἱοὺς τῆς ἀπειθείας</w:t>
+      </w:r>
+    </w:p>
+    <w:p>
+      <w:pPr/>
+      <w:r>
+        <w:rPr>
+          <w:lang w:val="hi_IN" w:bidi="hi_IN"/>
+        </w:rPr>
+      </w:r>
+      <w:r>
+        <w:rPr>
+          <w:b/>
+          <w:lang w:val="hi_IN" w:bidi="hi_IN"/>
+        </w:rPr>
         <w:t>"आज्ञा न माननेवालों"</w:t>
       </w:r>
     </w:p>
@@ -28235,6 +32270,21 @@
           <w:b/>
           <w:lang w:val="hi_IN" w:bidi="hi_IN"/>
         </w:rPr>
+        <w:t>οὖν</w:t>
+      </w:r>
+    </w:p>
+    <w:p>
+      <w:pPr/>
+      <w:r>
+        <w:rPr>
+          <w:lang w:val="hi_IN" w:bidi="hi_IN"/>
+        </w:rPr>
+      </w:r>
+      <w:r>
+        <w:rPr>
+          <w:b/>
+          <w:lang w:val="hi_IN" w:bidi="hi_IN"/>
+        </w:rPr>
         <w:t>"इसलिए"</w:t>
       </w:r>
     </w:p>
@@ -28331,6 +32381,21 @@
           <w:b/>
           <w:lang w:val="hi_IN" w:bidi="hi_IN"/>
         </w:rPr>
+        <w:t>ἦτε γάρ ποτε σκότος</w:t>
+      </w:r>
+    </w:p>
+    <w:p>
+      <w:pPr/>
+      <w:r>
+        <w:rPr>
+          <w:lang w:val="hi_IN" w:bidi="hi_IN"/>
+        </w:rPr>
+      </w:r>
+      <w:r>
+        <w:rPr>
+          <w:b/>
+          <w:lang w:val="hi_IN" w:bidi="hi_IN"/>
+        </w:rPr>
         <w:t>"क्योंकि तुम तो पहले अंधकार थे"</w:t>
       </w:r>
     </w:p>
@@ -28414,6 +32479,21 @@
           <w:b/>
           <w:lang w:val="hi_IN" w:bidi="hi_IN"/>
         </w:rPr>
+        <w:t>γάρ</w:t>
+      </w:r>
+    </w:p>
+    <w:p>
+      <w:pPr/>
+      <w:r>
+        <w:rPr>
+          <w:lang w:val="hi_IN" w:bidi="hi_IN"/>
+        </w:rPr>
+      </w:r>
+      <w:r>
+        <w:rPr>
+          <w:b/>
+          <w:lang w:val="hi_IN" w:bidi="hi_IN"/>
+        </w:rPr>
         <w:t>"क्योंकि"</w:t>
       </w:r>
     </w:p>
@@ -28510,6 +32590,21 @@
           <w:b/>
           <w:lang w:val="hi_IN" w:bidi="hi_IN"/>
         </w:rPr>
+        <w:t>νῦν δὲ φῶς ἐν Κυρίῳ</w:t>
+      </w:r>
+    </w:p>
+    <w:p>
+      <w:pPr/>
+      <w:r>
+        <w:rPr>
+          <w:lang w:val="hi_IN" w:bidi="hi_IN"/>
+        </w:rPr>
+      </w:r>
+      <w:r>
+        <w:rPr>
+          <w:b/>
+          <w:lang w:val="hi_IN" w:bidi="hi_IN"/>
+        </w:rPr>
         <w:t>"परन्तु अब प्रभु में ज्योति हो"</w:t>
       </w:r>
     </w:p>
@@ -28593,6 +32688,21 @@
           <w:b/>
           <w:lang w:val="hi_IN" w:bidi="hi_IN"/>
         </w:rPr>
+        <w:t>δὲ</w:t>
+      </w:r>
+    </w:p>
+    <w:p>
+      <w:pPr/>
+      <w:r>
+        <w:rPr>
+          <w:lang w:val="hi_IN" w:bidi="hi_IN"/>
+        </w:rPr>
+      </w:r>
+      <w:r>
+        <w:rPr>
+          <w:b/>
+          <w:lang w:val="hi_IN" w:bidi="hi_IN"/>
+        </w:rPr>
         <w:t>"परन्तु"</w:t>
       </w:r>
     </w:p>
@@ -28689,6 +32799,21 @@
           <w:b/>
           <w:lang w:val="hi_IN" w:bidi="hi_IN"/>
         </w:rPr>
+        <w:t>ὡς τέκνα φωτὸς περιπατεῖτε</w:t>
+      </w:r>
+    </w:p>
+    <w:p>
+      <w:pPr/>
+      <w:r>
+        <w:rPr>
+          <w:lang w:val="hi_IN" w:bidi="hi_IN"/>
+        </w:rPr>
+      </w:r>
+      <w:r>
+        <w:rPr>
+          <w:b/>
+          <w:lang w:val="hi_IN" w:bidi="hi_IN"/>
+        </w:rPr>
         <w:t>"अतः ज्योति की सन्तान के समान चलो"</w:t>
       </w:r>
     </w:p>
@@ -28772,6 +32897,21 @@
           <w:b/>
           <w:lang w:val="hi_IN" w:bidi="hi_IN"/>
         </w:rPr>
+        <w:t>ὡς τέκνα φωτὸς</w:t>
+      </w:r>
+    </w:p>
+    <w:p>
+      <w:pPr/>
+      <w:r>
+        <w:rPr>
+          <w:lang w:val="hi_IN" w:bidi="hi_IN"/>
+        </w:rPr>
+      </w:r>
+      <w:r>
+        <w:rPr>
+          <w:b/>
+          <w:lang w:val="hi_IN" w:bidi="hi_IN"/>
+        </w:rPr>
         <w:t>"ज्योति की सन्तान के समान"</w:t>
       </w:r>
     </w:p>
@@ -28855,6 +32995,21 @@
           <w:b/>
           <w:lang w:val="hi_IN" w:bidi="hi_IN"/>
         </w:rPr>
+        <w:t>ὁ &amp; καρπὸς τοῦ φωτὸς ἐν πάσῃ ἀγαθωσύνῃ, καὶ δικαιοσύνῃ, καὶ ἀληθείᾳ</w:t>
+      </w:r>
+    </w:p>
+    <w:p>
+      <w:pPr/>
+      <w:r>
+        <w:rPr>
+          <w:lang w:val="hi_IN" w:bidi="hi_IN"/>
+        </w:rPr>
+      </w:r>
+      <w:r>
+        <w:rPr>
+          <w:b/>
+          <w:lang w:val="hi_IN" w:bidi="hi_IN"/>
+        </w:rPr>
         <w:t>"ज्योति का फल सब प्रकार की भलाई, और धार्मिकता, और सत्य है"</w:t>
       </w:r>
     </w:p>
@@ -28951,6 +33106,21 @@
           <w:b/>
           <w:lang w:val="hi_IN" w:bidi="hi_IN"/>
         </w:rPr>
+        <w:t>γὰρ</w:t>
+      </w:r>
+    </w:p>
+    <w:p>
+      <w:pPr/>
+      <w:r>
+        <w:rPr>
+          <w:lang w:val="hi_IN" w:bidi="hi_IN"/>
+        </w:rPr>
+      </w:r>
+      <w:r>
+        <w:rPr>
+          <w:b/>
+          <w:lang w:val="hi_IN" w:bidi="hi_IN"/>
+        </w:rPr>
         <w:t>"क्योंकि"</w:t>
       </w:r>
     </w:p>
@@ -29047,6 +33217,21 @@
           <w:b/>
           <w:lang w:val="hi_IN" w:bidi="hi_IN"/>
         </w:rPr>
+        <w:t>μὴ συνκοινωνεῖτε τοῖς ἔργοις τοῖς ἀκάρποις τοῦ σκότους</w:t>
+      </w:r>
+    </w:p>
+    <w:p>
+      <w:pPr/>
+      <w:r>
+        <w:rPr>
+          <w:lang w:val="hi_IN" w:bidi="hi_IN"/>
+        </w:rPr>
+      </w:r>
+      <w:r>
+        <w:rPr>
+          <w:b/>
+          <w:lang w:val="hi_IN" w:bidi="hi_IN"/>
+        </w:rPr>
         <w:t>"अंधकार के निष्फल कामों में सहभागी न हो"</w:t>
       </w:r>
     </w:p>
@@ -29130,6 +33315,21 @@
           <w:b/>
           <w:lang w:val="hi_IN" w:bidi="hi_IN"/>
         </w:rPr>
+        <w:t>τοῖς ἔργοις τοῖς ἀκάρποις τοῦ σκότους</w:t>
+      </w:r>
+    </w:p>
+    <w:p>
+      <w:pPr/>
+      <w:r>
+        <w:rPr>
+          <w:lang w:val="hi_IN" w:bidi="hi_IN"/>
+        </w:rPr>
+      </w:r>
+      <w:r>
+        <w:rPr>
+          <w:b/>
+          <w:lang w:val="hi_IN" w:bidi="hi_IN"/>
+        </w:rPr>
         <w:t>"निष्फल कामों में"</w:t>
       </w:r>
     </w:p>
@@ -29213,6 +33413,21 @@
           <w:b/>
           <w:lang w:val="hi_IN" w:bidi="hi_IN"/>
         </w:rPr>
+        <w:t>τοῖς ἔργοις τοῖς ἀκάρποις τοῦ σκότους</w:t>
+      </w:r>
+    </w:p>
+    <w:p>
+      <w:pPr/>
+      <w:r>
+        <w:rPr>
+          <w:lang w:val="hi_IN" w:bidi="hi_IN"/>
+        </w:rPr>
+      </w:r>
+      <w:r>
+        <w:rPr>
+          <w:b/>
+          <w:lang w:val="hi_IN" w:bidi="hi_IN"/>
+        </w:rPr>
         <w:t>"अंधकार के निष्फल कामों में"</w:t>
       </w:r>
     </w:p>
@@ -29309,6 +33524,21 @@
           <w:b/>
           <w:lang w:val="hi_IN" w:bidi="hi_IN"/>
         </w:rPr>
+        <w:t>μᾶλλον δὲ</w:t>
+      </w:r>
+    </w:p>
+    <w:p>
+      <w:pPr/>
+      <w:r>
+        <w:rPr>
+          <w:lang w:val="hi_IN" w:bidi="hi_IN"/>
+        </w:rPr>
+      </w:r>
+      <w:r>
+        <w:rPr>
+          <w:b/>
+          <w:lang w:val="hi_IN" w:bidi="hi_IN"/>
+        </w:rPr>
         <w:t>"वरन्"</w:t>
       </w:r>
       <w:r>
@@ -29418,6 +33648,21 @@
           <w:b/>
           <w:lang w:val="hi_IN" w:bidi="hi_IN"/>
         </w:rPr>
+        <w:t>ἐλέγχετε</w:t>
+      </w:r>
+    </w:p>
+    <w:p>
+      <w:pPr/>
+      <w:r>
+        <w:rPr>
+          <w:lang w:val="hi_IN" w:bidi="hi_IN"/>
+        </w:rPr>
+      </w:r>
+      <w:r>
+        <w:rPr>
+          <w:b/>
+          <w:lang w:val="hi_IN" w:bidi="hi_IN"/>
+        </w:rPr>
         <w:t>"उलाहना दो"</w:t>
       </w:r>
     </w:p>
@@ -29501,6 +33746,21 @@
           <w:b/>
           <w:lang w:val="hi_IN" w:bidi="hi_IN"/>
         </w:rPr>
+        <w:t>αὐτῶν</w:t>
+      </w:r>
+    </w:p>
+    <w:p>
+      <w:pPr/>
+      <w:r>
+        <w:rPr>
+          <w:lang w:val="hi_IN" w:bidi="hi_IN"/>
+        </w:rPr>
+      </w:r>
+      <w:r>
+        <w:rPr>
+          <w:b/>
+          <w:lang w:val="hi_IN" w:bidi="hi_IN"/>
+        </w:rPr>
         <w:t>"उनके"</w:t>
       </w:r>
     </w:p>
@@ -29693,6 +33953,21 @@
           <w:b/>
           <w:lang w:val="hi_IN" w:bidi="hi_IN"/>
         </w:rPr>
+        <w:t>δὲ</w:t>
+      </w:r>
+    </w:p>
+    <w:p>
+      <w:pPr/>
+      <w:r>
+        <w:rPr>
+          <w:lang w:val="hi_IN" w:bidi="hi_IN"/>
+        </w:rPr>
+      </w:r>
+      <w:r>
+        <w:rPr>
+          <w:b/>
+          <w:lang w:val="hi_IN" w:bidi="hi_IN"/>
+        </w:rPr>
         <w:t>"पर"</w:t>
       </w:r>
     </w:p>
@@ -29789,6 +34064,21 @@
           <w:b/>
           <w:lang w:val="hi_IN" w:bidi="hi_IN"/>
         </w:rPr>
+        <w:t>πᾶν &amp; τὸ φανερούμενον φῶς ἐστιν</w:t>
+      </w:r>
+    </w:p>
+    <w:p>
+      <w:pPr/>
+      <w:r>
+        <w:rPr>
+          <w:lang w:val="hi_IN" w:bidi="hi_IN"/>
+        </w:rPr>
+      </w:r>
+      <w:r>
+        <w:rPr>
+          <w:b/>
+          <w:lang w:val="hi_IN" w:bidi="hi_IN"/>
+        </w:rPr>
         <w:t>"सब कुछ को प्रगट करता है, वह ज्योति है"</w:t>
       </w:r>
     </w:p>
@@ -29968,6 +34258,21 @@
           <w:b/>
           <w:lang w:val="hi_IN" w:bidi="hi_IN"/>
         </w:rPr>
+        <w:t>ἔγειρε, ὁ καθεύδων, καὶ ἀνάστα ἐκ τῶν νεκρῶν</w:t>
+      </w:r>
+    </w:p>
+    <w:p>
+      <w:pPr/>
+      <w:r>
+        <w:rPr>
+          <w:lang w:val="hi_IN" w:bidi="hi_IN"/>
+        </w:rPr>
+      </w:r>
+      <w:r>
+        <w:rPr>
+          <w:b/>
+          <w:lang w:val="hi_IN" w:bidi="hi_IN"/>
+        </w:rPr>
         <w:t>""हे सोनेवाले जाग"</w:t>
       </w:r>
     </w:p>
@@ -30051,6 +34356,21 @@
           <w:b/>
           <w:lang w:val="hi_IN" w:bidi="hi_IN"/>
         </w:rPr>
+        <w:t>ὁ καθεύδων</w:t>
+      </w:r>
+    </w:p>
+    <w:p>
+      <w:pPr/>
+      <w:r>
+        <w:rPr>
+          <w:lang w:val="hi_IN" w:bidi="hi_IN"/>
+        </w:rPr>
+      </w:r>
+      <w:r>
+        <w:rPr>
+          <w:b/>
+          <w:lang w:val="hi_IN" w:bidi="hi_IN"/>
+        </w:rPr>
         <w:t>"हे सोनेवाले"</w:t>
       </w:r>
     </w:p>
@@ -30134,6 +34454,21 @@
           <w:b/>
           <w:lang w:val="hi_IN" w:bidi="hi_IN"/>
         </w:rPr>
+        <w:t>ἐκ τῶν νεκρῶν</w:t>
+      </w:r>
+    </w:p>
+    <w:p>
+      <w:pPr/>
+      <w:r>
+        <w:rPr>
+          <w:lang w:val="hi_IN" w:bidi="hi_IN"/>
+        </w:rPr>
+      </w:r>
+      <w:r>
+        <w:rPr>
+          <w:b/>
+          <w:lang w:val="hi_IN" w:bidi="hi_IN"/>
+        </w:rPr>
         <w:t>"मुर्दों में से"</w:t>
       </w:r>
     </w:p>
@@ -30217,6 +34552,21 @@
           <w:b/>
           <w:lang w:val="hi_IN" w:bidi="hi_IN"/>
         </w:rPr>
+        <w:t>ἐπιφαύσει σοι</w:t>
+      </w:r>
+    </w:p>
+    <w:p>
+      <w:pPr/>
+      <w:r>
+        <w:rPr>
+          <w:lang w:val="hi_IN" w:bidi="hi_IN"/>
+        </w:rPr>
+      </w:r>
+      <w:r>
+        <w:rPr>
+          <w:b/>
+          <w:lang w:val="hi_IN" w:bidi="hi_IN"/>
+        </w:rPr>
         <w:t>"तुझ"</w:t>
       </w:r>
       <w:r>
@@ -30339,6 +34689,21 @@
           <w:b/>
           <w:lang w:val="hi_IN" w:bidi="hi_IN"/>
         </w:rPr>
+        <w:t>ἐπιφαύσει σοι ὁ Χριστός</w:t>
+      </w:r>
+    </w:p>
+    <w:p>
+      <w:pPr/>
+      <w:r>
+        <w:rPr>
+          <w:lang w:val="hi_IN" w:bidi="hi_IN"/>
+        </w:rPr>
+      </w:r>
+      <w:r>
+        <w:rPr>
+          <w:b/>
+          <w:lang w:val="hi_IN" w:bidi="hi_IN"/>
+        </w:rPr>
         <w:t>"मसीह की ज्योति तुझ पर चमकेगी"</w:t>
       </w:r>
     </w:p>
@@ -30485,6 +34850,21 @@
           <w:b/>
           <w:lang w:val="hi_IN" w:bidi="hi_IN"/>
         </w:rPr>
+        <w:t>οὖν</w:t>
+      </w:r>
+    </w:p>
+    <w:p>
+      <w:pPr/>
+      <w:r>
+        <w:rPr>
+          <w:lang w:val="hi_IN" w:bidi="hi_IN"/>
+        </w:rPr>
+      </w:r>
+      <w:r>
+        <w:rPr>
+          <w:b/>
+          <w:lang w:val="hi_IN" w:bidi="hi_IN"/>
+        </w:rPr>
         <w:t>"इसलिए"</w:t>
       </w:r>
     </w:p>
@@ -30581,6 +34961,21 @@
           <w:b/>
           <w:lang w:val="hi_IN" w:bidi="hi_IN"/>
         </w:rPr>
+        <w:t>ἀλλ’</w:t>
+      </w:r>
+    </w:p>
+    <w:p>
+      <w:pPr/>
+      <w:r>
+        <w:rPr>
+          <w:lang w:val="hi_IN" w:bidi="hi_IN"/>
+        </w:rPr>
+      </w:r>
+      <w:r>
+        <w:rPr>
+          <w:b/>
+          <w:lang w:val="hi_IN" w:bidi="hi_IN"/>
+        </w:rPr>
         <w:t>"पर"</w:t>
       </w:r>
     </w:p>
@@ -30760,6 +35155,21 @@
           <w:b/>
           <w:lang w:val="hi_IN" w:bidi="hi_IN"/>
         </w:rPr>
+        <w:t>ἐξαγοραζόμενοι τὸν καιρόν</w:t>
+      </w:r>
+    </w:p>
+    <w:p>
+      <w:pPr/>
+      <w:r>
+        <w:rPr>
+          <w:lang w:val="hi_IN" w:bidi="hi_IN"/>
+        </w:rPr>
+      </w:r>
+      <w:r>
+        <w:rPr>
+          <w:b/>
+          <w:lang w:val="hi_IN" w:bidi="hi_IN"/>
+        </w:rPr>
         <w:t>"और अवसर को बहुमूल्य समझो"</w:t>
       </w:r>
     </w:p>
@@ -30843,6 +35253,21 @@
           <w:b/>
           <w:lang w:val="hi_IN" w:bidi="hi_IN"/>
         </w:rPr>
+        <w:t>ὅτι αἱ ἡμέραι πονηραί εἰσιν</w:t>
+      </w:r>
+    </w:p>
+    <w:p>
+      <w:pPr/>
+      <w:r>
+        <w:rPr>
+          <w:lang w:val="hi_IN" w:bidi="hi_IN"/>
+        </w:rPr>
+      </w:r>
+      <w:r>
+        <w:rPr>
+          <w:b/>
+          <w:lang w:val="hi_IN" w:bidi="hi_IN"/>
+        </w:rPr>
         <w:t>"क्योंकि दिन बुरे हैं"</w:t>
       </w:r>
     </w:p>
@@ -30939,6 +35364,21 @@
           <w:b/>
           <w:lang w:val="hi_IN" w:bidi="hi_IN"/>
         </w:rPr>
+        <w:t>ὅτι</w:t>
+      </w:r>
+    </w:p>
+    <w:p>
+      <w:pPr/>
+      <w:r>
+        <w:rPr>
+          <w:lang w:val="hi_IN" w:bidi="hi_IN"/>
+        </w:rPr>
+      </w:r>
+      <w:r>
+        <w:rPr>
+          <w:b/>
+          <w:lang w:val="hi_IN" w:bidi="hi_IN"/>
+        </w:rPr>
         <w:t>"क्योंकि"</w:t>
       </w:r>
     </w:p>
@@ -31035,6 +35475,21 @@
           <w:b/>
           <w:lang w:val="hi_IN" w:bidi="hi_IN"/>
         </w:rPr>
+        <w:t>διὰ τοῦτο</w:t>
+      </w:r>
+    </w:p>
+    <w:p>
+      <w:pPr/>
+      <w:r>
+        <w:rPr>
+          <w:lang w:val="hi_IN" w:bidi="hi_IN"/>
+        </w:rPr>
+      </w:r>
+      <w:r>
+        <w:rPr>
+          <w:b/>
+          <w:lang w:val="hi_IN" w:bidi="hi_IN"/>
+        </w:rPr>
         <w:t>"इस कारण"</w:t>
       </w:r>
       <w:r>
@@ -31144,6 +35599,21 @@
           <w:b/>
           <w:lang w:val="hi_IN" w:bidi="hi_IN"/>
         </w:rPr>
+        <w:t>ἀλλὰ</w:t>
+      </w:r>
+    </w:p>
+    <w:p>
+      <w:pPr/>
+      <w:r>
+        <w:rPr>
+          <w:lang w:val="hi_IN" w:bidi="hi_IN"/>
+        </w:rPr>
+      </w:r>
+      <w:r>
+        <w:rPr>
+          <w:b/>
+          <w:lang w:val="hi_IN" w:bidi="hi_IN"/>
+        </w:rPr>
         <w:t>"पर"</w:t>
       </w:r>
     </w:p>
@@ -31366,6 +35836,21 @@
           <w:b/>
           <w:lang w:val="hi_IN" w:bidi="hi_IN"/>
         </w:rPr>
+        <w:t>ἐν ᾧ ἐστιν ἀσωτία</w:t>
+      </w:r>
+    </w:p>
+    <w:p>
+      <w:pPr/>
+      <w:r>
+        <w:rPr>
+          <w:lang w:val="hi_IN" w:bidi="hi_IN"/>
+        </w:rPr>
+      </w:r>
+      <w:r>
+        <w:rPr>
+          <w:b/>
+          <w:lang w:val="hi_IN" w:bidi="hi_IN"/>
+        </w:rPr>
         <w:t>"क्योंकि"</w:t>
       </w:r>
       <w:r>
@@ -31469,6 +35954,21 @@
           <w:b/>
           <w:lang w:val="hi_IN" w:bidi="hi_IN"/>
         </w:rPr>
+        <w:t>ἀλλὰ πληροῦσθε ἐν Πνεύματι</w:t>
+      </w:r>
+    </w:p>
+    <w:p>
+      <w:pPr/>
+      <w:r>
+        <w:rPr>
+          <w:lang w:val="hi_IN" w:bidi="hi_IN"/>
+        </w:rPr>
+      </w:r>
+      <w:r>
+        <w:rPr>
+          <w:b/>
+          <w:lang w:val="hi_IN" w:bidi="hi_IN"/>
+        </w:rPr>
         <w:t>"इससे"</w:t>
       </w:r>
       <w:r>
@@ -31545,6 +36045,21 @@
           <w:b/>
           <w:lang w:val="hi_IN" w:bidi="hi_IN"/>
         </w:rPr>
+        <w:t>ἀλλὰ</w:t>
+      </w:r>
+    </w:p>
+    <w:p>
+      <w:pPr/>
+      <w:r>
+        <w:rPr>
+          <w:lang w:val="hi_IN" w:bidi="hi_IN"/>
+        </w:rPr>
+      </w:r>
+      <w:r>
+        <w:rPr>
+          <w:b/>
+          <w:lang w:val="hi_IN" w:bidi="hi_IN"/>
+        </w:rPr>
         <w:t>"इससे"</w:t>
       </w:r>
     </w:p>
@@ -31641,6 +36156,21 @@
           <w:b/>
           <w:lang w:val="hi_IN" w:bidi="hi_IN"/>
         </w:rPr>
+        <w:t>ψαλμοῖς, καὶ ὕμνοις, καὶ ᾠδαῖς πνευματικαῖς</w:t>
+      </w:r>
+    </w:p>
+    <w:p>
+      <w:pPr/>
+      <w:r>
+        <w:rPr>
+          <w:lang w:val="hi_IN" w:bidi="hi_IN"/>
+        </w:rPr>
+      </w:r>
+      <w:r>
+        <w:rPr>
+          <w:b/>
+          <w:lang w:val="hi_IN" w:bidi="hi_IN"/>
+        </w:rPr>
         <w:t>"भजन और स्तुतिगान और आत्मिक गीत"</w:t>
       </w:r>
     </w:p>
@@ -31787,6 +36317,21 @@
           <w:b/>
           <w:lang w:val="hi_IN" w:bidi="hi_IN"/>
         </w:rPr>
+        <w:t>ὕμνοις</w:t>
+      </w:r>
+    </w:p>
+    <w:p>
+      <w:pPr/>
+      <w:r>
+        <w:rPr>
+          <w:lang w:val="hi_IN" w:bidi="hi_IN"/>
+        </w:rPr>
+      </w:r>
+      <w:r>
+        <w:rPr>
+          <w:b/>
+          <w:lang w:val="hi_IN" w:bidi="hi_IN"/>
+        </w:rPr>
         <w:t>"स्तुतिगान"</w:t>
       </w:r>
     </w:p>
@@ -31850,6 +36395,21 @@
           <w:b/>
           <w:lang w:val="hi_IN" w:bidi="hi_IN"/>
         </w:rPr>
+        <w:t>ᾠδαῖς πνευματικαῖς</w:t>
+      </w:r>
+    </w:p>
+    <w:p>
+      <w:pPr/>
+      <w:r>
+        <w:rPr>
+          <w:lang w:val="hi_IN" w:bidi="hi_IN"/>
+        </w:rPr>
+      </w:r>
+      <w:r>
+        <w:rPr>
+          <w:b/>
+          <w:lang w:val="hi_IN" w:bidi="hi_IN"/>
+        </w:rPr>
         <w:t>"आत्मिक गीत"</w:t>
       </w:r>
     </w:p>
@@ -31959,6 +36519,21 @@
           <w:b/>
           <w:lang w:val="hi_IN" w:bidi="hi_IN"/>
         </w:rPr>
+        <w:t>τῇ καρδίᾳ ὑμῶν</w:t>
+      </w:r>
+    </w:p>
+    <w:p>
+      <w:pPr/>
+      <w:r>
+        <w:rPr>
+          <w:lang w:val="hi_IN" w:bidi="hi_IN"/>
+        </w:rPr>
+      </w:r>
+      <w:r>
+        <w:rPr>
+          <w:b/>
+          <w:lang w:val="hi_IN" w:bidi="hi_IN"/>
+        </w:rPr>
         <w:t>"अपने मन में"</w:t>
       </w:r>
     </w:p>
@@ -32055,6 +36630,21 @@
           <w:b/>
           <w:lang w:val="hi_IN" w:bidi="hi_IN"/>
         </w:rPr>
+        <w:t>ἐν ὀνόματι τοῦ Κυρίου ἡμῶν, Ἰησοῦ Χριστοῦ</w:t>
+      </w:r>
+    </w:p>
+    <w:p>
+      <w:pPr/>
+      <w:r>
+        <w:rPr>
+          <w:lang w:val="hi_IN" w:bidi="hi_IN"/>
+        </w:rPr>
+      </w:r>
+      <w:r>
+        <w:rPr>
+          <w:b/>
+          <w:lang w:val="hi_IN" w:bidi="hi_IN"/>
+        </w:rPr>
         <w:t>"हमारे प्रभु यीशु मसीह के नाम से"</w:t>
       </w:r>
     </w:p>
@@ -32124,6 +36714,21 @@
         <w:rPr>
           <w:lang w:val="hi_IN" w:bidi="hi_IN"/>
         </w:rPr>
+      </w:r>
+    </w:p>
+    <w:p>
+      <w:pPr/>
+      <w:r>
+        <w:rPr>
+          <w:lang w:val="hi_IN" w:bidi="hi_IN"/>
+        </w:rPr>
+      </w:r>
+      <w:r>
+        <w:rPr>
+          <w:b/>
+          <w:lang w:val="hi_IN" w:bidi="hi_IN"/>
+        </w:rPr>
+        <w:t>τῷ Θεῷ καὶ Πατρί</w:t>
       </w:r>
     </w:p>
     <w:p>
@@ -32295,6 +36900,21 @@
           <w:b/>
           <w:lang w:val="hi_IN" w:bidi="hi_IN"/>
         </w:rPr>
+        <w:t>ὅτι</w:t>
+      </w:r>
+    </w:p>
+    <w:p>
+      <w:pPr/>
+      <w:r>
+        <w:rPr>
+          <w:lang w:val="hi_IN" w:bidi="hi_IN"/>
+        </w:rPr>
+      </w:r>
+      <w:r>
+        <w:rPr>
+          <w:b/>
+          <w:lang w:val="hi_IN" w:bidi="hi_IN"/>
+        </w:rPr>
         <w:t>"क्योंकि"</w:t>
       </w:r>
     </w:p>
@@ -32391,6 +37011,21 @@
           <w:b/>
           <w:lang w:val="hi_IN" w:bidi="hi_IN"/>
         </w:rPr>
+        <w:t>κεφαλὴ τῆς γυναικὸς &amp; κεφαλὴ τῆς ἐκκλησίας</w:t>
+      </w:r>
+    </w:p>
+    <w:p>
+      <w:pPr/>
+      <w:r>
+        <w:rPr>
+          <w:lang w:val="hi_IN" w:bidi="hi_IN"/>
+        </w:rPr>
+      </w:r>
+      <w:r>
+        <w:rPr>
+          <w:b/>
+          <w:lang w:val="hi_IN" w:bidi="hi_IN"/>
+        </w:rPr>
         <w:t>"पत्नी का सिर"</w:t>
       </w:r>
       <w:r>
@@ -32500,6 +37135,21 @@
           <w:b/>
           <w:lang w:val="hi_IN" w:bidi="hi_IN"/>
         </w:rPr>
+        <w:t>τοῦ σώματος</w:t>
+      </w:r>
+    </w:p>
+    <w:p>
+      <w:pPr/>
+      <w:r>
+        <w:rPr>
+          <w:lang w:val="hi_IN" w:bidi="hi_IN"/>
+        </w:rPr>
+      </w:r>
+      <w:r>
+        <w:rPr>
+          <w:b/>
+          <w:lang w:val="hi_IN" w:bidi="hi_IN"/>
+        </w:rPr>
         <w:t>"देह का"</w:t>
       </w:r>
     </w:p>
@@ -32709,6 +37359,21 @@
           <w:b/>
           <w:lang w:val="hi_IN" w:bidi="hi_IN"/>
         </w:rPr>
+        <w:t>ἑαυτὸν παρέδωκεν</w:t>
+      </w:r>
+    </w:p>
+    <w:p>
+      <w:pPr/>
+      <w:r>
+        <w:rPr>
+          <w:lang w:val="hi_IN" w:bidi="hi_IN"/>
+        </w:rPr>
+      </w:r>
+      <w:r>
+        <w:rPr>
+          <w:b/>
+          <w:lang w:val="hi_IN" w:bidi="hi_IN"/>
+        </w:rPr>
         <w:t>"अपने आप को"</w:t>
       </w:r>
       <w:r>
@@ -32785,6 +37450,21 @@
           <w:b/>
           <w:lang w:val="hi_IN" w:bidi="hi_IN"/>
         </w:rPr>
+        <w:t>ὑπὲρ αὐτῆς</w:t>
+      </w:r>
+    </w:p>
+    <w:p>
+      <w:pPr/>
+      <w:r>
+        <w:rPr>
+          <w:lang w:val="hi_IN" w:bidi="hi_IN"/>
+        </w:rPr>
+      </w:r>
+      <w:r>
+        <w:rPr>
+          <w:b/>
+          <w:lang w:val="hi_IN" w:bidi="hi_IN"/>
+        </w:rPr>
         <w:t>"उसके लिये"</w:t>
       </w:r>
     </w:p>
@@ -32868,6 +37548,21 @@
           <w:b/>
           <w:lang w:val="hi_IN" w:bidi="hi_IN"/>
         </w:rPr>
+        <w:t>ἵνα</w:t>
+      </w:r>
+    </w:p>
+    <w:p>
+      <w:pPr/>
+      <w:r>
+        <w:rPr>
+          <w:lang w:val="hi_IN" w:bidi="hi_IN"/>
+        </w:rPr>
+      </w:r>
+      <w:r>
+        <w:rPr>
+          <w:b/>
+          <w:lang w:val="hi_IN" w:bidi="hi_IN"/>
+        </w:rPr>
         <w:t>"कि"</w:t>
       </w:r>
     </w:p>
@@ -32964,6 +37659,21 @@
           <w:b/>
           <w:lang w:val="hi_IN" w:bidi="hi_IN"/>
         </w:rPr>
+        <w:t>αὐτὴν ἁγιάσῃ, καθαρίσας</w:t>
+      </w:r>
+    </w:p>
+    <w:p>
+      <w:pPr/>
+      <w:r>
+        <w:rPr>
+          <w:lang w:val="hi_IN" w:bidi="hi_IN"/>
+        </w:rPr>
+      </w:r>
+      <w:r>
+        <w:rPr>
+          <w:b/>
+          <w:lang w:val="hi_IN" w:bidi="hi_IN"/>
+        </w:rPr>
         <w:t>"उसको"</w:t>
       </w:r>
       <w:r>
@@ -33060,6 +37770,21 @@
           <w:b/>
           <w:lang w:val="hi_IN" w:bidi="hi_IN"/>
         </w:rPr>
+        <w:t>καθαρίσας τῷ λουτρῷ τοῦ ὕδατος ἐν ῥήματι</w:t>
+      </w:r>
+    </w:p>
+    <w:p>
+      <w:pPr/>
+      <w:r>
+        <w:rPr>
+          <w:lang w:val="hi_IN" w:bidi="hi_IN"/>
+        </w:rPr>
+      </w:r>
+      <w:r>
+        <w:rPr>
+          <w:b/>
+          <w:lang w:val="hi_IN" w:bidi="hi_IN"/>
+        </w:rPr>
         <w:t>"वचन के द्वारा जल के स्नान से शुद्ध करके"</w:t>
       </w:r>
     </w:p>
@@ -33143,6 +37868,21 @@
           <w:b/>
           <w:lang w:val="hi_IN" w:bidi="hi_IN"/>
         </w:rPr>
+        <w:t>ἵνα</w:t>
+      </w:r>
+    </w:p>
+    <w:p>
+      <w:pPr/>
+      <w:r>
+        <w:rPr>
+          <w:lang w:val="hi_IN" w:bidi="hi_IN"/>
+        </w:rPr>
+      </w:r>
+      <w:r>
+        <w:rPr>
+          <w:b/>
+          <w:lang w:val="hi_IN" w:bidi="hi_IN"/>
+        </w:rPr>
         <w:t>"और"</w:t>
       </w:r>
     </w:p>
@@ -33239,6 +37979,21 @@
           <w:b/>
           <w:lang w:val="hi_IN" w:bidi="hi_IN"/>
         </w:rPr>
+        <w:t>μὴ ἔχουσαν σπίλον, ἢ ῥυτίδα</w:t>
+      </w:r>
+    </w:p>
+    <w:p>
+      <w:pPr/>
+      <w:r>
+        <w:rPr>
+          <w:lang w:val="hi_IN" w:bidi="hi_IN"/>
+        </w:rPr>
+      </w:r>
+      <w:r>
+        <w:rPr>
+          <w:b/>
+          <w:lang w:val="hi_IN" w:bidi="hi_IN"/>
+        </w:rPr>
         <w:t>"जिसमें न कलंक, न झुर्री"</w:t>
       </w:r>
     </w:p>
@@ -33425,6 +38180,21 @@
           <w:b/>
           <w:lang w:val="hi_IN" w:bidi="hi_IN"/>
         </w:rPr>
+        <w:t>ἀλλ’</w:t>
+      </w:r>
+    </w:p>
+    <w:p>
+      <w:pPr/>
+      <w:r>
+        <w:rPr>
+          <w:lang w:val="hi_IN" w:bidi="hi_IN"/>
+        </w:rPr>
+      </w:r>
+      <w:r>
+        <w:rPr>
+          <w:b/>
+          <w:lang w:val="hi_IN" w:bidi="hi_IN"/>
+        </w:rPr>
         <w:t>"वरन्"</w:t>
       </w:r>
     </w:p>
@@ -33521,6 +38291,21 @@
           <w:b/>
           <w:lang w:val="hi_IN" w:bidi="hi_IN"/>
         </w:rPr>
+        <w:t>ἵνα</w:t>
+      </w:r>
+    </w:p>
+    <w:p>
+      <w:pPr/>
+      <w:r>
+        <w:rPr>
+          <w:lang w:val="hi_IN" w:bidi="hi_IN"/>
+        </w:rPr>
+      </w:r>
+      <w:r>
+        <w:rPr>
+          <w:b/>
+          <w:lang w:val="hi_IN" w:bidi="hi_IN"/>
+        </w:rPr>
         <w:t>""</w:t>
       </w:r>
     </w:p>
@@ -33617,6 +38402,21 @@
           <w:b/>
           <w:lang w:val="hi_IN" w:bidi="hi_IN"/>
         </w:rPr>
+        <w:t>ἁγία καὶ ἄμωμος</w:t>
+      </w:r>
+    </w:p>
+    <w:p>
+      <w:pPr/>
+      <w:r>
+        <w:rPr>
+          <w:lang w:val="hi_IN" w:bidi="hi_IN"/>
+        </w:rPr>
+      </w:r>
+      <w:r>
+        <w:rPr>
+          <w:b/>
+          <w:lang w:val="hi_IN" w:bidi="hi_IN"/>
+        </w:rPr>
         <w:t>"पवित्र और निर्दोष हो"</w:t>
       </w:r>
     </w:p>
@@ -33720,6 +38520,21 @@
           <w:b/>
           <w:lang w:val="hi_IN" w:bidi="hi_IN"/>
         </w:rPr>
+        <w:t>ὡς τὰ ἑαυτῶν σώματα</w:t>
+      </w:r>
+    </w:p>
+    <w:p>
+      <w:pPr/>
+      <w:r>
+        <w:rPr>
+          <w:lang w:val="hi_IN" w:bidi="hi_IN"/>
+        </w:rPr>
+      </w:r>
+      <w:r>
+        <w:rPr>
+          <w:b/>
+          <w:lang w:val="hi_IN" w:bidi="hi_IN"/>
+        </w:rPr>
         <w:t>"देह के समान"</w:t>
       </w:r>
       <w:r>
@@ -33829,6 +38644,21 @@
           <w:b/>
           <w:lang w:val="hi_IN" w:bidi="hi_IN"/>
         </w:rPr>
+        <w:t>ἀλλὰ ἐκτρέφει</w:t>
+      </w:r>
+    </w:p>
+    <w:p>
+      <w:pPr/>
+      <w:r>
+        <w:rPr>
+          <w:lang w:val="hi_IN" w:bidi="hi_IN"/>
+        </w:rPr>
+      </w:r>
+      <w:r>
+        <w:rPr>
+          <w:b/>
+          <w:lang w:val="hi_IN" w:bidi="hi_IN"/>
+        </w:rPr>
         <w:t>"क्योंकि"</w:t>
       </w:r>
       <w:r>
@@ -33918,6 +38748,21 @@
           <w:b/>
           <w:lang w:val="hi_IN" w:bidi="hi_IN"/>
         </w:rPr>
+        <w:t>ἀλλὰ</w:t>
+      </w:r>
+    </w:p>
+    <w:p>
+      <w:pPr/>
+      <w:r>
+        <w:rPr>
+          <w:lang w:val="hi_IN" w:bidi="hi_IN"/>
+        </w:rPr>
+      </w:r>
+      <w:r>
+        <w:rPr>
+          <w:b/>
+          <w:lang w:val="hi_IN" w:bidi="hi_IN"/>
+        </w:rPr>
         <w:t>"क्योंकि"</w:t>
       </w:r>
       <w:r>
@@ -34027,6 +38872,21 @@
           <w:b/>
           <w:lang w:val="hi_IN" w:bidi="hi_IN"/>
         </w:rPr>
+        <w:t>ὅτι</w:t>
+      </w:r>
+    </w:p>
+    <w:p>
+      <w:pPr/>
+      <w:r>
+        <w:rPr>
+          <w:lang w:val="hi_IN" w:bidi="hi_IN"/>
+        </w:rPr>
+      </w:r>
+      <w:r>
+        <w:rPr>
+          <w:b/>
+          <w:lang w:val="hi_IN" w:bidi="hi_IN"/>
+        </w:rPr>
         <w:t>"इसलिए कि"</w:t>
       </w:r>
     </w:p>
@@ -34123,6 +38983,21 @@
           <w:b/>
           <w:lang w:val="hi_IN" w:bidi="hi_IN"/>
         </w:rPr>
+        <w:t>μέλη ἐσμὲν τοῦ σώματος αὐτοῦ</w:t>
+      </w:r>
+    </w:p>
+    <w:p>
+      <w:pPr/>
+      <w:r>
+        <w:rPr>
+          <w:lang w:val="hi_IN" w:bidi="hi_IN"/>
+        </w:rPr>
+      </w:r>
+      <w:r>
+        <w:rPr>
+          <w:b/>
+          <w:lang w:val="hi_IN" w:bidi="hi_IN"/>
+        </w:rPr>
         <w:t>"हम उसकी देह के अंग हैं"</w:t>
       </w:r>
     </w:p>
@@ -34358,6 +39233,21 @@
           <w:b/>
           <w:lang w:val="hi_IN" w:bidi="hi_IN"/>
         </w:rPr>
+        <w:t>ἀντὶ τούτου</w:t>
+      </w:r>
+    </w:p>
+    <w:p>
+      <w:pPr/>
+      <w:r>
+        <w:rPr>
+          <w:lang w:val="hi_IN" w:bidi="hi_IN"/>
+        </w:rPr>
+      </w:r>
+      <w:r>
+        <w:rPr>
+          <w:b/>
+          <w:lang w:val="hi_IN" w:bidi="hi_IN"/>
+        </w:rPr>
         <w:t>"इस कारण"</w:t>
       </w:r>
     </w:p>
@@ -34580,6 +39470,21 @@
           <w:b/>
           <w:lang w:val="hi_IN" w:bidi="hi_IN"/>
         </w:rPr>
+        <w:t>γάρ</w:t>
+      </w:r>
+    </w:p>
+    <w:p>
+      <w:pPr/>
+      <w:r>
+        <w:rPr>
+          <w:lang w:val="hi_IN" w:bidi="hi_IN"/>
+        </w:rPr>
+      </w:r>
+      <w:r>
+        <w:rPr>
+          <w:b/>
+          <w:lang w:val="hi_IN" w:bidi="hi_IN"/>
+        </w:rPr>
         <w:t>"क्योंकि"</w:t>
       </w:r>
     </w:p>
@@ -34785,6 +39690,21 @@
           <w:b/>
           <w:lang w:val="hi_IN" w:bidi="hi_IN"/>
         </w:rPr>
+        <w:t>ἵνα</w:t>
+      </w:r>
+    </w:p>
+    <w:p>
+      <w:pPr/>
+      <w:r>
+        <w:rPr>
+          <w:lang w:val="hi_IN" w:bidi="hi_IN"/>
+        </w:rPr>
+      </w:r>
+      <w:r>
+        <w:rPr>
+          <w:b/>
+          <w:lang w:val="hi_IN" w:bidi="hi_IN"/>
+        </w:rPr>
         <w:t>"कि"</w:t>
       </w:r>
     </w:p>
@@ -34881,6 +39801,21 @@
           <w:b/>
           <w:lang w:val="hi_IN" w:bidi="hi_IN"/>
         </w:rPr>
+        <w:t>μὴ παροργίζετε τὰ τέκνα ὑμῶν</w:t>
+      </w:r>
+    </w:p>
+    <w:p>
+      <w:pPr/>
+      <w:r>
+        <w:rPr>
+          <w:lang w:val="hi_IN" w:bidi="hi_IN"/>
+        </w:rPr>
+      </w:r>
+      <w:r>
+        <w:rPr>
+          <w:b/>
+          <w:lang w:val="hi_IN" w:bidi="hi_IN"/>
+        </w:rPr>
         <w:t>"अपने बच्चों को रिस न दिलाओ"</w:t>
       </w:r>
     </w:p>
@@ -34944,6 +39879,21 @@
           <w:b/>
           <w:lang w:val="hi_IN" w:bidi="hi_IN"/>
         </w:rPr>
+        <w:t>ἀλλὰ</w:t>
+      </w:r>
+    </w:p>
+    <w:p>
+      <w:pPr/>
+      <w:r>
+        <w:rPr>
+          <w:lang w:val="hi_IN" w:bidi="hi_IN"/>
+        </w:rPr>
+      </w:r>
+      <w:r>
+        <w:rPr>
+          <w:b/>
+          <w:lang w:val="hi_IN" w:bidi="hi_IN"/>
+        </w:rPr>
         <w:t>"परन्तु"</w:t>
       </w:r>
     </w:p>
@@ -35040,6 +39990,21 @@
           <w:b/>
           <w:lang w:val="hi_IN" w:bidi="hi_IN"/>
         </w:rPr>
+        <w:t>ἐκτρέφετε αὐτὰ ἐν παιδείᾳ καὶ νουθεσίᾳ Κυρίου</w:t>
+      </w:r>
+    </w:p>
+    <w:p>
+      <w:pPr/>
+      <w:r>
+        <w:rPr>
+          <w:lang w:val="hi_IN" w:bidi="hi_IN"/>
+        </w:rPr>
+      </w:r>
+      <w:r>
+        <w:rPr>
+          <w:b/>
+          <w:lang w:val="hi_IN" w:bidi="hi_IN"/>
+        </w:rPr>
         <w:t>"प्रभु की शिक्षा, और चेतावनी देते हुए, उनका करो"</w:t>
       </w:r>
     </w:p>
@@ -35149,6 +40114,21 @@
           <w:b/>
           <w:lang w:val="hi_IN" w:bidi="hi_IN"/>
         </w:rPr>
+        <w:t>φόβου καὶ τρόμου</w:t>
+      </w:r>
+    </w:p>
+    <w:p>
+      <w:pPr/>
+      <w:r>
+        <w:rPr>
+          <w:lang w:val="hi_IN" w:bidi="hi_IN"/>
+        </w:rPr>
+      </w:r>
+      <w:r>
+        <w:rPr>
+          <w:b/>
+          <w:lang w:val="hi_IN" w:bidi="hi_IN"/>
+        </w:rPr>
         <w:t>"डरते, और काँपते"</w:t>
       </w:r>
     </w:p>
@@ -35245,6 +40225,21 @@
           <w:b/>
           <w:lang w:val="hi_IN" w:bidi="hi_IN"/>
         </w:rPr>
+        <w:t>καὶ τρόμου</w:t>
+      </w:r>
+    </w:p>
+    <w:p>
+      <w:pPr/>
+      <w:r>
+        <w:rPr>
+          <w:lang w:val="hi_IN" w:bidi="hi_IN"/>
+        </w:rPr>
+      </w:r>
+      <w:r>
+        <w:rPr>
+          <w:b/>
+          <w:lang w:val="hi_IN" w:bidi="hi_IN"/>
+        </w:rPr>
         <w:t>"और काँपते"</w:t>
       </w:r>
     </w:p>
@@ -35341,6 +40336,21 @@
           <w:b/>
           <w:lang w:val="hi_IN" w:bidi="hi_IN"/>
         </w:rPr>
+        <w:t>ἐν ἁπλότητι τῆς καρδίας ὑμῶν</w:t>
+      </w:r>
+    </w:p>
+    <w:p>
+      <w:pPr/>
+      <w:r>
+        <w:rPr>
+          <w:lang w:val="hi_IN" w:bidi="hi_IN"/>
+        </w:rPr>
+      </w:r>
+      <w:r>
+        <w:rPr>
+          <w:b/>
+          <w:lang w:val="hi_IN" w:bidi="hi_IN"/>
+        </w:rPr>
         <w:t>"तुम्हारे"</w:t>
       </w:r>
       <w:r>
@@ -35463,6 +40473,21 @@
           <w:b/>
           <w:lang w:val="hi_IN" w:bidi="hi_IN"/>
         </w:rPr>
+        <w:t>ἐν ἁπλότητι</w:t>
+      </w:r>
+    </w:p>
+    <w:p>
+      <w:pPr/>
+      <w:r>
+        <w:rPr>
+          <w:lang w:val="hi_IN" w:bidi="hi_IN"/>
+        </w:rPr>
+      </w:r>
+      <w:r>
+        <w:rPr>
+          <w:b/>
+          <w:lang w:val="hi_IN" w:bidi="hi_IN"/>
+        </w:rPr>
         <w:t>"सिधाई से"</w:t>
       </w:r>
       <w:r>
@@ -35566,6 +40591,21 @@
           <w:b/>
           <w:lang w:val="hi_IN" w:bidi="hi_IN"/>
         </w:rPr>
+        <w:t>ὡς τῷ Χριστῷ</w:t>
+      </w:r>
+    </w:p>
+    <w:p>
+      <w:pPr/>
+      <w:r>
+        <w:rPr>
+          <w:lang w:val="hi_IN" w:bidi="hi_IN"/>
+        </w:rPr>
+      </w:r>
+      <w:r>
+        <w:rPr>
+          <w:b/>
+          <w:lang w:val="hi_IN" w:bidi="hi_IN"/>
+        </w:rPr>
         <w:t>"जैसे मसीह की, वैसे ही"</w:t>
       </w:r>
     </w:p>
@@ -35649,6 +40689,21 @@
           <w:b/>
           <w:lang w:val="hi_IN" w:bidi="hi_IN"/>
         </w:rPr>
+        <w:t>ἀλλ’</w:t>
+      </w:r>
+    </w:p>
+    <w:p>
+      <w:pPr/>
+      <w:r>
+        <w:rPr>
+          <w:lang w:val="hi_IN" w:bidi="hi_IN"/>
+        </w:rPr>
+      </w:r>
+      <w:r>
+        <w:rPr>
+          <w:b/>
+          <w:lang w:val="hi_IN" w:bidi="hi_IN"/>
+        </w:rPr>
         <w:t>"पर"</w:t>
       </w:r>
     </w:p>
@@ -35745,6 +40800,21 @@
           <w:b/>
           <w:lang w:val="hi_IN" w:bidi="hi_IN"/>
         </w:rPr>
+        <w:t>ὡς δοῦλοι Χριστοῦ</w:t>
+      </w:r>
+    </w:p>
+    <w:p>
+      <w:pPr/>
+      <w:r>
+        <w:rPr>
+          <w:lang w:val="hi_IN" w:bidi="hi_IN"/>
+        </w:rPr>
+      </w:r>
+      <w:r>
+        <w:rPr>
+          <w:b/>
+          <w:lang w:val="hi_IN" w:bidi="hi_IN"/>
+        </w:rPr>
         <w:t>"मसीह के दासों के समान"</w:t>
       </w:r>
     </w:p>
@@ -35808,6 +40878,21 @@
           <w:b/>
           <w:lang w:val="hi_IN" w:bidi="hi_IN"/>
         </w:rPr>
+        <w:t>ἐκ ψυχῆς</w:t>
+      </w:r>
+    </w:p>
+    <w:p>
+      <w:pPr/>
+      <w:r>
+        <w:rPr>
+          <w:lang w:val="hi_IN" w:bidi="hi_IN"/>
+        </w:rPr>
+      </w:r>
+      <w:r>
+        <w:rPr>
+          <w:b/>
+          <w:lang w:val="hi_IN" w:bidi="hi_IN"/>
+        </w:rPr>
         <w:t>"मन से"</w:t>
       </w:r>
     </w:p>
@@ -35890,6 +40975,21 @@
         <w:rPr>
           <w:lang w:val="hi_IN" w:bidi="hi_IN"/>
         </w:rPr>
+      </w:r>
+    </w:p>
+    <w:p>
+      <w:pPr/>
+      <w:r>
+        <w:rPr>
+          <w:lang w:val="hi_IN" w:bidi="hi_IN"/>
+        </w:rPr>
+      </w:r>
+      <w:r>
+        <w:rPr>
+          <w:b/>
+          <w:lang w:val="hi_IN" w:bidi="hi_IN"/>
+        </w:rPr>
+        <w:t>τὰ αὐτὰ ποιεῖτε πρὸς αὐτούς</w:t>
       </w:r>
     </w:p>
     <w:p>
@@ -36018,6 +41118,21 @@
           <w:b/>
           <w:lang w:val="hi_IN" w:bidi="hi_IN"/>
         </w:rPr>
+        <w:t>εἰδότες ὅτι καὶ αὐτῶν καὶ ὑμῶν ὁ Κύριός ἐστιν ἐν οὐρανοῖς</w:t>
+      </w:r>
+    </w:p>
+    <w:p>
+      <w:pPr/>
+      <w:r>
+        <w:rPr>
+          <w:lang w:val="hi_IN" w:bidi="hi_IN"/>
+        </w:rPr>
+      </w:r>
+      <w:r>
+        <w:rPr>
+          <w:b/>
+          <w:lang w:val="hi_IN" w:bidi="hi_IN"/>
+        </w:rPr>
         <w:t>"हे स्वामियों,"</w:t>
       </w:r>
       <w:r>
@@ -36080,6 +41195,21 @@
         <w:rPr>
           <w:lang w:val="hi_IN" w:bidi="hi_IN"/>
         </w:rPr>
+      </w:r>
+    </w:p>
+    <w:p>
+      <w:pPr/>
+      <w:r>
+        <w:rPr>
+          <w:lang w:val="hi_IN" w:bidi="hi_IN"/>
+        </w:rPr>
+      </w:r>
+      <w:r>
+        <w:rPr>
+          <w:b/>
+          <w:lang w:val="hi_IN" w:bidi="hi_IN"/>
+        </w:rPr>
+        <w:t>προσωπολημψία οὐκ ἔστιν παρ’ αὐτῷ</w:t>
       </w:r>
     </w:p>
     <w:p>
@@ -36347,6 +41477,21 @@
           <w:b/>
           <w:lang w:val="hi_IN" w:bidi="hi_IN"/>
         </w:rPr>
+        <w:t>ἐνδύσασθε τὴν πανοπλίαν τοῦ Θεοῦ, πρὸς τὸ δύνασθαι ὑμᾶς στῆναι πρὸς τὰς μεθοδίας τοῦ διαβόλου</w:t>
+      </w:r>
+    </w:p>
+    <w:p>
+      <w:pPr/>
+      <w:r>
+        <w:rPr>
+          <w:lang w:val="hi_IN" w:bidi="hi_IN"/>
+        </w:rPr>
+      </w:r>
+      <w:r>
+        <w:rPr>
+          <w:b/>
+          <w:lang w:val="hi_IN" w:bidi="hi_IN"/>
+        </w:rPr>
         <w:t>"परमेश्वर के सारे हथियार बाँध लो कि तुम शैतान की युक्तियों के सामने खड़े रह सको"</w:t>
       </w:r>
     </w:p>
@@ -36430,6 +41575,21 @@
           <w:b/>
           <w:lang w:val="hi_IN" w:bidi="hi_IN"/>
         </w:rPr>
+        <w:t>τὰς μεθοδίας</w:t>
+      </w:r>
+    </w:p>
+    <w:p>
+      <w:pPr/>
+      <w:r>
+        <w:rPr>
+          <w:lang w:val="hi_IN" w:bidi="hi_IN"/>
+        </w:rPr>
+      </w:r>
+      <w:r>
+        <w:rPr>
+          <w:b/>
+          <w:lang w:val="hi_IN" w:bidi="hi_IN"/>
+        </w:rPr>
         <w:t>"युक्तियों के"</w:t>
       </w:r>
     </w:p>
@@ -36493,6 +41653,21 @@
           <w:b/>
           <w:lang w:val="hi_IN" w:bidi="hi_IN"/>
         </w:rPr>
+        <w:t>ὅτι</w:t>
+      </w:r>
+    </w:p>
+    <w:p>
+      <w:pPr/>
+      <w:r>
+        <w:rPr>
+          <w:lang w:val="hi_IN" w:bidi="hi_IN"/>
+        </w:rPr>
+      </w:r>
+      <w:r>
+        <w:rPr>
+          <w:b/>
+          <w:lang w:val="hi_IN" w:bidi="hi_IN"/>
+        </w:rPr>
         <w:t>"क्योंकि"</w:t>
       </w:r>
     </w:p>
@@ -36589,6 +41764,21 @@
           <w:b/>
           <w:lang w:val="hi_IN" w:bidi="hi_IN"/>
         </w:rPr>
+        <w:t>αἷμα καὶ σάρκα</w:t>
+      </w:r>
+    </w:p>
+    <w:p>
+      <w:pPr/>
+      <w:r>
+        <w:rPr>
+          <w:lang w:val="hi_IN" w:bidi="hi_IN"/>
+        </w:rPr>
+      </w:r>
+      <w:r>
+        <w:rPr>
+          <w:b/>
+          <w:lang w:val="hi_IN" w:bidi="hi_IN"/>
+        </w:rPr>
         <w:t>"लहू और माँस से"</w:t>
       </w:r>
     </w:p>
@@ -36672,6 +41862,21 @@
           <w:b/>
           <w:lang w:val="hi_IN" w:bidi="hi_IN"/>
         </w:rPr>
+        <w:t>ἀλλὰ</w:t>
+      </w:r>
+    </w:p>
+    <w:p>
+      <w:pPr/>
+      <w:r>
+        <w:rPr>
+          <w:lang w:val="hi_IN" w:bidi="hi_IN"/>
+        </w:rPr>
+      </w:r>
+      <w:r>
+        <w:rPr>
+          <w:b/>
+          <w:lang w:val="hi_IN" w:bidi="hi_IN"/>
+        </w:rPr>
         <w:t>"परन्तु"</w:t>
       </w:r>
     </w:p>
@@ -36864,6 +42069,21 @@
           <w:b/>
           <w:lang w:val="hi_IN" w:bidi="hi_IN"/>
         </w:rPr>
+        <w:t>τοῦ σκότους τούτου</w:t>
+      </w:r>
+    </w:p>
+    <w:p>
+      <w:pPr/>
+      <w:r>
+        <w:rPr>
+          <w:lang w:val="hi_IN" w:bidi="hi_IN"/>
+        </w:rPr>
+      </w:r>
+      <w:r>
+        <w:rPr>
+          <w:b/>
+          <w:lang w:val="hi_IN" w:bidi="hi_IN"/>
+        </w:rPr>
         <w:t>"और इस संसार"</w:t>
       </w:r>
       <w:r>
@@ -36973,6 +42193,21 @@
           <w:b/>
           <w:lang w:val="hi_IN" w:bidi="hi_IN"/>
         </w:rPr>
+        <w:t>διὰ τοῦτο, ἀναλάβετε τὴν πανοπλίαν τοῦ Θεοῦ</w:t>
+      </w:r>
+    </w:p>
+    <w:p>
+      <w:pPr/>
+      <w:r>
+        <w:rPr>
+          <w:lang w:val="hi_IN" w:bidi="hi_IN"/>
+        </w:rPr>
+      </w:r>
+      <w:r>
+        <w:rPr>
+          <w:b/>
+          <w:lang w:val="hi_IN" w:bidi="hi_IN"/>
+        </w:rPr>
         <w:t>"इसलिए परमेश्वर के सारे हथियार बाँध लो"</w:t>
       </w:r>
     </w:p>
@@ -37056,6 +42291,21 @@
           <w:b/>
           <w:lang w:val="hi_IN" w:bidi="hi_IN"/>
         </w:rPr>
+        <w:t>διὰ τοῦτο</w:t>
+      </w:r>
+    </w:p>
+    <w:p>
+      <w:pPr/>
+      <w:r>
+        <w:rPr>
+          <w:lang w:val="hi_IN" w:bidi="hi_IN"/>
+        </w:rPr>
+      </w:r>
+      <w:r>
+        <w:rPr>
+          <w:b/>
+          <w:lang w:val="hi_IN" w:bidi="hi_IN"/>
+        </w:rPr>
         <w:t>"इसलिए"</w:t>
       </w:r>
     </w:p>
@@ -37152,6 +42402,21 @@
           <w:b/>
           <w:lang w:val="hi_IN" w:bidi="hi_IN"/>
         </w:rPr>
+        <w:t>ἵνα δυνηθῆτε ἀντιστῆναι ἐν τῇ ἡμέρᾳ τῇ πονηρᾷ</w:t>
+      </w:r>
+    </w:p>
+    <w:p>
+      <w:pPr/>
+      <w:r>
+        <w:rPr>
+          <w:lang w:val="hi_IN" w:bidi="hi_IN"/>
+        </w:rPr>
+      </w:r>
+      <w:r>
+        <w:rPr>
+          <w:b/>
+          <w:lang w:val="hi_IN" w:bidi="hi_IN"/>
+        </w:rPr>
         <w:t>"कि तुम बुरे दिन में सामना कर सको"</w:t>
       </w:r>
     </w:p>
@@ -37248,6 +42513,21 @@
           <w:b/>
           <w:lang w:val="hi_IN" w:bidi="hi_IN"/>
         </w:rPr>
+        <w:t>ἵνα δυνηθῆτε ἀντιστῆναι</w:t>
+      </w:r>
+    </w:p>
+    <w:p>
+      <w:pPr/>
+      <w:r>
+        <w:rPr>
+          <w:lang w:val="hi_IN" w:bidi="hi_IN"/>
+        </w:rPr>
+      </w:r>
+      <w:r>
+        <w:rPr>
+          <w:b/>
+          <w:lang w:val="hi_IN" w:bidi="hi_IN"/>
+        </w:rPr>
         <w:t>"कि तुम"</w:t>
       </w:r>
       <w:r>
@@ -37344,6 +42624,21 @@
           <w:b/>
           <w:lang w:val="hi_IN" w:bidi="hi_IN"/>
         </w:rPr>
+        <w:t>ἵνα</w:t>
+      </w:r>
+    </w:p>
+    <w:p>
+      <w:pPr/>
+      <w:r>
+        <w:rPr>
+          <w:lang w:val="hi_IN" w:bidi="hi_IN"/>
+        </w:rPr>
+      </w:r>
+      <w:r>
+        <w:rPr>
+          <w:b/>
+          <w:lang w:val="hi_IN" w:bidi="hi_IN"/>
+        </w:rPr>
         <w:t>"कि"</w:t>
       </w:r>
     </w:p>
@@ -37426,6 +42721,21 @@
         <w:rPr>
           <w:lang w:val="hi_IN" w:bidi="hi_IN"/>
         </w:rPr>
+      </w:r>
+    </w:p>
+    <w:p>
+      <w:pPr/>
+      <w:r>
+        <w:rPr>
+          <w:lang w:val="hi_IN" w:bidi="hi_IN"/>
+        </w:rPr>
+      </w:r>
+      <w:r>
+        <w:rPr>
+          <w:b/>
+          <w:lang w:val="hi_IN" w:bidi="hi_IN"/>
+        </w:rPr>
+        <w:t>στῆτε οὖν</w:t>
       </w:r>
     </w:p>
     <w:p>
@@ -37593,6 +42903,21 @@
           <w:b/>
           <w:lang w:val="hi_IN" w:bidi="hi_IN"/>
         </w:rPr>
+        <w:t>οὖν</w:t>
+      </w:r>
+    </w:p>
+    <w:p>
+      <w:pPr/>
+      <w:r>
+        <w:rPr>
+          <w:lang w:val="hi_IN" w:bidi="hi_IN"/>
+        </w:rPr>
+      </w:r>
+      <w:r>
+        <w:rPr>
+          <w:b/>
+          <w:lang w:val="hi_IN" w:bidi="hi_IN"/>
+        </w:rPr>
         <w:t>"इसलिए"</w:t>
       </w:r>
       <w:r>
@@ -37798,6 +43123,21 @@
           <w:b/>
           <w:lang w:val="hi_IN" w:bidi="hi_IN"/>
         </w:rPr>
+        <w:t>ἀληθείᾳ</w:t>
+      </w:r>
+    </w:p>
+    <w:p>
+      <w:pPr/>
+      <w:r>
+        <w:rPr>
+          <w:lang w:val="hi_IN" w:bidi="hi_IN"/>
+        </w:rPr>
+      </w:r>
+      <w:r>
+        <w:rPr>
+          <w:b/>
+          <w:lang w:val="hi_IN" w:bidi="hi_IN"/>
+        </w:rPr>
         <w:t>"सत्य से"</w:t>
       </w:r>
     </w:p>
@@ -37888,6 +43228,21 @@
           <w:b/>
           <w:lang w:val="hi_IN" w:bidi="hi_IN"/>
         </w:rPr>
+        <w:t>ἐνδυσάμενοι τὸν θώρακα τῆς δικαιοσύνης</w:t>
+      </w:r>
+    </w:p>
+    <w:p>
+      <w:pPr/>
+      <w:r>
+        <w:rPr>
+          <w:lang w:val="hi_IN" w:bidi="hi_IN"/>
+        </w:rPr>
+      </w:r>
+      <w:r>
+        <w:rPr>
+          <w:b/>
+          <w:lang w:val="hi_IN" w:bidi="hi_IN"/>
+        </w:rPr>
         <w:t>"इसलिए"</w:t>
       </w:r>
       <w:r>
@@ -37984,6 +43339,21 @@
           <w:b/>
           <w:lang w:val="hi_IN" w:bidi="hi_IN"/>
         </w:rPr>
+        <w:t>δικαιοσύνης</w:t>
+      </w:r>
+    </w:p>
+    <w:p>
+      <w:pPr/>
+      <w:r>
+        <w:rPr>
+          <w:lang w:val="hi_IN" w:bidi="hi_IN"/>
+        </w:rPr>
+      </w:r>
+      <w:r>
+        <w:rPr>
+          <w:b/>
+          <w:lang w:val="hi_IN" w:bidi="hi_IN"/>
+        </w:rPr>
         <w:t>"धार्मिकता की"</w:t>
       </w:r>
     </w:p>
@@ -38074,6 +43444,21 @@
           <w:b/>
           <w:lang w:val="hi_IN" w:bidi="hi_IN"/>
         </w:rPr>
+        <w:t>ὑποδησάμενοι τοὺς πόδας ἐν ἑτοιμασίᾳ τοῦ εὐαγγελίου τῆς εἰρήνης</w:t>
+      </w:r>
+    </w:p>
+    <w:p>
+      <w:pPr/>
+      <w:r>
+        <w:rPr>
+          <w:lang w:val="hi_IN" w:bidi="hi_IN"/>
+        </w:rPr>
+      </w:r>
+      <w:r>
+        <w:rPr>
+          <w:b/>
+          <w:lang w:val="hi_IN" w:bidi="hi_IN"/>
+        </w:rPr>
         <w:t>"पाँवों में मेल के सुसमाचार की तैयारी के जूते पहनकर"</w:t>
       </w:r>
     </w:p>
@@ -38157,6 +43542,21 @@
           <w:b/>
           <w:lang w:val="hi_IN" w:bidi="hi_IN"/>
         </w:rPr>
+        <w:t>εἰρήνης</w:t>
+      </w:r>
+    </w:p>
+    <w:p>
+      <w:pPr/>
+      <w:r>
+        <w:rPr>
+          <w:lang w:val="hi_IN" w:bidi="hi_IN"/>
+        </w:rPr>
+      </w:r>
+      <w:r>
+        <w:rPr>
+          <w:b/>
+          <w:lang w:val="hi_IN" w:bidi="hi_IN"/>
+        </w:rPr>
         <w:t>"मेल के"</w:t>
       </w:r>
     </w:p>
@@ -38247,6 +43647,21 @@
           <w:b/>
           <w:lang w:val="hi_IN" w:bidi="hi_IN"/>
         </w:rPr>
+        <w:t>ἐν πᾶσιν ἀναλαβόντες τὸν θυρεὸν τῆς πίστεως</w:t>
+      </w:r>
+    </w:p>
+    <w:p>
+      <w:pPr/>
+      <w:r>
+        <w:rPr>
+          <w:lang w:val="hi_IN" w:bidi="hi_IN"/>
+        </w:rPr>
+      </w:r>
+      <w:r>
+        <w:rPr>
+          <w:b/>
+          <w:lang w:val="hi_IN" w:bidi="hi_IN"/>
+        </w:rPr>
         <w:t>"और उन सब के साथ विश्वास की ढाल लेकर"</w:t>
       </w:r>
     </w:p>
@@ -38330,6 +43745,21 @@
           <w:b/>
           <w:lang w:val="hi_IN" w:bidi="hi_IN"/>
         </w:rPr>
+        <w:t>τῆς πίστεως</w:t>
+      </w:r>
+    </w:p>
+    <w:p>
+      <w:pPr/>
+      <w:r>
+        <w:rPr>
+          <w:lang w:val="hi_IN" w:bidi="hi_IN"/>
+        </w:rPr>
+      </w:r>
+      <w:r>
+        <w:rPr>
+          <w:b/>
+          <w:lang w:val="hi_IN" w:bidi="hi_IN"/>
+        </w:rPr>
         <w:t>"विश्वास की"</w:t>
       </w:r>
     </w:p>
@@ -38420,6 +43850,21 @@
           <w:b/>
           <w:lang w:val="hi_IN" w:bidi="hi_IN"/>
         </w:rPr>
+        <w:t>τὰ βέλη τοῦ πονηροῦ πεπυρωμένα</w:t>
+      </w:r>
+    </w:p>
+    <w:p>
+      <w:pPr/>
+      <w:r>
+        <w:rPr>
+          <w:lang w:val="hi_IN" w:bidi="hi_IN"/>
+        </w:rPr>
+      </w:r>
+      <w:r>
+        <w:rPr>
+          <w:b/>
+          <w:lang w:val="hi_IN" w:bidi="hi_IN"/>
+        </w:rPr>
         <w:t>"दुष्ट के"</w:t>
       </w:r>
       <w:r>
@@ -38516,6 +43961,21 @@
           <w:b/>
           <w:lang w:val="hi_IN" w:bidi="hi_IN"/>
         </w:rPr>
+        <w:t>τὴν περικεφαλαίαν τοῦ σωτηρίου δέξασθε</w:t>
+      </w:r>
+    </w:p>
+    <w:p>
+      <w:pPr/>
+      <w:r>
+        <w:rPr>
+          <w:lang w:val="hi_IN" w:bidi="hi_IN"/>
+        </w:rPr>
+      </w:r>
+      <w:r>
+        <w:rPr>
+          <w:b/>
+          <w:lang w:val="hi_IN" w:bidi="hi_IN"/>
+        </w:rPr>
         <w:t>"उद्धार का टोप,"</w:t>
       </w:r>
       <w:r>
@@ -38625,6 +44085,21 @@
           <w:b/>
           <w:lang w:val="hi_IN" w:bidi="hi_IN"/>
         </w:rPr>
+        <w:t>τοῦ σωτηρίου</w:t>
+      </w:r>
+    </w:p>
+    <w:p>
+      <w:pPr/>
+      <w:r>
+        <w:rPr>
+          <w:lang w:val="hi_IN" w:bidi="hi_IN"/>
+        </w:rPr>
+      </w:r>
+      <w:r>
+        <w:rPr>
+          <w:b/>
+          <w:lang w:val="hi_IN" w:bidi="hi_IN"/>
+        </w:rPr>
         <w:t>"उद्धार का"</w:t>
       </w:r>
     </w:p>
@@ -38715,6 +44190,21 @@
           <w:b/>
           <w:lang w:val="hi_IN" w:bidi="hi_IN"/>
         </w:rPr>
+        <w:t>τὴν μάχαιραν τοῦ Πνεύματος, ὅ ἐστιν ῥῆμα Θεοῦ</w:t>
+      </w:r>
+    </w:p>
+    <w:p>
+      <w:pPr/>
+      <w:r>
+        <w:rPr>
+          <w:lang w:val="hi_IN" w:bidi="hi_IN"/>
+        </w:rPr>
+      </w:r>
+      <w:r>
+        <w:rPr>
+          <w:b/>
+          <w:lang w:val="hi_IN" w:bidi="hi_IN"/>
+        </w:rPr>
         <w:t>"आत्मा की तलवार"</w:t>
       </w:r>
       <w:r>
@@ -38811,6 +44301,21 @@
           <w:b/>
           <w:lang w:val="hi_IN" w:bidi="hi_IN"/>
         </w:rPr>
+        <w:t>διὰ πάσης προσευχῆς καὶ δεήσεως, προσευχόμενοι ἐν παντὶ καιρῷ ἐν Πνεύματι</w:t>
+      </w:r>
+    </w:p>
+    <w:p>
+      <w:pPr/>
+      <w:r>
+        <w:rPr>
+          <w:lang w:val="hi_IN" w:bidi="hi_IN"/>
+        </w:rPr>
+      </w:r>
+      <w:r>
+        <w:rPr>
+          <w:b/>
+          <w:lang w:val="hi_IN" w:bidi="hi_IN"/>
+        </w:rPr>
         <w:t>"और हर समय और हर प्रकार से आत्मा में प्रार्थना"</w:t>
       </w:r>
       <w:r>
@@ -38913,6 +44418,21 @@
           <w:b/>
           <w:lang w:val="hi_IN" w:bidi="hi_IN"/>
         </w:rPr>
+        <w:t>εἰς αὐτὸ</w:t>
+      </w:r>
+    </w:p>
+    <w:p>
+      <w:pPr/>
+      <w:r>
+        <w:rPr>
+          <w:lang w:val="hi_IN" w:bidi="hi_IN"/>
+        </w:rPr>
+      </w:r>
+      <w:r>
+        <w:rPr>
+          <w:b/>
+          <w:lang w:val="hi_IN" w:bidi="hi_IN"/>
+        </w:rPr>
         <w:t>"कि"</w:t>
       </w:r>
     </w:p>
@@ -39009,6 +44529,21 @@
           <w:b/>
           <w:lang w:val="hi_IN" w:bidi="hi_IN"/>
         </w:rPr>
+        <w:t>ἀγρυπνοῦντες ἐν πάσῃ προσκαρτερήσει καὶ δεήσει περὶ πάντων τῶν ἁγίων</w:t>
+      </w:r>
+    </w:p>
+    <w:p>
+      <w:pPr/>
+      <w:r>
+        <w:rPr>
+          <w:lang w:val="hi_IN" w:bidi="hi_IN"/>
+        </w:rPr>
+      </w:r>
+      <w:r>
+        <w:rPr>
+          <w:b/>
+          <w:lang w:val="hi_IN" w:bidi="hi_IN"/>
+        </w:rPr>
         <w:t>"और"</w:t>
       </w:r>
       <w:r>
@@ -39207,6 +44742,21 @@
           <w:b/>
           <w:lang w:val="hi_IN" w:bidi="hi_IN"/>
         </w:rPr>
+        <w:t>ἵνα μοι δοθῇ λόγος</w:t>
+      </w:r>
+    </w:p>
+    <w:p>
+      <w:pPr/>
+      <w:r>
+        <w:rPr>
+          <w:lang w:val="hi_IN" w:bidi="hi_IN"/>
+        </w:rPr>
+      </w:r>
+      <w:r>
+        <w:rPr>
+          <w:b/>
+          <w:lang w:val="hi_IN" w:bidi="hi_IN"/>
+        </w:rPr>
         <w:t>"मुझे"</w:t>
       </w:r>
       <w:r>
@@ -39303,6 +44853,21 @@
           <w:b/>
           <w:lang w:val="hi_IN" w:bidi="hi_IN"/>
         </w:rPr>
+        <w:t>ἵνα</w:t>
+      </w:r>
+    </w:p>
+    <w:p>
+      <w:pPr/>
+      <w:r>
+        <w:rPr>
+          <w:lang w:val="hi_IN" w:bidi="hi_IN"/>
+        </w:rPr>
+      </w:r>
+      <w:r>
+        <w:rPr>
+          <w:b/>
+          <w:lang w:val="hi_IN" w:bidi="hi_IN"/>
+        </w:rPr>
         <w:t>"ऐसा"</w:t>
       </w:r>
       <w:r>
@@ -39508,6 +45073,21 @@
           <w:b/>
           <w:lang w:val="hi_IN" w:bidi="hi_IN"/>
         </w:rPr>
+        <w:t>ὑπὲρ οὗ πρεσβεύω ἐν ἁλύσει</w:t>
+      </w:r>
+    </w:p>
+    <w:p>
+      <w:pPr/>
+      <w:r>
+        <w:rPr>
+          <w:lang w:val="hi_IN" w:bidi="hi_IN"/>
+        </w:rPr>
+      </w:r>
+      <w:r>
+        <w:rPr>
+          <w:b/>
+          <w:lang w:val="hi_IN" w:bidi="hi_IN"/>
+        </w:rPr>
         <w:t>"जिसके लिये मैं जंजीर से"</w:t>
       </w:r>
       <w:r>
@@ -39624,6 +45204,21 @@
           <w:b/>
           <w:lang w:val="hi_IN" w:bidi="hi_IN"/>
         </w:rPr>
+        <w:t>ἵνα ἐν αὐτῷ παρρησιάσωμαι, ὡς δεῖ με λαλῆσαι</w:t>
+      </w:r>
+    </w:p>
+    <w:p>
+      <w:pPr/>
+      <w:r>
+        <w:rPr>
+          <w:lang w:val="hi_IN" w:bidi="hi_IN"/>
+        </w:rPr>
+      </w:r>
+      <w:r>
+        <w:rPr>
+          <w:b/>
+          <w:lang w:val="hi_IN" w:bidi="hi_IN"/>
+        </w:rPr>
         <w:t>"जकड़ा हुआ"</w:t>
       </w:r>
       <w:r>
@@ -39746,6 +45341,21 @@
           <w:b/>
           <w:lang w:val="hi_IN" w:bidi="hi_IN"/>
         </w:rPr>
+        <w:t>ἵνα</w:t>
+      </w:r>
+    </w:p>
+    <w:p>
+      <w:pPr/>
+      <w:r>
+        <w:rPr>
+          <w:lang w:val="hi_IN" w:bidi="hi_IN"/>
+        </w:rPr>
+      </w:r>
+      <w:r>
+        <w:rPr>
+          <w:b/>
+          <w:lang w:val="hi_IN" w:bidi="hi_IN"/>
+        </w:rPr>
         <w:t>"जकड़ा हुआ"</w:t>
       </w:r>
     </w:p>
@@ -39842,6 +45452,21 @@
           <w:b/>
           <w:lang w:val="hi_IN" w:bidi="hi_IN"/>
         </w:rPr>
+        <w:t>ἐν αὐτῷ</w:t>
+      </w:r>
+    </w:p>
+    <w:p>
+      <w:pPr/>
+      <w:r>
+        <w:rPr>
+          <w:lang w:val="hi_IN" w:bidi="hi_IN"/>
+        </w:rPr>
+      </w:r>
+      <w:r>
+        <w:rPr>
+          <w:b/>
+          <w:lang w:val="hi_IN" w:bidi="hi_IN"/>
+        </w:rPr>
         <w:t>"उसके विषय"</w:t>
       </w:r>
     </w:p>
@@ -39945,6 +45570,21 @@
           <w:b/>
           <w:lang w:val="hi_IN" w:bidi="hi_IN"/>
         </w:rPr>
+        <w:t>ἵνα</w:t>
+      </w:r>
+    </w:p>
+    <w:p>
+      <w:pPr/>
+      <w:r>
+        <w:rPr>
+          <w:lang w:val="hi_IN" w:bidi="hi_IN"/>
+        </w:rPr>
+      </w:r>
+      <w:r>
+        <w:rPr>
+          <w:b/>
+          <w:lang w:val="hi_IN" w:bidi="hi_IN"/>
+        </w:rPr>
         <w:t>"कि"</w:t>
       </w:r>
     </w:p>
@@ -40041,6 +45681,21 @@
           <w:b/>
           <w:lang w:val="hi_IN" w:bidi="hi_IN"/>
         </w:rPr>
+        <w:t>ἀδελφὸς</w:t>
+      </w:r>
+    </w:p>
+    <w:p>
+      <w:pPr/>
+      <w:r>
+        <w:rPr>
+          <w:lang w:val="hi_IN" w:bidi="hi_IN"/>
+        </w:rPr>
+      </w:r>
+      <w:r>
+        <w:rPr>
+          <w:b/>
+          <w:lang w:val="hi_IN" w:bidi="hi_IN"/>
+        </w:rPr>
         <w:t>"भाई"</w:t>
       </w:r>
     </w:p>
@@ -40124,6 +45779,21 @@
           <w:b/>
           <w:lang w:val="hi_IN" w:bidi="hi_IN"/>
         </w:rPr>
+        <w:t>παρακαλέσῃ τὰς καρδίας ὑμῶν</w:t>
+      </w:r>
+    </w:p>
+    <w:p>
+      <w:pPr/>
+      <w:r>
+        <w:rPr>
+          <w:lang w:val="hi_IN" w:bidi="hi_IN"/>
+        </w:rPr>
+      </w:r>
+      <w:r>
+        <w:rPr>
+          <w:b/>
+          <w:lang w:val="hi_IN" w:bidi="hi_IN"/>
+        </w:rPr>
         <w:t>"वह तुम्हारे मनों को शान्ति दे"</w:t>
       </w:r>
     </w:p>
@@ -40220,6 +45890,21 @@
           <w:b/>
           <w:lang w:val="hi_IN" w:bidi="hi_IN"/>
         </w:rPr>
+        <w:t>ἵνα</w:t>
+      </w:r>
+    </w:p>
+    <w:p>
+      <w:pPr/>
+      <w:r>
+        <w:rPr>
+          <w:lang w:val="hi_IN" w:bidi="hi_IN"/>
+        </w:rPr>
+      </w:r>
+      <w:r>
+        <w:rPr>
+          <w:b/>
+          <w:lang w:val="hi_IN" w:bidi="hi_IN"/>
+        </w:rPr>
         <w:t>"कि"</w:t>
       </w:r>
     </w:p>
@@ -40379,6 +46064,21 @@
           <w:b/>
           <w:lang w:val="hi_IN" w:bidi="hi_IN"/>
         </w:rPr>
+        <w:t>εἰρήνη τοῖς ἀδελφοῖς</w:t>
+      </w:r>
+    </w:p>
+    <w:p>
+      <w:pPr/>
+      <w:r>
+        <w:rPr>
+          <w:lang w:val="hi_IN" w:bidi="hi_IN"/>
+        </w:rPr>
+      </w:r>
+      <w:r>
+        <w:rPr>
+          <w:b/>
+          <w:lang w:val="hi_IN" w:bidi="hi_IN"/>
+        </w:rPr>
         <w:t>"शान्ति"</w:t>
       </w:r>
     </w:p>
@@ -40469,6 +46169,21 @@
           <w:b/>
           <w:lang w:val="hi_IN" w:bidi="hi_IN"/>
         </w:rPr>
+        <w:t>τοῖς ἀδελφοῖς</w:t>
+      </w:r>
+    </w:p>
+    <w:p>
+      <w:pPr/>
+      <w:r>
+        <w:rPr>
+          <w:lang w:val="hi_IN" w:bidi="hi_IN"/>
+        </w:rPr>
+      </w:r>
+      <w:r>
+        <w:rPr>
+          <w:b/>
+          <w:lang w:val="hi_IN" w:bidi="hi_IN"/>
+        </w:rPr>
         <w:t>"भाइयों"</w:t>
       </w:r>
     </w:p>
@@ -40552,6 +46267,21 @@
           <w:b/>
           <w:lang w:val="hi_IN" w:bidi="hi_IN"/>
         </w:rPr>
+        <w:t>ἀγάπη</w:t>
+      </w:r>
+    </w:p>
+    <w:p>
+      <w:pPr/>
+      <w:r>
+        <w:rPr>
+          <w:lang w:val="hi_IN" w:bidi="hi_IN"/>
+        </w:rPr>
+      </w:r>
+      <w:r>
+        <w:rPr>
+          <w:b/>
+          <w:lang w:val="hi_IN" w:bidi="hi_IN"/>
+        </w:rPr>
         <w:t>"प्रेम मिले"</w:t>
       </w:r>
     </w:p>
@@ -40642,6 +46372,21 @@
           <w:b/>
           <w:lang w:val="hi_IN" w:bidi="hi_IN"/>
         </w:rPr>
+        <w:t>μετὰ πίστεως</w:t>
+      </w:r>
+    </w:p>
+    <w:p>
+      <w:pPr/>
+      <w:r>
+        <w:rPr>
+          <w:lang w:val="hi_IN" w:bidi="hi_IN"/>
+        </w:rPr>
+      </w:r>
+      <w:r>
+        <w:rPr>
+          <w:b/>
+          <w:lang w:val="hi_IN" w:bidi="hi_IN"/>
+        </w:rPr>
         <w:t>"विश्वास सहित"</w:t>
       </w:r>
     </w:p>
@@ -40732,6 +46477,21 @@
           <w:b/>
           <w:lang w:val="hi_IN" w:bidi="hi_IN"/>
         </w:rPr>
+        <w:t>ἡ χάρις μετὰ</w:t>
+      </w:r>
+    </w:p>
+    <w:p>
+      <w:pPr/>
+      <w:r>
+        <w:rPr>
+          <w:lang w:val="hi_IN" w:bidi="hi_IN"/>
+        </w:rPr>
+      </w:r>
+      <w:r>
+        <w:rPr>
+          <w:b/>
+          <w:lang w:val="hi_IN" w:bidi="hi_IN"/>
+        </w:rPr>
         <w:t>"जो"</w:t>
       </w:r>
       <w:r>
@@ -40821,6 +46581,21 @@
         <w:rPr>
           <w:lang w:val="hi_IN" w:bidi="hi_IN"/>
         </w:rPr>
+      </w:r>
+    </w:p>
+    <w:p>
+      <w:pPr/>
+      <w:r>
+        <w:rPr>
+          <w:lang w:val="hi_IN" w:bidi="hi_IN"/>
+        </w:rPr>
+      </w:r>
+      <w:r>
+        <w:rPr>
+          <w:b/>
+          <w:lang w:val="hi_IN" w:bidi="hi_IN"/>
+        </w:rPr>
+        <w:t>ἐν ἀφθαρσίᾳ</w:t>
       </w:r>
     </w:p>
     <w:p>

--- a/hin/docx/49.content.docx
+++ b/hin/docx/49.content.docx
@@ -28,49 +28,15 @@
       </w:r>
     </w:p>
     <w:p>
-      <w:pPr>
-        <w:pStyle w:val="Heading2"/>
-      </w:pPr>
-      <w:r>
-        <w:rPr>
-          <w:lang w:val="hi_IN" w:bidi="hi_IN"/>
-        </w:rPr>
-        <w:t>License Information</w:t>
-      </w:r>
-      <w:r>
-        <w:rPr>
-          <w:lang w:val="hi_IN" w:bidi="hi_IN"/>
-        </w:rPr>
-      </w:r>
-    </w:p>
-    <w:p>
-      <w:pPr/>
-      <w:r>
-        <w:rPr>
-          <w:lang w:val="hi_IN" w:bidi="hi_IN"/>
-        </w:rPr>
-      </w:r>
-      <w:r>
-        <w:rPr>
-          <w:b/>
-          <w:lang w:val="hi_IN" w:bidi="hi_IN"/>
-        </w:rPr>
-        <w:t>अनुवाद नोट्स (अनफोल्डिंग वर्ड)</w:t>
-      </w:r>
-      <w:r>
-        <w:rPr>
-          <w:lang w:val="hi_IN" w:bidi="hi_IN"/>
-        </w:rPr>
-        <w:t xml:space="preserve"> (Hindi) is based on</w:t>
-      </w:r>
-      <w:r>
-        <w:rPr>
-          <w:lang w:val="hi_IN" w:bidi="hi_IN"/>
-        </w:rPr>
-        <w:t xml:space="preserve">: </w:t>
-      </w:r>
-      <w:r>
-        <w:rPr>
+      <w:pPr/>
+      <w:r>
+        <w:rPr>
+          <w:lang w:val="hi_IN" w:bidi="hi_IN"/>
+        </w:rPr>
+      </w:r>
+      <w:r>
+        <w:rPr>
+          <w:b/>
           <w:lang w:val="hi_IN" w:bidi="hi_IN"/>
         </w:rPr>
         <w:t>unfoldingWord® Translation Notes</w:t>
@@ -79,62 +45,31 @@
         <w:rPr>
           <w:lang w:val="hi_IN" w:bidi="hi_IN"/>
         </w:rPr>
-        <w:t xml:space="preserve">, </w:t>
-      </w:r>
-      <w:hyperlink r:id="rId13">
-        <w:r>
-          <w:rPr>
-            <w:lang w:val="hi_IN" w:bidi="hi_IN"/>
-          </w:rPr>
-          <w:rPr>
-            <w:color w:val="0000EE"/>
-            <w:u w:val="single"/>
-          </w:rPr>
-          <w:t>unfoldingWord</w:t>
-        </w:r>
-      </w:hyperlink>
-      <w:r>
-        <w:rPr>
-          <w:lang w:val="hi_IN" w:bidi="hi_IN"/>
-        </w:rPr>
-        <w:t xml:space="preserve">, 2022, which is licensed under a </w:t>
-      </w:r>
-      <w:hyperlink r:id="rId14">
-        <w:r>
-          <w:rPr>
-            <w:lang w:val="hi_IN" w:bidi="hi_IN"/>
-          </w:rPr>
-          <w:rPr>
-            <w:color w:val="0000EE"/>
-            <w:u w:val="single"/>
-          </w:rPr>
-          <w:t>CC BY-SA 4.0 license</w:t>
-        </w:r>
-      </w:hyperlink>
-      <w:r>
-        <w:rPr>
-          <w:lang w:val="hi_IN" w:bidi="hi_IN"/>
-        </w:rPr>
-        <w:t>.</w:t>
-      </w:r>
-      <w:r>
-        <w:rPr>
-          <w:lang w:val="hi_IN" w:bidi="hi_IN"/>
-        </w:rPr>
-      </w:r>
-    </w:p>
-    <w:p>
-      <w:pPr/>
-      <w:r>
-        <w:rPr>
-          <w:lang w:val="hi_IN" w:bidi="hi_IN"/>
-        </w:rPr>
-      </w:r>
-      <w:r>
-        <w:rPr>
-          <w:lang w:val="hi_IN" w:bidi="hi_IN"/>
-        </w:rPr>
-        <w:t>This PDF version is provided under the same license.</w:t>
+        <w:t xml:space="preserve"> © 2022 unfoldingWord. Released under CC BY-SA 4.0 license. </w:t>
+      </w:r>
+      <w:r>
+        <w:rPr>
+          <w:lang w:val="hi_IN" w:bidi="hi_IN"/>
+        </w:rPr>
+        <w:t>unfoldingWord® Translation Notes</w:t>
+      </w:r>
+      <w:r>
+        <w:rPr>
+          <w:lang w:val="hi_IN" w:bidi="hi_IN"/>
+        </w:rPr>
+        <w:t xml:space="preserve"> has been adapted in the following languages: Tok Pisin, Arabic (عربي), French (Français), Hindi (हिंदी), Indonesian (Bahasa Indonesia), Portuguese (Português), Russian (Русский), Spanish (Español), Swahili (Kiswahili), and Simplified Chinese (简体中文) from </w:t>
+      </w:r>
+      <w:r>
+        <w:rPr>
+          <w:lang w:val="hi_IN" w:bidi="hi_IN"/>
+        </w:rPr>
+        <w:t>unfoldingWord® Translation Notes</w:t>
+      </w:r>
+      <w:r>
+        <w:rPr>
+          <w:lang w:val="hi_IN" w:bidi="hi_IN"/>
+        </w:rPr>
+        <w:t xml:space="preserve"> © 2022 unfoldingWord. Released under CC BY-SA 4.0 license by Mission Mutual</w:t>
       </w:r>
       <w:r>
         <w:rPr>
@@ -378,21 +313,6 @@
           <w:b/>
           <w:lang w:val="hi_IN" w:bidi="hi_IN"/>
         </w:rPr>
-        <w:t>Παῦλος, ἀπόστολος Χριστοῦ Ἰησοῦ &amp; τοῖς ἁγίοις τοῖς οὖσιν</w:t>
-      </w:r>
-    </w:p>
-    <w:p>
-      <w:pPr/>
-      <w:r>
-        <w:rPr>
-          <w:lang w:val="hi_IN" w:bidi="hi_IN"/>
-        </w:rPr>
-      </w:r>
-      <w:r>
-        <w:rPr>
-          <w:b/>
-          <w:lang w:val="hi_IN" w:bidi="hi_IN"/>
-        </w:rPr>
         <w:t>"पौलुस की ओर से जो"</w:t>
       </w:r>
       <w:r>
@@ -482,21 +402,6 @@
           <w:b/>
           <w:lang w:val="hi_IN" w:bidi="hi_IN"/>
         </w:rPr>
-        <w:t>ἐν Χριστῷ Ἰησοῦ</w:t>
-      </w:r>
-    </w:p>
-    <w:p>
-      <w:pPr/>
-      <w:r>
-        <w:rPr>
-          <w:lang w:val="hi_IN" w:bidi="hi_IN"/>
-        </w:rPr>
-      </w:r>
-      <w:r>
-        <w:rPr>
-          <w:b/>
-          <w:lang w:val="hi_IN" w:bidi="hi_IN"/>
-        </w:rPr>
         <w:t>"मसीह यीशु में"</w:t>
       </w:r>
       <w:r>
@@ -606,21 +511,6 @@
           <w:b/>
           <w:lang w:val="hi_IN" w:bidi="hi_IN"/>
         </w:rPr>
-        <w:t>χάρις ὑμῖν καὶ εἰρήνη</w:t>
-      </w:r>
-    </w:p>
-    <w:p>
-      <w:pPr/>
-      <w:r>
-        <w:rPr>
-          <w:lang w:val="hi_IN" w:bidi="hi_IN"/>
-        </w:rPr>
-      </w:r>
-      <w:r>
-        <w:rPr>
-          <w:b/>
-          <w:lang w:val="hi_IN" w:bidi="hi_IN"/>
-        </w:rPr>
         <w:t>"तुम्हें अनुग्रह और शान्ति मिलती रहे"</w:t>
       </w:r>
     </w:p>
@@ -824,21 +714,6 @@
           <w:b/>
           <w:lang w:val="hi_IN" w:bidi="hi_IN"/>
         </w:rPr>
-        <w:t>εὐλογητὸς ὁ Θεὸς καὶ Πατὴρ τοῦ Κυρίου ἡμῶν, Ἰησοῦ Χριστοῦ</w:t>
-      </w:r>
-    </w:p>
-    <w:p>
-      <w:pPr/>
-      <w:r>
-        <w:rPr>
-          <w:lang w:val="hi_IN" w:bidi="hi_IN"/>
-        </w:rPr>
-      </w:r>
-      <w:r>
-        <w:rPr>
-          <w:b/>
-          <w:lang w:val="hi_IN" w:bidi="hi_IN"/>
-        </w:rPr>
         <w:t>"परमेश्वर और प्रभु यीशु मसीह के पिता का धन्यवाद हो कि"</w:t>
       </w:r>
     </w:p>
@@ -922,21 +797,6 @@
           <w:b/>
           <w:lang w:val="hi_IN" w:bidi="hi_IN"/>
         </w:rPr>
-        <w:t>ὁ εὐλογήσας ἡμᾶς</w:t>
-      </w:r>
-    </w:p>
-    <w:p>
-      <w:pPr/>
-      <w:r>
-        <w:rPr>
-          <w:lang w:val="hi_IN" w:bidi="hi_IN"/>
-        </w:rPr>
-      </w:r>
-      <w:r>
-        <w:rPr>
-          <w:b/>
-          <w:lang w:val="hi_IN" w:bidi="hi_IN"/>
-        </w:rPr>
         <w:t>"हमारे"</w:t>
       </w:r>
       <w:r>
@@ -1013,21 +873,6 @@
           <w:b/>
           <w:lang w:val="hi_IN" w:bidi="hi_IN"/>
         </w:rPr>
-        <w:t>πάσῃ εὐλογίᾳ πνευματικῇ</w:t>
-      </w:r>
-    </w:p>
-    <w:p>
-      <w:pPr/>
-      <w:r>
-        <w:rPr>
-          <w:lang w:val="hi_IN" w:bidi="hi_IN"/>
-        </w:rPr>
-      </w:r>
-      <w:r>
-        <w:rPr>
-          <w:b/>
-          <w:lang w:val="hi_IN" w:bidi="hi_IN"/>
-        </w:rPr>
         <w:t>"उसने"</w:t>
       </w:r>
       <w:r>
@@ -1193,21 +1038,6 @@
           <w:b/>
           <w:lang w:val="hi_IN" w:bidi="hi_IN"/>
         </w:rPr>
-        <w:t>ἐν Χριστῷ</w:t>
-      </w:r>
-    </w:p>
-    <w:p>
-      <w:pPr/>
-      <w:r>
-        <w:rPr>
-          <w:lang w:val="hi_IN" w:bidi="hi_IN"/>
-        </w:rPr>
-      </w:r>
-      <w:r>
-        <w:rPr>
-          <w:b/>
-          <w:lang w:val="hi_IN" w:bidi="hi_IN"/>
-        </w:rPr>
         <w:t>"मसीह में"</w:t>
       </w:r>
       <w:r>
@@ -1330,21 +1160,6 @@
           <w:b/>
           <w:lang w:val="hi_IN" w:bidi="hi_IN"/>
         </w:rPr>
-        <w:t>ἁγίους καὶ ἀμώμους</w:t>
-      </w:r>
-    </w:p>
-    <w:p>
-      <w:pPr/>
-      <w:r>
-        <w:rPr>
-          <w:lang w:val="hi_IN" w:bidi="hi_IN"/>
-        </w:rPr>
-      </w:r>
-      <w:r>
-        <w:rPr>
-          <w:b/>
-          <w:lang w:val="hi_IN" w:bidi="hi_IN"/>
-        </w:rPr>
         <w:t>"पवित्र और निर्दोष हों"</w:t>
       </w:r>
     </w:p>
@@ -1428,21 +1243,6 @@
           <w:b/>
           <w:lang w:val="hi_IN" w:bidi="hi_IN"/>
         </w:rPr>
-        <w:t>ἀμώμους</w:t>
-      </w:r>
-    </w:p>
-    <w:p>
-      <w:pPr/>
-      <w:r>
-        <w:rPr>
-          <w:lang w:val="hi_IN" w:bidi="hi_IN"/>
-        </w:rPr>
-      </w:r>
-      <w:r>
-        <w:rPr>
-          <w:b/>
-          <w:lang w:val="hi_IN" w:bidi="hi_IN"/>
-        </w:rPr>
         <w:t>"निर्दोष हों"</w:t>
       </w:r>
     </w:p>
@@ -1539,21 +1339,6 @@
           <w:b/>
           <w:lang w:val="hi_IN" w:bidi="hi_IN"/>
         </w:rPr>
-        <w:t>προορίσας &amp; αὐτόν &amp; αὐτοῦ</w:t>
-      </w:r>
-    </w:p>
-    <w:p>
-      <w:pPr/>
-      <w:r>
-        <w:rPr>
-          <w:lang w:val="hi_IN" w:bidi="hi_IN"/>
-        </w:rPr>
-      </w:r>
-      <w:r>
-        <w:rPr>
-          <w:b/>
-          <w:lang w:val="hi_IN" w:bidi="hi_IN"/>
-        </w:rPr>
         <w:t>""</w:t>
       </w:r>
     </w:p>
@@ -1617,21 +1402,6 @@
           <w:b/>
           <w:lang w:val="hi_IN" w:bidi="hi_IN"/>
         </w:rPr>
-        <w:t>προορίσας ἡμᾶς εἰς υἱοθεσίαν</w:t>
-      </w:r>
-    </w:p>
-    <w:p>
-      <w:pPr/>
-      <w:r>
-        <w:rPr>
-          <w:lang w:val="hi_IN" w:bidi="hi_IN"/>
-        </w:rPr>
-      </w:r>
-      <w:r>
-        <w:rPr>
-          <w:b/>
-          <w:lang w:val="hi_IN" w:bidi="hi_IN"/>
-        </w:rPr>
         <w:t>"हमें अपने लिये पहले से ठहराया कि"</w:t>
       </w:r>
       <w:r>
@@ -1748,21 +1518,6 @@
           <w:b/>
           <w:lang w:val="hi_IN" w:bidi="hi_IN"/>
         </w:rPr>
-        <w:t>προορίσας ἡμᾶς</w:t>
-      </w:r>
-    </w:p>
-    <w:p>
-      <w:pPr/>
-      <w:r>
-        <w:rPr>
-          <w:lang w:val="hi_IN" w:bidi="hi_IN"/>
-        </w:rPr>
-      </w:r>
-      <w:r>
-        <w:rPr>
-          <w:b/>
-          <w:lang w:val="hi_IN" w:bidi="hi_IN"/>
-        </w:rPr>
         <w:t>"हमें"</w:t>
       </w:r>
       <w:r>
@@ -1839,21 +1594,6 @@
           <w:b/>
           <w:lang w:val="hi_IN" w:bidi="hi_IN"/>
         </w:rPr>
-        <w:t>εἰς υἱοθεσίαν</w:t>
-      </w:r>
-    </w:p>
-    <w:p>
-      <w:pPr/>
-      <w:r>
-        <w:rPr>
-          <w:lang w:val="hi_IN" w:bidi="hi_IN"/>
-        </w:rPr>
-      </w:r>
-      <w:r>
-        <w:rPr>
-          <w:b/>
-          <w:lang w:val="hi_IN" w:bidi="hi_IN"/>
-        </w:rPr>
         <w:t>"अपने लिये"</w:t>
       </w:r>
       <w:r>
@@ -2039,21 +1779,6 @@
           <w:b/>
           <w:lang w:val="hi_IN" w:bidi="hi_IN"/>
         </w:rPr>
-        <w:t>ἐχαρίτωσεν ἡμᾶς ἐν τῷ ἠγαπημένῳ</w:t>
-      </w:r>
-    </w:p>
-    <w:p>
-      <w:pPr/>
-      <w:r>
-        <w:rPr>
-          <w:lang w:val="hi_IN" w:bidi="hi_IN"/>
-        </w:rPr>
-      </w:r>
-      <w:r>
-        <w:rPr>
-          <w:b/>
-          <w:lang w:val="hi_IN" w:bidi="hi_IN"/>
-        </w:rPr>
         <w:t>"उसने हमें अपने प्रिय"</w:t>
       </w:r>
       <w:r>
@@ -2130,21 +1855,6 @@
           <w:b/>
           <w:lang w:val="hi_IN" w:bidi="hi_IN"/>
         </w:rPr>
-        <w:t>τῷ ἠγαπημένῳ</w:t>
-      </w:r>
-    </w:p>
-    <w:p>
-      <w:pPr/>
-      <w:r>
-        <w:rPr>
-          <w:lang w:val="hi_IN" w:bidi="hi_IN"/>
-        </w:rPr>
-      </w:r>
-      <w:r>
-        <w:rPr>
-          <w:b/>
-          <w:lang w:val="hi_IN" w:bidi="hi_IN"/>
-        </w:rPr>
         <w:t>"अपने प्रिय"</w:t>
       </w:r>
     </w:p>
@@ -2208,21 +1918,6 @@
           <w:b/>
           <w:lang w:val="hi_IN" w:bidi="hi_IN"/>
         </w:rPr>
-        <w:t>διὰ τοῦ αἵματος αὐτοῦ</w:t>
-      </w:r>
-    </w:p>
-    <w:p>
-      <w:pPr/>
-      <w:r>
-        <w:rPr>
-          <w:lang w:val="hi_IN" w:bidi="hi_IN"/>
-        </w:rPr>
-      </w:r>
-      <w:r>
-        <w:rPr>
-          <w:b/>
-          <w:lang w:val="hi_IN" w:bidi="hi_IN"/>
-        </w:rPr>
         <w:t>"उसके लहू के द्वारा"</w:t>
       </w:r>
     </w:p>
@@ -2319,21 +2014,6 @@
           <w:b/>
           <w:lang w:val="hi_IN" w:bidi="hi_IN"/>
         </w:rPr>
-        <w:t>τὸ πλοῦτος τῆς χάριτος αὐτοῦ</w:t>
-      </w:r>
-    </w:p>
-    <w:p>
-      <w:pPr/>
-      <w:r>
-        <w:rPr>
-          <w:lang w:val="hi_IN" w:bidi="hi_IN"/>
-        </w:rPr>
-      </w:r>
-      <w:r>
-        <w:rPr>
-          <w:b/>
-          <w:lang w:val="hi_IN" w:bidi="hi_IN"/>
-        </w:rPr>
         <w:t>"परमेश्वर के उस अनुग्रह के धन"</w:t>
       </w:r>
     </w:p>
@@ -2417,21 +2097,6 @@
           <w:b/>
           <w:lang w:val="hi_IN" w:bidi="hi_IN"/>
         </w:rPr>
-        <w:t>ἧς ἐπερίσσευσεν εἰς ἡμᾶς</w:t>
-      </w:r>
-    </w:p>
-    <w:p>
-      <w:pPr/>
-      <w:r>
-        <w:rPr>
-          <w:lang w:val="hi_IN" w:bidi="hi_IN"/>
-        </w:rPr>
-      </w:r>
-      <w:r>
-        <w:rPr>
-          <w:b/>
-          <w:lang w:val="hi_IN" w:bidi="hi_IN"/>
-        </w:rPr>
         <w:t>"जिसे उसने"</w:t>
       </w:r>
       <w:r>
@@ -2521,21 +2186,6 @@
           <w:b/>
           <w:lang w:val="hi_IN" w:bidi="hi_IN"/>
         </w:rPr>
-        <w:t>ἐν πάσῃ σοφίᾳ καὶ φρονήσει</w:t>
-      </w:r>
-    </w:p>
-    <w:p>
-      <w:pPr/>
-      <w:r>
-        <w:rPr>
-          <w:lang w:val="hi_IN" w:bidi="hi_IN"/>
-        </w:rPr>
-      </w:r>
-      <w:r>
-        <w:rPr>
-          <w:b/>
-          <w:lang w:val="hi_IN" w:bidi="hi_IN"/>
-        </w:rPr>
         <w:t>"सारे ज्ञान और समझ सहित"</w:t>
       </w:r>
       <w:r>
@@ -2612,21 +2262,6 @@
           <w:b/>
           <w:lang w:val="hi_IN" w:bidi="hi_IN"/>
         </w:rPr>
-        <w:t>σοφίᾳ καὶ φρονήσει</w:t>
-      </w:r>
-    </w:p>
-    <w:p>
-      <w:pPr/>
-      <w:r>
-        <w:rPr>
-          <w:lang w:val="hi_IN" w:bidi="hi_IN"/>
-        </w:rPr>
-      </w:r>
-      <w:r>
-        <w:rPr>
-          <w:b/>
-          <w:lang w:val="hi_IN" w:bidi="hi_IN"/>
-        </w:rPr>
         <w:t>"ज्ञान और समझ सहित"</w:t>
       </w:r>
     </w:p>
@@ -2730,21 +2365,6 @@
           <w:b/>
           <w:lang w:val="hi_IN" w:bidi="hi_IN"/>
         </w:rPr>
-        <w:t>κατὰ τὴν εὐδοκίαν αὐτοῦ</w:t>
-      </w:r>
-    </w:p>
-    <w:p>
-      <w:pPr/>
-      <w:r>
-        <w:rPr>
-          <w:lang w:val="hi_IN" w:bidi="hi_IN"/>
-        </w:rPr>
-      </w:r>
-      <w:r>
-        <w:rPr>
-          <w:b/>
-          <w:lang w:val="hi_IN" w:bidi="hi_IN"/>
-        </w:rPr>
         <w:t>"अपने भले अभिप्राय के अनुसार"</w:t>
       </w:r>
     </w:p>
@@ -2808,21 +2428,6 @@
           <w:b/>
           <w:lang w:val="hi_IN" w:bidi="hi_IN"/>
         </w:rPr>
-        <w:t>ἣν προέθετο ἐν αὐτῷ</w:t>
-      </w:r>
-    </w:p>
-    <w:p>
-      <w:pPr/>
-      <w:r>
-        <w:rPr>
-          <w:lang w:val="hi_IN" w:bidi="hi_IN"/>
-        </w:rPr>
-      </w:r>
-      <w:r>
-        <w:rPr>
-          <w:b/>
-          <w:lang w:val="hi_IN" w:bidi="hi_IN"/>
-        </w:rPr>
         <w:t>"उसने"</w:t>
       </w:r>
       <w:r>
@@ -2912,21 +2517,6 @@
           <w:b/>
           <w:lang w:val="hi_IN" w:bidi="hi_IN"/>
         </w:rPr>
-        <w:t>ἐν αὐτῷ</w:t>
-      </w:r>
-    </w:p>
-    <w:p>
-      <w:pPr/>
-      <w:r>
-        <w:rPr>
-          <w:lang w:val="hi_IN" w:bidi="hi_IN"/>
-        </w:rPr>
-      </w:r>
-      <w:r>
-        <w:rPr>
-          <w:b/>
-          <w:lang w:val="hi_IN" w:bidi="hi_IN"/>
-        </w:rPr>
         <w:t>"अपने आप में"</w:t>
       </w:r>
     </w:p>
@@ -2990,21 +2580,6 @@
           <w:b/>
           <w:lang w:val="hi_IN" w:bidi="hi_IN"/>
         </w:rPr>
-        <w:t>εἰς οἰκονομίαν</w:t>
-      </w:r>
-    </w:p>
-    <w:p>
-      <w:pPr/>
-      <w:r>
-        <w:rPr>
-          <w:lang w:val="hi_IN" w:bidi="hi_IN"/>
-        </w:rPr>
-      </w:r>
-      <w:r>
-        <w:rPr>
-          <w:b/>
-          <w:lang w:val="hi_IN" w:bidi="hi_IN"/>
-        </w:rPr>
         <w:t>"कि परमेश्वर की योजना"</w:t>
       </w:r>
     </w:p>
@@ -3068,21 +2643,6 @@
           <w:b/>
           <w:lang w:val="hi_IN" w:bidi="hi_IN"/>
         </w:rPr>
-        <w:t>τοῦ πληρώματος τῶν καιρῶν</w:t>
-      </w:r>
-    </w:p>
-    <w:p>
-      <w:pPr/>
-      <w:r>
-        <w:rPr>
-          <w:lang w:val="hi_IN" w:bidi="hi_IN"/>
-        </w:rPr>
-      </w:r>
-      <w:r>
-        <w:rPr>
-          <w:b/>
-          <w:lang w:val="hi_IN" w:bidi="hi_IN"/>
-        </w:rPr>
         <w:t>"के अनुसार, समय की पूर्ति होने पर"</w:t>
       </w:r>
     </w:p>
@@ -3146,21 +2706,6 @@
           <w:b/>
           <w:lang w:val="hi_IN" w:bidi="hi_IN"/>
         </w:rPr>
-        <w:t>ἐν αὐτῷ</w:t>
-      </w:r>
-    </w:p>
-    <w:p>
-      <w:pPr/>
-      <w:r>
-        <w:rPr>
-          <w:lang w:val="hi_IN" w:bidi="hi_IN"/>
-        </w:rPr>
-      </w:r>
-      <w:r>
-        <w:rPr>
-          <w:b/>
-          <w:lang w:val="hi_IN" w:bidi="hi_IN"/>
-        </w:rPr>
         <w:t>"वह"</w:t>
       </w:r>
     </w:p>
@@ -3224,21 +2769,6 @@
           <w:b/>
           <w:lang w:val="hi_IN" w:bidi="hi_IN"/>
         </w:rPr>
-        <w:t>καὶ ἐκληρώθημεν, προορισθέντες</w:t>
-      </w:r>
-    </w:p>
-    <w:p>
-      <w:pPr/>
-      <w:r>
-        <w:rPr>
-          <w:lang w:val="hi_IN" w:bidi="hi_IN"/>
-        </w:rPr>
-      </w:r>
-      <w:r>
-        <w:rPr>
-          <w:b/>
-          <w:lang w:val="hi_IN" w:bidi="hi_IN"/>
-        </w:rPr>
         <w:t>"पहले से ठहराए जाकर विरासत बने"</w:t>
       </w:r>
     </w:p>
@@ -3348,21 +2878,6 @@
           <w:b/>
           <w:lang w:val="hi_IN" w:bidi="hi_IN"/>
         </w:rPr>
-        <w:t>καὶ ἐκληρώθημεν</w:t>
-      </w:r>
-    </w:p>
-    <w:p>
-      <w:pPr/>
-      <w:r>
-        <w:rPr>
-          <w:lang w:val="hi_IN" w:bidi="hi_IN"/>
-        </w:rPr>
-      </w:r>
-      <w:r>
-        <w:rPr>
-          <w:b/>
-          <w:lang w:val="hi_IN" w:bidi="hi_IN"/>
-        </w:rPr>
         <w:t>"विरासत बने"</w:t>
       </w:r>
     </w:p>
@@ -3446,21 +2961,6 @@
           <w:b/>
           <w:lang w:val="hi_IN" w:bidi="hi_IN"/>
         </w:rPr>
-        <w:t>προορισθέντες</w:t>
-      </w:r>
-    </w:p>
-    <w:p>
-      <w:pPr/>
-      <w:r>
-        <w:rPr>
-          <w:lang w:val="hi_IN" w:bidi="hi_IN"/>
-        </w:rPr>
-      </w:r>
-      <w:r>
-        <w:rPr>
-          <w:b/>
-          <w:lang w:val="hi_IN" w:bidi="hi_IN"/>
-        </w:rPr>
         <w:t>"पहले से ठहराए जाकर"</w:t>
       </w:r>
     </w:p>
@@ -3544,21 +3044,6 @@
           <w:b/>
           <w:lang w:val="hi_IN" w:bidi="hi_IN"/>
         </w:rPr>
-        <w:t>ἡμᾶς &amp; τοὺς προηλπικότας ἐν τῷ Χριστῷ</w:t>
-      </w:r>
-    </w:p>
-    <w:p>
-      <w:pPr/>
-      <w:r>
-        <w:rPr>
-          <w:lang w:val="hi_IN" w:bidi="hi_IN"/>
-        </w:rPr>
-      </w:r>
-      <w:r>
-        <w:rPr>
-          <w:b/>
-          <w:lang w:val="hi_IN" w:bidi="hi_IN"/>
-        </w:rPr>
         <w:t>"हम जिन्होंने पहले से मसीह पर आशा रखी थी"</w:t>
       </w:r>
     </w:p>
@@ -3655,21 +3140,6 @@
           <w:b/>
           <w:lang w:val="hi_IN" w:bidi="hi_IN"/>
         </w:rPr>
-        <w:t>εἰς τὸ εἶναι ἡμᾶς, εἰς ἔπαινον δόξης αὐτοῦ</w:t>
-      </w:r>
-    </w:p>
-    <w:p>
-      <w:pPr/>
-      <w:r>
-        <w:rPr>
-          <w:lang w:val="hi_IN" w:bidi="hi_IN"/>
-        </w:rPr>
-      </w:r>
-      <w:r>
-        <w:rPr>
-          <w:b/>
-          <w:lang w:val="hi_IN" w:bidi="hi_IN"/>
-        </w:rPr>
         <w:t>"कि हम"</w:t>
       </w:r>
       <w:r>
@@ -3809,21 +3279,6 @@
           <w:b/>
           <w:lang w:val="hi_IN" w:bidi="hi_IN"/>
         </w:rPr>
-        <w:t>τὸν λόγον τῆς ἀληθείας</w:t>
-      </w:r>
-    </w:p>
-    <w:p>
-      <w:pPr/>
-      <w:r>
-        <w:rPr>
-          <w:lang w:val="hi_IN" w:bidi="hi_IN"/>
-        </w:rPr>
-      </w:r>
-      <w:r>
-        <w:rPr>
-          <w:b/>
-          <w:lang w:val="hi_IN" w:bidi="hi_IN"/>
-        </w:rPr>
         <w:t>"सत्य का वचन"</w:t>
       </w:r>
     </w:p>
@@ -3887,21 +3342,6 @@
           <w:b/>
           <w:lang w:val="hi_IN" w:bidi="hi_IN"/>
         </w:rPr>
-        <w:t>ἐσφραγίσθητε τῷ Πνεύματι τῆς ἐπαγγελίας, τῷ Ἁγίῳ</w:t>
-      </w:r>
-    </w:p>
-    <w:p>
-      <w:pPr/>
-      <w:r>
-        <w:rPr>
-          <w:lang w:val="hi_IN" w:bidi="hi_IN"/>
-        </w:rPr>
-      </w:r>
-      <w:r>
-        <w:rPr>
-          <w:b/>
-          <w:lang w:val="hi_IN" w:bidi="hi_IN"/>
-        </w:rPr>
         <w:t>"प्रतिज्ञा किए हुए पवित्र आत्मा की छाप लगी"</w:t>
       </w:r>
     </w:p>
@@ -3985,21 +3425,6 @@
           <w:b/>
           <w:lang w:val="hi_IN" w:bidi="hi_IN"/>
         </w:rPr>
-        <w:t>ἐσφραγίσθητε</w:t>
-      </w:r>
-    </w:p>
-    <w:p>
-      <w:pPr/>
-      <w:r>
-        <w:rPr>
-          <w:lang w:val="hi_IN" w:bidi="hi_IN"/>
-        </w:rPr>
-      </w:r>
-      <w:r>
-        <w:rPr>
-          <w:b/>
-          <w:lang w:val="hi_IN" w:bidi="hi_IN"/>
-        </w:rPr>
         <w:t>"छाप लगी"</w:t>
       </w:r>
     </w:p>
@@ -4083,21 +3508,6 @@
           <w:b/>
           <w:lang w:val="hi_IN" w:bidi="hi_IN"/>
         </w:rPr>
-        <w:t>ἀρραβὼν τῆς κληρονομίας ἡμῶν</w:t>
-      </w:r>
-    </w:p>
-    <w:p>
-      <w:pPr/>
-      <w:r>
-        <w:rPr>
-          <w:lang w:val="hi_IN" w:bidi="hi_IN"/>
-        </w:rPr>
-      </w:r>
-      <w:r>
-        <w:rPr>
-          <w:b/>
-          <w:lang w:val="hi_IN" w:bidi="hi_IN"/>
-        </w:rPr>
         <w:t>"हमारी विरासत का बयाना है, कि"</w:t>
       </w:r>
     </w:p>
@@ -4244,21 +3654,6 @@
           <w:b/>
           <w:lang w:val="hi_IN" w:bidi="hi_IN"/>
         </w:rPr>
-        <w:t>διὰ τοῦτο</w:t>
-      </w:r>
-    </w:p>
-    <w:p>
-      <w:pPr/>
-      <w:r>
-        <w:rPr>
-          <w:lang w:val="hi_IN" w:bidi="hi_IN"/>
-        </w:rPr>
-      </w:r>
-      <w:r>
-        <w:rPr>
-          <w:b/>
-          <w:lang w:val="hi_IN" w:bidi="hi_IN"/>
-        </w:rPr>
         <w:t>"इस कारण"</w:t>
       </w:r>
     </w:p>
@@ -4451,21 +3846,6 @@
           <w:b/>
           <w:lang w:val="hi_IN" w:bidi="hi_IN"/>
         </w:rPr>
-        <w:t>οὐ παύομαι εὐχαριστῶν</w:t>
-      </w:r>
-    </w:p>
-    <w:p>
-      <w:pPr/>
-      <w:r>
-        <w:rPr>
-          <w:lang w:val="hi_IN" w:bidi="hi_IN"/>
-        </w:rPr>
-      </w:r>
-      <w:r>
-        <w:rPr>
-          <w:b/>
-          <w:lang w:val="hi_IN" w:bidi="hi_IN"/>
-        </w:rPr>
         <w:t>"परमेश्वर का धन्यवाद करना नहीं छोड़ता"</w:t>
       </w:r>
     </w:p>
@@ -4549,21 +3929,6 @@
           <w:b/>
           <w:lang w:val="hi_IN" w:bidi="hi_IN"/>
         </w:rPr>
-        <w:t>ἵνα</w:t>
-      </w:r>
-    </w:p>
-    <w:p>
-      <w:pPr/>
-      <w:r>
-        <w:rPr>
-          <w:lang w:val="hi_IN" w:bidi="hi_IN"/>
-        </w:rPr>
-      </w:r>
-      <w:r>
-        <w:rPr>
-          <w:b/>
-          <w:lang w:val="hi_IN" w:bidi="hi_IN"/>
-        </w:rPr>
         <w:t>"कि"</w:t>
       </w:r>
     </w:p>
@@ -4660,21 +4025,6 @@
           <w:b/>
           <w:lang w:val="hi_IN" w:bidi="hi_IN"/>
         </w:rPr>
-        <w:t>πνεῦμα σοφίας καὶ ἀποκαλύψεως, ἐν ἐπιγνώσει αὐτοῦ</w:t>
-      </w:r>
-    </w:p>
-    <w:p>
-      <w:pPr/>
-      <w:r>
-        <w:rPr>
-          <w:lang w:val="hi_IN" w:bidi="hi_IN"/>
-        </w:rPr>
-      </w:r>
-      <w:r>
-        <w:rPr>
-          <w:b/>
-          <w:lang w:val="hi_IN" w:bidi="hi_IN"/>
-        </w:rPr>
         <w:t>"बुद्धि की आत्मा और अपने ज्ञान का प्रकाश"</w:t>
       </w:r>
     </w:p>
@@ -4738,21 +4088,6 @@
           <w:b/>
           <w:lang w:val="hi_IN" w:bidi="hi_IN"/>
         </w:rPr>
-        <w:t>πεφωτισμένους τοὺς ὀφθαλμοὺς τῆς καρδίας</w:t>
-      </w:r>
-    </w:p>
-    <w:p>
-      <w:pPr/>
-      <w:r>
-        <w:rPr>
-          <w:lang w:val="hi_IN" w:bidi="hi_IN"/>
-        </w:rPr>
-      </w:r>
-      <w:r>
-        <w:rPr>
-          <w:b/>
-          <w:lang w:val="hi_IN" w:bidi="hi_IN"/>
-        </w:rPr>
         <w:t>"और"</w:t>
       </w:r>
       <w:r>
@@ -4862,21 +4197,6 @@
           <w:b/>
           <w:lang w:val="hi_IN" w:bidi="hi_IN"/>
         </w:rPr>
-        <w:t>πεφωτισμένους τοὺς ὀφθαλμοὺς τῆς καρδίας</w:t>
-      </w:r>
-    </w:p>
-    <w:p>
-      <w:pPr/>
-      <w:r>
-        <w:rPr>
-          <w:lang w:val="hi_IN" w:bidi="hi_IN"/>
-        </w:rPr>
-      </w:r>
-      <w:r>
-        <w:rPr>
-          <w:b/>
-          <w:lang w:val="hi_IN" w:bidi="hi_IN"/>
-        </w:rPr>
         <w:t>"और"</w:t>
       </w:r>
       <w:r>
@@ -4973,21 +4293,6 @@
           <w:b/>
           <w:lang w:val="hi_IN" w:bidi="hi_IN"/>
         </w:rPr>
-        <w:t>τοὺς ὀφθαλμοὺς τῆς καρδίας</w:t>
-      </w:r>
-    </w:p>
-    <w:p>
-      <w:pPr/>
-      <w:r>
-        <w:rPr>
-          <w:lang w:val="hi_IN" w:bidi="hi_IN"/>
-        </w:rPr>
-      </w:r>
-      <w:r>
-        <w:rPr>
-          <w:b/>
-          <w:lang w:val="hi_IN" w:bidi="hi_IN"/>
-        </w:rPr>
         <w:t>"और"</w:t>
       </w:r>
       <w:r>
@@ -5084,21 +4389,6 @@
           <w:b/>
           <w:lang w:val="hi_IN" w:bidi="hi_IN"/>
         </w:rPr>
-        <w:t>πεφωτισμένους</w:t>
-      </w:r>
-    </w:p>
-    <w:p>
-      <w:pPr/>
-      <w:r>
-        <w:rPr>
-          <w:lang w:val="hi_IN" w:bidi="hi_IN"/>
-        </w:rPr>
-      </w:r>
-      <w:r>
-        <w:rPr>
-          <w:b/>
-          <w:lang w:val="hi_IN" w:bidi="hi_IN"/>
-        </w:rPr>
         <w:t>"ज्योतिर्मय हों कि"</w:t>
       </w:r>
     </w:p>
@@ -5238,21 +4528,6 @@
           <w:b/>
           <w:lang w:val="hi_IN" w:bidi="hi_IN"/>
         </w:rPr>
-        <w:t>τῆς κληρονομίας αὐτοῦ</w:t>
-      </w:r>
-    </w:p>
-    <w:p>
-      <w:pPr/>
-      <w:r>
-        <w:rPr>
-          <w:lang w:val="hi_IN" w:bidi="hi_IN"/>
-        </w:rPr>
-      </w:r>
-      <w:r>
-        <w:rPr>
-          <w:b/>
-          <w:lang w:val="hi_IN" w:bidi="hi_IN"/>
-        </w:rPr>
         <w:t>"और"</w:t>
       </w:r>
       <w:r>
@@ -5349,21 +4624,6 @@
           <w:b/>
           <w:lang w:val="hi_IN" w:bidi="hi_IN"/>
         </w:rPr>
-        <w:t>τοῖς ἁγίοις</w:t>
-      </w:r>
-    </w:p>
-    <w:p>
-      <w:pPr/>
-      <w:r>
-        <w:rPr>
-          <w:lang w:val="hi_IN" w:bidi="hi_IN"/>
-        </w:rPr>
-      </w:r>
-      <w:r>
-        <w:rPr>
-          <w:b/>
-          <w:lang w:val="hi_IN" w:bidi="hi_IN"/>
-        </w:rPr>
         <w:t>"पवित्र लोगों में"</w:t>
       </w:r>
       <w:r>
@@ -5440,21 +4700,6 @@
           <w:b/>
           <w:lang w:val="hi_IN" w:bidi="hi_IN"/>
         </w:rPr>
-        <w:t>τὸ ὑπερβάλλον μέγεθος τῆς δυνάμεως αὐτοῦ</w:t>
-      </w:r>
-    </w:p>
-    <w:p>
-      <w:pPr/>
-      <w:r>
-        <w:rPr>
-          <w:lang w:val="hi_IN" w:bidi="hi_IN"/>
-        </w:rPr>
-      </w:r>
-      <w:r>
-        <w:rPr>
-          <w:b/>
-          <w:lang w:val="hi_IN" w:bidi="hi_IN"/>
-        </w:rPr>
         <w:t>"उसकी सामर्थ्य"</w:t>
       </w:r>
       <w:r>
@@ -5531,21 +4776,6 @@
           <w:b/>
           <w:lang w:val="hi_IN" w:bidi="hi_IN"/>
         </w:rPr>
-        <w:t>εἰς ἡμᾶς, τοὺς πιστεύοντας</w:t>
-      </w:r>
-    </w:p>
-    <w:p>
-      <w:pPr/>
-      <w:r>
-        <w:rPr>
-          <w:lang w:val="hi_IN" w:bidi="hi_IN"/>
-        </w:rPr>
-      </w:r>
-      <w:r>
-        <w:rPr>
-          <w:b/>
-          <w:lang w:val="hi_IN" w:bidi="hi_IN"/>
-        </w:rPr>
         <w:t>"हमारी ओर"</w:t>
       </w:r>
       <w:r>
@@ -5622,21 +4852,6 @@
           <w:b/>
           <w:lang w:val="hi_IN" w:bidi="hi_IN"/>
         </w:rPr>
-        <w:t>τὴν ἐνέργειαν τοῦ κράτους τῆς ἰσχύος αὐτοῦ</w:t>
-      </w:r>
-    </w:p>
-    <w:p>
-      <w:pPr/>
-      <w:r>
-        <w:rPr>
-          <w:lang w:val="hi_IN" w:bidi="hi_IN"/>
-        </w:rPr>
-      </w:r>
-      <w:r>
-        <w:rPr>
-          <w:b/>
-          <w:lang w:val="hi_IN" w:bidi="hi_IN"/>
-        </w:rPr>
         <w:t>"उसकी शक्ति के प्रभाव के उस कार्य"</w:t>
       </w:r>
     </w:p>
@@ -5700,21 +4915,6 @@
           <w:b/>
           <w:lang w:val="hi_IN" w:bidi="hi_IN"/>
         </w:rPr>
-        <w:t>τοῦ κράτους τῆς ἰσχύος αὐτοῦ</w:t>
-      </w:r>
-    </w:p>
-    <w:p>
-      <w:pPr/>
-      <w:r>
-        <w:rPr>
-          <w:lang w:val="hi_IN" w:bidi="hi_IN"/>
-        </w:rPr>
-      </w:r>
-      <w:r>
-        <w:rPr>
-          <w:b/>
-          <w:lang w:val="hi_IN" w:bidi="hi_IN"/>
-        </w:rPr>
         <w:t>"उसकी शक्ति के प्रभाव के उस"</w:t>
       </w:r>
     </w:p>
@@ -5818,21 +5018,6 @@
           <w:b/>
           <w:lang w:val="hi_IN" w:bidi="hi_IN"/>
         </w:rPr>
-        <w:t>ἐγείρας αὐτὸν ἐκ νεκρῶν</w:t>
-      </w:r>
-    </w:p>
-    <w:p>
-      <w:pPr/>
-      <w:r>
-        <w:rPr>
-          <w:lang w:val="hi_IN" w:bidi="hi_IN"/>
-        </w:rPr>
-      </w:r>
-      <w:r>
-        <w:rPr>
-          <w:b/>
-          <w:lang w:val="hi_IN" w:bidi="hi_IN"/>
-        </w:rPr>
         <w:t>"उसको मरे हुओं में से जिलाकर"</w:t>
       </w:r>
     </w:p>
@@ -5896,21 +5081,6 @@
           <w:b/>
           <w:lang w:val="hi_IN" w:bidi="hi_IN"/>
         </w:rPr>
-        <w:t>ἐκ νεκρῶν</w:t>
-      </w:r>
-    </w:p>
-    <w:p>
-      <w:pPr/>
-      <w:r>
-        <w:rPr>
-          <w:lang w:val="hi_IN" w:bidi="hi_IN"/>
-        </w:rPr>
-      </w:r>
-      <w:r>
-        <w:rPr>
-          <w:b/>
-          <w:lang w:val="hi_IN" w:bidi="hi_IN"/>
-        </w:rPr>
         <w:t>"मरे हुओं में से"</w:t>
       </w:r>
     </w:p>
@@ -5994,21 +5164,6 @@
           <w:b/>
           <w:lang w:val="hi_IN" w:bidi="hi_IN"/>
         </w:rPr>
-        <w:t>καθίσας ἐν δεξιᾷ αὐτοῦ, ἐν τοῖς ἐπουρανίοις</w:t>
-      </w:r>
-    </w:p>
-    <w:p>
-      <w:pPr/>
-      <w:r>
-        <w:rPr>
-          <w:lang w:val="hi_IN" w:bidi="hi_IN"/>
-        </w:rPr>
-      </w:r>
-      <w:r>
-        <w:rPr>
-          <w:b/>
-          <w:lang w:val="hi_IN" w:bidi="hi_IN"/>
-        </w:rPr>
         <w:t>"उसने"</w:t>
       </w:r>
       <w:r>
@@ -6118,21 +5273,6 @@
           <w:b/>
           <w:lang w:val="hi_IN" w:bidi="hi_IN"/>
         </w:rPr>
-        <w:t>καθίσας ἐν δεξιᾷ αὐτοῦ</w:t>
-      </w:r>
-    </w:p>
-    <w:p>
-      <w:pPr/>
-      <w:r>
-        <w:rPr>
-          <w:lang w:val="hi_IN" w:bidi="hi_IN"/>
-        </w:rPr>
-      </w:r>
-      <w:r>
-        <w:rPr>
-          <w:b/>
-          <w:lang w:val="hi_IN" w:bidi="hi_IN"/>
-        </w:rPr>
         <w:t>"अपनी दाहिनी ओर"</w:t>
       </w:r>
     </w:p>
@@ -6216,21 +5356,6 @@
           <w:b/>
           <w:lang w:val="hi_IN" w:bidi="hi_IN"/>
         </w:rPr>
-        <w:t>ἐν τοῖς ἐπουρανίοις</w:t>
-      </w:r>
-    </w:p>
-    <w:p>
-      <w:pPr/>
-      <w:r>
-        <w:rPr>
-          <w:lang w:val="hi_IN" w:bidi="hi_IN"/>
-        </w:rPr>
-      </w:r>
-      <w:r>
-        <w:rPr>
-          <w:b/>
-          <w:lang w:val="hi_IN" w:bidi="hi_IN"/>
-        </w:rPr>
         <w:t>"उसने"</w:t>
       </w:r>
       <w:r>
@@ -6273,7 +5398,7 @@
         </w:rPr>
         <w:t xml:space="preserve">"“अलौकिक संसार मे।” यहाँ शब्द ""स्वर्गीय"" उस स्थान को सन्दर्भित करता है जहाँ परमेश्वर है। देखें कि आपने इसका अनुवाद </w:t>
       </w:r>
-      <w:hyperlink r:id="rId15">
+      <w:hyperlink r:id="rId13">
         <w:r>
           <w:rPr>
             <w:lang w:val="hi_IN" w:bidi="hi_IN"/>
@@ -6338,21 +5463,6 @@
           <w:b/>
           <w:lang w:val="hi_IN" w:bidi="hi_IN"/>
         </w:rPr>
-        <w:t>ὑπεράνω πάσης ἀρχῆς, καὶ ἐξουσίας, καὶ δυνάμεως, καὶ κυριότητος</w:t>
-      </w:r>
-    </w:p>
-    <w:p>
-      <w:pPr/>
-      <w:r>
-        <w:rPr>
-          <w:lang w:val="hi_IN" w:bidi="hi_IN"/>
-        </w:rPr>
-      </w:r>
-      <w:r>
-        <w:rPr>
-          <w:b/>
-          <w:lang w:val="hi_IN" w:bidi="hi_IN"/>
-        </w:rPr>
         <w:t>"सब प्रकार की प्रधानता, और अधिकार, और सामर्थ्य, और प्रभुता के,"</w:t>
       </w:r>
       <w:r>
@@ -6462,21 +5572,6 @@
           <w:b/>
           <w:lang w:val="hi_IN" w:bidi="hi_IN"/>
         </w:rPr>
-        <w:t>παντὸς ὀνόματος ὀνομαζομένου</w:t>
-      </w:r>
-    </w:p>
-    <w:p>
-      <w:pPr/>
-      <w:r>
-        <w:rPr>
-          <w:lang w:val="hi_IN" w:bidi="hi_IN"/>
-        </w:rPr>
-      </w:r>
-      <w:r>
-        <w:rPr>
-          <w:b/>
-          <w:lang w:val="hi_IN" w:bidi="hi_IN"/>
-        </w:rPr>
         <w:t>"हर एक नाम के"</w:t>
       </w:r>
       <w:r>
@@ -6573,21 +5668,6 @@
           <w:b/>
           <w:lang w:val="hi_IN" w:bidi="hi_IN"/>
         </w:rPr>
-        <w:t>ὀνόματος</w:t>
-      </w:r>
-    </w:p>
-    <w:p>
-      <w:pPr/>
-      <w:r>
-        <w:rPr>
-          <w:lang w:val="hi_IN" w:bidi="hi_IN"/>
-        </w:rPr>
-      </w:r>
-      <w:r>
-        <w:rPr>
-          <w:b/>
-          <w:lang w:val="hi_IN" w:bidi="hi_IN"/>
-        </w:rPr>
         <w:t>"नाम के"</w:t>
       </w:r>
     </w:p>
@@ -6671,21 +5751,6 @@
           <w:b/>
           <w:lang w:val="hi_IN" w:bidi="hi_IN"/>
         </w:rPr>
-        <w:t>ἐν τῷ αἰῶνι τούτῳ</w:t>
-      </w:r>
-    </w:p>
-    <w:p>
-      <w:pPr/>
-      <w:r>
-        <w:rPr>
-          <w:lang w:val="hi_IN" w:bidi="hi_IN"/>
-        </w:rPr>
-      </w:r>
-      <w:r>
-        <w:rPr>
-          <w:b/>
-          <w:lang w:val="hi_IN" w:bidi="hi_IN"/>
-        </w:rPr>
         <w:t>"जो"</w:t>
       </w:r>
       <w:r>
@@ -6762,21 +5827,6 @@
           <w:b/>
           <w:lang w:val="hi_IN" w:bidi="hi_IN"/>
         </w:rPr>
-        <w:t>ἐν τῷ μέλλοντι</w:t>
-      </w:r>
-    </w:p>
-    <w:p>
-      <w:pPr/>
-      <w:r>
-        <w:rPr>
-          <w:lang w:val="hi_IN" w:bidi="hi_IN"/>
-        </w:rPr>
-      </w:r>
-      <w:r>
-        <w:rPr>
-          <w:b/>
-          <w:lang w:val="hi_IN" w:bidi="hi_IN"/>
-        </w:rPr>
         <w:t>"आनेवाले लोक में"</w:t>
       </w:r>
     </w:p>
@@ -6840,21 +5890,6 @@
           <w:b/>
           <w:lang w:val="hi_IN" w:bidi="hi_IN"/>
         </w:rPr>
-        <w:t>ὑπὸ τοὺς πόδας αὐτοῦ</w:t>
-      </w:r>
-    </w:p>
-    <w:p>
-      <w:pPr/>
-      <w:r>
-        <w:rPr>
-          <w:lang w:val="hi_IN" w:bidi="hi_IN"/>
-        </w:rPr>
-      </w:r>
-      <w:r>
-        <w:rPr>
-          <w:b/>
-          <w:lang w:val="hi_IN" w:bidi="hi_IN"/>
-        </w:rPr>
         <w:t>"सब कुछ उसके पाँवों तले कर दिया"</w:t>
       </w:r>
       <w:r>
@@ -6964,21 +5999,6 @@
           <w:b/>
           <w:lang w:val="hi_IN" w:bidi="hi_IN"/>
         </w:rPr>
-        <w:t>κεφαλὴν ὑπὲρ πάντα</w:t>
-      </w:r>
-    </w:p>
-    <w:p>
-      <w:pPr/>
-      <w:r>
-        <w:rPr>
-          <w:lang w:val="hi_IN" w:bidi="hi_IN"/>
-        </w:rPr>
-      </w:r>
-      <w:r>
-        <w:rPr>
-          <w:b/>
-          <w:lang w:val="hi_IN" w:bidi="hi_IN"/>
-        </w:rPr>
         <w:t>"सब वस्तुओं पर शिरोमणि"</w:t>
       </w:r>
     </w:p>
@@ -7075,21 +6095,6 @@
           <w:b/>
           <w:lang w:val="hi_IN" w:bidi="hi_IN"/>
         </w:rPr>
-        <w:t>τὸ σῶμα αὐτοῦ</w:t>
-      </w:r>
-    </w:p>
-    <w:p>
-      <w:pPr/>
-      <w:r>
-        <w:rPr>
-          <w:lang w:val="hi_IN" w:bidi="hi_IN"/>
-        </w:rPr>
-      </w:r>
-      <w:r>
-        <w:rPr>
-          <w:b/>
-          <w:lang w:val="hi_IN" w:bidi="hi_IN"/>
-        </w:rPr>
         <w:t>"यह उसकी देह"</w:t>
       </w:r>
     </w:p>
@@ -7173,21 +6178,6 @@
           <w:b/>
           <w:lang w:val="hi_IN" w:bidi="hi_IN"/>
         </w:rPr>
-        <w:t>τὸ πλήρωμα τοῦ τὰ πάντα ἐν πᾶσιν πληρουμένου</w:t>
-      </w:r>
-    </w:p>
-    <w:p>
-      <w:pPr/>
-      <w:r>
-        <w:rPr>
-          <w:lang w:val="hi_IN" w:bidi="hi_IN"/>
-        </w:rPr>
-      </w:r>
-      <w:r>
-        <w:rPr>
-          <w:b/>
-          <w:lang w:val="hi_IN" w:bidi="hi_IN"/>
-        </w:rPr>
         <w:t>"और उसी की परिपूर्णता है, जो सब में सब कुछ पूर्ण करता है"</w:t>
       </w:r>
     </w:p>
@@ -7251,21 +6241,6 @@
           <w:b/>
           <w:lang w:val="hi_IN" w:bidi="hi_IN"/>
         </w:rPr>
-        <w:t>τὸ πλήρωμα</w:t>
-      </w:r>
-    </w:p>
-    <w:p>
-      <w:pPr/>
-      <w:r>
-        <w:rPr>
-          <w:lang w:val="hi_IN" w:bidi="hi_IN"/>
-        </w:rPr>
-      </w:r>
-      <w:r>
-        <w:rPr>
-          <w:b/>
-          <w:lang w:val="hi_IN" w:bidi="hi_IN"/>
-        </w:rPr>
         <w:t>"और उसी की परिपूर्णता है"</w:t>
       </w:r>
     </w:p>
@@ -7392,21 +6367,6 @@
           <w:b/>
           <w:lang w:val="hi_IN" w:bidi="hi_IN"/>
         </w:rPr>
-        <w:t>ὑμᾶς ὄντας νεκροὺς τοῖς παραπτώμασιν καὶ ταῖς ἁμαρτίαις ὑμῶν</w:t>
-      </w:r>
-    </w:p>
-    <w:p>
-      <w:pPr/>
-      <w:r>
-        <w:rPr>
-          <w:lang w:val="hi_IN" w:bidi="hi_IN"/>
-        </w:rPr>
-      </w:r>
-      <w:r>
-        <w:rPr>
-          <w:b/>
-          <w:lang w:val="hi_IN" w:bidi="hi_IN"/>
-        </w:rPr>
         <w:t>"उसने तुम्हें भी जिलाया, जो अपने अपराधों और पापों के कारण मरे हुए थे"</w:t>
       </w:r>
     </w:p>
@@ -7490,21 +6450,6 @@
           <w:b/>
           <w:lang w:val="hi_IN" w:bidi="hi_IN"/>
         </w:rPr>
-        <w:t>τοῖς παραπτώμασιν καὶ ταῖς ἁμαρτίαις ὑμῶν</w:t>
-      </w:r>
-    </w:p>
-    <w:p>
-      <w:pPr/>
-      <w:r>
-        <w:rPr>
-          <w:lang w:val="hi_IN" w:bidi="hi_IN"/>
-        </w:rPr>
-      </w:r>
-      <w:r>
-        <w:rPr>
-          <w:b/>
-          <w:lang w:val="hi_IN" w:bidi="hi_IN"/>
-        </w:rPr>
         <w:t>"अपने अपराधों और पापों के कारण"</w:t>
       </w:r>
     </w:p>
@@ -7608,21 +6553,6 @@
           <w:b/>
           <w:lang w:val="hi_IN" w:bidi="hi_IN"/>
         </w:rPr>
-        <w:t>τοῖς παραπτώμασιν καὶ ταῖς ἁμαρτίαις ὑμῶν</w:t>
-      </w:r>
-    </w:p>
-    <w:p>
-      <w:pPr/>
-      <w:r>
-        <w:rPr>
-          <w:lang w:val="hi_IN" w:bidi="hi_IN"/>
-        </w:rPr>
-      </w:r>
-      <w:r>
-        <w:rPr>
-          <w:b/>
-          <w:lang w:val="hi_IN" w:bidi="hi_IN"/>
-        </w:rPr>
         <w:t>"अपने अपराधों और पापों के कारण"</w:t>
       </w:r>
     </w:p>
@@ -7726,21 +6656,6 @@
           <w:b/>
           <w:lang w:val="hi_IN" w:bidi="hi_IN"/>
         </w:rPr>
-        <w:t>ἐν αἷς ποτε περιεπατήσατε</w:t>
-      </w:r>
-    </w:p>
-    <w:p>
-      <w:pPr/>
-      <w:r>
-        <w:rPr>
-          <w:lang w:val="hi_IN" w:bidi="hi_IN"/>
-        </w:rPr>
-      </w:r>
-      <w:r>
-        <w:rPr>
-          <w:b/>
-          <w:lang w:val="hi_IN" w:bidi="hi_IN"/>
-        </w:rPr>
         <w:t>"जिनमें तुम पहले"</w:t>
       </w:r>
       <w:r>
@@ -7850,21 +6765,6 @@
           <w:b/>
           <w:lang w:val="hi_IN" w:bidi="hi_IN"/>
         </w:rPr>
-        <w:t>κατὰ τὸν αἰῶνα τοῦ κόσμου τούτου</w:t>
-      </w:r>
-    </w:p>
-    <w:p>
-      <w:pPr/>
-      <w:r>
-        <w:rPr>
-          <w:lang w:val="hi_IN" w:bidi="hi_IN"/>
-        </w:rPr>
-      </w:r>
-      <w:r>
-        <w:rPr>
-          <w:b/>
-          <w:lang w:val="hi_IN" w:bidi="hi_IN"/>
-        </w:rPr>
         <w:t>"इस संसार की"</w:t>
       </w:r>
       <w:r>
@@ -8063,21 +6963,6 @@
           <w:b/>
           <w:lang w:val="hi_IN" w:bidi="hi_IN"/>
         </w:rPr>
-        <w:t>τοῦ πνεύματος τοῦ νῦν ἐνεργοῦντος</w:t>
-      </w:r>
-    </w:p>
-    <w:p>
-      <w:pPr/>
-      <w:r>
-        <w:rPr>
-          <w:lang w:val="hi_IN" w:bidi="hi_IN"/>
-        </w:rPr>
-      </w:r>
-      <w:r>
-        <w:rPr>
-          <w:b/>
-          <w:lang w:val="hi_IN" w:bidi="hi_IN"/>
-        </w:rPr>
         <w:t>"अर्थात्"</w:t>
       </w:r>
       <w:r>
@@ -8180,21 +7065,6 @@
           <w:b/>
           <w:lang w:val="hi_IN" w:bidi="hi_IN"/>
         </w:rPr>
-        <w:t>τοῖς υἱοῖς τῆς ἀπειθείας</w:t>
-      </w:r>
-    </w:p>
-    <w:p>
-      <w:pPr/>
-      <w:r>
-        <w:rPr>
-          <w:lang w:val="hi_IN" w:bidi="hi_IN"/>
-        </w:rPr>
-      </w:r>
-      <w:r>
-        <w:rPr>
-          <w:b/>
-          <w:lang w:val="hi_IN" w:bidi="hi_IN"/>
-        </w:rPr>
         <w:t>"आज्ञा न माननेवालों"</w:t>
       </w:r>
       <w:r>
@@ -8291,21 +7161,6 @@
           <w:b/>
           <w:lang w:val="hi_IN" w:bidi="hi_IN"/>
         </w:rPr>
-        <w:t>τὰ θελήματα τῆς σαρκὸς καὶ τῶν διανοιῶν</w:t>
-      </w:r>
-    </w:p>
-    <w:p>
-      <w:pPr/>
-      <w:r>
-        <w:rPr>
-          <w:lang w:val="hi_IN" w:bidi="hi_IN"/>
-        </w:rPr>
-      </w:r>
-      <w:r>
-        <w:rPr>
-          <w:b/>
-          <w:lang w:val="hi_IN" w:bidi="hi_IN"/>
-        </w:rPr>
         <w:t>"शरीर, और मन की मनसाएँ"</w:t>
       </w:r>
       <w:r>
@@ -8422,21 +7277,6 @@
           <w:b/>
           <w:lang w:val="hi_IN" w:bidi="hi_IN"/>
         </w:rPr>
-        <w:t>τέκνα &amp; ὀργῆς</w:t>
-      </w:r>
-    </w:p>
-    <w:p>
-      <w:pPr/>
-      <w:r>
-        <w:rPr>
-          <w:lang w:val="hi_IN" w:bidi="hi_IN"/>
-        </w:rPr>
-      </w:r>
-      <w:r>
-        <w:rPr>
-          <w:b/>
-          <w:lang w:val="hi_IN" w:bidi="hi_IN"/>
-        </w:rPr>
         <w:t>"क्रोध"</w:t>
       </w:r>
       <w:r>
@@ -8533,21 +7373,6 @@
           <w:b/>
           <w:lang w:val="hi_IN" w:bidi="hi_IN"/>
         </w:rPr>
-        <w:t>δὲ</w:t>
-      </w:r>
-    </w:p>
-    <w:p>
-      <w:pPr/>
-      <w:r>
-        <w:rPr>
-          <w:lang w:val="hi_IN" w:bidi="hi_IN"/>
-        </w:rPr>
-      </w:r>
-      <w:r>
-        <w:rPr>
-          <w:b/>
-          <w:lang w:val="hi_IN" w:bidi="hi_IN"/>
-        </w:rPr>
         <w:t>"परन्तु"</w:t>
       </w:r>
     </w:p>
@@ -8638,21 +7463,6 @@
           <w:b/>
           <w:lang w:val="hi_IN" w:bidi="hi_IN"/>
         </w:rPr>
-        <w:t>Θεὸς πλούσιος ὢν ἐν ἐλέει</w:t>
-      </w:r>
-    </w:p>
-    <w:p>
-      <w:pPr/>
-      <w:r>
-        <w:rPr>
-          <w:lang w:val="hi_IN" w:bidi="hi_IN"/>
-        </w:rPr>
-      </w:r>
-      <w:r>
-        <w:rPr>
-          <w:b/>
-          <w:lang w:val="hi_IN" w:bidi="hi_IN"/>
-        </w:rPr>
         <w:t>"परमेश्वर ने"</w:t>
       </w:r>
       <w:r>
@@ -8729,21 +7539,6 @@
           <w:b/>
           <w:lang w:val="hi_IN" w:bidi="hi_IN"/>
         </w:rPr>
-        <w:t>διὰ τὴν πολλὴν ἀγάπην αὐτοῦ, ἣν ἠγάπησεν ἡμᾶς</w:t>
-      </w:r>
-    </w:p>
-    <w:p>
-      <w:pPr/>
-      <w:r>
-        <w:rPr>
-          <w:lang w:val="hi_IN" w:bidi="hi_IN"/>
-        </w:rPr>
-      </w:r>
-      <w:r>
-        <w:rPr>
-          <w:b/>
-          <w:lang w:val="hi_IN" w:bidi="hi_IN"/>
-        </w:rPr>
         <w:t>"अपने उस बड़े प्रेम के कारण जिससे उसने हम से प्रेम किया"</w:t>
       </w:r>
     </w:p>
@@ -8814,21 +7609,6 @@
           <w:b/>
           <w:lang w:val="hi_IN" w:bidi="hi_IN"/>
         </w:rPr>
-        <w:t>χάριτί ἐστε σεσῳσμένοι</w:t>
-      </w:r>
-    </w:p>
-    <w:p>
-      <w:pPr/>
-      <w:r>
-        <w:rPr>
-          <w:lang w:val="hi_IN" w:bidi="hi_IN"/>
-        </w:rPr>
-      </w:r>
-      <w:r>
-        <w:rPr>
-          <w:b/>
-          <w:lang w:val="hi_IN" w:bidi="hi_IN"/>
-        </w:rPr>
         <w:t>"अनुग्रह ही से तुम्हारा उद्धार हुआ है"</w:t>
       </w:r>
     </w:p>
@@ -8912,21 +7692,6 @@
           <w:b/>
           <w:lang w:val="hi_IN" w:bidi="hi_IN"/>
         </w:rPr>
-        <w:t>χάριτί ἐστε σεσῳσμένοι</w:t>
-      </w:r>
-    </w:p>
-    <w:p>
-      <w:pPr/>
-      <w:r>
-        <w:rPr>
-          <w:lang w:val="hi_IN" w:bidi="hi_IN"/>
-        </w:rPr>
-      </w:r>
-      <w:r>
-        <w:rPr>
-          <w:b/>
-          <w:lang w:val="hi_IN" w:bidi="hi_IN"/>
-        </w:rPr>
         <w:t>"अनुग्रह ही से तुम्हारा उद्धार हुआ है"</w:t>
       </w:r>
     </w:p>
@@ -9017,21 +7782,6 @@
           <w:b/>
           <w:lang w:val="hi_IN" w:bidi="hi_IN"/>
         </w:rPr>
-        <w:t>συνήγειρεν</w:t>
-      </w:r>
-    </w:p>
-    <w:p>
-      <w:pPr/>
-      <w:r>
-        <w:rPr>
-          <w:lang w:val="hi_IN" w:bidi="hi_IN"/>
-        </w:rPr>
-      </w:r>
-      <w:r>
-        <w:rPr>
-          <w:b/>
-          <w:lang w:val="hi_IN" w:bidi="hi_IN"/>
-        </w:rPr>
         <w:t>"उसके साथ उठाया"</w:t>
       </w:r>
     </w:p>
@@ -9122,21 +7872,6 @@
           <w:b/>
           <w:lang w:val="hi_IN" w:bidi="hi_IN"/>
         </w:rPr>
-        <w:t>συνήγειρεν</w:t>
-      </w:r>
-    </w:p>
-    <w:p>
-      <w:pPr/>
-      <w:r>
-        <w:rPr>
-          <w:lang w:val="hi_IN" w:bidi="hi_IN"/>
-        </w:rPr>
-      </w:r>
-      <w:r>
-        <w:rPr>
-          <w:b/>
-          <w:lang w:val="hi_IN" w:bidi="hi_IN"/>
-        </w:rPr>
         <w:t>"उसके साथ उठाया"</w:t>
       </w:r>
     </w:p>
@@ -9220,21 +7955,6 @@
           <w:b/>
           <w:lang w:val="hi_IN" w:bidi="hi_IN"/>
         </w:rPr>
-        <w:t>συνεκάθισεν</w:t>
-      </w:r>
-    </w:p>
-    <w:p>
-      <w:pPr/>
-      <w:r>
-        <w:rPr>
-          <w:lang w:val="hi_IN" w:bidi="hi_IN"/>
-        </w:rPr>
-      </w:r>
-      <w:r>
-        <w:rPr>
-          <w:b/>
-          <w:lang w:val="hi_IN" w:bidi="hi_IN"/>
-        </w:rPr>
         <w:t>"उसके साथ बैठाया"</w:t>
       </w:r>
     </w:p>
@@ -9318,21 +8038,6 @@
           <w:b/>
           <w:lang w:val="hi_IN" w:bidi="hi_IN"/>
         </w:rPr>
-        <w:t>ἐν τοῖς ἐπουρανίοις</w:t>
-      </w:r>
-    </w:p>
-    <w:p>
-      <w:pPr/>
-      <w:r>
-        <w:rPr>
-          <w:lang w:val="hi_IN" w:bidi="hi_IN"/>
-        </w:rPr>
-      </w:r>
-      <w:r>
-        <w:rPr>
-          <w:b/>
-          <w:lang w:val="hi_IN" w:bidi="hi_IN"/>
-        </w:rPr>
         <w:t>"स्वर्गीय स्थानों में"</w:t>
       </w:r>
     </w:p>
@@ -9362,7 +8067,7 @@
         </w:rPr>
         <w:t xml:space="preserve"> उस स्थान को सन्दर्भित करता है जहाँ परमेश्वर है। देखें कि इसका अनुवाद </w:t>
       </w:r>
-      <w:hyperlink r:id="rId15">
+      <w:hyperlink r:id="rId13">
         <w:r>
           <w:rPr>
             <w:lang w:val="hi_IN" w:bidi="hi_IN"/>
@@ -9427,21 +8132,6 @@
           <w:b/>
           <w:lang w:val="hi_IN" w:bidi="hi_IN"/>
         </w:rPr>
-        <w:t>ἐν Χριστῷ Ἰησοῦ</w:t>
-      </w:r>
-    </w:p>
-    <w:p>
-      <w:pPr/>
-      <w:r>
-        <w:rPr>
-          <w:lang w:val="hi_IN" w:bidi="hi_IN"/>
-        </w:rPr>
-      </w:r>
-      <w:r>
-        <w:rPr>
-          <w:b/>
-          <w:lang w:val="hi_IN" w:bidi="hi_IN"/>
-        </w:rPr>
         <w:t>"मसीह यीशु में"</w:t>
       </w:r>
     </w:p>
@@ -9512,21 +8202,6 @@
           <w:b/>
           <w:lang w:val="hi_IN" w:bidi="hi_IN"/>
         </w:rPr>
-        <w:t>ἵνα</w:t>
-      </w:r>
-    </w:p>
-    <w:p>
-      <w:pPr/>
-      <w:r>
-        <w:rPr>
-          <w:lang w:val="hi_IN" w:bidi="hi_IN"/>
-        </w:rPr>
-      </w:r>
-      <w:r>
-        <w:rPr>
-          <w:b/>
-          <w:lang w:val="hi_IN" w:bidi="hi_IN"/>
-        </w:rPr>
         <w:t>"कि"</w:t>
       </w:r>
     </w:p>
@@ -9623,21 +8298,6 @@
           <w:b/>
           <w:lang w:val="hi_IN" w:bidi="hi_IN"/>
         </w:rPr>
-        <w:t>ἐν τοῖς αἰῶσιν, τοῖς ἐπερχομένοις</w:t>
-      </w:r>
-    </w:p>
-    <w:p>
-      <w:pPr/>
-      <w:r>
-        <w:rPr>
-          <w:lang w:val="hi_IN" w:bidi="hi_IN"/>
-        </w:rPr>
-      </w:r>
-      <w:r>
-        <w:rPr>
-          <w:b/>
-          <w:lang w:val="hi_IN" w:bidi="hi_IN"/>
-        </w:rPr>
         <w:t>"उस"</w:t>
       </w:r>
       <w:r>
@@ -9714,21 +8374,6 @@
           <w:b/>
           <w:lang w:val="hi_IN" w:bidi="hi_IN"/>
         </w:rPr>
-        <w:t>γὰρ</w:t>
-      </w:r>
-    </w:p>
-    <w:p>
-      <w:pPr/>
-      <w:r>
-        <w:rPr>
-          <w:lang w:val="hi_IN" w:bidi="hi_IN"/>
-        </w:rPr>
-      </w:r>
-      <w:r>
-        <w:rPr>
-          <w:b/>
-          <w:lang w:val="hi_IN" w:bidi="hi_IN"/>
-        </w:rPr>
         <w:t>"क्योंकि"</w:t>
       </w:r>
     </w:p>
@@ -9819,21 +8464,6 @@
           <w:b/>
           <w:lang w:val="hi_IN" w:bidi="hi_IN"/>
         </w:rPr>
-        <w:t>τῇ γὰρ χάριτί ἐστε σεσῳσμένοι διὰ πίστεως</w:t>
-      </w:r>
-    </w:p>
-    <w:p>
-      <w:pPr/>
-      <w:r>
-        <w:rPr>
-          <w:lang w:val="hi_IN" w:bidi="hi_IN"/>
-        </w:rPr>
-      </w:r>
-      <w:r>
-        <w:rPr>
-          <w:b/>
-          <w:lang w:val="hi_IN" w:bidi="hi_IN"/>
-        </w:rPr>
         <w:t>"क्योंकि विश्वास के द्वारा अनुग्रह ही से तुम्हारा उद्धार हुआ है"</w:t>
       </w:r>
     </w:p>
@@ -9953,7 +8583,7 @@
         </w:rPr>
         <w:t xml:space="preserve"> भाववाचक संज्ञा है। वैकल्पिक अनुवाद: “परमेश्वर ने मुफ्त वरदान स्वरुप तुम्हारा उद्धार किया है” या “परमेश्वर ने तुम्हारे लिए अपनी अपरम्पार दया के कारण तुम्हारा उद्धार किया है” देखें कि आपने इसका अनुवाद </w:t>
       </w:r>
-      <w:hyperlink r:id="rId16">
+      <w:hyperlink r:id="rId14">
         <w:r>
           <w:rPr>
             <w:lang w:val="hi_IN" w:bidi="hi_IN"/>
@@ -10038,21 +8668,6 @@
           <w:b/>
           <w:lang w:val="hi_IN" w:bidi="hi_IN"/>
         </w:rPr>
-        <w:t>τοῦτο</w:t>
-      </w:r>
-    </w:p>
-    <w:p>
-      <w:pPr/>
-      <w:r>
-        <w:rPr>
-          <w:lang w:val="hi_IN" w:bidi="hi_IN"/>
-        </w:rPr>
-      </w:r>
-      <w:r>
-        <w:rPr>
-          <w:b/>
-          <w:lang w:val="hi_IN" w:bidi="hi_IN"/>
-        </w:rPr>
         <w:t>"यह"</w:t>
       </w:r>
     </w:p>
@@ -10308,21 +8923,6 @@
           <w:b/>
           <w:lang w:val="hi_IN" w:bidi="hi_IN"/>
         </w:rPr>
-        <w:t>γάρ</w:t>
-      </w:r>
-    </w:p>
-    <w:p>
-      <w:pPr/>
-      <w:r>
-        <w:rPr>
-          <w:lang w:val="hi_IN" w:bidi="hi_IN"/>
-        </w:rPr>
-      </w:r>
-      <w:r>
-        <w:rPr>
-          <w:b/>
-          <w:lang w:val="hi_IN" w:bidi="hi_IN"/>
-        </w:rPr>
         <w:t>"क्योंकि"</w:t>
       </w:r>
     </w:p>
@@ -10419,21 +9019,6 @@
           <w:b/>
           <w:lang w:val="hi_IN" w:bidi="hi_IN"/>
         </w:rPr>
-        <w:t>ἐν Χριστῷ Ἰησοῦ</w:t>
-      </w:r>
-    </w:p>
-    <w:p>
-      <w:pPr/>
-      <w:r>
-        <w:rPr>
-          <w:lang w:val="hi_IN" w:bidi="hi_IN"/>
-        </w:rPr>
-      </w:r>
-      <w:r>
-        <w:rPr>
-          <w:b/>
-          <w:lang w:val="hi_IN" w:bidi="hi_IN"/>
-        </w:rPr>
         <w:t>"मसीह यीशु में"</w:t>
       </w:r>
     </w:p>
@@ -10504,21 +9089,6 @@
           <w:b/>
           <w:lang w:val="hi_IN" w:bidi="hi_IN"/>
         </w:rPr>
-        <w:t>ἵνα</w:t>
-      </w:r>
-    </w:p>
-    <w:p>
-      <w:pPr/>
-      <w:r>
-        <w:rPr>
-          <w:lang w:val="hi_IN" w:bidi="hi_IN"/>
-        </w:rPr>
-      </w:r>
-      <w:r>
-        <w:rPr>
-          <w:b/>
-          <w:lang w:val="hi_IN" w:bidi="hi_IN"/>
-        </w:rPr>
         <w:t>"जिन्हें"</w:t>
       </w:r>
     </w:p>
@@ -10615,21 +9185,6 @@
           <w:b/>
           <w:lang w:val="hi_IN" w:bidi="hi_IN"/>
         </w:rPr>
-        <w:t>ἐν αὐτοῖς περιπατήσωμεν</w:t>
-      </w:r>
-    </w:p>
-    <w:p>
-      <w:pPr/>
-      <w:r>
-        <w:rPr>
-          <w:lang w:val="hi_IN" w:bidi="hi_IN"/>
-        </w:rPr>
-      </w:r>
-      <w:r>
-        <w:rPr>
-          <w:b/>
-          <w:lang w:val="hi_IN" w:bidi="hi_IN"/>
-        </w:rPr>
         <w:t>"हमारे करने के लिये"</w:t>
       </w:r>
     </w:p>
@@ -10739,21 +9294,6 @@
           <w:b/>
           <w:lang w:val="hi_IN" w:bidi="hi_IN"/>
         </w:rPr>
-        <w:t>διὸ</w:t>
-      </w:r>
-    </w:p>
-    <w:p>
-      <w:pPr/>
-      <w:r>
-        <w:rPr>
-          <w:lang w:val="hi_IN" w:bidi="hi_IN"/>
-        </w:rPr>
-      </w:r>
-      <w:r>
-        <w:rPr>
-          <w:b/>
-          <w:lang w:val="hi_IN" w:bidi="hi_IN"/>
-        </w:rPr>
         <w:t>"इस कारण"</w:t>
       </w:r>
     </w:p>
@@ -10913,21 +9453,6 @@
           <w:b/>
           <w:lang w:val="hi_IN" w:bidi="hi_IN"/>
         </w:rPr>
-        <w:t>τὰ ἔθνη ἐν σαρκί</w:t>
-      </w:r>
-    </w:p>
-    <w:p>
-      <w:pPr/>
-      <w:r>
-        <w:rPr>
-          <w:lang w:val="hi_IN" w:bidi="hi_IN"/>
-        </w:rPr>
-      </w:r>
-      <w:r>
-        <w:rPr>
-          <w:b/>
-          <w:lang w:val="hi_IN" w:bidi="hi_IN"/>
-        </w:rPr>
         <w:t>"जो शारीरिक रीति से अन्यजाति हो"</w:t>
       </w:r>
     </w:p>
@@ -11011,21 +9536,6 @@
           <w:b/>
           <w:lang w:val="hi_IN" w:bidi="hi_IN"/>
         </w:rPr>
-        <w:t>ἀκροβυστία</w:t>
-      </w:r>
-    </w:p>
-    <w:p>
-      <w:pPr/>
-      <w:r>
-        <w:rPr>
-          <w:lang w:val="hi_IN" w:bidi="hi_IN"/>
-        </w:rPr>
-      </w:r>
-      <w:r>
-        <w:rPr>
-          <w:b/>
-          <w:lang w:val="hi_IN" w:bidi="hi_IN"/>
-        </w:rPr>
         <w:t>"खतनारहित"</w:t>
       </w:r>
     </w:p>
@@ -11109,21 +9619,6 @@
           <w:b/>
           <w:lang w:val="hi_IN" w:bidi="hi_IN"/>
         </w:rPr>
-        <w:t>περιτομῆς</w:t>
-      </w:r>
-    </w:p>
-    <w:p>
-      <w:pPr/>
-      <w:r>
-        <w:rPr>
-          <w:lang w:val="hi_IN" w:bidi="hi_IN"/>
-        </w:rPr>
-      </w:r>
-      <w:r>
-        <w:rPr>
-          <w:b/>
-          <w:lang w:val="hi_IN" w:bidi="hi_IN"/>
-        </w:rPr>
         <w:t>"खतनावाले"</w:t>
       </w:r>
     </w:p>
@@ -11207,21 +9702,6 @@
           <w:b/>
           <w:lang w:val="hi_IN" w:bidi="hi_IN"/>
         </w:rPr>
-        <w:t>ὑπὸ τῆς λεγομένης</w:t>
-      </w:r>
-    </w:p>
-    <w:p>
-      <w:pPr/>
-      <w:r>
-        <w:rPr>
-          <w:lang w:val="hi_IN" w:bidi="hi_IN"/>
-        </w:rPr>
-      </w:r>
-      <w:r>
-        <w:rPr>
-          <w:b/>
-          <w:lang w:val="hi_IN" w:bidi="hi_IN"/>
-        </w:rPr>
         <w:t>"वे तुम को"</w:t>
       </w:r>
       <w:r>
@@ -11407,21 +9887,6 @@
           <w:b/>
           <w:lang w:val="hi_IN" w:bidi="hi_IN"/>
         </w:rPr>
-        <w:t>ὅτι</w:t>
-      </w:r>
-    </w:p>
-    <w:p>
-      <w:pPr/>
-      <w:r>
-        <w:rPr>
-          <w:lang w:val="hi_IN" w:bidi="hi_IN"/>
-        </w:rPr>
-      </w:r>
-      <w:r>
-        <w:rPr>
-          <w:b/>
-          <w:lang w:val="hi_IN" w:bidi="hi_IN"/>
-        </w:rPr>
         <w:t>""</w:t>
       </w:r>
     </w:p>
@@ -11518,21 +9983,6 @@
           <w:b/>
           <w:lang w:val="hi_IN" w:bidi="hi_IN"/>
         </w:rPr>
-        <w:t>χωρὶς Χριστοῦ</w:t>
-      </w:r>
-    </w:p>
-    <w:p>
-      <w:pPr/>
-      <w:r>
-        <w:rPr>
-          <w:lang w:val="hi_IN" w:bidi="hi_IN"/>
-        </w:rPr>
-      </w:r>
-      <w:r>
-        <w:rPr>
-          <w:b/>
-          <w:lang w:val="hi_IN" w:bidi="hi_IN"/>
-        </w:rPr>
         <w:t>"मसीह से अलग"</w:t>
       </w:r>
       <w:r>
@@ -11609,21 +10059,6 @@
           <w:b/>
           <w:lang w:val="hi_IN" w:bidi="hi_IN"/>
         </w:rPr>
-        <w:t>ξένοι τῶν διαθηκῶν τῆς ἐπαγγελίας</w:t>
-      </w:r>
-    </w:p>
-    <w:p>
-      <w:pPr/>
-      <w:r>
-        <w:rPr>
-          <w:lang w:val="hi_IN" w:bidi="hi_IN"/>
-        </w:rPr>
-      </w:r>
-      <w:r>
-        <w:rPr>
-          <w:b/>
-          <w:lang w:val="hi_IN" w:bidi="hi_IN"/>
-        </w:rPr>
         <w:t>"और प्रतिज्ञा की वाचाओं के भागी न थे"</w:t>
       </w:r>
     </w:p>
@@ -11707,21 +10142,6 @@
           <w:b/>
           <w:lang w:val="hi_IN" w:bidi="hi_IN"/>
         </w:rPr>
-        <w:t>δὲ</w:t>
-      </w:r>
-    </w:p>
-    <w:p>
-      <w:pPr/>
-      <w:r>
-        <w:rPr>
-          <w:lang w:val="hi_IN" w:bidi="hi_IN"/>
-        </w:rPr>
-      </w:r>
-      <w:r>
-        <w:rPr>
-          <w:b/>
-          <w:lang w:val="hi_IN" w:bidi="hi_IN"/>
-        </w:rPr>
         <w:t>"पर"</w:t>
       </w:r>
     </w:p>
@@ -11818,21 +10238,6 @@
           <w:b/>
           <w:lang w:val="hi_IN" w:bidi="hi_IN"/>
         </w:rPr>
-        <w:t>ὑμεῖς οἵ ποτε ὄντες μακρὰν, ἐγενήθητε ἐγγὺς ἐν τῷ αἵματι τοῦ Χριστοῦ</w:t>
-      </w:r>
-    </w:p>
-    <w:p>
-      <w:pPr/>
-      <w:r>
-        <w:rPr>
-          <w:lang w:val="hi_IN" w:bidi="hi_IN"/>
-        </w:rPr>
-      </w:r>
-      <w:r>
-        <w:rPr>
-          <w:b/>
-          <w:lang w:val="hi_IN" w:bidi="hi_IN"/>
-        </w:rPr>
         <w:t>"तुम जो पहले दूर थे, मसीह के लहू के द्वारा निकट हो गए हो"</w:t>
       </w:r>
     </w:p>
@@ -11916,21 +10321,6 @@
           <w:b/>
           <w:lang w:val="hi_IN" w:bidi="hi_IN"/>
         </w:rPr>
-        <w:t>ἐν τῷ αἵματι τοῦ Χριστοῦ</w:t>
-      </w:r>
-    </w:p>
-    <w:p>
-      <w:pPr/>
-      <w:r>
-        <w:rPr>
-          <w:lang w:val="hi_IN" w:bidi="hi_IN"/>
-        </w:rPr>
-      </w:r>
-      <w:r>
-        <w:rPr>
-          <w:b/>
-          <w:lang w:val="hi_IN" w:bidi="hi_IN"/>
-        </w:rPr>
         <w:t>"मसीह के लहू के द्वारा"</w:t>
       </w:r>
     </w:p>
@@ -12014,21 +10404,6 @@
           <w:b/>
           <w:lang w:val="hi_IN" w:bidi="hi_IN"/>
         </w:rPr>
-        <w:t>γάρ</w:t>
-      </w:r>
-    </w:p>
-    <w:p>
-      <w:pPr/>
-      <w:r>
-        <w:rPr>
-          <w:lang w:val="hi_IN" w:bidi="hi_IN"/>
-        </w:rPr>
-      </w:r>
-      <w:r>
-        <w:rPr>
-          <w:b/>
-          <w:lang w:val="hi_IN" w:bidi="hi_IN"/>
-        </w:rPr>
         <w:t>"क्योंकि"</w:t>
       </w:r>
     </w:p>
@@ -12125,21 +10500,6 @@
           <w:b/>
           <w:lang w:val="hi_IN" w:bidi="hi_IN"/>
         </w:rPr>
-        <w:t>αὐτὸς &amp; ἐστιν ἡ εἰρήνη ἡμῶν</w:t>
-      </w:r>
-    </w:p>
-    <w:p>
-      <w:pPr/>
-      <w:r>
-        <w:rPr>
-          <w:lang w:val="hi_IN" w:bidi="hi_IN"/>
-        </w:rPr>
-      </w:r>
-      <w:r>
-        <w:rPr>
-          <w:b/>
-          <w:lang w:val="hi_IN" w:bidi="hi_IN"/>
-        </w:rPr>
         <w:t>"वही हमारा मेल है"</w:t>
       </w:r>
     </w:p>
@@ -12203,21 +10563,6 @@
           <w:b/>
           <w:lang w:val="hi_IN" w:bidi="hi_IN"/>
         </w:rPr>
-        <w:t>ἡ εἰρήνη ἡμῶν</w:t>
-      </w:r>
-    </w:p>
-    <w:p>
-      <w:pPr/>
-      <w:r>
-        <w:rPr>
-          <w:lang w:val="hi_IN" w:bidi="hi_IN"/>
-        </w:rPr>
-      </w:r>
-      <w:r>
-        <w:rPr>
-          <w:b/>
-          <w:lang w:val="hi_IN" w:bidi="hi_IN"/>
-        </w:rPr>
         <w:t>"हमारा मेल"</w:t>
       </w:r>
     </w:p>
@@ -12308,21 +10653,6 @@
           <w:b/>
           <w:lang w:val="hi_IN" w:bidi="hi_IN"/>
         </w:rPr>
-        <w:t>ὁ ποιήσας τὰ ἀμφότερα ἓν</w:t>
-      </w:r>
-    </w:p>
-    <w:p>
-      <w:pPr/>
-      <w:r>
-        <w:rPr>
-          <w:lang w:val="hi_IN" w:bidi="hi_IN"/>
-        </w:rPr>
-      </w:r>
-      <w:r>
-        <w:rPr>
-          <w:b/>
-          <w:lang w:val="hi_IN" w:bidi="hi_IN"/>
-        </w:rPr>
         <w:t>"एक कर दिया"</w:t>
       </w:r>
     </w:p>
@@ -12386,21 +10716,6 @@
           <w:b/>
           <w:lang w:val="hi_IN" w:bidi="hi_IN"/>
         </w:rPr>
-        <w:t>ἐν τῇ σαρκὶ αὐτοῦ</w:t>
-      </w:r>
-    </w:p>
-    <w:p>
-      <w:pPr/>
-      <w:r>
-        <w:rPr>
-          <w:lang w:val="hi_IN" w:bidi="hi_IN"/>
-        </w:rPr>
-      </w:r>
-      <w:r>
-        <w:rPr>
-          <w:b/>
-          <w:lang w:val="hi_IN" w:bidi="hi_IN"/>
-        </w:rPr>
         <w:t>""</w:t>
       </w:r>
     </w:p>
@@ -12497,21 +10812,6 @@
           <w:b/>
           <w:lang w:val="hi_IN" w:bidi="hi_IN"/>
         </w:rPr>
-        <w:t>τὸ μεσότοιχον τοῦ φραγμοῦ &amp; τὴν ἔχθραν</w:t>
-      </w:r>
-    </w:p>
-    <w:p>
-      <w:pPr/>
-      <w:r>
-        <w:rPr>
-          <w:lang w:val="hi_IN" w:bidi="hi_IN"/>
-        </w:rPr>
-      </w:r>
-      <w:r>
-        <w:rPr>
-          <w:b/>
-          <w:lang w:val="hi_IN" w:bidi="hi_IN"/>
-        </w:rPr>
         <w:t>"अलग करनेवाले दीवार को जो बीच में थी"</w:t>
       </w:r>
     </w:p>
@@ -12658,21 +10958,6 @@
           <w:b/>
           <w:lang w:val="hi_IN" w:bidi="hi_IN"/>
         </w:rPr>
-        <w:t>ἵνα</w:t>
-      </w:r>
-    </w:p>
-    <w:p>
-      <w:pPr/>
-      <w:r>
-        <w:rPr>
-          <w:lang w:val="hi_IN" w:bidi="hi_IN"/>
-        </w:rPr>
-      </w:r>
-      <w:r>
-        <w:rPr>
-          <w:b/>
-          <w:lang w:val="hi_IN" w:bidi="hi_IN"/>
-        </w:rPr>
         <w:t>"कि"</w:t>
       </w:r>
       <w:r>
@@ -12782,21 +11067,6 @@
           <w:b/>
           <w:lang w:val="hi_IN" w:bidi="hi_IN"/>
         </w:rPr>
-        <w:t>ἕνα καινὸν ἄνθρωπον</w:t>
-      </w:r>
-    </w:p>
-    <w:p>
-      <w:pPr/>
-      <w:r>
-        <w:rPr>
-          <w:lang w:val="hi_IN" w:bidi="hi_IN"/>
-        </w:rPr>
-      </w:r>
-      <w:r>
-        <w:rPr>
-          <w:b/>
-          <w:lang w:val="hi_IN" w:bidi="hi_IN"/>
-        </w:rPr>
         <w:t>"कि"</w:t>
       </w:r>
       <w:r>
@@ -12893,21 +11163,6 @@
           <w:b/>
           <w:lang w:val="hi_IN" w:bidi="hi_IN"/>
         </w:rPr>
-        <w:t>ἐν αὑτῷ</w:t>
-      </w:r>
-    </w:p>
-    <w:p>
-      <w:pPr/>
-      <w:r>
-        <w:rPr>
-          <w:lang w:val="hi_IN" w:bidi="hi_IN"/>
-        </w:rPr>
-      </w:r>
-      <w:r>
-        <w:rPr>
-          <w:b/>
-          <w:lang w:val="hi_IN" w:bidi="hi_IN"/>
-        </w:rPr>
         <w:t>"अपने में"</w:t>
       </w:r>
     </w:p>
@@ -12971,21 +11226,6 @@
           <w:b/>
           <w:lang w:val="hi_IN" w:bidi="hi_IN"/>
         </w:rPr>
-        <w:t>ἀποκαταλλάξῃ τοὺς ἀμφοτέρους</w:t>
-      </w:r>
-    </w:p>
-    <w:p>
-      <w:pPr/>
-      <w:r>
-        <w:rPr>
-          <w:lang w:val="hi_IN" w:bidi="hi_IN"/>
-        </w:rPr>
-      </w:r>
-      <w:r>
-        <w:rPr>
-          <w:b/>
-          <w:lang w:val="hi_IN" w:bidi="hi_IN"/>
-        </w:rPr>
         <w:t>"दोनों को"</w:t>
       </w:r>
       <w:r>
@@ -13062,21 +11302,6 @@
           <w:b/>
           <w:lang w:val="hi_IN" w:bidi="hi_IN"/>
         </w:rPr>
-        <w:t>ἐν ἑνὶ σώματι</w:t>
-      </w:r>
-    </w:p>
-    <w:p>
-      <w:pPr/>
-      <w:r>
-        <w:rPr>
-          <w:lang w:val="hi_IN" w:bidi="hi_IN"/>
-        </w:rPr>
-      </w:r>
-      <w:r>
-        <w:rPr>
-          <w:b/>
-          <w:lang w:val="hi_IN" w:bidi="hi_IN"/>
-        </w:rPr>
         <w:t>"पर"</w:t>
       </w:r>
       <w:r>
@@ -13173,21 +11398,6 @@
           <w:b/>
           <w:lang w:val="hi_IN" w:bidi="hi_IN"/>
         </w:rPr>
-        <w:t>διὰ τοῦ σταυροῦ</w:t>
-      </w:r>
-    </w:p>
-    <w:p>
-      <w:pPr/>
-      <w:r>
-        <w:rPr>
-          <w:lang w:val="hi_IN" w:bidi="hi_IN"/>
-        </w:rPr>
-      </w:r>
-      <w:r>
-        <w:rPr>
-          <w:b/>
-          <w:lang w:val="hi_IN" w:bidi="hi_IN"/>
-        </w:rPr>
         <w:t>"क्रूस"</w:t>
       </w:r>
       <w:r>
@@ -13284,21 +11494,6 @@
           <w:b/>
           <w:lang w:val="hi_IN" w:bidi="hi_IN"/>
         </w:rPr>
-        <w:t>ἀποκτείνας τὴν ἔχθραν</w:t>
-      </w:r>
-    </w:p>
-    <w:p>
-      <w:pPr/>
-      <w:r>
-        <w:rPr>
-          <w:lang w:val="hi_IN" w:bidi="hi_IN"/>
-        </w:rPr>
-      </w:r>
-      <w:r>
-        <w:rPr>
-          <w:b/>
-          <w:lang w:val="hi_IN" w:bidi="hi_IN"/>
-        </w:rPr>
         <w:t>"बैर को नाश करके"</w:t>
       </w:r>
     </w:p>
@@ -13534,21 +11729,6 @@
           <w:b/>
           <w:lang w:val="hi_IN" w:bidi="hi_IN"/>
         </w:rPr>
-        <w:t>ὑμῖν τοῖς μακρὰν</w:t>
-      </w:r>
-    </w:p>
-    <w:p>
-      <w:pPr/>
-      <w:r>
-        <w:rPr>
-          <w:lang w:val="hi_IN" w:bidi="hi_IN"/>
-        </w:rPr>
-      </w:r>
-      <w:r>
-        <w:rPr>
-          <w:b/>
-          <w:lang w:val="hi_IN" w:bidi="hi_IN"/>
-        </w:rPr>
         <w:t>"तुम्हें"</w:t>
       </w:r>
       <w:r>
@@ -13658,21 +11838,6 @@
           <w:b/>
           <w:lang w:val="hi_IN" w:bidi="hi_IN"/>
         </w:rPr>
-        <w:t>τοῖς ἐγγύς</w:t>
-      </w:r>
-    </w:p>
-    <w:p>
-      <w:pPr/>
-      <w:r>
-        <w:rPr>
-          <w:lang w:val="hi_IN" w:bidi="hi_IN"/>
-        </w:rPr>
-      </w:r>
-      <w:r>
-        <w:rPr>
-          <w:b/>
-          <w:lang w:val="hi_IN" w:bidi="hi_IN"/>
-        </w:rPr>
         <w:t>"जो"</w:t>
       </w:r>
       <w:r>
@@ -13866,21 +12031,6 @@
           <w:b/>
           <w:lang w:val="hi_IN" w:bidi="hi_IN"/>
         </w:rPr>
-        <w:t>ὅτι</w:t>
-      </w:r>
-    </w:p>
-    <w:p>
-      <w:pPr/>
-      <w:r>
-        <w:rPr>
-          <w:lang w:val="hi_IN" w:bidi="hi_IN"/>
-        </w:rPr>
-      </w:r>
-      <w:r>
-        <w:rPr>
-          <w:b/>
-          <w:lang w:val="hi_IN" w:bidi="hi_IN"/>
-        </w:rPr>
         <w:t>"क्योंकि"</w:t>
       </w:r>
     </w:p>
@@ -14040,21 +12190,6 @@
           <w:b/>
           <w:lang w:val="hi_IN" w:bidi="hi_IN"/>
         </w:rPr>
-        <w:t>ἄρα οὖν</w:t>
-      </w:r>
-    </w:p>
-    <w:p>
-      <w:pPr/>
-      <w:r>
-        <w:rPr>
-          <w:lang w:val="hi_IN" w:bidi="hi_IN"/>
-        </w:rPr>
-      </w:r>
-      <w:r>
-        <w:rPr>
-          <w:b/>
-          <w:lang w:val="hi_IN" w:bidi="hi_IN"/>
-        </w:rPr>
         <w:t>"इसलिए"</w:t>
       </w:r>
       <w:r>
@@ -14164,21 +12299,6 @@
           <w:b/>
           <w:lang w:val="hi_IN" w:bidi="hi_IN"/>
         </w:rPr>
-        <w:t>ξένοι καὶ πάροικοι</w:t>
-      </w:r>
-    </w:p>
-    <w:p>
-      <w:pPr/>
-      <w:r>
-        <w:rPr>
-          <w:lang w:val="hi_IN" w:bidi="hi_IN"/>
-        </w:rPr>
-      </w:r>
-      <w:r>
-        <w:rPr>
-          <w:b/>
-          <w:lang w:val="hi_IN" w:bidi="hi_IN"/>
-        </w:rPr>
         <w:t>"परदेशी और मुसाफिर"</w:t>
       </w:r>
     </w:p>
@@ -14282,21 +12402,6 @@
           <w:b/>
           <w:lang w:val="hi_IN" w:bidi="hi_IN"/>
         </w:rPr>
-        <w:t>ἀλλὰ</w:t>
-      </w:r>
-    </w:p>
-    <w:p>
-      <w:pPr/>
-      <w:r>
-        <w:rPr>
-          <w:lang w:val="hi_IN" w:bidi="hi_IN"/>
-        </w:rPr>
-      </w:r>
-      <w:r>
-        <w:rPr>
-          <w:b/>
-          <w:lang w:val="hi_IN" w:bidi="hi_IN"/>
-        </w:rPr>
         <w:t>"परन्तु"</w:t>
       </w:r>
     </w:p>
@@ -14393,21 +12498,6 @@
           <w:b/>
           <w:lang w:val="hi_IN" w:bidi="hi_IN"/>
         </w:rPr>
-        <w:t>ἐστὲ συνπολῖται τῶν ἁγίων καὶ οἰκεῖοι τοῦ Θεοῦ</w:t>
-      </w:r>
-    </w:p>
-    <w:p>
-      <w:pPr/>
-      <w:r>
-        <w:rPr>
-          <w:lang w:val="hi_IN" w:bidi="hi_IN"/>
-        </w:rPr>
-      </w:r>
-      <w:r>
-        <w:rPr>
-          <w:b/>
-          <w:lang w:val="hi_IN" w:bidi="hi_IN"/>
-        </w:rPr>
         <w:t>"पवित्र लोगों के संगी स्वदेशी और परमेश्वर के घराने के हो गए"</w:t>
       </w:r>
     </w:p>
@@ -14491,21 +12581,6 @@
           <w:b/>
           <w:lang w:val="hi_IN" w:bidi="hi_IN"/>
         </w:rPr>
-        <w:t>ἐποικοδομηθέντες ἐπὶ τῷ θεμελίῳ</w:t>
-      </w:r>
-    </w:p>
-    <w:p>
-      <w:pPr/>
-      <w:r>
-        <w:rPr>
-          <w:lang w:val="hi_IN" w:bidi="hi_IN"/>
-        </w:rPr>
-      </w:r>
-      <w:r>
-        <w:rPr>
-          <w:b/>
-          <w:lang w:val="hi_IN" w:bidi="hi_IN"/>
-        </w:rPr>
         <w:t>"और"</w:t>
       </w:r>
       <w:r>
@@ -14615,21 +12690,6 @@
           <w:b/>
           <w:lang w:val="hi_IN" w:bidi="hi_IN"/>
         </w:rPr>
-        <w:t>ἐποικοδομηθέντες</w:t>
-      </w:r>
-    </w:p>
-    <w:p>
-      <w:pPr/>
-      <w:r>
-        <w:rPr>
-          <w:lang w:val="hi_IN" w:bidi="hi_IN"/>
-        </w:rPr>
-      </w:r>
-      <w:r>
-        <w:rPr>
-          <w:b/>
-          <w:lang w:val="hi_IN" w:bidi="hi_IN"/>
-        </w:rPr>
         <w:t>"और"</w:t>
       </w:r>
       <w:r>
@@ -14726,21 +12786,6 @@
           <w:b/>
           <w:lang w:val="hi_IN" w:bidi="hi_IN"/>
         </w:rPr>
-        <w:t>πᾶσα οἰκοδομὴ συναρμολογουμένη, αὔξει εἰς ναὸν ἅγιον</w:t>
-      </w:r>
-    </w:p>
-    <w:p>
-      <w:pPr/>
-      <w:r>
-        <w:rPr>
-          <w:lang w:val="hi_IN" w:bidi="hi_IN"/>
-        </w:rPr>
-      </w:r>
-      <w:r>
-        <w:rPr>
-          <w:b/>
-          <w:lang w:val="hi_IN" w:bidi="hi_IN"/>
-        </w:rPr>
         <w:t>"सारी रचना एक साथ मिलकर"</w:t>
       </w:r>
       <w:r>
@@ -14837,21 +12882,6 @@
           <w:b/>
           <w:lang w:val="hi_IN" w:bidi="hi_IN"/>
         </w:rPr>
-        <w:t>ἐν ᾧ &amp; ἐν Κυρίῳ</w:t>
-      </w:r>
-    </w:p>
-    <w:p>
-      <w:pPr/>
-      <w:r>
-        <w:rPr>
-          <w:lang w:val="hi_IN" w:bidi="hi_IN"/>
-        </w:rPr>
-      </w:r>
-      <w:r>
-        <w:rPr>
-          <w:b/>
-          <w:lang w:val="hi_IN" w:bidi="hi_IN"/>
-        </w:rPr>
         <w:t>"जिसमें"</w:t>
       </w:r>
       <w:r>
@@ -14948,21 +12978,6 @@
           <w:b/>
           <w:lang w:val="hi_IN" w:bidi="hi_IN"/>
         </w:rPr>
-        <w:t>ἐν ᾧ</w:t>
-      </w:r>
-    </w:p>
-    <w:p>
-      <w:pPr/>
-      <w:r>
-        <w:rPr>
-          <w:lang w:val="hi_IN" w:bidi="hi_IN"/>
-        </w:rPr>
-      </w:r>
-      <w:r>
-        <w:rPr>
-          <w:b/>
-          <w:lang w:val="hi_IN" w:bidi="hi_IN"/>
-        </w:rPr>
         <w:t>"जिसमें"</w:t>
       </w:r>
     </w:p>
@@ -15046,21 +13061,6 @@
           <w:b/>
           <w:lang w:val="hi_IN" w:bidi="hi_IN"/>
         </w:rPr>
-        <w:t>καὶ ὑμεῖς συνοικοδομεῖσθε, εἰς κατοικητήριον τοῦ Θεοῦ ἐν Πνεύματι</w:t>
-      </w:r>
-    </w:p>
-    <w:p>
-      <w:pPr/>
-      <w:r>
-        <w:rPr>
-          <w:lang w:val="hi_IN" w:bidi="hi_IN"/>
-        </w:rPr>
-      </w:r>
-      <w:r>
-        <w:rPr>
-          <w:b/>
-          <w:lang w:val="hi_IN" w:bidi="hi_IN"/>
-        </w:rPr>
         <w:t>"तुम भी आत्मा के द्वारा परमेश्वर का होने के लिये एक साथ बनाए जाते हो"</w:t>
       </w:r>
     </w:p>
@@ -15144,21 +13144,6 @@
           <w:b/>
           <w:lang w:val="hi_IN" w:bidi="hi_IN"/>
         </w:rPr>
-        <w:t>καὶ ὑμεῖς συνοικοδομεῖσθε</w:t>
-      </w:r>
-    </w:p>
-    <w:p>
-      <w:pPr/>
-      <w:r>
-        <w:rPr>
-          <w:lang w:val="hi_IN" w:bidi="hi_IN"/>
-        </w:rPr>
-      </w:r>
-      <w:r>
-        <w:rPr>
-          <w:b/>
-          <w:lang w:val="hi_IN" w:bidi="hi_IN"/>
-        </w:rPr>
         <w:t>"तुम भी"</w:t>
       </w:r>
       <w:r>
@@ -15414,21 +13399,6 @@
           <w:b/>
           <w:lang w:val="hi_IN" w:bidi="hi_IN"/>
         </w:rPr>
-        <w:t>τούτου χάριν</w:t>
-      </w:r>
-    </w:p>
-    <w:p>
-      <w:pPr/>
-      <w:r>
-        <w:rPr>
-          <w:lang w:val="hi_IN" w:bidi="hi_IN"/>
-        </w:rPr>
-      </w:r>
-      <w:r>
-        <w:rPr>
-          <w:b/>
-          <w:lang w:val="hi_IN" w:bidi="hi_IN"/>
-        </w:rPr>
         <w:t>"इसी कारण"</w:t>
       </w:r>
     </w:p>
@@ -15512,21 +13482,6 @@
           <w:b/>
           <w:lang w:val="hi_IN" w:bidi="hi_IN"/>
         </w:rPr>
-        <w:t>ὁ δέσμιος τοῦ Χριστοῦ Ἰησοῦ</w:t>
-      </w:r>
-    </w:p>
-    <w:p>
-      <w:pPr/>
-      <w:r>
-        <w:rPr>
-          <w:lang w:val="hi_IN" w:bidi="hi_IN"/>
-        </w:rPr>
-      </w:r>
-      <w:r>
-        <w:rPr>
-          <w:b/>
-          <w:lang w:val="hi_IN" w:bidi="hi_IN"/>
-        </w:rPr>
         <w:t>"जो"</w:t>
       </w:r>
       <w:r>
@@ -15603,21 +13558,6 @@
           <w:b/>
           <w:lang w:val="hi_IN" w:bidi="hi_IN"/>
         </w:rPr>
-        <w:t>τὴν οἰκονομίαν τῆς χάριτος τοῦ Θεοῦ, τῆς δοθείσης μοι εἰς ὑμᾶς</w:t>
-      </w:r>
-    </w:p>
-    <w:p>
-      <w:pPr/>
-      <w:r>
-        <w:rPr>
-          <w:lang w:val="hi_IN" w:bidi="hi_IN"/>
-        </w:rPr>
-      </w:r>
-      <w:r>
-        <w:rPr>
-          <w:b/>
-          <w:lang w:val="hi_IN" w:bidi="hi_IN"/>
-        </w:rPr>
         <w:t>"परमेश्वर के उस अनुग्रह के प्रबन्ध का समाचार"</w:t>
       </w:r>
       <w:r>
@@ -15707,21 +13647,6 @@
           <w:b/>
           <w:lang w:val="hi_IN" w:bidi="hi_IN"/>
         </w:rPr>
-        <w:t>κατὰ ἀποκάλυψιν ἐγνωρίσθη μοι</w:t>
-      </w:r>
-    </w:p>
-    <w:p>
-      <w:pPr/>
-      <w:r>
-        <w:rPr>
-          <w:lang w:val="hi_IN" w:bidi="hi_IN"/>
-        </w:rPr>
-      </w:r>
-      <w:r>
-        <w:rPr>
-          <w:b/>
-          <w:lang w:val="hi_IN" w:bidi="hi_IN"/>
-        </w:rPr>
         <w:t>"अर्थात् यह कि वह"</w:t>
       </w:r>
       <w:r>
@@ -15818,21 +13743,6 @@
           <w:b/>
           <w:lang w:val="hi_IN" w:bidi="hi_IN"/>
         </w:rPr>
-        <w:t>καθὼς προέγραψα ἐν ὀλίγῳ</w:t>
-      </w:r>
-    </w:p>
-    <w:p>
-      <w:pPr/>
-      <w:r>
-        <w:rPr>
-          <w:lang w:val="hi_IN" w:bidi="hi_IN"/>
-        </w:rPr>
-      </w:r>
-      <w:r>
-        <w:rPr>
-          <w:b/>
-          <w:lang w:val="hi_IN" w:bidi="hi_IN"/>
-        </w:rPr>
         <w:t>"जैसा मैं पहले संक्षेप में लिख चुका हूँ"</w:t>
       </w:r>
     </w:p>
@@ -15896,21 +13806,6 @@
           <w:b/>
           <w:lang w:val="hi_IN" w:bidi="hi_IN"/>
         </w:rPr>
-        <w:t>ὃ ἑτέραις γενεαῖς οὐκ ἐγνωρίσθη τοῖς υἱοῖς τῶν ἀνθρώπων</w:t>
-      </w:r>
-    </w:p>
-    <w:p>
-      <w:pPr/>
-      <w:r>
-        <w:rPr>
-          <w:lang w:val="hi_IN" w:bidi="hi_IN"/>
-        </w:rPr>
-      </w:r>
-      <w:r>
-        <w:rPr>
-          <w:b/>
-          <w:lang w:val="hi_IN" w:bidi="hi_IN"/>
-        </w:rPr>
         <w:t>"जो अन्य समयों में मनुष्यों की सन्तानों को ऐसा नहीं बताया गया था"</w:t>
       </w:r>
     </w:p>
@@ -15994,21 +13889,6 @@
           <w:b/>
           <w:lang w:val="hi_IN" w:bidi="hi_IN"/>
         </w:rPr>
-        <w:t>ὡς νῦν ἀπεκαλύφθη &amp; ἐν Πνεύματι</w:t>
-      </w:r>
-    </w:p>
-    <w:p>
-      <w:pPr/>
-      <w:r>
-        <w:rPr>
-          <w:lang w:val="hi_IN" w:bidi="hi_IN"/>
-        </w:rPr>
-      </w:r>
-      <w:r>
-        <w:rPr>
-          <w:b/>
-          <w:lang w:val="hi_IN" w:bidi="hi_IN"/>
-        </w:rPr>
         <w:t>"जैसा कि आत्मा के द्वारा अब"</w:t>
       </w:r>
       <w:r>
@@ -16277,21 +14157,6 @@
           <w:b/>
           <w:lang w:val="hi_IN" w:bidi="hi_IN"/>
         </w:rPr>
-        <w:t>ἐν Χριστῷ Ἰησοῦ</w:t>
-      </w:r>
-    </w:p>
-    <w:p>
-      <w:pPr/>
-      <w:r>
-        <w:rPr>
-          <w:lang w:val="hi_IN" w:bidi="hi_IN"/>
-        </w:rPr>
-      </w:r>
-      <w:r>
-        <w:rPr>
-          <w:b/>
-          <w:lang w:val="hi_IN" w:bidi="hi_IN"/>
-        </w:rPr>
         <w:t>"मसीह यीशु में"</w:t>
       </w:r>
     </w:p>
@@ -16362,21 +14227,6 @@
           <w:b/>
           <w:lang w:val="hi_IN" w:bidi="hi_IN"/>
         </w:rPr>
-        <w:t>διὰ τοῦ εὐαγγελίου</w:t>
-      </w:r>
-    </w:p>
-    <w:p>
-      <w:pPr/>
-      <w:r>
-        <w:rPr>
-          <w:lang w:val="hi_IN" w:bidi="hi_IN"/>
-        </w:rPr>
-      </w:r>
-      <w:r>
-        <w:rPr>
-          <w:b/>
-          <w:lang w:val="hi_IN" w:bidi="hi_IN"/>
-        </w:rPr>
         <w:t>"सुसमाचार के द्वारा"</w:t>
       </w:r>
     </w:p>
@@ -16440,21 +14290,6 @@
           <w:b/>
           <w:lang w:val="hi_IN" w:bidi="hi_IN"/>
         </w:rPr>
-        <w:t>ἀνεξιχνίαστον</w:t>
-      </w:r>
-    </w:p>
-    <w:p>
-      <w:pPr/>
-      <w:r>
-        <w:rPr>
-          <w:lang w:val="hi_IN" w:bidi="hi_IN"/>
-        </w:rPr>
-      </w:r>
-      <w:r>
-        <w:rPr>
-          <w:b/>
-          <w:lang w:val="hi_IN" w:bidi="hi_IN"/>
-        </w:rPr>
         <w:t>"अगम्य"</w:t>
       </w:r>
     </w:p>
@@ -16538,21 +14373,6 @@
           <w:b/>
           <w:lang w:val="hi_IN" w:bidi="hi_IN"/>
         </w:rPr>
-        <w:t>πλοῦτος τοῦ Χριστοῦ</w:t>
-      </w:r>
-    </w:p>
-    <w:p>
-      <w:pPr/>
-      <w:r>
-        <w:rPr>
-          <w:lang w:val="hi_IN" w:bidi="hi_IN"/>
-        </w:rPr>
-      </w:r>
-      <w:r>
-        <w:rPr>
-          <w:b/>
-          <w:lang w:val="hi_IN" w:bidi="hi_IN"/>
-        </w:rPr>
         <w:t>"मसीह के"</w:t>
       </w:r>
       <w:r>
@@ -16649,21 +14469,6 @@
           <w:b/>
           <w:lang w:val="hi_IN" w:bidi="hi_IN"/>
         </w:rPr>
-        <w:t>τοῦ μυστηρίου, τοῦ ἀποκεκρυμμένου ἀπὸ τῶν αἰώνων ἐν τῷ Θεῷ, τῷ τὰ πάντα κτίσαντι</w:t>
-      </w:r>
-    </w:p>
-    <w:p>
-      <w:pPr/>
-      <w:r>
-        <w:rPr>
-          <w:lang w:val="hi_IN" w:bidi="hi_IN"/>
-        </w:rPr>
-      </w:r>
-      <w:r>
-        <w:rPr>
-          <w:b/>
-          <w:lang w:val="hi_IN" w:bidi="hi_IN"/>
-        </w:rPr>
         <w:t>"उस भेद का"</w:t>
       </w:r>
       <w:r>
@@ -16760,21 +14565,6 @@
           <w:b/>
           <w:lang w:val="hi_IN" w:bidi="hi_IN"/>
         </w:rPr>
-        <w:t>ἵνα</w:t>
-      </w:r>
-    </w:p>
-    <w:p>
-      <w:pPr/>
-      <w:r>
-        <w:rPr>
-          <w:lang w:val="hi_IN" w:bidi="hi_IN"/>
-        </w:rPr>
-      </w:r>
-      <w:r>
-        <w:rPr>
-          <w:b/>
-          <w:lang w:val="hi_IN" w:bidi="hi_IN"/>
-        </w:rPr>
         <w:t>"ताकि"</w:t>
       </w:r>
     </w:p>
@@ -16871,21 +14661,6 @@
           <w:b/>
           <w:lang w:val="hi_IN" w:bidi="hi_IN"/>
         </w:rPr>
-        <w:t>γνωρισθῇ &amp; ταῖς ἀρχαῖς καὶ ταῖς ἐξουσίαις ἐν τοῖς ἐπουρανίοις &amp; ἡ πολυποίκιλος σοφία τοῦ Θεοῦ</w:t>
-      </w:r>
-    </w:p>
-    <w:p>
-      <w:pPr/>
-      <w:r>
-        <w:rPr>
-          <w:lang w:val="hi_IN" w:bidi="hi_IN"/>
-        </w:rPr>
-      </w:r>
-      <w:r>
-        <w:rPr>
-          <w:b/>
-          <w:lang w:val="hi_IN" w:bidi="hi_IN"/>
-        </w:rPr>
         <w:t>"परमेश्वर का विभिन्न प्रकार का ज्ञान, उन प्रधानों और अधिकारियों पर, जो स्वर्गीय स्थानों में हैं प्रगट किया जाए"</w:t>
       </w:r>
     </w:p>
@@ -17052,21 +14827,6 @@
           <w:b/>
           <w:lang w:val="hi_IN" w:bidi="hi_IN"/>
         </w:rPr>
-        <w:t>ἐν τοῖς ἐπουρανίοις</w:t>
-      </w:r>
-    </w:p>
-    <w:p>
-      <w:pPr/>
-      <w:r>
-        <w:rPr>
-          <w:lang w:val="hi_IN" w:bidi="hi_IN"/>
-        </w:rPr>
-      </w:r>
-      <w:r>
-        <w:rPr>
-          <w:b/>
-          <w:lang w:val="hi_IN" w:bidi="hi_IN"/>
-        </w:rPr>
         <w:t>"जो स्वर्गीय स्थानों में हैं"</w:t>
       </w:r>
     </w:p>
@@ -17083,7 +14843,7 @@
         </w:rPr>
         <w:t xml:space="preserve">"“स्वर्गीय स्थानों में।” यहाँ ""स्वर्गीय"" शब्द उस स्थान को सन्दर्भित करता है जहाँ परमेश्वर है। देखें कि इसका अनुवाद </w:t>
       </w:r>
-      <w:hyperlink r:id="rId15">
+      <w:hyperlink r:id="rId13">
         <w:r>
           <w:rPr>
             <w:lang w:val="hi_IN" w:bidi="hi_IN"/>
@@ -17148,21 +14908,6 @@
           <w:b/>
           <w:lang w:val="hi_IN" w:bidi="hi_IN"/>
         </w:rPr>
-        <w:t>ἡ πολυποίκιλος σοφία τοῦ Θεοῦ</w:t>
-      </w:r>
-    </w:p>
-    <w:p>
-      <w:pPr/>
-      <w:r>
-        <w:rPr>
-          <w:lang w:val="hi_IN" w:bidi="hi_IN"/>
-        </w:rPr>
-      </w:r>
-      <w:r>
-        <w:rPr>
-          <w:b/>
-          <w:lang w:val="hi_IN" w:bidi="hi_IN"/>
-        </w:rPr>
         <w:t>"परमेश्वर का विभिन्न प्रकार का ज्ञान"</w:t>
       </w:r>
     </w:p>
@@ -17246,21 +14991,6 @@
           <w:b/>
           <w:lang w:val="hi_IN" w:bidi="hi_IN"/>
         </w:rPr>
-        <w:t>κατὰ πρόθεσιν τῶν αἰώνων</w:t>
-      </w:r>
-    </w:p>
-    <w:p>
-      <w:pPr/>
-      <w:r>
-        <w:rPr>
-          <w:lang w:val="hi_IN" w:bidi="hi_IN"/>
-        </w:rPr>
-      </w:r>
-      <w:r>
-        <w:rPr>
-          <w:b/>
-          <w:lang w:val="hi_IN" w:bidi="hi_IN"/>
-        </w:rPr>
         <w:t>"उस सनातन मनसा के अनुसार"</w:t>
       </w:r>
     </w:p>
@@ -17559,21 +15289,6 @@
           <w:b/>
           <w:lang w:val="hi_IN" w:bidi="hi_IN"/>
         </w:rPr>
-        <w:t>προσαγωγὴν ἐν πεποιθήσει</w:t>
-      </w:r>
-    </w:p>
-    <w:p>
-      <w:pPr/>
-      <w:r>
-        <w:rPr>
-          <w:lang w:val="hi_IN" w:bidi="hi_IN"/>
-        </w:rPr>
-      </w:r>
-      <w:r>
-        <w:rPr>
-          <w:b/>
-          <w:lang w:val="hi_IN" w:bidi="hi_IN"/>
-        </w:rPr>
         <w:t>"पर"</w:t>
       </w:r>
       <w:r>
@@ -17683,21 +15398,6 @@
           <w:b/>
           <w:lang w:val="hi_IN" w:bidi="hi_IN"/>
         </w:rPr>
-        <w:t>πεποιθήσει</w:t>
-      </w:r>
-    </w:p>
-    <w:p>
-      <w:pPr/>
-      <w:r>
-        <w:rPr>
-          <w:lang w:val="hi_IN" w:bidi="hi_IN"/>
-        </w:rPr>
-      </w:r>
-      <w:r>
-        <w:rPr>
-          <w:b/>
-          <w:lang w:val="hi_IN" w:bidi="hi_IN"/>
-        </w:rPr>
         <w:t>"भरोसे"</w:t>
       </w:r>
     </w:p>
@@ -17761,21 +15461,6 @@
           <w:b/>
           <w:lang w:val="hi_IN" w:bidi="hi_IN"/>
         </w:rPr>
-        <w:t>διὸ</w:t>
-      </w:r>
-    </w:p>
-    <w:p>
-      <w:pPr/>
-      <w:r>
-        <w:rPr>
-          <w:lang w:val="hi_IN" w:bidi="hi_IN"/>
-        </w:rPr>
-      </w:r>
-      <w:r>
-        <w:rPr>
-          <w:b/>
-          <w:lang w:val="hi_IN" w:bidi="hi_IN"/>
-        </w:rPr>
         <w:t>"इसलिए"</w:t>
       </w:r>
       <w:r>
@@ -17885,21 +15570,6 @@
           <w:b/>
           <w:lang w:val="hi_IN" w:bidi="hi_IN"/>
         </w:rPr>
-        <w:t>ὑπὲρ ὑμῶν, ἥτις ἐστὶν δόξα ὑμῶν</w:t>
-      </w:r>
-    </w:p>
-    <w:p>
-      <w:pPr/>
-      <w:r>
-        <w:rPr>
-          <w:lang w:val="hi_IN" w:bidi="hi_IN"/>
-        </w:rPr>
-      </w:r>
-      <w:r>
-        <w:rPr>
-          <w:b/>
-          <w:lang w:val="hi_IN" w:bidi="hi_IN"/>
-        </w:rPr>
         <w:t>"तुम्हारे लिये"</w:t>
       </w:r>
       <w:r>
@@ -18009,21 +15679,6 @@
           <w:b/>
           <w:lang w:val="hi_IN" w:bidi="hi_IN"/>
         </w:rPr>
-        <w:t>τούτου χάριν</w:t>
-      </w:r>
-    </w:p>
-    <w:p>
-      <w:pPr/>
-      <w:r>
-        <w:rPr>
-          <w:lang w:val="hi_IN" w:bidi="hi_IN"/>
-        </w:rPr>
-      </w:r>
-      <w:r>
-        <w:rPr>
-          <w:b/>
-          <w:lang w:val="hi_IN" w:bidi="hi_IN"/>
-        </w:rPr>
         <w:t>"इसी कारण"</w:t>
       </w:r>
     </w:p>
@@ -18120,21 +15775,6 @@
           <w:b/>
           <w:lang w:val="hi_IN" w:bidi="hi_IN"/>
         </w:rPr>
-        <w:t>τούτου χάριν</w:t>
-      </w:r>
-    </w:p>
-    <w:p>
-      <w:pPr/>
-      <w:r>
-        <w:rPr>
-          <w:lang w:val="hi_IN" w:bidi="hi_IN"/>
-        </w:rPr>
-      </w:r>
-      <w:r>
-        <w:rPr>
-          <w:b/>
-          <w:lang w:val="hi_IN" w:bidi="hi_IN"/>
-        </w:rPr>
         <w:t>"इसी कारण"</w:t>
       </w:r>
     </w:p>
@@ -18218,21 +15858,6 @@
           <w:b/>
           <w:lang w:val="hi_IN" w:bidi="hi_IN"/>
         </w:rPr>
-        <w:t>κάμπτω τὰ γόνατά μου πρὸς τὸν Πατέρα</w:t>
-      </w:r>
-    </w:p>
-    <w:p>
-      <w:pPr/>
-      <w:r>
-        <w:rPr>
-          <w:lang w:val="hi_IN" w:bidi="hi_IN"/>
-        </w:rPr>
-      </w:r>
-      <w:r>
-        <w:rPr>
-          <w:b/>
-          <w:lang w:val="hi_IN" w:bidi="hi_IN"/>
-        </w:rPr>
         <w:t>"मैं"</w:t>
       </w:r>
       <w:r>
@@ -18329,21 +15954,6 @@
           <w:b/>
           <w:lang w:val="hi_IN" w:bidi="hi_IN"/>
         </w:rPr>
-        <w:t>ἐξ οὗ πᾶσα πατριὰ ἐν οὐρανοῖς καὶ ἐπὶ γῆς ὀνομάζεται</w:t>
-      </w:r>
-    </w:p>
-    <w:p>
-      <w:pPr/>
-      <w:r>
-        <w:rPr>
-          <w:lang w:val="hi_IN" w:bidi="hi_IN"/>
-        </w:rPr>
-      </w:r>
-      <w:r>
-        <w:rPr>
-          <w:b/>
-          <w:lang w:val="hi_IN" w:bidi="hi_IN"/>
-        </w:rPr>
         <w:t>"जिससे स्वर्ग और पृथ्वी पर, हर एक घराने का नाम रखा जाता है"</w:t>
       </w:r>
     </w:p>
@@ -18427,21 +16037,6 @@
           <w:b/>
           <w:lang w:val="hi_IN" w:bidi="hi_IN"/>
         </w:rPr>
-        <w:t>ἵνα</w:t>
-      </w:r>
-    </w:p>
-    <w:p>
-      <w:pPr/>
-      <w:r>
-        <w:rPr>
-          <w:lang w:val="hi_IN" w:bidi="hi_IN"/>
-        </w:rPr>
-      </w:r>
-      <w:r>
-        <w:rPr>
-          <w:b/>
-          <w:lang w:val="hi_IN" w:bidi="hi_IN"/>
-        </w:rPr>
         <w:t>"कि"</w:t>
       </w:r>
     </w:p>
@@ -18538,21 +16133,6 @@
           <w:b/>
           <w:lang w:val="hi_IN" w:bidi="hi_IN"/>
         </w:rPr>
-        <w:t>δῷ ὑμῖν κατὰ τὸ πλοῦτος τῆς δόξης αὐτοῦ, δυνάμει κραταιωθῆναι</w:t>
-      </w:r>
-    </w:p>
-    <w:p>
-      <w:pPr/>
-      <w:r>
-        <w:rPr>
-          <w:lang w:val="hi_IN" w:bidi="hi_IN"/>
-        </w:rPr>
-      </w:r>
-      <w:r>
-        <w:rPr>
-          <w:b/>
-          <w:lang w:val="hi_IN" w:bidi="hi_IN"/>
-        </w:rPr>
         <w:t>"वह अपनी महिमा के धन के अनुसार तुम्हें यह दान दे कि तुम"</w:t>
       </w:r>
       <w:r>
@@ -18629,21 +16209,6 @@
           <w:b/>
           <w:lang w:val="hi_IN" w:bidi="hi_IN"/>
         </w:rPr>
-        <w:t>δῷ</w:t>
-      </w:r>
-    </w:p>
-    <w:p>
-      <w:pPr/>
-      <w:r>
-        <w:rPr>
-          <w:lang w:val="hi_IN" w:bidi="hi_IN"/>
-        </w:rPr>
-      </w:r>
-      <w:r>
-        <w:rPr>
-          <w:b/>
-          <w:lang w:val="hi_IN" w:bidi="hi_IN"/>
-        </w:rPr>
         <w:t>"वह"</w:t>
       </w:r>
       <w:r>
@@ -18736,7 +16301,7 @@
         </w:rPr>
         <w:t xml:space="preserve">Connecting Statement:\n\nपौलुस </w:t>
       </w:r>
-      <w:hyperlink r:id="rId17">
+      <w:hyperlink r:id="rId15">
         <w:r>
           <w:rPr>
             <w:lang w:val="hi_IN" w:bidi="hi_IN"/>
@@ -18843,7 +16408,7 @@
         </w:rPr>
         <w:t>। पहली यह है कि वे ""बलवन्त किए जाएं"" (</w:t>
       </w:r>
-      <w:hyperlink r:id="rId18">
+      <w:hyperlink r:id="rId16">
         <w:r>
           <w:rPr>
             <w:lang w:val="hi_IN" w:bidi="hi_IN"/>
@@ -18908,21 +16473,6 @@
           <w:b/>
           <w:lang w:val="hi_IN" w:bidi="hi_IN"/>
         </w:rPr>
-        <w:t>κατοικῆσαι τὸν Χριστὸν διὰ τῆς πίστεως ἐν ταῖς καρδίαις ὑμῶν</w:t>
-      </w:r>
-    </w:p>
-    <w:p>
-      <w:pPr/>
-      <w:r>
-        <w:rPr>
-          <w:lang w:val="hi_IN" w:bidi="hi_IN"/>
-        </w:rPr>
-      </w:r>
-      <w:r>
-        <w:rPr>
-          <w:b/>
-          <w:lang w:val="hi_IN" w:bidi="hi_IN"/>
-        </w:rPr>
         <w:t>"और विश्वास के द्वारा मसीह तुम्हारे हृदय में बसे कि"</w:t>
       </w:r>
     </w:p>
@@ -19019,21 +16569,6 @@
           <w:b/>
           <w:lang w:val="hi_IN" w:bidi="hi_IN"/>
         </w:rPr>
-        <w:t>ἐν ἀγάπῃ, ἐρριζωμένοι καὶ τεθεμελιωμένοι</w:t>
-      </w:r>
-    </w:p>
-    <w:p>
-      <w:pPr/>
-      <w:r>
-        <w:rPr>
-          <w:lang w:val="hi_IN" w:bidi="hi_IN"/>
-        </w:rPr>
-      </w:r>
-      <w:r>
-        <w:rPr>
-          <w:b/>
-          <w:lang w:val="hi_IN" w:bidi="hi_IN"/>
-        </w:rPr>
         <w:t>"तुम प्रेम में जड़ पकड़कर और नींव डालकर"</w:t>
       </w:r>
     </w:p>
@@ -19117,21 +16652,6 @@
           <w:b/>
           <w:lang w:val="hi_IN" w:bidi="hi_IN"/>
         </w:rPr>
-        <w:t>ἵνα</w:t>
-      </w:r>
-    </w:p>
-    <w:p>
-      <w:pPr/>
-      <w:r>
-        <w:rPr>
-          <w:lang w:val="hi_IN" w:bidi="hi_IN"/>
-        </w:rPr>
-      </w:r>
-      <w:r>
-        <w:rPr>
-          <w:b/>
-          <w:lang w:val="hi_IN" w:bidi="hi_IN"/>
-        </w:rPr>
         <w:t>"कि"</w:t>
       </w:r>
     </w:p>
@@ -19244,7 +16764,7 @@
         </w:rPr>
         <w:t>यह तीसरी बात है जिसके लिए पौलुस घुटने टेककर प्रार्थना करता है; पहली यह है कि परमेश्वर उन्हें ऐसा होने दे कि वे बलवन्त हों (</w:t>
       </w:r>
-      <w:hyperlink r:id="rId18">
+      <w:hyperlink r:id="rId16">
         <w:r>
           <w:rPr>
             <w:lang w:val="hi_IN" w:bidi="hi_IN"/>
@@ -19262,7 +16782,7 @@
         </w:rPr>
         <w:t>) और दूसरी यह कि मसीह उनके विश्वास के कारण उनके मनों में वास करे (</w:t>
       </w:r>
-      <w:hyperlink r:id="rId19">
+      <w:hyperlink r:id="rId17">
         <w:r>
           <w:rPr>
             <w:lang w:val="hi_IN" w:bidi="hi_IN"/>
@@ -19327,21 +16847,6 @@
           <w:b/>
           <w:lang w:val="hi_IN" w:bidi="hi_IN"/>
         </w:rPr>
-        <w:t>πᾶσιν τοῖς ἁγίοις</w:t>
-      </w:r>
-    </w:p>
-    <w:p>
-      <w:pPr/>
-      <w:r>
-        <w:rPr>
-          <w:lang w:val="hi_IN" w:bidi="hi_IN"/>
-        </w:rPr>
-      </w:r>
-      <w:r>
-        <w:rPr>
-          <w:b/>
-          <w:lang w:val="hi_IN" w:bidi="hi_IN"/>
-        </w:rPr>
         <w:t>"सब पवित्र लोगों"</w:t>
       </w:r>
     </w:p>
@@ -19405,21 +16910,6 @@
           <w:b/>
           <w:lang w:val="hi_IN" w:bidi="hi_IN"/>
         </w:rPr>
-        <w:t>τὸ πλάτος, καὶ μῆκος, καὶ ὕψος, καὶ βάθος</w:t>
-      </w:r>
-    </w:p>
-    <w:p>
-      <w:pPr/>
-      <w:r>
-        <w:rPr>
-          <w:lang w:val="hi_IN" w:bidi="hi_IN"/>
-        </w:rPr>
-      </w:r>
-      <w:r>
-        <w:rPr>
-          <w:b/>
-          <w:lang w:val="hi_IN" w:bidi="hi_IN"/>
-        </w:rPr>
         <w:t>"शक्ति पाओ;"</w:t>
       </w:r>
       <w:r>
@@ -19516,21 +17006,6 @@
           <w:b/>
           <w:lang w:val="hi_IN" w:bidi="hi_IN"/>
         </w:rPr>
-        <w:t>τὸ πλάτος, καὶ μῆκος, καὶ ὕψος, καὶ βάθος</w:t>
-      </w:r>
-    </w:p>
-    <w:p>
-      <w:pPr/>
-      <w:r>
-        <w:rPr>
-          <w:lang w:val="hi_IN" w:bidi="hi_IN"/>
-        </w:rPr>
-      </w:r>
-      <w:r>
-        <w:rPr>
-          <w:b/>
-          <w:lang w:val="hi_IN" w:bidi="hi_IN"/>
-        </w:rPr>
         <w:t>"शक्ति पाओ;"</w:t>
       </w:r>
       <w:r>
@@ -19627,21 +17102,6 @@
           <w:b/>
           <w:lang w:val="hi_IN" w:bidi="hi_IN"/>
         </w:rPr>
-        <w:t>γνῶναί τε τὴν &amp; ἀγάπην τοῦ Χριστοῦ</w:t>
-      </w:r>
-    </w:p>
-    <w:p>
-      <w:pPr/>
-      <w:r>
-        <w:rPr>
-          <w:lang w:val="hi_IN" w:bidi="hi_IN"/>
-        </w:rPr>
-      </w:r>
-      <w:r>
-        <w:rPr>
-          <w:b/>
-          <w:lang w:val="hi_IN" w:bidi="hi_IN"/>
-        </w:rPr>
         <w:t>"मसीह के उस प्रेम"</w:t>
       </w:r>
       <w:r>
@@ -19747,7 +17207,7 @@
         </w:rPr>
         <w:t>"यह चौथी बात है जिसके लिए पौलुस घुटने टेककर प्रार्थना करता है (</w:t>
       </w:r>
-      <w:hyperlink r:id="rId17">
+      <w:hyperlink r:id="rId15">
         <w:r>
           <w:rPr>
             <w:lang w:val="hi_IN" w:bidi="hi_IN"/>
@@ -19765,7 +17225,7 @@
         </w:rPr>
         <w:t>)। पहली यह है कि वे बलवन्त किया जाएँ"" (</w:t>
       </w:r>
-      <w:hyperlink r:id="rId18">
+      <w:hyperlink r:id="rId16">
         <w:r>
           <w:rPr>
             <w:lang w:val="hi_IN" w:bidi="hi_IN"/>
@@ -19783,7 +17243,7 @@
         </w:rPr>
         <w:t>), और दूसरी यह है कि ""मसीह विश्वास के द्वारा उनके मनों में वास करेगा"" (</w:t>
       </w:r>
-      <w:hyperlink r:id="rId20">
+      <w:hyperlink r:id="rId18">
         <w:r>
           <w:rPr>
             <w:lang w:val="hi_IN" w:bidi="hi_IN"/>
@@ -19814,7 +17274,7 @@
         </w:rPr>
         <w:t xml:space="preserve"> (</w:t>
       </w:r>
-      <w:hyperlink r:id="rId20">
+      <w:hyperlink r:id="rId18">
         <w:r>
           <w:rPr>
             <w:lang w:val="hi_IN" w:bidi="hi_IN"/>
@@ -19879,21 +17339,6 @@
           <w:b/>
           <w:lang w:val="hi_IN" w:bidi="hi_IN"/>
         </w:rPr>
-        <w:t>ἵνα πληρωθῆτε εἰς πᾶν τὸ πλήρωμα τοῦ Θεοῦ</w:t>
-      </w:r>
-    </w:p>
-    <w:p>
-      <w:pPr/>
-      <w:r>
-        <w:rPr>
-          <w:lang w:val="hi_IN" w:bidi="hi_IN"/>
-        </w:rPr>
-      </w:r>
-      <w:r>
-        <w:rPr>
-          <w:b/>
-          <w:lang w:val="hi_IN" w:bidi="hi_IN"/>
-        </w:rPr>
         <w:t>"को"</w:t>
       </w:r>
       <w:r>
@@ -19990,21 +17435,6 @@
           <w:b/>
           <w:lang w:val="hi_IN" w:bidi="hi_IN"/>
         </w:rPr>
-        <w:t>ἵνα πληρωθῆτε</w:t>
-      </w:r>
-    </w:p>
-    <w:p>
-      <w:pPr/>
-      <w:r>
-        <w:rPr>
-          <w:lang w:val="hi_IN" w:bidi="hi_IN"/>
-        </w:rPr>
-      </w:r>
-      <w:r>
-        <w:rPr>
-          <w:b/>
-          <w:lang w:val="hi_IN" w:bidi="hi_IN"/>
-        </w:rPr>
         <w:t>"कि तुम"</w:t>
       </w:r>
       <w:r>
@@ -20101,21 +17531,6 @@
           <w:b/>
           <w:lang w:val="hi_IN" w:bidi="hi_IN"/>
         </w:rPr>
-        <w:t>εἰς πᾶν τὸ πλήρωμα τοῦ Θεοῦ</w:t>
-      </w:r>
-    </w:p>
-    <w:p>
-      <w:pPr/>
-      <w:r>
-        <w:rPr>
-          <w:lang w:val="hi_IN" w:bidi="hi_IN"/>
-        </w:rPr>
-      </w:r>
-      <w:r>
-        <w:rPr>
-          <w:b/>
-          <w:lang w:val="hi_IN" w:bidi="hi_IN"/>
-        </w:rPr>
         <w:t>"को"</w:t>
       </w:r>
       <w:r>
@@ -20219,21 +17634,6 @@
           <w:b/>
           <w:lang w:val="hi_IN" w:bidi="hi_IN"/>
         </w:rPr>
-        <w:t>ἵνα</w:t>
-      </w:r>
-    </w:p>
-    <w:p>
-      <w:pPr/>
-      <w:r>
-        <w:rPr>
-          <w:lang w:val="hi_IN" w:bidi="hi_IN"/>
-        </w:rPr>
-      </w:r>
-      <w:r>
-        <w:rPr>
-          <w:b/>
-          <w:lang w:val="hi_IN" w:bidi="hi_IN"/>
-        </w:rPr>
         <w:t>"कि"</w:t>
       </w:r>
     </w:p>
@@ -20546,21 +17946,6 @@
           <w:b/>
           <w:lang w:val="hi_IN" w:bidi="hi_IN"/>
         </w:rPr>
-        <w:t>ὑπὲρ πάντα, ποιῆσαι ὑπέρἐκπερισσοῦ ὧν αἰτούμεθα ἢ νοοῦμεν</w:t>
-      </w:r>
-    </w:p>
-    <w:p>
-      <w:pPr/>
-      <w:r>
-        <w:rPr>
-          <w:lang w:val="hi_IN" w:bidi="hi_IN"/>
-        </w:rPr>
-      </w:r>
-      <w:r>
-        <w:rPr>
-          <w:b/>
-          <w:lang w:val="hi_IN" w:bidi="hi_IN"/>
-        </w:rPr>
         <w:t>""</w:t>
       </w:r>
     </w:p>
@@ -20624,21 +18009,6 @@
           <w:b/>
           <w:lang w:val="hi_IN" w:bidi="hi_IN"/>
         </w:rPr>
-        <w:t>αὐτῷ ἡ δόξα ἐν τῇ ἐκκλησίᾳ</w:t>
-      </w:r>
-    </w:p>
-    <w:p>
-      <w:pPr/>
-      <w:r>
-        <w:rPr>
-          <w:lang w:val="hi_IN" w:bidi="hi_IN"/>
-        </w:rPr>
-      </w:r>
-      <w:r>
-        <w:rPr>
-          <w:b/>
-          <w:lang w:val="hi_IN" w:bidi="hi_IN"/>
-        </w:rPr>
         <w:t>"कलीसिया में,"</w:t>
       </w:r>
       <w:r>
@@ -20818,21 +18188,6 @@
           <w:b/>
           <w:lang w:val="hi_IN" w:bidi="hi_IN"/>
         </w:rPr>
-        <w:t>οὖν</w:t>
-      </w:r>
-    </w:p>
-    <w:p>
-      <w:pPr/>
-      <w:r>
-        <w:rPr>
-          <w:lang w:val="hi_IN" w:bidi="hi_IN"/>
-        </w:rPr>
-      </w:r>
-      <w:r>
-        <w:rPr>
-          <w:b/>
-          <w:lang w:val="hi_IN" w:bidi="hi_IN"/>
-        </w:rPr>
         <w:t>"इसलिए"</w:t>
       </w:r>
     </w:p>
@@ -20929,21 +18284,6 @@
           <w:b/>
           <w:lang w:val="hi_IN" w:bidi="hi_IN"/>
         </w:rPr>
-        <w:t>ὁ δέσμιος ἐν Κυρίῳ</w:t>
-      </w:r>
-    </w:p>
-    <w:p>
-      <w:pPr/>
-      <w:r>
-        <w:rPr>
-          <w:lang w:val="hi_IN" w:bidi="hi_IN"/>
-        </w:rPr>
-      </w:r>
-      <w:r>
-        <w:rPr>
-          <w:b/>
-          <w:lang w:val="hi_IN" w:bidi="hi_IN"/>
-        </w:rPr>
         <w:t>"जो प्रभु में बन्दी"</w:t>
       </w:r>
     </w:p>
@@ -21103,21 +18443,6 @@
           <w:b/>
           <w:lang w:val="hi_IN" w:bidi="hi_IN"/>
         </w:rPr>
-        <w:t>τῆς κλήσεως ἧς ἐκλήθητε</w:t>
-      </w:r>
-    </w:p>
-    <w:p>
-      <w:pPr/>
-      <w:r>
-        <w:rPr>
-          <w:lang w:val="hi_IN" w:bidi="hi_IN"/>
-        </w:rPr>
-      </w:r>
-      <w:r>
-        <w:rPr>
-          <w:b/>
-          <w:lang w:val="hi_IN" w:bidi="hi_IN"/>
-        </w:rPr>
         <w:t>"जिस बुलाहट से तुम बुलाए गए थे"</w:t>
       </w:r>
     </w:p>
@@ -21194,21 +18519,6 @@
           <w:b/>
           <w:lang w:val="hi_IN" w:bidi="hi_IN"/>
         </w:rPr>
-        <w:t>μετὰ πάσης ταπεινοφροσύνης καὶ πραΰτητος</w:t>
-      </w:r>
-    </w:p>
-    <w:p>
-      <w:pPr/>
-      <w:r>
-        <w:rPr>
-          <w:lang w:val="hi_IN" w:bidi="hi_IN"/>
-        </w:rPr>
-      </w:r>
-      <w:r>
-        <w:rPr>
-          <w:b/>
-          <w:lang w:val="hi_IN" w:bidi="hi_IN"/>
-        </w:rPr>
         <w:t>"अर्थात् सारी दीनता और नम्रता"</w:t>
       </w:r>
     </w:p>
@@ -21298,21 +18608,6 @@
           <w:b/>
           <w:lang w:val="hi_IN" w:bidi="hi_IN"/>
         </w:rPr>
-        <w:t>τηρεῖν τὴν ἑνότητα τοῦ Πνεύματος ἐν τῷ συνδέσμῳ τῆς εἰρήνης</w:t>
-      </w:r>
-    </w:p>
-    <w:p>
-      <w:pPr/>
-      <w:r>
-        <w:rPr>
-          <w:lang w:val="hi_IN" w:bidi="hi_IN"/>
-        </w:rPr>
-      </w:r>
-      <w:r>
-        <w:rPr>
-          <w:b/>
-          <w:lang w:val="hi_IN" w:bidi="hi_IN"/>
-        </w:rPr>
         <w:t>"मेल के बन्धन में आत्मा की एकता रखने का"</w:t>
       </w:r>
     </w:p>
@@ -21389,21 +18684,6 @@
           <w:b/>
           <w:lang w:val="hi_IN" w:bidi="hi_IN"/>
         </w:rPr>
-        <w:t>τηρεῖν τὴν ἑνότητα τοῦ Πνεύματος ἐν τῷ συνδέσμῳ τῆς εἰρήνης</w:t>
-      </w:r>
-    </w:p>
-    <w:p>
-      <w:pPr/>
-      <w:r>
-        <w:rPr>
-          <w:lang w:val="hi_IN" w:bidi="hi_IN"/>
-        </w:rPr>
-      </w:r>
-      <w:r>
-        <w:rPr>
-          <w:b/>
-          <w:lang w:val="hi_IN" w:bidi="hi_IN"/>
-        </w:rPr>
         <w:t>"मेल के बन्धन में आत्मा की एकता रखने का"</w:t>
       </w:r>
     </w:p>
@@ -21487,21 +18767,6 @@
           <w:b/>
           <w:lang w:val="hi_IN" w:bidi="hi_IN"/>
         </w:rPr>
-        <w:t>ἓν σῶμα</w:t>
-      </w:r>
-    </w:p>
-    <w:p>
-      <w:pPr/>
-      <w:r>
-        <w:rPr>
-          <w:lang w:val="hi_IN" w:bidi="hi_IN"/>
-        </w:rPr>
-      </w:r>
-      <w:r>
-        <w:rPr>
-          <w:b/>
-          <w:lang w:val="hi_IN" w:bidi="hi_IN"/>
-        </w:rPr>
         <w:t>"एक ही देह है"</w:t>
       </w:r>
     </w:p>
@@ -21585,21 +18850,6 @@
           <w:b/>
           <w:lang w:val="hi_IN" w:bidi="hi_IN"/>
         </w:rPr>
-        <w:t>ἓν Πνεῦμα</w:t>
-      </w:r>
-    </w:p>
-    <w:p>
-      <w:pPr/>
-      <w:r>
-        <w:rPr>
-          <w:lang w:val="hi_IN" w:bidi="hi_IN"/>
-        </w:rPr>
-      </w:r>
-      <w:r>
-        <w:rPr>
-          <w:b/>
-          <w:lang w:val="hi_IN" w:bidi="hi_IN"/>
-        </w:rPr>
         <w:t>"एक ही आत्मा"</w:t>
       </w:r>
     </w:p>
@@ -21663,21 +18913,6 @@
           <w:b/>
           <w:lang w:val="hi_IN" w:bidi="hi_IN"/>
         </w:rPr>
-        <w:t>ἐκλήθητε ἐν μιᾷ ἐλπίδι τῆς κλήσεως ὑμῶν</w:t>
-      </w:r>
-    </w:p>
-    <w:p>
-      <w:pPr/>
-      <w:r>
-        <w:rPr>
-          <w:lang w:val="hi_IN" w:bidi="hi_IN"/>
-        </w:rPr>
-      </w:r>
-      <w:r>
-        <w:rPr>
-          <w:b/>
-          <w:lang w:val="hi_IN" w:bidi="hi_IN"/>
-        </w:rPr>
         <w:t>"तुम्हें जो बुलाए गए थे अपने बुलाए जाने से एक ही आशा है"</w:t>
       </w:r>
     </w:p>
@@ -22015,21 +19250,6 @@
           <w:b/>
           <w:lang w:val="hi_IN" w:bidi="hi_IN"/>
         </w:rPr>
-        <w:t>ἑνὶ &amp; ἑκάστῳ ἡμῶν ἐδόθη ἡ χάρις</w:t>
-      </w:r>
-    </w:p>
-    <w:p>
-      <w:pPr/>
-      <w:r>
-        <w:rPr>
-          <w:lang w:val="hi_IN" w:bidi="hi_IN"/>
-        </w:rPr>
-      </w:r>
-      <w:r>
-        <w:rPr>
-          <w:b/>
-          <w:lang w:val="hi_IN" w:bidi="hi_IN"/>
-        </w:rPr>
         <w:t>""</w:t>
       </w:r>
     </w:p>
@@ -22113,21 +19333,6 @@
           <w:b/>
           <w:lang w:val="hi_IN" w:bidi="hi_IN"/>
         </w:rPr>
-        <w:t>ἑνὶ &amp; ἑκάστῳ ἡμῶν ἐδόθη ἡ χάρις</w:t>
-      </w:r>
-    </w:p>
-    <w:p>
-      <w:pPr/>
-      <w:r>
-        <w:rPr>
-          <w:lang w:val="hi_IN" w:bidi="hi_IN"/>
-        </w:rPr>
-      </w:r>
-      <w:r>
-        <w:rPr>
-          <w:b/>
-          <w:lang w:val="hi_IN" w:bidi="hi_IN"/>
-        </w:rPr>
         <w:t>""</w:t>
       </w:r>
     </w:p>
@@ -22218,21 +19423,6 @@
           <w:b/>
           <w:lang w:val="hi_IN" w:bidi="hi_IN"/>
         </w:rPr>
-        <w:t>διὸ</w:t>
-      </w:r>
-    </w:p>
-    <w:p>
-      <w:pPr/>
-      <w:r>
-        <w:rPr>
-          <w:lang w:val="hi_IN" w:bidi="hi_IN"/>
-        </w:rPr>
-      </w:r>
-      <w:r>
-        <w:rPr>
-          <w:b/>
-          <w:lang w:val="hi_IN" w:bidi="hi_IN"/>
-        </w:rPr>
         <w:t>"इसलिए"</w:t>
       </w:r>
     </w:p>
@@ -22329,21 +19519,6 @@
           <w:b/>
           <w:lang w:val="hi_IN" w:bidi="hi_IN"/>
         </w:rPr>
-        <w:t>ἀναβὰς εἰς ὕψος</w:t>
-      </w:r>
-    </w:p>
-    <w:p>
-      <w:pPr/>
-      <w:r>
-        <w:rPr>
-          <w:lang w:val="hi_IN" w:bidi="hi_IN"/>
-        </w:rPr>
-      </w:r>
-      <w:r>
-        <w:rPr>
-          <w:b/>
-          <w:lang w:val="hi_IN" w:bidi="hi_IN"/>
-        </w:rPr>
         <w:t>""ऊँचे पर चढ़ा,"</w:t>
       </w:r>
     </w:p>
@@ -22407,21 +19582,6 @@
           <w:b/>
           <w:lang w:val="hi_IN" w:bidi="hi_IN"/>
         </w:rPr>
-        <w:t>ἀνέβη</w:t>
-      </w:r>
-    </w:p>
-    <w:p>
-      <w:pPr/>
-      <w:r>
-        <w:rPr>
-          <w:lang w:val="hi_IN" w:bidi="hi_IN"/>
-        </w:rPr>
-      </w:r>
-      <w:r>
-        <w:rPr>
-          <w:b/>
-          <w:lang w:val="hi_IN" w:bidi="hi_IN"/>
-        </w:rPr>
         <w:t>"उसके चढ़ने से"</w:t>
       </w:r>
     </w:p>
@@ -22485,21 +19645,6 @@
           <w:b/>
           <w:lang w:val="hi_IN" w:bidi="hi_IN"/>
         </w:rPr>
-        <w:t>καὶ κατέβη</w:t>
-      </w:r>
-    </w:p>
-    <w:p>
-      <w:pPr/>
-      <w:r>
-        <w:rPr>
-          <w:lang w:val="hi_IN" w:bidi="hi_IN"/>
-        </w:rPr>
-      </w:r>
-      <w:r>
-        <w:rPr>
-          <w:b/>
-          <w:lang w:val="hi_IN" w:bidi="hi_IN"/>
-        </w:rPr>
         <w:t>"केवल यह कि"</w:t>
       </w:r>
       <w:r>
@@ -22576,21 +19721,6 @@
           <w:b/>
           <w:lang w:val="hi_IN" w:bidi="hi_IN"/>
         </w:rPr>
-        <w:t>εἰς τὰ κατώτερα μέρη τῆς γῆς</w:t>
-      </w:r>
-    </w:p>
-    <w:p>
-      <w:pPr/>
-      <w:r>
-        <w:rPr>
-          <w:lang w:val="hi_IN" w:bidi="hi_IN"/>
-        </w:rPr>
-      </w:r>
-      <w:r>
-        <w:rPr>
-          <w:b/>
-          <w:lang w:val="hi_IN" w:bidi="hi_IN"/>
-        </w:rPr>
         <w:t>"वह पृथ्वी की निचली जगहों में"</w:t>
       </w:r>
     </w:p>
@@ -22667,21 +19797,6 @@
           <w:b/>
           <w:lang w:val="hi_IN" w:bidi="hi_IN"/>
         </w:rPr>
-        <w:t>ἵνα πληρώσῃ τὰ πάντα</w:t>
-      </w:r>
-    </w:p>
-    <w:p>
-      <w:pPr/>
-      <w:r>
-        <w:rPr>
-          <w:lang w:val="hi_IN" w:bidi="hi_IN"/>
-        </w:rPr>
-      </w:r>
-      <w:r>
-        <w:rPr>
-          <w:b/>
-          <w:lang w:val="hi_IN" w:bidi="hi_IN"/>
-        </w:rPr>
         <w:t>"कि सब कुछ परिपूर्ण करे"</w:t>
       </w:r>
     </w:p>
@@ -22745,21 +19860,6 @@
           <w:b/>
           <w:lang w:val="hi_IN" w:bidi="hi_IN"/>
         </w:rPr>
-        <w:t>πληρώσῃ</w:t>
-      </w:r>
-    </w:p>
-    <w:p>
-      <w:pPr/>
-      <w:r>
-        <w:rPr>
-          <w:lang w:val="hi_IN" w:bidi="hi_IN"/>
-        </w:rPr>
-      </w:r>
-      <w:r>
-        <w:rPr>
-          <w:b/>
-          <w:lang w:val="hi_IN" w:bidi="hi_IN"/>
-        </w:rPr>
         <w:t>"परिपूर्ण करे"</w:t>
       </w:r>
     </w:p>
@@ -22823,21 +19923,6 @@
           <w:b/>
           <w:lang w:val="hi_IN" w:bidi="hi_IN"/>
         </w:rPr>
-        <w:t>ποιμένας</w:t>
-      </w:r>
-    </w:p>
-    <w:p>
-      <w:pPr/>
-      <w:r>
-        <w:rPr>
-          <w:lang w:val="hi_IN" w:bidi="hi_IN"/>
-        </w:rPr>
-      </w:r>
-      <w:r>
-        <w:rPr>
-          <w:b/>
-          <w:lang w:val="hi_IN" w:bidi="hi_IN"/>
-        </w:rPr>
         <w:t>"रखवाले"</w:t>
       </w:r>
     </w:p>
@@ -22934,21 +20019,6 @@
           <w:b/>
           <w:lang w:val="hi_IN" w:bidi="hi_IN"/>
         </w:rPr>
-        <w:t>πρὸς τὸν καταρτισμὸν τῶν ἁγίων</w:t>
-      </w:r>
-    </w:p>
-    <w:p>
-      <w:pPr/>
-      <w:r>
-        <w:rPr>
-          <w:lang w:val="hi_IN" w:bidi="hi_IN"/>
-        </w:rPr>
-      </w:r>
-      <w:r>
-        <w:rPr>
-          <w:b/>
-          <w:lang w:val="hi_IN" w:bidi="hi_IN"/>
-        </w:rPr>
         <w:t>"जिससे पवित्र लोग सिद्ध हो जाएँ और"</w:t>
       </w:r>
     </w:p>
@@ -23012,21 +20082,6 @@
           <w:b/>
           <w:lang w:val="hi_IN" w:bidi="hi_IN"/>
         </w:rPr>
-        <w:t>εἰς ἔργον διακονίας</w:t>
-      </w:r>
-    </w:p>
-    <w:p>
-      <w:pPr/>
-      <w:r>
-        <w:rPr>
-          <w:lang w:val="hi_IN" w:bidi="hi_IN"/>
-        </w:rPr>
-      </w:r>
-      <w:r>
-        <w:rPr>
-          <w:b/>
-          <w:lang w:val="hi_IN" w:bidi="hi_IN"/>
-        </w:rPr>
         <w:t>"सेवा का काम किया जाए"</w:t>
       </w:r>
     </w:p>
@@ -23090,21 +20145,6 @@
           <w:b/>
           <w:lang w:val="hi_IN" w:bidi="hi_IN"/>
         </w:rPr>
-        <w:t>εἰς οἰκοδομὴν τοῦ σώματος τοῦ Χριστοῦ</w:t>
-      </w:r>
-    </w:p>
-    <w:p>
-      <w:pPr/>
-      <w:r>
-        <w:rPr>
-          <w:lang w:val="hi_IN" w:bidi="hi_IN"/>
-        </w:rPr>
-      </w:r>
-      <w:r>
-        <w:rPr>
-          <w:b/>
-          <w:lang w:val="hi_IN" w:bidi="hi_IN"/>
-        </w:rPr>
         <w:t>"और मसीह की देह उन्नति पाए"</w:t>
       </w:r>
     </w:p>
@@ -23188,21 +20228,6 @@
           <w:b/>
           <w:lang w:val="hi_IN" w:bidi="hi_IN"/>
         </w:rPr>
-        <w:t>οἰκοδομὴν</w:t>
-      </w:r>
-    </w:p>
-    <w:p>
-      <w:pPr/>
-      <w:r>
-        <w:rPr>
-          <w:lang w:val="hi_IN" w:bidi="hi_IN"/>
-        </w:rPr>
-      </w:r>
-      <w:r>
-        <w:rPr>
-          <w:b/>
-          <w:lang w:val="hi_IN" w:bidi="hi_IN"/>
-        </w:rPr>
         <w:t>"उन्नति पाए"</w:t>
       </w:r>
     </w:p>
@@ -23451,21 +20476,6 @@
           <w:b/>
           <w:lang w:val="hi_IN" w:bidi="hi_IN"/>
         </w:rPr>
-        <w:t>καταντήσωμεν οἱ πάντες εἰς τὴν ἑνότητα τῆς πίστεως</w:t>
-      </w:r>
-    </w:p>
-    <w:p>
-      <w:pPr/>
-      <w:r>
-        <w:rPr>
-          <w:lang w:val="hi_IN" w:bidi="hi_IN"/>
-        </w:rPr>
-      </w:r>
-      <w:r>
-        <w:rPr>
-          <w:b/>
-          <w:lang w:val="hi_IN" w:bidi="hi_IN"/>
-        </w:rPr>
         <w:t>"कि हम सब के सब विश्वास,"</w:t>
       </w:r>
       <w:r>
@@ -23588,21 +20598,6 @@
           <w:b/>
           <w:lang w:val="hi_IN" w:bidi="hi_IN"/>
         </w:rPr>
-        <w:t>καταντήσωμεν οἱ πάντες εἰς τὴν ἑνότητα τῆς πίστεως</w:t>
-      </w:r>
-    </w:p>
-    <w:p>
-      <w:pPr/>
-      <w:r>
-        <w:rPr>
-          <w:lang w:val="hi_IN" w:bidi="hi_IN"/>
-        </w:rPr>
-      </w:r>
-      <w:r>
-        <w:rPr>
-          <w:b/>
-          <w:lang w:val="hi_IN" w:bidi="hi_IN"/>
-        </w:rPr>
         <w:t>"कि हम"</w:t>
       </w:r>
       <w:r>
@@ -23732,21 +20727,6 @@
           <w:b/>
           <w:lang w:val="hi_IN" w:bidi="hi_IN"/>
         </w:rPr>
-        <w:t>τῆς ἐπιγνώσεως τοῦ Υἱοῦ τοῦ Θεοῦ</w:t>
-      </w:r>
-    </w:p>
-    <w:p>
-      <w:pPr/>
-      <w:r>
-        <w:rPr>
-          <w:lang w:val="hi_IN" w:bidi="hi_IN"/>
-        </w:rPr>
-      </w:r>
-      <w:r>
-        <w:rPr>
-          <w:b/>
-          <w:lang w:val="hi_IN" w:bidi="hi_IN"/>
-        </w:rPr>
         <w:t>"और परमेश्वर के पुत्र की पहचान में"</w:t>
       </w:r>
     </w:p>
@@ -23837,21 +20817,6 @@
           <w:b/>
           <w:lang w:val="hi_IN" w:bidi="hi_IN"/>
         </w:rPr>
-        <w:t>τοῦ Υἱοῦ τοῦ Θεοῦ</w:t>
-      </w:r>
-    </w:p>
-    <w:p>
-      <w:pPr/>
-      <w:r>
-        <w:rPr>
-          <w:lang w:val="hi_IN" w:bidi="hi_IN"/>
-        </w:rPr>
-      </w:r>
-      <w:r>
-        <w:rPr>
-          <w:b/>
-          <w:lang w:val="hi_IN" w:bidi="hi_IN"/>
-        </w:rPr>
         <w:t>"परमेश्वर के पुत्र की"</w:t>
       </w:r>
     </w:p>
@@ -23935,21 +20900,6 @@
           <w:b/>
           <w:lang w:val="hi_IN" w:bidi="hi_IN"/>
         </w:rPr>
-        <w:t>εἰς ἄνδρα τέλειον</w:t>
-      </w:r>
-    </w:p>
-    <w:p>
-      <w:pPr/>
-      <w:r>
-        <w:rPr>
-          <w:lang w:val="hi_IN" w:bidi="hi_IN"/>
-        </w:rPr>
-      </w:r>
-      <w:r>
-        <w:rPr>
-          <w:b/>
-          <w:lang w:val="hi_IN" w:bidi="hi_IN"/>
-        </w:rPr>
         <w:t>"सिद्ध मनुष्य न बन जाएँ और"</w:t>
       </w:r>
     </w:p>
@@ -24013,21 +20963,6 @@
           <w:b/>
           <w:lang w:val="hi_IN" w:bidi="hi_IN"/>
         </w:rPr>
-        <w:t>τέλειον</w:t>
-      </w:r>
-    </w:p>
-    <w:p>
-      <w:pPr/>
-      <w:r>
-        <w:rPr>
-          <w:lang w:val="hi_IN" w:bidi="hi_IN"/>
-        </w:rPr>
-      </w:r>
-      <w:r>
-        <w:rPr>
-          <w:b/>
-          <w:lang w:val="hi_IN" w:bidi="hi_IN"/>
-        </w:rPr>
         <w:t>"सिद्ध"</w:t>
       </w:r>
     </w:p>
@@ -24091,21 +21026,6 @@
           <w:b/>
           <w:lang w:val="hi_IN" w:bidi="hi_IN"/>
         </w:rPr>
-        <w:t>ἵνα</w:t>
-      </w:r>
-    </w:p>
-    <w:p>
-      <w:pPr/>
-      <w:r>
-        <w:rPr>
-          <w:lang w:val="hi_IN" w:bidi="hi_IN"/>
-        </w:rPr>
-      </w:r>
-      <w:r>
-        <w:rPr>
-          <w:b/>
-          <w:lang w:val="hi_IN" w:bidi="hi_IN"/>
-        </w:rPr>
         <w:t>"ताकि"</w:t>
       </w:r>
     </w:p>
@@ -24202,21 +21122,6 @@
           <w:b/>
           <w:lang w:val="hi_IN" w:bidi="hi_IN"/>
         </w:rPr>
-        <w:t>μηκέτι ὦμεν νήπιοι</w:t>
-      </w:r>
-    </w:p>
-    <w:p>
-      <w:pPr/>
-      <w:r>
-        <w:rPr>
-          <w:lang w:val="hi_IN" w:bidi="hi_IN"/>
-        </w:rPr>
-      </w:r>
-      <w:r>
-        <w:rPr>
-          <w:b/>
-          <w:lang w:val="hi_IN" w:bidi="hi_IN"/>
-        </w:rPr>
         <w:t>"हम आगे को बालक"</w:t>
       </w:r>
     </w:p>
@@ -24300,21 +21205,6 @@
           <w:b/>
           <w:lang w:val="hi_IN" w:bidi="hi_IN"/>
         </w:rPr>
-        <w:t>κλυδωνιζόμενοι καὶ περιφερόμενοι παντὶ ἀνέμῳ τῆς διδασκαλίας</w:t>
-      </w:r>
-    </w:p>
-    <w:p>
-      <w:pPr/>
-      <w:r>
-        <w:rPr>
-          <w:lang w:val="hi_IN" w:bidi="hi_IN"/>
-        </w:rPr>
-      </w:r>
-      <w:r>
-        <w:rPr>
-          <w:b/>
-          <w:lang w:val="hi_IN" w:bidi="hi_IN"/>
-        </w:rPr>
         <w:t>"जो"</w:t>
       </w:r>
       <w:r>
@@ -24437,21 +21327,6 @@
           <w:b/>
           <w:lang w:val="hi_IN" w:bidi="hi_IN"/>
         </w:rPr>
-        <w:t>ἐν τῇ κυβίᾳ τῶν ἀνθρώπων, ἐν πανουργίᾳ πρὸς τὴν μεθοδίαν τῆς πλάνης</w:t>
-      </w:r>
-    </w:p>
-    <w:p>
-      <w:pPr/>
-      <w:r>
-        <w:rPr>
-          <w:lang w:val="hi_IN" w:bidi="hi_IN"/>
-        </w:rPr>
-      </w:r>
-      <w:r>
-        <w:rPr>
-          <w:b/>
-          <w:lang w:val="hi_IN" w:bidi="hi_IN"/>
-        </w:rPr>
         <w:t>"बालक"</w:t>
       </w:r>
       <w:r>
@@ -24613,21 +21488,6 @@
           <w:b/>
           <w:lang w:val="hi_IN" w:bidi="hi_IN"/>
         </w:rPr>
-        <w:t>δὲ</w:t>
-      </w:r>
-    </w:p>
-    <w:p>
-      <w:pPr/>
-      <w:r>
-        <w:rPr>
-          <w:lang w:val="hi_IN" w:bidi="hi_IN"/>
-        </w:rPr>
-      </w:r>
-      <w:r>
-        <w:rPr>
-          <w:b/>
-          <w:lang w:val="hi_IN" w:bidi="hi_IN"/>
-        </w:rPr>
         <w:t>"वरन्"</w:t>
       </w:r>
     </w:p>
@@ -24724,21 +21584,6 @@
           <w:b/>
           <w:lang w:val="hi_IN" w:bidi="hi_IN"/>
         </w:rPr>
-        <w:t>ἀληθεύοντες</w:t>
-      </w:r>
-    </w:p>
-    <w:p>
-      <w:pPr/>
-      <w:r>
-        <w:rPr>
-          <w:lang w:val="hi_IN" w:bidi="hi_IN"/>
-        </w:rPr>
-      </w:r>
-      <w:r>
-        <w:rPr>
-          <w:b/>
-          <w:lang w:val="hi_IN" w:bidi="hi_IN"/>
-        </w:rPr>
         <w:t>"सच बोलें और"</w:t>
       </w:r>
     </w:p>
@@ -24829,21 +21674,6 @@
           <w:b/>
           <w:lang w:val="hi_IN" w:bidi="hi_IN"/>
         </w:rPr>
-        <w:t>ἐν ἀγάπῃ</w:t>
-      </w:r>
-    </w:p>
-    <w:p>
-      <w:pPr/>
-      <w:r>
-        <w:rPr>
-          <w:lang w:val="hi_IN" w:bidi="hi_IN"/>
-        </w:rPr>
-      </w:r>
-      <w:r>
-        <w:rPr>
-          <w:b/>
-          <w:lang w:val="hi_IN" w:bidi="hi_IN"/>
-        </w:rPr>
         <w:t>"प्रेम में"</w:t>
       </w:r>
     </w:p>
@@ -24934,21 +21764,6 @@
           <w:b/>
           <w:lang w:val="hi_IN" w:bidi="hi_IN"/>
         </w:rPr>
-        <w:t>εἰς αὐτὸν &amp; ὅς ἐστιν ἡ κεφαλή</w:t>
-      </w:r>
-    </w:p>
-    <w:p>
-      <w:pPr/>
-      <w:r>
-        <w:rPr>
-          <w:lang w:val="hi_IN" w:bidi="hi_IN"/>
-        </w:rPr>
-      </w:r>
-      <w:r>
-        <w:rPr>
-          <w:b/>
-          <w:lang w:val="hi_IN" w:bidi="hi_IN"/>
-        </w:rPr>
         <w:t>"उसमें जो सिर है, अर्थात्"</w:t>
       </w:r>
     </w:p>
@@ -25032,21 +21847,6 @@
           <w:b/>
           <w:lang w:val="hi_IN" w:bidi="hi_IN"/>
         </w:rPr>
-        <w:t>ἐξ οὗ πᾶν τὸ σῶμα &amp; τὴν αὔξησιν τοῦ σώματος ποιεῖται</w:t>
-      </w:r>
-    </w:p>
-    <w:p>
-      <w:pPr/>
-      <w:r>
-        <w:rPr>
-          <w:lang w:val="hi_IN" w:bidi="hi_IN"/>
-        </w:rPr>
-      </w:r>
-      <w:r>
-        <w:rPr>
-          <w:b/>
-          <w:lang w:val="hi_IN" w:bidi="hi_IN"/>
-        </w:rPr>
         <w:t>"जिससे सारी देह"</w:t>
       </w:r>
       <w:r>
@@ -25169,21 +21969,6 @@
           <w:b/>
           <w:lang w:val="hi_IN" w:bidi="hi_IN"/>
         </w:rPr>
-        <w:t>εἰς οἰκοδομὴν ἑαυτοῦ ἐν ἀγάπῃ</w:t>
-      </w:r>
-    </w:p>
-    <w:p>
-      <w:pPr/>
-      <w:r>
-        <w:rPr>
-          <w:lang w:val="hi_IN" w:bidi="hi_IN"/>
-        </w:rPr>
-      </w:r>
-      <w:r>
-        <w:rPr>
-          <w:b/>
-          <w:lang w:val="hi_IN" w:bidi="hi_IN"/>
-        </w:rPr>
         <w:t>"अपने आप को"</w:t>
       </w:r>
       <w:r>
@@ -25287,21 +22072,6 @@
           <w:b/>
           <w:lang w:val="hi_IN" w:bidi="hi_IN"/>
         </w:rPr>
-        <w:t>ἐν ἀγάπῃ</w:t>
-      </w:r>
-    </w:p>
-    <w:p>
-      <w:pPr/>
-      <w:r>
-        <w:rPr>
-          <w:lang w:val="hi_IN" w:bidi="hi_IN"/>
-        </w:rPr>
-      </w:r>
-      <w:r>
-        <w:rPr>
-          <w:b/>
-          <w:lang w:val="hi_IN" w:bidi="hi_IN"/>
-        </w:rPr>
         <w:t>"कि वह प्रेम में"</w:t>
       </w:r>
     </w:p>
@@ -25392,21 +22162,6 @@
           <w:b/>
           <w:lang w:val="hi_IN" w:bidi="hi_IN"/>
         </w:rPr>
-        <w:t>διὰ πάσης ἁφῆς τῆς ἐπιχορηγίας</w:t>
-      </w:r>
-    </w:p>
-    <w:p>
-      <w:pPr/>
-      <w:r>
-        <w:rPr>
-          <w:lang w:val="hi_IN" w:bidi="hi_IN"/>
-        </w:rPr>
-      </w:r>
-      <w:r>
-        <w:rPr>
-          <w:b/>
-          <w:lang w:val="hi_IN" w:bidi="hi_IN"/>
-        </w:rPr>
         <w:t>"हर एक जोड़ की सहायता से"</w:t>
       </w:r>
       <w:r>
@@ -25675,21 +22430,6 @@
           <w:b/>
           <w:lang w:val="hi_IN" w:bidi="hi_IN"/>
         </w:rPr>
-        <w:t>τοῦτο οὖν λέγω καὶ μαρτύρομαι</w:t>
-      </w:r>
-    </w:p>
-    <w:p>
-      <w:pPr/>
-      <w:r>
-        <w:rPr>
-          <w:lang w:val="hi_IN" w:bidi="hi_IN"/>
-        </w:rPr>
-      </w:r>
-      <w:r>
-        <w:rPr>
-          <w:b/>
-          <w:lang w:val="hi_IN" w:bidi="hi_IN"/>
-        </w:rPr>
         <w:t>"इसलिए मैं यह कहता हूँ और"</w:t>
       </w:r>
       <w:r>
@@ -25766,21 +22506,6 @@
           <w:b/>
           <w:lang w:val="hi_IN" w:bidi="hi_IN"/>
         </w:rPr>
-        <w:t>ἐν Κυρίῳ</w:t>
-      </w:r>
-    </w:p>
-    <w:p>
-      <w:pPr/>
-      <w:r>
-        <w:rPr>
-          <w:lang w:val="hi_IN" w:bidi="hi_IN"/>
-        </w:rPr>
-      </w:r>
-      <w:r>
-        <w:rPr>
-          <w:b/>
-          <w:lang w:val="hi_IN" w:bidi="hi_IN"/>
-        </w:rPr>
         <w:t>"प्रभु में"</w:t>
       </w:r>
     </w:p>
@@ -25844,21 +22569,6 @@
           <w:b/>
           <w:lang w:val="hi_IN" w:bidi="hi_IN"/>
         </w:rPr>
-        <w:t>μηκέτι ὑμᾶς περιπατεῖν, καθὼς καὶ τὰ ἔθνη περιπατεῖ ἐν ματαιότητι τοῦ νοὸς αὐτῶν</w:t>
-      </w:r>
-    </w:p>
-    <w:p>
-      <w:pPr/>
-      <w:r>
-        <w:rPr>
-          <w:lang w:val="hi_IN" w:bidi="hi_IN"/>
-        </w:rPr>
-      </w:r>
-      <w:r>
-        <w:rPr>
-          <w:b/>
-          <w:lang w:val="hi_IN" w:bidi="hi_IN"/>
-        </w:rPr>
         <w:t>"जैसे अन्यजातीय लोग अपने मन की अनर्थ की रीति पर चलते हैं, तुम अब से फिर ऐसे न चलो"</w:t>
       </w:r>
     </w:p>
@@ -25942,21 +22652,6 @@
           <w:b/>
           <w:lang w:val="hi_IN" w:bidi="hi_IN"/>
         </w:rPr>
-        <w:t>ἐσκοτωμένοι τῇ διανοίᾳ</w:t>
-      </w:r>
-    </w:p>
-    <w:p>
-      <w:pPr/>
-      <w:r>
-        <w:rPr>
-          <w:lang w:val="hi_IN" w:bidi="hi_IN"/>
-        </w:rPr>
-      </w:r>
-      <w:r>
-        <w:rPr>
-          <w:b/>
-          <w:lang w:val="hi_IN" w:bidi="hi_IN"/>
-        </w:rPr>
         <w:t>"क्योंकि उनकी बुद्धि अंधेरी हो गई है"</w:t>
       </w:r>
     </w:p>
@@ -26040,21 +22735,6 @@
           <w:b/>
           <w:lang w:val="hi_IN" w:bidi="hi_IN"/>
         </w:rPr>
-        <w:t>ἐσκοτωμένοι τῇ διανοίᾳ</w:t>
-      </w:r>
-    </w:p>
-    <w:p>
-      <w:pPr/>
-      <w:r>
-        <w:rPr>
-          <w:lang w:val="hi_IN" w:bidi="hi_IN"/>
-        </w:rPr>
-      </w:r>
-      <w:r>
-        <w:rPr>
-          <w:b/>
-          <w:lang w:val="hi_IN" w:bidi="hi_IN"/>
-        </w:rPr>
         <w:t>"क्योंकि उनकी बुद्धि अंधेरी हो गई है"</w:t>
       </w:r>
     </w:p>
@@ -26138,21 +22818,6 @@
           <w:b/>
           <w:lang w:val="hi_IN" w:bidi="hi_IN"/>
         </w:rPr>
-        <w:t>ἀπηλλοτριωμένοι τῆς ζωῆς τοῦ Θεοῦ, διὰ τὴν ἄγνοιαν τὴν οὖσαν ἐν αὐτοῖς</w:t>
-      </w:r>
-    </w:p>
-    <w:p>
-      <w:pPr/>
-      <w:r>
-        <w:rPr>
-          <w:lang w:val="hi_IN" w:bidi="hi_IN"/>
-        </w:rPr>
-      </w:r>
-      <w:r>
-        <w:rPr>
-          <w:b/>
-          <w:lang w:val="hi_IN" w:bidi="hi_IN"/>
-        </w:rPr>
         <w:t>"और उस अज्ञानता के कारण जो उनमें है"</w:t>
       </w:r>
       <w:r>
@@ -26249,21 +22914,6 @@
           <w:b/>
           <w:lang w:val="hi_IN" w:bidi="hi_IN"/>
         </w:rPr>
-        <w:t>ἀπηλλοτριωμένοι</w:t>
-      </w:r>
-    </w:p>
-    <w:p>
-      <w:pPr/>
-      <w:r>
-        <w:rPr>
-          <w:lang w:val="hi_IN" w:bidi="hi_IN"/>
-        </w:rPr>
-      </w:r>
-      <w:r>
-        <w:rPr>
-          <w:b/>
-          <w:lang w:val="hi_IN" w:bidi="hi_IN"/>
-        </w:rPr>
         <w:t>"अलग"</w:t>
       </w:r>
     </w:p>
@@ -26327,21 +22977,6 @@
           <w:b/>
           <w:lang w:val="hi_IN" w:bidi="hi_IN"/>
         </w:rPr>
-        <w:t>ἄγνοιαν</w:t>
-      </w:r>
-    </w:p>
-    <w:p>
-      <w:pPr/>
-      <w:r>
-        <w:rPr>
-          <w:lang w:val="hi_IN" w:bidi="hi_IN"/>
-        </w:rPr>
-      </w:r>
-      <w:r>
-        <w:rPr>
-          <w:b/>
-          <w:lang w:val="hi_IN" w:bidi="hi_IN"/>
-        </w:rPr>
         <w:t>"अज्ञानता"</w:t>
       </w:r>
     </w:p>
@@ -26405,21 +23040,6 @@
           <w:b/>
           <w:lang w:val="hi_IN" w:bidi="hi_IN"/>
         </w:rPr>
-        <w:t>διὰ τὴν πώρωσιν τῆς καρδίας αὐτῶν</w:t>
-      </w:r>
-    </w:p>
-    <w:p>
-      <w:pPr/>
-      <w:r>
-        <w:rPr>
-          <w:lang w:val="hi_IN" w:bidi="hi_IN"/>
-        </w:rPr>
-      </w:r>
-      <w:r>
-        <w:rPr>
-          <w:b/>
-          <w:lang w:val="hi_IN" w:bidi="hi_IN"/>
-        </w:rPr>
         <w:t>"और उनके मन की कठोरता के कारण"</w:t>
       </w:r>
     </w:p>
@@ -26516,21 +23136,6 @@
           <w:b/>
           <w:lang w:val="hi_IN" w:bidi="hi_IN"/>
         </w:rPr>
-        <w:t>διὰ</w:t>
-      </w:r>
-    </w:p>
-    <w:p>
-      <w:pPr/>
-      <w:r>
-        <w:rPr>
-          <w:lang w:val="hi_IN" w:bidi="hi_IN"/>
-        </w:rPr>
-      </w:r>
-      <w:r>
-        <w:rPr>
-          <w:b/>
-          <w:lang w:val="hi_IN" w:bidi="hi_IN"/>
-        </w:rPr>
         <w:t>"के कारण"</w:t>
       </w:r>
     </w:p>
@@ -26627,21 +23232,6 @@
           <w:b/>
           <w:lang w:val="hi_IN" w:bidi="hi_IN"/>
         </w:rPr>
-        <w:t>διὰ</w:t>
-      </w:r>
-    </w:p>
-    <w:p>
-      <w:pPr/>
-      <w:r>
-        <w:rPr>
-          <w:lang w:val="hi_IN" w:bidi="hi_IN"/>
-        </w:rPr>
-      </w:r>
-      <w:r>
-        <w:rPr>
-          <w:b/>
-          <w:lang w:val="hi_IN" w:bidi="hi_IN"/>
-        </w:rPr>
         <w:t>"कारण"</w:t>
       </w:r>
     </w:p>
@@ -26738,21 +23328,6 @@
           <w:b/>
           <w:lang w:val="hi_IN" w:bidi="hi_IN"/>
         </w:rPr>
-        <w:t>ἑαυτοὺς παρέδωκαν τῇ ἀσελγείᾳ</w:t>
-      </w:r>
-    </w:p>
-    <w:p>
-      <w:pPr/>
-      <w:r>
-        <w:rPr>
-          <w:lang w:val="hi_IN" w:bidi="hi_IN"/>
-        </w:rPr>
-      </w:r>
-      <w:r>
-        <w:rPr>
-          <w:b/>
-          <w:lang w:val="hi_IN" w:bidi="hi_IN"/>
-        </w:rPr>
         <w:t>"वे"</w:t>
       </w:r>
       <w:r>
@@ -26878,7 +23453,7 @@
         </w:rPr>
         <w:t xml:space="preserve">"**ऐसी ** यह शब्द अन्यजाति लोगों की जीवन शैली को संदर्भित करता है, जिसका वर्णन </w:t>
       </w:r>
-      <w:hyperlink r:id="rId21">
+      <w:hyperlink r:id="rId19">
         <w:r>
           <w:rPr>
             <w:lang w:val="hi_IN" w:bidi="hi_IN"/>
@@ -26943,21 +23518,6 @@
           <w:b/>
           <w:lang w:val="hi_IN" w:bidi="hi_IN"/>
         </w:rPr>
-        <w:t>δὲ</w:t>
-      </w:r>
-    </w:p>
-    <w:p>
-      <w:pPr/>
-      <w:r>
-        <w:rPr>
-          <w:lang w:val="hi_IN" w:bidi="hi_IN"/>
-        </w:rPr>
-      </w:r>
-      <w:r>
-        <w:rPr>
-          <w:b/>
-          <w:lang w:val="hi_IN" w:bidi="hi_IN"/>
-        </w:rPr>
         <w:t>"पर"</w:t>
       </w:r>
     </w:p>
@@ -27054,21 +23614,6 @@
           <w:b/>
           <w:lang w:val="hi_IN" w:bidi="hi_IN"/>
         </w:rPr>
-        <w:t>εἴ γε αὐτὸν ἠκούσατε καὶ ἐν αὐτῷ ἐδιδάχθητε</w:t>
-      </w:r>
-    </w:p>
-    <w:p>
-      <w:pPr/>
-      <w:r>
-        <w:rPr>
-          <w:lang w:val="hi_IN" w:bidi="hi_IN"/>
-        </w:rPr>
-      </w:r>
-      <w:r>
-        <w:rPr>
-          <w:b/>
-          <w:lang w:val="hi_IN" w:bidi="hi_IN"/>
-        </w:rPr>
         <w:t>"वरन् तुम ने सचमुच उसी की सुनी, और"</w:t>
       </w:r>
       <w:r>
@@ -27165,21 +23710,6 @@
           <w:b/>
           <w:lang w:val="hi_IN" w:bidi="hi_IN"/>
         </w:rPr>
-        <w:t>ἐν αὐτῷ ἐδιδάχθητε</w:t>
-      </w:r>
-    </w:p>
-    <w:p>
-      <w:pPr/>
-      <w:r>
-        <w:rPr>
-          <w:lang w:val="hi_IN" w:bidi="hi_IN"/>
-        </w:rPr>
-      </w:r>
-      <w:r>
-        <w:rPr>
-          <w:b/>
-          <w:lang w:val="hi_IN" w:bidi="hi_IN"/>
-        </w:rPr>
         <w:t>"उसी में सिखाए भी"</w:t>
       </w:r>
     </w:p>
@@ -27263,21 +23793,6 @@
           <w:b/>
           <w:lang w:val="hi_IN" w:bidi="hi_IN"/>
         </w:rPr>
-        <w:t>καθώς ἐστιν ἀλήθεια ἐν τῷ Ἰησοῦ</w:t>
-      </w:r>
-    </w:p>
-    <w:p>
-      <w:pPr/>
-      <w:r>
-        <w:rPr>
-          <w:lang w:val="hi_IN" w:bidi="hi_IN"/>
-        </w:rPr>
-      </w:r>
-      <w:r>
-        <w:rPr>
-          <w:b/>
-          <w:lang w:val="hi_IN" w:bidi="hi_IN"/>
-        </w:rPr>
         <w:t>"जैसा यीशु में सत्य है,"</w:t>
       </w:r>
       <w:r>
@@ -27354,21 +23869,6 @@
           <w:b/>
           <w:lang w:val="hi_IN" w:bidi="hi_IN"/>
         </w:rPr>
-        <w:t>ἀποθέσθαι ὑμᾶς κατὰ τὴν προτέραν ἀναστροφὴν</w:t>
-      </w:r>
-    </w:p>
-    <w:p>
-      <w:pPr/>
-      <w:r>
-        <w:rPr>
-          <w:lang w:val="hi_IN" w:bidi="hi_IN"/>
-        </w:rPr>
-      </w:r>
-      <w:r>
-        <w:rPr>
-          <w:b/>
-          <w:lang w:val="hi_IN" w:bidi="hi_IN"/>
-        </w:rPr>
         <w:t>"कि तुम"</w:t>
       </w:r>
       <w:r>
@@ -27478,21 +23978,6 @@
           <w:b/>
           <w:lang w:val="hi_IN" w:bidi="hi_IN"/>
         </w:rPr>
-        <w:t>ἀποθέσθαι ὑμᾶς κατὰ τὴν προτέραν ἀναστροφὴν τὸν παλαιὸν ἄνθρωπον</w:t>
-      </w:r>
-    </w:p>
-    <w:p>
-      <w:pPr/>
-      <w:r>
-        <w:rPr>
-          <w:lang w:val="hi_IN" w:bidi="hi_IN"/>
-        </w:rPr>
-      </w:r>
-      <w:r>
-        <w:rPr>
-          <w:b/>
-          <w:lang w:val="hi_IN" w:bidi="hi_IN"/>
-        </w:rPr>
         <w:t>"कि"</w:t>
       </w:r>
       <w:r>
@@ -27602,21 +24087,6 @@
           <w:b/>
           <w:lang w:val="hi_IN" w:bidi="hi_IN"/>
         </w:rPr>
-        <w:t>τὸν παλαιὸν ἄνθρωπον</w:t>
-      </w:r>
-    </w:p>
-    <w:p>
-      <w:pPr/>
-      <w:r>
-        <w:rPr>
-          <w:lang w:val="hi_IN" w:bidi="hi_IN"/>
-        </w:rPr>
-      </w:r>
-      <w:r>
-        <w:rPr>
-          <w:b/>
-          <w:lang w:val="hi_IN" w:bidi="hi_IN"/>
-        </w:rPr>
         <w:t>"मनुष्यत्व को जो"</w:t>
       </w:r>
     </w:p>
@@ -27809,21 +24279,6 @@
           <w:b/>
           <w:lang w:val="hi_IN" w:bidi="hi_IN"/>
         </w:rPr>
-        <w:t>ἀνανεοῦσθαι &amp; τῷ πνεύματι τοῦ νοὸς ὑμῶν</w:t>
-      </w:r>
-    </w:p>
-    <w:p>
-      <w:pPr/>
-      <w:r>
-        <w:rPr>
-          <w:lang w:val="hi_IN" w:bidi="hi_IN"/>
-        </w:rPr>
-      </w:r>
-      <w:r>
-        <w:rPr>
-          <w:b/>
-          <w:lang w:val="hi_IN" w:bidi="hi_IN"/>
-        </w:rPr>
         <w:t>"अपने मन के आत्मिक स्वभाव में नये बनते जाओ"</w:t>
       </w:r>
     </w:p>
@@ -27907,21 +24362,6 @@
           <w:b/>
           <w:lang w:val="hi_IN" w:bidi="hi_IN"/>
         </w:rPr>
-        <w:t>ἐν δικαιοσύνῃ καὶ ὁσιότητι τῆς ἀληθείας</w:t>
-      </w:r>
-    </w:p>
-    <w:p>
-      <w:pPr/>
-      <w:r>
-        <w:rPr>
-          <w:lang w:val="hi_IN" w:bidi="hi_IN"/>
-        </w:rPr>
-      </w:r>
-      <w:r>
-        <w:rPr>
-          <w:b/>
-          <w:lang w:val="hi_IN" w:bidi="hi_IN"/>
-        </w:rPr>
         <w:t>"नये"</w:t>
       </w:r>
       <w:r>
@@ -28057,21 +24497,6 @@
           <w:b/>
           <w:lang w:val="hi_IN" w:bidi="hi_IN"/>
         </w:rPr>
-        <w:t>ἐνδύσασθαι τὸν καινὸν ἄνθρωπον</w:t>
-      </w:r>
-    </w:p>
-    <w:p>
-      <w:pPr/>
-      <w:r>
-        <w:rPr>
-          <w:lang w:val="hi_IN" w:bidi="hi_IN"/>
-        </w:rPr>
-      </w:r>
-      <w:r>
-        <w:rPr>
-          <w:b/>
-          <w:lang w:val="hi_IN" w:bidi="hi_IN"/>
-        </w:rPr>
         <w:t>"नये मनुष्यत्व को पहन लो"</w:t>
       </w:r>
     </w:p>
@@ -28168,21 +24593,6 @@
           <w:b/>
           <w:lang w:val="hi_IN" w:bidi="hi_IN"/>
         </w:rPr>
-        <w:t>διὸ</w:t>
-      </w:r>
-    </w:p>
-    <w:p>
-      <w:pPr/>
-      <w:r>
-        <w:rPr>
-          <w:lang w:val="hi_IN" w:bidi="hi_IN"/>
-        </w:rPr>
-      </w:r>
-      <w:r>
-        <w:rPr>
-          <w:b/>
-          <w:lang w:val="hi_IN" w:bidi="hi_IN"/>
-        </w:rPr>
         <w:t>"इस कारण"</w:t>
       </w:r>
     </w:p>
@@ -28279,21 +24689,6 @@
           <w:b/>
           <w:lang w:val="hi_IN" w:bidi="hi_IN"/>
         </w:rPr>
-        <w:t>ἀποθέμενοι τὸ ψεῦδος</w:t>
-      </w:r>
-    </w:p>
-    <w:p>
-      <w:pPr/>
-      <w:r>
-        <w:rPr>
-          <w:lang w:val="hi_IN" w:bidi="hi_IN"/>
-        </w:rPr>
-      </w:r>
-      <w:r>
-        <w:rPr>
-          <w:b/>
-          <w:lang w:val="hi_IN" w:bidi="hi_IN"/>
-        </w:rPr>
         <w:t>"झूठ"</w:t>
       </w:r>
       <w:r>
@@ -28370,21 +24765,6 @@
           <w:b/>
           <w:lang w:val="hi_IN" w:bidi="hi_IN"/>
         </w:rPr>
-        <w:t>λαλεῖτε ἀλήθειαν ἕκαστος</w:t>
-      </w:r>
-    </w:p>
-    <w:p>
-      <w:pPr/>
-      <w:r>
-        <w:rPr>
-          <w:lang w:val="hi_IN" w:bidi="hi_IN"/>
-        </w:rPr>
-      </w:r>
-      <w:r>
-        <w:rPr>
-          <w:b/>
-          <w:lang w:val="hi_IN" w:bidi="hi_IN"/>
-        </w:rPr>
         <w:t>"बोलना"</w:t>
       </w:r>
       <w:r>
@@ -28488,21 +24868,6 @@
           <w:b/>
           <w:lang w:val="hi_IN" w:bidi="hi_IN"/>
         </w:rPr>
-        <w:t>ὅτι</w:t>
-      </w:r>
-    </w:p>
-    <w:p>
-      <w:pPr/>
-      <w:r>
-        <w:rPr>
-          <w:lang w:val="hi_IN" w:bidi="hi_IN"/>
-        </w:rPr>
-      </w:r>
-      <w:r>
-        <w:rPr>
-          <w:b/>
-          <w:lang w:val="hi_IN" w:bidi="hi_IN"/>
-        </w:rPr>
         <w:t>"क्योंकि"</w:t>
       </w:r>
     </w:p>
@@ -28599,21 +24964,6 @@
           <w:b/>
           <w:lang w:val="hi_IN" w:bidi="hi_IN"/>
         </w:rPr>
-        <w:t>ἐσμὲν ἀλλήλων μέλη</w:t>
-      </w:r>
-    </w:p>
-    <w:p>
-      <w:pPr/>
-      <w:r>
-        <w:rPr>
-          <w:lang w:val="hi_IN" w:bidi="hi_IN"/>
-        </w:rPr>
-      </w:r>
-      <w:r>
-        <w:rPr>
-          <w:b/>
-          <w:lang w:val="hi_IN" w:bidi="hi_IN"/>
-        </w:rPr>
         <w:t>"हम"</w:t>
       </w:r>
       <w:r>
@@ -28723,21 +25073,6 @@
           <w:b/>
           <w:lang w:val="hi_IN" w:bidi="hi_IN"/>
         </w:rPr>
-        <w:t>ὀργίζεσθε, καὶ μὴ ἁμαρτάνετε</w:t>
-      </w:r>
-    </w:p>
-    <w:p>
-      <w:pPr/>
-      <w:r>
-        <w:rPr>
-          <w:lang w:val="hi_IN" w:bidi="hi_IN"/>
-        </w:rPr>
-      </w:r>
-      <w:r>
-        <w:rPr>
-          <w:b/>
-          <w:lang w:val="hi_IN" w:bidi="hi_IN"/>
-        </w:rPr>
         <w:t>"क्रोध तो करो, पर पाप मत करो"</w:t>
       </w:r>
     </w:p>
@@ -28801,21 +25136,6 @@
           <w:b/>
           <w:lang w:val="hi_IN" w:bidi="hi_IN"/>
         </w:rPr>
-        <w:t>ὁ ἥλιος μὴ ἐπιδυέτω ἐπὶ παροργισμῷ ὑμῶν</w:t>
-      </w:r>
-    </w:p>
-    <w:p>
-      <w:pPr/>
-      <w:r>
-        <w:rPr>
-          <w:lang w:val="hi_IN" w:bidi="hi_IN"/>
-        </w:rPr>
-      </w:r>
-      <w:r>
-        <w:rPr>
-          <w:b/>
-          <w:lang w:val="hi_IN" w:bidi="hi_IN"/>
-        </w:rPr>
         <w:t>"सूर्य अस्त होने तक तुम्हारा क्रोध न रहे"</w:t>
       </w:r>
     </w:p>
@@ -28899,21 +25219,6 @@
           <w:b/>
           <w:lang w:val="hi_IN" w:bidi="hi_IN"/>
         </w:rPr>
-        <w:t>μηδὲ δίδοτε τόπον τῷ διαβόλῳ</w:t>
-      </w:r>
-    </w:p>
-    <w:p>
-      <w:pPr/>
-      <w:r>
-        <w:rPr>
-          <w:lang w:val="hi_IN" w:bidi="hi_IN"/>
-        </w:rPr>
-      </w:r>
-      <w:r>
-        <w:rPr>
-          <w:b/>
-          <w:lang w:val="hi_IN" w:bidi="hi_IN"/>
-        </w:rPr>
         <w:t>"और न शैतान को अवसर दो"</w:t>
       </w:r>
     </w:p>
@@ -28977,21 +25282,6 @@
           <w:b/>
           <w:lang w:val="hi_IN" w:bidi="hi_IN"/>
         </w:rPr>
-        <w:t>μᾶλλον δὲ</w:t>
-      </w:r>
-    </w:p>
-    <w:p>
-      <w:pPr/>
-      <w:r>
-        <w:rPr>
-          <w:lang w:val="hi_IN" w:bidi="hi_IN"/>
-        </w:rPr>
-      </w:r>
-      <w:r>
-        <w:rPr>
-          <w:b/>
-          <w:lang w:val="hi_IN" w:bidi="hi_IN"/>
-        </w:rPr>
         <w:t>"वरन्"</w:t>
       </w:r>
     </w:p>
@@ -29088,21 +25378,6 @@
           <w:b/>
           <w:lang w:val="hi_IN" w:bidi="hi_IN"/>
         </w:rPr>
-        <w:t>ἵνα</w:t>
-      </w:r>
-    </w:p>
-    <w:p>
-      <w:pPr/>
-      <w:r>
-        <w:rPr>
-          <w:lang w:val="hi_IN" w:bidi="hi_IN"/>
-        </w:rPr>
-      </w:r>
-      <w:r>
-        <w:rPr>
-          <w:b/>
-          <w:lang w:val="hi_IN" w:bidi="hi_IN"/>
-        </w:rPr>
         <w:t>"कि"</w:t>
       </w:r>
     </w:p>
@@ -29262,21 +25537,6 @@
           <w:b/>
           <w:lang w:val="hi_IN" w:bidi="hi_IN"/>
         </w:rPr>
-        <w:t>ἀλλ’</w:t>
-      </w:r>
-    </w:p>
-    <w:p>
-      <w:pPr/>
-      <w:r>
-        <w:rPr>
-          <w:lang w:val="hi_IN" w:bidi="hi_IN"/>
-        </w:rPr>
-      </w:r>
-      <w:r>
-        <w:rPr>
-          <w:b/>
-          <w:lang w:val="hi_IN" w:bidi="hi_IN"/>
-        </w:rPr>
         <w:t>"पर"</w:t>
       </w:r>
     </w:p>
@@ -29373,21 +25633,6 @@
           <w:b/>
           <w:lang w:val="hi_IN" w:bidi="hi_IN"/>
         </w:rPr>
-        <w:t>πρὸς οἰκοδομὴν</w:t>
-      </w:r>
-    </w:p>
-    <w:p>
-      <w:pPr/>
-      <w:r>
-        <w:rPr>
-          <w:lang w:val="hi_IN" w:bidi="hi_IN"/>
-        </w:rPr>
-      </w:r>
-      <w:r>
-        <w:rPr>
-          <w:b/>
-          <w:lang w:val="hi_IN" w:bidi="hi_IN"/>
-        </w:rPr>
         <w:t>"उन्नति के लिये"</w:t>
       </w:r>
     </w:p>
@@ -29451,21 +25696,6 @@
           <w:b/>
           <w:lang w:val="hi_IN" w:bidi="hi_IN"/>
         </w:rPr>
-        <w:t>ἵνα</w:t>
-      </w:r>
-    </w:p>
-    <w:p>
-      <w:pPr/>
-      <w:r>
-        <w:rPr>
-          <w:lang w:val="hi_IN" w:bidi="hi_IN"/>
-        </w:rPr>
-      </w:r>
-      <w:r>
-        <w:rPr>
-          <w:b/>
-          <w:lang w:val="hi_IN" w:bidi="hi_IN"/>
-        </w:rPr>
         <w:t>"वही"</w:t>
       </w:r>
     </w:p>
@@ -29562,21 +25792,6 @@
           <w:b/>
           <w:lang w:val="hi_IN" w:bidi="hi_IN"/>
         </w:rPr>
-        <w:t>τῆς χρείας, ἵνα δῷ χάριν τοῖς ἀκούουσιν</w:t>
-      </w:r>
-    </w:p>
-    <w:p>
-      <w:pPr/>
-      <w:r>
-        <w:rPr>
-          <w:lang w:val="hi_IN" w:bidi="hi_IN"/>
-        </w:rPr>
-      </w:r>
-      <w:r>
-        <w:rPr>
-          <w:b/>
-          <w:lang w:val="hi_IN" w:bidi="hi_IN"/>
-        </w:rPr>
         <w:t>"आवश्यकता के अनुसार वही निकले"</w:t>
       </w:r>
       <w:r>
@@ -29653,21 +25868,6 @@
           <w:b/>
           <w:lang w:val="hi_IN" w:bidi="hi_IN"/>
         </w:rPr>
-        <w:t>ἵνα δῷ χάριν τοῖς ἀκούουσιν</w:t>
-      </w:r>
-    </w:p>
-    <w:p>
-      <w:pPr/>
-      <w:r>
-        <w:rPr>
-          <w:lang w:val="hi_IN" w:bidi="hi_IN"/>
-        </w:rPr>
-      </w:r>
-      <w:r>
-        <w:rPr>
-          <w:b/>
-          <w:lang w:val="hi_IN" w:bidi="hi_IN"/>
-        </w:rPr>
         <w:t>"वही निकले"</w:t>
       </w:r>
       <w:r>
@@ -29771,21 +25971,6 @@
           <w:b/>
           <w:lang w:val="hi_IN" w:bidi="hi_IN"/>
         </w:rPr>
-        <w:t>μὴ λυπεῖτε</w:t>
-      </w:r>
-    </w:p>
-    <w:p>
-      <w:pPr/>
-      <w:r>
-        <w:rPr>
-          <w:lang w:val="hi_IN" w:bidi="hi_IN"/>
-        </w:rPr>
-      </w:r>
-      <w:r>
-        <w:rPr>
-          <w:b/>
-          <w:lang w:val="hi_IN" w:bidi="hi_IN"/>
-        </w:rPr>
         <w:t>"शोकित मत करो"</w:t>
       </w:r>
     </w:p>
@@ -29849,21 +26034,6 @@
           <w:b/>
           <w:lang w:val="hi_IN" w:bidi="hi_IN"/>
         </w:rPr>
-        <w:t>ἐν ᾧ ἐσφραγίσθητε εἰς ἡμέραν ἀπολυτρώσεως</w:t>
-      </w:r>
-    </w:p>
-    <w:p>
-      <w:pPr/>
-      <w:r>
-        <w:rPr>
-          <w:lang w:val="hi_IN" w:bidi="hi_IN"/>
-        </w:rPr>
-      </w:r>
-      <w:r>
-        <w:rPr>
-          <w:b/>
-          <w:lang w:val="hi_IN" w:bidi="hi_IN"/>
-        </w:rPr>
         <w:t>"जिससे तुम पर छुटकारे के दिन के लिये छाप दी गई है"</w:t>
       </w:r>
     </w:p>
@@ -29947,21 +26117,6 @@
           <w:b/>
           <w:lang w:val="hi_IN" w:bidi="hi_IN"/>
         </w:rPr>
-        <w:t>ἐν ᾧ ἐσφραγίσθητε εἰς ἡμέραν ἀπολυτρώσεως</w:t>
-      </w:r>
-    </w:p>
-    <w:p>
-      <w:pPr/>
-      <w:r>
-        <w:rPr>
-          <w:lang w:val="hi_IN" w:bidi="hi_IN"/>
-        </w:rPr>
-      </w:r>
-      <w:r>
-        <w:rPr>
-          <w:b/>
-          <w:lang w:val="hi_IN" w:bidi="hi_IN"/>
-        </w:rPr>
         <w:t>"जिससे तुम पर छुटकारे के दिन के लिये छाप दी गई है"</w:t>
       </w:r>
     </w:p>
@@ -30191,21 +26346,6 @@
           <w:b/>
           <w:lang w:val="hi_IN" w:bidi="hi_IN"/>
         </w:rPr>
-        <w:t>πικρία, καὶ θυμὸς, καὶ ὀργὴ</w:t>
-      </w:r>
-    </w:p>
-    <w:p>
-      <w:pPr/>
-      <w:r>
-        <w:rPr>
-          <w:lang w:val="hi_IN" w:bidi="hi_IN"/>
-        </w:rPr>
-      </w:r>
-      <w:r>
-        <w:rPr>
-          <w:b/>
-          <w:lang w:val="hi_IN" w:bidi="hi_IN"/>
-        </w:rPr>
         <w:t>"कड़वाहट और प्रकोप और क्रोध"</w:t>
       </w:r>
     </w:p>
@@ -30289,21 +26429,6 @@
           <w:b/>
           <w:lang w:val="hi_IN" w:bidi="hi_IN"/>
         </w:rPr>
-        <w:t>κακίᾳ</w:t>
-      </w:r>
-    </w:p>
-    <w:p>
-      <w:pPr/>
-      <w:r>
-        <w:rPr>
-          <w:lang w:val="hi_IN" w:bidi="hi_IN"/>
-        </w:rPr>
-      </w:r>
-      <w:r>
-        <w:rPr>
-          <w:b/>
-          <w:lang w:val="hi_IN" w:bidi="hi_IN"/>
-        </w:rPr>
         <w:t>"बैर-भाव"</w:t>
       </w:r>
     </w:p>
@@ -30394,21 +26519,6 @@
           <w:b/>
           <w:lang w:val="hi_IN" w:bidi="hi_IN"/>
         </w:rPr>
-        <w:t>δὲ</w:t>
-      </w:r>
-    </w:p>
-    <w:p>
-      <w:pPr/>
-      <w:r>
-        <w:rPr>
-          <w:lang w:val="hi_IN" w:bidi="hi_IN"/>
-        </w:rPr>
-      </w:r>
-      <w:r>
-        <w:rPr>
-          <w:b/>
-          <w:lang w:val="hi_IN" w:bidi="hi_IN"/>
-        </w:rPr>
         <w:t>"और"</w:t>
       </w:r>
     </w:p>
@@ -30505,21 +26615,6 @@
           <w:b/>
           <w:lang w:val="hi_IN" w:bidi="hi_IN"/>
         </w:rPr>
-        <w:t>εὔσπλαγχνοι</w:t>
-      </w:r>
-    </w:p>
-    <w:p>
-      <w:pPr/>
-      <w:r>
-        <w:rPr>
-          <w:lang w:val="hi_IN" w:bidi="hi_IN"/>
-        </w:rPr>
-      </w:r>
-      <w:r>
-        <w:rPr>
-          <w:b/>
-          <w:lang w:val="hi_IN" w:bidi="hi_IN"/>
-        </w:rPr>
         <w:t>"करुणामय"</w:t>
       </w:r>
     </w:p>
@@ -30764,7 +26859,7 @@
         </w:rPr>
         <w:t xml:space="preserve"> कारण-परिणाम सम्बन्ध को परिचित कराता है। कारण (</w:t>
       </w:r>
-      <w:hyperlink r:id="rId22">
+      <w:hyperlink r:id="rId20">
         <w:r>
           <w:rPr>
             <w:lang w:val="hi_IN" w:bidi="hi_IN"/>
@@ -30849,21 +26944,6 @@
           <w:b/>
           <w:lang w:val="hi_IN" w:bidi="hi_IN"/>
         </w:rPr>
-        <w:t>ὡς τέκνα ἀγαπητά</w:t>
-      </w:r>
-    </w:p>
-    <w:p>
-      <w:pPr/>
-      <w:r>
-        <w:rPr>
-          <w:lang w:val="hi_IN" w:bidi="hi_IN"/>
-        </w:rPr>
-      </w:r>
-      <w:r>
-        <w:rPr>
-          <w:b/>
-          <w:lang w:val="hi_IN" w:bidi="hi_IN"/>
-        </w:rPr>
         <w:t>"प्रिय बच्चों के समान"</w:t>
       </w:r>
     </w:p>
@@ -30947,21 +27027,6 @@
           <w:b/>
           <w:lang w:val="hi_IN" w:bidi="hi_IN"/>
         </w:rPr>
-        <w:t>περιπατεῖτε ἐν ἀγάπῃ</w:t>
-      </w:r>
-    </w:p>
-    <w:p>
-      <w:pPr/>
-      <w:r>
-        <w:rPr>
-          <w:lang w:val="hi_IN" w:bidi="hi_IN"/>
-        </w:rPr>
-      </w:r>
-      <w:r>
-        <w:rPr>
-          <w:b/>
-          <w:lang w:val="hi_IN" w:bidi="hi_IN"/>
-        </w:rPr>
         <w:t>"प्रेम में चलो"</w:t>
       </w:r>
     </w:p>
@@ -31045,21 +27110,6 @@
           <w:b/>
           <w:lang w:val="hi_IN" w:bidi="hi_IN"/>
         </w:rPr>
-        <w:t>προσφορὰν καὶ θυσίαν τῷ Θεῷ εἰς ὀσμὴν εὐωδίας</w:t>
-      </w:r>
-    </w:p>
-    <w:p>
-      <w:pPr/>
-      <w:r>
-        <w:rPr>
-          <w:lang w:val="hi_IN" w:bidi="hi_IN"/>
-        </w:rPr>
-      </w:r>
-      <w:r>
-        <w:rPr>
-          <w:b/>
-          <w:lang w:val="hi_IN" w:bidi="hi_IN"/>
-        </w:rPr>
         <w:t>"सुखदायक सुगन्ध"</w:t>
       </w:r>
       <w:r>
@@ -31169,21 +27219,6 @@
           <w:b/>
           <w:lang w:val="hi_IN" w:bidi="hi_IN"/>
         </w:rPr>
-        <w:t>πορνεία δὲ, καὶ ἀκαθαρσία πᾶσα, ἢ πλεονεξία, μηδὲ ὀνομαζέσθω ἐν ὑμῖν</w:t>
-      </w:r>
-    </w:p>
-    <w:p>
-      <w:pPr/>
-      <w:r>
-        <w:rPr>
-          <w:lang w:val="hi_IN" w:bidi="hi_IN"/>
-        </w:rPr>
-      </w:r>
-      <w:r>
-        <w:rPr>
-          <w:b/>
-          <w:lang w:val="hi_IN" w:bidi="hi_IN"/>
-        </w:rPr>
         <w:t>"जैसा"</w:t>
       </w:r>
       <w:r>
@@ -31280,21 +27315,6 @@
           <w:b/>
           <w:lang w:val="hi_IN" w:bidi="hi_IN"/>
         </w:rPr>
-        <w:t>δὲ</w:t>
-      </w:r>
-    </w:p>
-    <w:p>
-      <w:pPr/>
-      <w:r>
-        <w:rPr>
-          <w:lang w:val="hi_IN" w:bidi="hi_IN"/>
-        </w:rPr>
-      </w:r>
-      <w:r>
-        <w:rPr>
-          <w:b/>
-          <w:lang w:val="hi_IN" w:bidi="hi_IN"/>
-        </w:rPr>
         <w:t>"जैसा"</w:t>
       </w:r>
     </w:p>
@@ -31391,21 +27411,6 @@
           <w:b/>
           <w:lang w:val="hi_IN" w:bidi="hi_IN"/>
         </w:rPr>
-        <w:t>ἀκαθαρσία πᾶσα</w:t>
-      </w:r>
-    </w:p>
-    <w:p>
-      <w:pPr/>
-      <w:r>
-        <w:rPr>
-          <w:lang w:val="hi_IN" w:bidi="hi_IN"/>
-        </w:rPr>
-      </w:r>
-      <w:r>
-        <w:rPr>
-          <w:b/>
-          <w:lang w:val="hi_IN" w:bidi="hi_IN"/>
-        </w:rPr>
         <w:t>"किसी प्रकार के अशुद्ध काम"</w:t>
       </w:r>
     </w:p>
@@ -31545,21 +27550,6 @@
           <w:b/>
           <w:lang w:val="hi_IN" w:bidi="hi_IN"/>
         </w:rPr>
-        <w:t>ἀλλὰ μᾶλλον</w:t>
-      </w:r>
-    </w:p>
-    <w:p>
-      <w:pPr/>
-      <w:r>
-        <w:rPr>
-          <w:lang w:val="hi_IN" w:bidi="hi_IN"/>
-        </w:rPr>
-      </w:r>
-      <w:r>
-        <w:rPr>
-          <w:b/>
-          <w:lang w:val="hi_IN" w:bidi="hi_IN"/>
-        </w:rPr>
         <w:t>"वरन्"</w:t>
       </w:r>
     </w:p>
@@ -31656,21 +27646,6 @@
           <w:b/>
           <w:lang w:val="hi_IN" w:bidi="hi_IN"/>
         </w:rPr>
-        <w:t>ἀκάθαρτος</w:t>
-      </w:r>
-    </w:p>
-    <w:p>
-      <w:pPr/>
-      <w:r>
-        <w:rPr>
-          <w:lang w:val="hi_IN" w:bidi="hi_IN"/>
-        </w:rPr>
-      </w:r>
-      <w:r>
-        <w:rPr>
-          <w:b/>
-          <w:lang w:val="hi_IN" w:bidi="hi_IN"/>
-        </w:rPr>
         <w:t>"अशुद्ध जन"</w:t>
       </w:r>
     </w:p>
@@ -31754,21 +27729,6 @@
           <w:b/>
           <w:lang w:val="hi_IN" w:bidi="hi_IN"/>
         </w:rPr>
-        <w:t>οὐκ ἔχει κληρονομίαν</w:t>
-      </w:r>
-    </w:p>
-    <w:p>
-      <w:pPr/>
-      <w:r>
-        <w:rPr>
-          <w:lang w:val="hi_IN" w:bidi="hi_IN"/>
-        </w:rPr>
-      </w:r>
-      <w:r>
-        <w:rPr>
-          <w:b/>
-          <w:lang w:val="hi_IN" w:bidi="hi_IN"/>
-        </w:rPr>
         <w:t>"की,"</w:t>
       </w:r>
       <w:r>
@@ -31865,21 +27825,6 @@
           <w:b/>
           <w:lang w:val="hi_IN" w:bidi="hi_IN"/>
         </w:rPr>
-        <w:t>κενοῖς λόγοις</w:t>
-      </w:r>
-    </w:p>
-    <w:p>
-      <w:pPr/>
-      <w:r>
-        <w:rPr>
-          <w:lang w:val="hi_IN" w:bidi="hi_IN"/>
-        </w:rPr>
-      </w:r>
-      <w:r>
-        <w:rPr>
-          <w:b/>
-          <w:lang w:val="hi_IN" w:bidi="hi_IN"/>
-        </w:rPr>
         <w:t>"व्यर्थ बातों से"</w:t>
       </w:r>
     </w:p>
@@ -31943,21 +27888,6 @@
           <w:b/>
           <w:lang w:val="hi_IN" w:bidi="hi_IN"/>
         </w:rPr>
-        <w:t>γὰρ</w:t>
-      </w:r>
-    </w:p>
-    <w:p>
-      <w:pPr/>
-      <w:r>
-        <w:rPr>
-          <w:lang w:val="hi_IN" w:bidi="hi_IN"/>
-        </w:rPr>
-      </w:r>
-      <w:r>
-        <w:rPr>
-          <w:b/>
-          <w:lang w:val="hi_IN" w:bidi="hi_IN"/>
-        </w:rPr>
         <w:t>"क्योंकि"</w:t>
       </w:r>
     </w:p>
@@ -32054,21 +27984,6 @@
           <w:b/>
           <w:lang w:val="hi_IN" w:bidi="hi_IN"/>
         </w:rPr>
-        <w:t>ἔρχεται ἡ ὀργὴ τοῦ Θεοῦ ἐπὶ</w:t>
-      </w:r>
-    </w:p>
-    <w:p>
-      <w:pPr/>
-      <w:r>
-        <w:rPr>
-          <w:lang w:val="hi_IN" w:bidi="hi_IN"/>
-        </w:rPr>
-      </w:r>
-      <w:r>
-        <w:rPr>
-          <w:b/>
-          <w:lang w:val="hi_IN" w:bidi="hi_IN"/>
-        </w:rPr>
         <w:t>"परमेश्वर का क्रोध"</w:t>
       </w:r>
       <w:r>
@@ -32172,21 +28087,6 @@
           <w:b/>
           <w:lang w:val="hi_IN" w:bidi="hi_IN"/>
         </w:rPr>
-        <w:t>τοὺς υἱοὺς τῆς ἀπειθείας</w:t>
-      </w:r>
-    </w:p>
-    <w:p>
-      <w:pPr/>
-      <w:r>
-        <w:rPr>
-          <w:lang w:val="hi_IN" w:bidi="hi_IN"/>
-        </w:rPr>
-      </w:r>
-      <w:r>
-        <w:rPr>
-          <w:b/>
-          <w:lang w:val="hi_IN" w:bidi="hi_IN"/>
-        </w:rPr>
         <w:t>"आज्ञा न माननेवालों"</w:t>
       </w:r>
     </w:p>
@@ -32270,21 +28170,6 @@
           <w:b/>
           <w:lang w:val="hi_IN" w:bidi="hi_IN"/>
         </w:rPr>
-        <w:t>οὖν</w:t>
-      </w:r>
-    </w:p>
-    <w:p>
-      <w:pPr/>
-      <w:r>
-        <w:rPr>
-          <w:lang w:val="hi_IN" w:bidi="hi_IN"/>
-        </w:rPr>
-      </w:r>
-      <w:r>
-        <w:rPr>
-          <w:b/>
-          <w:lang w:val="hi_IN" w:bidi="hi_IN"/>
-        </w:rPr>
         <w:t>"इसलिए"</w:t>
       </w:r>
     </w:p>
@@ -32381,21 +28266,6 @@
           <w:b/>
           <w:lang w:val="hi_IN" w:bidi="hi_IN"/>
         </w:rPr>
-        <w:t>ἦτε γάρ ποτε σκότος</w:t>
-      </w:r>
-    </w:p>
-    <w:p>
-      <w:pPr/>
-      <w:r>
-        <w:rPr>
-          <w:lang w:val="hi_IN" w:bidi="hi_IN"/>
-        </w:rPr>
-      </w:r>
-      <w:r>
-        <w:rPr>
-          <w:b/>
-          <w:lang w:val="hi_IN" w:bidi="hi_IN"/>
-        </w:rPr>
         <w:t>"क्योंकि तुम तो पहले अंधकार थे"</w:t>
       </w:r>
     </w:p>
@@ -32479,21 +28349,6 @@
           <w:b/>
           <w:lang w:val="hi_IN" w:bidi="hi_IN"/>
         </w:rPr>
-        <w:t>γάρ</w:t>
-      </w:r>
-    </w:p>
-    <w:p>
-      <w:pPr/>
-      <w:r>
-        <w:rPr>
-          <w:lang w:val="hi_IN" w:bidi="hi_IN"/>
-        </w:rPr>
-      </w:r>
-      <w:r>
-        <w:rPr>
-          <w:b/>
-          <w:lang w:val="hi_IN" w:bidi="hi_IN"/>
-        </w:rPr>
         <w:t>"क्योंकि"</w:t>
       </w:r>
     </w:p>
@@ -32590,21 +28445,6 @@
           <w:b/>
           <w:lang w:val="hi_IN" w:bidi="hi_IN"/>
         </w:rPr>
-        <w:t>νῦν δὲ φῶς ἐν Κυρίῳ</w:t>
-      </w:r>
-    </w:p>
-    <w:p>
-      <w:pPr/>
-      <w:r>
-        <w:rPr>
-          <w:lang w:val="hi_IN" w:bidi="hi_IN"/>
-        </w:rPr>
-      </w:r>
-      <w:r>
-        <w:rPr>
-          <w:b/>
-          <w:lang w:val="hi_IN" w:bidi="hi_IN"/>
-        </w:rPr>
         <w:t>"परन्तु अब प्रभु में ज्योति हो"</w:t>
       </w:r>
     </w:p>
@@ -32688,21 +28528,6 @@
           <w:b/>
           <w:lang w:val="hi_IN" w:bidi="hi_IN"/>
         </w:rPr>
-        <w:t>δὲ</w:t>
-      </w:r>
-    </w:p>
-    <w:p>
-      <w:pPr/>
-      <w:r>
-        <w:rPr>
-          <w:lang w:val="hi_IN" w:bidi="hi_IN"/>
-        </w:rPr>
-      </w:r>
-      <w:r>
-        <w:rPr>
-          <w:b/>
-          <w:lang w:val="hi_IN" w:bidi="hi_IN"/>
-        </w:rPr>
         <w:t>"परन्तु"</w:t>
       </w:r>
     </w:p>
@@ -32799,21 +28624,6 @@
           <w:b/>
           <w:lang w:val="hi_IN" w:bidi="hi_IN"/>
         </w:rPr>
-        <w:t>ὡς τέκνα φωτὸς περιπατεῖτε</w:t>
-      </w:r>
-    </w:p>
-    <w:p>
-      <w:pPr/>
-      <w:r>
-        <w:rPr>
-          <w:lang w:val="hi_IN" w:bidi="hi_IN"/>
-        </w:rPr>
-      </w:r>
-      <w:r>
-        <w:rPr>
-          <w:b/>
-          <w:lang w:val="hi_IN" w:bidi="hi_IN"/>
-        </w:rPr>
         <w:t>"अतः ज्योति की सन्तान के समान चलो"</w:t>
       </w:r>
     </w:p>
@@ -32897,21 +28707,6 @@
           <w:b/>
           <w:lang w:val="hi_IN" w:bidi="hi_IN"/>
         </w:rPr>
-        <w:t>ὡς τέκνα φωτὸς</w:t>
-      </w:r>
-    </w:p>
-    <w:p>
-      <w:pPr/>
-      <w:r>
-        <w:rPr>
-          <w:lang w:val="hi_IN" w:bidi="hi_IN"/>
-        </w:rPr>
-      </w:r>
-      <w:r>
-        <w:rPr>
-          <w:b/>
-          <w:lang w:val="hi_IN" w:bidi="hi_IN"/>
-        </w:rPr>
         <w:t>"ज्योति की सन्तान के समान"</w:t>
       </w:r>
     </w:p>
@@ -32995,21 +28790,6 @@
           <w:b/>
           <w:lang w:val="hi_IN" w:bidi="hi_IN"/>
         </w:rPr>
-        <w:t>ὁ &amp; καρπὸς τοῦ φωτὸς ἐν πάσῃ ἀγαθωσύνῃ, καὶ δικαιοσύνῃ, καὶ ἀληθείᾳ</w:t>
-      </w:r>
-    </w:p>
-    <w:p>
-      <w:pPr/>
-      <w:r>
-        <w:rPr>
-          <w:lang w:val="hi_IN" w:bidi="hi_IN"/>
-        </w:rPr>
-      </w:r>
-      <w:r>
-        <w:rPr>
-          <w:b/>
-          <w:lang w:val="hi_IN" w:bidi="hi_IN"/>
-        </w:rPr>
         <w:t>"ज्योति का फल सब प्रकार की भलाई, और धार्मिकता, और सत्य है"</w:t>
       </w:r>
     </w:p>
@@ -33106,21 +28886,6 @@
           <w:b/>
           <w:lang w:val="hi_IN" w:bidi="hi_IN"/>
         </w:rPr>
-        <w:t>γὰρ</w:t>
-      </w:r>
-    </w:p>
-    <w:p>
-      <w:pPr/>
-      <w:r>
-        <w:rPr>
-          <w:lang w:val="hi_IN" w:bidi="hi_IN"/>
-        </w:rPr>
-      </w:r>
-      <w:r>
-        <w:rPr>
-          <w:b/>
-          <w:lang w:val="hi_IN" w:bidi="hi_IN"/>
-        </w:rPr>
         <w:t>"क्योंकि"</w:t>
       </w:r>
     </w:p>
@@ -33217,21 +28982,6 @@
           <w:b/>
           <w:lang w:val="hi_IN" w:bidi="hi_IN"/>
         </w:rPr>
-        <w:t>μὴ συνκοινωνεῖτε τοῖς ἔργοις τοῖς ἀκάρποις τοῦ σκότους</w:t>
-      </w:r>
-    </w:p>
-    <w:p>
-      <w:pPr/>
-      <w:r>
-        <w:rPr>
-          <w:lang w:val="hi_IN" w:bidi="hi_IN"/>
-        </w:rPr>
-      </w:r>
-      <w:r>
-        <w:rPr>
-          <w:b/>
-          <w:lang w:val="hi_IN" w:bidi="hi_IN"/>
-        </w:rPr>
         <w:t>"अंधकार के निष्फल कामों में सहभागी न हो"</w:t>
       </w:r>
     </w:p>
@@ -33315,21 +29065,6 @@
           <w:b/>
           <w:lang w:val="hi_IN" w:bidi="hi_IN"/>
         </w:rPr>
-        <w:t>τοῖς ἔργοις τοῖς ἀκάρποις τοῦ σκότους</w:t>
-      </w:r>
-    </w:p>
-    <w:p>
-      <w:pPr/>
-      <w:r>
-        <w:rPr>
-          <w:lang w:val="hi_IN" w:bidi="hi_IN"/>
-        </w:rPr>
-      </w:r>
-      <w:r>
-        <w:rPr>
-          <w:b/>
-          <w:lang w:val="hi_IN" w:bidi="hi_IN"/>
-        </w:rPr>
         <w:t>"निष्फल कामों में"</w:t>
       </w:r>
     </w:p>
@@ -33413,21 +29148,6 @@
           <w:b/>
           <w:lang w:val="hi_IN" w:bidi="hi_IN"/>
         </w:rPr>
-        <w:t>τοῖς ἔργοις τοῖς ἀκάρποις τοῦ σκότους</w:t>
-      </w:r>
-    </w:p>
-    <w:p>
-      <w:pPr/>
-      <w:r>
-        <w:rPr>
-          <w:lang w:val="hi_IN" w:bidi="hi_IN"/>
-        </w:rPr>
-      </w:r>
-      <w:r>
-        <w:rPr>
-          <w:b/>
-          <w:lang w:val="hi_IN" w:bidi="hi_IN"/>
-        </w:rPr>
         <w:t>"अंधकार के निष्फल कामों में"</w:t>
       </w:r>
     </w:p>
@@ -33524,21 +29244,6 @@
           <w:b/>
           <w:lang w:val="hi_IN" w:bidi="hi_IN"/>
         </w:rPr>
-        <w:t>μᾶλλον δὲ</w:t>
-      </w:r>
-    </w:p>
-    <w:p>
-      <w:pPr/>
-      <w:r>
-        <w:rPr>
-          <w:lang w:val="hi_IN" w:bidi="hi_IN"/>
-        </w:rPr>
-      </w:r>
-      <w:r>
-        <w:rPr>
-          <w:b/>
-          <w:lang w:val="hi_IN" w:bidi="hi_IN"/>
-        </w:rPr>
         <w:t>"वरन्"</w:t>
       </w:r>
       <w:r>
@@ -33648,21 +29353,6 @@
           <w:b/>
           <w:lang w:val="hi_IN" w:bidi="hi_IN"/>
         </w:rPr>
-        <w:t>ἐλέγχετε</w:t>
-      </w:r>
-    </w:p>
-    <w:p>
-      <w:pPr/>
-      <w:r>
-        <w:rPr>
-          <w:lang w:val="hi_IN" w:bidi="hi_IN"/>
-        </w:rPr>
-      </w:r>
-      <w:r>
-        <w:rPr>
-          <w:b/>
-          <w:lang w:val="hi_IN" w:bidi="hi_IN"/>
-        </w:rPr>
         <w:t>"उलाहना दो"</w:t>
       </w:r>
     </w:p>
@@ -33746,21 +29436,6 @@
           <w:b/>
           <w:lang w:val="hi_IN" w:bidi="hi_IN"/>
         </w:rPr>
-        <w:t>αὐτῶν</w:t>
-      </w:r>
-    </w:p>
-    <w:p>
-      <w:pPr/>
-      <w:r>
-        <w:rPr>
-          <w:lang w:val="hi_IN" w:bidi="hi_IN"/>
-        </w:rPr>
-      </w:r>
-      <w:r>
-        <w:rPr>
-          <w:b/>
-          <w:lang w:val="hi_IN" w:bidi="hi_IN"/>
-        </w:rPr>
         <w:t>"उनके"</w:t>
       </w:r>
     </w:p>
@@ -33953,21 +29628,6 @@
           <w:b/>
           <w:lang w:val="hi_IN" w:bidi="hi_IN"/>
         </w:rPr>
-        <w:t>δὲ</w:t>
-      </w:r>
-    </w:p>
-    <w:p>
-      <w:pPr/>
-      <w:r>
-        <w:rPr>
-          <w:lang w:val="hi_IN" w:bidi="hi_IN"/>
-        </w:rPr>
-      </w:r>
-      <w:r>
-        <w:rPr>
-          <w:b/>
-          <w:lang w:val="hi_IN" w:bidi="hi_IN"/>
-        </w:rPr>
         <w:t>"पर"</w:t>
       </w:r>
     </w:p>
@@ -34064,21 +29724,6 @@
           <w:b/>
           <w:lang w:val="hi_IN" w:bidi="hi_IN"/>
         </w:rPr>
-        <w:t>πᾶν &amp; τὸ φανερούμενον φῶς ἐστιν</w:t>
-      </w:r>
-    </w:p>
-    <w:p>
-      <w:pPr/>
-      <w:r>
-        <w:rPr>
-          <w:lang w:val="hi_IN" w:bidi="hi_IN"/>
-        </w:rPr>
-      </w:r>
-      <w:r>
-        <w:rPr>
-          <w:b/>
-          <w:lang w:val="hi_IN" w:bidi="hi_IN"/>
-        </w:rPr>
         <w:t>"सब कुछ को प्रगट करता है, वह ज्योति है"</w:t>
       </w:r>
     </w:p>
@@ -34258,21 +29903,6 @@
           <w:b/>
           <w:lang w:val="hi_IN" w:bidi="hi_IN"/>
         </w:rPr>
-        <w:t>ἔγειρε, ὁ καθεύδων, καὶ ἀνάστα ἐκ τῶν νεκρῶν</w:t>
-      </w:r>
-    </w:p>
-    <w:p>
-      <w:pPr/>
-      <w:r>
-        <w:rPr>
-          <w:lang w:val="hi_IN" w:bidi="hi_IN"/>
-        </w:rPr>
-      </w:r>
-      <w:r>
-        <w:rPr>
-          <w:b/>
-          <w:lang w:val="hi_IN" w:bidi="hi_IN"/>
-        </w:rPr>
         <w:t>""हे सोनेवाले जाग"</w:t>
       </w:r>
     </w:p>
@@ -34356,21 +29986,6 @@
           <w:b/>
           <w:lang w:val="hi_IN" w:bidi="hi_IN"/>
         </w:rPr>
-        <w:t>ὁ καθεύδων</w:t>
-      </w:r>
-    </w:p>
-    <w:p>
-      <w:pPr/>
-      <w:r>
-        <w:rPr>
-          <w:lang w:val="hi_IN" w:bidi="hi_IN"/>
-        </w:rPr>
-      </w:r>
-      <w:r>
-        <w:rPr>
-          <w:b/>
-          <w:lang w:val="hi_IN" w:bidi="hi_IN"/>
-        </w:rPr>
         <w:t>"हे सोनेवाले"</w:t>
       </w:r>
     </w:p>
@@ -34454,21 +30069,6 @@
           <w:b/>
           <w:lang w:val="hi_IN" w:bidi="hi_IN"/>
         </w:rPr>
-        <w:t>ἐκ τῶν νεκρῶν</w:t>
-      </w:r>
-    </w:p>
-    <w:p>
-      <w:pPr/>
-      <w:r>
-        <w:rPr>
-          <w:lang w:val="hi_IN" w:bidi="hi_IN"/>
-        </w:rPr>
-      </w:r>
-      <w:r>
-        <w:rPr>
-          <w:b/>
-          <w:lang w:val="hi_IN" w:bidi="hi_IN"/>
-        </w:rPr>
         <w:t>"मुर्दों में से"</w:t>
       </w:r>
     </w:p>
@@ -34552,21 +30152,6 @@
           <w:b/>
           <w:lang w:val="hi_IN" w:bidi="hi_IN"/>
         </w:rPr>
-        <w:t>ἐπιφαύσει σοι</w:t>
-      </w:r>
-    </w:p>
-    <w:p>
-      <w:pPr/>
-      <w:r>
-        <w:rPr>
-          <w:lang w:val="hi_IN" w:bidi="hi_IN"/>
-        </w:rPr>
-      </w:r>
-      <w:r>
-        <w:rPr>
-          <w:b/>
-          <w:lang w:val="hi_IN" w:bidi="hi_IN"/>
-        </w:rPr>
         <w:t>"तुझ"</w:t>
       </w:r>
       <w:r>
@@ -34689,21 +30274,6 @@
           <w:b/>
           <w:lang w:val="hi_IN" w:bidi="hi_IN"/>
         </w:rPr>
-        <w:t>ἐπιφαύσει σοι ὁ Χριστός</w:t>
-      </w:r>
-    </w:p>
-    <w:p>
-      <w:pPr/>
-      <w:r>
-        <w:rPr>
-          <w:lang w:val="hi_IN" w:bidi="hi_IN"/>
-        </w:rPr>
-      </w:r>
-      <w:r>
-        <w:rPr>
-          <w:b/>
-          <w:lang w:val="hi_IN" w:bidi="hi_IN"/>
-        </w:rPr>
         <w:t>"मसीह की ज्योति तुझ पर चमकेगी"</w:t>
       </w:r>
     </w:p>
@@ -34850,21 +30420,6 @@
           <w:b/>
           <w:lang w:val="hi_IN" w:bidi="hi_IN"/>
         </w:rPr>
-        <w:t>οὖν</w:t>
-      </w:r>
-    </w:p>
-    <w:p>
-      <w:pPr/>
-      <w:r>
-        <w:rPr>
-          <w:lang w:val="hi_IN" w:bidi="hi_IN"/>
-        </w:rPr>
-      </w:r>
-      <w:r>
-        <w:rPr>
-          <w:b/>
-          <w:lang w:val="hi_IN" w:bidi="hi_IN"/>
-        </w:rPr>
         <w:t>"इसलिए"</w:t>
       </w:r>
     </w:p>
@@ -34961,21 +30516,6 @@
           <w:b/>
           <w:lang w:val="hi_IN" w:bidi="hi_IN"/>
         </w:rPr>
-        <w:t>ἀλλ’</w:t>
-      </w:r>
-    </w:p>
-    <w:p>
-      <w:pPr/>
-      <w:r>
-        <w:rPr>
-          <w:lang w:val="hi_IN" w:bidi="hi_IN"/>
-        </w:rPr>
-      </w:r>
-      <w:r>
-        <w:rPr>
-          <w:b/>
-          <w:lang w:val="hi_IN" w:bidi="hi_IN"/>
-        </w:rPr>
         <w:t>"पर"</w:t>
       </w:r>
     </w:p>
@@ -35155,21 +30695,6 @@
           <w:b/>
           <w:lang w:val="hi_IN" w:bidi="hi_IN"/>
         </w:rPr>
-        <w:t>ἐξαγοραζόμενοι τὸν καιρόν</w:t>
-      </w:r>
-    </w:p>
-    <w:p>
-      <w:pPr/>
-      <w:r>
-        <w:rPr>
-          <w:lang w:val="hi_IN" w:bidi="hi_IN"/>
-        </w:rPr>
-      </w:r>
-      <w:r>
-        <w:rPr>
-          <w:b/>
-          <w:lang w:val="hi_IN" w:bidi="hi_IN"/>
-        </w:rPr>
         <w:t>"और अवसर को बहुमूल्य समझो"</w:t>
       </w:r>
     </w:p>
@@ -35253,21 +30778,6 @@
           <w:b/>
           <w:lang w:val="hi_IN" w:bidi="hi_IN"/>
         </w:rPr>
-        <w:t>ὅτι αἱ ἡμέραι πονηραί εἰσιν</w:t>
-      </w:r>
-    </w:p>
-    <w:p>
-      <w:pPr/>
-      <w:r>
-        <w:rPr>
-          <w:lang w:val="hi_IN" w:bidi="hi_IN"/>
-        </w:rPr>
-      </w:r>
-      <w:r>
-        <w:rPr>
-          <w:b/>
-          <w:lang w:val="hi_IN" w:bidi="hi_IN"/>
-        </w:rPr>
         <w:t>"क्योंकि दिन बुरे हैं"</w:t>
       </w:r>
     </w:p>
@@ -35364,21 +30874,6 @@
           <w:b/>
           <w:lang w:val="hi_IN" w:bidi="hi_IN"/>
         </w:rPr>
-        <w:t>ὅτι</w:t>
-      </w:r>
-    </w:p>
-    <w:p>
-      <w:pPr/>
-      <w:r>
-        <w:rPr>
-          <w:lang w:val="hi_IN" w:bidi="hi_IN"/>
-        </w:rPr>
-      </w:r>
-      <w:r>
-        <w:rPr>
-          <w:b/>
-          <w:lang w:val="hi_IN" w:bidi="hi_IN"/>
-        </w:rPr>
         <w:t>"क्योंकि"</w:t>
       </w:r>
     </w:p>
@@ -35475,21 +30970,6 @@
           <w:b/>
           <w:lang w:val="hi_IN" w:bidi="hi_IN"/>
         </w:rPr>
-        <w:t>διὰ τοῦτο</w:t>
-      </w:r>
-    </w:p>
-    <w:p>
-      <w:pPr/>
-      <w:r>
-        <w:rPr>
-          <w:lang w:val="hi_IN" w:bidi="hi_IN"/>
-        </w:rPr>
-      </w:r>
-      <w:r>
-        <w:rPr>
-          <w:b/>
-          <w:lang w:val="hi_IN" w:bidi="hi_IN"/>
-        </w:rPr>
         <w:t>"इस कारण"</w:t>
       </w:r>
       <w:r>
@@ -35599,21 +31079,6 @@
           <w:b/>
           <w:lang w:val="hi_IN" w:bidi="hi_IN"/>
         </w:rPr>
-        <w:t>ἀλλὰ</w:t>
-      </w:r>
-    </w:p>
-    <w:p>
-      <w:pPr/>
-      <w:r>
-        <w:rPr>
-          <w:lang w:val="hi_IN" w:bidi="hi_IN"/>
-        </w:rPr>
-      </w:r>
-      <w:r>
-        <w:rPr>
-          <w:b/>
-          <w:lang w:val="hi_IN" w:bidi="hi_IN"/>
-        </w:rPr>
         <w:t>"पर"</w:t>
       </w:r>
     </w:p>
@@ -35836,21 +31301,6 @@
           <w:b/>
           <w:lang w:val="hi_IN" w:bidi="hi_IN"/>
         </w:rPr>
-        <w:t>ἐν ᾧ ἐστιν ἀσωτία</w:t>
-      </w:r>
-    </w:p>
-    <w:p>
-      <w:pPr/>
-      <w:r>
-        <w:rPr>
-          <w:lang w:val="hi_IN" w:bidi="hi_IN"/>
-        </w:rPr>
-      </w:r>
-      <w:r>
-        <w:rPr>
-          <w:b/>
-          <w:lang w:val="hi_IN" w:bidi="hi_IN"/>
-        </w:rPr>
         <w:t>"क्योंकि"</w:t>
       </w:r>
       <w:r>
@@ -35954,21 +31404,6 @@
           <w:b/>
           <w:lang w:val="hi_IN" w:bidi="hi_IN"/>
         </w:rPr>
-        <w:t>ἀλλὰ πληροῦσθε ἐν Πνεύματι</w:t>
-      </w:r>
-    </w:p>
-    <w:p>
-      <w:pPr/>
-      <w:r>
-        <w:rPr>
-          <w:lang w:val="hi_IN" w:bidi="hi_IN"/>
-        </w:rPr>
-      </w:r>
-      <w:r>
-        <w:rPr>
-          <w:b/>
-          <w:lang w:val="hi_IN" w:bidi="hi_IN"/>
-        </w:rPr>
         <w:t>"इससे"</w:t>
       </w:r>
       <w:r>
@@ -36045,21 +31480,6 @@
           <w:b/>
           <w:lang w:val="hi_IN" w:bidi="hi_IN"/>
         </w:rPr>
-        <w:t>ἀλλὰ</w:t>
-      </w:r>
-    </w:p>
-    <w:p>
-      <w:pPr/>
-      <w:r>
-        <w:rPr>
-          <w:lang w:val="hi_IN" w:bidi="hi_IN"/>
-        </w:rPr>
-      </w:r>
-      <w:r>
-        <w:rPr>
-          <w:b/>
-          <w:lang w:val="hi_IN" w:bidi="hi_IN"/>
-        </w:rPr>
         <w:t>"इससे"</w:t>
       </w:r>
     </w:p>
@@ -36156,21 +31576,6 @@
           <w:b/>
           <w:lang w:val="hi_IN" w:bidi="hi_IN"/>
         </w:rPr>
-        <w:t>ψαλμοῖς, καὶ ὕμνοις, καὶ ᾠδαῖς πνευματικαῖς</w:t>
-      </w:r>
-    </w:p>
-    <w:p>
-      <w:pPr/>
-      <w:r>
-        <w:rPr>
-          <w:lang w:val="hi_IN" w:bidi="hi_IN"/>
-        </w:rPr>
-      </w:r>
-      <w:r>
-        <w:rPr>
-          <w:b/>
-          <w:lang w:val="hi_IN" w:bidi="hi_IN"/>
-        </w:rPr>
         <w:t>"भजन और स्तुतिगान और आत्मिक गीत"</w:t>
       </w:r>
     </w:p>
@@ -36317,21 +31722,6 @@
           <w:b/>
           <w:lang w:val="hi_IN" w:bidi="hi_IN"/>
         </w:rPr>
-        <w:t>ὕμνοις</w:t>
-      </w:r>
-    </w:p>
-    <w:p>
-      <w:pPr/>
-      <w:r>
-        <w:rPr>
-          <w:lang w:val="hi_IN" w:bidi="hi_IN"/>
-        </w:rPr>
-      </w:r>
-      <w:r>
-        <w:rPr>
-          <w:b/>
-          <w:lang w:val="hi_IN" w:bidi="hi_IN"/>
-        </w:rPr>
         <w:t>"स्तुतिगान"</w:t>
       </w:r>
     </w:p>
@@ -36395,21 +31785,6 @@
           <w:b/>
           <w:lang w:val="hi_IN" w:bidi="hi_IN"/>
         </w:rPr>
-        <w:t>ᾠδαῖς πνευματικαῖς</w:t>
-      </w:r>
-    </w:p>
-    <w:p>
-      <w:pPr/>
-      <w:r>
-        <w:rPr>
-          <w:lang w:val="hi_IN" w:bidi="hi_IN"/>
-        </w:rPr>
-      </w:r>
-      <w:r>
-        <w:rPr>
-          <w:b/>
-          <w:lang w:val="hi_IN" w:bidi="hi_IN"/>
-        </w:rPr>
         <w:t>"आत्मिक गीत"</w:t>
       </w:r>
     </w:p>
@@ -36519,21 +31894,6 @@
           <w:b/>
           <w:lang w:val="hi_IN" w:bidi="hi_IN"/>
         </w:rPr>
-        <w:t>τῇ καρδίᾳ ὑμῶν</w:t>
-      </w:r>
-    </w:p>
-    <w:p>
-      <w:pPr/>
-      <w:r>
-        <w:rPr>
-          <w:lang w:val="hi_IN" w:bidi="hi_IN"/>
-        </w:rPr>
-      </w:r>
-      <w:r>
-        <w:rPr>
-          <w:b/>
-          <w:lang w:val="hi_IN" w:bidi="hi_IN"/>
-        </w:rPr>
         <w:t>"अपने मन में"</w:t>
       </w:r>
     </w:p>
@@ -36630,21 +31990,6 @@
           <w:b/>
           <w:lang w:val="hi_IN" w:bidi="hi_IN"/>
         </w:rPr>
-        <w:t>ἐν ὀνόματι τοῦ Κυρίου ἡμῶν, Ἰησοῦ Χριστοῦ</w:t>
-      </w:r>
-    </w:p>
-    <w:p>
-      <w:pPr/>
-      <w:r>
-        <w:rPr>
-          <w:lang w:val="hi_IN" w:bidi="hi_IN"/>
-        </w:rPr>
-      </w:r>
-      <w:r>
-        <w:rPr>
-          <w:b/>
-          <w:lang w:val="hi_IN" w:bidi="hi_IN"/>
-        </w:rPr>
         <w:t>"हमारे प्रभु यीशु मसीह के नाम से"</w:t>
       </w:r>
     </w:p>
@@ -36728,21 +32073,6 @@
           <w:b/>
           <w:lang w:val="hi_IN" w:bidi="hi_IN"/>
         </w:rPr>
-        <w:t>τῷ Θεῷ καὶ Πατρί</w:t>
-      </w:r>
-    </w:p>
-    <w:p>
-      <w:pPr/>
-      <w:r>
-        <w:rPr>
-          <w:lang w:val="hi_IN" w:bidi="hi_IN"/>
-        </w:rPr>
-      </w:r>
-      <w:r>
-        <w:rPr>
-          <w:b/>
-          <w:lang w:val="hi_IN" w:bidi="hi_IN"/>
-        </w:rPr>
         <w:t>"और"</w:t>
       </w:r>
       <w:r>
@@ -36835,7 +32165,7 @@
         </w:rPr>
         <w:t>Connecting Statement:\n\nपौलुस मसीहियों को समझाना आरम्भ करता है कि उन्हें कैसे एक दूसरे के अधीन रहना है (</w:t>
       </w:r>
-      <w:hyperlink r:id="rId23">
+      <w:hyperlink r:id="rId21">
         <w:r>
           <w:rPr>
             <w:lang w:val="hi_IN" w:bidi="hi_IN"/>
@@ -36900,21 +32230,6 @@
           <w:b/>
           <w:lang w:val="hi_IN" w:bidi="hi_IN"/>
         </w:rPr>
-        <w:t>ὅτι</w:t>
-      </w:r>
-    </w:p>
-    <w:p>
-      <w:pPr/>
-      <w:r>
-        <w:rPr>
-          <w:lang w:val="hi_IN" w:bidi="hi_IN"/>
-        </w:rPr>
-      </w:r>
-      <w:r>
-        <w:rPr>
-          <w:b/>
-          <w:lang w:val="hi_IN" w:bidi="hi_IN"/>
-        </w:rPr>
         <w:t>"क्योंकि"</w:t>
       </w:r>
     </w:p>
@@ -37011,21 +32326,6 @@
           <w:b/>
           <w:lang w:val="hi_IN" w:bidi="hi_IN"/>
         </w:rPr>
-        <w:t>κεφαλὴ τῆς γυναικὸς &amp; κεφαλὴ τῆς ἐκκλησίας</w:t>
-      </w:r>
-    </w:p>
-    <w:p>
-      <w:pPr/>
-      <w:r>
-        <w:rPr>
-          <w:lang w:val="hi_IN" w:bidi="hi_IN"/>
-        </w:rPr>
-      </w:r>
-      <w:r>
-        <w:rPr>
-          <w:b/>
-          <w:lang w:val="hi_IN" w:bidi="hi_IN"/>
-        </w:rPr>
         <w:t>"पत्नी का सिर"</w:t>
       </w:r>
       <w:r>
@@ -37135,21 +32435,6 @@
           <w:b/>
           <w:lang w:val="hi_IN" w:bidi="hi_IN"/>
         </w:rPr>
-        <w:t>τοῦ σώματος</w:t>
-      </w:r>
-    </w:p>
-    <w:p>
-      <w:pPr/>
-      <w:r>
-        <w:rPr>
-          <w:lang w:val="hi_IN" w:bidi="hi_IN"/>
-        </w:rPr>
-      </w:r>
-      <w:r>
-        <w:rPr>
-          <w:b/>
-          <w:lang w:val="hi_IN" w:bidi="hi_IN"/>
-        </w:rPr>
         <w:t>"देह का"</w:t>
       </w:r>
     </w:p>
@@ -37359,21 +32644,6 @@
           <w:b/>
           <w:lang w:val="hi_IN" w:bidi="hi_IN"/>
         </w:rPr>
-        <w:t>ἑαυτὸν παρέδωκεν</w:t>
-      </w:r>
-    </w:p>
-    <w:p>
-      <w:pPr/>
-      <w:r>
-        <w:rPr>
-          <w:lang w:val="hi_IN" w:bidi="hi_IN"/>
-        </w:rPr>
-      </w:r>
-      <w:r>
-        <w:rPr>
-          <w:b/>
-          <w:lang w:val="hi_IN" w:bidi="hi_IN"/>
-        </w:rPr>
         <w:t>"अपने आप को"</w:t>
       </w:r>
       <w:r>
@@ -37450,21 +32720,6 @@
           <w:b/>
           <w:lang w:val="hi_IN" w:bidi="hi_IN"/>
         </w:rPr>
-        <w:t>ὑπὲρ αὐτῆς</w:t>
-      </w:r>
-    </w:p>
-    <w:p>
-      <w:pPr/>
-      <w:r>
-        <w:rPr>
-          <w:lang w:val="hi_IN" w:bidi="hi_IN"/>
-        </w:rPr>
-      </w:r>
-      <w:r>
-        <w:rPr>
-          <w:b/>
-          <w:lang w:val="hi_IN" w:bidi="hi_IN"/>
-        </w:rPr>
         <w:t>"उसके लिये"</w:t>
       </w:r>
     </w:p>
@@ -37548,21 +32803,6 @@
           <w:b/>
           <w:lang w:val="hi_IN" w:bidi="hi_IN"/>
         </w:rPr>
-        <w:t>ἵνα</w:t>
-      </w:r>
-    </w:p>
-    <w:p>
-      <w:pPr/>
-      <w:r>
-        <w:rPr>
-          <w:lang w:val="hi_IN" w:bidi="hi_IN"/>
-        </w:rPr>
-      </w:r>
-      <w:r>
-        <w:rPr>
-          <w:b/>
-          <w:lang w:val="hi_IN" w:bidi="hi_IN"/>
-        </w:rPr>
         <w:t>"कि"</w:t>
       </w:r>
     </w:p>
@@ -37659,21 +32899,6 @@
           <w:b/>
           <w:lang w:val="hi_IN" w:bidi="hi_IN"/>
         </w:rPr>
-        <w:t>αὐτὴν ἁγιάσῃ, καθαρίσας</w:t>
-      </w:r>
-    </w:p>
-    <w:p>
-      <w:pPr/>
-      <w:r>
-        <w:rPr>
-          <w:lang w:val="hi_IN" w:bidi="hi_IN"/>
-        </w:rPr>
-      </w:r>
-      <w:r>
-        <w:rPr>
-          <w:b/>
-          <w:lang w:val="hi_IN" w:bidi="hi_IN"/>
-        </w:rPr>
         <w:t>"उसको"</w:t>
       </w:r>
       <w:r>
@@ -37770,21 +32995,6 @@
           <w:b/>
           <w:lang w:val="hi_IN" w:bidi="hi_IN"/>
         </w:rPr>
-        <w:t>καθαρίσας τῷ λουτρῷ τοῦ ὕδατος ἐν ῥήματι</w:t>
-      </w:r>
-    </w:p>
-    <w:p>
-      <w:pPr/>
-      <w:r>
-        <w:rPr>
-          <w:lang w:val="hi_IN" w:bidi="hi_IN"/>
-        </w:rPr>
-      </w:r>
-      <w:r>
-        <w:rPr>
-          <w:b/>
-          <w:lang w:val="hi_IN" w:bidi="hi_IN"/>
-        </w:rPr>
         <w:t>"वचन के द्वारा जल के स्नान से शुद्ध करके"</w:t>
       </w:r>
     </w:p>
@@ -37868,21 +33078,6 @@
           <w:b/>
           <w:lang w:val="hi_IN" w:bidi="hi_IN"/>
         </w:rPr>
-        <w:t>ἵνα</w:t>
-      </w:r>
-    </w:p>
-    <w:p>
-      <w:pPr/>
-      <w:r>
-        <w:rPr>
-          <w:lang w:val="hi_IN" w:bidi="hi_IN"/>
-        </w:rPr>
-      </w:r>
-      <w:r>
-        <w:rPr>
-          <w:b/>
-          <w:lang w:val="hi_IN" w:bidi="hi_IN"/>
-        </w:rPr>
         <w:t>"और"</w:t>
       </w:r>
     </w:p>
@@ -37979,21 +33174,6 @@
           <w:b/>
           <w:lang w:val="hi_IN" w:bidi="hi_IN"/>
         </w:rPr>
-        <w:t>μὴ ἔχουσαν σπίλον, ἢ ῥυτίδα</w:t>
-      </w:r>
-    </w:p>
-    <w:p>
-      <w:pPr/>
-      <w:r>
-        <w:rPr>
-          <w:lang w:val="hi_IN" w:bidi="hi_IN"/>
-        </w:rPr>
-      </w:r>
-      <w:r>
-        <w:rPr>
-          <w:b/>
-          <w:lang w:val="hi_IN" w:bidi="hi_IN"/>
-        </w:rPr>
         <w:t>"जिसमें न कलंक, न झुर्री"</w:t>
       </w:r>
     </w:p>
@@ -38180,21 +33360,6 @@
           <w:b/>
           <w:lang w:val="hi_IN" w:bidi="hi_IN"/>
         </w:rPr>
-        <w:t>ἀλλ’</w:t>
-      </w:r>
-    </w:p>
-    <w:p>
-      <w:pPr/>
-      <w:r>
-        <w:rPr>
-          <w:lang w:val="hi_IN" w:bidi="hi_IN"/>
-        </w:rPr>
-      </w:r>
-      <w:r>
-        <w:rPr>
-          <w:b/>
-          <w:lang w:val="hi_IN" w:bidi="hi_IN"/>
-        </w:rPr>
         <w:t>"वरन्"</w:t>
       </w:r>
     </w:p>
@@ -38291,21 +33456,6 @@
           <w:b/>
           <w:lang w:val="hi_IN" w:bidi="hi_IN"/>
         </w:rPr>
-        <w:t>ἵνα</w:t>
-      </w:r>
-    </w:p>
-    <w:p>
-      <w:pPr/>
-      <w:r>
-        <w:rPr>
-          <w:lang w:val="hi_IN" w:bidi="hi_IN"/>
-        </w:rPr>
-      </w:r>
-      <w:r>
-        <w:rPr>
-          <w:b/>
-          <w:lang w:val="hi_IN" w:bidi="hi_IN"/>
-        </w:rPr>
         <w:t>""</w:t>
       </w:r>
     </w:p>
@@ -38402,21 +33552,6 @@
           <w:b/>
           <w:lang w:val="hi_IN" w:bidi="hi_IN"/>
         </w:rPr>
-        <w:t>ἁγία καὶ ἄμωμος</w:t>
-      </w:r>
-    </w:p>
-    <w:p>
-      <w:pPr/>
-      <w:r>
-        <w:rPr>
-          <w:lang w:val="hi_IN" w:bidi="hi_IN"/>
-        </w:rPr>
-      </w:r>
-      <w:r>
-        <w:rPr>
-          <w:b/>
-          <w:lang w:val="hi_IN" w:bidi="hi_IN"/>
-        </w:rPr>
         <w:t>"पवित्र और निर्दोष हो"</w:t>
       </w:r>
     </w:p>
@@ -38520,21 +33655,6 @@
           <w:b/>
           <w:lang w:val="hi_IN" w:bidi="hi_IN"/>
         </w:rPr>
-        <w:t>ὡς τὰ ἑαυτῶν σώματα</w:t>
-      </w:r>
-    </w:p>
-    <w:p>
-      <w:pPr/>
-      <w:r>
-        <w:rPr>
-          <w:lang w:val="hi_IN" w:bidi="hi_IN"/>
-        </w:rPr>
-      </w:r>
-      <w:r>
-        <w:rPr>
-          <w:b/>
-          <w:lang w:val="hi_IN" w:bidi="hi_IN"/>
-        </w:rPr>
         <w:t>"देह के समान"</w:t>
       </w:r>
       <w:r>
@@ -38644,21 +33764,6 @@
           <w:b/>
           <w:lang w:val="hi_IN" w:bidi="hi_IN"/>
         </w:rPr>
-        <w:t>ἀλλὰ ἐκτρέφει</w:t>
-      </w:r>
-    </w:p>
-    <w:p>
-      <w:pPr/>
-      <w:r>
-        <w:rPr>
-          <w:lang w:val="hi_IN" w:bidi="hi_IN"/>
-        </w:rPr>
-      </w:r>
-      <w:r>
-        <w:rPr>
-          <w:b/>
-          <w:lang w:val="hi_IN" w:bidi="hi_IN"/>
-        </w:rPr>
         <w:t>"क्योंकि"</w:t>
       </w:r>
       <w:r>
@@ -38748,21 +33853,6 @@
           <w:b/>
           <w:lang w:val="hi_IN" w:bidi="hi_IN"/>
         </w:rPr>
-        <w:t>ἀλλὰ</w:t>
-      </w:r>
-    </w:p>
-    <w:p>
-      <w:pPr/>
-      <w:r>
-        <w:rPr>
-          <w:lang w:val="hi_IN" w:bidi="hi_IN"/>
-        </w:rPr>
-      </w:r>
-      <w:r>
-        <w:rPr>
-          <w:b/>
-          <w:lang w:val="hi_IN" w:bidi="hi_IN"/>
-        </w:rPr>
         <w:t>"क्योंकि"</w:t>
       </w:r>
       <w:r>
@@ -38872,21 +33962,6 @@
           <w:b/>
           <w:lang w:val="hi_IN" w:bidi="hi_IN"/>
         </w:rPr>
-        <w:t>ὅτι</w:t>
-      </w:r>
-    </w:p>
-    <w:p>
-      <w:pPr/>
-      <w:r>
-        <w:rPr>
-          <w:lang w:val="hi_IN" w:bidi="hi_IN"/>
-        </w:rPr>
-      </w:r>
-      <w:r>
-        <w:rPr>
-          <w:b/>
-          <w:lang w:val="hi_IN" w:bidi="hi_IN"/>
-        </w:rPr>
         <w:t>"इसलिए कि"</w:t>
       </w:r>
     </w:p>
@@ -38983,21 +34058,6 @@
           <w:b/>
           <w:lang w:val="hi_IN" w:bidi="hi_IN"/>
         </w:rPr>
-        <w:t>μέλη ἐσμὲν τοῦ σώματος αὐτοῦ</w:t>
-      </w:r>
-    </w:p>
-    <w:p>
-      <w:pPr/>
-      <w:r>
-        <w:rPr>
-          <w:lang w:val="hi_IN" w:bidi="hi_IN"/>
-        </w:rPr>
-      </w:r>
-      <w:r>
-        <w:rPr>
-          <w:b/>
-          <w:lang w:val="hi_IN" w:bidi="hi_IN"/>
-        </w:rPr>
         <w:t>"हम उसकी देह के अंग हैं"</w:t>
       </w:r>
     </w:p>
@@ -39233,21 +34293,6 @@
           <w:b/>
           <w:lang w:val="hi_IN" w:bidi="hi_IN"/>
         </w:rPr>
-        <w:t>ἀντὶ τούτου</w:t>
-      </w:r>
-    </w:p>
-    <w:p>
-      <w:pPr/>
-      <w:r>
-        <w:rPr>
-          <w:lang w:val="hi_IN" w:bidi="hi_IN"/>
-        </w:rPr>
-      </w:r>
-      <w:r>
-        <w:rPr>
-          <w:b/>
-          <w:lang w:val="hi_IN" w:bidi="hi_IN"/>
-        </w:rPr>
         <w:t>"इस कारण"</w:t>
       </w:r>
     </w:p>
@@ -39470,21 +34515,6 @@
           <w:b/>
           <w:lang w:val="hi_IN" w:bidi="hi_IN"/>
         </w:rPr>
-        <w:t>γάρ</w:t>
-      </w:r>
-    </w:p>
-    <w:p>
-      <w:pPr/>
-      <w:r>
-        <w:rPr>
-          <w:lang w:val="hi_IN" w:bidi="hi_IN"/>
-        </w:rPr>
-      </w:r>
-      <w:r>
-        <w:rPr>
-          <w:b/>
-          <w:lang w:val="hi_IN" w:bidi="hi_IN"/>
-        </w:rPr>
         <w:t>"क्योंकि"</w:t>
       </w:r>
     </w:p>
@@ -39690,21 +34720,6 @@
           <w:b/>
           <w:lang w:val="hi_IN" w:bidi="hi_IN"/>
         </w:rPr>
-        <w:t>ἵνα</w:t>
-      </w:r>
-    </w:p>
-    <w:p>
-      <w:pPr/>
-      <w:r>
-        <w:rPr>
-          <w:lang w:val="hi_IN" w:bidi="hi_IN"/>
-        </w:rPr>
-      </w:r>
-      <w:r>
-        <w:rPr>
-          <w:b/>
-          <w:lang w:val="hi_IN" w:bidi="hi_IN"/>
-        </w:rPr>
         <w:t>"कि"</w:t>
       </w:r>
     </w:p>
@@ -39801,21 +34816,6 @@
           <w:b/>
           <w:lang w:val="hi_IN" w:bidi="hi_IN"/>
         </w:rPr>
-        <w:t>μὴ παροργίζετε τὰ τέκνα ὑμῶν</w:t>
-      </w:r>
-    </w:p>
-    <w:p>
-      <w:pPr/>
-      <w:r>
-        <w:rPr>
-          <w:lang w:val="hi_IN" w:bidi="hi_IN"/>
-        </w:rPr>
-      </w:r>
-      <w:r>
-        <w:rPr>
-          <w:b/>
-          <w:lang w:val="hi_IN" w:bidi="hi_IN"/>
-        </w:rPr>
         <w:t>"अपने बच्चों को रिस न दिलाओ"</w:t>
       </w:r>
     </w:p>
@@ -39879,21 +34879,6 @@
           <w:b/>
           <w:lang w:val="hi_IN" w:bidi="hi_IN"/>
         </w:rPr>
-        <w:t>ἀλλὰ</w:t>
-      </w:r>
-    </w:p>
-    <w:p>
-      <w:pPr/>
-      <w:r>
-        <w:rPr>
-          <w:lang w:val="hi_IN" w:bidi="hi_IN"/>
-        </w:rPr>
-      </w:r>
-      <w:r>
-        <w:rPr>
-          <w:b/>
-          <w:lang w:val="hi_IN" w:bidi="hi_IN"/>
-        </w:rPr>
         <w:t>"परन्तु"</w:t>
       </w:r>
     </w:p>
@@ -39990,21 +34975,6 @@
           <w:b/>
           <w:lang w:val="hi_IN" w:bidi="hi_IN"/>
         </w:rPr>
-        <w:t>ἐκτρέφετε αὐτὰ ἐν παιδείᾳ καὶ νουθεσίᾳ Κυρίου</w:t>
-      </w:r>
-    </w:p>
-    <w:p>
-      <w:pPr/>
-      <w:r>
-        <w:rPr>
-          <w:lang w:val="hi_IN" w:bidi="hi_IN"/>
-        </w:rPr>
-      </w:r>
-      <w:r>
-        <w:rPr>
-          <w:b/>
-          <w:lang w:val="hi_IN" w:bidi="hi_IN"/>
-        </w:rPr>
         <w:t>"प्रभु की शिक्षा, और चेतावनी देते हुए, उनका करो"</w:t>
       </w:r>
     </w:p>
@@ -40114,21 +35084,6 @@
           <w:b/>
           <w:lang w:val="hi_IN" w:bidi="hi_IN"/>
         </w:rPr>
-        <w:t>φόβου καὶ τρόμου</w:t>
-      </w:r>
-    </w:p>
-    <w:p>
-      <w:pPr/>
-      <w:r>
-        <w:rPr>
-          <w:lang w:val="hi_IN" w:bidi="hi_IN"/>
-        </w:rPr>
-      </w:r>
-      <w:r>
-        <w:rPr>
-          <w:b/>
-          <w:lang w:val="hi_IN" w:bidi="hi_IN"/>
-        </w:rPr>
         <w:t>"डरते, और काँपते"</w:t>
       </w:r>
     </w:p>
@@ -40225,21 +35180,6 @@
           <w:b/>
           <w:lang w:val="hi_IN" w:bidi="hi_IN"/>
         </w:rPr>
-        <w:t>καὶ τρόμου</w:t>
-      </w:r>
-    </w:p>
-    <w:p>
-      <w:pPr/>
-      <w:r>
-        <w:rPr>
-          <w:lang w:val="hi_IN" w:bidi="hi_IN"/>
-        </w:rPr>
-      </w:r>
-      <w:r>
-        <w:rPr>
-          <w:b/>
-          <w:lang w:val="hi_IN" w:bidi="hi_IN"/>
-        </w:rPr>
         <w:t>"और काँपते"</w:t>
       </w:r>
     </w:p>
@@ -40336,21 +35276,6 @@
           <w:b/>
           <w:lang w:val="hi_IN" w:bidi="hi_IN"/>
         </w:rPr>
-        <w:t>ἐν ἁπλότητι τῆς καρδίας ὑμῶν</w:t>
-      </w:r>
-    </w:p>
-    <w:p>
-      <w:pPr/>
-      <w:r>
-        <w:rPr>
-          <w:lang w:val="hi_IN" w:bidi="hi_IN"/>
-        </w:rPr>
-      </w:r>
-      <w:r>
-        <w:rPr>
-          <w:b/>
-          <w:lang w:val="hi_IN" w:bidi="hi_IN"/>
-        </w:rPr>
         <w:t>"तुम्हारे"</w:t>
       </w:r>
       <w:r>
@@ -40473,21 +35398,6 @@
           <w:b/>
           <w:lang w:val="hi_IN" w:bidi="hi_IN"/>
         </w:rPr>
-        <w:t>ἐν ἁπλότητι</w:t>
-      </w:r>
-    </w:p>
-    <w:p>
-      <w:pPr/>
-      <w:r>
-        <w:rPr>
-          <w:lang w:val="hi_IN" w:bidi="hi_IN"/>
-        </w:rPr>
-      </w:r>
-      <w:r>
-        <w:rPr>
-          <w:b/>
-          <w:lang w:val="hi_IN" w:bidi="hi_IN"/>
-        </w:rPr>
         <w:t>"सिधाई से"</w:t>
       </w:r>
       <w:r>
@@ -40591,21 +35501,6 @@
           <w:b/>
           <w:lang w:val="hi_IN" w:bidi="hi_IN"/>
         </w:rPr>
-        <w:t>ὡς τῷ Χριστῷ</w:t>
-      </w:r>
-    </w:p>
-    <w:p>
-      <w:pPr/>
-      <w:r>
-        <w:rPr>
-          <w:lang w:val="hi_IN" w:bidi="hi_IN"/>
-        </w:rPr>
-      </w:r>
-      <w:r>
-        <w:rPr>
-          <w:b/>
-          <w:lang w:val="hi_IN" w:bidi="hi_IN"/>
-        </w:rPr>
         <w:t>"जैसे मसीह की, वैसे ही"</w:t>
       </w:r>
     </w:p>
@@ -40689,21 +35584,6 @@
           <w:b/>
           <w:lang w:val="hi_IN" w:bidi="hi_IN"/>
         </w:rPr>
-        <w:t>ἀλλ’</w:t>
-      </w:r>
-    </w:p>
-    <w:p>
-      <w:pPr/>
-      <w:r>
-        <w:rPr>
-          <w:lang w:val="hi_IN" w:bidi="hi_IN"/>
-        </w:rPr>
-      </w:r>
-      <w:r>
-        <w:rPr>
-          <w:b/>
-          <w:lang w:val="hi_IN" w:bidi="hi_IN"/>
-        </w:rPr>
         <w:t>"पर"</w:t>
       </w:r>
     </w:p>
@@ -40800,21 +35680,6 @@
           <w:b/>
           <w:lang w:val="hi_IN" w:bidi="hi_IN"/>
         </w:rPr>
-        <w:t>ὡς δοῦλοι Χριστοῦ</w:t>
-      </w:r>
-    </w:p>
-    <w:p>
-      <w:pPr/>
-      <w:r>
-        <w:rPr>
-          <w:lang w:val="hi_IN" w:bidi="hi_IN"/>
-        </w:rPr>
-      </w:r>
-      <w:r>
-        <w:rPr>
-          <w:b/>
-          <w:lang w:val="hi_IN" w:bidi="hi_IN"/>
-        </w:rPr>
         <w:t>"मसीह के दासों के समान"</w:t>
       </w:r>
     </w:p>
@@ -40878,21 +35743,6 @@
           <w:b/>
           <w:lang w:val="hi_IN" w:bidi="hi_IN"/>
         </w:rPr>
-        <w:t>ἐκ ψυχῆς</w:t>
-      </w:r>
-    </w:p>
-    <w:p>
-      <w:pPr/>
-      <w:r>
-        <w:rPr>
-          <w:lang w:val="hi_IN" w:bidi="hi_IN"/>
-        </w:rPr>
-      </w:r>
-      <w:r>
-        <w:rPr>
-          <w:b/>
-          <w:lang w:val="hi_IN" w:bidi="hi_IN"/>
-        </w:rPr>
         <w:t>"मन से"</w:t>
       </w:r>
     </w:p>
@@ -40989,21 +35839,6 @@
           <w:b/>
           <w:lang w:val="hi_IN" w:bidi="hi_IN"/>
         </w:rPr>
-        <w:t>τὰ αὐτὰ ποιεῖτε πρὸς αὐτούς</w:t>
-      </w:r>
-    </w:p>
-    <w:p>
-      <w:pPr/>
-      <w:r>
-        <w:rPr>
-          <w:lang w:val="hi_IN" w:bidi="hi_IN"/>
-        </w:rPr>
-      </w:r>
-      <w:r>
-        <w:rPr>
-          <w:b/>
-          <w:lang w:val="hi_IN" w:bidi="hi_IN"/>
-        </w:rPr>
         <w:t>"उनके साथ वैसा ही व्यवहार करो"</w:t>
       </w:r>
     </w:p>
@@ -41033,7 +35868,7 @@
         </w:rPr>
         <w:t xml:space="preserve"> इसका सन्दर्भ पूर्वोक्त पद, ""यदि वह कोई अच्छा काम करता है"" (</w:t>
       </w:r>
-      <w:hyperlink r:id="rId24">
+      <w:hyperlink r:id="rId22">
         <w:r>
           <w:rPr>
             <w:lang w:val="hi_IN" w:bidi="hi_IN"/>
@@ -41118,21 +35953,6 @@
           <w:b/>
           <w:lang w:val="hi_IN" w:bidi="hi_IN"/>
         </w:rPr>
-        <w:t>εἰδότες ὅτι καὶ αὐτῶν καὶ ὑμῶν ὁ Κύριός ἐστιν ἐν οὐρανοῖς</w:t>
-      </w:r>
-    </w:p>
-    <w:p>
-      <w:pPr/>
-      <w:r>
-        <w:rPr>
-          <w:lang w:val="hi_IN" w:bidi="hi_IN"/>
-        </w:rPr>
-      </w:r>
-      <w:r>
-        <w:rPr>
-          <w:b/>
-          <w:lang w:val="hi_IN" w:bidi="hi_IN"/>
-        </w:rPr>
         <w:t>"हे स्वामियों,"</w:t>
       </w:r>
       <w:r>
@@ -41209,21 +36029,6 @@
           <w:b/>
           <w:lang w:val="hi_IN" w:bidi="hi_IN"/>
         </w:rPr>
-        <w:t>προσωπολημψία οὐκ ἔστιν παρ’ αὐτῷ</w:t>
-      </w:r>
-    </w:p>
-    <w:p>
-      <w:pPr/>
-      <w:r>
-        <w:rPr>
-          <w:lang w:val="hi_IN" w:bidi="hi_IN"/>
-        </w:rPr>
-      </w:r>
-      <w:r>
-        <w:rPr>
-          <w:b/>
-          <w:lang w:val="hi_IN" w:bidi="hi_IN"/>
-        </w:rPr>
         <w:t>"हे स्वामियों, तुम भी"</w:t>
       </w:r>
       <w:r>
@@ -41392,7 +36197,7 @@
         </w:rPr>
         <w:t xml:space="preserve">"ये दो शब्द अर्थ में अत्यधिक समानार्थक हैं। एक साथ रखने पर वे एक दूसरे को प्रभावी बनाते हैं। वैकल्पिक अनुवाद: ""उसकी महान सामर्थ्य"" देखें कि </w:t>
       </w:r>
-      <w:hyperlink r:id="rId25">
+      <w:hyperlink r:id="rId23">
         <w:r>
           <w:rPr>
             <w:lang w:val="hi_IN" w:bidi="hi_IN"/>
@@ -41477,21 +36282,6 @@
           <w:b/>
           <w:lang w:val="hi_IN" w:bidi="hi_IN"/>
         </w:rPr>
-        <w:t>ἐνδύσασθε τὴν πανοπλίαν τοῦ Θεοῦ, πρὸς τὸ δύνασθαι ὑμᾶς στῆναι πρὸς τὰς μεθοδίας τοῦ διαβόλου</w:t>
-      </w:r>
-    </w:p>
-    <w:p>
-      <w:pPr/>
-      <w:r>
-        <w:rPr>
-          <w:lang w:val="hi_IN" w:bidi="hi_IN"/>
-        </w:rPr>
-      </w:r>
-      <w:r>
-        <w:rPr>
-          <w:b/>
-          <w:lang w:val="hi_IN" w:bidi="hi_IN"/>
-        </w:rPr>
         <w:t>"परमेश्वर के सारे हथियार बाँध लो कि तुम शैतान की युक्तियों के सामने खड़े रह सको"</w:t>
       </w:r>
     </w:p>
@@ -41575,21 +36365,6 @@
           <w:b/>
           <w:lang w:val="hi_IN" w:bidi="hi_IN"/>
         </w:rPr>
-        <w:t>τὰς μεθοδίας</w:t>
-      </w:r>
-    </w:p>
-    <w:p>
-      <w:pPr/>
-      <w:r>
-        <w:rPr>
-          <w:lang w:val="hi_IN" w:bidi="hi_IN"/>
-        </w:rPr>
-      </w:r>
-      <w:r>
-        <w:rPr>
-          <w:b/>
-          <w:lang w:val="hi_IN" w:bidi="hi_IN"/>
-        </w:rPr>
         <w:t>"युक्तियों के"</w:t>
       </w:r>
     </w:p>
@@ -41653,21 +36428,6 @@
           <w:b/>
           <w:lang w:val="hi_IN" w:bidi="hi_IN"/>
         </w:rPr>
-        <w:t>ὅτι</w:t>
-      </w:r>
-    </w:p>
-    <w:p>
-      <w:pPr/>
-      <w:r>
-        <w:rPr>
-          <w:lang w:val="hi_IN" w:bidi="hi_IN"/>
-        </w:rPr>
-      </w:r>
-      <w:r>
-        <w:rPr>
-          <w:b/>
-          <w:lang w:val="hi_IN" w:bidi="hi_IN"/>
-        </w:rPr>
         <w:t>"क्योंकि"</w:t>
       </w:r>
     </w:p>
@@ -41764,21 +36524,6 @@
           <w:b/>
           <w:lang w:val="hi_IN" w:bidi="hi_IN"/>
         </w:rPr>
-        <w:t>αἷμα καὶ σάρκα</w:t>
-      </w:r>
-    </w:p>
-    <w:p>
-      <w:pPr/>
-      <w:r>
-        <w:rPr>
-          <w:lang w:val="hi_IN" w:bidi="hi_IN"/>
-        </w:rPr>
-      </w:r>
-      <w:r>
-        <w:rPr>
-          <w:b/>
-          <w:lang w:val="hi_IN" w:bidi="hi_IN"/>
-        </w:rPr>
         <w:t>"लहू और माँस से"</w:t>
       </w:r>
     </w:p>
@@ -41862,21 +36607,6 @@
           <w:b/>
           <w:lang w:val="hi_IN" w:bidi="hi_IN"/>
         </w:rPr>
-        <w:t>ἀλλὰ</w:t>
-      </w:r>
-    </w:p>
-    <w:p>
-      <w:pPr/>
-      <w:r>
-        <w:rPr>
-          <w:lang w:val="hi_IN" w:bidi="hi_IN"/>
-        </w:rPr>
-      </w:r>
-      <w:r>
-        <w:rPr>
-          <w:b/>
-          <w:lang w:val="hi_IN" w:bidi="hi_IN"/>
-        </w:rPr>
         <w:t>"परन्तु"</w:t>
       </w:r>
     </w:p>
@@ -42069,21 +36799,6 @@
           <w:b/>
           <w:lang w:val="hi_IN" w:bidi="hi_IN"/>
         </w:rPr>
-        <w:t>τοῦ σκότους τούτου</w:t>
-      </w:r>
-    </w:p>
-    <w:p>
-      <w:pPr/>
-      <w:r>
-        <w:rPr>
-          <w:lang w:val="hi_IN" w:bidi="hi_IN"/>
-        </w:rPr>
-      </w:r>
-      <w:r>
-        <w:rPr>
-          <w:b/>
-          <w:lang w:val="hi_IN" w:bidi="hi_IN"/>
-        </w:rPr>
         <w:t>"और इस संसार"</w:t>
       </w:r>
       <w:r>
@@ -42193,21 +36908,6 @@
           <w:b/>
           <w:lang w:val="hi_IN" w:bidi="hi_IN"/>
         </w:rPr>
-        <w:t>διὰ τοῦτο, ἀναλάβετε τὴν πανοπλίαν τοῦ Θεοῦ</w:t>
-      </w:r>
-    </w:p>
-    <w:p>
-      <w:pPr/>
-      <w:r>
-        <w:rPr>
-          <w:lang w:val="hi_IN" w:bidi="hi_IN"/>
-        </w:rPr>
-      </w:r>
-      <w:r>
-        <w:rPr>
-          <w:b/>
-          <w:lang w:val="hi_IN" w:bidi="hi_IN"/>
-        </w:rPr>
         <w:t>"इसलिए परमेश्वर के सारे हथियार बाँध लो"</w:t>
       </w:r>
     </w:p>
@@ -42291,21 +36991,6 @@
           <w:b/>
           <w:lang w:val="hi_IN" w:bidi="hi_IN"/>
         </w:rPr>
-        <w:t>διὰ τοῦτο</w:t>
-      </w:r>
-    </w:p>
-    <w:p>
-      <w:pPr/>
-      <w:r>
-        <w:rPr>
-          <w:lang w:val="hi_IN" w:bidi="hi_IN"/>
-        </w:rPr>
-      </w:r>
-      <w:r>
-        <w:rPr>
-          <w:b/>
-          <w:lang w:val="hi_IN" w:bidi="hi_IN"/>
-        </w:rPr>
         <w:t>"इसलिए"</w:t>
       </w:r>
     </w:p>
@@ -42402,21 +37087,6 @@
           <w:b/>
           <w:lang w:val="hi_IN" w:bidi="hi_IN"/>
         </w:rPr>
-        <w:t>ἵνα δυνηθῆτε ἀντιστῆναι ἐν τῇ ἡμέρᾳ τῇ πονηρᾷ</w:t>
-      </w:r>
-    </w:p>
-    <w:p>
-      <w:pPr/>
-      <w:r>
-        <w:rPr>
-          <w:lang w:val="hi_IN" w:bidi="hi_IN"/>
-        </w:rPr>
-      </w:r>
-      <w:r>
-        <w:rPr>
-          <w:b/>
-          <w:lang w:val="hi_IN" w:bidi="hi_IN"/>
-        </w:rPr>
         <w:t>"कि तुम बुरे दिन में सामना कर सको"</w:t>
       </w:r>
     </w:p>
@@ -42513,21 +37183,6 @@
           <w:b/>
           <w:lang w:val="hi_IN" w:bidi="hi_IN"/>
         </w:rPr>
-        <w:t>ἵνα δυνηθῆτε ἀντιστῆναι</w:t>
-      </w:r>
-    </w:p>
-    <w:p>
-      <w:pPr/>
-      <w:r>
-        <w:rPr>
-          <w:lang w:val="hi_IN" w:bidi="hi_IN"/>
-        </w:rPr>
-      </w:r>
-      <w:r>
-        <w:rPr>
-          <w:b/>
-          <w:lang w:val="hi_IN" w:bidi="hi_IN"/>
-        </w:rPr>
         <w:t>"कि तुम"</w:t>
       </w:r>
       <w:r>
@@ -42624,21 +37279,6 @@
           <w:b/>
           <w:lang w:val="hi_IN" w:bidi="hi_IN"/>
         </w:rPr>
-        <w:t>ἵνα</w:t>
-      </w:r>
-    </w:p>
-    <w:p>
-      <w:pPr/>
-      <w:r>
-        <w:rPr>
-          <w:lang w:val="hi_IN" w:bidi="hi_IN"/>
-        </w:rPr>
-      </w:r>
-      <w:r>
-        <w:rPr>
-          <w:b/>
-          <w:lang w:val="hi_IN" w:bidi="hi_IN"/>
-        </w:rPr>
         <w:t>"कि"</w:t>
       </w:r>
     </w:p>
@@ -42735,21 +37375,6 @@
           <w:b/>
           <w:lang w:val="hi_IN" w:bidi="hi_IN"/>
         </w:rPr>
-        <w:t>στῆτε οὖν</w:t>
-      </w:r>
-    </w:p>
-    <w:p>
-      <w:pPr/>
-      <w:r>
-        <w:rPr>
-          <w:lang w:val="hi_IN" w:bidi="hi_IN"/>
-        </w:rPr>
-      </w:r>
-      <w:r>
-        <w:rPr>
-          <w:b/>
-          <w:lang w:val="hi_IN" w:bidi="hi_IN"/>
-        </w:rPr>
         <w:t>"इसलिए"</w:t>
       </w:r>
       <w:r>
@@ -42818,7 +37443,7 @@
         </w:rPr>
         <w:t xml:space="preserve"> का अनुवाद </w:t>
       </w:r>
-      <w:hyperlink r:id="rId26">
+      <w:hyperlink r:id="rId24">
         <w:r>
           <w:rPr>
             <w:lang w:val="hi_IN" w:bidi="hi_IN"/>
@@ -42903,21 +37528,6 @@
           <w:b/>
           <w:lang w:val="hi_IN" w:bidi="hi_IN"/>
         </w:rPr>
-        <w:t>οὖν</w:t>
-      </w:r>
-    </w:p>
-    <w:p>
-      <w:pPr/>
-      <w:r>
-        <w:rPr>
-          <w:lang w:val="hi_IN" w:bidi="hi_IN"/>
-        </w:rPr>
-      </w:r>
-      <w:r>
-        <w:rPr>
-          <w:b/>
-          <w:lang w:val="hi_IN" w:bidi="hi_IN"/>
-        </w:rPr>
         <w:t>"इसलिए"</w:t>
       </w:r>
       <w:r>
@@ -43123,21 +37733,6 @@
           <w:b/>
           <w:lang w:val="hi_IN" w:bidi="hi_IN"/>
         </w:rPr>
-        <w:t>ἀληθείᾳ</w:t>
-      </w:r>
-    </w:p>
-    <w:p>
-      <w:pPr/>
-      <w:r>
-        <w:rPr>
-          <w:lang w:val="hi_IN" w:bidi="hi_IN"/>
-        </w:rPr>
-      </w:r>
-      <w:r>
-        <w:rPr>
-          <w:b/>
-          <w:lang w:val="hi_IN" w:bidi="hi_IN"/>
-        </w:rPr>
         <w:t>"सत्य से"</w:t>
       </w:r>
     </w:p>
@@ -43228,21 +37823,6 @@
           <w:b/>
           <w:lang w:val="hi_IN" w:bidi="hi_IN"/>
         </w:rPr>
-        <w:t>ἐνδυσάμενοι τὸν θώρακα τῆς δικαιοσύνης</w:t>
-      </w:r>
-    </w:p>
-    <w:p>
-      <w:pPr/>
-      <w:r>
-        <w:rPr>
-          <w:lang w:val="hi_IN" w:bidi="hi_IN"/>
-        </w:rPr>
-      </w:r>
-      <w:r>
-        <w:rPr>
-          <w:b/>
-          <w:lang w:val="hi_IN" w:bidi="hi_IN"/>
-        </w:rPr>
         <w:t>"इसलिए"</w:t>
       </w:r>
       <w:r>
@@ -43339,21 +37919,6 @@
           <w:b/>
           <w:lang w:val="hi_IN" w:bidi="hi_IN"/>
         </w:rPr>
-        <w:t>δικαιοσύνης</w:t>
-      </w:r>
-    </w:p>
-    <w:p>
-      <w:pPr/>
-      <w:r>
-        <w:rPr>
-          <w:lang w:val="hi_IN" w:bidi="hi_IN"/>
-        </w:rPr>
-      </w:r>
-      <w:r>
-        <w:rPr>
-          <w:b/>
-          <w:lang w:val="hi_IN" w:bidi="hi_IN"/>
-        </w:rPr>
         <w:t>"धार्मिकता की"</w:t>
       </w:r>
     </w:p>
@@ -43444,21 +38009,6 @@
           <w:b/>
           <w:lang w:val="hi_IN" w:bidi="hi_IN"/>
         </w:rPr>
-        <w:t>ὑποδησάμενοι τοὺς πόδας ἐν ἑτοιμασίᾳ τοῦ εὐαγγελίου τῆς εἰρήνης</w:t>
-      </w:r>
-    </w:p>
-    <w:p>
-      <w:pPr/>
-      <w:r>
-        <w:rPr>
-          <w:lang w:val="hi_IN" w:bidi="hi_IN"/>
-        </w:rPr>
-      </w:r>
-      <w:r>
-        <w:rPr>
-          <w:b/>
-          <w:lang w:val="hi_IN" w:bidi="hi_IN"/>
-        </w:rPr>
         <w:t>"पाँवों में मेल के सुसमाचार की तैयारी के जूते पहनकर"</w:t>
       </w:r>
     </w:p>
@@ -43542,21 +38092,6 @@
           <w:b/>
           <w:lang w:val="hi_IN" w:bidi="hi_IN"/>
         </w:rPr>
-        <w:t>εἰρήνης</w:t>
-      </w:r>
-    </w:p>
-    <w:p>
-      <w:pPr/>
-      <w:r>
-        <w:rPr>
-          <w:lang w:val="hi_IN" w:bidi="hi_IN"/>
-        </w:rPr>
-      </w:r>
-      <w:r>
-        <w:rPr>
-          <w:b/>
-          <w:lang w:val="hi_IN" w:bidi="hi_IN"/>
-        </w:rPr>
         <w:t>"मेल के"</w:t>
       </w:r>
     </w:p>
@@ -43647,21 +38182,6 @@
           <w:b/>
           <w:lang w:val="hi_IN" w:bidi="hi_IN"/>
         </w:rPr>
-        <w:t>ἐν πᾶσιν ἀναλαβόντες τὸν θυρεὸν τῆς πίστεως</w:t>
-      </w:r>
-    </w:p>
-    <w:p>
-      <w:pPr/>
-      <w:r>
-        <w:rPr>
-          <w:lang w:val="hi_IN" w:bidi="hi_IN"/>
-        </w:rPr>
-      </w:r>
-      <w:r>
-        <w:rPr>
-          <w:b/>
-          <w:lang w:val="hi_IN" w:bidi="hi_IN"/>
-        </w:rPr>
         <w:t>"और उन सब के साथ विश्वास की ढाल लेकर"</w:t>
       </w:r>
     </w:p>
@@ -43745,21 +38265,6 @@
           <w:b/>
           <w:lang w:val="hi_IN" w:bidi="hi_IN"/>
         </w:rPr>
-        <w:t>τῆς πίστεως</w:t>
-      </w:r>
-    </w:p>
-    <w:p>
-      <w:pPr/>
-      <w:r>
-        <w:rPr>
-          <w:lang w:val="hi_IN" w:bidi="hi_IN"/>
-        </w:rPr>
-      </w:r>
-      <w:r>
-        <w:rPr>
-          <w:b/>
-          <w:lang w:val="hi_IN" w:bidi="hi_IN"/>
-        </w:rPr>
         <w:t>"विश्वास की"</w:t>
       </w:r>
     </w:p>
@@ -43850,21 +38355,6 @@
           <w:b/>
           <w:lang w:val="hi_IN" w:bidi="hi_IN"/>
         </w:rPr>
-        <w:t>τὰ βέλη τοῦ πονηροῦ πεπυρωμένα</w:t>
-      </w:r>
-    </w:p>
-    <w:p>
-      <w:pPr/>
-      <w:r>
-        <w:rPr>
-          <w:lang w:val="hi_IN" w:bidi="hi_IN"/>
-        </w:rPr>
-      </w:r>
-      <w:r>
-        <w:rPr>
-          <w:b/>
-          <w:lang w:val="hi_IN" w:bidi="hi_IN"/>
-        </w:rPr>
         <w:t>"दुष्ट के"</w:t>
       </w:r>
       <w:r>
@@ -43961,21 +38451,6 @@
           <w:b/>
           <w:lang w:val="hi_IN" w:bidi="hi_IN"/>
         </w:rPr>
-        <w:t>τὴν περικεφαλαίαν τοῦ σωτηρίου δέξασθε</w:t>
-      </w:r>
-    </w:p>
-    <w:p>
-      <w:pPr/>
-      <w:r>
-        <w:rPr>
-          <w:lang w:val="hi_IN" w:bidi="hi_IN"/>
-        </w:rPr>
-      </w:r>
-      <w:r>
-        <w:rPr>
-          <w:b/>
-          <w:lang w:val="hi_IN" w:bidi="hi_IN"/>
-        </w:rPr>
         <w:t>"उद्धार का टोप,"</w:t>
       </w:r>
       <w:r>
@@ -44085,21 +38560,6 @@
           <w:b/>
           <w:lang w:val="hi_IN" w:bidi="hi_IN"/>
         </w:rPr>
-        <w:t>τοῦ σωτηρίου</w:t>
-      </w:r>
-    </w:p>
-    <w:p>
-      <w:pPr/>
-      <w:r>
-        <w:rPr>
-          <w:lang w:val="hi_IN" w:bidi="hi_IN"/>
-        </w:rPr>
-      </w:r>
-      <w:r>
-        <w:rPr>
-          <w:b/>
-          <w:lang w:val="hi_IN" w:bidi="hi_IN"/>
-        </w:rPr>
         <w:t>"उद्धार का"</w:t>
       </w:r>
     </w:p>
@@ -44190,21 +38650,6 @@
           <w:b/>
           <w:lang w:val="hi_IN" w:bidi="hi_IN"/>
         </w:rPr>
-        <w:t>τὴν μάχαιραν τοῦ Πνεύματος, ὅ ἐστιν ῥῆμα Θεοῦ</w:t>
-      </w:r>
-    </w:p>
-    <w:p>
-      <w:pPr/>
-      <w:r>
-        <w:rPr>
-          <w:lang w:val="hi_IN" w:bidi="hi_IN"/>
-        </w:rPr>
-      </w:r>
-      <w:r>
-        <w:rPr>
-          <w:b/>
-          <w:lang w:val="hi_IN" w:bidi="hi_IN"/>
-        </w:rPr>
         <w:t>"आत्मा की तलवार"</w:t>
       </w:r>
       <w:r>
@@ -44301,21 +38746,6 @@
           <w:b/>
           <w:lang w:val="hi_IN" w:bidi="hi_IN"/>
         </w:rPr>
-        <w:t>διὰ πάσης προσευχῆς καὶ δεήσεως, προσευχόμενοι ἐν παντὶ καιρῷ ἐν Πνεύματι</w:t>
-      </w:r>
-    </w:p>
-    <w:p>
-      <w:pPr/>
-      <w:r>
-        <w:rPr>
-          <w:lang w:val="hi_IN" w:bidi="hi_IN"/>
-        </w:rPr>
-      </w:r>
-      <w:r>
-        <w:rPr>
-          <w:b/>
-          <w:lang w:val="hi_IN" w:bidi="hi_IN"/>
-        </w:rPr>
         <w:t>"और हर समय और हर प्रकार से आत्मा में प्रार्थना"</w:t>
       </w:r>
       <w:r>
@@ -44418,21 +38848,6 @@
           <w:b/>
           <w:lang w:val="hi_IN" w:bidi="hi_IN"/>
         </w:rPr>
-        <w:t>εἰς αὐτὸ</w:t>
-      </w:r>
-    </w:p>
-    <w:p>
-      <w:pPr/>
-      <w:r>
-        <w:rPr>
-          <w:lang w:val="hi_IN" w:bidi="hi_IN"/>
-        </w:rPr>
-      </w:r>
-      <w:r>
-        <w:rPr>
-          <w:b/>
-          <w:lang w:val="hi_IN" w:bidi="hi_IN"/>
-        </w:rPr>
         <w:t>"कि"</w:t>
       </w:r>
     </w:p>
@@ -44529,21 +38944,6 @@
           <w:b/>
           <w:lang w:val="hi_IN" w:bidi="hi_IN"/>
         </w:rPr>
-        <w:t>ἀγρυπνοῦντες ἐν πάσῃ προσκαρτερήσει καὶ δεήσει περὶ πάντων τῶν ἁγίων</w:t>
-      </w:r>
-    </w:p>
-    <w:p>
-      <w:pPr/>
-      <w:r>
-        <w:rPr>
-          <w:lang w:val="hi_IN" w:bidi="hi_IN"/>
-        </w:rPr>
-      </w:r>
-      <w:r>
-        <w:rPr>
-          <w:b/>
-          <w:lang w:val="hi_IN" w:bidi="hi_IN"/>
-        </w:rPr>
         <w:t>"और"</w:t>
       </w:r>
       <w:r>
@@ -44742,21 +39142,6 @@
           <w:b/>
           <w:lang w:val="hi_IN" w:bidi="hi_IN"/>
         </w:rPr>
-        <w:t>ἵνα μοι δοθῇ λόγος</w:t>
-      </w:r>
-    </w:p>
-    <w:p>
-      <w:pPr/>
-      <w:r>
-        <w:rPr>
-          <w:lang w:val="hi_IN" w:bidi="hi_IN"/>
-        </w:rPr>
-      </w:r>
-      <w:r>
-        <w:rPr>
-          <w:b/>
-          <w:lang w:val="hi_IN" w:bidi="hi_IN"/>
-        </w:rPr>
         <w:t>"मुझे"</w:t>
       </w:r>
       <w:r>
@@ -44853,21 +39238,6 @@
           <w:b/>
           <w:lang w:val="hi_IN" w:bidi="hi_IN"/>
         </w:rPr>
-        <w:t>ἵνα</w:t>
-      </w:r>
-    </w:p>
-    <w:p>
-      <w:pPr/>
-      <w:r>
-        <w:rPr>
-          <w:lang w:val="hi_IN" w:bidi="hi_IN"/>
-        </w:rPr>
-      </w:r>
-      <w:r>
-        <w:rPr>
-          <w:b/>
-          <w:lang w:val="hi_IN" w:bidi="hi_IN"/>
-        </w:rPr>
         <w:t>"ऐसा"</w:t>
       </w:r>
       <w:r>
@@ -45073,21 +39443,6 @@
           <w:b/>
           <w:lang w:val="hi_IN" w:bidi="hi_IN"/>
         </w:rPr>
-        <w:t>ὑπὲρ οὗ πρεσβεύω ἐν ἁλύσει</w:t>
-      </w:r>
-    </w:p>
-    <w:p>
-      <w:pPr/>
-      <w:r>
-        <w:rPr>
-          <w:lang w:val="hi_IN" w:bidi="hi_IN"/>
-        </w:rPr>
-      </w:r>
-      <w:r>
-        <w:rPr>
-          <w:b/>
-          <w:lang w:val="hi_IN" w:bidi="hi_IN"/>
-        </w:rPr>
         <w:t>"जिसके लिये मैं जंजीर से"</w:t>
       </w:r>
       <w:r>
@@ -45204,21 +39559,6 @@
           <w:b/>
           <w:lang w:val="hi_IN" w:bidi="hi_IN"/>
         </w:rPr>
-        <w:t>ἵνα ἐν αὐτῷ παρρησιάσωμαι, ὡς δεῖ με λαλῆσαι</w:t>
-      </w:r>
-    </w:p>
-    <w:p>
-      <w:pPr/>
-      <w:r>
-        <w:rPr>
-          <w:lang w:val="hi_IN" w:bidi="hi_IN"/>
-        </w:rPr>
-      </w:r>
-      <w:r>
-        <w:rPr>
-          <w:b/>
-          <w:lang w:val="hi_IN" w:bidi="hi_IN"/>
-        </w:rPr>
         <w:t>"जकड़ा हुआ"</w:t>
       </w:r>
       <w:r>
@@ -45341,21 +39681,6 @@
           <w:b/>
           <w:lang w:val="hi_IN" w:bidi="hi_IN"/>
         </w:rPr>
-        <w:t>ἵνα</w:t>
-      </w:r>
-    </w:p>
-    <w:p>
-      <w:pPr/>
-      <w:r>
-        <w:rPr>
-          <w:lang w:val="hi_IN" w:bidi="hi_IN"/>
-        </w:rPr>
-      </w:r>
-      <w:r>
-        <w:rPr>
-          <w:b/>
-          <w:lang w:val="hi_IN" w:bidi="hi_IN"/>
-        </w:rPr>
         <w:t>"जकड़ा हुआ"</w:t>
       </w:r>
     </w:p>
@@ -45452,21 +39777,6 @@
           <w:b/>
           <w:lang w:val="hi_IN" w:bidi="hi_IN"/>
         </w:rPr>
-        <w:t>ἐν αὐτῷ</w:t>
-      </w:r>
-    </w:p>
-    <w:p>
-      <w:pPr/>
-      <w:r>
-        <w:rPr>
-          <w:lang w:val="hi_IN" w:bidi="hi_IN"/>
-        </w:rPr>
-      </w:r>
-      <w:r>
-        <w:rPr>
-          <w:b/>
-          <w:lang w:val="hi_IN" w:bidi="hi_IN"/>
-        </w:rPr>
         <w:t>"उसके विषय"</w:t>
       </w:r>
     </w:p>
@@ -45570,21 +39880,6 @@
           <w:b/>
           <w:lang w:val="hi_IN" w:bidi="hi_IN"/>
         </w:rPr>
-        <w:t>ἵνα</w:t>
-      </w:r>
-    </w:p>
-    <w:p>
-      <w:pPr/>
-      <w:r>
-        <w:rPr>
-          <w:lang w:val="hi_IN" w:bidi="hi_IN"/>
-        </w:rPr>
-      </w:r>
-      <w:r>
-        <w:rPr>
-          <w:b/>
-          <w:lang w:val="hi_IN" w:bidi="hi_IN"/>
-        </w:rPr>
         <w:t>"कि"</w:t>
       </w:r>
     </w:p>
@@ -45681,21 +39976,6 @@
           <w:b/>
           <w:lang w:val="hi_IN" w:bidi="hi_IN"/>
         </w:rPr>
-        <w:t>ἀδελφὸς</w:t>
-      </w:r>
-    </w:p>
-    <w:p>
-      <w:pPr/>
-      <w:r>
-        <w:rPr>
-          <w:lang w:val="hi_IN" w:bidi="hi_IN"/>
-        </w:rPr>
-      </w:r>
-      <w:r>
-        <w:rPr>
-          <w:b/>
-          <w:lang w:val="hi_IN" w:bidi="hi_IN"/>
-        </w:rPr>
         <w:t>"भाई"</w:t>
       </w:r>
     </w:p>
@@ -45779,21 +40059,6 @@
           <w:b/>
           <w:lang w:val="hi_IN" w:bidi="hi_IN"/>
         </w:rPr>
-        <w:t>παρακαλέσῃ τὰς καρδίας ὑμῶν</w:t>
-      </w:r>
-    </w:p>
-    <w:p>
-      <w:pPr/>
-      <w:r>
-        <w:rPr>
-          <w:lang w:val="hi_IN" w:bidi="hi_IN"/>
-        </w:rPr>
-      </w:r>
-      <w:r>
-        <w:rPr>
-          <w:b/>
-          <w:lang w:val="hi_IN" w:bidi="hi_IN"/>
-        </w:rPr>
         <w:t>"वह तुम्हारे मनों को शान्ति दे"</w:t>
       </w:r>
     </w:p>
@@ -45890,21 +40155,6 @@
           <w:b/>
           <w:lang w:val="hi_IN" w:bidi="hi_IN"/>
         </w:rPr>
-        <w:t>ἵνα</w:t>
-      </w:r>
-    </w:p>
-    <w:p>
-      <w:pPr/>
-      <w:r>
-        <w:rPr>
-          <w:lang w:val="hi_IN" w:bidi="hi_IN"/>
-        </w:rPr>
-      </w:r>
-      <w:r>
-        <w:rPr>
-          <w:b/>
-          <w:lang w:val="hi_IN" w:bidi="hi_IN"/>
-        </w:rPr>
         <w:t>"कि"</w:t>
       </w:r>
     </w:p>
@@ -46064,21 +40314,6 @@
           <w:b/>
           <w:lang w:val="hi_IN" w:bidi="hi_IN"/>
         </w:rPr>
-        <w:t>εἰρήνη τοῖς ἀδελφοῖς</w:t>
-      </w:r>
-    </w:p>
-    <w:p>
-      <w:pPr/>
-      <w:r>
-        <w:rPr>
-          <w:lang w:val="hi_IN" w:bidi="hi_IN"/>
-        </w:rPr>
-      </w:r>
-      <w:r>
-        <w:rPr>
-          <w:b/>
-          <w:lang w:val="hi_IN" w:bidi="hi_IN"/>
-        </w:rPr>
         <w:t>"शान्ति"</w:t>
       </w:r>
     </w:p>
@@ -46169,21 +40404,6 @@
           <w:b/>
           <w:lang w:val="hi_IN" w:bidi="hi_IN"/>
         </w:rPr>
-        <w:t>τοῖς ἀδελφοῖς</w:t>
-      </w:r>
-    </w:p>
-    <w:p>
-      <w:pPr/>
-      <w:r>
-        <w:rPr>
-          <w:lang w:val="hi_IN" w:bidi="hi_IN"/>
-        </w:rPr>
-      </w:r>
-      <w:r>
-        <w:rPr>
-          <w:b/>
-          <w:lang w:val="hi_IN" w:bidi="hi_IN"/>
-        </w:rPr>
         <w:t>"भाइयों"</w:t>
       </w:r>
     </w:p>
@@ -46267,21 +40487,6 @@
           <w:b/>
           <w:lang w:val="hi_IN" w:bidi="hi_IN"/>
         </w:rPr>
-        <w:t>ἀγάπη</w:t>
-      </w:r>
-    </w:p>
-    <w:p>
-      <w:pPr/>
-      <w:r>
-        <w:rPr>
-          <w:lang w:val="hi_IN" w:bidi="hi_IN"/>
-        </w:rPr>
-      </w:r>
-      <w:r>
-        <w:rPr>
-          <w:b/>
-          <w:lang w:val="hi_IN" w:bidi="hi_IN"/>
-        </w:rPr>
         <w:t>"प्रेम मिले"</w:t>
       </w:r>
     </w:p>
@@ -46372,21 +40577,6 @@
           <w:b/>
           <w:lang w:val="hi_IN" w:bidi="hi_IN"/>
         </w:rPr>
-        <w:t>μετὰ πίστεως</w:t>
-      </w:r>
-    </w:p>
-    <w:p>
-      <w:pPr/>
-      <w:r>
-        <w:rPr>
-          <w:lang w:val="hi_IN" w:bidi="hi_IN"/>
-        </w:rPr>
-      </w:r>
-      <w:r>
-        <w:rPr>
-          <w:b/>
-          <w:lang w:val="hi_IN" w:bidi="hi_IN"/>
-        </w:rPr>
         <w:t>"विश्वास सहित"</w:t>
       </w:r>
     </w:p>
@@ -46477,21 +40667,6 @@
           <w:b/>
           <w:lang w:val="hi_IN" w:bidi="hi_IN"/>
         </w:rPr>
-        <w:t>ἡ χάρις μετὰ</w:t>
-      </w:r>
-    </w:p>
-    <w:p>
-      <w:pPr/>
-      <w:r>
-        <w:rPr>
-          <w:lang w:val="hi_IN" w:bidi="hi_IN"/>
-        </w:rPr>
-      </w:r>
-      <w:r>
-        <w:rPr>
-          <w:b/>
-          <w:lang w:val="hi_IN" w:bidi="hi_IN"/>
-        </w:rPr>
         <w:t>"जो"</w:t>
       </w:r>
       <w:r>
@@ -46581,21 +40756,6 @@
         <w:rPr>
           <w:lang w:val="hi_IN" w:bidi="hi_IN"/>
         </w:rPr>
-      </w:r>
-    </w:p>
-    <w:p>
-      <w:pPr/>
-      <w:r>
-        <w:rPr>
-          <w:lang w:val="hi_IN" w:bidi="hi_IN"/>
-        </w:rPr>
-      </w:r>
-      <w:r>
-        <w:rPr>
-          <w:b/>
-          <w:lang w:val="hi_IN" w:bidi="hi_IN"/>
-        </w:rPr>
-        <w:t>ἐν ἀφθαρσίᾳ</w:t>
       </w:r>
     </w:p>
     <w:p>

--- a/hin/docx/49.content.docx
+++ b/hin/docx/49.content.docx
@@ -28,15 +28,49 @@
       </w:r>
     </w:p>
     <w:p>
-      <w:pPr/>
-      <w:r>
-        <w:rPr>
-          <w:lang w:val="hi_IN" w:bidi="hi_IN"/>
-        </w:rPr>
-      </w:r>
-      <w:r>
-        <w:rPr>
-          <w:b/>
+      <w:pPr>
+        <w:pStyle w:val="Heading2"/>
+      </w:pPr>
+      <w:r>
+        <w:rPr>
+          <w:lang w:val="hi_IN" w:bidi="hi_IN"/>
+        </w:rPr>
+        <w:t>License Information</w:t>
+      </w:r>
+      <w:r>
+        <w:rPr>
+          <w:lang w:val="hi_IN" w:bidi="hi_IN"/>
+        </w:rPr>
+      </w:r>
+    </w:p>
+    <w:p>
+      <w:pPr/>
+      <w:r>
+        <w:rPr>
+          <w:lang w:val="hi_IN" w:bidi="hi_IN"/>
+        </w:rPr>
+      </w:r>
+      <w:r>
+        <w:rPr>
+          <w:b/>
+          <w:lang w:val="hi_IN" w:bidi="hi_IN"/>
+        </w:rPr>
+        <w:t>अनुवाद नोट्स (अनफोल्डिंग वर्ड)</w:t>
+      </w:r>
+      <w:r>
+        <w:rPr>
+          <w:lang w:val="hi_IN" w:bidi="hi_IN"/>
+        </w:rPr>
+        <w:t xml:space="preserve"> (Hindi) is based on</w:t>
+      </w:r>
+      <w:r>
+        <w:rPr>
+          <w:lang w:val="hi_IN" w:bidi="hi_IN"/>
+        </w:rPr>
+        <w:t xml:space="preserve">: </w:t>
+      </w:r>
+      <w:r>
+        <w:rPr>
           <w:lang w:val="hi_IN" w:bidi="hi_IN"/>
         </w:rPr>
         <w:t>unfoldingWord® Translation Notes</w:t>
@@ -45,31 +79,62 @@
         <w:rPr>
           <w:lang w:val="hi_IN" w:bidi="hi_IN"/>
         </w:rPr>
-        <w:t xml:space="preserve"> © 2022 unfoldingWord. Released under CC BY-SA 4.0 license. </w:t>
-      </w:r>
-      <w:r>
-        <w:rPr>
-          <w:lang w:val="hi_IN" w:bidi="hi_IN"/>
-        </w:rPr>
-        <w:t>unfoldingWord® Translation Notes</w:t>
-      </w:r>
-      <w:r>
-        <w:rPr>
-          <w:lang w:val="hi_IN" w:bidi="hi_IN"/>
-        </w:rPr>
-        <w:t xml:space="preserve"> has been adapted in the following languages: Tok Pisin, Arabic (عربي), French (Français), Hindi (हिंदी), Indonesian (Bahasa Indonesia), Portuguese (Português), Russian (Русский), Spanish (Español), Swahili (Kiswahili), and Simplified Chinese (简体中文) from </w:t>
-      </w:r>
-      <w:r>
-        <w:rPr>
-          <w:lang w:val="hi_IN" w:bidi="hi_IN"/>
-        </w:rPr>
-        <w:t>unfoldingWord® Translation Notes</w:t>
-      </w:r>
-      <w:r>
-        <w:rPr>
-          <w:lang w:val="hi_IN" w:bidi="hi_IN"/>
-        </w:rPr>
-        <w:t xml:space="preserve"> © 2022 unfoldingWord. Released under CC BY-SA 4.0 license by Mission Mutual</w:t>
+        <w:t xml:space="preserve">, </w:t>
+      </w:r>
+      <w:hyperlink r:id="rId13">
+        <w:r>
+          <w:rPr>
+            <w:lang w:val="hi_IN" w:bidi="hi_IN"/>
+          </w:rPr>
+          <w:rPr>
+            <w:color w:val="0000EE"/>
+            <w:u w:val="single"/>
+          </w:rPr>
+          <w:t>unfoldingWord</w:t>
+        </w:r>
+      </w:hyperlink>
+      <w:r>
+        <w:rPr>
+          <w:lang w:val="hi_IN" w:bidi="hi_IN"/>
+        </w:rPr>
+        <w:t xml:space="preserve">, 2022, which is licensed under a </w:t>
+      </w:r>
+      <w:hyperlink r:id="rId14">
+        <w:r>
+          <w:rPr>
+            <w:lang w:val="hi_IN" w:bidi="hi_IN"/>
+          </w:rPr>
+          <w:rPr>
+            <w:color w:val="0000EE"/>
+            <w:u w:val="single"/>
+          </w:rPr>
+          <w:t>CC BY-SA 4.0 license</w:t>
+        </w:r>
+      </w:hyperlink>
+      <w:r>
+        <w:rPr>
+          <w:lang w:val="hi_IN" w:bidi="hi_IN"/>
+        </w:rPr>
+        <w:t>.</w:t>
+      </w:r>
+      <w:r>
+        <w:rPr>
+          <w:lang w:val="hi_IN" w:bidi="hi_IN"/>
+        </w:rPr>
+      </w:r>
+    </w:p>
+    <w:p>
+      <w:pPr/>
+      <w:r>
+        <w:rPr>
+          <w:lang w:val="hi_IN" w:bidi="hi_IN"/>
+        </w:rPr>
+      </w:r>
+      <w:r>
+        <w:rPr>
+          <w:lang w:val="hi_IN" w:bidi="hi_IN"/>
+        </w:rPr>
+        <w:t>This PDF version is provided under the same license.</w:t>
       </w:r>
       <w:r>
         <w:rPr>
@@ -313,6 +378,21 @@
           <w:b/>
           <w:lang w:val="hi_IN" w:bidi="hi_IN"/>
         </w:rPr>
+        <w:t>Παῦλος, ἀπόστολος Χριστοῦ Ἰησοῦ &amp; τοῖς ἁγίοις τοῖς οὖσιν</w:t>
+      </w:r>
+    </w:p>
+    <w:p>
+      <w:pPr/>
+      <w:r>
+        <w:rPr>
+          <w:lang w:val="hi_IN" w:bidi="hi_IN"/>
+        </w:rPr>
+      </w:r>
+      <w:r>
+        <w:rPr>
+          <w:b/>
+          <w:lang w:val="hi_IN" w:bidi="hi_IN"/>
+        </w:rPr>
         <w:t>"पौलुस की ओर से जो"</w:t>
       </w:r>
       <w:r>
@@ -402,6 +482,21 @@
           <w:b/>
           <w:lang w:val="hi_IN" w:bidi="hi_IN"/>
         </w:rPr>
+        <w:t>ἐν Χριστῷ Ἰησοῦ</w:t>
+      </w:r>
+    </w:p>
+    <w:p>
+      <w:pPr/>
+      <w:r>
+        <w:rPr>
+          <w:lang w:val="hi_IN" w:bidi="hi_IN"/>
+        </w:rPr>
+      </w:r>
+      <w:r>
+        <w:rPr>
+          <w:b/>
+          <w:lang w:val="hi_IN" w:bidi="hi_IN"/>
+        </w:rPr>
         <w:t>"मसीह यीशु में"</w:t>
       </w:r>
       <w:r>
@@ -511,6 +606,21 @@
           <w:b/>
           <w:lang w:val="hi_IN" w:bidi="hi_IN"/>
         </w:rPr>
+        <w:t>χάρις ὑμῖν καὶ εἰρήνη</w:t>
+      </w:r>
+    </w:p>
+    <w:p>
+      <w:pPr/>
+      <w:r>
+        <w:rPr>
+          <w:lang w:val="hi_IN" w:bidi="hi_IN"/>
+        </w:rPr>
+      </w:r>
+      <w:r>
+        <w:rPr>
+          <w:b/>
+          <w:lang w:val="hi_IN" w:bidi="hi_IN"/>
+        </w:rPr>
         <w:t>"तुम्हें अनुग्रह और शान्ति मिलती रहे"</w:t>
       </w:r>
     </w:p>
@@ -714,6 +824,21 @@
           <w:b/>
           <w:lang w:val="hi_IN" w:bidi="hi_IN"/>
         </w:rPr>
+        <w:t>εὐλογητὸς ὁ Θεὸς καὶ Πατὴρ τοῦ Κυρίου ἡμῶν, Ἰησοῦ Χριστοῦ</w:t>
+      </w:r>
+    </w:p>
+    <w:p>
+      <w:pPr/>
+      <w:r>
+        <w:rPr>
+          <w:lang w:val="hi_IN" w:bidi="hi_IN"/>
+        </w:rPr>
+      </w:r>
+      <w:r>
+        <w:rPr>
+          <w:b/>
+          <w:lang w:val="hi_IN" w:bidi="hi_IN"/>
+        </w:rPr>
         <w:t>"परमेश्वर और प्रभु यीशु मसीह के पिता का धन्यवाद हो कि"</w:t>
       </w:r>
     </w:p>
@@ -797,6 +922,21 @@
           <w:b/>
           <w:lang w:val="hi_IN" w:bidi="hi_IN"/>
         </w:rPr>
+        <w:t>ὁ εὐλογήσας ἡμᾶς</w:t>
+      </w:r>
+    </w:p>
+    <w:p>
+      <w:pPr/>
+      <w:r>
+        <w:rPr>
+          <w:lang w:val="hi_IN" w:bidi="hi_IN"/>
+        </w:rPr>
+      </w:r>
+      <w:r>
+        <w:rPr>
+          <w:b/>
+          <w:lang w:val="hi_IN" w:bidi="hi_IN"/>
+        </w:rPr>
         <w:t>"हमारे"</w:t>
       </w:r>
       <w:r>
@@ -873,6 +1013,21 @@
           <w:b/>
           <w:lang w:val="hi_IN" w:bidi="hi_IN"/>
         </w:rPr>
+        <w:t>πάσῃ εὐλογίᾳ πνευματικῇ</w:t>
+      </w:r>
+    </w:p>
+    <w:p>
+      <w:pPr/>
+      <w:r>
+        <w:rPr>
+          <w:lang w:val="hi_IN" w:bidi="hi_IN"/>
+        </w:rPr>
+      </w:r>
+      <w:r>
+        <w:rPr>
+          <w:b/>
+          <w:lang w:val="hi_IN" w:bidi="hi_IN"/>
+        </w:rPr>
         <w:t>"उसने"</w:t>
       </w:r>
       <w:r>
@@ -1038,6 +1193,21 @@
           <w:b/>
           <w:lang w:val="hi_IN" w:bidi="hi_IN"/>
         </w:rPr>
+        <w:t>ἐν Χριστῷ</w:t>
+      </w:r>
+    </w:p>
+    <w:p>
+      <w:pPr/>
+      <w:r>
+        <w:rPr>
+          <w:lang w:val="hi_IN" w:bidi="hi_IN"/>
+        </w:rPr>
+      </w:r>
+      <w:r>
+        <w:rPr>
+          <w:b/>
+          <w:lang w:val="hi_IN" w:bidi="hi_IN"/>
+        </w:rPr>
         <w:t>"मसीह में"</w:t>
       </w:r>
       <w:r>
@@ -1160,6 +1330,21 @@
           <w:b/>
           <w:lang w:val="hi_IN" w:bidi="hi_IN"/>
         </w:rPr>
+        <w:t>ἁγίους καὶ ἀμώμους</w:t>
+      </w:r>
+    </w:p>
+    <w:p>
+      <w:pPr/>
+      <w:r>
+        <w:rPr>
+          <w:lang w:val="hi_IN" w:bidi="hi_IN"/>
+        </w:rPr>
+      </w:r>
+      <w:r>
+        <w:rPr>
+          <w:b/>
+          <w:lang w:val="hi_IN" w:bidi="hi_IN"/>
+        </w:rPr>
         <w:t>"पवित्र और निर्दोष हों"</w:t>
       </w:r>
     </w:p>
@@ -1243,6 +1428,21 @@
           <w:b/>
           <w:lang w:val="hi_IN" w:bidi="hi_IN"/>
         </w:rPr>
+        <w:t>ἀμώμους</w:t>
+      </w:r>
+    </w:p>
+    <w:p>
+      <w:pPr/>
+      <w:r>
+        <w:rPr>
+          <w:lang w:val="hi_IN" w:bidi="hi_IN"/>
+        </w:rPr>
+      </w:r>
+      <w:r>
+        <w:rPr>
+          <w:b/>
+          <w:lang w:val="hi_IN" w:bidi="hi_IN"/>
+        </w:rPr>
         <w:t>"निर्दोष हों"</w:t>
       </w:r>
     </w:p>
@@ -1339,6 +1539,21 @@
           <w:b/>
           <w:lang w:val="hi_IN" w:bidi="hi_IN"/>
         </w:rPr>
+        <w:t>προορίσας &amp; αὐτόν &amp; αὐτοῦ</w:t>
+      </w:r>
+    </w:p>
+    <w:p>
+      <w:pPr/>
+      <w:r>
+        <w:rPr>
+          <w:lang w:val="hi_IN" w:bidi="hi_IN"/>
+        </w:rPr>
+      </w:r>
+      <w:r>
+        <w:rPr>
+          <w:b/>
+          <w:lang w:val="hi_IN" w:bidi="hi_IN"/>
+        </w:rPr>
         <w:t>""</w:t>
       </w:r>
     </w:p>
@@ -1402,6 +1617,21 @@
           <w:b/>
           <w:lang w:val="hi_IN" w:bidi="hi_IN"/>
         </w:rPr>
+        <w:t>προορίσας ἡμᾶς εἰς υἱοθεσίαν</w:t>
+      </w:r>
+    </w:p>
+    <w:p>
+      <w:pPr/>
+      <w:r>
+        <w:rPr>
+          <w:lang w:val="hi_IN" w:bidi="hi_IN"/>
+        </w:rPr>
+      </w:r>
+      <w:r>
+        <w:rPr>
+          <w:b/>
+          <w:lang w:val="hi_IN" w:bidi="hi_IN"/>
+        </w:rPr>
         <w:t>"हमें अपने लिये पहले से ठहराया कि"</w:t>
       </w:r>
       <w:r>
@@ -1518,6 +1748,21 @@
           <w:b/>
           <w:lang w:val="hi_IN" w:bidi="hi_IN"/>
         </w:rPr>
+        <w:t>προορίσας ἡμᾶς</w:t>
+      </w:r>
+    </w:p>
+    <w:p>
+      <w:pPr/>
+      <w:r>
+        <w:rPr>
+          <w:lang w:val="hi_IN" w:bidi="hi_IN"/>
+        </w:rPr>
+      </w:r>
+      <w:r>
+        <w:rPr>
+          <w:b/>
+          <w:lang w:val="hi_IN" w:bidi="hi_IN"/>
+        </w:rPr>
         <w:t>"हमें"</w:t>
       </w:r>
       <w:r>
@@ -1594,6 +1839,21 @@
           <w:b/>
           <w:lang w:val="hi_IN" w:bidi="hi_IN"/>
         </w:rPr>
+        <w:t>εἰς υἱοθεσίαν</w:t>
+      </w:r>
+    </w:p>
+    <w:p>
+      <w:pPr/>
+      <w:r>
+        <w:rPr>
+          <w:lang w:val="hi_IN" w:bidi="hi_IN"/>
+        </w:rPr>
+      </w:r>
+      <w:r>
+        <w:rPr>
+          <w:b/>
+          <w:lang w:val="hi_IN" w:bidi="hi_IN"/>
+        </w:rPr>
         <w:t>"अपने लिये"</w:t>
       </w:r>
       <w:r>
@@ -1779,6 +2039,21 @@
           <w:b/>
           <w:lang w:val="hi_IN" w:bidi="hi_IN"/>
         </w:rPr>
+        <w:t>ἐχαρίτωσεν ἡμᾶς ἐν τῷ ἠγαπημένῳ</w:t>
+      </w:r>
+    </w:p>
+    <w:p>
+      <w:pPr/>
+      <w:r>
+        <w:rPr>
+          <w:lang w:val="hi_IN" w:bidi="hi_IN"/>
+        </w:rPr>
+      </w:r>
+      <w:r>
+        <w:rPr>
+          <w:b/>
+          <w:lang w:val="hi_IN" w:bidi="hi_IN"/>
+        </w:rPr>
         <w:t>"उसने हमें अपने प्रिय"</w:t>
       </w:r>
       <w:r>
@@ -1855,6 +2130,21 @@
           <w:b/>
           <w:lang w:val="hi_IN" w:bidi="hi_IN"/>
         </w:rPr>
+        <w:t>τῷ ἠγαπημένῳ</w:t>
+      </w:r>
+    </w:p>
+    <w:p>
+      <w:pPr/>
+      <w:r>
+        <w:rPr>
+          <w:lang w:val="hi_IN" w:bidi="hi_IN"/>
+        </w:rPr>
+      </w:r>
+      <w:r>
+        <w:rPr>
+          <w:b/>
+          <w:lang w:val="hi_IN" w:bidi="hi_IN"/>
+        </w:rPr>
         <w:t>"अपने प्रिय"</w:t>
       </w:r>
     </w:p>
@@ -1918,6 +2208,21 @@
           <w:b/>
           <w:lang w:val="hi_IN" w:bidi="hi_IN"/>
         </w:rPr>
+        <w:t>διὰ τοῦ αἵματος αὐτοῦ</w:t>
+      </w:r>
+    </w:p>
+    <w:p>
+      <w:pPr/>
+      <w:r>
+        <w:rPr>
+          <w:lang w:val="hi_IN" w:bidi="hi_IN"/>
+        </w:rPr>
+      </w:r>
+      <w:r>
+        <w:rPr>
+          <w:b/>
+          <w:lang w:val="hi_IN" w:bidi="hi_IN"/>
+        </w:rPr>
         <w:t>"उसके लहू के द्वारा"</w:t>
       </w:r>
     </w:p>
@@ -2014,6 +2319,21 @@
           <w:b/>
           <w:lang w:val="hi_IN" w:bidi="hi_IN"/>
         </w:rPr>
+        <w:t>τὸ πλοῦτος τῆς χάριτος αὐτοῦ</w:t>
+      </w:r>
+    </w:p>
+    <w:p>
+      <w:pPr/>
+      <w:r>
+        <w:rPr>
+          <w:lang w:val="hi_IN" w:bidi="hi_IN"/>
+        </w:rPr>
+      </w:r>
+      <w:r>
+        <w:rPr>
+          <w:b/>
+          <w:lang w:val="hi_IN" w:bidi="hi_IN"/>
+        </w:rPr>
         <w:t>"परमेश्वर के उस अनुग्रह के धन"</w:t>
       </w:r>
     </w:p>
@@ -2097,6 +2417,21 @@
           <w:b/>
           <w:lang w:val="hi_IN" w:bidi="hi_IN"/>
         </w:rPr>
+        <w:t>ἧς ἐπερίσσευσεν εἰς ἡμᾶς</w:t>
+      </w:r>
+    </w:p>
+    <w:p>
+      <w:pPr/>
+      <w:r>
+        <w:rPr>
+          <w:lang w:val="hi_IN" w:bidi="hi_IN"/>
+        </w:rPr>
+      </w:r>
+      <w:r>
+        <w:rPr>
+          <w:b/>
+          <w:lang w:val="hi_IN" w:bidi="hi_IN"/>
+        </w:rPr>
         <w:t>"जिसे उसने"</w:t>
       </w:r>
       <w:r>
@@ -2186,6 +2521,21 @@
           <w:b/>
           <w:lang w:val="hi_IN" w:bidi="hi_IN"/>
         </w:rPr>
+        <w:t>ἐν πάσῃ σοφίᾳ καὶ φρονήσει</w:t>
+      </w:r>
+    </w:p>
+    <w:p>
+      <w:pPr/>
+      <w:r>
+        <w:rPr>
+          <w:lang w:val="hi_IN" w:bidi="hi_IN"/>
+        </w:rPr>
+      </w:r>
+      <w:r>
+        <w:rPr>
+          <w:b/>
+          <w:lang w:val="hi_IN" w:bidi="hi_IN"/>
+        </w:rPr>
         <w:t>"सारे ज्ञान और समझ सहित"</w:t>
       </w:r>
       <w:r>
@@ -2262,6 +2612,21 @@
           <w:b/>
           <w:lang w:val="hi_IN" w:bidi="hi_IN"/>
         </w:rPr>
+        <w:t>σοφίᾳ καὶ φρονήσει</w:t>
+      </w:r>
+    </w:p>
+    <w:p>
+      <w:pPr/>
+      <w:r>
+        <w:rPr>
+          <w:lang w:val="hi_IN" w:bidi="hi_IN"/>
+        </w:rPr>
+      </w:r>
+      <w:r>
+        <w:rPr>
+          <w:b/>
+          <w:lang w:val="hi_IN" w:bidi="hi_IN"/>
+        </w:rPr>
         <w:t>"ज्ञान और समझ सहित"</w:t>
       </w:r>
     </w:p>
@@ -2365,6 +2730,21 @@
           <w:b/>
           <w:lang w:val="hi_IN" w:bidi="hi_IN"/>
         </w:rPr>
+        <w:t>κατὰ τὴν εὐδοκίαν αὐτοῦ</w:t>
+      </w:r>
+    </w:p>
+    <w:p>
+      <w:pPr/>
+      <w:r>
+        <w:rPr>
+          <w:lang w:val="hi_IN" w:bidi="hi_IN"/>
+        </w:rPr>
+      </w:r>
+      <w:r>
+        <w:rPr>
+          <w:b/>
+          <w:lang w:val="hi_IN" w:bidi="hi_IN"/>
+        </w:rPr>
         <w:t>"अपने भले अभिप्राय के अनुसार"</w:t>
       </w:r>
     </w:p>
@@ -2428,6 +2808,21 @@
           <w:b/>
           <w:lang w:val="hi_IN" w:bidi="hi_IN"/>
         </w:rPr>
+        <w:t>ἣν προέθετο ἐν αὐτῷ</w:t>
+      </w:r>
+    </w:p>
+    <w:p>
+      <w:pPr/>
+      <w:r>
+        <w:rPr>
+          <w:lang w:val="hi_IN" w:bidi="hi_IN"/>
+        </w:rPr>
+      </w:r>
+      <w:r>
+        <w:rPr>
+          <w:b/>
+          <w:lang w:val="hi_IN" w:bidi="hi_IN"/>
+        </w:rPr>
         <w:t>"उसने"</w:t>
       </w:r>
       <w:r>
@@ -2517,6 +2912,21 @@
           <w:b/>
           <w:lang w:val="hi_IN" w:bidi="hi_IN"/>
         </w:rPr>
+        <w:t>ἐν αὐτῷ</w:t>
+      </w:r>
+    </w:p>
+    <w:p>
+      <w:pPr/>
+      <w:r>
+        <w:rPr>
+          <w:lang w:val="hi_IN" w:bidi="hi_IN"/>
+        </w:rPr>
+      </w:r>
+      <w:r>
+        <w:rPr>
+          <w:b/>
+          <w:lang w:val="hi_IN" w:bidi="hi_IN"/>
+        </w:rPr>
         <w:t>"अपने आप में"</w:t>
       </w:r>
     </w:p>
@@ -2580,6 +2990,21 @@
           <w:b/>
           <w:lang w:val="hi_IN" w:bidi="hi_IN"/>
         </w:rPr>
+        <w:t>εἰς οἰκονομίαν</w:t>
+      </w:r>
+    </w:p>
+    <w:p>
+      <w:pPr/>
+      <w:r>
+        <w:rPr>
+          <w:lang w:val="hi_IN" w:bidi="hi_IN"/>
+        </w:rPr>
+      </w:r>
+      <w:r>
+        <w:rPr>
+          <w:b/>
+          <w:lang w:val="hi_IN" w:bidi="hi_IN"/>
+        </w:rPr>
         <w:t>"कि परमेश्वर की योजना"</w:t>
       </w:r>
     </w:p>
@@ -2643,6 +3068,21 @@
           <w:b/>
           <w:lang w:val="hi_IN" w:bidi="hi_IN"/>
         </w:rPr>
+        <w:t>τοῦ πληρώματος τῶν καιρῶν</w:t>
+      </w:r>
+    </w:p>
+    <w:p>
+      <w:pPr/>
+      <w:r>
+        <w:rPr>
+          <w:lang w:val="hi_IN" w:bidi="hi_IN"/>
+        </w:rPr>
+      </w:r>
+      <w:r>
+        <w:rPr>
+          <w:b/>
+          <w:lang w:val="hi_IN" w:bidi="hi_IN"/>
+        </w:rPr>
         <w:t>"के अनुसार, समय की पूर्ति होने पर"</w:t>
       </w:r>
     </w:p>
@@ -2706,6 +3146,21 @@
           <w:b/>
           <w:lang w:val="hi_IN" w:bidi="hi_IN"/>
         </w:rPr>
+        <w:t>ἐν αὐτῷ</w:t>
+      </w:r>
+    </w:p>
+    <w:p>
+      <w:pPr/>
+      <w:r>
+        <w:rPr>
+          <w:lang w:val="hi_IN" w:bidi="hi_IN"/>
+        </w:rPr>
+      </w:r>
+      <w:r>
+        <w:rPr>
+          <w:b/>
+          <w:lang w:val="hi_IN" w:bidi="hi_IN"/>
+        </w:rPr>
         <w:t>"वह"</w:t>
       </w:r>
     </w:p>
@@ -2769,6 +3224,21 @@
           <w:b/>
           <w:lang w:val="hi_IN" w:bidi="hi_IN"/>
         </w:rPr>
+        <w:t>καὶ ἐκληρώθημεν, προορισθέντες</w:t>
+      </w:r>
+    </w:p>
+    <w:p>
+      <w:pPr/>
+      <w:r>
+        <w:rPr>
+          <w:lang w:val="hi_IN" w:bidi="hi_IN"/>
+        </w:rPr>
+      </w:r>
+      <w:r>
+        <w:rPr>
+          <w:b/>
+          <w:lang w:val="hi_IN" w:bidi="hi_IN"/>
+        </w:rPr>
         <w:t>"पहले से ठहराए जाकर विरासत बने"</w:t>
       </w:r>
     </w:p>
@@ -2878,6 +3348,21 @@
           <w:b/>
           <w:lang w:val="hi_IN" w:bidi="hi_IN"/>
         </w:rPr>
+        <w:t>καὶ ἐκληρώθημεν</w:t>
+      </w:r>
+    </w:p>
+    <w:p>
+      <w:pPr/>
+      <w:r>
+        <w:rPr>
+          <w:lang w:val="hi_IN" w:bidi="hi_IN"/>
+        </w:rPr>
+      </w:r>
+      <w:r>
+        <w:rPr>
+          <w:b/>
+          <w:lang w:val="hi_IN" w:bidi="hi_IN"/>
+        </w:rPr>
         <w:t>"विरासत बने"</w:t>
       </w:r>
     </w:p>
@@ -2961,6 +3446,21 @@
           <w:b/>
           <w:lang w:val="hi_IN" w:bidi="hi_IN"/>
         </w:rPr>
+        <w:t>προορισθέντες</w:t>
+      </w:r>
+    </w:p>
+    <w:p>
+      <w:pPr/>
+      <w:r>
+        <w:rPr>
+          <w:lang w:val="hi_IN" w:bidi="hi_IN"/>
+        </w:rPr>
+      </w:r>
+      <w:r>
+        <w:rPr>
+          <w:b/>
+          <w:lang w:val="hi_IN" w:bidi="hi_IN"/>
+        </w:rPr>
         <w:t>"पहले से ठहराए जाकर"</w:t>
       </w:r>
     </w:p>
@@ -3044,6 +3544,21 @@
           <w:b/>
           <w:lang w:val="hi_IN" w:bidi="hi_IN"/>
         </w:rPr>
+        <w:t>ἡμᾶς &amp; τοὺς προηλπικότας ἐν τῷ Χριστῷ</w:t>
+      </w:r>
+    </w:p>
+    <w:p>
+      <w:pPr/>
+      <w:r>
+        <w:rPr>
+          <w:lang w:val="hi_IN" w:bidi="hi_IN"/>
+        </w:rPr>
+      </w:r>
+      <w:r>
+        <w:rPr>
+          <w:b/>
+          <w:lang w:val="hi_IN" w:bidi="hi_IN"/>
+        </w:rPr>
         <w:t>"हम जिन्होंने पहले से मसीह पर आशा रखी थी"</w:t>
       </w:r>
     </w:p>
@@ -3140,6 +3655,21 @@
           <w:b/>
           <w:lang w:val="hi_IN" w:bidi="hi_IN"/>
         </w:rPr>
+        <w:t>εἰς τὸ εἶναι ἡμᾶς, εἰς ἔπαινον δόξης αὐτοῦ</w:t>
+      </w:r>
+    </w:p>
+    <w:p>
+      <w:pPr/>
+      <w:r>
+        <w:rPr>
+          <w:lang w:val="hi_IN" w:bidi="hi_IN"/>
+        </w:rPr>
+      </w:r>
+      <w:r>
+        <w:rPr>
+          <w:b/>
+          <w:lang w:val="hi_IN" w:bidi="hi_IN"/>
+        </w:rPr>
         <w:t>"कि हम"</w:t>
       </w:r>
       <w:r>
@@ -3279,6 +3809,21 @@
           <w:b/>
           <w:lang w:val="hi_IN" w:bidi="hi_IN"/>
         </w:rPr>
+        <w:t>τὸν λόγον τῆς ἀληθείας</w:t>
+      </w:r>
+    </w:p>
+    <w:p>
+      <w:pPr/>
+      <w:r>
+        <w:rPr>
+          <w:lang w:val="hi_IN" w:bidi="hi_IN"/>
+        </w:rPr>
+      </w:r>
+      <w:r>
+        <w:rPr>
+          <w:b/>
+          <w:lang w:val="hi_IN" w:bidi="hi_IN"/>
+        </w:rPr>
         <w:t>"सत्य का वचन"</w:t>
       </w:r>
     </w:p>
@@ -3342,6 +3887,21 @@
           <w:b/>
           <w:lang w:val="hi_IN" w:bidi="hi_IN"/>
         </w:rPr>
+        <w:t>ἐσφραγίσθητε τῷ Πνεύματι τῆς ἐπαγγελίας, τῷ Ἁγίῳ</w:t>
+      </w:r>
+    </w:p>
+    <w:p>
+      <w:pPr/>
+      <w:r>
+        <w:rPr>
+          <w:lang w:val="hi_IN" w:bidi="hi_IN"/>
+        </w:rPr>
+      </w:r>
+      <w:r>
+        <w:rPr>
+          <w:b/>
+          <w:lang w:val="hi_IN" w:bidi="hi_IN"/>
+        </w:rPr>
         <w:t>"प्रतिज्ञा किए हुए पवित्र आत्मा की छाप लगी"</w:t>
       </w:r>
     </w:p>
@@ -3425,6 +3985,21 @@
           <w:b/>
           <w:lang w:val="hi_IN" w:bidi="hi_IN"/>
         </w:rPr>
+        <w:t>ἐσφραγίσθητε</w:t>
+      </w:r>
+    </w:p>
+    <w:p>
+      <w:pPr/>
+      <w:r>
+        <w:rPr>
+          <w:lang w:val="hi_IN" w:bidi="hi_IN"/>
+        </w:rPr>
+      </w:r>
+      <w:r>
+        <w:rPr>
+          <w:b/>
+          <w:lang w:val="hi_IN" w:bidi="hi_IN"/>
+        </w:rPr>
         <w:t>"छाप लगी"</w:t>
       </w:r>
     </w:p>
@@ -3508,6 +4083,21 @@
           <w:b/>
           <w:lang w:val="hi_IN" w:bidi="hi_IN"/>
         </w:rPr>
+        <w:t>ἀρραβὼν τῆς κληρονομίας ἡμῶν</w:t>
+      </w:r>
+    </w:p>
+    <w:p>
+      <w:pPr/>
+      <w:r>
+        <w:rPr>
+          <w:lang w:val="hi_IN" w:bidi="hi_IN"/>
+        </w:rPr>
+      </w:r>
+      <w:r>
+        <w:rPr>
+          <w:b/>
+          <w:lang w:val="hi_IN" w:bidi="hi_IN"/>
+        </w:rPr>
         <w:t>"हमारी विरासत का बयाना है, कि"</w:t>
       </w:r>
     </w:p>
@@ -3654,6 +4244,21 @@
           <w:b/>
           <w:lang w:val="hi_IN" w:bidi="hi_IN"/>
         </w:rPr>
+        <w:t>διὰ τοῦτο</w:t>
+      </w:r>
+    </w:p>
+    <w:p>
+      <w:pPr/>
+      <w:r>
+        <w:rPr>
+          <w:lang w:val="hi_IN" w:bidi="hi_IN"/>
+        </w:rPr>
+      </w:r>
+      <w:r>
+        <w:rPr>
+          <w:b/>
+          <w:lang w:val="hi_IN" w:bidi="hi_IN"/>
+        </w:rPr>
         <w:t>"इस कारण"</w:t>
       </w:r>
     </w:p>
@@ -3846,6 +4451,21 @@
           <w:b/>
           <w:lang w:val="hi_IN" w:bidi="hi_IN"/>
         </w:rPr>
+        <w:t>οὐ παύομαι εὐχαριστῶν</w:t>
+      </w:r>
+    </w:p>
+    <w:p>
+      <w:pPr/>
+      <w:r>
+        <w:rPr>
+          <w:lang w:val="hi_IN" w:bidi="hi_IN"/>
+        </w:rPr>
+      </w:r>
+      <w:r>
+        <w:rPr>
+          <w:b/>
+          <w:lang w:val="hi_IN" w:bidi="hi_IN"/>
+        </w:rPr>
         <w:t>"परमेश्वर का धन्यवाद करना नहीं छोड़ता"</w:t>
       </w:r>
     </w:p>
@@ -3929,6 +4549,21 @@
           <w:b/>
           <w:lang w:val="hi_IN" w:bidi="hi_IN"/>
         </w:rPr>
+        <w:t>ἵνα</w:t>
+      </w:r>
+    </w:p>
+    <w:p>
+      <w:pPr/>
+      <w:r>
+        <w:rPr>
+          <w:lang w:val="hi_IN" w:bidi="hi_IN"/>
+        </w:rPr>
+      </w:r>
+      <w:r>
+        <w:rPr>
+          <w:b/>
+          <w:lang w:val="hi_IN" w:bidi="hi_IN"/>
+        </w:rPr>
         <w:t>"कि"</w:t>
       </w:r>
     </w:p>
@@ -4025,6 +4660,21 @@
           <w:b/>
           <w:lang w:val="hi_IN" w:bidi="hi_IN"/>
         </w:rPr>
+        <w:t>πνεῦμα σοφίας καὶ ἀποκαλύψεως, ἐν ἐπιγνώσει αὐτοῦ</w:t>
+      </w:r>
+    </w:p>
+    <w:p>
+      <w:pPr/>
+      <w:r>
+        <w:rPr>
+          <w:lang w:val="hi_IN" w:bidi="hi_IN"/>
+        </w:rPr>
+      </w:r>
+      <w:r>
+        <w:rPr>
+          <w:b/>
+          <w:lang w:val="hi_IN" w:bidi="hi_IN"/>
+        </w:rPr>
         <w:t>"बुद्धि की आत्मा और अपने ज्ञान का प्रकाश"</w:t>
       </w:r>
     </w:p>
@@ -4088,6 +4738,21 @@
           <w:b/>
           <w:lang w:val="hi_IN" w:bidi="hi_IN"/>
         </w:rPr>
+        <w:t>πεφωτισμένους τοὺς ὀφθαλμοὺς τῆς καρδίας</w:t>
+      </w:r>
+    </w:p>
+    <w:p>
+      <w:pPr/>
+      <w:r>
+        <w:rPr>
+          <w:lang w:val="hi_IN" w:bidi="hi_IN"/>
+        </w:rPr>
+      </w:r>
+      <w:r>
+        <w:rPr>
+          <w:b/>
+          <w:lang w:val="hi_IN" w:bidi="hi_IN"/>
+        </w:rPr>
         <w:t>"और"</w:t>
       </w:r>
       <w:r>
@@ -4197,6 +4862,21 @@
           <w:b/>
           <w:lang w:val="hi_IN" w:bidi="hi_IN"/>
         </w:rPr>
+        <w:t>πεφωτισμένους τοὺς ὀφθαλμοὺς τῆς καρδίας</w:t>
+      </w:r>
+    </w:p>
+    <w:p>
+      <w:pPr/>
+      <w:r>
+        <w:rPr>
+          <w:lang w:val="hi_IN" w:bidi="hi_IN"/>
+        </w:rPr>
+      </w:r>
+      <w:r>
+        <w:rPr>
+          <w:b/>
+          <w:lang w:val="hi_IN" w:bidi="hi_IN"/>
+        </w:rPr>
         <w:t>"और"</w:t>
       </w:r>
       <w:r>
@@ -4293,6 +4973,21 @@
           <w:b/>
           <w:lang w:val="hi_IN" w:bidi="hi_IN"/>
         </w:rPr>
+        <w:t>τοὺς ὀφθαλμοὺς τῆς καρδίας</w:t>
+      </w:r>
+    </w:p>
+    <w:p>
+      <w:pPr/>
+      <w:r>
+        <w:rPr>
+          <w:lang w:val="hi_IN" w:bidi="hi_IN"/>
+        </w:rPr>
+      </w:r>
+      <w:r>
+        <w:rPr>
+          <w:b/>
+          <w:lang w:val="hi_IN" w:bidi="hi_IN"/>
+        </w:rPr>
         <w:t>"और"</w:t>
       </w:r>
       <w:r>
@@ -4389,6 +5084,21 @@
           <w:b/>
           <w:lang w:val="hi_IN" w:bidi="hi_IN"/>
         </w:rPr>
+        <w:t>πεφωτισμένους</w:t>
+      </w:r>
+    </w:p>
+    <w:p>
+      <w:pPr/>
+      <w:r>
+        <w:rPr>
+          <w:lang w:val="hi_IN" w:bidi="hi_IN"/>
+        </w:rPr>
+      </w:r>
+      <w:r>
+        <w:rPr>
+          <w:b/>
+          <w:lang w:val="hi_IN" w:bidi="hi_IN"/>
+        </w:rPr>
         <w:t>"ज्योतिर्मय हों कि"</w:t>
       </w:r>
     </w:p>
@@ -4528,6 +5238,21 @@
           <w:b/>
           <w:lang w:val="hi_IN" w:bidi="hi_IN"/>
         </w:rPr>
+        <w:t>τῆς κληρονομίας αὐτοῦ</w:t>
+      </w:r>
+    </w:p>
+    <w:p>
+      <w:pPr/>
+      <w:r>
+        <w:rPr>
+          <w:lang w:val="hi_IN" w:bidi="hi_IN"/>
+        </w:rPr>
+      </w:r>
+      <w:r>
+        <w:rPr>
+          <w:b/>
+          <w:lang w:val="hi_IN" w:bidi="hi_IN"/>
+        </w:rPr>
         <w:t>"और"</w:t>
       </w:r>
       <w:r>
@@ -4624,6 +5349,21 @@
           <w:b/>
           <w:lang w:val="hi_IN" w:bidi="hi_IN"/>
         </w:rPr>
+        <w:t>τοῖς ἁγίοις</w:t>
+      </w:r>
+    </w:p>
+    <w:p>
+      <w:pPr/>
+      <w:r>
+        <w:rPr>
+          <w:lang w:val="hi_IN" w:bidi="hi_IN"/>
+        </w:rPr>
+      </w:r>
+      <w:r>
+        <w:rPr>
+          <w:b/>
+          <w:lang w:val="hi_IN" w:bidi="hi_IN"/>
+        </w:rPr>
         <w:t>"पवित्र लोगों में"</w:t>
       </w:r>
       <w:r>
@@ -4700,6 +5440,21 @@
           <w:b/>
           <w:lang w:val="hi_IN" w:bidi="hi_IN"/>
         </w:rPr>
+        <w:t>τὸ ὑπερβάλλον μέγεθος τῆς δυνάμεως αὐτοῦ</w:t>
+      </w:r>
+    </w:p>
+    <w:p>
+      <w:pPr/>
+      <w:r>
+        <w:rPr>
+          <w:lang w:val="hi_IN" w:bidi="hi_IN"/>
+        </w:rPr>
+      </w:r>
+      <w:r>
+        <w:rPr>
+          <w:b/>
+          <w:lang w:val="hi_IN" w:bidi="hi_IN"/>
+        </w:rPr>
         <w:t>"उसकी सामर्थ्य"</w:t>
       </w:r>
       <w:r>
@@ -4776,6 +5531,21 @@
           <w:b/>
           <w:lang w:val="hi_IN" w:bidi="hi_IN"/>
         </w:rPr>
+        <w:t>εἰς ἡμᾶς, τοὺς πιστεύοντας</w:t>
+      </w:r>
+    </w:p>
+    <w:p>
+      <w:pPr/>
+      <w:r>
+        <w:rPr>
+          <w:lang w:val="hi_IN" w:bidi="hi_IN"/>
+        </w:rPr>
+      </w:r>
+      <w:r>
+        <w:rPr>
+          <w:b/>
+          <w:lang w:val="hi_IN" w:bidi="hi_IN"/>
+        </w:rPr>
         <w:t>"हमारी ओर"</w:t>
       </w:r>
       <w:r>
@@ -4852,6 +5622,21 @@
           <w:b/>
           <w:lang w:val="hi_IN" w:bidi="hi_IN"/>
         </w:rPr>
+        <w:t>τὴν ἐνέργειαν τοῦ κράτους τῆς ἰσχύος αὐτοῦ</w:t>
+      </w:r>
+    </w:p>
+    <w:p>
+      <w:pPr/>
+      <w:r>
+        <w:rPr>
+          <w:lang w:val="hi_IN" w:bidi="hi_IN"/>
+        </w:rPr>
+      </w:r>
+      <w:r>
+        <w:rPr>
+          <w:b/>
+          <w:lang w:val="hi_IN" w:bidi="hi_IN"/>
+        </w:rPr>
         <w:t>"उसकी शक्ति के प्रभाव के उस कार्य"</w:t>
       </w:r>
     </w:p>
@@ -4915,6 +5700,21 @@
           <w:b/>
           <w:lang w:val="hi_IN" w:bidi="hi_IN"/>
         </w:rPr>
+        <w:t>τοῦ κράτους τῆς ἰσχύος αὐτοῦ</w:t>
+      </w:r>
+    </w:p>
+    <w:p>
+      <w:pPr/>
+      <w:r>
+        <w:rPr>
+          <w:lang w:val="hi_IN" w:bidi="hi_IN"/>
+        </w:rPr>
+      </w:r>
+      <w:r>
+        <w:rPr>
+          <w:b/>
+          <w:lang w:val="hi_IN" w:bidi="hi_IN"/>
+        </w:rPr>
         <w:t>"उसकी शक्ति के प्रभाव के उस"</w:t>
       </w:r>
     </w:p>
@@ -5018,6 +5818,21 @@
           <w:b/>
           <w:lang w:val="hi_IN" w:bidi="hi_IN"/>
         </w:rPr>
+        <w:t>ἐγείρας αὐτὸν ἐκ νεκρῶν</w:t>
+      </w:r>
+    </w:p>
+    <w:p>
+      <w:pPr/>
+      <w:r>
+        <w:rPr>
+          <w:lang w:val="hi_IN" w:bidi="hi_IN"/>
+        </w:rPr>
+      </w:r>
+      <w:r>
+        <w:rPr>
+          <w:b/>
+          <w:lang w:val="hi_IN" w:bidi="hi_IN"/>
+        </w:rPr>
         <w:t>"उसको मरे हुओं में से जिलाकर"</w:t>
       </w:r>
     </w:p>
@@ -5081,6 +5896,21 @@
           <w:b/>
           <w:lang w:val="hi_IN" w:bidi="hi_IN"/>
         </w:rPr>
+        <w:t>ἐκ νεκρῶν</w:t>
+      </w:r>
+    </w:p>
+    <w:p>
+      <w:pPr/>
+      <w:r>
+        <w:rPr>
+          <w:lang w:val="hi_IN" w:bidi="hi_IN"/>
+        </w:rPr>
+      </w:r>
+      <w:r>
+        <w:rPr>
+          <w:b/>
+          <w:lang w:val="hi_IN" w:bidi="hi_IN"/>
+        </w:rPr>
         <w:t>"मरे हुओं में से"</w:t>
       </w:r>
     </w:p>
@@ -5164,6 +5994,21 @@
           <w:b/>
           <w:lang w:val="hi_IN" w:bidi="hi_IN"/>
         </w:rPr>
+        <w:t>καθίσας ἐν δεξιᾷ αὐτοῦ, ἐν τοῖς ἐπουρανίοις</w:t>
+      </w:r>
+    </w:p>
+    <w:p>
+      <w:pPr/>
+      <w:r>
+        <w:rPr>
+          <w:lang w:val="hi_IN" w:bidi="hi_IN"/>
+        </w:rPr>
+      </w:r>
+      <w:r>
+        <w:rPr>
+          <w:b/>
+          <w:lang w:val="hi_IN" w:bidi="hi_IN"/>
+        </w:rPr>
         <w:t>"उसने"</w:t>
       </w:r>
       <w:r>
@@ -5273,6 +6118,21 @@
           <w:b/>
           <w:lang w:val="hi_IN" w:bidi="hi_IN"/>
         </w:rPr>
+        <w:t>καθίσας ἐν δεξιᾷ αὐτοῦ</w:t>
+      </w:r>
+    </w:p>
+    <w:p>
+      <w:pPr/>
+      <w:r>
+        <w:rPr>
+          <w:lang w:val="hi_IN" w:bidi="hi_IN"/>
+        </w:rPr>
+      </w:r>
+      <w:r>
+        <w:rPr>
+          <w:b/>
+          <w:lang w:val="hi_IN" w:bidi="hi_IN"/>
+        </w:rPr>
         <w:t>"अपनी दाहिनी ओर"</w:t>
       </w:r>
     </w:p>
@@ -5356,6 +6216,21 @@
           <w:b/>
           <w:lang w:val="hi_IN" w:bidi="hi_IN"/>
         </w:rPr>
+        <w:t>ἐν τοῖς ἐπουρανίοις</w:t>
+      </w:r>
+    </w:p>
+    <w:p>
+      <w:pPr/>
+      <w:r>
+        <w:rPr>
+          <w:lang w:val="hi_IN" w:bidi="hi_IN"/>
+        </w:rPr>
+      </w:r>
+      <w:r>
+        <w:rPr>
+          <w:b/>
+          <w:lang w:val="hi_IN" w:bidi="hi_IN"/>
+        </w:rPr>
         <w:t>"उसने"</w:t>
       </w:r>
       <w:r>
@@ -5398,7 +6273,7 @@
         </w:rPr>
         <w:t xml:space="preserve">"“अलौकिक संसार मे।” यहाँ शब्द ""स्वर्गीय"" उस स्थान को सन्दर्भित करता है जहाँ परमेश्वर है। देखें कि आपने इसका अनुवाद </w:t>
       </w:r>
-      <w:hyperlink r:id="rId13">
+      <w:hyperlink r:id="rId15">
         <w:r>
           <w:rPr>
             <w:lang w:val="hi_IN" w:bidi="hi_IN"/>
@@ -5463,6 +6338,21 @@
           <w:b/>
           <w:lang w:val="hi_IN" w:bidi="hi_IN"/>
         </w:rPr>
+        <w:t>ὑπεράνω πάσης ἀρχῆς, καὶ ἐξουσίας, καὶ δυνάμεως, καὶ κυριότητος</w:t>
+      </w:r>
+    </w:p>
+    <w:p>
+      <w:pPr/>
+      <w:r>
+        <w:rPr>
+          <w:lang w:val="hi_IN" w:bidi="hi_IN"/>
+        </w:rPr>
+      </w:r>
+      <w:r>
+        <w:rPr>
+          <w:b/>
+          <w:lang w:val="hi_IN" w:bidi="hi_IN"/>
+        </w:rPr>
         <w:t>"सब प्रकार की प्रधानता, और अधिकार, और सामर्थ्य, और प्रभुता के,"</w:t>
       </w:r>
       <w:r>
@@ -5572,6 +6462,21 @@
           <w:b/>
           <w:lang w:val="hi_IN" w:bidi="hi_IN"/>
         </w:rPr>
+        <w:t>παντὸς ὀνόματος ὀνομαζομένου</w:t>
+      </w:r>
+    </w:p>
+    <w:p>
+      <w:pPr/>
+      <w:r>
+        <w:rPr>
+          <w:lang w:val="hi_IN" w:bidi="hi_IN"/>
+        </w:rPr>
+      </w:r>
+      <w:r>
+        <w:rPr>
+          <w:b/>
+          <w:lang w:val="hi_IN" w:bidi="hi_IN"/>
+        </w:rPr>
         <w:t>"हर एक नाम के"</w:t>
       </w:r>
       <w:r>
@@ -5668,6 +6573,21 @@
           <w:b/>
           <w:lang w:val="hi_IN" w:bidi="hi_IN"/>
         </w:rPr>
+        <w:t>ὀνόματος</w:t>
+      </w:r>
+    </w:p>
+    <w:p>
+      <w:pPr/>
+      <w:r>
+        <w:rPr>
+          <w:lang w:val="hi_IN" w:bidi="hi_IN"/>
+        </w:rPr>
+      </w:r>
+      <w:r>
+        <w:rPr>
+          <w:b/>
+          <w:lang w:val="hi_IN" w:bidi="hi_IN"/>
+        </w:rPr>
         <w:t>"नाम के"</w:t>
       </w:r>
     </w:p>
@@ -5751,6 +6671,21 @@
           <w:b/>
           <w:lang w:val="hi_IN" w:bidi="hi_IN"/>
         </w:rPr>
+        <w:t>ἐν τῷ αἰῶνι τούτῳ</w:t>
+      </w:r>
+    </w:p>
+    <w:p>
+      <w:pPr/>
+      <w:r>
+        <w:rPr>
+          <w:lang w:val="hi_IN" w:bidi="hi_IN"/>
+        </w:rPr>
+      </w:r>
+      <w:r>
+        <w:rPr>
+          <w:b/>
+          <w:lang w:val="hi_IN" w:bidi="hi_IN"/>
+        </w:rPr>
         <w:t>"जो"</w:t>
       </w:r>
       <w:r>
@@ -5827,6 +6762,21 @@
           <w:b/>
           <w:lang w:val="hi_IN" w:bidi="hi_IN"/>
         </w:rPr>
+        <w:t>ἐν τῷ μέλλοντι</w:t>
+      </w:r>
+    </w:p>
+    <w:p>
+      <w:pPr/>
+      <w:r>
+        <w:rPr>
+          <w:lang w:val="hi_IN" w:bidi="hi_IN"/>
+        </w:rPr>
+      </w:r>
+      <w:r>
+        <w:rPr>
+          <w:b/>
+          <w:lang w:val="hi_IN" w:bidi="hi_IN"/>
+        </w:rPr>
         <w:t>"आनेवाले लोक में"</w:t>
       </w:r>
     </w:p>
@@ -5890,6 +6840,21 @@
           <w:b/>
           <w:lang w:val="hi_IN" w:bidi="hi_IN"/>
         </w:rPr>
+        <w:t>ὑπὸ τοὺς πόδας αὐτοῦ</w:t>
+      </w:r>
+    </w:p>
+    <w:p>
+      <w:pPr/>
+      <w:r>
+        <w:rPr>
+          <w:lang w:val="hi_IN" w:bidi="hi_IN"/>
+        </w:rPr>
+      </w:r>
+      <w:r>
+        <w:rPr>
+          <w:b/>
+          <w:lang w:val="hi_IN" w:bidi="hi_IN"/>
+        </w:rPr>
         <w:t>"सब कुछ उसके पाँवों तले कर दिया"</w:t>
       </w:r>
       <w:r>
@@ -5999,6 +6964,21 @@
           <w:b/>
           <w:lang w:val="hi_IN" w:bidi="hi_IN"/>
         </w:rPr>
+        <w:t>κεφαλὴν ὑπὲρ πάντα</w:t>
+      </w:r>
+    </w:p>
+    <w:p>
+      <w:pPr/>
+      <w:r>
+        <w:rPr>
+          <w:lang w:val="hi_IN" w:bidi="hi_IN"/>
+        </w:rPr>
+      </w:r>
+      <w:r>
+        <w:rPr>
+          <w:b/>
+          <w:lang w:val="hi_IN" w:bidi="hi_IN"/>
+        </w:rPr>
         <w:t>"सब वस्तुओं पर शिरोमणि"</w:t>
       </w:r>
     </w:p>
@@ -6095,6 +7075,21 @@
           <w:b/>
           <w:lang w:val="hi_IN" w:bidi="hi_IN"/>
         </w:rPr>
+        <w:t>τὸ σῶμα αὐτοῦ</w:t>
+      </w:r>
+    </w:p>
+    <w:p>
+      <w:pPr/>
+      <w:r>
+        <w:rPr>
+          <w:lang w:val="hi_IN" w:bidi="hi_IN"/>
+        </w:rPr>
+      </w:r>
+      <w:r>
+        <w:rPr>
+          <w:b/>
+          <w:lang w:val="hi_IN" w:bidi="hi_IN"/>
+        </w:rPr>
         <w:t>"यह उसकी देह"</w:t>
       </w:r>
     </w:p>
@@ -6178,6 +7173,21 @@
           <w:b/>
           <w:lang w:val="hi_IN" w:bidi="hi_IN"/>
         </w:rPr>
+        <w:t>τὸ πλήρωμα τοῦ τὰ πάντα ἐν πᾶσιν πληρουμένου</w:t>
+      </w:r>
+    </w:p>
+    <w:p>
+      <w:pPr/>
+      <w:r>
+        <w:rPr>
+          <w:lang w:val="hi_IN" w:bidi="hi_IN"/>
+        </w:rPr>
+      </w:r>
+      <w:r>
+        <w:rPr>
+          <w:b/>
+          <w:lang w:val="hi_IN" w:bidi="hi_IN"/>
+        </w:rPr>
         <w:t>"और उसी की परिपूर्णता है, जो सब में सब कुछ पूर्ण करता है"</w:t>
       </w:r>
     </w:p>
@@ -6241,6 +7251,21 @@
           <w:b/>
           <w:lang w:val="hi_IN" w:bidi="hi_IN"/>
         </w:rPr>
+        <w:t>τὸ πλήρωμα</w:t>
+      </w:r>
+    </w:p>
+    <w:p>
+      <w:pPr/>
+      <w:r>
+        <w:rPr>
+          <w:lang w:val="hi_IN" w:bidi="hi_IN"/>
+        </w:rPr>
+      </w:r>
+      <w:r>
+        <w:rPr>
+          <w:b/>
+          <w:lang w:val="hi_IN" w:bidi="hi_IN"/>
+        </w:rPr>
         <w:t>"और उसी की परिपूर्णता है"</w:t>
       </w:r>
     </w:p>
@@ -6367,6 +7392,21 @@
           <w:b/>
           <w:lang w:val="hi_IN" w:bidi="hi_IN"/>
         </w:rPr>
+        <w:t>ὑμᾶς ὄντας νεκροὺς τοῖς παραπτώμασιν καὶ ταῖς ἁμαρτίαις ὑμῶν</w:t>
+      </w:r>
+    </w:p>
+    <w:p>
+      <w:pPr/>
+      <w:r>
+        <w:rPr>
+          <w:lang w:val="hi_IN" w:bidi="hi_IN"/>
+        </w:rPr>
+      </w:r>
+      <w:r>
+        <w:rPr>
+          <w:b/>
+          <w:lang w:val="hi_IN" w:bidi="hi_IN"/>
+        </w:rPr>
         <w:t>"उसने तुम्हें भी जिलाया, जो अपने अपराधों और पापों के कारण मरे हुए थे"</w:t>
       </w:r>
     </w:p>
@@ -6450,6 +7490,21 @@
           <w:b/>
           <w:lang w:val="hi_IN" w:bidi="hi_IN"/>
         </w:rPr>
+        <w:t>τοῖς παραπτώμασιν καὶ ταῖς ἁμαρτίαις ὑμῶν</w:t>
+      </w:r>
+    </w:p>
+    <w:p>
+      <w:pPr/>
+      <w:r>
+        <w:rPr>
+          <w:lang w:val="hi_IN" w:bidi="hi_IN"/>
+        </w:rPr>
+      </w:r>
+      <w:r>
+        <w:rPr>
+          <w:b/>
+          <w:lang w:val="hi_IN" w:bidi="hi_IN"/>
+        </w:rPr>
         <w:t>"अपने अपराधों और पापों के कारण"</w:t>
       </w:r>
     </w:p>
@@ -6553,6 +7608,21 @@
           <w:b/>
           <w:lang w:val="hi_IN" w:bidi="hi_IN"/>
         </w:rPr>
+        <w:t>τοῖς παραπτώμασιν καὶ ταῖς ἁμαρτίαις ὑμῶν</w:t>
+      </w:r>
+    </w:p>
+    <w:p>
+      <w:pPr/>
+      <w:r>
+        <w:rPr>
+          <w:lang w:val="hi_IN" w:bidi="hi_IN"/>
+        </w:rPr>
+      </w:r>
+      <w:r>
+        <w:rPr>
+          <w:b/>
+          <w:lang w:val="hi_IN" w:bidi="hi_IN"/>
+        </w:rPr>
         <w:t>"अपने अपराधों और पापों के कारण"</w:t>
       </w:r>
     </w:p>
@@ -6656,6 +7726,21 @@
           <w:b/>
           <w:lang w:val="hi_IN" w:bidi="hi_IN"/>
         </w:rPr>
+        <w:t>ἐν αἷς ποτε περιεπατήσατε</w:t>
+      </w:r>
+    </w:p>
+    <w:p>
+      <w:pPr/>
+      <w:r>
+        <w:rPr>
+          <w:lang w:val="hi_IN" w:bidi="hi_IN"/>
+        </w:rPr>
+      </w:r>
+      <w:r>
+        <w:rPr>
+          <w:b/>
+          <w:lang w:val="hi_IN" w:bidi="hi_IN"/>
+        </w:rPr>
         <w:t>"जिनमें तुम पहले"</w:t>
       </w:r>
       <w:r>
@@ -6765,6 +7850,21 @@
           <w:b/>
           <w:lang w:val="hi_IN" w:bidi="hi_IN"/>
         </w:rPr>
+        <w:t>κατὰ τὸν αἰῶνα τοῦ κόσμου τούτου</w:t>
+      </w:r>
+    </w:p>
+    <w:p>
+      <w:pPr/>
+      <w:r>
+        <w:rPr>
+          <w:lang w:val="hi_IN" w:bidi="hi_IN"/>
+        </w:rPr>
+      </w:r>
+      <w:r>
+        <w:rPr>
+          <w:b/>
+          <w:lang w:val="hi_IN" w:bidi="hi_IN"/>
+        </w:rPr>
         <w:t>"इस संसार की"</w:t>
       </w:r>
       <w:r>
@@ -6963,6 +8063,21 @@
           <w:b/>
           <w:lang w:val="hi_IN" w:bidi="hi_IN"/>
         </w:rPr>
+        <w:t>τοῦ πνεύματος τοῦ νῦν ἐνεργοῦντος</w:t>
+      </w:r>
+    </w:p>
+    <w:p>
+      <w:pPr/>
+      <w:r>
+        <w:rPr>
+          <w:lang w:val="hi_IN" w:bidi="hi_IN"/>
+        </w:rPr>
+      </w:r>
+      <w:r>
+        <w:rPr>
+          <w:b/>
+          <w:lang w:val="hi_IN" w:bidi="hi_IN"/>
+        </w:rPr>
         <w:t>"अर्थात्"</w:t>
       </w:r>
       <w:r>
@@ -7065,6 +8180,21 @@
           <w:b/>
           <w:lang w:val="hi_IN" w:bidi="hi_IN"/>
         </w:rPr>
+        <w:t>τοῖς υἱοῖς τῆς ἀπειθείας</w:t>
+      </w:r>
+    </w:p>
+    <w:p>
+      <w:pPr/>
+      <w:r>
+        <w:rPr>
+          <w:lang w:val="hi_IN" w:bidi="hi_IN"/>
+        </w:rPr>
+      </w:r>
+      <w:r>
+        <w:rPr>
+          <w:b/>
+          <w:lang w:val="hi_IN" w:bidi="hi_IN"/>
+        </w:rPr>
         <w:t>"आज्ञा न माननेवालों"</w:t>
       </w:r>
       <w:r>
@@ -7161,6 +8291,21 @@
           <w:b/>
           <w:lang w:val="hi_IN" w:bidi="hi_IN"/>
         </w:rPr>
+        <w:t>τὰ θελήματα τῆς σαρκὸς καὶ τῶν διανοιῶν</w:t>
+      </w:r>
+    </w:p>
+    <w:p>
+      <w:pPr/>
+      <w:r>
+        <w:rPr>
+          <w:lang w:val="hi_IN" w:bidi="hi_IN"/>
+        </w:rPr>
+      </w:r>
+      <w:r>
+        <w:rPr>
+          <w:b/>
+          <w:lang w:val="hi_IN" w:bidi="hi_IN"/>
+        </w:rPr>
         <w:t>"शरीर, और मन की मनसाएँ"</w:t>
       </w:r>
       <w:r>
@@ -7277,6 +8422,21 @@
           <w:b/>
           <w:lang w:val="hi_IN" w:bidi="hi_IN"/>
         </w:rPr>
+        <w:t>τέκνα &amp; ὀργῆς</w:t>
+      </w:r>
+    </w:p>
+    <w:p>
+      <w:pPr/>
+      <w:r>
+        <w:rPr>
+          <w:lang w:val="hi_IN" w:bidi="hi_IN"/>
+        </w:rPr>
+      </w:r>
+      <w:r>
+        <w:rPr>
+          <w:b/>
+          <w:lang w:val="hi_IN" w:bidi="hi_IN"/>
+        </w:rPr>
         <w:t>"क्रोध"</w:t>
       </w:r>
       <w:r>
@@ -7373,6 +8533,21 @@
           <w:b/>
           <w:lang w:val="hi_IN" w:bidi="hi_IN"/>
         </w:rPr>
+        <w:t>δὲ</w:t>
+      </w:r>
+    </w:p>
+    <w:p>
+      <w:pPr/>
+      <w:r>
+        <w:rPr>
+          <w:lang w:val="hi_IN" w:bidi="hi_IN"/>
+        </w:rPr>
+      </w:r>
+      <w:r>
+        <w:rPr>
+          <w:b/>
+          <w:lang w:val="hi_IN" w:bidi="hi_IN"/>
+        </w:rPr>
         <w:t>"परन्तु"</w:t>
       </w:r>
     </w:p>
@@ -7463,6 +8638,21 @@
           <w:b/>
           <w:lang w:val="hi_IN" w:bidi="hi_IN"/>
         </w:rPr>
+        <w:t>Θεὸς πλούσιος ὢν ἐν ἐλέει</w:t>
+      </w:r>
+    </w:p>
+    <w:p>
+      <w:pPr/>
+      <w:r>
+        <w:rPr>
+          <w:lang w:val="hi_IN" w:bidi="hi_IN"/>
+        </w:rPr>
+      </w:r>
+      <w:r>
+        <w:rPr>
+          <w:b/>
+          <w:lang w:val="hi_IN" w:bidi="hi_IN"/>
+        </w:rPr>
         <w:t>"परमेश्वर ने"</w:t>
       </w:r>
       <w:r>
@@ -7539,6 +8729,21 @@
           <w:b/>
           <w:lang w:val="hi_IN" w:bidi="hi_IN"/>
         </w:rPr>
+        <w:t>διὰ τὴν πολλὴν ἀγάπην αὐτοῦ, ἣν ἠγάπησεν ἡμᾶς</w:t>
+      </w:r>
+    </w:p>
+    <w:p>
+      <w:pPr/>
+      <w:r>
+        <w:rPr>
+          <w:lang w:val="hi_IN" w:bidi="hi_IN"/>
+        </w:rPr>
+      </w:r>
+      <w:r>
+        <w:rPr>
+          <w:b/>
+          <w:lang w:val="hi_IN" w:bidi="hi_IN"/>
+        </w:rPr>
         <w:t>"अपने उस बड़े प्रेम के कारण जिससे उसने हम से प्रेम किया"</w:t>
       </w:r>
     </w:p>
@@ -7609,6 +8814,21 @@
           <w:b/>
           <w:lang w:val="hi_IN" w:bidi="hi_IN"/>
         </w:rPr>
+        <w:t>χάριτί ἐστε σεσῳσμένοι</w:t>
+      </w:r>
+    </w:p>
+    <w:p>
+      <w:pPr/>
+      <w:r>
+        <w:rPr>
+          <w:lang w:val="hi_IN" w:bidi="hi_IN"/>
+        </w:rPr>
+      </w:r>
+      <w:r>
+        <w:rPr>
+          <w:b/>
+          <w:lang w:val="hi_IN" w:bidi="hi_IN"/>
+        </w:rPr>
         <w:t>"अनुग्रह ही से तुम्हारा उद्धार हुआ है"</w:t>
       </w:r>
     </w:p>
@@ -7692,6 +8912,21 @@
           <w:b/>
           <w:lang w:val="hi_IN" w:bidi="hi_IN"/>
         </w:rPr>
+        <w:t>χάριτί ἐστε σεσῳσμένοι</w:t>
+      </w:r>
+    </w:p>
+    <w:p>
+      <w:pPr/>
+      <w:r>
+        <w:rPr>
+          <w:lang w:val="hi_IN" w:bidi="hi_IN"/>
+        </w:rPr>
+      </w:r>
+      <w:r>
+        <w:rPr>
+          <w:b/>
+          <w:lang w:val="hi_IN" w:bidi="hi_IN"/>
+        </w:rPr>
         <w:t>"अनुग्रह ही से तुम्हारा उद्धार हुआ है"</w:t>
       </w:r>
     </w:p>
@@ -7782,6 +9017,21 @@
           <w:b/>
           <w:lang w:val="hi_IN" w:bidi="hi_IN"/>
         </w:rPr>
+        <w:t>συνήγειρεν</w:t>
+      </w:r>
+    </w:p>
+    <w:p>
+      <w:pPr/>
+      <w:r>
+        <w:rPr>
+          <w:lang w:val="hi_IN" w:bidi="hi_IN"/>
+        </w:rPr>
+      </w:r>
+      <w:r>
+        <w:rPr>
+          <w:b/>
+          <w:lang w:val="hi_IN" w:bidi="hi_IN"/>
+        </w:rPr>
         <w:t>"उसके साथ उठाया"</w:t>
       </w:r>
     </w:p>
@@ -7872,6 +9122,21 @@
           <w:b/>
           <w:lang w:val="hi_IN" w:bidi="hi_IN"/>
         </w:rPr>
+        <w:t>συνήγειρεν</w:t>
+      </w:r>
+    </w:p>
+    <w:p>
+      <w:pPr/>
+      <w:r>
+        <w:rPr>
+          <w:lang w:val="hi_IN" w:bidi="hi_IN"/>
+        </w:rPr>
+      </w:r>
+      <w:r>
+        <w:rPr>
+          <w:b/>
+          <w:lang w:val="hi_IN" w:bidi="hi_IN"/>
+        </w:rPr>
         <w:t>"उसके साथ उठाया"</w:t>
       </w:r>
     </w:p>
@@ -7955,6 +9220,21 @@
           <w:b/>
           <w:lang w:val="hi_IN" w:bidi="hi_IN"/>
         </w:rPr>
+        <w:t>συνεκάθισεν</w:t>
+      </w:r>
+    </w:p>
+    <w:p>
+      <w:pPr/>
+      <w:r>
+        <w:rPr>
+          <w:lang w:val="hi_IN" w:bidi="hi_IN"/>
+        </w:rPr>
+      </w:r>
+      <w:r>
+        <w:rPr>
+          <w:b/>
+          <w:lang w:val="hi_IN" w:bidi="hi_IN"/>
+        </w:rPr>
         <w:t>"उसके साथ बैठाया"</w:t>
       </w:r>
     </w:p>
@@ -8038,6 +9318,21 @@
           <w:b/>
           <w:lang w:val="hi_IN" w:bidi="hi_IN"/>
         </w:rPr>
+        <w:t>ἐν τοῖς ἐπουρανίοις</w:t>
+      </w:r>
+    </w:p>
+    <w:p>
+      <w:pPr/>
+      <w:r>
+        <w:rPr>
+          <w:lang w:val="hi_IN" w:bidi="hi_IN"/>
+        </w:rPr>
+      </w:r>
+      <w:r>
+        <w:rPr>
+          <w:b/>
+          <w:lang w:val="hi_IN" w:bidi="hi_IN"/>
+        </w:rPr>
         <w:t>"स्वर्गीय स्थानों में"</w:t>
       </w:r>
     </w:p>
@@ -8067,7 +9362,7 @@
         </w:rPr>
         <w:t xml:space="preserve"> उस स्थान को सन्दर्भित करता है जहाँ परमेश्वर है। देखें कि इसका अनुवाद </w:t>
       </w:r>
-      <w:hyperlink r:id="rId13">
+      <w:hyperlink r:id="rId15">
         <w:r>
           <w:rPr>
             <w:lang w:val="hi_IN" w:bidi="hi_IN"/>
@@ -8132,6 +9427,21 @@
           <w:b/>
           <w:lang w:val="hi_IN" w:bidi="hi_IN"/>
         </w:rPr>
+        <w:t>ἐν Χριστῷ Ἰησοῦ</w:t>
+      </w:r>
+    </w:p>
+    <w:p>
+      <w:pPr/>
+      <w:r>
+        <w:rPr>
+          <w:lang w:val="hi_IN" w:bidi="hi_IN"/>
+        </w:rPr>
+      </w:r>
+      <w:r>
+        <w:rPr>
+          <w:b/>
+          <w:lang w:val="hi_IN" w:bidi="hi_IN"/>
+        </w:rPr>
         <w:t>"मसीह यीशु में"</w:t>
       </w:r>
     </w:p>
@@ -8202,6 +9512,21 @@
           <w:b/>
           <w:lang w:val="hi_IN" w:bidi="hi_IN"/>
         </w:rPr>
+        <w:t>ἵνα</w:t>
+      </w:r>
+    </w:p>
+    <w:p>
+      <w:pPr/>
+      <w:r>
+        <w:rPr>
+          <w:lang w:val="hi_IN" w:bidi="hi_IN"/>
+        </w:rPr>
+      </w:r>
+      <w:r>
+        <w:rPr>
+          <w:b/>
+          <w:lang w:val="hi_IN" w:bidi="hi_IN"/>
+        </w:rPr>
         <w:t>"कि"</w:t>
       </w:r>
     </w:p>
@@ -8298,6 +9623,21 @@
           <w:b/>
           <w:lang w:val="hi_IN" w:bidi="hi_IN"/>
         </w:rPr>
+        <w:t>ἐν τοῖς αἰῶσιν, τοῖς ἐπερχομένοις</w:t>
+      </w:r>
+    </w:p>
+    <w:p>
+      <w:pPr/>
+      <w:r>
+        <w:rPr>
+          <w:lang w:val="hi_IN" w:bidi="hi_IN"/>
+        </w:rPr>
+      </w:r>
+      <w:r>
+        <w:rPr>
+          <w:b/>
+          <w:lang w:val="hi_IN" w:bidi="hi_IN"/>
+        </w:rPr>
         <w:t>"उस"</w:t>
       </w:r>
       <w:r>
@@ -8374,6 +9714,21 @@
           <w:b/>
           <w:lang w:val="hi_IN" w:bidi="hi_IN"/>
         </w:rPr>
+        <w:t>γὰρ</w:t>
+      </w:r>
+    </w:p>
+    <w:p>
+      <w:pPr/>
+      <w:r>
+        <w:rPr>
+          <w:lang w:val="hi_IN" w:bidi="hi_IN"/>
+        </w:rPr>
+      </w:r>
+      <w:r>
+        <w:rPr>
+          <w:b/>
+          <w:lang w:val="hi_IN" w:bidi="hi_IN"/>
+        </w:rPr>
         <w:t>"क्योंकि"</w:t>
       </w:r>
     </w:p>
@@ -8464,6 +9819,21 @@
           <w:b/>
           <w:lang w:val="hi_IN" w:bidi="hi_IN"/>
         </w:rPr>
+        <w:t>τῇ γὰρ χάριτί ἐστε σεσῳσμένοι διὰ πίστεως</w:t>
+      </w:r>
+    </w:p>
+    <w:p>
+      <w:pPr/>
+      <w:r>
+        <w:rPr>
+          <w:lang w:val="hi_IN" w:bidi="hi_IN"/>
+        </w:rPr>
+      </w:r>
+      <w:r>
+        <w:rPr>
+          <w:b/>
+          <w:lang w:val="hi_IN" w:bidi="hi_IN"/>
+        </w:rPr>
         <w:t>"क्योंकि विश्वास के द्वारा अनुग्रह ही से तुम्हारा उद्धार हुआ है"</w:t>
       </w:r>
     </w:p>
@@ -8583,7 +9953,7 @@
         </w:rPr>
         <w:t xml:space="preserve"> भाववाचक संज्ञा है। वैकल्पिक अनुवाद: “परमेश्वर ने मुफ्त वरदान स्वरुप तुम्हारा उद्धार किया है” या “परमेश्वर ने तुम्हारे लिए अपनी अपरम्पार दया के कारण तुम्हारा उद्धार किया है” देखें कि आपने इसका अनुवाद </w:t>
       </w:r>
-      <w:hyperlink r:id="rId14">
+      <w:hyperlink r:id="rId16">
         <w:r>
           <w:rPr>
             <w:lang w:val="hi_IN" w:bidi="hi_IN"/>
@@ -8668,6 +10038,21 @@
           <w:b/>
           <w:lang w:val="hi_IN" w:bidi="hi_IN"/>
         </w:rPr>
+        <w:t>τοῦτο</w:t>
+      </w:r>
+    </w:p>
+    <w:p>
+      <w:pPr/>
+      <w:r>
+        <w:rPr>
+          <w:lang w:val="hi_IN" w:bidi="hi_IN"/>
+        </w:rPr>
+      </w:r>
+      <w:r>
+        <w:rPr>
+          <w:b/>
+          <w:lang w:val="hi_IN" w:bidi="hi_IN"/>
+        </w:rPr>
         <w:t>"यह"</w:t>
       </w:r>
     </w:p>
@@ -8923,6 +10308,21 @@
           <w:b/>
           <w:lang w:val="hi_IN" w:bidi="hi_IN"/>
         </w:rPr>
+        <w:t>γάρ</w:t>
+      </w:r>
+    </w:p>
+    <w:p>
+      <w:pPr/>
+      <w:r>
+        <w:rPr>
+          <w:lang w:val="hi_IN" w:bidi="hi_IN"/>
+        </w:rPr>
+      </w:r>
+      <w:r>
+        <w:rPr>
+          <w:b/>
+          <w:lang w:val="hi_IN" w:bidi="hi_IN"/>
+        </w:rPr>
         <w:t>"क्योंकि"</w:t>
       </w:r>
     </w:p>
@@ -9019,6 +10419,21 @@
           <w:b/>
           <w:lang w:val="hi_IN" w:bidi="hi_IN"/>
         </w:rPr>
+        <w:t>ἐν Χριστῷ Ἰησοῦ</w:t>
+      </w:r>
+    </w:p>
+    <w:p>
+      <w:pPr/>
+      <w:r>
+        <w:rPr>
+          <w:lang w:val="hi_IN" w:bidi="hi_IN"/>
+        </w:rPr>
+      </w:r>
+      <w:r>
+        <w:rPr>
+          <w:b/>
+          <w:lang w:val="hi_IN" w:bidi="hi_IN"/>
+        </w:rPr>
         <w:t>"मसीह यीशु में"</w:t>
       </w:r>
     </w:p>
@@ -9089,6 +10504,21 @@
           <w:b/>
           <w:lang w:val="hi_IN" w:bidi="hi_IN"/>
         </w:rPr>
+        <w:t>ἵνα</w:t>
+      </w:r>
+    </w:p>
+    <w:p>
+      <w:pPr/>
+      <w:r>
+        <w:rPr>
+          <w:lang w:val="hi_IN" w:bidi="hi_IN"/>
+        </w:rPr>
+      </w:r>
+      <w:r>
+        <w:rPr>
+          <w:b/>
+          <w:lang w:val="hi_IN" w:bidi="hi_IN"/>
+        </w:rPr>
         <w:t>"जिन्हें"</w:t>
       </w:r>
     </w:p>
@@ -9185,6 +10615,21 @@
           <w:b/>
           <w:lang w:val="hi_IN" w:bidi="hi_IN"/>
         </w:rPr>
+        <w:t>ἐν αὐτοῖς περιπατήσωμεν</w:t>
+      </w:r>
+    </w:p>
+    <w:p>
+      <w:pPr/>
+      <w:r>
+        <w:rPr>
+          <w:lang w:val="hi_IN" w:bidi="hi_IN"/>
+        </w:rPr>
+      </w:r>
+      <w:r>
+        <w:rPr>
+          <w:b/>
+          <w:lang w:val="hi_IN" w:bidi="hi_IN"/>
+        </w:rPr>
         <w:t>"हमारे करने के लिये"</w:t>
       </w:r>
     </w:p>
@@ -9294,6 +10739,21 @@
           <w:b/>
           <w:lang w:val="hi_IN" w:bidi="hi_IN"/>
         </w:rPr>
+        <w:t>διὸ</w:t>
+      </w:r>
+    </w:p>
+    <w:p>
+      <w:pPr/>
+      <w:r>
+        <w:rPr>
+          <w:lang w:val="hi_IN" w:bidi="hi_IN"/>
+        </w:rPr>
+      </w:r>
+      <w:r>
+        <w:rPr>
+          <w:b/>
+          <w:lang w:val="hi_IN" w:bidi="hi_IN"/>
+        </w:rPr>
         <w:t>"इस कारण"</w:t>
       </w:r>
     </w:p>
@@ -9453,6 +10913,21 @@
           <w:b/>
           <w:lang w:val="hi_IN" w:bidi="hi_IN"/>
         </w:rPr>
+        <w:t>τὰ ἔθνη ἐν σαρκί</w:t>
+      </w:r>
+    </w:p>
+    <w:p>
+      <w:pPr/>
+      <w:r>
+        <w:rPr>
+          <w:lang w:val="hi_IN" w:bidi="hi_IN"/>
+        </w:rPr>
+      </w:r>
+      <w:r>
+        <w:rPr>
+          <w:b/>
+          <w:lang w:val="hi_IN" w:bidi="hi_IN"/>
+        </w:rPr>
         <w:t>"जो शारीरिक रीति से अन्यजाति हो"</w:t>
       </w:r>
     </w:p>
@@ -9536,6 +11011,21 @@
           <w:b/>
           <w:lang w:val="hi_IN" w:bidi="hi_IN"/>
         </w:rPr>
+        <w:t>ἀκροβυστία</w:t>
+      </w:r>
+    </w:p>
+    <w:p>
+      <w:pPr/>
+      <w:r>
+        <w:rPr>
+          <w:lang w:val="hi_IN" w:bidi="hi_IN"/>
+        </w:rPr>
+      </w:r>
+      <w:r>
+        <w:rPr>
+          <w:b/>
+          <w:lang w:val="hi_IN" w:bidi="hi_IN"/>
+        </w:rPr>
         <w:t>"खतनारहित"</w:t>
       </w:r>
     </w:p>
@@ -9619,6 +11109,21 @@
           <w:b/>
           <w:lang w:val="hi_IN" w:bidi="hi_IN"/>
         </w:rPr>
+        <w:t>περιτομῆς</w:t>
+      </w:r>
+    </w:p>
+    <w:p>
+      <w:pPr/>
+      <w:r>
+        <w:rPr>
+          <w:lang w:val="hi_IN" w:bidi="hi_IN"/>
+        </w:rPr>
+      </w:r>
+      <w:r>
+        <w:rPr>
+          <w:b/>
+          <w:lang w:val="hi_IN" w:bidi="hi_IN"/>
+        </w:rPr>
         <w:t>"खतनावाले"</w:t>
       </w:r>
     </w:p>
@@ -9702,6 +11207,21 @@
           <w:b/>
           <w:lang w:val="hi_IN" w:bidi="hi_IN"/>
         </w:rPr>
+        <w:t>ὑπὸ τῆς λεγομένης</w:t>
+      </w:r>
+    </w:p>
+    <w:p>
+      <w:pPr/>
+      <w:r>
+        <w:rPr>
+          <w:lang w:val="hi_IN" w:bidi="hi_IN"/>
+        </w:rPr>
+      </w:r>
+      <w:r>
+        <w:rPr>
+          <w:b/>
+          <w:lang w:val="hi_IN" w:bidi="hi_IN"/>
+        </w:rPr>
         <w:t>"वे तुम को"</w:t>
       </w:r>
       <w:r>
@@ -9887,6 +11407,21 @@
           <w:b/>
           <w:lang w:val="hi_IN" w:bidi="hi_IN"/>
         </w:rPr>
+        <w:t>ὅτι</w:t>
+      </w:r>
+    </w:p>
+    <w:p>
+      <w:pPr/>
+      <w:r>
+        <w:rPr>
+          <w:lang w:val="hi_IN" w:bidi="hi_IN"/>
+        </w:rPr>
+      </w:r>
+      <w:r>
+        <w:rPr>
+          <w:b/>
+          <w:lang w:val="hi_IN" w:bidi="hi_IN"/>
+        </w:rPr>
         <w:t>""</w:t>
       </w:r>
     </w:p>
@@ -9983,6 +11518,21 @@
           <w:b/>
           <w:lang w:val="hi_IN" w:bidi="hi_IN"/>
         </w:rPr>
+        <w:t>χωρὶς Χριστοῦ</w:t>
+      </w:r>
+    </w:p>
+    <w:p>
+      <w:pPr/>
+      <w:r>
+        <w:rPr>
+          <w:lang w:val="hi_IN" w:bidi="hi_IN"/>
+        </w:rPr>
+      </w:r>
+      <w:r>
+        <w:rPr>
+          <w:b/>
+          <w:lang w:val="hi_IN" w:bidi="hi_IN"/>
+        </w:rPr>
         <w:t>"मसीह से अलग"</w:t>
       </w:r>
       <w:r>
@@ -10059,6 +11609,21 @@
           <w:b/>
           <w:lang w:val="hi_IN" w:bidi="hi_IN"/>
         </w:rPr>
+        <w:t>ξένοι τῶν διαθηκῶν τῆς ἐπαγγελίας</w:t>
+      </w:r>
+    </w:p>
+    <w:p>
+      <w:pPr/>
+      <w:r>
+        <w:rPr>
+          <w:lang w:val="hi_IN" w:bidi="hi_IN"/>
+        </w:rPr>
+      </w:r>
+      <w:r>
+        <w:rPr>
+          <w:b/>
+          <w:lang w:val="hi_IN" w:bidi="hi_IN"/>
+        </w:rPr>
         <w:t>"और प्रतिज्ञा की वाचाओं के भागी न थे"</w:t>
       </w:r>
     </w:p>
@@ -10142,6 +11707,21 @@
           <w:b/>
           <w:lang w:val="hi_IN" w:bidi="hi_IN"/>
         </w:rPr>
+        <w:t>δὲ</w:t>
+      </w:r>
+    </w:p>
+    <w:p>
+      <w:pPr/>
+      <w:r>
+        <w:rPr>
+          <w:lang w:val="hi_IN" w:bidi="hi_IN"/>
+        </w:rPr>
+      </w:r>
+      <w:r>
+        <w:rPr>
+          <w:b/>
+          <w:lang w:val="hi_IN" w:bidi="hi_IN"/>
+        </w:rPr>
         <w:t>"पर"</w:t>
       </w:r>
     </w:p>
@@ -10238,6 +11818,21 @@
           <w:b/>
           <w:lang w:val="hi_IN" w:bidi="hi_IN"/>
         </w:rPr>
+        <w:t>ὑμεῖς οἵ ποτε ὄντες μακρὰν, ἐγενήθητε ἐγγὺς ἐν τῷ αἵματι τοῦ Χριστοῦ</w:t>
+      </w:r>
+    </w:p>
+    <w:p>
+      <w:pPr/>
+      <w:r>
+        <w:rPr>
+          <w:lang w:val="hi_IN" w:bidi="hi_IN"/>
+        </w:rPr>
+      </w:r>
+      <w:r>
+        <w:rPr>
+          <w:b/>
+          <w:lang w:val="hi_IN" w:bidi="hi_IN"/>
+        </w:rPr>
         <w:t>"तुम जो पहले दूर थे, मसीह के लहू के द्वारा निकट हो गए हो"</w:t>
       </w:r>
     </w:p>
@@ -10321,6 +11916,21 @@
           <w:b/>
           <w:lang w:val="hi_IN" w:bidi="hi_IN"/>
         </w:rPr>
+        <w:t>ἐν τῷ αἵματι τοῦ Χριστοῦ</w:t>
+      </w:r>
+    </w:p>
+    <w:p>
+      <w:pPr/>
+      <w:r>
+        <w:rPr>
+          <w:lang w:val="hi_IN" w:bidi="hi_IN"/>
+        </w:rPr>
+      </w:r>
+      <w:r>
+        <w:rPr>
+          <w:b/>
+          <w:lang w:val="hi_IN" w:bidi="hi_IN"/>
+        </w:rPr>
         <w:t>"मसीह के लहू के द्वारा"</w:t>
       </w:r>
     </w:p>
@@ -10404,6 +12014,21 @@
           <w:b/>
           <w:lang w:val="hi_IN" w:bidi="hi_IN"/>
         </w:rPr>
+        <w:t>γάρ</w:t>
+      </w:r>
+    </w:p>
+    <w:p>
+      <w:pPr/>
+      <w:r>
+        <w:rPr>
+          <w:lang w:val="hi_IN" w:bidi="hi_IN"/>
+        </w:rPr>
+      </w:r>
+      <w:r>
+        <w:rPr>
+          <w:b/>
+          <w:lang w:val="hi_IN" w:bidi="hi_IN"/>
+        </w:rPr>
         <w:t>"क्योंकि"</w:t>
       </w:r>
     </w:p>
@@ -10500,6 +12125,21 @@
           <w:b/>
           <w:lang w:val="hi_IN" w:bidi="hi_IN"/>
         </w:rPr>
+        <w:t>αὐτὸς &amp; ἐστιν ἡ εἰρήνη ἡμῶν</w:t>
+      </w:r>
+    </w:p>
+    <w:p>
+      <w:pPr/>
+      <w:r>
+        <w:rPr>
+          <w:lang w:val="hi_IN" w:bidi="hi_IN"/>
+        </w:rPr>
+      </w:r>
+      <w:r>
+        <w:rPr>
+          <w:b/>
+          <w:lang w:val="hi_IN" w:bidi="hi_IN"/>
+        </w:rPr>
         <w:t>"वही हमारा मेल है"</w:t>
       </w:r>
     </w:p>
@@ -10563,6 +12203,21 @@
           <w:b/>
           <w:lang w:val="hi_IN" w:bidi="hi_IN"/>
         </w:rPr>
+        <w:t>ἡ εἰρήνη ἡμῶν</w:t>
+      </w:r>
+    </w:p>
+    <w:p>
+      <w:pPr/>
+      <w:r>
+        <w:rPr>
+          <w:lang w:val="hi_IN" w:bidi="hi_IN"/>
+        </w:rPr>
+      </w:r>
+      <w:r>
+        <w:rPr>
+          <w:b/>
+          <w:lang w:val="hi_IN" w:bidi="hi_IN"/>
+        </w:rPr>
         <w:t>"हमारा मेल"</w:t>
       </w:r>
     </w:p>
@@ -10653,6 +12308,21 @@
           <w:b/>
           <w:lang w:val="hi_IN" w:bidi="hi_IN"/>
         </w:rPr>
+        <w:t>ὁ ποιήσας τὰ ἀμφότερα ἓν</w:t>
+      </w:r>
+    </w:p>
+    <w:p>
+      <w:pPr/>
+      <w:r>
+        <w:rPr>
+          <w:lang w:val="hi_IN" w:bidi="hi_IN"/>
+        </w:rPr>
+      </w:r>
+      <w:r>
+        <w:rPr>
+          <w:b/>
+          <w:lang w:val="hi_IN" w:bidi="hi_IN"/>
+        </w:rPr>
         <w:t>"एक कर दिया"</w:t>
       </w:r>
     </w:p>
@@ -10716,6 +12386,21 @@
           <w:b/>
           <w:lang w:val="hi_IN" w:bidi="hi_IN"/>
         </w:rPr>
+        <w:t>ἐν τῇ σαρκὶ αὐτοῦ</w:t>
+      </w:r>
+    </w:p>
+    <w:p>
+      <w:pPr/>
+      <w:r>
+        <w:rPr>
+          <w:lang w:val="hi_IN" w:bidi="hi_IN"/>
+        </w:rPr>
+      </w:r>
+      <w:r>
+        <w:rPr>
+          <w:b/>
+          <w:lang w:val="hi_IN" w:bidi="hi_IN"/>
+        </w:rPr>
         <w:t>""</w:t>
       </w:r>
     </w:p>
@@ -10812,6 +12497,21 @@
           <w:b/>
           <w:lang w:val="hi_IN" w:bidi="hi_IN"/>
         </w:rPr>
+        <w:t>τὸ μεσότοιχον τοῦ φραγμοῦ &amp; τὴν ἔχθραν</w:t>
+      </w:r>
+    </w:p>
+    <w:p>
+      <w:pPr/>
+      <w:r>
+        <w:rPr>
+          <w:lang w:val="hi_IN" w:bidi="hi_IN"/>
+        </w:rPr>
+      </w:r>
+      <w:r>
+        <w:rPr>
+          <w:b/>
+          <w:lang w:val="hi_IN" w:bidi="hi_IN"/>
+        </w:rPr>
         <w:t>"अलग करनेवाले दीवार को जो बीच में थी"</w:t>
       </w:r>
     </w:p>
@@ -10958,6 +12658,21 @@
           <w:b/>
           <w:lang w:val="hi_IN" w:bidi="hi_IN"/>
         </w:rPr>
+        <w:t>ἵνα</w:t>
+      </w:r>
+    </w:p>
+    <w:p>
+      <w:pPr/>
+      <w:r>
+        <w:rPr>
+          <w:lang w:val="hi_IN" w:bidi="hi_IN"/>
+        </w:rPr>
+      </w:r>
+      <w:r>
+        <w:rPr>
+          <w:b/>
+          <w:lang w:val="hi_IN" w:bidi="hi_IN"/>
+        </w:rPr>
         <w:t>"कि"</w:t>
       </w:r>
       <w:r>
@@ -11067,6 +12782,21 @@
           <w:b/>
           <w:lang w:val="hi_IN" w:bidi="hi_IN"/>
         </w:rPr>
+        <w:t>ἕνα καινὸν ἄνθρωπον</w:t>
+      </w:r>
+    </w:p>
+    <w:p>
+      <w:pPr/>
+      <w:r>
+        <w:rPr>
+          <w:lang w:val="hi_IN" w:bidi="hi_IN"/>
+        </w:rPr>
+      </w:r>
+      <w:r>
+        <w:rPr>
+          <w:b/>
+          <w:lang w:val="hi_IN" w:bidi="hi_IN"/>
+        </w:rPr>
         <w:t>"कि"</w:t>
       </w:r>
       <w:r>
@@ -11163,6 +12893,21 @@
           <w:b/>
           <w:lang w:val="hi_IN" w:bidi="hi_IN"/>
         </w:rPr>
+        <w:t>ἐν αὑτῷ</w:t>
+      </w:r>
+    </w:p>
+    <w:p>
+      <w:pPr/>
+      <w:r>
+        <w:rPr>
+          <w:lang w:val="hi_IN" w:bidi="hi_IN"/>
+        </w:rPr>
+      </w:r>
+      <w:r>
+        <w:rPr>
+          <w:b/>
+          <w:lang w:val="hi_IN" w:bidi="hi_IN"/>
+        </w:rPr>
         <w:t>"अपने में"</w:t>
       </w:r>
     </w:p>
@@ -11226,6 +12971,21 @@
           <w:b/>
           <w:lang w:val="hi_IN" w:bidi="hi_IN"/>
         </w:rPr>
+        <w:t>ἀποκαταλλάξῃ τοὺς ἀμφοτέρους</w:t>
+      </w:r>
+    </w:p>
+    <w:p>
+      <w:pPr/>
+      <w:r>
+        <w:rPr>
+          <w:lang w:val="hi_IN" w:bidi="hi_IN"/>
+        </w:rPr>
+      </w:r>
+      <w:r>
+        <w:rPr>
+          <w:b/>
+          <w:lang w:val="hi_IN" w:bidi="hi_IN"/>
+        </w:rPr>
         <w:t>"दोनों को"</w:t>
       </w:r>
       <w:r>
@@ -11302,6 +13062,21 @@
           <w:b/>
           <w:lang w:val="hi_IN" w:bidi="hi_IN"/>
         </w:rPr>
+        <w:t>ἐν ἑνὶ σώματι</w:t>
+      </w:r>
+    </w:p>
+    <w:p>
+      <w:pPr/>
+      <w:r>
+        <w:rPr>
+          <w:lang w:val="hi_IN" w:bidi="hi_IN"/>
+        </w:rPr>
+      </w:r>
+      <w:r>
+        <w:rPr>
+          <w:b/>
+          <w:lang w:val="hi_IN" w:bidi="hi_IN"/>
+        </w:rPr>
         <w:t>"पर"</w:t>
       </w:r>
       <w:r>
@@ -11398,6 +13173,21 @@
           <w:b/>
           <w:lang w:val="hi_IN" w:bidi="hi_IN"/>
         </w:rPr>
+        <w:t>διὰ τοῦ σταυροῦ</w:t>
+      </w:r>
+    </w:p>
+    <w:p>
+      <w:pPr/>
+      <w:r>
+        <w:rPr>
+          <w:lang w:val="hi_IN" w:bidi="hi_IN"/>
+        </w:rPr>
+      </w:r>
+      <w:r>
+        <w:rPr>
+          <w:b/>
+          <w:lang w:val="hi_IN" w:bidi="hi_IN"/>
+        </w:rPr>
         <w:t>"क्रूस"</w:t>
       </w:r>
       <w:r>
@@ -11494,6 +13284,21 @@
           <w:b/>
           <w:lang w:val="hi_IN" w:bidi="hi_IN"/>
         </w:rPr>
+        <w:t>ἀποκτείνας τὴν ἔχθραν</w:t>
+      </w:r>
+    </w:p>
+    <w:p>
+      <w:pPr/>
+      <w:r>
+        <w:rPr>
+          <w:lang w:val="hi_IN" w:bidi="hi_IN"/>
+        </w:rPr>
+      </w:r>
+      <w:r>
+        <w:rPr>
+          <w:b/>
+          <w:lang w:val="hi_IN" w:bidi="hi_IN"/>
+        </w:rPr>
         <w:t>"बैर को नाश करके"</w:t>
       </w:r>
     </w:p>
@@ -11729,6 +13534,21 @@
           <w:b/>
           <w:lang w:val="hi_IN" w:bidi="hi_IN"/>
         </w:rPr>
+        <w:t>ὑμῖν τοῖς μακρὰν</w:t>
+      </w:r>
+    </w:p>
+    <w:p>
+      <w:pPr/>
+      <w:r>
+        <w:rPr>
+          <w:lang w:val="hi_IN" w:bidi="hi_IN"/>
+        </w:rPr>
+      </w:r>
+      <w:r>
+        <w:rPr>
+          <w:b/>
+          <w:lang w:val="hi_IN" w:bidi="hi_IN"/>
+        </w:rPr>
         <w:t>"तुम्हें"</w:t>
       </w:r>
       <w:r>
@@ -11838,6 +13658,21 @@
           <w:b/>
           <w:lang w:val="hi_IN" w:bidi="hi_IN"/>
         </w:rPr>
+        <w:t>τοῖς ἐγγύς</w:t>
+      </w:r>
+    </w:p>
+    <w:p>
+      <w:pPr/>
+      <w:r>
+        <w:rPr>
+          <w:lang w:val="hi_IN" w:bidi="hi_IN"/>
+        </w:rPr>
+      </w:r>
+      <w:r>
+        <w:rPr>
+          <w:b/>
+          <w:lang w:val="hi_IN" w:bidi="hi_IN"/>
+        </w:rPr>
         <w:t>"जो"</w:t>
       </w:r>
       <w:r>
@@ -12031,6 +13866,21 @@
           <w:b/>
           <w:lang w:val="hi_IN" w:bidi="hi_IN"/>
         </w:rPr>
+        <w:t>ὅτι</w:t>
+      </w:r>
+    </w:p>
+    <w:p>
+      <w:pPr/>
+      <w:r>
+        <w:rPr>
+          <w:lang w:val="hi_IN" w:bidi="hi_IN"/>
+        </w:rPr>
+      </w:r>
+      <w:r>
+        <w:rPr>
+          <w:b/>
+          <w:lang w:val="hi_IN" w:bidi="hi_IN"/>
+        </w:rPr>
         <w:t>"क्योंकि"</w:t>
       </w:r>
     </w:p>
@@ -12190,6 +14040,21 @@
           <w:b/>
           <w:lang w:val="hi_IN" w:bidi="hi_IN"/>
         </w:rPr>
+        <w:t>ἄρα οὖν</w:t>
+      </w:r>
+    </w:p>
+    <w:p>
+      <w:pPr/>
+      <w:r>
+        <w:rPr>
+          <w:lang w:val="hi_IN" w:bidi="hi_IN"/>
+        </w:rPr>
+      </w:r>
+      <w:r>
+        <w:rPr>
+          <w:b/>
+          <w:lang w:val="hi_IN" w:bidi="hi_IN"/>
+        </w:rPr>
         <w:t>"इसलिए"</w:t>
       </w:r>
       <w:r>
@@ -12299,6 +14164,21 @@
           <w:b/>
           <w:lang w:val="hi_IN" w:bidi="hi_IN"/>
         </w:rPr>
+        <w:t>ξένοι καὶ πάροικοι</w:t>
+      </w:r>
+    </w:p>
+    <w:p>
+      <w:pPr/>
+      <w:r>
+        <w:rPr>
+          <w:lang w:val="hi_IN" w:bidi="hi_IN"/>
+        </w:rPr>
+      </w:r>
+      <w:r>
+        <w:rPr>
+          <w:b/>
+          <w:lang w:val="hi_IN" w:bidi="hi_IN"/>
+        </w:rPr>
         <w:t>"परदेशी और मुसाफिर"</w:t>
       </w:r>
     </w:p>
@@ -12402,6 +14282,21 @@
           <w:b/>
           <w:lang w:val="hi_IN" w:bidi="hi_IN"/>
         </w:rPr>
+        <w:t>ἀλλὰ</w:t>
+      </w:r>
+    </w:p>
+    <w:p>
+      <w:pPr/>
+      <w:r>
+        <w:rPr>
+          <w:lang w:val="hi_IN" w:bidi="hi_IN"/>
+        </w:rPr>
+      </w:r>
+      <w:r>
+        <w:rPr>
+          <w:b/>
+          <w:lang w:val="hi_IN" w:bidi="hi_IN"/>
+        </w:rPr>
         <w:t>"परन्तु"</w:t>
       </w:r>
     </w:p>
@@ -12498,6 +14393,21 @@
           <w:b/>
           <w:lang w:val="hi_IN" w:bidi="hi_IN"/>
         </w:rPr>
+        <w:t>ἐστὲ συνπολῖται τῶν ἁγίων καὶ οἰκεῖοι τοῦ Θεοῦ</w:t>
+      </w:r>
+    </w:p>
+    <w:p>
+      <w:pPr/>
+      <w:r>
+        <w:rPr>
+          <w:lang w:val="hi_IN" w:bidi="hi_IN"/>
+        </w:rPr>
+      </w:r>
+      <w:r>
+        <w:rPr>
+          <w:b/>
+          <w:lang w:val="hi_IN" w:bidi="hi_IN"/>
+        </w:rPr>
         <w:t>"पवित्र लोगों के संगी स्वदेशी और परमेश्वर के घराने के हो गए"</w:t>
       </w:r>
     </w:p>
@@ -12581,6 +14491,21 @@
           <w:b/>
           <w:lang w:val="hi_IN" w:bidi="hi_IN"/>
         </w:rPr>
+        <w:t>ἐποικοδομηθέντες ἐπὶ τῷ θεμελίῳ</w:t>
+      </w:r>
+    </w:p>
+    <w:p>
+      <w:pPr/>
+      <w:r>
+        <w:rPr>
+          <w:lang w:val="hi_IN" w:bidi="hi_IN"/>
+        </w:rPr>
+      </w:r>
+      <w:r>
+        <w:rPr>
+          <w:b/>
+          <w:lang w:val="hi_IN" w:bidi="hi_IN"/>
+        </w:rPr>
         <w:t>"और"</w:t>
       </w:r>
       <w:r>
@@ -12690,6 +14615,21 @@
           <w:b/>
           <w:lang w:val="hi_IN" w:bidi="hi_IN"/>
         </w:rPr>
+        <w:t>ἐποικοδομηθέντες</w:t>
+      </w:r>
+    </w:p>
+    <w:p>
+      <w:pPr/>
+      <w:r>
+        <w:rPr>
+          <w:lang w:val="hi_IN" w:bidi="hi_IN"/>
+        </w:rPr>
+      </w:r>
+      <w:r>
+        <w:rPr>
+          <w:b/>
+          <w:lang w:val="hi_IN" w:bidi="hi_IN"/>
+        </w:rPr>
         <w:t>"और"</w:t>
       </w:r>
       <w:r>
@@ -12786,6 +14726,21 @@
           <w:b/>
           <w:lang w:val="hi_IN" w:bidi="hi_IN"/>
         </w:rPr>
+        <w:t>πᾶσα οἰκοδομὴ συναρμολογουμένη, αὔξει εἰς ναὸν ἅγιον</w:t>
+      </w:r>
+    </w:p>
+    <w:p>
+      <w:pPr/>
+      <w:r>
+        <w:rPr>
+          <w:lang w:val="hi_IN" w:bidi="hi_IN"/>
+        </w:rPr>
+      </w:r>
+      <w:r>
+        <w:rPr>
+          <w:b/>
+          <w:lang w:val="hi_IN" w:bidi="hi_IN"/>
+        </w:rPr>
         <w:t>"सारी रचना एक साथ मिलकर"</w:t>
       </w:r>
       <w:r>
@@ -12882,6 +14837,21 @@
           <w:b/>
           <w:lang w:val="hi_IN" w:bidi="hi_IN"/>
         </w:rPr>
+        <w:t>ἐν ᾧ &amp; ἐν Κυρίῳ</w:t>
+      </w:r>
+    </w:p>
+    <w:p>
+      <w:pPr/>
+      <w:r>
+        <w:rPr>
+          <w:lang w:val="hi_IN" w:bidi="hi_IN"/>
+        </w:rPr>
+      </w:r>
+      <w:r>
+        <w:rPr>
+          <w:b/>
+          <w:lang w:val="hi_IN" w:bidi="hi_IN"/>
+        </w:rPr>
         <w:t>"जिसमें"</w:t>
       </w:r>
       <w:r>
@@ -12978,6 +14948,21 @@
           <w:b/>
           <w:lang w:val="hi_IN" w:bidi="hi_IN"/>
         </w:rPr>
+        <w:t>ἐν ᾧ</w:t>
+      </w:r>
+    </w:p>
+    <w:p>
+      <w:pPr/>
+      <w:r>
+        <w:rPr>
+          <w:lang w:val="hi_IN" w:bidi="hi_IN"/>
+        </w:rPr>
+      </w:r>
+      <w:r>
+        <w:rPr>
+          <w:b/>
+          <w:lang w:val="hi_IN" w:bidi="hi_IN"/>
+        </w:rPr>
         <w:t>"जिसमें"</w:t>
       </w:r>
     </w:p>
@@ -13061,6 +15046,21 @@
           <w:b/>
           <w:lang w:val="hi_IN" w:bidi="hi_IN"/>
         </w:rPr>
+        <w:t>καὶ ὑμεῖς συνοικοδομεῖσθε, εἰς κατοικητήριον τοῦ Θεοῦ ἐν Πνεύματι</w:t>
+      </w:r>
+    </w:p>
+    <w:p>
+      <w:pPr/>
+      <w:r>
+        <w:rPr>
+          <w:lang w:val="hi_IN" w:bidi="hi_IN"/>
+        </w:rPr>
+      </w:r>
+      <w:r>
+        <w:rPr>
+          <w:b/>
+          <w:lang w:val="hi_IN" w:bidi="hi_IN"/>
+        </w:rPr>
         <w:t>"तुम भी आत्मा के द्वारा परमेश्वर का होने के लिये एक साथ बनाए जाते हो"</w:t>
       </w:r>
     </w:p>
@@ -13144,6 +15144,21 @@
           <w:b/>
           <w:lang w:val="hi_IN" w:bidi="hi_IN"/>
         </w:rPr>
+        <w:t>καὶ ὑμεῖς συνοικοδομεῖσθε</w:t>
+      </w:r>
+    </w:p>
+    <w:p>
+      <w:pPr/>
+      <w:r>
+        <w:rPr>
+          <w:lang w:val="hi_IN" w:bidi="hi_IN"/>
+        </w:rPr>
+      </w:r>
+      <w:r>
+        <w:rPr>
+          <w:b/>
+          <w:lang w:val="hi_IN" w:bidi="hi_IN"/>
+        </w:rPr>
         <w:t>"तुम भी"</w:t>
       </w:r>
       <w:r>
@@ -13399,6 +15414,21 @@
           <w:b/>
           <w:lang w:val="hi_IN" w:bidi="hi_IN"/>
         </w:rPr>
+        <w:t>τούτου χάριν</w:t>
+      </w:r>
+    </w:p>
+    <w:p>
+      <w:pPr/>
+      <w:r>
+        <w:rPr>
+          <w:lang w:val="hi_IN" w:bidi="hi_IN"/>
+        </w:rPr>
+      </w:r>
+      <w:r>
+        <w:rPr>
+          <w:b/>
+          <w:lang w:val="hi_IN" w:bidi="hi_IN"/>
+        </w:rPr>
         <w:t>"इसी कारण"</w:t>
       </w:r>
     </w:p>
@@ -13482,6 +15512,21 @@
           <w:b/>
           <w:lang w:val="hi_IN" w:bidi="hi_IN"/>
         </w:rPr>
+        <w:t>ὁ δέσμιος τοῦ Χριστοῦ Ἰησοῦ</w:t>
+      </w:r>
+    </w:p>
+    <w:p>
+      <w:pPr/>
+      <w:r>
+        <w:rPr>
+          <w:lang w:val="hi_IN" w:bidi="hi_IN"/>
+        </w:rPr>
+      </w:r>
+      <w:r>
+        <w:rPr>
+          <w:b/>
+          <w:lang w:val="hi_IN" w:bidi="hi_IN"/>
+        </w:rPr>
         <w:t>"जो"</w:t>
       </w:r>
       <w:r>
@@ -13558,6 +15603,21 @@
           <w:b/>
           <w:lang w:val="hi_IN" w:bidi="hi_IN"/>
         </w:rPr>
+        <w:t>τὴν οἰκονομίαν τῆς χάριτος τοῦ Θεοῦ, τῆς δοθείσης μοι εἰς ὑμᾶς</w:t>
+      </w:r>
+    </w:p>
+    <w:p>
+      <w:pPr/>
+      <w:r>
+        <w:rPr>
+          <w:lang w:val="hi_IN" w:bidi="hi_IN"/>
+        </w:rPr>
+      </w:r>
+      <w:r>
+        <w:rPr>
+          <w:b/>
+          <w:lang w:val="hi_IN" w:bidi="hi_IN"/>
+        </w:rPr>
         <w:t>"परमेश्वर के उस अनुग्रह के प्रबन्ध का समाचार"</w:t>
       </w:r>
       <w:r>
@@ -13647,6 +15707,21 @@
           <w:b/>
           <w:lang w:val="hi_IN" w:bidi="hi_IN"/>
         </w:rPr>
+        <w:t>κατὰ ἀποκάλυψιν ἐγνωρίσθη μοι</w:t>
+      </w:r>
+    </w:p>
+    <w:p>
+      <w:pPr/>
+      <w:r>
+        <w:rPr>
+          <w:lang w:val="hi_IN" w:bidi="hi_IN"/>
+        </w:rPr>
+      </w:r>
+      <w:r>
+        <w:rPr>
+          <w:b/>
+          <w:lang w:val="hi_IN" w:bidi="hi_IN"/>
+        </w:rPr>
         <w:t>"अर्थात् यह कि वह"</w:t>
       </w:r>
       <w:r>
@@ -13743,6 +15818,21 @@
           <w:b/>
           <w:lang w:val="hi_IN" w:bidi="hi_IN"/>
         </w:rPr>
+        <w:t>καθὼς προέγραψα ἐν ὀλίγῳ</w:t>
+      </w:r>
+    </w:p>
+    <w:p>
+      <w:pPr/>
+      <w:r>
+        <w:rPr>
+          <w:lang w:val="hi_IN" w:bidi="hi_IN"/>
+        </w:rPr>
+      </w:r>
+      <w:r>
+        <w:rPr>
+          <w:b/>
+          <w:lang w:val="hi_IN" w:bidi="hi_IN"/>
+        </w:rPr>
         <w:t>"जैसा मैं पहले संक्षेप में लिख चुका हूँ"</w:t>
       </w:r>
     </w:p>
@@ -13806,6 +15896,21 @@
           <w:b/>
           <w:lang w:val="hi_IN" w:bidi="hi_IN"/>
         </w:rPr>
+        <w:t>ὃ ἑτέραις γενεαῖς οὐκ ἐγνωρίσθη τοῖς υἱοῖς τῶν ἀνθρώπων</w:t>
+      </w:r>
+    </w:p>
+    <w:p>
+      <w:pPr/>
+      <w:r>
+        <w:rPr>
+          <w:lang w:val="hi_IN" w:bidi="hi_IN"/>
+        </w:rPr>
+      </w:r>
+      <w:r>
+        <w:rPr>
+          <w:b/>
+          <w:lang w:val="hi_IN" w:bidi="hi_IN"/>
+        </w:rPr>
         <w:t>"जो अन्य समयों में मनुष्यों की सन्तानों को ऐसा नहीं बताया गया था"</w:t>
       </w:r>
     </w:p>
@@ -13889,6 +15994,21 @@
           <w:b/>
           <w:lang w:val="hi_IN" w:bidi="hi_IN"/>
         </w:rPr>
+        <w:t>ὡς νῦν ἀπεκαλύφθη &amp; ἐν Πνεύματι</w:t>
+      </w:r>
+    </w:p>
+    <w:p>
+      <w:pPr/>
+      <w:r>
+        <w:rPr>
+          <w:lang w:val="hi_IN" w:bidi="hi_IN"/>
+        </w:rPr>
+      </w:r>
+      <w:r>
+        <w:rPr>
+          <w:b/>
+          <w:lang w:val="hi_IN" w:bidi="hi_IN"/>
+        </w:rPr>
         <w:t>"जैसा कि आत्मा के द्वारा अब"</w:t>
       </w:r>
       <w:r>
@@ -14157,6 +16277,21 @@
           <w:b/>
           <w:lang w:val="hi_IN" w:bidi="hi_IN"/>
         </w:rPr>
+        <w:t>ἐν Χριστῷ Ἰησοῦ</w:t>
+      </w:r>
+    </w:p>
+    <w:p>
+      <w:pPr/>
+      <w:r>
+        <w:rPr>
+          <w:lang w:val="hi_IN" w:bidi="hi_IN"/>
+        </w:rPr>
+      </w:r>
+      <w:r>
+        <w:rPr>
+          <w:b/>
+          <w:lang w:val="hi_IN" w:bidi="hi_IN"/>
+        </w:rPr>
         <w:t>"मसीह यीशु में"</w:t>
       </w:r>
     </w:p>
@@ -14227,6 +16362,21 @@
           <w:b/>
           <w:lang w:val="hi_IN" w:bidi="hi_IN"/>
         </w:rPr>
+        <w:t>διὰ τοῦ εὐαγγελίου</w:t>
+      </w:r>
+    </w:p>
+    <w:p>
+      <w:pPr/>
+      <w:r>
+        <w:rPr>
+          <w:lang w:val="hi_IN" w:bidi="hi_IN"/>
+        </w:rPr>
+      </w:r>
+      <w:r>
+        <w:rPr>
+          <w:b/>
+          <w:lang w:val="hi_IN" w:bidi="hi_IN"/>
+        </w:rPr>
         <w:t>"सुसमाचार के द्वारा"</w:t>
       </w:r>
     </w:p>
@@ -14290,6 +16440,21 @@
           <w:b/>
           <w:lang w:val="hi_IN" w:bidi="hi_IN"/>
         </w:rPr>
+        <w:t>ἀνεξιχνίαστον</w:t>
+      </w:r>
+    </w:p>
+    <w:p>
+      <w:pPr/>
+      <w:r>
+        <w:rPr>
+          <w:lang w:val="hi_IN" w:bidi="hi_IN"/>
+        </w:rPr>
+      </w:r>
+      <w:r>
+        <w:rPr>
+          <w:b/>
+          <w:lang w:val="hi_IN" w:bidi="hi_IN"/>
+        </w:rPr>
         <w:t>"अगम्य"</w:t>
       </w:r>
     </w:p>
@@ -14373,6 +16538,21 @@
           <w:b/>
           <w:lang w:val="hi_IN" w:bidi="hi_IN"/>
         </w:rPr>
+        <w:t>πλοῦτος τοῦ Χριστοῦ</w:t>
+      </w:r>
+    </w:p>
+    <w:p>
+      <w:pPr/>
+      <w:r>
+        <w:rPr>
+          <w:lang w:val="hi_IN" w:bidi="hi_IN"/>
+        </w:rPr>
+      </w:r>
+      <w:r>
+        <w:rPr>
+          <w:b/>
+          <w:lang w:val="hi_IN" w:bidi="hi_IN"/>
+        </w:rPr>
         <w:t>"मसीह के"</w:t>
       </w:r>
       <w:r>
@@ -14469,6 +16649,21 @@
           <w:b/>
           <w:lang w:val="hi_IN" w:bidi="hi_IN"/>
         </w:rPr>
+        <w:t>τοῦ μυστηρίου, τοῦ ἀποκεκρυμμένου ἀπὸ τῶν αἰώνων ἐν τῷ Θεῷ, τῷ τὰ πάντα κτίσαντι</w:t>
+      </w:r>
+    </w:p>
+    <w:p>
+      <w:pPr/>
+      <w:r>
+        <w:rPr>
+          <w:lang w:val="hi_IN" w:bidi="hi_IN"/>
+        </w:rPr>
+      </w:r>
+      <w:r>
+        <w:rPr>
+          <w:b/>
+          <w:lang w:val="hi_IN" w:bidi="hi_IN"/>
+        </w:rPr>
         <w:t>"उस भेद का"</w:t>
       </w:r>
       <w:r>
@@ -14565,6 +16760,21 @@
           <w:b/>
           <w:lang w:val="hi_IN" w:bidi="hi_IN"/>
         </w:rPr>
+        <w:t>ἵνα</w:t>
+      </w:r>
+    </w:p>
+    <w:p>
+      <w:pPr/>
+      <w:r>
+        <w:rPr>
+          <w:lang w:val="hi_IN" w:bidi="hi_IN"/>
+        </w:rPr>
+      </w:r>
+      <w:r>
+        <w:rPr>
+          <w:b/>
+          <w:lang w:val="hi_IN" w:bidi="hi_IN"/>
+        </w:rPr>
         <w:t>"ताकि"</w:t>
       </w:r>
     </w:p>
@@ -14661,6 +16871,21 @@
           <w:b/>
           <w:lang w:val="hi_IN" w:bidi="hi_IN"/>
         </w:rPr>
+        <w:t>γνωρισθῇ &amp; ταῖς ἀρχαῖς καὶ ταῖς ἐξουσίαις ἐν τοῖς ἐπουρανίοις &amp; ἡ πολυποίκιλος σοφία τοῦ Θεοῦ</w:t>
+      </w:r>
+    </w:p>
+    <w:p>
+      <w:pPr/>
+      <w:r>
+        <w:rPr>
+          <w:lang w:val="hi_IN" w:bidi="hi_IN"/>
+        </w:rPr>
+      </w:r>
+      <w:r>
+        <w:rPr>
+          <w:b/>
+          <w:lang w:val="hi_IN" w:bidi="hi_IN"/>
+        </w:rPr>
         <w:t>"परमेश्वर का विभिन्न प्रकार का ज्ञान, उन प्रधानों और अधिकारियों पर, जो स्वर्गीय स्थानों में हैं प्रगट किया जाए"</w:t>
       </w:r>
     </w:p>
@@ -14827,6 +17052,21 @@
           <w:b/>
           <w:lang w:val="hi_IN" w:bidi="hi_IN"/>
         </w:rPr>
+        <w:t>ἐν τοῖς ἐπουρανίοις</w:t>
+      </w:r>
+    </w:p>
+    <w:p>
+      <w:pPr/>
+      <w:r>
+        <w:rPr>
+          <w:lang w:val="hi_IN" w:bidi="hi_IN"/>
+        </w:rPr>
+      </w:r>
+      <w:r>
+        <w:rPr>
+          <w:b/>
+          <w:lang w:val="hi_IN" w:bidi="hi_IN"/>
+        </w:rPr>
         <w:t>"जो स्वर्गीय स्थानों में हैं"</w:t>
       </w:r>
     </w:p>
@@ -14843,7 +17083,7 @@
         </w:rPr>
         <w:t xml:space="preserve">"“स्वर्गीय स्थानों में।” यहाँ ""स्वर्गीय"" शब्द उस स्थान को सन्दर्भित करता है जहाँ परमेश्वर है। देखें कि इसका अनुवाद </w:t>
       </w:r>
-      <w:hyperlink r:id="rId13">
+      <w:hyperlink r:id="rId15">
         <w:r>
           <w:rPr>
             <w:lang w:val="hi_IN" w:bidi="hi_IN"/>
@@ -14908,6 +17148,21 @@
           <w:b/>
           <w:lang w:val="hi_IN" w:bidi="hi_IN"/>
         </w:rPr>
+        <w:t>ἡ πολυποίκιλος σοφία τοῦ Θεοῦ</w:t>
+      </w:r>
+    </w:p>
+    <w:p>
+      <w:pPr/>
+      <w:r>
+        <w:rPr>
+          <w:lang w:val="hi_IN" w:bidi="hi_IN"/>
+        </w:rPr>
+      </w:r>
+      <w:r>
+        <w:rPr>
+          <w:b/>
+          <w:lang w:val="hi_IN" w:bidi="hi_IN"/>
+        </w:rPr>
         <w:t>"परमेश्वर का विभिन्न प्रकार का ज्ञान"</w:t>
       </w:r>
     </w:p>
@@ -14991,6 +17246,21 @@
           <w:b/>
           <w:lang w:val="hi_IN" w:bidi="hi_IN"/>
         </w:rPr>
+        <w:t>κατὰ πρόθεσιν τῶν αἰώνων</w:t>
+      </w:r>
+    </w:p>
+    <w:p>
+      <w:pPr/>
+      <w:r>
+        <w:rPr>
+          <w:lang w:val="hi_IN" w:bidi="hi_IN"/>
+        </w:rPr>
+      </w:r>
+      <w:r>
+        <w:rPr>
+          <w:b/>
+          <w:lang w:val="hi_IN" w:bidi="hi_IN"/>
+        </w:rPr>
         <w:t>"उस सनातन मनसा के अनुसार"</w:t>
       </w:r>
     </w:p>
@@ -15289,6 +17559,21 @@
           <w:b/>
           <w:lang w:val="hi_IN" w:bidi="hi_IN"/>
         </w:rPr>
+        <w:t>προσαγωγὴν ἐν πεποιθήσει</w:t>
+      </w:r>
+    </w:p>
+    <w:p>
+      <w:pPr/>
+      <w:r>
+        <w:rPr>
+          <w:lang w:val="hi_IN" w:bidi="hi_IN"/>
+        </w:rPr>
+      </w:r>
+      <w:r>
+        <w:rPr>
+          <w:b/>
+          <w:lang w:val="hi_IN" w:bidi="hi_IN"/>
+        </w:rPr>
         <w:t>"पर"</w:t>
       </w:r>
       <w:r>
@@ -15398,6 +17683,21 @@
           <w:b/>
           <w:lang w:val="hi_IN" w:bidi="hi_IN"/>
         </w:rPr>
+        <w:t>πεποιθήσει</w:t>
+      </w:r>
+    </w:p>
+    <w:p>
+      <w:pPr/>
+      <w:r>
+        <w:rPr>
+          <w:lang w:val="hi_IN" w:bidi="hi_IN"/>
+        </w:rPr>
+      </w:r>
+      <w:r>
+        <w:rPr>
+          <w:b/>
+          <w:lang w:val="hi_IN" w:bidi="hi_IN"/>
+        </w:rPr>
         <w:t>"भरोसे"</w:t>
       </w:r>
     </w:p>
@@ -15461,6 +17761,21 @@
           <w:b/>
           <w:lang w:val="hi_IN" w:bidi="hi_IN"/>
         </w:rPr>
+        <w:t>διὸ</w:t>
+      </w:r>
+    </w:p>
+    <w:p>
+      <w:pPr/>
+      <w:r>
+        <w:rPr>
+          <w:lang w:val="hi_IN" w:bidi="hi_IN"/>
+        </w:rPr>
+      </w:r>
+      <w:r>
+        <w:rPr>
+          <w:b/>
+          <w:lang w:val="hi_IN" w:bidi="hi_IN"/>
+        </w:rPr>
         <w:t>"इसलिए"</w:t>
       </w:r>
       <w:r>
@@ -15570,6 +17885,21 @@
           <w:b/>
           <w:lang w:val="hi_IN" w:bidi="hi_IN"/>
         </w:rPr>
+        <w:t>ὑπὲρ ὑμῶν, ἥτις ἐστὶν δόξα ὑμῶν</w:t>
+      </w:r>
+    </w:p>
+    <w:p>
+      <w:pPr/>
+      <w:r>
+        <w:rPr>
+          <w:lang w:val="hi_IN" w:bidi="hi_IN"/>
+        </w:rPr>
+      </w:r>
+      <w:r>
+        <w:rPr>
+          <w:b/>
+          <w:lang w:val="hi_IN" w:bidi="hi_IN"/>
+        </w:rPr>
         <w:t>"तुम्हारे लिये"</w:t>
       </w:r>
       <w:r>
@@ -15679,6 +18009,21 @@
           <w:b/>
           <w:lang w:val="hi_IN" w:bidi="hi_IN"/>
         </w:rPr>
+        <w:t>τούτου χάριν</w:t>
+      </w:r>
+    </w:p>
+    <w:p>
+      <w:pPr/>
+      <w:r>
+        <w:rPr>
+          <w:lang w:val="hi_IN" w:bidi="hi_IN"/>
+        </w:rPr>
+      </w:r>
+      <w:r>
+        <w:rPr>
+          <w:b/>
+          <w:lang w:val="hi_IN" w:bidi="hi_IN"/>
+        </w:rPr>
         <w:t>"इसी कारण"</w:t>
       </w:r>
     </w:p>
@@ -15775,6 +18120,21 @@
           <w:b/>
           <w:lang w:val="hi_IN" w:bidi="hi_IN"/>
         </w:rPr>
+        <w:t>τούτου χάριν</w:t>
+      </w:r>
+    </w:p>
+    <w:p>
+      <w:pPr/>
+      <w:r>
+        <w:rPr>
+          <w:lang w:val="hi_IN" w:bidi="hi_IN"/>
+        </w:rPr>
+      </w:r>
+      <w:r>
+        <w:rPr>
+          <w:b/>
+          <w:lang w:val="hi_IN" w:bidi="hi_IN"/>
+        </w:rPr>
         <w:t>"इसी कारण"</w:t>
       </w:r>
     </w:p>
@@ -15858,6 +18218,21 @@
           <w:b/>
           <w:lang w:val="hi_IN" w:bidi="hi_IN"/>
         </w:rPr>
+        <w:t>κάμπτω τὰ γόνατά μου πρὸς τὸν Πατέρα</w:t>
+      </w:r>
+    </w:p>
+    <w:p>
+      <w:pPr/>
+      <w:r>
+        <w:rPr>
+          <w:lang w:val="hi_IN" w:bidi="hi_IN"/>
+        </w:rPr>
+      </w:r>
+      <w:r>
+        <w:rPr>
+          <w:b/>
+          <w:lang w:val="hi_IN" w:bidi="hi_IN"/>
+        </w:rPr>
         <w:t>"मैं"</w:t>
       </w:r>
       <w:r>
@@ -15954,6 +18329,21 @@
           <w:b/>
           <w:lang w:val="hi_IN" w:bidi="hi_IN"/>
         </w:rPr>
+        <w:t>ἐξ οὗ πᾶσα πατριὰ ἐν οὐρανοῖς καὶ ἐπὶ γῆς ὀνομάζεται</w:t>
+      </w:r>
+    </w:p>
+    <w:p>
+      <w:pPr/>
+      <w:r>
+        <w:rPr>
+          <w:lang w:val="hi_IN" w:bidi="hi_IN"/>
+        </w:rPr>
+      </w:r>
+      <w:r>
+        <w:rPr>
+          <w:b/>
+          <w:lang w:val="hi_IN" w:bidi="hi_IN"/>
+        </w:rPr>
         <w:t>"जिससे स्वर्ग और पृथ्वी पर, हर एक घराने का नाम रखा जाता है"</w:t>
       </w:r>
     </w:p>
@@ -16037,6 +18427,21 @@
           <w:b/>
           <w:lang w:val="hi_IN" w:bidi="hi_IN"/>
         </w:rPr>
+        <w:t>ἵνα</w:t>
+      </w:r>
+    </w:p>
+    <w:p>
+      <w:pPr/>
+      <w:r>
+        <w:rPr>
+          <w:lang w:val="hi_IN" w:bidi="hi_IN"/>
+        </w:rPr>
+      </w:r>
+      <w:r>
+        <w:rPr>
+          <w:b/>
+          <w:lang w:val="hi_IN" w:bidi="hi_IN"/>
+        </w:rPr>
         <w:t>"कि"</w:t>
       </w:r>
     </w:p>
@@ -16133,6 +18538,21 @@
           <w:b/>
           <w:lang w:val="hi_IN" w:bidi="hi_IN"/>
         </w:rPr>
+        <w:t>δῷ ὑμῖν κατὰ τὸ πλοῦτος τῆς δόξης αὐτοῦ, δυνάμει κραταιωθῆναι</w:t>
+      </w:r>
+    </w:p>
+    <w:p>
+      <w:pPr/>
+      <w:r>
+        <w:rPr>
+          <w:lang w:val="hi_IN" w:bidi="hi_IN"/>
+        </w:rPr>
+      </w:r>
+      <w:r>
+        <w:rPr>
+          <w:b/>
+          <w:lang w:val="hi_IN" w:bidi="hi_IN"/>
+        </w:rPr>
         <w:t>"वह अपनी महिमा के धन के अनुसार तुम्हें यह दान दे कि तुम"</w:t>
       </w:r>
       <w:r>
@@ -16209,6 +18629,21 @@
           <w:b/>
           <w:lang w:val="hi_IN" w:bidi="hi_IN"/>
         </w:rPr>
+        <w:t>δῷ</w:t>
+      </w:r>
+    </w:p>
+    <w:p>
+      <w:pPr/>
+      <w:r>
+        <w:rPr>
+          <w:lang w:val="hi_IN" w:bidi="hi_IN"/>
+        </w:rPr>
+      </w:r>
+      <w:r>
+        <w:rPr>
+          <w:b/>
+          <w:lang w:val="hi_IN" w:bidi="hi_IN"/>
+        </w:rPr>
         <w:t>"वह"</w:t>
       </w:r>
       <w:r>
@@ -16301,7 +18736,7 @@
         </w:rPr>
         <w:t xml:space="preserve">Connecting Statement:\n\nपौलुस </w:t>
       </w:r>
-      <w:hyperlink r:id="rId15">
+      <w:hyperlink r:id="rId17">
         <w:r>
           <w:rPr>
             <w:lang w:val="hi_IN" w:bidi="hi_IN"/>
@@ -16408,7 +18843,7 @@
         </w:rPr>
         <w:t>। पहली यह है कि वे ""बलवन्त किए जाएं"" (</w:t>
       </w:r>
-      <w:hyperlink r:id="rId16">
+      <w:hyperlink r:id="rId18">
         <w:r>
           <w:rPr>
             <w:lang w:val="hi_IN" w:bidi="hi_IN"/>
@@ -16473,6 +18908,21 @@
           <w:b/>
           <w:lang w:val="hi_IN" w:bidi="hi_IN"/>
         </w:rPr>
+        <w:t>κατοικῆσαι τὸν Χριστὸν διὰ τῆς πίστεως ἐν ταῖς καρδίαις ὑμῶν</w:t>
+      </w:r>
+    </w:p>
+    <w:p>
+      <w:pPr/>
+      <w:r>
+        <w:rPr>
+          <w:lang w:val="hi_IN" w:bidi="hi_IN"/>
+        </w:rPr>
+      </w:r>
+      <w:r>
+        <w:rPr>
+          <w:b/>
+          <w:lang w:val="hi_IN" w:bidi="hi_IN"/>
+        </w:rPr>
         <w:t>"और विश्वास के द्वारा मसीह तुम्हारे हृदय में बसे कि"</w:t>
       </w:r>
     </w:p>
@@ -16569,6 +19019,21 @@
           <w:b/>
           <w:lang w:val="hi_IN" w:bidi="hi_IN"/>
         </w:rPr>
+        <w:t>ἐν ἀγάπῃ, ἐρριζωμένοι καὶ τεθεμελιωμένοι</w:t>
+      </w:r>
+    </w:p>
+    <w:p>
+      <w:pPr/>
+      <w:r>
+        <w:rPr>
+          <w:lang w:val="hi_IN" w:bidi="hi_IN"/>
+        </w:rPr>
+      </w:r>
+      <w:r>
+        <w:rPr>
+          <w:b/>
+          <w:lang w:val="hi_IN" w:bidi="hi_IN"/>
+        </w:rPr>
         <w:t>"तुम प्रेम में जड़ पकड़कर और नींव डालकर"</w:t>
       </w:r>
     </w:p>
@@ -16652,6 +19117,21 @@
           <w:b/>
           <w:lang w:val="hi_IN" w:bidi="hi_IN"/>
         </w:rPr>
+        <w:t>ἵνα</w:t>
+      </w:r>
+    </w:p>
+    <w:p>
+      <w:pPr/>
+      <w:r>
+        <w:rPr>
+          <w:lang w:val="hi_IN" w:bidi="hi_IN"/>
+        </w:rPr>
+      </w:r>
+      <w:r>
+        <w:rPr>
+          <w:b/>
+          <w:lang w:val="hi_IN" w:bidi="hi_IN"/>
+        </w:rPr>
         <w:t>"कि"</w:t>
       </w:r>
     </w:p>
@@ -16764,7 +19244,7 @@
         </w:rPr>
         <w:t>यह तीसरी बात है जिसके लिए पौलुस घुटने टेककर प्रार्थना करता है; पहली यह है कि परमेश्वर उन्हें ऐसा होने दे कि वे बलवन्त हों (</w:t>
       </w:r>
-      <w:hyperlink r:id="rId16">
+      <w:hyperlink r:id="rId18">
         <w:r>
           <w:rPr>
             <w:lang w:val="hi_IN" w:bidi="hi_IN"/>
@@ -16782,7 +19262,7 @@
         </w:rPr>
         <w:t>) और दूसरी यह कि मसीह उनके विश्वास के कारण उनके मनों में वास करे (</w:t>
       </w:r>
-      <w:hyperlink r:id="rId17">
+      <w:hyperlink r:id="rId19">
         <w:r>
           <w:rPr>
             <w:lang w:val="hi_IN" w:bidi="hi_IN"/>
@@ -16847,6 +19327,21 @@
           <w:b/>
           <w:lang w:val="hi_IN" w:bidi="hi_IN"/>
         </w:rPr>
+        <w:t>πᾶσιν τοῖς ἁγίοις</w:t>
+      </w:r>
+    </w:p>
+    <w:p>
+      <w:pPr/>
+      <w:r>
+        <w:rPr>
+          <w:lang w:val="hi_IN" w:bidi="hi_IN"/>
+        </w:rPr>
+      </w:r>
+      <w:r>
+        <w:rPr>
+          <w:b/>
+          <w:lang w:val="hi_IN" w:bidi="hi_IN"/>
+        </w:rPr>
         <w:t>"सब पवित्र लोगों"</w:t>
       </w:r>
     </w:p>
@@ -16910,6 +19405,21 @@
           <w:b/>
           <w:lang w:val="hi_IN" w:bidi="hi_IN"/>
         </w:rPr>
+        <w:t>τὸ πλάτος, καὶ μῆκος, καὶ ὕψος, καὶ βάθος</w:t>
+      </w:r>
+    </w:p>
+    <w:p>
+      <w:pPr/>
+      <w:r>
+        <w:rPr>
+          <w:lang w:val="hi_IN" w:bidi="hi_IN"/>
+        </w:rPr>
+      </w:r>
+      <w:r>
+        <w:rPr>
+          <w:b/>
+          <w:lang w:val="hi_IN" w:bidi="hi_IN"/>
+        </w:rPr>
         <w:t>"शक्ति पाओ;"</w:t>
       </w:r>
       <w:r>
@@ -17006,6 +19516,21 @@
           <w:b/>
           <w:lang w:val="hi_IN" w:bidi="hi_IN"/>
         </w:rPr>
+        <w:t>τὸ πλάτος, καὶ μῆκος, καὶ ὕψος, καὶ βάθος</w:t>
+      </w:r>
+    </w:p>
+    <w:p>
+      <w:pPr/>
+      <w:r>
+        <w:rPr>
+          <w:lang w:val="hi_IN" w:bidi="hi_IN"/>
+        </w:rPr>
+      </w:r>
+      <w:r>
+        <w:rPr>
+          <w:b/>
+          <w:lang w:val="hi_IN" w:bidi="hi_IN"/>
+        </w:rPr>
         <w:t>"शक्ति पाओ;"</w:t>
       </w:r>
       <w:r>
@@ -17102,6 +19627,21 @@
           <w:b/>
           <w:lang w:val="hi_IN" w:bidi="hi_IN"/>
         </w:rPr>
+        <w:t>γνῶναί τε τὴν &amp; ἀγάπην τοῦ Χριστοῦ</w:t>
+      </w:r>
+    </w:p>
+    <w:p>
+      <w:pPr/>
+      <w:r>
+        <w:rPr>
+          <w:lang w:val="hi_IN" w:bidi="hi_IN"/>
+        </w:rPr>
+      </w:r>
+      <w:r>
+        <w:rPr>
+          <w:b/>
+          <w:lang w:val="hi_IN" w:bidi="hi_IN"/>
+        </w:rPr>
         <w:t>"मसीह के उस प्रेम"</w:t>
       </w:r>
       <w:r>
@@ -17207,7 +19747,7 @@
         </w:rPr>
         <w:t>"यह चौथी बात है जिसके लिए पौलुस घुटने टेककर प्रार्थना करता है (</w:t>
       </w:r>
-      <w:hyperlink r:id="rId15">
+      <w:hyperlink r:id="rId17">
         <w:r>
           <w:rPr>
             <w:lang w:val="hi_IN" w:bidi="hi_IN"/>
@@ -17225,7 +19765,7 @@
         </w:rPr>
         <w:t>)। पहली यह है कि वे बलवन्त किया जाएँ"" (</w:t>
       </w:r>
-      <w:hyperlink r:id="rId16">
+      <w:hyperlink r:id="rId18">
         <w:r>
           <w:rPr>
             <w:lang w:val="hi_IN" w:bidi="hi_IN"/>
@@ -17243,7 +19783,7 @@
         </w:rPr>
         <w:t>), और दूसरी यह है कि ""मसीह विश्वास के द्वारा उनके मनों में वास करेगा"" (</w:t>
       </w:r>
-      <w:hyperlink r:id="rId18">
+      <w:hyperlink r:id="rId20">
         <w:r>
           <w:rPr>
             <w:lang w:val="hi_IN" w:bidi="hi_IN"/>
@@ -17274,7 +19814,7 @@
         </w:rPr>
         <w:t xml:space="preserve"> (</w:t>
       </w:r>
-      <w:hyperlink r:id="rId18">
+      <w:hyperlink r:id="rId20">
         <w:r>
           <w:rPr>
             <w:lang w:val="hi_IN" w:bidi="hi_IN"/>
@@ -17339,6 +19879,21 @@
           <w:b/>
           <w:lang w:val="hi_IN" w:bidi="hi_IN"/>
         </w:rPr>
+        <w:t>ἵνα πληρωθῆτε εἰς πᾶν τὸ πλήρωμα τοῦ Θεοῦ</w:t>
+      </w:r>
+    </w:p>
+    <w:p>
+      <w:pPr/>
+      <w:r>
+        <w:rPr>
+          <w:lang w:val="hi_IN" w:bidi="hi_IN"/>
+        </w:rPr>
+      </w:r>
+      <w:r>
+        <w:rPr>
+          <w:b/>
+          <w:lang w:val="hi_IN" w:bidi="hi_IN"/>
+        </w:rPr>
         <w:t>"को"</w:t>
       </w:r>
       <w:r>
@@ -17435,6 +19990,21 @@
           <w:b/>
           <w:lang w:val="hi_IN" w:bidi="hi_IN"/>
         </w:rPr>
+        <w:t>ἵνα πληρωθῆτε</w:t>
+      </w:r>
+    </w:p>
+    <w:p>
+      <w:pPr/>
+      <w:r>
+        <w:rPr>
+          <w:lang w:val="hi_IN" w:bidi="hi_IN"/>
+        </w:rPr>
+      </w:r>
+      <w:r>
+        <w:rPr>
+          <w:b/>
+          <w:lang w:val="hi_IN" w:bidi="hi_IN"/>
+        </w:rPr>
         <w:t>"कि तुम"</w:t>
       </w:r>
       <w:r>
@@ -17531,6 +20101,21 @@
           <w:b/>
           <w:lang w:val="hi_IN" w:bidi="hi_IN"/>
         </w:rPr>
+        <w:t>εἰς πᾶν τὸ πλήρωμα τοῦ Θεοῦ</w:t>
+      </w:r>
+    </w:p>
+    <w:p>
+      <w:pPr/>
+      <w:r>
+        <w:rPr>
+          <w:lang w:val="hi_IN" w:bidi="hi_IN"/>
+        </w:rPr>
+      </w:r>
+      <w:r>
+        <w:rPr>
+          <w:b/>
+          <w:lang w:val="hi_IN" w:bidi="hi_IN"/>
+        </w:rPr>
         <w:t>"को"</w:t>
       </w:r>
       <w:r>
@@ -17634,6 +20219,21 @@
           <w:b/>
           <w:lang w:val="hi_IN" w:bidi="hi_IN"/>
         </w:rPr>
+        <w:t>ἵνα</w:t>
+      </w:r>
+    </w:p>
+    <w:p>
+      <w:pPr/>
+      <w:r>
+        <w:rPr>
+          <w:lang w:val="hi_IN" w:bidi="hi_IN"/>
+        </w:rPr>
+      </w:r>
+      <w:r>
+        <w:rPr>
+          <w:b/>
+          <w:lang w:val="hi_IN" w:bidi="hi_IN"/>
+        </w:rPr>
         <w:t>"कि"</w:t>
       </w:r>
     </w:p>
@@ -17946,6 +20546,21 @@
           <w:b/>
           <w:lang w:val="hi_IN" w:bidi="hi_IN"/>
         </w:rPr>
+        <w:t>ὑπὲρ πάντα, ποιῆσαι ὑπέρἐκπερισσοῦ ὧν αἰτούμεθα ἢ νοοῦμεν</w:t>
+      </w:r>
+    </w:p>
+    <w:p>
+      <w:pPr/>
+      <w:r>
+        <w:rPr>
+          <w:lang w:val="hi_IN" w:bidi="hi_IN"/>
+        </w:rPr>
+      </w:r>
+      <w:r>
+        <w:rPr>
+          <w:b/>
+          <w:lang w:val="hi_IN" w:bidi="hi_IN"/>
+        </w:rPr>
         <w:t>""</w:t>
       </w:r>
     </w:p>
@@ -18009,6 +20624,21 @@
           <w:b/>
           <w:lang w:val="hi_IN" w:bidi="hi_IN"/>
         </w:rPr>
+        <w:t>αὐτῷ ἡ δόξα ἐν τῇ ἐκκλησίᾳ</w:t>
+      </w:r>
+    </w:p>
+    <w:p>
+      <w:pPr/>
+      <w:r>
+        <w:rPr>
+          <w:lang w:val="hi_IN" w:bidi="hi_IN"/>
+        </w:rPr>
+      </w:r>
+      <w:r>
+        <w:rPr>
+          <w:b/>
+          <w:lang w:val="hi_IN" w:bidi="hi_IN"/>
+        </w:rPr>
         <w:t>"कलीसिया में,"</w:t>
       </w:r>
       <w:r>
@@ -18188,6 +20818,21 @@
           <w:b/>
           <w:lang w:val="hi_IN" w:bidi="hi_IN"/>
         </w:rPr>
+        <w:t>οὖν</w:t>
+      </w:r>
+    </w:p>
+    <w:p>
+      <w:pPr/>
+      <w:r>
+        <w:rPr>
+          <w:lang w:val="hi_IN" w:bidi="hi_IN"/>
+        </w:rPr>
+      </w:r>
+      <w:r>
+        <w:rPr>
+          <w:b/>
+          <w:lang w:val="hi_IN" w:bidi="hi_IN"/>
+        </w:rPr>
         <w:t>"इसलिए"</w:t>
       </w:r>
     </w:p>
@@ -18284,6 +20929,21 @@
           <w:b/>
           <w:lang w:val="hi_IN" w:bidi="hi_IN"/>
         </w:rPr>
+        <w:t>ὁ δέσμιος ἐν Κυρίῳ</w:t>
+      </w:r>
+    </w:p>
+    <w:p>
+      <w:pPr/>
+      <w:r>
+        <w:rPr>
+          <w:lang w:val="hi_IN" w:bidi="hi_IN"/>
+        </w:rPr>
+      </w:r>
+      <w:r>
+        <w:rPr>
+          <w:b/>
+          <w:lang w:val="hi_IN" w:bidi="hi_IN"/>
+        </w:rPr>
         <w:t>"जो प्रभु में बन्दी"</w:t>
       </w:r>
     </w:p>
@@ -18443,6 +21103,21 @@
           <w:b/>
           <w:lang w:val="hi_IN" w:bidi="hi_IN"/>
         </w:rPr>
+        <w:t>τῆς κλήσεως ἧς ἐκλήθητε</w:t>
+      </w:r>
+    </w:p>
+    <w:p>
+      <w:pPr/>
+      <w:r>
+        <w:rPr>
+          <w:lang w:val="hi_IN" w:bidi="hi_IN"/>
+        </w:rPr>
+      </w:r>
+      <w:r>
+        <w:rPr>
+          <w:b/>
+          <w:lang w:val="hi_IN" w:bidi="hi_IN"/>
+        </w:rPr>
         <w:t>"जिस बुलाहट से तुम बुलाए गए थे"</w:t>
       </w:r>
     </w:p>
@@ -18519,6 +21194,21 @@
           <w:b/>
           <w:lang w:val="hi_IN" w:bidi="hi_IN"/>
         </w:rPr>
+        <w:t>μετὰ πάσης ταπεινοφροσύνης καὶ πραΰτητος</w:t>
+      </w:r>
+    </w:p>
+    <w:p>
+      <w:pPr/>
+      <w:r>
+        <w:rPr>
+          <w:lang w:val="hi_IN" w:bidi="hi_IN"/>
+        </w:rPr>
+      </w:r>
+      <w:r>
+        <w:rPr>
+          <w:b/>
+          <w:lang w:val="hi_IN" w:bidi="hi_IN"/>
+        </w:rPr>
         <w:t>"अर्थात् सारी दीनता और नम्रता"</w:t>
       </w:r>
     </w:p>
@@ -18608,6 +21298,21 @@
           <w:b/>
           <w:lang w:val="hi_IN" w:bidi="hi_IN"/>
         </w:rPr>
+        <w:t>τηρεῖν τὴν ἑνότητα τοῦ Πνεύματος ἐν τῷ συνδέσμῳ τῆς εἰρήνης</w:t>
+      </w:r>
+    </w:p>
+    <w:p>
+      <w:pPr/>
+      <w:r>
+        <w:rPr>
+          <w:lang w:val="hi_IN" w:bidi="hi_IN"/>
+        </w:rPr>
+      </w:r>
+      <w:r>
+        <w:rPr>
+          <w:b/>
+          <w:lang w:val="hi_IN" w:bidi="hi_IN"/>
+        </w:rPr>
         <w:t>"मेल के बन्धन में आत्मा की एकता रखने का"</w:t>
       </w:r>
     </w:p>
@@ -18684,6 +21389,21 @@
           <w:b/>
           <w:lang w:val="hi_IN" w:bidi="hi_IN"/>
         </w:rPr>
+        <w:t>τηρεῖν τὴν ἑνότητα τοῦ Πνεύματος ἐν τῷ συνδέσμῳ τῆς εἰρήνης</w:t>
+      </w:r>
+    </w:p>
+    <w:p>
+      <w:pPr/>
+      <w:r>
+        <w:rPr>
+          <w:lang w:val="hi_IN" w:bidi="hi_IN"/>
+        </w:rPr>
+      </w:r>
+      <w:r>
+        <w:rPr>
+          <w:b/>
+          <w:lang w:val="hi_IN" w:bidi="hi_IN"/>
+        </w:rPr>
         <w:t>"मेल के बन्धन में आत्मा की एकता रखने का"</w:t>
       </w:r>
     </w:p>
@@ -18767,6 +21487,21 @@
           <w:b/>
           <w:lang w:val="hi_IN" w:bidi="hi_IN"/>
         </w:rPr>
+        <w:t>ἓν σῶμα</w:t>
+      </w:r>
+    </w:p>
+    <w:p>
+      <w:pPr/>
+      <w:r>
+        <w:rPr>
+          <w:lang w:val="hi_IN" w:bidi="hi_IN"/>
+        </w:rPr>
+      </w:r>
+      <w:r>
+        <w:rPr>
+          <w:b/>
+          <w:lang w:val="hi_IN" w:bidi="hi_IN"/>
+        </w:rPr>
         <w:t>"एक ही देह है"</w:t>
       </w:r>
     </w:p>
@@ -18850,6 +21585,21 @@
           <w:b/>
           <w:lang w:val="hi_IN" w:bidi="hi_IN"/>
         </w:rPr>
+        <w:t>ἓν Πνεῦμα</w:t>
+      </w:r>
+    </w:p>
+    <w:p>
+      <w:pPr/>
+      <w:r>
+        <w:rPr>
+          <w:lang w:val="hi_IN" w:bidi="hi_IN"/>
+        </w:rPr>
+      </w:r>
+      <w:r>
+        <w:rPr>
+          <w:b/>
+          <w:lang w:val="hi_IN" w:bidi="hi_IN"/>
+        </w:rPr>
         <w:t>"एक ही आत्मा"</w:t>
       </w:r>
     </w:p>
@@ -18913,6 +21663,21 @@
           <w:b/>
           <w:lang w:val="hi_IN" w:bidi="hi_IN"/>
         </w:rPr>
+        <w:t>ἐκλήθητε ἐν μιᾷ ἐλπίδι τῆς κλήσεως ὑμῶν</w:t>
+      </w:r>
+    </w:p>
+    <w:p>
+      <w:pPr/>
+      <w:r>
+        <w:rPr>
+          <w:lang w:val="hi_IN" w:bidi="hi_IN"/>
+        </w:rPr>
+      </w:r>
+      <w:r>
+        <w:rPr>
+          <w:b/>
+          <w:lang w:val="hi_IN" w:bidi="hi_IN"/>
+        </w:rPr>
         <w:t>"तुम्हें जो बुलाए गए थे अपने बुलाए जाने से एक ही आशा है"</w:t>
       </w:r>
     </w:p>
@@ -19250,6 +22015,21 @@
           <w:b/>
           <w:lang w:val="hi_IN" w:bidi="hi_IN"/>
         </w:rPr>
+        <w:t>ἑνὶ &amp; ἑκάστῳ ἡμῶν ἐδόθη ἡ χάρις</w:t>
+      </w:r>
+    </w:p>
+    <w:p>
+      <w:pPr/>
+      <w:r>
+        <w:rPr>
+          <w:lang w:val="hi_IN" w:bidi="hi_IN"/>
+        </w:rPr>
+      </w:r>
+      <w:r>
+        <w:rPr>
+          <w:b/>
+          <w:lang w:val="hi_IN" w:bidi="hi_IN"/>
+        </w:rPr>
         <w:t>""</w:t>
       </w:r>
     </w:p>
@@ -19333,6 +22113,21 @@
           <w:b/>
           <w:lang w:val="hi_IN" w:bidi="hi_IN"/>
         </w:rPr>
+        <w:t>ἑνὶ &amp; ἑκάστῳ ἡμῶν ἐδόθη ἡ χάρις</w:t>
+      </w:r>
+    </w:p>
+    <w:p>
+      <w:pPr/>
+      <w:r>
+        <w:rPr>
+          <w:lang w:val="hi_IN" w:bidi="hi_IN"/>
+        </w:rPr>
+      </w:r>
+      <w:r>
+        <w:rPr>
+          <w:b/>
+          <w:lang w:val="hi_IN" w:bidi="hi_IN"/>
+        </w:rPr>
         <w:t>""</w:t>
       </w:r>
     </w:p>
@@ -19423,6 +22218,21 @@
           <w:b/>
           <w:lang w:val="hi_IN" w:bidi="hi_IN"/>
         </w:rPr>
+        <w:t>διὸ</w:t>
+      </w:r>
+    </w:p>
+    <w:p>
+      <w:pPr/>
+      <w:r>
+        <w:rPr>
+          <w:lang w:val="hi_IN" w:bidi="hi_IN"/>
+        </w:rPr>
+      </w:r>
+      <w:r>
+        <w:rPr>
+          <w:b/>
+          <w:lang w:val="hi_IN" w:bidi="hi_IN"/>
+        </w:rPr>
         <w:t>"इसलिए"</w:t>
       </w:r>
     </w:p>
@@ -19519,6 +22329,21 @@
           <w:b/>
           <w:lang w:val="hi_IN" w:bidi="hi_IN"/>
         </w:rPr>
+        <w:t>ἀναβὰς εἰς ὕψος</w:t>
+      </w:r>
+    </w:p>
+    <w:p>
+      <w:pPr/>
+      <w:r>
+        <w:rPr>
+          <w:lang w:val="hi_IN" w:bidi="hi_IN"/>
+        </w:rPr>
+      </w:r>
+      <w:r>
+        <w:rPr>
+          <w:b/>
+          <w:lang w:val="hi_IN" w:bidi="hi_IN"/>
+        </w:rPr>
         <w:t>""ऊँचे पर चढ़ा,"</w:t>
       </w:r>
     </w:p>
@@ -19582,6 +22407,21 @@
           <w:b/>
           <w:lang w:val="hi_IN" w:bidi="hi_IN"/>
         </w:rPr>
+        <w:t>ἀνέβη</w:t>
+      </w:r>
+    </w:p>
+    <w:p>
+      <w:pPr/>
+      <w:r>
+        <w:rPr>
+          <w:lang w:val="hi_IN" w:bidi="hi_IN"/>
+        </w:rPr>
+      </w:r>
+      <w:r>
+        <w:rPr>
+          <w:b/>
+          <w:lang w:val="hi_IN" w:bidi="hi_IN"/>
+        </w:rPr>
         <w:t>"उसके चढ़ने से"</w:t>
       </w:r>
     </w:p>
@@ -19645,6 +22485,21 @@
           <w:b/>
           <w:lang w:val="hi_IN" w:bidi="hi_IN"/>
         </w:rPr>
+        <w:t>καὶ κατέβη</w:t>
+      </w:r>
+    </w:p>
+    <w:p>
+      <w:pPr/>
+      <w:r>
+        <w:rPr>
+          <w:lang w:val="hi_IN" w:bidi="hi_IN"/>
+        </w:rPr>
+      </w:r>
+      <w:r>
+        <w:rPr>
+          <w:b/>
+          <w:lang w:val="hi_IN" w:bidi="hi_IN"/>
+        </w:rPr>
         <w:t>"केवल यह कि"</w:t>
       </w:r>
       <w:r>
@@ -19721,6 +22576,21 @@
           <w:b/>
           <w:lang w:val="hi_IN" w:bidi="hi_IN"/>
         </w:rPr>
+        <w:t>εἰς τὰ κατώτερα μέρη τῆς γῆς</w:t>
+      </w:r>
+    </w:p>
+    <w:p>
+      <w:pPr/>
+      <w:r>
+        <w:rPr>
+          <w:lang w:val="hi_IN" w:bidi="hi_IN"/>
+        </w:rPr>
+      </w:r>
+      <w:r>
+        <w:rPr>
+          <w:b/>
+          <w:lang w:val="hi_IN" w:bidi="hi_IN"/>
+        </w:rPr>
         <w:t>"वह पृथ्वी की निचली जगहों में"</w:t>
       </w:r>
     </w:p>
@@ -19797,6 +22667,21 @@
           <w:b/>
           <w:lang w:val="hi_IN" w:bidi="hi_IN"/>
         </w:rPr>
+        <w:t>ἵνα πληρώσῃ τὰ πάντα</w:t>
+      </w:r>
+    </w:p>
+    <w:p>
+      <w:pPr/>
+      <w:r>
+        <w:rPr>
+          <w:lang w:val="hi_IN" w:bidi="hi_IN"/>
+        </w:rPr>
+      </w:r>
+      <w:r>
+        <w:rPr>
+          <w:b/>
+          <w:lang w:val="hi_IN" w:bidi="hi_IN"/>
+        </w:rPr>
         <w:t>"कि सब कुछ परिपूर्ण करे"</w:t>
       </w:r>
     </w:p>
@@ -19860,6 +22745,21 @@
           <w:b/>
           <w:lang w:val="hi_IN" w:bidi="hi_IN"/>
         </w:rPr>
+        <w:t>πληρώσῃ</w:t>
+      </w:r>
+    </w:p>
+    <w:p>
+      <w:pPr/>
+      <w:r>
+        <w:rPr>
+          <w:lang w:val="hi_IN" w:bidi="hi_IN"/>
+        </w:rPr>
+      </w:r>
+      <w:r>
+        <w:rPr>
+          <w:b/>
+          <w:lang w:val="hi_IN" w:bidi="hi_IN"/>
+        </w:rPr>
         <w:t>"परिपूर्ण करे"</w:t>
       </w:r>
     </w:p>
@@ -19923,6 +22823,21 @@
           <w:b/>
           <w:lang w:val="hi_IN" w:bidi="hi_IN"/>
         </w:rPr>
+        <w:t>ποιμένας</w:t>
+      </w:r>
+    </w:p>
+    <w:p>
+      <w:pPr/>
+      <w:r>
+        <w:rPr>
+          <w:lang w:val="hi_IN" w:bidi="hi_IN"/>
+        </w:rPr>
+      </w:r>
+      <w:r>
+        <w:rPr>
+          <w:b/>
+          <w:lang w:val="hi_IN" w:bidi="hi_IN"/>
+        </w:rPr>
         <w:t>"रखवाले"</w:t>
       </w:r>
     </w:p>
@@ -20019,6 +22934,21 @@
           <w:b/>
           <w:lang w:val="hi_IN" w:bidi="hi_IN"/>
         </w:rPr>
+        <w:t>πρὸς τὸν καταρτισμὸν τῶν ἁγίων</w:t>
+      </w:r>
+    </w:p>
+    <w:p>
+      <w:pPr/>
+      <w:r>
+        <w:rPr>
+          <w:lang w:val="hi_IN" w:bidi="hi_IN"/>
+        </w:rPr>
+      </w:r>
+      <w:r>
+        <w:rPr>
+          <w:b/>
+          <w:lang w:val="hi_IN" w:bidi="hi_IN"/>
+        </w:rPr>
         <w:t>"जिससे पवित्र लोग सिद्ध हो जाएँ और"</w:t>
       </w:r>
     </w:p>
@@ -20082,6 +23012,21 @@
           <w:b/>
           <w:lang w:val="hi_IN" w:bidi="hi_IN"/>
         </w:rPr>
+        <w:t>εἰς ἔργον διακονίας</w:t>
+      </w:r>
+    </w:p>
+    <w:p>
+      <w:pPr/>
+      <w:r>
+        <w:rPr>
+          <w:lang w:val="hi_IN" w:bidi="hi_IN"/>
+        </w:rPr>
+      </w:r>
+      <w:r>
+        <w:rPr>
+          <w:b/>
+          <w:lang w:val="hi_IN" w:bidi="hi_IN"/>
+        </w:rPr>
         <w:t>"सेवा का काम किया जाए"</w:t>
       </w:r>
     </w:p>
@@ -20145,6 +23090,21 @@
           <w:b/>
           <w:lang w:val="hi_IN" w:bidi="hi_IN"/>
         </w:rPr>
+        <w:t>εἰς οἰκοδομὴν τοῦ σώματος τοῦ Χριστοῦ</w:t>
+      </w:r>
+    </w:p>
+    <w:p>
+      <w:pPr/>
+      <w:r>
+        <w:rPr>
+          <w:lang w:val="hi_IN" w:bidi="hi_IN"/>
+        </w:rPr>
+      </w:r>
+      <w:r>
+        <w:rPr>
+          <w:b/>
+          <w:lang w:val="hi_IN" w:bidi="hi_IN"/>
+        </w:rPr>
         <w:t>"और मसीह की देह उन्नति पाए"</w:t>
       </w:r>
     </w:p>
@@ -20228,6 +23188,21 @@
           <w:b/>
           <w:lang w:val="hi_IN" w:bidi="hi_IN"/>
         </w:rPr>
+        <w:t>οἰκοδομὴν</w:t>
+      </w:r>
+    </w:p>
+    <w:p>
+      <w:pPr/>
+      <w:r>
+        <w:rPr>
+          <w:lang w:val="hi_IN" w:bidi="hi_IN"/>
+        </w:rPr>
+      </w:r>
+      <w:r>
+        <w:rPr>
+          <w:b/>
+          <w:lang w:val="hi_IN" w:bidi="hi_IN"/>
+        </w:rPr>
         <w:t>"उन्नति पाए"</w:t>
       </w:r>
     </w:p>
@@ -20476,6 +23451,21 @@
           <w:b/>
           <w:lang w:val="hi_IN" w:bidi="hi_IN"/>
         </w:rPr>
+        <w:t>καταντήσωμεν οἱ πάντες εἰς τὴν ἑνότητα τῆς πίστεως</w:t>
+      </w:r>
+    </w:p>
+    <w:p>
+      <w:pPr/>
+      <w:r>
+        <w:rPr>
+          <w:lang w:val="hi_IN" w:bidi="hi_IN"/>
+        </w:rPr>
+      </w:r>
+      <w:r>
+        <w:rPr>
+          <w:b/>
+          <w:lang w:val="hi_IN" w:bidi="hi_IN"/>
+        </w:rPr>
         <w:t>"कि हम सब के सब विश्वास,"</w:t>
       </w:r>
       <w:r>
@@ -20598,6 +23588,21 @@
           <w:b/>
           <w:lang w:val="hi_IN" w:bidi="hi_IN"/>
         </w:rPr>
+        <w:t>καταντήσωμεν οἱ πάντες εἰς τὴν ἑνότητα τῆς πίστεως</w:t>
+      </w:r>
+    </w:p>
+    <w:p>
+      <w:pPr/>
+      <w:r>
+        <w:rPr>
+          <w:lang w:val="hi_IN" w:bidi="hi_IN"/>
+        </w:rPr>
+      </w:r>
+      <w:r>
+        <w:rPr>
+          <w:b/>
+          <w:lang w:val="hi_IN" w:bidi="hi_IN"/>
+        </w:rPr>
         <w:t>"कि हम"</w:t>
       </w:r>
       <w:r>
@@ -20727,6 +23732,21 @@
           <w:b/>
           <w:lang w:val="hi_IN" w:bidi="hi_IN"/>
         </w:rPr>
+        <w:t>τῆς ἐπιγνώσεως τοῦ Υἱοῦ τοῦ Θεοῦ</w:t>
+      </w:r>
+    </w:p>
+    <w:p>
+      <w:pPr/>
+      <w:r>
+        <w:rPr>
+          <w:lang w:val="hi_IN" w:bidi="hi_IN"/>
+        </w:rPr>
+      </w:r>
+      <w:r>
+        <w:rPr>
+          <w:b/>
+          <w:lang w:val="hi_IN" w:bidi="hi_IN"/>
+        </w:rPr>
         <w:t>"और परमेश्वर के पुत्र की पहचान में"</w:t>
       </w:r>
     </w:p>
@@ -20817,6 +23837,21 @@
           <w:b/>
           <w:lang w:val="hi_IN" w:bidi="hi_IN"/>
         </w:rPr>
+        <w:t>τοῦ Υἱοῦ τοῦ Θεοῦ</w:t>
+      </w:r>
+    </w:p>
+    <w:p>
+      <w:pPr/>
+      <w:r>
+        <w:rPr>
+          <w:lang w:val="hi_IN" w:bidi="hi_IN"/>
+        </w:rPr>
+      </w:r>
+      <w:r>
+        <w:rPr>
+          <w:b/>
+          <w:lang w:val="hi_IN" w:bidi="hi_IN"/>
+        </w:rPr>
         <w:t>"परमेश्वर के पुत्र की"</w:t>
       </w:r>
     </w:p>
@@ -20900,6 +23935,21 @@
           <w:b/>
           <w:lang w:val="hi_IN" w:bidi="hi_IN"/>
         </w:rPr>
+        <w:t>εἰς ἄνδρα τέλειον</w:t>
+      </w:r>
+    </w:p>
+    <w:p>
+      <w:pPr/>
+      <w:r>
+        <w:rPr>
+          <w:lang w:val="hi_IN" w:bidi="hi_IN"/>
+        </w:rPr>
+      </w:r>
+      <w:r>
+        <w:rPr>
+          <w:b/>
+          <w:lang w:val="hi_IN" w:bidi="hi_IN"/>
+        </w:rPr>
         <w:t>"सिद्ध मनुष्य न बन जाएँ और"</w:t>
       </w:r>
     </w:p>
@@ -20963,6 +24013,21 @@
           <w:b/>
           <w:lang w:val="hi_IN" w:bidi="hi_IN"/>
         </w:rPr>
+        <w:t>τέλειον</w:t>
+      </w:r>
+    </w:p>
+    <w:p>
+      <w:pPr/>
+      <w:r>
+        <w:rPr>
+          <w:lang w:val="hi_IN" w:bidi="hi_IN"/>
+        </w:rPr>
+      </w:r>
+      <w:r>
+        <w:rPr>
+          <w:b/>
+          <w:lang w:val="hi_IN" w:bidi="hi_IN"/>
+        </w:rPr>
         <w:t>"सिद्ध"</w:t>
       </w:r>
     </w:p>
@@ -21026,6 +24091,21 @@
           <w:b/>
           <w:lang w:val="hi_IN" w:bidi="hi_IN"/>
         </w:rPr>
+        <w:t>ἵνα</w:t>
+      </w:r>
+    </w:p>
+    <w:p>
+      <w:pPr/>
+      <w:r>
+        <w:rPr>
+          <w:lang w:val="hi_IN" w:bidi="hi_IN"/>
+        </w:rPr>
+      </w:r>
+      <w:r>
+        <w:rPr>
+          <w:b/>
+          <w:lang w:val="hi_IN" w:bidi="hi_IN"/>
+        </w:rPr>
         <w:t>"ताकि"</w:t>
       </w:r>
     </w:p>
@@ -21122,6 +24202,21 @@
           <w:b/>
           <w:lang w:val="hi_IN" w:bidi="hi_IN"/>
         </w:rPr>
+        <w:t>μηκέτι ὦμεν νήπιοι</w:t>
+      </w:r>
+    </w:p>
+    <w:p>
+      <w:pPr/>
+      <w:r>
+        <w:rPr>
+          <w:lang w:val="hi_IN" w:bidi="hi_IN"/>
+        </w:rPr>
+      </w:r>
+      <w:r>
+        <w:rPr>
+          <w:b/>
+          <w:lang w:val="hi_IN" w:bidi="hi_IN"/>
+        </w:rPr>
         <w:t>"हम आगे को बालक"</w:t>
       </w:r>
     </w:p>
@@ -21205,6 +24300,21 @@
           <w:b/>
           <w:lang w:val="hi_IN" w:bidi="hi_IN"/>
         </w:rPr>
+        <w:t>κλυδωνιζόμενοι καὶ περιφερόμενοι παντὶ ἀνέμῳ τῆς διδασκαλίας</w:t>
+      </w:r>
+    </w:p>
+    <w:p>
+      <w:pPr/>
+      <w:r>
+        <w:rPr>
+          <w:lang w:val="hi_IN" w:bidi="hi_IN"/>
+        </w:rPr>
+      </w:r>
+      <w:r>
+        <w:rPr>
+          <w:b/>
+          <w:lang w:val="hi_IN" w:bidi="hi_IN"/>
+        </w:rPr>
         <w:t>"जो"</w:t>
       </w:r>
       <w:r>
@@ -21327,6 +24437,21 @@
           <w:b/>
           <w:lang w:val="hi_IN" w:bidi="hi_IN"/>
         </w:rPr>
+        <w:t>ἐν τῇ κυβίᾳ τῶν ἀνθρώπων, ἐν πανουργίᾳ πρὸς τὴν μεθοδίαν τῆς πλάνης</w:t>
+      </w:r>
+    </w:p>
+    <w:p>
+      <w:pPr/>
+      <w:r>
+        <w:rPr>
+          <w:lang w:val="hi_IN" w:bidi="hi_IN"/>
+        </w:rPr>
+      </w:r>
+      <w:r>
+        <w:rPr>
+          <w:b/>
+          <w:lang w:val="hi_IN" w:bidi="hi_IN"/>
+        </w:rPr>
         <w:t>"बालक"</w:t>
       </w:r>
       <w:r>
@@ -21488,6 +24613,21 @@
           <w:b/>
           <w:lang w:val="hi_IN" w:bidi="hi_IN"/>
         </w:rPr>
+        <w:t>δὲ</w:t>
+      </w:r>
+    </w:p>
+    <w:p>
+      <w:pPr/>
+      <w:r>
+        <w:rPr>
+          <w:lang w:val="hi_IN" w:bidi="hi_IN"/>
+        </w:rPr>
+      </w:r>
+      <w:r>
+        <w:rPr>
+          <w:b/>
+          <w:lang w:val="hi_IN" w:bidi="hi_IN"/>
+        </w:rPr>
         <w:t>"वरन्"</w:t>
       </w:r>
     </w:p>
@@ -21584,6 +24724,21 @@
           <w:b/>
           <w:lang w:val="hi_IN" w:bidi="hi_IN"/>
         </w:rPr>
+        <w:t>ἀληθεύοντες</w:t>
+      </w:r>
+    </w:p>
+    <w:p>
+      <w:pPr/>
+      <w:r>
+        <w:rPr>
+          <w:lang w:val="hi_IN" w:bidi="hi_IN"/>
+        </w:rPr>
+      </w:r>
+      <w:r>
+        <w:rPr>
+          <w:b/>
+          <w:lang w:val="hi_IN" w:bidi="hi_IN"/>
+        </w:rPr>
         <w:t>"सच बोलें और"</w:t>
       </w:r>
     </w:p>
@@ -21674,6 +24829,21 @@
           <w:b/>
           <w:lang w:val="hi_IN" w:bidi="hi_IN"/>
         </w:rPr>
+        <w:t>ἐν ἀγάπῃ</w:t>
+      </w:r>
+    </w:p>
+    <w:p>
+      <w:pPr/>
+      <w:r>
+        <w:rPr>
+          <w:lang w:val="hi_IN" w:bidi="hi_IN"/>
+        </w:rPr>
+      </w:r>
+      <w:r>
+        <w:rPr>
+          <w:b/>
+          <w:lang w:val="hi_IN" w:bidi="hi_IN"/>
+        </w:rPr>
         <w:t>"प्रेम में"</w:t>
       </w:r>
     </w:p>
@@ -21764,6 +24934,21 @@
           <w:b/>
           <w:lang w:val="hi_IN" w:bidi="hi_IN"/>
         </w:rPr>
+        <w:t>εἰς αὐτὸν &amp; ὅς ἐστιν ἡ κεφαλή</w:t>
+      </w:r>
+    </w:p>
+    <w:p>
+      <w:pPr/>
+      <w:r>
+        <w:rPr>
+          <w:lang w:val="hi_IN" w:bidi="hi_IN"/>
+        </w:rPr>
+      </w:r>
+      <w:r>
+        <w:rPr>
+          <w:b/>
+          <w:lang w:val="hi_IN" w:bidi="hi_IN"/>
+        </w:rPr>
         <w:t>"उसमें जो सिर है, अर्थात्"</w:t>
       </w:r>
     </w:p>
@@ -21847,6 +25032,21 @@
           <w:b/>
           <w:lang w:val="hi_IN" w:bidi="hi_IN"/>
         </w:rPr>
+        <w:t>ἐξ οὗ πᾶν τὸ σῶμα &amp; τὴν αὔξησιν τοῦ σώματος ποιεῖται</w:t>
+      </w:r>
+    </w:p>
+    <w:p>
+      <w:pPr/>
+      <w:r>
+        <w:rPr>
+          <w:lang w:val="hi_IN" w:bidi="hi_IN"/>
+        </w:rPr>
+      </w:r>
+      <w:r>
+        <w:rPr>
+          <w:b/>
+          <w:lang w:val="hi_IN" w:bidi="hi_IN"/>
+        </w:rPr>
         <w:t>"जिससे सारी देह"</w:t>
       </w:r>
       <w:r>
@@ -21969,6 +25169,21 @@
           <w:b/>
           <w:lang w:val="hi_IN" w:bidi="hi_IN"/>
         </w:rPr>
+        <w:t>εἰς οἰκοδομὴν ἑαυτοῦ ἐν ἀγάπῃ</w:t>
+      </w:r>
+    </w:p>
+    <w:p>
+      <w:pPr/>
+      <w:r>
+        <w:rPr>
+          <w:lang w:val="hi_IN" w:bidi="hi_IN"/>
+        </w:rPr>
+      </w:r>
+      <w:r>
+        <w:rPr>
+          <w:b/>
+          <w:lang w:val="hi_IN" w:bidi="hi_IN"/>
+        </w:rPr>
         <w:t>"अपने आप को"</w:t>
       </w:r>
       <w:r>
@@ -22072,6 +25287,21 @@
           <w:b/>
           <w:lang w:val="hi_IN" w:bidi="hi_IN"/>
         </w:rPr>
+        <w:t>ἐν ἀγάπῃ</w:t>
+      </w:r>
+    </w:p>
+    <w:p>
+      <w:pPr/>
+      <w:r>
+        <w:rPr>
+          <w:lang w:val="hi_IN" w:bidi="hi_IN"/>
+        </w:rPr>
+      </w:r>
+      <w:r>
+        <w:rPr>
+          <w:b/>
+          <w:lang w:val="hi_IN" w:bidi="hi_IN"/>
+        </w:rPr>
         <w:t>"कि वह प्रेम में"</w:t>
       </w:r>
     </w:p>
@@ -22162,6 +25392,21 @@
           <w:b/>
           <w:lang w:val="hi_IN" w:bidi="hi_IN"/>
         </w:rPr>
+        <w:t>διὰ πάσης ἁφῆς τῆς ἐπιχορηγίας</w:t>
+      </w:r>
+    </w:p>
+    <w:p>
+      <w:pPr/>
+      <w:r>
+        <w:rPr>
+          <w:lang w:val="hi_IN" w:bidi="hi_IN"/>
+        </w:rPr>
+      </w:r>
+      <w:r>
+        <w:rPr>
+          <w:b/>
+          <w:lang w:val="hi_IN" w:bidi="hi_IN"/>
+        </w:rPr>
         <w:t>"हर एक जोड़ की सहायता से"</w:t>
       </w:r>
       <w:r>
@@ -22430,6 +25675,21 @@
           <w:b/>
           <w:lang w:val="hi_IN" w:bidi="hi_IN"/>
         </w:rPr>
+        <w:t>τοῦτο οὖν λέγω καὶ μαρτύρομαι</w:t>
+      </w:r>
+    </w:p>
+    <w:p>
+      <w:pPr/>
+      <w:r>
+        <w:rPr>
+          <w:lang w:val="hi_IN" w:bidi="hi_IN"/>
+        </w:rPr>
+      </w:r>
+      <w:r>
+        <w:rPr>
+          <w:b/>
+          <w:lang w:val="hi_IN" w:bidi="hi_IN"/>
+        </w:rPr>
         <w:t>"इसलिए मैं यह कहता हूँ और"</w:t>
       </w:r>
       <w:r>
@@ -22506,6 +25766,21 @@
           <w:b/>
           <w:lang w:val="hi_IN" w:bidi="hi_IN"/>
         </w:rPr>
+        <w:t>ἐν Κυρίῳ</w:t>
+      </w:r>
+    </w:p>
+    <w:p>
+      <w:pPr/>
+      <w:r>
+        <w:rPr>
+          <w:lang w:val="hi_IN" w:bidi="hi_IN"/>
+        </w:rPr>
+      </w:r>
+      <w:r>
+        <w:rPr>
+          <w:b/>
+          <w:lang w:val="hi_IN" w:bidi="hi_IN"/>
+        </w:rPr>
         <w:t>"प्रभु में"</w:t>
       </w:r>
     </w:p>
@@ -22569,6 +25844,21 @@
           <w:b/>
           <w:lang w:val="hi_IN" w:bidi="hi_IN"/>
         </w:rPr>
+        <w:t>μηκέτι ὑμᾶς περιπατεῖν, καθὼς καὶ τὰ ἔθνη περιπατεῖ ἐν ματαιότητι τοῦ νοὸς αὐτῶν</w:t>
+      </w:r>
+    </w:p>
+    <w:p>
+      <w:pPr/>
+      <w:r>
+        <w:rPr>
+          <w:lang w:val="hi_IN" w:bidi="hi_IN"/>
+        </w:rPr>
+      </w:r>
+      <w:r>
+        <w:rPr>
+          <w:b/>
+          <w:lang w:val="hi_IN" w:bidi="hi_IN"/>
+        </w:rPr>
         <w:t>"जैसे अन्यजातीय लोग अपने मन की अनर्थ की रीति पर चलते हैं, तुम अब से फिर ऐसे न चलो"</w:t>
       </w:r>
     </w:p>
@@ -22652,6 +25942,21 @@
           <w:b/>
           <w:lang w:val="hi_IN" w:bidi="hi_IN"/>
         </w:rPr>
+        <w:t>ἐσκοτωμένοι τῇ διανοίᾳ</w:t>
+      </w:r>
+    </w:p>
+    <w:p>
+      <w:pPr/>
+      <w:r>
+        <w:rPr>
+          <w:lang w:val="hi_IN" w:bidi="hi_IN"/>
+        </w:rPr>
+      </w:r>
+      <w:r>
+        <w:rPr>
+          <w:b/>
+          <w:lang w:val="hi_IN" w:bidi="hi_IN"/>
+        </w:rPr>
         <w:t>"क्योंकि उनकी बुद्धि अंधेरी हो गई है"</w:t>
       </w:r>
     </w:p>
@@ -22735,6 +26040,21 @@
           <w:b/>
           <w:lang w:val="hi_IN" w:bidi="hi_IN"/>
         </w:rPr>
+        <w:t>ἐσκοτωμένοι τῇ διανοίᾳ</w:t>
+      </w:r>
+    </w:p>
+    <w:p>
+      <w:pPr/>
+      <w:r>
+        <w:rPr>
+          <w:lang w:val="hi_IN" w:bidi="hi_IN"/>
+        </w:rPr>
+      </w:r>
+      <w:r>
+        <w:rPr>
+          <w:b/>
+          <w:lang w:val="hi_IN" w:bidi="hi_IN"/>
+        </w:rPr>
         <w:t>"क्योंकि उनकी बुद्धि अंधेरी हो गई है"</w:t>
       </w:r>
     </w:p>
@@ -22818,6 +26138,21 @@
           <w:b/>
           <w:lang w:val="hi_IN" w:bidi="hi_IN"/>
         </w:rPr>
+        <w:t>ἀπηλλοτριωμένοι τῆς ζωῆς τοῦ Θεοῦ, διὰ τὴν ἄγνοιαν τὴν οὖσαν ἐν αὐτοῖς</w:t>
+      </w:r>
+    </w:p>
+    <w:p>
+      <w:pPr/>
+      <w:r>
+        <w:rPr>
+          <w:lang w:val="hi_IN" w:bidi="hi_IN"/>
+        </w:rPr>
+      </w:r>
+      <w:r>
+        <w:rPr>
+          <w:b/>
+          <w:lang w:val="hi_IN" w:bidi="hi_IN"/>
+        </w:rPr>
         <w:t>"और उस अज्ञानता के कारण जो उनमें है"</w:t>
       </w:r>
       <w:r>
@@ -22914,6 +26249,21 @@
           <w:b/>
           <w:lang w:val="hi_IN" w:bidi="hi_IN"/>
         </w:rPr>
+        <w:t>ἀπηλλοτριωμένοι</w:t>
+      </w:r>
+    </w:p>
+    <w:p>
+      <w:pPr/>
+      <w:r>
+        <w:rPr>
+          <w:lang w:val="hi_IN" w:bidi="hi_IN"/>
+        </w:rPr>
+      </w:r>
+      <w:r>
+        <w:rPr>
+          <w:b/>
+          <w:lang w:val="hi_IN" w:bidi="hi_IN"/>
+        </w:rPr>
         <w:t>"अलग"</w:t>
       </w:r>
     </w:p>
@@ -22977,6 +26327,21 @@
           <w:b/>
           <w:lang w:val="hi_IN" w:bidi="hi_IN"/>
         </w:rPr>
+        <w:t>ἄγνοιαν</w:t>
+      </w:r>
+    </w:p>
+    <w:p>
+      <w:pPr/>
+      <w:r>
+        <w:rPr>
+          <w:lang w:val="hi_IN" w:bidi="hi_IN"/>
+        </w:rPr>
+      </w:r>
+      <w:r>
+        <w:rPr>
+          <w:b/>
+          <w:lang w:val="hi_IN" w:bidi="hi_IN"/>
+        </w:rPr>
         <w:t>"अज्ञानता"</w:t>
       </w:r>
     </w:p>
@@ -23040,6 +26405,21 @@
           <w:b/>
           <w:lang w:val="hi_IN" w:bidi="hi_IN"/>
         </w:rPr>
+        <w:t>διὰ τὴν πώρωσιν τῆς καρδίας αὐτῶν</w:t>
+      </w:r>
+    </w:p>
+    <w:p>
+      <w:pPr/>
+      <w:r>
+        <w:rPr>
+          <w:lang w:val="hi_IN" w:bidi="hi_IN"/>
+        </w:rPr>
+      </w:r>
+      <w:r>
+        <w:rPr>
+          <w:b/>
+          <w:lang w:val="hi_IN" w:bidi="hi_IN"/>
+        </w:rPr>
         <w:t>"और उनके मन की कठोरता के कारण"</w:t>
       </w:r>
     </w:p>
@@ -23136,6 +26516,21 @@
           <w:b/>
           <w:lang w:val="hi_IN" w:bidi="hi_IN"/>
         </w:rPr>
+        <w:t>διὰ</w:t>
+      </w:r>
+    </w:p>
+    <w:p>
+      <w:pPr/>
+      <w:r>
+        <w:rPr>
+          <w:lang w:val="hi_IN" w:bidi="hi_IN"/>
+        </w:rPr>
+      </w:r>
+      <w:r>
+        <w:rPr>
+          <w:b/>
+          <w:lang w:val="hi_IN" w:bidi="hi_IN"/>
+        </w:rPr>
         <w:t>"के कारण"</w:t>
       </w:r>
     </w:p>
@@ -23232,6 +26627,21 @@
           <w:b/>
           <w:lang w:val="hi_IN" w:bidi="hi_IN"/>
         </w:rPr>
+        <w:t>διὰ</w:t>
+      </w:r>
+    </w:p>
+    <w:p>
+      <w:pPr/>
+      <w:r>
+        <w:rPr>
+          <w:lang w:val="hi_IN" w:bidi="hi_IN"/>
+        </w:rPr>
+      </w:r>
+      <w:r>
+        <w:rPr>
+          <w:b/>
+          <w:lang w:val="hi_IN" w:bidi="hi_IN"/>
+        </w:rPr>
         <w:t>"कारण"</w:t>
       </w:r>
     </w:p>
@@ -23328,6 +26738,21 @@
           <w:b/>
           <w:lang w:val="hi_IN" w:bidi="hi_IN"/>
         </w:rPr>
+        <w:t>ἑαυτοὺς παρέδωκαν τῇ ἀσελγείᾳ</w:t>
+      </w:r>
+    </w:p>
+    <w:p>
+      <w:pPr/>
+      <w:r>
+        <w:rPr>
+          <w:lang w:val="hi_IN" w:bidi="hi_IN"/>
+        </w:rPr>
+      </w:r>
+      <w:r>
+        <w:rPr>
+          <w:b/>
+          <w:lang w:val="hi_IN" w:bidi="hi_IN"/>
+        </w:rPr>
         <w:t>"वे"</w:t>
       </w:r>
       <w:r>
@@ -23453,7 +26878,7 @@
         </w:rPr>
         <w:t xml:space="preserve">"**ऐसी ** यह शब्द अन्यजाति लोगों की जीवन शैली को संदर्भित करता है, जिसका वर्णन </w:t>
       </w:r>
-      <w:hyperlink r:id="rId19">
+      <w:hyperlink r:id="rId21">
         <w:r>
           <w:rPr>
             <w:lang w:val="hi_IN" w:bidi="hi_IN"/>
@@ -23518,6 +26943,21 @@
           <w:b/>
           <w:lang w:val="hi_IN" w:bidi="hi_IN"/>
         </w:rPr>
+        <w:t>δὲ</w:t>
+      </w:r>
+    </w:p>
+    <w:p>
+      <w:pPr/>
+      <w:r>
+        <w:rPr>
+          <w:lang w:val="hi_IN" w:bidi="hi_IN"/>
+        </w:rPr>
+      </w:r>
+      <w:r>
+        <w:rPr>
+          <w:b/>
+          <w:lang w:val="hi_IN" w:bidi="hi_IN"/>
+        </w:rPr>
         <w:t>"पर"</w:t>
       </w:r>
     </w:p>
@@ -23614,6 +27054,21 @@
           <w:b/>
           <w:lang w:val="hi_IN" w:bidi="hi_IN"/>
         </w:rPr>
+        <w:t>εἴ γε αὐτὸν ἠκούσατε καὶ ἐν αὐτῷ ἐδιδάχθητε</w:t>
+      </w:r>
+    </w:p>
+    <w:p>
+      <w:pPr/>
+      <w:r>
+        <w:rPr>
+          <w:lang w:val="hi_IN" w:bidi="hi_IN"/>
+        </w:rPr>
+      </w:r>
+      <w:r>
+        <w:rPr>
+          <w:b/>
+          <w:lang w:val="hi_IN" w:bidi="hi_IN"/>
+        </w:rPr>
         <w:t>"वरन् तुम ने सचमुच उसी की सुनी, और"</w:t>
       </w:r>
       <w:r>
@@ -23710,6 +27165,21 @@
           <w:b/>
           <w:lang w:val="hi_IN" w:bidi="hi_IN"/>
         </w:rPr>
+        <w:t>ἐν αὐτῷ ἐδιδάχθητε</w:t>
+      </w:r>
+    </w:p>
+    <w:p>
+      <w:pPr/>
+      <w:r>
+        <w:rPr>
+          <w:lang w:val="hi_IN" w:bidi="hi_IN"/>
+        </w:rPr>
+      </w:r>
+      <w:r>
+        <w:rPr>
+          <w:b/>
+          <w:lang w:val="hi_IN" w:bidi="hi_IN"/>
+        </w:rPr>
         <w:t>"उसी में सिखाए भी"</w:t>
       </w:r>
     </w:p>
@@ -23793,6 +27263,21 @@
           <w:b/>
           <w:lang w:val="hi_IN" w:bidi="hi_IN"/>
         </w:rPr>
+        <w:t>καθώς ἐστιν ἀλήθεια ἐν τῷ Ἰησοῦ</w:t>
+      </w:r>
+    </w:p>
+    <w:p>
+      <w:pPr/>
+      <w:r>
+        <w:rPr>
+          <w:lang w:val="hi_IN" w:bidi="hi_IN"/>
+        </w:rPr>
+      </w:r>
+      <w:r>
+        <w:rPr>
+          <w:b/>
+          <w:lang w:val="hi_IN" w:bidi="hi_IN"/>
+        </w:rPr>
         <w:t>"जैसा यीशु में सत्य है,"</w:t>
       </w:r>
       <w:r>
@@ -23869,6 +27354,21 @@
           <w:b/>
           <w:lang w:val="hi_IN" w:bidi="hi_IN"/>
         </w:rPr>
+        <w:t>ἀποθέσθαι ὑμᾶς κατὰ τὴν προτέραν ἀναστροφὴν</w:t>
+      </w:r>
+    </w:p>
+    <w:p>
+      <w:pPr/>
+      <w:r>
+        <w:rPr>
+          <w:lang w:val="hi_IN" w:bidi="hi_IN"/>
+        </w:rPr>
+      </w:r>
+      <w:r>
+        <w:rPr>
+          <w:b/>
+          <w:lang w:val="hi_IN" w:bidi="hi_IN"/>
+        </w:rPr>
         <w:t>"कि तुम"</w:t>
       </w:r>
       <w:r>
@@ -23978,6 +27478,21 @@
           <w:b/>
           <w:lang w:val="hi_IN" w:bidi="hi_IN"/>
         </w:rPr>
+        <w:t>ἀποθέσθαι ὑμᾶς κατὰ τὴν προτέραν ἀναστροφὴν τὸν παλαιὸν ἄνθρωπον</w:t>
+      </w:r>
+    </w:p>
+    <w:p>
+      <w:pPr/>
+      <w:r>
+        <w:rPr>
+          <w:lang w:val="hi_IN" w:bidi="hi_IN"/>
+        </w:rPr>
+      </w:r>
+      <w:r>
+        <w:rPr>
+          <w:b/>
+          <w:lang w:val="hi_IN" w:bidi="hi_IN"/>
+        </w:rPr>
         <w:t>"कि"</w:t>
       </w:r>
       <w:r>
@@ -24087,6 +27602,21 @@
           <w:b/>
           <w:lang w:val="hi_IN" w:bidi="hi_IN"/>
         </w:rPr>
+        <w:t>τὸν παλαιὸν ἄνθρωπον</w:t>
+      </w:r>
+    </w:p>
+    <w:p>
+      <w:pPr/>
+      <w:r>
+        <w:rPr>
+          <w:lang w:val="hi_IN" w:bidi="hi_IN"/>
+        </w:rPr>
+      </w:r>
+      <w:r>
+        <w:rPr>
+          <w:b/>
+          <w:lang w:val="hi_IN" w:bidi="hi_IN"/>
+        </w:rPr>
         <w:t>"मनुष्यत्व को जो"</w:t>
       </w:r>
     </w:p>
@@ -24279,6 +27809,21 @@
           <w:b/>
           <w:lang w:val="hi_IN" w:bidi="hi_IN"/>
         </w:rPr>
+        <w:t>ἀνανεοῦσθαι &amp; τῷ πνεύματι τοῦ νοὸς ὑμῶν</w:t>
+      </w:r>
+    </w:p>
+    <w:p>
+      <w:pPr/>
+      <w:r>
+        <w:rPr>
+          <w:lang w:val="hi_IN" w:bidi="hi_IN"/>
+        </w:rPr>
+      </w:r>
+      <w:r>
+        <w:rPr>
+          <w:b/>
+          <w:lang w:val="hi_IN" w:bidi="hi_IN"/>
+        </w:rPr>
         <w:t>"अपने मन के आत्मिक स्वभाव में नये बनते जाओ"</w:t>
       </w:r>
     </w:p>
@@ -24362,6 +27907,21 @@
           <w:b/>
           <w:lang w:val="hi_IN" w:bidi="hi_IN"/>
         </w:rPr>
+        <w:t>ἐν δικαιοσύνῃ καὶ ὁσιότητι τῆς ἀληθείας</w:t>
+      </w:r>
+    </w:p>
+    <w:p>
+      <w:pPr/>
+      <w:r>
+        <w:rPr>
+          <w:lang w:val="hi_IN" w:bidi="hi_IN"/>
+        </w:rPr>
+      </w:r>
+      <w:r>
+        <w:rPr>
+          <w:b/>
+          <w:lang w:val="hi_IN" w:bidi="hi_IN"/>
+        </w:rPr>
         <w:t>"नये"</w:t>
       </w:r>
       <w:r>
@@ -24497,6 +28057,21 @@
           <w:b/>
           <w:lang w:val="hi_IN" w:bidi="hi_IN"/>
         </w:rPr>
+        <w:t>ἐνδύσασθαι τὸν καινὸν ἄνθρωπον</w:t>
+      </w:r>
+    </w:p>
+    <w:p>
+      <w:pPr/>
+      <w:r>
+        <w:rPr>
+          <w:lang w:val="hi_IN" w:bidi="hi_IN"/>
+        </w:rPr>
+      </w:r>
+      <w:r>
+        <w:rPr>
+          <w:b/>
+          <w:lang w:val="hi_IN" w:bidi="hi_IN"/>
+        </w:rPr>
         <w:t>"नये मनुष्यत्व को पहन लो"</w:t>
       </w:r>
     </w:p>
@@ -24593,6 +28168,21 @@
           <w:b/>
           <w:lang w:val="hi_IN" w:bidi="hi_IN"/>
         </w:rPr>
+        <w:t>διὸ</w:t>
+      </w:r>
+    </w:p>
+    <w:p>
+      <w:pPr/>
+      <w:r>
+        <w:rPr>
+          <w:lang w:val="hi_IN" w:bidi="hi_IN"/>
+        </w:rPr>
+      </w:r>
+      <w:r>
+        <w:rPr>
+          <w:b/>
+          <w:lang w:val="hi_IN" w:bidi="hi_IN"/>
+        </w:rPr>
         <w:t>"इस कारण"</w:t>
       </w:r>
     </w:p>
@@ -24689,6 +28279,21 @@
           <w:b/>
           <w:lang w:val="hi_IN" w:bidi="hi_IN"/>
         </w:rPr>
+        <w:t>ἀποθέμενοι τὸ ψεῦδος</w:t>
+      </w:r>
+    </w:p>
+    <w:p>
+      <w:pPr/>
+      <w:r>
+        <w:rPr>
+          <w:lang w:val="hi_IN" w:bidi="hi_IN"/>
+        </w:rPr>
+      </w:r>
+      <w:r>
+        <w:rPr>
+          <w:b/>
+          <w:lang w:val="hi_IN" w:bidi="hi_IN"/>
+        </w:rPr>
         <w:t>"झूठ"</w:t>
       </w:r>
       <w:r>
@@ -24765,6 +28370,21 @@
           <w:b/>
           <w:lang w:val="hi_IN" w:bidi="hi_IN"/>
         </w:rPr>
+        <w:t>λαλεῖτε ἀλήθειαν ἕκαστος</w:t>
+      </w:r>
+    </w:p>
+    <w:p>
+      <w:pPr/>
+      <w:r>
+        <w:rPr>
+          <w:lang w:val="hi_IN" w:bidi="hi_IN"/>
+        </w:rPr>
+      </w:r>
+      <w:r>
+        <w:rPr>
+          <w:b/>
+          <w:lang w:val="hi_IN" w:bidi="hi_IN"/>
+        </w:rPr>
         <w:t>"बोलना"</w:t>
       </w:r>
       <w:r>
@@ -24868,6 +28488,21 @@
           <w:b/>
           <w:lang w:val="hi_IN" w:bidi="hi_IN"/>
         </w:rPr>
+        <w:t>ὅτι</w:t>
+      </w:r>
+    </w:p>
+    <w:p>
+      <w:pPr/>
+      <w:r>
+        <w:rPr>
+          <w:lang w:val="hi_IN" w:bidi="hi_IN"/>
+        </w:rPr>
+      </w:r>
+      <w:r>
+        <w:rPr>
+          <w:b/>
+          <w:lang w:val="hi_IN" w:bidi="hi_IN"/>
+        </w:rPr>
         <w:t>"क्योंकि"</w:t>
       </w:r>
     </w:p>
@@ -24964,6 +28599,21 @@
           <w:b/>
           <w:lang w:val="hi_IN" w:bidi="hi_IN"/>
         </w:rPr>
+        <w:t>ἐσμὲν ἀλλήλων μέλη</w:t>
+      </w:r>
+    </w:p>
+    <w:p>
+      <w:pPr/>
+      <w:r>
+        <w:rPr>
+          <w:lang w:val="hi_IN" w:bidi="hi_IN"/>
+        </w:rPr>
+      </w:r>
+      <w:r>
+        <w:rPr>
+          <w:b/>
+          <w:lang w:val="hi_IN" w:bidi="hi_IN"/>
+        </w:rPr>
         <w:t>"हम"</w:t>
       </w:r>
       <w:r>
@@ -25073,6 +28723,21 @@
           <w:b/>
           <w:lang w:val="hi_IN" w:bidi="hi_IN"/>
         </w:rPr>
+        <w:t>ὀργίζεσθε, καὶ μὴ ἁμαρτάνετε</w:t>
+      </w:r>
+    </w:p>
+    <w:p>
+      <w:pPr/>
+      <w:r>
+        <w:rPr>
+          <w:lang w:val="hi_IN" w:bidi="hi_IN"/>
+        </w:rPr>
+      </w:r>
+      <w:r>
+        <w:rPr>
+          <w:b/>
+          <w:lang w:val="hi_IN" w:bidi="hi_IN"/>
+        </w:rPr>
         <w:t>"क्रोध तो करो, पर पाप मत करो"</w:t>
       </w:r>
     </w:p>
@@ -25136,6 +28801,21 @@
           <w:b/>
           <w:lang w:val="hi_IN" w:bidi="hi_IN"/>
         </w:rPr>
+        <w:t>ὁ ἥλιος μὴ ἐπιδυέτω ἐπὶ παροργισμῷ ὑμῶν</w:t>
+      </w:r>
+    </w:p>
+    <w:p>
+      <w:pPr/>
+      <w:r>
+        <w:rPr>
+          <w:lang w:val="hi_IN" w:bidi="hi_IN"/>
+        </w:rPr>
+      </w:r>
+      <w:r>
+        <w:rPr>
+          <w:b/>
+          <w:lang w:val="hi_IN" w:bidi="hi_IN"/>
+        </w:rPr>
         <w:t>"सूर्य अस्त होने तक तुम्हारा क्रोध न रहे"</w:t>
       </w:r>
     </w:p>
@@ -25219,6 +28899,21 @@
           <w:b/>
           <w:lang w:val="hi_IN" w:bidi="hi_IN"/>
         </w:rPr>
+        <w:t>μηδὲ δίδοτε τόπον τῷ διαβόλῳ</w:t>
+      </w:r>
+    </w:p>
+    <w:p>
+      <w:pPr/>
+      <w:r>
+        <w:rPr>
+          <w:lang w:val="hi_IN" w:bidi="hi_IN"/>
+        </w:rPr>
+      </w:r>
+      <w:r>
+        <w:rPr>
+          <w:b/>
+          <w:lang w:val="hi_IN" w:bidi="hi_IN"/>
+        </w:rPr>
         <w:t>"और न शैतान को अवसर दो"</w:t>
       </w:r>
     </w:p>
@@ -25282,6 +28977,21 @@
           <w:b/>
           <w:lang w:val="hi_IN" w:bidi="hi_IN"/>
         </w:rPr>
+        <w:t>μᾶλλον δὲ</w:t>
+      </w:r>
+    </w:p>
+    <w:p>
+      <w:pPr/>
+      <w:r>
+        <w:rPr>
+          <w:lang w:val="hi_IN" w:bidi="hi_IN"/>
+        </w:rPr>
+      </w:r>
+      <w:r>
+        <w:rPr>
+          <w:b/>
+          <w:lang w:val="hi_IN" w:bidi="hi_IN"/>
+        </w:rPr>
         <w:t>"वरन्"</w:t>
       </w:r>
     </w:p>
@@ -25378,6 +29088,21 @@
           <w:b/>
           <w:lang w:val="hi_IN" w:bidi="hi_IN"/>
         </w:rPr>
+        <w:t>ἵνα</w:t>
+      </w:r>
+    </w:p>
+    <w:p>
+      <w:pPr/>
+      <w:r>
+        <w:rPr>
+          <w:lang w:val="hi_IN" w:bidi="hi_IN"/>
+        </w:rPr>
+      </w:r>
+      <w:r>
+        <w:rPr>
+          <w:b/>
+          <w:lang w:val="hi_IN" w:bidi="hi_IN"/>
+        </w:rPr>
         <w:t>"कि"</w:t>
       </w:r>
     </w:p>
@@ -25537,6 +29262,21 @@
           <w:b/>
           <w:lang w:val="hi_IN" w:bidi="hi_IN"/>
         </w:rPr>
+        <w:t>ἀλλ’</w:t>
+      </w:r>
+    </w:p>
+    <w:p>
+      <w:pPr/>
+      <w:r>
+        <w:rPr>
+          <w:lang w:val="hi_IN" w:bidi="hi_IN"/>
+        </w:rPr>
+      </w:r>
+      <w:r>
+        <w:rPr>
+          <w:b/>
+          <w:lang w:val="hi_IN" w:bidi="hi_IN"/>
+        </w:rPr>
         <w:t>"पर"</w:t>
       </w:r>
     </w:p>
@@ -25633,6 +29373,21 @@
           <w:b/>
           <w:lang w:val="hi_IN" w:bidi="hi_IN"/>
         </w:rPr>
+        <w:t>πρὸς οἰκοδομὴν</w:t>
+      </w:r>
+    </w:p>
+    <w:p>
+      <w:pPr/>
+      <w:r>
+        <w:rPr>
+          <w:lang w:val="hi_IN" w:bidi="hi_IN"/>
+        </w:rPr>
+      </w:r>
+      <w:r>
+        <w:rPr>
+          <w:b/>
+          <w:lang w:val="hi_IN" w:bidi="hi_IN"/>
+        </w:rPr>
         <w:t>"उन्नति के लिये"</w:t>
       </w:r>
     </w:p>
@@ -25696,6 +29451,21 @@
           <w:b/>
           <w:lang w:val="hi_IN" w:bidi="hi_IN"/>
         </w:rPr>
+        <w:t>ἵνα</w:t>
+      </w:r>
+    </w:p>
+    <w:p>
+      <w:pPr/>
+      <w:r>
+        <w:rPr>
+          <w:lang w:val="hi_IN" w:bidi="hi_IN"/>
+        </w:rPr>
+      </w:r>
+      <w:r>
+        <w:rPr>
+          <w:b/>
+          <w:lang w:val="hi_IN" w:bidi="hi_IN"/>
+        </w:rPr>
         <w:t>"वही"</w:t>
       </w:r>
     </w:p>
@@ -25792,6 +29562,21 @@
           <w:b/>
           <w:lang w:val="hi_IN" w:bidi="hi_IN"/>
         </w:rPr>
+        <w:t>τῆς χρείας, ἵνα δῷ χάριν τοῖς ἀκούουσιν</w:t>
+      </w:r>
+    </w:p>
+    <w:p>
+      <w:pPr/>
+      <w:r>
+        <w:rPr>
+          <w:lang w:val="hi_IN" w:bidi="hi_IN"/>
+        </w:rPr>
+      </w:r>
+      <w:r>
+        <w:rPr>
+          <w:b/>
+          <w:lang w:val="hi_IN" w:bidi="hi_IN"/>
+        </w:rPr>
         <w:t>"आवश्यकता के अनुसार वही निकले"</w:t>
       </w:r>
       <w:r>
@@ -25868,6 +29653,21 @@
           <w:b/>
           <w:lang w:val="hi_IN" w:bidi="hi_IN"/>
         </w:rPr>
+        <w:t>ἵνα δῷ χάριν τοῖς ἀκούουσιν</w:t>
+      </w:r>
+    </w:p>
+    <w:p>
+      <w:pPr/>
+      <w:r>
+        <w:rPr>
+          <w:lang w:val="hi_IN" w:bidi="hi_IN"/>
+        </w:rPr>
+      </w:r>
+      <w:r>
+        <w:rPr>
+          <w:b/>
+          <w:lang w:val="hi_IN" w:bidi="hi_IN"/>
+        </w:rPr>
         <w:t>"वही निकले"</w:t>
       </w:r>
       <w:r>
@@ -25971,6 +29771,21 @@
           <w:b/>
           <w:lang w:val="hi_IN" w:bidi="hi_IN"/>
         </w:rPr>
+        <w:t>μὴ λυπεῖτε</w:t>
+      </w:r>
+    </w:p>
+    <w:p>
+      <w:pPr/>
+      <w:r>
+        <w:rPr>
+          <w:lang w:val="hi_IN" w:bidi="hi_IN"/>
+        </w:rPr>
+      </w:r>
+      <w:r>
+        <w:rPr>
+          <w:b/>
+          <w:lang w:val="hi_IN" w:bidi="hi_IN"/>
+        </w:rPr>
         <w:t>"शोकित मत करो"</w:t>
       </w:r>
     </w:p>
@@ -26034,6 +29849,21 @@
           <w:b/>
           <w:lang w:val="hi_IN" w:bidi="hi_IN"/>
         </w:rPr>
+        <w:t>ἐν ᾧ ἐσφραγίσθητε εἰς ἡμέραν ἀπολυτρώσεως</w:t>
+      </w:r>
+    </w:p>
+    <w:p>
+      <w:pPr/>
+      <w:r>
+        <w:rPr>
+          <w:lang w:val="hi_IN" w:bidi="hi_IN"/>
+        </w:rPr>
+      </w:r>
+      <w:r>
+        <w:rPr>
+          <w:b/>
+          <w:lang w:val="hi_IN" w:bidi="hi_IN"/>
+        </w:rPr>
         <w:t>"जिससे तुम पर छुटकारे के दिन के लिये छाप दी गई है"</w:t>
       </w:r>
     </w:p>
@@ -26117,6 +29947,21 @@
           <w:b/>
           <w:lang w:val="hi_IN" w:bidi="hi_IN"/>
         </w:rPr>
+        <w:t>ἐν ᾧ ἐσφραγίσθητε εἰς ἡμέραν ἀπολυτρώσεως</w:t>
+      </w:r>
+    </w:p>
+    <w:p>
+      <w:pPr/>
+      <w:r>
+        <w:rPr>
+          <w:lang w:val="hi_IN" w:bidi="hi_IN"/>
+        </w:rPr>
+      </w:r>
+      <w:r>
+        <w:rPr>
+          <w:b/>
+          <w:lang w:val="hi_IN" w:bidi="hi_IN"/>
+        </w:rPr>
         <w:t>"जिससे तुम पर छुटकारे के दिन के लिये छाप दी गई है"</w:t>
       </w:r>
     </w:p>
@@ -26346,6 +30191,21 @@
           <w:b/>
           <w:lang w:val="hi_IN" w:bidi="hi_IN"/>
         </w:rPr>
+        <w:t>πικρία, καὶ θυμὸς, καὶ ὀργὴ</w:t>
+      </w:r>
+    </w:p>
+    <w:p>
+      <w:pPr/>
+      <w:r>
+        <w:rPr>
+          <w:lang w:val="hi_IN" w:bidi="hi_IN"/>
+        </w:rPr>
+      </w:r>
+      <w:r>
+        <w:rPr>
+          <w:b/>
+          <w:lang w:val="hi_IN" w:bidi="hi_IN"/>
+        </w:rPr>
         <w:t>"कड़वाहट और प्रकोप और क्रोध"</w:t>
       </w:r>
     </w:p>
@@ -26429,6 +30289,21 @@
           <w:b/>
           <w:lang w:val="hi_IN" w:bidi="hi_IN"/>
         </w:rPr>
+        <w:t>κακίᾳ</w:t>
+      </w:r>
+    </w:p>
+    <w:p>
+      <w:pPr/>
+      <w:r>
+        <w:rPr>
+          <w:lang w:val="hi_IN" w:bidi="hi_IN"/>
+        </w:rPr>
+      </w:r>
+      <w:r>
+        <w:rPr>
+          <w:b/>
+          <w:lang w:val="hi_IN" w:bidi="hi_IN"/>
+        </w:rPr>
         <w:t>"बैर-भाव"</w:t>
       </w:r>
     </w:p>
@@ -26519,6 +30394,21 @@
           <w:b/>
           <w:lang w:val="hi_IN" w:bidi="hi_IN"/>
         </w:rPr>
+        <w:t>δὲ</w:t>
+      </w:r>
+    </w:p>
+    <w:p>
+      <w:pPr/>
+      <w:r>
+        <w:rPr>
+          <w:lang w:val="hi_IN" w:bidi="hi_IN"/>
+        </w:rPr>
+      </w:r>
+      <w:r>
+        <w:rPr>
+          <w:b/>
+          <w:lang w:val="hi_IN" w:bidi="hi_IN"/>
+        </w:rPr>
         <w:t>"और"</w:t>
       </w:r>
     </w:p>
@@ -26615,6 +30505,21 @@
           <w:b/>
           <w:lang w:val="hi_IN" w:bidi="hi_IN"/>
         </w:rPr>
+        <w:t>εὔσπλαγχνοι</w:t>
+      </w:r>
+    </w:p>
+    <w:p>
+      <w:pPr/>
+      <w:r>
+        <w:rPr>
+          <w:lang w:val="hi_IN" w:bidi="hi_IN"/>
+        </w:rPr>
+      </w:r>
+      <w:r>
+        <w:rPr>
+          <w:b/>
+          <w:lang w:val="hi_IN" w:bidi="hi_IN"/>
+        </w:rPr>
         <w:t>"करुणामय"</w:t>
       </w:r>
     </w:p>
@@ -26859,7 +30764,7 @@
         </w:rPr>
         <w:t xml:space="preserve"> कारण-परिणाम सम्बन्ध को परिचित कराता है। कारण (</w:t>
       </w:r>
-      <w:hyperlink r:id="rId20">
+      <w:hyperlink r:id="rId22">
         <w:r>
           <w:rPr>
             <w:lang w:val="hi_IN" w:bidi="hi_IN"/>
@@ -26944,6 +30849,21 @@
           <w:b/>
           <w:lang w:val="hi_IN" w:bidi="hi_IN"/>
         </w:rPr>
+        <w:t>ὡς τέκνα ἀγαπητά</w:t>
+      </w:r>
+    </w:p>
+    <w:p>
+      <w:pPr/>
+      <w:r>
+        <w:rPr>
+          <w:lang w:val="hi_IN" w:bidi="hi_IN"/>
+        </w:rPr>
+      </w:r>
+      <w:r>
+        <w:rPr>
+          <w:b/>
+          <w:lang w:val="hi_IN" w:bidi="hi_IN"/>
+        </w:rPr>
         <w:t>"प्रिय बच्चों के समान"</w:t>
       </w:r>
     </w:p>
@@ -27027,6 +30947,21 @@
           <w:b/>
           <w:lang w:val="hi_IN" w:bidi="hi_IN"/>
         </w:rPr>
+        <w:t>περιπατεῖτε ἐν ἀγάπῃ</w:t>
+      </w:r>
+    </w:p>
+    <w:p>
+      <w:pPr/>
+      <w:r>
+        <w:rPr>
+          <w:lang w:val="hi_IN" w:bidi="hi_IN"/>
+        </w:rPr>
+      </w:r>
+      <w:r>
+        <w:rPr>
+          <w:b/>
+          <w:lang w:val="hi_IN" w:bidi="hi_IN"/>
+        </w:rPr>
         <w:t>"प्रेम में चलो"</w:t>
       </w:r>
     </w:p>
@@ -27110,6 +31045,21 @@
           <w:b/>
           <w:lang w:val="hi_IN" w:bidi="hi_IN"/>
         </w:rPr>
+        <w:t>προσφορὰν καὶ θυσίαν τῷ Θεῷ εἰς ὀσμὴν εὐωδίας</w:t>
+      </w:r>
+    </w:p>
+    <w:p>
+      <w:pPr/>
+      <w:r>
+        <w:rPr>
+          <w:lang w:val="hi_IN" w:bidi="hi_IN"/>
+        </w:rPr>
+      </w:r>
+      <w:r>
+        <w:rPr>
+          <w:b/>
+          <w:lang w:val="hi_IN" w:bidi="hi_IN"/>
+        </w:rPr>
         <w:t>"सुखदायक सुगन्ध"</w:t>
       </w:r>
       <w:r>
@@ -27219,6 +31169,21 @@
           <w:b/>
           <w:lang w:val="hi_IN" w:bidi="hi_IN"/>
         </w:rPr>
+        <w:t>πορνεία δὲ, καὶ ἀκαθαρσία πᾶσα, ἢ πλεονεξία, μηδὲ ὀνομαζέσθω ἐν ὑμῖν</w:t>
+      </w:r>
+    </w:p>
+    <w:p>
+      <w:pPr/>
+      <w:r>
+        <w:rPr>
+          <w:lang w:val="hi_IN" w:bidi="hi_IN"/>
+        </w:rPr>
+      </w:r>
+      <w:r>
+        <w:rPr>
+          <w:b/>
+          <w:lang w:val="hi_IN" w:bidi="hi_IN"/>
+        </w:rPr>
         <w:t>"जैसा"</w:t>
       </w:r>
       <w:r>
@@ -27315,6 +31280,21 @@
           <w:b/>
           <w:lang w:val="hi_IN" w:bidi="hi_IN"/>
         </w:rPr>
+        <w:t>δὲ</w:t>
+      </w:r>
+    </w:p>
+    <w:p>
+      <w:pPr/>
+      <w:r>
+        <w:rPr>
+          <w:lang w:val="hi_IN" w:bidi="hi_IN"/>
+        </w:rPr>
+      </w:r>
+      <w:r>
+        <w:rPr>
+          <w:b/>
+          <w:lang w:val="hi_IN" w:bidi="hi_IN"/>
+        </w:rPr>
         <w:t>"जैसा"</w:t>
       </w:r>
     </w:p>
@@ -27411,6 +31391,21 @@
           <w:b/>
           <w:lang w:val="hi_IN" w:bidi="hi_IN"/>
         </w:rPr>
+        <w:t>ἀκαθαρσία πᾶσα</w:t>
+      </w:r>
+    </w:p>
+    <w:p>
+      <w:pPr/>
+      <w:r>
+        <w:rPr>
+          <w:lang w:val="hi_IN" w:bidi="hi_IN"/>
+        </w:rPr>
+      </w:r>
+      <w:r>
+        <w:rPr>
+          <w:b/>
+          <w:lang w:val="hi_IN" w:bidi="hi_IN"/>
+        </w:rPr>
         <w:t>"किसी प्रकार के अशुद्ध काम"</w:t>
       </w:r>
     </w:p>
@@ -27550,6 +31545,21 @@
           <w:b/>
           <w:lang w:val="hi_IN" w:bidi="hi_IN"/>
         </w:rPr>
+        <w:t>ἀλλὰ μᾶλλον</w:t>
+      </w:r>
+    </w:p>
+    <w:p>
+      <w:pPr/>
+      <w:r>
+        <w:rPr>
+          <w:lang w:val="hi_IN" w:bidi="hi_IN"/>
+        </w:rPr>
+      </w:r>
+      <w:r>
+        <w:rPr>
+          <w:b/>
+          <w:lang w:val="hi_IN" w:bidi="hi_IN"/>
+        </w:rPr>
         <w:t>"वरन्"</w:t>
       </w:r>
     </w:p>
@@ -27646,6 +31656,21 @@
           <w:b/>
           <w:lang w:val="hi_IN" w:bidi="hi_IN"/>
         </w:rPr>
+        <w:t>ἀκάθαρτος</w:t>
+      </w:r>
+    </w:p>
+    <w:p>
+      <w:pPr/>
+      <w:r>
+        <w:rPr>
+          <w:lang w:val="hi_IN" w:bidi="hi_IN"/>
+        </w:rPr>
+      </w:r>
+      <w:r>
+        <w:rPr>
+          <w:b/>
+          <w:lang w:val="hi_IN" w:bidi="hi_IN"/>
+        </w:rPr>
         <w:t>"अशुद्ध जन"</w:t>
       </w:r>
     </w:p>
@@ -27729,6 +31754,21 @@
           <w:b/>
           <w:lang w:val="hi_IN" w:bidi="hi_IN"/>
         </w:rPr>
+        <w:t>οὐκ ἔχει κληρονομίαν</w:t>
+      </w:r>
+    </w:p>
+    <w:p>
+      <w:pPr/>
+      <w:r>
+        <w:rPr>
+          <w:lang w:val="hi_IN" w:bidi="hi_IN"/>
+        </w:rPr>
+      </w:r>
+      <w:r>
+        <w:rPr>
+          <w:b/>
+          <w:lang w:val="hi_IN" w:bidi="hi_IN"/>
+        </w:rPr>
         <w:t>"की,"</w:t>
       </w:r>
       <w:r>
@@ -27825,6 +31865,21 @@
           <w:b/>
           <w:lang w:val="hi_IN" w:bidi="hi_IN"/>
         </w:rPr>
+        <w:t>κενοῖς λόγοις</w:t>
+      </w:r>
+    </w:p>
+    <w:p>
+      <w:pPr/>
+      <w:r>
+        <w:rPr>
+          <w:lang w:val="hi_IN" w:bidi="hi_IN"/>
+        </w:rPr>
+      </w:r>
+      <w:r>
+        <w:rPr>
+          <w:b/>
+          <w:lang w:val="hi_IN" w:bidi="hi_IN"/>
+        </w:rPr>
         <w:t>"व्यर्थ बातों से"</w:t>
       </w:r>
     </w:p>
@@ -27888,6 +31943,21 @@
           <w:b/>
           <w:lang w:val="hi_IN" w:bidi="hi_IN"/>
         </w:rPr>
+        <w:t>γὰρ</w:t>
+      </w:r>
+    </w:p>
+    <w:p>
+      <w:pPr/>
+      <w:r>
+        <w:rPr>
+          <w:lang w:val="hi_IN" w:bidi="hi_IN"/>
+        </w:rPr>
+      </w:r>
+      <w:r>
+        <w:rPr>
+          <w:b/>
+          <w:lang w:val="hi_IN" w:bidi="hi_IN"/>
+        </w:rPr>
         <w:t>"क्योंकि"</w:t>
       </w:r>
     </w:p>
@@ -27984,6 +32054,21 @@
           <w:b/>
           <w:lang w:val="hi_IN" w:bidi="hi_IN"/>
         </w:rPr>
+        <w:t>ἔρχεται ἡ ὀργὴ τοῦ Θεοῦ ἐπὶ</w:t>
+      </w:r>
+    </w:p>
+    <w:p>
+      <w:pPr/>
+      <w:r>
+        <w:rPr>
+          <w:lang w:val="hi_IN" w:bidi="hi_IN"/>
+        </w:rPr>
+      </w:r>
+      <w:r>
+        <w:rPr>
+          <w:b/>
+          <w:lang w:val="hi_IN" w:bidi="hi_IN"/>
+        </w:rPr>
         <w:t>"परमेश्वर का क्रोध"</w:t>
       </w:r>
       <w:r>
@@ -28087,6 +32172,21 @@
           <w:b/>
           <w:lang w:val="hi_IN" w:bidi="hi_IN"/>
         </w:rPr>
+        <w:t>τοὺς υἱοὺς τῆς ἀπειθείας</w:t>
+      </w:r>
+    </w:p>
+    <w:p>
+      <w:pPr/>
+      <w:r>
+        <w:rPr>
+          <w:lang w:val="hi_IN" w:bidi="hi_IN"/>
+        </w:rPr>
+      </w:r>
+      <w:r>
+        <w:rPr>
+          <w:b/>
+          <w:lang w:val="hi_IN" w:bidi="hi_IN"/>
+        </w:rPr>
         <w:t>"आज्ञा न माननेवालों"</w:t>
       </w:r>
     </w:p>
@@ -28170,6 +32270,21 @@
           <w:b/>
           <w:lang w:val="hi_IN" w:bidi="hi_IN"/>
         </w:rPr>
+        <w:t>οὖν</w:t>
+      </w:r>
+    </w:p>
+    <w:p>
+      <w:pPr/>
+      <w:r>
+        <w:rPr>
+          <w:lang w:val="hi_IN" w:bidi="hi_IN"/>
+        </w:rPr>
+      </w:r>
+      <w:r>
+        <w:rPr>
+          <w:b/>
+          <w:lang w:val="hi_IN" w:bidi="hi_IN"/>
+        </w:rPr>
         <w:t>"इसलिए"</w:t>
       </w:r>
     </w:p>
@@ -28266,6 +32381,21 @@
           <w:b/>
           <w:lang w:val="hi_IN" w:bidi="hi_IN"/>
         </w:rPr>
+        <w:t>ἦτε γάρ ποτε σκότος</w:t>
+      </w:r>
+    </w:p>
+    <w:p>
+      <w:pPr/>
+      <w:r>
+        <w:rPr>
+          <w:lang w:val="hi_IN" w:bidi="hi_IN"/>
+        </w:rPr>
+      </w:r>
+      <w:r>
+        <w:rPr>
+          <w:b/>
+          <w:lang w:val="hi_IN" w:bidi="hi_IN"/>
+        </w:rPr>
         <w:t>"क्योंकि तुम तो पहले अंधकार थे"</w:t>
       </w:r>
     </w:p>
@@ -28349,6 +32479,21 @@
           <w:b/>
           <w:lang w:val="hi_IN" w:bidi="hi_IN"/>
         </w:rPr>
+        <w:t>γάρ</w:t>
+      </w:r>
+    </w:p>
+    <w:p>
+      <w:pPr/>
+      <w:r>
+        <w:rPr>
+          <w:lang w:val="hi_IN" w:bidi="hi_IN"/>
+        </w:rPr>
+      </w:r>
+      <w:r>
+        <w:rPr>
+          <w:b/>
+          <w:lang w:val="hi_IN" w:bidi="hi_IN"/>
+        </w:rPr>
         <w:t>"क्योंकि"</w:t>
       </w:r>
     </w:p>
@@ -28445,6 +32590,21 @@
           <w:b/>
           <w:lang w:val="hi_IN" w:bidi="hi_IN"/>
         </w:rPr>
+        <w:t>νῦν δὲ φῶς ἐν Κυρίῳ</w:t>
+      </w:r>
+    </w:p>
+    <w:p>
+      <w:pPr/>
+      <w:r>
+        <w:rPr>
+          <w:lang w:val="hi_IN" w:bidi="hi_IN"/>
+        </w:rPr>
+      </w:r>
+      <w:r>
+        <w:rPr>
+          <w:b/>
+          <w:lang w:val="hi_IN" w:bidi="hi_IN"/>
+        </w:rPr>
         <w:t>"परन्तु अब प्रभु में ज्योति हो"</w:t>
       </w:r>
     </w:p>
@@ -28528,6 +32688,21 @@
           <w:b/>
           <w:lang w:val="hi_IN" w:bidi="hi_IN"/>
         </w:rPr>
+        <w:t>δὲ</w:t>
+      </w:r>
+    </w:p>
+    <w:p>
+      <w:pPr/>
+      <w:r>
+        <w:rPr>
+          <w:lang w:val="hi_IN" w:bidi="hi_IN"/>
+        </w:rPr>
+      </w:r>
+      <w:r>
+        <w:rPr>
+          <w:b/>
+          <w:lang w:val="hi_IN" w:bidi="hi_IN"/>
+        </w:rPr>
         <w:t>"परन्तु"</w:t>
       </w:r>
     </w:p>
@@ -28624,6 +32799,21 @@
           <w:b/>
           <w:lang w:val="hi_IN" w:bidi="hi_IN"/>
         </w:rPr>
+        <w:t>ὡς τέκνα φωτὸς περιπατεῖτε</w:t>
+      </w:r>
+    </w:p>
+    <w:p>
+      <w:pPr/>
+      <w:r>
+        <w:rPr>
+          <w:lang w:val="hi_IN" w:bidi="hi_IN"/>
+        </w:rPr>
+      </w:r>
+      <w:r>
+        <w:rPr>
+          <w:b/>
+          <w:lang w:val="hi_IN" w:bidi="hi_IN"/>
+        </w:rPr>
         <w:t>"अतः ज्योति की सन्तान के समान चलो"</w:t>
       </w:r>
     </w:p>
@@ -28707,6 +32897,21 @@
           <w:b/>
           <w:lang w:val="hi_IN" w:bidi="hi_IN"/>
         </w:rPr>
+        <w:t>ὡς τέκνα φωτὸς</w:t>
+      </w:r>
+    </w:p>
+    <w:p>
+      <w:pPr/>
+      <w:r>
+        <w:rPr>
+          <w:lang w:val="hi_IN" w:bidi="hi_IN"/>
+        </w:rPr>
+      </w:r>
+      <w:r>
+        <w:rPr>
+          <w:b/>
+          <w:lang w:val="hi_IN" w:bidi="hi_IN"/>
+        </w:rPr>
         <w:t>"ज्योति की सन्तान के समान"</w:t>
       </w:r>
     </w:p>
@@ -28790,6 +32995,21 @@
           <w:b/>
           <w:lang w:val="hi_IN" w:bidi="hi_IN"/>
         </w:rPr>
+        <w:t>ὁ &amp; καρπὸς τοῦ φωτὸς ἐν πάσῃ ἀγαθωσύνῃ, καὶ δικαιοσύνῃ, καὶ ἀληθείᾳ</w:t>
+      </w:r>
+    </w:p>
+    <w:p>
+      <w:pPr/>
+      <w:r>
+        <w:rPr>
+          <w:lang w:val="hi_IN" w:bidi="hi_IN"/>
+        </w:rPr>
+      </w:r>
+      <w:r>
+        <w:rPr>
+          <w:b/>
+          <w:lang w:val="hi_IN" w:bidi="hi_IN"/>
+        </w:rPr>
         <w:t>"ज्योति का फल सब प्रकार की भलाई, और धार्मिकता, और सत्य है"</w:t>
       </w:r>
     </w:p>
@@ -28886,6 +33106,21 @@
           <w:b/>
           <w:lang w:val="hi_IN" w:bidi="hi_IN"/>
         </w:rPr>
+        <w:t>γὰρ</w:t>
+      </w:r>
+    </w:p>
+    <w:p>
+      <w:pPr/>
+      <w:r>
+        <w:rPr>
+          <w:lang w:val="hi_IN" w:bidi="hi_IN"/>
+        </w:rPr>
+      </w:r>
+      <w:r>
+        <w:rPr>
+          <w:b/>
+          <w:lang w:val="hi_IN" w:bidi="hi_IN"/>
+        </w:rPr>
         <w:t>"क्योंकि"</w:t>
       </w:r>
     </w:p>
@@ -28982,6 +33217,21 @@
           <w:b/>
           <w:lang w:val="hi_IN" w:bidi="hi_IN"/>
         </w:rPr>
+        <w:t>μὴ συνκοινωνεῖτε τοῖς ἔργοις τοῖς ἀκάρποις τοῦ σκότους</w:t>
+      </w:r>
+    </w:p>
+    <w:p>
+      <w:pPr/>
+      <w:r>
+        <w:rPr>
+          <w:lang w:val="hi_IN" w:bidi="hi_IN"/>
+        </w:rPr>
+      </w:r>
+      <w:r>
+        <w:rPr>
+          <w:b/>
+          <w:lang w:val="hi_IN" w:bidi="hi_IN"/>
+        </w:rPr>
         <w:t>"अंधकार के निष्फल कामों में सहभागी न हो"</w:t>
       </w:r>
     </w:p>
@@ -29065,6 +33315,21 @@
           <w:b/>
           <w:lang w:val="hi_IN" w:bidi="hi_IN"/>
         </w:rPr>
+        <w:t>τοῖς ἔργοις τοῖς ἀκάρποις τοῦ σκότους</w:t>
+      </w:r>
+    </w:p>
+    <w:p>
+      <w:pPr/>
+      <w:r>
+        <w:rPr>
+          <w:lang w:val="hi_IN" w:bidi="hi_IN"/>
+        </w:rPr>
+      </w:r>
+      <w:r>
+        <w:rPr>
+          <w:b/>
+          <w:lang w:val="hi_IN" w:bidi="hi_IN"/>
+        </w:rPr>
         <w:t>"निष्फल कामों में"</w:t>
       </w:r>
     </w:p>
@@ -29148,6 +33413,21 @@
           <w:b/>
           <w:lang w:val="hi_IN" w:bidi="hi_IN"/>
         </w:rPr>
+        <w:t>τοῖς ἔργοις τοῖς ἀκάρποις τοῦ σκότους</w:t>
+      </w:r>
+    </w:p>
+    <w:p>
+      <w:pPr/>
+      <w:r>
+        <w:rPr>
+          <w:lang w:val="hi_IN" w:bidi="hi_IN"/>
+        </w:rPr>
+      </w:r>
+      <w:r>
+        <w:rPr>
+          <w:b/>
+          <w:lang w:val="hi_IN" w:bidi="hi_IN"/>
+        </w:rPr>
         <w:t>"अंधकार के निष्फल कामों में"</w:t>
       </w:r>
     </w:p>
@@ -29244,6 +33524,21 @@
           <w:b/>
           <w:lang w:val="hi_IN" w:bidi="hi_IN"/>
         </w:rPr>
+        <w:t>μᾶλλον δὲ</w:t>
+      </w:r>
+    </w:p>
+    <w:p>
+      <w:pPr/>
+      <w:r>
+        <w:rPr>
+          <w:lang w:val="hi_IN" w:bidi="hi_IN"/>
+        </w:rPr>
+      </w:r>
+      <w:r>
+        <w:rPr>
+          <w:b/>
+          <w:lang w:val="hi_IN" w:bidi="hi_IN"/>
+        </w:rPr>
         <w:t>"वरन्"</w:t>
       </w:r>
       <w:r>
@@ -29353,6 +33648,21 @@
           <w:b/>
           <w:lang w:val="hi_IN" w:bidi="hi_IN"/>
         </w:rPr>
+        <w:t>ἐλέγχετε</w:t>
+      </w:r>
+    </w:p>
+    <w:p>
+      <w:pPr/>
+      <w:r>
+        <w:rPr>
+          <w:lang w:val="hi_IN" w:bidi="hi_IN"/>
+        </w:rPr>
+      </w:r>
+      <w:r>
+        <w:rPr>
+          <w:b/>
+          <w:lang w:val="hi_IN" w:bidi="hi_IN"/>
+        </w:rPr>
         <w:t>"उलाहना दो"</w:t>
       </w:r>
     </w:p>
@@ -29436,6 +33746,21 @@
           <w:b/>
           <w:lang w:val="hi_IN" w:bidi="hi_IN"/>
         </w:rPr>
+        <w:t>αὐτῶν</w:t>
+      </w:r>
+    </w:p>
+    <w:p>
+      <w:pPr/>
+      <w:r>
+        <w:rPr>
+          <w:lang w:val="hi_IN" w:bidi="hi_IN"/>
+        </w:rPr>
+      </w:r>
+      <w:r>
+        <w:rPr>
+          <w:b/>
+          <w:lang w:val="hi_IN" w:bidi="hi_IN"/>
+        </w:rPr>
         <w:t>"उनके"</w:t>
       </w:r>
     </w:p>
@@ -29628,6 +33953,21 @@
           <w:b/>
           <w:lang w:val="hi_IN" w:bidi="hi_IN"/>
         </w:rPr>
+        <w:t>δὲ</w:t>
+      </w:r>
+    </w:p>
+    <w:p>
+      <w:pPr/>
+      <w:r>
+        <w:rPr>
+          <w:lang w:val="hi_IN" w:bidi="hi_IN"/>
+        </w:rPr>
+      </w:r>
+      <w:r>
+        <w:rPr>
+          <w:b/>
+          <w:lang w:val="hi_IN" w:bidi="hi_IN"/>
+        </w:rPr>
         <w:t>"पर"</w:t>
       </w:r>
     </w:p>
@@ -29724,6 +34064,21 @@
           <w:b/>
           <w:lang w:val="hi_IN" w:bidi="hi_IN"/>
         </w:rPr>
+        <w:t>πᾶν &amp; τὸ φανερούμενον φῶς ἐστιν</w:t>
+      </w:r>
+    </w:p>
+    <w:p>
+      <w:pPr/>
+      <w:r>
+        <w:rPr>
+          <w:lang w:val="hi_IN" w:bidi="hi_IN"/>
+        </w:rPr>
+      </w:r>
+      <w:r>
+        <w:rPr>
+          <w:b/>
+          <w:lang w:val="hi_IN" w:bidi="hi_IN"/>
+        </w:rPr>
         <w:t>"सब कुछ को प्रगट करता है, वह ज्योति है"</w:t>
       </w:r>
     </w:p>
@@ -29903,6 +34258,21 @@
           <w:b/>
           <w:lang w:val="hi_IN" w:bidi="hi_IN"/>
         </w:rPr>
+        <w:t>ἔγειρε, ὁ καθεύδων, καὶ ἀνάστα ἐκ τῶν νεκρῶν</w:t>
+      </w:r>
+    </w:p>
+    <w:p>
+      <w:pPr/>
+      <w:r>
+        <w:rPr>
+          <w:lang w:val="hi_IN" w:bidi="hi_IN"/>
+        </w:rPr>
+      </w:r>
+      <w:r>
+        <w:rPr>
+          <w:b/>
+          <w:lang w:val="hi_IN" w:bidi="hi_IN"/>
+        </w:rPr>
         <w:t>""हे सोनेवाले जाग"</w:t>
       </w:r>
     </w:p>
@@ -29986,6 +34356,21 @@
           <w:b/>
           <w:lang w:val="hi_IN" w:bidi="hi_IN"/>
         </w:rPr>
+        <w:t>ὁ καθεύδων</w:t>
+      </w:r>
+    </w:p>
+    <w:p>
+      <w:pPr/>
+      <w:r>
+        <w:rPr>
+          <w:lang w:val="hi_IN" w:bidi="hi_IN"/>
+        </w:rPr>
+      </w:r>
+      <w:r>
+        <w:rPr>
+          <w:b/>
+          <w:lang w:val="hi_IN" w:bidi="hi_IN"/>
+        </w:rPr>
         <w:t>"हे सोनेवाले"</w:t>
       </w:r>
     </w:p>
@@ -30069,6 +34454,21 @@
           <w:b/>
           <w:lang w:val="hi_IN" w:bidi="hi_IN"/>
         </w:rPr>
+        <w:t>ἐκ τῶν νεκρῶν</w:t>
+      </w:r>
+    </w:p>
+    <w:p>
+      <w:pPr/>
+      <w:r>
+        <w:rPr>
+          <w:lang w:val="hi_IN" w:bidi="hi_IN"/>
+        </w:rPr>
+      </w:r>
+      <w:r>
+        <w:rPr>
+          <w:b/>
+          <w:lang w:val="hi_IN" w:bidi="hi_IN"/>
+        </w:rPr>
         <w:t>"मुर्दों में से"</w:t>
       </w:r>
     </w:p>
@@ -30152,6 +34552,21 @@
           <w:b/>
           <w:lang w:val="hi_IN" w:bidi="hi_IN"/>
         </w:rPr>
+        <w:t>ἐπιφαύσει σοι</w:t>
+      </w:r>
+    </w:p>
+    <w:p>
+      <w:pPr/>
+      <w:r>
+        <w:rPr>
+          <w:lang w:val="hi_IN" w:bidi="hi_IN"/>
+        </w:rPr>
+      </w:r>
+      <w:r>
+        <w:rPr>
+          <w:b/>
+          <w:lang w:val="hi_IN" w:bidi="hi_IN"/>
+        </w:rPr>
         <w:t>"तुझ"</w:t>
       </w:r>
       <w:r>
@@ -30274,6 +34689,21 @@
           <w:b/>
           <w:lang w:val="hi_IN" w:bidi="hi_IN"/>
         </w:rPr>
+        <w:t>ἐπιφαύσει σοι ὁ Χριστός</w:t>
+      </w:r>
+    </w:p>
+    <w:p>
+      <w:pPr/>
+      <w:r>
+        <w:rPr>
+          <w:lang w:val="hi_IN" w:bidi="hi_IN"/>
+        </w:rPr>
+      </w:r>
+      <w:r>
+        <w:rPr>
+          <w:b/>
+          <w:lang w:val="hi_IN" w:bidi="hi_IN"/>
+        </w:rPr>
         <w:t>"मसीह की ज्योति तुझ पर चमकेगी"</w:t>
       </w:r>
     </w:p>
@@ -30420,6 +34850,21 @@
           <w:b/>
           <w:lang w:val="hi_IN" w:bidi="hi_IN"/>
         </w:rPr>
+        <w:t>οὖν</w:t>
+      </w:r>
+    </w:p>
+    <w:p>
+      <w:pPr/>
+      <w:r>
+        <w:rPr>
+          <w:lang w:val="hi_IN" w:bidi="hi_IN"/>
+        </w:rPr>
+      </w:r>
+      <w:r>
+        <w:rPr>
+          <w:b/>
+          <w:lang w:val="hi_IN" w:bidi="hi_IN"/>
+        </w:rPr>
         <w:t>"इसलिए"</w:t>
       </w:r>
     </w:p>
@@ -30516,6 +34961,21 @@
           <w:b/>
           <w:lang w:val="hi_IN" w:bidi="hi_IN"/>
         </w:rPr>
+        <w:t>ἀλλ’</w:t>
+      </w:r>
+    </w:p>
+    <w:p>
+      <w:pPr/>
+      <w:r>
+        <w:rPr>
+          <w:lang w:val="hi_IN" w:bidi="hi_IN"/>
+        </w:rPr>
+      </w:r>
+      <w:r>
+        <w:rPr>
+          <w:b/>
+          <w:lang w:val="hi_IN" w:bidi="hi_IN"/>
+        </w:rPr>
         <w:t>"पर"</w:t>
       </w:r>
     </w:p>
@@ -30695,6 +35155,21 @@
           <w:b/>
           <w:lang w:val="hi_IN" w:bidi="hi_IN"/>
         </w:rPr>
+        <w:t>ἐξαγοραζόμενοι τὸν καιρόν</w:t>
+      </w:r>
+    </w:p>
+    <w:p>
+      <w:pPr/>
+      <w:r>
+        <w:rPr>
+          <w:lang w:val="hi_IN" w:bidi="hi_IN"/>
+        </w:rPr>
+      </w:r>
+      <w:r>
+        <w:rPr>
+          <w:b/>
+          <w:lang w:val="hi_IN" w:bidi="hi_IN"/>
+        </w:rPr>
         <w:t>"और अवसर को बहुमूल्य समझो"</w:t>
       </w:r>
     </w:p>
@@ -30778,6 +35253,21 @@
           <w:b/>
           <w:lang w:val="hi_IN" w:bidi="hi_IN"/>
         </w:rPr>
+        <w:t>ὅτι αἱ ἡμέραι πονηραί εἰσιν</w:t>
+      </w:r>
+    </w:p>
+    <w:p>
+      <w:pPr/>
+      <w:r>
+        <w:rPr>
+          <w:lang w:val="hi_IN" w:bidi="hi_IN"/>
+        </w:rPr>
+      </w:r>
+      <w:r>
+        <w:rPr>
+          <w:b/>
+          <w:lang w:val="hi_IN" w:bidi="hi_IN"/>
+        </w:rPr>
         <w:t>"क्योंकि दिन बुरे हैं"</w:t>
       </w:r>
     </w:p>
@@ -30874,6 +35364,21 @@
           <w:b/>
           <w:lang w:val="hi_IN" w:bidi="hi_IN"/>
         </w:rPr>
+        <w:t>ὅτι</w:t>
+      </w:r>
+    </w:p>
+    <w:p>
+      <w:pPr/>
+      <w:r>
+        <w:rPr>
+          <w:lang w:val="hi_IN" w:bidi="hi_IN"/>
+        </w:rPr>
+      </w:r>
+      <w:r>
+        <w:rPr>
+          <w:b/>
+          <w:lang w:val="hi_IN" w:bidi="hi_IN"/>
+        </w:rPr>
         <w:t>"क्योंकि"</w:t>
       </w:r>
     </w:p>
@@ -30970,6 +35475,21 @@
           <w:b/>
           <w:lang w:val="hi_IN" w:bidi="hi_IN"/>
         </w:rPr>
+        <w:t>διὰ τοῦτο</w:t>
+      </w:r>
+    </w:p>
+    <w:p>
+      <w:pPr/>
+      <w:r>
+        <w:rPr>
+          <w:lang w:val="hi_IN" w:bidi="hi_IN"/>
+        </w:rPr>
+      </w:r>
+      <w:r>
+        <w:rPr>
+          <w:b/>
+          <w:lang w:val="hi_IN" w:bidi="hi_IN"/>
+        </w:rPr>
         <w:t>"इस कारण"</w:t>
       </w:r>
       <w:r>
@@ -31079,6 +35599,21 @@
           <w:b/>
           <w:lang w:val="hi_IN" w:bidi="hi_IN"/>
         </w:rPr>
+        <w:t>ἀλλὰ</w:t>
+      </w:r>
+    </w:p>
+    <w:p>
+      <w:pPr/>
+      <w:r>
+        <w:rPr>
+          <w:lang w:val="hi_IN" w:bidi="hi_IN"/>
+        </w:rPr>
+      </w:r>
+      <w:r>
+        <w:rPr>
+          <w:b/>
+          <w:lang w:val="hi_IN" w:bidi="hi_IN"/>
+        </w:rPr>
         <w:t>"पर"</w:t>
       </w:r>
     </w:p>
@@ -31301,6 +35836,21 @@
           <w:b/>
           <w:lang w:val="hi_IN" w:bidi="hi_IN"/>
         </w:rPr>
+        <w:t>ἐν ᾧ ἐστιν ἀσωτία</w:t>
+      </w:r>
+    </w:p>
+    <w:p>
+      <w:pPr/>
+      <w:r>
+        <w:rPr>
+          <w:lang w:val="hi_IN" w:bidi="hi_IN"/>
+        </w:rPr>
+      </w:r>
+      <w:r>
+        <w:rPr>
+          <w:b/>
+          <w:lang w:val="hi_IN" w:bidi="hi_IN"/>
+        </w:rPr>
         <w:t>"क्योंकि"</w:t>
       </w:r>
       <w:r>
@@ -31404,6 +35954,21 @@
           <w:b/>
           <w:lang w:val="hi_IN" w:bidi="hi_IN"/>
         </w:rPr>
+        <w:t>ἀλλὰ πληροῦσθε ἐν Πνεύματι</w:t>
+      </w:r>
+    </w:p>
+    <w:p>
+      <w:pPr/>
+      <w:r>
+        <w:rPr>
+          <w:lang w:val="hi_IN" w:bidi="hi_IN"/>
+        </w:rPr>
+      </w:r>
+      <w:r>
+        <w:rPr>
+          <w:b/>
+          <w:lang w:val="hi_IN" w:bidi="hi_IN"/>
+        </w:rPr>
         <w:t>"इससे"</w:t>
       </w:r>
       <w:r>
@@ -31480,6 +36045,21 @@
           <w:b/>
           <w:lang w:val="hi_IN" w:bidi="hi_IN"/>
         </w:rPr>
+        <w:t>ἀλλὰ</w:t>
+      </w:r>
+    </w:p>
+    <w:p>
+      <w:pPr/>
+      <w:r>
+        <w:rPr>
+          <w:lang w:val="hi_IN" w:bidi="hi_IN"/>
+        </w:rPr>
+      </w:r>
+      <w:r>
+        <w:rPr>
+          <w:b/>
+          <w:lang w:val="hi_IN" w:bidi="hi_IN"/>
+        </w:rPr>
         <w:t>"इससे"</w:t>
       </w:r>
     </w:p>
@@ -31576,6 +36156,21 @@
           <w:b/>
           <w:lang w:val="hi_IN" w:bidi="hi_IN"/>
         </w:rPr>
+        <w:t>ψαλμοῖς, καὶ ὕμνοις, καὶ ᾠδαῖς πνευματικαῖς</w:t>
+      </w:r>
+    </w:p>
+    <w:p>
+      <w:pPr/>
+      <w:r>
+        <w:rPr>
+          <w:lang w:val="hi_IN" w:bidi="hi_IN"/>
+        </w:rPr>
+      </w:r>
+      <w:r>
+        <w:rPr>
+          <w:b/>
+          <w:lang w:val="hi_IN" w:bidi="hi_IN"/>
+        </w:rPr>
         <w:t>"भजन और स्तुतिगान और आत्मिक गीत"</w:t>
       </w:r>
     </w:p>
@@ -31722,6 +36317,21 @@
           <w:b/>
           <w:lang w:val="hi_IN" w:bidi="hi_IN"/>
         </w:rPr>
+        <w:t>ὕμνοις</w:t>
+      </w:r>
+    </w:p>
+    <w:p>
+      <w:pPr/>
+      <w:r>
+        <w:rPr>
+          <w:lang w:val="hi_IN" w:bidi="hi_IN"/>
+        </w:rPr>
+      </w:r>
+      <w:r>
+        <w:rPr>
+          <w:b/>
+          <w:lang w:val="hi_IN" w:bidi="hi_IN"/>
+        </w:rPr>
         <w:t>"स्तुतिगान"</w:t>
       </w:r>
     </w:p>
@@ -31785,6 +36395,21 @@
           <w:b/>
           <w:lang w:val="hi_IN" w:bidi="hi_IN"/>
         </w:rPr>
+        <w:t>ᾠδαῖς πνευματικαῖς</w:t>
+      </w:r>
+    </w:p>
+    <w:p>
+      <w:pPr/>
+      <w:r>
+        <w:rPr>
+          <w:lang w:val="hi_IN" w:bidi="hi_IN"/>
+        </w:rPr>
+      </w:r>
+      <w:r>
+        <w:rPr>
+          <w:b/>
+          <w:lang w:val="hi_IN" w:bidi="hi_IN"/>
+        </w:rPr>
         <w:t>"आत्मिक गीत"</w:t>
       </w:r>
     </w:p>
@@ -31894,6 +36519,21 @@
           <w:b/>
           <w:lang w:val="hi_IN" w:bidi="hi_IN"/>
         </w:rPr>
+        <w:t>τῇ καρδίᾳ ὑμῶν</w:t>
+      </w:r>
+    </w:p>
+    <w:p>
+      <w:pPr/>
+      <w:r>
+        <w:rPr>
+          <w:lang w:val="hi_IN" w:bidi="hi_IN"/>
+        </w:rPr>
+      </w:r>
+      <w:r>
+        <w:rPr>
+          <w:b/>
+          <w:lang w:val="hi_IN" w:bidi="hi_IN"/>
+        </w:rPr>
         <w:t>"अपने मन में"</w:t>
       </w:r>
     </w:p>
@@ -31990,6 +36630,21 @@
           <w:b/>
           <w:lang w:val="hi_IN" w:bidi="hi_IN"/>
         </w:rPr>
+        <w:t>ἐν ὀνόματι τοῦ Κυρίου ἡμῶν, Ἰησοῦ Χριστοῦ</w:t>
+      </w:r>
+    </w:p>
+    <w:p>
+      <w:pPr/>
+      <w:r>
+        <w:rPr>
+          <w:lang w:val="hi_IN" w:bidi="hi_IN"/>
+        </w:rPr>
+      </w:r>
+      <w:r>
+        <w:rPr>
+          <w:b/>
+          <w:lang w:val="hi_IN" w:bidi="hi_IN"/>
+        </w:rPr>
         <w:t>"हमारे प्रभु यीशु मसीह के नाम से"</w:t>
       </w:r>
     </w:p>
@@ -32073,6 +36728,21 @@
           <w:b/>
           <w:lang w:val="hi_IN" w:bidi="hi_IN"/>
         </w:rPr>
+        <w:t>τῷ Θεῷ καὶ Πατρί</w:t>
+      </w:r>
+    </w:p>
+    <w:p>
+      <w:pPr/>
+      <w:r>
+        <w:rPr>
+          <w:lang w:val="hi_IN" w:bidi="hi_IN"/>
+        </w:rPr>
+      </w:r>
+      <w:r>
+        <w:rPr>
+          <w:b/>
+          <w:lang w:val="hi_IN" w:bidi="hi_IN"/>
+        </w:rPr>
         <w:t>"और"</w:t>
       </w:r>
       <w:r>
@@ -32165,7 +36835,7 @@
         </w:rPr>
         <w:t>Connecting Statement:\n\nपौलुस मसीहियों को समझाना आरम्भ करता है कि उन्हें कैसे एक दूसरे के अधीन रहना है (</w:t>
       </w:r>
-      <w:hyperlink r:id="rId21">
+      <w:hyperlink r:id="rId23">
         <w:r>
           <w:rPr>
             <w:lang w:val="hi_IN" w:bidi="hi_IN"/>
@@ -32230,6 +36900,21 @@
           <w:b/>
           <w:lang w:val="hi_IN" w:bidi="hi_IN"/>
         </w:rPr>
+        <w:t>ὅτι</w:t>
+      </w:r>
+    </w:p>
+    <w:p>
+      <w:pPr/>
+      <w:r>
+        <w:rPr>
+          <w:lang w:val="hi_IN" w:bidi="hi_IN"/>
+        </w:rPr>
+      </w:r>
+      <w:r>
+        <w:rPr>
+          <w:b/>
+          <w:lang w:val="hi_IN" w:bidi="hi_IN"/>
+        </w:rPr>
         <w:t>"क्योंकि"</w:t>
       </w:r>
     </w:p>
@@ -32326,6 +37011,21 @@
           <w:b/>
           <w:lang w:val="hi_IN" w:bidi="hi_IN"/>
         </w:rPr>
+        <w:t>κεφαλὴ τῆς γυναικὸς &amp; κεφαλὴ τῆς ἐκκλησίας</w:t>
+      </w:r>
+    </w:p>
+    <w:p>
+      <w:pPr/>
+      <w:r>
+        <w:rPr>
+          <w:lang w:val="hi_IN" w:bidi="hi_IN"/>
+        </w:rPr>
+      </w:r>
+      <w:r>
+        <w:rPr>
+          <w:b/>
+          <w:lang w:val="hi_IN" w:bidi="hi_IN"/>
+        </w:rPr>
         <w:t>"पत्नी का सिर"</w:t>
       </w:r>
       <w:r>
@@ -32435,6 +37135,21 @@
           <w:b/>
           <w:lang w:val="hi_IN" w:bidi="hi_IN"/>
         </w:rPr>
+        <w:t>τοῦ σώματος</w:t>
+      </w:r>
+    </w:p>
+    <w:p>
+      <w:pPr/>
+      <w:r>
+        <w:rPr>
+          <w:lang w:val="hi_IN" w:bidi="hi_IN"/>
+        </w:rPr>
+      </w:r>
+      <w:r>
+        <w:rPr>
+          <w:b/>
+          <w:lang w:val="hi_IN" w:bidi="hi_IN"/>
+        </w:rPr>
         <w:t>"देह का"</w:t>
       </w:r>
     </w:p>
@@ -32644,6 +37359,21 @@
           <w:b/>
           <w:lang w:val="hi_IN" w:bidi="hi_IN"/>
         </w:rPr>
+        <w:t>ἑαυτὸν παρέδωκεν</w:t>
+      </w:r>
+    </w:p>
+    <w:p>
+      <w:pPr/>
+      <w:r>
+        <w:rPr>
+          <w:lang w:val="hi_IN" w:bidi="hi_IN"/>
+        </w:rPr>
+      </w:r>
+      <w:r>
+        <w:rPr>
+          <w:b/>
+          <w:lang w:val="hi_IN" w:bidi="hi_IN"/>
+        </w:rPr>
         <w:t>"अपने आप को"</w:t>
       </w:r>
       <w:r>
@@ -32720,6 +37450,21 @@
           <w:b/>
           <w:lang w:val="hi_IN" w:bidi="hi_IN"/>
         </w:rPr>
+        <w:t>ὑπὲρ αὐτῆς</w:t>
+      </w:r>
+    </w:p>
+    <w:p>
+      <w:pPr/>
+      <w:r>
+        <w:rPr>
+          <w:lang w:val="hi_IN" w:bidi="hi_IN"/>
+        </w:rPr>
+      </w:r>
+      <w:r>
+        <w:rPr>
+          <w:b/>
+          <w:lang w:val="hi_IN" w:bidi="hi_IN"/>
+        </w:rPr>
         <w:t>"उसके लिये"</w:t>
       </w:r>
     </w:p>
@@ -32803,6 +37548,21 @@
           <w:b/>
           <w:lang w:val="hi_IN" w:bidi="hi_IN"/>
         </w:rPr>
+        <w:t>ἵνα</w:t>
+      </w:r>
+    </w:p>
+    <w:p>
+      <w:pPr/>
+      <w:r>
+        <w:rPr>
+          <w:lang w:val="hi_IN" w:bidi="hi_IN"/>
+        </w:rPr>
+      </w:r>
+      <w:r>
+        <w:rPr>
+          <w:b/>
+          <w:lang w:val="hi_IN" w:bidi="hi_IN"/>
+        </w:rPr>
         <w:t>"कि"</w:t>
       </w:r>
     </w:p>
@@ -32899,6 +37659,21 @@
           <w:b/>
           <w:lang w:val="hi_IN" w:bidi="hi_IN"/>
         </w:rPr>
+        <w:t>αὐτὴν ἁγιάσῃ, καθαρίσας</w:t>
+      </w:r>
+    </w:p>
+    <w:p>
+      <w:pPr/>
+      <w:r>
+        <w:rPr>
+          <w:lang w:val="hi_IN" w:bidi="hi_IN"/>
+        </w:rPr>
+      </w:r>
+      <w:r>
+        <w:rPr>
+          <w:b/>
+          <w:lang w:val="hi_IN" w:bidi="hi_IN"/>
+        </w:rPr>
         <w:t>"उसको"</w:t>
       </w:r>
       <w:r>
@@ -32995,6 +37770,21 @@
           <w:b/>
           <w:lang w:val="hi_IN" w:bidi="hi_IN"/>
         </w:rPr>
+        <w:t>καθαρίσας τῷ λουτρῷ τοῦ ὕδατος ἐν ῥήματι</w:t>
+      </w:r>
+    </w:p>
+    <w:p>
+      <w:pPr/>
+      <w:r>
+        <w:rPr>
+          <w:lang w:val="hi_IN" w:bidi="hi_IN"/>
+        </w:rPr>
+      </w:r>
+      <w:r>
+        <w:rPr>
+          <w:b/>
+          <w:lang w:val="hi_IN" w:bidi="hi_IN"/>
+        </w:rPr>
         <w:t>"वचन के द्वारा जल के स्नान से शुद्ध करके"</w:t>
       </w:r>
     </w:p>
@@ -33078,6 +37868,21 @@
           <w:b/>
           <w:lang w:val="hi_IN" w:bidi="hi_IN"/>
         </w:rPr>
+        <w:t>ἵνα</w:t>
+      </w:r>
+    </w:p>
+    <w:p>
+      <w:pPr/>
+      <w:r>
+        <w:rPr>
+          <w:lang w:val="hi_IN" w:bidi="hi_IN"/>
+        </w:rPr>
+      </w:r>
+      <w:r>
+        <w:rPr>
+          <w:b/>
+          <w:lang w:val="hi_IN" w:bidi="hi_IN"/>
+        </w:rPr>
         <w:t>"और"</w:t>
       </w:r>
     </w:p>
@@ -33174,6 +37979,21 @@
           <w:b/>
           <w:lang w:val="hi_IN" w:bidi="hi_IN"/>
         </w:rPr>
+        <w:t>μὴ ἔχουσαν σπίλον, ἢ ῥυτίδα</w:t>
+      </w:r>
+    </w:p>
+    <w:p>
+      <w:pPr/>
+      <w:r>
+        <w:rPr>
+          <w:lang w:val="hi_IN" w:bidi="hi_IN"/>
+        </w:rPr>
+      </w:r>
+      <w:r>
+        <w:rPr>
+          <w:b/>
+          <w:lang w:val="hi_IN" w:bidi="hi_IN"/>
+        </w:rPr>
         <w:t>"जिसमें न कलंक, न झुर्री"</w:t>
       </w:r>
     </w:p>
@@ -33360,6 +38180,21 @@
           <w:b/>
           <w:lang w:val="hi_IN" w:bidi="hi_IN"/>
         </w:rPr>
+        <w:t>ἀλλ’</w:t>
+      </w:r>
+    </w:p>
+    <w:p>
+      <w:pPr/>
+      <w:r>
+        <w:rPr>
+          <w:lang w:val="hi_IN" w:bidi="hi_IN"/>
+        </w:rPr>
+      </w:r>
+      <w:r>
+        <w:rPr>
+          <w:b/>
+          <w:lang w:val="hi_IN" w:bidi="hi_IN"/>
+        </w:rPr>
         <w:t>"वरन्"</w:t>
       </w:r>
     </w:p>
@@ -33456,6 +38291,21 @@
           <w:b/>
           <w:lang w:val="hi_IN" w:bidi="hi_IN"/>
         </w:rPr>
+        <w:t>ἵνα</w:t>
+      </w:r>
+    </w:p>
+    <w:p>
+      <w:pPr/>
+      <w:r>
+        <w:rPr>
+          <w:lang w:val="hi_IN" w:bidi="hi_IN"/>
+        </w:rPr>
+      </w:r>
+      <w:r>
+        <w:rPr>
+          <w:b/>
+          <w:lang w:val="hi_IN" w:bidi="hi_IN"/>
+        </w:rPr>
         <w:t>""</w:t>
       </w:r>
     </w:p>
@@ -33552,6 +38402,21 @@
           <w:b/>
           <w:lang w:val="hi_IN" w:bidi="hi_IN"/>
         </w:rPr>
+        <w:t>ἁγία καὶ ἄμωμος</w:t>
+      </w:r>
+    </w:p>
+    <w:p>
+      <w:pPr/>
+      <w:r>
+        <w:rPr>
+          <w:lang w:val="hi_IN" w:bidi="hi_IN"/>
+        </w:rPr>
+      </w:r>
+      <w:r>
+        <w:rPr>
+          <w:b/>
+          <w:lang w:val="hi_IN" w:bidi="hi_IN"/>
+        </w:rPr>
         <w:t>"पवित्र और निर्दोष हो"</w:t>
       </w:r>
     </w:p>
@@ -33655,6 +38520,21 @@
           <w:b/>
           <w:lang w:val="hi_IN" w:bidi="hi_IN"/>
         </w:rPr>
+        <w:t>ὡς τὰ ἑαυτῶν σώματα</w:t>
+      </w:r>
+    </w:p>
+    <w:p>
+      <w:pPr/>
+      <w:r>
+        <w:rPr>
+          <w:lang w:val="hi_IN" w:bidi="hi_IN"/>
+        </w:rPr>
+      </w:r>
+      <w:r>
+        <w:rPr>
+          <w:b/>
+          <w:lang w:val="hi_IN" w:bidi="hi_IN"/>
+        </w:rPr>
         <w:t>"देह के समान"</w:t>
       </w:r>
       <w:r>
@@ -33764,6 +38644,21 @@
           <w:b/>
           <w:lang w:val="hi_IN" w:bidi="hi_IN"/>
         </w:rPr>
+        <w:t>ἀλλὰ ἐκτρέφει</w:t>
+      </w:r>
+    </w:p>
+    <w:p>
+      <w:pPr/>
+      <w:r>
+        <w:rPr>
+          <w:lang w:val="hi_IN" w:bidi="hi_IN"/>
+        </w:rPr>
+      </w:r>
+      <w:r>
+        <w:rPr>
+          <w:b/>
+          <w:lang w:val="hi_IN" w:bidi="hi_IN"/>
+        </w:rPr>
         <w:t>"क्योंकि"</w:t>
       </w:r>
       <w:r>
@@ -33853,6 +38748,21 @@
           <w:b/>
           <w:lang w:val="hi_IN" w:bidi="hi_IN"/>
         </w:rPr>
+        <w:t>ἀλλὰ</w:t>
+      </w:r>
+    </w:p>
+    <w:p>
+      <w:pPr/>
+      <w:r>
+        <w:rPr>
+          <w:lang w:val="hi_IN" w:bidi="hi_IN"/>
+        </w:rPr>
+      </w:r>
+      <w:r>
+        <w:rPr>
+          <w:b/>
+          <w:lang w:val="hi_IN" w:bidi="hi_IN"/>
+        </w:rPr>
         <w:t>"क्योंकि"</w:t>
       </w:r>
       <w:r>
@@ -33962,6 +38872,21 @@
           <w:b/>
           <w:lang w:val="hi_IN" w:bidi="hi_IN"/>
         </w:rPr>
+        <w:t>ὅτι</w:t>
+      </w:r>
+    </w:p>
+    <w:p>
+      <w:pPr/>
+      <w:r>
+        <w:rPr>
+          <w:lang w:val="hi_IN" w:bidi="hi_IN"/>
+        </w:rPr>
+      </w:r>
+      <w:r>
+        <w:rPr>
+          <w:b/>
+          <w:lang w:val="hi_IN" w:bidi="hi_IN"/>
+        </w:rPr>
         <w:t>"इसलिए कि"</w:t>
       </w:r>
     </w:p>
@@ -34058,6 +38983,21 @@
           <w:b/>
           <w:lang w:val="hi_IN" w:bidi="hi_IN"/>
         </w:rPr>
+        <w:t>μέλη ἐσμὲν τοῦ σώματος αὐτοῦ</w:t>
+      </w:r>
+    </w:p>
+    <w:p>
+      <w:pPr/>
+      <w:r>
+        <w:rPr>
+          <w:lang w:val="hi_IN" w:bidi="hi_IN"/>
+        </w:rPr>
+      </w:r>
+      <w:r>
+        <w:rPr>
+          <w:b/>
+          <w:lang w:val="hi_IN" w:bidi="hi_IN"/>
+        </w:rPr>
         <w:t>"हम उसकी देह के अंग हैं"</w:t>
       </w:r>
     </w:p>
@@ -34293,6 +39233,21 @@
           <w:b/>
           <w:lang w:val="hi_IN" w:bidi="hi_IN"/>
         </w:rPr>
+        <w:t>ἀντὶ τούτου</w:t>
+      </w:r>
+    </w:p>
+    <w:p>
+      <w:pPr/>
+      <w:r>
+        <w:rPr>
+          <w:lang w:val="hi_IN" w:bidi="hi_IN"/>
+        </w:rPr>
+      </w:r>
+      <w:r>
+        <w:rPr>
+          <w:b/>
+          <w:lang w:val="hi_IN" w:bidi="hi_IN"/>
+        </w:rPr>
         <w:t>"इस कारण"</w:t>
       </w:r>
     </w:p>
@@ -34515,6 +39470,21 @@
           <w:b/>
           <w:lang w:val="hi_IN" w:bidi="hi_IN"/>
         </w:rPr>
+        <w:t>γάρ</w:t>
+      </w:r>
+    </w:p>
+    <w:p>
+      <w:pPr/>
+      <w:r>
+        <w:rPr>
+          <w:lang w:val="hi_IN" w:bidi="hi_IN"/>
+        </w:rPr>
+      </w:r>
+      <w:r>
+        <w:rPr>
+          <w:b/>
+          <w:lang w:val="hi_IN" w:bidi="hi_IN"/>
+        </w:rPr>
         <w:t>"क्योंकि"</w:t>
       </w:r>
     </w:p>
@@ -34720,6 +39690,21 @@
           <w:b/>
           <w:lang w:val="hi_IN" w:bidi="hi_IN"/>
         </w:rPr>
+        <w:t>ἵνα</w:t>
+      </w:r>
+    </w:p>
+    <w:p>
+      <w:pPr/>
+      <w:r>
+        <w:rPr>
+          <w:lang w:val="hi_IN" w:bidi="hi_IN"/>
+        </w:rPr>
+      </w:r>
+      <w:r>
+        <w:rPr>
+          <w:b/>
+          <w:lang w:val="hi_IN" w:bidi="hi_IN"/>
+        </w:rPr>
         <w:t>"कि"</w:t>
       </w:r>
     </w:p>
@@ -34816,6 +39801,21 @@
           <w:b/>
           <w:lang w:val="hi_IN" w:bidi="hi_IN"/>
         </w:rPr>
+        <w:t>μὴ παροργίζετε τὰ τέκνα ὑμῶν</w:t>
+      </w:r>
+    </w:p>
+    <w:p>
+      <w:pPr/>
+      <w:r>
+        <w:rPr>
+          <w:lang w:val="hi_IN" w:bidi="hi_IN"/>
+        </w:rPr>
+      </w:r>
+      <w:r>
+        <w:rPr>
+          <w:b/>
+          <w:lang w:val="hi_IN" w:bidi="hi_IN"/>
+        </w:rPr>
         <w:t>"अपने बच्चों को रिस न दिलाओ"</w:t>
       </w:r>
     </w:p>
@@ -34879,6 +39879,21 @@
           <w:b/>
           <w:lang w:val="hi_IN" w:bidi="hi_IN"/>
         </w:rPr>
+        <w:t>ἀλλὰ</w:t>
+      </w:r>
+    </w:p>
+    <w:p>
+      <w:pPr/>
+      <w:r>
+        <w:rPr>
+          <w:lang w:val="hi_IN" w:bidi="hi_IN"/>
+        </w:rPr>
+      </w:r>
+      <w:r>
+        <w:rPr>
+          <w:b/>
+          <w:lang w:val="hi_IN" w:bidi="hi_IN"/>
+        </w:rPr>
         <w:t>"परन्तु"</w:t>
       </w:r>
     </w:p>
@@ -34975,6 +39990,21 @@
           <w:b/>
           <w:lang w:val="hi_IN" w:bidi="hi_IN"/>
         </w:rPr>
+        <w:t>ἐκτρέφετε αὐτὰ ἐν παιδείᾳ καὶ νουθεσίᾳ Κυρίου</w:t>
+      </w:r>
+    </w:p>
+    <w:p>
+      <w:pPr/>
+      <w:r>
+        <w:rPr>
+          <w:lang w:val="hi_IN" w:bidi="hi_IN"/>
+        </w:rPr>
+      </w:r>
+      <w:r>
+        <w:rPr>
+          <w:b/>
+          <w:lang w:val="hi_IN" w:bidi="hi_IN"/>
+        </w:rPr>
         <w:t>"प्रभु की शिक्षा, और चेतावनी देते हुए, उनका करो"</w:t>
       </w:r>
     </w:p>
@@ -35084,6 +40114,21 @@
           <w:b/>
           <w:lang w:val="hi_IN" w:bidi="hi_IN"/>
         </w:rPr>
+        <w:t>φόβου καὶ τρόμου</w:t>
+      </w:r>
+    </w:p>
+    <w:p>
+      <w:pPr/>
+      <w:r>
+        <w:rPr>
+          <w:lang w:val="hi_IN" w:bidi="hi_IN"/>
+        </w:rPr>
+      </w:r>
+      <w:r>
+        <w:rPr>
+          <w:b/>
+          <w:lang w:val="hi_IN" w:bidi="hi_IN"/>
+        </w:rPr>
         <w:t>"डरते, और काँपते"</w:t>
       </w:r>
     </w:p>
@@ -35180,6 +40225,21 @@
           <w:b/>
           <w:lang w:val="hi_IN" w:bidi="hi_IN"/>
         </w:rPr>
+        <w:t>καὶ τρόμου</w:t>
+      </w:r>
+    </w:p>
+    <w:p>
+      <w:pPr/>
+      <w:r>
+        <w:rPr>
+          <w:lang w:val="hi_IN" w:bidi="hi_IN"/>
+        </w:rPr>
+      </w:r>
+      <w:r>
+        <w:rPr>
+          <w:b/>
+          <w:lang w:val="hi_IN" w:bidi="hi_IN"/>
+        </w:rPr>
         <w:t>"और काँपते"</w:t>
       </w:r>
     </w:p>
@@ -35276,6 +40336,21 @@
           <w:b/>
           <w:lang w:val="hi_IN" w:bidi="hi_IN"/>
         </w:rPr>
+        <w:t>ἐν ἁπλότητι τῆς καρδίας ὑμῶν</w:t>
+      </w:r>
+    </w:p>
+    <w:p>
+      <w:pPr/>
+      <w:r>
+        <w:rPr>
+          <w:lang w:val="hi_IN" w:bidi="hi_IN"/>
+        </w:rPr>
+      </w:r>
+      <w:r>
+        <w:rPr>
+          <w:b/>
+          <w:lang w:val="hi_IN" w:bidi="hi_IN"/>
+        </w:rPr>
         <w:t>"तुम्हारे"</w:t>
       </w:r>
       <w:r>
@@ -35398,6 +40473,21 @@
           <w:b/>
           <w:lang w:val="hi_IN" w:bidi="hi_IN"/>
         </w:rPr>
+        <w:t>ἐν ἁπλότητι</w:t>
+      </w:r>
+    </w:p>
+    <w:p>
+      <w:pPr/>
+      <w:r>
+        <w:rPr>
+          <w:lang w:val="hi_IN" w:bidi="hi_IN"/>
+        </w:rPr>
+      </w:r>
+      <w:r>
+        <w:rPr>
+          <w:b/>
+          <w:lang w:val="hi_IN" w:bidi="hi_IN"/>
+        </w:rPr>
         <w:t>"सिधाई से"</w:t>
       </w:r>
       <w:r>
@@ -35501,6 +40591,21 @@
           <w:b/>
           <w:lang w:val="hi_IN" w:bidi="hi_IN"/>
         </w:rPr>
+        <w:t>ὡς τῷ Χριστῷ</w:t>
+      </w:r>
+    </w:p>
+    <w:p>
+      <w:pPr/>
+      <w:r>
+        <w:rPr>
+          <w:lang w:val="hi_IN" w:bidi="hi_IN"/>
+        </w:rPr>
+      </w:r>
+      <w:r>
+        <w:rPr>
+          <w:b/>
+          <w:lang w:val="hi_IN" w:bidi="hi_IN"/>
+        </w:rPr>
         <w:t>"जैसे मसीह की, वैसे ही"</w:t>
       </w:r>
     </w:p>
@@ -35584,6 +40689,21 @@
           <w:b/>
           <w:lang w:val="hi_IN" w:bidi="hi_IN"/>
         </w:rPr>
+        <w:t>ἀλλ’</w:t>
+      </w:r>
+    </w:p>
+    <w:p>
+      <w:pPr/>
+      <w:r>
+        <w:rPr>
+          <w:lang w:val="hi_IN" w:bidi="hi_IN"/>
+        </w:rPr>
+      </w:r>
+      <w:r>
+        <w:rPr>
+          <w:b/>
+          <w:lang w:val="hi_IN" w:bidi="hi_IN"/>
+        </w:rPr>
         <w:t>"पर"</w:t>
       </w:r>
     </w:p>
@@ -35680,6 +40800,21 @@
           <w:b/>
           <w:lang w:val="hi_IN" w:bidi="hi_IN"/>
         </w:rPr>
+        <w:t>ὡς δοῦλοι Χριστοῦ</w:t>
+      </w:r>
+    </w:p>
+    <w:p>
+      <w:pPr/>
+      <w:r>
+        <w:rPr>
+          <w:lang w:val="hi_IN" w:bidi="hi_IN"/>
+        </w:rPr>
+      </w:r>
+      <w:r>
+        <w:rPr>
+          <w:b/>
+          <w:lang w:val="hi_IN" w:bidi="hi_IN"/>
+        </w:rPr>
         <w:t>"मसीह के दासों के समान"</w:t>
       </w:r>
     </w:p>
@@ -35743,6 +40878,21 @@
           <w:b/>
           <w:lang w:val="hi_IN" w:bidi="hi_IN"/>
         </w:rPr>
+        <w:t>ἐκ ψυχῆς</w:t>
+      </w:r>
+    </w:p>
+    <w:p>
+      <w:pPr/>
+      <w:r>
+        <w:rPr>
+          <w:lang w:val="hi_IN" w:bidi="hi_IN"/>
+        </w:rPr>
+      </w:r>
+      <w:r>
+        <w:rPr>
+          <w:b/>
+          <w:lang w:val="hi_IN" w:bidi="hi_IN"/>
+        </w:rPr>
         <w:t>"मन से"</w:t>
       </w:r>
     </w:p>
@@ -35839,6 +40989,21 @@
           <w:b/>
           <w:lang w:val="hi_IN" w:bidi="hi_IN"/>
         </w:rPr>
+        <w:t>τὰ αὐτὰ ποιεῖτε πρὸς αὐτούς</w:t>
+      </w:r>
+    </w:p>
+    <w:p>
+      <w:pPr/>
+      <w:r>
+        <w:rPr>
+          <w:lang w:val="hi_IN" w:bidi="hi_IN"/>
+        </w:rPr>
+      </w:r>
+      <w:r>
+        <w:rPr>
+          <w:b/>
+          <w:lang w:val="hi_IN" w:bidi="hi_IN"/>
+        </w:rPr>
         <w:t>"उनके साथ वैसा ही व्यवहार करो"</w:t>
       </w:r>
     </w:p>
@@ -35868,7 +41033,7 @@
         </w:rPr>
         <w:t xml:space="preserve"> इसका सन्दर्भ पूर्वोक्त पद, ""यदि वह कोई अच्छा काम करता है"" (</w:t>
       </w:r>
-      <w:hyperlink r:id="rId22">
+      <w:hyperlink r:id="rId24">
         <w:r>
           <w:rPr>
             <w:lang w:val="hi_IN" w:bidi="hi_IN"/>
@@ -35953,6 +41118,21 @@
           <w:b/>
           <w:lang w:val="hi_IN" w:bidi="hi_IN"/>
         </w:rPr>
+        <w:t>εἰδότες ὅτι καὶ αὐτῶν καὶ ὑμῶν ὁ Κύριός ἐστιν ἐν οὐρανοῖς</w:t>
+      </w:r>
+    </w:p>
+    <w:p>
+      <w:pPr/>
+      <w:r>
+        <w:rPr>
+          <w:lang w:val="hi_IN" w:bidi="hi_IN"/>
+        </w:rPr>
+      </w:r>
+      <w:r>
+        <w:rPr>
+          <w:b/>
+          <w:lang w:val="hi_IN" w:bidi="hi_IN"/>
+        </w:rPr>
         <w:t>"हे स्वामियों,"</w:t>
       </w:r>
       <w:r>
@@ -36029,6 +41209,21 @@
           <w:b/>
           <w:lang w:val="hi_IN" w:bidi="hi_IN"/>
         </w:rPr>
+        <w:t>προσωπολημψία οὐκ ἔστιν παρ’ αὐτῷ</w:t>
+      </w:r>
+    </w:p>
+    <w:p>
+      <w:pPr/>
+      <w:r>
+        <w:rPr>
+          <w:lang w:val="hi_IN" w:bidi="hi_IN"/>
+        </w:rPr>
+      </w:r>
+      <w:r>
+        <w:rPr>
+          <w:b/>
+          <w:lang w:val="hi_IN" w:bidi="hi_IN"/>
+        </w:rPr>
         <w:t>"हे स्वामियों, तुम भी"</w:t>
       </w:r>
       <w:r>
@@ -36197,7 +41392,7 @@
         </w:rPr>
         <w:t xml:space="preserve">"ये दो शब्द अर्थ में अत्यधिक समानार्थक हैं। एक साथ रखने पर वे एक दूसरे को प्रभावी बनाते हैं। वैकल्पिक अनुवाद: ""उसकी महान सामर्थ्य"" देखें कि </w:t>
       </w:r>
-      <w:hyperlink r:id="rId23">
+      <w:hyperlink r:id="rId25">
         <w:r>
           <w:rPr>
             <w:lang w:val="hi_IN" w:bidi="hi_IN"/>
@@ -36282,6 +41477,21 @@
           <w:b/>
           <w:lang w:val="hi_IN" w:bidi="hi_IN"/>
         </w:rPr>
+        <w:t>ἐνδύσασθε τὴν πανοπλίαν τοῦ Θεοῦ, πρὸς τὸ δύνασθαι ὑμᾶς στῆναι πρὸς τὰς μεθοδίας τοῦ διαβόλου</w:t>
+      </w:r>
+    </w:p>
+    <w:p>
+      <w:pPr/>
+      <w:r>
+        <w:rPr>
+          <w:lang w:val="hi_IN" w:bidi="hi_IN"/>
+        </w:rPr>
+      </w:r>
+      <w:r>
+        <w:rPr>
+          <w:b/>
+          <w:lang w:val="hi_IN" w:bidi="hi_IN"/>
+        </w:rPr>
         <w:t>"परमेश्वर के सारे हथियार बाँध लो कि तुम शैतान की युक्तियों के सामने खड़े रह सको"</w:t>
       </w:r>
     </w:p>
@@ -36365,6 +41575,21 @@
           <w:b/>
           <w:lang w:val="hi_IN" w:bidi="hi_IN"/>
         </w:rPr>
+        <w:t>τὰς μεθοδίας</w:t>
+      </w:r>
+    </w:p>
+    <w:p>
+      <w:pPr/>
+      <w:r>
+        <w:rPr>
+          <w:lang w:val="hi_IN" w:bidi="hi_IN"/>
+        </w:rPr>
+      </w:r>
+      <w:r>
+        <w:rPr>
+          <w:b/>
+          <w:lang w:val="hi_IN" w:bidi="hi_IN"/>
+        </w:rPr>
         <w:t>"युक्तियों के"</w:t>
       </w:r>
     </w:p>
@@ -36428,6 +41653,21 @@
           <w:b/>
           <w:lang w:val="hi_IN" w:bidi="hi_IN"/>
         </w:rPr>
+        <w:t>ὅτι</w:t>
+      </w:r>
+    </w:p>
+    <w:p>
+      <w:pPr/>
+      <w:r>
+        <w:rPr>
+          <w:lang w:val="hi_IN" w:bidi="hi_IN"/>
+        </w:rPr>
+      </w:r>
+      <w:r>
+        <w:rPr>
+          <w:b/>
+          <w:lang w:val="hi_IN" w:bidi="hi_IN"/>
+        </w:rPr>
         <w:t>"क्योंकि"</w:t>
       </w:r>
     </w:p>
@@ -36524,6 +41764,21 @@
           <w:b/>
           <w:lang w:val="hi_IN" w:bidi="hi_IN"/>
         </w:rPr>
+        <w:t>αἷμα καὶ σάρκα</w:t>
+      </w:r>
+    </w:p>
+    <w:p>
+      <w:pPr/>
+      <w:r>
+        <w:rPr>
+          <w:lang w:val="hi_IN" w:bidi="hi_IN"/>
+        </w:rPr>
+      </w:r>
+      <w:r>
+        <w:rPr>
+          <w:b/>
+          <w:lang w:val="hi_IN" w:bidi="hi_IN"/>
+        </w:rPr>
         <w:t>"लहू और माँस से"</w:t>
       </w:r>
     </w:p>
@@ -36607,6 +41862,21 @@
           <w:b/>
           <w:lang w:val="hi_IN" w:bidi="hi_IN"/>
         </w:rPr>
+        <w:t>ἀλλὰ</w:t>
+      </w:r>
+    </w:p>
+    <w:p>
+      <w:pPr/>
+      <w:r>
+        <w:rPr>
+          <w:lang w:val="hi_IN" w:bidi="hi_IN"/>
+        </w:rPr>
+      </w:r>
+      <w:r>
+        <w:rPr>
+          <w:b/>
+          <w:lang w:val="hi_IN" w:bidi="hi_IN"/>
+        </w:rPr>
         <w:t>"परन्तु"</w:t>
       </w:r>
     </w:p>
@@ -36799,6 +42069,21 @@
           <w:b/>
           <w:lang w:val="hi_IN" w:bidi="hi_IN"/>
         </w:rPr>
+        <w:t>τοῦ σκότους τούτου</w:t>
+      </w:r>
+    </w:p>
+    <w:p>
+      <w:pPr/>
+      <w:r>
+        <w:rPr>
+          <w:lang w:val="hi_IN" w:bidi="hi_IN"/>
+        </w:rPr>
+      </w:r>
+      <w:r>
+        <w:rPr>
+          <w:b/>
+          <w:lang w:val="hi_IN" w:bidi="hi_IN"/>
+        </w:rPr>
         <w:t>"और इस संसार"</w:t>
       </w:r>
       <w:r>
@@ -36908,6 +42193,21 @@
           <w:b/>
           <w:lang w:val="hi_IN" w:bidi="hi_IN"/>
         </w:rPr>
+        <w:t>διὰ τοῦτο, ἀναλάβετε τὴν πανοπλίαν τοῦ Θεοῦ</w:t>
+      </w:r>
+    </w:p>
+    <w:p>
+      <w:pPr/>
+      <w:r>
+        <w:rPr>
+          <w:lang w:val="hi_IN" w:bidi="hi_IN"/>
+        </w:rPr>
+      </w:r>
+      <w:r>
+        <w:rPr>
+          <w:b/>
+          <w:lang w:val="hi_IN" w:bidi="hi_IN"/>
+        </w:rPr>
         <w:t>"इसलिए परमेश्वर के सारे हथियार बाँध लो"</w:t>
       </w:r>
     </w:p>
@@ -36991,6 +42291,21 @@
           <w:b/>
           <w:lang w:val="hi_IN" w:bidi="hi_IN"/>
         </w:rPr>
+        <w:t>διὰ τοῦτο</w:t>
+      </w:r>
+    </w:p>
+    <w:p>
+      <w:pPr/>
+      <w:r>
+        <w:rPr>
+          <w:lang w:val="hi_IN" w:bidi="hi_IN"/>
+        </w:rPr>
+      </w:r>
+      <w:r>
+        <w:rPr>
+          <w:b/>
+          <w:lang w:val="hi_IN" w:bidi="hi_IN"/>
+        </w:rPr>
         <w:t>"इसलिए"</w:t>
       </w:r>
     </w:p>
@@ -37087,6 +42402,21 @@
           <w:b/>
           <w:lang w:val="hi_IN" w:bidi="hi_IN"/>
         </w:rPr>
+        <w:t>ἵνα δυνηθῆτε ἀντιστῆναι ἐν τῇ ἡμέρᾳ τῇ πονηρᾷ</w:t>
+      </w:r>
+    </w:p>
+    <w:p>
+      <w:pPr/>
+      <w:r>
+        <w:rPr>
+          <w:lang w:val="hi_IN" w:bidi="hi_IN"/>
+        </w:rPr>
+      </w:r>
+      <w:r>
+        <w:rPr>
+          <w:b/>
+          <w:lang w:val="hi_IN" w:bidi="hi_IN"/>
+        </w:rPr>
         <w:t>"कि तुम बुरे दिन में सामना कर सको"</w:t>
       </w:r>
     </w:p>
@@ -37183,6 +42513,21 @@
           <w:b/>
           <w:lang w:val="hi_IN" w:bidi="hi_IN"/>
         </w:rPr>
+        <w:t>ἵνα δυνηθῆτε ἀντιστῆναι</w:t>
+      </w:r>
+    </w:p>
+    <w:p>
+      <w:pPr/>
+      <w:r>
+        <w:rPr>
+          <w:lang w:val="hi_IN" w:bidi="hi_IN"/>
+        </w:rPr>
+      </w:r>
+      <w:r>
+        <w:rPr>
+          <w:b/>
+          <w:lang w:val="hi_IN" w:bidi="hi_IN"/>
+        </w:rPr>
         <w:t>"कि तुम"</w:t>
       </w:r>
       <w:r>
@@ -37279,6 +42624,21 @@
           <w:b/>
           <w:lang w:val="hi_IN" w:bidi="hi_IN"/>
         </w:rPr>
+        <w:t>ἵνα</w:t>
+      </w:r>
+    </w:p>
+    <w:p>
+      <w:pPr/>
+      <w:r>
+        <w:rPr>
+          <w:lang w:val="hi_IN" w:bidi="hi_IN"/>
+        </w:rPr>
+      </w:r>
+      <w:r>
+        <w:rPr>
+          <w:b/>
+          <w:lang w:val="hi_IN" w:bidi="hi_IN"/>
+        </w:rPr>
         <w:t>"कि"</w:t>
       </w:r>
     </w:p>
@@ -37375,6 +42735,21 @@
           <w:b/>
           <w:lang w:val="hi_IN" w:bidi="hi_IN"/>
         </w:rPr>
+        <w:t>στῆτε οὖν</w:t>
+      </w:r>
+    </w:p>
+    <w:p>
+      <w:pPr/>
+      <w:r>
+        <w:rPr>
+          <w:lang w:val="hi_IN" w:bidi="hi_IN"/>
+        </w:rPr>
+      </w:r>
+      <w:r>
+        <w:rPr>
+          <w:b/>
+          <w:lang w:val="hi_IN" w:bidi="hi_IN"/>
+        </w:rPr>
         <w:t>"इसलिए"</w:t>
       </w:r>
       <w:r>
@@ -37443,7 +42818,7 @@
         </w:rPr>
         <w:t xml:space="preserve"> का अनुवाद </w:t>
       </w:r>
-      <w:hyperlink r:id="rId24">
+      <w:hyperlink r:id="rId26">
         <w:r>
           <w:rPr>
             <w:lang w:val="hi_IN" w:bidi="hi_IN"/>
@@ -37528,6 +42903,21 @@
           <w:b/>
           <w:lang w:val="hi_IN" w:bidi="hi_IN"/>
         </w:rPr>
+        <w:t>οὖν</w:t>
+      </w:r>
+    </w:p>
+    <w:p>
+      <w:pPr/>
+      <w:r>
+        <w:rPr>
+          <w:lang w:val="hi_IN" w:bidi="hi_IN"/>
+        </w:rPr>
+      </w:r>
+      <w:r>
+        <w:rPr>
+          <w:b/>
+          <w:lang w:val="hi_IN" w:bidi="hi_IN"/>
+        </w:rPr>
         <w:t>"इसलिए"</w:t>
       </w:r>
       <w:r>
@@ -37733,6 +43123,21 @@
           <w:b/>
           <w:lang w:val="hi_IN" w:bidi="hi_IN"/>
         </w:rPr>
+        <w:t>ἀληθείᾳ</w:t>
+      </w:r>
+    </w:p>
+    <w:p>
+      <w:pPr/>
+      <w:r>
+        <w:rPr>
+          <w:lang w:val="hi_IN" w:bidi="hi_IN"/>
+        </w:rPr>
+      </w:r>
+      <w:r>
+        <w:rPr>
+          <w:b/>
+          <w:lang w:val="hi_IN" w:bidi="hi_IN"/>
+        </w:rPr>
         <w:t>"सत्य से"</w:t>
       </w:r>
     </w:p>
@@ -37823,6 +43228,21 @@
           <w:b/>
           <w:lang w:val="hi_IN" w:bidi="hi_IN"/>
         </w:rPr>
+        <w:t>ἐνδυσάμενοι τὸν θώρακα τῆς δικαιοσύνης</w:t>
+      </w:r>
+    </w:p>
+    <w:p>
+      <w:pPr/>
+      <w:r>
+        <w:rPr>
+          <w:lang w:val="hi_IN" w:bidi="hi_IN"/>
+        </w:rPr>
+      </w:r>
+      <w:r>
+        <w:rPr>
+          <w:b/>
+          <w:lang w:val="hi_IN" w:bidi="hi_IN"/>
+        </w:rPr>
         <w:t>"इसलिए"</w:t>
       </w:r>
       <w:r>
@@ -37919,6 +43339,21 @@
           <w:b/>
           <w:lang w:val="hi_IN" w:bidi="hi_IN"/>
         </w:rPr>
+        <w:t>δικαιοσύνης</w:t>
+      </w:r>
+    </w:p>
+    <w:p>
+      <w:pPr/>
+      <w:r>
+        <w:rPr>
+          <w:lang w:val="hi_IN" w:bidi="hi_IN"/>
+        </w:rPr>
+      </w:r>
+      <w:r>
+        <w:rPr>
+          <w:b/>
+          <w:lang w:val="hi_IN" w:bidi="hi_IN"/>
+        </w:rPr>
         <w:t>"धार्मिकता की"</w:t>
       </w:r>
     </w:p>
@@ -38009,6 +43444,21 @@
           <w:b/>
           <w:lang w:val="hi_IN" w:bidi="hi_IN"/>
         </w:rPr>
+        <w:t>ὑποδησάμενοι τοὺς πόδας ἐν ἑτοιμασίᾳ τοῦ εὐαγγελίου τῆς εἰρήνης</w:t>
+      </w:r>
+    </w:p>
+    <w:p>
+      <w:pPr/>
+      <w:r>
+        <w:rPr>
+          <w:lang w:val="hi_IN" w:bidi="hi_IN"/>
+        </w:rPr>
+      </w:r>
+      <w:r>
+        <w:rPr>
+          <w:b/>
+          <w:lang w:val="hi_IN" w:bidi="hi_IN"/>
+        </w:rPr>
         <w:t>"पाँवों में मेल के सुसमाचार की तैयारी के जूते पहनकर"</w:t>
       </w:r>
     </w:p>
@@ -38092,6 +43542,21 @@
           <w:b/>
           <w:lang w:val="hi_IN" w:bidi="hi_IN"/>
         </w:rPr>
+        <w:t>εἰρήνης</w:t>
+      </w:r>
+    </w:p>
+    <w:p>
+      <w:pPr/>
+      <w:r>
+        <w:rPr>
+          <w:lang w:val="hi_IN" w:bidi="hi_IN"/>
+        </w:rPr>
+      </w:r>
+      <w:r>
+        <w:rPr>
+          <w:b/>
+          <w:lang w:val="hi_IN" w:bidi="hi_IN"/>
+        </w:rPr>
         <w:t>"मेल के"</w:t>
       </w:r>
     </w:p>
@@ -38182,6 +43647,21 @@
           <w:b/>
           <w:lang w:val="hi_IN" w:bidi="hi_IN"/>
         </w:rPr>
+        <w:t>ἐν πᾶσιν ἀναλαβόντες τὸν θυρεὸν τῆς πίστεως</w:t>
+      </w:r>
+    </w:p>
+    <w:p>
+      <w:pPr/>
+      <w:r>
+        <w:rPr>
+          <w:lang w:val="hi_IN" w:bidi="hi_IN"/>
+        </w:rPr>
+      </w:r>
+      <w:r>
+        <w:rPr>
+          <w:b/>
+          <w:lang w:val="hi_IN" w:bidi="hi_IN"/>
+        </w:rPr>
         <w:t>"और उन सब के साथ विश्वास की ढाल लेकर"</w:t>
       </w:r>
     </w:p>
@@ -38265,6 +43745,21 @@
           <w:b/>
           <w:lang w:val="hi_IN" w:bidi="hi_IN"/>
         </w:rPr>
+        <w:t>τῆς πίστεως</w:t>
+      </w:r>
+    </w:p>
+    <w:p>
+      <w:pPr/>
+      <w:r>
+        <w:rPr>
+          <w:lang w:val="hi_IN" w:bidi="hi_IN"/>
+        </w:rPr>
+      </w:r>
+      <w:r>
+        <w:rPr>
+          <w:b/>
+          <w:lang w:val="hi_IN" w:bidi="hi_IN"/>
+        </w:rPr>
         <w:t>"विश्वास की"</w:t>
       </w:r>
     </w:p>
@@ -38355,6 +43850,21 @@
           <w:b/>
           <w:lang w:val="hi_IN" w:bidi="hi_IN"/>
         </w:rPr>
+        <w:t>τὰ βέλη τοῦ πονηροῦ πεπυρωμένα</w:t>
+      </w:r>
+    </w:p>
+    <w:p>
+      <w:pPr/>
+      <w:r>
+        <w:rPr>
+          <w:lang w:val="hi_IN" w:bidi="hi_IN"/>
+        </w:rPr>
+      </w:r>
+      <w:r>
+        <w:rPr>
+          <w:b/>
+          <w:lang w:val="hi_IN" w:bidi="hi_IN"/>
+        </w:rPr>
         <w:t>"दुष्ट के"</w:t>
       </w:r>
       <w:r>
@@ -38451,6 +43961,21 @@
           <w:b/>
           <w:lang w:val="hi_IN" w:bidi="hi_IN"/>
         </w:rPr>
+        <w:t>τὴν περικεφαλαίαν τοῦ σωτηρίου δέξασθε</w:t>
+      </w:r>
+    </w:p>
+    <w:p>
+      <w:pPr/>
+      <w:r>
+        <w:rPr>
+          <w:lang w:val="hi_IN" w:bidi="hi_IN"/>
+        </w:rPr>
+      </w:r>
+      <w:r>
+        <w:rPr>
+          <w:b/>
+          <w:lang w:val="hi_IN" w:bidi="hi_IN"/>
+        </w:rPr>
         <w:t>"उद्धार का टोप,"</w:t>
       </w:r>
       <w:r>
@@ -38560,6 +44085,21 @@
           <w:b/>
           <w:lang w:val="hi_IN" w:bidi="hi_IN"/>
         </w:rPr>
+        <w:t>τοῦ σωτηρίου</w:t>
+      </w:r>
+    </w:p>
+    <w:p>
+      <w:pPr/>
+      <w:r>
+        <w:rPr>
+          <w:lang w:val="hi_IN" w:bidi="hi_IN"/>
+        </w:rPr>
+      </w:r>
+      <w:r>
+        <w:rPr>
+          <w:b/>
+          <w:lang w:val="hi_IN" w:bidi="hi_IN"/>
+        </w:rPr>
         <w:t>"उद्धार का"</w:t>
       </w:r>
     </w:p>
@@ -38650,6 +44190,21 @@
           <w:b/>
           <w:lang w:val="hi_IN" w:bidi="hi_IN"/>
         </w:rPr>
+        <w:t>τὴν μάχαιραν τοῦ Πνεύματος, ὅ ἐστιν ῥῆμα Θεοῦ</w:t>
+      </w:r>
+    </w:p>
+    <w:p>
+      <w:pPr/>
+      <w:r>
+        <w:rPr>
+          <w:lang w:val="hi_IN" w:bidi="hi_IN"/>
+        </w:rPr>
+      </w:r>
+      <w:r>
+        <w:rPr>
+          <w:b/>
+          <w:lang w:val="hi_IN" w:bidi="hi_IN"/>
+        </w:rPr>
         <w:t>"आत्मा की तलवार"</w:t>
       </w:r>
       <w:r>
@@ -38746,6 +44301,21 @@
           <w:b/>
           <w:lang w:val="hi_IN" w:bidi="hi_IN"/>
         </w:rPr>
+        <w:t>διὰ πάσης προσευχῆς καὶ δεήσεως, προσευχόμενοι ἐν παντὶ καιρῷ ἐν Πνεύματι</w:t>
+      </w:r>
+    </w:p>
+    <w:p>
+      <w:pPr/>
+      <w:r>
+        <w:rPr>
+          <w:lang w:val="hi_IN" w:bidi="hi_IN"/>
+        </w:rPr>
+      </w:r>
+      <w:r>
+        <w:rPr>
+          <w:b/>
+          <w:lang w:val="hi_IN" w:bidi="hi_IN"/>
+        </w:rPr>
         <w:t>"और हर समय और हर प्रकार से आत्मा में प्रार्थना"</w:t>
       </w:r>
       <w:r>
@@ -38848,6 +44418,21 @@
           <w:b/>
           <w:lang w:val="hi_IN" w:bidi="hi_IN"/>
         </w:rPr>
+        <w:t>εἰς αὐτὸ</w:t>
+      </w:r>
+    </w:p>
+    <w:p>
+      <w:pPr/>
+      <w:r>
+        <w:rPr>
+          <w:lang w:val="hi_IN" w:bidi="hi_IN"/>
+        </w:rPr>
+      </w:r>
+      <w:r>
+        <w:rPr>
+          <w:b/>
+          <w:lang w:val="hi_IN" w:bidi="hi_IN"/>
+        </w:rPr>
         <w:t>"कि"</w:t>
       </w:r>
     </w:p>
@@ -38944,6 +44529,21 @@
           <w:b/>
           <w:lang w:val="hi_IN" w:bidi="hi_IN"/>
         </w:rPr>
+        <w:t>ἀγρυπνοῦντες ἐν πάσῃ προσκαρτερήσει καὶ δεήσει περὶ πάντων τῶν ἁγίων</w:t>
+      </w:r>
+    </w:p>
+    <w:p>
+      <w:pPr/>
+      <w:r>
+        <w:rPr>
+          <w:lang w:val="hi_IN" w:bidi="hi_IN"/>
+        </w:rPr>
+      </w:r>
+      <w:r>
+        <w:rPr>
+          <w:b/>
+          <w:lang w:val="hi_IN" w:bidi="hi_IN"/>
+        </w:rPr>
         <w:t>"और"</w:t>
       </w:r>
       <w:r>
@@ -39142,6 +44742,21 @@
           <w:b/>
           <w:lang w:val="hi_IN" w:bidi="hi_IN"/>
         </w:rPr>
+        <w:t>ἵνα μοι δοθῇ λόγος</w:t>
+      </w:r>
+    </w:p>
+    <w:p>
+      <w:pPr/>
+      <w:r>
+        <w:rPr>
+          <w:lang w:val="hi_IN" w:bidi="hi_IN"/>
+        </w:rPr>
+      </w:r>
+      <w:r>
+        <w:rPr>
+          <w:b/>
+          <w:lang w:val="hi_IN" w:bidi="hi_IN"/>
+        </w:rPr>
         <w:t>"मुझे"</w:t>
       </w:r>
       <w:r>
@@ -39238,6 +44853,21 @@
           <w:b/>
           <w:lang w:val="hi_IN" w:bidi="hi_IN"/>
         </w:rPr>
+        <w:t>ἵνα</w:t>
+      </w:r>
+    </w:p>
+    <w:p>
+      <w:pPr/>
+      <w:r>
+        <w:rPr>
+          <w:lang w:val="hi_IN" w:bidi="hi_IN"/>
+        </w:rPr>
+      </w:r>
+      <w:r>
+        <w:rPr>
+          <w:b/>
+          <w:lang w:val="hi_IN" w:bidi="hi_IN"/>
+        </w:rPr>
         <w:t>"ऐसा"</w:t>
       </w:r>
       <w:r>
@@ -39443,6 +45073,21 @@
           <w:b/>
           <w:lang w:val="hi_IN" w:bidi="hi_IN"/>
         </w:rPr>
+        <w:t>ὑπὲρ οὗ πρεσβεύω ἐν ἁλύσει</w:t>
+      </w:r>
+    </w:p>
+    <w:p>
+      <w:pPr/>
+      <w:r>
+        <w:rPr>
+          <w:lang w:val="hi_IN" w:bidi="hi_IN"/>
+        </w:rPr>
+      </w:r>
+      <w:r>
+        <w:rPr>
+          <w:b/>
+          <w:lang w:val="hi_IN" w:bidi="hi_IN"/>
+        </w:rPr>
         <w:t>"जिसके लिये मैं जंजीर से"</w:t>
       </w:r>
       <w:r>
@@ -39559,6 +45204,21 @@
           <w:b/>
           <w:lang w:val="hi_IN" w:bidi="hi_IN"/>
         </w:rPr>
+        <w:t>ἵνα ἐν αὐτῷ παρρησιάσωμαι, ὡς δεῖ με λαλῆσαι</w:t>
+      </w:r>
+    </w:p>
+    <w:p>
+      <w:pPr/>
+      <w:r>
+        <w:rPr>
+          <w:lang w:val="hi_IN" w:bidi="hi_IN"/>
+        </w:rPr>
+      </w:r>
+      <w:r>
+        <w:rPr>
+          <w:b/>
+          <w:lang w:val="hi_IN" w:bidi="hi_IN"/>
+        </w:rPr>
         <w:t>"जकड़ा हुआ"</w:t>
       </w:r>
       <w:r>
@@ -39681,6 +45341,21 @@
           <w:b/>
           <w:lang w:val="hi_IN" w:bidi="hi_IN"/>
         </w:rPr>
+        <w:t>ἵνα</w:t>
+      </w:r>
+    </w:p>
+    <w:p>
+      <w:pPr/>
+      <w:r>
+        <w:rPr>
+          <w:lang w:val="hi_IN" w:bidi="hi_IN"/>
+        </w:rPr>
+      </w:r>
+      <w:r>
+        <w:rPr>
+          <w:b/>
+          <w:lang w:val="hi_IN" w:bidi="hi_IN"/>
+        </w:rPr>
         <w:t>"जकड़ा हुआ"</w:t>
       </w:r>
     </w:p>
@@ -39777,6 +45452,21 @@
           <w:b/>
           <w:lang w:val="hi_IN" w:bidi="hi_IN"/>
         </w:rPr>
+        <w:t>ἐν αὐτῷ</w:t>
+      </w:r>
+    </w:p>
+    <w:p>
+      <w:pPr/>
+      <w:r>
+        <w:rPr>
+          <w:lang w:val="hi_IN" w:bidi="hi_IN"/>
+        </w:rPr>
+      </w:r>
+      <w:r>
+        <w:rPr>
+          <w:b/>
+          <w:lang w:val="hi_IN" w:bidi="hi_IN"/>
+        </w:rPr>
         <w:t>"उसके विषय"</w:t>
       </w:r>
     </w:p>
@@ -39880,6 +45570,21 @@
           <w:b/>
           <w:lang w:val="hi_IN" w:bidi="hi_IN"/>
         </w:rPr>
+        <w:t>ἵνα</w:t>
+      </w:r>
+    </w:p>
+    <w:p>
+      <w:pPr/>
+      <w:r>
+        <w:rPr>
+          <w:lang w:val="hi_IN" w:bidi="hi_IN"/>
+        </w:rPr>
+      </w:r>
+      <w:r>
+        <w:rPr>
+          <w:b/>
+          <w:lang w:val="hi_IN" w:bidi="hi_IN"/>
+        </w:rPr>
         <w:t>"कि"</w:t>
       </w:r>
     </w:p>
@@ -39976,6 +45681,21 @@
           <w:b/>
           <w:lang w:val="hi_IN" w:bidi="hi_IN"/>
         </w:rPr>
+        <w:t>ἀδελφὸς</w:t>
+      </w:r>
+    </w:p>
+    <w:p>
+      <w:pPr/>
+      <w:r>
+        <w:rPr>
+          <w:lang w:val="hi_IN" w:bidi="hi_IN"/>
+        </w:rPr>
+      </w:r>
+      <w:r>
+        <w:rPr>
+          <w:b/>
+          <w:lang w:val="hi_IN" w:bidi="hi_IN"/>
+        </w:rPr>
         <w:t>"भाई"</w:t>
       </w:r>
     </w:p>
@@ -40059,6 +45779,21 @@
           <w:b/>
           <w:lang w:val="hi_IN" w:bidi="hi_IN"/>
         </w:rPr>
+        <w:t>παρακαλέσῃ τὰς καρδίας ὑμῶν</w:t>
+      </w:r>
+    </w:p>
+    <w:p>
+      <w:pPr/>
+      <w:r>
+        <w:rPr>
+          <w:lang w:val="hi_IN" w:bidi="hi_IN"/>
+        </w:rPr>
+      </w:r>
+      <w:r>
+        <w:rPr>
+          <w:b/>
+          <w:lang w:val="hi_IN" w:bidi="hi_IN"/>
+        </w:rPr>
         <w:t>"वह तुम्हारे मनों को शान्ति दे"</w:t>
       </w:r>
     </w:p>
@@ -40155,6 +45890,21 @@
           <w:b/>
           <w:lang w:val="hi_IN" w:bidi="hi_IN"/>
         </w:rPr>
+        <w:t>ἵνα</w:t>
+      </w:r>
+    </w:p>
+    <w:p>
+      <w:pPr/>
+      <w:r>
+        <w:rPr>
+          <w:lang w:val="hi_IN" w:bidi="hi_IN"/>
+        </w:rPr>
+      </w:r>
+      <w:r>
+        <w:rPr>
+          <w:b/>
+          <w:lang w:val="hi_IN" w:bidi="hi_IN"/>
+        </w:rPr>
         <w:t>"कि"</w:t>
       </w:r>
     </w:p>
@@ -40314,6 +46064,21 @@
           <w:b/>
           <w:lang w:val="hi_IN" w:bidi="hi_IN"/>
         </w:rPr>
+        <w:t>εἰρήνη τοῖς ἀδελφοῖς</w:t>
+      </w:r>
+    </w:p>
+    <w:p>
+      <w:pPr/>
+      <w:r>
+        <w:rPr>
+          <w:lang w:val="hi_IN" w:bidi="hi_IN"/>
+        </w:rPr>
+      </w:r>
+      <w:r>
+        <w:rPr>
+          <w:b/>
+          <w:lang w:val="hi_IN" w:bidi="hi_IN"/>
+        </w:rPr>
         <w:t>"शान्ति"</w:t>
       </w:r>
     </w:p>
@@ -40404,6 +46169,21 @@
           <w:b/>
           <w:lang w:val="hi_IN" w:bidi="hi_IN"/>
         </w:rPr>
+        <w:t>τοῖς ἀδελφοῖς</w:t>
+      </w:r>
+    </w:p>
+    <w:p>
+      <w:pPr/>
+      <w:r>
+        <w:rPr>
+          <w:lang w:val="hi_IN" w:bidi="hi_IN"/>
+        </w:rPr>
+      </w:r>
+      <w:r>
+        <w:rPr>
+          <w:b/>
+          <w:lang w:val="hi_IN" w:bidi="hi_IN"/>
+        </w:rPr>
         <w:t>"भाइयों"</w:t>
       </w:r>
     </w:p>
@@ -40487,6 +46267,21 @@
           <w:b/>
           <w:lang w:val="hi_IN" w:bidi="hi_IN"/>
         </w:rPr>
+        <w:t>ἀγάπη</w:t>
+      </w:r>
+    </w:p>
+    <w:p>
+      <w:pPr/>
+      <w:r>
+        <w:rPr>
+          <w:lang w:val="hi_IN" w:bidi="hi_IN"/>
+        </w:rPr>
+      </w:r>
+      <w:r>
+        <w:rPr>
+          <w:b/>
+          <w:lang w:val="hi_IN" w:bidi="hi_IN"/>
+        </w:rPr>
         <w:t>"प्रेम मिले"</w:t>
       </w:r>
     </w:p>
@@ -40577,6 +46372,21 @@
           <w:b/>
           <w:lang w:val="hi_IN" w:bidi="hi_IN"/>
         </w:rPr>
+        <w:t>μετὰ πίστεως</w:t>
+      </w:r>
+    </w:p>
+    <w:p>
+      <w:pPr/>
+      <w:r>
+        <w:rPr>
+          <w:lang w:val="hi_IN" w:bidi="hi_IN"/>
+        </w:rPr>
+      </w:r>
+      <w:r>
+        <w:rPr>
+          <w:b/>
+          <w:lang w:val="hi_IN" w:bidi="hi_IN"/>
+        </w:rPr>
         <w:t>"विश्वास सहित"</w:t>
       </w:r>
     </w:p>
@@ -40667,6 +46477,21 @@
           <w:b/>
           <w:lang w:val="hi_IN" w:bidi="hi_IN"/>
         </w:rPr>
+        <w:t>ἡ χάρις μετὰ</w:t>
+      </w:r>
+    </w:p>
+    <w:p>
+      <w:pPr/>
+      <w:r>
+        <w:rPr>
+          <w:lang w:val="hi_IN" w:bidi="hi_IN"/>
+        </w:rPr>
+      </w:r>
+      <w:r>
+        <w:rPr>
+          <w:b/>
+          <w:lang w:val="hi_IN" w:bidi="hi_IN"/>
+        </w:rPr>
         <w:t>"जो"</w:t>
       </w:r>
       <w:r>
@@ -40756,6 +46581,21 @@
         <w:rPr>
           <w:lang w:val="hi_IN" w:bidi="hi_IN"/>
         </w:rPr>
+      </w:r>
+    </w:p>
+    <w:p>
+      <w:pPr/>
+      <w:r>
+        <w:rPr>
+          <w:lang w:val="hi_IN" w:bidi="hi_IN"/>
+        </w:rPr>
+      </w:r>
+      <w:r>
+        <w:rPr>
+          <w:b/>
+          <w:lang w:val="hi_IN" w:bidi="hi_IN"/>
+        </w:rPr>
+        <w:t>ἐν ἀφθαρσίᾳ</w:t>
       </w:r>
     </w:p>
     <w:p>

--- a/hin/docx/49.content.docx
+++ b/hin/docx/49.content.docx
@@ -313,6 +313,21 @@
           <w:b/>
           <w:lang w:val="hi_IN" w:bidi="hi_IN"/>
         </w:rPr>
+        <w:t>Παῦλος, ἀπόστολος Χριστοῦ Ἰησοῦ &amp; τοῖς ἁγίοις τοῖς οὖσιν</w:t>
+      </w:r>
+    </w:p>
+    <w:p>
+      <w:pPr/>
+      <w:r>
+        <w:rPr>
+          <w:lang w:val="hi_IN" w:bidi="hi_IN"/>
+        </w:rPr>
+      </w:r>
+      <w:r>
+        <w:rPr>
+          <w:b/>
+          <w:lang w:val="hi_IN" w:bidi="hi_IN"/>
+        </w:rPr>
         <w:t>"पौलुस की ओर से जो"</w:t>
       </w:r>
       <w:r>
@@ -402,6 +417,21 @@
           <w:b/>
           <w:lang w:val="hi_IN" w:bidi="hi_IN"/>
         </w:rPr>
+        <w:t>ἐν Χριστῷ Ἰησοῦ</w:t>
+      </w:r>
+    </w:p>
+    <w:p>
+      <w:pPr/>
+      <w:r>
+        <w:rPr>
+          <w:lang w:val="hi_IN" w:bidi="hi_IN"/>
+        </w:rPr>
+      </w:r>
+      <w:r>
+        <w:rPr>
+          <w:b/>
+          <w:lang w:val="hi_IN" w:bidi="hi_IN"/>
+        </w:rPr>
         <w:t>"मसीह यीशु में"</w:t>
       </w:r>
       <w:r>
@@ -511,6 +541,21 @@
           <w:b/>
           <w:lang w:val="hi_IN" w:bidi="hi_IN"/>
         </w:rPr>
+        <w:t>χάρις ὑμῖν καὶ εἰρήνη</w:t>
+      </w:r>
+    </w:p>
+    <w:p>
+      <w:pPr/>
+      <w:r>
+        <w:rPr>
+          <w:lang w:val="hi_IN" w:bidi="hi_IN"/>
+        </w:rPr>
+      </w:r>
+      <w:r>
+        <w:rPr>
+          <w:b/>
+          <w:lang w:val="hi_IN" w:bidi="hi_IN"/>
+        </w:rPr>
         <w:t>"तुम्हें अनुग्रह और शान्ति मिलती रहे"</w:t>
       </w:r>
     </w:p>
@@ -714,6 +759,21 @@
           <w:b/>
           <w:lang w:val="hi_IN" w:bidi="hi_IN"/>
         </w:rPr>
+        <w:t>εὐλογητὸς ὁ Θεὸς καὶ Πατὴρ τοῦ Κυρίου ἡμῶν, Ἰησοῦ Χριστοῦ</w:t>
+      </w:r>
+    </w:p>
+    <w:p>
+      <w:pPr/>
+      <w:r>
+        <w:rPr>
+          <w:lang w:val="hi_IN" w:bidi="hi_IN"/>
+        </w:rPr>
+      </w:r>
+      <w:r>
+        <w:rPr>
+          <w:b/>
+          <w:lang w:val="hi_IN" w:bidi="hi_IN"/>
+        </w:rPr>
         <w:t>"परमेश्वर और प्रभु यीशु मसीह के पिता का धन्यवाद हो कि"</w:t>
       </w:r>
     </w:p>
@@ -797,6 +857,21 @@
           <w:b/>
           <w:lang w:val="hi_IN" w:bidi="hi_IN"/>
         </w:rPr>
+        <w:t>ὁ εὐλογήσας ἡμᾶς</w:t>
+      </w:r>
+    </w:p>
+    <w:p>
+      <w:pPr/>
+      <w:r>
+        <w:rPr>
+          <w:lang w:val="hi_IN" w:bidi="hi_IN"/>
+        </w:rPr>
+      </w:r>
+      <w:r>
+        <w:rPr>
+          <w:b/>
+          <w:lang w:val="hi_IN" w:bidi="hi_IN"/>
+        </w:rPr>
         <w:t>"हमारे"</w:t>
       </w:r>
       <w:r>
@@ -873,6 +948,21 @@
           <w:b/>
           <w:lang w:val="hi_IN" w:bidi="hi_IN"/>
         </w:rPr>
+        <w:t>πάσῃ εὐλογίᾳ πνευματικῇ</w:t>
+      </w:r>
+    </w:p>
+    <w:p>
+      <w:pPr/>
+      <w:r>
+        <w:rPr>
+          <w:lang w:val="hi_IN" w:bidi="hi_IN"/>
+        </w:rPr>
+      </w:r>
+      <w:r>
+        <w:rPr>
+          <w:b/>
+          <w:lang w:val="hi_IN" w:bidi="hi_IN"/>
+        </w:rPr>
         <w:t>"उसने"</w:t>
       </w:r>
       <w:r>
@@ -1038,6 +1128,21 @@
           <w:b/>
           <w:lang w:val="hi_IN" w:bidi="hi_IN"/>
         </w:rPr>
+        <w:t>ἐν Χριστῷ</w:t>
+      </w:r>
+    </w:p>
+    <w:p>
+      <w:pPr/>
+      <w:r>
+        <w:rPr>
+          <w:lang w:val="hi_IN" w:bidi="hi_IN"/>
+        </w:rPr>
+      </w:r>
+      <w:r>
+        <w:rPr>
+          <w:b/>
+          <w:lang w:val="hi_IN" w:bidi="hi_IN"/>
+        </w:rPr>
         <w:t>"मसीह में"</w:t>
       </w:r>
       <w:r>
@@ -1160,6 +1265,21 @@
           <w:b/>
           <w:lang w:val="hi_IN" w:bidi="hi_IN"/>
         </w:rPr>
+        <w:t>ἁγίους καὶ ἀμώμους</w:t>
+      </w:r>
+    </w:p>
+    <w:p>
+      <w:pPr/>
+      <w:r>
+        <w:rPr>
+          <w:lang w:val="hi_IN" w:bidi="hi_IN"/>
+        </w:rPr>
+      </w:r>
+      <w:r>
+        <w:rPr>
+          <w:b/>
+          <w:lang w:val="hi_IN" w:bidi="hi_IN"/>
+        </w:rPr>
         <w:t>"पवित्र और निर्दोष हों"</w:t>
       </w:r>
     </w:p>
@@ -1243,6 +1363,21 @@
           <w:b/>
           <w:lang w:val="hi_IN" w:bidi="hi_IN"/>
         </w:rPr>
+        <w:t>ἀμώμους</w:t>
+      </w:r>
+    </w:p>
+    <w:p>
+      <w:pPr/>
+      <w:r>
+        <w:rPr>
+          <w:lang w:val="hi_IN" w:bidi="hi_IN"/>
+        </w:rPr>
+      </w:r>
+      <w:r>
+        <w:rPr>
+          <w:b/>
+          <w:lang w:val="hi_IN" w:bidi="hi_IN"/>
+        </w:rPr>
         <w:t>"निर्दोष हों"</w:t>
       </w:r>
     </w:p>
@@ -1339,6 +1474,21 @@
           <w:b/>
           <w:lang w:val="hi_IN" w:bidi="hi_IN"/>
         </w:rPr>
+        <w:t>προορίσας &amp; αὐτόν &amp; αὐτοῦ</w:t>
+      </w:r>
+    </w:p>
+    <w:p>
+      <w:pPr/>
+      <w:r>
+        <w:rPr>
+          <w:lang w:val="hi_IN" w:bidi="hi_IN"/>
+        </w:rPr>
+      </w:r>
+      <w:r>
+        <w:rPr>
+          <w:b/>
+          <w:lang w:val="hi_IN" w:bidi="hi_IN"/>
+        </w:rPr>
         <w:t>""</w:t>
       </w:r>
     </w:p>
@@ -1402,6 +1552,21 @@
           <w:b/>
           <w:lang w:val="hi_IN" w:bidi="hi_IN"/>
         </w:rPr>
+        <w:t>προορίσας ἡμᾶς εἰς υἱοθεσίαν</w:t>
+      </w:r>
+    </w:p>
+    <w:p>
+      <w:pPr/>
+      <w:r>
+        <w:rPr>
+          <w:lang w:val="hi_IN" w:bidi="hi_IN"/>
+        </w:rPr>
+      </w:r>
+      <w:r>
+        <w:rPr>
+          <w:b/>
+          <w:lang w:val="hi_IN" w:bidi="hi_IN"/>
+        </w:rPr>
         <w:t>"हमें अपने लिये पहले से ठहराया कि"</w:t>
       </w:r>
       <w:r>
@@ -1518,6 +1683,21 @@
           <w:b/>
           <w:lang w:val="hi_IN" w:bidi="hi_IN"/>
         </w:rPr>
+        <w:t>προορίσας ἡμᾶς</w:t>
+      </w:r>
+    </w:p>
+    <w:p>
+      <w:pPr/>
+      <w:r>
+        <w:rPr>
+          <w:lang w:val="hi_IN" w:bidi="hi_IN"/>
+        </w:rPr>
+      </w:r>
+      <w:r>
+        <w:rPr>
+          <w:b/>
+          <w:lang w:val="hi_IN" w:bidi="hi_IN"/>
+        </w:rPr>
         <w:t>"हमें"</w:t>
       </w:r>
       <w:r>
@@ -1594,6 +1774,21 @@
           <w:b/>
           <w:lang w:val="hi_IN" w:bidi="hi_IN"/>
         </w:rPr>
+        <w:t>εἰς υἱοθεσίαν</w:t>
+      </w:r>
+    </w:p>
+    <w:p>
+      <w:pPr/>
+      <w:r>
+        <w:rPr>
+          <w:lang w:val="hi_IN" w:bidi="hi_IN"/>
+        </w:rPr>
+      </w:r>
+      <w:r>
+        <w:rPr>
+          <w:b/>
+          <w:lang w:val="hi_IN" w:bidi="hi_IN"/>
+        </w:rPr>
         <w:t>"अपने लिये"</w:t>
       </w:r>
       <w:r>
@@ -1779,6 +1974,21 @@
           <w:b/>
           <w:lang w:val="hi_IN" w:bidi="hi_IN"/>
         </w:rPr>
+        <w:t>ἐχαρίτωσεν ἡμᾶς ἐν τῷ ἠγαπημένῳ</w:t>
+      </w:r>
+    </w:p>
+    <w:p>
+      <w:pPr/>
+      <w:r>
+        <w:rPr>
+          <w:lang w:val="hi_IN" w:bidi="hi_IN"/>
+        </w:rPr>
+      </w:r>
+      <w:r>
+        <w:rPr>
+          <w:b/>
+          <w:lang w:val="hi_IN" w:bidi="hi_IN"/>
+        </w:rPr>
         <w:t>"उसने हमें अपने प्रिय"</w:t>
       </w:r>
       <w:r>
@@ -1855,6 +2065,21 @@
           <w:b/>
           <w:lang w:val="hi_IN" w:bidi="hi_IN"/>
         </w:rPr>
+        <w:t>τῷ ἠγαπημένῳ</w:t>
+      </w:r>
+    </w:p>
+    <w:p>
+      <w:pPr/>
+      <w:r>
+        <w:rPr>
+          <w:lang w:val="hi_IN" w:bidi="hi_IN"/>
+        </w:rPr>
+      </w:r>
+      <w:r>
+        <w:rPr>
+          <w:b/>
+          <w:lang w:val="hi_IN" w:bidi="hi_IN"/>
+        </w:rPr>
         <w:t>"अपने प्रिय"</w:t>
       </w:r>
     </w:p>
@@ -1918,6 +2143,21 @@
           <w:b/>
           <w:lang w:val="hi_IN" w:bidi="hi_IN"/>
         </w:rPr>
+        <w:t>διὰ τοῦ αἵματος αὐτοῦ</w:t>
+      </w:r>
+    </w:p>
+    <w:p>
+      <w:pPr/>
+      <w:r>
+        <w:rPr>
+          <w:lang w:val="hi_IN" w:bidi="hi_IN"/>
+        </w:rPr>
+      </w:r>
+      <w:r>
+        <w:rPr>
+          <w:b/>
+          <w:lang w:val="hi_IN" w:bidi="hi_IN"/>
+        </w:rPr>
         <w:t>"उसके लहू के द्वारा"</w:t>
       </w:r>
     </w:p>
@@ -2014,6 +2254,21 @@
           <w:b/>
           <w:lang w:val="hi_IN" w:bidi="hi_IN"/>
         </w:rPr>
+        <w:t>τὸ πλοῦτος τῆς χάριτος αὐτοῦ</w:t>
+      </w:r>
+    </w:p>
+    <w:p>
+      <w:pPr/>
+      <w:r>
+        <w:rPr>
+          <w:lang w:val="hi_IN" w:bidi="hi_IN"/>
+        </w:rPr>
+      </w:r>
+      <w:r>
+        <w:rPr>
+          <w:b/>
+          <w:lang w:val="hi_IN" w:bidi="hi_IN"/>
+        </w:rPr>
         <w:t>"परमेश्वर के उस अनुग्रह के धन"</w:t>
       </w:r>
     </w:p>
@@ -2097,6 +2352,21 @@
           <w:b/>
           <w:lang w:val="hi_IN" w:bidi="hi_IN"/>
         </w:rPr>
+        <w:t>ἧς ἐπερίσσευσεν εἰς ἡμᾶς</w:t>
+      </w:r>
+    </w:p>
+    <w:p>
+      <w:pPr/>
+      <w:r>
+        <w:rPr>
+          <w:lang w:val="hi_IN" w:bidi="hi_IN"/>
+        </w:rPr>
+      </w:r>
+      <w:r>
+        <w:rPr>
+          <w:b/>
+          <w:lang w:val="hi_IN" w:bidi="hi_IN"/>
+        </w:rPr>
         <w:t>"जिसे उसने"</w:t>
       </w:r>
       <w:r>
@@ -2186,6 +2456,21 @@
           <w:b/>
           <w:lang w:val="hi_IN" w:bidi="hi_IN"/>
         </w:rPr>
+        <w:t>ἐν πάσῃ σοφίᾳ καὶ φρονήσει</w:t>
+      </w:r>
+    </w:p>
+    <w:p>
+      <w:pPr/>
+      <w:r>
+        <w:rPr>
+          <w:lang w:val="hi_IN" w:bidi="hi_IN"/>
+        </w:rPr>
+      </w:r>
+      <w:r>
+        <w:rPr>
+          <w:b/>
+          <w:lang w:val="hi_IN" w:bidi="hi_IN"/>
+        </w:rPr>
         <w:t>"सारे ज्ञान और समझ सहित"</w:t>
       </w:r>
       <w:r>
@@ -2262,6 +2547,21 @@
           <w:b/>
           <w:lang w:val="hi_IN" w:bidi="hi_IN"/>
         </w:rPr>
+        <w:t>σοφίᾳ καὶ φρονήσει</w:t>
+      </w:r>
+    </w:p>
+    <w:p>
+      <w:pPr/>
+      <w:r>
+        <w:rPr>
+          <w:lang w:val="hi_IN" w:bidi="hi_IN"/>
+        </w:rPr>
+      </w:r>
+      <w:r>
+        <w:rPr>
+          <w:b/>
+          <w:lang w:val="hi_IN" w:bidi="hi_IN"/>
+        </w:rPr>
         <w:t>"ज्ञान और समझ सहित"</w:t>
       </w:r>
     </w:p>
@@ -2365,6 +2665,21 @@
           <w:b/>
           <w:lang w:val="hi_IN" w:bidi="hi_IN"/>
         </w:rPr>
+        <w:t>κατὰ τὴν εὐδοκίαν αὐτοῦ</w:t>
+      </w:r>
+    </w:p>
+    <w:p>
+      <w:pPr/>
+      <w:r>
+        <w:rPr>
+          <w:lang w:val="hi_IN" w:bidi="hi_IN"/>
+        </w:rPr>
+      </w:r>
+      <w:r>
+        <w:rPr>
+          <w:b/>
+          <w:lang w:val="hi_IN" w:bidi="hi_IN"/>
+        </w:rPr>
         <w:t>"अपने भले अभिप्राय के अनुसार"</w:t>
       </w:r>
     </w:p>
@@ -2428,6 +2743,21 @@
           <w:b/>
           <w:lang w:val="hi_IN" w:bidi="hi_IN"/>
         </w:rPr>
+        <w:t>ἣν προέθετο ἐν αὐτῷ</w:t>
+      </w:r>
+    </w:p>
+    <w:p>
+      <w:pPr/>
+      <w:r>
+        <w:rPr>
+          <w:lang w:val="hi_IN" w:bidi="hi_IN"/>
+        </w:rPr>
+      </w:r>
+      <w:r>
+        <w:rPr>
+          <w:b/>
+          <w:lang w:val="hi_IN" w:bidi="hi_IN"/>
+        </w:rPr>
         <w:t>"उसने"</w:t>
       </w:r>
       <w:r>
@@ -2517,6 +2847,21 @@
           <w:b/>
           <w:lang w:val="hi_IN" w:bidi="hi_IN"/>
         </w:rPr>
+        <w:t>ἐν αὐτῷ</w:t>
+      </w:r>
+    </w:p>
+    <w:p>
+      <w:pPr/>
+      <w:r>
+        <w:rPr>
+          <w:lang w:val="hi_IN" w:bidi="hi_IN"/>
+        </w:rPr>
+      </w:r>
+      <w:r>
+        <w:rPr>
+          <w:b/>
+          <w:lang w:val="hi_IN" w:bidi="hi_IN"/>
+        </w:rPr>
         <w:t>"अपने आप में"</w:t>
       </w:r>
     </w:p>
@@ -2580,6 +2925,21 @@
           <w:b/>
           <w:lang w:val="hi_IN" w:bidi="hi_IN"/>
         </w:rPr>
+        <w:t>εἰς οἰκονομίαν</w:t>
+      </w:r>
+    </w:p>
+    <w:p>
+      <w:pPr/>
+      <w:r>
+        <w:rPr>
+          <w:lang w:val="hi_IN" w:bidi="hi_IN"/>
+        </w:rPr>
+      </w:r>
+      <w:r>
+        <w:rPr>
+          <w:b/>
+          <w:lang w:val="hi_IN" w:bidi="hi_IN"/>
+        </w:rPr>
         <w:t>"कि परमेश्वर की योजना"</w:t>
       </w:r>
     </w:p>
@@ -2643,6 +3003,21 @@
           <w:b/>
           <w:lang w:val="hi_IN" w:bidi="hi_IN"/>
         </w:rPr>
+        <w:t>τοῦ πληρώματος τῶν καιρῶν</w:t>
+      </w:r>
+    </w:p>
+    <w:p>
+      <w:pPr/>
+      <w:r>
+        <w:rPr>
+          <w:lang w:val="hi_IN" w:bidi="hi_IN"/>
+        </w:rPr>
+      </w:r>
+      <w:r>
+        <w:rPr>
+          <w:b/>
+          <w:lang w:val="hi_IN" w:bidi="hi_IN"/>
+        </w:rPr>
         <w:t>"के अनुसार, समय की पूर्ति होने पर"</w:t>
       </w:r>
     </w:p>
@@ -2706,6 +3081,21 @@
           <w:b/>
           <w:lang w:val="hi_IN" w:bidi="hi_IN"/>
         </w:rPr>
+        <w:t>ἐν αὐτῷ</w:t>
+      </w:r>
+    </w:p>
+    <w:p>
+      <w:pPr/>
+      <w:r>
+        <w:rPr>
+          <w:lang w:val="hi_IN" w:bidi="hi_IN"/>
+        </w:rPr>
+      </w:r>
+      <w:r>
+        <w:rPr>
+          <w:b/>
+          <w:lang w:val="hi_IN" w:bidi="hi_IN"/>
+        </w:rPr>
         <w:t>"वह"</w:t>
       </w:r>
     </w:p>
@@ -2769,6 +3159,21 @@
           <w:b/>
           <w:lang w:val="hi_IN" w:bidi="hi_IN"/>
         </w:rPr>
+        <w:t>καὶ ἐκληρώθημεν, προορισθέντες</w:t>
+      </w:r>
+    </w:p>
+    <w:p>
+      <w:pPr/>
+      <w:r>
+        <w:rPr>
+          <w:lang w:val="hi_IN" w:bidi="hi_IN"/>
+        </w:rPr>
+      </w:r>
+      <w:r>
+        <w:rPr>
+          <w:b/>
+          <w:lang w:val="hi_IN" w:bidi="hi_IN"/>
+        </w:rPr>
         <w:t>"पहले से ठहराए जाकर विरासत बने"</w:t>
       </w:r>
     </w:p>
@@ -2878,6 +3283,21 @@
           <w:b/>
           <w:lang w:val="hi_IN" w:bidi="hi_IN"/>
         </w:rPr>
+        <w:t>καὶ ἐκληρώθημεν</w:t>
+      </w:r>
+    </w:p>
+    <w:p>
+      <w:pPr/>
+      <w:r>
+        <w:rPr>
+          <w:lang w:val="hi_IN" w:bidi="hi_IN"/>
+        </w:rPr>
+      </w:r>
+      <w:r>
+        <w:rPr>
+          <w:b/>
+          <w:lang w:val="hi_IN" w:bidi="hi_IN"/>
+        </w:rPr>
         <w:t>"विरासत बने"</w:t>
       </w:r>
     </w:p>
@@ -2961,6 +3381,21 @@
           <w:b/>
           <w:lang w:val="hi_IN" w:bidi="hi_IN"/>
         </w:rPr>
+        <w:t>προορισθέντες</w:t>
+      </w:r>
+    </w:p>
+    <w:p>
+      <w:pPr/>
+      <w:r>
+        <w:rPr>
+          <w:lang w:val="hi_IN" w:bidi="hi_IN"/>
+        </w:rPr>
+      </w:r>
+      <w:r>
+        <w:rPr>
+          <w:b/>
+          <w:lang w:val="hi_IN" w:bidi="hi_IN"/>
+        </w:rPr>
         <w:t>"पहले से ठहराए जाकर"</w:t>
       </w:r>
     </w:p>
@@ -3044,6 +3479,21 @@
           <w:b/>
           <w:lang w:val="hi_IN" w:bidi="hi_IN"/>
         </w:rPr>
+        <w:t>ἡμᾶς &amp; τοὺς προηλπικότας ἐν τῷ Χριστῷ</w:t>
+      </w:r>
+    </w:p>
+    <w:p>
+      <w:pPr/>
+      <w:r>
+        <w:rPr>
+          <w:lang w:val="hi_IN" w:bidi="hi_IN"/>
+        </w:rPr>
+      </w:r>
+      <w:r>
+        <w:rPr>
+          <w:b/>
+          <w:lang w:val="hi_IN" w:bidi="hi_IN"/>
+        </w:rPr>
         <w:t>"हम जिन्होंने पहले से मसीह पर आशा रखी थी"</w:t>
       </w:r>
     </w:p>
@@ -3140,6 +3590,21 @@
           <w:b/>
           <w:lang w:val="hi_IN" w:bidi="hi_IN"/>
         </w:rPr>
+        <w:t>εἰς τὸ εἶναι ἡμᾶς, εἰς ἔπαινον δόξης αὐτοῦ</w:t>
+      </w:r>
+    </w:p>
+    <w:p>
+      <w:pPr/>
+      <w:r>
+        <w:rPr>
+          <w:lang w:val="hi_IN" w:bidi="hi_IN"/>
+        </w:rPr>
+      </w:r>
+      <w:r>
+        <w:rPr>
+          <w:b/>
+          <w:lang w:val="hi_IN" w:bidi="hi_IN"/>
+        </w:rPr>
         <w:t>"कि हम"</w:t>
       </w:r>
       <w:r>
@@ -3279,6 +3744,21 @@
           <w:b/>
           <w:lang w:val="hi_IN" w:bidi="hi_IN"/>
         </w:rPr>
+        <w:t>τὸν λόγον τῆς ἀληθείας</w:t>
+      </w:r>
+    </w:p>
+    <w:p>
+      <w:pPr/>
+      <w:r>
+        <w:rPr>
+          <w:lang w:val="hi_IN" w:bidi="hi_IN"/>
+        </w:rPr>
+      </w:r>
+      <w:r>
+        <w:rPr>
+          <w:b/>
+          <w:lang w:val="hi_IN" w:bidi="hi_IN"/>
+        </w:rPr>
         <w:t>"सत्य का वचन"</w:t>
       </w:r>
     </w:p>
@@ -3342,6 +3822,21 @@
           <w:b/>
           <w:lang w:val="hi_IN" w:bidi="hi_IN"/>
         </w:rPr>
+        <w:t>ἐσφραγίσθητε τῷ Πνεύματι τῆς ἐπαγγελίας, τῷ Ἁγίῳ</w:t>
+      </w:r>
+    </w:p>
+    <w:p>
+      <w:pPr/>
+      <w:r>
+        <w:rPr>
+          <w:lang w:val="hi_IN" w:bidi="hi_IN"/>
+        </w:rPr>
+      </w:r>
+      <w:r>
+        <w:rPr>
+          <w:b/>
+          <w:lang w:val="hi_IN" w:bidi="hi_IN"/>
+        </w:rPr>
         <w:t>"प्रतिज्ञा किए हुए पवित्र आत्मा की छाप लगी"</w:t>
       </w:r>
     </w:p>
@@ -3425,6 +3920,21 @@
           <w:b/>
           <w:lang w:val="hi_IN" w:bidi="hi_IN"/>
         </w:rPr>
+        <w:t>ἐσφραγίσθητε</w:t>
+      </w:r>
+    </w:p>
+    <w:p>
+      <w:pPr/>
+      <w:r>
+        <w:rPr>
+          <w:lang w:val="hi_IN" w:bidi="hi_IN"/>
+        </w:rPr>
+      </w:r>
+      <w:r>
+        <w:rPr>
+          <w:b/>
+          <w:lang w:val="hi_IN" w:bidi="hi_IN"/>
+        </w:rPr>
         <w:t>"छाप लगी"</w:t>
       </w:r>
     </w:p>
@@ -3508,6 +4018,21 @@
           <w:b/>
           <w:lang w:val="hi_IN" w:bidi="hi_IN"/>
         </w:rPr>
+        <w:t>ἀρραβὼν τῆς κληρονομίας ἡμῶν</w:t>
+      </w:r>
+    </w:p>
+    <w:p>
+      <w:pPr/>
+      <w:r>
+        <w:rPr>
+          <w:lang w:val="hi_IN" w:bidi="hi_IN"/>
+        </w:rPr>
+      </w:r>
+      <w:r>
+        <w:rPr>
+          <w:b/>
+          <w:lang w:val="hi_IN" w:bidi="hi_IN"/>
+        </w:rPr>
         <w:t>"हमारी विरासत का बयाना है, कि"</w:t>
       </w:r>
     </w:p>
@@ -3654,6 +4179,21 @@
           <w:b/>
           <w:lang w:val="hi_IN" w:bidi="hi_IN"/>
         </w:rPr>
+        <w:t>διὰ τοῦτο</w:t>
+      </w:r>
+    </w:p>
+    <w:p>
+      <w:pPr/>
+      <w:r>
+        <w:rPr>
+          <w:lang w:val="hi_IN" w:bidi="hi_IN"/>
+        </w:rPr>
+      </w:r>
+      <w:r>
+        <w:rPr>
+          <w:b/>
+          <w:lang w:val="hi_IN" w:bidi="hi_IN"/>
+        </w:rPr>
         <w:t>"इस कारण"</w:t>
       </w:r>
     </w:p>
@@ -3846,6 +4386,21 @@
           <w:b/>
           <w:lang w:val="hi_IN" w:bidi="hi_IN"/>
         </w:rPr>
+        <w:t>οὐ παύομαι εὐχαριστῶν</w:t>
+      </w:r>
+    </w:p>
+    <w:p>
+      <w:pPr/>
+      <w:r>
+        <w:rPr>
+          <w:lang w:val="hi_IN" w:bidi="hi_IN"/>
+        </w:rPr>
+      </w:r>
+      <w:r>
+        <w:rPr>
+          <w:b/>
+          <w:lang w:val="hi_IN" w:bidi="hi_IN"/>
+        </w:rPr>
         <w:t>"परमेश्वर का धन्यवाद करना नहीं छोड़ता"</w:t>
       </w:r>
     </w:p>
@@ -3929,6 +4484,21 @@
           <w:b/>
           <w:lang w:val="hi_IN" w:bidi="hi_IN"/>
         </w:rPr>
+        <w:t>ἵνα</w:t>
+      </w:r>
+    </w:p>
+    <w:p>
+      <w:pPr/>
+      <w:r>
+        <w:rPr>
+          <w:lang w:val="hi_IN" w:bidi="hi_IN"/>
+        </w:rPr>
+      </w:r>
+      <w:r>
+        <w:rPr>
+          <w:b/>
+          <w:lang w:val="hi_IN" w:bidi="hi_IN"/>
+        </w:rPr>
         <w:t>"कि"</w:t>
       </w:r>
     </w:p>
@@ -4025,6 +4595,21 @@
           <w:b/>
           <w:lang w:val="hi_IN" w:bidi="hi_IN"/>
         </w:rPr>
+        <w:t>πνεῦμα σοφίας καὶ ἀποκαλύψεως, ἐν ἐπιγνώσει αὐτοῦ</w:t>
+      </w:r>
+    </w:p>
+    <w:p>
+      <w:pPr/>
+      <w:r>
+        <w:rPr>
+          <w:lang w:val="hi_IN" w:bidi="hi_IN"/>
+        </w:rPr>
+      </w:r>
+      <w:r>
+        <w:rPr>
+          <w:b/>
+          <w:lang w:val="hi_IN" w:bidi="hi_IN"/>
+        </w:rPr>
         <w:t>"बुद्धि की आत्मा और अपने ज्ञान का प्रकाश"</w:t>
       </w:r>
     </w:p>
@@ -4088,6 +4673,21 @@
           <w:b/>
           <w:lang w:val="hi_IN" w:bidi="hi_IN"/>
         </w:rPr>
+        <w:t>πεφωτισμένους τοὺς ὀφθαλμοὺς τῆς καρδίας</w:t>
+      </w:r>
+    </w:p>
+    <w:p>
+      <w:pPr/>
+      <w:r>
+        <w:rPr>
+          <w:lang w:val="hi_IN" w:bidi="hi_IN"/>
+        </w:rPr>
+      </w:r>
+      <w:r>
+        <w:rPr>
+          <w:b/>
+          <w:lang w:val="hi_IN" w:bidi="hi_IN"/>
+        </w:rPr>
         <w:t>"और"</w:t>
       </w:r>
       <w:r>
@@ -4197,6 +4797,21 @@
           <w:b/>
           <w:lang w:val="hi_IN" w:bidi="hi_IN"/>
         </w:rPr>
+        <w:t>πεφωτισμένους τοὺς ὀφθαλμοὺς τῆς καρδίας</w:t>
+      </w:r>
+    </w:p>
+    <w:p>
+      <w:pPr/>
+      <w:r>
+        <w:rPr>
+          <w:lang w:val="hi_IN" w:bidi="hi_IN"/>
+        </w:rPr>
+      </w:r>
+      <w:r>
+        <w:rPr>
+          <w:b/>
+          <w:lang w:val="hi_IN" w:bidi="hi_IN"/>
+        </w:rPr>
         <w:t>"और"</w:t>
       </w:r>
       <w:r>
@@ -4293,6 +4908,21 @@
           <w:b/>
           <w:lang w:val="hi_IN" w:bidi="hi_IN"/>
         </w:rPr>
+        <w:t>τοὺς ὀφθαλμοὺς τῆς καρδίας</w:t>
+      </w:r>
+    </w:p>
+    <w:p>
+      <w:pPr/>
+      <w:r>
+        <w:rPr>
+          <w:lang w:val="hi_IN" w:bidi="hi_IN"/>
+        </w:rPr>
+      </w:r>
+      <w:r>
+        <w:rPr>
+          <w:b/>
+          <w:lang w:val="hi_IN" w:bidi="hi_IN"/>
+        </w:rPr>
         <w:t>"और"</w:t>
       </w:r>
       <w:r>
@@ -4389,6 +5019,21 @@
           <w:b/>
           <w:lang w:val="hi_IN" w:bidi="hi_IN"/>
         </w:rPr>
+        <w:t>πεφωτισμένους</w:t>
+      </w:r>
+    </w:p>
+    <w:p>
+      <w:pPr/>
+      <w:r>
+        <w:rPr>
+          <w:lang w:val="hi_IN" w:bidi="hi_IN"/>
+        </w:rPr>
+      </w:r>
+      <w:r>
+        <w:rPr>
+          <w:b/>
+          <w:lang w:val="hi_IN" w:bidi="hi_IN"/>
+        </w:rPr>
         <w:t>"ज्योतिर्मय हों कि"</w:t>
       </w:r>
     </w:p>
@@ -4528,6 +5173,21 @@
           <w:b/>
           <w:lang w:val="hi_IN" w:bidi="hi_IN"/>
         </w:rPr>
+        <w:t>τῆς κληρονομίας αὐτοῦ</w:t>
+      </w:r>
+    </w:p>
+    <w:p>
+      <w:pPr/>
+      <w:r>
+        <w:rPr>
+          <w:lang w:val="hi_IN" w:bidi="hi_IN"/>
+        </w:rPr>
+      </w:r>
+      <w:r>
+        <w:rPr>
+          <w:b/>
+          <w:lang w:val="hi_IN" w:bidi="hi_IN"/>
+        </w:rPr>
         <w:t>"और"</w:t>
       </w:r>
       <w:r>
@@ -4624,6 +5284,21 @@
           <w:b/>
           <w:lang w:val="hi_IN" w:bidi="hi_IN"/>
         </w:rPr>
+        <w:t>τοῖς ἁγίοις</w:t>
+      </w:r>
+    </w:p>
+    <w:p>
+      <w:pPr/>
+      <w:r>
+        <w:rPr>
+          <w:lang w:val="hi_IN" w:bidi="hi_IN"/>
+        </w:rPr>
+      </w:r>
+      <w:r>
+        <w:rPr>
+          <w:b/>
+          <w:lang w:val="hi_IN" w:bidi="hi_IN"/>
+        </w:rPr>
         <w:t>"पवित्र लोगों में"</w:t>
       </w:r>
       <w:r>
@@ -4700,6 +5375,21 @@
           <w:b/>
           <w:lang w:val="hi_IN" w:bidi="hi_IN"/>
         </w:rPr>
+        <w:t>τὸ ὑπερβάλλον μέγεθος τῆς δυνάμεως αὐτοῦ</w:t>
+      </w:r>
+    </w:p>
+    <w:p>
+      <w:pPr/>
+      <w:r>
+        <w:rPr>
+          <w:lang w:val="hi_IN" w:bidi="hi_IN"/>
+        </w:rPr>
+      </w:r>
+      <w:r>
+        <w:rPr>
+          <w:b/>
+          <w:lang w:val="hi_IN" w:bidi="hi_IN"/>
+        </w:rPr>
         <w:t>"उसकी सामर्थ्य"</w:t>
       </w:r>
       <w:r>
@@ -4776,6 +5466,21 @@
           <w:b/>
           <w:lang w:val="hi_IN" w:bidi="hi_IN"/>
         </w:rPr>
+        <w:t>εἰς ἡμᾶς, τοὺς πιστεύοντας</w:t>
+      </w:r>
+    </w:p>
+    <w:p>
+      <w:pPr/>
+      <w:r>
+        <w:rPr>
+          <w:lang w:val="hi_IN" w:bidi="hi_IN"/>
+        </w:rPr>
+      </w:r>
+      <w:r>
+        <w:rPr>
+          <w:b/>
+          <w:lang w:val="hi_IN" w:bidi="hi_IN"/>
+        </w:rPr>
         <w:t>"हमारी ओर"</w:t>
       </w:r>
       <w:r>
@@ -4852,6 +5557,21 @@
           <w:b/>
           <w:lang w:val="hi_IN" w:bidi="hi_IN"/>
         </w:rPr>
+        <w:t>τὴν ἐνέργειαν τοῦ κράτους τῆς ἰσχύος αὐτοῦ</w:t>
+      </w:r>
+    </w:p>
+    <w:p>
+      <w:pPr/>
+      <w:r>
+        <w:rPr>
+          <w:lang w:val="hi_IN" w:bidi="hi_IN"/>
+        </w:rPr>
+      </w:r>
+      <w:r>
+        <w:rPr>
+          <w:b/>
+          <w:lang w:val="hi_IN" w:bidi="hi_IN"/>
+        </w:rPr>
         <w:t>"उसकी शक्ति के प्रभाव के उस कार्य"</w:t>
       </w:r>
     </w:p>
@@ -4915,6 +5635,21 @@
           <w:b/>
           <w:lang w:val="hi_IN" w:bidi="hi_IN"/>
         </w:rPr>
+        <w:t>τοῦ κράτους τῆς ἰσχύος αὐτοῦ</w:t>
+      </w:r>
+    </w:p>
+    <w:p>
+      <w:pPr/>
+      <w:r>
+        <w:rPr>
+          <w:lang w:val="hi_IN" w:bidi="hi_IN"/>
+        </w:rPr>
+      </w:r>
+      <w:r>
+        <w:rPr>
+          <w:b/>
+          <w:lang w:val="hi_IN" w:bidi="hi_IN"/>
+        </w:rPr>
         <w:t>"उसकी शक्ति के प्रभाव के उस"</w:t>
       </w:r>
     </w:p>
@@ -5018,6 +5753,21 @@
           <w:b/>
           <w:lang w:val="hi_IN" w:bidi="hi_IN"/>
         </w:rPr>
+        <w:t>ἐγείρας αὐτὸν ἐκ νεκρῶν</w:t>
+      </w:r>
+    </w:p>
+    <w:p>
+      <w:pPr/>
+      <w:r>
+        <w:rPr>
+          <w:lang w:val="hi_IN" w:bidi="hi_IN"/>
+        </w:rPr>
+      </w:r>
+      <w:r>
+        <w:rPr>
+          <w:b/>
+          <w:lang w:val="hi_IN" w:bidi="hi_IN"/>
+        </w:rPr>
         <w:t>"उसको मरे हुओं में से जिलाकर"</w:t>
       </w:r>
     </w:p>
@@ -5081,6 +5831,21 @@
           <w:b/>
           <w:lang w:val="hi_IN" w:bidi="hi_IN"/>
         </w:rPr>
+        <w:t>ἐκ νεκρῶν</w:t>
+      </w:r>
+    </w:p>
+    <w:p>
+      <w:pPr/>
+      <w:r>
+        <w:rPr>
+          <w:lang w:val="hi_IN" w:bidi="hi_IN"/>
+        </w:rPr>
+      </w:r>
+      <w:r>
+        <w:rPr>
+          <w:b/>
+          <w:lang w:val="hi_IN" w:bidi="hi_IN"/>
+        </w:rPr>
         <w:t>"मरे हुओं में से"</w:t>
       </w:r>
     </w:p>
@@ -5164,6 +5929,21 @@
           <w:b/>
           <w:lang w:val="hi_IN" w:bidi="hi_IN"/>
         </w:rPr>
+        <w:t>καθίσας ἐν δεξιᾷ αὐτοῦ, ἐν τοῖς ἐπουρανίοις</w:t>
+      </w:r>
+    </w:p>
+    <w:p>
+      <w:pPr/>
+      <w:r>
+        <w:rPr>
+          <w:lang w:val="hi_IN" w:bidi="hi_IN"/>
+        </w:rPr>
+      </w:r>
+      <w:r>
+        <w:rPr>
+          <w:b/>
+          <w:lang w:val="hi_IN" w:bidi="hi_IN"/>
+        </w:rPr>
         <w:t>"उसने"</w:t>
       </w:r>
       <w:r>
@@ -5273,6 +6053,21 @@
           <w:b/>
           <w:lang w:val="hi_IN" w:bidi="hi_IN"/>
         </w:rPr>
+        <w:t>καθίσας ἐν δεξιᾷ αὐτοῦ</w:t>
+      </w:r>
+    </w:p>
+    <w:p>
+      <w:pPr/>
+      <w:r>
+        <w:rPr>
+          <w:lang w:val="hi_IN" w:bidi="hi_IN"/>
+        </w:rPr>
+      </w:r>
+      <w:r>
+        <w:rPr>
+          <w:b/>
+          <w:lang w:val="hi_IN" w:bidi="hi_IN"/>
+        </w:rPr>
         <w:t>"अपनी दाहिनी ओर"</w:t>
       </w:r>
     </w:p>
@@ -5342,6 +6137,21 @@
         <w:rPr>
           <w:lang w:val="hi_IN" w:bidi="hi_IN"/>
         </w:rPr>
+      </w:r>
+    </w:p>
+    <w:p>
+      <w:pPr/>
+      <w:r>
+        <w:rPr>
+          <w:lang w:val="hi_IN" w:bidi="hi_IN"/>
+        </w:rPr>
+      </w:r>
+      <w:r>
+        <w:rPr>
+          <w:b/>
+          <w:lang w:val="hi_IN" w:bidi="hi_IN"/>
+        </w:rPr>
+        <w:t>ἐν τοῖς ἐπουρανίοις</w:t>
       </w:r>
     </w:p>
     <w:p>
@@ -5463,6 +6273,21 @@
           <w:b/>
           <w:lang w:val="hi_IN" w:bidi="hi_IN"/>
         </w:rPr>
+        <w:t>ὑπεράνω πάσης ἀρχῆς, καὶ ἐξουσίας, καὶ δυνάμεως, καὶ κυριότητος</w:t>
+      </w:r>
+    </w:p>
+    <w:p>
+      <w:pPr/>
+      <w:r>
+        <w:rPr>
+          <w:lang w:val="hi_IN" w:bidi="hi_IN"/>
+        </w:rPr>
+      </w:r>
+      <w:r>
+        <w:rPr>
+          <w:b/>
+          <w:lang w:val="hi_IN" w:bidi="hi_IN"/>
+        </w:rPr>
         <w:t>"सब प्रकार की प्रधानता, और अधिकार, और सामर्थ्य, और प्रभुता के,"</w:t>
       </w:r>
       <w:r>
@@ -5572,6 +6397,21 @@
           <w:b/>
           <w:lang w:val="hi_IN" w:bidi="hi_IN"/>
         </w:rPr>
+        <w:t>παντὸς ὀνόματος ὀνομαζομένου</w:t>
+      </w:r>
+    </w:p>
+    <w:p>
+      <w:pPr/>
+      <w:r>
+        <w:rPr>
+          <w:lang w:val="hi_IN" w:bidi="hi_IN"/>
+        </w:rPr>
+      </w:r>
+      <w:r>
+        <w:rPr>
+          <w:b/>
+          <w:lang w:val="hi_IN" w:bidi="hi_IN"/>
+        </w:rPr>
         <w:t>"हर एक नाम के"</w:t>
       </w:r>
       <w:r>
@@ -5668,6 +6508,21 @@
           <w:b/>
           <w:lang w:val="hi_IN" w:bidi="hi_IN"/>
         </w:rPr>
+        <w:t>ὀνόματος</w:t>
+      </w:r>
+    </w:p>
+    <w:p>
+      <w:pPr/>
+      <w:r>
+        <w:rPr>
+          <w:lang w:val="hi_IN" w:bidi="hi_IN"/>
+        </w:rPr>
+      </w:r>
+      <w:r>
+        <w:rPr>
+          <w:b/>
+          <w:lang w:val="hi_IN" w:bidi="hi_IN"/>
+        </w:rPr>
         <w:t>"नाम के"</w:t>
       </w:r>
     </w:p>
@@ -5751,6 +6606,21 @@
           <w:b/>
           <w:lang w:val="hi_IN" w:bidi="hi_IN"/>
         </w:rPr>
+        <w:t>ἐν τῷ αἰῶνι τούτῳ</w:t>
+      </w:r>
+    </w:p>
+    <w:p>
+      <w:pPr/>
+      <w:r>
+        <w:rPr>
+          <w:lang w:val="hi_IN" w:bidi="hi_IN"/>
+        </w:rPr>
+      </w:r>
+      <w:r>
+        <w:rPr>
+          <w:b/>
+          <w:lang w:val="hi_IN" w:bidi="hi_IN"/>
+        </w:rPr>
         <w:t>"जो"</w:t>
       </w:r>
       <w:r>
@@ -5827,6 +6697,21 @@
           <w:b/>
           <w:lang w:val="hi_IN" w:bidi="hi_IN"/>
         </w:rPr>
+        <w:t>ἐν τῷ μέλλοντι</w:t>
+      </w:r>
+    </w:p>
+    <w:p>
+      <w:pPr/>
+      <w:r>
+        <w:rPr>
+          <w:lang w:val="hi_IN" w:bidi="hi_IN"/>
+        </w:rPr>
+      </w:r>
+      <w:r>
+        <w:rPr>
+          <w:b/>
+          <w:lang w:val="hi_IN" w:bidi="hi_IN"/>
+        </w:rPr>
         <w:t>"आनेवाले लोक में"</w:t>
       </w:r>
     </w:p>
@@ -5890,6 +6775,21 @@
           <w:b/>
           <w:lang w:val="hi_IN" w:bidi="hi_IN"/>
         </w:rPr>
+        <w:t>ὑπὸ τοὺς πόδας αὐτοῦ</w:t>
+      </w:r>
+    </w:p>
+    <w:p>
+      <w:pPr/>
+      <w:r>
+        <w:rPr>
+          <w:lang w:val="hi_IN" w:bidi="hi_IN"/>
+        </w:rPr>
+      </w:r>
+      <w:r>
+        <w:rPr>
+          <w:b/>
+          <w:lang w:val="hi_IN" w:bidi="hi_IN"/>
+        </w:rPr>
         <w:t>"सब कुछ उसके पाँवों तले कर दिया"</w:t>
       </w:r>
       <w:r>
@@ -5999,6 +6899,21 @@
           <w:b/>
           <w:lang w:val="hi_IN" w:bidi="hi_IN"/>
         </w:rPr>
+        <w:t>κεφαλὴν ὑπὲρ πάντα</w:t>
+      </w:r>
+    </w:p>
+    <w:p>
+      <w:pPr/>
+      <w:r>
+        <w:rPr>
+          <w:lang w:val="hi_IN" w:bidi="hi_IN"/>
+        </w:rPr>
+      </w:r>
+      <w:r>
+        <w:rPr>
+          <w:b/>
+          <w:lang w:val="hi_IN" w:bidi="hi_IN"/>
+        </w:rPr>
         <w:t>"सब वस्तुओं पर शिरोमणि"</w:t>
       </w:r>
     </w:p>
@@ -6095,6 +7010,21 @@
           <w:b/>
           <w:lang w:val="hi_IN" w:bidi="hi_IN"/>
         </w:rPr>
+        <w:t>τὸ σῶμα αὐτοῦ</w:t>
+      </w:r>
+    </w:p>
+    <w:p>
+      <w:pPr/>
+      <w:r>
+        <w:rPr>
+          <w:lang w:val="hi_IN" w:bidi="hi_IN"/>
+        </w:rPr>
+      </w:r>
+      <w:r>
+        <w:rPr>
+          <w:b/>
+          <w:lang w:val="hi_IN" w:bidi="hi_IN"/>
+        </w:rPr>
         <w:t>"यह उसकी देह"</w:t>
       </w:r>
     </w:p>
@@ -6178,6 +7108,21 @@
           <w:b/>
           <w:lang w:val="hi_IN" w:bidi="hi_IN"/>
         </w:rPr>
+        <w:t>τὸ πλήρωμα τοῦ τὰ πάντα ἐν πᾶσιν πληρουμένου</w:t>
+      </w:r>
+    </w:p>
+    <w:p>
+      <w:pPr/>
+      <w:r>
+        <w:rPr>
+          <w:lang w:val="hi_IN" w:bidi="hi_IN"/>
+        </w:rPr>
+      </w:r>
+      <w:r>
+        <w:rPr>
+          <w:b/>
+          <w:lang w:val="hi_IN" w:bidi="hi_IN"/>
+        </w:rPr>
         <w:t>"और उसी की परिपूर्णता है, जो सब में सब कुछ पूर्ण करता है"</w:t>
       </w:r>
     </w:p>
@@ -6241,6 +7186,21 @@
           <w:b/>
           <w:lang w:val="hi_IN" w:bidi="hi_IN"/>
         </w:rPr>
+        <w:t>τὸ πλήρωμα</w:t>
+      </w:r>
+    </w:p>
+    <w:p>
+      <w:pPr/>
+      <w:r>
+        <w:rPr>
+          <w:lang w:val="hi_IN" w:bidi="hi_IN"/>
+        </w:rPr>
+      </w:r>
+      <w:r>
+        <w:rPr>
+          <w:b/>
+          <w:lang w:val="hi_IN" w:bidi="hi_IN"/>
+        </w:rPr>
         <w:t>"और उसी की परिपूर्णता है"</w:t>
       </w:r>
     </w:p>
@@ -6367,6 +7327,21 @@
           <w:b/>
           <w:lang w:val="hi_IN" w:bidi="hi_IN"/>
         </w:rPr>
+        <w:t>ὑμᾶς ὄντας νεκροὺς τοῖς παραπτώμασιν καὶ ταῖς ἁμαρτίαις ὑμῶν</w:t>
+      </w:r>
+    </w:p>
+    <w:p>
+      <w:pPr/>
+      <w:r>
+        <w:rPr>
+          <w:lang w:val="hi_IN" w:bidi="hi_IN"/>
+        </w:rPr>
+      </w:r>
+      <w:r>
+        <w:rPr>
+          <w:b/>
+          <w:lang w:val="hi_IN" w:bidi="hi_IN"/>
+        </w:rPr>
         <w:t>"उसने तुम्हें भी जिलाया, जो अपने अपराधों और पापों के कारण मरे हुए थे"</w:t>
       </w:r>
     </w:p>
@@ -6450,6 +7425,21 @@
           <w:b/>
           <w:lang w:val="hi_IN" w:bidi="hi_IN"/>
         </w:rPr>
+        <w:t>τοῖς παραπτώμασιν καὶ ταῖς ἁμαρτίαις ὑμῶν</w:t>
+      </w:r>
+    </w:p>
+    <w:p>
+      <w:pPr/>
+      <w:r>
+        <w:rPr>
+          <w:lang w:val="hi_IN" w:bidi="hi_IN"/>
+        </w:rPr>
+      </w:r>
+      <w:r>
+        <w:rPr>
+          <w:b/>
+          <w:lang w:val="hi_IN" w:bidi="hi_IN"/>
+        </w:rPr>
         <w:t>"अपने अपराधों और पापों के कारण"</w:t>
       </w:r>
     </w:p>
@@ -6553,6 +7543,21 @@
           <w:b/>
           <w:lang w:val="hi_IN" w:bidi="hi_IN"/>
         </w:rPr>
+        <w:t>τοῖς παραπτώμασιν καὶ ταῖς ἁμαρτίαις ὑμῶν</w:t>
+      </w:r>
+    </w:p>
+    <w:p>
+      <w:pPr/>
+      <w:r>
+        <w:rPr>
+          <w:lang w:val="hi_IN" w:bidi="hi_IN"/>
+        </w:rPr>
+      </w:r>
+      <w:r>
+        <w:rPr>
+          <w:b/>
+          <w:lang w:val="hi_IN" w:bidi="hi_IN"/>
+        </w:rPr>
         <w:t>"अपने अपराधों और पापों के कारण"</w:t>
       </w:r>
     </w:p>
@@ -6656,6 +7661,21 @@
           <w:b/>
           <w:lang w:val="hi_IN" w:bidi="hi_IN"/>
         </w:rPr>
+        <w:t>ἐν αἷς ποτε περιεπατήσατε</w:t>
+      </w:r>
+    </w:p>
+    <w:p>
+      <w:pPr/>
+      <w:r>
+        <w:rPr>
+          <w:lang w:val="hi_IN" w:bidi="hi_IN"/>
+        </w:rPr>
+      </w:r>
+      <w:r>
+        <w:rPr>
+          <w:b/>
+          <w:lang w:val="hi_IN" w:bidi="hi_IN"/>
+        </w:rPr>
         <w:t>"जिनमें तुम पहले"</w:t>
       </w:r>
       <w:r>
@@ -6765,6 +7785,21 @@
           <w:b/>
           <w:lang w:val="hi_IN" w:bidi="hi_IN"/>
         </w:rPr>
+        <w:t>κατὰ τὸν αἰῶνα τοῦ κόσμου τούτου</w:t>
+      </w:r>
+    </w:p>
+    <w:p>
+      <w:pPr/>
+      <w:r>
+        <w:rPr>
+          <w:lang w:val="hi_IN" w:bidi="hi_IN"/>
+        </w:rPr>
+      </w:r>
+      <w:r>
+        <w:rPr>
+          <w:b/>
+          <w:lang w:val="hi_IN" w:bidi="hi_IN"/>
+        </w:rPr>
         <w:t>"इस संसार की"</w:t>
       </w:r>
       <w:r>
@@ -6963,6 +7998,21 @@
           <w:b/>
           <w:lang w:val="hi_IN" w:bidi="hi_IN"/>
         </w:rPr>
+        <w:t>τοῦ πνεύματος τοῦ νῦν ἐνεργοῦντος</w:t>
+      </w:r>
+    </w:p>
+    <w:p>
+      <w:pPr/>
+      <w:r>
+        <w:rPr>
+          <w:lang w:val="hi_IN" w:bidi="hi_IN"/>
+        </w:rPr>
+      </w:r>
+      <w:r>
+        <w:rPr>
+          <w:b/>
+          <w:lang w:val="hi_IN" w:bidi="hi_IN"/>
+        </w:rPr>
         <w:t>"अर्थात्"</w:t>
       </w:r>
       <w:r>
@@ -7065,6 +8115,21 @@
           <w:b/>
           <w:lang w:val="hi_IN" w:bidi="hi_IN"/>
         </w:rPr>
+        <w:t>τοῖς υἱοῖς τῆς ἀπειθείας</w:t>
+      </w:r>
+    </w:p>
+    <w:p>
+      <w:pPr/>
+      <w:r>
+        <w:rPr>
+          <w:lang w:val="hi_IN" w:bidi="hi_IN"/>
+        </w:rPr>
+      </w:r>
+      <w:r>
+        <w:rPr>
+          <w:b/>
+          <w:lang w:val="hi_IN" w:bidi="hi_IN"/>
+        </w:rPr>
         <w:t>"आज्ञा न माननेवालों"</w:t>
       </w:r>
       <w:r>
@@ -7161,6 +8226,21 @@
           <w:b/>
           <w:lang w:val="hi_IN" w:bidi="hi_IN"/>
         </w:rPr>
+        <w:t>τὰ θελήματα τῆς σαρκὸς καὶ τῶν διανοιῶν</w:t>
+      </w:r>
+    </w:p>
+    <w:p>
+      <w:pPr/>
+      <w:r>
+        <w:rPr>
+          <w:lang w:val="hi_IN" w:bidi="hi_IN"/>
+        </w:rPr>
+      </w:r>
+      <w:r>
+        <w:rPr>
+          <w:b/>
+          <w:lang w:val="hi_IN" w:bidi="hi_IN"/>
+        </w:rPr>
         <w:t>"शरीर, और मन की मनसाएँ"</w:t>
       </w:r>
       <w:r>
@@ -7277,6 +8357,21 @@
           <w:b/>
           <w:lang w:val="hi_IN" w:bidi="hi_IN"/>
         </w:rPr>
+        <w:t>τέκνα &amp; ὀργῆς</w:t>
+      </w:r>
+    </w:p>
+    <w:p>
+      <w:pPr/>
+      <w:r>
+        <w:rPr>
+          <w:lang w:val="hi_IN" w:bidi="hi_IN"/>
+        </w:rPr>
+      </w:r>
+      <w:r>
+        <w:rPr>
+          <w:b/>
+          <w:lang w:val="hi_IN" w:bidi="hi_IN"/>
+        </w:rPr>
         <w:t>"क्रोध"</w:t>
       </w:r>
       <w:r>
@@ -7373,6 +8468,21 @@
           <w:b/>
           <w:lang w:val="hi_IN" w:bidi="hi_IN"/>
         </w:rPr>
+        <w:t>δὲ</w:t>
+      </w:r>
+    </w:p>
+    <w:p>
+      <w:pPr/>
+      <w:r>
+        <w:rPr>
+          <w:lang w:val="hi_IN" w:bidi="hi_IN"/>
+        </w:rPr>
+      </w:r>
+      <w:r>
+        <w:rPr>
+          <w:b/>
+          <w:lang w:val="hi_IN" w:bidi="hi_IN"/>
+        </w:rPr>
         <w:t>"परन्तु"</w:t>
       </w:r>
     </w:p>
@@ -7463,6 +8573,21 @@
           <w:b/>
           <w:lang w:val="hi_IN" w:bidi="hi_IN"/>
         </w:rPr>
+        <w:t>Θεὸς πλούσιος ὢν ἐν ἐλέει</w:t>
+      </w:r>
+    </w:p>
+    <w:p>
+      <w:pPr/>
+      <w:r>
+        <w:rPr>
+          <w:lang w:val="hi_IN" w:bidi="hi_IN"/>
+        </w:rPr>
+      </w:r>
+      <w:r>
+        <w:rPr>
+          <w:b/>
+          <w:lang w:val="hi_IN" w:bidi="hi_IN"/>
+        </w:rPr>
         <w:t>"परमेश्वर ने"</w:t>
       </w:r>
       <w:r>
@@ -7539,6 +8664,21 @@
           <w:b/>
           <w:lang w:val="hi_IN" w:bidi="hi_IN"/>
         </w:rPr>
+        <w:t>διὰ τὴν πολλὴν ἀγάπην αὐτοῦ, ἣν ἠγάπησεν ἡμᾶς</w:t>
+      </w:r>
+    </w:p>
+    <w:p>
+      <w:pPr/>
+      <w:r>
+        <w:rPr>
+          <w:lang w:val="hi_IN" w:bidi="hi_IN"/>
+        </w:rPr>
+      </w:r>
+      <w:r>
+        <w:rPr>
+          <w:b/>
+          <w:lang w:val="hi_IN" w:bidi="hi_IN"/>
+        </w:rPr>
         <w:t>"अपने उस बड़े प्रेम के कारण जिससे उसने हम से प्रेम किया"</w:t>
       </w:r>
     </w:p>
@@ -7609,6 +8749,21 @@
           <w:b/>
           <w:lang w:val="hi_IN" w:bidi="hi_IN"/>
         </w:rPr>
+        <w:t>χάριτί ἐστε σεσῳσμένοι</w:t>
+      </w:r>
+    </w:p>
+    <w:p>
+      <w:pPr/>
+      <w:r>
+        <w:rPr>
+          <w:lang w:val="hi_IN" w:bidi="hi_IN"/>
+        </w:rPr>
+      </w:r>
+      <w:r>
+        <w:rPr>
+          <w:b/>
+          <w:lang w:val="hi_IN" w:bidi="hi_IN"/>
+        </w:rPr>
         <w:t>"अनुग्रह ही से तुम्हारा उद्धार हुआ है"</w:t>
       </w:r>
     </w:p>
@@ -7692,6 +8847,21 @@
           <w:b/>
           <w:lang w:val="hi_IN" w:bidi="hi_IN"/>
         </w:rPr>
+        <w:t>χάριτί ἐστε σεσῳσμένοι</w:t>
+      </w:r>
+    </w:p>
+    <w:p>
+      <w:pPr/>
+      <w:r>
+        <w:rPr>
+          <w:lang w:val="hi_IN" w:bidi="hi_IN"/>
+        </w:rPr>
+      </w:r>
+      <w:r>
+        <w:rPr>
+          <w:b/>
+          <w:lang w:val="hi_IN" w:bidi="hi_IN"/>
+        </w:rPr>
         <w:t>"अनुग्रह ही से तुम्हारा उद्धार हुआ है"</w:t>
       </w:r>
     </w:p>
@@ -7782,6 +8952,21 @@
           <w:b/>
           <w:lang w:val="hi_IN" w:bidi="hi_IN"/>
         </w:rPr>
+        <w:t>συνήγειρεν</w:t>
+      </w:r>
+    </w:p>
+    <w:p>
+      <w:pPr/>
+      <w:r>
+        <w:rPr>
+          <w:lang w:val="hi_IN" w:bidi="hi_IN"/>
+        </w:rPr>
+      </w:r>
+      <w:r>
+        <w:rPr>
+          <w:b/>
+          <w:lang w:val="hi_IN" w:bidi="hi_IN"/>
+        </w:rPr>
         <w:t>"उसके साथ उठाया"</w:t>
       </w:r>
     </w:p>
@@ -7872,6 +9057,21 @@
           <w:b/>
           <w:lang w:val="hi_IN" w:bidi="hi_IN"/>
         </w:rPr>
+        <w:t>συνήγειρεν</w:t>
+      </w:r>
+    </w:p>
+    <w:p>
+      <w:pPr/>
+      <w:r>
+        <w:rPr>
+          <w:lang w:val="hi_IN" w:bidi="hi_IN"/>
+        </w:rPr>
+      </w:r>
+      <w:r>
+        <w:rPr>
+          <w:b/>
+          <w:lang w:val="hi_IN" w:bidi="hi_IN"/>
+        </w:rPr>
         <w:t>"उसके साथ उठाया"</w:t>
       </w:r>
     </w:p>
@@ -7955,6 +9155,21 @@
           <w:b/>
           <w:lang w:val="hi_IN" w:bidi="hi_IN"/>
         </w:rPr>
+        <w:t>συνεκάθισεν</w:t>
+      </w:r>
+    </w:p>
+    <w:p>
+      <w:pPr/>
+      <w:r>
+        <w:rPr>
+          <w:lang w:val="hi_IN" w:bidi="hi_IN"/>
+        </w:rPr>
+      </w:r>
+      <w:r>
+        <w:rPr>
+          <w:b/>
+          <w:lang w:val="hi_IN" w:bidi="hi_IN"/>
+        </w:rPr>
         <w:t>"उसके साथ बैठाया"</w:t>
       </w:r>
     </w:p>
@@ -8024,6 +9239,21 @@
         <w:rPr>
           <w:lang w:val="hi_IN" w:bidi="hi_IN"/>
         </w:rPr>
+      </w:r>
+    </w:p>
+    <w:p>
+      <w:pPr/>
+      <w:r>
+        <w:rPr>
+          <w:lang w:val="hi_IN" w:bidi="hi_IN"/>
+        </w:rPr>
+      </w:r>
+      <w:r>
+        <w:rPr>
+          <w:b/>
+          <w:lang w:val="hi_IN" w:bidi="hi_IN"/>
+        </w:rPr>
+        <w:t>ἐν τοῖς ἐπουρανίοις</w:t>
       </w:r>
     </w:p>
     <w:p>
@@ -8132,6 +9362,21 @@
           <w:b/>
           <w:lang w:val="hi_IN" w:bidi="hi_IN"/>
         </w:rPr>
+        <w:t>ἐν Χριστῷ Ἰησοῦ</w:t>
+      </w:r>
+    </w:p>
+    <w:p>
+      <w:pPr/>
+      <w:r>
+        <w:rPr>
+          <w:lang w:val="hi_IN" w:bidi="hi_IN"/>
+        </w:rPr>
+      </w:r>
+      <w:r>
+        <w:rPr>
+          <w:b/>
+          <w:lang w:val="hi_IN" w:bidi="hi_IN"/>
+        </w:rPr>
         <w:t>"मसीह यीशु में"</w:t>
       </w:r>
     </w:p>
@@ -8202,6 +9447,21 @@
           <w:b/>
           <w:lang w:val="hi_IN" w:bidi="hi_IN"/>
         </w:rPr>
+        <w:t>ἵνα</w:t>
+      </w:r>
+    </w:p>
+    <w:p>
+      <w:pPr/>
+      <w:r>
+        <w:rPr>
+          <w:lang w:val="hi_IN" w:bidi="hi_IN"/>
+        </w:rPr>
+      </w:r>
+      <w:r>
+        <w:rPr>
+          <w:b/>
+          <w:lang w:val="hi_IN" w:bidi="hi_IN"/>
+        </w:rPr>
         <w:t>"कि"</w:t>
       </w:r>
     </w:p>
@@ -8298,6 +9558,21 @@
           <w:b/>
           <w:lang w:val="hi_IN" w:bidi="hi_IN"/>
         </w:rPr>
+        <w:t>ἐν τοῖς αἰῶσιν, τοῖς ἐπερχομένοις</w:t>
+      </w:r>
+    </w:p>
+    <w:p>
+      <w:pPr/>
+      <w:r>
+        <w:rPr>
+          <w:lang w:val="hi_IN" w:bidi="hi_IN"/>
+        </w:rPr>
+      </w:r>
+      <w:r>
+        <w:rPr>
+          <w:b/>
+          <w:lang w:val="hi_IN" w:bidi="hi_IN"/>
+        </w:rPr>
         <w:t>"उस"</w:t>
       </w:r>
       <w:r>
@@ -8374,6 +9649,21 @@
           <w:b/>
           <w:lang w:val="hi_IN" w:bidi="hi_IN"/>
         </w:rPr>
+        <w:t>γὰρ</w:t>
+      </w:r>
+    </w:p>
+    <w:p>
+      <w:pPr/>
+      <w:r>
+        <w:rPr>
+          <w:lang w:val="hi_IN" w:bidi="hi_IN"/>
+        </w:rPr>
+      </w:r>
+      <w:r>
+        <w:rPr>
+          <w:b/>
+          <w:lang w:val="hi_IN" w:bidi="hi_IN"/>
+        </w:rPr>
         <w:t>"क्योंकि"</w:t>
       </w:r>
     </w:p>
@@ -8450,6 +9740,21 @@
         <w:rPr>
           <w:lang w:val="hi_IN" w:bidi="hi_IN"/>
         </w:rPr>
+      </w:r>
+    </w:p>
+    <w:p>
+      <w:pPr/>
+      <w:r>
+        <w:rPr>
+          <w:lang w:val="hi_IN" w:bidi="hi_IN"/>
+        </w:rPr>
+      </w:r>
+      <w:r>
+        <w:rPr>
+          <w:b/>
+          <w:lang w:val="hi_IN" w:bidi="hi_IN"/>
+        </w:rPr>
+        <w:t>τῇ γὰρ χάριτί ἐστε σεσῳσμένοι διὰ πίστεως</w:t>
       </w:r>
     </w:p>
     <w:p>
@@ -8668,6 +9973,21 @@
           <w:b/>
           <w:lang w:val="hi_IN" w:bidi="hi_IN"/>
         </w:rPr>
+        <w:t>τοῦτο</w:t>
+      </w:r>
+    </w:p>
+    <w:p>
+      <w:pPr/>
+      <w:r>
+        <w:rPr>
+          <w:lang w:val="hi_IN" w:bidi="hi_IN"/>
+        </w:rPr>
+      </w:r>
+      <w:r>
+        <w:rPr>
+          <w:b/>
+          <w:lang w:val="hi_IN" w:bidi="hi_IN"/>
+        </w:rPr>
         <w:t>"यह"</w:t>
       </w:r>
     </w:p>
@@ -8923,6 +10243,21 @@
           <w:b/>
           <w:lang w:val="hi_IN" w:bidi="hi_IN"/>
         </w:rPr>
+        <w:t>γάρ</w:t>
+      </w:r>
+    </w:p>
+    <w:p>
+      <w:pPr/>
+      <w:r>
+        <w:rPr>
+          <w:lang w:val="hi_IN" w:bidi="hi_IN"/>
+        </w:rPr>
+      </w:r>
+      <w:r>
+        <w:rPr>
+          <w:b/>
+          <w:lang w:val="hi_IN" w:bidi="hi_IN"/>
+        </w:rPr>
         <w:t>"क्योंकि"</w:t>
       </w:r>
     </w:p>
@@ -9019,6 +10354,21 @@
           <w:b/>
           <w:lang w:val="hi_IN" w:bidi="hi_IN"/>
         </w:rPr>
+        <w:t>ἐν Χριστῷ Ἰησοῦ</w:t>
+      </w:r>
+    </w:p>
+    <w:p>
+      <w:pPr/>
+      <w:r>
+        <w:rPr>
+          <w:lang w:val="hi_IN" w:bidi="hi_IN"/>
+        </w:rPr>
+      </w:r>
+      <w:r>
+        <w:rPr>
+          <w:b/>
+          <w:lang w:val="hi_IN" w:bidi="hi_IN"/>
+        </w:rPr>
         <w:t>"मसीह यीशु में"</w:t>
       </w:r>
     </w:p>
@@ -9089,6 +10439,21 @@
           <w:b/>
           <w:lang w:val="hi_IN" w:bidi="hi_IN"/>
         </w:rPr>
+        <w:t>ἵνα</w:t>
+      </w:r>
+    </w:p>
+    <w:p>
+      <w:pPr/>
+      <w:r>
+        <w:rPr>
+          <w:lang w:val="hi_IN" w:bidi="hi_IN"/>
+        </w:rPr>
+      </w:r>
+      <w:r>
+        <w:rPr>
+          <w:b/>
+          <w:lang w:val="hi_IN" w:bidi="hi_IN"/>
+        </w:rPr>
         <w:t>"जिन्हें"</w:t>
       </w:r>
     </w:p>
@@ -9185,6 +10550,21 @@
           <w:b/>
           <w:lang w:val="hi_IN" w:bidi="hi_IN"/>
         </w:rPr>
+        <w:t>ἐν αὐτοῖς περιπατήσωμεν</w:t>
+      </w:r>
+    </w:p>
+    <w:p>
+      <w:pPr/>
+      <w:r>
+        <w:rPr>
+          <w:lang w:val="hi_IN" w:bidi="hi_IN"/>
+        </w:rPr>
+      </w:r>
+      <w:r>
+        <w:rPr>
+          <w:b/>
+          <w:lang w:val="hi_IN" w:bidi="hi_IN"/>
+        </w:rPr>
         <w:t>"हमारे करने के लिये"</w:t>
       </w:r>
     </w:p>
@@ -9294,6 +10674,21 @@
           <w:b/>
           <w:lang w:val="hi_IN" w:bidi="hi_IN"/>
         </w:rPr>
+        <w:t>διὸ</w:t>
+      </w:r>
+    </w:p>
+    <w:p>
+      <w:pPr/>
+      <w:r>
+        <w:rPr>
+          <w:lang w:val="hi_IN" w:bidi="hi_IN"/>
+        </w:rPr>
+      </w:r>
+      <w:r>
+        <w:rPr>
+          <w:b/>
+          <w:lang w:val="hi_IN" w:bidi="hi_IN"/>
+        </w:rPr>
         <w:t>"इस कारण"</w:t>
       </w:r>
     </w:p>
@@ -9453,6 +10848,21 @@
           <w:b/>
           <w:lang w:val="hi_IN" w:bidi="hi_IN"/>
         </w:rPr>
+        <w:t>τὰ ἔθνη ἐν σαρκί</w:t>
+      </w:r>
+    </w:p>
+    <w:p>
+      <w:pPr/>
+      <w:r>
+        <w:rPr>
+          <w:lang w:val="hi_IN" w:bidi="hi_IN"/>
+        </w:rPr>
+      </w:r>
+      <w:r>
+        <w:rPr>
+          <w:b/>
+          <w:lang w:val="hi_IN" w:bidi="hi_IN"/>
+        </w:rPr>
         <w:t>"जो शारीरिक रीति से अन्यजाति हो"</w:t>
       </w:r>
     </w:p>
@@ -9536,6 +10946,21 @@
           <w:b/>
           <w:lang w:val="hi_IN" w:bidi="hi_IN"/>
         </w:rPr>
+        <w:t>ἀκροβυστία</w:t>
+      </w:r>
+    </w:p>
+    <w:p>
+      <w:pPr/>
+      <w:r>
+        <w:rPr>
+          <w:lang w:val="hi_IN" w:bidi="hi_IN"/>
+        </w:rPr>
+      </w:r>
+      <w:r>
+        <w:rPr>
+          <w:b/>
+          <w:lang w:val="hi_IN" w:bidi="hi_IN"/>
+        </w:rPr>
         <w:t>"खतनारहित"</w:t>
       </w:r>
     </w:p>
@@ -9619,6 +11044,21 @@
           <w:b/>
           <w:lang w:val="hi_IN" w:bidi="hi_IN"/>
         </w:rPr>
+        <w:t>περιτομῆς</w:t>
+      </w:r>
+    </w:p>
+    <w:p>
+      <w:pPr/>
+      <w:r>
+        <w:rPr>
+          <w:lang w:val="hi_IN" w:bidi="hi_IN"/>
+        </w:rPr>
+      </w:r>
+      <w:r>
+        <w:rPr>
+          <w:b/>
+          <w:lang w:val="hi_IN" w:bidi="hi_IN"/>
+        </w:rPr>
         <w:t>"खतनावाले"</w:t>
       </w:r>
     </w:p>
@@ -9702,6 +11142,21 @@
           <w:b/>
           <w:lang w:val="hi_IN" w:bidi="hi_IN"/>
         </w:rPr>
+        <w:t>ὑπὸ τῆς λεγομένης</w:t>
+      </w:r>
+    </w:p>
+    <w:p>
+      <w:pPr/>
+      <w:r>
+        <w:rPr>
+          <w:lang w:val="hi_IN" w:bidi="hi_IN"/>
+        </w:rPr>
+      </w:r>
+      <w:r>
+        <w:rPr>
+          <w:b/>
+          <w:lang w:val="hi_IN" w:bidi="hi_IN"/>
+        </w:rPr>
         <w:t>"वे तुम को"</w:t>
       </w:r>
       <w:r>
@@ -9887,6 +11342,21 @@
           <w:b/>
           <w:lang w:val="hi_IN" w:bidi="hi_IN"/>
         </w:rPr>
+        <w:t>ὅτι</w:t>
+      </w:r>
+    </w:p>
+    <w:p>
+      <w:pPr/>
+      <w:r>
+        <w:rPr>
+          <w:lang w:val="hi_IN" w:bidi="hi_IN"/>
+        </w:rPr>
+      </w:r>
+      <w:r>
+        <w:rPr>
+          <w:b/>
+          <w:lang w:val="hi_IN" w:bidi="hi_IN"/>
+        </w:rPr>
         <w:t>""</w:t>
       </w:r>
     </w:p>
@@ -9983,6 +11453,21 @@
           <w:b/>
           <w:lang w:val="hi_IN" w:bidi="hi_IN"/>
         </w:rPr>
+        <w:t>χωρὶς Χριστοῦ</w:t>
+      </w:r>
+    </w:p>
+    <w:p>
+      <w:pPr/>
+      <w:r>
+        <w:rPr>
+          <w:lang w:val="hi_IN" w:bidi="hi_IN"/>
+        </w:rPr>
+      </w:r>
+      <w:r>
+        <w:rPr>
+          <w:b/>
+          <w:lang w:val="hi_IN" w:bidi="hi_IN"/>
+        </w:rPr>
         <w:t>"मसीह से अलग"</w:t>
       </w:r>
       <w:r>
@@ -10059,6 +11544,21 @@
           <w:b/>
           <w:lang w:val="hi_IN" w:bidi="hi_IN"/>
         </w:rPr>
+        <w:t>ξένοι τῶν διαθηκῶν τῆς ἐπαγγελίας</w:t>
+      </w:r>
+    </w:p>
+    <w:p>
+      <w:pPr/>
+      <w:r>
+        <w:rPr>
+          <w:lang w:val="hi_IN" w:bidi="hi_IN"/>
+        </w:rPr>
+      </w:r>
+      <w:r>
+        <w:rPr>
+          <w:b/>
+          <w:lang w:val="hi_IN" w:bidi="hi_IN"/>
+        </w:rPr>
         <w:t>"और प्रतिज्ञा की वाचाओं के भागी न थे"</w:t>
       </w:r>
     </w:p>
@@ -10142,6 +11642,21 @@
           <w:b/>
           <w:lang w:val="hi_IN" w:bidi="hi_IN"/>
         </w:rPr>
+        <w:t>δὲ</w:t>
+      </w:r>
+    </w:p>
+    <w:p>
+      <w:pPr/>
+      <w:r>
+        <w:rPr>
+          <w:lang w:val="hi_IN" w:bidi="hi_IN"/>
+        </w:rPr>
+      </w:r>
+      <w:r>
+        <w:rPr>
+          <w:b/>
+          <w:lang w:val="hi_IN" w:bidi="hi_IN"/>
+        </w:rPr>
         <w:t>"पर"</w:t>
       </w:r>
     </w:p>
@@ -10238,6 +11753,21 @@
           <w:b/>
           <w:lang w:val="hi_IN" w:bidi="hi_IN"/>
         </w:rPr>
+        <w:t>ὑμεῖς οἵ ποτε ὄντες μακρὰν, ἐγενήθητε ἐγγὺς ἐν τῷ αἵματι τοῦ Χριστοῦ</w:t>
+      </w:r>
+    </w:p>
+    <w:p>
+      <w:pPr/>
+      <w:r>
+        <w:rPr>
+          <w:lang w:val="hi_IN" w:bidi="hi_IN"/>
+        </w:rPr>
+      </w:r>
+      <w:r>
+        <w:rPr>
+          <w:b/>
+          <w:lang w:val="hi_IN" w:bidi="hi_IN"/>
+        </w:rPr>
         <w:t>"तुम जो पहले दूर थे, मसीह के लहू के द्वारा निकट हो गए हो"</w:t>
       </w:r>
     </w:p>
@@ -10321,6 +11851,21 @@
           <w:b/>
           <w:lang w:val="hi_IN" w:bidi="hi_IN"/>
         </w:rPr>
+        <w:t>ἐν τῷ αἵματι τοῦ Χριστοῦ</w:t>
+      </w:r>
+    </w:p>
+    <w:p>
+      <w:pPr/>
+      <w:r>
+        <w:rPr>
+          <w:lang w:val="hi_IN" w:bidi="hi_IN"/>
+        </w:rPr>
+      </w:r>
+      <w:r>
+        <w:rPr>
+          <w:b/>
+          <w:lang w:val="hi_IN" w:bidi="hi_IN"/>
+        </w:rPr>
         <w:t>"मसीह के लहू के द्वारा"</w:t>
       </w:r>
     </w:p>
@@ -10404,6 +11949,21 @@
           <w:b/>
           <w:lang w:val="hi_IN" w:bidi="hi_IN"/>
         </w:rPr>
+        <w:t>γάρ</w:t>
+      </w:r>
+    </w:p>
+    <w:p>
+      <w:pPr/>
+      <w:r>
+        <w:rPr>
+          <w:lang w:val="hi_IN" w:bidi="hi_IN"/>
+        </w:rPr>
+      </w:r>
+      <w:r>
+        <w:rPr>
+          <w:b/>
+          <w:lang w:val="hi_IN" w:bidi="hi_IN"/>
+        </w:rPr>
         <w:t>"क्योंकि"</w:t>
       </w:r>
     </w:p>
@@ -10500,6 +12060,21 @@
           <w:b/>
           <w:lang w:val="hi_IN" w:bidi="hi_IN"/>
         </w:rPr>
+        <w:t>αὐτὸς &amp; ἐστιν ἡ εἰρήνη ἡμῶν</w:t>
+      </w:r>
+    </w:p>
+    <w:p>
+      <w:pPr/>
+      <w:r>
+        <w:rPr>
+          <w:lang w:val="hi_IN" w:bidi="hi_IN"/>
+        </w:rPr>
+      </w:r>
+      <w:r>
+        <w:rPr>
+          <w:b/>
+          <w:lang w:val="hi_IN" w:bidi="hi_IN"/>
+        </w:rPr>
         <w:t>"वही हमारा मेल है"</w:t>
       </w:r>
     </w:p>
@@ -10563,6 +12138,21 @@
           <w:b/>
           <w:lang w:val="hi_IN" w:bidi="hi_IN"/>
         </w:rPr>
+        <w:t>ἡ εἰρήνη ἡμῶν</w:t>
+      </w:r>
+    </w:p>
+    <w:p>
+      <w:pPr/>
+      <w:r>
+        <w:rPr>
+          <w:lang w:val="hi_IN" w:bidi="hi_IN"/>
+        </w:rPr>
+      </w:r>
+      <w:r>
+        <w:rPr>
+          <w:b/>
+          <w:lang w:val="hi_IN" w:bidi="hi_IN"/>
+        </w:rPr>
         <w:t>"हमारा मेल"</w:t>
       </w:r>
     </w:p>
@@ -10653,6 +12243,21 @@
           <w:b/>
           <w:lang w:val="hi_IN" w:bidi="hi_IN"/>
         </w:rPr>
+        <w:t>ὁ ποιήσας τὰ ἀμφότερα ἓν</w:t>
+      </w:r>
+    </w:p>
+    <w:p>
+      <w:pPr/>
+      <w:r>
+        <w:rPr>
+          <w:lang w:val="hi_IN" w:bidi="hi_IN"/>
+        </w:rPr>
+      </w:r>
+      <w:r>
+        <w:rPr>
+          <w:b/>
+          <w:lang w:val="hi_IN" w:bidi="hi_IN"/>
+        </w:rPr>
         <w:t>"एक कर दिया"</w:t>
       </w:r>
     </w:p>
@@ -10716,6 +12321,21 @@
           <w:b/>
           <w:lang w:val="hi_IN" w:bidi="hi_IN"/>
         </w:rPr>
+        <w:t>ἐν τῇ σαρκὶ αὐτοῦ</w:t>
+      </w:r>
+    </w:p>
+    <w:p>
+      <w:pPr/>
+      <w:r>
+        <w:rPr>
+          <w:lang w:val="hi_IN" w:bidi="hi_IN"/>
+        </w:rPr>
+      </w:r>
+      <w:r>
+        <w:rPr>
+          <w:b/>
+          <w:lang w:val="hi_IN" w:bidi="hi_IN"/>
+        </w:rPr>
         <w:t>""</w:t>
       </w:r>
     </w:p>
@@ -10812,6 +12432,21 @@
           <w:b/>
           <w:lang w:val="hi_IN" w:bidi="hi_IN"/>
         </w:rPr>
+        <w:t>τὸ μεσότοιχον τοῦ φραγμοῦ &amp; τὴν ἔχθραν</w:t>
+      </w:r>
+    </w:p>
+    <w:p>
+      <w:pPr/>
+      <w:r>
+        <w:rPr>
+          <w:lang w:val="hi_IN" w:bidi="hi_IN"/>
+        </w:rPr>
+      </w:r>
+      <w:r>
+        <w:rPr>
+          <w:b/>
+          <w:lang w:val="hi_IN" w:bidi="hi_IN"/>
+        </w:rPr>
         <w:t>"अलग करनेवाले दीवार को जो बीच में थी"</w:t>
       </w:r>
     </w:p>
@@ -10958,6 +12593,21 @@
           <w:b/>
           <w:lang w:val="hi_IN" w:bidi="hi_IN"/>
         </w:rPr>
+        <w:t>ἵνα</w:t>
+      </w:r>
+    </w:p>
+    <w:p>
+      <w:pPr/>
+      <w:r>
+        <w:rPr>
+          <w:lang w:val="hi_IN" w:bidi="hi_IN"/>
+        </w:rPr>
+      </w:r>
+      <w:r>
+        <w:rPr>
+          <w:b/>
+          <w:lang w:val="hi_IN" w:bidi="hi_IN"/>
+        </w:rPr>
         <w:t>"कि"</w:t>
       </w:r>
       <w:r>
@@ -11067,6 +12717,21 @@
           <w:b/>
           <w:lang w:val="hi_IN" w:bidi="hi_IN"/>
         </w:rPr>
+        <w:t>ἕνα καινὸν ἄνθρωπον</w:t>
+      </w:r>
+    </w:p>
+    <w:p>
+      <w:pPr/>
+      <w:r>
+        <w:rPr>
+          <w:lang w:val="hi_IN" w:bidi="hi_IN"/>
+        </w:rPr>
+      </w:r>
+      <w:r>
+        <w:rPr>
+          <w:b/>
+          <w:lang w:val="hi_IN" w:bidi="hi_IN"/>
+        </w:rPr>
         <w:t>"कि"</w:t>
       </w:r>
       <w:r>
@@ -11163,6 +12828,21 @@
           <w:b/>
           <w:lang w:val="hi_IN" w:bidi="hi_IN"/>
         </w:rPr>
+        <w:t>ἐν αὑτῷ</w:t>
+      </w:r>
+    </w:p>
+    <w:p>
+      <w:pPr/>
+      <w:r>
+        <w:rPr>
+          <w:lang w:val="hi_IN" w:bidi="hi_IN"/>
+        </w:rPr>
+      </w:r>
+      <w:r>
+        <w:rPr>
+          <w:b/>
+          <w:lang w:val="hi_IN" w:bidi="hi_IN"/>
+        </w:rPr>
         <w:t>"अपने में"</w:t>
       </w:r>
     </w:p>
@@ -11226,6 +12906,21 @@
           <w:b/>
           <w:lang w:val="hi_IN" w:bidi="hi_IN"/>
         </w:rPr>
+        <w:t>ἀποκαταλλάξῃ τοὺς ἀμφοτέρους</w:t>
+      </w:r>
+    </w:p>
+    <w:p>
+      <w:pPr/>
+      <w:r>
+        <w:rPr>
+          <w:lang w:val="hi_IN" w:bidi="hi_IN"/>
+        </w:rPr>
+      </w:r>
+      <w:r>
+        <w:rPr>
+          <w:b/>
+          <w:lang w:val="hi_IN" w:bidi="hi_IN"/>
+        </w:rPr>
         <w:t>"दोनों को"</w:t>
       </w:r>
       <w:r>
@@ -11302,6 +12997,21 @@
           <w:b/>
           <w:lang w:val="hi_IN" w:bidi="hi_IN"/>
         </w:rPr>
+        <w:t>ἐν ἑνὶ σώματι</w:t>
+      </w:r>
+    </w:p>
+    <w:p>
+      <w:pPr/>
+      <w:r>
+        <w:rPr>
+          <w:lang w:val="hi_IN" w:bidi="hi_IN"/>
+        </w:rPr>
+      </w:r>
+      <w:r>
+        <w:rPr>
+          <w:b/>
+          <w:lang w:val="hi_IN" w:bidi="hi_IN"/>
+        </w:rPr>
         <w:t>"पर"</w:t>
       </w:r>
       <w:r>
@@ -11398,6 +13108,21 @@
           <w:b/>
           <w:lang w:val="hi_IN" w:bidi="hi_IN"/>
         </w:rPr>
+        <w:t>διὰ τοῦ σταυροῦ</w:t>
+      </w:r>
+    </w:p>
+    <w:p>
+      <w:pPr/>
+      <w:r>
+        <w:rPr>
+          <w:lang w:val="hi_IN" w:bidi="hi_IN"/>
+        </w:rPr>
+      </w:r>
+      <w:r>
+        <w:rPr>
+          <w:b/>
+          <w:lang w:val="hi_IN" w:bidi="hi_IN"/>
+        </w:rPr>
         <w:t>"क्रूस"</w:t>
       </w:r>
       <w:r>
@@ -11494,6 +13219,21 @@
           <w:b/>
           <w:lang w:val="hi_IN" w:bidi="hi_IN"/>
         </w:rPr>
+        <w:t>ἀποκτείνας τὴν ἔχθραν</w:t>
+      </w:r>
+    </w:p>
+    <w:p>
+      <w:pPr/>
+      <w:r>
+        <w:rPr>
+          <w:lang w:val="hi_IN" w:bidi="hi_IN"/>
+        </w:rPr>
+      </w:r>
+      <w:r>
+        <w:rPr>
+          <w:b/>
+          <w:lang w:val="hi_IN" w:bidi="hi_IN"/>
+        </w:rPr>
         <w:t>"बैर को नाश करके"</w:t>
       </w:r>
     </w:p>
@@ -11729,6 +13469,21 @@
           <w:b/>
           <w:lang w:val="hi_IN" w:bidi="hi_IN"/>
         </w:rPr>
+        <w:t>ὑμῖν τοῖς μακρὰν</w:t>
+      </w:r>
+    </w:p>
+    <w:p>
+      <w:pPr/>
+      <w:r>
+        <w:rPr>
+          <w:lang w:val="hi_IN" w:bidi="hi_IN"/>
+        </w:rPr>
+      </w:r>
+      <w:r>
+        <w:rPr>
+          <w:b/>
+          <w:lang w:val="hi_IN" w:bidi="hi_IN"/>
+        </w:rPr>
         <w:t>"तुम्हें"</w:t>
       </w:r>
       <w:r>
@@ -11838,6 +13593,21 @@
           <w:b/>
           <w:lang w:val="hi_IN" w:bidi="hi_IN"/>
         </w:rPr>
+        <w:t>τοῖς ἐγγύς</w:t>
+      </w:r>
+    </w:p>
+    <w:p>
+      <w:pPr/>
+      <w:r>
+        <w:rPr>
+          <w:lang w:val="hi_IN" w:bidi="hi_IN"/>
+        </w:rPr>
+      </w:r>
+      <w:r>
+        <w:rPr>
+          <w:b/>
+          <w:lang w:val="hi_IN" w:bidi="hi_IN"/>
+        </w:rPr>
         <w:t>"जो"</w:t>
       </w:r>
       <w:r>
@@ -12031,6 +13801,21 @@
           <w:b/>
           <w:lang w:val="hi_IN" w:bidi="hi_IN"/>
         </w:rPr>
+        <w:t>ὅτι</w:t>
+      </w:r>
+    </w:p>
+    <w:p>
+      <w:pPr/>
+      <w:r>
+        <w:rPr>
+          <w:lang w:val="hi_IN" w:bidi="hi_IN"/>
+        </w:rPr>
+      </w:r>
+      <w:r>
+        <w:rPr>
+          <w:b/>
+          <w:lang w:val="hi_IN" w:bidi="hi_IN"/>
+        </w:rPr>
         <w:t>"क्योंकि"</w:t>
       </w:r>
     </w:p>
@@ -12190,6 +13975,21 @@
           <w:b/>
           <w:lang w:val="hi_IN" w:bidi="hi_IN"/>
         </w:rPr>
+        <w:t>ἄρα οὖν</w:t>
+      </w:r>
+    </w:p>
+    <w:p>
+      <w:pPr/>
+      <w:r>
+        <w:rPr>
+          <w:lang w:val="hi_IN" w:bidi="hi_IN"/>
+        </w:rPr>
+      </w:r>
+      <w:r>
+        <w:rPr>
+          <w:b/>
+          <w:lang w:val="hi_IN" w:bidi="hi_IN"/>
+        </w:rPr>
         <w:t>"इसलिए"</w:t>
       </w:r>
       <w:r>
@@ -12299,6 +14099,21 @@
           <w:b/>
           <w:lang w:val="hi_IN" w:bidi="hi_IN"/>
         </w:rPr>
+        <w:t>ξένοι καὶ πάροικοι</w:t>
+      </w:r>
+    </w:p>
+    <w:p>
+      <w:pPr/>
+      <w:r>
+        <w:rPr>
+          <w:lang w:val="hi_IN" w:bidi="hi_IN"/>
+        </w:rPr>
+      </w:r>
+      <w:r>
+        <w:rPr>
+          <w:b/>
+          <w:lang w:val="hi_IN" w:bidi="hi_IN"/>
+        </w:rPr>
         <w:t>"परदेशी और मुसाफिर"</w:t>
       </w:r>
     </w:p>
@@ -12402,6 +14217,21 @@
           <w:b/>
           <w:lang w:val="hi_IN" w:bidi="hi_IN"/>
         </w:rPr>
+        <w:t>ἀλλὰ</w:t>
+      </w:r>
+    </w:p>
+    <w:p>
+      <w:pPr/>
+      <w:r>
+        <w:rPr>
+          <w:lang w:val="hi_IN" w:bidi="hi_IN"/>
+        </w:rPr>
+      </w:r>
+      <w:r>
+        <w:rPr>
+          <w:b/>
+          <w:lang w:val="hi_IN" w:bidi="hi_IN"/>
+        </w:rPr>
         <w:t>"परन्तु"</w:t>
       </w:r>
     </w:p>
@@ -12498,6 +14328,21 @@
           <w:b/>
           <w:lang w:val="hi_IN" w:bidi="hi_IN"/>
         </w:rPr>
+        <w:t>ἐστὲ συνπολῖται τῶν ἁγίων καὶ οἰκεῖοι τοῦ Θεοῦ</w:t>
+      </w:r>
+    </w:p>
+    <w:p>
+      <w:pPr/>
+      <w:r>
+        <w:rPr>
+          <w:lang w:val="hi_IN" w:bidi="hi_IN"/>
+        </w:rPr>
+      </w:r>
+      <w:r>
+        <w:rPr>
+          <w:b/>
+          <w:lang w:val="hi_IN" w:bidi="hi_IN"/>
+        </w:rPr>
         <w:t>"पवित्र लोगों के संगी स्वदेशी और परमेश्वर के घराने के हो गए"</w:t>
       </w:r>
     </w:p>
@@ -12581,6 +14426,21 @@
           <w:b/>
           <w:lang w:val="hi_IN" w:bidi="hi_IN"/>
         </w:rPr>
+        <w:t>ἐποικοδομηθέντες ἐπὶ τῷ θεμελίῳ</w:t>
+      </w:r>
+    </w:p>
+    <w:p>
+      <w:pPr/>
+      <w:r>
+        <w:rPr>
+          <w:lang w:val="hi_IN" w:bidi="hi_IN"/>
+        </w:rPr>
+      </w:r>
+      <w:r>
+        <w:rPr>
+          <w:b/>
+          <w:lang w:val="hi_IN" w:bidi="hi_IN"/>
+        </w:rPr>
         <w:t>"और"</w:t>
       </w:r>
       <w:r>
@@ -12690,6 +14550,21 @@
           <w:b/>
           <w:lang w:val="hi_IN" w:bidi="hi_IN"/>
         </w:rPr>
+        <w:t>ἐποικοδομηθέντες</w:t>
+      </w:r>
+    </w:p>
+    <w:p>
+      <w:pPr/>
+      <w:r>
+        <w:rPr>
+          <w:lang w:val="hi_IN" w:bidi="hi_IN"/>
+        </w:rPr>
+      </w:r>
+      <w:r>
+        <w:rPr>
+          <w:b/>
+          <w:lang w:val="hi_IN" w:bidi="hi_IN"/>
+        </w:rPr>
         <w:t>"और"</w:t>
       </w:r>
       <w:r>
@@ -12786,6 +14661,21 @@
           <w:b/>
           <w:lang w:val="hi_IN" w:bidi="hi_IN"/>
         </w:rPr>
+        <w:t>πᾶσα οἰκοδομὴ συναρμολογουμένη, αὔξει εἰς ναὸν ἅγιον</w:t>
+      </w:r>
+    </w:p>
+    <w:p>
+      <w:pPr/>
+      <w:r>
+        <w:rPr>
+          <w:lang w:val="hi_IN" w:bidi="hi_IN"/>
+        </w:rPr>
+      </w:r>
+      <w:r>
+        <w:rPr>
+          <w:b/>
+          <w:lang w:val="hi_IN" w:bidi="hi_IN"/>
+        </w:rPr>
         <w:t>"सारी रचना एक साथ मिलकर"</w:t>
       </w:r>
       <w:r>
@@ -12882,6 +14772,21 @@
           <w:b/>
           <w:lang w:val="hi_IN" w:bidi="hi_IN"/>
         </w:rPr>
+        <w:t>ἐν ᾧ &amp; ἐν Κυρίῳ</w:t>
+      </w:r>
+    </w:p>
+    <w:p>
+      <w:pPr/>
+      <w:r>
+        <w:rPr>
+          <w:lang w:val="hi_IN" w:bidi="hi_IN"/>
+        </w:rPr>
+      </w:r>
+      <w:r>
+        <w:rPr>
+          <w:b/>
+          <w:lang w:val="hi_IN" w:bidi="hi_IN"/>
+        </w:rPr>
         <w:t>"जिसमें"</w:t>
       </w:r>
       <w:r>
@@ -12978,6 +14883,21 @@
           <w:b/>
           <w:lang w:val="hi_IN" w:bidi="hi_IN"/>
         </w:rPr>
+        <w:t>ἐν ᾧ</w:t>
+      </w:r>
+    </w:p>
+    <w:p>
+      <w:pPr/>
+      <w:r>
+        <w:rPr>
+          <w:lang w:val="hi_IN" w:bidi="hi_IN"/>
+        </w:rPr>
+      </w:r>
+      <w:r>
+        <w:rPr>
+          <w:b/>
+          <w:lang w:val="hi_IN" w:bidi="hi_IN"/>
+        </w:rPr>
         <w:t>"जिसमें"</w:t>
       </w:r>
     </w:p>
@@ -13061,6 +14981,21 @@
           <w:b/>
           <w:lang w:val="hi_IN" w:bidi="hi_IN"/>
         </w:rPr>
+        <w:t>καὶ ὑμεῖς συνοικοδομεῖσθε, εἰς κατοικητήριον τοῦ Θεοῦ ἐν Πνεύματι</w:t>
+      </w:r>
+    </w:p>
+    <w:p>
+      <w:pPr/>
+      <w:r>
+        <w:rPr>
+          <w:lang w:val="hi_IN" w:bidi="hi_IN"/>
+        </w:rPr>
+      </w:r>
+      <w:r>
+        <w:rPr>
+          <w:b/>
+          <w:lang w:val="hi_IN" w:bidi="hi_IN"/>
+        </w:rPr>
         <w:t>"तुम भी आत्मा के द्वारा परमेश्वर का होने के लिये एक साथ बनाए जाते हो"</w:t>
       </w:r>
     </w:p>
@@ -13144,6 +15079,21 @@
           <w:b/>
           <w:lang w:val="hi_IN" w:bidi="hi_IN"/>
         </w:rPr>
+        <w:t>καὶ ὑμεῖς συνοικοδομεῖσθε</w:t>
+      </w:r>
+    </w:p>
+    <w:p>
+      <w:pPr/>
+      <w:r>
+        <w:rPr>
+          <w:lang w:val="hi_IN" w:bidi="hi_IN"/>
+        </w:rPr>
+      </w:r>
+      <w:r>
+        <w:rPr>
+          <w:b/>
+          <w:lang w:val="hi_IN" w:bidi="hi_IN"/>
+        </w:rPr>
         <w:t>"तुम भी"</w:t>
       </w:r>
       <w:r>
@@ -13399,6 +15349,21 @@
           <w:b/>
           <w:lang w:val="hi_IN" w:bidi="hi_IN"/>
         </w:rPr>
+        <w:t>τούτου χάριν</w:t>
+      </w:r>
+    </w:p>
+    <w:p>
+      <w:pPr/>
+      <w:r>
+        <w:rPr>
+          <w:lang w:val="hi_IN" w:bidi="hi_IN"/>
+        </w:rPr>
+      </w:r>
+      <w:r>
+        <w:rPr>
+          <w:b/>
+          <w:lang w:val="hi_IN" w:bidi="hi_IN"/>
+        </w:rPr>
         <w:t>"इसी कारण"</w:t>
       </w:r>
     </w:p>
@@ -13482,6 +15447,21 @@
           <w:b/>
           <w:lang w:val="hi_IN" w:bidi="hi_IN"/>
         </w:rPr>
+        <w:t>ὁ δέσμιος τοῦ Χριστοῦ Ἰησοῦ</w:t>
+      </w:r>
+    </w:p>
+    <w:p>
+      <w:pPr/>
+      <w:r>
+        <w:rPr>
+          <w:lang w:val="hi_IN" w:bidi="hi_IN"/>
+        </w:rPr>
+      </w:r>
+      <w:r>
+        <w:rPr>
+          <w:b/>
+          <w:lang w:val="hi_IN" w:bidi="hi_IN"/>
+        </w:rPr>
         <w:t>"जो"</w:t>
       </w:r>
       <w:r>
@@ -13558,6 +15538,21 @@
           <w:b/>
           <w:lang w:val="hi_IN" w:bidi="hi_IN"/>
         </w:rPr>
+        <w:t>τὴν οἰκονομίαν τῆς χάριτος τοῦ Θεοῦ, τῆς δοθείσης μοι εἰς ὑμᾶς</w:t>
+      </w:r>
+    </w:p>
+    <w:p>
+      <w:pPr/>
+      <w:r>
+        <w:rPr>
+          <w:lang w:val="hi_IN" w:bidi="hi_IN"/>
+        </w:rPr>
+      </w:r>
+      <w:r>
+        <w:rPr>
+          <w:b/>
+          <w:lang w:val="hi_IN" w:bidi="hi_IN"/>
+        </w:rPr>
         <w:t>"परमेश्वर के उस अनुग्रह के प्रबन्ध का समाचार"</w:t>
       </w:r>
       <w:r>
@@ -13647,6 +15642,21 @@
           <w:b/>
           <w:lang w:val="hi_IN" w:bidi="hi_IN"/>
         </w:rPr>
+        <w:t>κατὰ ἀποκάλυψιν ἐγνωρίσθη μοι</w:t>
+      </w:r>
+    </w:p>
+    <w:p>
+      <w:pPr/>
+      <w:r>
+        <w:rPr>
+          <w:lang w:val="hi_IN" w:bidi="hi_IN"/>
+        </w:rPr>
+      </w:r>
+      <w:r>
+        <w:rPr>
+          <w:b/>
+          <w:lang w:val="hi_IN" w:bidi="hi_IN"/>
+        </w:rPr>
         <w:t>"अर्थात् यह कि वह"</w:t>
       </w:r>
       <w:r>
@@ -13743,6 +15753,21 @@
           <w:b/>
           <w:lang w:val="hi_IN" w:bidi="hi_IN"/>
         </w:rPr>
+        <w:t>καθὼς προέγραψα ἐν ὀλίγῳ</w:t>
+      </w:r>
+    </w:p>
+    <w:p>
+      <w:pPr/>
+      <w:r>
+        <w:rPr>
+          <w:lang w:val="hi_IN" w:bidi="hi_IN"/>
+        </w:rPr>
+      </w:r>
+      <w:r>
+        <w:rPr>
+          <w:b/>
+          <w:lang w:val="hi_IN" w:bidi="hi_IN"/>
+        </w:rPr>
         <w:t>"जैसा मैं पहले संक्षेप में लिख चुका हूँ"</w:t>
       </w:r>
     </w:p>
@@ -13806,6 +15831,21 @@
           <w:b/>
           <w:lang w:val="hi_IN" w:bidi="hi_IN"/>
         </w:rPr>
+        <w:t>ὃ ἑτέραις γενεαῖς οὐκ ἐγνωρίσθη τοῖς υἱοῖς τῶν ἀνθρώπων</w:t>
+      </w:r>
+    </w:p>
+    <w:p>
+      <w:pPr/>
+      <w:r>
+        <w:rPr>
+          <w:lang w:val="hi_IN" w:bidi="hi_IN"/>
+        </w:rPr>
+      </w:r>
+      <w:r>
+        <w:rPr>
+          <w:b/>
+          <w:lang w:val="hi_IN" w:bidi="hi_IN"/>
+        </w:rPr>
         <w:t>"जो अन्य समयों में मनुष्यों की सन्तानों को ऐसा नहीं बताया गया था"</w:t>
       </w:r>
     </w:p>
@@ -13889,6 +15929,21 @@
           <w:b/>
           <w:lang w:val="hi_IN" w:bidi="hi_IN"/>
         </w:rPr>
+        <w:t>ὡς νῦν ἀπεκαλύφθη &amp; ἐν Πνεύματι</w:t>
+      </w:r>
+    </w:p>
+    <w:p>
+      <w:pPr/>
+      <w:r>
+        <w:rPr>
+          <w:lang w:val="hi_IN" w:bidi="hi_IN"/>
+        </w:rPr>
+      </w:r>
+      <w:r>
+        <w:rPr>
+          <w:b/>
+          <w:lang w:val="hi_IN" w:bidi="hi_IN"/>
+        </w:rPr>
         <w:t>"जैसा कि आत्मा के द्वारा अब"</w:t>
       </w:r>
       <w:r>
@@ -14157,6 +16212,21 @@
           <w:b/>
           <w:lang w:val="hi_IN" w:bidi="hi_IN"/>
         </w:rPr>
+        <w:t>ἐν Χριστῷ Ἰησοῦ</w:t>
+      </w:r>
+    </w:p>
+    <w:p>
+      <w:pPr/>
+      <w:r>
+        <w:rPr>
+          <w:lang w:val="hi_IN" w:bidi="hi_IN"/>
+        </w:rPr>
+      </w:r>
+      <w:r>
+        <w:rPr>
+          <w:b/>
+          <w:lang w:val="hi_IN" w:bidi="hi_IN"/>
+        </w:rPr>
         <w:t>"मसीह यीशु में"</w:t>
       </w:r>
     </w:p>
@@ -14227,6 +16297,21 @@
           <w:b/>
           <w:lang w:val="hi_IN" w:bidi="hi_IN"/>
         </w:rPr>
+        <w:t>διὰ τοῦ εὐαγγελίου</w:t>
+      </w:r>
+    </w:p>
+    <w:p>
+      <w:pPr/>
+      <w:r>
+        <w:rPr>
+          <w:lang w:val="hi_IN" w:bidi="hi_IN"/>
+        </w:rPr>
+      </w:r>
+      <w:r>
+        <w:rPr>
+          <w:b/>
+          <w:lang w:val="hi_IN" w:bidi="hi_IN"/>
+        </w:rPr>
         <w:t>"सुसमाचार के द्वारा"</w:t>
       </w:r>
     </w:p>
@@ -14290,6 +16375,21 @@
           <w:b/>
           <w:lang w:val="hi_IN" w:bidi="hi_IN"/>
         </w:rPr>
+        <w:t>ἀνεξιχνίαστον</w:t>
+      </w:r>
+    </w:p>
+    <w:p>
+      <w:pPr/>
+      <w:r>
+        <w:rPr>
+          <w:lang w:val="hi_IN" w:bidi="hi_IN"/>
+        </w:rPr>
+      </w:r>
+      <w:r>
+        <w:rPr>
+          <w:b/>
+          <w:lang w:val="hi_IN" w:bidi="hi_IN"/>
+        </w:rPr>
         <w:t>"अगम्य"</w:t>
       </w:r>
     </w:p>
@@ -14373,6 +16473,21 @@
           <w:b/>
           <w:lang w:val="hi_IN" w:bidi="hi_IN"/>
         </w:rPr>
+        <w:t>πλοῦτος τοῦ Χριστοῦ</w:t>
+      </w:r>
+    </w:p>
+    <w:p>
+      <w:pPr/>
+      <w:r>
+        <w:rPr>
+          <w:lang w:val="hi_IN" w:bidi="hi_IN"/>
+        </w:rPr>
+      </w:r>
+      <w:r>
+        <w:rPr>
+          <w:b/>
+          <w:lang w:val="hi_IN" w:bidi="hi_IN"/>
+        </w:rPr>
         <w:t>"मसीह के"</w:t>
       </w:r>
       <w:r>
@@ -14469,6 +16584,21 @@
           <w:b/>
           <w:lang w:val="hi_IN" w:bidi="hi_IN"/>
         </w:rPr>
+        <w:t>τοῦ μυστηρίου, τοῦ ἀποκεκρυμμένου ἀπὸ τῶν αἰώνων ἐν τῷ Θεῷ, τῷ τὰ πάντα κτίσαντι</w:t>
+      </w:r>
+    </w:p>
+    <w:p>
+      <w:pPr/>
+      <w:r>
+        <w:rPr>
+          <w:lang w:val="hi_IN" w:bidi="hi_IN"/>
+        </w:rPr>
+      </w:r>
+      <w:r>
+        <w:rPr>
+          <w:b/>
+          <w:lang w:val="hi_IN" w:bidi="hi_IN"/>
+        </w:rPr>
         <w:t>"उस भेद का"</w:t>
       </w:r>
       <w:r>
@@ -14565,6 +16695,21 @@
           <w:b/>
           <w:lang w:val="hi_IN" w:bidi="hi_IN"/>
         </w:rPr>
+        <w:t>ἵνα</w:t>
+      </w:r>
+    </w:p>
+    <w:p>
+      <w:pPr/>
+      <w:r>
+        <w:rPr>
+          <w:lang w:val="hi_IN" w:bidi="hi_IN"/>
+        </w:rPr>
+      </w:r>
+      <w:r>
+        <w:rPr>
+          <w:b/>
+          <w:lang w:val="hi_IN" w:bidi="hi_IN"/>
+        </w:rPr>
         <w:t>"ताकि"</w:t>
       </w:r>
     </w:p>
@@ -14661,6 +16806,21 @@
           <w:b/>
           <w:lang w:val="hi_IN" w:bidi="hi_IN"/>
         </w:rPr>
+        <w:t>γνωρισθῇ &amp; ταῖς ἀρχαῖς καὶ ταῖς ἐξουσίαις ἐν τοῖς ἐπουρανίοις &amp; ἡ πολυποίκιλος σοφία τοῦ Θεοῦ</w:t>
+      </w:r>
+    </w:p>
+    <w:p>
+      <w:pPr/>
+      <w:r>
+        <w:rPr>
+          <w:lang w:val="hi_IN" w:bidi="hi_IN"/>
+        </w:rPr>
+      </w:r>
+      <w:r>
+        <w:rPr>
+          <w:b/>
+          <w:lang w:val="hi_IN" w:bidi="hi_IN"/>
+        </w:rPr>
         <w:t>"परमेश्वर का विभिन्न प्रकार का ज्ञान, उन प्रधानों और अधिकारियों पर, जो स्वर्गीय स्थानों में हैं प्रगट किया जाए"</w:t>
       </w:r>
     </w:p>
@@ -14813,6 +16973,21 @@
         <w:rPr>
           <w:lang w:val="hi_IN" w:bidi="hi_IN"/>
         </w:rPr>
+      </w:r>
+    </w:p>
+    <w:p>
+      <w:pPr/>
+      <w:r>
+        <w:rPr>
+          <w:lang w:val="hi_IN" w:bidi="hi_IN"/>
+        </w:rPr>
+      </w:r>
+      <w:r>
+        <w:rPr>
+          <w:b/>
+          <w:lang w:val="hi_IN" w:bidi="hi_IN"/>
+        </w:rPr>
+        <w:t>ἐν τοῖς ἐπουρανίοις</w:t>
       </w:r>
     </w:p>
     <w:p>
@@ -14908,6 +17083,21 @@
           <w:b/>
           <w:lang w:val="hi_IN" w:bidi="hi_IN"/>
         </w:rPr>
+        <w:t>ἡ πολυποίκιλος σοφία τοῦ Θεοῦ</w:t>
+      </w:r>
+    </w:p>
+    <w:p>
+      <w:pPr/>
+      <w:r>
+        <w:rPr>
+          <w:lang w:val="hi_IN" w:bidi="hi_IN"/>
+        </w:rPr>
+      </w:r>
+      <w:r>
+        <w:rPr>
+          <w:b/>
+          <w:lang w:val="hi_IN" w:bidi="hi_IN"/>
+        </w:rPr>
         <w:t>"परमेश्वर का विभिन्न प्रकार का ज्ञान"</w:t>
       </w:r>
     </w:p>
@@ -14991,6 +17181,21 @@
           <w:b/>
           <w:lang w:val="hi_IN" w:bidi="hi_IN"/>
         </w:rPr>
+        <w:t>κατὰ πρόθεσιν τῶν αἰώνων</w:t>
+      </w:r>
+    </w:p>
+    <w:p>
+      <w:pPr/>
+      <w:r>
+        <w:rPr>
+          <w:lang w:val="hi_IN" w:bidi="hi_IN"/>
+        </w:rPr>
+      </w:r>
+      <w:r>
+        <w:rPr>
+          <w:b/>
+          <w:lang w:val="hi_IN" w:bidi="hi_IN"/>
+        </w:rPr>
         <w:t>"उस सनातन मनसा के अनुसार"</w:t>
       </w:r>
     </w:p>
@@ -15289,6 +17494,21 @@
           <w:b/>
           <w:lang w:val="hi_IN" w:bidi="hi_IN"/>
         </w:rPr>
+        <w:t>προσαγωγὴν ἐν πεποιθήσει</w:t>
+      </w:r>
+    </w:p>
+    <w:p>
+      <w:pPr/>
+      <w:r>
+        <w:rPr>
+          <w:lang w:val="hi_IN" w:bidi="hi_IN"/>
+        </w:rPr>
+      </w:r>
+      <w:r>
+        <w:rPr>
+          <w:b/>
+          <w:lang w:val="hi_IN" w:bidi="hi_IN"/>
+        </w:rPr>
         <w:t>"पर"</w:t>
       </w:r>
       <w:r>
@@ -15398,6 +17618,21 @@
           <w:b/>
           <w:lang w:val="hi_IN" w:bidi="hi_IN"/>
         </w:rPr>
+        <w:t>πεποιθήσει</w:t>
+      </w:r>
+    </w:p>
+    <w:p>
+      <w:pPr/>
+      <w:r>
+        <w:rPr>
+          <w:lang w:val="hi_IN" w:bidi="hi_IN"/>
+        </w:rPr>
+      </w:r>
+      <w:r>
+        <w:rPr>
+          <w:b/>
+          <w:lang w:val="hi_IN" w:bidi="hi_IN"/>
+        </w:rPr>
         <w:t>"भरोसे"</w:t>
       </w:r>
     </w:p>
@@ -15461,6 +17696,21 @@
           <w:b/>
           <w:lang w:val="hi_IN" w:bidi="hi_IN"/>
         </w:rPr>
+        <w:t>διὸ</w:t>
+      </w:r>
+    </w:p>
+    <w:p>
+      <w:pPr/>
+      <w:r>
+        <w:rPr>
+          <w:lang w:val="hi_IN" w:bidi="hi_IN"/>
+        </w:rPr>
+      </w:r>
+      <w:r>
+        <w:rPr>
+          <w:b/>
+          <w:lang w:val="hi_IN" w:bidi="hi_IN"/>
+        </w:rPr>
         <w:t>"इसलिए"</w:t>
       </w:r>
       <w:r>
@@ -15570,6 +17820,21 @@
           <w:b/>
           <w:lang w:val="hi_IN" w:bidi="hi_IN"/>
         </w:rPr>
+        <w:t>ὑπὲρ ὑμῶν, ἥτις ἐστὶν δόξα ὑμῶν</w:t>
+      </w:r>
+    </w:p>
+    <w:p>
+      <w:pPr/>
+      <w:r>
+        <w:rPr>
+          <w:lang w:val="hi_IN" w:bidi="hi_IN"/>
+        </w:rPr>
+      </w:r>
+      <w:r>
+        <w:rPr>
+          <w:b/>
+          <w:lang w:val="hi_IN" w:bidi="hi_IN"/>
+        </w:rPr>
         <w:t>"तुम्हारे लिये"</w:t>
       </w:r>
       <w:r>
@@ -15679,6 +17944,21 @@
           <w:b/>
           <w:lang w:val="hi_IN" w:bidi="hi_IN"/>
         </w:rPr>
+        <w:t>τούτου χάριν</w:t>
+      </w:r>
+    </w:p>
+    <w:p>
+      <w:pPr/>
+      <w:r>
+        <w:rPr>
+          <w:lang w:val="hi_IN" w:bidi="hi_IN"/>
+        </w:rPr>
+      </w:r>
+      <w:r>
+        <w:rPr>
+          <w:b/>
+          <w:lang w:val="hi_IN" w:bidi="hi_IN"/>
+        </w:rPr>
         <w:t>"इसी कारण"</w:t>
       </w:r>
     </w:p>
@@ -15775,6 +18055,21 @@
           <w:b/>
           <w:lang w:val="hi_IN" w:bidi="hi_IN"/>
         </w:rPr>
+        <w:t>τούτου χάριν</w:t>
+      </w:r>
+    </w:p>
+    <w:p>
+      <w:pPr/>
+      <w:r>
+        <w:rPr>
+          <w:lang w:val="hi_IN" w:bidi="hi_IN"/>
+        </w:rPr>
+      </w:r>
+      <w:r>
+        <w:rPr>
+          <w:b/>
+          <w:lang w:val="hi_IN" w:bidi="hi_IN"/>
+        </w:rPr>
         <w:t>"इसी कारण"</w:t>
       </w:r>
     </w:p>
@@ -15858,6 +18153,21 @@
           <w:b/>
           <w:lang w:val="hi_IN" w:bidi="hi_IN"/>
         </w:rPr>
+        <w:t>κάμπτω τὰ γόνατά μου πρὸς τὸν Πατέρα</w:t>
+      </w:r>
+    </w:p>
+    <w:p>
+      <w:pPr/>
+      <w:r>
+        <w:rPr>
+          <w:lang w:val="hi_IN" w:bidi="hi_IN"/>
+        </w:rPr>
+      </w:r>
+      <w:r>
+        <w:rPr>
+          <w:b/>
+          <w:lang w:val="hi_IN" w:bidi="hi_IN"/>
+        </w:rPr>
         <w:t>"मैं"</w:t>
       </w:r>
       <w:r>
@@ -15954,6 +18264,21 @@
           <w:b/>
           <w:lang w:val="hi_IN" w:bidi="hi_IN"/>
         </w:rPr>
+        <w:t>ἐξ οὗ πᾶσα πατριὰ ἐν οὐρανοῖς καὶ ἐπὶ γῆς ὀνομάζεται</w:t>
+      </w:r>
+    </w:p>
+    <w:p>
+      <w:pPr/>
+      <w:r>
+        <w:rPr>
+          <w:lang w:val="hi_IN" w:bidi="hi_IN"/>
+        </w:rPr>
+      </w:r>
+      <w:r>
+        <w:rPr>
+          <w:b/>
+          <w:lang w:val="hi_IN" w:bidi="hi_IN"/>
+        </w:rPr>
         <w:t>"जिससे स्वर्ग और पृथ्वी पर, हर एक घराने का नाम रखा जाता है"</w:t>
       </w:r>
     </w:p>
@@ -16037,6 +18362,21 @@
           <w:b/>
           <w:lang w:val="hi_IN" w:bidi="hi_IN"/>
         </w:rPr>
+        <w:t>ἵνα</w:t>
+      </w:r>
+    </w:p>
+    <w:p>
+      <w:pPr/>
+      <w:r>
+        <w:rPr>
+          <w:lang w:val="hi_IN" w:bidi="hi_IN"/>
+        </w:rPr>
+      </w:r>
+      <w:r>
+        <w:rPr>
+          <w:b/>
+          <w:lang w:val="hi_IN" w:bidi="hi_IN"/>
+        </w:rPr>
         <w:t>"कि"</w:t>
       </w:r>
     </w:p>
@@ -16133,6 +18473,21 @@
           <w:b/>
           <w:lang w:val="hi_IN" w:bidi="hi_IN"/>
         </w:rPr>
+        <w:t>δῷ ὑμῖν κατὰ τὸ πλοῦτος τῆς δόξης αὐτοῦ, δυνάμει κραταιωθῆναι</w:t>
+      </w:r>
+    </w:p>
+    <w:p>
+      <w:pPr/>
+      <w:r>
+        <w:rPr>
+          <w:lang w:val="hi_IN" w:bidi="hi_IN"/>
+        </w:rPr>
+      </w:r>
+      <w:r>
+        <w:rPr>
+          <w:b/>
+          <w:lang w:val="hi_IN" w:bidi="hi_IN"/>
+        </w:rPr>
         <w:t>"वह अपनी महिमा के धन के अनुसार तुम्हें यह दान दे कि तुम"</w:t>
       </w:r>
       <w:r>
@@ -16195,6 +18550,21 @@
         <w:rPr>
           <w:lang w:val="hi_IN" w:bidi="hi_IN"/>
         </w:rPr>
+      </w:r>
+    </w:p>
+    <w:p>
+      <w:pPr/>
+      <w:r>
+        <w:rPr>
+          <w:lang w:val="hi_IN" w:bidi="hi_IN"/>
+        </w:rPr>
+      </w:r>
+      <w:r>
+        <w:rPr>
+          <w:b/>
+          <w:lang w:val="hi_IN" w:bidi="hi_IN"/>
+        </w:rPr>
+        <w:t>δῷ</w:t>
       </w:r>
     </w:p>
     <w:p>
@@ -16473,6 +18843,21 @@
           <w:b/>
           <w:lang w:val="hi_IN" w:bidi="hi_IN"/>
         </w:rPr>
+        <w:t>κατοικῆσαι τὸν Χριστὸν διὰ τῆς πίστεως ἐν ταῖς καρδίαις ὑμῶν</w:t>
+      </w:r>
+    </w:p>
+    <w:p>
+      <w:pPr/>
+      <w:r>
+        <w:rPr>
+          <w:lang w:val="hi_IN" w:bidi="hi_IN"/>
+        </w:rPr>
+      </w:r>
+      <w:r>
+        <w:rPr>
+          <w:b/>
+          <w:lang w:val="hi_IN" w:bidi="hi_IN"/>
+        </w:rPr>
         <w:t>"और विश्वास के द्वारा मसीह तुम्हारे हृदय में बसे कि"</w:t>
       </w:r>
     </w:p>
@@ -16569,6 +18954,21 @@
           <w:b/>
           <w:lang w:val="hi_IN" w:bidi="hi_IN"/>
         </w:rPr>
+        <w:t>ἐν ἀγάπῃ, ἐρριζωμένοι καὶ τεθεμελιωμένοι</w:t>
+      </w:r>
+    </w:p>
+    <w:p>
+      <w:pPr/>
+      <w:r>
+        <w:rPr>
+          <w:lang w:val="hi_IN" w:bidi="hi_IN"/>
+        </w:rPr>
+      </w:r>
+      <w:r>
+        <w:rPr>
+          <w:b/>
+          <w:lang w:val="hi_IN" w:bidi="hi_IN"/>
+        </w:rPr>
         <w:t>"तुम प्रेम में जड़ पकड़कर और नींव डालकर"</w:t>
       </w:r>
     </w:p>
@@ -16638,6 +19038,21 @@
         <w:rPr>
           <w:lang w:val="hi_IN" w:bidi="hi_IN"/>
         </w:rPr>
+      </w:r>
+    </w:p>
+    <w:p>
+      <w:pPr/>
+      <w:r>
+        <w:rPr>
+          <w:lang w:val="hi_IN" w:bidi="hi_IN"/>
+        </w:rPr>
+      </w:r>
+      <w:r>
+        <w:rPr>
+          <w:b/>
+          <w:lang w:val="hi_IN" w:bidi="hi_IN"/>
+        </w:rPr>
+        <w:t>ἵνα</w:t>
       </w:r>
     </w:p>
     <w:p>
@@ -16847,6 +19262,21 @@
           <w:b/>
           <w:lang w:val="hi_IN" w:bidi="hi_IN"/>
         </w:rPr>
+        <w:t>πᾶσιν τοῖς ἁγίοις</w:t>
+      </w:r>
+    </w:p>
+    <w:p>
+      <w:pPr/>
+      <w:r>
+        <w:rPr>
+          <w:lang w:val="hi_IN" w:bidi="hi_IN"/>
+        </w:rPr>
+      </w:r>
+      <w:r>
+        <w:rPr>
+          <w:b/>
+          <w:lang w:val="hi_IN" w:bidi="hi_IN"/>
+        </w:rPr>
         <w:t>"सब पवित्र लोगों"</w:t>
       </w:r>
     </w:p>
@@ -16910,6 +19340,21 @@
           <w:b/>
           <w:lang w:val="hi_IN" w:bidi="hi_IN"/>
         </w:rPr>
+        <w:t>τὸ πλάτος, καὶ μῆκος, καὶ ὕψος, καὶ βάθος</w:t>
+      </w:r>
+    </w:p>
+    <w:p>
+      <w:pPr/>
+      <w:r>
+        <w:rPr>
+          <w:lang w:val="hi_IN" w:bidi="hi_IN"/>
+        </w:rPr>
+      </w:r>
+      <w:r>
+        <w:rPr>
+          <w:b/>
+          <w:lang w:val="hi_IN" w:bidi="hi_IN"/>
+        </w:rPr>
         <w:t>"शक्ति पाओ;"</w:t>
       </w:r>
       <w:r>
@@ -17006,6 +19451,21 @@
           <w:b/>
           <w:lang w:val="hi_IN" w:bidi="hi_IN"/>
         </w:rPr>
+        <w:t>τὸ πλάτος, καὶ μῆκος, καὶ ὕψος, καὶ βάθος</w:t>
+      </w:r>
+    </w:p>
+    <w:p>
+      <w:pPr/>
+      <w:r>
+        <w:rPr>
+          <w:lang w:val="hi_IN" w:bidi="hi_IN"/>
+        </w:rPr>
+      </w:r>
+      <w:r>
+        <w:rPr>
+          <w:b/>
+          <w:lang w:val="hi_IN" w:bidi="hi_IN"/>
+        </w:rPr>
         <w:t>"शक्ति पाओ;"</w:t>
       </w:r>
       <w:r>
@@ -17088,6 +19548,21 @@
         <w:rPr>
           <w:lang w:val="hi_IN" w:bidi="hi_IN"/>
         </w:rPr>
+      </w:r>
+    </w:p>
+    <w:p>
+      <w:pPr/>
+      <w:r>
+        <w:rPr>
+          <w:lang w:val="hi_IN" w:bidi="hi_IN"/>
+        </w:rPr>
+      </w:r>
+      <w:r>
+        <w:rPr>
+          <w:b/>
+          <w:lang w:val="hi_IN" w:bidi="hi_IN"/>
+        </w:rPr>
+        <w:t>γνῶναί τε τὴν &amp; ἀγάπην τοῦ Χριστοῦ</w:t>
       </w:r>
     </w:p>
     <w:p>
@@ -17339,6 +19814,21 @@
           <w:b/>
           <w:lang w:val="hi_IN" w:bidi="hi_IN"/>
         </w:rPr>
+        <w:t>ἵνα πληρωθῆτε εἰς πᾶν τὸ πλήρωμα τοῦ Θεοῦ</w:t>
+      </w:r>
+    </w:p>
+    <w:p>
+      <w:pPr/>
+      <w:r>
+        <w:rPr>
+          <w:lang w:val="hi_IN" w:bidi="hi_IN"/>
+        </w:rPr>
+      </w:r>
+      <w:r>
+        <w:rPr>
+          <w:b/>
+          <w:lang w:val="hi_IN" w:bidi="hi_IN"/>
+        </w:rPr>
         <w:t>"को"</w:t>
       </w:r>
       <w:r>
@@ -17435,6 +19925,21 @@
           <w:b/>
           <w:lang w:val="hi_IN" w:bidi="hi_IN"/>
         </w:rPr>
+        <w:t>ἵνα πληρωθῆτε</w:t>
+      </w:r>
+    </w:p>
+    <w:p>
+      <w:pPr/>
+      <w:r>
+        <w:rPr>
+          <w:lang w:val="hi_IN" w:bidi="hi_IN"/>
+        </w:rPr>
+      </w:r>
+      <w:r>
+        <w:rPr>
+          <w:b/>
+          <w:lang w:val="hi_IN" w:bidi="hi_IN"/>
+        </w:rPr>
         <w:t>"कि तुम"</w:t>
       </w:r>
       <w:r>
@@ -17531,6 +20036,21 @@
           <w:b/>
           <w:lang w:val="hi_IN" w:bidi="hi_IN"/>
         </w:rPr>
+        <w:t>εἰς πᾶν τὸ πλήρωμα τοῦ Θεοῦ</w:t>
+      </w:r>
+    </w:p>
+    <w:p>
+      <w:pPr/>
+      <w:r>
+        <w:rPr>
+          <w:lang w:val="hi_IN" w:bidi="hi_IN"/>
+        </w:rPr>
+      </w:r>
+      <w:r>
+        <w:rPr>
+          <w:b/>
+          <w:lang w:val="hi_IN" w:bidi="hi_IN"/>
+        </w:rPr>
         <w:t>"को"</w:t>
       </w:r>
       <w:r>
@@ -17634,6 +20154,21 @@
           <w:b/>
           <w:lang w:val="hi_IN" w:bidi="hi_IN"/>
         </w:rPr>
+        <w:t>ἵνα</w:t>
+      </w:r>
+    </w:p>
+    <w:p>
+      <w:pPr/>
+      <w:r>
+        <w:rPr>
+          <w:lang w:val="hi_IN" w:bidi="hi_IN"/>
+        </w:rPr>
+      </w:r>
+      <w:r>
+        <w:rPr>
+          <w:b/>
+          <w:lang w:val="hi_IN" w:bidi="hi_IN"/>
+        </w:rPr>
         <w:t>"कि"</w:t>
       </w:r>
     </w:p>
@@ -17946,6 +20481,21 @@
           <w:b/>
           <w:lang w:val="hi_IN" w:bidi="hi_IN"/>
         </w:rPr>
+        <w:t>ὑπὲρ πάντα, ποιῆσαι ὑπέρἐκπερισσοῦ ὧν αἰτούμεθα ἢ νοοῦμεν</w:t>
+      </w:r>
+    </w:p>
+    <w:p>
+      <w:pPr/>
+      <w:r>
+        <w:rPr>
+          <w:lang w:val="hi_IN" w:bidi="hi_IN"/>
+        </w:rPr>
+      </w:r>
+      <w:r>
+        <w:rPr>
+          <w:b/>
+          <w:lang w:val="hi_IN" w:bidi="hi_IN"/>
+        </w:rPr>
         <w:t>""</w:t>
       </w:r>
     </w:p>
@@ -18009,6 +20559,21 @@
           <w:b/>
           <w:lang w:val="hi_IN" w:bidi="hi_IN"/>
         </w:rPr>
+        <w:t>αὐτῷ ἡ δόξα ἐν τῇ ἐκκλησίᾳ</w:t>
+      </w:r>
+    </w:p>
+    <w:p>
+      <w:pPr/>
+      <w:r>
+        <w:rPr>
+          <w:lang w:val="hi_IN" w:bidi="hi_IN"/>
+        </w:rPr>
+      </w:r>
+      <w:r>
+        <w:rPr>
+          <w:b/>
+          <w:lang w:val="hi_IN" w:bidi="hi_IN"/>
+        </w:rPr>
         <w:t>"कलीसिया में,"</w:t>
       </w:r>
       <w:r>
@@ -18188,6 +20753,21 @@
           <w:b/>
           <w:lang w:val="hi_IN" w:bidi="hi_IN"/>
         </w:rPr>
+        <w:t>οὖν</w:t>
+      </w:r>
+    </w:p>
+    <w:p>
+      <w:pPr/>
+      <w:r>
+        <w:rPr>
+          <w:lang w:val="hi_IN" w:bidi="hi_IN"/>
+        </w:rPr>
+      </w:r>
+      <w:r>
+        <w:rPr>
+          <w:b/>
+          <w:lang w:val="hi_IN" w:bidi="hi_IN"/>
+        </w:rPr>
         <w:t>"इसलिए"</w:t>
       </w:r>
     </w:p>
@@ -18284,6 +20864,21 @@
           <w:b/>
           <w:lang w:val="hi_IN" w:bidi="hi_IN"/>
         </w:rPr>
+        <w:t>ὁ δέσμιος ἐν Κυρίῳ</w:t>
+      </w:r>
+    </w:p>
+    <w:p>
+      <w:pPr/>
+      <w:r>
+        <w:rPr>
+          <w:lang w:val="hi_IN" w:bidi="hi_IN"/>
+        </w:rPr>
+      </w:r>
+      <w:r>
+        <w:rPr>
+          <w:b/>
+          <w:lang w:val="hi_IN" w:bidi="hi_IN"/>
+        </w:rPr>
         <w:t>"जो प्रभु में बन्दी"</w:t>
       </w:r>
     </w:p>
@@ -18443,6 +21038,21 @@
           <w:b/>
           <w:lang w:val="hi_IN" w:bidi="hi_IN"/>
         </w:rPr>
+        <w:t>τῆς κλήσεως ἧς ἐκλήθητε</w:t>
+      </w:r>
+    </w:p>
+    <w:p>
+      <w:pPr/>
+      <w:r>
+        <w:rPr>
+          <w:lang w:val="hi_IN" w:bidi="hi_IN"/>
+        </w:rPr>
+      </w:r>
+      <w:r>
+        <w:rPr>
+          <w:b/>
+          <w:lang w:val="hi_IN" w:bidi="hi_IN"/>
+        </w:rPr>
         <w:t>"जिस बुलाहट से तुम बुलाए गए थे"</w:t>
       </w:r>
     </w:p>
@@ -18519,6 +21129,21 @@
           <w:b/>
           <w:lang w:val="hi_IN" w:bidi="hi_IN"/>
         </w:rPr>
+        <w:t>μετὰ πάσης ταπεινοφροσύνης καὶ πραΰτητος</w:t>
+      </w:r>
+    </w:p>
+    <w:p>
+      <w:pPr/>
+      <w:r>
+        <w:rPr>
+          <w:lang w:val="hi_IN" w:bidi="hi_IN"/>
+        </w:rPr>
+      </w:r>
+      <w:r>
+        <w:rPr>
+          <w:b/>
+          <w:lang w:val="hi_IN" w:bidi="hi_IN"/>
+        </w:rPr>
         <w:t>"अर्थात् सारी दीनता और नम्रता"</w:t>
       </w:r>
     </w:p>
@@ -18608,6 +21233,21 @@
           <w:b/>
           <w:lang w:val="hi_IN" w:bidi="hi_IN"/>
         </w:rPr>
+        <w:t>τηρεῖν τὴν ἑνότητα τοῦ Πνεύματος ἐν τῷ συνδέσμῳ τῆς εἰρήνης</w:t>
+      </w:r>
+    </w:p>
+    <w:p>
+      <w:pPr/>
+      <w:r>
+        <w:rPr>
+          <w:lang w:val="hi_IN" w:bidi="hi_IN"/>
+        </w:rPr>
+      </w:r>
+      <w:r>
+        <w:rPr>
+          <w:b/>
+          <w:lang w:val="hi_IN" w:bidi="hi_IN"/>
+        </w:rPr>
         <w:t>"मेल के बन्धन में आत्मा की एकता रखने का"</w:t>
       </w:r>
     </w:p>
@@ -18684,6 +21324,21 @@
           <w:b/>
           <w:lang w:val="hi_IN" w:bidi="hi_IN"/>
         </w:rPr>
+        <w:t>τηρεῖν τὴν ἑνότητα τοῦ Πνεύματος ἐν τῷ συνδέσμῳ τῆς εἰρήνης</w:t>
+      </w:r>
+    </w:p>
+    <w:p>
+      <w:pPr/>
+      <w:r>
+        <w:rPr>
+          <w:lang w:val="hi_IN" w:bidi="hi_IN"/>
+        </w:rPr>
+      </w:r>
+      <w:r>
+        <w:rPr>
+          <w:b/>
+          <w:lang w:val="hi_IN" w:bidi="hi_IN"/>
+        </w:rPr>
         <w:t>"मेल के बन्धन में आत्मा की एकता रखने का"</w:t>
       </w:r>
     </w:p>
@@ -18767,6 +21422,21 @@
           <w:b/>
           <w:lang w:val="hi_IN" w:bidi="hi_IN"/>
         </w:rPr>
+        <w:t>ἓν σῶμα</w:t>
+      </w:r>
+    </w:p>
+    <w:p>
+      <w:pPr/>
+      <w:r>
+        <w:rPr>
+          <w:lang w:val="hi_IN" w:bidi="hi_IN"/>
+        </w:rPr>
+      </w:r>
+      <w:r>
+        <w:rPr>
+          <w:b/>
+          <w:lang w:val="hi_IN" w:bidi="hi_IN"/>
+        </w:rPr>
         <w:t>"एक ही देह है"</w:t>
       </w:r>
     </w:p>
@@ -18850,6 +21520,21 @@
           <w:b/>
           <w:lang w:val="hi_IN" w:bidi="hi_IN"/>
         </w:rPr>
+        <w:t>ἓν Πνεῦμα</w:t>
+      </w:r>
+    </w:p>
+    <w:p>
+      <w:pPr/>
+      <w:r>
+        <w:rPr>
+          <w:lang w:val="hi_IN" w:bidi="hi_IN"/>
+        </w:rPr>
+      </w:r>
+      <w:r>
+        <w:rPr>
+          <w:b/>
+          <w:lang w:val="hi_IN" w:bidi="hi_IN"/>
+        </w:rPr>
         <w:t>"एक ही आत्मा"</w:t>
       </w:r>
     </w:p>
@@ -18913,6 +21598,21 @@
           <w:b/>
           <w:lang w:val="hi_IN" w:bidi="hi_IN"/>
         </w:rPr>
+        <w:t>ἐκλήθητε ἐν μιᾷ ἐλπίδι τῆς κλήσεως ὑμῶν</w:t>
+      </w:r>
+    </w:p>
+    <w:p>
+      <w:pPr/>
+      <w:r>
+        <w:rPr>
+          <w:lang w:val="hi_IN" w:bidi="hi_IN"/>
+        </w:rPr>
+      </w:r>
+      <w:r>
+        <w:rPr>
+          <w:b/>
+          <w:lang w:val="hi_IN" w:bidi="hi_IN"/>
+        </w:rPr>
         <w:t>"तुम्हें जो बुलाए गए थे अपने बुलाए जाने से एक ही आशा है"</w:t>
       </w:r>
     </w:p>
@@ -19250,6 +21950,21 @@
           <w:b/>
           <w:lang w:val="hi_IN" w:bidi="hi_IN"/>
         </w:rPr>
+        <w:t>ἑνὶ &amp; ἑκάστῳ ἡμῶν ἐδόθη ἡ χάρις</w:t>
+      </w:r>
+    </w:p>
+    <w:p>
+      <w:pPr/>
+      <w:r>
+        <w:rPr>
+          <w:lang w:val="hi_IN" w:bidi="hi_IN"/>
+        </w:rPr>
+      </w:r>
+      <w:r>
+        <w:rPr>
+          <w:b/>
+          <w:lang w:val="hi_IN" w:bidi="hi_IN"/>
+        </w:rPr>
         <w:t>""</w:t>
       </w:r>
     </w:p>
@@ -19333,6 +22048,21 @@
           <w:b/>
           <w:lang w:val="hi_IN" w:bidi="hi_IN"/>
         </w:rPr>
+        <w:t>ἑνὶ &amp; ἑκάστῳ ἡμῶν ἐδόθη ἡ χάρις</w:t>
+      </w:r>
+    </w:p>
+    <w:p>
+      <w:pPr/>
+      <w:r>
+        <w:rPr>
+          <w:lang w:val="hi_IN" w:bidi="hi_IN"/>
+        </w:rPr>
+      </w:r>
+      <w:r>
+        <w:rPr>
+          <w:b/>
+          <w:lang w:val="hi_IN" w:bidi="hi_IN"/>
+        </w:rPr>
         <w:t>""</w:t>
       </w:r>
     </w:p>
@@ -19423,6 +22153,21 @@
           <w:b/>
           <w:lang w:val="hi_IN" w:bidi="hi_IN"/>
         </w:rPr>
+        <w:t>διὸ</w:t>
+      </w:r>
+    </w:p>
+    <w:p>
+      <w:pPr/>
+      <w:r>
+        <w:rPr>
+          <w:lang w:val="hi_IN" w:bidi="hi_IN"/>
+        </w:rPr>
+      </w:r>
+      <w:r>
+        <w:rPr>
+          <w:b/>
+          <w:lang w:val="hi_IN" w:bidi="hi_IN"/>
+        </w:rPr>
         <w:t>"इसलिए"</w:t>
       </w:r>
     </w:p>
@@ -19519,6 +22264,21 @@
           <w:b/>
           <w:lang w:val="hi_IN" w:bidi="hi_IN"/>
         </w:rPr>
+        <w:t>ἀναβὰς εἰς ὕψος</w:t>
+      </w:r>
+    </w:p>
+    <w:p>
+      <w:pPr/>
+      <w:r>
+        <w:rPr>
+          <w:lang w:val="hi_IN" w:bidi="hi_IN"/>
+        </w:rPr>
+      </w:r>
+      <w:r>
+        <w:rPr>
+          <w:b/>
+          <w:lang w:val="hi_IN" w:bidi="hi_IN"/>
+        </w:rPr>
         <w:t>""ऊँचे पर चढ़ा,"</w:t>
       </w:r>
     </w:p>
@@ -19582,6 +22342,21 @@
           <w:b/>
           <w:lang w:val="hi_IN" w:bidi="hi_IN"/>
         </w:rPr>
+        <w:t>ἀνέβη</w:t>
+      </w:r>
+    </w:p>
+    <w:p>
+      <w:pPr/>
+      <w:r>
+        <w:rPr>
+          <w:lang w:val="hi_IN" w:bidi="hi_IN"/>
+        </w:rPr>
+      </w:r>
+      <w:r>
+        <w:rPr>
+          <w:b/>
+          <w:lang w:val="hi_IN" w:bidi="hi_IN"/>
+        </w:rPr>
         <w:t>"उसके चढ़ने से"</w:t>
       </w:r>
     </w:p>
@@ -19645,6 +22420,21 @@
           <w:b/>
           <w:lang w:val="hi_IN" w:bidi="hi_IN"/>
         </w:rPr>
+        <w:t>καὶ κατέβη</w:t>
+      </w:r>
+    </w:p>
+    <w:p>
+      <w:pPr/>
+      <w:r>
+        <w:rPr>
+          <w:lang w:val="hi_IN" w:bidi="hi_IN"/>
+        </w:rPr>
+      </w:r>
+      <w:r>
+        <w:rPr>
+          <w:b/>
+          <w:lang w:val="hi_IN" w:bidi="hi_IN"/>
+        </w:rPr>
         <w:t>"केवल यह कि"</w:t>
       </w:r>
       <w:r>
@@ -19721,6 +22511,21 @@
           <w:b/>
           <w:lang w:val="hi_IN" w:bidi="hi_IN"/>
         </w:rPr>
+        <w:t>εἰς τὰ κατώτερα μέρη τῆς γῆς</w:t>
+      </w:r>
+    </w:p>
+    <w:p>
+      <w:pPr/>
+      <w:r>
+        <w:rPr>
+          <w:lang w:val="hi_IN" w:bidi="hi_IN"/>
+        </w:rPr>
+      </w:r>
+      <w:r>
+        <w:rPr>
+          <w:b/>
+          <w:lang w:val="hi_IN" w:bidi="hi_IN"/>
+        </w:rPr>
         <w:t>"वह पृथ्वी की निचली जगहों में"</w:t>
       </w:r>
     </w:p>
@@ -19797,6 +22602,21 @@
           <w:b/>
           <w:lang w:val="hi_IN" w:bidi="hi_IN"/>
         </w:rPr>
+        <w:t>ἵνα πληρώσῃ τὰ πάντα</w:t>
+      </w:r>
+    </w:p>
+    <w:p>
+      <w:pPr/>
+      <w:r>
+        <w:rPr>
+          <w:lang w:val="hi_IN" w:bidi="hi_IN"/>
+        </w:rPr>
+      </w:r>
+      <w:r>
+        <w:rPr>
+          <w:b/>
+          <w:lang w:val="hi_IN" w:bidi="hi_IN"/>
+        </w:rPr>
         <w:t>"कि सब कुछ परिपूर्ण करे"</w:t>
       </w:r>
     </w:p>
@@ -19860,6 +22680,21 @@
           <w:b/>
           <w:lang w:val="hi_IN" w:bidi="hi_IN"/>
         </w:rPr>
+        <w:t>πληρώσῃ</w:t>
+      </w:r>
+    </w:p>
+    <w:p>
+      <w:pPr/>
+      <w:r>
+        <w:rPr>
+          <w:lang w:val="hi_IN" w:bidi="hi_IN"/>
+        </w:rPr>
+      </w:r>
+      <w:r>
+        <w:rPr>
+          <w:b/>
+          <w:lang w:val="hi_IN" w:bidi="hi_IN"/>
+        </w:rPr>
         <w:t>"परिपूर्ण करे"</w:t>
       </w:r>
     </w:p>
@@ -19923,6 +22758,21 @@
           <w:b/>
           <w:lang w:val="hi_IN" w:bidi="hi_IN"/>
         </w:rPr>
+        <w:t>ποιμένας</w:t>
+      </w:r>
+    </w:p>
+    <w:p>
+      <w:pPr/>
+      <w:r>
+        <w:rPr>
+          <w:lang w:val="hi_IN" w:bidi="hi_IN"/>
+        </w:rPr>
+      </w:r>
+      <w:r>
+        <w:rPr>
+          <w:b/>
+          <w:lang w:val="hi_IN" w:bidi="hi_IN"/>
+        </w:rPr>
         <w:t>"रखवाले"</w:t>
       </w:r>
     </w:p>
@@ -20019,6 +22869,21 @@
           <w:b/>
           <w:lang w:val="hi_IN" w:bidi="hi_IN"/>
         </w:rPr>
+        <w:t>πρὸς τὸν καταρτισμὸν τῶν ἁγίων</w:t>
+      </w:r>
+    </w:p>
+    <w:p>
+      <w:pPr/>
+      <w:r>
+        <w:rPr>
+          <w:lang w:val="hi_IN" w:bidi="hi_IN"/>
+        </w:rPr>
+      </w:r>
+      <w:r>
+        <w:rPr>
+          <w:b/>
+          <w:lang w:val="hi_IN" w:bidi="hi_IN"/>
+        </w:rPr>
         <w:t>"जिससे पवित्र लोग सिद्ध हो जाएँ और"</w:t>
       </w:r>
     </w:p>
@@ -20082,6 +22947,21 @@
           <w:b/>
           <w:lang w:val="hi_IN" w:bidi="hi_IN"/>
         </w:rPr>
+        <w:t>εἰς ἔργον διακονίας</w:t>
+      </w:r>
+    </w:p>
+    <w:p>
+      <w:pPr/>
+      <w:r>
+        <w:rPr>
+          <w:lang w:val="hi_IN" w:bidi="hi_IN"/>
+        </w:rPr>
+      </w:r>
+      <w:r>
+        <w:rPr>
+          <w:b/>
+          <w:lang w:val="hi_IN" w:bidi="hi_IN"/>
+        </w:rPr>
         <w:t>"सेवा का काम किया जाए"</w:t>
       </w:r>
     </w:p>
@@ -20145,6 +23025,21 @@
           <w:b/>
           <w:lang w:val="hi_IN" w:bidi="hi_IN"/>
         </w:rPr>
+        <w:t>εἰς οἰκοδομὴν τοῦ σώματος τοῦ Χριστοῦ</w:t>
+      </w:r>
+    </w:p>
+    <w:p>
+      <w:pPr/>
+      <w:r>
+        <w:rPr>
+          <w:lang w:val="hi_IN" w:bidi="hi_IN"/>
+        </w:rPr>
+      </w:r>
+      <w:r>
+        <w:rPr>
+          <w:b/>
+          <w:lang w:val="hi_IN" w:bidi="hi_IN"/>
+        </w:rPr>
         <w:t>"और मसीह की देह उन्नति पाए"</w:t>
       </w:r>
     </w:p>
@@ -20228,6 +23123,21 @@
           <w:b/>
           <w:lang w:val="hi_IN" w:bidi="hi_IN"/>
         </w:rPr>
+        <w:t>οἰκοδομὴν</w:t>
+      </w:r>
+    </w:p>
+    <w:p>
+      <w:pPr/>
+      <w:r>
+        <w:rPr>
+          <w:lang w:val="hi_IN" w:bidi="hi_IN"/>
+        </w:rPr>
+      </w:r>
+      <w:r>
+        <w:rPr>
+          <w:b/>
+          <w:lang w:val="hi_IN" w:bidi="hi_IN"/>
+        </w:rPr>
         <w:t>"उन्नति पाए"</w:t>
       </w:r>
     </w:p>
@@ -20476,6 +23386,21 @@
           <w:b/>
           <w:lang w:val="hi_IN" w:bidi="hi_IN"/>
         </w:rPr>
+        <w:t>καταντήσωμεν οἱ πάντες εἰς τὴν ἑνότητα τῆς πίστεως</w:t>
+      </w:r>
+    </w:p>
+    <w:p>
+      <w:pPr/>
+      <w:r>
+        <w:rPr>
+          <w:lang w:val="hi_IN" w:bidi="hi_IN"/>
+        </w:rPr>
+      </w:r>
+      <w:r>
+        <w:rPr>
+          <w:b/>
+          <w:lang w:val="hi_IN" w:bidi="hi_IN"/>
+        </w:rPr>
         <w:t>"कि हम सब के सब विश्वास,"</w:t>
       </w:r>
       <w:r>
@@ -20598,6 +23523,21 @@
           <w:b/>
           <w:lang w:val="hi_IN" w:bidi="hi_IN"/>
         </w:rPr>
+        <w:t>καταντήσωμεν οἱ πάντες εἰς τὴν ἑνότητα τῆς πίστεως</w:t>
+      </w:r>
+    </w:p>
+    <w:p>
+      <w:pPr/>
+      <w:r>
+        <w:rPr>
+          <w:lang w:val="hi_IN" w:bidi="hi_IN"/>
+        </w:rPr>
+      </w:r>
+      <w:r>
+        <w:rPr>
+          <w:b/>
+          <w:lang w:val="hi_IN" w:bidi="hi_IN"/>
+        </w:rPr>
         <w:t>"कि हम"</w:t>
       </w:r>
       <w:r>
@@ -20727,6 +23667,21 @@
           <w:b/>
           <w:lang w:val="hi_IN" w:bidi="hi_IN"/>
         </w:rPr>
+        <w:t>τῆς ἐπιγνώσεως τοῦ Υἱοῦ τοῦ Θεοῦ</w:t>
+      </w:r>
+    </w:p>
+    <w:p>
+      <w:pPr/>
+      <w:r>
+        <w:rPr>
+          <w:lang w:val="hi_IN" w:bidi="hi_IN"/>
+        </w:rPr>
+      </w:r>
+      <w:r>
+        <w:rPr>
+          <w:b/>
+          <w:lang w:val="hi_IN" w:bidi="hi_IN"/>
+        </w:rPr>
         <w:t>"और परमेश्वर के पुत्र की पहचान में"</w:t>
       </w:r>
     </w:p>
@@ -20817,6 +23772,21 @@
           <w:b/>
           <w:lang w:val="hi_IN" w:bidi="hi_IN"/>
         </w:rPr>
+        <w:t>τοῦ Υἱοῦ τοῦ Θεοῦ</w:t>
+      </w:r>
+    </w:p>
+    <w:p>
+      <w:pPr/>
+      <w:r>
+        <w:rPr>
+          <w:lang w:val="hi_IN" w:bidi="hi_IN"/>
+        </w:rPr>
+      </w:r>
+      <w:r>
+        <w:rPr>
+          <w:b/>
+          <w:lang w:val="hi_IN" w:bidi="hi_IN"/>
+        </w:rPr>
         <w:t>"परमेश्वर के पुत्र की"</w:t>
       </w:r>
     </w:p>
@@ -20900,6 +23870,21 @@
           <w:b/>
           <w:lang w:val="hi_IN" w:bidi="hi_IN"/>
         </w:rPr>
+        <w:t>εἰς ἄνδρα τέλειον</w:t>
+      </w:r>
+    </w:p>
+    <w:p>
+      <w:pPr/>
+      <w:r>
+        <w:rPr>
+          <w:lang w:val="hi_IN" w:bidi="hi_IN"/>
+        </w:rPr>
+      </w:r>
+      <w:r>
+        <w:rPr>
+          <w:b/>
+          <w:lang w:val="hi_IN" w:bidi="hi_IN"/>
+        </w:rPr>
         <w:t>"सिद्ध मनुष्य न बन जाएँ और"</w:t>
       </w:r>
     </w:p>
@@ -20963,6 +23948,21 @@
           <w:b/>
           <w:lang w:val="hi_IN" w:bidi="hi_IN"/>
         </w:rPr>
+        <w:t>τέλειον</w:t>
+      </w:r>
+    </w:p>
+    <w:p>
+      <w:pPr/>
+      <w:r>
+        <w:rPr>
+          <w:lang w:val="hi_IN" w:bidi="hi_IN"/>
+        </w:rPr>
+      </w:r>
+      <w:r>
+        <w:rPr>
+          <w:b/>
+          <w:lang w:val="hi_IN" w:bidi="hi_IN"/>
+        </w:rPr>
         <w:t>"सिद्ध"</w:t>
       </w:r>
     </w:p>
@@ -21026,6 +24026,21 @@
           <w:b/>
           <w:lang w:val="hi_IN" w:bidi="hi_IN"/>
         </w:rPr>
+        <w:t>ἵνα</w:t>
+      </w:r>
+    </w:p>
+    <w:p>
+      <w:pPr/>
+      <w:r>
+        <w:rPr>
+          <w:lang w:val="hi_IN" w:bidi="hi_IN"/>
+        </w:rPr>
+      </w:r>
+      <w:r>
+        <w:rPr>
+          <w:b/>
+          <w:lang w:val="hi_IN" w:bidi="hi_IN"/>
+        </w:rPr>
         <w:t>"ताकि"</w:t>
       </w:r>
     </w:p>
@@ -21122,6 +24137,21 @@
           <w:b/>
           <w:lang w:val="hi_IN" w:bidi="hi_IN"/>
         </w:rPr>
+        <w:t>μηκέτι ὦμεν νήπιοι</w:t>
+      </w:r>
+    </w:p>
+    <w:p>
+      <w:pPr/>
+      <w:r>
+        <w:rPr>
+          <w:lang w:val="hi_IN" w:bidi="hi_IN"/>
+        </w:rPr>
+      </w:r>
+      <w:r>
+        <w:rPr>
+          <w:b/>
+          <w:lang w:val="hi_IN" w:bidi="hi_IN"/>
+        </w:rPr>
         <w:t>"हम आगे को बालक"</w:t>
       </w:r>
     </w:p>
@@ -21205,6 +24235,21 @@
           <w:b/>
           <w:lang w:val="hi_IN" w:bidi="hi_IN"/>
         </w:rPr>
+        <w:t>κλυδωνιζόμενοι καὶ περιφερόμενοι παντὶ ἀνέμῳ τῆς διδασκαλίας</w:t>
+      </w:r>
+    </w:p>
+    <w:p>
+      <w:pPr/>
+      <w:r>
+        <w:rPr>
+          <w:lang w:val="hi_IN" w:bidi="hi_IN"/>
+        </w:rPr>
+      </w:r>
+      <w:r>
+        <w:rPr>
+          <w:b/>
+          <w:lang w:val="hi_IN" w:bidi="hi_IN"/>
+        </w:rPr>
         <w:t>"जो"</w:t>
       </w:r>
       <w:r>
@@ -21327,6 +24372,21 @@
           <w:b/>
           <w:lang w:val="hi_IN" w:bidi="hi_IN"/>
         </w:rPr>
+        <w:t>ἐν τῇ κυβίᾳ τῶν ἀνθρώπων, ἐν πανουργίᾳ πρὸς τὴν μεθοδίαν τῆς πλάνης</w:t>
+      </w:r>
+    </w:p>
+    <w:p>
+      <w:pPr/>
+      <w:r>
+        <w:rPr>
+          <w:lang w:val="hi_IN" w:bidi="hi_IN"/>
+        </w:rPr>
+      </w:r>
+      <w:r>
+        <w:rPr>
+          <w:b/>
+          <w:lang w:val="hi_IN" w:bidi="hi_IN"/>
+        </w:rPr>
         <w:t>"बालक"</w:t>
       </w:r>
       <w:r>
@@ -21488,6 +24548,21 @@
           <w:b/>
           <w:lang w:val="hi_IN" w:bidi="hi_IN"/>
         </w:rPr>
+        <w:t>δὲ</w:t>
+      </w:r>
+    </w:p>
+    <w:p>
+      <w:pPr/>
+      <w:r>
+        <w:rPr>
+          <w:lang w:val="hi_IN" w:bidi="hi_IN"/>
+        </w:rPr>
+      </w:r>
+      <w:r>
+        <w:rPr>
+          <w:b/>
+          <w:lang w:val="hi_IN" w:bidi="hi_IN"/>
+        </w:rPr>
         <w:t>"वरन्"</w:t>
       </w:r>
     </w:p>
@@ -21584,6 +24659,21 @@
           <w:b/>
           <w:lang w:val="hi_IN" w:bidi="hi_IN"/>
         </w:rPr>
+        <w:t>ἀληθεύοντες</w:t>
+      </w:r>
+    </w:p>
+    <w:p>
+      <w:pPr/>
+      <w:r>
+        <w:rPr>
+          <w:lang w:val="hi_IN" w:bidi="hi_IN"/>
+        </w:rPr>
+      </w:r>
+      <w:r>
+        <w:rPr>
+          <w:b/>
+          <w:lang w:val="hi_IN" w:bidi="hi_IN"/>
+        </w:rPr>
         <w:t>"सच बोलें और"</w:t>
       </w:r>
     </w:p>
@@ -21674,6 +24764,21 @@
           <w:b/>
           <w:lang w:val="hi_IN" w:bidi="hi_IN"/>
         </w:rPr>
+        <w:t>ἐν ἀγάπῃ</w:t>
+      </w:r>
+    </w:p>
+    <w:p>
+      <w:pPr/>
+      <w:r>
+        <w:rPr>
+          <w:lang w:val="hi_IN" w:bidi="hi_IN"/>
+        </w:rPr>
+      </w:r>
+      <w:r>
+        <w:rPr>
+          <w:b/>
+          <w:lang w:val="hi_IN" w:bidi="hi_IN"/>
+        </w:rPr>
         <w:t>"प्रेम में"</w:t>
       </w:r>
     </w:p>
@@ -21764,6 +24869,21 @@
           <w:b/>
           <w:lang w:val="hi_IN" w:bidi="hi_IN"/>
         </w:rPr>
+        <w:t>εἰς αὐτὸν &amp; ὅς ἐστιν ἡ κεφαλή</w:t>
+      </w:r>
+    </w:p>
+    <w:p>
+      <w:pPr/>
+      <w:r>
+        <w:rPr>
+          <w:lang w:val="hi_IN" w:bidi="hi_IN"/>
+        </w:rPr>
+      </w:r>
+      <w:r>
+        <w:rPr>
+          <w:b/>
+          <w:lang w:val="hi_IN" w:bidi="hi_IN"/>
+        </w:rPr>
         <w:t>"उसमें जो सिर है, अर्थात्"</w:t>
       </w:r>
     </w:p>
@@ -21847,6 +24967,21 @@
           <w:b/>
           <w:lang w:val="hi_IN" w:bidi="hi_IN"/>
         </w:rPr>
+        <w:t>ἐξ οὗ πᾶν τὸ σῶμα &amp; τὴν αὔξησιν τοῦ σώματος ποιεῖται</w:t>
+      </w:r>
+    </w:p>
+    <w:p>
+      <w:pPr/>
+      <w:r>
+        <w:rPr>
+          <w:lang w:val="hi_IN" w:bidi="hi_IN"/>
+        </w:rPr>
+      </w:r>
+      <w:r>
+        <w:rPr>
+          <w:b/>
+          <w:lang w:val="hi_IN" w:bidi="hi_IN"/>
+        </w:rPr>
         <w:t>"जिससे सारी देह"</w:t>
       </w:r>
       <w:r>
@@ -21969,6 +25104,21 @@
           <w:b/>
           <w:lang w:val="hi_IN" w:bidi="hi_IN"/>
         </w:rPr>
+        <w:t>εἰς οἰκοδομὴν ἑαυτοῦ ἐν ἀγάπῃ</w:t>
+      </w:r>
+    </w:p>
+    <w:p>
+      <w:pPr/>
+      <w:r>
+        <w:rPr>
+          <w:lang w:val="hi_IN" w:bidi="hi_IN"/>
+        </w:rPr>
+      </w:r>
+      <w:r>
+        <w:rPr>
+          <w:b/>
+          <w:lang w:val="hi_IN" w:bidi="hi_IN"/>
+        </w:rPr>
         <w:t>"अपने आप को"</w:t>
       </w:r>
       <w:r>
@@ -22072,6 +25222,21 @@
           <w:b/>
           <w:lang w:val="hi_IN" w:bidi="hi_IN"/>
         </w:rPr>
+        <w:t>ἐν ἀγάπῃ</w:t>
+      </w:r>
+    </w:p>
+    <w:p>
+      <w:pPr/>
+      <w:r>
+        <w:rPr>
+          <w:lang w:val="hi_IN" w:bidi="hi_IN"/>
+        </w:rPr>
+      </w:r>
+      <w:r>
+        <w:rPr>
+          <w:b/>
+          <w:lang w:val="hi_IN" w:bidi="hi_IN"/>
+        </w:rPr>
         <w:t>"कि वह प्रेम में"</w:t>
       </w:r>
     </w:p>
@@ -22162,6 +25327,21 @@
           <w:b/>
           <w:lang w:val="hi_IN" w:bidi="hi_IN"/>
         </w:rPr>
+        <w:t>διὰ πάσης ἁφῆς τῆς ἐπιχορηγίας</w:t>
+      </w:r>
+    </w:p>
+    <w:p>
+      <w:pPr/>
+      <w:r>
+        <w:rPr>
+          <w:lang w:val="hi_IN" w:bidi="hi_IN"/>
+        </w:rPr>
+      </w:r>
+      <w:r>
+        <w:rPr>
+          <w:b/>
+          <w:lang w:val="hi_IN" w:bidi="hi_IN"/>
+        </w:rPr>
         <w:t>"हर एक जोड़ की सहायता से"</w:t>
       </w:r>
       <w:r>
@@ -22430,6 +25610,21 @@
           <w:b/>
           <w:lang w:val="hi_IN" w:bidi="hi_IN"/>
         </w:rPr>
+        <w:t>τοῦτο οὖν λέγω καὶ μαρτύρομαι</w:t>
+      </w:r>
+    </w:p>
+    <w:p>
+      <w:pPr/>
+      <w:r>
+        <w:rPr>
+          <w:lang w:val="hi_IN" w:bidi="hi_IN"/>
+        </w:rPr>
+      </w:r>
+      <w:r>
+        <w:rPr>
+          <w:b/>
+          <w:lang w:val="hi_IN" w:bidi="hi_IN"/>
+        </w:rPr>
         <w:t>"इसलिए मैं यह कहता हूँ और"</w:t>
       </w:r>
       <w:r>
@@ -22506,6 +25701,21 @@
           <w:b/>
           <w:lang w:val="hi_IN" w:bidi="hi_IN"/>
         </w:rPr>
+        <w:t>ἐν Κυρίῳ</w:t>
+      </w:r>
+    </w:p>
+    <w:p>
+      <w:pPr/>
+      <w:r>
+        <w:rPr>
+          <w:lang w:val="hi_IN" w:bidi="hi_IN"/>
+        </w:rPr>
+      </w:r>
+      <w:r>
+        <w:rPr>
+          <w:b/>
+          <w:lang w:val="hi_IN" w:bidi="hi_IN"/>
+        </w:rPr>
         <w:t>"प्रभु में"</w:t>
       </w:r>
     </w:p>
@@ -22569,6 +25779,21 @@
           <w:b/>
           <w:lang w:val="hi_IN" w:bidi="hi_IN"/>
         </w:rPr>
+        <w:t>μηκέτι ὑμᾶς περιπατεῖν, καθὼς καὶ τὰ ἔθνη περιπατεῖ ἐν ματαιότητι τοῦ νοὸς αὐτῶν</w:t>
+      </w:r>
+    </w:p>
+    <w:p>
+      <w:pPr/>
+      <w:r>
+        <w:rPr>
+          <w:lang w:val="hi_IN" w:bidi="hi_IN"/>
+        </w:rPr>
+      </w:r>
+      <w:r>
+        <w:rPr>
+          <w:b/>
+          <w:lang w:val="hi_IN" w:bidi="hi_IN"/>
+        </w:rPr>
         <w:t>"जैसे अन्यजातीय लोग अपने मन की अनर्थ की रीति पर चलते हैं, तुम अब से फिर ऐसे न चलो"</w:t>
       </w:r>
     </w:p>
@@ -22652,6 +25877,21 @@
           <w:b/>
           <w:lang w:val="hi_IN" w:bidi="hi_IN"/>
         </w:rPr>
+        <w:t>ἐσκοτωμένοι τῇ διανοίᾳ</w:t>
+      </w:r>
+    </w:p>
+    <w:p>
+      <w:pPr/>
+      <w:r>
+        <w:rPr>
+          <w:lang w:val="hi_IN" w:bidi="hi_IN"/>
+        </w:rPr>
+      </w:r>
+      <w:r>
+        <w:rPr>
+          <w:b/>
+          <w:lang w:val="hi_IN" w:bidi="hi_IN"/>
+        </w:rPr>
         <w:t>"क्योंकि उनकी बुद्धि अंधेरी हो गई है"</w:t>
       </w:r>
     </w:p>
@@ -22735,6 +25975,21 @@
           <w:b/>
           <w:lang w:val="hi_IN" w:bidi="hi_IN"/>
         </w:rPr>
+        <w:t>ἐσκοτωμένοι τῇ διανοίᾳ</w:t>
+      </w:r>
+    </w:p>
+    <w:p>
+      <w:pPr/>
+      <w:r>
+        <w:rPr>
+          <w:lang w:val="hi_IN" w:bidi="hi_IN"/>
+        </w:rPr>
+      </w:r>
+      <w:r>
+        <w:rPr>
+          <w:b/>
+          <w:lang w:val="hi_IN" w:bidi="hi_IN"/>
+        </w:rPr>
         <w:t>"क्योंकि उनकी बुद्धि अंधेरी हो गई है"</w:t>
       </w:r>
     </w:p>
@@ -22818,6 +26073,21 @@
           <w:b/>
           <w:lang w:val="hi_IN" w:bidi="hi_IN"/>
         </w:rPr>
+        <w:t>ἀπηλλοτριωμένοι τῆς ζωῆς τοῦ Θεοῦ, διὰ τὴν ἄγνοιαν τὴν οὖσαν ἐν αὐτοῖς</w:t>
+      </w:r>
+    </w:p>
+    <w:p>
+      <w:pPr/>
+      <w:r>
+        <w:rPr>
+          <w:lang w:val="hi_IN" w:bidi="hi_IN"/>
+        </w:rPr>
+      </w:r>
+      <w:r>
+        <w:rPr>
+          <w:b/>
+          <w:lang w:val="hi_IN" w:bidi="hi_IN"/>
+        </w:rPr>
         <w:t>"और उस अज्ञानता के कारण जो उनमें है"</w:t>
       </w:r>
       <w:r>
@@ -22914,6 +26184,21 @@
           <w:b/>
           <w:lang w:val="hi_IN" w:bidi="hi_IN"/>
         </w:rPr>
+        <w:t>ἀπηλλοτριωμένοι</w:t>
+      </w:r>
+    </w:p>
+    <w:p>
+      <w:pPr/>
+      <w:r>
+        <w:rPr>
+          <w:lang w:val="hi_IN" w:bidi="hi_IN"/>
+        </w:rPr>
+      </w:r>
+      <w:r>
+        <w:rPr>
+          <w:b/>
+          <w:lang w:val="hi_IN" w:bidi="hi_IN"/>
+        </w:rPr>
         <w:t>"अलग"</w:t>
       </w:r>
     </w:p>
@@ -22977,6 +26262,21 @@
           <w:b/>
           <w:lang w:val="hi_IN" w:bidi="hi_IN"/>
         </w:rPr>
+        <w:t>ἄγνοιαν</w:t>
+      </w:r>
+    </w:p>
+    <w:p>
+      <w:pPr/>
+      <w:r>
+        <w:rPr>
+          <w:lang w:val="hi_IN" w:bidi="hi_IN"/>
+        </w:rPr>
+      </w:r>
+      <w:r>
+        <w:rPr>
+          <w:b/>
+          <w:lang w:val="hi_IN" w:bidi="hi_IN"/>
+        </w:rPr>
         <w:t>"अज्ञानता"</w:t>
       </w:r>
     </w:p>
@@ -23040,6 +26340,21 @@
           <w:b/>
           <w:lang w:val="hi_IN" w:bidi="hi_IN"/>
         </w:rPr>
+        <w:t>διὰ τὴν πώρωσιν τῆς καρδίας αὐτῶν</w:t>
+      </w:r>
+    </w:p>
+    <w:p>
+      <w:pPr/>
+      <w:r>
+        <w:rPr>
+          <w:lang w:val="hi_IN" w:bidi="hi_IN"/>
+        </w:rPr>
+      </w:r>
+      <w:r>
+        <w:rPr>
+          <w:b/>
+          <w:lang w:val="hi_IN" w:bidi="hi_IN"/>
+        </w:rPr>
         <w:t>"और उनके मन की कठोरता के कारण"</w:t>
       </w:r>
     </w:p>
@@ -23136,6 +26451,21 @@
           <w:b/>
           <w:lang w:val="hi_IN" w:bidi="hi_IN"/>
         </w:rPr>
+        <w:t>διὰ</w:t>
+      </w:r>
+    </w:p>
+    <w:p>
+      <w:pPr/>
+      <w:r>
+        <w:rPr>
+          <w:lang w:val="hi_IN" w:bidi="hi_IN"/>
+        </w:rPr>
+      </w:r>
+      <w:r>
+        <w:rPr>
+          <w:b/>
+          <w:lang w:val="hi_IN" w:bidi="hi_IN"/>
+        </w:rPr>
         <w:t>"के कारण"</w:t>
       </w:r>
     </w:p>
@@ -23232,6 +26562,21 @@
           <w:b/>
           <w:lang w:val="hi_IN" w:bidi="hi_IN"/>
         </w:rPr>
+        <w:t>διὰ</w:t>
+      </w:r>
+    </w:p>
+    <w:p>
+      <w:pPr/>
+      <w:r>
+        <w:rPr>
+          <w:lang w:val="hi_IN" w:bidi="hi_IN"/>
+        </w:rPr>
+      </w:r>
+      <w:r>
+        <w:rPr>
+          <w:b/>
+          <w:lang w:val="hi_IN" w:bidi="hi_IN"/>
+        </w:rPr>
         <w:t>"कारण"</w:t>
       </w:r>
     </w:p>
@@ -23314,6 +26659,21 @@
         <w:rPr>
           <w:lang w:val="hi_IN" w:bidi="hi_IN"/>
         </w:rPr>
+      </w:r>
+    </w:p>
+    <w:p>
+      <w:pPr/>
+      <w:r>
+        <w:rPr>
+          <w:lang w:val="hi_IN" w:bidi="hi_IN"/>
+        </w:rPr>
+      </w:r>
+      <w:r>
+        <w:rPr>
+          <w:b/>
+          <w:lang w:val="hi_IN" w:bidi="hi_IN"/>
+        </w:rPr>
+        <w:t>ἑαυτοὺς παρέδωκαν τῇ ἀσελγείᾳ</w:t>
       </w:r>
     </w:p>
     <w:p>
@@ -23518,6 +26878,21 @@
           <w:b/>
           <w:lang w:val="hi_IN" w:bidi="hi_IN"/>
         </w:rPr>
+        <w:t>δὲ</w:t>
+      </w:r>
+    </w:p>
+    <w:p>
+      <w:pPr/>
+      <w:r>
+        <w:rPr>
+          <w:lang w:val="hi_IN" w:bidi="hi_IN"/>
+        </w:rPr>
+      </w:r>
+      <w:r>
+        <w:rPr>
+          <w:b/>
+          <w:lang w:val="hi_IN" w:bidi="hi_IN"/>
+        </w:rPr>
         <w:t>"पर"</w:t>
       </w:r>
     </w:p>
@@ -23614,6 +26989,21 @@
           <w:b/>
           <w:lang w:val="hi_IN" w:bidi="hi_IN"/>
         </w:rPr>
+        <w:t>εἴ γε αὐτὸν ἠκούσατε καὶ ἐν αὐτῷ ἐδιδάχθητε</w:t>
+      </w:r>
+    </w:p>
+    <w:p>
+      <w:pPr/>
+      <w:r>
+        <w:rPr>
+          <w:lang w:val="hi_IN" w:bidi="hi_IN"/>
+        </w:rPr>
+      </w:r>
+      <w:r>
+        <w:rPr>
+          <w:b/>
+          <w:lang w:val="hi_IN" w:bidi="hi_IN"/>
+        </w:rPr>
         <w:t>"वरन् तुम ने सचमुच उसी की सुनी, और"</w:t>
       </w:r>
       <w:r>
@@ -23710,6 +27100,21 @@
           <w:b/>
           <w:lang w:val="hi_IN" w:bidi="hi_IN"/>
         </w:rPr>
+        <w:t>ἐν αὐτῷ ἐδιδάχθητε</w:t>
+      </w:r>
+    </w:p>
+    <w:p>
+      <w:pPr/>
+      <w:r>
+        <w:rPr>
+          <w:lang w:val="hi_IN" w:bidi="hi_IN"/>
+        </w:rPr>
+      </w:r>
+      <w:r>
+        <w:rPr>
+          <w:b/>
+          <w:lang w:val="hi_IN" w:bidi="hi_IN"/>
+        </w:rPr>
         <w:t>"उसी में सिखाए भी"</w:t>
       </w:r>
     </w:p>
@@ -23793,6 +27198,21 @@
           <w:b/>
           <w:lang w:val="hi_IN" w:bidi="hi_IN"/>
         </w:rPr>
+        <w:t>καθώς ἐστιν ἀλήθεια ἐν τῷ Ἰησοῦ</w:t>
+      </w:r>
+    </w:p>
+    <w:p>
+      <w:pPr/>
+      <w:r>
+        <w:rPr>
+          <w:lang w:val="hi_IN" w:bidi="hi_IN"/>
+        </w:rPr>
+      </w:r>
+      <w:r>
+        <w:rPr>
+          <w:b/>
+          <w:lang w:val="hi_IN" w:bidi="hi_IN"/>
+        </w:rPr>
         <w:t>"जैसा यीशु में सत्य है,"</w:t>
       </w:r>
       <w:r>
@@ -23869,6 +27289,21 @@
           <w:b/>
           <w:lang w:val="hi_IN" w:bidi="hi_IN"/>
         </w:rPr>
+        <w:t>ἀποθέσθαι ὑμᾶς κατὰ τὴν προτέραν ἀναστροφὴν</w:t>
+      </w:r>
+    </w:p>
+    <w:p>
+      <w:pPr/>
+      <w:r>
+        <w:rPr>
+          <w:lang w:val="hi_IN" w:bidi="hi_IN"/>
+        </w:rPr>
+      </w:r>
+      <w:r>
+        <w:rPr>
+          <w:b/>
+          <w:lang w:val="hi_IN" w:bidi="hi_IN"/>
+        </w:rPr>
         <w:t>"कि तुम"</w:t>
       </w:r>
       <w:r>
@@ -23978,6 +27413,21 @@
           <w:b/>
           <w:lang w:val="hi_IN" w:bidi="hi_IN"/>
         </w:rPr>
+        <w:t>ἀποθέσθαι ὑμᾶς κατὰ τὴν προτέραν ἀναστροφὴν τὸν παλαιὸν ἄνθρωπον</w:t>
+      </w:r>
+    </w:p>
+    <w:p>
+      <w:pPr/>
+      <w:r>
+        <w:rPr>
+          <w:lang w:val="hi_IN" w:bidi="hi_IN"/>
+        </w:rPr>
+      </w:r>
+      <w:r>
+        <w:rPr>
+          <w:b/>
+          <w:lang w:val="hi_IN" w:bidi="hi_IN"/>
+        </w:rPr>
         <w:t>"कि"</w:t>
       </w:r>
       <w:r>
@@ -24087,6 +27537,21 @@
           <w:b/>
           <w:lang w:val="hi_IN" w:bidi="hi_IN"/>
         </w:rPr>
+        <w:t>τὸν παλαιὸν ἄνθρωπον</w:t>
+      </w:r>
+    </w:p>
+    <w:p>
+      <w:pPr/>
+      <w:r>
+        <w:rPr>
+          <w:lang w:val="hi_IN" w:bidi="hi_IN"/>
+        </w:rPr>
+      </w:r>
+      <w:r>
+        <w:rPr>
+          <w:b/>
+          <w:lang w:val="hi_IN" w:bidi="hi_IN"/>
+        </w:rPr>
         <w:t>"मनुष्यत्व को जो"</w:t>
       </w:r>
     </w:p>
@@ -24279,6 +27744,21 @@
           <w:b/>
           <w:lang w:val="hi_IN" w:bidi="hi_IN"/>
         </w:rPr>
+        <w:t>ἀνανεοῦσθαι &amp; τῷ πνεύματι τοῦ νοὸς ὑμῶν</w:t>
+      </w:r>
+    </w:p>
+    <w:p>
+      <w:pPr/>
+      <w:r>
+        <w:rPr>
+          <w:lang w:val="hi_IN" w:bidi="hi_IN"/>
+        </w:rPr>
+      </w:r>
+      <w:r>
+        <w:rPr>
+          <w:b/>
+          <w:lang w:val="hi_IN" w:bidi="hi_IN"/>
+        </w:rPr>
         <w:t>"अपने मन के आत्मिक स्वभाव में नये बनते जाओ"</w:t>
       </w:r>
     </w:p>
@@ -24362,6 +27842,21 @@
           <w:b/>
           <w:lang w:val="hi_IN" w:bidi="hi_IN"/>
         </w:rPr>
+        <w:t>ἐν δικαιοσύνῃ καὶ ὁσιότητι τῆς ἀληθείας</w:t>
+      </w:r>
+    </w:p>
+    <w:p>
+      <w:pPr/>
+      <w:r>
+        <w:rPr>
+          <w:lang w:val="hi_IN" w:bidi="hi_IN"/>
+        </w:rPr>
+      </w:r>
+      <w:r>
+        <w:rPr>
+          <w:b/>
+          <w:lang w:val="hi_IN" w:bidi="hi_IN"/>
+        </w:rPr>
         <w:t>"नये"</w:t>
       </w:r>
       <w:r>
@@ -24497,6 +27992,21 @@
           <w:b/>
           <w:lang w:val="hi_IN" w:bidi="hi_IN"/>
         </w:rPr>
+        <w:t>ἐνδύσασθαι τὸν καινὸν ἄνθρωπον</w:t>
+      </w:r>
+    </w:p>
+    <w:p>
+      <w:pPr/>
+      <w:r>
+        <w:rPr>
+          <w:lang w:val="hi_IN" w:bidi="hi_IN"/>
+        </w:rPr>
+      </w:r>
+      <w:r>
+        <w:rPr>
+          <w:b/>
+          <w:lang w:val="hi_IN" w:bidi="hi_IN"/>
+        </w:rPr>
         <w:t>"नये मनुष्यत्व को पहन लो"</w:t>
       </w:r>
     </w:p>
@@ -24593,6 +28103,21 @@
           <w:b/>
           <w:lang w:val="hi_IN" w:bidi="hi_IN"/>
         </w:rPr>
+        <w:t>διὸ</w:t>
+      </w:r>
+    </w:p>
+    <w:p>
+      <w:pPr/>
+      <w:r>
+        <w:rPr>
+          <w:lang w:val="hi_IN" w:bidi="hi_IN"/>
+        </w:rPr>
+      </w:r>
+      <w:r>
+        <w:rPr>
+          <w:b/>
+          <w:lang w:val="hi_IN" w:bidi="hi_IN"/>
+        </w:rPr>
         <w:t>"इस कारण"</w:t>
       </w:r>
     </w:p>
@@ -24689,6 +28214,21 @@
           <w:b/>
           <w:lang w:val="hi_IN" w:bidi="hi_IN"/>
         </w:rPr>
+        <w:t>ἀποθέμενοι τὸ ψεῦδος</w:t>
+      </w:r>
+    </w:p>
+    <w:p>
+      <w:pPr/>
+      <w:r>
+        <w:rPr>
+          <w:lang w:val="hi_IN" w:bidi="hi_IN"/>
+        </w:rPr>
+      </w:r>
+      <w:r>
+        <w:rPr>
+          <w:b/>
+          <w:lang w:val="hi_IN" w:bidi="hi_IN"/>
+        </w:rPr>
         <w:t>"झूठ"</w:t>
       </w:r>
       <w:r>
@@ -24765,6 +28305,21 @@
           <w:b/>
           <w:lang w:val="hi_IN" w:bidi="hi_IN"/>
         </w:rPr>
+        <w:t>λαλεῖτε ἀλήθειαν ἕκαστος</w:t>
+      </w:r>
+    </w:p>
+    <w:p>
+      <w:pPr/>
+      <w:r>
+        <w:rPr>
+          <w:lang w:val="hi_IN" w:bidi="hi_IN"/>
+        </w:rPr>
+      </w:r>
+      <w:r>
+        <w:rPr>
+          <w:b/>
+          <w:lang w:val="hi_IN" w:bidi="hi_IN"/>
+        </w:rPr>
         <w:t>"बोलना"</w:t>
       </w:r>
       <w:r>
@@ -24868,6 +28423,21 @@
           <w:b/>
           <w:lang w:val="hi_IN" w:bidi="hi_IN"/>
         </w:rPr>
+        <w:t>ὅτι</w:t>
+      </w:r>
+    </w:p>
+    <w:p>
+      <w:pPr/>
+      <w:r>
+        <w:rPr>
+          <w:lang w:val="hi_IN" w:bidi="hi_IN"/>
+        </w:rPr>
+      </w:r>
+      <w:r>
+        <w:rPr>
+          <w:b/>
+          <w:lang w:val="hi_IN" w:bidi="hi_IN"/>
+        </w:rPr>
         <w:t>"क्योंकि"</w:t>
       </w:r>
     </w:p>
@@ -24964,6 +28534,21 @@
           <w:b/>
           <w:lang w:val="hi_IN" w:bidi="hi_IN"/>
         </w:rPr>
+        <w:t>ἐσμὲν ἀλλήλων μέλη</w:t>
+      </w:r>
+    </w:p>
+    <w:p>
+      <w:pPr/>
+      <w:r>
+        <w:rPr>
+          <w:lang w:val="hi_IN" w:bidi="hi_IN"/>
+        </w:rPr>
+      </w:r>
+      <w:r>
+        <w:rPr>
+          <w:b/>
+          <w:lang w:val="hi_IN" w:bidi="hi_IN"/>
+        </w:rPr>
         <w:t>"हम"</w:t>
       </w:r>
       <w:r>
@@ -25073,6 +28658,21 @@
           <w:b/>
           <w:lang w:val="hi_IN" w:bidi="hi_IN"/>
         </w:rPr>
+        <w:t>ὀργίζεσθε, καὶ μὴ ἁμαρτάνετε</w:t>
+      </w:r>
+    </w:p>
+    <w:p>
+      <w:pPr/>
+      <w:r>
+        <w:rPr>
+          <w:lang w:val="hi_IN" w:bidi="hi_IN"/>
+        </w:rPr>
+      </w:r>
+      <w:r>
+        <w:rPr>
+          <w:b/>
+          <w:lang w:val="hi_IN" w:bidi="hi_IN"/>
+        </w:rPr>
         <w:t>"क्रोध तो करो, पर पाप मत करो"</w:t>
       </w:r>
     </w:p>
@@ -25136,6 +28736,21 @@
           <w:b/>
           <w:lang w:val="hi_IN" w:bidi="hi_IN"/>
         </w:rPr>
+        <w:t>ὁ ἥλιος μὴ ἐπιδυέτω ἐπὶ παροργισμῷ ὑμῶν</w:t>
+      </w:r>
+    </w:p>
+    <w:p>
+      <w:pPr/>
+      <w:r>
+        <w:rPr>
+          <w:lang w:val="hi_IN" w:bidi="hi_IN"/>
+        </w:rPr>
+      </w:r>
+      <w:r>
+        <w:rPr>
+          <w:b/>
+          <w:lang w:val="hi_IN" w:bidi="hi_IN"/>
+        </w:rPr>
         <w:t>"सूर्य अस्त होने तक तुम्हारा क्रोध न रहे"</w:t>
       </w:r>
     </w:p>
@@ -25219,6 +28834,21 @@
           <w:b/>
           <w:lang w:val="hi_IN" w:bidi="hi_IN"/>
         </w:rPr>
+        <w:t>μηδὲ δίδοτε τόπον τῷ διαβόλῳ</w:t>
+      </w:r>
+    </w:p>
+    <w:p>
+      <w:pPr/>
+      <w:r>
+        <w:rPr>
+          <w:lang w:val="hi_IN" w:bidi="hi_IN"/>
+        </w:rPr>
+      </w:r>
+      <w:r>
+        <w:rPr>
+          <w:b/>
+          <w:lang w:val="hi_IN" w:bidi="hi_IN"/>
+        </w:rPr>
         <w:t>"और न शैतान को अवसर दो"</w:t>
       </w:r>
     </w:p>
@@ -25282,6 +28912,21 @@
           <w:b/>
           <w:lang w:val="hi_IN" w:bidi="hi_IN"/>
         </w:rPr>
+        <w:t>μᾶλλον δὲ</w:t>
+      </w:r>
+    </w:p>
+    <w:p>
+      <w:pPr/>
+      <w:r>
+        <w:rPr>
+          <w:lang w:val="hi_IN" w:bidi="hi_IN"/>
+        </w:rPr>
+      </w:r>
+      <w:r>
+        <w:rPr>
+          <w:b/>
+          <w:lang w:val="hi_IN" w:bidi="hi_IN"/>
+        </w:rPr>
         <w:t>"वरन्"</w:t>
       </w:r>
     </w:p>
@@ -25378,6 +29023,21 @@
           <w:b/>
           <w:lang w:val="hi_IN" w:bidi="hi_IN"/>
         </w:rPr>
+        <w:t>ἵνα</w:t>
+      </w:r>
+    </w:p>
+    <w:p>
+      <w:pPr/>
+      <w:r>
+        <w:rPr>
+          <w:lang w:val="hi_IN" w:bidi="hi_IN"/>
+        </w:rPr>
+      </w:r>
+      <w:r>
+        <w:rPr>
+          <w:b/>
+          <w:lang w:val="hi_IN" w:bidi="hi_IN"/>
+        </w:rPr>
         <w:t>"कि"</w:t>
       </w:r>
     </w:p>
@@ -25537,6 +29197,21 @@
           <w:b/>
           <w:lang w:val="hi_IN" w:bidi="hi_IN"/>
         </w:rPr>
+        <w:t>ἀλλ’</w:t>
+      </w:r>
+    </w:p>
+    <w:p>
+      <w:pPr/>
+      <w:r>
+        <w:rPr>
+          <w:lang w:val="hi_IN" w:bidi="hi_IN"/>
+        </w:rPr>
+      </w:r>
+      <w:r>
+        <w:rPr>
+          <w:b/>
+          <w:lang w:val="hi_IN" w:bidi="hi_IN"/>
+        </w:rPr>
         <w:t>"पर"</w:t>
       </w:r>
     </w:p>
@@ -25633,6 +29308,21 @@
           <w:b/>
           <w:lang w:val="hi_IN" w:bidi="hi_IN"/>
         </w:rPr>
+        <w:t>πρὸς οἰκοδομὴν</w:t>
+      </w:r>
+    </w:p>
+    <w:p>
+      <w:pPr/>
+      <w:r>
+        <w:rPr>
+          <w:lang w:val="hi_IN" w:bidi="hi_IN"/>
+        </w:rPr>
+      </w:r>
+      <w:r>
+        <w:rPr>
+          <w:b/>
+          <w:lang w:val="hi_IN" w:bidi="hi_IN"/>
+        </w:rPr>
         <w:t>"उन्नति के लिये"</w:t>
       </w:r>
     </w:p>
@@ -25696,6 +29386,21 @@
           <w:b/>
           <w:lang w:val="hi_IN" w:bidi="hi_IN"/>
         </w:rPr>
+        <w:t>ἵνα</w:t>
+      </w:r>
+    </w:p>
+    <w:p>
+      <w:pPr/>
+      <w:r>
+        <w:rPr>
+          <w:lang w:val="hi_IN" w:bidi="hi_IN"/>
+        </w:rPr>
+      </w:r>
+      <w:r>
+        <w:rPr>
+          <w:b/>
+          <w:lang w:val="hi_IN" w:bidi="hi_IN"/>
+        </w:rPr>
         <w:t>"वही"</w:t>
       </w:r>
     </w:p>
@@ -25792,6 +29497,21 @@
           <w:b/>
           <w:lang w:val="hi_IN" w:bidi="hi_IN"/>
         </w:rPr>
+        <w:t>τῆς χρείας, ἵνα δῷ χάριν τοῖς ἀκούουσιν</w:t>
+      </w:r>
+    </w:p>
+    <w:p>
+      <w:pPr/>
+      <w:r>
+        <w:rPr>
+          <w:lang w:val="hi_IN" w:bidi="hi_IN"/>
+        </w:rPr>
+      </w:r>
+      <w:r>
+        <w:rPr>
+          <w:b/>
+          <w:lang w:val="hi_IN" w:bidi="hi_IN"/>
+        </w:rPr>
         <w:t>"आवश्यकता के अनुसार वही निकले"</w:t>
       </w:r>
       <w:r>
@@ -25868,6 +29588,21 @@
           <w:b/>
           <w:lang w:val="hi_IN" w:bidi="hi_IN"/>
         </w:rPr>
+        <w:t>ἵνα δῷ χάριν τοῖς ἀκούουσιν</w:t>
+      </w:r>
+    </w:p>
+    <w:p>
+      <w:pPr/>
+      <w:r>
+        <w:rPr>
+          <w:lang w:val="hi_IN" w:bidi="hi_IN"/>
+        </w:rPr>
+      </w:r>
+      <w:r>
+        <w:rPr>
+          <w:b/>
+          <w:lang w:val="hi_IN" w:bidi="hi_IN"/>
+        </w:rPr>
         <w:t>"वही निकले"</w:t>
       </w:r>
       <w:r>
@@ -25971,6 +29706,21 @@
           <w:b/>
           <w:lang w:val="hi_IN" w:bidi="hi_IN"/>
         </w:rPr>
+        <w:t>μὴ λυπεῖτε</w:t>
+      </w:r>
+    </w:p>
+    <w:p>
+      <w:pPr/>
+      <w:r>
+        <w:rPr>
+          <w:lang w:val="hi_IN" w:bidi="hi_IN"/>
+        </w:rPr>
+      </w:r>
+      <w:r>
+        <w:rPr>
+          <w:b/>
+          <w:lang w:val="hi_IN" w:bidi="hi_IN"/>
+        </w:rPr>
         <w:t>"शोकित मत करो"</w:t>
       </w:r>
     </w:p>
@@ -26034,6 +29784,21 @@
           <w:b/>
           <w:lang w:val="hi_IN" w:bidi="hi_IN"/>
         </w:rPr>
+        <w:t>ἐν ᾧ ἐσφραγίσθητε εἰς ἡμέραν ἀπολυτρώσεως</w:t>
+      </w:r>
+    </w:p>
+    <w:p>
+      <w:pPr/>
+      <w:r>
+        <w:rPr>
+          <w:lang w:val="hi_IN" w:bidi="hi_IN"/>
+        </w:rPr>
+      </w:r>
+      <w:r>
+        <w:rPr>
+          <w:b/>
+          <w:lang w:val="hi_IN" w:bidi="hi_IN"/>
+        </w:rPr>
         <w:t>"जिससे तुम पर छुटकारे के दिन के लिये छाप दी गई है"</w:t>
       </w:r>
     </w:p>
@@ -26117,6 +29882,21 @@
           <w:b/>
           <w:lang w:val="hi_IN" w:bidi="hi_IN"/>
         </w:rPr>
+        <w:t>ἐν ᾧ ἐσφραγίσθητε εἰς ἡμέραν ἀπολυτρώσεως</w:t>
+      </w:r>
+    </w:p>
+    <w:p>
+      <w:pPr/>
+      <w:r>
+        <w:rPr>
+          <w:lang w:val="hi_IN" w:bidi="hi_IN"/>
+        </w:rPr>
+      </w:r>
+      <w:r>
+        <w:rPr>
+          <w:b/>
+          <w:lang w:val="hi_IN" w:bidi="hi_IN"/>
+        </w:rPr>
         <w:t>"जिससे तुम पर छुटकारे के दिन के लिये छाप दी गई है"</w:t>
       </w:r>
     </w:p>
@@ -26346,6 +30126,21 @@
           <w:b/>
           <w:lang w:val="hi_IN" w:bidi="hi_IN"/>
         </w:rPr>
+        <w:t>πικρία, καὶ θυμὸς, καὶ ὀργὴ</w:t>
+      </w:r>
+    </w:p>
+    <w:p>
+      <w:pPr/>
+      <w:r>
+        <w:rPr>
+          <w:lang w:val="hi_IN" w:bidi="hi_IN"/>
+        </w:rPr>
+      </w:r>
+      <w:r>
+        <w:rPr>
+          <w:b/>
+          <w:lang w:val="hi_IN" w:bidi="hi_IN"/>
+        </w:rPr>
         <w:t>"कड़वाहट और प्रकोप और क्रोध"</w:t>
       </w:r>
     </w:p>
@@ -26429,6 +30224,21 @@
           <w:b/>
           <w:lang w:val="hi_IN" w:bidi="hi_IN"/>
         </w:rPr>
+        <w:t>κακίᾳ</w:t>
+      </w:r>
+    </w:p>
+    <w:p>
+      <w:pPr/>
+      <w:r>
+        <w:rPr>
+          <w:lang w:val="hi_IN" w:bidi="hi_IN"/>
+        </w:rPr>
+      </w:r>
+      <w:r>
+        <w:rPr>
+          <w:b/>
+          <w:lang w:val="hi_IN" w:bidi="hi_IN"/>
+        </w:rPr>
         <w:t>"बैर-भाव"</w:t>
       </w:r>
     </w:p>
@@ -26519,6 +30329,21 @@
           <w:b/>
           <w:lang w:val="hi_IN" w:bidi="hi_IN"/>
         </w:rPr>
+        <w:t>δὲ</w:t>
+      </w:r>
+    </w:p>
+    <w:p>
+      <w:pPr/>
+      <w:r>
+        <w:rPr>
+          <w:lang w:val="hi_IN" w:bidi="hi_IN"/>
+        </w:rPr>
+      </w:r>
+      <w:r>
+        <w:rPr>
+          <w:b/>
+          <w:lang w:val="hi_IN" w:bidi="hi_IN"/>
+        </w:rPr>
         <w:t>"और"</w:t>
       </w:r>
     </w:p>
@@ -26601,6 +30426,21 @@
         <w:rPr>
           <w:lang w:val="hi_IN" w:bidi="hi_IN"/>
         </w:rPr>
+      </w:r>
+    </w:p>
+    <w:p>
+      <w:pPr/>
+      <w:r>
+        <w:rPr>
+          <w:lang w:val="hi_IN" w:bidi="hi_IN"/>
+        </w:rPr>
+      </w:r>
+      <w:r>
+        <w:rPr>
+          <w:b/>
+          <w:lang w:val="hi_IN" w:bidi="hi_IN"/>
+        </w:rPr>
+        <w:t>εὔσπλαγχνοι</w:t>
       </w:r>
     </w:p>
     <w:p>
@@ -26944,6 +30784,21 @@
           <w:b/>
           <w:lang w:val="hi_IN" w:bidi="hi_IN"/>
         </w:rPr>
+        <w:t>ὡς τέκνα ἀγαπητά</w:t>
+      </w:r>
+    </w:p>
+    <w:p>
+      <w:pPr/>
+      <w:r>
+        <w:rPr>
+          <w:lang w:val="hi_IN" w:bidi="hi_IN"/>
+        </w:rPr>
+      </w:r>
+      <w:r>
+        <w:rPr>
+          <w:b/>
+          <w:lang w:val="hi_IN" w:bidi="hi_IN"/>
+        </w:rPr>
         <w:t>"प्रिय बच्चों के समान"</w:t>
       </w:r>
     </w:p>
@@ -27027,6 +30882,21 @@
           <w:b/>
           <w:lang w:val="hi_IN" w:bidi="hi_IN"/>
         </w:rPr>
+        <w:t>περιπατεῖτε ἐν ἀγάπῃ</w:t>
+      </w:r>
+    </w:p>
+    <w:p>
+      <w:pPr/>
+      <w:r>
+        <w:rPr>
+          <w:lang w:val="hi_IN" w:bidi="hi_IN"/>
+        </w:rPr>
+      </w:r>
+      <w:r>
+        <w:rPr>
+          <w:b/>
+          <w:lang w:val="hi_IN" w:bidi="hi_IN"/>
+        </w:rPr>
         <w:t>"प्रेम में चलो"</w:t>
       </w:r>
     </w:p>
@@ -27110,6 +30980,21 @@
           <w:b/>
           <w:lang w:val="hi_IN" w:bidi="hi_IN"/>
         </w:rPr>
+        <w:t>προσφορὰν καὶ θυσίαν τῷ Θεῷ εἰς ὀσμὴν εὐωδίας</w:t>
+      </w:r>
+    </w:p>
+    <w:p>
+      <w:pPr/>
+      <w:r>
+        <w:rPr>
+          <w:lang w:val="hi_IN" w:bidi="hi_IN"/>
+        </w:rPr>
+      </w:r>
+      <w:r>
+        <w:rPr>
+          <w:b/>
+          <w:lang w:val="hi_IN" w:bidi="hi_IN"/>
+        </w:rPr>
         <w:t>"सुखदायक सुगन्ध"</w:t>
       </w:r>
       <w:r>
@@ -27219,6 +31104,21 @@
           <w:b/>
           <w:lang w:val="hi_IN" w:bidi="hi_IN"/>
         </w:rPr>
+        <w:t>πορνεία δὲ, καὶ ἀκαθαρσία πᾶσα, ἢ πλεονεξία, μηδὲ ὀνομαζέσθω ἐν ὑμῖν</w:t>
+      </w:r>
+    </w:p>
+    <w:p>
+      <w:pPr/>
+      <w:r>
+        <w:rPr>
+          <w:lang w:val="hi_IN" w:bidi="hi_IN"/>
+        </w:rPr>
+      </w:r>
+      <w:r>
+        <w:rPr>
+          <w:b/>
+          <w:lang w:val="hi_IN" w:bidi="hi_IN"/>
+        </w:rPr>
         <w:t>"जैसा"</w:t>
       </w:r>
       <w:r>
@@ -27315,6 +31215,21 @@
           <w:b/>
           <w:lang w:val="hi_IN" w:bidi="hi_IN"/>
         </w:rPr>
+        <w:t>δὲ</w:t>
+      </w:r>
+    </w:p>
+    <w:p>
+      <w:pPr/>
+      <w:r>
+        <w:rPr>
+          <w:lang w:val="hi_IN" w:bidi="hi_IN"/>
+        </w:rPr>
+      </w:r>
+      <w:r>
+        <w:rPr>
+          <w:b/>
+          <w:lang w:val="hi_IN" w:bidi="hi_IN"/>
+        </w:rPr>
         <w:t>"जैसा"</w:t>
       </w:r>
     </w:p>
@@ -27411,6 +31326,21 @@
           <w:b/>
           <w:lang w:val="hi_IN" w:bidi="hi_IN"/>
         </w:rPr>
+        <w:t>ἀκαθαρσία πᾶσα</w:t>
+      </w:r>
+    </w:p>
+    <w:p>
+      <w:pPr/>
+      <w:r>
+        <w:rPr>
+          <w:lang w:val="hi_IN" w:bidi="hi_IN"/>
+        </w:rPr>
+      </w:r>
+      <w:r>
+        <w:rPr>
+          <w:b/>
+          <w:lang w:val="hi_IN" w:bidi="hi_IN"/>
+        </w:rPr>
         <w:t>"किसी प्रकार के अशुद्ध काम"</w:t>
       </w:r>
     </w:p>
@@ -27550,6 +31480,21 @@
           <w:b/>
           <w:lang w:val="hi_IN" w:bidi="hi_IN"/>
         </w:rPr>
+        <w:t>ἀλλὰ μᾶλλον</w:t>
+      </w:r>
+    </w:p>
+    <w:p>
+      <w:pPr/>
+      <w:r>
+        <w:rPr>
+          <w:lang w:val="hi_IN" w:bidi="hi_IN"/>
+        </w:rPr>
+      </w:r>
+      <w:r>
+        <w:rPr>
+          <w:b/>
+          <w:lang w:val="hi_IN" w:bidi="hi_IN"/>
+        </w:rPr>
         <w:t>"वरन्"</w:t>
       </w:r>
     </w:p>
@@ -27646,6 +31591,21 @@
           <w:b/>
           <w:lang w:val="hi_IN" w:bidi="hi_IN"/>
         </w:rPr>
+        <w:t>ἀκάθαρτος</w:t>
+      </w:r>
+    </w:p>
+    <w:p>
+      <w:pPr/>
+      <w:r>
+        <w:rPr>
+          <w:lang w:val="hi_IN" w:bidi="hi_IN"/>
+        </w:rPr>
+      </w:r>
+      <w:r>
+        <w:rPr>
+          <w:b/>
+          <w:lang w:val="hi_IN" w:bidi="hi_IN"/>
+        </w:rPr>
         <w:t>"अशुद्ध जन"</w:t>
       </w:r>
     </w:p>
@@ -27729,6 +31689,21 @@
           <w:b/>
           <w:lang w:val="hi_IN" w:bidi="hi_IN"/>
         </w:rPr>
+        <w:t>οὐκ ἔχει κληρονομίαν</w:t>
+      </w:r>
+    </w:p>
+    <w:p>
+      <w:pPr/>
+      <w:r>
+        <w:rPr>
+          <w:lang w:val="hi_IN" w:bidi="hi_IN"/>
+        </w:rPr>
+      </w:r>
+      <w:r>
+        <w:rPr>
+          <w:b/>
+          <w:lang w:val="hi_IN" w:bidi="hi_IN"/>
+        </w:rPr>
         <w:t>"की,"</w:t>
       </w:r>
       <w:r>
@@ -27825,6 +31800,21 @@
           <w:b/>
           <w:lang w:val="hi_IN" w:bidi="hi_IN"/>
         </w:rPr>
+        <w:t>κενοῖς λόγοις</w:t>
+      </w:r>
+    </w:p>
+    <w:p>
+      <w:pPr/>
+      <w:r>
+        <w:rPr>
+          <w:lang w:val="hi_IN" w:bidi="hi_IN"/>
+        </w:rPr>
+      </w:r>
+      <w:r>
+        <w:rPr>
+          <w:b/>
+          <w:lang w:val="hi_IN" w:bidi="hi_IN"/>
+        </w:rPr>
         <w:t>"व्यर्थ बातों से"</w:t>
       </w:r>
     </w:p>
@@ -27888,6 +31878,21 @@
           <w:b/>
           <w:lang w:val="hi_IN" w:bidi="hi_IN"/>
         </w:rPr>
+        <w:t>γὰρ</w:t>
+      </w:r>
+    </w:p>
+    <w:p>
+      <w:pPr/>
+      <w:r>
+        <w:rPr>
+          <w:lang w:val="hi_IN" w:bidi="hi_IN"/>
+        </w:rPr>
+      </w:r>
+      <w:r>
+        <w:rPr>
+          <w:b/>
+          <w:lang w:val="hi_IN" w:bidi="hi_IN"/>
+        </w:rPr>
         <w:t>"क्योंकि"</w:t>
       </w:r>
     </w:p>
@@ -27984,6 +31989,21 @@
           <w:b/>
           <w:lang w:val="hi_IN" w:bidi="hi_IN"/>
         </w:rPr>
+        <w:t>ἔρχεται ἡ ὀργὴ τοῦ Θεοῦ ἐπὶ</w:t>
+      </w:r>
+    </w:p>
+    <w:p>
+      <w:pPr/>
+      <w:r>
+        <w:rPr>
+          <w:lang w:val="hi_IN" w:bidi="hi_IN"/>
+        </w:rPr>
+      </w:r>
+      <w:r>
+        <w:rPr>
+          <w:b/>
+          <w:lang w:val="hi_IN" w:bidi="hi_IN"/>
+        </w:rPr>
         <w:t>"परमेश्वर का क्रोध"</w:t>
       </w:r>
       <w:r>
@@ -28087,6 +32107,21 @@
           <w:b/>
           <w:lang w:val="hi_IN" w:bidi="hi_IN"/>
         </w:rPr>
+        <w:t>τοὺς υἱοὺς τῆς ἀπειθείας</w:t>
+      </w:r>
+    </w:p>
+    <w:p>
+      <w:pPr/>
+      <w:r>
+        <w:rPr>
+          <w:lang w:val="hi_IN" w:bidi="hi_IN"/>
+        </w:rPr>
+      </w:r>
+      <w:r>
+        <w:rPr>
+          <w:b/>
+          <w:lang w:val="hi_IN" w:bidi="hi_IN"/>
+        </w:rPr>
         <w:t>"आज्ञा न माननेवालों"</w:t>
       </w:r>
     </w:p>
@@ -28170,6 +32205,21 @@
           <w:b/>
           <w:lang w:val="hi_IN" w:bidi="hi_IN"/>
         </w:rPr>
+        <w:t>οὖν</w:t>
+      </w:r>
+    </w:p>
+    <w:p>
+      <w:pPr/>
+      <w:r>
+        <w:rPr>
+          <w:lang w:val="hi_IN" w:bidi="hi_IN"/>
+        </w:rPr>
+      </w:r>
+      <w:r>
+        <w:rPr>
+          <w:b/>
+          <w:lang w:val="hi_IN" w:bidi="hi_IN"/>
+        </w:rPr>
         <w:t>"इसलिए"</w:t>
       </w:r>
     </w:p>
@@ -28266,6 +32316,21 @@
           <w:b/>
           <w:lang w:val="hi_IN" w:bidi="hi_IN"/>
         </w:rPr>
+        <w:t>ἦτε γάρ ποτε σκότος</w:t>
+      </w:r>
+    </w:p>
+    <w:p>
+      <w:pPr/>
+      <w:r>
+        <w:rPr>
+          <w:lang w:val="hi_IN" w:bidi="hi_IN"/>
+        </w:rPr>
+      </w:r>
+      <w:r>
+        <w:rPr>
+          <w:b/>
+          <w:lang w:val="hi_IN" w:bidi="hi_IN"/>
+        </w:rPr>
         <w:t>"क्योंकि तुम तो पहले अंधकार थे"</w:t>
       </w:r>
     </w:p>
@@ -28349,6 +32414,21 @@
           <w:b/>
           <w:lang w:val="hi_IN" w:bidi="hi_IN"/>
         </w:rPr>
+        <w:t>γάρ</w:t>
+      </w:r>
+    </w:p>
+    <w:p>
+      <w:pPr/>
+      <w:r>
+        <w:rPr>
+          <w:lang w:val="hi_IN" w:bidi="hi_IN"/>
+        </w:rPr>
+      </w:r>
+      <w:r>
+        <w:rPr>
+          <w:b/>
+          <w:lang w:val="hi_IN" w:bidi="hi_IN"/>
+        </w:rPr>
         <w:t>"क्योंकि"</w:t>
       </w:r>
     </w:p>
@@ -28445,6 +32525,21 @@
           <w:b/>
           <w:lang w:val="hi_IN" w:bidi="hi_IN"/>
         </w:rPr>
+        <w:t>νῦν δὲ φῶς ἐν Κυρίῳ</w:t>
+      </w:r>
+    </w:p>
+    <w:p>
+      <w:pPr/>
+      <w:r>
+        <w:rPr>
+          <w:lang w:val="hi_IN" w:bidi="hi_IN"/>
+        </w:rPr>
+      </w:r>
+      <w:r>
+        <w:rPr>
+          <w:b/>
+          <w:lang w:val="hi_IN" w:bidi="hi_IN"/>
+        </w:rPr>
         <w:t>"परन्तु अब प्रभु में ज्योति हो"</w:t>
       </w:r>
     </w:p>
@@ -28528,6 +32623,21 @@
           <w:b/>
           <w:lang w:val="hi_IN" w:bidi="hi_IN"/>
         </w:rPr>
+        <w:t>δὲ</w:t>
+      </w:r>
+    </w:p>
+    <w:p>
+      <w:pPr/>
+      <w:r>
+        <w:rPr>
+          <w:lang w:val="hi_IN" w:bidi="hi_IN"/>
+        </w:rPr>
+      </w:r>
+      <w:r>
+        <w:rPr>
+          <w:b/>
+          <w:lang w:val="hi_IN" w:bidi="hi_IN"/>
+        </w:rPr>
         <w:t>"परन्तु"</w:t>
       </w:r>
     </w:p>
@@ -28624,6 +32734,21 @@
           <w:b/>
           <w:lang w:val="hi_IN" w:bidi="hi_IN"/>
         </w:rPr>
+        <w:t>ὡς τέκνα φωτὸς περιπατεῖτε</w:t>
+      </w:r>
+    </w:p>
+    <w:p>
+      <w:pPr/>
+      <w:r>
+        <w:rPr>
+          <w:lang w:val="hi_IN" w:bidi="hi_IN"/>
+        </w:rPr>
+      </w:r>
+      <w:r>
+        <w:rPr>
+          <w:b/>
+          <w:lang w:val="hi_IN" w:bidi="hi_IN"/>
+        </w:rPr>
         <w:t>"अतः ज्योति की सन्तान के समान चलो"</w:t>
       </w:r>
     </w:p>
@@ -28707,6 +32832,21 @@
           <w:b/>
           <w:lang w:val="hi_IN" w:bidi="hi_IN"/>
         </w:rPr>
+        <w:t>ὡς τέκνα φωτὸς</w:t>
+      </w:r>
+    </w:p>
+    <w:p>
+      <w:pPr/>
+      <w:r>
+        <w:rPr>
+          <w:lang w:val="hi_IN" w:bidi="hi_IN"/>
+        </w:rPr>
+      </w:r>
+      <w:r>
+        <w:rPr>
+          <w:b/>
+          <w:lang w:val="hi_IN" w:bidi="hi_IN"/>
+        </w:rPr>
         <w:t>"ज्योति की सन्तान के समान"</w:t>
       </w:r>
     </w:p>
@@ -28790,6 +32930,21 @@
           <w:b/>
           <w:lang w:val="hi_IN" w:bidi="hi_IN"/>
         </w:rPr>
+        <w:t>ὁ &amp; καρπὸς τοῦ φωτὸς ἐν πάσῃ ἀγαθωσύνῃ, καὶ δικαιοσύνῃ, καὶ ἀληθείᾳ</w:t>
+      </w:r>
+    </w:p>
+    <w:p>
+      <w:pPr/>
+      <w:r>
+        <w:rPr>
+          <w:lang w:val="hi_IN" w:bidi="hi_IN"/>
+        </w:rPr>
+      </w:r>
+      <w:r>
+        <w:rPr>
+          <w:b/>
+          <w:lang w:val="hi_IN" w:bidi="hi_IN"/>
+        </w:rPr>
         <w:t>"ज्योति का फल सब प्रकार की भलाई, और धार्मिकता, और सत्य है"</w:t>
       </w:r>
     </w:p>
@@ -28886,6 +33041,21 @@
           <w:b/>
           <w:lang w:val="hi_IN" w:bidi="hi_IN"/>
         </w:rPr>
+        <w:t>γὰρ</w:t>
+      </w:r>
+    </w:p>
+    <w:p>
+      <w:pPr/>
+      <w:r>
+        <w:rPr>
+          <w:lang w:val="hi_IN" w:bidi="hi_IN"/>
+        </w:rPr>
+      </w:r>
+      <w:r>
+        <w:rPr>
+          <w:b/>
+          <w:lang w:val="hi_IN" w:bidi="hi_IN"/>
+        </w:rPr>
         <w:t>"क्योंकि"</w:t>
       </w:r>
     </w:p>
@@ -28982,6 +33152,21 @@
           <w:b/>
           <w:lang w:val="hi_IN" w:bidi="hi_IN"/>
         </w:rPr>
+        <w:t>μὴ συνκοινωνεῖτε τοῖς ἔργοις τοῖς ἀκάρποις τοῦ σκότους</w:t>
+      </w:r>
+    </w:p>
+    <w:p>
+      <w:pPr/>
+      <w:r>
+        <w:rPr>
+          <w:lang w:val="hi_IN" w:bidi="hi_IN"/>
+        </w:rPr>
+      </w:r>
+      <w:r>
+        <w:rPr>
+          <w:b/>
+          <w:lang w:val="hi_IN" w:bidi="hi_IN"/>
+        </w:rPr>
         <w:t>"अंधकार के निष्फल कामों में सहभागी न हो"</w:t>
       </w:r>
     </w:p>
@@ -29065,6 +33250,21 @@
           <w:b/>
           <w:lang w:val="hi_IN" w:bidi="hi_IN"/>
         </w:rPr>
+        <w:t>τοῖς ἔργοις τοῖς ἀκάρποις τοῦ σκότους</w:t>
+      </w:r>
+    </w:p>
+    <w:p>
+      <w:pPr/>
+      <w:r>
+        <w:rPr>
+          <w:lang w:val="hi_IN" w:bidi="hi_IN"/>
+        </w:rPr>
+      </w:r>
+      <w:r>
+        <w:rPr>
+          <w:b/>
+          <w:lang w:val="hi_IN" w:bidi="hi_IN"/>
+        </w:rPr>
         <w:t>"निष्फल कामों में"</w:t>
       </w:r>
     </w:p>
@@ -29148,6 +33348,21 @@
           <w:b/>
           <w:lang w:val="hi_IN" w:bidi="hi_IN"/>
         </w:rPr>
+        <w:t>τοῖς ἔργοις τοῖς ἀκάρποις τοῦ σκότους</w:t>
+      </w:r>
+    </w:p>
+    <w:p>
+      <w:pPr/>
+      <w:r>
+        <w:rPr>
+          <w:lang w:val="hi_IN" w:bidi="hi_IN"/>
+        </w:rPr>
+      </w:r>
+      <w:r>
+        <w:rPr>
+          <w:b/>
+          <w:lang w:val="hi_IN" w:bidi="hi_IN"/>
+        </w:rPr>
         <w:t>"अंधकार के निष्फल कामों में"</w:t>
       </w:r>
     </w:p>
@@ -29244,6 +33459,21 @@
           <w:b/>
           <w:lang w:val="hi_IN" w:bidi="hi_IN"/>
         </w:rPr>
+        <w:t>μᾶλλον δὲ</w:t>
+      </w:r>
+    </w:p>
+    <w:p>
+      <w:pPr/>
+      <w:r>
+        <w:rPr>
+          <w:lang w:val="hi_IN" w:bidi="hi_IN"/>
+        </w:rPr>
+      </w:r>
+      <w:r>
+        <w:rPr>
+          <w:b/>
+          <w:lang w:val="hi_IN" w:bidi="hi_IN"/>
+        </w:rPr>
         <w:t>"वरन्"</w:t>
       </w:r>
       <w:r>
@@ -29353,6 +33583,21 @@
           <w:b/>
           <w:lang w:val="hi_IN" w:bidi="hi_IN"/>
         </w:rPr>
+        <w:t>ἐλέγχετε</w:t>
+      </w:r>
+    </w:p>
+    <w:p>
+      <w:pPr/>
+      <w:r>
+        <w:rPr>
+          <w:lang w:val="hi_IN" w:bidi="hi_IN"/>
+        </w:rPr>
+      </w:r>
+      <w:r>
+        <w:rPr>
+          <w:b/>
+          <w:lang w:val="hi_IN" w:bidi="hi_IN"/>
+        </w:rPr>
         <w:t>"उलाहना दो"</w:t>
       </w:r>
     </w:p>
@@ -29436,6 +33681,21 @@
           <w:b/>
           <w:lang w:val="hi_IN" w:bidi="hi_IN"/>
         </w:rPr>
+        <w:t>αὐτῶν</w:t>
+      </w:r>
+    </w:p>
+    <w:p>
+      <w:pPr/>
+      <w:r>
+        <w:rPr>
+          <w:lang w:val="hi_IN" w:bidi="hi_IN"/>
+        </w:rPr>
+      </w:r>
+      <w:r>
+        <w:rPr>
+          <w:b/>
+          <w:lang w:val="hi_IN" w:bidi="hi_IN"/>
+        </w:rPr>
         <w:t>"उनके"</w:t>
       </w:r>
     </w:p>
@@ -29628,6 +33888,21 @@
           <w:b/>
           <w:lang w:val="hi_IN" w:bidi="hi_IN"/>
         </w:rPr>
+        <w:t>δὲ</w:t>
+      </w:r>
+    </w:p>
+    <w:p>
+      <w:pPr/>
+      <w:r>
+        <w:rPr>
+          <w:lang w:val="hi_IN" w:bidi="hi_IN"/>
+        </w:rPr>
+      </w:r>
+      <w:r>
+        <w:rPr>
+          <w:b/>
+          <w:lang w:val="hi_IN" w:bidi="hi_IN"/>
+        </w:rPr>
         <w:t>"पर"</w:t>
       </w:r>
     </w:p>
@@ -29724,6 +33999,21 @@
           <w:b/>
           <w:lang w:val="hi_IN" w:bidi="hi_IN"/>
         </w:rPr>
+        <w:t>πᾶν &amp; τὸ φανερούμενον φῶς ἐστιν</w:t>
+      </w:r>
+    </w:p>
+    <w:p>
+      <w:pPr/>
+      <w:r>
+        <w:rPr>
+          <w:lang w:val="hi_IN" w:bidi="hi_IN"/>
+        </w:rPr>
+      </w:r>
+      <w:r>
+        <w:rPr>
+          <w:b/>
+          <w:lang w:val="hi_IN" w:bidi="hi_IN"/>
+        </w:rPr>
         <w:t>"सब कुछ को प्रगट करता है, वह ज्योति है"</w:t>
       </w:r>
     </w:p>
@@ -29903,6 +34193,21 @@
           <w:b/>
           <w:lang w:val="hi_IN" w:bidi="hi_IN"/>
         </w:rPr>
+        <w:t>ἔγειρε, ὁ καθεύδων, καὶ ἀνάστα ἐκ τῶν νεκρῶν</w:t>
+      </w:r>
+    </w:p>
+    <w:p>
+      <w:pPr/>
+      <w:r>
+        <w:rPr>
+          <w:lang w:val="hi_IN" w:bidi="hi_IN"/>
+        </w:rPr>
+      </w:r>
+      <w:r>
+        <w:rPr>
+          <w:b/>
+          <w:lang w:val="hi_IN" w:bidi="hi_IN"/>
+        </w:rPr>
         <w:t>""हे सोनेवाले जाग"</w:t>
       </w:r>
     </w:p>
@@ -29986,6 +34291,21 @@
           <w:b/>
           <w:lang w:val="hi_IN" w:bidi="hi_IN"/>
         </w:rPr>
+        <w:t>ὁ καθεύδων</w:t>
+      </w:r>
+    </w:p>
+    <w:p>
+      <w:pPr/>
+      <w:r>
+        <w:rPr>
+          <w:lang w:val="hi_IN" w:bidi="hi_IN"/>
+        </w:rPr>
+      </w:r>
+      <w:r>
+        <w:rPr>
+          <w:b/>
+          <w:lang w:val="hi_IN" w:bidi="hi_IN"/>
+        </w:rPr>
         <w:t>"हे सोनेवाले"</w:t>
       </w:r>
     </w:p>
@@ -30069,6 +34389,21 @@
           <w:b/>
           <w:lang w:val="hi_IN" w:bidi="hi_IN"/>
         </w:rPr>
+        <w:t>ἐκ τῶν νεκρῶν</w:t>
+      </w:r>
+    </w:p>
+    <w:p>
+      <w:pPr/>
+      <w:r>
+        <w:rPr>
+          <w:lang w:val="hi_IN" w:bidi="hi_IN"/>
+        </w:rPr>
+      </w:r>
+      <w:r>
+        <w:rPr>
+          <w:b/>
+          <w:lang w:val="hi_IN" w:bidi="hi_IN"/>
+        </w:rPr>
         <w:t>"मुर्दों में से"</w:t>
       </w:r>
     </w:p>
@@ -30152,6 +34487,21 @@
           <w:b/>
           <w:lang w:val="hi_IN" w:bidi="hi_IN"/>
         </w:rPr>
+        <w:t>ἐπιφαύσει σοι</w:t>
+      </w:r>
+    </w:p>
+    <w:p>
+      <w:pPr/>
+      <w:r>
+        <w:rPr>
+          <w:lang w:val="hi_IN" w:bidi="hi_IN"/>
+        </w:rPr>
+      </w:r>
+      <w:r>
+        <w:rPr>
+          <w:b/>
+          <w:lang w:val="hi_IN" w:bidi="hi_IN"/>
+        </w:rPr>
         <w:t>"तुझ"</w:t>
       </w:r>
       <w:r>
@@ -30274,6 +34624,21 @@
           <w:b/>
           <w:lang w:val="hi_IN" w:bidi="hi_IN"/>
         </w:rPr>
+        <w:t>ἐπιφαύσει σοι ὁ Χριστός</w:t>
+      </w:r>
+    </w:p>
+    <w:p>
+      <w:pPr/>
+      <w:r>
+        <w:rPr>
+          <w:lang w:val="hi_IN" w:bidi="hi_IN"/>
+        </w:rPr>
+      </w:r>
+      <w:r>
+        <w:rPr>
+          <w:b/>
+          <w:lang w:val="hi_IN" w:bidi="hi_IN"/>
+        </w:rPr>
         <w:t>"मसीह की ज्योति तुझ पर चमकेगी"</w:t>
       </w:r>
     </w:p>
@@ -30420,6 +34785,21 @@
           <w:b/>
           <w:lang w:val="hi_IN" w:bidi="hi_IN"/>
         </w:rPr>
+        <w:t>οὖν</w:t>
+      </w:r>
+    </w:p>
+    <w:p>
+      <w:pPr/>
+      <w:r>
+        <w:rPr>
+          <w:lang w:val="hi_IN" w:bidi="hi_IN"/>
+        </w:rPr>
+      </w:r>
+      <w:r>
+        <w:rPr>
+          <w:b/>
+          <w:lang w:val="hi_IN" w:bidi="hi_IN"/>
+        </w:rPr>
         <w:t>"इसलिए"</w:t>
       </w:r>
     </w:p>
@@ -30516,6 +34896,21 @@
           <w:b/>
           <w:lang w:val="hi_IN" w:bidi="hi_IN"/>
         </w:rPr>
+        <w:t>ἀλλ’</w:t>
+      </w:r>
+    </w:p>
+    <w:p>
+      <w:pPr/>
+      <w:r>
+        <w:rPr>
+          <w:lang w:val="hi_IN" w:bidi="hi_IN"/>
+        </w:rPr>
+      </w:r>
+      <w:r>
+        <w:rPr>
+          <w:b/>
+          <w:lang w:val="hi_IN" w:bidi="hi_IN"/>
+        </w:rPr>
         <w:t>"पर"</w:t>
       </w:r>
     </w:p>
@@ -30695,6 +35090,21 @@
           <w:b/>
           <w:lang w:val="hi_IN" w:bidi="hi_IN"/>
         </w:rPr>
+        <w:t>ἐξαγοραζόμενοι τὸν καιρόν</w:t>
+      </w:r>
+    </w:p>
+    <w:p>
+      <w:pPr/>
+      <w:r>
+        <w:rPr>
+          <w:lang w:val="hi_IN" w:bidi="hi_IN"/>
+        </w:rPr>
+      </w:r>
+      <w:r>
+        <w:rPr>
+          <w:b/>
+          <w:lang w:val="hi_IN" w:bidi="hi_IN"/>
+        </w:rPr>
         <w:t>"और अवसर को बहुमूल्य समझो"</w:t>
       </w:r>
     </w:p>
@@ -30778,6 +35188,21 @@
           <w:b/>
           <w:lang w:val="hi_IN" w:bidi="hi_IN"/>
         </w:rPr>
+        <w:t>ὅτι αἱ ἡμέραι πονηραί εἰσιν</w:t>
+      </w:r>
+    </w:p>
+    <w:p>
+      <w:pPr/>
+      <w:r>
+        <w:rPr>
+          <w:lang w:val="hi_IN" w:bidi="hi_IN"/>
+        </w:rPr>
+      </w:r>
+      <w:r>
+        <w:rPr>
+          <w:b/>
+          <w:lang w:val="hi_IN" w:bidi="hi_IN"/>
+        </w:rPr>
         <w:t>"क्योंकि दिन बुरे हैं"</w:t>
       </w:r>
     </w:p>
@@ -30874,6 +35299,21 @@
           <w:b/>
           <w:lang w:val="hi_IN" w:bidi="hi_IN"/>
         </w:rPr>
+        <w:t>ὅτι</w:t>
+      </w:r>
+    </w:p>
+    <w:p>
+      <w:pPr/>
+      <w:r>
+        <w:rPr>
+          <w:lang w:val="hi_IN" w:bidi="hi_IN"/>
+        </w:rPr>
+      </w:r>
+      <w:r>
+        <w:rPr>
+          <w:b/>
+          <w:lang w:val="hi_IN" w:bidi="hi_IN"/>
+        </w:rPr>
         <w:t>"क्योंकि"</w:t>
       </w:r>
     </w:p>
@@ -30970,6 +35410,21 @@
           <w:b/>
           <w:lang w:val="hi_IN" w:bidi="hi_IN"/>
         </w:rPr>
+        <w:t>διὰ τοῦτο</w:t>
+      </w:r>
+    </w:p>
+    <w:p>
+      <w:pPr/>
+      <w:r>
+        <w:rPr>
+          <w:lang w:val="hi_IN" w:bidi="hi_IN"/>
+        </w:rPr>
+      </w:r>
+      <w:r>
+        <w:rPr>
+          <w:b/>
+          <w:lang w:val="hi_IN" w:bidi="hi_IN"/>
+        </w:rPr>
         <w:t>"इस कारण"</w:t>
       </w:r>
       <w:r>
@@ -31079,6 +35534,21 @@
           <w:b/>
           <w:lang w:val="hi_IN" w:bidi="hi_IN"/>
         </w:rPr>
+        <w:t>ἀλλὰ</w:t>
+      </w:r>
+    </w:p>
+    <w:p>
+      <w:pPr/>
+      <w:r>
+        <w:rPr>
+          <w:lang w:val="hi_IN" w:bidi="hi_IN"/>
+        </w:rPr>
+      </w:r>
+      <w:r>
+        <w:rPr>
+          <w:b/>
+          <w:lang w:val="hi_IN" w:bidi="hi_IN"/>
+        </w:rPr>
         <w:t>"पर"</w:t>
       </w:r>
     </w:p>
@@ -31301,6 +35771,21 @@
           <w:b/>
           <w:lang w:val="hi_IN" w:bidi="hi_IN"/>
         </w:rPr>
+        <w:t>ἐν ᾧ ἐστιν ἀσωτία</w:t>
+      </w:r>
+    </w:p>
+    <w:p>
+      <w:pPr/>
+      <w:r>
+        <w:rPr>
+          <w:lang w:val="hi_IN" w:bidi="hi_IN"/>
+        </w:rPr>
+      </w:r>
+      <w:r>
+        <w:rPr>
+          <w:b/>
+          <w:lang w:val="hi_IN" w:bidi="hi_IN"/>
+        </w:rPr>
         <w:t>"क्योंकि"</w:t>
       </w:r>
       <w:r>
@@ -31404,6 +35889,21 @@
           <w:b/>
           <w:lang w:val="hi_IN" w:bidi="hi_IN"/>
         </w:rPr>
+        <w:t>ἀλλὰ πληροῦσθε ἐν Πνεύματι</w:t>
+      </w:r>
+    </w:p>
+    <w:p>
+      <w:pPr/>
+      <w:r>
+        <w:rPr>
+          <w:lang w:val="hi_IN" w:bidi="hi_IN"/>
+        </w:rPr>
+      </w:r>
+      <w:r>
+        <w:rPr>
+          <w:b/>
+          <w:lang w:val="hi_IN" w:bidi="hi_IN"/>
+        </w:rPr>
         <w:t>"इससे"</w:t>
       </w:r>
       <w:r>
@@ -31480,6 +35980,21 @@
           <w:b/>
           <w:lang w:val="hi_IN" w:bidi="hi_IN"/>
         </w:rPr>
+        <w:t>ἀλλὰ</w:t>
+      </w:r>
+    </w:p>
+    <w:p>
+      <w:pPr/>
+      <w:r>
+        <w:rPr>
+          <w:lang w:val="hi_IN" w:bidi="hi_IN"/>
+        </w:rPr>
+      </w:r>
+      <w:r>
+        <w:rPr>
+          <w:b/>
+          <w:lang w:val="hi_IN" w:bidi="hi_IN"/>
+        </w:rPr>
         <w:t>"इससे"</w:t>
       </w:r>
     </w:p>
@@ -31576,6 +36091,21 @@
           <w:b/>
           <w:lang w:val="hi_IN" w:bidi="hi_IN"/>
         </w:rPr>
+        <w:t>ψαλμοῖς, καὶ ὕμνοις, καὶ ᾠδαῖς πνευματικαῖς</w:t>
+      </w:r>
+    </w:p>
+    <w:p>
+      <w:pPr/>
+      <w:r>
+        <w:rPr>
+          <w:lang w:val="hi_IN" w:bidi="hi_IN"/>
+        </w:rPr>
+      </w:r>
+      <w:r>
+        <w:rPr>
+          <w:b/>
+          <w:lang w:val="hi_IN" w:bidi="hi_IN"/>
+        </w:rPr>
         <w:t>"भजन और स्तुतिगान और आत्मिक गीत"</w:t>
       </w:r>
     </w:p>
@@ -31722,6 +36252,21 @@
           <w:b/>
           <w:lang w:val="hi_IN" w:bidi="hi_IN"/>
         </w:rPr>
+        <w:t>ὕμνοις</w:t>
+      </w:r>
+    </w:p>
+    <w:p>
+      <w:pPr/>
+      <w:r>
+        <w:rPr>
+          <w:lang w:val="hi_IN" w:bidi="hi_IN"/>
+        </w:rPr>
+      </w:r>
+      <w:r>
+        <w:rPr>
+          <w:b/>
+          <w:lang w:val="hi_IN" w:bidi="hi_IN"/>
+        </w:rPr>
         <w:t>"स्तुतिगान"</w:t>
       </w:r>
     </w:p>
@@ -31785,6 +36330,21 @@
           <w:b/>
           <w:lang w:val="hi_IN" w:bidi="hi_IN"/>
         </w:rPr>
+        <w:t>ᾠδαῖς πνευματικαῖς</w:t>
+      </w:r>
+    </w:p>
+    <w:p>
+      <w:pPr/>
+      <w:r>
+        <w:rPr>
+          <w:lang w:val="hi_IN" w:bidi="hi_IN"/>
+        </w:rPr>
+      </w:r>
+      <w:r>
+        <w:rPr>
+          <w:b/>
+          <w:lang w:val="hi_IN" w:bidi="hi_IN"/>
+        </w:rPr>
         <w:t>"आत्मिक गीत"</w:t>
       </w:r>
     </w:p>
@@ -31894,6 +36454,21 @@
           <w:b/>
           <w:lang w:val="hi_IN" w:bidi="hi_IN"/>
         </w:rPr>
+        <w:t>τῇ καρδίᾳ ὑμῶν</w:t>
+      </w:r>
+    </w:p>
+    <w:p>
+      <w:pPr/>
+      <w:r>
+        <w:rPr>
+          <w:lang w:val="hi_IN" w:bidi="hi_IN"/>
+        </w:rPr>
+      </w:r>
+      <w:r>
+        <w:rPr>
+          <w:b/>
+          <w:lang w:val="hi_IN" w:bidi="hi_IN"/>
+        </w:rPr>
         <w:t>"अपने मन में"</w:t>
       </w:r>
     </w:p>
@@ -31990,6 +36565,21 @@
           <w:b/>
           <w:lang w:val="hi_IN" w:bidi="hi_IN"/>
         </w:rPr>
+        <w:t>ἐν ὀνόματι τοῦ Κυρίου ἡμῶν, Ἰησοῦ Χριστοῦ</w:t>
+      </w:r>
+    </w:p>
+    <w:p>
+      <w:pPr/>
+      <w:r>
+        <w:rPr>
+          <w:lang w:val="hi_IN" w:bidi="hi_IN"/>
+        </w:rPr>
+      </w:r>
+      <w:r>
+        <w:rPr>
+          <w:b/>
+          <w:lang w:val="hi_IN" w:bidi="hi_IN"/>
+        </w:rPr>
         <w:t>"हमारे प्रभु यीशु मसीह के नाम से"</w:t>
       </w:r>
     </w:p>
@@ -32059,6 +36649,21 @@
         <w:rPr>
           <w:lang w:val="hi_IN" w:bidi="hi_IN"/>
         </w:rPr>
+      </w:r>
+    </w:p>
+    <w:p>
+      <w:pPr/>
+      <w:r>
+        <w:rPr>
+          <w:lang w:val="hi_IN" w:bidi="hi_IN"/>
+        </w:rPr>
+      </w:r>
+      <w:r>
+        <w:rPr>
+          <w:b/>
+          <w:lang w:val="hi_IN" w:bidi="hi_IN"/>
+        </w:rPr>
+        <w:t>τῷ Θεῷ καὶ Πατρί</w:t>
       </w:r>
     </w:p>
     <w:p>
@@ -32230,6 +36835,21 @@
           <w:b/>
           <w:lang w:val="hi_IN" w:bidi="hi_IN"/>
         </w:rPr>
+        <w:t>ὅτι</w:t>
+      </w:r>
+    </w:p>
+    <w:p>
+      <w:pPr/>
+      <w:r>
+        <w:rPr>
+          <w:lang w:val="hi_IN" w:bidi="hi_IN"/>
+        </w:rPr>
+      </w:r>
+      <w:r>
+        <w:rPr>
+          <w:b/>
+          <w:lang w:val="hi_IN" w:bidi="hi_IN"/>
+        </w:rPr>
         <w:t>"क्योंकि"</w:t>
       </w:r>
     </w:p>
@@ -32326,6 +36946,21 @@
           <w:b/>
           <w:lang w:val="hi_IN" w:bidi="hi_IN"/>
         </w:rPr>
+        <w:t>κεφαλὴ τῆς γυναικὸς &amp; κεφαλὴ τῆς ἐκκλησίας</w:t>
+      </w:r>
+    </w:p>
+    <w:p>
+      <w:pPr/>
+      <w:r>
+        <w:rPr>
+          <w:lang w:val="hi_IN" w:bidi="hi_IN"/>
+        </w:rPr>
+      </w:r>
+      <w:r>
+        <w:rPr>
+          <w:b/>
+          <w:lang w:val="hi_IN" w:bidi="hi_IN"/>
+        </w:rPr>
         <w:t>"पत्नी का सिर"</w:t>
       </w:r>
       <w:r>
@@ -32435,6 +37070,21 @@
           <w:b/>
           <w:lang w:val="hi_IN" w:bidi="hi_IN"/>
         </w:rPr>
+        <w:t>τοῦ σώματος</w:t>
+      </w:r>
+    </w:p>
+    <w:p>
+      <w:pPr/>
+      <w:r>
+        <w:rPr>
+          <w:lang w:val="hi_IN" w:bidi="hi_IN"/>
+        </w:rPr>
+      </w:r>
+      <w:r>
+        <w:rPr>
+          <w:b/>
+          <w:lang w:val="hi_IN" w:bidi="hi_IN"/>
+        </w:rPr>
         <w:t>"देह का"</w:t>
       </w:r>
     </w:p>
@@ -32644,6 +37294,21 @@
           <w:b/>
           <w:lang w:val="hi_IN" w:bidi="hi_IN"/>
         </w:rPr>
+        <w:t>ἑαυτὸν παρέδωκεν</w:t>
+      </w:r>
+    </w:p>
+    <w:p>
+      <w:pPr/>
+      <w:r>
+        <w:rPr>
+          <w:lang w:val="hi_IN" w:bidi="hi_IN"/>
+        </w:rPr>
+      </w:r>
+      <w:r>
+        <w:rPr>
+          <w:b/>
+          <w:lang w:val="hi_IN" w:bidi="hi_IN"/>
+        </w:rPr>
         <w:t>"अपने आप को"</w:t>
       </w:r>
       <w:r>
@@ -32720,6 +37385,21 @@
           <w:b/>
           <w:lang w:val="hi_IN" w:bidi="hi_IN"/>
         </w:rPr>
+        <w:t>ὑπὲρ αὐτῆς</w:t>
+      </w:r>
+    </w:p>
+    <w:p>
+      <w:pPr/>
+      <w:r>
+        <w:rPr>
+          <w:lang w:val="hi_IN" w:bidi="hi_IN"/>
+        </w:rPr>
+      </w:r>
+      <w:r>
+        <w:rPr>
+          <w:b/>
+          <w:lang w:val="hi_IN" w:bidi="hi_IN"/>
+        </w:rPr>
         <w:t>"उसके लिये"</w:t>
       </w:r>
     </w:p>
@@ -32803,6 +37483,21 @@
           <w:b/>
           <w:lang w:val="hi_IN" w:bidi="hi_IN"/>
         </w:rPr>
+        <w:t>ἵνα</w:t>
+      </w:r>
+    </w:p>
+    <w:p>
+      <w:pPr/>
+      <w:r>
+        <w:rPr>
+          <w:lang w:val="hi_IN" w:bidi="hi_IN"/>
+        </w:rPr>
+      </w:r>
+      <w:r>
+        <w:rPr>
+          <w:b/>
+          <w:lang w:val="hi_IN" w:bidi="hi_IN"/>
+        </w:rPr>
         <w:t>"कि"</w:t>
       </w:r>
     </w:p>
@@ -32899,6 +37594,21 @@
           <w:b/>
           <w:lang w:val="hi_IN" w:bidi="hi_IN"/>
         </w:rPr>
+        <w:t>αὐτὴν ἁγιάσῃ, καθαρίσας</w:t>
+      </w:r>
+    </w:p>
+    <w:p>
+      <w:pPr/>
+      <w:r>
+        <w:rPr>
+          <w:lang w:val="hi_IN" w:bidi="hi_IN"/>
+        </w:rPr>
+      </w:r>
+      <w:r>
+        <w:rPr>
+          <w:b/>
+          <w:lang w:val="hi_IN" w:bidi="hi_IN"/>
+        </w:rPr>
         <w:t>"उसको"</w:t>
       </w:r>
       <w:r>
@@ -32995,6 +37705,21 @@
           <w:b/>
           <w:lang w:val="hi_IN" w:bidi="hi_IN"/>
         </w:rPr>
+        <w:t>καθαρίσας τῷ λουτρῷ τοῦ ὕδατος ἐν ῥήματι</w:t>
+      </w:r>
+    </w:p>
+    <w:p>
+      <w:pPr/>
+      <w:r>
+        <w:rPr>
+          <w:lang w:val="hi_IN" w:bidi="hi_IN"/>
+        </w:rPr>
+      </w:r>
+      <w:r>
+        <w:rPr>
+          <w:b/>
+          <w:lang w:val="hi_IN" w:bidi="hi_IN"/>
+        </w:rPr>
         <w:t>"वचन के द्वारा जल के स्नान से शुद्ध करके"</w:t>
       </w:r>
     </w:p>
@@ -33078,6 +37803,21 @@
           <w:b/>
           <w:lang w:val="hi_IN" w:bidi="hi_IN"/>
         </w:rPr>
+        <w:t>ἵνα</w:t>
+      </w:r>
+    </w:p>
+    <w:p>
+      <w:pPr/>
+      <w:r>
+        <w:rPr>
+          <w:lang w:val="hi_IN" w:bidi="hi_IN"/>
+        </w:rPr>
+      </w:r>
+      <w:r>
+        <w:rPr>
+          <w:b/>
+          <w:lang w:val="hi_IN" w:bidi="hi_IN"/>
+        </w:rPr>
         <w:t>"और"</w:t>
       </w:r>
     </w:p>
@@ -33174,6 +37914,21 @@
           <w:b/>
           <w:lang w:val="hi_IN" w:bidi="hi_IN"/>
         </w:rPr>
+        <w:t>μὴ ἔχουσαν σπίλον, ἢ ῥυτίδα</w:t>
+      </w:r>
+    </w:p>
+    <w:p>
+      <w:pPr/>
+      <w:r>
+        <w:rPr>
+          <w:lang w:val="hi_IN" w:bidi="hi_IN"/>
+        </w:rPr>
+      </w:r>
+      <w:r>
+        <w:rPr>
+          <w:b/>
+          <w:lang w:val="hi_IN" w:bidi="hi_IN"/>
+        </w:rPr>
         <w:t>"जिसमें न कलंक, न झुर्री"</w:t>
       </w:r>
     </w:p>
@@ -33360,6 +38115,21 @@
           <w:b/>
           <w:lang w:val="hi_IN" w:bidi="hi_IN"/>
         </w:rPr>
+        <w:t>ἀλλ’</w:t>
+      </w:r>
+    </w:p>
+    <w:p>
+      <w:pPr/>
+      <w:r>
+        <w:rPr>
+          <w:lang w:val="hi_IN" w:bidi="hi_IN"/>
+        </w:rPr>
+      </w:r>
+      <w:r>
+        <w:rPr>
+          <w:b/>
+          <w:lang w:val="hi_IN" w:bidi="hi_IN"/>
+        </w:rPr>
         <w:t>"वरन्"</w:t>
       </w:r>
     </w:p>
@@ -33456,6 +38226,21 @@
           <w:b/>
           <w:lang w:val="hi_IN" w:bidi="hi_IN"/>
         </w:rPr>
+        <w:t>ἵνα</w:t>
+      </w:r>
+    </w:p>
+    <w:p>
+      <w:pPr/>
+      <w:r>
+        <w:rPr>
+          <w:lang w:val="hi_IN" w:bidi="hi_IN"/>
+        </w:rPr>
+      </w:r>
+      <w:r>
+        <w:rPr>
+          <w:b/>
+          <w:lang w:val="hi_IN" w:bidi="hi_IN"/>
+        </w:rPr>
         <w:t>""</w:t>
       </w:r>
     </w:p>
@@ -33552,6 +38337,21 @@
           <w:b/>
           <w:lang w:val="hi_IN" w:bidi="hi_IN"/>
         </w:rPr>
+        <w:t>ἁγία καὶ ἄμωμος</w:t>
+      </w:r>
+    </w:p>
+    <w:p>
+      <w:pPr/>
+      <w:r>
+        <w:rPr>
+          <w:lang w:val="hi_IN" w:bidi="hi_IN"/>
+        </w:rPr>
+      </w:r>
+      <w:r>
+        <w:rPr>
+          <w:b/>
+          <w:lang w:val="hi_IN" w:bidi="hi_IN"/>
+        </w:rPr>
         <w:t>"पवित्र और निर्दोष हो"</w:t>
       </w:r>
     </w:p>
@@ -33655,6 +38455,21 @@
           <w:b/>
           <w:lang w:val="hi_IN" w:bidi="hi_IN"/>
         </w:rPr>
+        <w:t>ὡς τὰ ἑαυτῶν σώματα</w:t>
+      </w:r>
+    </w:p>
+    <w:p>
+      <w:pPr/>
+      <w:r>
+        <w:rPr>
+          <w:lang w:val="hi_IN" w:bidi="hi_IN"/>
+        </w:rPr>
+      </w:r>
+      <w:r>
+        <w:rPr>
+          <w:b/>
+          <w:lang w:val="hi_IN" w:bidi="hi_IN"/>
+        </w:rPr>
         <w:t>"देह के समान"</w:t>
       </w:r>
       <w:r>
@@ -33764,6 +38579,21 @@
           <w:b/>
           <w:lang w:val="hi_IN" w:bidi="hi_IN"/>
         </w:rPr>
+        <w:t>ἀλλὰ ἐκτρέφει</w:t>
+      </w:r>
+    </w:p>
+    <w:p>
+      <w:pPr/>
+      <w:r>
+        <w:rPr>
+          <w:lang w:val="hi_IN" w:bidi="hi_IN"/>
+        </w:rPr>
+      </w:r>
+      <w:r>
+        <w:rPr>
+          <w:b/>
+          <w:lang w:val="hi_IN" w:bidi="hi_IN"/>
+        </w:rPr>
         <w:t>"क्योंकि"</w:t>
       </w:r>
       <w:r>
@@ -33853,6 +38683,21 @@
           <w:b/>
           <w:lang w:val="hi_IN" w:bidi="hi_IN"/>
         </w:rPr>
+        <w:t>ἀλλὰ</w:t>
+      </w:r>
+    </w:p>
+    <w:p>
+      <w:pPr/>
+      <w:r>
+        <w:rPr>
+          <w:lang w:val="hi_IN" w:bidi="hi_IN"/>
+        </w:rPr>
+      </w:r>
+      <w:r>
+        <w:rPr>
+          <w:b/>
+          <w:lang w:val="hi_IN" w:bidi="hi_IN"/>
+        </w:rPr>
         <w:t>"क्योंकि"</w:t>
       </w:r>
       <w:r>
@@ -33962,6 +38807,21 @@
           <w:b/>
           <w:lang w:val="hi_IN" w:bidi="hi_IN"/>
         </w:rPr>
+        <w:t>ὅτι</w:t>
+      </w:r>
+    </w:p>
+    <w:p>
+      <w:pPr/>
+      <w:r>
+        <w:rPr>
+          <w:lang w:val="hi_IN" w:bidi="hi_IN"/>
+        </w:rPr>
+      </w:r>
+      <w:r>
+        <w:rPr>
+          <w:b/>
+          <w:lang w:val="hi_IN" w:bidi="hi_IN"/>
+        </w:rPr>
         <w:t>"इसलिए कि"</w:t>
       </w:r>
     </w:p>
@@ -34058,6 +38918,21 @@
           <w:b/>
           <w:lang w:val="hi_IN" w:bidi="hi_IN"/>
         </w:rPr>
+        <w:t>μέλη ἐσμὲν τοῦ σώματος αὐτοῦ</w:t>
+      </w:r>
+    </w:p>
+    <w:p>
+      <w:pPr/>
+      <w:r>
+        <w:rPr>
+          <w:lang w:val="hi_IN" w:bidi="hi_IN"/>
+        </w:rPr>
+      </w:r>
+      <w:r>
+        <w:rPr>
+          <w:b/>
+          <w:lang w:val="hi_IN" w:bidi="hi_IN"/>
+        </w:rPr>
         <w:t>"हम उसकी देह के अंग हैं"</w:t>
       </w:r>
     </w:p>
@@ -34293,6 +39168,21 @@
           <w:b/>
           <w:lang w:val="hi_IN" w:bidi="hi_IN"/>
         </w:rPr>
+        <w:t>ἀντὶ τούτου</w:t>
+      </w:r>
+    </w:p>
+    <w:p>
+      <w:pPr/>
+      <w:r>
+        <w:rPr>
+          <w:lang w:val="hi_IN" w:bidi="hi_IN"/>
+        </w:rPr>
+      </w:r>
+      <w:r>
+        <w:rPr>
+          <w:b/>
+          <w:lang w:val="hi_IN" w:bidi="hi_IN"/>
+        </w:rPr>
         <w:t>"इस कारण"</w:t>
       </w:r>
     </w:p>
@@ -34515,6 +39405,21 @@
           <w:b/>
           <w:lang w:val="hi_IN" w:bidi="hi_IN"/>
         </w:rPr>
+        <w:t>γάρ</w:t>
+      </w:r>
+    </w:p>
+    <w:p>
+      <w:pPr/>
+      <w:r>
+        <w:rPr>
+          <w:lang w:val="hi_IN" w:bidi="hi_IN"/>
+        </w:rPr>
+      </w:r>
+      <w:r>
+        <w:rPr>
+          <w:b/>
+          <w:lang w:val="hi_IN" w:bidi="hi_IN"/>
+        </w:rPr>
         <w:t>"क्योंकि"</w:t>
       </w:r>
     </w:p>
@@ -34720,6 +39625,21 @@
           <w:b/>
           <w:lang w:val="hi_IN" w:bidi="hi_IN"/>
         </w:rPr>
+        <w:t>ἵνα</w:t>
+      </w:r>
+    </w:p>
+    <w:p>
+      <w:pPr/>
+      <w:r>
+        <w:rPr>
+          <w:lang w:val="hi_IN" w:bidi="hi_IN"/>
+        </w:rPr>
+      </w:r>
+      <w:r>
+        <w:rPr>
+          <w:b/>
+          <w:lang w:val="hi_IN" w:bidi="hi_IN"/>
+        </w:rPr>
         <w:t>"कि"</w:t>
       </w:r>
     </w:p>
@@ -34816,6 +39736,21 @@
           <w:b/>
           <w:lang w:val="hi_IN" w:bidi="hi_IN"/>
         </w:rPr>
+        <w:t>μὴ παροργίζετε τὰ τέκνα ὑμῶν</w:t>
+      </w:r>
+    </w:p>
+    <w:p>
+      <w:pPr/>
+      <w:r>
+        <w:rPr>
+          <w:lang w:val="hi_IN" w:bidi="hi_IN"/>
+        </w:rPr>
+      </w:r>
+      <w:r>
+        <w:rPr>
+          <w:b/>
+          <w:lang w:val="hi_IN" w:bidi="hi_IN"/>
+        </w:rPr>
         <w:t>"अपने बच्चों को रिस न दिलाओ"</w:t>
       </w:r>
     </w:p>
@@ -34879,6 +39814,21 @@
           <w:b/>
           <w:lang w:val="hi_IN" w:bidi="hi_IN"/>
         </w:rPr>
+        <w:t>ἀλλὰ</w:t>
+      </w:r>
+    </w:p>
+    <w:p>
+      <w:pPr/>
+      <w:r>
+        <w:rPr>
+          <w:lang w:val="hi_IN" w:bidi="hi_IN"/>
+        </w:rPr>
+      </w:r>
+      <w:r>
+        <w:rPr>
+          <w:b/>
+          <w:lang w:val="hi_IN" w:bidi="hi_IN"/>
+        </w:rPr>
         <w:t>"परन्तु"</w:t>
       </w:r>
     </w:p>
@@ -34975,6 +39925,21 @@
           <w:b/>
           <w:lang w:val="hi_IN" w:bidi="hi_IN"/>
         </w:rPr>
+        <w:t>ἐκτρέφετε αὐτὰ ἐν παιδείᾳ καὶ νουθεσίᾳ Κυρίου</w:t>
+      </w:r>
+    </w:p>
+    <w:p>
+      <w:pPr/>
+      <w:r>
+        <w:rPr>
+          <w:lang w:val="hi_IN" w:bidi="hi_IN"/>
+        </w:rPr>
+      </w:r>
+      <w:r>
+        <w:rPr>
+          <w:b/>
+          <w:lang w:val="hi_IN" w:bidi="hi_IN"/>
+        </w:rPr>
         <w:t>"प्रभु की शिक्षा, और चेतावनी देते हुए, उनका करो"</w:t>
       </w:r>
     </w:p>
@@ -35084,6 +40049,21 @@
           <w:b/>
           <w:lang w:val="hi_IN" w:bidi="hi_IN"/>
         </w:rPr>
+        <w:t>φόβου καὶ τρόμου</w:t>
+      </w:r>
+    </w:p>
+    <w:p>
+      <w:pPr/>
+      <w:r>
+        <w:rPr>
+          <w:lang w:val="hi_IN" w:bidi="hi_IN"/>
+        </w:rPr>
+      </w:r>
+      <w:r>
+        <w:rPr>
+          <w:b/>
+          <w:lang w:val="hi_IN" w:bidi="hi_IN"/>
+        </w:rPr>
         <w:t>"डरते, और काँपते"</w:t>
       </w:r>
     </w:p>
@@ -35180,6 +40160,21 @@
           <w:b/>
           <w:lang w:val="hi_IN" w:bidi="hi_IN"/>
         </w:rPr>
+        <w:t>καὶ τρόμου</w:t>
+      </w:r>
+    </w:p>
+    <w:p>
+      <w:pPr/>
+      <w:r>
+        <w:rPr>
+          <w:lang w:val="hi_IN" w:bidi="hi_IN"/>
+        </w:rPr>
+      </w:r>
+      <w:r>
+        <w:rPr>
+          <w:b/>
+          <w:lang w:val="hi_IN" w:bidi="hi_IN"/>
+        </w:rPr>
         <w:t>"और काँपते"</w:t>
       </w:r>
     </w:p>
@@ -35276,6 +40271,21 @@
           <w:b/>
           <w:lang w:val="hi_IN" w:bidi="hi_IN"/>
         </w:rPr>
+        <w:t>ἐν ἁπλότητι τῆς καρδίας ὑμῶν</w:t>
+      </w:r>
+    </w:p>
+    <w:p>
+      <w:pPr/>
+      <w:r>
+        <w:rPr>
+          <w:lang w:val="hi_IN" w:bidi="hi_IN"/>
+        </w:rPr>
+      </w:r>
+      <w:r>
+        <w:rPr>
+          <w:b/>
+          <w:lang w:val="hi_IN" w:bidi="hi_IN"/>
+        </w:rPr>
         <w:t>"तुम्हारे"</w:t>
       </w:r>
       <w:r>
@@ -35398,6 +40408,21 @@
           <w:b/>
           <w:lang w:val="hi_IN" w:bidi="hi_IN"/>
         </w:rPr>
+        <w:t>ἐν ἁπλότητι</w:t>
+      </w:r>
+    </w:p>
+    <w:p>
+      <w:pPr/>
+      <w:r>
+        <w:rPr>
+          <w:lang w:val="hi_IN" w:bidi="hi_IN"/>
+        </w:rPr>
+      </w:r>
+      <w:r>
+        <w:rPr>
+          <w:b/>
+          <w:lang w:val="hi_IN" w:bidi="hi_IN"/>
+        </w:rPr>
         <w:t>"सिधाई से"</w:t>
       </w:r>
       <w:r>
@@ -35501,6 +40526,21 @@
           <w:b/>
           <w:lang w:val="hi_IN" w:bidi="hi_IN"/>
         </w:rPr>
+        <w:t>ὡς τῷ Χριστῷ</w:t>
+      </w:r>
+    </w:p>
+    <w:p>
+      <w:pPr/>
+      <w:r>
+        <w:rPr>
+          <w:lang w:val="hi_IN" w:bidi="hi_IN"/>
+        </w:rPr>
+      </w:r>
+      <w:r>
+        <w:rPr>
+          <w:b/>
+          <w:lang w:val="hi_IN" w:bidi="hi_IN"/>
+        </w:rPr>
         <w:t>"जैसे मसीह की, वैसे ही"</w:t>
       </w:r>
     </w:p>
@@ -35584,6 +40624,21 @@
           <w:b/>
           <w:lang w:val="hi_IN" w:bidi="hi_IN"/>
         </w:rPr>
+        <w:t>ἀλλ’</w:t>
+      </w:r>
+    </w:p>
+    <w:p>
+      <w:pPr/>
+      <w:r>
+        <w:rPr>
+          <w:lang w:val="hi_IN" w:bidi="hi_IN"/>
+        </w:rPr>
+      </w:r>
+      <w:r>
+        <w:rPr>
+          <w:b/>
+          <w:lang w:val="hi_IN" w:bidi="hi_IN"/>
+        </w:rPr>
         <w:t>"पर"</w:t>
       </w:r>
     </w:p>
@@ -35680,6 +40735,21 @@
           <w:b/>
           <w:lang w:val="hi_IN" w:bidi="hi_IN"/>
         </w:rPr>
+        <w:t>ὡς δοῦλοι Χριστοῦ</w:t>
+      </w:r>
+    </w:p>
+    <w:p>
+      <w:pPr/>
+      <w:r>
+        <w:rPr>
+          <w:lang w:val="hi_IN" w:bidi="hi_IN"/>
+        </w:rPr>
+      </w:r>
+      <w:r>
+        <w:rPr>
+          <w:b/>
+          <w:lang w:val="hi_IN" w:bidi="hi_IN"/>
+        </w:rPr>
         <w:t>"मसीह के दासों के समान"</w:t>
       </w:r>
     </w:p>
@@ -35743,6 +40813,21 @@
           <w:b/>
           <w:lang w:val="hi_IN" w:bidi="hi_IN"/>
         </w:rPr>
+        <w:t>ἐκ ψυχῆς</w:t>
+      </w:r>
+    </w:p>
+    <w:p>
+      <w:pPr/>
+      <w:r>
+        <w:rPr>
+          <w:lang w:val="hi_IN" w:bidi="hi_IN"/>
+        </w:rPr>
+      </w:r>
+      <w:r>
+        <w:rPr>
+          <w:b/>
+          <w:lang w:val="hi_IN" w:bidi="hi_IN"/>
+        </w:rPr>
         <w:t>"मन से"</w:t>
       </w:r>
     </w:p>
@@ -35825,6 +40910,21 @@
         <w:rPr>
           <w:lang w:val="hi_IN" w:bidi="hi_IN"/>
         </w:rPr>
+      </w:r>
+    </w:p>
+    <w:p>
+      <w:pPr/>
+      <w:r>
+        <w:rPr>
+          <w:lang w:val="hi_IN" w:bidi="hi_IN"/>
+        </w:rPr>
+      </w:r>
+      <w:r>
+        <w:rPr>
+          <w:b/>
+          <w:lang w:val="hi_IN" w:bidi="hi_IN"/>
+        </w:rPr>
+        <w:t>τὰ αὐτὰ ποιεῖτε πρὸς αὐτούς</w:t>
       </w:r>
     </w:p>
     <w:p>
@@ -35953,6 +41053,21 @@
           <w:b/>
           <w:lang w:val="hi_IN" w:bidi="hi_IN"/>
         </w:rPr>
+        <w:t>εἰδότες ὅτι καὶ αὐτῶν καὶ ὑμῶν ὁ Κύριός ἐστιν ἐν οὐρανοῖς</w:t>
+      </w:r>
+    </w:p>
+    <w:p>
+      <w:pPr/>
+      <w:r>
+        <w:rPr>
+          <w:lang w:val="hi_IN" w:bidi="hi_IN"/>
+        </w:rPr>
+      </w:r>
+      <w:r>
+        <w:rPr>
+          <w:b/>
+          <w:lang w:val="hi_IN" w:bidi="hi_IN"/>
+        </w:rPr>
         <w:t>"हे स्वामियों,"</w:t>
       </w:r>
       <w:r>
@@ -36015,6 +41130,21 @@
         <w:rPr>
           <w:lang w:val="hi_IN" w:bidi="hi_IN"/>
         </w:rPr>
+      </w:r>
+    </w:p>
+    <w:p>
+      <w:pPr/>
+      <w:r>
+        <w:rPr>
+          <w:lang w:val="hi_IN" w:bidi="hi_IN"/>
+        </w:rPr>
+      </w:r>
+      <w:r>
+        <w:rPr>
+          <w:b/>
+          <w:lang w:val="hi_IN" w:bidi="hi_IN"/>
+        </w:rPr>
+        <w:t>προσωπολημψία οὐκ ἔστιν παρ’ αὐτῷ</w:t>
       </w:r>
     </w:p>
     <w:p>
@@ -36282,6 +41412,21 @@
           <w:b/>
           <w:lang w:val="hi_IN" w:bidi="hi_IN"/>
         </w:rPr>
+        <w:t>ἐνδύσασθε τὴν πανοπλίαν τοῦ Θεοῦ, πρὸς τὸ δύνασθαι ὑμᾶς στῆναι πρὸς τὰς μεθοδίας τοῦ διαβόλου</w:t>
+      </w:r>
+    </w:p>
+    <w:p>
+      <w:pPr/>
+      <w:r>
+        <w:rPr>
+          <w:lang w:val="hi_IN" w:bidi="hi_IN"/>
+        </w:rPr>
+      </w:r>
+      <w:r>
+        <w:rPr>
+          <w:b/>
+          <w:lang w:val="hi_IN" w:bidi="hi_IN"/>
+        </w:rPr>
         <w:t>"परमेश्वर के सारे हथियार बाँध लो कि तुम शैतान की युक्तियों के सामने खड़े रह सको"</w:t>
       </w:r>
     </w:p>
@@ -36365,6 +41510,21 @@
           <w:b/>
           <w:lang w:val="hi_IN" w:bidi="hi_IN"/>
         </w:rPr>
+        <w:t>τὰς μεθοδίας</w:t>
+      </w:r>
+    </w:p>
+    <w:p>
+      <w:pPr/>
+      <w:r>
+        <w:rPr>
+          <w:lang w:val="hi_IN" w:bidi="hi_IN"/>
+        </w:rPr>
+      </w:r>
+      <w:r>
+        <w:rPr>
+          <w:b/>
+          <w:lang w:val="hi_IN" w:bidi="hi_IN"/>
+        </w:rPr>
         <w:t>"युक्तियों के"</w:t>
       </w:r>
     </w:p>
@@ -36428,6 +41588,21 @@
           <w:b/>
           <w:lang w:val="hi_IN" w:bidi="hi_IN"/>
         </w:rPr>
+        <w:t>ὅτι</w:t>
+      </w:r>
+    </w:p>
+    <w:p>
+      <w:pPr/>
+      <w:r>
+        <w:rPr>
+          <w:lang w:val="hi_IN" w:bidi="hi_IN"/>
+        </w:rPr>
+      </w:r>
+      <w:r>
+        <w:rPr>
+          <w:b/>
+          <w:lang w:val="hi_IN" w:bidi="hi_IN"/>
+        </w:rPr>
         <w:t>"क्योंकि"</w:t>
       </w:r>
     </w:p>
@@ -36524,6 +41699,21 @@
           <w:b/>
           <w:lang w:val="hi_IN" w:bidi="hi_IN"/>
         </w:rPr>
+        <w:t>αἷμα καὶ σάρκα</w:t>
+      </w:r>
+    </w:p>
+    <w:p>
+      <w:pPr/>
+      <w:r>
+        <w:rPr>
+          <w:lang w:val="hi_IN" w:bidi="hi_IN"/>
+        </w:rPr>
+      </w:r>
+      <w:r>
+        <w:rPr>
+          <w:b/>
+          <w:lang w:val="hi_IN" w:bidi="hi_IN"/>
+        </w:rPr>
         <w:t>"लहू और माँस से"</w:t>
       </w:r>
     </w:p>
@@ -36607,6 +41797,21 @@
           <w:b/>
           <w:lang w:val="hi_IN" w:bidi="hi_IN"/>
         </w:rPr>
+        <w:t>ἀλλὰ</w:t>
+      </w:r>
+    </w:p>
+    <w:p>
+      <w:pPr/>
+      <w:r>
+        <w:rPr>
+          <w:lang w:val="hi_IN" w:bidi="hi_IN"/>
+        </w:rPr>
+      </w:r>
+      <w:r>
+        <w:rPr>
+          <w:b/>
+          <w:lang w:val="hi_IN" w:bidi="hi_IN"/>
+        </w:rPr>
         <w:t>"परन्तु"</w:t>
       </w:r>
     </w:p>
@@ -36799,6 +42004,21 @@
           <w:b/>
           <w:lang w:val="hi_IN" w:bidi="hi_IN"/>
         </w:rPr>
+        <w:t>τοῦ σκότους τούτου</w:t>
+      </w:r>
+    </w:p>
+    <w:p>
+      <w:pPr/>
+      <w:r>
+        <w:rPr>
+          <w:lang w:val="hi_IN" w:bidi="hi_IN"/>
+        </w:rPr>
+      </w:r>
+      <w:r>
+        <w:rPr>
+          <w:b/>
+          <w:lang w:val="hi_IN" w:bidi="hi_IN"/>
+        </w:rPr>
         <w:t>"और इस संसार"</w:t>
       </w:r>
       <w:r>
@@ -36908,6 +42128,21 @@
           <w:b/>
           <w:lang w:val="hi_IN" w:bidi="hi_IN"/>
         </w:rPr>
+        <w:t>διὰ τοῦτο, ἀναλάβετε τὴν πανοπλίαν τοῦ Θεοῦ</w:t>
+      </w:r>
+    </w:p>
+    <w:p>
+      <w:pPr/>
+      <w:r>
+        <w:rPr>
+          <w:lang w:val="hi_IN" w:bidi="hi_IN"/>
+        </w:rPr>
+      </w:r>
+      <w:r>
+        <w:rPr>
+          <w:b/>
+          <w:lang w:val="hi_IN" w:bidi="hi_IN"/>
+        </w:rPr>
         <w:t>"इसलिए परमेश्वर के सारे हथियार बाँध लो"</w:t>
       </w:r>
     </w:p>
@@ -36991,6 +42226,21 @@
           <w:b/>
           <w:lang w:val="hi_IN" w:bidi="hi_IN"/>
         </w:rPr>
+        <w:t>διὰ τοῦτο</w:t>
+      </w:r>
+    </w:p>
+    <w:p>
+      <w:pPr/>
+      <w:r>
+        <w:rPr>
+          <w:lang w:val="hi_IN" w:bidi="hi_IN"/>
+        </w:rPr>
+      </w:r>
+      <w:r>
+        <w:rPr>
+          <w:b/>
+          <w:lang w:val="hi_IN" w:bidi="hi_IN"/>
+        </w:rPr>
         <w:t>"इसलिए"</w:t>
       </w:r>
     </w:p>
@@ -37087,6 +42337,21 @@
           <w:b/>
           <w:lang w:val="hi_IN" w:bidi="hi_IN"/>
         </w:rPr>
+        <w:t>ἵνα δυνηθῆτε ἀντιστῆναι ἐν τῇ ἡμέρᾳ τῇ πονηρᾷ</w:t>
+      </w:r>
+    </w:p>
+    <w:p>
+      <w:pPr/>
+      <w:r>
+        <w:rPr>
+          <w:lang w:val="hi_IN" w:bidi="hi_IN"/>
+        </w:rPr>
+      </w:r>
+      <w:r>
+        <w:rPr>
+          <w:b/>
+          <w:lang w:val="hi_IN" w:bidi="hi_IN"/>
+        </w:rPr>
         <w:t>"कि तुम बुरे दिन में सामना कर सको"</w:t>
       </w:r>
     </w:p>
@@ -37183,6 +42448,21 @@
           <w:b/>
           <w:lang w:val="hi_IN" w:bidi="hi_IN"/>
         </w:rPr>
+        <w:t>ἵνα δυνηθῆτε ἀντιστῆναι</w:t>
+      </w:r>
+    </w:p>
+    <w:p>
+      <w:pPr/>
+      <w:r>
+        <w:rPr>
+          <w:lang w:val="hi_IN" w:bidi="hi_IN"/>
+        </w:rPr>
+      </w:r>
+      <w:r>
+        <w:rPr>
+          <w:b/>
+          <w:lang w:val="hi_IN" w:bidi="hi_IN"/>
+        </w:rPr>
         <w:t>"कि तुम"</w:t>
       </w:r>
       <w:r>
@@ -37279,6 +42559,21 @@
           <w:b/>
           <w:lang w:val="hi_IN" w:bidi="hi_IN"/>
         </w:rPr>
+        <w:t>ἵνα</w:t>
+      </w:r>
+    </w:p>
+    <w:p>
+      <w:pPr/>
+      <w:r>
+        <w:rPr>
+          <w:lang w:val="hi_IN" w:bidi="hi_IN"/>
+        </w:rPr>
+      </w:r>
+      <w:r>
+        <w:rPr>
+          <w:b/>
+          <w:lang w:val="hi_IN" w:bidi="hi_IN"/>
+        </w:rPr>
         <w:t>"कि"</w:t>
       </w:r>
     </w:p>
@@ -37361,6 +42656,21 @@
         <w:rPr>
           <w:lang w:val="hi_IN" w:bidi="hi_IN"/>
         </w:rPr>
+      </w:r>
+    </w:p>
+    <w:p>
+      <w:pPr/>
+      <w:r>
+        <w:rPr>
+          <w:lang w:val="hi_IN" w:bidi="hi_IN"/>
+        </w:rPr>
+      </w:r>
+      <w:r>
+        <w:rPr>
+          <w:b/>
+          <w:lang w:val="hi_IN" w:bidi="hi_IN"/>
+        </w:rPr>
+        <w:t>στῆτε οὖν</w:t>
       </w:r>
     </w:p>
     <w:p>
@@ -37528,6 +42838,21 @@
           <w:b/>
           <w:lang w:val="hi_IN" w:bidi="hi_IN"/>
         </w:rPr>
+        <w:t>οὖν</w:t>
+      </w:r>
+    </w:p>
+    <w:p>
+      <w:pPr/>
+      <w:r>
+        <w:rPr>
+          <w:lang w:val="hi_IN" w:bidi="hi_IN"/>
+        </w:rPr>
+      </w:r>
+      <w:r>
+        <w:rPr>
+          <w:b/>
+          <w:lang w:val="hi_IN" w:bidi="hi_IN"/>
+        </w:rPr>
         <w:t>"इसलिए"</w:t>
       </w:r>
       <w:r>
@@ -37733,6 +43058,21 @@
           <w:b/>
           <w:lang w:val="hi_IN" w:bidi="hi_IN"/>
         </w:rPr>
+        <w:t>ἀληθείᾳ</w:t>
+      </w:r>
+    </w:p>
+    <w:p>
+      <w:pPr/>
+      <w:r>
+        <w:rPr>
+          <w:lang w:val="hi_IN" w:bidi="hi_IN"/>
+        </w:rPr>
+      </w:r>
+      <w:r>
+        <w:rPr>
+          <w:b/>
+          <w:lang w:val="hi_IN" w:bidi="hi_IN"/>
+        </w:rPr>
         <w:t>"सत्य से"</w:t>
       </w:r>
     </w:p>
@@ -37823,6 +43163,21 @@
           <w:b/>
           <w:lang w:val="hi_IN" w:bidi="hi_IN"/>
         </w:rPr>
+        <w:t>ἐνδυσάμενοι τὸν θώρακα τῆς δικαιοσύνης</w:t>
+      </w:r>
+    </w:p>
+    <w:p>
+      <w:pPr/>
+      <w:r>
+        <w:rPr>
+          <w:lang w:val="hi_IN" w:bidi="hi_IN"/>
+        </w:rPr>
+      </w:r>
+      <w:r>
+        <w:rPr>
+          <w:b/>
+          <w:lang w:val="hi_IN" w:bidi="hi_IN"/>
+        </w:rPr>
         <w:t>"इसलिए"</w:t>
       </w:r>
       <w:r>
@@ -37919,6 +43274,21 @@
           <w:b/>
           <w:lang w:val="hi_IN" w:bidi="hi_IN"/>
         </w:rPr>
+        <w:t>δικαιοσύνης</w:t>
+      </w:r>
+    </w:p>
+    <w:p>
+      <w:pPr/>
+      <w:r>
+        <w:rPr>
+          <w:lang w:val="hi_IN" w:bidi="hi_IN"/>
+        </w:rPr>
+      </w:r>
+      <w:r>
+        <w:rPr>
+          <w:b/>
+          <w:lang w:val="hi_IN" w:bidi="hi_IN"/>
+        </w:rPr>
         <w:t>"धार्मिकता की"</w:t>
       </w:r>
     </w:p>
@@ -38009,6 +43379,21 @@
           <w:b/>
           <w:lang w:val="hi_IN" w:bidi="hi_IN"/>
         </w:rPr>
+        <w:t>ὑποδησάμενοι τοὺς πόδας ἐν ἑτοιμασίᾳ τοῦ εὐαγγελίου τῆς εἰρήνης</w:t>
+      </w:r>
+    </w:p>
+    <w:p>
+      <w:pPr/>
+      <w:r>
+        <w:rPr>
+          <w:lang w:val="hi_IN" w:bidi="hi_IN"/>
+        </w:rPr>
+      </w:r>
+      <w:r>
+        <w:rPr>
+          <w:b/>
+          <w:lang w:val="hi_IN" w:bidi="hi_IN"/>
+        </w:rPr>
         <w:t>"पाँवों में मेल के सुसमाचार की तैयारी के जूते पहनकर"</w:t>
       </w:r>
     </w:p>
@@ -38092,6 +43477,21 @@
           <w:b/>
           <w:lang w:val="hi_IN" w:bidi="hi_IN"/>
         </w:rPr>
+        <w:t>εἰρήνης</w:t>
+      </w:r>
+    </w:p>
+    <w:p>
+      <w:pPr/>
+      <w:r>
+        <w:rPr>
+          <w:lang w:val="hi_IN" w:bidi="hi_IN"/>
+        </w:rPr>
+      </w:r>
+      <w:r>
+        <w:rPr>
+          <w:b/>
+          <w:lang w:val="hi_IN" w:bidi="hi_IN"/>
+        </w:rPr>
         <w:t>"मेल के"</w:t>
       </w:r>
     </w:p>
@@ -38182,6 +43582,21 @@
           <w:b/>
           <w:lang w:val="hi_IN" w:bidi="hi_IN"/>
         </w:rPr>
+        <w:t>ἐν πᾶσιν ἀναλαβόντες τὸν θυρεὸν τῆς πίστεως</w:t>
+      </w:r>
+    </w:p>
+    <w:p>
+      <w:pPr/>
+      <w:r>
+        <w:rPr>
+          <w:lang w:val="hi_IN" w:bidi="hi_IN"/>
+        </w:rPr>
+      </w:r>
+      <w:r>
+        <w:rPr>
+          <w:b/>
+          <w:lang w:val="hi_IN" w:bidi="hi_IN"/>
+        </w:rPr>
         <w:t>"और उन सब के साथ विश्वास की ढाल लेकर"</w:t>
       </w:r>
     </w:p>
@@ -38265,6 +43680,21 @@
           <w:b/>
           <w:lang w:val="hi_IN" w:bidi="hi_IN"/>
         </w:rPr>
+        <w:t>τῆς πίστεως</w:t>
+      </w:r>
+    </w:p>
+    <w:p>
+      <w:pPr/>
+      <w:r>
+        <w:rPr>
+          <w:lang w:val="hi_IN" w:bidi="hi_IN"/>
+        </w:rPr>
+      </w:r>
+      <w:r>
+        <w:rPr>
+          <w:b/>
+          <w:lang w:val="hi_IN" w:bidi="hi_IN"/>
+        </w:rPr>
         <w:t>"विश्वास की"</w:t>
       </w:r>
     </w:p>
@@ -38355,6 +43785,21 @@
           <w:b/>
           <w:lang w:val="hi_IN" w:bidi="hi_IN"/>
         </w:rPr>
+        <w:t>τὰ βέλη τοῦ πονηροῦ πεπυρωμένα</w:t>
+      </w:r>
+    </w:p>
+    <w:p>
+      <w:pPr/>
+      <w:r>
+        <w:rPr>
+          <w:lang w:val="hi_IN" w:bidi="hi_IN"/>
+        </w:rPr>
+      </w:r>
+      <w:r>
+        <w:rPr>
+          <w:b/>
+          <w:lang w:val="hi_IN" w:bidi="hi_IN"/>
+        </w:rPr>
         <w:t>"दुष्ट के"</w:t>
       </w:r>
       <w:r>
@@ -38451,6 +43896,21 @@
           <w:b/>
           <w:lang w:val="hi_IN" w:bidi="hi_IN"/>
         </w:rPr>
+        <w:t>τὴν περικεφαλαίαν τοῦ σωτηρίου δέξασθε</w:t>
+      </w:r>
+    </w:p>
+    <w:p>
+      <w:pPr/>
+      <w:r>
+        <w:rPr>
+          <w:lang w:val="hi_IN" w:bidi="hi_IN"/>
+        </w:rPr>
+      </w:r>
+      <w:r>
+        <w:rPr>
+          <w:b/>
+          <w:lang w:val="hi_IN" w:bidi="hi_IN"/>
+        </w:rPr>
         <w:t>"उद्धार का टोप,"</w:t>
       </w:r>
       <w:r>
@@ -38560,6 +44020,21 @@
           <w:b/>
           <w:lang w:val="hi_IN" w:bidi="hi_IN"/>
         </w:rPr>
+        <w:t>τοῦ σωτηρίου</w:t>
+      </w:r>
+    </w:p>
+    <w:p>
+      <w:pPr/>
+      <w:r>
+        <w:rPr>
+          <w:lang w:val="hi_IN" w:bidi="hi_IN"/>
+        </w:rPr>
+      </w:r>
+      <w:r>
+        <w:rPr>
+          <w:b/>
+          <w:lang w:val="hi_IN" w:bidi="hi_IN"/>
+        </w:rPr>
         <w:t>"उद्धार का"</w:t>
       </w:r>
     </w:p>
@@ -38650,6 +44125,21 @@
           <w:b/>
           <w:lang w:val="hi_IN" w:bidi="hi_IN"/>
         </w:rPr>
+        <w:t>τὴν μάχαιραν τοῦ Πνεύματος, ὅ ἐστιν ῥῆμα Θεοῦ</w:t>
+      </w:r>
+    </w:p>
+    <w:p>
+      <w:pPr/>
+      <w:r>
+        <w:rPr>
+          <w:lang w:val="hi_IN" w:bidi="hi_IN"/>
+        </w:rPr>
+      </w:r>
+      <w:r>
+        <w:rPr>
+          <w:b/>
+          <w:lang w:val="hi_IN" w:bidi="hi_IN"/>
+        </w:rPr>
         <w:t>"आत्मा की तलवार"</w:t>
       </w:r>
       <w:r>
@@ -38746,6 +44236,21 @@
           <w:b/>
           <w:lang w:val="hi_IN" w:bidi="hi_IN"/>
         </w:rPr>
+        <w:t>διὰ πάσης προσευχῆς καὶ δεήσεως, προσευχόμενοι ἐν παντὶ καιρῷ ἐν Πνεύματι</w:t>
+      </w:r>
+    </w:p>
+    <w:p>
+      <w:pPr/>
+      <w:r>
+        <w:rPr>
+          <w:lang w:val="hi_IN" w:bidi="hi_IN"/>
+        </w:rPr>
+      </w:r>
+      <w:r>
+        <w:rPr>
+          <w:b/>
+          <w:lang w:val="hi_IN" w:bidi="hi_IN"/>
+        </w:rPr>
         <w:t>"और हर समय और हर प्रकार से आत्मा में प्रार्थना"</w:t>
       </w:r>
       <w:r>
@@ -38848,6 +44353,21 @@
           <w:b/>
           <w:lang w:val="hi_IN" w:bidi="hi_IN"/>
         </w:rPr>
+        <w:t>εἰς αὐτὸ</w:t>
+      </w:r>
+    </w:p>
+    <w:p>
+      <w:pPr/>
+      <w:r>
+        <w:rPr>
+          <w:lang w:val="hi_IN" w:bidi="hi_IN"/>
+        </w:rPr>
+      </w:r>
+      <w:r>
+        <w:rPr>
+          <w:b/>
+          <w:lang w:val="hi_IN" w:bidi="hi_IN"/>
+        </w:rPr>
         <w:t>"कि"</w:t>
       </w:r>
     </w:p>
@@ -38944,6 +44464,21 @@
           <w:b/>
           <w:lang w:val="hi_IN" w:bidi="hi_IN"/>
         </w:rPr>
+        <w:t>ἀγρυπνοῦντες ἐν πάσῃ προσκαρτερήσει καὶ δεήσει περὶ πάντων τῶν ἁγίων</w:t>
+      </w:r>
+    </w:p>
+    <w:p>
+      <w:pPr/>
+      <w:r>
+        <w:rPr>
+          <w:lang w:val="hi_IN" w:bidi="hi_IN"/>
+        </w:rPr>
+      </w:r>
+      <w:r>
+        <w:rPr>
+          <w:b/>
+          <w:lang w:val="hi_IN" w:bidi="hi_IN"/>
+        </w:rPr>
         <w:t>"और"</w:t>
       </w:r>
       <w:r>
@@ -39142,6 +44677,21 @@
           <w:b/>
           <w:lang w:val="hi_IN" w:bidi="hi_IN"/>
         </w:rPr>
+        <w:t>ἵνα μοι δοθῇ λόγος</w:t>
+      </w:r>
+    </w:p>
+    <w:p>
+      <w:pPr/>
+      <w:r>
+        <w:rPr>
+          <w:lang w:val="hi_IN" w:bidi="hi_IN"/>
+        </w:rPr>
+      </w:r>
+      <w:r>
+        <w:rPr>
+          <w:b/>
+          <w:lang w:val="hi_IN" w:bidi="hi_IN"/>
+        </w:rPr>
         <w:t>"मुझे"</w:t>
       </w:r>
       <w:r>
@@ -39238,6 +44788,21 @@
           <w:b/>
           <w:lang w:val="hi_IN" w:bidi="hi_IN"/>
         </w:rPr>
+        <w:t>ἵνα</w:t>
+      </w:r>
+    </w:p>
+    <w:p>
+      <w:pPr/>
+      <w:r>
+        <w:rPr>
+          <w:lang w:val="hi_IN" w:bidi="hi_IN"/>
+        </w:rPr>
+      </w:r>
+      <w:r>
+        <w:rPr>
+          <w:b/>
+          <w:lang w:val="hi_IN" w:bidi="hi_IN"/>
+        </w:rPr>
         <w:t>"ऐसा"</w:t>
       </w:r>
       <w:r>
@@ -39443,6 +45008,21 @@
           <w:b/>
           <w:lang w:val="hi_IN" w:bidi="hi_IN"/>
         </w:rPr>
+        <w:t>ὑπὲρ οὗ πρεσβεύω ἐν ἁλύσει</w:t>
+      </w:r>
+    </w:p>
+    <w:p>
+      <w:pPr/>
+      <w:r>
+        <w:rPr>
+          <w:lang w:val="hi_IN" w:bidi="hi_IN"/>
+        </w:rPr>
+      </w:r>
+      <w:r>
+        <w:rPr>
+          <w:b/>
+          <w:lang w:val="hi_IN" w:bidi="hi_IN"/>
+        </w:rPr>
         <w:t>"जिसके लिये मैं जंजीर से"</w:t>
       </w:r>
       <w:r>
@@ -39559,6 +45139,21 @@
           <w:b/>
           <w:lang w:val="hi_IN" w:bidi="hi_IN"/>
         </w:rPr>
+        <w:t>ἵνα ἐν αὐτῷ παρρησιάσωμαι, ὡς δεῖ με λαλῆσαι</w:t>
+      </w:r>
+    </w:p>
+    <w:p>
+      <w:pPr/>
+      <w:r>
+        <w:rPr>
+          <w:lang w:val="hi_IN" w:bidi="hi_IN"/>
+        </w:rPr>
+      </w:r>
+      <w:r>
+        <w:rPr>
+          <w:b/>
+          <w:lang w:val="hi_IN" w:bidi="hi_IN"/>
+        </w:rPr>
         <w:t>"जकड़ा हुआ"</w:t>
       </w:r>
       <w:r>
@@ -39681,6 +45276,21 @@
           <w:b/>
           <w:lang w:val="hi_IN" w:bidi="hi_IN"/>
         </w:rPr>
+        <w:t>ἵνα</w:t>
+      </w:r>
+    </w:p>
+    <w:p>
+      <w:pPr/>
+      <w:r>
+        <w:rPr>
+          <w:lang w:val="hi_IN" w:bidi="hi_IN"/>
+        </w:rPr>
+      </w:r>
+      <w:r>
+        <w:rPr>
+          <w:b/>
+          <w:lang w:val="hi_IN" w:bidi="hi_IN"/>
+        </w:rPr>
         <w:t>"जकड़ा हुआ"</w:t>
       </w:r>
     </w:p>
@@ -39777,6 +45387,21 @@
           <w:b/>
           <w:lang w:val="hi_IN" w:bidi="hi_IN"/>
         </w:rPr>
+        <w:t>ἐν αὐτῷ</w:t>
+      </w:r>
+    </w:p>
+    <w:p>
+      <w:pPr/>
+      <w:r>
+        <w:rPr>
+          <w:lang w:val="hi_IN" w:bidi="hi_IN"/>
+        </w:rPr>
+      </w:r>
+      <w:r>
+        <w:rPr>
+          <w:b/>
+          <w:lang w:val="hi_IN" w:bidi="hi_IN"/>
+        </w:rPr>
         <w:t>"उसके विषय"</w:t>
       </w:r>
     </w:p>
@@ -39880,6 +45505,21 @@
           <w:b/>
           <w:lang w:val="hi_IN" w:bidi="hi_IN"/>
         </w:rPr>
+        <w:t>ἵνα</w:t>
+      </w:r>
+    </w:p>
+    <w:p>
+      <w:pPr/>
+      <w:r>
+        <w:rPr>
+          <w:lang w:val="hi_IN" w:bidi="hi_IN"/>
+        </w:rPr>
+      </w:r>
+      <w:r>
+        <w:rPr>
+          <w:b/>
+          <w:lang w:val="hi_IN" w:bidi="hi_IN"/>
+        </w:rPr>
         <w:t>"कि"</w:t>
       </w:r>
     </w:p>
@@ -39976,6 +45616,21 @@
           <w:b/>
           <w:lang w:val="hi_IN" w:bidi="hi_IN"/>
         </w:rPr>
+        <w:t>ἀδελφὸς</w:t>
+      </w:r>
+    </w:p>
+    <w:p>
+      <w:pPr/>
+      <w:r>
+        <w:rPr>
+          <w:lang w:val="hi_IN" w:bidi="hi_IN"/>
+        </w:rPr>
+      </w:r>
+      <w:r>
+        <w:rPr>
+          <w:b/>
+          <w:lang w:val="hi_IN" w:bidi="hi_IN"/>
+        </w:rPr>
         <w:t>"भाई"</w:t>
       </w:r>
     </w:p>
@@ -40059,6 +45714,21 @@
           <w:b/>
           <w:lang w:val="hi_IN" w:bidi="hi_IN"/>
         </w:rPr>
+        <w:t>παρακαλέσῃ τὰς καρδίας ὑμῶν</w:t>
+      </w:r>
+    </w:p>
+    <w:p>
+      <w:pPr/>
+      <w:r>
+        <w:rPr>
+          <w:lang w:val="hi_IN" w:bidi="hi_IN"/>
+        </w:rPr>
+      </w:r>
+      <w:r>
+        <w:rPr>
+          <w:b/>
+          <w:lang w:val="hi_IN" w:bidi="hi_IN"/>
+        </w:rPr>
         <w:t>"वह तुम्हारे मनों को शान्ति दे"</w:t>
       </w:r>
     </w:p>
@@ -40155,6 +45825,21 @@
           <w:b/>
           <w:lang w:val="hi_IN" w:bidi="hi_IN"/>
         </w:rPr>
+        <w:t>ἵνα</w:t>
+      </w:r>
+    </w:p>
+    <w:p>
+      <w:pPr/>
+      <w:r>
+        <w:rPr>
+          <w:lang w:val="hi_IN" w:bidi="hi_IN"/>
+        </w:rPr>
+      </w:r>
+      <w:r>
+        <w:rPr>
+          <w:b/>
+          <w:lang w:val="hi_IN" w:bidi="hi_IN"/>
+        </w:rPr>
         <w:t>"कि"</w:t>
       </w:r>
     </w:p>
@@ -40314,6 +45999,21 @@
           <w:b/>
           <w:lang w:val="hi_IN" w:bidi="hi_IN"/>
         </w:rPr>
+        <w:t>εἰρήνη τοῖς ἀδελφοῖς</w:t>
+      </w:r>
+    </w:p>
+    <w:p>
+      <w:pPr/>
+      <w:r>
+        <w:rPr>
+          <w:lang w:val="hi_IN" w:bidi="hi_IN"/>
+        </w:rPr>
+      </w:r>
+      <w:r>
+        <w:rPr>
+          <w:b/>
+          <w:lang w:val="hi_IN" w:bidi="hi_IN"/>
+        </w:rPr>
         <w:t>"शान्ति"</w:t>
       </w:r>
     </w:p>
@@ -40404,6 +46104,21 @@
           <w:b/>
           <w:lang w:val="hi_IN" w:bidi="hi_IN"/>
         </w:rPr>
+        <w:t>τοῖς ἀδελφοῖς</w:t>
+      </w:r>
+    </w:p>
+    <w:p>
+      <w:pPr/>
+      <w:r>
+        <w:rPr>
+          <w:lang w:val="hi_IN" w:bidi="hi_IN"/>
+        </w:rPr>
+      </w:r>
+      <w:r>
+        <w:rPr>
+          <w:b/>
+          <w:lang w:val="hi_IN" w:bidi="hi_IN"/>
+        </w:rPr>
         <w:t>"भाइयों"</w:t>
       </w:r>
     </w:p>
@@ -40487,6 +46202,21 @@
           <w:b/>
           <w:lang w:val="hi_IN" w:bidi="hi_IN"/>
         </w:rPr>
+        <w:t>ἀγάπη</w:t>
+      </w:r>
+    </w:p>
+    <w:p>
+      <w:pPr/>
+      <w:r>
+        <w:rPr>
+          <w:lang w:val="hi_IN" w:bidi="hi_IN"/>
+        </w:rPr>
+      </w:r>
+      <w:r>
+        <w:rPr>
+          <w:b/>
+          <w:lang w:val="hi_IN" w:bidi="hi_IN"/>
+        </w:rPr>
         <w:t>"प्रेम मिले"</w:t>
       </w:r>
     </w:p>
@@ -40577,6 +46307,21 @@
           <w:b/>
           <w:lang w:val="hi_IN" w:bidi="hi_IN"/>
         </w:rPr>
+        <w:t>μετὰ πίστεως</w:t>
+      </w:r>
+    </w:p>
+    <w:p>
+      <w:pPr/>
+      <w:r>
+        <w:rPr>
+          <w:lang w:val="hi_IN" w:bidi="hi_IN"/>
+        </w:rPr>
+      </w:r>
+      <w:r>
+        <w:rPr>
+          <w:b/>
+          <w:lang w:val="hi_IN" w:bidi="hi_IN"/>
+        </w:rPr>
         <w:t>"विश्वास सहित"</w:t>
       </w:r>
     </w:p>
@@ -40667,6 +46412,21 @@
           <w:b/>
           <w:lang w:val="hi_IN" w:bidi="hi_IN"/>
         </w:rPr>
+        <w:t>ἡ χάρις μετὰ</w:t>
+      </w:r>
+    </w:p>
+    <w:p>
+      <w:pPr/>
+      <w:r>
+        <w:rPr>
+          <w:lang w:val="hi_IN" w:bidi="hi_IN"/>
+        </w:rPr>
+      </w:r>
+      <w:r>
+        <w:rPr>
+          <w:b/>
+          <w:lang w:val="hi_IN" w:bidi="hi_IN"/>
+        </w:rPr>
         <w:t>"जो"</w:t>
       </w:r>
       <w:r>
@@ -40756,6 +46516,21 @@
         <w:rPr>
           <w:lang w:val="hi_IN" w:bidi="hi_IN"/>
         </w:rPr>
+      </w:r>
+    </w:p>
+    <w:p>
+      <w:pPr/>
+      <w:r>
+        <w:rPr>
+          <w:lang w:val="hi_IN" w:bidi="hi_IN"/>
+        </w:rPr>
+      </w:r>
+      <w:r>
+        <w:rPr>
+          <w:b/>
+          <w:lang w:val="hi_IN" w:bidi="hi_IN"/>
+        </w:rPr>
+        <w:t>ἐν ἀφθαρσίᾳ</w:t>
       </w:r>
     </w:p>
     <w:p>

--- a/hin/docx/49.content.docx
+++ b/hin/docx/49.content.docx
@@ -28,49 +28,15 @@
       </w:r>
     </w:p>
     <w:p>
-      <w:pPr>
-        <w:pStyle w:val="Heading2"/>
-      </w:pPr>
-      <w:r>
-        <w:rPr>
-          <w:lang w:val="hi_IN" w:bidi="hi_IN"/>
-        </w:rPr>
-        <w:t>License Information</w:t>
-      </w:r>
-      <w:r>
-        <w:rPr>
-          <w:lang w:val="hi_IN" w:bidi="hi_IN"/>
-        </w:rPr>
-      </w:r>
-    </w:p>
-    <w:p>
-      <w:pPr/>
-      <w:r>
-        <w:rPr>
-          <w:lang w:val="hi_IN" w:bidi="hi_IN"/>
-        </w:rPr>
-      </w:r>
-      <w:r>
-        <w:rPr>
-          <w:b/>
-          <w:lang w:val="hi_IN" w:bidi="hi_IN"/>
-        </w:rPr>
-        <w:t>अनुवाद नोट्स (अनफोल्डिंग वर्ड)</w:t>
-      </w:r>
-      <w:r>
-        <w:rPr>
-          <w:lang w:val="hi_IN" w:bidi="hi_IN"/>
-        </w:rPr>
-        <w:t xml:space="preserve"> (Hindi) is based on</w:t>
-      </w:r>
-      <w:r>
-        <w:rPr>
-          <w:lang w:val="hi_IN" w:bidi="hi_IN"/>
-        </w:rPr>
-        <w:t xml:space="preserve">: </w:t>
-      </w:r>
-      <w:r>
-        <w:rPr>
+      <w:pPr/>
+      <w:r>
+        <w:rPr>
+          <w:lang w:val="hi_IN" w:bidi="hi_IN"/>
+        </w:rPr>
+      </w:r>
+      <w:r>
+        <w:rPr>
+          <w:b/>
           <w:lang w:val="hi_IN" w:bidi="hi_IN"/>
         </w:rPr>
         <w:t>unfoldingWord® Translation Notes</w:t>
@@ -79,62 +45,31 @@
         <w:rPr>
           <w:lang w:val="hi_IN" w:bidi="hi_IN"/>
         </w:rPr>
-        <w:t xml:space="preserve">, </w:t>
-      </w:r>
-      <w:hyperlink r:id="rId13">
-        <w:r>
-          <w:rPr>
-            <w:lang w:val="hi_IN" w:bidi="hi_IN"/>
-          </w:rPr>
-          <w:rPr>
-            <w:color w:val="0000EE"/>
-            <w:u w:val="single"/>
-          </w:rPr>
-          <w:t>unfoldingWord</w:t>
-        </w:r>
-      </w:hyperlink>
-      <w:r>
-        <w:rPr>
-          <w:lang w:val="hi_IN" w:bidi="hi_IN"/>
-        </w:rPr>
-        <w:t xml:space="preserve">, 2022, which is licensed under a </w:t>
-      </w:r>
-      <w:hyperlink r:id="rId14">
-        <w:r>
-          <w:rPr>
-            <w:lang w:val="hi_IN" w:bidi="hi_IN"/>
-          </w:rPr>
-          <w:rPr>
-            <w:color w:val="0000EE"/>
-            <w:u w:val="single"/>
-          </w:rPr>
-          <w:t>CC BY-SA 4.0 license</w:t>
-        </w:r>
-      </w:hyperlink>
-      <w:r>
-        <w:rPr>
-          <w:lang w:val="hi_IN" w:bidi="hi_IN"/>
-        </w:rPr>
-        <w:t>.</w:t>
-      </w:r>
-      <w:r>
-        <w:rPr>
-          <w:lang w:val="hi_IN" w:bidi="hi_IN"/>
-        </w:rPr>
-      </w:r>
-    </w:p>
-    <w:p>
-      <w:pPr/>
-      <w:r>
-        <w:rPr>
-          <w:lang w:val="hi_IN" w:bidi="hi_IN"/>
-        </w:rPr>
-      </w:r>
-      <w:r>
-        <w:rPr>
-          <w:lang w:val="hi_IN" w:bidi="hi_IN"/>
-        </w:rPr>
-        <w:t>This PDF version is provided under the same license.</w:t>
+        <w:t xml:space="preserve"> © 2022 unfoldingWord. Released under CC BY-SA 4.0 license. </w:t>
+      </w:r>
+      <w:r>
+        <w:rPr>
+          <w:lang w:val="hi_IN" w:bidi="hi_IN"/>
+        </w:rPr>
+        <w:t>unfoldingWord® Translation Notes</w:t>
+      </w:r>
+      <w:r>
+        <w:rPr>
+          <w:lang w:val="hi_IN" w:bidi="hi_IN"/>
+        </w:rPr>
+        <w:t xml:space="preserve"> has been adapted in the following languages: Tok Pisin, Arabic (عربي), French (Français), Hindi (हिंदी), Indonesian (Bahasa Indonesia), Portuguese (Português), Russian (Русский), Spanish (Español), Swahili (Kiswahili), and Simplified Chinese (简体中文) from </w:t>
+      </w:r>
+      <w:r>
+        <w:rPr>
+          <w:lang w:val="hi_IN" w:bidi="hi_IN"/>
+        </w:rPr>
+        <w:t>unfoldingWord® Translation Notes</w:t>
+      </w:r>
+      <w:r>
+        <w:rPr>
+          <w:lang w:val="hi_IN" w:bidi="hi_IN"/>
+        </w:rPr>
+        <w:t xml:space="preserve"> © 2022 unfoldingWord. Released under CC BY-SA 4.0 license by Mission Mutual</w:t>
       </w:r>
       <w:r>
         <w:rPr>
@@ -6273,7 +6208,7 @@
         </w:rPr>
         <w:t xml:space="preserve">"“अलौकिक संसार मे।” यहाँ शब्द ""स्वर्गीय"" उस स्थान को सन्दर्भित करता है जहाँ परमेश्वर है। देखें कि आपने इसका अनुवाद </w:t>
       </w:r>
-      <w:hyperlink r:id="rId15">
+      <w:hyperlink r:id="rId13">
         <w:r>
           <w:rPr>
             <w:lang w:val="hi_IN" w:bidi="hi_IN"/>
@@ -9362,7 +9297,7 @@
         </w:rPr>
         <w:t xml:space="preserve"> उस स्थान को सन्दर्भित करता है जहाँ परमेश्वर है। देखें कि इसका अनुवाद </w:t>
       </w:r>
-      <w:hyperlink r:id="rId15">
+      <w:hyperlink r:id="rId13">
         <w:r>
           <w:rPr>
             <w:lang w:val="hi_IN" w:bidi="hi_IN"/>
@@ -9953,7 +9888,7 @@
         </w:rPr>
         <w:t xml:space="preserve"> भाववाचक संज्ञा है। वैकल्पिक अनुवाद: “परमेश्वर ने मुफ्त वरदान स्वरुप तुम्हारा उद्धार किया है” या “परमेश्वर ने तुम्हारे लिए अपनी अपरम्पार दया के कारण तुम्हारा उद्धार किया है” देखें कि आपने इसका अनुवाद </w:t>
       </w:r>
-      <w:hyperlink r:id="rId16">
+      <w:hyperlink r:id="rId14">
         <w:r>
           <w:rPr>
             <w:lang w:val="hi_IN" w:bidi="hi_IN"/>
@@ -17083,7 +17018,7 @@
         </w:rPr>
         <w:t xml:space="preserve">"“स्वर्गीय स्थानों में।” यहाँ ""स्वर्गीय"" शब्द उस स्थान को सन्दर्भित करता है जहाँ परमेश्वर है। देखें कि इसका अनुवाद </w:t>
       </w:r>
-      <w:hyperlink r:id="rId15">
+      <w:hyperlink r:id="rId13">
         <w:r>
           <w:rPr>
             <w:lang w:val="hi_IN" w:bidi="hi_IN"/>
@@ -18736,7 +18671,7 @@
         </w:rPr>
         <w:t xml:space="preserve">Connecting Statement:\n\nपौलुस </w:t>
       </w:r>
-      <w:hyperlink r:id="rId17">
+      <w:hyperlink r:id="rId15">
         <w:r>
           <w:rPr>
             <w:lang w:val="hi_IN" w:bidi="hi_IN"/>
@@ -18843,7 +18778,7 @@
         </w:rPr>
         <w:t>। पहली यह है कि वे ""बलवन्त किए जाएं"" (</w:t>
       </w:r>
-      <w:hyperlink r:id="rId18">
+      <w:hyperlink r:id="rId16">
         <w:r>
           <w:rPr>
             <w:lang w:val="hi_IN" w:bidi="hi_IN"/>
@@ -19244,7 +19179,7 @@
         </w:rPr>
         <w:t>यह तीसरी बात है जिसके लिए पौलुस घुटने टेककर प्रार्थना करता है; पहली यह है कि परमेश्वर उन्हें ऐसा होने दे कि वे बलवन्त हों (</w:t>
       </w:r>
-      <w:hyperlink r:id="rId18">
+      <w:hyperlink r:id="rId16">
         <w:r>
           <w:rPr>
             <w:lang w:val="hi_IN" w:bidi="hi_IN"/>
@@ -19262,7 +19197,7 @@
         </w:rPr>
         <w:t>) और दूसरी यह कि मसीह उनके विश्वास के कारण उनके मनों में वास करे (</w:t>
       </w:r>
-      <w:hyperlink r:id="rId19">
+      <w:hyperlink r:id="rId17">
         <w:r>
           <w:rPr>
             <w:lang w:val="hi_IN" w:bidi="hi_IN"/>
@@ -19747,7 +19682,7 @@
         </w:rPr>
         <w:t>"यह चौथी बात है जिसके लिए पौलुस घुटने टेककर प्रार्थना करता है (</w:t>
       </w:r>
-      <w:hyperlink r:id="rId17">
+      <w:hyperlink r:id="rId15">
         <w:r>
           <w:rPr>
             <w:lang w:val="hi_IN" w:bidi="hi_IN"/>
@@ -19765,7 +19700,7 @@
         </w:rPr>
         <w:t>)। पहली यह है कि वे बलवन्त किया जाएँ"" (</w:t>
       </w:r>
-      <w:hyperlink r:id="rId18">
+      <w:hyperlink r:id="rId16">
         <w:r>
           <w:rPr>
             <w:lang w:val="hi_IN" w:bidi="hi_IN"/>
@@ -19783,7 +19718,7 @@
         </w:rPr>
         <w:t>), और दूसरी यह है कि ""मसीह विश्वास के द्वारा उनके मनों में वास करेगा"" (</w:t>
       </w:r>
-      <w:hyperlink r:id="rId20">
+      <w:hyperlink r:id="rId18">
         <w:r>
           <w:rPr>
             <w:lang w:val="hi_IN" w:bidi="hi_IN"/>
@@ -19814,7 +19749,7 @@
         </w:rPr>
         <w:t xml:space="preserve"> (</w:t>
       </w:r>
-      <w:hyperlink r:id="rId20">
+      <w:hyperlink r:id="rId18">
         <w:r>
           <w:rPr>
             <w:lang w:val="hi_IN" w:bidi="hi_IN"/>
@@ -26878,7 +26813,7 @@
         </w:rPr>
         <w:t xml:space="preserve">"**ऐसी ** यह शब्द अन्यजाति लोगों की जीवन शैली को संदर्भित करता है, जिसका वर्णन </w:t>
       </w:r>
-      <w:hyperlink r:id="rId21">
+      <w:hyperlink r:id="rId19">
         <w:r>
           <w:rPr>
             <w:lang w:val="hi_IN" w:bidi="hi_IN"/>
@@ -30764,7 +30699,7 @@
         </w:rPr>
         <w:t xml:space="preserve"> कारण-परिणाम सम्बन्ध को परिचित कराता है। कारण (</w:t>
       </w:r>
-      <w:hyperlink r:id="rId22">
+      <w:hyperlink r:id="rId20">
         <w:r>
           <w:rPr>
             <w:lang w:val="hi_IN" w:bidi="hi_IN"/>
@@ -36835,7 +36770,7 @@
         </w:rPr>
         <w:t>Connecting Statement:\n\nपौलुस मसीहियों को समझाना आरम्भ करता है कि उन्हें कैसे एक दूसरे के अधीन रहना है (</w:t>
       </w:r>
-      <w:hyperlink r:id="rId23">
+      <w:hyperlink r:id="rId21">
         <w:r>
           <w:rPr>
             <w:lang w:val="hi_IN" w:bidi="hi_IN"/>
@@ -41033,7 +40968,7 @@
         </w:rPr>
         <w:t xml:space="preserve"> इसका सन्दर्भ पूर्वोक्त पद, ""यदि वह कोई अच्छा काम करता है"" (</w:t>
       </w:r>
-      <w:hyperlink r:id="rId24">
+      <w:hyperlink r:id="rId22">
         <w:r>
           <w:rPr>
             <w:lang w:val="hi_IN" w:bidi="hi_IN"/>
@@ -41392,7 +41327,7 @@
         </w:rPr>
         <w:t xml:space="preserve">"ये दो शब्द अर्थ में अत्यधिक समानार्थक हैं। एक साथ रखने पर वे एक दूसरे को प्रभावी बनाते हैं। वैकल्पिक अनुवाद: ""उसकी महान सामर्थ्य"" देखें कि </w:t>
       </w:r>
-      <w:hyperlink r:id="rId25">
+      <w:hyperlink r:id="rId23">
         <w:r>
           <w:rPr>
             <w:lang w:val="hi_IN" w:bidi="hi_IN"/>
@@ -42818,7 +42753,7 @@
         </w:rPr>
         <w:t xml:space="preserve"> का अनुवाद </w:t>
       </w:r>
-      <w:hyperlink r:id="rId26">
+      <w:hyperlink r:id="rId24">
         <w:r>
           <w:rPr>
             <w:lang w:val="hi_IN" w:bidi="hi_IN"/>

--- a/hin/docx/49.content.docx
+++ b/hin/docx/49.content.docx
@@ -141,13 +141,6 @@
         <w:rPr>
           <w:lang w:val="hi_IN" w:bidi="hi_IN"/>
         </w:rPr>
-      </w:r>
-      <w:r>
-        <w:rPr>
-          <w:i/>
-          <w:lang w:val="hi_IN" w:bidi="hi_IN"/>
-        </w:rPr>
-        <w:t>इफिसियों 1:1 (#1), इफिसियों 1:1 (#2), इफिसियों 1:1 (#3), इफिसियों 1:2 (#1), इफिसियों 1:3 (#1), इफिसियों 1:3 (#2), इफिसियों 1:3 (#3), इफिसियों 1:3 (#4), इफिसियों 1:3 (#5), इफिसियों 1:3 (#6), इफिसियों 1:3 (#7), इफिसियों 1:4 (#1), इफिसियों 1:4 (#2), इफिसियों 1:5 (#1), इफिसियों 1:5 (#2), इफिसियों 1:5 (#3), इफिसियों 1:5 (#4), इफिसियों 1:5 (#5), इफिसियों 1:6 (#1), इफिसियों 1:6 (#2), इफिसियों 1:7 (#1), इफिसियों 1:7 (#2), इफिसियों 1:8 (#1), इफिसियों 1:8 (#2), इफिसियों 1:8 (#3), इफिसियों 1:9 (#1), इफिसियों 1:9 (#2), इफिसियों 1:9 (#3), इफिसियों 1:10 (#1), इफिसियों 1:10 (#2), इफिसियों 1:10 (#3), इफिसियों 1:11 (#1), इफिसियों 1:11 (#2), इफिसियों 1:11 (#3), इफिसियों 1:12 (#1), इफिसियों 1:12 (#2), इफिसियों 1:13 (#1), इफिसियों 1:13 (#2), इफिसियों 1:13 (#3), इफिसियों 1:13 (#4), इफिसियों 1:14 (#1), इफिसियों 1:15 (#1), इफिसियों 1:15 (#2), इफिसियों 1:16 (#1), इफिसियों 1:16 (#2), इफिसियों 1:17 (#1), इफिसियों 1:17 (#2), इफिसियों 1:18 (#1), इफिसियों 1:18 (#2), इफिसियों 1:18 (#3), इफिसियों 1:18 (#4), इफिसियों 1:18 (#5), इफिसियों 1:18 (#6), इफिसियों 1:18 (#7), इफिसियों 1:19 (#1), इफिसियों 1:19 (#2), इफिसियों 1:19 (#3), इफिसियों 1:19 (#4), इफिसियों 1:20 (#1), इफिसियों 1:20 (#2), इफिसियों 1:20 (#3), इफिसियों 1:20 (#4), इफिसियों 1:20 (#5), इफिसियों 1:21 (#1), इफिसियों 1:21 (#2), इफिसियों 1:21 (#3), इफिसियों 1:21 (#4), इफिसियों 1:21 (#5), इफिसियों 1:22 (#1), इफिसियों 1:22 (#2), इफिसियों 1:23 (#1), इफिसियों 1:23 (#2), इफिसियों 1:23 (#3), इफिसियों 2:1 (#1), इफिसियों 2:1 (#2), इफिसियों 2:1 (#3), इफिसियों 2:1 (#4), इफिसियों 2:2 (#1), इफिसियों 2:2 (#2), इफिसियों 2:2 (#3), इफिसियों 2:2 (#4), इफिसियों 2:2 (#5), इफिसियों 2:3 (#1), इफिसियों 2:3 (#2), इफिसियों 2:4 (#1), इफिसियों 2:4 (#2), इफिसियों 2:4 (#3), इफिसियों 2:5 (#1), इफिसियों 2:5 (#2), इफिसियों 2:6 (#1), इफिसियों 2:6 (#2), इफिसियों 2:6 (#3), इफिसियों 2:6 (#4), इफिसियों 2:6 (#5), इफिसियों 2:7 (#1), इफिसियों 2:7 (#2), इफिसियों 2:8 (#1), इफिसियों 2:8 (#2), इफिसियों 2:8 (#3), इफिसियों 2:8 (#4), इफिसियों 2:9 (#1), इफिसियों 2:9 (#2), इफिसियों 2:10 (#1), इफिसियों 2:10 (#2), इफिसियों 2:10 (#3), इफिसियों 2:10 (#4), इफिसियों 2:11 (#1), इफिसियों 2:11 (#2), इफिसियों 2:11 (#3), इफिसियों 2:11 (#4), इफिसियों 2:11 (#5), इफिसियों 2:11 (#6), इफिसियों 2:11 (#7), इफिसियों 2:12 (#1), इफिसियों 2:12 (#2), इफिसियों 2:12 (#3), इफिसियों 2:13 (#1), इफिसियों 2:13 (#2), इफिसियों 2:13 (#3), इफिसियों 2:14 (#1), इफिसियों 2:14 (#2), इफिसियों 2:14 (#3), इफिसियों 2:14 (#4), इफिसियों 2:14 (#5), इफिसियों 2:14 (#6), इफिसियों 2:15 (#1), इफिसियों 2:15 (#2), इफिसियों 2:15 (#3), इफिसियों 2:15 (#4), इफिसियों 2:16 (#1), इफिसियों 2:16 (#2), इफिसियों 2:16 (#3), इफिसियों 2:16 (#4), इफिसियों 2:17 (#1), इफिसियों 2:17 (#2), इफिसियों 2:17 (#3), इफिसियों 2:17 (#4), इफिसियों 2:18 (#1), इफिसियों 2:18 (#2), इफिसियों 2:18 (#3), इफिसियों 2:19 (#1), इफिसियों 2:19 (#2), इफिसियों 2:19 (#3), इफिसियों 2:19 (#4), इफिसियों 2:20 (#1), इफिसियों 2:20 (#2), इफिसियों 2:21 (#1), इफिसियों 2:21 (#2), इफिसियों 2:22 (#1), इफिसियों 2:22 (#2), इफिसियों 2:22 (#3), इफिसियों 3:1 (#1), इफिसियों 3:1 (#2), इफिसियों 3:1 (#3), इफिसियों 3:1 (#4), इफिसियों 3:2 (#1), इफिसियों 3:3 (#1), इफिसियों 3:3 (#2), इफिसियों 3:5 (#1), इफिसियों 3:5 (#2), इफिसियों 3:6 (#1), इफिसियों 3:6 (#2), इफिसियों 3:6 (#3), इफिसियों 3:6 (#4), इफिसियों 3:8 (#1), इफिसियों 3:8 (#2), इफिसियों 3:9 (#1), इफिसियों 3:10 (#1), इफिसियों 3:10 (#2), इफिसियों 3:10 (#3), इफिसियों 3:10 (#4), इफिसियों 3:10 (#5), इफिसियों 3:11 (#1), इफिसियों 3:12 (#1), इफिसियों 3:12 (#2), इफिसियों 3:12 (#3), इफिसियों 3:12 (#4), इफिसियों 3:12 (#5), इफिसियों 3:13 (#1), इफिसियों 3:13 (#2), इफिसियों 3:14 (#1), इफिसियों 3:14 (#2), इफिसियों 3:14 (#3), इफिसियों 3:15 (#1), इफिसियों 3:16 (#1), इफिसियों 3:16 (#2), इफिसियों 3:16 (#3), इफिसियों 3:17 (#1), इफिसियों 3:17 (#2), इफिसियों 3:17 (#3), इफिसियों 3:17 (#4), इफिसियों 3:18 (#1), इफिसियों 3:18 (#2), इफिसियों 3:18 (#3), इफिसियों 3:18 (#4), इफिसियों 3:18 (#5), इफिसियों 3:19 (#1), इफिसियों 3:19 (#2), इफिसियों 3:19 (#3), इफिसियों 3:19 (#4), इफिसियों 3:19 (#5), इफिसियों 3:19 (#6), इफिसियों 3:20 (#1), इफिसियों 3:20 (#2), इफिसियों 3:20 (#3), इफिसियों 3:20 (#4), इफिसियों 3:21 (#1), इफिसियों 4:1 (#1), इफिसियों 4:1 (#2), इफिसियों 4:1 (#3), इफिसियों 4:1 (#4), इफिसियों 4:1 (#5), इफिसियों 4:2 (#1), इफिसियों 4:3 (#1), इफिसियों 4:3 (#2), इफिसियों 4:4 (#1), इफिसियों 4:4 (#2), इफिसियों 4:4 (#3), इफिसियों 4:6 (#1), इफिसियों 4:7 (#1), इफिसियों 4:7 (#2), इफिसियों 4:7 (#3), इफिसियों 4:7 (#4), इफिसियों 4:8 (#1), इफिसियों 4:8 (#2), इफिसियों 4:9 (#1), इफिसियों 4:9 (#2), इफिसियों 4:9 (#3), इफिसियों 4:10 (#1), इफिसियों 4:10 (#2), इफिसियों 4:11 (#1), इफिसियों 4:12 (#1), इफिसियों 4:12 (#2), इफिसियों 4:12 (#3), इफिसियों 4:12 (#4), इफिसियों 4:12 (#5), इफिसियों 4:13 (#1), इफिसियों 4:13 (#2), इफिसियों 4:13 (#3), इफिसियों 4:13 (#4), इफिसियों 4:13 (#5), इफिसियों 4:13 (#6), इफिसियों 4:13 (#7), इफिसियों 4:14 (#1), इफिसियों 4:14 (#2), इफिसियों 4:14 (#3), इफिसियों 4:14 (#4), इफिसियों 4:15 (#1), इफिसियों 4:15 (#2), इफिसियों 4:15 (#3), इफिसियों 4:15 (#4), इफिसियों 4:16 (#1), इफिसियों 4:16 (#2), इफिसियों 4:16 (#3), इफिसियों 4:16 (#4), इफिसियों 4:17 (#1), इफिसियों 4:17 (#2), इफिसियों 4:17 (#3), इफिसियों 4:17 (#4), इफिसियों 4:17 (#5), इफिसियों 4:18 (#1), इफिसियों 4:18 (#2), इफिसियों 4:18 (#3), इफिसियों 4:18 (#4), इफिसियों 4:18 (#5), इफिसियों 4:18 (#6), इफिसियों 4:18 (#7), इफिसियों 4:18 (#8), इफिसियों 4:19 (#1), इफिसियों 4:20 (#1), इफिसियों 4:20 (#2), इफिसियों 4:21 (#1), इफिसियों 4:21 (#2), इफिसियों 4:21 (#3), इफिसियों 4:22 (#1), इफिसियों 4:22 (#2), इफिसियों 4:22 (#3), इफिसियों 4:22 (#4), इफिसियों 4:23 (#1), इफिसियों 4:24 (#1), इफिसियों 4:24 (#2), इफिसियों 4:25 (#1), इफिसियों 4:25 (#2), इफिसियों 4:25 (#3), इफिसियों 4:25 (#4), इफिसियों 4:25 (#5), इफिसियों 4:26 (#1), इफिसियों 4:26 (#2), इफिसियों 4:27 (#1), इफिसियों 4:28 (#1), इफिसियों 4:28 (#2), इफिसियों 4:29 (#1), इफिसियों 4:29 (#2), इफिसियों 4:29 (#3), इफिसियों 4:29 (#4), इफिसियों 4:29 (#5), इफिसियों 4:29 (#6), इफिसियों 4:30 (#1), इफिसियों 4:30 (#2), इफिसियों 4:30 (#3), इफिसियों 4:31 (#1), इफिसियों 4:31 (#2), इफिसियों 4:31 (#3), इफिसियों 4:31 (#4), इफिसियों 4:32 (#1), इफिसियों 4:32 (#2), इफिसियों 5:1 (#1), इफिसियों 5:1 (#2), इफिसियों 5:1 (#3), इफिसियों 5:1 (#4), इफिसियों 5:2 (#1), इफिसियों 5:2 (#2), इफिसियों 5:3 (#1), इफिसियों 5:3 (#2), इफिसियों 5:3 (#3), इफिसियों 5:4 (#1), इफिसियों 5:4 (#2), इफिसियों 5:5 (#1), इफिसियों 5:5 (#2), इफिसियों 5:6 (#1), इफिसियों 5:6 (#2), इफिसियों 5:6 (#3), इफिसियों 5:6 (#4), इफिसियों 5:7 (#1), इफिसियों 5:8 (#1), इफिसियों 5:8 (#2), इफिसियों 5:8 (#3), इफिसियों 5:8 (#4), इफिसियों 5:8 (#5), इफिसियों 5:8 (#6), इफिसियों 5:9 (#1), इफिसियों 5:9 (#2), इफिसियों 5:11 (#1), इफिसियों 5:11 (#2), इफिसियों 5:11 (#3), इफिसियों 5:11 (#4), इफिसियों 5:11 (#5), इफिसियों 5:12 (#1), इफिसियों 5:13 (#1), इफिसियों 5:13 (#2), इफिसियों 5:13 (#3), इफिसियों 5:14 (#1), इफिसियों 5:14 (#2), इफिसियों 5:14 (#3), इफिसियों 5:14 (#4), इफिसियों 5:14 (#5), इफिसियों 5:14 (#6), इफिसियों 5:15 (#1), इफिसियों 5:15 (#2), इफिसियों 5:15 (#3), इफिसियों 5:15 (#4), इफिसियों 5:16 (#1), इफिसियों 5:16 (#2), इफिसियों 5:16 (#3), इफिसियों 5:17 (#1), इफिसियों 5:17 (#2), इफिसियों 5:18 (#1), इफिसियों 5:18 (#2), इफिसियों 5:18 (#3), इफिसियों 5:18 (#4), इफिसियों 5:18 (#5), इफिसियों 5:19 (#1), इफिसियों 5:19 (#2), इफिसियों 5:19 (#3), इफिसियों 5:19 (#4), इफिसियों 5:19 (#5), इफिसियों 5:20 (#1), इफिसियों 5:20 (#2), इफिसियों 5:22 (#1), इफिसियों 5:23 (#1), इफिसियों 5:23 (#2), इफिसियों 5:23 (#3), इफिसियों 5:25 (#1), इफिसियों 5:25 (#2), इफिसियों 5:25 (#3), इफिसियों 5:25 (#4), इफिसियों 5:26 (#1), इफिसियों 5:26 (#2), इफिसियों 5:26 (#3), इफिसियों 5:27 (#1), इफिसियों 5:27 (#2), इफिसियों 5:27 (#3), इफिसियों 5:27 (#4), इफिसियों 5:27 (#5), इफिसियों 5:27 (#6), इफिसियों 5:28 (#1), इफिसियों 5:29 (#1), इफिसियों 5:29 (#2), इफिसियों 5:30 (#1), इफिसियों 5:30 (#2), इफिसियों 5:31 (#1), इफिसियों 5:31 (#2), इफिसियों 5:31 (#3), इफिसियों 6:1 (#2), इफिसियों 6:1 (#3), इफिसियों 6:1 (#4), इफिसियों 6:1 (#1), इफिसियों 6:3 (#1), इफिसियों 6:4 (#1), इफिसियों 6:4 (#2), इफिसियों 6:4 (#3), इफिसियों 6:5 (#1), इफिसियों 6:5 (#2), इफिसियों 6:5 (#3), इफिसियों 6:5 (#4), इफिसियों 6:5 (#5), इफिसियों 6:6 (#1), इफिसियों 6:6 (#2), इफिसियों 6:6 (#3), इफिसियों 6:9 (#1), इफिसियों 6:9 (#2), इफिसियों 6:9 (#3), इफिसियों 6:10 (#1), इफिसियों 6:10 (#2), इफिसियों 6:11 (#1), इफिसियों 6:11 (#2), इफिसियों 6:12 (#1), इफिसियों 6:12 (#2), इफिसियों 6:12 (#3), इफिसियों 6:12 (#4), इफिसियों 6:12 (#5), इफिसियों 6:13 (#1), इफिसियों 6:13 (#2), इफिसियों 6:13 (#3), इफिसियों 6:13 (#4), इफिसियों 6:13 (#5), इफिसियों 6:14 (#1), इफिसियों 6:14 (#2), इफिसियों 6:14 (#3), इफिसियों 6:14 (#4), इफिसियों 6:14 (#5), इफिसियों 6:14 (#6), इफिसियों 6:15 (#1), इफिसियों 6:15 (#2), इफिसियों 6:16 (#1), इफिसियों 6:16 (#2), इफिसियों 6:16 (#3), इफिसियों 6:17 (#1), इफिसियों 6:17 (#2), इफिसियों 6:17 (#3), इफिसियों 6:18 (#1), इफिसियों 6:18 (#2), इफिसियों 6:18 (#3), इफिसियों 6:19 (#1), इफिसियों 6:19 (#2), इफिसियों 6:19 (#3), इफिसियों 6:19 (#4), इफिसियों 6:20 (#1), इफिसियों 6:20 (#2), इफिसियों 6:20 (#3), इफिसियों 6:20 (#4), इफिसियों 6:21 (#1), इफिसियों 6:21 (#3), इफिसियों 6:22 (#1), इफिसियों 6:22 (#2), इफिसियों 6:23 (#1), इफिसियों 6:23 (#2), इफिसियों 6:23 (#3), इफिसियों 6:23 (#4), इफिसियों 6:23 (#5), इफिसियों 6:24 (#1), इफिसियों 6:24 (#2)</w:t>
       </w:r>
       <w:r>
         <w:rPr>

--- a/hin/docx/49.content.docx
+++ b/hin/docx/49.content.docx
@@ -146,19 +146,6 @@
         <w:rPr>
           <w:lang w:val="hi_IN" w:bidi="hi_IN"/>
         </w:rPr>
-      </w:r>
-    </w:p>
-    <w:p>
-      <w:pPr/>
-      <w:r>
-        <w:rPr>
-          <w:lang w:val="hi_IN" w:bidi="hi_IN"/>
-        </w:rPr>
-      </w:r>
-      <w:r>
-        <w:rPr>
-          <w:lang w:val="hi_IN" w:bidi="hi_IN"/>
-        </w:rPr>
         <w:t xml:space="preserve"> </w:t>
       </w:r>
       <w:r>
@@ -306,21 +293,6 @@
           <w:b/>
           <w:lang w:val="hi_IN" w:bidi="hi_IN"/>
         </w:rPr>
-        <w:t>Παῦλος, ἀπόστολος Χριστοῦ Ἰησοῦ &amp; τοῖς ἁγίοις τοῖς οὖσιν</w:t>
-      </w:r>
-    </w:p>
-    <w:p>
-      <w:pPr/>
-      <w:r>
-        <w:rPr>
-          <w:lang w:val="hi_IN" w:bidi="hi_IN"/>
-        </w:rPr>
-      </w:r>
-      <w:r>
-        <w:rPr>
-          <w:b/>
-          <w:lang w:val="hi_IN" w:bidi="hi_IN"/>
-        </w:rPr>
         <w:t>"पौलुस की ओर से जो"</w:t>
       </w:r>
       <w:r>
@@ -410,21 +382,6 @@
           <w:b/>
           <w:lang w:val="hi_IN" w:bidi="hi_IN"/>
         </w:rPr>
-        <w:t>ἐν Χριστῷ Ἰησοῦ</w:t>
-      </w:r>
-    </w:p>
-    <w:p>
-      <w:pPr/>
-      <w:r>
-        <w:rPr>
-          <w:lang w:val="hi_IN" w:bidi="hi_IN"/>
-        </w:rPr>
-      </w:r>
-      <w:r>
-        <w:rPr>
-          <w:b/>
-          <w:lang w:val="hi_IN" w:bidi="hi_IN"/>
-        </w:rPr>
         <w:t>"मसीह यीशु में"</w:t>
       </w:r>
       <w:r>
@@ -534,21 +491,6 @@
           <w:b/>
           <w:lang w:val="hi_IN" w:bidi="hi_IN"/>
         </w:rPr>
-        <w:t>χάρις ὑμῖν καὶ εἰρήνη</w:t>
-      </w:r>
-    </w:p>
-    <w:p>
-      <w:pPr/>
-      <w:r>
-        <w:rPr>
-          <w:lang w:val="hi_IN" w:bidi="hi_IN"/>
-        </w:rPr>
-      </w:r>
-      <w:r>
-        <w:rPr>
-          <w:b/>
-          <w:lang w:val="hi_IN" w:bidi="hi_IN"/>
-        </w:rPr>
         <w:t>"तुम्हें अनुग्रह और शान्ति मिलती रहे"</w:t>
       </w:r>
     </w:p>
@@ -752,21 +694,6 @@
           <w:b/>
           <w:lang w:val="hi_IN" w:bidi="hi_IN"/>
         </w:rPr>
-        <w:t>εὐλογητὸς ὁ Θεὸς καὶ Πατὴρ τοῦ Κυρίου ἡμῶν, Ἰησοῦ Χριστοῦ</w:t>
-      </w:r>
-    </w:p>
-    <w:p>
-      <w:pPr/>
-      <w:r>
-        <w:rPr>
-          <w:lang w:val="hi_IN" w:bidi="hi_IN"/>
-        </w:rPr>
-      </w:r>
-      <w:r>
-        <w:rPr>
-          <w:b/>
-          <w:lang w:val="hi_IN" w:bidi="hi_IN"/>
-        </w:rPr>
         <w:t>"परमेश्वर और प्रभु यीशु मसीह के पिता का धन्यवाद हो कि"</w:t>
       </w:r>
     </w:p>
@@ -850,21 +777,6 @@
           <w:b/>
           <w:lang w:val="hi_IN" w:bidi="hi_IN"/>
         </w:rPr>
-        <w:t>ὁ εὐλογήσας ἡμᾶς</w:t>
-      </w:r>
-    </w:p>
-    <w:p>
-      <w:pPr/>
-      <w:r>
-        <w:rPr>
-          <w:lang w:val="hi_IN" w:bidi="hi_IN"/>
-        </w:rPr>
-      </w:r>
-      <w:r>
-        <w:rPr>
-          <w:b/>
-          <w:lang w:val="hi_IN" w:bidi="hi_IN"/>
-        </w:rPr>
         <w:t>"हमारे"</w:t>
       </w:r>
       <w:r>
@@ -941,21 +853,6 @@
           <w:b/>
           <w:lang w:val="hi_IN" w:bidi="hi_IN"/>
         </w:rPr>
-        <w:t>πάσῃ εὐλογίᾳ πνευματικῇ</w:t>
-      </w:r>
-    </w:p>
-    <w:p>
-      <w:pPr/>
-      <w:r>
-        <w:rPr>
-          <w:lang w:val="hi_IN" w:bidi="hi_IN"/>
-        </w:rPr>
-      </w:r>
-      <w:r>
-        <w:rPr>
-          <w:b/>
-          <w:lang w:val="hi_IN" w:bidi="hi_IN"/>
-        </w:rPr>
         <w:t>"उसने"</w:t>
       </w:r>
       <w:r>
@@ -1121,21 +1018,6 @@
           <w:b/>
           <w:lang w:val="hi_IN" w:bidi="hi_IN"/>
         </w:rPr>
-        <w:t>ἐν Χριστῷ</w:t>
-      </w:r>
-    </w:p>
-    <w:p>
-      <w:pPr/>
-      <w:r>
-        <w:rPr>
-          <w:lang w:val="hi_IN" w:bidi="hi_IN"/>
-        </w:rPr>
-      </w:r>
-      <w:r>
-        <w:rPr>
-          <w:b/>
-          <w:lang w:val="hi_IN" w:bidi="hi_IN"/>
-        </w:rPr>
         <w:t>"मसीह में"</w:t>
       </w:r>
       <w:r>
@@ -1258,21 +1140,6 @@
           <w:b/>
           <w:lang w:val="hi_IN" w:bidi="hi_IN"/>
         </w:rPr>
-        <w:t>ἁγίους καὶ ἀμώμους</w:t>
-      </w:r>
-    </w:p>
-    <w:p>
-      <w:pPr/>
-      <w:r>
-        <w:rPr>
-          <w:lang w:val="hi_IN" w:bidi="hi_IN"/>
-        </w:rPr>
-      </w:r>
-      <w:r>
-        <w:rPr>
-          <w:b/>
-          <w:lang w:val="hi_IN" w:bidi="hi_IN"/>
-        </w:rPr>
         <w:t>"पवित्र और निर्दोष हों"</w:t>
       </w:r>
     </w:p>
@@ -1356,21 +1223,6 @@
           <w:b/>
           <w:lang w:val="hi_IN" w:bidi="hi_IN"/>
         </w:rPr>
-        <w:t>ἀμώμους</w:t>
-      </w:r>
-    </w:p>
-    <w:p>
-      <w:pPr/>
-      <w:r>
-        <w:rPr>
-          <w:lang w:val="hi_IN" w:bidi="hi_IN"/>
-        </w:rPr>
-      </w:r>
-      <w:r>
-        <w:rPr>
-          <w:b/>
-          <w:lang w:val="hi_IN" w:bidi="hi_IN"/>
-        </w:rPr>
         <w:t>"निर्दोष हों"</w:t>
       </w:r>
     </w:p>
@@ -1467,21 +1319,6 @@
           <w:b/>
           <w:lang w:val="hi_IN" w:bidi="hi_IN"/>
         </w:rPr>
-        <w:t>προορίσας &amp; αὐτόν &amp; αὐτοῦ</w:t>
-      </w:r>
-    </w:p>
-    <w:p>
-      <w:pPr/>
-      <w:r>
-        <w:rPr>
-          <w:lang w:val="hi_IN" w:bidi="hi_IN"/>
-        </w:rPr>
-      </w:r>
-      <w:r>
-        <w:rPr>
-          <w:b/>
-          <w:lang w:val="hi_IN" w:bidi="hi_IN"/>
-        </w:rPr>
         <w:t>""</w:t>
       </w:r>
     </w:p>
@@ -1545,21 +1382,6 @@
           <w:b/>
           <w:lang w:val="hi_IN" w:bidi="hi_IN"/>
         </w:rPr>
-        <w:t>προορίσας ἡμᾶς εἰς υἱοθεσίαν</w:t>
-      </w:r>
-    </w:p>
-    <w:p>
-      <w:pPr/>
-      <w:r>
-        <w:rPr>
-          <w:lang w:val="hi_IN" w:bidi="hi_IN"/>
-        </w:rPr>
-      </w:r>
-      <w:r>
-        <w:rPr>
-          <w:b/>
-          <w:lang w:val="hi_IN" w:bidi="hi_IN"/>
-        </w:rPr>
         <w:t>"हमें अपने लिये पहले से ठहराया कि"</w:t>
       </w:r>
       <w:r>
@@ -1676,21 +1498,6 @@
           <w:b/>
           <w:lang w:val="hi_IN" w:bidi="hi_IN"/>
         </w:rPr>
-        <w:t>προορίσας ἡμᾶς</w:t>
-      </w:r>
-    </w:p>
-    <w:p>
-      <w:pPr/>
-      <w:r>
-        <w:rPr>
-          <w:lang w:val="hi_IN" w:bidi="hi_IN"/>
-        </w:rPr>
-      </w:r>
-      <w:r>
-        <w:rPr>
-          <w:b/>
-          <w:lang w:val="hi_IN" w:bidi="hi_IN"/>
-        </w:rPr>
         <w:t>"हमें"</w:t>
       </w:r>
       <w:r>
@@ -1767,21 +1574,6 @@
           <w:b/>
           <w:lang w:val="hi_IN" w:bidi="hi_IN"/>
         </w:rPr>
-        <w:t>εἰς υἱοθεσίαν</w:t>
-      </w:r>
-    </w:p>
-    <w:p>
-      <w:pPr/>
-      <w:r>
-        <w:rPr>
-          <w:lang w:val="hi_IN" w:bidi="hi_IN"/>
-        </w:rPr>
-      </w:r>
-      <w:r>
-        <w:rPr>
-          <w:b/>
-          <w:lang w:val="hi_IN" w:bidi="hi_IN"/>
-        </w:rPr>
         <w:t>"अपने लिये"</w:t>
       </w:r>
       <w:r>
@@ -1967,21 +1759,6 @@
           <w:b/>
           <w:lang w:val="hi_IN" w:bidi="hi_IN"/>
         </w:rPr>
-        <w:t>ἐχαρίτωσεν ἡμᾶς ἐν τῷ ἠγαπημένῳ</w:t>
-      </w:r>
-    </w:p>
-    <w:p>
-      <w:pPr/>
-      <w:r>
-        <w:rPr>
-          <w:lang w:val="hi_IN" w:bidi="hi_IN"/>
-        </w:rPr>
-      </w:r>
-      <w:r>
-        <w:rPr>
-          <w:b/>
-          <w:lang w:val="hi_IN" w:bidi="hi_IN"/>
-        </w:rPr>
         <w:t>"उसने हमें अपने प्रिय"</w:t>
       </w:r>
       <w:r>
@@ -2058,21 +1835,6 @@
           <w:b/>
           <w:lang w:val="hi_IN" w:bidi="hi_IN"/>
         </w:rPr>
-        <w:t>τῷ ἠγαπημένῳ</w:t>
-      </w:r>
-    </w:p>
-    <w:p>
-      <w:pPr/>
-      <w:r>
-        <w:rPr>
-          <w:lang w:val="hi_IN" w:bidi="hi_IN"/>
-        </w:rPr>
-      </w:r>
-      <w:r>
-        <w:rPr>
-          <w:b/>
-          <w:lang w:val="hi_IN" w:bidi="hi_IN"/>
-        </w:rPr>
         <w:t>"अपने प्रिय"</w:t>
       </w:r>
     </w:p>
@@ -2136,21 +1898,6 @@
           <w:b/>
           <w:lang w:val="hi_IN" w:bidi="hi_IN"/>
         </w:rPr>
-        <w:t>διὰ τοῦ αἵματος αὐτοῦ</w:t>
-      </w:r>
-    </w:p>
-    <w:p>
-      <w:pPr/>
-      <w:r>
-        <w:rPr>
-          <w:lang w:val="hi_IN" w:bidi="hi_IN"/>
-        </w:rPr>
-      </w:r>
-      <w:r>
-        <w:rPr>
-          <w:b/>
-          <w:lang w:val="hi_IN" w:bidi="hi_IN"/>
-        </w:rPr>
         <w:t>"उसके लहू के द्वारा"</w:t>
       </w:r>
     </w:p>
@@ -2247,21 +1994,6 @@
           <w:b/>
           <w:lang w:val="hi_IN" w:bidi="hi_IN"/>
         </w:rPr>
-        <w:t>τὸ πλοῦτος τῆς χάριτος αὐτοῦ</w:t>
-      </w:r>
-    </w:p>
-    <w:p>
-      <w:pPr/>
-      <w:r>
-        <w:rPr>
-          <w:lang w:val="hi_IN" w:bidi="hi_IN"/>
-        </w:rPr>
-      </w:r>
-      <w:r>
-        <w:rPr>
-          <w:b/>
-          <w:lang w:val="hi_IN" w:bidi="hi_IN"/>
-        </w:rPr>
         <w:t>"परमेश्वर के उस अनुग्रह के धन"</w:t>
       </w:r>
     </w:p>
@@ -2345,21 +2077,6 @@
           <w:b/>
           <w:lang w:val="hi_IN" w:bidi="hi_IN"/>
         </w:rPr>
-        <w:t>ἧς ἐπερίσσευσεν εἰς ἡμᾶς</w:t>
-      </w:r>
-    </w:p>
-    <w:p>
-      <w:pPr/>
-      <w:r>
-        <w:rPr>
-          <w:lang w:val="hi_IN" w:bidi="hi_IN"/>
-        </w:rPr>
-      </w:r>
-      <w:r>
-        <w:rPr>
-          <w:b/>
-          <w:lang w:val="hi_IN" w:bidi="hi_IN"/>
-        </w:rPr>
         <w:t>"जिसे उसने"</w:t>
       </w:r>
       <w:r>
@@ -2449,21 +2166,6 @@
           <w:b/>
           <w:lang w:val="hi_IN" w:bidi="hi_IN"/>
         </w:rPr>
-        <w:t>ἐν πάσῃ σοφίᾳ καὶ φρονήσει</w:t>
-      </w:r>
-    </w:p>
-    <w:p>
-      <w:pPr/>
-      <w:r>
-        <w:rPr>
-          <w:lang w:val="hi_IN" w:bidi="hi_IN"/>
-        </w:rPr>
-      </w:r>
-      <w:r>
-        <w:rPr>
-          <w:b/>
-          <w:lang w:val="hi_IN" w:bidi="hi_IN"/>
-        </w:rPr>
         <w:t>"सारे ज्ञान और समझ सहित"</w:t>
       </w:r>
       <w:r>
@@ -2540,21 +2242,6 @@
           <w:b/>
           <w:lang w:val="hi_IN" w:bidi="hi_IN"/>
         </w:rPr>
-        <w:t>σοφίᾳ καὶ φρονήσει</w:t>
-      </w:r>
-    </w:p>
-    <w:p>
-      <w:pPr/>
-      <w:r>
-        <w:rPr>
-          <w:lang w:val="hi_IN" w:bidi="hi_IN"/>
-        </w:rPr>
-      </w:r>
-      <w:r>
-        <w:rPr>
-          <w:b/>
-          <w:lang w:val="hi_IN" w:bidi="hi_IN"/>
-        </w:rPr>
         <w:t>"ज्ञान और समझ सहित"</w:t>
       </w:r>
     </w:p>
@@ -2658,21 +2345,6 @@
           <w:b/>
           <w:lang w:val="hi_IN" w:bidi="hi_IN"/>
         </w:rPr>
-        <w:t>κατὰ τὴν εὐδοκίαν αὐτοῦ</w:t>
-      </w:r>
-    </w:p>
-    <w:p>
-      <w:pPr/>
-      <w:r>
-        <w:rPr>
-          <w:lang w:val="hi_IN" w:bidi="hi_IN"/>
-        </w:rPr>
-      </w:r>
-      <w:r>
-        <w:rPr>
-          <w:b/>
-          <w:lang w:val="hi_IN" w:bidi="hi_IN"/>
-        </w:rPr>
         <w:t>"अपने भले अभिप्राय के अनुसार"</w:t>
       </w:r>
     </w:p>
@@ -2736,21 +2408,6 @@
           <w:b/>
           <w:lang w:val="hi_IN" w:bidi="hi_IN"/>
         </w:rPr>
-        <w:t>ἣν προέθετο ἐν αὐτῷ</w:t>
-      </w:r>
-    </w:p>
-    <w:p>
-      <w:pPr/>
-      <w:r>
-        <w:rPr>
-          <w:lang w:val="hi_IN" w:bidi="hi_IN"/>
-        </w:rPr>
-      </w:r>
-      <w:r>
-        <w:rPr>
-          <w:b/>
-          <w:lang w:val="hi_IN" w:bidi="hi_IN"/>
-        </w:rPr>
         <w:t>"उसने"</w:t>
       </w:r>
       <w:r>
@@ -2840,21 +2497,6 @@
           <w:b/>
           <w:lang w:val="hi_IN" w:bidi="hi_IN"/>
         </w:rPr>
-        <w:t>ἐν αὐτῷ</w:t>
-      </w:r>
-    </w:p>
-    <w:p>
-      <w:pPr/>
-      <w:r>
-        <w:rPr>
-          <w:lang w:val="hi_IN" w:bidi="hi_IN"/>
-        </w:rPr>
-      </w:r>
-      <w:r>
-        <w:rPr>
-          <w:b/>
-          <w:lang w:val="hi_IN" w:bidi="hi_IN"/>
-        </w:rPr>
         <w:t>"अपने आप में"</w:t>
       </w:r>
     </w:p>
@@ -2918,21 +2560,6 @@
           <w:b/>
           <w:lang w:val="hi_IN" w:bidi="hi_IN"/>
         </w:rPr>
-        <w:t>εἰς οἰκονομίαν</w:t>
-      </w:r>
-    </w:p>
-    <w:p>
-      <w:pPr/>
-      <w:r>
-        <w:rPr>
-          <w:lang w:val="hi_IN" w:bidi="hi_IN"/>
-        </w:rPr>
-      </w:r>
-      <w:r>
-        <w:rPr>
-          <w:b/>
-          <w:lang w:val="hi_IN" w:bidi="hi_IN"/>
-        </w:rPr>
         <w:t>"कि परमेश्वर की योजना"</w:t>
       </w:r>
     </w:p>
@@ -2996,21 +2623,6 @@
           <w:b/>
           <w:lang w:val="hi_IN" w:bidi="hi_IN"/>
         </w:rPr>
-        <w:t>τοῦ πληρώματος τῶν καιρῶν</w:t>
-      </w:r>
-    </w:p>
-    <w:p>
-      <w:pPr/>
-      <w:r>
-        <w:rPr>
-          <w:lang w:val="hi_IN" w:bidi="hi_IN"/>
-        </w:rPr>
-      </w:r>
-      <w:r>
-        <w:rPr>
-          <w:b/>
-          <w:lang w:val="hi_IN" w:bidi="hi_IN"/>
-        </w:rPr>
         <w:t>"के अनुसार, समय की पूर्ति होने पर"</w:t>
       </w:r>
     </w:p>
@@ -3074,21 +2686,6 @@
           <w:b/>
           <w:lang w:val="hi_IN" w:bidi="hi_IN"/>
         </w:rPr>
-        <w:t>ἐν αὐτῷ</w:t>
-      </w:r>
-    </w:p>
-    <w:p>
-      <w:pPr/>
-      <w:r>
-        <w:rPr>
-          <w:lang w:val="hi_IN" w:bidi="hi_IN"/>
-        </w:rPr>
-      </w:r>
-      <w:r>
-        <w:rPr>
-          <w:b/>
-          <w:lang w:val="hi_IN" w:bidi="hi_IN"/>
-        </w:rPr>
         <w:t>"वह"</w:t>
       </w:r>
     </w:p>
@@ -3152,21 +2749,6 @@
           <w:b/>
           <w:lang w:val="hi_IN" w:bidi="hi_IN"/>
         </w:rPr>
-        <w:t>καὶ ἐκληρώθημεν, προορισθέντες</w:t>
-      </w:r>
-    </w:p>
-    <w:p>
-      <w:pPr/>
-      <w:r>
-        <w:rPr>
-          <w:lang w:val="hi_IN" w:bidi="hi_IN"/>
-        </w:rPr>
-      </w:r>
-      <w:r>
-        <w:rPr>
-          <w:b/>
-          <w:lang w:val="hi_IN" w:bidi="hi_IN"/>
-        </w:rPr>
         <w:t>"पहले से ठहराए जाकर विरासत बने"</w:t>
       </w:r>
     </w:p>
@@ -3276,21 +2858,6 @@
           <w:b/>
           <w:lang w:val="hi_IN" w:bidi="hi_IN"/>
         </w:rPr>
-        <w:t>καὶ ἐκληρώθημεν</w:t>
-      </w:r>
-    </w:p>
-    <w:p>
-      <w:pPr/>
-      <w:r>
-        <w:rPr>
-          <w:lang w:val="hi_IN" w:bidi="hi_IN"/>
-        </w:rPr>
-      </w:r>
-      <w:r>
-        <w:rPr>
-          <w:b/>
-          <w:lang w:val="hi_IN" w:bidi="hi_IN"/>
-        </w:rPr>
         <w:t>"विरासत बने"</w:t>
       </w:r>
     </w:p>
@@ -3374,21 +2941,6 @@
           <w:b/>
           <w:lang w:val="hi_IN" w:bidi="hi_IN"/>
         </w:rPr>
-        <w:t>προορισθέντες</w:t>
-      </w:r>
-    </w:p>
-    <w:p>
-      <w:pPr/>
-      <w:r>
-        <w:rPr>
-          <w:lang w:val="hi_IN" w:bidi="hi_IN"/>
-        </w:rPr>
-      </w:r>
-      <w:r>
-        <w:rPr>
-          <w:b/>
-          <w:lang w:val="hi_IN" w:bidi="hi_IN"/>
-        </w:rPr>
         <w:t>"पहले से ठहराए जाकर"</w:t>
       </w:r>
     </w:p>
@@ -3472,21 +3024,6 @@
           <w:b/>
           <w:lang w:val="hi_IN" w:bidi="hi_IN"/>
         </w:rPr>
-        <w:t>ἡμᾶς &amp; τοὺς προηλπικότας ἐν τῷ Χριστῷ</w:t>
-      </w:r>
-    </w:p>
-    <w:p>
-      <w:pPr/>
-      <w:r>
-        <w:rPr>
-          <w:lang w:val="hi_IN" w:bidi="hi_IN"/>
-        </w:rPr>
-      </w:r>
-      <w:r>
-        <w:rPr>
-          <w:b/>
-          <w:lang w:val="hi_IN" w:bidi="hi_IN"/>
-        </w:rPr>
         <w:t>"हम जिन्होंने पहले से मसीह पर आशा रखी थी"</w:t>
       </w:r>
     </w:p>
@@ -3583,21 +3120,6 @@
           <w:b/>
           <w:lang w:val="hi_IN" w:bidi="hi_IN"/>
         </w:rPr>
-        <w:t>εἰς τὸ εἶναι ἡμᾶς, εἰς ἔπαινον δόξης αὐτοῦ</w:t>
-      </w:r>
-    </w:p>
-    <w:p>
-      <w:pPr/>
-      <w:r>
-        <w:rPr>
-          <w:lang w:val="hi_IN" w:bidi="hi_IN"/>
-        </w:rPr>
-      </w:r>
-      <w:r>
-        <w:rPr>
-          <w:b/>
-          <w:lang w:val="hi_IN" w:bidi="hi_IN"/>
-        </w:rPr>
         <w:t>"कि हम"</w:t>
       </w:r>
       <w:r>
@@ -3737,21 +3259,6 @@
           <w:b/>
           <w:lang w:val="hi_IN" w:bidi="hi_IN"/>
         </w:rPr>
-        <w:t>τὸν λόγον τῆς ἀληθείας</w:t>
-      </w:r>
-    </w:p>
-    <w:p>
-      <w:pPr/>
-      <w:r>
-        <w:rPr>
-          <w:lang w:val="hi_IN" w:bidi="hi_IN"/>
-        </w:rPr>
-      </w:r>
-      <w:r>
-        <w:rPr>
-          <w:b/>
-          <w:lang w:val="hi_IN" w:bidi="hi_IN"/>
-        </w:rPr>
         <w:t>"सत्य का वचन"</w:t>
       </w:r>
     </w:p>
@@ -3815,21 +3322,6 @@
           <w:b/>
           <w:lang w:val="hi_IN" w:bidi="hi_IN"/>
         </w:rPr>
-        <w:t>ἐσφραγίσθητε τῷ Πνεύματι τῆς ἐπαγγελίας, τῷ Ἁγίῳ</w:t>
-      </w:r>
-    </w:p>
-    <w:p>
-      <w:pPr/>
-      <w:r>
-        <w:rPr>
-          <w:lang w:val="hi_IN" w:bidi="hi_IN"/>
-        </w:rPr>
-      </w:r>
-      <w:r>
-        <w:rPr>
-          <w:b/>
-          <w:lang w:val="hi_IN" w:bidi="hi_IN"/>
-        </w:rPr>
         <w:t>"प्रतिज्ञा किए हुए पवित्र आत्मा की छाप लगी"</w:t>
       </w:r>
     </w:p>
@@ -3913,21 +3405,6 @@
           <w:b/>
           <w:lang w:val="hi_IN" w:bidi="hi_IN"/>
         </w:rPr>
-        <w:t>ἐσφραγίσθητε</w:t>
-      </w:r>
-    </w:p>
-    <w:p>
-      <w:pPr/>
-      <w:r>
-        <w:rPr>
-          <w:lang w:val="hi_IN" w:bidi="hi_IN"/>
-        </w:rPr>
-      </w:r>
-      <w:r>
-        <w:rPr>
-          <w:b/>
-          <w:lang w:val="hi_IN" w:bidi="hi_IN"/>
-        </w:rPr>
         <w:t>"छाप लगी"</w:t>
       </w:r>
     </w:p>
@@ -4011,21 +3488,6 @@
           <w:b/>
           <w:lang w:val="hi_IN" w:bidi="hi_IN"/>
         </w:rPr>
-        <w:t>ἀρραβὼν τῆς κληρονομίας ἡμῶν</w:t>
-      </w:r>
-    </w:p>
-    <w:p>
-      <w:pPr/>
-      <w:r>
-        <w:rPr>
-          <w:lang w:val="hi_IN" w:bidi="hi_IN"/>
-        </w:rPr>
-      </w:r>
-      <w:r>
-        <w:rPr>
-          <w:b/>
-          <w:lang w:val="hi_IN" w:bidi="hi_IN"/>
-        </w:rPr>
         <w:t>"हमारी विरासत का बयाना है, कि"</w:t>
       </w:r>
     </w:p>
@@ -4172,21 +3634,6 @@
           <w:b/>
           <w:lang w:val="hi_IN" w:bidi="hi_IN"/>
         </w:rPr>
-        <w:t>διὰ τοῦτο</w:t>
-      </w:r>
-    </w:p>
-    <w:p>
-      <w:pPr/>
-      <w:r>
-        <w:rPr>
-          <w:lang w:val="hi_IN" w:bidi="hi_IN"/>
-        </w:rPr>
-      </w:r>
-      <w:r>
-        <w:rPr>
-          <w:b/>
-          <w:lang w:val="hi_IN" w:bidi="hi_IN"/>
-        </w:rPr>
         <w:t>"इस कारण"</w:t>
       </w:r>
     </w:p>
@@ -4379,21 +3826,6 @@
           <w:b/>
           <w:lang w:val="hi_IN" w:bidi="hi_IN"/>
         </w:rPr>
-        <w:t>οὐ παύομαι εὐχαριστῶν</w:t>
-      </w:r>
-    </w:p>
-    <w:p>
-      <w:pPr/>
-      <w:r>
-        <w:rPr>
-          <w:lang w:val="hi_IN" w:bidi="hi_IN"/>
-        </w:rPr>
-      </w:r>
-      <w:r>
-        <w:rPr>
-          <w:b/>
-          <w:lang w:val="hi_IN" w:bidi="hi_IN"/>
-        </w:rPr>
         <w:t>"परमेश्वर का धन्यवाद करना नहीं छोड़ता"</w:t>
       </w:r>
     </w:p>
@@ -4477,21 +3909,6 @@
           <w:b/>
           <w:lang w:val="hi_IN" w:bidi="hi_IN"/>
         </w:rPr>
-        <w:t>ἵνα</w:t>
-      </w:r>
-    </w:p>
-    <w:p>
-      <w:pPr/>
-      <w:r>
-        <w:rPr>
-          <w:lang w:val="hi_IN" w:bidi="hi_IN"/>
-        </w:rPr>
-      </w:r>
-      <w:r>
-        <w:rPr>
-          <w:b/>
-          <w:lang w:val="hi_IN" w:bidi="hi_IN"/>
-        </w:rPr>
         <w:t>"कि"</w:t>
       </w:r>
     </w:p>
@@ -4588,21 +4005,6 @@
           <w:b/>
           <w:lang w:val="hi_IN" w:bidi="hi_IN"/>
         </w:rPr>
-        <w:t>πνεῦμα σοφίας καὶ ἀποκαλύψεως, ἐν ἐπιγνώσει αὐτοῦ</w:t>
-      </w:r>
-    </w:p>
-    <w:p>
-      <w:pPr/>
-      <w:r>
-        <w:rPr>
-          <w:lang w:val="hi_IN" w:bidi="hi_IN"/>
-        </w:rPr>
-      </w:r>
-      <w:r>
-        <w:rPr>
-          <w:b/>
-          <w:lang w:val="hi_IN" w:bidi="hi_IN"/>
-        </w:rPr>
         <w:t>"बुद्धि की आत्मा और अपने ज्ञान का प्रकाश"</w:t>
       </w:r>
     </w:p>
@@ -4666,21 +4068,6 @@
           <w:b/>
           <w:lang w:val="hi_IN" w:bidi="hi_IN"/>
         </w:rPr>
-        <w:t>πεφωτισμένους τοὺς ὀφθαλμοὺς τῆς καρδίας</w:t>
-      </w:r>
-    </w:p>
-    <w:p>
-      <w:pPr/>
-      <w:r>
-        <w:rPr>
-          <w:lang w:val="hi_IN" w:bidi="hi_IN"/>
-        </w:rPr>
-      </w:r>
-      <w:r>
-        <w:rPr>
-          <w:b/>
-          <w:lang w:val="hi_IN" w:bidi="hi_IN"/>
-        </w:rPr>
         <w:t>"और"</w:t>
       </w:r>
       <w:r>
@@ -4790,21 +4177,6 @@
           <w:b/>
           <w:lang w:val="hi_IN" w:bidi="hi_IN"/>
         </w:rPr>
-        <w:t>πεφωτισμένους τοὺς ὀφθαλμοὺς τῆς καρδίας</w:t>
-      </w:r>
-    </w:p>
-    <w:p>
-      <w:pPr/>
-      <w:r>
-        <w:rPr>
-          <w:lang w:val="hi_IN" w:bidi="hi_IN"/>
-        </w:rPr>
-      </w:r>
-      <w:r>
-        <w:rPr>
-          <w:b/>
-          <w:lang w:val="hi_IN" w:bidi="hi_IN"/>
-        </w:rPr>
         <w:t>"और"</w:t>
       </w:r>
       <w:r>
@@ -4901,21 +4273,6 @@
           <w:b/>
           <w:lang w:val="hi_IN" w:bidi="hi_IN"/>
         </w:rPr>
-        <w:t>τοὺς ὀφθαλμοὺς τῆς καρδίας</w:t>
-      </w:r>
-    </w:p>
-    <w:p>
-      <w:pPr/>
-      <w:r>
-        <w:rPr>
-          <w:lang w:val="hi_IN" w:bidi="hi_IN"/>
-        </w:rPr>
-      </w:r>
-      <w:r>
-        <w:rPr>
-          <w:b/>
-          <w:lang w:val="hi_IN" w:bidi="hi_IN"/>
-        </w:rPr>
         <w:t>"और"</w:t>
       </w:r>
       <w:r>
@@ -5012,21 +4369,6 @@
           <w:b/>
           <w:lang w:val="hi_IN" w:bidi="hi_IN"/>
         </w:rPr>
-        <w:t>πεφωτισμένους</w:t>
-      </w:r>
-    </w:p>
-    <w:p>
-      <w:pPr/>
-      <w:r>
-        <w:rPr>
-          <w:lang w:val="hi_IN" w:bidi="hi_IN"/>
-        </w:rPr>
-      </w:r>
-      <w:r>
-        <w:rPr>
-          <w:b/>
-          <w:lang w:val="hi_IN" w:bidi="hi_IN"/>
-        </w:rPr>
         <w:t>"ज्योतिर्मय हों कि"</w:t>
       </w:r>
     </w:p>
@@ -5166,21 +4508,6 @@
           <w:b/>
           <w:lang w:val="hi_IN" w:bidi="hi_IN"/>
         </w:rPr>
-        <w:t>τῆς κληρονομίας αὐτοῦ</w:t>
-      </w:r>
-    </w:p>
-    <w:p>
-      <w:pPr/>
-      <w:r>
-        <w:rPr>
-          <w:lang w:val="hi_IN" w:bidi="hi_IN"/>
-        </w:rPr>
-      </w:r>
-      <w:r>
-        <w:rPr>
-          <w:b/>
-          <w:lang w:val="hi_IN" w:bidi="hi_IN"/>
-        </w:rPr>
         <w:t>"और"</w:t>
       </w:r>
       <w:r>
@@ -5277,21 +4604,6 @@
           <w:b/>
           <w:lang w:val="hi_IN" w:bidi="hi_IN"/>
         </w:rPr>
-        <w:t>τοῖς ἁγίοις</w:t>
-      </w:r>
-    </w:p>
-    <w:p>
-      <w:pPr/>
-      <w:r>
-        <w:rPr>
-          <w:lang w:val="hi_IN" w:bidi="hi_IN"/>
-        </w:rPr>
-      </w:r>
-      <w:r>
-        <w:rPr>
-          <w:b/>
-          <w:lang w:val="hi_IN" w:bidi="hi_IN"/>
-        </w:rPr>
         <w:t>"पवित्र लोगों में"</w:t>
       </w:r>
       <w:r>
@@ -5368,21 +4680,6 @@
           <w:b/>
           <w:lang w:val="hi_IN" w:bidi="hi_IN"/>
         </w:rPr>
-        <w:t>τὸ ὑπερβάλλον μέγεθος τῆς δυνάμεως αὐτοῦ</w:t>
-      </w:r>
-    </w:p>
-    <w:p>
-      <w:pPr/>
-      <w:r>
-        <w:rPr>
-          <w:lang w:val="hi_IN" w:bidi="hi_IN"/>
-        </w:rPr>
-      </w:r>
-      <w:r>
-        <w:rPr>
-          <w:b/>
-          <w:lang w:val="hi_IN" w:bidi="hi_IN"/>
-        </w:rPr>
         <w:t>"उसकी सामर्थ्य"</w:t>
       </w:r>
       <w:r>
@@ -5459,21 +4756,6 @@
           <w:b/>
           <w:lang w:val="hi_IN" w:bidi="hi_IN"/>
         </w:rPr>
-        <w:t>εἰς ἡμᾶς, τοὺς πιστεύοντας</w:t>
-      </w:r>
-    </w:p>
-    <w:p>
-      <w:pPr/>
-      <w:r>
-        <w:rPr>
-          <w:lang w:val="hi_IN" w:bidi="hi_IN"/>
-        </w:rPr>
-      </w:r>
-      <w:r>
-        <w:rPr>
-          <w:b/>
-          <w:lang w:val="hi_IN" w:bidi="hi_IN"/>
-        </w:rPr>
         <w:t>"हमारी ओर"</w:t>
       </w:r>
       <w:r>
@@ -5550,21 +4832,6 @@
           <w:b/>
           <w:lang w:val="hi_IN" w:bidi="hi_IN"/>
         </w:rPr>
-        <w:t>τὴν ἐνέργειαν τοῦ κράτους τῆς ἰσχύος αὐτοῦ</w:t>
-      </w:r>
-    </w:p>
-    <w:p>
-      <w:pPr/>
-      <w:r>
-        <w:rPr>
-          <w:lang w:val="hi_IN" w:bidi="hi_IN"/>
-        </w:rPr>
-      </w:r>
-      <w:r>
-        <w:rPr>
-          <w:b/>
-          <w:lang w:val="hi_IN" w:bidi="hi_IN"/>
-        </w:rPr>
         <w:t>"उसकी शक्ति के प्रभाव के उस कार्य"</w:t>
       </w:r>
     </w:p>
@@ -5628,21 +4895,6 @@
           <w:b/>
           <w:lang w:val="hi_IN" w:bidi="hi_IN"/>
         </w:rPr>
-        <w:t>τοῦ κράτους τῆς ἰσχύος αὐτοῦ</w:t>
-      </w:r>
-    </w:p>
-    <w:p>
-      <w:pPr/>
-      <w:r>
-        <w:rPr>
-          <w:lang w:val="hi_IN" w:bidi="hi_IN"/>
-        </w:rPr>
-      </w:r>
-      <w:r>
-        <w:rPr>
-          <w:b/>
-          <w:lang w:val="hi_IN" w:bidi="hi_IN"/>
-        </w:rPr>
         <w:t>"उसकी शक्ति के प्रभाव के उस"</w:t>
       </w:r>
     </w:p>
@@ -5746,21 +4998,6 @@
           <w:b/>
           <w:lang w:val="hi_IN" w:bidi="hi_IN"/>
         </w:rPr>
-        <w:t>ἐγείρας αὐτὸν ἐκ νεκρῶν</w:t>
-      </w:r>
-    </w:p>
-    <w:p>
-      <w:pPr/>
-      <w:r>
-        <w:rPr>
-          <w:lang w:val="hi_IN" w:bidi="hi_IN"/>
-        </w:rPr>
-      </w:r>
-      <w:r>
-        <w:rPr>
-          <w:b/>
-          <w:lang w:val="hi_IN" w:bidi="hi_IN"/>
-        </w:rPr>
         <w:t>"उसको मरे हुओं में से जिलाकर"</w:t>
       </w:r>
     </w:p>
@@ -5824,21 +5061,6 @@
           <w:b/>
           <w:lang w:val="hi_IN" w:bidi="hi_IN"/>
         </w:rPr>
-        <w:t>ἐκ νεκρῶν</w:t>
-      </w:r>
-    </w:p>
-    <w:p>
-      <w:pPr/>
-      <w:r>
-        <w:rPr>
-          <w:lang w:val="hi_IN" w:bidi="hi_IN"/>
-        </w:rPr>
-      </w:r>
-      <w:r>
-        <w:rPr>
-          <w:b/>
-          <w:lang w:val="hi_IN" w:bidi="hi_IN"/>
-        </w:rPr>
         <w:t>"मरे हुओं में से"</w:t>
       </w:r>
     </w:p>
@@ -5922,21 +5144,6 @@
           <w:b/>
           <w:lang w:val="hi_IN" w:bidi="hi_IN"/>
         </w:rPr>
-        <w:t>καθίσας ἐν δεξιᾷ αὐτοῦ, ἐν τοῖς ἐπουρανίοις</w:t>
-      </w:r>
-    </w:p>
-    <w:p>
-      <w:pPr/>
-      <w:r>
-        <w:rPr>
-          <w:lang w:val="hi_IN" w:bidi="hi_IN"/>
-        </w:rPr>
-      </w:r>
-      <w:r>
-        <w:rPr>
-          <w:b/>
-          <w:lang w:val="hi_IN" w:bidi="hi_IN"/>
-        </w:rPr>
         <w:t>"उसने"</w:t>
       </w:r>
       <w:r>
@@ -6046,21 +5253,6 @@
           <w:b/>
           <w:lang w:val="hi_IN" w:bidi="hi_IN"/>
         </w:rPr>
-        <w:t>καθίσας ἐν δεξιᾷ αὐτοῦ</w:t>
-      </w:r>
-    </w:p>
-    <w:p>
-      <w:pPr/>
-      <w:r>
-        <w:rPr>
-          <w:lang w:val="hi_IN" w:bidi="hi_IN"/>
-        </w:rPr>
-      </w:r>
-      <w:r>
-        <w:rPr>
-          <w:b/>
-          <w:lang w:val="hi_IN" w:bidi="hi_IN"/>
-        </w:rPr>
         <w:t>"अपनी दाहिनी ओर"</w:t>
       </w:r>
     </w:p>
@@ -6130,21 +5322,6 @@
         <w:rPr>
           <w:lang w:val="hi_IN" w:bidi="hi_IN"/>
         </w:rPr>
-      </w:r>
-    </w:p>
-    <w:p>
-      <w:pPr/>
-      <w:r>
-        <w:rPr>
-          <w:lang w:val="hi_IN" w:bidi="hi_IN"/>
-        </w:rPr>
-      </w:r>
-      <w:r>
-        <w:rPr>
-          <w:b/>
-          <w:lang w:val="hi_IN" w:bidi="hi_IN"/>
-        </w:rPr>
-        <w:t>ἐν τοῖς ἐπουρανίοις</w:t>
       </w:r>
     </w:p>
     <w:p>
@@ -6266,21 +5443,6 @@
           <w:b/>
           <w:lang w:val="hi_IN" w:bidi="hi_IN"/>
         </w:rPr>
-        <w:t>ὑπεράνω πάσης ἀρχῆς, καὶ ἐξουσίας, καὶ δυνάμεως, καὶ κυριότητος</w:t>
-      </w:r>
-    </w:p>
-    <w:p>
-      <w:pPr/>
-      <w:r>
-        <w:rPr>
-          <w:lang w:val="hi_IN" w:bidi="hi_IN"/>
-        </w:rPr>
-      </w:r>
-      <w:r>
-        <w:rPr>
-          <w:b/>
-          <w:lang w:val="hi_IN" w:bidi="hi_IN"/>
-        </w:rPr>
         <w:t>"सब प्रकार की प्रधानता, और अधिकार, और सामर्थ्य, और प्रभुता के,"</w:t>
       </w:r>
       <w:r>
@@ -6390,21 +5552,6 @@
           <w:b/>
           <w:lang w:val="hi_IN" w:bidi="hi_IN"/>
         </w:rPr>
-        <w:t>παντὸς ὀνόματος ὀνομαζομένου</w:t>
-      </w:r>
-    </w:p>
-    <w:p>
-      <w:pPr/>
-      <w:r>
-        <w:rPr>
-          <w:lang w:val="hi_IN" w:bidi="hi_IN"/>
-        </w:rPr>
-      </w:r>
-      <w:r>
-        <w:rPr>
-          <w:b/>
-          <w:lang w:val="hi_IN" w:bidi="hi_IN"/>
-        </w:rPr>
         <w:t>"हर एक नाम के"</w:t>
       </w:r>
       <w:r>
@@ -6501,21 +5648,6 @@
           <w:b/>
           <w:lang w:val="hi_IN" w:bidi="hi_IN"/>
         </w:rPr>
-        <w:t>ὀνόματος</w:t>
-      </w:r>
-    </w:p>
-    <w:p>
-      <w:pPr/>
-      <w:r>
-        <w:rPr>
-          <w:lang w:val="hi_IN" w:bidi="hi_IN"/>
-        </w:rPr>
-      </w:r>
-      <w:r>
-        <w:rPr>
-          <w:b/>
-          <w:lang w:val="hi_IN" w:bidi="hi_IN"/>
-        </w:rPr>
         <w:t>"नाम के"</w:t>
       </w:r>
     </w:p>
@@ -6599,21 +5731,6 @@
           <w:b/>
           <w:lang w:val="hi_IN" w:bidi="hi_IN"/>
         </w:rPr>
-        <w:t>ἐν τῷ αἰῶνι τούτῳ</w:t>
-      </w:r>
-    </w:p>
-    <w:p>
-      <w:pPr/>
-      <w:r>
-        <w:rPr>
-          <w:lang w:val="hi_IN" w:bidi="hi_IN"/>
-        </w:rPr>
-      </w:r>
-      <w:r>
-        <w:rPr>
-          <w:b/>
-          <w:lang w:val="hi_IN" w:bidi="hi_IN"/>
-        </w:rPr>
         <w:t>"जो"</w:t>
       </w:r>
       <w:r>
@@ -6690,21 +5807,6 @@
           <w:b/>
           <w:lang w:val="hi_IN" w:bidi="hi_IN"/>
         </w:rPr>
-        <w:t>ἐν τῷ μέλλοντι</w:t>
-      </w:r>
-    </w:p>
-    <w:p>
-      <w:pPr/>
-      <w:r>
-        <w:rPr>
-          <w:lang w:val="hi_IN" w:bidi="hi_IN"/>
-        </w:rPr>
-      </w:r>
-      <w:r>
-        <w:rPr>
-          <w:b/>
-          <w:lang w:val="hi_IN" w:bidi="hi_IN"/>
-        </w:rPr>
         <w:t>"आनेवाले लोक में"</w:t>
       </w:r>
     </w:p>
@@ -6768,21 +5870,6 @@
           <w:b/>
           <w:lang w:val="hi_IN" w:bidi="hi_IN"/>
         </w:rPr>
-        <w:t>ὑπὸ τοὺς πόδας αὐτοῦ</w:t>
-      </w:r>
-    </w:p>
-    <w:p>
-      <w:pPr/>
-      <w:r>
-        <w:rPr>
-          <w:lang w:val="hi_IN" w:bidi="hi_IN"/>
-        </w:rPr>
-      </w:r>
-      <w:r>
-        <w:rPr>
-          <w:b/>
-          <w:lang w:val="hi_IN" w:bidi="hi_IN"/>
-        </w:rPr>
         <w:t>"सब कुछ उसके पाँवों तले कर दिया"</w:t>
       </w:r>
       <w:r>
@@ -6892,21 +5979,6 @@
           <w:b/>
           <w:lang w:val="hi_IN" w:bidi="hi_IN"/>
         </w:rPr>
-        <w:t>κεφαλὴν ὑπὲρ πάντα</w:t>
-      </w:r>
-    </w:p>
-    <w:p>
-      <w:pPr/>
-      <w:r>
-        <w:rPr>
-          <w:lang w:val="hi_IN" w:bidi="hi_IN"/>
-        </w:rPr>
-      </w:r>
-      <w:r>
-        <w:rPr>
-          <w:b/>
-          <w:lang w:val="hi_IN" w:bidi="hi_IN"/>
-        </w:rPr>
         <w:t>"सब वस्तुओं पर शिरोमणि"</w:t>
       </w:r>
     </w:p>
@@ -7003,21 +6075,6 @@
           <w:b/>
           <w:lang w:val="hi_IN" w:bidi="hi_IN"/>
         </w:rPr>
-        <w:t>τὸ σῶμα αὐτοῦ</w:t>
-      </w:r>
-    </w:p>
-    <w:p>
-      <w:pPr/>
-      <w:r>
-        <w:rPr>
-          <w:lang w:val="hi_IN" w:bidi="hi_IN"/>
-        </w:rPr>
-      </w:r>
-      <w:r>
-        <w:rPr>
-          <w:b/>
-          <w:lang w:val="hi_IN" w:bidi="hi_IN"/>
-        </w:rPr>
         <w:t>"यह उसकी देह"</w:t>
       </w:r>
     </w:p>
@@ -7101,21 +6158,6 @@
           <w:b/>
           <w:lang w:val="hi_IN" w:bidi="hi_IN"/>
         </w:rPr>
-        <w:t>τὸ πλήρωμα τοῦ τὰ πάντα ἐν πᾶσιν πληρουμένου</w:t>
-      </w:r>
-    </w:p>
-    <w:p>
-      <w:pPr/>
-      <w:r>
-        <w:rPr>
-          <w:lang w:val="hi_IN" w:bidi="hi_IN"/>
-        </w:rPr>
-      </w:r>
-      <w:r>
-        <w:rPr>
-          <w:b/>
-          <w:lang w:val="hi_IN" w:bidi="hi_IN"/>
-        </w:rPr>
         <w:t>"और उसी की परिपूर्णता है, जो सब में सब कुछ पूर्ण करता है"</w:t>
       </w:r>
     </w:p>
@@ -7179,21 +6221,6 @@
           <w:b/>
           <w:lang w:val="hi_IN" w:bidi="hi_IN"/>
         </w:rPr>
-        <w:t>τὸ πλήρωμα</w:t>
-      </w:r>
-    </w:p>
-    <w:p>
-      <w:pPr/>
-      <w:r>
-        <w:rPr>
-          <w:lang w:val="hi_IN" w:bidi="hi_IN"/>
-        </w:rPr>
-      </w:r>
-      <w:r>
-        <w:rPr>
-          <w:b/>
-          <w:lang w:val="hi_IN" w:bidi="hi_IN"/>
-        </w:rPr>
         <w:t>"और उसी की परिपूर्णता है"</w:t>
       </w:r>
     </w:p>
@@ -7320,21 +6347,6 @@
           <w:b/>
           <w:lang w:val="hi_IN" w:bidi="hi_IN"/>
         </w:rPr>
-        <w:t>ὑμᾶς ὄντας νεκροὺς τοῖς παραπτώμασιν καὶ ταῖς ἁμαρτίαις ὑμῶν</w:t>
-      </w:r>
-    </w:p>
-    <w:p>
-      <w:pPr/>
-      <w:r>
-        <w:rPr>
-          <w:lang w:val="hi_IN" w:bidi="hi_IN"/>
-        </w:rPr>
-      </w:r>
-      <w:r>
-        <w:rPr>
-          <w:b/>
-          <w:lang w:val="hi_IN" w:bidi="hi_IN"/>
-        </w:rPr>
         <w:t>"उसने तुम्हें भी जिलाया, जो अपने अपराधों और पापों के कारण मरे हुए थे"</w:t>
       </w:r>
     </w:p>
@@ -7418,21 +6430,6 @@
           <w:b/>
           <w:lang w:val="hi_IN" w:bidi="hi_IN"/>
         </w:rPr>
-        <w:t>τοῖς παραπτώμασιν καὶ ταῖς ἁμαρτίαις ὑμῶν</w:t>
-      </w:r>
-    </w:p>
-    <w:p>
-      <w:pPr/>
-      <w:r>
-        <w:rPr>
-          <w:lang w:val="hi_IN" w:bidi="hi_IN"/>
-        </w:rPr>
-      </w:r>
-      <w:r>
-        <w:rPr>
-          <w:b/>
-          <w:lang w:val="hi_IN" w:bidi="hi_IN"/>
-        </w:rPr>
         <w:t>"अपने अपराधों और पापों के कारण"</w:t>
       </w:r>
     </w:p>
@@ -7536,21 +6533,6 @@
           <w:b/>
           <w:lang w:val="hi_IN" w:bidi="hi_IN"/>
         </w:rPr>
-        <w:t>τοῖς παραπτώμασιν καὶ ταῖς ἁμαρτίαις ὑμῶν</w:t>
-      </w:r>
-    </w:p>
-    <w:p>
-      <w:pPr/>
-      <w:r>
-        <w:rPr>
-          <w:lang w:val="hi_IN" w:bidi="hi_IN"/>
-        </w:rPr>
-      </w:r>
-      <w:r>
-        <w:rPr>
-          <w:b/>
-          <w:lang w:val="hi_IN" w:bidi="hi_IN"/>
-        </w:rPr>
         <w:t>"अपने अपराधों और पापों के कारण"</w:t>
       </w:r>
     </w:p>
@@ -7654,21 +6636,6 @@
           <w:b/>
           <w:lang w:val="hi_IN" w:bidi="hi_IN"/>
         </w:rPr>
-        <w:t>ἐν αἷς ποτε περιεπατήσατε</w:t>
-      </w:r>
-    </w:p>
-    <w:p>
-      <w:pPr/>
-      <w:r>
-        <w:rPr>
-          <w:lang w:val="hi_IN" w:bidi="hi_IN"/>
-        </w:rPr>
-      </w:r>
-      <w:r>
-        <w:rPr>
-          <w:b/>
-          <w:lang w:val="hi_IN" w:bidi="hi_IN"/>
-        </w:rPr>
         <w:t>"जिनमें तुम पहले"</w:t>
       </w:r>
       <w:r>
@@ -7778,21 +6745,6 @@
           <w:b/>
           <w:lang w:val="hi_IN" w:bidi="hi_IN"/>
         </w:rPr>
-        <w:t>κατὰ τὸν αἰῶνα τοῦ κόσμου τούτου</w:t>
-      </w:r>
-    </w:p>
-    <w:p>
-      <w:pPr/>
-      <w:r>
-        <w:rPr>
-          <w:lang w:val="hi_IN" w:bidi="hi_IN"/>
-        </w:rPr>
-      </w:r>
-      <w:r>
-        <w:rPr>
-          <w:b/>
-          <w:lang w:val="hi_IN" w:bidi="hi_IN"/>
-        </w:rPr>
         <w:t>"इस संसार की"</w:t>
       </w:r>
       <w:r>
@@ -7991,21 +6943,6 @@
           <w:b/>
           <w:lang w:val="hi_IN" w:bidi="hi_IN"/>
         </w:rPr>
-        <w:t>τοῦ πνεύματος τοῦ νῦν ἐνεργοῦντος</w:t>
-      </w:r>
-    </w:p>
-    <w:p>
-      <w:pPr/>
-      <w:r>
-        <w:rPr>
-          <w:lang w:val="hi_IN" w:bidi="hi_IN"/>
-        </w:rPr>
-      </w:r>
-      <w:r>
-        <w:rPr>
-          <w:b/>
-          <w:lang w:val="hi_IN" w:bidi="hi_IN"/>
-        </w:rPr>
         <w:t>"अर्थात्"</w:t>
       </w:r>
       <w:r>
@@ -8108,21 +7045,6 @@
           <w:b/>
           <w:lang w:val="hi_IN" w:bidi="hi_IN"/>
         </w:rPr>
-        <w:t>τοῖς υἱοῖς τῆς ἀπειθείας</w:t>
-      </w:r>
-    </w:p>
-    <w:p>
-      <w:pPr/>
-      <w:r>
-        <w:rPr>
-          <w:lang w:val="hi_IN" w:bidi="hi_IN"/>
-        </w:rPr>
-      </w:r>
-      <w:r>
-        <w:rPr>
-          <w:b/>
-          <w:lang w:val="hi_IN" w:bidi="hi_IN"/>
-        </w:rPr>
         <w:t>"आज्ञा न माननेवालों"</w:t>
       </w:r>
       <w:r>
@@ -8219,21 +7141,6 @@
           <w:b/>
           <w:lang w:val="hi_IN" w:bidi="hi_IN"/>
         </w:rPr>
-        <w:t>τὰ θελήματα τῆς σαρκὸς καὶ τῶν διανοιῶν</w:t>
-      </w:r>
-    </w:p>
-    <w:p>
-      <w:pPr/>
-      <w:r>
-        <w:rPr>
-          <w:lang w:val="hi_IN" w:bidi="hi_IN"/>
-        </w:rPr>
-      </w:r>
-      <w:r>
-        <w:rPr>
-          <w:b/>
-          <w:lang w:val="hi_IN" w:bidi="hi_IN"/>
-        </w:rPr>
         <w:t>"शरीर, और मन की मनसाएँ"</w:t>
       </w:r>
       <w:r>
@@ -8350,21 +7257,6 @@
           <w:b/>
           <w:lang w:val="hi_IN" w:bidi="hi_IN"/>
         </w:rPr>
-        <w:t>τέκνα &amp; ὀργῆς</w:t>
-      </w:r>
-    </w:p>
-    <w:p>
-      <w:pPr/>
-      <w:r>
-        <w:rPr>
-          <w:lang w:val="hi_IN" w:bidi="hi_IN"/>
-        </w:rPr>
-      </w:r>
-      <w:r>
-        <w:rPr>
-          <w:b/>
-          <w:lang w:val="hi_IN" w:bidi="hi_IN"/>
-        </w:rPr>
         <w:t>"क्रोध"</w:t>
       </w:r>
       <w:r>
@@ -8461,21 +7353,6 @@
           <w:b/>
           <w:lang w:val="hi_IN" w:bidi="hi_IN"/>
         </w:rPr>
-        <w:t>δὲ</w:t>
-      </w:r>
-    </w:p>
-    <w:p>
-      <w:pPr/>
-      <w:r>
-        <w:rPr>
-          <w:lang w:val="hi_IN" w:bidi="hi_IN"/>
-        </w:rPr>
-      </w:r>
-      <w:r>
-        <w:rPr>
-          <w:b/>
-          <w:lang w:val="hi_IN" w:bidi="hi_IN"/>
-        </w:rPr>
         <w:t>"परन्तु"</w:t>
       </w:r>
     </w:p>
@@ -8566,21 +7443,6 @@
           <w:b/>
           <w:lang w:val="hi_IN" w:bidi="hi_IN"/>
         </w:rPr>
-        <w:t>Θεὸς πλούσιος ὢν ἐν ἐλέει</w:t>
-      </w:r>
-    </w:p>
-    <w:p>
-      <w:pPr/>
-      <w:r>
-        <w:rPr>
-          <w:lang w:val="hi_IN" w:bidi="hi_IN"/>
-        </w:rPr>
-      </w:r>
-      <w:r>
-        <w:rPr>
-          <w:b/>
-          <w:lang w:val="hi_IN" w:bidi="hi_IN"/>
-        </w:rPr>
         <w:t>"परमेश्वर ने"</w:t>
       </w:r>
       <w:r>
@@ -8657,21 +7519,6 @@
           <w:b/>
           <w:lang w:val="hi_IN" w:bidi="hi_IN"/>
         </w:rPr>
-        <w:t>διὰ τὴν πολλὴν ἀγάπην αὐτοῦ, ἣν ἠγάπησεν ἡμᾶς</w:t>
-      </w:r>
-    </w:p>
-    <w:p>
-      <w:pPr/>
-      <w:r>
-        <w:rPr>
-          <w:lang w:val="hi_IN" w:bidi="hi_IN"/>
-        </w:rPr>
-      </w:r>
-      <w:r>
-        <w:rPr>
-          <w:b/>
-          <w:lang w:val="hi_IN" w:bidi="hi_IN"/>
-        </w:rPr>
         <w:t>"अपने उस बड़े प्रेम के कारण जिससे उसने हम से प्रेम किया"</w:t>
       </w:r>
     </w:p>
@@ -8742,21 +7589,6 @@
           <w:b/>
           <w:lang w:val="hi_IN" w:bidi="hi_IN"/>
         </w:rPr>
-        <w:t>χάριτί ἐστε σεσῳσμένοι</w:t>
-      </w:r>
-    </w:p>
-    <w:p>
-      <w:pPr/>
-      <w:r>
-        <w:rPr>
-          <w:lang w:val="hi_IN" w:bidi="hi_IN"/>
-        </w:rPr>
-      </w:r>
-      <w:r>
-        <w:rPr>
-          <w:b/>
-          <w:lang w:val="hi_IN" w:bidi="hi_IN"/>
-        </w:rPr>
         <w:t>"अनुग्रह ही से तुम्हारा उद्धार हुआ है"</w:t>
       </w:r>
     </w:p>
@@ -8840,21 +7672,6 @@
           <w:b/>
           <w:lang w:val="hi_IN" w:bidi="hi_IN"/>
         </w:rPr>
-        <w:t>χάριτί ἐστε σεσῳσμένοι</w:t>
-      </w:r>
-    </w:p>
-    <w:p>
-      <w:pPr/>
-      <w:r>
-        <w:rPr>
-          <w:lang w:val="hi_IN" w:bidi="hi_IN"/>
-        </w:rPr>
-      </w:r>
-      <w:r>
-        <w:rPr>
-          <w:b/>
-          <w:lang w:val="hi_IN" w:bidi="hi_IN"/>
-        </w:rPr>
         <w:t>"अनुग्रह ही से तुम्हारा उद्धार हुआ है"</w:t>
       </w:r>
     </w:p>
@@ -8945,21 +7762,6 @@
           <w:b/>
           <w:lang w:val="hi_IN" w:bidi="hi_IN"/>
         </w:rPr>
-        <w:t>συνήγειρεν</w:t>
-      </w:r>
-    </w:p>
-    <w:p>
-      <w:pPr/>
-      <w:r>
-        <w:rPr>
-          <w:lang w:val="hi_IN" w:bidi="hi_IN"/>
-        </w:rPr>
-      </w:r>
-      <w:r>
-        <w:rPr>
-          <w:b/>
-          <w:lang w:val="hi_IN" w:bidi="hi_IN"/>
-        </w:rPr>
         <w:t>"उसके साथ उठाया"</w:t>
       </w:r>
     </w:p>
@@ -9050,21 +7852,6 @@
           <w:b/>
           <w:lang w:val="hi_IN" w:bidi="hi_IN"/>
         </w:rPr>
-        <w:t>συνήγειρεν</w:t>
-      </w:r>
-    </w:p>
-    <w:p>
-      <w:pPr/>
-      <w:r>
-        <w:rPr>
-          <w:lang w:val="hi_IN" w:bidi="hi_IN"/>
-        </w:rPr>
-      </w:r>
-      <w:r>
-        <w:rPr>
-          <w:b/>
-          <w:lang w:val="hi_IN" w:bidi="hi_IN"/>
-        </w:rPr>
         <w:t>"उसके साथ उठाया"</w:t>
       </w:r>
     </w:p>
@@ -9148,21 +7935,6 @@
           <w:b/>
           <w:lang w:val="hi_IN" w:bidi="hi_IN"/>
         </w:rPr>
-        <w:t>συνεκάθισεν</w:t>
-      </w:r>
-    </w:p>
-    <w:p>
-      <w:pPr/>
-      <w:r>
-        <w:rPr>
-          <w:lang w:val="hi_IN" w:bidi="hi_IN"/>
-        </w:rPr>
-      </w:r>
-      <w:r>
-        <w:rPr>
-          <w:b/>
-          <w:lang w:val="hi_IN" w:bidi="hi_IN"/>
-        </w:rPr>
         <w:t>"उसके साथ बैठाया"</w:t>
       </w:r>
     </w:p>
@@ -9232,21 +8004,6 @@
         <w:rPr>
           <w:lang w:val="hi_IN" w:bidi="hi_IN"/>
         </w:rPr>
-      </w:r>
-    </w:p>
-    <w:p>
-      <w:pPr/>
-      <w:r>
-        <w:rPr>
-          <w:lang w:val="hi_IN" w:bidi="hi_IN"/>
-        </w:rPr>
-      </w:r>
-      <w:r>
-        <w:rPr>
-          <w:b/>
-          <w:lang w:val="hi_IN" w:bidi="hi_IN"/>
-        </w:rPr>
-        <w:t>ἐν τοῖς ἐπουρανίοις</w:t>
       </w:r>
     </w:p>
     <w:p>
@@ -9355,21 +8112,6 @@
           <w:b/>
           <w:lang w:val="hi_IN" w:bidi="hi_IN"/>
         </w:rPr>
-        <w:t>ἐν Χριστῷ Ἰησοῦ</w:t>
-      </w:r>
-    </w:p>
-    <w:p>
-      <w:pPr/>
-      <w:r>
-        <w:rPr>
-          <w:lang w:val="hi_IN" w:bidi="hi_IN"/>
-        </w:rPr>
-      </w:r>
-      <w:r>
-        <w:rPr>
-          <w:b/>
-          <w:lang w:val="hi_IN" w:bidi="hi_IN"/>
-        </w:rPr>
         <w:t>"मसीह यीशु में"</w:t>
       </w:r>
     </w:p>
@@ -9440,21 +8182,6 @@
           <w:b/>
           <w:lang w:val="hi_IN" w:bidi="hi_IN"/>
         </w:rPr>
-        <w:t>ἵνα</w:t>
-      </w:r>
-    </w:p>
-    <w:p>
-      <w:pPr/>
-      <w:r>
-        <w:rPr>
-          <w:lang w:val="hi_IN" w:bidi="hi_IN"/>
-        </w:rPr>
-      </w:r>
-      <w:r>
-        <w:rPr>
-          <w:b/>
-          <w:lang w:val="hi_IN" w:bidi="hi_IN"/>
-        </w:rPr>
         <w:t>"कि"</w:t>
       </w:r>
     </w:p>
@@ -9551,21 +8278,6 @@
           <w:b/>
           <w:lang w:val="hi_IN" w:bidi="hi_IN"/>
         </w:rPr>
-        <w:t>ἐν τοῖς αἰῶσιν, τοῖς ἐπερχομένοις</w:t>
-      </w:r>
-    </w:p>
-    <w:p>
-      <w:pPr/>
-      <w:r>
-        <w:rPr>
-          <w:lang w:val="hi_IN" w:bidi="hi_IN"/>
-        </w:rPr>
-      </w:r>
-      <w:r>
-        <w:rPr>
-          <w:b/>
-          <w:lang w:val="hi_IN" w:bidi="hi_IN"/>
-        </w:rPr>
         <w:t>"उस"</w:t>
       </w:r>
       <w:r>
@@ -9642,21 +8354,6 @@
           <w:b/>
           <w:lang w:val="hi_IN" w:bidi="hi_IN"/>
         </w:rPr>
-        <w:t>γὰρ</w:t>
-      </w:r>
-    </w:p>
-    <w:p>
-      <w:pPr/>
-      <w:r>
-        <w:rPr>
-          <w:lang w:val="hi_IN" w:bidi="hi_IN"/>
-        </w:rPr>
-      </w:r>
-      <w:r>
-        <w:rPr>
-          <w:b/>
-          <w:lang w:val="hi_IN" w:bidi="hi_IN"/>
-        </w:rPr>
         <w:t>"क्योंकि"</w:t>
       </w:r>
     </w:p>
@@ -9733,21 +8430,6 @@
         <w:rPr>
           <w:lang w:val="hi_IN" w:bidi="hi_IN"/>
         </w:rPr>
-      </w:r>
-    </w:p>
-    <w:p>
-      <w:pPr/>
-      <w:r>
-        <w:rPr>
-          <w:lang w:val="hi_IN" w:bidi="hi_IN"/>
-        </w:rPr>
-      </w:r>
-      <w:r>
-        <w:rPr>
-          <w:b/>
-          <w:lang w:val="hi_IN" w:bidi="hi_IN"/>
-        </w:rPr>
-        <w:t>τῇ γὰρ χάριτί ἐστε σεσῳσμένοι διὰ πίστεως</w:t>
       </w:r>
     </w:p>
     <w:p>
@@ -9966,21 +8648,6 @@
           <w:b/>
           <w:lang w:val="hi_IN" w:bidi="hi_IN"/>
         </w:rPr>
-        <w:t>τοῦτο</w:t>
-      </w:r>
-    </w:p>
-    <w:p>
-      <w:pPr/>
-      <w:r>
-        <w:rPr>
-          <w:lang w:val="hi_IN" w:bidi="hi_IN"/>
-        </w:rPr>
-      </w:r>
-      <w:r>
-        <w:rPr>
-          <w:b/>
-          <w:lang w:val="hi_IN" w:bidi="hi_IN"/>
-        </w:rPr>
         <w:t>"यह"</w:t>
       </w:r>
     </w:p>
@@ -10236,21 +8903,6 @@
           <w:b/>
           <w:lang w:val="hi_IN" w:bidi="hi_IN"/>
         </w:rPr>
-        <w:t>γάρ</w:t>
-      </w:r>
-    </w:p>
-    <w:p>
-      <w:pPr/>
-      <w:r>
-        <w:rPr>
-          <w:lang w:val="hi_IN" w:bidi="hi_IN"/>
-        </w:rPr>
-      </w:r>
-      <w:r>
-        <w:rPr>
-          <w:b/>
-          <w:lang w:val="hi_IN" w:bidi="hi_IN"/>
-        </w:rPr>
         <w:t>"क्योंकि"</w:t>
       </w:r>
     </w:p>
@@ -10347,21 +8999,6 @@
           <w:b/>
           <w:lang w:val="hi_IN" w:bidi="hi_IN"/>
         </w:rPr>
-        <w:t>ἐν Χριστῷ Ἰησοῦ</w:t>
-      </w:r>
-    </w:p>
-    <w:p>
-      <w:pPr/>
-      <w:r>
-        <w:rPr>
-          <w:lang w:val="hi_IN" w:bidi="hi_IN"/>
-        </w:rPr>
-      </w:r>
-      <w:r>
-        <w:rPr>
-          <w:b/>
-          <w:lang w:val="hi_IN" w:bidi="hi_IN"/>
-        </w:rPr>
         <w:t>"मसीह यीशु में"</w:t>
       </w:r>
     </w:p>
@@ -10432,21 +9069,6 @@
           <w:b/>
           <w:lang w:val="hi_IN" w:bidi="hi_IN"/>
         </w:rPr>
-        <w:t>ἵνα</w:t>
-      </w:r>
-    </w:p>
-    <w:p>
-      <w:pPr/>
-      <w:r>
-        <w:rPr>
-          <w:lang w:val="hi_IN" w:bidi="hi_IN"/>
-        </w:rPr>
-      </w:r>
-      <w:r>
-        <w:rPr>
-          <w:b/>
-          <w:lang w:val="hi_IN" w:bidi="hi_IN"/>
-        </w:rPr>
         <w:t>"जिन्हें"</w:t>
       </w:r>
     </w:p>
@@ -10543,21 +9165,6 @@
           <w:b/>
           <w:lang w:val="hi_IN" w:bidi="hi_IN"/>
         </w:rPr>
-        <w:t>ἐν αὐτοῖς περιπατήσωμεν</w:t>
-      </w:r>
-    </w:p>
-    <w:p>
-      <w:pPr/>
-      <w:r>
-        <w:rPr>
-          <w:lang w:val="hi_IN" w:bidi="hi_IN"/>
-        </w:rPr>
-      </w:r>
-      <w:r>
-        <w:rPr>
-          <w:b/>
-          <w:lang w:val="hi_IN" w:bidi="hi_IN"/>
-        </w:rPr>
         <w:t>"हमारे करने के लिये"</w:t>
       </w:r>
     </w:p>
@@ -10667,21 +9274,6 @@
           <w:b/>
           <w:lang w:val="hi_IN" w:bidi="hi_IN"/>
         </w:rPr>
-        <w:t>διὸ</w:t>
-      </w:r>
-    </w:p>
-    <w:p>
-      <w:pPr/>
-      <w:r>
-        <w:rPr>
-          <w:lang w:val="hi_IN" w:bidi="hi_IN"/>
-        </w:rPr>
-      </w:r>
-      <w:r>
-        <w:rPr>
-          <w:b/>
-          <w:lang w:val="hi_IN" w:bidi="hi_IN"/>
-        </w:rPr>
         <w:t>"इस कारण"</w:t>
       </w:r>
     </w:p>
@@ -10841,21 +9433,6 @@
           <w:b/>
           <w:lang w:val="hi_IN" w:bidi="hi_IN"/>
         </w:rPr>
-        <w:t>τὰ ἔθνη ἐν σαρκί</w:t>
-      </w:r>
-    </w:p>
-    <w:p>
-      <w:pPr/>
-      <w:r>
-        <w:rPr>
-          <w:lang w:val="hi_IN" w:bidi="hi_IN"/>
-        </w:rPr>
-      </w:r>
-      <w:r>
-        <w:rPr>
-          <w:b/>
-          <w:lang w:val="hi_IN" w:bidi="hi_IN"/>
-        </w:rPr>
         <w:t>"जो शारीरिक रीति से अन्यजाति हो"</w:t>
       </w:r>
     </w:p>
@@ -10939,21 +9516,6 @@
           <w:b/>
           <w:lang w:val="hi_IN" w:bidi="hi_IN"/>
         </w:rPr>
-        <w:t>ἀκροβυστία</w:t>
-      </w:r>
-    </w:p>
-    <w:p>
-      <w:pPr/>
-      <w:r>
-        <w:rPr>
-          <w:lang w:val="hi_IN" w:bidi="hi_IN"/>
-        </w:rPr>
-      </w:r>
-      <w:r>
-        <w:rPr>
-          <w:b/>
-          <w:lang w:val="hi_IN" w:bidi="hi_IN"/>
-        </w:rPr>
         <w:t>"खतनारहित"</w:t>
       </w:r>
     </w:p>
@@ -11037,21 +9599,6 @@
           <w:b/>
           <w:lang w:val="hi_IN" w:bidi="hi_IN"/>
         </w:rPr>
-        <w:t>περιτομῆς</w:t>
-      </w:r>
-    </w:p>
-    <w:p>
-      <w:pPr/>
-      <w:r>
-        <w:rPr>
-          <w:lang w:val="hi_IN" w:bidi="hi_IN"/>
-        </w:rPr>
-      </w:r>
-      <w:r>
-        <w:rPr>
-          <w:b/>
-          <w:lang w:val="hi_IN" w:bidi="hi_IN"/>
-        </w:rPr>
         <w:t>"खतनावाले"</w:t>
       </w:r>
     </w:p>
@@ -11135,21 +9682,6 @@
           <w:b/>
           <w:lang w:val="hi_IN" w:bidi="hi_IN"/>
         </w:rPr>
-        <w:t>ὑπὸ τῆς λεγομένης</w:t>
-      </w:r>
-    </w:p>
-    <w:p>
-      <w:pPr/>
-      <w:r>
-        <w:rPr>
-          <w:lang w:val="hi_IN" w:bidi="hi_IN"/>
-        </w:rPr>
-      </w:r>
-      <w:r>
-        <w:rPr>
-          <w:b/>
-          <w:lang w:val="hi_IN" w:bidi="hi_IN"/>
-        </w:rPr>
         <w:t>"वे तुम को"</w:t>
       </w:r>
       <w:r>
@@ -11335,21 +9867,6 @@
           <w:b/>
           <w:lang w:val="hi_IN" w:bidi="hi_IN"/>
         </w:rPr>
-        <w:t>ὅτι</w:t>
-      </w:r>
-    </w:p>
-    <w:p>
-      <w:pPr/>
-      <w:r>
-        <w:rPr>
-          <w:lang w:val="hi_IN" w:bidi="hi_IN"/>
-        </w:rPr>
-      </w:r>
-      <w:r>
-        <w:rPr>
-          <w:b/>
-          <w:lang w:val="hi_IN" w:bidi="hi_IN"/>
-        </w:rPr>
         <w:t>""</w:t>
       </w:r>
     </w:p>
@@ -11446,21 +9963,6 @@
           <w:b/>
           <w:lang w:val="hi_IN" w:bidi="hi_IN"/>
         </w:rPr>
-        <w:t>χωρὶς Χριστοῦ</w:t>
-      </w:r>
-    </w:p>
-    <w:p>
-      <w:pPr/>
-      <w:r>
-        <w:rPr>
-          <w:lang w:val="hi_IN" w:bidi="hi_IN"/>
-        </w:rPr>
-      </w:r>
-      <w:r>
-        <w:rPr>
-          <w:b/>
-          <w:lang w:val="hi_IN" w:bidi="hi_IN"/>
-        </w:rPr>
         <w:t>"मसीह से अलग"</w:t>
       </w:r>
       <w:r>
@@ -11537,21 +10039,6 @@
           <w:b/>
           <w:lang w:val="hi_IN" w:bidi="hi_IN"/>
         </w:rPr>
-        <w:t>ξένοι τῶν διαθηκῶν τῆς ἐπαγγελίας</w:t>
-      </w:r>
-    </w:p>
-    <w:p>
-      <w:pPr/>
-      <w:r>
-        <w:rPr>
-          <w:lang w:val="hi_IN" w:bidi="hi_IN"/>
-        </w:rPr>
-      </w:r>
-      <w:r>
-        <w:rPr>
-          <w:b/>
-          <w:lang w:val="hi_IN" w:bidi="hi_IN"/>
-        </w:rPr>
         <w:t>"और प्रतिज्ञा की वाचाओं के भागी न थे"</w:t>
       </w:r>
     </w:p>
@@ -11635,21 +10122,6 @@
           <w:b/>
           <w:lang w:val="hi_IN" w:bidi="hi_IN"/>
         </w:rPr>
-        <w:t>δὲ</w:t>
-      </w:r>
-    </w:p>
-    <w:p>
-      <w:pPr/>
-      <w:r>
-        <w:rPr>
-          <w:lang w:val="hi_IN" w:bidi="hi_IN"/>
-        </w:rPr>
-      </w:r>
-      <w:r>
-        <w:rPr>
-          <w:b/>
-          <w:lang w:val="hi_IN" w:bidi="hi_IN"/>
-        </w:rPr>
         <w:t>"पर"</w:t>
       </w:r>
     </w:p>
@@ -11746,21 +10218,6 @@
           <w:b/>
           <w:lang w:val="hi_IN" w:bidi="hi_IN"/>
         </w:rPr>
-        <w:t>ὑμεῖς οἵ ποτε ὄντες μακρὰν, ἐγενήθητε ἐγγὺς ἐν τῷ αἵματι τοῦ Χριστοῦ</w:t>
-      </w:r>
-    </w:p>
-    <w:p>
-      <w:pPr/>
-      <w:r>
-        <w:rPr>
-          <w:lang w:val="hi_IN" w:bidi="hi_IN"/>
-        </w:rPr>
-      </w:r>
-      <w:r>
-        <w:rPr>
-          <w:b/>
-          <w:lang w:val="hi_IN" w:bidi="hi_IN"/>
-        </w:rPr>
         <w:t>"तुम जो पहले दूर थे, मसीह के लहू के द्वारा निकट हो गए हो"</w:t>
       </w:r>
     </w:p>
@@ -11844,21 +10301,6 @@
           <w:b/>
           <w:lang w:val="hi_IN" w:bidi="hi_IN"/>
         </w:rPr>
-        <w:t>ἐν τῷ αἵματι τοῦ Χριστοῦ</w:t>
-      </w:r>
-    </w:p>
-    <w:p>
-      <w:pPr/>
-      <w:r>
-        <w:rPr>
-          <w:lang w:val="hi_IN" w:bidi="hi_IN"/>
-        </w:rPr>
-      </w:r>
-      <w:r>
-        <w:rPr>
-          <w:b/>
-          <w:lang w:val="hi_IN" w:bidi="hi_IN"/>
-        </w:rPr>
         <w:t>"मसीह के लहू के द्वारा"</w:t>
       </w:r>
     </w:p>
@@ -11942,21 +10384,6 @@
           <w:b/>
           <w:lang w:val="hi_IN" w:bidi="hi_IN"/>
         </w:rPr>
-        <w:t>γάρ</w:t>
-      </w:r>
-    </w:p>
-    <w:p>
-      <w:pPr/>
-      <w:r>
-        <w:rPr>
-          <w:lang w:val="hi_IN" w:bidi="hi_IN"/>
-        </w:rPr>
-      </w:r>
-      <w:r>
-        <w:rPr>
-          <w:b/>
-          <w:lang w:val="hi_IN" w:bidi="hi_IN"/>
-        </w:rPr>
         <w:t>"क्योंकि"</w:t>
       </w:r>
     </w:p>
@@ -12053,21 +10480,6 @@
           <w:b/>
           <w:lang w:val="hi_IN" w:bidi="hi_IN"/>
         </w:rPr>
-        <w:t>αὐτὸς &amp; ἐστιν ἡ εἰρήνη ἡμῶν</w:t>
-      </w:r>
-    </w:p>
-    <w:p>
-      <w:pPr/>
-      <w:r>
-        <w:rPr>
-          <w:lang w:val="hi_IN" w:bidi="hi_IN"/>
-        </w:rPr>
-      </w:r>
-      <w:r>
-        <w:rPr>
-          <w:b/>
-          <w:lang w:val="hi_IN" w:bidi="hi_IN"/>
-        </w:rPr>
         <w:t>"वही हमारा मेल है"</w:t>
       </w:r>
     </w:p>
@@ -12131,21 +10543,6 @@
           <w:b/>
           <w:lang w:val="hi_IN" w:bidi="hi_IN"/>
         </w:rPr>
-        <w:t>ἡ εἰρήνη ἡμῶν</w:t>
-      </w:r>
-    </w:p>
-    <w:p>
-      <w:pPr/>
-      <w:r>
-        <w:rPr>
-          <w:lang w:val="hi_IN" w:bidi="hi_IN"/>
-        </w:rPr>
-      </w:r>
-      <w:r>
-        <w:rPr>
-          <w:b/>
-          <w:lang w:val="hi_IN" w:bidi="hi_IN"/>
-        </w:rPr>
         <w:t>"हमारा मेल"</w:t>
       </w:r>
     </w:p>
@@ -12236,21 +10633,6 @@
           <w:b/>
           <w:lang w:val="hi_IN" w:bidi="hi_IN"/>
         </w:rPr>
-        <w:t>ὁ ποιήσας τὰ ἀμφότερα ἓν</w:t>
-      </w:r>
-    </w:p>
-    <w:p>
-      <w:pPr/>
-      <w:r>
-        <w:rPr>
-          <w:lang w:val="hi_IN" w:bidi="hi_IN"/>
-        </w:rPr>
-      </w:r>
-      <w:r>
-        <w:rPr>
-          <w:b/>
-          <w:lang w:val="hi_IN" w:bidi="hi_IN"/>
-        </w:rPr>
         <w:t>"एक कर दिया"</w:t>
       </w:r>
     </w:p>
@@ -12314,21 +10696,6 @@
           <w:b/>
           <w:lang w:val="hi_IN" w:bidi="hi_IN"/>
         </w:rPr>
-        <w:t>ἐν τῇ σαρκὶ αὐτοῦ</w:t>
-      </w:r>
-    </w:p>
-    <w:p>
-      <w:pPr/>
-      <w:r>
-        <w:rPr>
-          <w:lang w:val="hi_IN" w:bidi="hi_IN"/>
-        </w:rPr>
-      </w:r>
-      <w:r>
-        <w:rPr>
-          <w:b/>
-          <w:lang w:val="hi_IN" w:bidi="hi_IN"/>
-        </w:rPr>
         <w:t>""</w:t>
       </w:r>
     </w:p>
@@ -12425,21 +10792,6 @@
           <w:b/>
           <w:lang w:val="hi_IN" w:bidi="hi_IN"/>
         </w:rPr>
-        <w:t>τὸ μεσότοιχον τοῦ φραγμοῦ &amp; τὴν ἔχθραν</w:t>
-      </w:r>
-    </w:p>
-    <w:p>
-      <w:pPr/>
-      <w:r>
-        <w:rPr>
-          <w:lang w:val="hi_IN" w:bidi="hi_IN"/>
-        </w:rPr>
-      </w:r>
-      <w:r>
-        <w:rPr>
-          <w:b/>
-          <w:lang w:val="hi_IN" w:bidi="hi_IN"/>
-        </w:rPr>
         <w:t>"अलग करनेवाले दीवार को जो बीच में थी"</w:t>
       </w:r>
     </w:p>
@@ -12586,21 +10938,6 @@
           <w:b/>
           <w:lang w:val="hi_IN" w:bidi="hi_IN"/>
         </w:rPr>
-        <w:t>ἵνα</w:t>
-      </w:r>
-    </w:p>
-    <w:p>
-      <w:pPr/>
-      <w:r>
-        <w:rPr>
-          <w:lang w:val="hi_IN" w:bidi="hi_IN"/>
-        </w:rPr>
-      </w:r>
-      <w:r>
-        <w:rPr>
-          <w:b/>
-          <w:lang w:val="hi_IN" w:bidi="hi_IN"/>
-        </w:rPr>
         <w:t>"कि"</w:t>
       </w:r>
       <w:r>
@@ -12710,21 +11047,6 @@
           <w:b/>
           <w:lang w:val="hi_IN" w:bidi="hi_IN"/>
         </w:rPr>
-        <w:t>ἕνα καινὸν ἄνθρωπον</w:t>
-      </w:r>
-    </w:p>
-    <w:p>
-      <w:pPr/>
-      <w:r>
-        <w:rPr>
-          <w:lang w:val="hi_IN" w:bidi="hi_IN"/>
-        </w:rPr>
-      </w:r>
-      <w:r>
-        <w:rPr>
-          <w:b/>
-          <w:lang w:val="hi_IN" w:bidi="hi_IN"/>
-        </w:rPr>
         <w:t>"कि"</w:t>
       </w:r>
       <w:r>
@@ -12821,21 +11143,6 @@
           <w:b/>
           <w:lang w:val="hi_IN" w:bidi="hi_IN"/>
         </w:rPr>
-        <w:t>ἐν αὑτῷ</w:t>
-      </w:r>
-    </w:p>
-    <w:p>
-      <w:pPr/>
-      <w:r>
-        <w:rPr>
-          <w:lang w:val="hi_IN" w:bidi="hi_IN"/>
-        </w:rPr>
-      </w:r>
-      <w:r>
-        <w:rPr>
-          <w:b/>
-          <w:lang w:val="hi_IN" w:bidi="hi_IN"/>
-        </w:rPr>
         <w:t>"अपने में"</w:t>
       </w:r>
     </w:p>
@@ -12899,21 +11206,6 @@
           <w:b/>
           <w:lang w:val="hi_IN" w:bidi="hi_IN"/>
         </w:rPr>
-        <w:t>ἀποκαταλλάξῃ τοὺς ἀμφοτέρους</w:t>
-      </w:r>
-    </w:p>
-    <w:p>
-      <w:pPr/>
-      <w:r>
-        <w:rPr>
-          <w:lang w:val="hi_IN" w:bidi="hi_IN"/>
-        </w:rPr>
-      </w:r>
-      <w:r>
-        <w:rPr>
-          <w:b/>
-          <w:lang w:val="hi_IN" w:bidi="hi_IN"/>
-        </w:rPr>
         <w:t>"दोनों को"</w:t>
       </w:r>
       <w:r>
@@ -12990,21 +11282,6 @@
           <w:b/>
           <w:lang w:val="hi_IN" w:bidi="hi_IN"/>
         </w:rPr>
-        <w:t>ἐν ἑνὶ σώματι</w:t>
-      </w:r>
-    </w:p>
-    <w:p>
-      <w:pPr/>
-      <w:r>
-        <w:rPr>
-          <w:lang w:val="hi_IN" w:bidi="hi_IN"/>
-        </w:rPr>
-      </w:r>
-      <w:r>
-        <w:rPr>
-          <w:b/>
-          <w:lang w:val="hi_IN" w:bidi="hi_IN"/>
-        </w:rPr>
         <w:t>"पर"</w:t>
       </w:r>
       <w:r>
@@ -13101,21 +11378,6 @@
           <w:b/>
           <w:lang w:val="hi_IN" w:bidi="hi_IN"/>
         </w:rPr>
-        <w:t>διὰ τοῦ σταυροῦ</w:t>
-      </w:r>
-    </w:p>
-    <w:p>
-      <w:pPr/>
-      <w:r>
-        <w:rPr>
-          <w:lang w:val="hi_IN" w:bidi="hi_IN"/>
-        </w:rPr>
-      </w:r>
-      <w:r>
-        <w:rPr>
-          <w:b/>
-          <w:lang w:val="hi_IN" w:bidi="hi_IN"/>
-        </w:rPr>
         <w:t>"क्रूस"</w:t>
       </w:r>
       <w:r>
@@ -13212,21 +11474,6 @@
           <w:b/>
           <w:lang w:val="hi_IN" w:bidi="hi_IN"/>
         </w:rPr>
-        <w:t>ἀποκτείνας τὴν ἔχθραν</w:t>
-      </w:r>
-    </w:p>
-    <w:p>
-      <w:pPr/>
-      <w:r>
-        <w:rPr>
-          <w:lang w:val="hi_IN" w:bidi="hi_IN"/>
-        </w:rPr>
-      </w:r>
-      <w:r>
-        <w:rPr>
-          <w:b/>
-          <w:lang w:val="hi_IN" w:bidi="hi_IN"/>
-        </w:rPr>
         <w:t>"बैर को नाश करके"</w:t>
       </w:r>
     </w:p>
@@ -13462,21 +11709,6 @@
           <w:b/>
           <w:lang w:val="hi_IN" w:bidi="hi_IN"/>
         </w:rPr>
-        <w:t>ὑμῖν τοῖς μακρὰν</w:t>
-      </w:r>
-    </w:p>
-    <w:p>
-      <w:pPr/>
-      <w:r>
-        <w:rPr>
-          <w:lang w:val="hi_IN" w:bidi="hi_IN"/>
-        </w:rPr>
-      </w:r>
-      <w:r>
-        <w:rPr>
-          <w:b/>
-          <w:lang w:val="hi_IN" w:bidi="hi_IN"/>
-        </w:rPr>
         <w:t>"तुम्हें"</w:t>
       </w:r>
       <w:r>
@@ -13586,21 +11818,6 @@
           <w:b/>
           <w:lang w:val="hi_IN" w:bidi="hi_IN"/>
         </w:rPr>
-        <w:t>τοῖς ἐγγύς</w:t>
-      </w:r>
-    </w:p>
-    <w:p>
-      <w:pPr/>
-      <w:r>
-        <w:rPr>
-          <w:lang w:val="hi_IN" w:bidi="hi_IN"/>
-        </w:rPr>
-      </w:r>
-      <w:r>
-        <w:rPr>
-          <w:b/>
-          <w:lang w:val="hi_IN" w:bidi="hi_IN"/>
-        </w:rPr>
         <w:t>"जो"</w:t>
       </w:r>
       <w:r>
@@ -13794,21 +12011,6 @@
           <w:b/>
           <w:lang w:val="hi_IN" w:bidi="hi_IN"/>
         </w:rPr>
-        <w:t>ὅτι</w:t>
-      </w:r>
-    </w:p>
-    <w:p>
-      <w:pPr/>
-      <w:r>
-        <w:rPr>
-          <w:lang w:val="hi_IN" w:bidi="hi_IN"/>
-        </w:rPr>
-      </w:r>
-      <w:r>
-        <w:rPr>
-          <w:b/>
-          <w:lang w:val="hi_IN" w:bidi="hi_IN"/>
-        </w:rPr>
         <w:t>"क्योंकि"</w:t>
       </w:r>
     </w:p>
@@ -13968,21 +12170,6 @@
           <w:b/>
           <w:lang w:val="hi_IN" w:bidi="hi_IN"/>
         </w:rPr>
-        <w:t>ἄρα οὖν</w:t>
-      </w:r>
-    </w:p>
-    <w:p>
-      <w:pPr/>
-      <w:r>
-        <w:rPr>
-          <w:lang w:val="hi_IN" w:bidi="hi_IN"/>
-        </w:rPr>
-      </w:r>
-      <w:r>
-        <w:rPr>
-          <w:b/>
-          <w:lang w:val="hi_IN" w:bidi="hi_IN"/>
-        </w:rPr>
         <w:t>"इसलिए"</w:t>
       </w:r>
       <w:r>
@@ -14092,21 +12279,6 @@
           <w:b/>
           <w:lang w:val="hi_IN" w:bidi="hi_IN"/>
         </w:rPr>
-        <w:t>ξένοι καὶ πάροικοι</w:t>
-      </w:r>
-    </w:p>
-    <w:p>
-      <w:pPr/>
-      <w:r>
-        <w:rPr>
-          <w:lang w:val="hi_IN" w:bidi="hi_IN"/>
-        </w:rPr>
-      </w:r>
-      <w:r>
-        <w:rPr>
-          <w:b/>
-          <w:lang w:val="hi_IN" w:bidi="hi_IN"/>
-        </w:rPr>
         <w:t>"परदेशी और मुसाफिर"</w:t>
       </w:r>
     </w:p>
@@ -14210,21 +12382,6 @@
           <w:b/>
           <w:lang w:val="hi_IN" w:bidi="hi_IN"/>
         </w:rPr>
-        <w:t>ἀλλὰ</w:t>
-      </w:r>
-    </w:p>
-    <w:p>
-      <w:pPr/>
-      <w:r>
-        <w:rPr>
-          <w:lang w:val="hi_IN" w:bidi="hi_IN"/>
-        </w:rPr>
-      </w:r>
-      <w:r>
-        <w:rPr>
-          <w:b/>
-          <w:lang w:val="hi_IN" w:bidi="hi_IN"/>
-        </w:rPr>
         <w:t>"परन्तु"</w:t>
       </w:r>
     </w:p>
@@ -14321,21 +12478,6 @@
           <w:b/>
           <w:lang w:val="hi_IN" w:bidi="hi_IN"/>
         </w:rPr>
-        <w:t>ἐστὲ συνπολῖται τῶν ἁγίων καὶ οἰκεῖοι τοῦ Θεοῦ</w:t>
-      </w:r>
-    </w:p>
-    <w:p>
-      <w:pPr/>
-      <w:r>
-        <w:rPr>
-          <w:lang w:val="hi_IN" w:bidi="hi_IN"/>
-        </w:rPr>
-      </w:r>
-      <w:r>
-        <w:rPr>
-          <w:b/>
-          <w:lang w:val="hi_IN" w:bidi="hi_IN"/>
-        </w:rPr>
         <w:t>"पवित्र लोगों के संगी स्वदेशी और परमेश्वर के घराने के हो गए"</w:t>
       </w:r>
     </w:p>
@@ -14419,21 +12561,6 @@
           <w:b/>
           <w:lang w:val="hi_IN" w:bidi="hi_IN"/>
         </w:rPr>
-        <w:t>ἐποικοδομηθέντες ἐπὶ τῷ θεμελίῳ</w:t>
-      </w:r>
-    </w:p>
-    <w:p>
-      <w:pPr/>
-      <w:r>
-        <w:rPr>
-          <w:lang w:val="hi_IN" w:bidi="hi_IN"/>
-        </w:rPr>
-      </w:r>
-      <w:r>
-        <w:rPr>
-          <w:b/>
-          <w:lang w:val="hi_IN" w:bidi="hi_IN"/>
-        </w:rPr>
         <w:t>"और"</w:t>
       </w:r>
       <w:r>
@@ -14543,21 +12670,6 @@
           <w:b/>
           <w:lang w:val="hi_IN" w:bidi="hi_IN"/>
         </w:rPr>
-        <w:t>ἐποικοδομηθέντες</w:t>
-      </w:r>
-    </w:p>
-    <w:p>
-      <w:pPr/>
-      <w:r>
-        <w:rPr>
-          <w:lang w:val="hi_IN" w:bidi="hi_IN"/>
-        </w:rPr>
-      </w:r>
-      <w:r>
-        <w:rPr>
-          <w:b/>
-          <w:lang w:val="hi_IN" w:bidi="hi_IN"/>
-        </w:rPr>
         <w:t>"और"</w:t>
       </w:r>
       <w:r>
@@ -14654,21 +12766,6 @@
           <w:b/>
           <w:lang w:val="hi_IN" w:bidi="hi_IN"/>
         </w:rPr>
-        <w:t>πᾶσα οἰκοδομὴ συναρμολογουμένη, αὔξει εἰς ναὸν ἅγιον</w:t>
-      </w:r>
-    </w:p>
-    <w:p>
-      <w:pPr/>
-      <w:r>
-        <w:rPr>
-          <w:lang w:val="hi_IN" w:bidi="hi_IN"/>
-        </w:rPr>
-      </w:r>
-      <w:r>
-        <w:rPr>
-          <w:b/>
-          <w:lang w:val="hi_IN" w:bidi="hi_IN"/>
-        </w:rPr>
         <w:t>"सारी रचना एक साथ मिलकर"</w:t>
       </w:r>
       <w:r>
@@ -14765,21 +12862,6 @@
           <w:b/>
           <w:lang w:val="hi_IN" w:bidi="hi_IN"/>
         </w:rPr>
-        <w:t>ἐν ᾧ &amp; ἐν Κυρίῳ</w:t>
-      </w:r>
-    </w:p>
-    <w:p>
-      <w:pPr/>
-      <w:r>
-        <w:rPr>
-          <w:lang w:val="hi_IN" w:bidi="hi_IN"/>
-        </w:rPr>
-      </w:r>
-      <w:r>
-        <w:rPr>
-          <w:b/>
-          <w:lang w:val="hi_IN" w:bidi="hi_IN"/>
-        </w:rPr>
         <w:t>"जिसमें"</w:t>
       </w:r>
       <w:r>
@@ -14876,21 +12958,6 @@
           <w:b/>
           <w:lang w:val="hi_IN" w:bidi="hi_IN"/>
         </w:rPr>
-        <w:t>ἐν ᾧ</w:t>
-      </w:r>
-    </w:p>
-    <w:p>
-      <w:pPr/>
-      <w:r>
-        <w:rPr>
-          <w:lang w:val="hi_IN" w:bidi="hi_IN"/>
-        </w:rPr>
-      </w:r>
-      <w:r>
-        <w:rPr>
-          <w:b/>
-          <w:lang w:val="hi_IN" w:bidi="hi_IN"/>
-        </w:rPr>
         <w:t>"जिसमें"</w:t>
       </w:r>
     </w:p>
@@ -14974,21 +13041,6 @@
           <w:b/>
           <w:lang w:val="hi_IN" w:bidi="hi_IN"/>
         </w:rPr>
-        <w:t>καὶ ὑμεῖς συνοικοδομεῖσθε, εἰς κατοικητήριον τοῦ Θεοῦ ἐν Πνεύματι</w:t>
-      </w:r>
-    </w:p>
-    <w:p>
-      <w:pPr/>
-      <w:r>
-        <w:rPr>
-          <w:lang w:val="hi_IN" w:bidi="hi_IN"/>
-        </w:rPr>
-      </w:r>
-      <w:r>
-        <w:rPr>
-          <w:b/>
-          <w:lang w:val="hi_IN" w:bidi="hi_IN"/>
-        </w:rPr>
         <w:t>"तुम भी आत्मा के द्वारा परमेश्वर का होने के लिये एक साथ बनाए जाते हो"</w:t>
       </w:r>
     </w:p>
@@ -15072,21 +13124,6 @@
           <w:b/>
           <w:lang w:val="hi_IN" w:bidi="hi_IN"/>
         </w:rPr>
-        <w:t>καὶ ὑμεῖς συνοικοδομεῖσθε</w:t>
-      </w:r>
-    </w:p>
-    <w:p>
-      <w:pPr/>
-      <w:r>
-        <w:rPr>
-          <w:lang w:val="hi_IN" w:bidi="hi_IN"/>
-        </w:rPr>
-      </w:r>
-      <w:r>
-        <w:rPr>
-          <w:b/>
-          <w:lang w:val="hi_IN" w:bidi="hi_IN"/>
-        </w:rPr>
         <w:t>"तुम भी"</w:t>
       </w:r>
       <w:r>
@@ -15342,21 +13379,6 @@
           <w:b/>
           <w:lang w:val="hi_IN" w:bidi="hi_IN"/>
         </w:rPr>
-        <w:t>τούτου χάριν</w:t>
-      </w:r>
-    </w:p>
-    <w:p>
-      <w:pPr/>
-      <w:r>
-        <w:rPr>
-          <w:lang w:val="hi_IN" w:bidi="hi_IN"/>
-        </w:rPr>
-      </w:r>
-      <w:r>
-        <w:rPr>
-          <w:b/>
-          <w:lang w:val="hi_IN" w:bidi="hi_IN"/>
-        </w:rPr>
         <w:t>"इसी कारण"</w:t>
       </w:r>
     </w:p>
@@ -15440,21 +13462,6 @@
           <w:b/>
           <w:lang w:val="hi_IN" w:bidi="hi_IN"/>
         </w:rPr>
-        <w:t>ὁ δέσμιος τοῦ Χριστοῦ Ἰησοῦ</w:t>
-      </w:r>
-    </w:p>
-    <w:p>
-      <w:pPr/>
-      <w:r>
-        <w:rPr>
-          <w:lang w:val="hi_IN" w:bidi="hi_IN"/>
-        </w:rPr>
-      </w:r>
-      <w:r>
-        <w:rPr>
-          <w:b/>
-          <w:lang w:val="hi_IN" w:bidi="hi_IN"/>
-        </w:rPr>
         <w:t>"जो"</w:t>
       </w:r>
       <w:r>
@@ -15531,21 +13538,6 @@
           <w:b/>
           <w:lang w:val="hi_IN" w:bidi="hi_IN"/>
         </w:rPr>
-        <w:t>τὴν οἰκονομίαν τῆς χάριτος τοῦ Θεοῦ, τῆς δοθείσης μοι εἰς ὑμᾶς</w:t>
-      </w:r>
-    </w:p>
-    <w:p>
-      <w:pPr/>
-      <w:r>
-        <w:rPr>
-          <w:lang w:val="hi_IN" w:bidi="hi_IN"/>
-        </w:rPr>
-      </w:r>
-      <w:r>
-        <w:rPr>
-          <w:b/>
-          <w:lang w:val="hi_IN" w:bidi="hi_IN"/>
-        </w:rPr>
         <w:t>"परमेश्वर के उस अनुग्रह के प्रबन्ध का समाचार"</w:t>
       </w:r>
       <w:r>
@@ -15635,21 +13627,6 @@
           <w:b/>
           <w:lang w:val="hi_IN" w:bidi="hi_IN"/>
         </w:rPr>
-        <w:t>κατὰ ἀποκάλυψιν ἐγνωρίσθη μοι</w:t>
-      </w:r>
-    </w:p>
-    <w:p>
-      <w:pPr/>
-      <w:r>
-        <w:rPr>
-          <w:lang w:val="hi_IN" w:bidi="hi_IN"/>
-        </w:rPr>
-      </w:r>
-      <w:r>
-        <w:rPr>
-          <w:b/>
-          <w:lang w:val="hi_IN" w:bidi="hi_IN"/>
-        </w:rPr>
         <w:t>"अर्थात् यह कि वह"</w:t>
       </w:r>
       <w:r>
@@ -15746,21 +13723,6 @@
           <w:b/>
           <w:lang w:val="hi_IN" w:bidi="hi_IN"/>
         </w:rPr>
-        <w:t>καθὼς προέγραψα ἐν ὀλίγῳ</w:t>
-      </w:r>
-    </w:p>
-    <w:p>
-      <w:pPr/>
-      <w:r>
-        <w:rPr>
-          <w:lang w:val="hi_IN" w:bidi="hi_IN"/>
-        </w:rPr>
-      </w:r>
-      <w:r>
-        <w:rPr>
-          <w:b/>
-          <w:lang w:val="hi_IN" w:bidi="hi_IN"/>
-        </w:rPr>
         <w:t>"जैसा मैं पहले संक्षेप में लिख चुका हूँ"</w:t>
       </w:r>
     </w:p>
@@ -15824,21 +13786,6 @@
           <w:b/>
           <w:lang w:val="hi_IN" w:bidi="hi_IN"/>
         </w:rPr>
-        <w:t>ὃ ἑτέραις γενεαῖς οὐκ ἐγνωρίσθη τοῖς υἱοῖς τῶν ἀνθρώπων</w:t>
-      </w:r>
-    </w:p>
-    <w:p>
-      <w:pPr/>
-      <w:r>
-        <w:rPr>
-          <w:lang w:val="hi_IN" w:bidi="hi_IN"/>
-        </w:rPr>
-      </w:r>
-      <w:r>
-        <w:rPr>
-          <w:b/>
-          <w:lang w:val="hi_IN" w:bidi="hi_IN"/>
-        </w:rPr>
         <w:t>"जो अन्य समयों में मनुष्यों की सन्तानों को ऐसा नहीं बताया गया था"</w:t>
       </w:r>
     </w:p>
@@ -15922,21 +13869,6 @@
           <w:b/>
           <w:lang w:val="hi_IN" w:bidi="hi_IN"/>
         </w:rPr>
-        <w:t>ὡς νῦν ἀπεκαλύφθη &amp; ἐν Πνεύματι</w:t>
-      </w:r>
-    </w:p>
-    <w:p>
-      <w:pPr/>
-      <w:r>
-        <w:rPr>
-          <w:lang w:val="hi_IN" w:bidi="hi_IN"/>
-        </w:rPr>
-      </w:r>
-      <w:r>
-        <w:rPr>
-          <w:b/>
-          <w:lang w:val="hi_IN" w:bidi="hi_IN"/>
-        </w:rPr>
         <w:t>"जैसा कि आत्मा के द्वारा अब"</w:t>
       </w:r>
       <w:r>
@@ -16205,21 +14137,6 @@
           <w:b/>
           <w:lang w:val="hi_IN" w:bidi="hi_IN"/>
         </w:rPr>
-        <w:t>ἐν Χριστῷ Ἰησοῦ</w:t>
-      </w:r>
-    </w:p>
-    <w:p>
-      <w:pPr/>
-      <w:r>
-        <w:rPr>
-          <w:lang w:val="hi_IN" w:bidi="hi_IN"/>
-        </w:rPr>
-      </w:r>
-      <w:r>
-        <w:rPr>
-          <w:b/>
-          <w:lang w:val="hi_IN" w:bidi="hi_IN"/>
-        </w:rPr>
         <w:t>"मसीह यीशु में"</w:t>
       </w:r>
     </w:p>
@@ -16290,21 +14207,6 @@
           <w:b/>
           <w:lang w:val="hi_IN" w:bidi="hi_IN"/>
         </w:rPr>
-        <w:t>διὰ τοῦ εὐαγγελίου</w:t>
-      </w:r>
-    </w:p>
-    <w:p>
-      <w:pPr/>
-      <w:r>
-        <w:rPr>
-          <w:lang w:val="hi_IN" w:bidi="hi_IN"/>
-        </w:rPr>
-      </w:r>
-      <w:r>
-        <w:rPr>
-          <w:b/>
-          <w:lang w:val="hi_IN" w:bidi="hi_IN"/>
-        </w:rPr>
         <w:t>"सुसमाचार के द्वारा"</w:t>
       </w:r>
     </w:p>
@@ -16368,21 +14270,6 @@
           <w:b/>
           <w:lang w:val="hi_IN" w:bidi="hi_IN"/>
         </w:rPr>
-        <w:t>ἀνεξιχνίαστον</w:t>
-      </w:r>
-    </w:p>
-    <w:p>
-      <w:pPr/>
-      <w:r>
-        <w:rPr>
-          <w:lang w:val="hi_IN" w:bidi="hi_IN"/>
-        </w:rPr>
-      </w:r>
-      <w:r>
-        <w:rPr>
-          <w:b/>
-          <w:lang w:val="hi_IN" w:bidi="hi_IN"/>
-        </w:rPr>
         <w:t>"अगम्य"</w:t>
       </w:r>
     </w:p>
@@ -16466,21 +14353,6 @@
           <w:b/>
           <w:lang w:val="hi_IN" w:bidi="hi_IN"/>
         </w:rPr>
-        <w:t>πλοῦτος τοῦ Χριστοῦ</w:t>
-      </w:r>
-    </w:p>
-    <w:p>
-      <w:pPr/>
-      <w:r>
-        <w:rPr>
-          <w:lang w:val="hi_IN" w:bidi="hi_IN"/>
-        </w:rPr>
-      </w:r>
-      <w:r>
-        <w:rPr>
-          <w:b/>
-          <w:lang w:val="hi_IN" w:bidi="hi_IN"/>
-        </w:rPr>
         <w:t>"मसीह के"</w:t>
       </w:r>
       <w:r>
@@ -16577,21 +14449,6 @@
           <w:b/>
           <w:lang w:val="hi_IN" w:bidi="hi_IN"/>
         </w:rPr>
-        <w:t>τοῦ μυστηρίου, τοῦ ἀποκεκρυμμένου ἀπὸ τῶν αἰώνων ἐν τῷ Θεῷ, τῷ τὰ πάντα κτίσαντι</w:t>
-      </w:r>
-    </w:p>
-    <w:p>
-      <w:pPr/>
-      <w:r>
-        <w:rPr>
-          <w:lang w:val="hi_IN" w:bidi="hi_IN"/>
-        </w:rPr>
-      </w:r>
-      <w:r>
-        <w:rPr>
-          <w:b/>
-          <w:lang w:val="hi_IN" w:bidi="hi_IN"/>
-        </w:rPr>
         <w:t>"उस भेद का"</w:t>
       </w:r>
       <w:r>
@@ -16688,21 +14545,6 @@
           <w:b/>
           <w:lang w:val="hi_IN" w:bidi="hi_IN"/>
         </w:rPr>
-        <w:t>ἵνα</w:t>
-      </w:r>
-    </w:p>
-    <w:p>
-      <w:pPr/>
-      <w:r>
-        <w:rPr>
-          <w:lang w:val="hi_IN" w:bidi="hi_IN"/>
-        </w:rPr>
-      </w:r>
-      <w:r>
-        <w:rPr>
-          <w:b/>
-          <w:lang w:val="hi_IN" w:bidi="hi_IN"/>
-        </w:rPr>
         <w:t>"ताकि"</w:t>
       </w:r>
     </w:p>
@@ -16799,21 +14641,6 @@
           <w:b/>
           <w:lang w:val="hi_IN" w:bidi="hi_IN"/>
         </w:rPr>
-        <w:t>γνωρισθῇ &amp; ταῖς ἀρχαῖς καὶ ταῖς ἐξουσίαις ἐν τοῖς ἐπουρανίοις &amp; ἡ πολυποίκιλος σοφία τοῦ Θεοῦ</w:t>
-      </w:r>
-    </w:p>
-    <w:p>
-      <w:pPr/>
-      <w:r>
-        <w:rPr>
-          <w:lang w:val="hi_IN" w:bidi="hi_IN"/>
-        </w:rPr>
-      </w:r>
-      <w:r>
-        <w:rPr>
-          <w:b/>
-          <w:lang w:val="hi_IN" w:bidi="hi_IN"/>
-        </w:rPr>
         <w:t>"परमेश्वर का विभिन्न प्रकार का ज्ञान, उन प्रधानों और अधिकारियों पर, जो स्वर्गीय स्थानों में हैं प्रगट किया जाए"</w:t>
       </w:r>
     </w:p>
@@ -16966,21 +14793,6 @@
         <w:rPr>
           <w:lang w:val="hi_IN" w:bidi="hi_IN"/>
         </w:rPr>
-      </w:r>
-    </w:p>
-    <w:p>
-      <w:pPr/>
-      <w:r>
-        <w:rPr>
-          <w:lang w:val="hi_IN" w:bidi="hi_IN"/>
-        </w:rPr>
-      </w:r>
-      <w:r>
-        <w:rPr>
-          <w:b/>
-          <w:lang w:val="hi_IN" w:bidi="hi_IN"/>
-        </w:rPr>
-        <w:t>ἐν τοῖς ἐπουρανίοις</w:t>
       </w:r>
     </w:p>
     <w:p>
@@ -17076,21 +14888,6 @@
           <w:b/>
           <w:lang w:val="hi_IN" w:bidi="hi_IN"/>
         </w:rPr>
-        <w:t>ἡ πολυποίκιλος σοφία τοῦ Θεοῦ</w:t>
-      </w:r>
-    </w:p>
-    <w:p>
-      <w:pPr/>
-      <w:r>
-        <w:rPr>
-          <w:lang w:val="hi_IN" w:bidi="hi_IN"/>
-        </w:rPr>
-      </w:r>
-      <w:r>
-        <w:rPr>
-          <w:b/>
-          <w:lang w:val="hi_IN" w:bidi="hi_IN"/>
-        </w:rPr>
         <w:t>"परमेश्वर का विभिन्न प्रकार का ज्ञान"</w:t>
       </w:r>
     </w:p>
@@ -17174,21 +14971,6 @@
           <w:b/>
           <w:lang w:val="hi_IN" w:bidi="hi_IN"/>
         </w:rPr>
-        <w:t>κατὰ πρόθεσιν τῶν αἰώνων</w:t>
-      </w:r>
-    </w:p>
-    <w:p>
-      <w:pPr/>
-      <w:r>
-        <w:rPr>
-          <w:lang w:val="hi_IN" w:bidi="hi_IN"/>
-        </w:rPr>
-      </w:r>
-      <w:r>
-        <w:rPr>
-          <w:b/>
-          <w:lang w:val="hi_IN" w:bidi="hi_IN"/>
-        </w:rPr>
         <w:t>"उस सनातन मनसा के अनुसार"</w:t>
       </w:r>
     </w:p>
@@ -17487,21 +15269,6 @@
           <w:b/>
           <w:lang w:val="hi_IN" w:bidi="hi_IN"/>
         </w:rPr>
-        <w:t>προσαγωγὴν ἐν πεποιθήσει</w:t>
-      </w:r>
-    </w:p>
-    <w:p>
-      <w:pPr/>
-      <w:r>
-        <w:rPr>
-          <w:lang w:val="hi_IN" w:bidi="hi_IN"/>
-        </w:rPr>
-      </w:r>
-      <w:r>
-        <w:rPr>
-          <w:b/>
-          <w:lang w:val="hi_IN" w:bidi="hi_IN"/>
-        </w:rPr>
         <w:t>"पर"</w:t>
       </w:r>
       <w:r>
@@ -17611,21 +15378,6 @@
           <w:b/>
           <w:lang w:val="hi_IN" w:bidi="hi_IN"/>
         </w:rPr>
-        <w:t>πεποιθήσει</w:t>
-      </w:r>
-    </w:p>
-    <w:p>
-      <w:pPr/>
-      <w:r>
-        <w:rPr>
-          <w:lang w:val="hi_IN" w:bidi="hi_IN"/>
-        </w:rPr>
-      </w:r>
-      <w:r>
-        <w:rPr>
-          <w:b/>
-          <w:lang w:val="hi_IN" w:bidi="hi_IN"/>
-        </w:rPr>
         <w:t>"भरोसे"</w:t>
       </w:r>
     </w:p>
@@ -17689,21 +15441,6 @@
           <w:b/>
           <w:lang w:val="hi_IN" w:bidi="hi_IN"/>
         </w:rPr>
-        <w:t>διὸ</w:t>
-      </w:r>
-    </w:p>
-    <w:p>
-      <w:pPr/>
-      <w:r>
-        <w:rPr>
-          <w:lang w:val="hi_IN" w:bidi="hi_IN"/>
-        </w:rPr>
-      </w:r>
-      <w:r>
-        <w:rPr>
-          <w:b/>
-          <w:lang w:val="hi_IN" w:bidi="hi_IN"/>
-        </w:rPr>
         <w:t>"इसलिए"</w:t>
       </w:r>
       <w:r>
@@ -17813,21 +15550,6 @@
           <w:b/>
           <w:lang w:val="hi_IN" w:bidi="hi_IN"/>
         </w:rPr>
-        <w:t>ὑπὲρ ὑμῶν, ἥτις ἐστὶν δόξα ὑμῶν</w:t>
-      </w:r>
-    </w:p>
-    <w:p>
-      <w:pPr/>
-      <w:r>
-        <w:rPr>
-          <w:lang w:val="hi_IN" w:bidi="hi_IN"/>
-        </w:rPr>
-      </w:r>
-      <w:r>
-        <w:rPr>
-          <w:b/>
-          <w:lang w:val="hi_IN" w:bidi="hi_IN"/>
-        </w:rPr>
         <w:t>"तुम्हारे लिये"</w:t>
       </w:r>
       <w:r>
@@ -17937,21 +15659,6 @@
           <w:b/>
           <w:lang w:val="hi_IN" w:bidi="hi_IN"/>
         </w:rPr>
-        <w:t>τούτου χάριν</w:t>
-      </w:r>
-    </w:p>
-    <w:p>
-      <w:pPr/>
-      <w:r>
-        <w:rPr>
-          <w:lang w:val="hi_IN" w:bidi="hi_IN"/>
-        </w:rPr>
-      </w:r>
-      <w:r>
-        <w:rPr>
-          <w:b/>
-          <w:lang w:val="hi_IN" w:bidi="hi_IN"/>
-        </w:rPr>
         <w:t>"इसी कारण"</w:t>
       </w:r>
     </w:p>
@@ -18048,21 +15755,6 @@
           <w:b/>
           <w:lang w:val="hi_IN" w:bidi="hi_IN"/>
         </w:rPr>
-        <w:t>τούτου χάριν</w:t>
-      </w:r>
-    </w:p>
-    <w:p>
-      <w:pPr/>
-      <w:r>
-        <w:rPr>
-          <w:lang w:val="hi_IN" w:bidi="hi_IN"/>
-        </w:rPr>
-      </w:r>
-      <w:r>
-        <w:rPr>
-          <w:b/>
-          <w:lang w:val="hi_IN" w:bidi="hi_IN"/>
-        </w:rPr>
         <w:t>"इसी कारण"</w:t>
       </w:r>
     </w:p>
@@ -18146,21 +15838,6 @@
           <w:b/>
           <w:lang w:val="hi_IN" w:bidi="hi_IN"/>
         </w:rPr>
-        <w:t>κάμπτω τὰ γόνατά μου πρὸς τὸν Πατέρα</w:t>
-      </w:r>
-    </w:p>
-    <w:p>
-      <w:pPr/>
-      <w:r>
-        <w:rPr>
-          <w:lang w:val="hi_IN" w:bidi="hi_IN"/>
-        </w:rPr>
-      </w:r>
-      <w:r>
-        <w:rPr>
-          <w:b/>
-          <w:lang w:val="hi_IN" w:bidi="hi_IN"/>
-        </w:rPr>
         <w:t>"मैं"</w:t>
       </w:r>
       <w:r>
@@ -18257,21 +15934,6 @@
           <w:b/>
           <w:lang w:val="hi_IN" w:bidi="hi_IN"/>
         </w:rPr>
-        <w:t>ἐξ οὗ πᾶσα πατριὰ ἐν οὐρανοῖς καὶ ἐπὶ γῆς ὀνομάζεται</w:t>
-      </w:r>
-    </w:p>
-    <w:p>
-      <w:pPr/>
-      <w:r>
-        <w:rPr>
-          <w:lang w:val="hi_IN" w:bidi="hi_IN"/>
-        </w:rPr>
-      </w:r>
-      <w:r>
-        <w:rPr>
-          <w:b/>
-          <w:lang w:val="hi_IN" w:bidi="hi_IN"/>
-        </w:rPr>
         <w:t>"जिससे स्वर्ग और पृथ्वी पर, हर एक घराने का नाम रखा जाता है"</w:t>
       </w:r>
     </w:p>
@@ -18355,21 +16017,6 @@
           <w:b/>
           <w:lang w:val="hi_IN" w:bidi="hi_IN"/>
         </w:rPr>
-        <w:t>ἵνα</w:t>
-      </w:r>
-    </w:p>
-    <w:p>
-      <w:pPr/>
-      <w:r>
-        <w:rPr>
-          <w:lang w:val="hi_IN" w:bidi="hi_IN"/>
-        </w:rPr>
-      </w:r>
-      <w:r>
-        <w:rPr>
-          <w:b/>
-          <w:lang w:val="hi_IN" w:bidi="hi_IN"/>
-        </w:rPr>
         <w:t>"कि"</w:t>
       </w:r>
     </w:p>
@@ -18466,21 +16113,6 @@
           <w:b/>
           <w:lang w:val="hi_IN" w:bidi="hi_IN"/>
         </w:rPr>
-        <w:t>δῷ ὑμῖν κατὰ τὸ πλοῦτος τῆς δόξης αὐτοῦ, δυνάμει κραταιωθῆναι</w:t>
-      </w:r>
-    </w:p>
-    <w:p>
-      <w:pPr/>
-      <w:r>
-        <w:rPr>
-          <w:lang w:val="hi_IN" w:bidi="hi_IN"/>
-        </w:rPr>
-      </w:r>
-      <w:r>
-        <w:rPr>
-          <w:b/>
-          <w:lang w:val="hi_IN" w:bidi="hi_IN"/>
-        </w:rPr>
         <w:t>"वह अपनी महिमा के धन के अनुसार तुम्हें यह दान दे कि तुम"</w:t>
       </w:r>
       <w:r>
@@ -18543,21 +16175,6 @@
         <w:rPr>
           <w:lang w:val="hi_IN" w:bidi="hi_IN"/>
         </w:rPr>
-      </w:r>
-    </w:p>
-    <w:p>
-      <w:pPr/>
-      <w:r>
-        <w:rPr>
-          <w:lang w:val="hi_IN" w:bidi="hi_IN"/>
-        </w:rPr>
-      </w:r>
-      <w:r>
-        <w:rPr>
-          <w:b/>
-          <w:lang w:val="hi_IN" w:bidi="hi_IN"/>
-        </w:rPr>
-        <w:t>δῷ</w:t>
       </w:r>
     </w:p>
     <w:p>
@@ -18836,21 +16453,6 @@
           <w:b/>
           <w:lang w:val="hi_IN" w:bidi="hi_IN"/>
         </w:rPr>
-        <w:t>κατοικῆσαι τὸν Χριστὸν διὰ τῆς πίστεως ἐν ταῖς καρδίαις ὑμῶν</w:t>
-      </w:r>
-    </w:p>
-    <w:p>
-      <w:pPr/>
-      <w:r>
-        <w:rPr>
-          <w:lang w:val="hi_IN" w:bidi="hi_IN"/>
-        </w:rPr>
-      </w:r>
-      <w:r>
-        <w:rPr>
-          <w:b/>
-          <w:lang w:val="hi_IN" w:bidi="hi_IN"/>
-        </w:rPr>
         <w:t>"और विश्वास के द्वारा मसीह तुम्हारे हृदय में बसे कि"</w:t>
       </w:r>
     </w:p>
@@ -18947,21 +16549,6 @@
           <w:b/>
           <w:lang w:val="hi_IN" w:bidi="hi_IN"/>
         </w:rPr>
-        <w:t>ἐν ἀγάπῃ, ἐρριζωμένοι καὶ τεθεμελιωμένοι</w:t>
-      </w:r>
-    </w:p>
-    <w:p>
-      <w:pPr/>
-      <w:r>
-        <w:rPr>
-          <w:lang w:val="hi_IN" w:bidi="hi_IN"/>
-        </w:rPr>
-      </w:r>
-      <w:r>
-        <w:rPr>
-          <w:b/>
-          <w:lang w:val="hi_IN" w:bidi="hi_IN"/>
-        </w:rPr>
         <w:t>"तुम प्रेम में जड़ पकड़कर और नींव डालकर"</w:t>
       </w:r>
     </w:p>
@@ -19031,21 +16618,6 @@
         <w:rPr>
           <w:lang w:val="hi_IN" w:bidi="hi_IN"/>
         </w:rPr>
-      </w:r>
-    </w:p>
-    <w:p>
-      <w:pPr/>
-      <w:r>
-        <w:rPr>
-          <w:lang w:val="hi_IN" w:bidi="hi_IN"/>
-        </w:rPr>
-      </w:r>
-      <w:r>
-        <w:rPr>
-          <w:b/>
-          <w:lang w:val="hi_IN" w:bidi="hi_IN"/>
-        </w:rPr>
-        <w:t>ἵνα</w:t>
       </w:r>
     </w:p>
     <w:p>
@@ -19255,21 +16827,6 @@
           <w:b/>
           <w:lang w:val="hi_IN" w:bidi="hi_IN"/>
         </w:rPr>
-        <w:t>πᾶσιν τοῖς ἁγίοις</w:t>
-      </w:r>
-    </w:p>
-    <w:p>
-      <w:pPr/>
-      <w:r>
-        <w:rPr>
-          <w:lang w:val="hi_IN" w:bidi="hi_IN"/>
-        </w:rPr>
-      </w:r>
-      <w:r>
-        <w:rPr>
-          <w:b/>
-          <w:lang w:val="hi_IN" w:bidi="hi_IN"/>
-        </w:rPr>
         <w:t>"सब पवित्र लोगों"</w:t>
       </w:r>
     </w:p>
@@ -19333,21 +16890,6 @@
           <w:b/>
           <w:lang w:val="hi_IN" w:bidi="hi_IN"/>
         </w:rPr>
-        <w:t>τὸ πλάτος, καὶ μῆκος, καὶ ὕψος, καὶ βάθος</w:t>
-      </w:r>
-    </w:p>
-    <w:p>
-      <w:pPr/>
-      <w:r>
-        <w:rPr>
-          <w:lang w:val="hi_IN" w:bidi="hi_IN"/>
-        </w:rPr>
-      </w:r>
-      <w:r>
-        <w:rPr>
-          <w:b/>
-          <w:lang w:val="hi_IN" w:bidi="hi_IN"/>
-        </w:rPr>
         <w:t>"शक्ति पाओ;"</w:t>
       </w:r>
       <w:r>
@@ -19444,21 +16986,6 @@
           <w:b/>
           <w:lang w:val="hi_IN" w:bidi="hi_IN"/>
         </w:rPr>
-        <w:t>τὸ πλάτος, καὶ μῆκος, καὶ ὕψος, καὶ βάθος</w:t>
-      </w:r>
-    </w:p>
-    <w:p>
-      <w:pPr/>
-      <w:r>
-        <w:rPr>
-          <w:lang w:val="hi_IN" w:bidi="hi_IN"/>
-        </w:rPr>
-      </w:r>
-      <w:r>
-        <w:rPr>
-          <w:b/>
-          <w:lang w:val="hi_IN" w:bidi="hi_IN"/>
-        </w:rPr>
         <w:t>"शक्ति पाओ;"</w:t>
       </w:r>
       <w:r>
@@ -19541,21 +17068,6 @@
         <w:rPr>
           <w:lang w:val="hi_IN" w:bidi="hi_IN"/>
         </w:rPr>
-      </w:r>
-    </w:p>
-    <w:p>
-      <w:pPr/>
-      <w:r>
-        <w:rPr>
-          <w:lang w:val="hi_IN" w:bidi="hi_IN"/>
-        </w:rPr>
-      </w:r>
-      <w:r>
-        <w:rPr>
-          <w:b/>
-          <w:lang w:val="hi_IN" w:bidi="hi_IN"/>
-        </w:rPr>
-        <w:t>γνῶναί τε τὴν &amp; ἀγάπην τοῦ Χριστοῦ</w:t>
       </w:r>
     </w:p>
     <w:p>
@@ -19807,21 +17319,6 @@
           <w:b/>
           <w:lang w:val="hi_IN" w:bidi="hi_IN"/>
         </w:rPr>
-        <w:t>ἵνα πληρωθῆτε εἰς πᾶν τὸ πλήρωμα τοῦ Θεοῦ</w:t>
-      </w:r>
-    </w:p>
-    <w:p>
-      <w:pPr/>
-      <w:r>
-        <w:rPr>
-          <w:lang w:val="hi_IN" w:bidi="hi_IN"/>
-        </w:rPr>
-      </w:r>
-      <w:r>
-        <w:rPr>
-          <w:b/>
-          <w:lang w:val="hi_IN" w:bidi="hi_IN"/>
-        </w:rPr>
         <w:t>"को"</w:t>
       </w:r>
       <w:r>
@@ -19918,21 +17415,6 @@
           <w:b/>
           <w:lang w:val="hi_IN" w:bidi="hi_IN"/>
         </w:rPr>
-        <w:t>ἵνα πληρωθῆτε</w:t>
-      </w:r>
-    </w:p>
-    <w:p>
-      <w:pPr/>
-      <w:r>
-        <w:rPr>
-          <w:lang w:val="hi_IN" w:bidi="hi_IN"/>
-        </w:rPr>
-      </w:r>
-      <w:r>
-        <w:rPr>
-          <w:b/>
-          <w:lang w:val="hi_IN" w:bidi="hi_IN"/>
-        </w:rPr>
         <w:t>"कि तुम"</w:t>
       </w:r>
       <w:r>
@@ -20029,21 +17511,6 @@
           <w:b/>
           <w:lang w:val="hi_IN" w:bidi="hi_IN"/>
         </w:rPr>
-        <w:t>εἰς πᾶν τὸ πλήρωμα τοῦ Θεοῦ</w:t>
-      </w:r>
-    </w:p>
-    <w:p>
-      <w:pPr/>
-      <w:r>
-        <w:rPr>
-          <w:lang w:val="hi_IN" w:bidi="hi_IN"/>
-        </w:rPr>
-      </w:r>
-      <w:r>
-        <w:rPr>
-          <w:b/>
-          <w:lang w:val="hi_IN" w:bidi="hi_IN"/>
-        </w:rPr>
         <w:t>"को"</w:t>
       </w:r>
       <w:r>
@@ -20147,21 +17614,6 @@
           <w:b/>
           <w:lang w:val="hi_IN" w:bidi="hi_IN"/>
         </w:rPr>
-        <w:t>ἵνα</w:t>
-      </w:r>
-    </w:p>
-    <w:p>
-      <w:pPr/>
-      <w:r>
-        <w:rPr>
-          <w:lang w:val="hi_IN" w:bidi="hi_IN"/>
-        </w:rPr>
-      </w:r>
-      <w:r>
-        <w:rPr>
-          <w:b/>
-          <w:lang w:val="hi_IN" w:bidi="hi_IN"/>
-        </w:rPr>
         <w:t>"कि"</w:t>
       </w:r>
     </w:p>
@@ -20474,21 +17926,6 @@
           <w:b/>
           <w:lang w:val="hi_IN" w:bidi="hi_IN"/>
         </w:rPr>
-        <w:t>ὑπὲρ πάντα, ποιῆσαι ὑπέρἐκπερισσοῦ ὧν αἰτούμεθα ἢ νοοῦμεν</w:t>
-      </w:r>
-    </w:p>
-    <w:p>
-      <w:pPr/>
-      <w:r>
-        <w:rPr>
-          <w:lang w:val="hi_IN" w:bidi="hi_IN"/>
-        </w:rPr>
-      </w:r>
-      <w:r>
-        <w:rPr>
-          <w:b/>
-          <w:lang w:val="hi_IN" w:bidi="hi_IN"/>
-        </w:rPr>
         <w:t>""</w:t>
       </w:r>
     </w:p>
@@ -20552,21 +17989,6 @@
           <w:b/>
           <w:lang w:val="hi_IN" w:bidi="hi_IN"/>
         </w:rPr>
-        <w:t>αὐτῷ ἡ δόξα ἐν τῇ ἐκκλησίᾳ</w:t>
-      </w:r>
-    </w:p>
-    <w:p>
-      <w:pPr/>
-      <w:r>
-        <w:rPr>
-          <w:lang w:val="hi_IN" w:bidi="hi_IN"/>
-        </w:rPr>
-      </w:r>
-      <w:r>
-        <w:rPr>
-          <w:b/>
-          <w:lang w:val="hi_IN" w:bidi="hi_IN"/>
-        </w:rPr>
         <w:t>"कलीसिया में,"</w:t>
       </w:r>
       <w:r>
@@ -20746,21 +18168,6 @@
           <w:b/>
           <w:lang w:val="hi_IN" w:bidi="hi_IN"/>
         </w:rPr>
-        <w:t>οὖν</w:t>
-      </w:r>
-    </w:p>
-    <w:p>
-      <w:pPr/>
-      <w:r>
-        <w:rPr>
-          <w:lang w:val="hi_IN" w:bidi="hi_IN"/>
-        </w:rPr>
-      </w:r>
-      <w:r>
-        <w:rPr>
-          <w:b/>
-          <w:lang w:val="hi_IN" w:bidi="hi_IN"/>
-        </w:rPr>
         <w:t>"इसलिए"</w:t>
       </w:r>
     </w:p>
@@ -20857,21 +18264,6 @@
           <w:b/>
           <w:lang w:val="hi_IN" w:bidi="hi_IN"/>
         </w:rPr>
-        <w:t>ὁ δέσμιος ἐν Κυρίῳ</w:t>
-      </w:r>
-    </w:p>
-    <w:p>
-      <w:pPr/>
-      <w:r>
-        <w:rPr>
-          <w:lang w:val="hi_IN" w:bidi="hi_IN"/>
-        </w:rPr>
-      </w:r>
-      <w:r>
-        <w:rPr>
-          <w:b/>
-          <w:lang w:val="hi_IN" w:bidi="hi_IN"/>
-        </w:rPr>
         <w:t>"जो प्रभु में बन्दी"</w:t>
       </w:r>
     </w:p>
@@ -21031,21 +18423,6 @@
           <w:b/>
           <w:lang w:val="hi_IN" w:bidi="hi_IN"/>
         </w:rPr>
-        <w:t>τῆς κλήσεως ἧς ἐκλήθητε</w:t>
-      </w:r>
-    </w:p>
-    <w:p>
-      <w:pPr/>
-      <w:r>
-        <w:rPr>
-          <w:lang w:val="hi_IN" w:bidi="hi_IN"/>
-        </w:rPr>
-      </w:r>
-      <w:r>
-        <w:rPr>
-          <w:b/>
-          <w:lang w:val="hi_IN" w:bidi="hi_IN"/>
-        </w:rPr>
         <w:t>"जिस बुलाहट से तुम बुलाए गए थे"</w:t>
       </w:r>
     </w:p>
@@ -21122,21 +18499,6 @@
           <w:b/>
           <w:lang w:val="hi_IN" w:bidi="hi_IN"/>
         </w:rPr>
-        <w:t>μετὰ πάσης ταπεινοφροσύνης καὶ πραΰτητος</w:t>
-      </w:r>
-    </w:p>
-    <w:p>
-      <w:pPr/>
-      <w:r>
-        <w:rPr>
-          <w:lang w:val="hi_IN" w:bidi="hi_IN"/>
-        </w:rPr>
-      </w:r>
-      <w:r>
-        <w:rPr>
-          <w:b/>
-          <w:lang w:val="hi_IN" w:bidi="hi_IN"/>
-        </w:rPr>
         <w:t>"अर्थात् सारी दीनता और नम्रता"</w:t>
       </w:r>
     </w:p>
@@ -21226,21 +18588,6 @@
           <w:b/>
           <w:lang w:val="hi_IN" w:bidi="hi_IN"/>
         </w:rPr>
-        <w:t>τηρεῖν τὴν ἑνότητα τοῦ Πνεύματος ἐν τῷ συνδέσμῳ τῆς εἰρήνης</w:t>
-      </w:r>
-    </w:p>
-    <w:p>
-      <w:pPr/>
-      <w:r>
-        <w:rPr>
-          <w:lang w:val="hi_IN" w:bidi="hi_IN"/>
-        </w:rPr>
-      </w:r>
-      <w:r>
-        <w:rPr>
-          <w:b/>
-          <w:lang w:val="hi_IN" w:bidi="hi_IN"/>
-        </w:rPr>
         <w:t>"मेल के बन्धन में आत्मा की एकता रखने का"</w:t>
       </w:r>
     </w:p>
@@ -21317,21 +18664,6 @@
           <w:b/>
           <w:lang w:val="hi_IN" w:bidi="hi_IN"/>
         </w:rPr>
-        <w:t>τηρεῖν τὴν ἑνότητα τοῦ Πνεύματος ἐν τῷ συνδέσμῳ τῆς εἰρήνης</w:t>
-      </w:r>
-    </w:p>
-    <w:p>
-      <w:pPr/>
-      <w:r>
-        <w:rPr>
-          <w:lang w:val="hi_IN" w:bidi="hi_IN"/>
-        </w:rPr>
-      </w:r>
-      <w:r>
-        <w:rPr>
-          <w:b/>
-          <w:lang w:val="hi_IN" w:bidi="hi_IN"/>
-        </w:rPr>
         <w:t>"मेल के बन्धन में आत्मा की एकता रखने का"</w:t>
       </w:r>
     </w:p>
@@ -21415,21 +18747,6 @@
           <w:b/>
           <w:lang w:val="hi_IN" w:bidi="hi_IN"/>
         </w:rPr>
-        <w:t>ἓν σῶμα</w:t>
-      </w:r>
-    </w:p>
-    <w:p>
-      <w:pPr/>
-      <w:r>
-        <w:rPr>
-          <w:lang w:val="hi_IN" w:bidi="hi_IN"/>
-        </w:rPr>
-      </w:r>
-      <w:r>
-        <w:rPr>
-          <w:b/>
-          <w:lang w:val="hi_IN" w:bidi="hi_IN"/>
-        </w:rPr>
         <w:t>"एक ही देह है"</w:t>
       </w:r>
     </w:p>
@@ -21513,21 +18830,6 @@
           <w:b/>
           <w:lang w:val="hi_IN" w:bidi="hi_IN"/>
         </w:rPr>
-        <w:t>ἓν Πνεῦμα</w:t>
-      </w:r>
-    </w:p>
-    <w:p>
-      <w:pPr/>
-      <w:r>
-        <w:rPr>
-          <w:lang w:val="hi_IN" w:bidi="hi_IN"/>
-        </w:rPr>
-      </w:r>
-      <w:r>
-        <w:rPr>
-          <w:b/>
-          <w:lang w:val="hi_IN" w:bidi="hi_IN"/>
-        </w:rPr>
         <w:t>"एक ही आत्मा"</w:t>
       </w:r>
     </w:p>
@@ -21591,21 +18893,6 @@
           <w:b/>
           <w:lang w:val="hi_IN" w:bidi="hi_IN"/>
         </w:rPr>
-        <w:t>ἐκλήθητε ἐν μιᾷ ἐλπίδι τῆς κλήσεως ὑμῶν</w:t>
-      </w:r>
-    </w:p>
-    <w:p>
-      <w:pPr/>
-      <w:r>
-        <w:rPr>
-          <w:lang w:val="hi_IN" w:bidi="hi_IN"/>
-        </w:rPr>
-      </w:r>
-      <w:r>
-        <w:rPr>
-          <w:b/>
-          <w:lang w:val="hi_IN" w:bidi="hi_IN"/>
-        </w:rPr>
         <w:t>"तुम्हें जो बुलाए गए थे अपने बुलाए जाने से एक ही आशा है"</w:t>
       </w:r>
     </w:p>
@@ -21943,21 +19230,6 @@
           <w:b/>
           <w:lang w:val="hi_IN" w:bidi="hi_IN"/>
         </w:rPr>
-        <w:t>ἑνὶ &amp; ἑκάστῳ ἡμῶν ἐδόθη ἡ χάρις</w:t>
-      </w:r>
-    </w:p>
-    <w:p>
-      <w:pPr/>
-      <w:r>
-        <w:rPr>
-          <w:lang w:val="hi_IN" w:bidi="hi_IN"/>
-        </w:rPr>
-      </w:r>
-      <w:r>
-        <w:rPr>
-          <w:b/>
-          <w:lang w:val="hi_IN" w:bidi="hi_IN"/>
-        </w:rPr>
         <w:t>""</w:t>
       </w:r>
     </w:p>
@@ -22041,21 +19313,6 @@
           <w:b/>
           <w:lang w:val="hi_IN" w:bidi="hi_IN"/>
         </w:rPr>
-        <w:t>ἑνὶ &amp; ἑκάστῳ ἡμῶν ἐδόθη ἡ χάρις</w:t>
-      </w:r>
-    </w:p>
-    <w:p>
-      <w:pPr/>
-      <w:r>
-        <w:rPr>
-          <w:lang w:val="hi_IN" w:bidi="hi_IN"/>
-        </w:rPr>
-      </w:r>
-      <w:r>
-        <w:rPr>
-          <w:b/>
-          <w:lang w:val="hi_IN" w:bidi="hi_IN"/>
-        </w:rPr>
         <w:t>""</w:t>
       </w:r>
     </w:p>
@@ -22146,21 +19403,6 @@
           <w:b/>
           <w:lang w:val="hi_IN" w:bidi="hi_IN"/>
         </w:rPr>
-        <w:t>διὸ</w:t>
-      </w:r>
-    </w:p>
-    <w:p>
-      <w:pPr/>
-      <w:r>
-        <w:rPr>
-          <w:lang w:val="hi_IN" w:bidi="hi_IN"/>
-        </w:rPr>
-      </w:r>
-      <w:r>
-        <w:rPr>
-          <w:b/>
-          <w:lang w:val="hi_IN" w:bidi="hi_IN"/>
-        </w:rPr>
         <w:t>"इसलिए"</w:t>
       </w:r>
     </w:p>
@@ -22257,21 +19499,6 @@
           <w:b/>
           <w:lang w:val="hi_IN" w:bidi="hi_IN"/>
         </w:rPr>
-        <w:t>ἀναβὰς εἰς ὕψος</w:t>
-      </w:r>
-    </w:p>
-    <w:p>
-      <w:pPr/>
-      <w:r>
-        <w:rPr>
-          <w:lang w:val="hi_IN" w:bidi="hi_IN"/>
-        </w:rPr>
-      </w:r>
-      <w:r>
-        <w:rPr>
-          <w:b/>
-          <w:lang w:val="hi_IN" w:bidi="hi_IN"/>
-        </w:rPr>
         <w:t>""ऊँचे पर चढ़ा,"</w:t>
       </w:r>
     </w:p>
@@ -22335,21 +19562,6 @@
           <w:b/>
           <w:lang w:val="hi_IN" w:bidi="hi_IN"/>
         </w:rPr>
-        <w:t>ἀνέβη</w:t>
-      </w:r>
-    </w:p>
-    <w:p>
-      <w:pPr/>
-      <w:r>
-        <w:rPr>
-          <w:lang w:val="hi_IN" w:bidi="hi_IN"/>
-        </w:rPr>
-      </w:r>
-      <w:r>
-        <w:rPr>
-          <w:b/>
-          <w:lang w:val="hi_IN" w:bidi="hi_IN"/>
-        </w:rPr>
         <w:t>"उसके चढ़ने से"</w:t>
       </w:r>
     </w:p>
@@ -22413,21 +19625,6 @@
           <w:b/>
           <w:lang w:val="hi_IN" w:bidi="hi_IN"/>
         </w:rPr>
-        <w:t>καὶ κατέβη</w:t>
-      </w:r>
-    </w:p>
-    <w:p>
-      <w:pPr/>
-      <w:r>
-        <w:rPr>
-          <w:lang w:val="hi_IN" w:bidi="hi_IN"/>
-        </w:rPr>
-      </w:r>
-      <w:r>
-        <w:rPr>
-          <w:b/>
-          <w:lang w:val="hi_IN" w:bidi="hi_IN"/>
-        </w:rPr>
         <w:t>"केवल यह कि"</w:t>
       </w:r>
       <w:r>
@@ -22504,21 +19701,6 @@
           <w:b/>
           <w:lang w:val="hi_IN" w:bidi="hi_IN"/>
         </w:rPr>
-        <w:t>εἰς τὰ κατώτερα μέρη τῆς γῆς</w:t>
-      </w:r>
-    </w:p>
-    <w:p>
-      <w:pPr/>
-      <w:r>
-        <w:rPr>
-          <w:lang w:val="hi_IN" w:bidi="hi_IN"/>
-        </w:rPr>
-      </w:r>
-      <w:r>
-        <w:rPr>
-          <w:b/>
-          <w:lang w:val="hi_IN" w:bidi="hi_IN"/>
-        </w:rPr>
         <w:t>"वह पृथ्वी की निचली जगहों में"</w:t>
       </w:r>
     </w:p>
@@ -22595,21 +19777,6 @@
           <w:b/>
           <w:lang w:val="hi_IN" w:bidi="hi_IN"/>
         </w:rPr>
-        <w:t>ἵνα πληρώσῃ τὰ πάντα</w:t>
-      </w:r>
-    </w:p>
-    <w:p>
-      <w:pPr/>
-      <w:r>
-        <w:rPr>
-          <w:lang w:val="hi_IN" w:bidi="hi_IN"/>
-        </w:rPr>
-      </w:r>
-      <w:r>
-        <w:rPr>
-          <w:b/>
-          <w:lang w:val="hi_IN" w:bidi="hi_IN"/>
-        </w:rPr>
         <w:t>"कि सब कुछ परिपूर्ण करे"</w:t>
       </w:r>
     </w:p>
@@ -22673,21 +19840,6 @@
           <w:b/>
           <w:lang w:val="hi_IN" w:bidi="hi_IN"/>
         </w:rPr>
-        <w:t>πληρώσῃ</w:t>
-      </w:r>
-    </w:p>
-    <w:p>
-      <w:pPr/>
-      <w:r>
-        <w:rPr>
-          <w:lang w:val="hi_IN" w:bidi="hi_IN"/>
-        </w:rPr>
-      </w:r>
-      <w:r>
-        <w:rPr>
-          <w:b/>
-          <w:lang w:val="hi_IN" w:bidi="hi_IN"/>
-        </w:rPr>
         <w:t>"परिपूर्ण करे"</w:t>
       </w:r>
     </w:p>
@@ -22751,21 +19903,6 @@
           <w:b/>
           <w:lang w:val="hi_IN" w:bidi="hi_IN"/>
         </w:rPr>
-        <w:t>ποιμένας</w:t>
-      </w:r>
-    </w:p>
-    <w:p>
-      <w:pPr/>
-      <w:r>
-        <w:rPr>
-          <w:lang w:val="hi_IN" w:bidi="hi_IN"/>
-        </w:rPr>
-      </w:r>
-      <w:r>
-        <w:rPr>
-          <w:b/>
-          <w:lang w:val="hi_IN" w:bidi="hi_IN"/>
-        </w:rPr>
         <w:t>"रखवाले"</w:t>
       </w:r>
     </w:p>
@@ -22862,21 +19999,6 @@
           <w:b/>
           <w:lang w:val="hi_IN" w:bidi="hi_IN"/>
         </w:rPr>
-        <w:t>πρὸς τὸν καταρτισμὸν τῶν ἁγίων</w:t>
-      </w:r>
-    </w:p>
-    <w:p>
-      <w:pPr/>
-      <w:r>
-        <w:rPr>
-          <w:lang w:val="hi_IN" w:bidi="hi_IN"/>
-        </w:rPr>
-      </w:r>
-      <w:r>
-        <w:rPr>
-          <w:b/>
-          <w:lang w:val="hi_IN" w:bidi="hi_IN"/>
-        </w:rPr>
         <w:t>"जिससे पवित्र लोग सिद्ध हो जाएँ और"</w:t>
       </w:r>
     </w:p>
@@ -22940,21 +20062,6 @@
           <w:b/>
           <w:lang w:val="hi_IN" w:bidi="hi_IN"/>
         </w:rPr>
-        <w:t>εἰς ἔργον διακονίας</w:t>
-      </w:r>
-    </w:p>
-    <w:p>
-      <w:pPr/>
-      <w:r>
-        <w:rPr>
-          <w:lang w:val="hi_IN" w:bidi="hi_IN"/>
-        </w:rPr>
-      </w:r>
-      <w:r>
-        <w:rPr>
-          <w:b/>
-          <w:lang w:val="hi_IN" w:bidi="hi_IN"/>
-        </w:rPr>
         <w:t>"सेवा का काम किया जाए"</w:t>
       </w:r>
     </w:p>
@@ -23018,21 +20125,6 @@
           <w:b/>
           <w:lang w:val="hi_IN" w:bidi="hi_IN"/>
         </w:rPr>
-        <w:t>εἰς οἰκοδομὴν τοῦ σώματος τοῦ Χριστοῦ</w:t>
-      </w:r>
-    </w:p>
-    <w:p>
-      <w:pPr/>
-      <w:r>
-        <w:rPr>
-          <w:lang w:val="hi_IN" w:bidi="hi_IN"/>
-        </w:rPr>
-      </w:r>
-      <w:r>
-        <w:rPr>
-          <w:b/>
-          <w:lang w:val="hi_IN" w:bidi="hi_IN"/>
-        </w:rPr>
         <w:t>"और मसीह की देह उन्नति पाए"</w:t>
       </w:r>
     </w:p>
@@ -23116,21 +20208,6 @@
           <w:b/>
           <w:lang w:val="hi_IN" w:bidi="hi_IN"/>
         </w:rPr>
-        <w:t>οἰκοδομὴν</w:t>
-      </w:r>
-    </w:p>
-    <w:p>
-      <w:pPr/>
-      <w:r>
-        <w:rPr>
-          <w:lang w:val="hi_IN" w:bidi="hi_IN"/>
-        </w:rPr>
-      </w:r>
-      <w:r>
-        <w:rPr>
-          <w:b/>
-          <w:lang w:val="hi_IN" w:bidi="hi_IN"/>
-        </w:rPr>
         <w:t>"उन्नति पाए"</w:t>
       </w:r>
     </w:p>
@@ -23379,21 +20456,6 @@
           <w:b/>
           <w:lang w:val="hi_IN" w:bidi="hi_IN"/>
         </w:rPr>
-        <w:t>καταντήσωμεν οἱ πάντες εἰς τὴν ἑνότητα τῆς πίστεως</w:t>
-      </w:r>
-    </w:p>
-    <w:p>
-      <w:pPr/>
-      <w:r>
-        <w:rPr>
-          <w:lang w:val="hi_IN" w:bidi="hi_IN"/>
-        </w:rPr>
-      </w:r>
-      <w:r>
-        <w:rPr>
-          <w:b/>
-          <w:lang w:val="hi_IN" w:bidi="hi_IN"/>
-        </w:rPr>
         <w:t>"कि हम सब के सब विश्वास,"</w:t>
       </w:r>
       <w:r>
@@ -23516,21 +20578,6 @@
           <w:b/>
           <w:lang w:val="hi_IN" w:bidi="hi_IN"/>
         </w:rPr>
-        <w:t>καταντήσωμεν οἱ πάντες εἰς τὴν ἑνότητα τῆς πίστεως</w:t>
-      </w:r>
-    </w:p>
-    <w:p>
-      <w:pPr/>
-      <w:r>
-        <w:rPr>
-          <w:lang w:val="hi_IN" w:bidi="hi_IN"/>
-        </w:rPr>
-      </w:r>
-      <w:r>
-        <w:rPr>
-          <w:b/>
-          <w:lang w:val="hi_IN" w:bidi="hi_IN"/>
-        </w:rPr>
         <w:t>"कि हम"</w:t>
       </w:r>
       <w:r>
@@ -23660,21 +20707,6 @@
           <w:b/>
           <w:lang w:val="hi_IN" w:bidi="hi_IN"/>
         </w:rPr>
-        <w:t>τῆς ἐπιγνώσεως τοῦ Υἱοῦ τοῦ Θεοῦ</w:t>
-      </w:r>
-    </w:p>
-    <w:p>
-      <w:pPr/>
-      <w:r>
-        <w:rPr>
-          <w:lang w:val="hi_IN" w:bidi="hi_IN"/>
-        </w:rPr>
-      </w:r>
-      <w:r>
-        <w:rPr>
-          <w:b/>
-          <w:lang w:val="hi_IN" w:bidi="hi_IN"/>
-        </w:rPr>
         <w:t>"और परमेश्वर के पुत्र की पहचान में"</w:t>
       </w:r>
     </w:p>
@@ -23765,21 +20797,6 @@
           <w:b/>
           <w:lang w:val="hi_IN" w:bidi="hi_IN"/>
         </w:rPr>
-        <w:t>τοῦ Υἱοῦ τοῦ Θεοῦ</w:t>
-      </w:r>
-    </w:p>
-    <w:p>
-      <w:pPr/>
-      <w:r>
-        <w:rPr>
-          <w:lang w:val="hi_IN" w:bidi="hi_IN"/>
-        </w:rPr>
-      </w:r>
-      <w:r>
-        <w:rPr>
-          <w:b/>
-          <w:lang w:val="hi_IN" w:bidi="hi_IN"/>
-        </w:rPr>
         <w:t>"परमेश्वर के पुत्र की"</w:t>
       </w:r>
     </w:p>
@@ -23863,21 +20880,6 @@
           <w:b/>
           <w:lang w:val="hi_IN" w:bidi="hi_IN"/>
         </w:rPr>
-        <w:t>εἰς ἄνδρα τέλειον</w:t>
-      </w:r>
-    </w:p>
-    <w:p>
-      <w:pPr/>
-      <w:r>
-        <w:rPr>
-          <w:lang w:val="hi_IN" w:bidi="hi_IN"/>
-        </w:rPr>
-      </w:r>
-      <w:r>
-        <w:rPr>
-          <w:b/>
-          <w:lang w:val="hi_IN" w:bidi="hi_IN"/>
-        </w:rPr>
         <w:t>"सिद्ध मनुष्य न बन जाएँ और"</w:t>
       </w:r>
     </w:p>
@@ -23941,21 +20943,6 @@
           <w:b/>
           <w:lang w:val="hi_IN" w:bidi="hi_IN"/>
         </w:rPr>
-        <w:t>τέλειον</w:t>
-      </w:r>
-    </w:p>
-    <w:p>
-      <w:pPr/>
-      <w:r>
-        <w:rPr>
-          <w:lang w:val="hi_IN" w:bidi="hi_IN"/>
-        </w:rPr>
-      </w:r>
-      <w:r>
-        <w:rPr>
-          <w:b/>
-          <w:lang w:val="hi_IN" w:bidi="hi_IN"/>
-        </w:rPr>
         <w:t>"सिद्ध"</w:t>
       </w:r>
     </w:p>
@@ -24019,21 +21006,6 @@
           <w:b/>
           <w:lang w:val="hi_IN" w:bidi="hi_IN"/>
         </w:rPr>
-        <w:t>ἵνα</w:t>
-      </w:r>
-    </w:p>
-    <w:p>
-      <w:pPr/>
-      <w:r>
-        <w:rPr>
-          <w:lang w:val="hi_IN" w:bidi="hi_IN"/>
-        </w:rPr>
-      </w:r>
-      <w:r>
-        <w:rPr>
-          <w:b/>
-          <w:lang w:val="hi_IN" w:bidi="hi_IN"/>
-        </w:rPr>
         <w:t>"ताकि"</w:t>
       </w:r>
     </w:p>
@@ -24130,21 +21102,6 @@
           <w:b/>
           <w:lang w:val="hi_IN" w:bidi="hi_IN"/>
         </w:rPr>
-        <w:t>μηκέτι ὦμεν νήπιοι</w:t>
-      </w:r>
-    </w:p>
-    <w:p>
-      <w:pPr/>
-      <w:r>
-        <w:rPr>
-          <w:lang w:val="hi_IN" w:bidi="hi_IN"/>
-        </w:rPr>
-      </w:r>
-      <w:r>
-        <w:rPr>
-          <w:b/>
-          <w:lang w:val="hi_IN" w:bidi="hi_IN"/>
-        </w:rPr>
         <w:t>"हम आगे को बालक"</w:t>
       </w:r>
     </w:p>
@@ -24228,21 +21185,6 @@
           <w:b/>
           <w:lang w:val="hi_IN" w:bidi="hi_IN"/>
         </w:rPr>
-        <w:t>κλυδωνιζόμενοι καὶ περιφερόμενοι παντὶ ἀνέμῳ τῆς διδασκαλίας</w:t>
-      </w:r>
-    </w:p>
-    <w:p>
-      <w:pPr/>
-      <w:r>
-        <w:rPr>
-          <w:lang w:val="hi_IN" w:bidi="hi_IN"/>
-        </w:rPr>
-      </w:r>
-      <w:r>
-        <w:rPr>
-          <w:b/>
-          <w:lang w:val="hi_IN" w:bidi="hi_IN"/>
-        </w:rPr>
         <w:t>"जो"</w:t>
       </w:r>
       <w:r>
@@ -24365,21 +21307,6 @@
           <w:b/>
           <w:lang w:val="hi_IN" w:bidi="hi_IN"/>
         </w:rPr>
-        <w:t>ἐν τῇ κυβίᾳ τῶν ἀνθρώπων, ἐν πανουργίᾳ πρὸς τὴν μεθοδίαν τῆς πλάνης</w:t>
-      </w:r>
-    </w:p>
-    <w:p>
-      <w:pPr/>
-      <w:r>
-        <w:rPr>
-          <w:lang w:val="hi_IN" w:bidi="hi_IN"/>
-        </w:rPr>
-      </w:r>
-      <w:r>
-        <w:rPr>
-          <w:b/>
-          <w:lang w:val="hi_IN" w:bidi="hi_IN"/>
-        </w:rPr>
         <w:t>"बालक"</w:t>
       </w:r>
       <w:r>
@@ -24541,21 +21468,6 @@
           <w:b/>
           <w:lang w:val="hi_IN" w:bidi="hi_IN"/>
         </w:rPr>
-        <w:t>δὲ</w:t>
-      </w:r>
-    </w:p>
-    <w:p>
-      <w:pPr/>
-      <w:r>
-        <w:rPr>
-          <w:lang w:val="hi_IN" w:bidi="hi_IN"/>
-        </w:rPr>
-      </w:r>
-      <w:r>
-        <w:rPr>
-          <w:b/>
-          <w:lang w:val="hi_IN" w:bidi="hi_IN"/>
-        </w:rPr>
         <w:t>"वरन्"</w:t>
       </w:r>
     </w:p>
@@ -24652,21 +21564,6 @@
           <w:b/>
           <w:lang w:val="hi_IN" w:bidi="hi_IN"/>
         </w:rPr>
-        <w:t>ἀληθεύοντες</w:t>
-      </w:r>
-    </w:p>
-    <w:p>
-      <w:pPr/>
-      <w:r>
-        <w:rPr>
-          <w:lang w:val="hi_IN" w:bidi="hi_IN"/>
-        </w:rPr>
-      </w:r>
-      <w:r>
-        <w:rPr>
-          <w:b/>
-          <w:lang w:val="hi_IN" w:bidi="hi_IN"/>
-        </w:rPr>
         <w:t>"सच बोलें और"</w:t>
       </w:r>
     </w:p>
@@ -24757,21 +21654,6 @@
           <w:b/>
           <w:lang w:val="hi_IN" w:bidi="hi_IN"/>
         </w:rPr>
-        <w:t>ἐν ἀγάπῃ</w:t>
-      </w:r>
-    </w:p>
-    <w:p>
-      <w:pPr/>
-      <w:r>
-        <w:rPr>
-          <w:lang w:val="hi_IN" w:bidi="hi_IN"/>
-        </w:rPr>
-      </w:r>
-      <w:r>
-        <w:rPr>
-          <w:b/>
-          <w:lang w:val="hi_IN" w:bidi="hi_IN"/>
-        </w:rPr>
         <w:t>"प्रेम में"</w:t>
       </w:r>
     </w:p>
@@ -24862,21 +21744,6 @@
           <w:b/>
           <w:lang w:val="hi_IN" w:bidi="hi_IN"/>
         </w:rPr>
-        <w:t>εἰς αὐτὸν &amp; ὅς ἐστιν ἡ κεφαλή</w:t>
-      </w:r>
-    </w:p>
-    <w:p>
-      <w:pPr/>
-      <w:r>
-        <w:rPr>
-          <w:lang w:val="hi_IN" w:bidi="hi_IN"/>
-        </w:rPr>
-      </w:r>
-      <w:r>
-        <w:rPr>
-          <w:b/>
-          <w:lang w:val="hi_IN" w:bidi="hi_IN"/>
-        </w:rPr>
         <w:t>"उसमें जो सिर है, अर्थात्"</w:t>
       </w:r>
     </w:p>
@@ -24960,21 +21827,6 @@
           <w:b/>
           <w:lang w:val="hi_IN" w:bidi="hi_IN"/>
         </w:rPr>
-        <w:t>ἐξ οὗ πᾶν τὸ σῶμα &amp; τὴν αὔξησιν τοῦ σώματος ποιεῖται</w:t>
-      </w:r>
-    </w:p>
-    <w:p>
-      <w:pPr/>
-      <w:r>
-        <w:rPr>
-          <w:lang w:val="hi_IN" w:bidi="hi_IN"/>
-        </w:rPr>
-      </w:r>
-      <w:r>
-        <w:rPr>
-          <w:b/>
-          <w:lang w:val="hi_IN" w:bidi="hi_IN"/>
-        </w:rPr>
         <w:t>"जिससे सारी देह"</w:t>
       </w:r>
       <w:r>
@@ -25097,21 +21949,6 @@
           <w:b/>
           <w:lang w:val="hi_IN" w:bidi="hi_IN"/>
         </w:rPr>
-        <w:t>εἰς οἰκοδομὴν ἑαυτοῦ ἐν ἀγάπῃ</w:t>
-      </w:r>
-    </w:p>
-    <w:p>
-      <w:pPr/>
-      <w:r>
-        <w:rPr>
-          <w:lang w:val="hi_IN" w:bidi="hi_IN"/>
-        </w:rPr>
-      </w:r>
-      <w:r>
-        <w:rPr>
-          <w:b/>
-          <w:lang w:val="hi_IN" w:bidi="hi_IN"/>
-        </w:rPr>
         <w:t>"अपने आप को"</w:t>
       </w:r>
       <w:r>
@@ -25215,21 +22052,6 @@
           <w:b/>
           <w:lang w:val="hi_IN" w:bidi="hi_IN"/>
         </w:rPr>
-        <w:t>ἐν ἀγάπῃ</w:t>
-      </w:r>
-    </w:p>
-    <w:p>
-      <w:pPr/>
-      <w:r>
-        <w:rPr>
-          <w:lang w:val="hi_IN" w:bidi="hi_IN"/>
-        </w:rPr>
-      </w:r>
-      <w:r>
-        <w:rPr>
-          <w:b/>
-          <w:lang w:val="hi_IN" w:bidi="hi_IN"/>
-        </w:rPr>
         <w:t>"कि वह प्रेम में"</w:t>
       </w:r>
     </w:p>
@@ -25320,21 +22142,6 @@
           <w:b/>
           <w:lang w:val="hi_IN" w:bidi="hi_IN"/>
         </w:rPr>
-        <w:t>διὰ πάσης ἁφῆς τῆς ἐπιχορηγίας</w:t>
-      </w:r>
-    </w:p>
-    <w:p>
-      <w:pPr/>
-      <w:r>
-        <w:rPr>
-          <w:lang w:val="hi_IN" w:bidi="hi_IN"/>
-        </w:rPr>
-      </w:r>
-      <w:r>
-        <w:rPr>
-          <w:b/>
-          <w:lang w:val="hi_IN" w:bidi="hi_IN"/>
-        </w:rPr>
         <w:t>"हर एक जोड़ की सहायता से"</w:t>
       </w:r>
       <w:r>
@@ -25603,21 +22410,6 @@
           <w:b/>
           <w:lang w:val="hi_IN" w:bidi="hi_IN"/>
         </w:rPr>
-        <w:t>τοῦτο οὖν λέγω καὶ μαρτύρομαι</w:t>
-      </w:r>
-    </w:p>
-    <w:p>
-      <w:pPr/>
-      <w:r>
-        <w:rPr>
-          <w:lang w:val="hi_IN" w:bidi="hi_IN"/>
-        </w:rPr>
-      </w:r>
-      <w:r>
-        <w:rPr>
-          <w:b/>
-          <w:lang w:val="hi_IN" w:bidi="hi_IN"/>
-        </w:rPr>
         <w:t>"इसलिए मैं यह कहता हूँ और"</w:t>
       </w:r>
       <w:r>
@@ -25694,21 +22486,6 @@
           <w:b/>
           <w:lang w:val="hi_IN" w:bidi="hi_IN"/>
         </w:rPr>
-        <w:t>ἐν Κυρίῳ</w:t>
-      </w:r>
-    </w:p>
-    <w:p>
-      <w:pPr/>
-      <w:r>
-        <w:rPr>
-          <w:lang w:val="hi_IN" w:bidi="hi_IN"/>
-        </w:rPr>
-      </w:r>
-      <w:r>
-        <w:rPr>
-          <w:b/>
-          <w:lang w:val="hi_IN" w:bidi="hi_IN"/>
-        </w:rPr>
         <w:t>"प्रभु में"</w:t>
       </w:r>
     </w:p>
@@ -25772,21 +22549,6 @@
           <w:b/>
           <w:lang w:val="hi_IN" w:bidi="hi_IN"/>
         </w:rPr>
-        <w:t>μηκέτι ὑμᾶς περιπατεῖν, καθὼς καὶ τὰ ἔθνη περιπατεῖ ἐν ματαιότητι τοῦ νοὸς αὐτῶν</w:t>
-      </w:r>
-    </w:p>
-    <w:p>
-      <w:pPr/>
-      <w:r>
-        <w:rPr>
-          <w:lang w:val="hi_IN" w:bidi="hi_IN"/>
-        </w:rPr>
-      </w:r>
-      <w:r>
-        <w:rPr>
-          <w:b/>
-          <w:lang w:val="hi_IN" w:bidi="hi_IN"/>
-        </w:rPr>
         <w:t>"जैसे अन्यजातीय लोग अपने मन की अनर्थ की रीति पर चलते हैं, तुम अब से फिर ऐसे न चलो"</w:t>
       </w:r>
     </w:p>
@@ -25870,21 +22632,6 @@
           <w:b/>
           <w:lang w:val="hi_IN" w:bidi="hi_IN"/>
         </w:rPr>
-        <w:t>ἐσκοτωμένοι τῇ διανοίᾳ</w:t>
-      </w:r>
-    </w:p>
-    <w:p>
-      <w:pPr/>
-      <w:r>
-        <w:rPr>
-          <w:lang w:val="hi_IN" w:bidi="hi_IN"/>
-        </w:rPr>
-      </w:r>
-      <w:r>
-        <w:rPr>
-          <w:b/>
-          <w:lang w:val="hi_IN" w:bidi="hi_IN"/>
-        </w:rPr>
         <w:t>"क्योंकि उनकी बुद्धि अंधेरी हो गई है"</w:t>
       </w:r>
     </w:p>
@@ -25968,21 +22715,6 @@
           <w:b/>
           <w:lang w:val="hi_IN" w:bidi="hi_IN"/>
         </w:rPr>
-        <w:t>ἐσκοτωμένοι τῇ διανοίᾳ</w:t>
-      </w:r>
-    </w:p>
-    <w:p>
-      <w:pPr/>
-      <w:r>
-        <w:rPr>
-          <w:lang w:val="hi_IN" w:bidi="hi_IN"/>
-        </w:rPr>
-      </w:r>
-      <w:r>
-        <w:rPr>
-          <w:b/>
-          <w:lang w:val="hi_IN" w:bidi="hi_IN"/>
-        </w:rPr>
         <w:t>"क्योंकि उनकी बुद्धि अंधेरी हो गई है"</w:t>
       </w:r>
     </w:p>
@@ -26066,21 +22798,6 @@
           <w:b/>
           <w:lang w:val="hi_IN" w:bidi="hi_IN"/>
         </w:rPr>
-        <w:t>ἀπηλλοτριωμένοι τῆς ζωῆς τοῦ Θεοῦ, διὰ τὴν ἄγνοιαν τὴν οὖσαν ἐν αὐτοῖς</w:t>
-      </w:r>
-    </w:p>
-    <w:p>
-      <w:pPr/>
-      <w:r>
-        <w:rPr>
-          <w:lang w:val="hi_IN" w:bidi="hi_IN"/>
-        </w:rPr>
-      </w:r>
-      <w:r>
-        <w:rPr>
-          <w:b/>
-          <w:lang w:val="hi_IN" w:bidi="hi_IN"/>
-        </w:rPr>
         <w:t>"और उस अज्ञानता के कारण जो उनमें है"</w:t>
       </w:r>
       <w:r>
@@ -26177,21 +22894,6 @@
           <w:b/>
           <w:lang w:val="hi_IN" w:bidi="hi_IN"/>
         </w:rPr>
-        <w:t>ἀπηλλοτριωμένοι</w:t>
-      </w:r>
-    </w:p>
-    <w:p>
-      <w:pPr/>
-      <w:r>
-        <w:rPr>
-          <w:lang w:val="hi_IN" w:bidi="hi_IN"/>
-        </w:rPr>
-      </w:r>
-      <w:r>
-        <w:rPr>
-          <w:b/>
-          <w:lang w:val="hi_IN" w:bidi="hi_IN"/>
-        </w:rPr>
         <w:t>"अलग"</w:t>
       </w:r>
     </w:p>
@@ -26255,21 +22957,6 @@
           <w:b/>
           <w:lang w:val="hi_IN" w:bidi="hi_IN"/>
         </w:rPr>
-        <w:t>ἄγνοιαν</w:t>
-      </w:r>
-    </w:p>
-    <w:p>
-      <w:pPr/>
-      <w:r>
-        <w:rPr>
-          <w:lang w:val="hi_IN" w:bidi="hi_IN"/>
-        </w:rPr>
-      </w:r>
-      <w:r>
-        <w:rPr>
-          <w:b/>
-          <w:lang w:val="hi_IN" w:bidi="hi_IN"/>
-        </w:rPr>
         <w:t>"अज्ञानता"</w:t>
       </w:r>
     </w:p>
@@ -26333,21 +23020,6 @@
           <w:b/>
           <w:lang w:val="hi_IN" w:bidi="hi_IN"/>
         </w:rPr>
-        <w:t>διὰ τὴν πώρωσιν τῆς καρδίας αὐτῶν</w:t>
-      </w:r>
-    </w:p>
-    <w:p>
-      <w:pPr/>
-      <w:r>
-        <w:rPr>
-          <w:lang w:val="hi_IN" w:bidi="hi_IN"/>
-        </w:rPr>
-      </w:r>
-      <w:r>
-        <w:rPr>
-          <w:b/>
-          <w:lang w:val="hi_IN" w:bidi="hi_IN"/>
-        </w:rPr>
         <w:t>"और उनके मन की कठोरता के कारण"</w:t>
       </w:r>
     </w:p>
@@ -26444,21 +23116,6 @@
           <w:b/>
           <w:lang w:val="hi_IN" w:bidi="hi_IN"/>
         </w:rPr>
-        <w:t>διὰ</w:t>
-      </w:r>
-    </w:p>
-    <w:p>
-      <w:pPr/>
-      <w:r>
-        <w:rPr>
-          <w:lang w:val="hi_IN" w:bidi="hi_IN"/>
-        </w:rPr>
-      </w:r>
-      <w:r>
-        <w:rPr>
-          <w:b/>
-          <w:lang w:val="hi_IN" w:bidi="hi_IN"/>
-        </w:rPr>
         <w:t>"के कारण"</w:t>
       </w:r>
     </w:p>
@@ -26555,21 +23212,6 @@
           <w:b/>
           <w:lang w:val="hi_IN" w:bidi="hi_IN"/>
         </w:rPr>
-        <w:t>διὰ</w:t>
-      </w:r>
-    </w:p>
-    <w:p>
-      <w:pPr/>
-      <w:r>
-        <w:rPr>
-          <w:lang w:val="hi_IN" w:bidi="hi_IN"/>
-        </w:rPr>
-      </w:r>
-      <w:r>
-        <w:rPr>
-          <w:b/>
-          <w:lang w:val="hi_IN" w:bidi="hi_IN"/>
-        </w:rPr>
         <w:t>"कारण"</w:t>
       </w:r>
     </w:p>
@@ -26652,21 +23294,6 @@
         <w:rPr>
           <w:lang w:val="hi_IN" w:bidi="hi_IN"/>
         </w:rPr>
-      </w:r>
-    </w:p>
-    <w:p>
-      <w:pPr/>
-      <w:r>
-        <w:rPr>
-          <w:lang w:val="hi_IN" w:bidi="hi_IN"/>
-        </w:rPr>
-      </w:r>
-      <w:r>
-        <w:rPr>
-          <w:b/>
-          <w:lang w:val="hi_IN" w:bidi="hi_IN"/>
-        </w:rPr>
-        <w:t>ἑαυτοὺς παρέδωκαν τῇ ἀσελγείᾳ</w:t>
       </w:r>
     </w:p>
     <w:p>
@@ -26871,21 +23498,6 @@
           <w:b/>
           <w:lang w:val="hi_IN" w:bidi="hi_IN"/>
         </w:rPr>
-        <w:t>δὲ</w:t>
-      </w:r>
-    </w:p>
-    <w:p>
-      <w:pPr/>
-      <w:r>
-        <w:rPr>
-          <w:lang w:val="hi_IN" w:bidi="hi_IN"/>
-        </w:rPr>
-      </w:r>
-      <w:r>
-        <w:rPr>
-          <w:b/>
-          <w:lang w:val="hi_IN" w:bidi="hi_IN"/>
-        </w:rPr>
         <w:t>"पर"</w:t>
       </w:r>
     </w:p>
@@ -26982,21 +23594,6 @@
           <w:b/>
           <w:lang w:val="hi_IN" w:bidi="hi_IN"/>
         </w:rPr>
-        <w:t>εἴ γε αὐτὸν ἠκούσατε καὶ ἐν αὐτῷ ἐδιδάχθητε</w:t>
-      </w:r>
-    </w:p>
-    <w:p>
-      <w:pPr/>
-      <w:r>
-        <w:rPr>
-          <w:lang w:val="hi_IN" w:bidi="hi_IN"/>
-        </w:rPr>
-      </w:r>
-      <w:r>
-        <w:rPr>
-          <w:b/>
-          <w:lang w:val="hi_IN" w:bidi="hi_IN"/>
-        </w:rPr>
         <w:t>"वरन् तुम ने सचमुच उसी की सुनी, और"</w:t>
       </w:r>
       <w:r>
@@ -27093,21 +23690,6 @@
           <w:b/>
           <w:lang w:val="hi_IN" w:bidi="hi_IN"/>
         </w:rPr>
-        <w:t>ἐν αὐτῷ ἐδιδάχθητε</w:t>
-      </w:r>
-    </w:p>
-    <w:p>
-      <w:pPr/>
-      <w:r>
-        <w:rPr>
-          <w:lang w:val="hi_IN" w:bidi="hi_IN"/>
-        </w:rPr>
-      </w:r>
-      <w:r>
-        <w:rPr>
-          <w:b/>
-          <w:lang w:val="hi_IN" w:bidi="hi_IN"/>
-        </w:rPr>
         <w:t>"उसी में सिखाए भी"</w:t>
       </w:r>
     </w:p>
@@ -27191,21 +23773,6 @@
           <w:b/>
           <w:lang w:val="hi_IN" w:bidi="hi_IN"/>
         </w:rPr>
-        <w:t>καθώς ἐστιν ἀλήθεια ἐν τῷ Ἰησοῦ</w:t>
-      </w:r>
-    </w:p>
-    <w:p>
-      <w:pPr/>
-      <w:r>
-        <w:rPr>
-          <w:lang w:val="hi_IN" w:bidi="hi_IN"/>
-        </w:rPr>
-      </w:r>
-      <w:r>
-        <w:rPr>
-          <w:b/>
-          <w:lang w:val="hi_IN" w:bidi="hi_IN"/>
-        </w:rPr>
         <w:t>"जैसा यीशु में सत्य है,"</w:t>
       </w:r>
       <w:r>
@@ -27282,21 +23849,6 @@
           <w:b/>
           <w:lang w:val="hi_IN" w:bidi="hi_IN"/>
         </w:rPr>
-        <w:t>ἀποθέσθαι ὑμᾶς κατὰ τὴν προτέραν ἀναστροφὴν</w:t>
-      </w:r>
-    </w:p>
-    <w:p>
-      <w:pPr/>
-      <w:r>
-        <w:rPr>
-          <w:lang w:val="hi_IN" w:bidi="hi_IN"/>
-        </w:rPr>
-      </w:r>
-      <w:r>
-        <w:rPr>
-          <w:b/>
-          <w:lang w:val="hi_IN" w:bidi="hi_IN"/>
-        </w:rPr>
         <w:t>"कि तुम"</w:t>
       </w:r>
       <w:r>
@@ -27406,21 +23958,6 @@
           <w:b/>
           <w:lang w:val="hi_IN" w:bidi="hi_IN"/>
         </w:rPr>
-        <w:t>ἀποθέσθαι ὑμᾶς κατὰ τὴν προτέραν ἀναστροφὴν τὸν παλαιὸν ἄνθρωπον</w:t>
-      </w:r>
-    </w:p>
-    <w:p>
-      <w:pPr/>
-      <w:r>
-        <w:rPr>
-          <w:lang w:val="hi_IN" w:bidi="hi_IN"/>
-        </w:rPr>
-      </w:r>
-      <w:r>
-        <w:rPr>
-          <w:b/>
-          <w:lang w:val="hi_IN" w:bidi="hi_IN"/>
-        </w:rPr>
         <w:t>"कि"</w:t>
       </w:r>
       <w:r>
@@ -27530,21 +24067,6 @@
           <w:b/>
           <w:lang w:val="hi_IN" w:bidi="hi_IN"/>
         </w:rPr>
-        <w:t>τὸν παλαιὸν ἄνθρωπον</w:t>
-      </w:r>
-    </w:p>
-    <w:p>
-      <w:pPr/>
-      <w:r>
-        <w:rPr>
-          <w:lang w:val="hi_IN" w:bidi="hi_IN"/>
-        </w:rPr>
-      </w:r>
-      <w:r>
-        <w:rPr>
-          <w:b/>
-          <w:lang w:val="hi_IN" w:bidi="hi_IN"/>
-        </w:rPr>
         <w:t>"मनुष्यत्व को जो"</w:t>
       </w:r>
     </w:p>
@@ -27737,21 +24259,6 @@
           <w:b/>
           <w:lang w:val="hi_IN" w:bidi="hi_IN"/>
         </w:rPr>
-        <w:t>ἀνανεοῦσθαι &amp; τῷ πνεύματι τοῦ νοὸς ὑμῶν</w:t>
-      </w:r>
-    </w:p>
-    <w:p>
-      <w:pPr/>
-      <w:r>
-        <w:rPr>
-          <w:lang w:val="hi_IN" w:bidi="hi_IN"/>
-        </w:rPr>
-      </w:r>
-      <w:r>
-        <w:rPr>
-          <w:b/>
-          <w:lang w:val="hi_IN" w:bidi="hi_IN"/>
-        </w:rPr>
         <w:t>"अपने मन के आत्मिक स्वभाव में नये बनते जाओ"</w:t>
       </w:r>
     </w:p>
@@ -27835,21 +24342,6 @@
           <w:b/>
           <w:lang w:val="hi_IN" w:bidi="hi_IN"/>
         </w:rPr>
-        <w:t>ἐν δικαιοσύνῃ καὶ ὁσιότητι τῆς ἀληθείας</w:t>
-      </w:r>
-    </w:p>
-    <w:p>
-      <w:pPr/>
-      <w:r>
-        <w:rPr>
-          <w:lang w:val="hi_IN" w:bidi="hi_IN"/>
-        </w:rPr>
-      </w:r>
-      <w:r>
-        <w:rPr>
-          <w:b/>
-          <w:lang w:val="hi_IN" w:bidi="hi_IN"/>
-        </w:rPr>
         <w:t>"नये"</w:t>
       </w:r>
       <w:r>
@@ -27985,21 +24477,6 @@
           <w:b/>
           <w:lang w:val="hi_IN" w:bidi="hi_IN"/>
         </w:rPr>
-        <w:t>ἐνδύσασθαι τὸν καινὸν ἄνθρωπον</w:t>
-      </w:r>
-    </w:p>
-    <w:p>
-      <w:pPr/>
-      <w:r>
-        <w:rPr>
-          <w:lang w:val="hi_IN" w:bidi="hi_IN"/>
-        </w:rPr>
-      </w:r>
-      <w:r>
-        <w:rPr>
-          <w:b/>
-          <w:lang w:val="hi_IN" w:bidi="hi_IN"/>
-        </w:rPr>
         <w:t>"नये मनुष्यत्व को पहन लो"</w:t>
       </w:r>
     </w:p>
@@ -28096,21 +24573,6 @@
           <w:b/>
           <w:lang w:val="hi_IN" w:bidi="hi_IN"/>
         </w:rPr>
-        <w:t>διὸ</w:t>
-      </w:r>
-    </w:p>
-    <w:p>
-      <w:pPr/>
-      <w:r>
-        <w:rPr>
-          <w:lang w:val="hi_IN" w:bidi="hi_IN"/>
-        </w:rPr>
-      </w:r>
-      <w:r>
-        <w:rPr>
-          <w:b/>
-          <w:lang w:val="hi_IN" w:bidi="hi_IN"/>
-        </w:rPr>
         <w:t>"इस कारण"</w:t>
       </w:r>
     </w:p>
@@ -28207,21 +24669,6 @@
           <w:b/>
           <w:lang w:val="hi_IN" w:bidi="hi_IN"/>
         </w:rPr>
-        <w:t>ἀποθέμενοι τὸ ψεῦδος</w:t>
-      </w:r>
-    </w:p>
-    <w:p>
-      <w:pPr/>
-      <w:r>
-        <w:rPr>
-          <w:lang w:val="hi_IN" w:bidi="hi_IN"/>
-        </w:rPr>
-      </w:r>
-      <w:r>
-        <w:rPr>
-          <w:b/>
-          <w:lang w:val="hi_IN" w:bidi="hi_IN"/>
-        </w:rPr>
         <w:t>"झूठ"</w:t>
       </w:r>
       <w:r>
@@ -28298,21 +24745,6 @@
           <w:b/>
           <w:lang w:val="hi_IN" w:bidi="hi_IN"/>
         </w:rPr>
-        <w:t>λαλεῖτε ἀλήθειαν ἕκαστος</w:t>
-      </w:r>
-    </w:p>
-    <w:p>
-      <w:pPr/>
-      <w:r>
-        <w:rPr>
-          <w:lang w:val="hi_IN" w:bidi="hi_IN"/>
-        </w:rPr>
-      </w:r>
-      <w:r>
-        <w:rPr>
-          <w:b/>
-          <w:lang w:val="hi_IN" w:bidi="hi_IN"/>
-        </w:rPr>
         <w:t>"बोलना"</w:t>
       </w:r>
       <w:r>
@@ -28416,21 +24848,6 @@
           <w:b/>
           <w:lang w:val="hi_IN" w:bidi="hi_IN"/>
         </w:rPr>
-        <w:t>ὅτι</w:t>
-      </w:r>
-    </w:p>
-    <w:p>
-      <w:pPr/>
-      <w:r>
-        <w:rPr>
-          <w:lang w:val="hi_IN" w:bidi="hi_IN"/>
-        </w:rPr>
-      </w:r>
-      <w:r>
-        <w:rPr>
-          <w:b/>
-          <w:lang w:val="hi_IN" w:bidi="hi_IN"/>
-        </w:rPr>
         <w:t>"क्योंकि"</w:t>
       </w:r>
     </w:p>
@@ -28527,21 +24944,6 @@
           <w:b/>
           <w:lang w:val="hi_IN" w:bidi="hi_IN"/>
         </w:rPr>
-        <w:t>ἐσμὲν ἀλλήλων μέλη</w:t>
-      </w:r>
-    </w:p>
-    <w:p>
-      <w:pPr/>
-      <w:r>
-        <w:rPr>
-          <w:lang w:val="hi_IN" w:bidi="hi_IN"/>
-        </w:rPr>
-      </w:r>
-      <w:r>
-        <w:rPr>
-          <w:b/>
-          <w:lang w:val="hi_IN" w:bidi="hi_IN"/>
-        </w:rPr>
         <w:t>"हम"</w:t>
       </w:r>
       <w:r>
@@ -28651,21 +25053,6 @@
           <w:b/>
           <w:lang w:val="hi_IN" w:bidi="hi_IN"/>
         </w:rPr>
-        <w:t>ὀργίζεσθε, καὶ μὴ ἁμαρτάνετε</w:t>
-      </w:r>
-    </w:p>
-    <w:p>
-      <w:pPr/>
-      <w:r>
-        <w:rPr>
-          <w:lang w:val="hi_IN" w:bidi="hi_IN"/>
-        </w:rPr>
-      </w:r>
-      <w:r>
-        <w:rPr>
-          <w:b/>
-          <w:lang w:val="hi_IN" w:bidi="hi_IN"/>
-        </w:rPr>
         <w:t>"क्रोध तो करो, पर पाप मत करो"</w:t>
       </w:r>
     </w:p>
@@ -28729,21 +25116,6 @@
           <w:b/>
           <w:lang w:val="hi_IN" w:bidi="hi_IN"/>
         </w:rPr>
-        <w:t>ὁ ἥλιος μὴ ἐπιδυέτω ἐπὶ παροργισμῷ ὑμῶν</w:t>
-      </w:r>
-    </w:p>
-    <w:p>
-      <w:pPr/>
-      <w:r>
-        <w:rPr>
-          <w:lang w:val="hi_IN" w:bidi="hi_IN"/>
-        </w:rPr>
-      </w:r>
-      <w:r>
-        <w:rPr>
-          <w:b/>
-          <w:lang w:val="hi_IN" w:bidi="hi_IN"/>
-        </w:rPr>
         <w:t>"सूर्य अस्त होने तक तुम्हारा क्रोध न रहे"</w:t>
       </w:r>
     </w:p>
@@ -28827,21 +25199,6 @@
           <w:b/>
           <w:lang w:val="hi_IN" w:bidi="hi_IN"/>
         </w:rPr>
-        <w:t>μηδὲ δίδοτε τόπον τῷ διαβόλῳ</w:t>
-      </w:r>
-    </w:p>
-    <w:p>
-      <w:pPr/>
-      <w:r>
-        <w:rPr>
-          <w:lang w:val="hi_IN" w:bidi="hi_IN"/>
-        </w:rPr>
-      </w:r>
-      <w:r>
-        <w:rPr>
-          <w:b/>
-          <w:lang w:val="hi_IN" w:bidi="hi_IN"/>
-        </w:rPr>
         <w:t>"और न शैतान को अवसर दो"</w:t>
       </w:r>
     </w:p>
@@ -28905,21 +25262,6 @@
           <w:b/>
           <w:lang w:val="hi_IN" w:bidi="hi_IN"/>
         </w:rPr>
-        <w:t>μᾶλλον δὲ</w:t>
-      </w:r>
-    </w:p>
-    <w:p>
-      <w:pPr/>
-      <w:r>
-        <w:rPr>
-          <w:lang w:val="hi_IN" w:bidi="hi_IN"/>
-        </w:rPr>
-      </w:r>
-      <w:r>
-        <w:rPr>
-          <w:b/>
-          <w:lang w:val="hi_IN" w:bidi="hi_IN"/>
-        </w:rPr>
         <w:t>"वरन्"</w:t>
       </w:r>
     </w:p>
@@ -29016,21 +25358,6 @@
           <w:b/>
           <w:lang w:val="hi_IN" w:bidi="hi_IN"/>
         </w:rPr>
-        <w:t>ἵνα</w:t>
-      </w:r>
-    </w:p>
-    <w:p>
-      <w:pPr/>
-      <w:r>
-        <w:rPr>
-          <w:lang w:val="hi_IN" w:bidi="hi_IN"/>
-        </w:rPr>
-      </w:r>
-      <w:r>
-        <w:rPr>
-          <w:b/>
-          <w:lang w:val="hi_IN" w:bidi="hi_IN"/>
-        </w:rPr>
         <w:t>"कि"</w:t>
       </w:r>
     </w:p>
@@ -29190,21 +25517,6 @@
           <w:b/>
           <w:lang w:val="hi_IN" w:bidi="hi_IN"/>
         </w:rPr>
-        <w:t>ἀλλ’</w:t>
-      </w:r>
-    </w:p>
-    <w:p>
-      <w:pPr/>
-      <w:r>
-        <w:rPr>
-          <w:lang w:val="hi_IN" w:bidi="hi_IN"/>
-        </w:rPr>
-      </w:r>
-      <w:r>
-        <w:rPr>
-          <w:b/>
-          <w:lang w:val="hi_IN" w:bidi="hi_IN"/>
-        </w:rPr>
         <w:t>"पर"</w:t>
       </w:r>
     </w:p>
@@ -29301,21 +25613,6 @@
           <w:b/>
           <w:lang w:val="hi_IN" w:bidi="hi_IN"/>
         </w:rPr>
-        <w:t>πρὸς οἰκοδομὴν</w:t>
-      </w:r>
-    </w:p>
-    <w:p>
-      <w:pPr/>
-      <w:r>
-        <w:rPr>
-          <w:lang w:val="hi_IN" w:bidi="hi_IN"/>
-        </w:rPr>
-      </w:r>
-      <w:r>
-        <w:rPr>
-          <w:b/>
-          <w:lang w:val="hi_IN" w:bidi="hi_IN"/>
-        </w:rPr>
         <w:t>"उन्नति के लिये"</w:t>
       </w:r>
     </w:p>
@@ -29379,21 +25676,6 @@
           <w:b/>
           <w:lang w:val="hi_IN" w:bidi="hi_IN"/>
         </w:rPr>
-        <w:t>ἵνα</w:t>
-      </w:r>
-    </w:p>
-    <w:p>
-      <w:pPr/>
-      <w:r>
-        <w:rPr>
-          <w:lang w:val="hi_IN" w:bidi="hi_IN"/>
-        </w:rPr>
-      </w:r>
-      <w:r>
-        <w:rPr>
-          <w:b/>
-          <w:lang w:val="hi_IN" w:bidi="hi_IN"/>
-        </w:rPr>
         <w:t>"वही"</w:t>
       </w:r>
     </w:p>
@@ -29490,21 +25772,6 @@
           <w:b/>
           <w:lang w:val="hi_IN" w:bidi="hi_IN"/>
         </w:rPr>
-        <w:t>τῆς χρείας, ἵνα δῷ χάριν τοῖς ἀκούουσιν</w:t>
-      </w:r>
-    </w:p>
-    <w:p>
-      <w:pPr/>
-      <w:r>
-        <w:rPr>
-          <w:lang w:val="hi_IN" w:bidi="hi_IN"/>
-        </w:rPr>
-      </w:r>
-      <w:r>
-        <w:rPr>
-          <w:b/>
-          <w:lang w:val="hi_IN" w:bidi="hi_IN"/>
-        </w:rPr>
         <w:t>"आवश्यकता के अनुसार वही निकले"</w:t>
       </w:r>
       <w:r>
@@ -29581,21 +25848,6 @@
           <w:b/>
           <w:lang w:val="hi_IN" w:bidi="hi_IN"/>
         </w:rPr>
-        <w:t>ἵνα δῷ χάριν τοῖς ἀκούουσιν</w:t>
-      </w:r>
-    </w:p>
-    <w:p>
-      <w:pPr/>
-      <w:r>
-        <w:rPr>
-          <w:lang w:val="hi_IN" w:bidi="hi_IN"/>
-        </w:rPr>
-      </w:r>
-      <w:r>
-        <w:rPr>
-          <w:b/>
-          <w:lang w:val="hi_IN" w:bidi="hi_IN"/>
-        </w:rPr>
         <w:t>"वही निकले"</w:t>
       </w:r>
       <w:r>
@@ -29699,21 +25951,6 @@
           <w:b/>
           <w:lang w:val="hi_IN" w:bidi="hi_IN"/>
         </w:rPr>
-        <w:t>μὴ λυπεῖτε</w:t>
-      </w:r>
-    </w:p>
-    <w:p>
-      <w:pPr/>
-      <w:r>
-        <w:rPr>
-          <w:lang w:val="hi_IN" w:bidi="hi_IN"/>
-        </w:rPr>
-      </w:r>
-      <w:r>
-        <w:rPr>
-          <w:b/>
-          <w:lang w:val="hi_IN" w:bidi="hi_IN"/>
-        </w:rPr>
         <w:t>"शोकित मत करो"</w:t>
       </w:r>
     </w:p>
@@ -29777,21 +26014,6 @@
           <w:b/>
           <w:lang w:val="hi_IN" w:bidi="hi_IN"/>
         </w:rPr>
-        <w:t>ἐν ᾧ ἐσφραγίσθητε εἰς ἡμέραν ἀπολυτρώσεως</w:t>
-      </w:r>
-    </w:p>
-    <w:p>
-      <w:pPr/>
-      <w:r>
-        <w:rPr>
-          <w:lang w:val="hi_IN" w:bidi="hi_IN"/>
-        </w:rPr>
-      </w:r>
-      <w:r>
-        <w:rPr>
-          <w:b/>
-          <w:lang w:val="hi_IN" w:bidi="hi_IN"/>
-        </w:rPr>
         <w:t>"जिससे तुम पर छुटकारे के दिन के लिये छाप दी गई है"</w:t>
       </w:r>
     </w:p>
@@ -29875,21 +26097,6 @@
           <w:b/>
           <w:lang w:val="hi_IN" w:bidi="hi_IN"/>
         </w:rPr>
-        <w:t>ἐν ᾧ ἐσφραγίσθητε εἰς ἡμέραν ἀπολυτρώσεως</w:t>
-      </w:r>
-    </w:p>
-    <w:p>
-      <w:pPr/>
-      <w:r>
-        <w:rPr>
-          <w:lang w:val="hi_IN" w:bidi="hi_IN"/>
-        </w:rPr>
-      </w:r>
-      <w:r>
-        <w:rPr>
-          <w:b/>
-          <w:lang w:val="hi_IN" w:bidi="hi_IN"/>
-        </w:rPr>
         <w:t>"जिससे तुम पर छुटकारे के दिन के लिये छाप दी गई है"</w:t>
       </w:r>
     </w:p>
@@ -30119,21 +26326,6 @@
           <w:b/>
           <w:lang w:val="hi_IN" w:bidi="hi_IN"/>
         </w:rPr>
-        <w:t>πικρία, καὶ θυμὸς, καὶ ὀργὴ</w:t>
-      </w:r>
-    </w:p>
-    <w:p>
-      <w:pPr/>
-      <w:r>
-        <w:rPr>
-          <w:lang w:val="hi_IN" w:bidi="hi_IN"/>
-        </w:rPr>
-      </w:r>
-      <w:r>
-        <w:rPr>
-          <w:b/>
-          <w:lang w:val="hi_IN" w:bidi="hi_IN"/>
-        </w:rPr>
         <w:t>"कड़वाहट और प्रकोप और क्रोध"</w:t>
       </w:r>
     </w:p>
@@ -30217,21 +26409,6 @@
           <w:b/>
           <w:lang w:val="hi_IN" w:bidi="hi_IN"/>
         </w:rPr>
-        <w:t>κακίᾳ</w:t>
-      </w:r>
-    </w:p>
-    <w:p>
-      <w:pPr/>
-      <w:r>
-        <w:rPr>
-          <w:lang w:val="hi_IN" w:bidi="hi_IN"/>
-        </w:rPr>
-      </w:r>
-      <w:r>
-        <w:rPr>
-          <w:b/>
-          <w:lang w:val="hi_IN" w:bidi="hi_IN"/>
-        </w:rPr>
         <w:t>"बैर-भाव"</w:t>
       </w:r>
     </w:p>
@@ -30322,21 +26499,6 @@
           <w:b/>
           <w:lang w:val="hi_IN" w:bidi="hi_IN"/>
         </w:rPr>
-        <w:t>δὲ</w:t>
-      </w:r>
-    </w:p>
-    <w:p>
-      <w:pPr/>
-      <w:r>
-        <w:rPr>
-          <w:lang w:val="hi_IN" w:bidi="hi_IN"/>
-        </w:rPr>
-      </w:r>
-      <w:r>
-        <w:rPr>
-          <w:b/>
-          <w:lang w:val="hi_IN" w:bidi="hi_IN"/>
-        </w:rPr>
         <w:t>"और"</w:t>
       </w:r>
     </w:p>
@@ -30419,21 +26581,6 @@
         <w:rPr>
           <w:lang w:val="hi_IN" w:bidi="hi_IN"/>
         </w:rPr>
-      </w:r>
-    </w:p>
-    <w:p>
-      <w:pPr/>
-      <w:r>
-        <w:rPr>
-          <w:lang w:val="hi_IN" w:bidi="hi_IN"/>
-        </w:rPr>
-      </w:r>
-      <w:r>
-        <w:rPr>
-          <w:b/>
-          <w:lang w:val="hi_IN" w:bidi="hi_IN"/>
-        </w:rPr>
-        <w:t>εὔσπλαγχνοι</w:t>
       </w:r>
     </w:p>
     <w:p>
@@ -30777,21 +26924,6 @@
           <w:b/>
           <w:lang w:val="hi_IN" w:bidi="hi_IN"/>
         </w:rPr>
-        <w:t>ὡς τέκνα ἀγαπητά</w:t>
-      </w:r>
-    </w:p>
-    <w:p>
-      <w:pPr/>
-      <w:r>
-        <w:rPr>
-          <w:lang w:val="hi_IN" w:bidi="hi_IN"/>
-        </w:rPr>
-      </w:r>
-      <w:r>
-        <w:rPr>
-          <w:b/>
-          <w:lang w:val="hi_IN" w:bidi="hi_IN"/>
-        </w:rPr>
         <w:t>"प्रिय बच्चों के समान"</w:t>
       </w:r>
     </w:p>
@@ -30875,21 +27007,6 @@
           <w:b/>
           <w:lang w:val="hi_IN" w:bidi="hi_IN"/>
         </w:rPr>
-        <w:t>περιπατεῖτε ἐν ἀγάπῃ</w:t>
-      </w:r>
-    </w:p>
-    <w:p>
-      <w:pPr/>
-      <w:r>
-        <w:rPr>
-          <w:lang w:val="hi_IN" w:bidi="hi_IN"/>
-        </w:rPr>
-      </w:r>
-      <w:r>
-        <w:rPr>
-          <w:b/>
-          <w:lang w:val="hi_IN" w:bidi="hi_IN"/>
-        </w:rPr>
         <w:t>"प्रेम में चलो"</w:t>
       </w:r>
     </w:p>
@@ -30973,21 +27090,6 @@
           <w:b/>
           <w:lang w:val="hi_IN" w:bidi="hi_IN"/>
         </w:rPr>
-        <w:t>προσφορὰν καὶ θυσίαν τῷ Θεῷ εἰς ὀσμὴν εὐωδίας</w:t>
-      </w:r>
-    </w:p>
-    <w:p>
-      <w:pPr/>
-      <w:r>
-        <w:rPr>
-          <w:lang w:val="hi_IN" w:bidi="hi_IN"/>
-        </w:rPr>
-      </w:r>
-      <w:r>
-        <w:rPr>
-          <w:b/>
-          <w:lang w:val="hi_IN" w:bidi="hi_IN"/>
-        </w:rPr>
         <w:t>"सुखदायक सुगन्ध"</w:t>
       </w:r>
       <w:r>
@@ -31097,21 +27199,6 @@
           <w:b/>
           <w:lang w:val="hi_IN" w:bidi="hi_IN"/>
         </w:rPr>
-        <w:t>πορνεία δὲ, καὶ ἀκαθαρσία πᾶσα, ἢ πλεονεξία, μηδὲ ὀνομαζέσθω ἐν ὑμῖν</w:t>
-      </w:r>
-    </w:p>
-    <w:p>
-      <w:pPr/>
-      <w:r>
-        <w:rPr>
-          <w:lang w:val="hi_IN" w:bidi="hi_IN"/>
-        </w:rPr>
-      </w:r>
-      <w:r>
-        <w:rPr>
-          <w:b/>
-          <w:lang w:val="hi_IN" w:bidi="hi_IN"/>
-        </w:rPr>
         <w:t>"जैसा"</w:t>
       </w:r>
       <w:r>
@@ -31208,21 +27295,6 @@
           <w:b/>
           <w:lang w:val="hi_IN" w:bidi="hi_IN"/>
         </w:rPr>
-        <w:t>δὲ</w:t>
-      </w:r>
-    </w:p>
-    <w:p>
-      <w:pPr/>
-      <w:r>
-        <w:rPr>
-          <w:lang w:val="hi_IN" w:bidi="hi_IN"/>
-        </w:rPr>
-      </w:r>
-      <w:r>
-        <w:rPr>
-          <w:b/>
-          <w:lang w:val="hi_IN" w:bidi="hi_IN"/>
-        </w:rPr>
         <w:t>"जैसा"</w:t>
       </w:r>
     </w:p>
@@ -31319,21 +27391,6 @@
           <w:b/>
           <w:lang w:val="hi_IN" w:bidi="hi_IN"/>
         </w:rPr>
-        <w:t>ἀκαθαρσία πᾶσα</w:t>
-      </w:r>
-    </w:p>
-    <w:p>
-      <w:pPr/>
-      <w:r>
-        <w:rPr>
-          <w:lang w:val="hi_IN" w:bidi="hi_IN"/>
-        </w:rPr>
-      </w:r>
-      <w:r>
-        <w:rPr>
-          <w:b/>
-          <w:lang w:val="hi_IN" w:bidi="hi_IN"/>
-        </w:rPr>
         <w:t>"किसी प्रकार के अशुद्ध काम"</w:t>
       </w:r>
     </w:p>
@@ -31473,21 +27530,6 @@
           <w:b/>
           <w:lang w:val="hi_IN" w:bidi="hi_IN"/>
         </w:rPr>
-        <w:t>ἀλλὰ μᾶλλον</w:t>
-      </w:r>
-    </w:p>
-    <w:p>
-      <w:pPr/>
-      <w:r>
-        <w:rPr>
-          <w:lang w:val="hi_IN" w:bidi="hi_IN"/>
-        </w:rPr>
-      </w:r>
-      <w:r>
-        <w:rPr>
-          <w:b/>
-          <w:lang w:val="hi_IN" w:bidi="hi_IN"/>
-        </w:rPr>
         <w:t>"वरन्"</w:t>
       </w:r>
     </w:p>
@@ -31584,21 +27626,6 @@
           <w:b/>
           <w:lang w:val="hi_IN" w:bidi="hi_IN"/>
         </w:rPr>
-        <w:t>ἀκάθαρτος</w:t>
-      </w:r>
-    </w:p>
-    <w:p>
-      <w:pPr/>
-      <w:r>
-        <w:rPr>
-          <w:lang w:val="hi_IN" w:bidi="hi_IN"/>
-        </w:rPr>
-      </w:r>
-      <w:r>
-        <w:rPr>
-          <w:b/>
-          <w:lang w:val="hi_IN" w:bidi="hi_IN"/>
-        </w:rPr>
         <w:t>"अशुद्ध जन"</w:t>
       </w:r>
     </w:p>
@@ -31682,21 +27709,6 @@
           <w:b/>
           <w:lang w:val="hi_IN" w:bidi="hi_IN"/>
         </w:rPr>
-        <w:t>οὐκ ἔχει κληρονομίαν</w:t>
-      </w:r>
-    </w:p>
-    <w:p>
-      <w:pPr/>
-      <w:r>
-        <w:rPr>
-          <w:lang w:val="hi_IN" w:bidi="hi_IN"/>
-        </w:rPr>
-      </w:r>
-      <w:r>
-        <w:rPr>
-          <w:b/>
-          <w:lang w:val="hi_IN" w:bidi="hi_IN"/>
-        </w:rPr>
         <w:t>"की,"</w:t>
       </w:r>
       <w:r>
@@ -31793,21 +27805,6 @@
           <w:b/>
           <w:lang w:val="hi_IN" w:bidi="hi_IN"/>
         </w:rPr>
-        <w:t>κενοῖς λόγοις</w:t>
-      </w:r>
-    </w:p>
-    <w:p>
-      <w:pPr/>
-      <w:r>
-        <w:rPr>
-          <w:lang w:val="hi_IN" w:bidi="hi_IN"/>
-        </w:rPr>
-      </w:r>
-      <w:r>
-        <w:rPr>
-          <w:b/>
-          <w:lang w:val="hi_IN" w:bidi="hi_IN"/>
-        </w:rPr>
         <w:t>"व्यर्थ बातों से"</w:t>
       </w:r>
     </w:p>
@@ -31871,21 +27868,6 @@
           <w:b/>
           <w:lang w:val="hi_IN" w:bidi="hi_IN"/>
         </w:rPr>
-        <w:t>γὰρ</w:t>
-      </w:r>
-    </w:p>
-    <w:p>
-      <w:pPr/>
-      <w:r>
-        <w:rPr>
-          <w:lang w:val="hi_IN" w:bidi="hi_IN"/>
-        </w:rPr>
-      </w:r>
-      <w:r>
-        <w:rPr>
-          <w:b/>
-          <w:lang w:val="hi_IN" w:bidi="hi_IN"/>
-        </w:rPr>
         <w:t>"क्योंकि"</w:t>
       </w:r>
     </w:p>
@@ -31982,21 +27964,6 @@
           <w:b/>
           <w:lang w:val="hi_IN" w:bidi="hi_IN"/>
         </w:rPr>
-        <w:t>ἔρχεται ἡ ὀργὴ τοῦ Θεοῦ ἐπὶ</w:t>
-      </w:r>
-    </w:p>
-    <w:p>
-      <w:pPr/>
-      <w:r>
-        <w:rPr>
-          <w:lang w:val="hi_IN" w:bidi="hi_IN"/>
-        </w:rPr>
-      </w:r>
-      <w:r>
-        <w:rPr>
-          <w:b/>
-          <w:lang w:val="hi_IN" w:bidi="hi_IN"/>
-        </w:rPr>
         <w:t>"परमेश्वर का क्रोध"</w:t>
       </w:r>
       <w:r>
@@ -32100,21 +28067,6 @@
           <w:b/>
           <w:lang w:val="hi_IN" w:bidi="hi_IN"/>
         </w:rPr>
-        <w:t>τοὺς υἱοὺς τῆς ἀπειθείας</w:t>
-      </w:r>
-    </w:p>
-    <w:p>
-      <w:pPr/>
-      <w:r>
-        <w:rPr>
-          <w:lang w:val="hi_IN" w:bidi="hi_IN"/>
-        </w:rPr>
-      </w:r>
-      <w:r>
-        <w:rPr>
-          <w:b/>
-          <w:lang w:val="hi_IN" w:bidi="hi_IN"/>
-        </w:rPr>
         <w:t>"आज्ञा न माननेवालों"</w:t>
       </w:r>
     </w:p>
@@ -32198,21 +28150,6 @@
           <w:b/>
           <w:lang w:val="hi_IN" w:bidi="hi_IN"/>
         </w:rPr>
-        <w:t>οὖν</w:t>
-      </w:r>
-    </w:p>
-    <w:p>
-      <w:pPr/>
-      <w:r>
-        <w:rPr>
-          <w:lang w:val="hi_IN" w:bidi="hi_IN"/>
-        </w:rPr>
-      </w:r>
-      <w:r>
-        <w:rPr>
-          <w:b/>
-          <w:lang w:val="hi_IN" w:bidi="hi_IN"/>
-        </w:rPr>
         <w:t>"इसलिए"</w:t>
       </w:r>
     </w:p>
@@ -32309,21 +28246,6 @@
           <w:b/>
           <w:lang w:val="hi_IN" w:bidi="hi_IN"/>
         </w:rPr>
-        <w:t>ἦτε γάρ ποτε σκότος</w:t>
-      </w:r>
-    </w:p>
-    <w:p>
-      <w:pPr/>
-      <w:r>
-        <w:rPr>
-          <w:lang w:val="hi_IN" w:bidi="hi_IN"/>
-        </w:rPr>
-      </w:r>
-      <w:r>
-        <w:rPr>
-          <w:b/>
-          <w:lang w:val="hi_IN" w:bidi="hi_IN"/>
-        </w:rPr>
         <w:t>"क्योंकि तुम तो पहले अंधकार थे"</w:t>
       </w:r>
     </w:p>
@@ -32407,21 +28329,6 @@
           <w:b/>
           <w:lang w:val="hi_IN" w:bidi="hi_IN"/>
         </w:rPr>
-        <w:t>γάρ</w:t>
-      </w:r>
-    </w:p>
-    <w:p>
-      <w:pPr/>
-      <w:r>
-        <w:rPr>
-          <w:lang w:val="hi_IN" w:bidi="hi_IN"/>
-        </w:rPr>
-      </w:r>
-      <w:r>
-        <w:rPr>
-          <w:b/>
-          <w:lang w:val="hi_IN" w:bidi="hi_IN"/>
-        </w:rPr>
         <w:t>"क्योंकि"</w:t>
       </w:r>
     </w:p>
@@ -32518,21 +28425,6 @@
           <w:b/>
           <w:lang w:val="hi_IN" w:bidi="hi_IN"/>
         </w:rPr>
-        <w:t>νῦν δὲ φῶς ἐν Κυρίῳ</w:t>
-      </w:r>
-    </w:p>
-    <w:p>
-      <w:pPr/>
-      <w:r>
-        <w:rPr>
-          <w:lang w:val="hi_IN" w:bidi="hi_IN"/>
-        </w:rPr>
-      </w:r>
-      <w:r>
-        <w:rPr>
-          <w:b/>
-          <w:lang w:val="hi_IN" w:bidi="hi_IN"/>
-        </w:rPr>
         <w:t>"परन्तु अब प्रभु में ज्योति हो"</w:t>
       </w:r>
     </w:p>
@@ -32616,21 +28508,6 @@
           <w:b/>
           <w:lang w:val="hi_IN" w:bidi="hi_IN"/>
         </w:rPr>
-        <w:t>δὲ</w:t>
-      </w:r>
-    </w:p>
-    <w:p>
-      <w:pPr/>
-      <w:r>
-        <w:rPr>
-          <w:lang w:val="hi_IN" w:bidi="hi_IN"/>
-        </w:rPr>
-      </w:r>
-      <w:r>
-        <w:rPr>
-          <w:b/>
-          <w:lang w:val="hi_IN" w:bidi="hi_IN"/>
-        </w:rPr>
         <w:t>"परन्तु"</w:t>
       </w:r>
     </w:p>
@@ -32727,21 +28604,6 @@
           <w:b/>
           <w:lang w:val="hi_IN" w:bidi="hi_IN"/>
         </w:rPr>
-        <w:t>ὡς τέκνα φωτὸς περιπατεῖτε</w:t>
-      </w:r>
-    </w:p>
-    <w:p>
-      <w:pPr/>
-      <w:r>
-        <w:rPr>
-          <w:lang w:val="hi_IN" w:bidi="hi_IN"/>
-        </w:rPr>
-      </w:r>
-      <w:r>
-        <w:rPr>
-          <w:b/>
-          <w:lang w:val="hi_IN" w:bidi="hi_IN"/>
-        </w:rPr>
         <w:t>"अतः ज्योति की सन्तान के समान चलो"</w:t>
       </w:r>
     </w:p>
@@ -32825,21 +28687,6 @@
           <w:b/>
           <w:lang w:val="hi_IN" w:bidi="hi_IN"/>
         </w:rPr>
-        <w:t>ὡς τέκνα φωτὸς</w:t>
-      </w:r>
-    </w:p>
-    <w:p>
-      <w:pPr/>
-      <w:r>
-        <w:rPr>
-          <w:lang w:val="hi_IN" w:bidi="hi_IN"/>
-        </w:rPr>
-      </w:r>
-      <w:r>
-        <w:rPr>
-          <w:b/>
-          <w:lang w:val="hi_IN" w:bidi="hi_IN"/>
-        </w:rPr>
         <w:t>"ज्योति की सन्तान के समान"</w:t>
       </w:r>
     </w:p>
@@ -32923,21 +28770,6 @@
           <w:b/>
           <w:lang w:val="hi_IN" w:bidi="hi_IN"/>
         </w:rPr>
-        <w:t>ὁ &amp; καρπὸς τοῦ φωτὸς ἐν πάσῃ ἀγαθωσύνῃ, καὶ δικαιοσύνῃ, καὶ ἀληθείᾳ</w:t>
-      </w:r>
-    </w:p>
-    <w:p>
-      <w:pPr/>
-      <w:r>
-        <w:rPr>
-          <w:lang w:val="hi_IN" w:bidi="hi_IN"/>
-        </w:rPr>
-      </w:r>
-      <w:r>
-        <w:rPr>
-          <w:b/>
-          <w:lang w:val="hi_IN" w:bidi="hi_IN"/>
-        </w:rPr>
         <w:t>"ज्योति का फल सब प्रकार की भलाई, और धार्मिकता, और सत्य है"</w:t>
       </w:r>
     </w:p>
@@ -33034,21 +28866,6 @@
           <w:b/>
           <w:lang w:val="hi_IN" w:bidi="hi_IN"/>
         </w:rPr>
-        <w:t>γὰρ</w:t>
-      </w:r>
-    </w:p>
-    <w:p>
-      <w:pPr/>
-      <w:r>
-        <w:rPr>
-          <w:lang w:val="hi_IN" w:bidi="hi_IN"/>
-        </w:rPr>
-      </w:r>
-      <w:r>
-        <w:rPr>
-          <w:b/>
-          <w:lang w:val="hi_IN" w:bidi="hi_IN"/>
-        </w:rPr>
         <w:t>"क्योंकि"</w:t>
       </w:r>
     </w:p>
@@ -33145,21 +28962,6 @@
           <w:b/>
           <w:lang w:val="hi_IN" w:bidi="hi_IN"/>
         </w:rPr>
-        <w:t>μὴ συνκοινωνεῖτε τοῖς ἔργοις τοῖς ἀκάρποις τοῦ σκότους</w:t>
-      </w:r>
-    </w:p>
-    <w:p>
-      <w:pPr/>
-      <w:r>
-        <w:rPr>
-          <w:lang w:val="hi_IN" w:bidi="hi_IN"/>
-        </w:rPr>
-      </w:r>
-      <w:r>
-        <w:rPr>
-          <w:b/>
-          <w:lang w:val="hi_IN" w:bidi="hi_IN"/>
-        </w:rPr>
         <w:t>"अंधकार के निष्फल कामों में सहभागी न हो"</w:t>
       </w:r>
     </w:p>
@@ -33243,21 +29045,6 @@
           <w:b/>
           <w:lang w:val="hi_IN" w:bidi="hi_IN"/>
         </w:rPr>
-        <w:t>τοῖς ἔργοις τοῖς ἀκάρποις τοῦ σκότους</w:t>
-      </w:r>
-    </w:p>
-    <w:p>
-      <w:pPr/>
-      <w:r>
-        <w:rPr>
-          <w:lang w:val="hi_IN" w:bidi="hi_IN"/>
-        </w:rPr>
-      </w:r>
-      <w:r>
-        <w:rPr>
-          <w:b/>
-          <w:lang w:val="hi_IN" w:bidi="hi_IN"/>
-        </w:rPr>
         <w:t>"निष्फल कामों में"</w:t>
       </w:r>
     </w:p>
@@ -33341,21 +29128,6 @@
           <w:b/>
           <w:lang w:val="hi_IN" w:bidi="hi_IN"/>
         </w:rPr>
-        <w:t>τοῖς ἔργοις τοῖς ἀκάρποις τοῦ σκότους</w:t>
-      </w:r>
-    </w:p>
-    <w:p>
-      <w:pPr/>
-      <w:r>
-        <w:rPr>
-          <w:lang w:val="hi_IN" w:bidi="hi_IN"/>
-        </w:rPr>
-      </w:r>
-      <w:r>
-        <w:rPr>
-          <w:b/>
-          <w:lang w:val="hi_IN" w:bidi="hi_IN"/>
-        </w:rPr>
         <w:t>"अंधकार के निष्फल कामों में"</w:t>
       </w:r>
     </w:p>
@@ -33452,21 +29224,6 @@
           <w:b/>
           <w:lang w:val="hi_IN" w:bidi="hi_IN"/>
         </w:rPr>
-        <w:t>μᾶλλον δὲ</w:t>
-      </w:r>
-    </w:p>
-    <w:p>
-      <w:pPr/>
-      <w:r>
-        <w:rPr>
-          <w:lang w:val="hi_IN" w:bidi="hi_IN"/>
-        </w:rPr>
-      </w:r>
-      <w:r>
-        <w:rPr>
-          <w:b/>
-          <w:lang w:val="hi_IN" w:bidi="hi_IN"/>
-        </w:rPr>
         <w:t>"वरन्"</w:t>
       </w:r>
       <w:r>
@@ -33576,21 +29333,6 @@
           <w:b/>
           <w:lang w:val="hi_IN" w:bidi="hi_IN"/>
         </w:rPr>
-        <w:t>ἐλέγχετε</w:t>
-      </w:r>
-    </w:p>
-    <w:p>
-      <w:pPr/>
-      <w:r>
-        <w:rPr>
-          <w:lang w:val="hi_IN" w:bidi="hi_IN"/>
-        </w:rPr>
-      </w:r>
-      <w:r>
-        <w:rPr>
-          <w:b/>
-          <w:lang w:val="hi_IN" w:bidi="hi_IN"/>
-        </w:rPr>
         <w:t>"उलाहना दो"</w:t>
       </w:r>
     </w:p>
@@ -33674,21 +29416,6 @@
           <w:b/>
           <w:lang w:val="hi_IN" w:bidi="hi_IN"/>
         </w:rPr>
-        <w:t>αὐτῶν</w:t>
-      </w:r>
-    </w:p>
-    <w:p>
-      <w:pPr/>
-      <w:r>
-        <w:rPr>
-          <w:lang w:val="hi_IN" w:bidi="hi_IN"/>
-        </w:rPr>
-      </w:r>
-      <w:r>
-        <w:rPr>
-          <w:b/>
-          <w:lang w:val="hi_IN" w:bidi="hi_IN"/>
-        </w:rPr>
         <w:t>"उनके"</w:t>
       </w:r>
     </w:p>
@@ -33881,21 +29608,6 @@
           <w:b/>
           <w:lang w:val="hi_IN" w:bidi="hi_IN"/>
         </w:rPr>
-        <w:t>δὲ</w:t>
-      </w:r>
-    </w:p>
-    <w:p>
-      <w:pPr/>
-      <w:r>
-        <w:rPr>
-          <w:lang w:val="hi_IN" w:bidi="hi_IN"/>
-        </w:rPr>
-      </w:r>
-      <w:r>
-        <w:rPr>
-          <w:b/>
-          <w:lang w:val="hi_IN" w:bidi="hi_IN"/>
-        </w:rPr>
         <w:t>"पर"</w:t>
       </w:r>
     </w:p>
@@ -33992,21 +29704,6 @@
           <w:b/>
           <w:lang w:val="hi_IN" w:bidi="hi_IN"/>
         </w:rPr>
-        <w:t>πᾶν &amp; τὸ φανερούμενον φῶς ἐστιν</w:t>
-      </w:r>
-    </w:p>
-    <w:p>
-      <w:pPr/>
-      <w:r>
-        <w:rPr>
-          <w:lang w:val="hi_IN" w:bidi="hi_IN"/>
-        </w:rPr>
-      </w:r>
-      <w:r>
-        <w:rPr>
-          <w:b/>
-          <w:lang w:val="hi_IN" w:bidi="hi_IN"/>
-        </w:rPr>
         <w:t>"सब कुछ को प्रगट करता है, वह ज्योति है"</w:t>
       </w:r>
     </w:p>
@@ -34186,21 +29883,6 @@
           <w:b/>
           <w:lang w:val="hi_IN" w:bidi="hi_IN"/>
         </w:rPr>
-        <w:t>ἔγειρε, ὁ καθεύδων, καὶ ἀνάστα ἐκ τῶν νεκρῶν</w:t>
-      </w:r>
-    </w:p>
-    <w:p>
-      <w:pPr/>
-      <w:r>
-        <w:rPr>
-          <w:lang w:val="hi_IN" w:bidi="hi_IN"/>
-        </w:rPr>
-      </w:r>
-      <w:r>
-        <w:rPr>
-          <w:b/>
-          <w:lang w:val="hi_IN" w:bidi="hi_IN"/>
-        </w:rPr>
         <w:t>""हे सोनेवाले जाग"</w:t>
       </w:r>
     </w:p>
@@ -34284,21 +29966,6 @@
           <w:b/>
           <w:lang w:val="hi_IN" w:bidi="hi_IN"/>
         </w:rPr>
-        <w:t>ὁ καθεύδων</w:t>
-      </w:r>
-    </w:p>
-    <w:p>
-      <w:pPr/>
-      <w:r>
-        <w:rPr>
-          <w:lang w:val="hi_IN" w:bidi="hi_IN"/>
-        </w:rPr>
-      </w:r>
-      <w:r>
-        <w:rPr>
-          <w:b/>
-          <w:lang w:val="hi_IN" w:bidi="hi_IN"/>
-        </w:rPr>
         <w:t>"हे सोनेवाले"</w:t>
       </w:r>
     </w:p>
@@ -34382,21 +30049,6 @@
           <w:b/>
           <w:lang w:val="hi_IN" w:bidi="hi_IN"/>
         </w:rPr>
-        <w:t>ἐκ τῶν νεκρῶν</w:t>
-      </w:r>
-    </w:p>
-    <w:p>
-      <w:pPr/>
-      <w:r>
-        <w:rPr>
-          <w:lang w:val="hi_IN" w:bidi="hi_IN"/>
-        </w:rPr>
-      </w:r>
-      <w:r>
-        <w:rPr>
-          <w:b/>
-          <w:lang w:val="hi_IN" w:bidi="hi_IN"/>
-        </w:rPr>
         <w:t>"मुर्दों में से"</w:t>
       </w:r>
     </w:p>
@@ -34480,21 +30132,6 @@
           <w:b/>
           <w:lang w:val="hi_IN" w:bidi="hi_IN"/>
         </w:rPr>
-        <w:t>ἐπιφαύσει σοι</w:t>
-      </w:r>
-    </w:p>
-    <w:p>
-      <w:pPr/>
-      <w:r>
-        <w:rPr>
-          <w:lang w:val="hi_IN" w:bidi="hi_IN"/>
-        </w:rPr>
-      </w:r>
-      <w:r>
-        <w:rPr>
-          <w:b/>
-          <w:lang w:val="hi_IN" w:bidi="hi_IN"/>
-        </w:rPr>
         <w:t>"तुझ"</w:t>
       </w:r>
       <w:r>
@@ -34617,21 +30254,6 @@
           <w:b/>
           <w:lang w:val="hi_IN" w:bidi="hi_IN"/>
         </w:rPr>
-        <w:t>ἐπιφαύσει σοι ὁ Χριστός</w:t>
-      </w:r>
-    </w:p>
-    <w:p>
-      <w:pPr/>
-      <w:r>
-        <w:rPr>
-          <w:lang w:val="hi_IN" w:bidi="hi_IN"/>
-        </w:rPr>
-      </w:r>
-      <w:r>
-        <w:rPr>
-          <w:b/>
-          <w:lang w:val="hi_IN" w:bidi="hi_IN"/>
-        </w:rPr>
         <w:t>"मसीह की ज्योति तुझ पर चमकेगी"</w:t>
       </w:r>
     </w:p>
@@ -34778,21 +30400,6 @@
           <w:b/>
           <w:lang w:val="hi_IN" w:bidi="hi_IN"/>
         </w:rPr>
-        <w:t>οὖν</w:t>
-      </w:r>
-    </w:p>
-    <w:p>
-      <w:pPr/>
-      <w:r>
-        <w:rPr>
-          <w:lang w:val="hi_IN" w:bidi="hi_IN"/>
-        </w:rPr>
-      </w:r>
-      <w:r>
-        <w:rPr>
-          <w:b/>
-          <w:lang w:val="hi_IN" w:bidi="hi_IN"/>
-        </w:rPr>
         <w:t>"इसलिए"</w:t>
       </w:r>
     </w:p>
@@ -34889,21 +30496,6 @@
           <w:b/>
           <w:lang w:val="hi_IN" w:bidi="hi_IN"/>
         </w:rPr>
-        <w:t>ἀλλ’</w:t>
-      </w:r>
-    </w:p>
-    <w:p>
-      <w:pPr/>
-      <w:r>
-        <w:rPr>
-          <w:lang w:val="hi_IN" w:bidi="hi_IN"/>
-        </w:rPr>
-      </w:r>
-      <w:r>
-        <w:rPr>
-          <w:b/>
-          <w:lang w:val="hi_IN" w:bidi="hi_IN"/>
-        </w:rPr>
         <w:t>"पर"</w:t>
       </w:r>
     </w:p>
@@ -35083,21 +30675,6 @@
           <w:b/>
           <w:lang w:val="hi_IN" w:bidi="hi_IN"/>
         </w:rPr>
-        <w:t>ἐξαγοραζόμενοι τὸν καιρόν</w:t>
-      </w:r>
-    </w:p>
-    <w:p>
-      <w:pPr/>
-      <w:r>
-        <w:rPr>
-          <w:lang w:val="hi_IN" w:bidi="hi_IN"/>
-        </w:rPr>
-      </w:r>
-      <w:r>
-        <w:rPr>
-          <w:b/>
-          <w:lang w:val="hi_IN" w:bidi="hi_IN"/>
-        </w:rPr>
         <w:t>"और अवसर को बहुमूल्य समझो"</w:t>
       </w:r>
     </w:p>
@@ -35181,21 +30758,6 @@
           <w:b/>
           <w:lang w:val="hi_IN" w:bidi="hi_IN"/>
         </w:rPr>
-        <w:t>ὅτι αἱ ἡμέραι πονηραί εἰσιν</w:t>
-      </w:r>
-    </w:p>
-    <w:p>
-      <w:pPr/>
-      <w:r>
-        <w:rPr>
-          <w:lang w:val="hi_IN" w:bidi="hi_IN"/>
-        </w:rPr>
-      </w:r>
-      <w:r>
-        <w:rPr>
-          <w:b/>
-          <w:lang w:val="hi_IN" w:bidi="hi_IN"/>
-        </w:rPr>
         <w:t>"क्योंकि दिन बुरे हैं"</w:t>
       </w:r>
     </w:p>
@@ -35292,21 +30854,6 @@
           <w:b/>
           <w:lang w:val="hi_IN" w:bidi="hi_IN"/>
         </w:rPr>
-        <w:t>ὅτι</w:t>
-      </w:r>
-    </w:p>
-    <w:p>
-      <w:pPr/>
-      <w:r>
-        <w:rPr>
-          <w:lang w:val="hi_IN" w:bidi="hi_IN"/>
-        </w:rPr>
-      </w:r>
-      <w:r>
-        <w:rPr>
-          <w:b/>
-          <w:lang w:val="hi_IN" w:bidi="hi_IN"/>
-        </w:rPr>
         <w:t>"क्योंकि"</w:t>
       </w:r>
     </w:p>
@@ -35403,21 +30950,6 @@
           <w:b/>
           <w:lang w:val="hi_IN" w:bidi="hi_IN"/>
         </w:rPr>
-        <w:t>διὰ τοῦτο</w:t>
-      </w:r>
-    </w:p>
-    <w:p>
-      <w:pPr/>
-      <w:r>
-        <w:rPr>
-          <w:lang w:val="hi_IN" w:bidi="hi_IN"/>
-        </w:rPr>
-      </w:r>
-      <w:r>
-        <w:rPr>
-          <w:b/>
-          <w:lang w:val="hi_IN" w:bidi="hi_IN"/>
-        </w:rPr>
         <w:t>"इस कारण"</w:t>
       </w:r>
       <w:r>
@@ -35527,21 +31059,6 @@
           <w:b/>
           <w:lang w:val="hi_IN" w:bidi="hi_IN"/>
         </w:rPr>
-        <w:t>ἀλλὰ</w:t>
-      </w:r>
-    </w:p>
-    <w:p>
-      <w:pPr/>
-      <w:r>
-        <w:rPr>
-          <w:lang w:val="hi_IN" w:bidi="hi_IN"/>
-        </w:rPr>
-      </w:r>
-      <w:r>
-        <w:rPr>
-          <w:b/>
-          <w:lang w:val="hi_IN" w:bidi="hi_IN"/>
-        </w:rPr>
         <w:t>"पर"</w:t>
       </w:r>
     </w:p>
@@ -35764,21 +31281,6 @@
           <w:b/>
           <w:lang w:val="hi_IN" w:bidi="hi_IN"/>
         </w:rPr>
-        <w:t>ἐν ᾧ ἐστιν ἀσωτία</w:t>
-      </w:r>
-    </w:p>
-    <w:p>
-      <w:pPr/>
-      <w:r>
-        <w:rPr>
-          <w:lang w:val="hi_IN" w:bidi="hi_IN"/>
-        </w:rPr>
-      </w:r>
-      <w:r>
-        <w:rPr>
-          <w:b/>
-          <w:lang w:val="hi_IN" w:bidi="hi_IN"/>
-        </w:rPr>
         <w:t>"क्योंकि"</w:t>
       </w:r>
       <w:r>
@@ -35882,21 +31384,6 @@
           <w:b/>
           <w:lang w:val="hi_IN" w:bidi="hi_IN"/>
         </w:rPr>
-        <w:t>ἀλλὰ πληροῦσθε ἐν Πνεύματι</w:t>
-      </w:r>
-    </w:p>
-    <w:p>
-      <w:pPr/>
-      <w:r>
-        <w:rPr>
-          <w:lang w:val="hi_IN" w:bidi="hi_IN"/>
-        </w:rPr>
-      </w:r>
-      <w:r>
-        <w:rPr>
-          <w:b/>
-          <w:lang w:val="hi_IN" w:bidi="hi_IN"/>
-        </w:rPr>
         <w:t>"इससे"</w:t>
       </w:r>
       <w:r>
@@ -35973,21 +31460,6 @@
           <w:b/>
           <w:lang w:val="hi_IN" w:bidi="hi_IN"/>
         </w:rPr>
-        <w:t>ἀλλὰ</w:t>
-      </w:r>
-    </w:p>
-    <w:p>
-      <w:pPr/>
-      <w:r>
-        <w:rPr>
-          <w:lang w:val="hi_IN" w:bidi="hi_IN"/>
-        </w:rPr>
-      </w:r>
-      <w:r>
-        <w:rPr>
-          <w:b/>
-          <w:lang w:val="hi_IN" w:bidi="hi_IN"/>
-        </w:rPr>
         <w:t>"इससे"</w:t>
       </w:r>
     </w:p>
@@ -36084,21 +31556,6 @@
           <w:b/>
           <w:lang w:val="hi_IN" w:bidi="hi_IN"/>
         </w:rPr>
-        <w:t>ψαλμοῖς, καὶ ὕμνοις, καὶ ᾠδαῖς πνευματικαῖς</w:t>
-      </w:r>
-    </w:p>
-    <w:p>
-      <w:pPr/>
-      <w:r>
-        <w:rPr>
-          <w:lang w:val="hi_IN" w:bidi="hi_IN"/>
-        </w:rPr>
-      </w:r>
-      <w:r>
-        <w:rPr>
-          <w:b/>
-          <w:lang w:val="hi_IN" w:bidi="hi_IN"/>
-        </w:rPr>
         <w:t>"भजन और स्तुतिगान और आत्मिक गीत"</w:t>
       </w:r>
     </w:p>
@@ -36245,21 +31702,6 @@
           <w:b/>
           <w:lang w:val="hi_IN" w:bidi="hi_IN"/>
         </w:rPr>
-        <w:t>ὕμνοις</w:t>
-      </w:r>
-    </w:p>
-    <w:p>
-      <w:pPr/>
-      <w:r>
-        <w:rPr>
-          <w:lang w:val="hi_IN" w:bidi="hi_IN"/>
-        </w:rPr>
-      </w:r>
-      <w:r>
-        <w:rPr>
-          <w:b/>
-          <w:lang w:val="hi_IN" w:bidi="hi_IN"/>
-        </w:rPr>
         <w:t>"स्तुतिगान"</w:t>
       </w:r>
     </w:p>
@@ -36323,21 +31765,6 @@
           <w:b/>
           <w:lang w:val="hi_IN" w:bidi="hi_IN"/>
         </w:rPr>
-        <w:t>ᾠδαῖς πνευματικαῖς</w:t>
-      </w:r>
-    </w:p>
-    <w:p>
-      <w:pPr/>
-      <w:r>
-        <w:rPr>
-          <w:lang w:val="hi_IN" w:bidi="hi_IN"/>
-        </w:rPr>
-      </w:r>
-      <w:r>
-        <w:rPr>
-          <w:b/>
-          <w:lang w:val="hi_IN" w:bidi="hi_IN"/>
-        </w:rPr>
         <w:t>"आत्मिक गीत"</w:t>
       </w:r>
     </w:p>
@@ -36447,21 +31874,6 @@
           <w:b/>
           <w:lang w:val="hi_IN" w:bidi="hi_IN"/>
         </w:rPr>
-        <w:t>τῇ καρδίᾳ ὑμῶν</w:t>
-      </w:r>
-    </w:p>
-    <w:p>
-      <w:pPr/>
-      <w:r>
-        <w:rPr>
-          <w:lang w:val="hi_IN" w:bidi="hi_IN"/>
-        </w:rPr>
-      </w:r>
-      <w:r>
-        <w:rPr>
-          <w:b/>
-          <w:lang w:val="hi_IN" w:bidi="hi_IN"/>
-        </w:rPr>
         <w:t>"अपने मन में"</w:t>
       </w:r>
     </w:p>
@@ -36558,21 +31970,6 @@
           <w:b/>
           <w:lang w:val="hi_IN" w:bidi="hi_IN"/>
         </w:rPr>
-        <w:t>ἐν ὀνόματι τοῦ Κυρίου ἡμῶν, Ἰησοῦ Χριστοῦ</w:t>
-      </w:r>
-    </w:p>
-    <w:p>
-      <w:pPr/>
-      <w:r>
-        <w:rPr>
-          <w:lang w:val="hi_IN" w:bidi="hi_IN"/>
-        </w:rPr>
-      </w:r>
-      <w:r>
-        <w:rPr>
-          <w:b/>
-          <w:lang w:val="hi_IN" w:bidi="hi_IN"/>
-        </w:rPr>
         <w:t>"हमारे प्रभु यीशु मसीह के नाम से"</w:t>
       </w:r>
     </w:p>
@@ -36642,21 +32039,6 @@
         <w:rPr>
           <w:lang w:val="hi_IN" w:bidi="hi_IN"/>
         </w:rPr>
-      </w:r>
-    </w:p>
-    <w:p>
-      <w:pPr/>
-      <w:r>
-        <w:rPr>
-          <w:lang w:val="hi_IN" w:bidi="hi_IN"/>
-        </w:rPr>
-      </w:r>
-      <w:r>
-        <w:rPr>
-          <w:b/>
-          <w:lang w:val="hi_IN" w:bidi="hi_IN"/>
-        </w:rPr>
-        <w:t>τῷ Θεῷ καὶ Πατρί</w:t>
       </w:r>
     </w:p>
     <w:p>
@@ -36828,21 +32210,6 @@
           <w:b/>
           <w:lang w:val="hi_IN" w:bidi="hi_IN"/>
         </w:rPr>
-        <w:t>ὅτι</w:t>
-      </w:r>
-    </w:p>
-    <w:p>
-      <w:pPr/>
-      <w:r>
-        <w:rPr>
-          <w:lang w:val="hi_IN" w:bidi="hi_IN"/>
-        </w:rPr>
-      </w:r>
-      <w:r>
-        <w:rPr>
-          <w:b/>
-          <w:lang w:val="hi_IN" w:bidi="hi_IN"/>
-        </w:rPr>
         <w:t>"क्योंकि"</w:t>
       </w:r>
     </w:p>
@@ -36939,21 +32306,6 @@
           <w:b/>
           <w:lang w:val="hi_IN" w:bidi="hi_IN"/>
         </w:rPr>
-        <w:t>κεφαλὴ τῆς γυναικὸς &amp; κεφαλὴ τῆς ἐκκλησίας</w:t>
-      </w:r>
-    </w:p>
-    <w:p>
-      <w:pPr/>
-      <w:r>
-        <w:rPr>
-          <w:lang w:val="hi_IN" w:bidi="hi_IN"/>
-        </w:rPr>
-      </w:r>
-      <w:r>
-        <w:rPr>
-          <w:b/>
-          <w:lang w:val="hi_IN" w:bidi="hi_IN"/>
-        </w:rPr>
         <w:t>"पत्नी का सिर"</w:t>
       </w:r>
       <w:r>
@@ -37063,21 +32415,6 @@
           <w:b/>
           <w:lang w:val="hi_IN" w:bidi="hi_IN"/>
         </w:rPr>
-        <w:t>τοῦ σώματος</w:t>
-      </w:r>
-    </w:p>
-    <w:p>
-      <w:pPr/>
-      <w:r>
-        <w:rPr>
-          <w:lang w:val="hi_IN" w:bidi="hi_IN"/>
-        </w:rPr>
-      </w:r>
-      <w:r>
-        <w:rPr>
-          <w:b/>
-          <w:lang w:val="hi_IN" w:bidi="hi_IN"/>
-        </w:rPr>
         <w:t>"देह का"</w:t>
       </w:r>
     </w:p>
@@ -37287,21 +32624,6 @@
           <w:b/>
           <w:lang w:val="hi_IN" w:bidi="hi_IN"/>
         </w:rPr>
-        <w:t>ἑαυτὸν παρέδωκεν</w:t>
-      </w:r>
-    </w:p>
-    <w:p>
-      <w:pPr/>
-      <w:r>
-        <w:rPr>
-          <w:lang w:val="hi_IN" w:bidi="hi_IN"/>
-        </w:rPr>
-      </w:r>
-      <w:r>
-        <w:rPr>
-          <w:b/>
-          <w:lang w:val="hi_IN" w:bidi="hi_IN"/>
-        </w:rPr>
         <w:t>"अपने आप को"</w:t>
       </w:r>
       <w:r>
@@ -37378,21 +32700,6 @@
           <w:b/>
           <w:lang w:val="hi_IN" w:bidi="hi_IN"/>
         </w:rPr>
-        <w:t>ὑπὲρ αὐτῆς</w:t>
-      </w:r>
-    </w:p>
-    <w:p>
-      <w:pPr/>
-      <w:r>
-        <w:rPr>
-          <w:lang w:val="hi_IN" w:bidi="hi_IN"/>
-        </w:rPr>
-      </w:r>
-      <w:r>
-        <w:rPr>
-          <w:b/>
-          <w:lang w:val="hi_IN" w:bidi="hi_IN"/>
-        </w:rPr>
         <w:t>"उसके लिये"</w:t>
       </w:r>
     </w:p>
@@ -37476,21 +32783,6 @@
           <w:b/>
           <w:lang w:val="hi_IN" w:bidi="hi_IN"/>
         </w:rPr>
-        <w:t>ἵνα</w:t>
-      </w:r>
-    </w:p>
-    <w:p>
-      <w:pPr/>
-      <w:r>
-        <w:rPr>
-          <w:lang w:val="hi_IN" w:bidi="hi_IN"/>
-        </w:rPr>
-      </w:r>
-      <w:r>
-        <w:rPr>
-          <w:b/>
-          <w:lang w:val="hi_IN" w:bidi="hi_IN"/>
-        </w:rPr>
         <w:t>"कि"</w:t>
       </w:r>
     </w:p>
@@ -37587,21 +32879,6 @@
           <w:b/>
           <w:lang w:val="hi_IN" w:bidi="hi_IN"/>
         </w:rPr>
-        <w:t>αὐτὴν ἁγιάσῃ, καθαρίσας</w:t>
-      </w:r>
-    </w:p>
-    <w:p>
-      <w:pPr/>
-      <w:r>
-        <w:rPr>
-          <w:lang w:val="hi_IN" w:bidi="hi_IN"/>
-        </w:rPr>
-      </w:r>
-      <w:r>
-        <w:rPr>
-          <w:b/>
-          <w:lang w:val="hi_IN" w:bidi="hi_IN"/>
-        </w:rPr>
         <w:t>"उसको"</w:t>
       </w:r>
       <w:r>
@@ -37698,21 +32975,6 @@
           <w:b/>
           <w:lang w:val="hi_IN" w:bidi="hi_IN"/>
         </w:rPr>
-        <w:t>καθαρίσας τῷ λουτρῷ τοῦ ὕδατος ἐν ῥήματι</w:t>
-      </w:r>
-    </w:p>
-    <w:p>
-      <w:pPr/>
-      <w:r>
-        <w:rPr>
-          <w:lang w:val="hi_IN" w:bidi="hi_IN"/>
-        </w:rPr>
-      </w:r>
-      <w:r>
-        <w:rPr>
-          <w:b/>
-          <w:lang w:val="hi_IN" w:bidi="hi_IN"/>
-        </w:rPr>
         <w:t>"वचन के द्वारा जल के स्नान से शुद्ध करके"</w:t>
       </w:r>
     </w:p>
@@ -37796,21 +33058,6 @@
           <w:b/>
           <w:lang w:val="hi_IN" w:bidi="hi_IN"/>
         </w:rPr>
-        <w:t>ἵνα</w:t>
-      </w:r>
-    </w:p>
-    <w:p>
-      <w:pPr/>
-      <w:r>
-        <w:rPr>
-          <w:lang w:val="hi_IN" w:bidi="hi_IN"/>
-        </w:rPr>
-      </w:r>
-      <w:r>
-        <w:rPr>
-          <w:b/>
-          <w:lang w:val="hi_IN" w:bidi="hi_IN"/>
-        </w:rPr>
         <w:t>"और"</w:t>
       </w:r>
     </w:p>
@@ -37907,21 +33154,6 @@
           <w:b/>
           <w:lang w:val="hi_IN" w:bidi="hi_IN"/>
         </w:rPr>
-        <w:t>μὴ ἔχουσαν σπίλον, ἢ ῥυτίδα</w:t>
-      </w:r>
-    </w:p>
-    <w:p>
-      <w:pPr/>
-      <w:r>
-        <w:rPr>
-          <w:lang w:val="hi_IN" w:bidi="hi_IN"/>
-        </w:rPr>
-      </w:r>
-      <w:r>
-        <w:rPr>
-          <w:b/>
-          <w:lang w:val="hi_IN" w:bidi="hi_IN"/>
-        </w:rPr>
         <w:t>"जिसमें न कलंक, न झुर्री"</w:t>
       </w:r>
     </w:p>
@@ -38108,21 +33340,6 @@
           <w:b/>
           <w:lang w:val="hi_IN" w:bidi="hi_IN"/>
         </w:rPr>
-        <w:t>ἀλλ’</w:t>
-      </w:r>
-    </w:p>
-    <w:p>
-      <w:pPr/>
-      <w:r>
-        <w:rPr>
-          <w:lang w:val="hi_IN" w:bidi="hi_IN"/>
-        </w:rPr>
-      </w:r>
-      <w:r>
-        <w:rPr>
-          <w:b/>
-          <w:lang w:val="hi_IN" w:bidi="hi_IN"/>
-        </w:rPr>
         <w:t>"वरन्"</w:t>
       </w:r>
     </w:p>
@@ -38219,21 +33436,6 @@
           <w:b/>
           <w:lang w:val="hi_IN" w:bidi="hi_IN"/>
         </w:rPr>
-        <w:t>ἵνα</w:t>
-      </w:r>
-    </w:p>
-    <w:p>
-      <w:pPr/>
-      <w:r>
-        <w:rPr>
-          <w:lang w:val="hi_IN" w:bidi="hi_IN"/>
-        </w:rPr>
-      </w:r>
-      <w:r>
-        <w:rPr>
-          <w:b/>
-          <w:lang w:val="hi_IN" w:bidi="hi_IN"/>
-        </w:rPr>
         <w:t>""</w:t>
       </w:r>
     </w:p>
@@ -38330,21 +33532,6 @@
           <w:b/>
           <w:lang w:val="hi_IN" w:bidi="hi_IN"/>
         </w:rPr>
-        <w:t>ἁγία καὶ ἄμωμος</w:t>
-      </w:r>
-    </w:p>
-    <w:p>
-      <w:pPr/>
-      <w:r>
-        <w:rPr>
-          <w:lang w:val="hi_IN" w:bidi="hi_IN"/>
-        </w:rPr>
-      </w:r>
-      <w:r>
-        <w:rPr>
-          <w:b/>
-          <w:lang w:val="hi_IN" w:bidi="hi_IN"/>
-        </w:rPr>
         <w:t>"पवित्र और निर्दोष हो"</w:t>
       </w:r>
     </w:p>
@@ -38448,21 +33635,6 @@
           <w:b/>
           <w:lang w:val="hi_IN" w:bidi="hi_IN"/>
         </w:rPr>
-        <w:t>ὡς τὰ ἑαυτῶν σώματα</w:t>
-      </w:r>
-    </w:p>
-    <w:p>
-      <w:pPr/>
-      <w:r>
-        <w:rPr>
-          <w:lang w:val="hi_IN" w:bidi="hi_IN"/>
-        </w:rPr>
-      </w:r>
-      <w:r>
-        <w:rPr>
-          <w:b/>
-          <w:lang w:val="hi_IN" w:bidi="hi_IN"/>
-        </w:rPr>
         <w:t>"देह के समान"</w:t>
       </w:r>
       <w:r>
@@ -38572,21 +33744,6 @@
           <w:b/>
           <w:lang w:val="hi_IN" w:bidi="hi_IN"/>
         </w:rPr>
-        <w:t>ἀλλὰ ἐκτρέφει</w:t>
-      </w:r>
-    </w:p>
-    <w:p>
-      <w:pPr/>
-      <w:r>
-        <w:rPr>
-          <w:lang w:val="hi_IN" w:bidi="hi_IN"/>
-        </w:rPr>
-      </w:r>
-      <w:r>
-        <w:rPr>
-          <w:b/>
-          <w:lang w:val="hi_IN" w:bidi="hi_IN"/>
-        </w:rPr>
         <w:t>"क्योंकि"</w:t>
       </w:r>
       <w:r>
@@ -38676,21 +33833,6 @@
           <w:b/>
           <w:lang w:val="hi_IN" w:bidi="hi_IN"/>
         </w:rPr>
-        <w:t>ἀλλὰ</w:t>
-      </w:r>
-    </w:p>
-    <w:p>
-      <w:pPr/>
-      <w:r>
-        <w:rPr>
-          <w:lang w:val="hi_IN" w:bidi="hi_IN"/>
-        </w:rPr>
-      </w:r>
-      <w:r>
-        <w:rPr>
-          <w:b/>
-          <w:lang w:val="hi_IN" w:bidi="hi_IN"/>
-        </w:rPr>
         <w:t>"क्योंकि"</w:t>
       </w:r>
       <w:r>
@@ -38800,21 +33942,6 @@
           <w:b/>
           <w:lang w:val="hi_IN" w:bidi="hi_IN"/>
         </w:rPr>
-        <w:t>ὅτι</w:t>
-      </w:r>
-    </w:p>
-    <w:p>
-      <w:pPr/>
-      <w:r>
-        <w:rPr>
-          <w:lang w:val="hi_IN" w:bidi="hi_IN"/>
-        </w:rPr>
-      </w:r>
-      <w:r>
-        <w:rPr>
-          <w:b/>
-          <w:lang w:val="hi_IN" w:bidi="hi_IN"/>
-        </w:rPr>
         <w:t>"इसलिए कि"</w:t>
       </w:r>
     </w:p>
@@ -38911,21 +34038,6 @@
           <w:b/>
           <w:lang w:val="hi_IN" w:bidi="hi_IN"/>
         </w:rPr>
-        <w:t>μέλη ἐσμὲν τοῦ σώματος αὐτοῦ</w:t>
-      </w:r>
-    </w:p>
-    <w:p>
-      <w:pPr/>
-      <w:r>
-        <w:rPr>
-          <w:lang w:val="hi_IN" w:bidi="hi_IN"/>
-        </w:rPr>
-      </w:r>
-      <w:r>
-        <w:rPr>
-          <w:b/>
-          <w:lang w:val="hi_IN" w:bidi="hi_IN"/>
-        </w:rPr>
         <w:t>"हम उसकी देह के अंग हैं"</w:t>
       </w:r>
     </w:p>
@@ -39161,21 +34273,6 @@
           <w:b/>
           <w:lang w:val="hi_IN" w:bidi="hi_IN"/>
         </w:rPr>
-        <w:t>ἀντὶ τούτου</w:t>
-      </w:r>
-    </w:p>
-    <w:p>
-      <w:pPr/>
-      <w:r>
-        <w:rPr>
-          <w:lang w:val="hi_IN" w:bidi="hi_IN"/>
-        </w:rPr>
-      </w:r>
-      <w:r>
-        <w:rPr>
-          <w:b/>
-          <w:lang w:val="hi_IN" w:bidi="hi_IN"/>
-        </w:rPr>
         <w:t>"इस कारण"</w:t>
       </w:r>
     </w:p>
@@ -39398,21 +34495,6 @@
           <w:b/>
           <w:lang w:val="hi_IN" w:bidi="hi_IN"/>
         </w:rPr>
-        <w:t>γάρ</w:t>
-      </w:r>
-    </w:p>
-    <w:p>
-      <w:pPr/>
-      <w:r>
-        <w:rPr>
-          <w:lang w:val="hi_IN" w:bidi="hi_IN"/>
-        </w:rPr>
-      </w:r>
-      <w:r>
-        <w:rPr>
-          <w:b/>
-          <w:lang w:val="hi_IN" w:bidi="hi_IN"/>
-        </w:rPr>
         <w:t>"क्योंकि"</w:t>
       </w:r>
     </w:p>
@@ -39618,21 +34700,6 @@
           <w:b/>
           <w:lang w:val="hi_IN" w:bidi="hi_IN"/>
         </w:rPr>
-        <w:t>ἵνα</w:t>
-      </w:r>
-    </w:p>
-    <w:p>
-      <w:pPr/>
-      <w:r>
-        <w:rPr>
-          <w:lang w:val="hi_IN" w:bidi="hi_IN"/>
-        </w:rPr>
-      </w:r>
-      <w:r>
-        <w:rPr>
-          <w:b/>
-          <w:lang w:val="hi_IN" w:bidi="hi_IN"/>
-        </w:rPr>
         <w:t>"कि"</w:t>
       </w:r>
     </w:p>
@@ -39729,21 +34796,6 @@
           <w:b/>
           <w:lang w:val="hi_IN" w:bidi="hi_IN"/>
         </w:rPr>
-        <w:t>μὴ παροργίζετε τὰ τέκνα ὑμῶν</w:t>
-      </w:r>
-    </w:p>
-    <w:p>
-      <w:pPr/>
-      <w:r>
-        <w:rPr>
-          <w:lang w:val="hi_IN" w:bidi="hi_IN"/>
-        </w:rPr>
-      </w:r>
-      <w:r>
-        <w:rPr>
-          <w:b/>
-          <w:lang w:val="hi_IN" w:bidi="hi_IN"/>
-        </w:rPr>
         <w:t>"अपने बच्चों को रिस न दिलाओ"</w:t>
       </w:r>
     </w:p>
@@ -39807,21 +34859,6 @@
           <w:b/>
           <w:lang w:val="hi_IN" w:bidi="hi_IN"/>
         </w:rPr>
-        <w:t>ἀλλὰ</w:t>
-      </w:r>
-    </w:p>
-    <w:p>
-      <w:pPr/>
-      <w:r>
-        <w:rPr>
-          <w:lang w:val="hi_IN" w:bidi="hi_IN"/>
-        </w:rPr>
-      </w:r>
-      <w:r>
-        <w:rPr>
-          <w:b/>
-          <w:lang w:val="hi_IN" w:bidi="hi_IN"/>
-        </w:rPr>
         <w:t>"परन्तु"</w:t>
       </w:r>
     </w:p>
@@ -39918,21 +34955,6 @@
           <w:b/>
           <w:lang w:val="hi_IN" w:bidi="hi_IN"/>
         </w:rPr>
-        <w:t>ἐκτρέφετε αὐτὰ ἐν παιδείᾳ καὶ νουθεσίᾳ Κυρίου</w:t>
-      </w:r>
-    </w:p>
-    <w:p>
-      <w:pPr/>
-      <w:r>
-        <w:rPr>
-          <w:lang w:val="hi_IN" w:bidi="hi_IN"/>
-        </w:rPr>
-      </w:r>
-      <w:r>
-        <w:rPr>
-          <w:b/>
-          <w:lang w:val="hi_IN" w:bidi="hi_IN"/>
-        </w:rPr>
         <w:t>"प्रभु की शिक्षा, और चेतावनी देते हुए, उनका करो"</w:t>
       </w:r>
     </w:p>
@@ -40042,21 +35064,6 @@
           <w:b/>
           <w:lang w:val="hi_IN" w:bidi="hi_IN"/>
         </w:rPr>
-        <w:t>φόβου καὶ τρόμου</w:t>
-      </w:r>
-    </w:p>
-    <w:p>
-      <w:pPr/>
-      <w:r>
-        <w:rPr>
-          <w:lang w:val="hi_IN" w:bidi="hi_IN"/>
-        </w:rPr>
-      </w:r>
-      <w:r>
-        <w:rPr>
-          <w:b/>
-          <w:lang w:val="hi_IN" w:bidi="hi_IN"/>
-        </w:rPr>
         <w:t>"डरते, और काँपते"</w:t>
       </w:r>
     </w:p>
@@ -40153,21 +35160,6 @@
           <w:b/>
           <w:lang w:val="hi_IN" w:bidi="hi_IN"/>
         </w:rPr>
-        <w:t>καὶ τρόμου</w:t>
-      </w:r>
-    </w:p>
-    <w:p>
-      <w:pPr/>
-      <w:r>
-        <w:rPr>
-          <w:lang w:val="hi_IN" w:bidi="hi_IN"/>
-        </w:rPr>
-      </w:r>
-      <w:r>
-        <w:rPr>
-          <w:b/>
-          <w:lang w:val="hi_IN" w:bidi="hi_IN"/>
-        </w:rPr>
         <w:t>"और काँपते"</w:t>
       </w:r>
     </w:p>
@@ -40264,21 +35256,6 @@
           <w:b/>
           <w:lang w:val="hi_IN" w:bidi="hi_IN"/>
         </w:rPr>
-        <w:t>ἐν ἁπλότητι τῆς καρδίας ὑμῶν</w:t>
-      </w:r>
-    </w:p>
-    <w:p>
-      <w:pPr/>
-      <w:r>
-        <w:rPr>
-          <w:lang w:val="hi_IN" w:bidi="hi_IN"/>
-        </w:rPr>
-      </w:r>
-      <w:r>
-        <w:rPr>
-          <w:b/>
-          <w:lang w:val="hi_IN" w:bidi="hi_IN"/>
-        </w:rPr>
         <w:t>"तुम्हारे"</w:t>
       </w:r>
       <w:r>
@@ -40401,21 +35378,6 @@
           <w:b/>
           <w:lang w:val="hi_IN" w:bidi="hi_IN"/>
         </w:rPr>
-        <w:t>ἐν ἁπλότητι</w:t>
-      </w:r>
-    </w:p>
-    <w:p>
-      <w:pPr/>
-      <w:r>
-        <w:rPr>
-          <w:lang w:val="hi_IN" w:bidi="hi_IN"/>
-        </w:rPr>
-      </w:r>
-      <w:r>
-        <w:rPr>
-          <w:b/>
-          <w:lang w:val="hi_IN" w:bidi="hi_IN"/>
-        </w:rPr>
         <w:t>"सिधाई से"</w:t>
       </w:r>
       <w:r>
@@ -40519,21 +35481,6 @@
           <w:b/>
           <w:lang w:val="hi_IN" w:bidi="hi_IN"/>
         </w:rPr>
-        <w:t>ὡς τῷ Χριστῷ</w:t>
-      </w:r>
-    </w:p>
-    <w:p>
-      <w:pPr/>
-      <w:r>
-        <w:rPr>
-          <w:lang w:val="hi_IN" w:bidi="hi_IN"/>
-        </w:rPr>
-      </w:r>
-      <w:r>
-        <w:rPr>
-          <w:b/>
-          <w:lang w:val="hi_IN" w:bidi="hi_IN"/>
-        </w:rPr>
         <w:t>"जैसे मसीह की, वैसे ही"</w:t>
       </w:r>
     </w:p>
@@ -40617,21 +35564,6 @@
           <w:b/>
           <w:lang w:val="hi_IN" w:bidi="hi_IN"/>
         </w:rPr>
-        <w:t>ἀλλ’</w:t>
-      </w:r>
-    </w:p>
-    <w:p>
-      <w:pPr/>
-      <w:r>
-        <w:rPr>
-          <w:lang w:val="hi_IN" w:bidi="hi_IN"/>
-        </w:rPr>
-      </w:r>
-      <w:r>
-        <w:rPr>
-          <w:b/>
-          <w:lang w:val="hi_IN" w:bidi="hi_IN"/>
-        </w:rPr>
         <w:t>"पर"</w:t>
       </w:r>
     </w:p>
@@ -40728,21 +35660,6 @@
           <w:b/>
           <w:lang w:val="hi_IN" w:bidi="hi_IN"/>
         </w:rPr>
-        <w:t>ὡς δοῦλοι Χριστοῦ</w:t>
-      </w:r>
-    </w:p>
-    <w:p>
-      <w:pPr/>
-      <w:r>
-        <w:rPr>
-          <w:lang w:val="hi_IN" w:bidi="hi_IN"/>
-        </w:rPr>
-      </w:r>
-      <w:r>
-        <w:rPr>
-          <w:b/>
-          <w:lang w:val="hi_IN" w:bidi="hi_IN"/>
-        </w:rPr>
         <w:t>"मसीह के दासों के समान"</w:t>
       </w:r>
     </w:p>
@@ -40806,21 +35723,6 @@
           <w:b/>
           <w:lang w:val="hi_IN" w:bidi="hi_IN"/>
         </w:rPr>
-        <w:t>ἐκ ψυχῆς</w:t>
-      </w:r>
-    </w:p>
-    <w:p>
-      <w:pPr/>
-      <w:r>
-        <w:rPr>
-          <w:lang w:val="hi_IN" w:bidi="hi_IN"/>
-        </w:rPr>
-      </w:r>
-      <w:r>
-        <w:rPr>
-          <w:b/>
-          <w:lang w:val="hi_IN" w:bidi="hi_IN"/>
-        </w:rPr>
         <w:t>"मन से"</w:t>
       </w:r>
     </w:p>
@@ -40903,21 +35805,6 @@
         <w:rPr>
           <w:lang w:val="hi_IN" w:bidi="hi_IN"/>
         </w:rPr>
-      </w:r>
-    </w:p>
-    <w:p>
-      <w:pPr/>
-      <w:r>
-        <w:rPr>
-          <w:lang w:val="hi_IN" w:bidi="hi_IN"/>
-        </w:rPr>
-      </w:r>
-      <w:r>
-        <w:rPr>
-          <w:b/>
-          <w:lang w:val="hi_IN" w:bidi="hi_IN"/>
-        </w:rPr>
-        <w:t>τὰ αὐτὰ ποιεῖτε πρὸς αὐτούς</w:t>
       </w:r>
     </w:p>
     <w:p>
@@ -41046,21 +35933,6 @@
           <w:b/>
           <w:lang w:val="hi_IN" w:bidi="hi_IN"/>
         </w:rPr>
-        <w:t>εἰδότες ὅτι καὶ αὐτῶν καὶ ὑμῶν ὁ Κύριός ἐστιν ἐν οὐρανοῖς</w:t>
-      </w:r>
-    </w:p>
-    <w:p>
-      <w:pPr/>
-      <w:r>
-        <w:rPr>
-          <w:lang w:val="hi_IN" w:bidi="hi_IN"/>
-        </w:rPr>
-      </w:r>
-      <w:r>
-        <w:rPr>
-          <w:b/>
-          <w:lang w:val="hi_IN" w:bidi="hi_IN"/>
-        </w:rPr>
         <w:t>"हे स्वामियों,"</w:t>
       </w:r>
       <w:r>
@@ -41123,21 +35995,6 @@
         <w:rPr>
           <w:lang w:val="hi_IN" w:bidi="hi_IN"/>
         </w:rPr>
-      </w:r>
-    </w:p>
-    <w:p>
-      <w:pPr/>
-      <w:r>
-        <w:rPr>
-          <w:lang w:val="hi_IN" w:bidi="hi_IN"/>
-        </w:rPr>
-      </w:r>
-      <w:r>
-        <w:rPr>
-          <w:b/>
-          <w:lang w:val="hi_IN" w:bidi="hi_IN"/>
-        </w:rPr>
-        <w:t>προσωπολημψία οὐκ ἔστιν παρ’ αὐτῷ</w:t>
       </w:r>
     </w:p>
     <w:p>
@@ -41405,21 +36262,6 @@
           <w:b/>
           <w:lang w:val="hi_IN" w:bidi="hi_IN"/>
         </w:rPr>
-        <w:t>ἐνδύσασθε τὴν πανοπλίαν τοῦ Θεοῦ, πρὸς τὸ δύνασθαι ὑμᾶς στῆναι πρὸς τὰς μεθοδίας τοῦ διαβόλου</w:t>
-      </w:r>
-    </w:p>
-    <w:p>
-      <w:pPr/>
-      <w:r>
-        <w:rPr>
-          <w:lang w:val="hi_IN" w:bidi="hi_IN"/>
-        </w:rPr>
-      </w:r>
-      <w:r>
-        <w:rPr>
-          <w:b/>
-          <w:lang w:val="hi_IN" w:bidi="hi_IN"/>
-        </w:rPr>
         <w:t>"परमेश्वर के सारे हथियार बाँध लो कि तुम शैतान की युक्तियों के सामने खड़े रह सको"</w:t>
       </w:r>
     </w:p>
@@ -41503,21 +36345,6 @@
           <w:b/>
           <w:lang w:val="hi_IN" w:bidi="hi_IN"/>
         </w:rPr>
-        <w:t>τὰς μεθοδίας</w:t>
-      </w:r>
-    </w:p>
-    <w:p>
-      <w:pPr/>
-      <w:r>
-        <w:rPr>
-          <w:lang w:val="hi_IN" w:bidi="hi_IN"/>
-        </w:rPr>
-      </w:r>
-      <w:r>
-        <w:rPr>
-          <w:b/>
-          <w:lang w:val="hi_IN" w:bidi="hi_IN"/>
-        </w:rPr>
         <w:t>"युक्तियों के"</w:t>
       </w:r>
     </w:p>
@@ -41581,21 +36408,6 @@
           <w:b/>
           <w:lang w:val="hi_IN" w:bidi="hi_IN"/>
         </w:rPr>
-        <w:t>ὅτι</w:t>
-      </w:r>
-    </w:p>
-    <w:p>
-      <w:pPr/>
-      <w:r>
-        <w:rPr>
-          <w:lang w:val="hi_IN" w:bidi="hi_IN"/>
-        </w:rPr>
-      </w:r>
-      <w:r>
-        <w:rPr>
-          <w:b/>
-          <w:lang w:val="hi_IN" w:bidi="hi_IN"/>
-        </w:rPr>
         <w:t>"क्योंकि"</w:t>
       </w:r>
     </w:p>
@@ -41692,21 +36504,6 @@
           <w:b/>
           <w:lang w:val="hi_IN" w:bidi="hi_IN"/>
         </w:rPr>
-        <w:t>αἷμα καὶ σάρκα</w:t>
-      </w:r>
-    </w:p>
-    <w:p>
-      <w:pPr/>
-      <w:r>
-        <w:rPr>
-          <w:lang w:val="hi_IN" w:bidi="hi_IN"/>
-        </w:rPr>
-      </w:r>
-      <w:r>
-        <w:rPr>
-          <w:b/>
-          <w:lang w:val="hi_IN" w:bidi="hi_IN"/>
-        </w:rPr>
         <w:t>"लहू और माँस से"</w:t>
       </w:r>
     </w:p>
@@ -41790,21 +36587,6 @@
           <w:b/>
           <w:lang w:val="hi_IN" w:bidi="hi_IN"/>
         </w:rPr>
-        <w:t>ἀλλὰ</w:t>
-      </w:r>
-    </w:p>
-    <w:p>
-      <w:pPr/>
-      <w:r>
-        <w:rPr>
-          <w:lang w:val="hi_IN" w:bidi="hi_IN"/>
-        </w:rPr>
-      </w:r>
-      <w:r>
-        <w:rPr>
-          <w:b/>
-          <w:lang w:val="hi_IN" w:bidi="hi_IN"/>
-        </w:rPr>
         <w:t>"परन्तु"</w:t>
       </w:r>
     </w:p>
@@ -41997,21 +36779,6 @@
           <w:b/>
           <w:lang w:val="hi_IN" w:bidi="hi_IN"/>
         </w:rPr>
-        <w:t>τοῦ σκότους τούτου</w:t>
-      </w:r>
-    </w:p>
-    <w:p>
-      <w:pPr/>
-      <w:r>
-        <w:rPr>
-          <w:lang w:val="hi_IN" w:bidi="hi_IN"/>
-        </w:rPr>
-      </w:r>
-      <w:r>
-        <w:rPr>
-          <w:b/>
-          <w:lang w:val="hi_IN" w:bidi="hi_IN"/>
-        </w:rPr>
         <w:t>"और इस संसार"</w:t>
       </w:r>
       <w:r>
@@ -42121,21 +36888,6 @@
           <w:b/>
           <w:lang w:val="hi_IN" w:bidi="hi_IN"/>
         </w:rPr>
-        <w:t>διὰ τοῦτο, ἀναλάβετε τὴν πανοπλίαν τοῦ Θεοῦ</w:t>
-      </w:r>
-    </w:p>
-    <w:p>
-      <w:pPr/>
-      <w:r>
-        <w:rPr>
-          <w:lang w:val="hi_IN" w:bidi="hi_IN"/>
-        </w:rPr>
-      </w:r>
-      <w:r>
-        <w:rPr>
-          <w:b/>
-          <w:lang w:val="hi_IN" w:bidi="hi_IN"/>
-        </w:rPr>
         <w:t>"इसलिए परमेश्वर के सारे हथियार बाँध लो"</w:t>
       </w:r>
     </w:p>
@@ -42219,21 +36971,6 @@
           <w:b/>
           <w:lang w:val="hi_IN" w:bidi="hi_IN"/>
         </w:rPr>
-        <w:t>διὰ τοῦτο</w:t>
-      </w:r>
-    </w:p>
-    <w:p>
-      <w:pPr/>
-      <w:r>
-        <w:rPr>
-          <w:lang w:val="hi_IN" w:bidi="hi_IN"/>
-        </w:rPr>
-      </w:r>
-      <w:r>
-        <w:rPr>
-          <w:b/>
-          <w:lang w:val="hi_IN" w:bidi="hi_IN"/>
-        </w:rPr>
         <w:t>"इसलिए"</w:t>
       </w:r>
     </w:p>
@@ -42330,21 +37067,6 @@
           <w:b/>
           <w:lang w:val="hi_IN" w:bidi="hi_IN"/>
         </w:rPr>
-        <w:t>ἵνα δυνηθῆτε ἀντιστῆναι ἐν τῇ ἡμέρᾳ τῇ πονηρᾷ</w:t>
-      </w:r>
-    </w:p>
-    <w:p>
-      <w:pPr/>
-      <w:r>
-        <w:rPr>
-          <w:lang w:val="hi_IN" w:bidi="hi_IN"/>
-        </w:rPr>
-      </w:r>
-      <w:r>
-        <w:rPr>
-          <w:b/>
-          <w:lang w:val="hi_IN" w:bidi="hi_IN"/>
-        </w:rPr>
         <w:t>"कि तुम बुरे दिन में सामना कर सको"</w:t>
       </w:r>
     </w:p>
@@ -42441,21 +37163,6 @@
           <w:b/>
           <w:lang w:val="hi_IN" w:bidi="hi_IN"/>
         </w:rPr>
-        <w:t>ἵνα δυνηθῆτε ἀντιστῆναι</w:t>
-      </w:r>
-    </w:p>
-    <w:p>
-      <w:pPr/>
-      <w:r>
-        <w:rPr>
-          <w:lang w:val="hi_IN" w:bidi="hi_IN"/>
-        </w:rPr>
-      </w:r>
-      <w:r>
-        <w:rPr>
-          <w:b/>
-          <w:lang w:val="hi_IN" w:bidi="hi_IN"/>
-        </w:rPr>
         <w:t>"कि तुम"</w:t>
       </w:r>
       <w:r>
@@ -42552,21 +37259,6 @@
           <w:b/>
           <w:lang w:val="hi_IN" w:bidi="hi_IN"/>
         </w:rPr>
-        <w:t>ἵνα</w:t>
-      </w:r>
-    </w:p>
-    <w:p>
-      <w:pPr/>
-      <w:r>
-        <w:rPr>
-          <w:lang w:val="hi_IN" w:bidi="hi_IN"/>
-        </w:rPr>
-      </w:r>
-      <w:r>
-        <w:rPr>
-          <w:b/>
-          <w:lang w:val="hi_IN" w:bidi="hi_IN"/>
-        </w:rPr>
         <w:t>"कि"</w:t>
       </w:r>
     </w:p>
@@ -42649,21 +37341,6 @@
         <w:rPr>
           <w:lang w:val="hi_IN" w:bidi="hi_IN"/>
         </w:rPr>
-      </w:r>
-    </w:p>
-    <w:p>
-      <w:pPr/>
-      <w:r>
-        <w:rPr>
-          <w:lang w:val="hi_IN" w:bidi="hi_IN"/>
-        </w:rPr>
-      </w:r>
-      <w:r>
-        <w:rPr>
-          <w:b/>
-          <w:lang w:val="hi_IN" w:bidi="hi_IN"/>
-        </w:rPr>
-        <w:t>στῆτε οὖν</w:t>
       </w:r>
     </w:p>
     <w:p>
@@ -42831,21 +37508,6 @@
           <w:b/>
           <w:lang w:val="hi_IN" w:bidi="hi_IN"/>
         </w:rPr>
-        <w:t>οὖν</w:t>
-      </w:r>
-    </w:p>
-    <w:p>
-      <w:pPr/>
-      <w:r>
-        <w:rPr>
-          <w:lang w:val="hi_IN" w:bidi="hi_IN"/>
-        </w:rPr>
-      </w:r>
-      <w:r>
-        <w:rPr>
-          <w:b/>
-          <w:lang w:val="hi_IN" w:bidi="hi_IN"/>
-        </w:rPr>
         <w:t>"इसलिए"</w:t>
       </w:r>
       <w:r>
@@ -43051,21 +37713,6 @@
           <w:b/>
           <w:lang w:val="hi_IN" w:bidi="hi_IN"/>
         </w:rPr>
-        <w:t>ἀληθείᾳ</w:t>
-      </w:r>
-    </w:p>
-    <w:p>
-      <w:pPr/>
-      <w:r>
-        <w:rPr>
-          <w:lang w:val="hi_IN" w:bidi="hi_IN"/>
-        </w:rPr>
-      </w:r>
-      <w:r>
-        <w:rPr>
-          <w:b/>
-          <w:lang w:val="hi_IN" w:bidi="hi_IN"/>
-        </w:rPr>
         <w:t>"सत्य से"</w:t>
       </w:r>
     </w:p>
@@ -43156,21 +37803,6 @@
           <w:b/>
           <w:lang w:val="hi_IN" w:bidi="hi_IN"/>
         </w:rPr>
-        <w:t>ἐνδυσάμενοι τὸν θώρακα τῆς δικαιοσύνης</w:t>
-      </w:r>
-    </w:p>
-    <w:p>
-      <w:pPr/>
-      <w:r>
-        <w:rPr>
-          <w:lang w:val="hi_IN" w:bidi="hi_IN"/>
-        </w:rPr>
-      </w:r>
-      <w:r>
-        <w:rPr>
-          <w:b/>
-          <w:lang w:val="hi_IN" w:bidi="hi_IN"/>
-        </w:rPr>
         <w:t>"इसलिए"</w:t>
       </w:r>
       <w:r>
@@ -43267,21 +37899,6 @@
           <w:b/>
           <w:lang w:val="hi_IN" w:bidi="hi_IN"/>
         </w:rPr>
-        <w:t>δικαιοσύνης</w:t>
-      </w:r>
-    </w:p>
-    <w:p>
-      <w:pPr/>
-      <w:r>
-        <w:rPr>
-          <w:lang w:val="hi_IN" w:bidi="hi_IN"/>
-        </w:rPr>
-      </w:r>
-      <w:r>
-        <w:rPr>
-          <w:b/>
-          <w:lang w:val="hi_IN" w:bidi="hi_IN"/>
-        </w:rPr>
         <w:t>"धार्मिकता की"</w:t>
       </w:r>
     </w:p>
@@ -43372,21 +37989,6 @@
           <w:b/>
           <w:lang w:val="hi_IN" w:bidi="hi_IN"/>
         </w:rPr>
-        <w:t>ὑποδησάμενοι τοὺς πόδας ἐν ἑτοιμασίᾳ τοῦ εὐαγγελίου τῆς εἰρήνης</w:t>
-      </w:r>
-    </w:p>
-    <w:p>
-      <w:pPr/>
-      <w:r>
-        <w:rPr>
-          <w:lang w:val="hi_IN" w:bidi="hi_IN"/>
-        </w:rPr>
-      </w:r>
-      <w:r>
-        <w:rPr>
-          <w:b/>
-          <w:lang w:val="hi_IN" w:bidi="hi_IN"/>
-        </w:rPr>
         <w:t>"पाँवों में मेल के सुसमाचार की तैयारी के जूते पहनकर"</w:t>
       </w:r>
     </w:p>
@@ -43470,21 +38072,6 @@
           <w:b/>
           <w:lang w:val="hi_IN" w:bidi="hi_IN"/>
         </w:rPr>
-        <w:t>εἰρήνης</w:t>
-      </w:r>
-    </w:p>
-    <w:p>
-      <w:pPr/>
-      <w:r>
-        <w:rPr>
-          <w:lang w:val="hi_IN" w:bidi="hi_IN"/>
-        </w:rPr>
-      </w:r>
-      <w:r>
-        <w:rPr>
-          <w:b/>
-          <w:lang w:val="hi_IN" w:bidi="hi_IN"/>
-        </w:rPr>
         <w:t>"मेल के"</w:t>
       </w:r>
     </w:p>
@@ -43575,21 +38162,6 @@
           <w:b/>
           <w:lang w:val="hi_IN" w:bidi="hi_IN"/>
         </w:rPr>
-        <w:t>ἐν πᾶσιν ἀναλαβόντες τὸν θυρεὸν τῆς πίστεως</w:t>
-      </w:r>
-    </w:p>
-    <w:p>
-      <w:pPr/>
-      <w:r>
-        <w:rPr>
-          <w:lang w:val="hi_IN" w:bidi="hi_IN"/>
-        </w:rPr>
-      </w:r>
-      <w:r>
-        <w:rPr>
-          <w:b/>
-          <w:lang w:val="hi_IN" w:bidi="hi_IN"/>
-        </w:rPr>
         <w:t>"और उन सब के साथ विश्वास की ढाल लेकर"</w:t>
       </w:r>
     </w:p>
@@ -43673,21 +38245,6 @@
           <w:b/>
           <w:lang w:val="hi_IN" w:bidi="hi_IN"/>
         </w:rPr>
-        <w:t>τῆς πίστεως</w:t>
-      </w:r>
-    </w:p>
-    <w:p>
-      <w:pPr/>
-      <w:r>
-        <w:rPr>
-          <w:lang w:val="hi_IN" w:bidi="hi_IN"/>
-        </w:rPr>
-      </w:r>
-      <w:r>
-        <w:rPr>
-          <w:b/>
-          <w:lang w:val="hi_IN" w:bidi="hi_IN"/>
-        </w:rPr>
         <w:t>"विश्वास की"</w:t>
       </w:r>
     </w:p>
@@ -43778,21 +38335,6 @@
           <w:b/>
           <w:lang w:val="hi_IN" w:bidi="hi_IN"/>
         </w:rPr>
-        <w:t>τὰ βέλη τοῦ πονηροῦ πεπυρωμένα</w:t>
-      </w:r>
-    </w:p>
-    <w:p>
-      <w:pPr/>
-      <w:r>
-        <w:rPr>
-          <w:lang w:val="hi_IN" w:bidi="hi_IN"/>
-        </w:rPr>
-      </w:r>
-      <w:r>
-        <w:rPr>
-          <w:b/>
-          <w:lang w:val="hi_IN" w:bidi="hi_IN"/>
-        </w:rPr>
         <w:t>"दुष्ट के"</w:t>
       </w:r>
       <w:r>
@@ -43889,21 +38431,6 @@
           <w:b/>
           <w:lang w:val="hi_IN" w:bidi="hi_IN"/>
         </w:rPr>
-        <w:t>τὴν περικεφαλαίαν τοῦ σωτηρίου δέξασθε</w:t>
-      </w:r>
-    </w:p>
-    <w:p>
-      <w:pPr/>
-      <w:r>
-        <w:rPr>
-          <w:lang w:val="hi_IN" w:bidi="hi_IN"/>
-        </w:rPr>
-      </w:r>
-      <w:r>
-        <w:rPr>
-          <w:b/>
-          <w:lang w:val="hi_IN" w:bidi="hi_IN"/>
-        </w:rPr>
         <w:t>"उद्धार का टोप,"</w:t>
       </w:r>
       <w:r>
@@ -44013,21 +38540,6 @@
           <w:b/>
           <w:lang w:val="hi_IN" w:bidi="hi_IN"/>
         </w:rPr>
-        <w:t>τοῦ σωτηρίου</w:t>
-      </w:r>
-    </w:p>
-    <w:p>
-      <w:pPr/>
-      <w:r>
-        <w:rPr>
-          <w:lang w:val="hi_IN" w:bidi="hi_IN"/>
-        </w:rPr>
-      </w:r>
-      <w:r>
-        <w:rPr>
-          <w:b/>
-          <w:lang w:val="hi_IN" w:bidi="hi_IN"/>
-        </w:rPr>
         <w:t>"उद्धार का"</w:t>
       </w:r>
     </w:p>
@@ -44118,21 +38630,6 @@
           <w:b/>
           <w:lang w:val="hi_IN" w:bidi="hi_IN"/>
         </w:rPr>
-        <w:t>τὴν μάχαιραν τοῦ Πνεύματος, ὅ ἐστιν ῥῆμα Θεοῦ</w:t>
-      </w:r>
-    </w:p>
-    <w:p>
-      <w:pPr/>
-      <w:r>
-        <w:rPr>
-          <w:lang w:val="hi_IN" w:bidi="hi_IN"/>
-        </w:rPr>
-      </w:r>
-      <w:r>
-        <w:rPr>
-          <w:b/>
-          <w:lang w:val="hi_IN" w:bidi="hi_IN"/>
-        </w:rPr>
         <w:t>"आत्मा की तलवार"</w:t>
       </w:r>
       <w:r>
@@ -44229,21 +38726,6 @@
           <w:b/>
           <w:lang w:val="hi_IN" w:bidi="hi_IN"/>
         </w:rPr>
-        <w:t>διὰ πάσης προσευχῆς καὶ δεήσεως, προσευχόμενοι ἐν παντὶ καιρῷ ἐν Πνεύματι</w:t>
-      </w:r>
-    </w:p>
-    <w:p>
-      <w:pPr/>
-      <w:r>
-        <w:rPr>
-          <w:lang w:val="hi_IN" w:bidi="hi_IN"/>
-        </w:rPr>
-      </w:r>
-      <w:r>
-        <w:rPr>
-          <w:b/>
-          <w:lang w:val="hi_IN" w:bidi="hi_IN"/>
-        </w:rPr>
         <w:t>"और हर समय और हर प्रकार से आत्मा में प्रार्थना"</w:t>
       </w:r>
       <w:r>
@@ -44346,21 +38828,6 @@
           <w:b/>
           <w:lang w:val="hi_IN" w:bidi="hi_IN"/>
         </w:rPr>
-        <w:t>εἰς αὐτὸ</w:t>
-      </w:r>
-    </w:p>
-    <w:p>
-      <w:pPr/>
-      <w:r>
-        <w:rPr>
-          <w:lang w:val="hi_IN" w:bidi="hi_IN"/>
-        </w:rPr>
-      </w:r>
-      <w:r>
-        <w:rPr>
-          <w:b/>
-          <w:lang w:val="hi_IN" w:bidi="hi_IN"/>
-        </w:rPr>
         <w:t>"कि"</w:t>
       </w:r>
     </w:p>
@@ -44457,21 +38924,6 @@
           <w:b/>
           <w:lang w:val="hi_IN" w:bidi="hi_IN"/>
         </w:rPr>
-        <w:t>ἀγρυπνοῦντες ἐν πάσῃ προσκαρτερήσει καὶ δεήσει περὶ πάντων τῶν ἁγίων</w:t>
-      </w:r>
-    </w:p>
-    <w:p>
-      <w:pPr/>
-      <w:r>
-        <w:rPr>
-          <w:lang w:val="hi_IN" w:bidi="hi_IN"/>
-        </w:rPr>
-      </w:r>
-      <w:r>
-        <w:rPr>
-          <w:b/>
-          <w:lang w:val="hi_IN" w:bidi="hi_IN"/>
-        </w:rPr>
         <w:t>"और"</w:t>
       </w:r>
       <w:r>
@@ -44670,21 +39122,6 @@
           <w:b/>
           <w:lang w:val="hi_IN" w:bidi="hi_IN"/>
         </w:rPr>
-        <w:t>ἵνα μοι δοθῇ λόγος</w:t>
-      </w:r>
-    </w:p>
-    <w:p>
-      <w:pPr/>
-      <w:r>
-        <w:rPr>
-          <w:lang w:val="hi_IN" w:bidi="hi_IN"/>
-        </w:rPr>
-      </w:r>
-      <w:r>
-        <w:rPr>
-          <w:b/>
-          <w:lang w:val="hi_IN" w:bidi="hi_IN"/>
-        </w:rPr>
         <w:t>"मुझे"</w:t>
       </w:r>
       <w:r>
@@ -44781,21 +39218,6 @@
           <w:b/>
           <w:lang w:val="hi_IN" w:bidi="hi_IN"/>
         </w:rPr>
-        <w:t>ἵνα</w:t>
-      </w:r>
-    </w:p>
-    <w:p>
-      <w:pPr/>
-      <w:r>
-        <w:rPr>
-          <w:lang w:val="hi_IN" w:bidi="hi_IN"/>
-        </w:rPr>
-      </w:r>
-      <w:r>
-        <w:rPr>
-          <w:b/>
-          <w:lang w:val="hi_IN" w:bidi="hi_IN"/>
-        </w:rPr>
         <w:t>"ऐसा"</w:t>
       </w:r>
       <w:r>
@@ -45001,21 +39423,6 @@
           <w:b/>
           <w:lang w:val="hi_IN" w:bidi="hi_IN"/>
         </w:rPr>
-        <w:t>ὑπὲρ οὗ πρεσβεύω ἐν ἁλύσει</w:t>
-      </w:r>
-    </w:p>
-    <w:p>
-      <w:pPr/>
-      <w:r>
-        <w:rPr>
-          <w:lang w:val="hi_IN" w:bidi="hi_IN"/>
-        </w:rPr>
-      </w:r>
-      <w:r>
-        <w:rPr>
-          <w:b/>
-          <w:lang w:val="hi_IN" w:bidi="hi_IN"/>
-        </w:rPr>
         <w:t>"जिसके लिये मैं जंजीर से"</w:t>
       </w:r>
       <w:r>
@@ -45132,21 +39539,6 @@
           <w:b/>
           <w:lang w:val="hi_IN" w:bidi="hi_IN"/>
         </w:rPr>
-        <w:t>ἵνα ἐν αὐτῷ παρρησιάσωμαι, ὡς δεῖ με λαλῆσαι</w:t>
-      </w:r>
-    </w:p>
-    <w:p>
-      <w:pPr/>
-      <w:r>
-        <w:rPr>
-          <w:lang w:val="hi_IN" w:bidi="hi_IN"/>
-        </w:rPr>
-      </w:r>
-      <w:r>
-        <w:rPr>
-          <w:b/>
-          <w:lang w:val="hi_IN" w:bidi="hi_IN"/>
-        </w:rPr>
         <w:t>"जकड़ा हुआ"</w:t>
       </w:r>
       <w:r>
@@ -45269,21 +39661,6 @@
           <w:b/>
           <w:lang w:val="hi_IN" w:bidi="hi_IN"/>
         </w:rPr>
-        <w:t>ἵνα</w:t>
-      </w:r>
-    </w:p>
-    <w:p>
-      <w:pPr/>
-      <w:r>
-        <w:rPr>
-          <w:lang w:val="hi_IN" w:bidi="hi_IN"/>
-        </w:rPr>
-      </w:r>
-      <w:r>
-        <w:rPr>
-          <w:b/>
-          <w:lang w:val="hi_IN" w:bidi="hi_IN"/>
-        </w:rPr>
         <w:t>"जकड़ा हुआ"</w:t>
       </w:r>
     </w:p>
@@ -45380,21 +39757,6 @@
           <w:b/>
           <w:lang w:val="hi_IN" w:bidi="hi_IN"/>
         </w:rPr>
-        <w:t>ἐν αὐτῷ</w:t>
-      </w:r>
-    </w:p>
-    <w:p>
-      <w:pPr/>
-      <w:r>
-        <w:rPr>
-          <w:lang w:val="hi_IN" w:bidi="hi_IN"/>
-        </w:rPr>
-      </w:r>
-      <w:r>
-        <w:rPr>
-          <w:b/>
-          <w:lang w:val="hi_IN" w:bidi="hi_IN"/>
-        </w:rPr>
         <w:t>"उसके विषय"</w:t>
       </w:r>
     </w:p>
@@ -45498,21 +39860,6 @@
           <w:b/>
           <w:lang w:val="hi_IN" w:bidi="hi_IN"/>
         </w:rPr>
-        <w:t>ἵνα</w:t>
-      </w:r>
-    </w:p>
-    <w:p>
-      <w:pPr/>
-      <w:r>
-        <w:rPr>
-          <w:lang w:val="hi_IN" w:bidi="hi_IN"/>
-        </w:rPr>
-      </w:r>
-      <w:r>
-        <w:rPr>
-          <w:b/>
-          <w:lang w:val="hi_IN" w:bidi="hi_IN"/>
-        </w:rPr>
         <w:t>"कि"</w:t>
       </w:r>
     </w:p>
@@ -45609,21 +39956,6 @@
           <w:b/>
           <w:lang w:val="hi_IN" w:bidi="hi_IN"/>
         </w:rPr>
-        <w:t>ἀδελφὸς</w:t>
-      </w:r>
-    </w:p>
-    <w:p>
-      <w:pPr/>
-      <w:r>
-        <w:rPr>
-          <w:lang w:val="hi_IN" w:bidi="hi_IN"/>
-        </w:rPr>
-      </w:r>
-      <w:r>
-        <w:rPr>
-          <w:b/>
-          <w:lang w:val="hi_IN" w:bidi="hi_IN"/>
-        </w:rPr>
         <w:t>"भाई"</w:t>
       </w:r>
     </w:p>
@@ -45707,21 +40039,6 @@
           <w:b/>
           <w:lang w:val="hi_IN" w:bidi="hi_IN"/>
         </w:rPr>
-        <w:t>παρακαλέσῃ τὰς καρδίας ὑμῶν</w:t>
-      </w:r>
-    </w:p>
-    <w:p>
-      <w:pPr/>
-      <w:r>
-        <w:rPr>
-          <w:lang w:val="hi_IN" w:bidi="hi_IN"/>
-        </w:rPr>
-      </w:r>
-      <w:r>
-        <w:rPr>
-          <w:b/>
-          <w:lang w:val="hi_IN" w:bidi="hi_IN"/>
-        </w:rPr>
         <w:t>"वह तुम्हारे मनों को शान्ति दे"</w:t>
       </w:r>
     </w:p>
@@ -45818,21 +40135,6 @@
           <w:b/>
           <w:lang w:val="hi_IN" w:bidi="hi_IN"/>
         </w:rPr>
-        <w:t>ἵνα</w:t>
-      </w:r>
-    </w:p>
-    <w:p>
-      <w:pPr/>
-      <w:r>
-        <w:rPr>
-          <w:lang w:val="hi_IN" w:bidi="hi_IN"/>
-        </w:rPr>
-      </w:r>
-      <w:r>
-        <w:rPr>
-          <w:b/>
-          <w:lang w:val="hi_IN" w:bidi="hi_IN"/>
-        </w:rPr>
         <w:t>"कि"</w:t>
       </w:r>
     </w:p>
@@ -45992,21 +40294,6 @@
           <w:b/>
           <w:lang w:val="hi_IN" w:bidi="hi_IN"/>
         </w:rPr>
-        <w:t>εἰρήνη τοῖς ἀδελφοῖς</w:t>
-      </w:r>
-    </w:p>
-    <w:p>
-      <w:pPr/>
-      <w:r>
-        <w:rPr>
-          <w:lang w:val="hi_IN" w:bidi="hi_IN"/>
-        </w:rPr>
-      </w:r>
-      <w:r>
-        <w:rPr>
-          <w:b/>
-          <w:lang w:val="hi_IN" w:bidi="hi_IN"/>
-        </w:rPr>
         <w:t>"शान्ति"</w:t>
       </w:r>
     </w:p>
@@ -46097,21 +40384,6 @@
           <w:b/>
           <w:lang w:val="hi_IN" w:bidi="hi_IN"/>
         </w:rPr>
-        <w:t>τοῖς ἀδελφοῖς</w:t>
-      </w:r>
-    </w:p>
-    <w:p>
-      <w:pPr/>
-      <w:r>
-        <w:rPr>
-          <w:lang w:val="hi_IN" w:bidi="hi_IN"/>
-        </w:rPr>
-      </w:r>
-      <w:r>
-        <w:rPr>
-          <w:b/>
-          <w:lang w:val="hi_IN" w:bidi="hi_IN"/>
-        </w:rPr>
         <w:t>"भाइयों"</w:t>
       </w:r>
     </w:p>
@@ -46195,21 +40467,6 @@
           <w:b/>
           <w:lang w:val="hi_IN" w:bidi="hi_IN"/>
         </w:rPr>
-        <w:t>ἀγάπη</w:t>
-      </w:r>
-    </w:p>
-    <w:p>
-      <w:pPr/>
-      <w:r>
-        <w:rPr>
-          <w:lang w:val="hi_IN" w:bidi="hi_IN"/>
-        </w:rPr>
-      </w:r>
-      <w:r>
-        <w:rPr>
-          <w:b/>
-          <w:lang w:val="hi_IN" w:bidi="hi_IN"/>
-        </w:rPr>
         <w:t>"प्रेम मिले"</w:t>
       </w:r>
     </w:p>
@@ -46300,21 +40557,6 @@
           <w:b/>
           <w:lang w:val="hi_IN" w:bidi="hi_IN"/>
         </w:rPr>
-        <w:t>μετὰ πίστεως</w:t>
-      </w:r>
-    </w:p>
-    <w:p>
-      <w:pPr/>
-      <w:r>
-        <w:rPr>
-          <w:lang w:val="hi_IN" w:bidi="hi_IN"/>
-        </w:rPr>
-      </w:r>
-      <w:r>
-        <w:rPr>
-          <w:b/>
-          <w:lang w:val="hi_IN" w:bidi="hi_IN"/>
-        </w:rPr>
         <w:t>"विश्वास सहित"</w:t>
       </w:r>
     </w:p>
@@ -46405,21 +40647,6 @@
           <w:b/>
           <w:lang w:val="hi_IN" w:bidi="hi_IN"/>
         </w:rPr>
-        <w:t>ἡ χάρις μετὰ</w:t>
-      </w:r>
-    </w:p>
-    <w:p>
-      <w:pPr/>
-      <w:r>
-        <w:rPr>
-          <w:lang w:val="hi_IN" w:bidi="hi_IN"/>
-        </w:rPr>
-      </w:r>
-      <w:r>
-        <w:rPr>
-          <w:b/>
-          <w:lang w:val="hi_IN" w:bidi="hi_IN"/>
-        </w:rPr>
         <w:t>"जो"</w:t>
       </w:r>
       <w:r>
@@ -46509,21 +40736,6 @@
         <w:rPr>
           <w:lang w:val="hi_IN" w:bidi="hi_IN"/>
         </w:rPr>
-      </w:r>
-    </w:p>
-    <w:p>
-      <w:pPr/>
-      <w:r>
-        <w:rPr>
-          <w:lang w:val="hi_IN" w:bidi="hi_IN"/>
-        </w:rPr>
-      </w:r>
-      <w:r>
-        <w:rPr>
-          <w:b/>
-          <w:lang w:val="hi_IN" w:bidi="hi_IN"/>
-        </w:rPr>
-        <w:t>ἐν ἀφθαρσίᾳ</w:t>
       </w:r>
     </w:p>
     <w:p>

--- a/hin/docx/49.content.docx
+++ b/hin/docx/49.content.docx
@@ -19,7 +19,7 @@
         <w:rPr>
           <w:lang w:val="hi_IN" w:bidi="hi_IN"/>
         </w:rPr>
-        <w:t>Resource: अनुवाद नोट्स (अनफोल्डिंग वर्ड)</w:t>
+        <w:t>Resource: unfoldingWord® Translation Notes</w:t>
       </w:r>
       <w:r>
         <w:rPr>
@@ -90,7 +90,7 @@
         <w:rPr>
           <w:lang w:val="hi_IN" w:bidi="hi_IN"/>
         </w:rPr>
-        <w:t>अनुवाद नोट्स (अनफोल्डिंग वर्ड)</w:t>
+        <w:t>unfoldingWord® Translation Notes</w:t>
       </w:r>
     </w:p>
     <w:p>

--- a/hin/docx/49.content.docx
+++ b/hin/docx/49.content.docx
@@ -293,6 +293,21 @@
           <w:b/>
           <w:lang w:val="hi_IN" w:bidi="hi_IN"/>
         </w:rPr>
+        <w:t>Παῦλος, ἀπόστολος Χριστοῦ Ἰησοῦ &amp; τοῖς ἁγίοις τοῖς οὖσιν</w:t>
+      </w:r>
+    </w:p>
+    <w:p>
+      <w:pPr/>
+      <w:r>
+        <w:rPr>
+          <w:lang w:val="hi_IN" w:bidi="hi_IN"/>
+        </w:rPr>
+      </w:r>
+      <w:r>
+        <w:rPr>
+          <w:b/>
+          <w:lang w:val="hi_IN" w:bidi="hi_IN"/>
+        </w:rPr>
         <w:t>"पौलुस की ओर से जो"</w:t>
       </w:r>
       <w:r>
@@ -382,6 +397,21 @@
           <w:b/>
           <w:lang w:val="hi_IN" w:bidi="hi_IN"/>
         </w:rPr>
+        <w:t>ἐν Χριστῷ Ἰησοῦ</w:t>
+      </w:r>
+    </w:p>
+    <w:p>
+      <w:pPr/>
+      <w:r>
+        <w:rPr>
+          <w:lang w:val="hi_IN" w:bidi="hi_IN"/>
+        </w:rPr>
+      </w:r>
+      <w:r>
+        <w:rPr>
+          <w:b/>
+          <w:lang w:val="hi_IN" w:bidi="hi_IN"/>
+        </w:rPr>
         <w:t>"मसीह यीशु में"</w:t>
       </w:r>
       <w:r>
@@ -491,6 +521,21 @@
           <w:b/>
           <w:lang w:val="hi_IN" w:bidi="hi_IN"/>
         </w:rPr>
+        <w:t>χάρις ὑμῖν καὶ εἰρήνη</w:t>
+      </w:r>
+    </w:p>
+    <w:p>
+      <w:pPr/>
+      <w:r>
+        <w:rPr>
+          <w:lang w:val="hi_IN" w:bidi="hi_IN"/>
+        </w:rPr>
+      </w:r>
+      <w:r>
+        <w:rPr>
+          <w:b/>
+          <w:lang w:val="hi_IN" w:bidi="hi_IN"/>
+        </w:rPr>
         <w:t>"तुम्हें अनुग्रह और शान्ति मिलती रहे"</w:t>
       </w:r>
     </w:p>
@@ -694,6 +739,21 @@
           <w:b/>
           <w:lang w:val="hi_IN" w:bidi="hi_IN"/>
         </w:rPr>
+        <w:t>εὐλογητὸς ὁ Θεὸς καὶ Πατὴρ τοῦ Κυρίου ἡμῶν, Ἰησοῦ Χριστοῦ</w:t>
+      </w:r>
+    </w:p>
+    <w:p>
+      <w:pPr/>
+      <w:r>
+        <w:rPr>
+          <w:lang w:val="hi_IN" w:bidi="hi_IN"/>
+        </w:rPr>
+      </w:r>
+      <w:r>
+        <w:rPr>
+          <w:b/>
+          <w:lang w:val="hi_IN" w:bidi="hi_IN"/>
+        </w:rPr>
         <w:t>"परमेश्वर और प्रभु यीशु मसीह के पिता का धन्यवाद हो कि"</w:t>
       </w:r>
     </w:p>
@@ -777,6 +837,21 @@
           <w:b/>
           <w:lang w:val="hi_IN" w:bidi="hi_IN"/>
         </w:rPr>
+        <w:t>ὁ εὐλογήσας ἡμᾶς</w:t>
+      </w:r>
+    </w:p>
+    <w:p>
+      <w:pPr/>
+      <w:r>
+        <w:rPr>
+          <w:lang w:val="hi_IN" w:bidi="hi_IN"/>
+        </w:rPr>
+      </w:r>
+      <w:r>
+        <w:rPr>
+          <w:b/>
+          <w:lang w:val="hi_IN" w:bidi="hi_IN"/>
+        </w:rPr>
         <w:t>"हमारे"</w:t>
       </w:r>
       <w:r>
@@ -853,6 +928,21 @@
           <w:b/>
           <w:lang w:val="hi_IN" w:bidi="hi_IN"/>
         </w:rPr>
+        <w:t>πάσῃ εὐλογίᾳ πνευματικῇ</w:t>
+      </w:r>
+    </w:p>
+    <w:p>
+      <w:pPr/>
+      <w:r>
+        <w:rPr>
+          <w:lang w:val="hi_IN" w:bidi="hi_IN"/>
+        </w:rPr>
+      </w:r>
+      <w:r>
+        <w:rPr>
+          <w:b/>
+          <w:lang w:val="hi_IN" w:bidi="hi_IN"/>
+        </w:rPr>
         <w:t>"उसने"</w:t>
       </w:r>
       <w:r>
@@ -1018,6 +1108,21 @@
           <w:b/>
           <w:lang w:val="hi_IN" w:bidi="hi_IN"/>
         </w:rPr>
+        <w:t>ἐν Χριστῷ</w:t>
+      </w:r>
+    </w:p>
+    <w:p>
+      <w:pPr/>
+      <w:r>
+        <w:rPr>
+          <w:lang w:val="hi_IN" w:bidi="hi_IN"/>
+        </w:rPr>
+      </w:r>
+      <w:r>
+        <w:rPr>
+          <w:b/>
+          <w:lang w:val="hi_IN" w:bidi="hi_IN"/>
+        </w:rPr>
         <w:t>"मसीह में"</w:t>
       </w:r>
       <w:r>
@@ -1140,6 +1245,21 @@
           <w:b/>
           <w:lang w:val="hi_IN" w:bidi="hi_IN"/>
         </w:rPr>
+        <w:t>ἁγίους καὶ ἀμώμους</w:t>
+      </w:r>
+    </w:p>
+    <w:p>
+      <w:pPr/>
+      <w:r>
+        <w:rPr>
+          <w:lang w:val="hi_IN" w:bidi="hi_IN"/>
+        </w:rPr>
+      </w:r>
+      <w:r>
+        <w:rPr>
+          <w:b/>
+          <w:lang w:val="hi_IN" w:bidi="hi_IN"/>
+        </w:rPr>
         <w:t>"पवित्र और निर्दोष हों"</w:t>
       </w:r>
     </w:p>
@@ -1223,6 +1343,21 @@
           <w:b/>
           <w:lang w:val="hi_IN" w:bidi="hi_IN"/>
         </w:rPr>
+        <w:t>ἀμώμους</w:t>
+      </w:r>
+    </w:p>
+    <w:p>
+      <w:pPr/>
+      <w:r>
+        <w:rPr>
+          <w:lang w:val="hi_IN" w:bidi="hi_IN"/>
+        </w:rPr>
+      </w:r>
+      <w:r>
+        <w:rPr>
+          <w:b/>
+          <w:lang w:val="hi_IN" w:bidi="hi_IN"/>
+        </w:rPr>
         <w:t>"निर्दोष हों"</w:t>
       </w:r>
     </w:p>
@@ -1319,6 +1454,21 @@
           <w:b/>
           <w:lang w:val="hi_IN" w:bidi="hi_IN"/>
         </w:rPr>
+        <w:t>προορίσας &amp; αὐτόν &amp; αὐτοῦ</w:t>
+      </w:r>
+    </w:p>
+    <w:p>
+      <w:pPr/>
+      <w:r>
+        <w:rPr>
+          <w:lang w:val="hi_IN" w:bidi="hi_IN"/>
+        </w:rPr>
+      </w:r>
+      <w:r>
+        <w:rPr>
+          <w:b/>
+          <w:lang w:val="hi_IN" w:bidi="hi_IN"/>
+        </w:rPr>
         <w:t>""</w:t>
       </w:r>
     </w:p>
@@ -1382,6 +1532,21 @@
           <w:b/>
           <w:lang w:val="hi_IN" w:bidi="hi_IN"/>
         </w:rPr>
+        <w:t>προορίσας ἡμᾶς εἰς υἱοθεσίαν</w:t>
+      </w:r>
+    </w:p>
+    <w:p>
+      <w:pPr/>
+      <w:r>
+        <w:rPr>
+          <w:lang w:val="hi_IN" w:bidi="hi_IN"/>
+        </w:rPr>
+      </w:r>
+      <w:r>
+        <w:rPr>
+          <w:b/>
+          <w:lang w:val="hi_IN" w:bidi="hi_IN"/>
+        </w:rPr>
         <w:t>"हमें अपने लिये पहले से ठहराया कि"</w:t>
       </w:r>
       <w:r>
@@ -1498,6 +1663,21 @@
           <w:b/>
           <w:lang w:val="hi_IN" w:bidi="hi_IN"/>
         </w:rPr>
+        <w:t>προορίσας ἡμᾶς</w:t>
+      </w:r>
+    </w:p>
+    <w:p>
+      <w:pPr/>
+      <w:r>
+        <w:rPr>
+          <w:lang w:val="hi_IN" w:bidi="hi_IN"/>
+        </w:rPr>
+      </w:r>
+      <w:r>
+        <w:rPr>
+          <w:b/>
+          <w:lang w:val="hi_IN" w:bidi="hi_IN"/>
+        </w:rPr>
         <w:t>"हमें"</w:t>
       </w:r>
       <w:r>
@@ -1574,6 +1754,21 @@
           <w:b/>
           <w:lang w:val="hi_IN" w:bidi="hi_IN"/>
         </w:rPr>
+        <w:t>εἰς υἱοθεσίαν</w:t>
+      </w:r>
+    </w:p>
+    <w:p>
+      <w:pPr/>
+      <w:r>
+        <w:rPr>
+          <w:lang w:val="hi_IN" w:bidi="hi_IN"/>
+        </w:rPr>
+      </w:r>
+      <w:r>
+        <w:rPr>
+          <w:b/>
+          <w:lang w:val="hi_IN" w:bidi="hi_IN"/>
+        </w:rPr>
         <w:t>"अपने लिये"</w:t>
       </w:r>
       <w:r>
@@ -1759,6 +1954,21 @@
           <w:b/>
           <w:lang w:val="hi_IN" w:bidi="hi_IN"/>
         </w:rPr>
+        <w:t>ἐχαρίτωσεν ἡμᾶς ἐν τῷ ἠγαπημένῳ</w:t>
+      </w:r>
+    </w:p>
+    <w:p>
+      <w:pPr/>
+      <w:r>
+        <w:rPr>
+          <w:lang w:val="hi_IN" w:bidi="hi_IN"/>
+        </w:rPr>
+      </w:r>
+      <w:r>
+        <w:rPr>
+          <w:b/>
+          <w:lang w:val="hi_IN" w:bidi="hi_IN"/>
+        </w:rPr>
         <w:t>"उसने हमें अपने प्रिय"</w:t>
       </w:r>
       <w:r>
@@ -1835,6 +2045,21 @@
           <w:b/>
           <w:lang w:val="hi_IN" w:bidi="hi_IN"/>
         </w:rPr>
+        <w:t>τῷ ἠγαπημένῳ</w:t>
+      </w:r>
+    </w:p>
+    <w:p>
+      <w:pPr/>
+      <w:r>
+        <w:rPr>
+          <w:lang w:val="hi_IN" w:bidi="hi_IN"/>
+        </w:rPr>
+      </w:r>
+      <w:r>
+        <w:rPr>
+          <w:b/>
+          <w:lang w:val="hi_IN" w:bidi="hi_IN"/>
+        </w:rPr>
         <w:t>"अपने प्रिय"</w:t>
       </w:r>
     </w:p>
@@ -1898,6 +2123,21 @@
           <w:b/>
           <w:lang w:val="hi_IN" w:bidi="hi_IN"/>
         </w:rPr>
+        <w:t>διὰ τοῦ αἵματος αὐτοῦ</w:t>
+      </w:r>
+    </w:p>
+    <w:p>
+      <w:pPr/>
+      <w:r>
+        <w:rPr>
+          <w:lang w:val="hi_IN" w:bidi="hi_IN"/>
+        </w:rPr>
+      </w:r>
+      <w:r>
+        <w:rPr>
+          <w:b/>
+          <w:lang w:val="hi_IN" w:bidi="hi_IN"/>
+        </w:rPr>
         <w:t>"उसके लहू के द्वारा"</w:t>
       </w:r>
     </w:p>
@@ -1994,6 +2234,21 @@
           <w:b/>
           <w:lang w:val="hi_IN" w:bidi="hi_IN"/>
         </w:rPr>
+        <w:t>τὸ πλοῦτος τῆς χάριτος αὐτοῦ</w:t>
+      </w:r>
+    </w:p>
+    <w:p>
+      <w:pPr/>
+      <w:r>
+        <w:rPr>
+          <w:lang w:val="hi_IN" w:bidi="hi_IN"/>
+        </w:rPr>
+      </w:r>
+      <w:r>
+        <w:rPr>
+          <w:b/>
+          <w:lang w:val="hi_IN" w:bidi="hi_IN"/>
+        </w:rPr>
         <w:t>"परमेश्वर के उस अनुग्रह के धन"</w:t>
       </w:r>
     </w:p>
@@ -2077,6 +2332,21 @@
           <w:b/>
           <w:lang w:val="hi_IN" w:bidi="hi_IN"/>
         </w:rPr>
+        <w:t>ἧς ἐπερίσσευσεν εἰς ἡμᾶς</w:t>
+      </w:r>
+    </w:p>
+    <w:p>
+      <w:pPr/>
+      <w:r>
+        <w:rPr>
+          <w:lang w:val="hi_IN" w:bidi="hi_IN"/>
+        </w:rPr>
+      </w:r>
+      <w:r>
+        <w:rPr>
+          <w:b/>
+          <w:lang w:val="hi_IN" w:bidi="hi_IN"/>
+        </w:rPr>
         <w:t>"जिसे उसने"</w:t>
       </w:r>
       <w:r>
@@ -2166,6 +2436,21 @@
           <w:b/>
           <w:lang w:val="hi_IN" w:bidi="hi_IN"/>
         </w:rPr>
+        <w:t>ἐν πάσῃ σοφίᾳ καὶ φρονήσει</w:t>
+      </w:r>
+    </w:p>
+    <w:p>
+      <w:pPr/>
+      <w:r>
+        <w:rPr>
+          <w:lang w:val="hi_IN" w:bidi="hi_IN"/>
+        </w:rPr>
+      </w:r>
+      <w:r>
+        <w:rPr>
+          <w:b/>
+          <w:lang w:val="hi_IN" w:bidi="hi_IN"/>
+        </w:rPr>
         <w:t>"सारे ज्ञान और समझ सहित"</w:t>
       </w:r>
       <w:r>
@@ -2242,6 +2527,21 @@
           <w:b/>
           <w:lang w:val="hi_IN" w:bidi="hi_IN"/>
         </w:rPr>
+        <w:t>σοφίᾳ καὶ φρονήσει</w:t>
+      </w:r>
+    </w:p>
+    <w:p>
+      <w:pPr/>
+      <w:r>
+        <w:rPr>
+          <w:lang w:val="hi_IN" w:bidi="hi_IN"/>
+        </w:rPr>
+      </w:r>
+      <w:r>
+        <w:rPr>
+          <w:b/>
+          <w:lang w:val="hi_IN" w:bidi="hi_IN"/>
+        </w:rPr>
         <w:t>"ज्ञान और समझ सहित"</w:t>
       </w:r>
     </w:p>
@@ -2345,6 +2645,21 @@
           <w:b/>
           <w:lang w:val="hi_IN" w:bidi="hi_IN"/>
         </w:rPr>
+        <w:t>κατὰ τὴν εὐδοκίαν αὐτοῦ</w:t>
+      </w:r>
+    </w:p>
+    <w:p>
+      <w:pPr/>
+      <w:r>
+        <w:rPr>
+          <w:lang w:val="hi_IN" w:bidi="hi_IN"/>
+        </w:rPr>
+      </w:r>
+      <w:r>
+        <w:rPr>
+          <w:b/>
+          <w:lang w:val="hi_IN" w:bidi="hi_IN"/>
+        </w:rPr>
         <w:t>"अपने भले अभिप्राय के अनुसार"</w:t>
       </w:r>
     </w:p>
@@ -2408,6 +2723,21 @@
           <w:b/>
           <w:lang w:val="hi_IN" w:bidi="hi_IN"/>
         </w:rPr>
+        <w:t>ἣν προέθετο ἐν αὐτῷ</w:t>
+      </w:r>
+    </w:p>
+    <w:p>
+      <w:pPr/>
+      <w:r>
+        <w:rPr>
+          <w:lang w:val="hi_IN" w:bidi="hi_IN"/>
+        </w:rPr>
+      </w:r>
+      <w:r>
+        <w:rPr>
+          <w:b/>
+          <w:lang w:val="hi_IN" w:bidi="hi_IN"/>
+        </w:rPr>
         <w:t>"उसने"</w:t>
       </w:r>
       <w:r>
@@ -2497,6 +2827,21 @@
           <w:b/>
           <w:lang w:val="hi_IN" w:bidi="hi_IN"/>
         </w:rPr>
+        <w:t>ἐν αὐτῷ</w:t>
+      </w:r>
+    </w:p>
+    <w:p>
+      <w:pPr/>
+      <w:r>
+        <w:rPr>
+          <w:lang w:val="hi_IN" w:bidi="hi_IN"/>
+        </w:rPr>
+      </w:r>
+      <w:r>
+        <w:rPr>
+          <w:b/>
+          <w:lang w:val="hi_IN" w:bidi="hi_IN"/>
+        </w:rPr>
         <w:t>"अपने आप में"</w:t>
       </w:r>
     </w:p>
@@ -2560,6 +2905,21 @@
           <w:b/>
           <w:lang w:val="hi_IN" w:bidi="hi_IN"/>
         </w:rPr>
+        <w:t>εἰς οἰκονομίαν</w:t>
+      </w:r>
+    </w:p>
+    <w:p>
+      <w:pPr/>
+      <w:r>
+        <w:rPr>
+          <w:lang w:val="hi_IN" w:bidi="hi_IN"/>
+        </w:rPr>
+      </w:r>
+      <w:r>
+        <w:rPr>
+          <w:b/>
+          <w:lang w:val="hi_IN" w:bidi="hi_IN"/>
+        </w:rPr>
         <w:t>"कि परमेश्वर की योजना"</w:t>
       </w:r>
     </w:p>
@@ -2623,6 +2983,21 @@
           <w:b/>
           <w:lang w:val="hi_IN" w:bidi="hi_IN"/>
         </w:rPr>
+        <w:t>τοῦ πληρώματος τῶν καιρῶν</w:t>
+      </w:r>
+    </w:p>
+    <w:p>
+      <w:pPr/>
+      <w:r>
+        <w:rPr>
+          <w:lang w:val="hi_IN" w:bidi="hi_IN"/>
+        </w:rPr>
+      </w:r>
+      <w:r>
+        <w:rPr>
+          <w:b/>
+          <w:lang w:val="hi_IN" w:bidi="hi_IN"/>
+        </w:rPr>
         <w:t>"के अनुसार, समय की पूर्ति होने पर"</w:t>
       </w:r>
     </w:p>
@@ -2686,6 +3061,21 @@
           <w:b/>
           <w:lang w:val="hi_IN" w:bidi="hi_IN"/>
         </w:rPr>
+        <w:t>ἐν αὐτῷ</w:t>
+      </w:r>
+    </w:p>
+    <w:p>
+      <w:pPr/>
+      <w:r>
+        <w:rPr>
+          <w:lang w:val="hi_IN" w:bidi="hi_IN"/>
+        </w:rPr>
+      </w:r>
+      <w:r>
+        <w:rPr>
+          <w:b/>
+          <w:lang w:val="hi_IN" w:bidi="hi_IN"/>
+        </w:rPr>
         <w:t>"वह"</w:t>
       </w:r>
     </w:p>
@@ -2749,6 +3139,21 @@
           <w:b/>
           <w:lang w:val="hi_IN" w:bidi="hi_IN"/>
         </w:rPr>
+        <w:t>καὶ ἐκληρώθημεν, προορισθέντες</w:t>
+      </w:r>
+    </w:p>
+    <w:p>
+      <w:pPr/>
+      <w:r>
+        <w:rPr>
+          <w:lang w:val="hi_IN" w:bidi="hi_IN"/>
+        </w:rPr>
+      </w:r>
+      <w:r>
+        <w:rPr>
+          <w:b/>
+          <w:lang w:val="hi_IN" w:bidi="hi_IN"/>
+        </w:rPr>
         <w:t>"पहले से ठहराए जाकर विरासत बने"</w:t>
       </w:r>
     </w:p>
@@ -2858,6 +3263,21 @@
           <w:b/>
           <w:lang w:val="hi_IN" w:bidi="hi_IN"/>
         </w:rPr>
+        <w:t>καὶ ἐκληρώθημεν</w:t>
+      </w:r>
+    </w:p>
+    <w:p>
+      <w:pPr/>
+      <w:r>
+        <w:rPr>
+          <w:lang w:val="hi_IN" w:bidi="hi_IN"/>
+        </w:rPr>
+      </w:r>
+      <w:r>
+        <w:rPr>
+          <w:b/>
+          <w:lang w:val="hi_IN" w:bidi="hi_IN"/>
+        </w:rPr>
         <w:t>"विरासत बने"</w:t>
       </w:r>
     </w:p>
@@ -2941,6 +3361,21 @@
           <w:b/>
           <w:lang w:val="hi_IN" w:bidi="hi_IN"/>
         </w:rPr>
+        <w:t>προορισθέντες</w:t>
+      </w:r>
+    </w:p>
+    <w:p>
+      <w:pPr/>
+      <w:r>
+        <w:rPr>
+          <w:lang w:val="hi_IN" w:bidi="hi_IN"/>
+        </w:rPr>
+      </w:r>
+      <w:r>
+        <w:rPr>
+          <w:b/>
+          <w:lang w:val="hi_IN" w:bidi="hi_IN"/>
+        </w:rPr>
         <w:t>"पहले से ठहराए जाकर"</w:t>
       </w:r>
     </w:p>
@@ -3024,6 +3459,21 @@
           <w:b/>
           <w:lang w:val="hi_IN" w:bidi="hi_IN"/>
         </w:rPr>
+        <w:t>ἡμᾶς &amp; τοὺς προηλπικότας ἐν τῷ Χριστῷ</w:t>
+      </w:r>
+    </w:p>
+    <w:p>
+      <w:pPr/>
+      <w:r>
+        <w:rPr>
+          <w:lang w:val="hi_IN" w:bidi="hi_IN"/>
+        </w:rPr>
+      </w:r>
+      <w:r>
+        <w:rPr>
+          <w:b/>
+          <w:lang w:val="hi_IN" w:bidi="hi_IN"/>
+        </w:rPr>
         <w:t>"हम जिन्होंने पहले से मसीह पर आशा रखी थी"</w:t>
       </w:r>
     </w:p>
@@ -3120,6 +3570,21 @@
           <w:b/>
           <w:lang w:val="hi_IN" w:bidi="hi_IN"/>
         </w:rPr>
+        <w:t>εἰς τὸ εἶναι ἡμᾶς, εἰς ἔπαινον δόξης αὐτοῦ</w:t>
+      </w:r>
+    </w:p>
+    <w:p>
+      <w:pPr/>
+      <w:r>
+        <w:rPr>
+          <w:lang w:val="hi_IN" w:bidi="hi_IN"/>
+        </w:rPr>
+      </w:r>
+      <w:r>
+        <w:rPr>
+          <w:b/>
+          <w:lang w:val="hi_IN" w:bidi="hi_IN"/>
+        </w:rPr>
         <w:t>"कि हम"</w:t>
       </w:r>
       <w:r>
@@ -3259,6 +3724,21 @@
           <w:b/>
           <w:lang w:val="hi_IN" w:bidi="hi_IN"/>
         </w:rPr>
+        <w:t>τὸν λόγον τῆς ἀληθείας</w:t>
+      </w:r>
+    </w:p>
+    <w:p>
+      <w:pPr/>
+      <w:r>
+        <w:rPr>
+          <w:lang w:val="hi_IN" w:bidi="hi_IN"/>
+        </w:rPr>
+      </w:r>
+      <w:r>
+        <w:rPr>
+          <w:b/>
+          <w:lang w:val="hi_IN" w:bidi="hi_IN"/>
+        </w:rPr>
         <w:t>"सत्य का वचन"</w:t>
       </w:r>
     </w:p>
@@ -3322,6 +3802,21 @@
           <w:b/>
           <w:lang w:val="hi_IN" w:bidi="hi_IN"/>
         </w:rPr>
+        <w:t>ἐσφραγίσθητε τῷ Πνεύματι τῆς ἐπαγγελίας, τῷ Ἁγίῳ</w:t>
+      </w:r>
+    </w:p>
+    <w:p>
+      <w:pPr/>
+      <w:r>
+        <w:rPr>
+          <w:lang w:val="hi_IN" w:bidi="hi_IN"/>
+        </w:rPr>
+      </w:r>
+      <w:r>
+        <w:rPr>
+          <w:b/>
+          <w:lang w:val="hi_IN" w:bidi="hi_IN"/>
+        </w:rPr>
         <w:t>"प्रतिज्ञा किए हुए पवित्र आत्मा की छाप लगी"</w:t>
       </w:r>
     </w:p>
@@ -3405,6 +3900,21 @@
           <w:b/>
           <w:lang w:val="hi_IN" w:bidi="hi_IN"/>
         </w:rPr>
+        <w:t>ἐσφραγίσθητε</w:t>
+      </w:r>
+    </w:p>
+    <w:p>
+      <w:pPr/>
+      <w:r>
+        <w:rPr>
+          <w:lang w:val="hi_IN" w:bidi="hi_IN"/>
+        </w:rPr>
+      </w:r>
+      <w:r>
+        <w:rPr>
+          <w:b/>
+          <w:lang w:val="hi_IN" w:bidi="hi_IN"/>
+        </w:rPr>
         <w:t>"छाप लगी"</w:t>
       </w:r>
     </w:p>
@@ -3488,6 +3998,21 @@
           <w:b/>
           <w:lang w:val="hi_IN" w:bidi="hi_IN"/>
         </w:rPr>
+        <w:t>ἀρραβὼν τῆς κληρονομίας ἡμῶν</w:t>
+      </w:r>
+    </w:p>
+    <w:p>
+      <w:pPr/>
+      <w:r>
+        <w:rPr>
+          <w:lang w:val="hi_IN" w:bidi="hi_IN"/>
+        </w:rPr>
+      </w:r>
+      <w:r>
+        <w:rPr>
+          <w:b/>
+          <w:lang w:val="hi_IN" w:bidi="hi_IN"/>
+        </w:rPr>
         <w:t>"हमारी विरासत का बयाना है, कि"</w:t>
       </w:r>
     </w:p>
@@ -3634,6 +4159,21 @@
           <w:b/>
           <w:lang w:val="hi_IN" w:bidi="hi_IN"/>
         </w:rPr>
+        <w:t>διὰ τοῦτο</w:t>
+      </w:r>
+    </w:p>
+    <w:p>
+      <w:pPr/>
+      <w:r>
+        <w:rPr>
+          <w:lang w:val="hi_IN" w:bidi="hi_IN"/>
+        </w:rPr>
+      </w:r>
+      <w:r>
+        <w:rPr>
+          <w:b/>
+          <w:lang w:val="hi_IN" w:bidi="hi_IN"/>
+        </w:rPr>
         <w:t>"इस कारण"</w:t>
       </w:r>
     </w:p>
@@ -3826,6 +4366,21 @@
           <w:b/>
           <w:lang w:val="hi_IN" w:bidi="hi_IN"/>
         </w:rPr>
+        <w:t>οὐ παύομαι εὐχαριστῶν</w:t>
+      </w:r>
+    </w:p>
+    <w:p>
+      <w:pPr/>
+      <w:r>
+        <w:rPr>
+          <w:lang w:val="hi_IN" w:bidi="hi_IN"/>
+        </w:rPr>
+      </w:r>
+      <w:r>
+        <w:rPr>
+          <w:b/>
+          <w:lang w:val="hi_IN" w:bidi="hi_IN"/>
+        </w:rPr>
         <w:t>"परमेश्वर का धन्यवाद करना नहीं छोड़ता"</w:t>
       </w:r>
     </w:p>
@@ -3909,6 +4464,21 @@
           <w:b/>
           <w:lang w:val="hi_IN" w:bidi="hi_IN"/>
         </w:rPr>
+        <w:t>ἵνα</w:t>
+      </w:r>
+    </w:p>
+    <w:p>
+      <w:pPr/>
+      <w:r>
+        <w:rPr>
+          <w:lang w:val="hi_IN" w:bidi="hi_IN"/>
+        </w:rPr>
+      </w:r>
+      <w:r>
+        <w:rPr>
+          <w:b/>
+          <w:lang w:val="hi_IN" w:bidi="hi_IN"/>
+        </w:rPr>
         <w:t>"कि"</w:t>
       </w:r>
     </w:p>
@@ -4005,6 +4575,21 @@
           <w:b/>
           <w:lang w:val="hi_IN" w:bidi="hi_IN"/>
         </w:rPr>
+        <w:t>πνεῦμα σοφίας καὶ ἀποκαλύψεως, ἐν ἐπιγνώσει αὐτοῦ</w:t>
+      </w:r>
+    </w:p>
+    <w:p>
+      <w:pPr/>
+      <w:r>
+        <w:rPr>
+          <w:lang w:val="hi_IN" w:bidi="hi_IN"/>
+        </w:rPr>
+      </w:r>
+      <w:r>
+        <w:rPr>
+          <w:b/>
+          <w:lang w:val="hi_IN" w:bidi="hi_IN"/>
+        </w:rPr>
         <w:t>"बुद्धि की आत्मा और अपने ज्ञान का प्रकाश"</w:t>
       </w:r>
     </w:p>
@@ -4068,6 +4653,21 @@
           <w:b/>
           <w:lang w:val="hi_IN" w:bidi="hi_IN"/>
         </w:rPr>
+        <w:t>πεφωτισμένους τοὺς ὀφθαλμοὺς τῆς καρδίας</w:t>
+      </w:r>
+    </w:p>
+    <w:p>
+      <w:pPr/>
+      <w:r>
+        <w:rPr>
+          <w:lang w:val="hi_IN" w:bidi="hi_IN"/>
+        </w:rPr>
+      </w:r>
+      <w:r>
+        <w:rPr>
+          <w:b/>
+          <w:lang w:val="hi_IN" w:bidi="hi_IN"/>
+        </w:rPr>
         <w:t>"और"</w:t>
       </w:r>
       <w:r>
@@ -4177,6 +4777,21 @@
           <w:b/>
           <w:lang w:val="hi_IN" w:bidi="hi_IN"/>
         </w:rPr>
+        <w:t>πεφωτισμένους τοὺς ὀφθαλμοὺς τῆς καρδίας</w:t>
+      </w:r>
+    </w:p>
+    <w:p>
+      <w:pPr/>
+      <w:r>
+        <w:rPr>
+          <w:lang w:val="hi_IN" w:bidi="hi_IN"/>
+        </w:rPr>
+      </w:r>
+      <w:r>
+        <w:rPr>
+          <w:b/>
+          <w:lang w:val="hi_IN" w:bidi="hi_IN"/>
+        </w:rPr>
         <w:t>"और"</w:t>
       </w:r>
       <w:r>
@@ -4273,6 +4888,21 @@
           <w:b/>
           <w:lang w:val="hi_IN" w:bidi="hi_IN"/>
         </w:rPr>
+        <w:t>τοὺς ὀφθαλμοὺς τῆς καρδίας</w:t>
+      </w:r>
+    </w:p>
+    <w:p>
+      <w:pPr/>
+      <w:r>
+        <w:rPr>
+          <w:lang w:val="hi_IN" w:bidi="hi_IN"/>
+        </w:rPr>
+      </w:r>
+      <w:r>
+        <w:rPr>
+          <w:b/>
+          <w:lang w:val="hi_IN" w:bidi="hi_IN"/>
+        </w:rPr>
         <w:t>"और"</w:t>
       </w:r>
       <w:r>
@@ -4369,6 +4999,21 @@
           <w:b/>
           <w:lang w:val="hi_IN" w:bidi="hi_IN"/>
         </w:rPr>
+        <w:t>πεφωτισμένους</w:t>
+      </w:r>
+    </w:p>
+    <w:p>
+      <w:pPr/>
+      <w:r>
+        <w:rPr>
+          <w:lang w:val="hi_IN" w:bidi="hi_IN"/>
+        </w:rPr>
+      </w:r>
+      <w:r>
+        <w:rPr>
+          <w:b/>
+          <w:lang w:val="hi_IN" w:bidi="hi_IN"/>
+        </w:rPr>
         <w:t>"ज्योतिर्मय हों कि"</w:t>
       </w:r>
     </w:p>
@@ -4508,6 +5153,21 @@
           <w:b/>
           <w:lang w:val="hi_IN" w:bidi="hi_IN"/>
         </w:rPr>
+        <w:t>τῆς κληρονομίας αὐτοῦ</w:t>
+      </w:r>
+    </w:p>
+    <w:p>
+      <w:pPr/>
+      <w:r>
+        <w:rPr>
+          <w:lang w:val="hi_IN" w:bidi="hi_IN"/>
+        </w:rPr>
+      </w:r>
+      <w:r>
+        <w:rPr>
+          <w:b/>
+          <w:lang w:val="hi_IN" w:bidi="hi_IN"/>
+        </w:rPr>
         <w:t>"और"</w:t>
       </w:r>
       <w:r>
@@ -4604,6 +5264,21 @@
           <w:b/>
           <w:lang w:val="hi_IN" w:bidi="hi_IN"/>
         </w:rPr>
+        <w:t>τοῖς ἁγίοις</w:t>
+      </w:r>
+    </w:p>
+    <w:p>
+      <w:pPr/>
+      <w:r>
+        <w:rPr>
+          <w:lang w:val="hi_IN" w:bidi="hi_IN"/>
+        </w:rPr>
+      </w:r>
+      <w:r>
+        <w:rPr>
+          <w:b/>
+          <w:lang w:val="hi_IN" w:bidi="hi_IN"/>
+        </w:rPr>
         <w:t>"पवित्र लोगों में"</w:t>
       </w:r>
       <w:r>
@@ -4680,6 +5355,21 @@
           <w:b/>
           <w:lang w:val="hi_IN" w:bidi="hi_IN"/>
         </w:rPr>
+        <w:t>τὸ ὑπερβάλλον μέγεθος τῆς δυνάμεως αὐτοῦ</w:t>
+      </w:r>
+    </w:p>
+    <w:p>
+      <w:pPr/>
+      <w:r>
+        <w:rPr>
+          <w:lang w:val="hi_IN" w:bidi="hi_IN"/>
+        </w:rPr>
+      </w:r>
+      <w:r>
+        <w:rPr>
+          <w:b/>
+          <w:lang w:val="hi_IN" w:bidi="hi_IN"/>
+        </w:rPr>
         <w:t>"उसकी सामर्थ्य"</w:t>
       </w:r>
       <w:r>
@@ -4756,6 +5446,21 @@
           <w:b/>
           <w:lang w:val="hi_IN" w:bidi="hi_IN"/>
         </w:rPr>
+        <w:t>εἰς ἡμᾶς, τοὺς πιστεύοντας</w:t>
+      </w:r>
+    </w:p>
+    <w:p>
+      <w:pPr/>
+      <w:r>
+        <w:rPr>
+          <w:lang w:val="hi_IN" w:bidi="hi_IN"/>
+        </w:rPr>
+      </w:r>
+      <w:r>
+        <w:rPr>
+          <w:b/>
+          <w:lang w:val="hi_IN" w:bidi="hi_IN"/>
+        </w:rPr>
         <w:t>"हमारी ओर"</w:t>
       </w:r>
       <w:r>
@@ -4832,6 +5537,21 @@
           <w:b/>
           <w:lang w:val="hi_IN" w:bidi="hi_IN"/>
         </w:rPr>
+        <w:t>τὴν ἐνέργειαν τοῦ κράτους τῆς ἰσχύος αὐτοῦ</w:t>
+      </w:r>
+    </w:p>
+    <w:p>
+      <w:pPr/>
+      <w:r>
+        <w:rPr>
+          <w:lang w:val="hi_IN" w:bidi="hi_IN"/>
+        </w:rPr>
+      </w:r>
+      <w:r>
+        <w:rPr>
+          <w:b/>
+          <w:lang w:val="hi_IN" w:bidi="hi_IN"/>
+        </w:rPr>
         <w:t>"उसकी शक्ति के प्रभाव के उस कार्य"</w:t>
       </w:r>
     </w:p>
@@ -4895,6 +5615,21 @@
           <w:b/>
           <w:lang w:val="hi_IN" w:bidi="hi_IN"/>
         </w:rPr>
+        <w:t>τοῦ κράτους τῆς ἰσχύος αὐτοῦ</w:t>
+      </w:r>
+    </w:p>
+    <w:p>
+      <w:pPr/>
+      <w:r>
+        <w:rPr>
+          <w:lang w:val="hi_IN" w:bidi="hi_IN"/>
+        </w:rPr>
+      </w:r>
+      <w:r>
+        <w:rPr>
+          <w:b/>
+          <w:lang w:val="hi_IN" w:bidi="hi_IN"/>
+        </w:rPr>
         <w:t>"उसकी शक्ति के प्रभाव के उस"</w:t>
       </w:r>
     </w:p>
@@ -4998,6 +5733,21 @@
           <w:b/>
           <w:lang w:val="hi_IN" w:bidi="hi_IN"/>
         </w:rPr>
+        <w:t>ἐγείρας αὐτὸν ἐκ νεκρῶν</w:t>
+      </w:r>
+    </w:p>
+    <w:p>
+      <w:pPr/>
+      <w:r>
+        <w:rPr>
+          <w:lang w:val="hi_IN" w:bidi="hi_IN"/>
+        </w:rPr>
+      </w:r>
+      <w:r>
+        <w:rPr>
+          <w:b/>
+          <w:lang w:val="hi_IN" w:bidi="hi_IN"/>
+        </w:rPr>
         <w:t>"उसको मरे हुओं में से जिलाकर"</w:t>
       </w:r>
     </w:p>
@@ -5061,6 +5811,21 @@
           <w:b/>
           <w:lang w:val="hi_IN" w:bidi="hi_IN"/>
         </w:rPr>
+        <w:t>ἐκ νεκρῶν</w:t>
+      </w:r>
+    </w:p>
+    <w:p>
+      <w:pPr/>
+      <w:r>
+        <w:rPr>
+          <w:lang w:val="hi_IN" w:bidi="hi_IN"/>
+        </w:rPr>
+      </w:r>
+      <w:r>
+        <w:rPr>
+          <w:b/>
+          <w:lang w:val="hi_IN" w:bidi="hi_IN"/>
+        </w:rPr>
         <w:t>"मरे हुओं में से"</w:t>
       </w:r>
     </w:p>
@@ -5144,6 +5909,21 @@
           <w:b/>
           <w:lang w:val="hi_IN" w:bidi="hi_IN"/>
         </w:rPr>
+        <w:t>καθίσας ἐν δεξιᾷ αὐτοῦ, ἐν τοῖς ἐπουρανίοις</w:t>
+      </w:r>
+    </w:p>
+    <w:p>
+      <w:pPr/>
+      <w:r>
+        <w:rPr>
+          <w:lang w:val="hi_IN" w:bidi="hi_IN"/>
+        </w:rPr>
+      </w:r>
+      <w:r>
+        <w:rPr>
+          <w:b/>
+          <w:lang w:val="hi_IN" w:bidi="hi_IN"/>
+        </w:rPr>
         <w:t>"उसने"</w:t>
       </w:r>
       <w:r>
@@ -5253,6 +6033,21 @@
           <w:b/>
           <w:lang w:val="hi_IN" w:bidi="hi_IN"/>
         </w:rPr>
+        <w:t>καθίσας ἐν δεξιᾷ αὐτοῦ</w:t>
+      </w:r>
+    </w:p>
+    <w:p>
+      <w:pPr/>
+      <w:r>
+        <w:rPr>
+          <w:lang w:val="hi_IN" w:bidi="hi_IN"/>
+        </w:rPr>
+      </w:r>
+      <w:r>
+        <w:rPr>
+          <w:b/>
+          <w:lang w:val="hi_IN" w:bidi="hi_IN"/>
+        </w:rPr>
         <w:t>"अपनी दाहिनी ओर"</w:t>
       </w:r>
     </w:p>
@@ -5322,6 +6117,21 @@
         <w:rPr>
           <w:lang w:val="hi_IN" w:bidi="hi_IN"/>
         </w:rPr>
+      </w:r>
+    </w:p>
+    <w:p>
+      <w:pPr/>
+      <w:r>
+        <w:rPr>
+          <w:lang w:val="hi_IN" w:bidi="hi_IN"/>
+        </w:rPr>
+      </w:r>
+      <w:r>
+        <w:rPr>
+          <w:b/>
+          <w:lang w:val="hi_IN" w:bidi="hi_IN"/>
+        </w:rPr>
+        <w:t>ἐν τοῖς ἐπουρανίοις</w:t>
       </w:r>
     </w:p>
     <w:p>
@@ -5443,6 +6253,21 @@
           <w:b/>
           <w:lang w:val="hi_IN" w:bidi="hi_IN"/>
         </w:rPr>
+        <w:t>ὑπεράνω πάσης ἀρχῆς, καὶ ἐξουσίας, καὶ δυνάμεως, καὶ κυριότητος</w:t>
+      </w:r>
+    </w:p>
+    <w:p>
+      <w:pPr/>
+      <w:r>
+        <w:rPr>
+          <w:lang w:val="hi_IN" w:bidi="hi_IN"/>
+        </w:rPr>
+      </w:r>
+      <w:r>
+        <w:rPr>
+          <w:b/>
+          <w:lang w:val="hi_IN" w:bidi="hi_IN"/>
+        </w:rPr>
         <w:t>"सब प्रकार की प्रधानता, और अधिकार, और सामर्थ्य, और प्रभुता के,"</w:t>
       </w:r>
       <w:r>
@@ -5552,6 +6377,21 @@
           <w:b/>
           <w:lang w:val="hi_IN" w:bidi="hi_IN"/>
         </w:rPr>
+        <w:t>παντὸς ὀνόματος ὀνομαζομένου</w:t>
+      </w:r>
+    </w:p>
+    <w:p>
+      <w:pPr/>
+      <w:r>
+        <w:rPr>
+          <w:lang w:val="hi_IN" w:bidi="hi_IN"/>
+        </w:rPr>
+      </w:r>
+      <w:r>
+        <w:rPr>
+          <w:b/>
+          <w:lang w:val="hi_IN" w:bidi="hi_IN"/>
+        </w:rPr>
         <w:t>"हर एक नाम के"</w:t>
       </w:r>
       <w:r>
@@ -5648,6 +6488,21 @@
           <w:b/>
           <w:lang w:val="hi_IN" w:bidi="hi_IN"/>
         </w:rPr>
+        <w:t>ὀνόματος</w:t>
+      </w:r>
+    </w:p>
+    <w:p>
+      <w:pPr/>
+      <w:r>
+        <w:rPr>
+          <w:lang w:val="hi_IN" w:bidi="hi_IN"/>
+        </w:rPr>
+      </w:r>
+      <w:r>
+        <w:rPr>
+          <w:b/>
+          <w:lang w:val="hi_IN" w:bidi="hi_IN"/>
+        </w:rPr>
         <w:t>"नाम के"</w:t>
       </w:r>
     </w:p>
@@ -5731,6 +6586,21 @@
           <w:b/>
           <w:lang w:val="hi_IN" w:bidi="hi_IN"/>
         </w:rPr>
+        <w:t>ἐν τῷ αἰῶνι τούτῳ</w:t>
+      </w:r>
+    </w:p>
+    <w:p>
+      <w:pPr/>
+      <w:r>
+        <w:rPr>
+          <w:lang w:val="hi_IN" w:bidi="hi_IN"/>
+        </w:rPr>
+      </w:r>
+      <w:r>
+        <w:rPr>
+          <w:b/>
+          <w:lang w:val="hi_IN" w:bidi="hi_IN"/>
+        </w:rPr>
         <w:t>"जो"</w:t>
       </w:r>
       <w:r>
@@ -5807,6 +6677,21 @@
           <w:b/>
           <w:lang w:val="hi_IN" w:bidi="hi_IN"/>
         </w:rPr>
+        <w:t>ἐν τῷ μέλλοντι</w:t>
+      </w:r>
+    </w:p>
+    <w:p>
+      <w:pPr/>
+      <w:r>
+        <w:rPr>
+          <w:lang w:val="hi_IN" w:bidi="hi_IN"/>
+        </w:rPr>
+      </w:r>
+      <w:r>
+        <w:rPr>
+          <w:b/>
+          <w:lang w:val="hi_IN" w:bidi="hi_IN"/>
+        </w:rPr>
         <w:t>"आनेवाले लोक में"</w:t>
       </w:r>
     </w:p>
@@ -5870,6 +6755,21 @@
           <w:b/>
           <w:lang w:val="hi_IN" w:bidi="hi_IN"/>
         </w:rPr>
+        <w:t>ὑπὸ τοὺς πόδας αὐτοῦ</w:t>
+      </w:r>
+    </w:p>
+    <w:p>
+      <w:pPr/>
+      <w:r>
+        <w:rPr>
+          <w:lang w:val="hi_IN" w:bidi="hi_IN"/>
+        </w:rPr>
+      </w:r>
+      <w:r>
+        <w:rPr>
+          <w:b/>
+          <w:lang w:val="hi_IN" w:bidi="hi_IN"/>
+        </w:rPr>
         <w:t>"सब कुछ उसके पाँवों तले कर दिया"</w:t>
       </w:r>
       <w:r>
@@ -5979,6 +6879,21 @@
           <w:b/>
           <w:lang w:val="hi_IN" w:bidi="hi_IN"/>
         </w:rPr>
+        <w:t>κεφαλὴν ὑπὲρ πάντα</w:t>
+      </w:r>
+    </w:p>
+    <w:p>
+      <w:pPr/>
+      <w:r>
+        <w:rPr>
+          <w:lang w:val="hi_IN" w:bidi="hi_IN"/>
+        </w:rPr>
+      </w:r>
+      <w:r>
+        <w:rPr>
+          <w:b/>
+          <w:lang w:val="hi_IN" w:bidi="hi_IN"/>
+        </w:rPr>
         <w:t>"सब वस्तुओं पर शिरोमणि"</w:t>
       </w:r>
     </w:p>
@@ -6075,6 +6990,21 @@
           <w:b/>
           <w:lang w:val="hi_IN" w:bidi="hi_IN"/>
         </w:rPr>
+        <w:t>τὸ σῶμα αὐτοῦ</w:t>
+      </w:r>
+    </w:p>
+    <w:p>
+      <w:pPr/>
+      <w:r>
+        <w:rPr>
+          <w:lang w:val="hi_IN" w:bidi="hi_IN"/>
+        </w:rPr>
+      </w:r>
+      <w:r>
+        <w:rPr>
+          <w:b/>
+          <w:lang w:val="hi_IN" w:bidi="hi_IN"/>
+        </w:rPr>
         <w:t>"यह उसकी देह"</w:t>
       </w:r>
     </w:p>
@@ -6158,6 +7088,21 @@
           <w:b/>
           <w:lang w:val="hi_IN" w:bidi="hi_IN"/>
         </w:rPr>
+        <w:t>τὸ πλήρωμα τοῦ τὰ πάντα ἐν πᾶσιν πληρουμένου</w:t>
+      </w:r>
+    </w:p>
+    <w:p>
+      <w:pPr/>
+      <w:r>
+        <w:rPr>
+          <w:lang w:val="hi_IN" w:bidi="hi_IN"/>
+        </w:rPr>
+      </w:r>
+      <w:r>
+        <w:rPr>
+          <w:b/>
+          <w:lang w:val="hi_IN" w:bidi="hi_IN"/>
+        </w:rPr>
         <w:t>"और उसी की परिपूर्णता है, जो सब में सब कुछ पूर्ण करता है"</w:t>
       </w:r>
     </w:p>
@@ -6221,6 +7166,21 @@
           <w:b/>
           <w:lang w:val="hi_IN" w:bidi="hi_IN"/>
         </w:rPr>
+        <w:t>τὸ πλήρωμα</w:t>
+      </w:r>
+    </w:p>
+    <w:p>
+      <w:pPr/>
+      <w:r>
+        <w:rPr>
+          <w:lang w:val="hi_IN" w:bidi="hi_IN"/>
+        </w:rPr>
+      </w:r>
+      <w:r>
+        <w:rPr>
+          <w:b/>
+          <w:lang w:val="hi_IN" w:bidi="hi_IN"/>
+        </w:rPr>
         <w:t>"और उसी की परिपूर्णता है"</w:t>
       </w:r>
     </w:p>
@@ -6347,6 +7307,21 @@
           <w:b/>
           <w:lang w:val="hi_IN" w:bidi="hi_IN"/>
         </w:rPr>
+        <w:t>ὑμᾶς ὄντας νεκροὺς τοῖς παραπτώμασιν καὶ ταῖς ἁμαρτίαις ὑμῶν</w:t>
+      </w:r>
+    </w:p>
+    <w:p>
+      <w:pPr/>
+      <w:r>
+        <w:rPr>
+          <w:lang w:val="hi_IN" w:bidi="hi_IN"/>
+        </w:rPr>
+      </w:r>
+      <w:r>
+        <w:rPr>
+          <w:b/>
+          <w:lang w:val="hi_IN" w:bidi="hi_IN"/>
+        </w:rPr>
         <w:t>"उसने तुम्हें भी जिलाया, जो अपने अपराधों और पापों के कारण मरे हुए थे"</w:t>
       </w:r>
     </w:p>
@@ -6430,6 +7405,21 @@
           <w:b/>
           <w:lang w:val="hi_IN" w:bidi="hi_IN"/>
         </w:rPr>
+        <w:t>τοῖς παραπτώμασιν καὶ ταῖς ἁμαρτίαις ὑμῶν</w:t>
+      </w:r>
+    </w:p>
+    <w:p>
+      <w:pPr/>
+      <w:r>
+        <w:rPr>
+          <w:lang w:val="hi_IN" w:bidi="hi_IN"/>
+        </w:rPr>
+      </w:r>
+      <w:r>
+        <w:rPr>
+          <w:b/>
+          <w:lang w:val="hi_IN" w:bidi="hi_IN"/>
+        </w:rPr>
         <w:t>"अपने अपराधों और पापों के कारण"</w:t>
       </w:r>
     </w:p>
@@ -6533,6 +7523,21 @@
           <w:b/>
           <w:lang w:val="hi_IN" w:bidi="hi_IN"/>
         </w:rPr>
+        <w:t>τοῖς παραπτώμασιν καὶ ταῖς ἁμαρτίαις ὑμῶν</w:t>
+      </w:r>
+    </w:p>
+    <w:p>
+      <w:pPr/>
+      <w:r>
+        <w:rPr>
+          <w:lang w:val="hi_IN" w:bidi="hi_IN"/>
+        </w:rPr>
+      </w:r>
+      <w:r>
+        <w:rPr>
+          <w:b/>
+          <w:lang w:val="hi_IN" w:bidi="hi_IN"/>
+        </w:rPr>
         <w:t>"अपने अपराधों और पापों के कारण"</w:t>
       </w:r>
     </w:p>
@@ -6636,6 +7641,21 @@
           <w:b/>
           <w:lang w:val="hi_IN" w:bidi="hi_IN"/>
         </w:rPr>
+        <w:t>ἐν αἷς ποτε περιεπατήσατε</w:t>
+      </w:r>
+    </w:p>
+    <w:p>
+      <w:pPr/>
+      <w:r>
+        <w:rPr>
+          <w:lang w:val="hi_IN" w:bidi="hi_IN"/>
+        </w:rPr>
+      </w:r>
+      <w:r>
+        <w:rPr>
+          <w:b/>
+          <w:lang w:val="hi_IN" w:bidi="hi_IN"/>
+        </w:rPr>
         <w:t>"जिनमें तुम पहले"</w:t>
       </w:r>
       <w:r>
@@ -6745,6 +7765,21 @@
           <w:b/>
           <w:lang w:val="hi_IN" w:bidi="hi_IN"/>
         </w:rPr>
+        <w:t>κατὰ τὸν αἰῶνα τοῦ κόσμου τούτου</w:t>
+      </w:r>
+    </w:p>
+    <w:p>
+      <w:pPr/>
+      <w:r>
+        <w:rPr>
+          <w:lang w:val="hi_IN" w:bidi="hi_IN"/>
+        </w:rPr>
+      </w:r>
+      <w:r>
+        <w:rPr>
+          <w:b/>
+          <w:lang w:val="hi_IN" w:bidi="hi_IN"/>
+        </w:rPr>
         <w:t>"इस संसार की"</w:t>
       </w:r>
       <w:r>
@@ -6943,6 +7978,21 @@
           <w:b/>
           <w:lang w:val="hi_IN" w:bidi="hi_IN"/>
         </w:rPr>
+        <w:t>τοῦ πνεύματος τοῦ νῦν ἐνεργοῦντος</w:t>
+      </w:r>
+    </w:p>
+    <w:p>
+      <w:pPr/>
+      <w:r>
+        <w:rPr>
+          <w:lang w:val="hi_IN" w:bidi="hi_IN"/>
+        </w:rPr>
+      </w:r>
+      <w:r>
+        <w:rPr>
+          <w:b/>
+          <w:lang w:val="hi_IN" w:bidi="hi_IN"/>
+        </w:rPr>
         <w:t>"अर्थात्"</w:t>
       </w:r>
       <w:r>
@@ -7045,6 +8095,21 @@
           <w:b/>
           <w:lang w:val="hi_IN" w:bidi="hi_IN"/>
         </w:rPr>
+        <w:t>τοῖς υἱοῖς τῆς ἀπειθείας</w:t>
+      </w:r>
+    </w:p>
+    <w:p>
+      <w:pPr/>
+      <w:r>
+        <w:rPr>
+          <w:lang w:val="hi_IN" w:bidi="hi_IN"/>
+        </w:rPr>
+      </w:r>
+      <w:r>
+        <w:rPr>
+          <w:b/>
+          <w:lang w:val="hi_IN" w:bidi="hi_IN"/>
+        </w:rPr>
         <w:t>"आज्ञा न माननेवालों"</w:t>
       </w:r>
       <w:r>
@@ -7141,6 +8206,21 @@
           <w:b/>
           <w:lang w:val="hi_IN" w:bidi="hi_IN"/>
         </w:rPr>
+        <w:t>τὰ θελήματα τῆς σαρκὸς καὶ τῶν διανοιῶν</w:t>
+      </w:r>
+    </w:p>
+    <w:p>
+      <w:pPr/>
+      <w:r>
+        <w:rPr>
+          <w:lang w:val="hi_IN" w:bidi="hi_IN"/>
+        </w:rPr>
+      </w:r>
+      <w:r>
+        <w:rPr>
+          <w:b/>
+          <w:lang w:val="hi_IN" w:bidi="hi_IN"/>
+        </w:rPr>
         <w:t>"शरीर, और मन की मनसाएँ"</w:t>
       </w:r>
       <w:r>
@@ -7257,6 +8337,21 @@
           <w:b/>
           <w:lang w:val="hi_IN" w:bidi="hi_IN"/>
         </w:rPr>
+        <w:t>τέκνα &amp; ὀργῆς</w:t>
+      </w:r>
+    </w:p>
+    <w:p>
+      <w:pPr/>
+      <w:r>
+        <w:rPr>
+          <w:lang w:val="hi_IN" w:bidi="hi_IN"/>
+        </w:rPr>
+      </w:r>
+      <w:r>
+        <w:rPr>
+          <w:b/>
+          <w:lang w:val="hi_IN" w:bidi="hi_IN"/>
+        </w:rPr>
         <w:t>"क्रोध"</w:t>
       </w:r>
       <w:r>
@@ -7353,6 +8448,21 @@
           <w:b/>
           <w:lang w:val="hi_IN" w:bidi="hi_IN"/>
         </w:rPr>
+        <w:t>δὲ</w:t>
+      </w:r>
+    </w:p>
+    <w:p>
+      <w:pPr/>
+      <w:r>
+        <w:rPr>
+          <w:lang w:val="hi_IN" w:bidi="hi_IN"/>
+        </w:rPr>
+      </w:r>
+      <w:r>
+        <w:rPr>
+          <w:b/>
+          <w:lang w:val="hi_IN" w:bidi="hi_IN"/>
+        </w:rPr>
         <w:t>"परन्तु"</w:t>
       </w:r>
     </w:p>
@@ -7443,6 +8553,21 @@
           <w:b/>
           <w:lang w:val="hi_IN" w:bidi="hi_IN"/>
         </w:rPr>
+        <w:t>Θεὸς πλούσιος ὢν ἐν ἐλέει</w:t>
+      </w:r>
+    </w:p>
+    <w:p>
+      <w:pPr/>
+      <w:r>
+        <w:rPr>
+          <w:lang w:val="hi_IN" w:bidi="hi_IN"/>
+        </w:rPr>
+      </w:r>
+      <w:r>
+        <w:rPr>
+          <w:b/>
+          <w:lang w:val="hi_IN" w:bidi="hi_IN"/>
+        </w:rPr>
         <w:t>"परमेश्वर ने"</w:t>
       </w:r>
       <w:r>
@@ -7519,6 +8644,21 @@
           <w:b/>
           <w:lang w:val="hi_IN" w:bidi="hi_IN"/>
         </w:rPr>
+        <w:t>διὰ τὴν πολλὴν ἀγάπην αὐτοῦ, ἣν ἠγάπησεν ἡμᾶς</w:t>
+      </w:r>
+    </w:p>
+    <w:p>
+      <w:pPr/>
+      <w:r>
+        <w:rPr>
+          <w:lang w:val="hi_IN" w:bidi="hi_IN"/>
+        </w:rPr>
+      </w:r>
+      <w:r>
+        <w:rPr>
+          <w:b/>
+          <w:lang w:val="hi_IN" w:bidi="hi_IN"/>
+        </w:rPr>
         <w:t>"अपने उस बड़े प्रेम के कारण जिससे उसने हम से प्रेम किया"</w:t>
       </w:r>
     </w:p>
@@ -7589,6 +8729,21 @@
           <w:b/>
           <w:lang w:val="hi_IN" w:bidi="hi_IN"/>
         </w:rPr>
+        <w:t>χάριτί ἐστε σεσῳσμένοι</w:t>
+      </w:r>
+    </w:p>
+    <w:p>
+      <w:pPr/>
+      <w:r>
+        <w:rPr>
+          <w:lang w:val="hi_IN" w:bidi="hi_IN"/>
+        </w:rPr>
+      </w:r>
+      <w:r>
+        <w:rPr>
+          <w:b/>
+          <w:lang w:val="hi_IN" w:bidi="hi_IN"/>
+        </w:rPr>
         <w:t>"अनुग्रह ही से तुम्हारा उद्धार हुआ है"</w:t>
       </w:r>
     </w:p>
@@ -7672,6 +8827,21 @@
           <w:b/>
           <w:lang w:val="hi_IN" w:bidi="hi_IN"/>
         </w:rPr>
+        <w:t>χάριτί ἐστε σεσῳσμένοι</w:t>
+      </w:r>
+    </w:p>
+    <w:p>
+      <w:pPr/>
+      <w:r>
+        <w:rPr>
+          <w:lang w:val="hi_IN" w:bidi="hi_IN"/>
+        </w:rPr>
+      </w:r>
+      <w:r>
+        <w:rPr>
+          <w:b/>
+          <w:lang w:val="hi_IN" w:bidi="hi_IN"/>
+        </w:rPr>
         <w:t>"अनुग्रह ही से तुम्हारा उद्धार हुआ है"</w:t>
       </w:r>
     </w:p>
@@ -7762,6 +8932,21 @@
           <w:b/>
           <w:lang w:val="hi_IN" w:bidi="hi_IN"/>
         </w:rPr>
+        <w:t>συνήγειρεν</w:t>
+      </w:r>
+    </w:p>
+    <w:p>
+      <w:pPr/>
+      <w:r>
+        <w:rPr>
+          <w:lang w:val="hi_IN" w:bidi="hi_IN"/>
+        </w:rPr>
+      </w:r>
+      <w:r>
+        <w:rPr>
+          <w:b/>
+          <w:lang w:val="hi_IN" w:bidi="hi_IN"/>
+        </w:rPr>
         <w:t>"उसके साथ उठाया"</w:t>
       </w:r>
     </w:p>
@@ -7852,6 +9037,21 @@
           <w:b/>
           <w:lang w:val="hi_IN" w:bidi="hi_IN"/>
         </w:rPr>
+        <w:t>συνήγειρεν</w:t>
+      </w:r>
+    </w:p>
+    <w:p>
+      <w:pPr/>
+      <w:r>
+        <w:rPr>
+          <w:lang w:val="hi_IN" w:bidi="hi_IN"/>
+        </w:rPr>
+      </w:r>
+      <w:r>
+        <w:rPr>
+          <w:b/>
+          <w:lang w:val="hi_IN" w:bidi="hi_IN"/>
+        </w:rPr>
         <w:t>"उसके साथ उठाया"</w:t>
       </w:r>
     </w:p>
@@ -7935,6 +9135,21 @@
           <w:b/>
           <w:lang w:val="hi_IN" w:bidi="hi_IN"/>
         </w:rPr>
+        <w:t>συνεκάθισεν</w:t>
+      </w:r>
+    </w:p>
+    <w:p>
+      <w:pPr/>
+      <w:r>
+        <w:rPr>
+          <w:lang w:val="hi_IN" w:bidi="hi_IN"/>
+        </w:rPr>
+      </w:r>
+      <w:r>
+        <w:rPr>
+          <w:b/>
+          <w:lang w:val="hi_IN" w:bidi="hi_IN"/>
+        </w:rPr>
         <w:t>"उसके साथ बैठाया"</w:t>
       </w:r>
     </w:p>
@@ -8004,6 +9219,21 @@
         <w:rPr>
           <w:lang w:val="hi_IN" w:bidi="hi_IN"/>
         </w:rPr>
+      </w:r>
+    </w:p>
+    <w:p>
+      <w:pPr/>
+      <w:r>
+        <w:rPr>
+          <w:lang w:val="hi_IN" w:bidi="hi_IN"/>
+        </w:rPr>
+      </w:r>
+      <w:r>
+        <w:rPr>
+          <w:b/>
+          <w:lang w:val="hi_IN" w:bidi="hi_IN"/>
+        </w:rPr>
+        <w:t>ἐν τοῖς ἐπουρανίοις</w:t>
       </w:r>
     </w:p>
     <w:p>
@@ -8112,6 +9342,21 @@
           <w:b/>
           <w:lang w:val="hi_IN" w:bidi="hi_IN"/>
         </w:rPr>
+        <w:t>ἐν Χριστῷ Ἰησοῦ</w:t>
+      </w:r>
+    </w:p>
+    <w:p>
+      <w:pPr/>
+      <w:r>
+        <w:rPr>
+          <w:lang w:val="hi_IN" w:bidi="hi_IN"/>
+        </w:rPr>
+      </w:r>
+      <w:r>
+        <w:rPr>
+          <w:b/>
+          <w:lang w:val="hi_IN" w:bidi="hi_IN"/>
+        </w:rPr>
         <w:t>"मसीह यीशु में"</w:t>
       </w:r>
     </w:p>
@@ -8182,6 +9427,21 @@
           <w:b/>
           <w:lang w:val="hi_IN" w:bidi="hi_IN"/>
         </w:rPr>
+        <w:t>ἵνα</w:t>
+      </w:r>
+    </w:p>
+    <w:p>
+      <w:pPr/>
+      <w:r>
+        <w:rPr>
+          <w:lang w:val="hi_IN" w:bidi="hi_IN"/>
+        </w:rPr>
+      </w:r>
+      <w:r>
+        <w:rPr>
+          <w:b/>
+          <w:lang w:val="hi_IN" w:bidi="hi_IN"/>
+        </w:rPr>
         <w:t>"कि"</w:t>
       </w:r>
     </w:p>
@@ -8278,6 +9538,21 @@
           <w:b/>
           <w:lang w:val="hi_IN" w:bidi="hi_IN"/>
         </w:rPr>
+        <w:t>ἐν τοῖς αἰῶσιν, τοῖς ἐπερχομένοις</w:t>
+      </w:r>
+    </w:p>
+    <w:p>
+      <w:pPr/>
+      <w:r>
+        <w:rPr>
+          <w:lang w:val="hi_IN" w:bidi="hi_IN"/>
+        </w:rPr>
+      </w:r>
+      <w:r>
+        <w:rPr>
+          <w:b/>
+          <w:lang w:val="hi_IN" w:bidi="hi_IN"/>
+        </w:rPr>
         <w:t>"उस"</w:t>
       </w:r>
       <w:r>
@@ -8354,6 +9629,21 @@
           <w:b/>
           <w:lang w:val="hi_IN" w:bidi="hi_IN"/>
         </w:rPr>
+        <w:t>γὰρ</w:t>
+      </w:r>
+    </w:p>
+    <w:p>
+      <w:pPr/>
+      <w:r>
+        <w:rPr>
+          <w:lang w:val="hi_IN" w:bidi="hi_IN"/>
+        </w:rPr>
+      </w:r>
+      <w:r>
+        <w:rPr>
+          <w:b/>
+          <w:lang w:val="hi_IN" w:bidi="hi_IN"/>
+        </w:rPr>
         <w:t>"क्योंकि"</w:t>
       </w:r>
     </w:p>
@@ -8430,6 +9720,21 @@
         <w:rPr>
           <w:lang w:val="hi_IN" w:bidi="hi_IN"/>
         </w:rPr>
+      </w:r>
+    </w:p>
+    <w:p>
+      <w:pPr/>
+      <w:r>
+        <w:rPr>
+          <w:lang w:val="hi_IN" w:bidi="hi_IN"/>
+        </w:rPr>
+      </w:r>
+      <w:r>
+        <w:rPr>
+          <w:b/>
+          <w:lang w:val="hi_IN" w:bidi="hi_IN"/>
+        </w:rPr>
+        <w:t>τῇ γὰρ χάριτί ἐστε σεσῳσμένοι διὰ πίστεως</w:t>
       </w:r>
     </w:p>
     <w:p>
@@ -8648,6 +9953,21 @@
           <w:b/>
           <w:lang w:val="hi_IN" w:bidi="hi_IN"/>
         </w:rPr>
+        <w:t>τοῦτο</w:t>
+      </w:r>
+    </w:p>
+    <w:p>
+      <w:pPr/>
+      <w:r>
+        <w:rPr>
+          <w:lang w:val="hi_IN" w:bidi="hi_IN"/>
+        </w:rPr>
+      </w:r>
+      <w:r>
+        <w:rPr>
+          <w:b/>
+          <w:lang w:val="hi_IN" w:bidi="hi_IN"/>
+        </w:rPr>
         <w:t>"यह"</w:t>
       </w:r>
     </w:p>
@@ -8903,6 +10223,21 @@
           <w:b/>
           <w:lang w:val="hi_IN" w:bidi="hi_IN"/>
         </w:rPr>
+        <w:t>γάρ</w:t>
+      </w:r>
+    </w:p>
+    <w:p>
+      <w:pPr/>
+      <w:r>
+        <w:rPr>
+          <w:lang w:val="hi_IN" w:bidi="hi_IN"/>
+        </w:rPr>
+      </w:r>
+      <w:r>
+        <w:rPr>
+          <w:b/>
+          <w:lang w:val="hi_IN" w:bidi="hi_IN"/>
+        </w:rPr>
         <w:t>"क्योंकि"</w:t>
       </w:r>
     </w:p>
@@ -8999,6 +10334,21 @@
           <w:b/>
           <w:lang w:val="hi_IN" w:bidi="hi_IN"/>
         </w:rPr>
+        <w:t>ἐν Χριστῷ Ἰησοῦ</w:t>
+      </w:r>
+    </w:p>
+    <w:p>
+      <w:pPr/>
+      <w:r>
+        <w:rPr>
+          <w:lang w:val="hi_IN" w:bidi="hi_IN"/>
+        </w:rPr>
+      </w:r>
+      <w:r>
+        <w:rPr>
+          <w:b/>
+          <w:lang w:val="hi_IN" w:bidi="hi_IN"/>
+        </w:rPr>
         <w:t>"मसीह यीशु में"</w:t>
       </w:r>
     </w:p>
@@ -9069,6 +10419,21 @@
           <w:b/>
           <w:lang w:val="hi_IN" w:bidi="hi_IN"/>
         </w:rPr>
+        <w:t>ἵνα</w:t>
+      </w:r>
+    </w:p>
+    <w:p>
+      <w:pPr/>
+      <w:r>
+        <w:rPr>
+          <w:lang w:val="hi_IN" w:bidi="hi_IN"/>
+        </w:rPr>
+      </w:r>
+      <w:r>
+        <w:rPr>
+          <w:b/>
+          <w:lang w:val="hi_IN" w:bidi="hi_IN"/>
+        </w:rPr>
         <w:t>"जिन्हें"</w:t>
       </w:r>
     </w:p>
@@ -9165,6 +10530,21 @@
           <w:b/>
           <w:lang w:val="hi_IN" w:bidi="hi_IN"/>
         </w:rPr>
+        <w:t>ἐν αὐτοῖς περιπατήσωμεν</w:t>
+      </w:r>
+    </w:p>
+    <w:p>
+      <w:pPr/>
+      <w:r>
+        <w:rPr>
+          <w:lang w:val="hi_IN" w:bidi="hi_IN"/>
+        </w:rPr>
+      </w:r>
+      <w:r>
+        <w:rPr>
+          <w:b/>
+          <w:lang w:val="hi_IN" w:bidi="hi_IN"/>
+        </w:rPr>
         <w:t>"हमारे करने के लिये"</w:t>
       </w:r>
     </w:p>
@@ -9274,6 +10654,21 @@
           <w:b/>
           <w:lang w:val="hi_IN" w:bidi="hi_IN"/>
         </w:rPr>
+        <w:t>διὸ</w:t>
+      </w:r>
+    </w:p>
+    <w:p>
+      <w:pPr/>
+      <w:r>
+        <w:rPr>
+          <w:lang w:val="hi_IN" w:bidi="hi_IN"/>
+        </w:rPr>
+      </w:r>
+      <w:r>
+        <w:rPr>
+          <w:b/>
+          <w:lang w:val="hi_IN" w:bidi="hi_IN"/>
+        </w:rPr>
         <w:t>"इस कारण"</w:t>
       </w:r>
     </w:p>
@@ -9433,6 +10828,21 @@
           <w:b/>
           <w:lang w:val="hi_IN" w:bidi="hi_IN"/>
         </w:rPr>
+        <w:t>τὰ ἔθνη ἐν σαρκί</w:t>
+      </w:r>
+    </w:p>
+    <w:p>
+      <w:pPr/>
+      <w:r>
+        <w:rPr>
+          <w:lang w:val="hi_IN" w:bidi="hi_IN"/>
+        </w:rPr>
+      </w:r>
+      <w:r>
+        <w:rPr>
+          <w:b/>
+          <w:lang w:val="hi_IN" w:bidi="hi_IN"/>
+        </w:rPr>
         <w:t>"जो शारीरिक रीति से अन्यजाति हो"</w:t>
       </w:r>
     </w:p>
@@ -9516,6 +10926,21 @@
           <w:b/>
           <w:lang w:val="hi_IN" w:bidi="hi_IN"/>
         </w:rPr>
+        <w:t>ἀκροβυστία</w:t>
+      </w:r>
+    </w:p>
+    <w:p>
+      <w:pPr/>
+      <w:r>
+        <w:rPr>
+          <w:lang w:val="hi_IN" w:bidi="hi_IN"/>
+        </w:rPr>
+      </w:r>
+      <w:r>
+        <w:rPr>
+          <w:b/>
+          <w:lang w:val="hi_IN" w:bidi="hi_IN"/>
+        </w:rPr>
         <w:t>"खतनारहित"</w:t>
       </w:r>
     </w:p>
@@ -9599,6 +11024,21 @@
           <w:b/>
           <w:lang w:val="hi_IN" w:bidi="hi_IN"/>
         </w:rPr>
+        <w:t>περιτομῆς</w:t>
+      </w:r>
+    </w:p>
+    <w:p>
+      <w:pPr/>
+      <w:r>
+        <w:rPr>
+          <w:lang w:val="hi_IN" w:bidi="hi_IN"/>
+        </w:rPr>
+      </w:r>
+      <w:r>
+        <w:rPr>
+          <w:b/>
+          <w:lang w:val="hi_IN" w:bidi="hi_IN"/>
+        </w:rPr>
         <w:t>"खतनावाले"</w:t>
       </w:r>
     </w:p>
@@ -9682,6 +11122,21 @@
           <w:b/>
           <w:lang w:val="hi_IN" w:bidi="hi_IN"/>
         </w:rPr>
+        <w:t>ὑπὸ τῆς λεγομένης</w:t>
+      </w:r>
+    </w:p>
+    <w:p>
+      <w:pPr/>
+      <w:r>
+        <w:rPr>
+          <w:lang w:val="hi_IN" w:bidi="hi_IN"/>
+        </w:rPr>
+      </w:r>
+      <w:r>
+        <w:rPr>
+          <w:b/>
+          <w:lang w:val="hi_IN" w:bidi="hi_IN"/>
+        </w:rPr>
         <w:t>"वे तुम को"</w:t>
       </w:r>
       <w:r>
@@ -9867,6 +11322,21 @@
           <w:b/>
           <w:lang w:val="hi_IN" w:bidi="hi_IN"/>
         </w:rPr>
+        <w:t>ὅτι</w:t>
+      </w:r>
+    </w:p>
+    <w:p>
+      <w:pPr/>
+      <w:r>
+        <w:rPr>
+          <w:lang w:val="hi_IN" w:bidi="hi_IN"/>
+        </w:rPr>
+      </w:r>
+      <w:r>
+        <w:rPr>
+          <w:b/>
+          <w:lang w:val="hi_IN" w:bidi="hi_IN"/>
+        </w:rPr>
         <w:t>""</w:t>
       </w:r>
     </w:p>
@@ -9963,6 +11433,21 @@
           <w:b/>
           <w:lang w:val="hi_IN" w:bidi="hi_IN"/>
         </w:rPr>
+        <w:t>χωρὶς Χριστοῦ</w:t>
+      </w:r>
+    </w:p>
+    <w:p>
+      <w:pPr/>
+      <w:r>
+        <w:rPr>
+          <w:lang w:val="hi_IN" w:bidi="hi_IN"/>
+        </w:rPr>
+      </w:r>
+      <w:r>
+        <w:rPr>
+          <w:b/>
+          <w:lang w:val="hi_IN" w:bidi="hi_IN"/>
+        </w:rPr>
         <w:t>"मसीह से अलग"</w:t>
       </w:r>
       <w:r>
@@ -10039,6 +11524,21 @@
           <w:b/>
           <w:lang w:val="hi_IN" w:bidi="hi_IN"/>
         </w:rPr>
+        <w:t>ξένοι τῶν διαθηκῶν τῆς ἐπαγγελίας</w:t>
+      </w:r>
+    </w:p>
+    <w:p>
+      <w:pPr/>
+      <w:r>
+        <w:rPr>
+          <w:lang w:val="hi_IN" w:bidi="hi_IN"/>
+        </w:rPr>
+      </w:r>
+      <w:r>
+        <w:rPr>
+          <w:b/>
+          <w:lang w:val="hi_IN" w:bidi="hi_IN"/>
+        </w:rPr>
         <w:t>"और प्रतिज्ञा की वाचाओं के भागी न थे"</w:t>
       </w:r>
     </w:p>
@@ -10122,6 +11622,21 @@
           <w:b/>
           <w:lang w:val="hi_IN" w:bidi="hi_IN"/>
         </w:rPr>
+        <w:t>δὲ</w:t>
+      </w:r>
+    </w:p>
+    <w:p>
+      <w:pPr/>
+      <w:r>
+        <w:rPr>
+          <w:lang w:val="hi_IN" w:bidi="hi_IN"/>
+        </w:rPr>
+      </w:r>
+      <w:r>
+        <w:rPr>
+          <w:b/>
+          <w:lang w:val="hi_IN" w:bidi="hi_IN"/>
+        </w:rPr>
         <w:t>"पर"</w:t>
       </w:r>
     </w:p>
@@ -10218,6 +11733,21 @@
           <w:b/>
           <w:lang w:val="hi_IN" w:bidi="hi_IN"/>
         </w:rPr>
+        <w:t>ὑμεῖς οἵ ποτε ὄντες μακρὰν, ἐγενήθητε ἐγγὺς ἐν τῷ αἵματι τοῦ Χριστοῦ</w:t>
+      </w:r>
+    </w:p>
+    <w:p>
+      <w:pPr/>
+      <w:r>
+        <w:rPr>
+          <w:lang w:val="hi_IN" w:bidi="hi_IN"/>
+        </w:rPr>
+      </w:r>
+      <w:r>
+        <w:rPr>
+          <w:b/>
+          <w:lang w:val="hi_IN" w:bidi="hi_IN"/>
+        </w:rPr>
         <w:t>"तुम जो पहले दूर थे, मसीह के लहू के द्वारा निकट हो गए हो"</w:t>
       </w:r>
     </w:p>
@@ -10301,6 +11831,21 @@
           <w:b/>
           <w:lang w:val="hi_IN" w:bidi="hi_IN"/>
         </w:rPr>
+        <w:t>ἐν τῷ αἵματι τοῦ Χριστοῦ</w:t>
+      </w:r>
+    </w:p>
+    <w:p>
+      <w:pPr/>
+      <w:r>
+        <w:rPr>
+          <w:lang w:val="hi_IN" w:bidi="hi_IN"/>
+        </w:rPr>
+      </w:r>
+      <w:r>
+        <w:rPr>
+          <w:b/>
+          <w:lang w:val="hi_IN" w:bidi="hi_IN"/>
+        </w:rPr>
         <w:t>"मसीह के लहू के द्वारा"</w:t>
       </w:r>
     </w:p>
@@ -10384,6 +11929,21 @@
           <w:b/>
           <w:lang w:val="hi_IN" w:bidi="hi_IN"/>
         </w:rPr>
+        <w:t>γάρ</w:t>
+      </w:r>
+    </w:p>
+    <w:p>
+      <w:pPr/>
+      <w:r>
+        <w:rPr>
+          <w:lang w:val="hi_IN" w:bidi="hi_IN"/>
+        </w:rPr>
+      </w:r>
+      <w:r>
+        <w:rPr>
+          <w:b/>
+          <w:lang w:val="hi_IN" w:bidi="hi_IN"/>
+        </w:rPr>
         <w:t>"क्योंकि"</w:t>
       </w:r>
     </w:p>
@@ -10480,6 +12040,21 @@
           <w:b/>
           <w:lang w:val="hi_IN" w:bidi="hi_IN"/>
         </w:rPr>
+        <w:t>αὐτὸς &amp; ἐστιν ἡ εἰρήνη ἡμῶν</w:t>
+      </w:r>
+    </w:p>
+    <w:p>
+      <w:pPr/>
+      <w:r>
+        <w:rPr>
+          <w:lang w:val="hi_IN" w:bidi="hi_IN"/>
+        </w:rPr>
+      </w:r>
+      <w:r>
+        <w:rPr>
+          <w:b/>
+          <w:lang w:val="hi_IN" w:bidi="hi_IN"/>
+        </w:rPr>
         <w:t>"वही हमारा मेल है"</w:t>
       </w:r>
     </w:p>
@@ -10543,6 +12118,21 @@
           <w:b/>
           <w:lang w:val="hi_IN" w:bidi="hi_IN"/>
         </w:rPr>
+        <w:t>ἡ εἰρήνη ἡμῶν</w:t>
+      </w:r>
+    </w:p>
+    <w:p>
+      <w:pPr/>
+      <w:r>
+        <w:rPr>
+          <w:lang w:val="hi_IN" w:bidi="hi_IN"/>
+        </w:rPr>
+      </w:r>
+      <w:r>
+        <w:rPr>
+          <w:b/>
+          <w:lang w:val="hi_IN" w:bidi="hi_IN"/>
+        </w:rPr>
         <w:t>"हमारा मेल"</w:t>
       </w:r>
     </w:p>
@@ -10633,6 +12223,21 @@
           <w:b/>
           <w:lang w:val="hi_IN" w:bidi="hi_IN"/>
         </w:rPr>
+        <w:t>ὁ ποιήσας τὰ ἀμφότερα ἓν</w:t>
+      </w:r>
+    </w:p>
+    <w:p>
+      <w:pPr/>
+      <w:r>
+        <w:rPr>
+          <w:lang w:val="hi_IN" w:bidi="hi_IN"/>
+        </w:rPr>
+      </w:r>
+      <w:r>
+        <w:rPr>
+          <w:b/>
+          <w:lang w:val="hi_IN" w:bidi="hi_IN"/>
+        </w:rPr>
         <w:t>"एक कर दिया"</w:t>
       </w:r>
     </w:p>
@@ -10696,6 +12301,21 @@
           <w:b/>
           <w:lang w:val="hi_IN" w:bidi="hi_IN"/>
         </w:rPr>
+        <w:t>ἐν τῇ σαρκὶ αὐτοῦ</w:t>
+      </w:r>
+    </w:p>
+    <w:p>
+      <w:pPr/>
+      <w:r>
+        <w:rPr>
+          <w:lang w:val="hi_IN" w:bidi="hi_IN"/>
+        </w:rPr>
+      </w:r>
+      <w:r>
+        <w:rPr>
+          <w:b/>
+          <w:lang w:val="hi_IN" w:bidi="hi_IN"/>
+        </w:rPr>
         <w:t>""</w:t>
       </w:r>
     </w:p>
@@ -10792,6 +12412,21 @@
           <w:b/>
           <w:lang w:val="hi_IN" w:bidi="hi_IN"/>
         </w:rPr>
+        <w:t>τὸ μεσότοιχον τοῦ φραγμοῦ &amp; τὴν ἔχθραν</w:t>
+      </w:r>
+    </w:p>
+    <w:p>
+      <w:pPr/>
+      <w:r>
+        <w:rPr>
+          <w:lang w:val="hi_IN" w:bidi="hi_IN"/>
+        </w:rPr>
+      </w:r>
+      <w:r>
+        <w:rPr>
+          <w:b/>
+          <w:lang w:val="hi_IN" w:bidi="hi_IN"/>
+        </w:rPr>
         <w:t>"अलग करनेवाले दीवार को जो बीच में थी"</w:t>
       </w:r>
     </w:p>
@@ -10938,6 +12573,21 @@
           <w:b/>
           <w:lang w:val="hi_IN" w:bidi="hi_IN"/>
         </w:rPr>
+        <w:t>ἵνα</w:t>
+      </w:r>
+    </w:p>
+    <w:p>
+      <w:pPr/>
+      <w:r>
+        <w:rPr>
+          <w:lang w:val="hi_IN" w:bidi="hi_IN"/>
+        </w:rPr>
+      </w:r>
+      <w:r>
+        <w:rPr>
+          <w:b/>
+          <w:lang w:val="hi_IN" w:bidi="hi_IN"/>
+        </w:rPr>
         <w:t>"कि"</w:t>
       </w:r>
       <w:r>
@@ -11047,6 +12697,21 @@
           <w:b/>
           <w:lang w:val="hi_IN" w:bidi="hi_IN"/>
         </w:rPr>
+        <w:t>ἕνα καινὸν ἄνθρωπον</w:t>
+      </w:r>
+    </w:p>
+    <w:p>
+      <w:pPr/>
+      <w:r>
+        <w:rPr>
+          <w:lang w:val="hi_IN" w:bidi="hi_IN"/>
+        </w:rPr>
+      </w:r>
+      <w:r>
+        <w:rPr>
+          <w:b/>
+          <w:lang w:val="hi_IN" w:bidi="hi_IN"/>
+        </w:rPr>
         <w:t>"कि"</w:t>
       </w:r>
       <w:r>
@@ -11143,6 +12808,21 @@
           <w:b/>
           <w:lang w:val="hi_IN" w:bidi="hi_IN"/>
         </w:rPr>
+        <w:t>ἐν αὑτῷ</w:t>
+      </w:r>
+    </w:p>
+    <w:p>
+      <w:pPr/>
+      <w:r>
+        <w:rPr>
+          <w:lang w:val="hi_IN" w:bidi="hi_IN"/>
+        </w:rPr>
+      </w:r>
+      <w:r>
+        <w:rPr>
+          <w:b/>
+          <w:lang w:val="hi_IN" w:bidi="hi_IN"/>
+        </w:rPr>
         <w:t>"अपने में"</w:t>
       </w:r>
     </w:p>
@@ -11206,6 +12886,21 @@
           <w:b/>
           <w:lang w:val="hi_IN" w:bidi="hi_IN"/>
         </w:rPr>
+        <w:t>ἀποκαταλλάξῃ τοὺς ἀμφοτέρους</w:t>
+      </w:r>
+    </w:p>
+    <w:p>
+      <w:pPr/>
+      <w:r>
+        <w:rPr>
+          <w:lang w:val="hi_IN" w:bidi="hi_IN"/>
+        </w:rPr>
+      </w:r>
+      <w:r>
+        <w:rPr>
+          <w:b/>
+          <w:lang w:val="hi_IN" w:bidi="hi_IN"/>
+        </w:rPr>
         <w:t>"दोनों को"</w:t>
       </w:r>
       <w:r>
@@ -11282,6 +12977,21 @@
           <w:b/>
           <w:lang w:val="hi_IN" w:bidi="hi_IN"/>
         </w:rPr>
+        <w:t>ἐν ἑνὶ σώματι</w:t>
+      </w:r>
+    </w:p>
+    <w:p>
+      <w:pPr/>
+      <w:r>
+        <w:rPr>
+          <w:lang w:val="hi_IN" w:bidi="hi_IN"/>
+        </w:rPr>
+      </w:r>
+      <w:r>
+        <w:rPr>
+          <w:b/>
+          <w:lang w:val="hi_IN" w:bidi="hi_IN"/>
+        </w:rPr>
         <w:t>"पर"</w:t>
       </w:r>
       <w:r>
@@ -11378,6 +13088,21 @@
           <w:b/>
           <w:lang w:val="hi_IN" w:bidi="hi_IN"/>
         </w:rPr>
+        <w:t>διὰ τοῦ σταυροῦ</w:t>
+      </w:r>
+    </w:p>
+    <w:p>
+      <w:pPr/>
+      <w:r>
+        <w:rPr>
+          <w:lang w:val="hi_IN" w:bidi="hi_IN"/>
+        </w:rPr>
+      </w:r>
+      <w:r>
+        <w:rPr>
+          <w:b/>
+          <w:lang w:val="hi_IN" w:bidi="hi_IN"/>
+        </w:rPr>
         <w:t>"क्रूस"</w:t>
       </w:r>
       <w:r>
@@ -11474,6 +13199,21 @@
           <w:b/>
           <w:lang w:val="hi_IN" w:bidi="hi_IN"/>
         </w:rPr>
+        <w:t>ἀποκτείνας τὴν ἔχθραν</w:t>
+      </w:r>
+    </w:p>
+    <w:p>
+      <w:pPr/>
+      <w:r>
+        <w:rPr>
+          <w:lang w:val="hi_IN" w:bidi="hi_IN"/>
+        </w:rPr>
+      </w:r>
+      <w:r>
+        <w:rPr>
+          <w:b/>
+          <w:lang w:val="hi_IN" w:bidi="hi_IN"/>
+        </w:rPr>
         <w:t>"बैर को नाश करके"</w:t>
       </w:r>
     </w:p>
@@ -11709,6 +13449,21 @@
           <w:b/>
           <w:lang w:val="hi_IN" w:bidi="hi_IN"/>
         </w:rPr>
+        <w:t>ὑμῖν τοῖς μακρὰν</w:t>
+      </w:r>
+    </w:p>
+    <w:p>
+      <w:pPr/>
+      <w:r>
+        <w:rPr>
+          <w:lang w:val="hi_IN" w:bidi="hi_IN"/>
+        </w:rPr>
+      </w:r>
+      <w:r>
+        <w:rPr>
+          <w:b/>
+          <w:lang w:val="hi_IN" w:bidi="hi_IN"/>
+        </w:rPr>
         <w:t>"तुम्हें"</w:t>
       </w:r>
       <w:r>
@@ -11818,6 +13573,21 @@
           <w:b/>
           <w:lang w:val="hi_IN" w:bidi="hi_IN"/>
         </w:rPr>
+        <w:t>τοῖς ἐγγύς</w:t>
+      </w:r>
+    </w:p>
+    <w:p>
+      <w:pPr/>
+      <w:r>
+        <w:rPr>
+          <w:lang w:val="hi_IN" w:bidi="hi_IN"/>
+        </w:rPr>
+      </w:r>
+      <w:r>
+        <w:rPr>
+          <w:b/>
+          <w:lang w:val="hi_IN" w:bidi="hi_IN"/>
+        </w:rPr>
         <w:t>"जो"</w:t>
       </w:r>
       <w:r>
@@ -12011,6 +13781,21 @@
           <w:b/>
           <w:lang w:val="hi_IN" w:bidi="hi_IN"/>
         </w:rPr>
+        <w:t>ὅτι</w:t>
+      </w:r>
+    </w:p>
+    <w:p>
+      <w:pPr/>
+      <w:r>
+        <w:rPr>
+          <w:lang w:val="hi_IN" w:bidi="hi_IN"/>
+        </w:rPr>
+      </w:r>
+      <w:r>
+        <w:rPr>
+          <w:b/>
+          <w:lang w:val="hi_IN" w:bidi="hi_IN"/>
+        </w:rPr>
         <w:t>"क्योंकि"</w:t>
       </w:r>
     </w:p>
@@ -12170,6 +13955,21 @@
           <w:b/>
           <w:lang w:val="hi_IN" w:bidi="hi_IN"/>
         </w:rPr>
+        <w:t>ἄρα οὖν</w:t>
+      </w:r>
+    </w:p>
+    <w:p>
+      <w:pPr/>
+      <w:r>
+        <w:rPr>
+          <w:lang w:val="hi_IN" w:bidi="hi_IN"/>
+        </w:rPr>
+      </w:r>
+      <w:r>
+        <w:rPr>
+          <w:b/>
+          <w:lang w:val="hi_IN" w:bidi="hi_IN"/>
+        </w:rPr>
         <w:t>"इसलिए"</w:t>
       </w:r>
       <w:r>
@@ -12279,6 +14079,21 @@
           <w:b/>
           <w:lang w:val="hi_IN" w:bidi="hi_IN"/>
         </w:rPr>
+        <w:t>ξένοι καὶ πάροικοι</w:t>
+      </w:r>
+    </w:p>
+    <w:p>
+      <w:pPr/>
+      <w:r>
+        <w:rPr>
+          <w:lang w:val="hi_IN" w:bidi="hi_IN"/>
+        </w:rPr>
+      </w:r>
+      <w:r>
+        <w:rPr>
+          <w:b/>
+          <w:lang w:val="hi_IN" w:bidi="hi_IN"/>
+        </w:rPr>
         <w:t>"परदेशी और मुसाफिर"</w:t>
       </w:r>
     </w:p>
@@ -12382,6 +14197,21 @@
           <w:b/>
           <w:lang w:val="hi_IN" w:bidi="hi_IN"/>
         </w:rPr>
+        <w:t>ἀλλὰ</w:t>
+      </w:r>
+    </w:p>
+    <w:p>
+      <w:pPr/>
+      <w:r>
+        <w:rPr>
+          <w:lang w:val="hi_IN" w:bidi="hi_IN"/>
+        </w:rPr>
+      </w:r>
+      <w:r>
+        <w:rPr>
+          <w:b/>
+          <w:lang w:val="hi_IN" w:bidi="hi_IN"/>
+        </w:rPr>
         <w:t>"परन्तु"</w:t>
       </w:r>
     </w:p>
@@ -12478,6 +14308,21 @@
           <w:b/>
           <w:lang w:val="hi_IN" w:bidi="hi_IN"/>
         </w:rPr>
+        <w:t>ἐστὲ συνπολῖται τῶν ἁγίων καὶ οἰκεῖοι τοῦ Θεοῦ</w:t>
+      </w:r>
+    </w:p>
+    <w:p>
+      <w:pPr/>
+      <w:r>
+        <w:rPr>
+          <w:lang w:val="hi_IN" w:bidi="hi_IN"/>
+        </w:rPr>
+      </w:r>
+      <w:r>
+        <w:rPr>
+          <w:b/>
+          <w:lang w:val="hi_IN" w:bidi="hi_IN"/>
+        </w:rPr>
         <w:t>"पवित्र लोगों के संगी स्वदेशी और परमेश्वर के घराने के हो गए"</w:t>
       </w:r>
     </w:p>
@@ -12561,6 +14406,21 @@
           <w:b/>
           <w:lang w:val="hi_IN" w:bidi="hi_IN"/>
         </w:rPr>
+        <w:t>ἐποικοδομηθέντες ἐπὶ τῷ θεμελίῳ</w:t>
+      </w:r>
+    </w:p>
+    <w:p>
+      <w:pPr/>
+      <w:r>
+        <w:rPr>
+          <w:lang w:val="hi_IN" w:bidi="hi_IN"/>
+        </w:rPr>
+      </w:r>
+      <w:r>
+        <w:rPr>
+          <w:b/>
+          <w:lang w:val="hi_IN" w:bidi="hi_IN"/>
+        </w:rPr>
         <w:t>"और"</w:t>
       </w:r>
       <w:r>
@@ -12670,6 +14530,21 @@
           <w:b/>
           <w:lang w:val="hi_IN" w:bidi="hi_IN"/>
         </w:rPr>
+        <w:t>ἐποικοδομηθέντες</w:t>
+      </w:r>
+    </w:p>
+    <w:p>
+      <w:pPr/>
+      <w:r>
+        <w:rPr>
+          <w:lang w:val="hi_IN" w:bidi="hi_IN"/>
+        </w:rPr>
+      </w:r>
+      <w:r>
+        <w:rPr>
+          <w:b/>
+          <w:lang w:val="hi_IN" w:bidi="hi_IN"/>
+        </w:rPr>
         <w:t>"और"</w:t>
       </w:r>
       <w:r>
@@ -12766,6 +14641,21 @@
           <w:b/>
           <w:lang w:val="hi_IN" w:bidi="hi_IN"/>
         </w:rPr>
+        <w:t>πᾶσα οἰκοδομὴ συναρμολογουμένη, αὔξει εἰς ναὸν ἅγιον</w:t>
+      </w:r>
+    </w:p>
+    <w:p>
+      <w:pPr/>
+      <w:r>
+        <w:rPr>
+          <w:lang w:val="hi_IN" w:bidi="hi_IN"/>
+        </w:rPr>
+      </w:r>
+      <w:r>
+        <w:rPr>
+          <w:b/>
+          <w:lang w:val="hi_IN" w:bidi="hi_IN"/>
+        </w:rPr>
         <w:t>"सारी रचना एक साथ मिलकर"</w:t>
       </w:r>
       <w:r>
@@ -12862,6 +14752,21 @@
           <w:b/>
           <w:lang w:val="hi_IN" w:bidi="hi_IN"/>
         </w:rPr>
+        <w:t>ἐν ᾧ &amp; ἐν Κυρίῳ</w:t>
+      </w:r>
+    </w:p>
+    <w:p>
+      <w:pPr/>
+      <w:r>
+        <w:rPr>
+          <w:lang w:val="hi_IN" w:bidi="hi_IN"/>
+        </w:rPr>
+      </w:r>
+      <w:r>
+        <w:rPr>
+          <w:b/>
+          <w:lang w:val="hi_IN" w:bidi="hi_IN"/>
+        </w:rPr>
         <w:t>"जिसमें"</w:t>
       </w:r>
       <w:r>
@@ -12958,6 +14863,21 @@
           <w:b/>
           <w:lang w:val="hi_IN" w:bidi="hi_IN"/>
         </w:rPr>
+        <w:t>ἐν ᾧ</w:t>
+      </w:r>
+    </w:p>
+    <w:p>
+      <w:pPr/>
+      <w:r>
+        <w:rPr>
+          <w:lang w:val="hi_IN" w:bidi="hi_IN"/>
+        </w:rPr>
+      </w:r>
+      <w:r>
+        <w:rPr>
+          <w:b/>
+          <w:lang w:val="hi_IN" w:bidi="hi_IN"/>
+        </w:rPr>
         <w:t>"जिसमें"</w:t>
       </w:r>
     </w:p>
@@ -13041,6 +14961,21 @@
           <w:b/>
           <w:lang w:val="hi_IN" w:bidi="hi_IN"/>
         </w:rPr>
+        <w:t>καὶ ὑμεῖς συνοικοδομεῖσθε, εἰς κατοικητήριον τοῦ Θεοῦ ἐν Πνεύματι</w:t>
+      </w:r>
+    </w:p>
+    <w:p>
+      <w:pPr/>
+      <w:r>
+        <w:rPr>
+          <w:lang w:val="hi_IN" w:bidi="hi_IN"/>
+        </w:rPr>
+      </w:r>
+      <w:r>
+        <w:rPr>
+          <w:b/>
+          <w:lang w:val="hi_IN" w:bidi="hi_IN"/>
+        </w:rPr>
         <w:t>"तुम भी आत्मा के द्वारा परमेश्वर का होने के लिये एक साथ बनाए जाते हो"</w:t>
       </w:r>
     </w:p>
@@ -13124,6 +15059,21 @@
           <w:b/>
           <w:lang w:val="hi_IN" w:bidi="hi_IN"/>
         </w:rPr>
+        <w:t>καὶ ὑμεῖς συνοικοδομεῖσθε</w:t>
+      </w:r>
+    </w:p>
+    <w:p>
+      <w:pPr/>
+      <w:r>
+        <w:rPr>
+          <w:lang w:val="hi_IN" w:bidi="hi_IN"/>
+        </w:rPr>
+      </w:r>
+      <w:r>
+        <w:rPr>
+          <w:b/>
+          <w:lang w:val="hi_IN" w:bidi="hi_IN"/>
+        </w:rPr>
         <w:t>"तुम भी"</w:t>
       </w:r>
       <w:r>
@@ -13379,6 +15329,21 @@
           <w:b/>
           <w:lang w:val="hi_IN" w:bidi="hi_IN"/>
         </w:rPr>
+        <w:t>τούτου χάριν</w:t>
+      </w:r>
+    </w:p>
+    <w:p>
+      <w:pPr/>
+      <w:r>
+        <w:rPr>
+          <w:lang w:val="hi_IN" w:bidi="hi_IN"/>
+        </w:rPr>
+      </w:r>
+      <w:r>
+        <w:rPr>
+          <w:b/>
+          <w:lang w:val="hi_IN" w:bidi="hi_IN"/>
+        </w:rPr>
         <w:t>"इसी कारण"</w:t>
       </w:r>
     </w:p>
@@ -13462,6 +15427,21 @@
           <w:b/>
           <w:lang w:val="hi_IN" w:bidi="hi_IN"/>
         </w:rPr>
+        <w:t>ὁ δέσμιος τοῦ Χριστοῦ Ἰησοῦ</w:t>
+      </w:r>
+    </w:p>
+    <w:p>
+      <w:pPr/>
+      <w:r>
+        <w:rPr>
+          <w:lang w:val="hi_IN" w:bidi="hi_IN"/>
+        </w:rPr>
+      </w:r>
+      <w:r>
+        <w:rPr>
+          <w:b/>
+          <w:lang w:val="hi_IN" w:bidi="hi_IN"/>
+        </w:rPr>
         <w:t>"जो"</w:t>
       </w:r>
       <w:r>
@@ -13538,6 +15518,21 @@
           <w:b/>
           <w:lang w:val="hi_IN" w:bidi="hi_IN"/>
         </w:rPr>
+        <w:t>τὴν οἰκονομίαν τῆς χάριτος τοῦ Θεοῦ, τῆς δοθείσης μοι εἰς ὑμᾶς</w:t>
+      </w:r>
+    </w:p>
+    <w:p>
+      <w:pPr/>
+      <w:r>
+        <w:rPr>
+          <w:lang w:val="hi_IN" w:bidi="hi_IN"/>
+        </w:rPr>
+      </w:r>
+      <w:r>
+        <w:rPr>
+          <w:b/>
+          <w:lang w:val="hi_IN" w:bidi="hi_IN"/>
+        </w:rPr>
         <w:t>"परमेश्वर के उस अनुग्रह के प्रबन्ध का समाचार"</w:t>
       </w:r>
       <w:r>
@@ -13627,6 +15622,21 @@
           <w:b/>
           <w:lang w:val="hi_IN" w:bidi="hi_IN"/>
         </w:rPr>
+        <w:t>κατὰ ἀποκάλυψιν ἐγνωρίσθη μοι</w:t>
+      </w:r>
+    </w:p>
+    <w:p>
+      <w:pPr/>
+      <w:r>
+        <w:rPr>
+          <w:lang w:val="hi_IN" w:bidi="hi_IN"/>
+        </w:rPr>
+      </w:r>
+      <w:r>
+        <w:rPr>
+          <w:b/>
+          <w:lang w:val="hi_IN" w:bidi="hi_IN"/>
+        </w:rPr>
         <w:t>"अर्थात् यह कि वह"</w:t>
       </w:r>
       <w:r>
@@ -13723,6 +15733,21 @@
           <w:b/>
           <w:lang w:val="hi_IN" w:bidi="hi_IN"/>
         </w:rPr>
+        <w:t>καθὼς προέγραψα ἐν ὀλίγῳ</w:t>
+      </w:r>
+    </w:p>
+    <w:p>
+      <w:pPr/>
+      <w:r>
+        <w:rPr>
+          <w:lang w:val="hi_IN" w:bidi="hi_IN"/>
+        </w:rPr>
+      </w:r>
+      <w:r>
+        <w:rPr>
+          <w:b/>
+          <w:lang w:val="hi_IN" w:bidi="hi_IN"/>
+        </w:rPr>
         <w:t>"जैसा मैं पहले संक्षेप में लिख चुका हूँ"</w:t>
       </w:r>
     </w:p>
@@ -13786,6 +15811,21 @@
           <w:b/>
           <w:lang w:val="hi_IN" w:bidi="hi_IN"/>
         </w:rPr>
+        <w:t>ὃ ἑτέραις γενεαῖς οὐκ ἐγνωρίσθη τοῖς υἱοῖς τῶν ἀνθρώπων</w:t>
+      </w:r>
+    </w:p>
+    <w:p>
+      <w:pPr/>
+      <w:r>
+        <w:rPr>
+          <w:lang w:val="hi_IN" w:bidi="hi_IN"/>
+        </w:rPr>
+      </w:r>
+      <w:r>
+        <w:rPr>
+          <w:b/>
+          <w:lang w:val="hi_IN" w:bidi="hi_IN"/>
+        </w:rPr>
         <w:t>"जो अन्य समयों में मनुष्यों की सन्तानों को ऐसा नहीं बताया गया था"</w:t>
       </w:r>
     </w:p>
@@ -13869,6 +15909,21 @@
           <w:b/>
           <w:lang w:val="hi_IN" w:bidi="hi_IN"/>
         </w:rPr>
+        <w:t>ὡς νῦν ἀπεκαλύφθη &amp; ἐν Πνεύματι</w:t>
+      </w:r>
+    </w:p>
+    <w:p>
+      <w:pPr/>
+      <w:r>
+        <w:rPr>
+          <w:lang w:val="hi_IN" w:bidi="hi_IN"/>
+        </w:rPr>
+      </w:r>
+      <w:r>
+        <w:rPr>
+          <w:b/>
+          <w:lang w:val="hi_IN" w:bidi="hi_IN"/>
+        </w:rPr>
         <w:t>"जैसा कि आत्मा के द्वारा अब"</w:t>
       </w:r>
       <w:r>
@@ -14137,6 +16192,21 @@
           <w:b/>
           <w:lang w:val="hi_IN" w:bidi="hi_IN"/>
         </w:rPr>
+        <w:t>ἐν Χριστῷ Ἰησοῦ</w:t>
+      </w:r>
+    </w:p>
+    <w:p>
+      <w:pPr/>
+      <w:r>
+        <w:rPr>
+          <w:lang w:val="hi_IN" w:bidi="hi_IN"/>
+        </w:rPr>
+      </w:r>
+      <w:r>
+        <w:rPr>
+          <w:b/>
+          <w:lang w:val="hi_IN" w:bidi="hi_IN"/>
+        </w:rPr>
         <w:t>"मसीह यीशु में"</w:t>
       </w:r>
     </w:p>
@@ -14207,6 +16277,21 @@
           <w:b/>
           <w:lang w:val="hi_IN" w:bidi="hi_IN"/>
         </w:rPr>
+        <w:t>διὰ τοῦ εὐαγγελίου</w:t>
+      </w:r>
+    </w:p>
+    <w:p>
+      <w:pPr/>
+      <w:r>
+        <w:rPr>
+          <w:lang w:val="hi_IN" w:bidi="hi_IN"/>
+        </w:rPr>
+      </w:r>
+      <w:r>
+        <w:rPr>
+          <w:b/>
+          <w:lang w:val="hi_IN" w:bidi="hi_IN"/>
+        </w:rPr>
         <w:t>"सुसमाचार के द्वारा"</w:t>
       </w:r>
     </w:p>
@@ -14270,6 +16355,21 @@
           <w:b/>
           <w:lang w:val="hi_IN" w:bidi="hi_IN"/>
         </w:rPr>
+        <w:t>ἀνεξιχνίαστον</w:t>
+      </w:r>
+    </w:p>
+    <w:p>
+      <w:pPr/>
+      <w:r>
+        <w:rPr>
+          <w:lang w:val="hi_IN" w:bidi="hi_IN"/>
+        </w:rPr>
+      </w:r>
+      <w:r>
+        <w:rPr>
+          <w:b/>
+          <w:lang w:val="hi_IN" w:bidi="hi_IN"/>
+        </w:rPr>
         <w:t>"अगम्य"</w:t>
       </w:r>
     </w:p>
@@ -14353,6 +16453,21 @@
           <w:b/>
           <w:lang w:val="hi_IN" w:bidi="hi_IN"/>
         </w:rPr>
+        <w:t>πλοῦτος τοῦ Χριστοῦ</w:t>
+      </w:r>
+    </w:p>
+    <w:p>
+      <w:pPr/>
+      <w:r>
+        <w:rPr>
+          <w:lang w:val="hi_IN" w:bidi="hi_IN"/>
+        </w:rPr>
+      </w:r>
+      <w:r>
+        <w:rPr>
+          <w:b/>
+          <w:lang w:val="hi_IN" w:bidi="hi_IN"/>
+        </w:rPr>
         <w:t>"मसीह के"</w:t>
       </w:r>
       <w:r>
@@ -14449,6 +16564,21 @@
           <w:b/>
           <w:lang w:val="hi_IN" w:bidi="hi_IN"/>
         </w:rPr>
+        <w:t>τοῦ μυστηρίου, τοῦ ἀποκεκρυμμένου ἀπὸ τῶν αἰώνων ἐν τῷ Θεῷ, τῷ τὰ πάντα κτίσαντι</w:t>
+      </w:r>
+    </w:p>
+    <w:p>
+      <w:pPr/>
+      <w:r>
+        <w:rPr>
+          <w:lang w:val="hi_IN" w:bidi="hi_IN"/>
+        </w:rPr>
+      </w:r>
+      <w:r>
+        <w:rPr>
+          <w:b/>
+          <w:lang w:val="hi_IN" w:bidi="hi_IN"/>
+        </w:rPr>
         <w:t>"उस भेद का"</w:t>
       </w:r>
       <w:r>
@@ -14545,6 +16675,21 @@
           <w:b/>
           <w:lang w:val="hi_IN" w:bidi="hi_IN"/>
         </w:rPr>
+        <w:t>ἵνα</w:t>
+      </w:r>
+    </w:p>
+    <w:p>
+      <w:pPr/>
+      <w:r>
+        <w:rPr>
+          <w:lang w:val="hi_IN" w:bidi="hi_IN"/>
+        </w:rPr>
+      </w:r>
+      <w:r>
+        <w:rPr>
+          <w:b/>
+          <w:lang w:val="hi_IN" w:bidi="hi_IN"/>
+        </w:rPr>
         <w:t>"ताकि"</w:t>
       </w:r>
     </w:p>
@@ -14641,6 +16786,21 @@
           <w:b/>
           <w:lang w:val="hi_IN" w:bidi="hi_IN"/>
         </w:rPr>
+        <w:t>γνωρισθῇ &amp; ταῖς ἀρχαῖς καὶ ταῖς ἐξουσίαις ἐν τοῖς ἐπουρανίοις &amp; ἡ πολυποίκιλος σοφία τοῦ Θεοῦ</w:t>
+      </w:r>
+    </w:p>
+    <w:p>
+      <w:pPr/>
+      <w:r>
+        <w:rPr>
+          <w:lang w:val="hi_IN" w:bidi="hi_IN"/>
+        </w:rPr>
+      </w:r>
+      <w:r>
+        <w:rPr>
+          <w:b/>
+          <w:lang w:val="hi_IN" w:bidi="hi_IN"/>
+        </w:rPr>
         <w:t>"परमेश्वर का विभिन्न प्रकार का ज्ञान, उन प्रधानों और अधिकारियों पर, जो स्वर्गीय स्थानों में हैं प्रगट किया जाए"</w:t>
       </w:r>
     </w:p>
@@ -14793,6 +16953,21 @@
         <w:rPr>
           <w:lang w:val="hi_IN" w:bidi="hi_IN"/>
         </w:rPr>
+      </w:r>
+    </w:p>
+    <w:p>
+      <w:pPr/>
+      <w:r>
+        <w:rPr>
+          <w:lang w:val="hi_IN" w:bidi="hi_IN"/>
+        </w:rPr>
+      </w:r>
+      <w:r>
+        <w:rPr>
+          <w:b/>
+          <w:lang w:val="hi_IN" w:bidi="hi_IN"/>
+        </w:rPr>
+        <w:t>ἐν τοῖς ἐπουρανίοις</w:t>
       </w:r>
     </w:p>
     <w:p>
@@ -14888,6 +17063,21 @@
           <w:b/>
           <w:lang w:val="hi_IN" w:bidi="hi_IN"/>
         </w:rPr>
+        <w:t>ἡ πολυποίκιλος σοφία τοῦ Θεοῦ</w:t>
+      </w:r>
+    </w:p>
+    <w:p>
+      <w:pPr/>
+      <w:r>
+        <w:rPr>
+          <w:lang w:val="hi_IN" w:bidi="hi_IN"/>
+        </w:rPr>
+      </w:r>
+      <w:r>
+        <w:rPr>
+          <w:b/>
+          <w:lang w:val="hi_IN" w:bidi="hi_IN"/>
+        </w:rPr>
         <w:t>"परमेश्वर का विभिन्न प्रकार का ज्ञान"</w:t>
       </w:r>
     </w:p>
@@ -14971,6 +17161,21 @@
           <w:b/>
           <w:lang w:val="hi_IN" w:bidi="hi_IN"/>
         </w:rPr>
+        <w:t>κατὰ πρόθεσιν τῶν αἰώνων</w:t>
+      </w:r>
+    </w:p>
+    <w:p>
+      <w:pPr/>
+      <w:r>
+        <w:rPr>
+          <w:lang w:val="hi_IN" w:bidi="hi_IN"/>
+        </w:rPr>
+      </w:r>
+      <w:r>
+        <w:rPr>
+          <w:b/>
+          <w:lang w:val="hi_IN" w:bidi="hi_IN"/>
+        </w:rPr>
         <w:t>"उस सनातन मनसा के अनुसार"</w:t>
       </w:r>
     </w:p>
@@ -15269,6 +17474,21 @@
           <w:b/>
           <w:lang w:val="hi_IN" w:bidi="hi_IN"/>
         </w:rPr>
+        <w:t>προσαγωγὴν ἐν πεποιθήσει</w:t>
+      </w:r>
+    </w:p>
+    <w:p>
+      <w:pPr/>
+      <w:r>
+        <w:rPr>
+          <w:lang w:val="hi_IN" w:bidi="hi_IN"/>
+        </w:rPr>
+      </w:r>
+      <w:r>
+        <w:rPr>
+          <w:b/>
+          <w:lang w:val="hi_IN" w:bidi="hi_IN"/>
+        </w:rPr>
         <w:t>"पर"</w:t>
       </w:r>
       <w:r>
@@ -15378,6 +17598,21 @@
           <w:b/>
           <w:lang w:val="hi_IN" w:bidi="hi_IN"/>
         </w:rPr>
+        <w:t>πεποιθήσει</w:t>
+      </w:r>
+    </w:p>
+    <w:p>
+      <w:pPr/>
+      <w:r>
+        <w:rPr>
+          <w:lang w:val="hi_IN" w:bidi="hi_IN"/>
+        </w:rPr>
+      </w:r>
+      <w:r>
+        <w:rPr>
+          <w:b/>
+          <w:lang w:val="hi_IN" w:bidi="hi_IN"/>
+        </w:rPr>
         <w:t>"भरोसे"</w:t>
       </w:r>
     </w:p>
@@ -15441,6 +17676,21 @@
           <w:b/>
           <w:lang w:val="hi_IN" w:bidi="hi_IN"/>
         </w:rPr>
+        <w:t>διὸ</w:t>
+      </w:r>
+    </w:p>
+    <w:p>
+      <w:pPr/>
+      <w:r>
+        <w:rPr>
+          <w:lang w:val="hi_IN" w:bidi="hi_IN"/>
+        </w:rPr>
+      </w:r>
+      <w:r>
+        <w:rPr>
+          <w:b/>
+          <w:lang w:val="hi_IN" w:bidi="hi_IN"/>
+        </w:rPr>
         <w:t>"इसलिए"</w:t>
       </w:r>
       <w:r>
@@ -15550,6 +17800,21 @@
           <w:b/>
           <w:lang w:val="hi_IN" w:bidi="hi_IN"/>
         </w:rPr>
+        <w:t>ὑπὲρ ὑμῶν, ἥτις ἐστὶν δόξα ὑμῶν</w:t>
+      </w:r>
+    </w:p>
+    <w:p>
+      <w:pPr/>
+      <w:r>
+        <w:rPr>
+          <w:lang w:val="hi_IN" w:bidi="hi_IN"/>
+        </w:rPr>
+      </w:r>
+      <w:r>
+        <w:rPr>
+          <w:b/>
+          <w:lang w:val="hi_IN" w:bidi="hi_IN"/>
+        </w:rPr>
         <w:t>"तुम्हारे लिये"</w:t>
       </w:r>
       <w:r>
@@ -15659,6 +17924,21 @@
           <w:b/>
           <w:lang w:val="hi_IN" w:bidi="hi_IN"/>
         </w:rPr>
+        <w:t>τούτου χάριν</w:t>
+      </w:r>
+    </w:p>
+    <w:p>
+      <w:pPr/>
+      <w:r>
+        <w:rPr>
+          <w:lang w:val="hi_IN" w:bidi="hi_IN"/>
+        </w:rPr>
+      </w:r>
+      <w:r>
+        <w:rPr>
+          <w:b/>
+          <w:lang w:val="hi_IN" w:bidi="hi_IN"/>
+        </w:rPr>
         <w:t>"इसी कारण"</w:t>
       </w:r>
     </w:p>
@@ -15755,6 +18035,21 @@
           <w:b/>
           <w:lang w:val="hi_IN" w:bidi="hi_IN"/>
         </w:rPr>
+        <w:t>τούτου χάριν</w:t>
+      </w:r>
+    </w:p>
+    <w:p>
+      <w:pPr/>
+      <w:r>
+        <w:rPr>
+          <w:lang w:val="hi_IN" w:bidi="hi_IN"/>
+        </w:rPr>
+      </w:r>
+      <w:r>
+        <w:rPr>
+          <w:b/>
+          <w:lang w:val="hi_IN" w:bidi="hi_IN"/>
+        </w:rPr>
         <w:t>"इसी कारण"</w:t>
       </w:r>
     </w:p>
@@ -15838,6 +18133,21 @@
           <w:b/>
           <w:lang w:val="hi_IN" w:bidi="hi_IN"/>
         </w:rPr>
+        <w:t>κάμπτω τὰ γόνατά μου πρὸς τὸν Πατέρα</w:t>
+      </w:r>
+    </w:p>
+    <w:p>
+      <w:pPr/>
+      <w:r>
+        <w:rPr>
+          <w:lang w:val="hi_IN" w:bidi="hi_IN"/>
+        </w:rPr>
+      </w:r>
+      <w:r>
+        <w:rPr>
+          <w:b/>
+          <w:lang w:val="hi_IN" w:bidi="hi_IN"/>
+        </w:rPr>
         <w:t>"मैं"</w:t>
       </w:r>
       <w:r>
@@ -15934,6 +18244,21 @@
           <w:b/>
           <w:lang w:val="hi_IN" w:bidi="hi_IN"/>
         </w:rPr>
+        <w:t>ἐξ οὗ πᾶσα πατριὰ ἐν οὐρανοῖς καὶ ἐπὶ γῆς ὀνομάζεται</w:t>
+      </w:r>
+    </w:p>
+    <w:p>
+      <w:pPr/>
+      <w:r>
+        <w:rPr>
+          <w:lang w:val="hi_IN" w:bidi="hi_IN"/>
+        </w:rPr>
+      </w:r>
+      <w:r>
+        <w:rPr>
+          <w:b/>
+          <w:lang w:val="hi_IN" w:bidi="hi_IN"/>
+        </w:rPr>
         <w:t>"जिससे स्वर्ग और पृथ्वी पर, हर एक घराने का नाम रखा जाता है"</w:t>
       </w:r>
     </w:p>
@@ -16017,6 +18342,21 @@
           <w:b/>
           <w:lang w:val="hi_IN" w:bidi="hi_IN"/>
         </w:rPr>
+        <w:t>ἵνα</w:t>
+      </w:r>
+    </w:p>
+    <w:p>
+      <w:pPr/>
+      <w:r>
+        <w:rPr>
+          <w:lang w:val="hi_IN" w:bidi="hi_IN"/>
+        </w:rPr>
+      </w:r>
+      <w:r>
+        <w:rPr>
+          <w:b/>
+          <w:lang w:val="hi_IN" w:bidi="hi_IN"/>
+        </w:rPr>
         <w:t>"कि"</w:t>
       </w:r>
     </w:p>
@@ -16113,6 +18453,21 @@
           <w:b/>
           <w:lang w:val="hi_IN" w:bidi="hi_IN"/>
         </w:rPr>
+        <w:t>δῷ ὑμῖν κατὰ τὸ πλοῦτος τῆς δόξης αὐτοῦ, δυνάμει κραταιωθῆναι</w:t>
+      </w:r>
+    </w:p>
+    <w:p>
+      <w:pPr/>
+      <w:r>
+        <w:rPr>
+          <w:lang w:val="hi_IN" w:bidi="hi_IN"/>
+        </w:rPr>
+      </w:r>
+      <w:r>
+        <w:rPr>
+          <w:b/>
+          <w:lang w:val="hi_IN" w:bidi="hi_IN"/>
+        </w:rPr>
         <w:t>"वह अपनी महिमा के धन के अनुसार तुम्हें यह दान दे कि तुम"</w:t>
       </w:r>
       <w:r>
@@ -16175,6 +18530,21 @@
         <w:rPr>
           <w:lang w:val="hi_IN" w:bidi="hi_IN"/>
         </w:rPr>
+      </w:r>
+    </w:p>
+    <w:p>
+      <w:pPr/>
+      <w:r>
+        <w:rPr>
+          <w:lang w:val="hi_IN" w:bidi="hi_IN"/>
+        </w:rPr>
+      </w:r>
+      <w:r>
+        <w:rPr>
+          <w:b/>
+          <w:lang w:val="hi_IN" w:bidi="hi_IN"/>
+        </w:rPr>
+        <w:t>δῷ</w:t>
       </w:r>
     </w:p>
     <w:p>
@@ -16453,6 +18823,21 @@
           <w:b/>
           <w:lang w:val="hi_IN" w:bidi="hi_IN"/>
         </w:rPr>
+        <w:t>κατοικῆσαι τὸν Χριστὸν διὰ τῆς πίστεως ἐν ταῖς καρδίαις ὑμῶν</w:t>
+      </w:r>
+    </w:p>
+    <w:p>
+      <w:pPr/>
+      <w:r>
+        <w:rPr>
+          <w:lang w:val="hi_IN" w:bidi="hi_IN"/>
+        </w:rPr>
+      </w:r>
+      <w:r>
+        <w:rPr>
+          <w:b/>
+          <w:lang w:val="hi_IN" w:bidi="hi_IN"/>
+        </w:rPr>
         <w:t>"और विश्वास के द्वारा मसीह तुम्हारे हृदय में बसे कि"</w:t>
       </w:r>
     </w:p>
@@ -16549,6 +18934,21 @@
           <w:b/>
           <w:lang w:val="hi_IN" w:bidi="hi_IN"/>
         </w:rPr>
+        <w:t>ἐν ἀγάπῃ, ἐρριζωμένοι καὶ τεθεμελιωμένοι</w:t>
+      </w:r>
+    </w:p>
+    <w:p>
+      <w:pPr/>
+      <w:r>
+        <w:rPr>
+          <w:lang w:val="hi_IN" w:bidi="hi_IN"/>
+        </w:rPr>
+      </w:r>
+      <w:r>
+        <w:rPr>
+          <w:b/>
+          <w:lang w:val="hi_IN" w:bidi="hi_IN"/>
+        </w:rPr>
         <w:t>"तुम प्रेम में जड़ पकड़कर और नींव डालकर"</w:t>
       </w:r>
     </w:p>
@@ -16618,6 +19018,21 @@
         <w:rPr>
           <w:lang w:val="hi_IN" w:bidi="hi_IN"/>
         </w:rPr>
+      </w:r>
+    </w:p>
+    <w:p>
+      <w:pPr/>
+      <w:r>
+        <w:rPr>
+          <w:lang w:val="hi_IN" w:bidi="hi_IN"/>
+        </w:rPr>
+      </w:r>
+      <w:r>
+        <w:rPr>
+          <w:b/>
+          <w:lang w:val="hi_IN" w:bidi="hi_IN"/>
+        </w:rPr>
+        <w:t>ἵνα</w:t>
       </w:r>
     </w:p>
     <w:p>
@@ -16827,6 +19242,21 @@
           <w:b/>
           <w:lang w:val="hi_IN" w:bidi="hi_IN"/>
         </w:rPr>
+        <w:t>πᾶσιν τοῖς ἁγίοις</w:t>
+      </w:r>
+    </w:p>
+    <w:p>
+      <w:pPr/>
+      <w:r>
+        <w:rPr>
+          <w:lang w:val="hi_IN" w:bidi="hi_IN"/>
+        </w:rPr>
+      </w:r>
+      <w:r>
+        <w:rPr>
+          <w:b/>
+          <w:lang w:val="hi_IN" w:bidi="hi_IN"/>
+        </w:rPr>
         <w:t>"सब पवित्र लोगों"</w:t>
       </w:r>
     </w:p>
@@ -16890,6 +19320,21 @@
           <w:b/>
           <w:lang w:val="hi_IN" w:bidi="hi_IN"/>
         </w:rPr>
+        <w:t>τὸ πλάτος, καὶ μῆκος, καὶ ὕψος, καὶ βάθος</w:t>
+      </w:r>
+    </w:p>
+    <w:p>
+      <w:pPr/>
+      <w:r>
+        <w:rPr>
+          <w:lang w:val="hi_IN" w:bidi="hi_IN"/>
+        </w:rPr>
+      </w:r>
+      <w:r>
+        <w:rPr>
+          <w:b/>
+          <w:lang w:val="hi_IN" w:bidi="hi_IN"/>
+        </w:rPr>
         <w:t>"शक्ति पाओ;"</w:t>
       </w:r>
       <w:r>
@@ -16986,6 +19431,21 @@
           <w:b/>
           <w:lang w:val="hi_IN" w:bidi="hi_IN"/>
         </w:rPr>
+        <w:t>τὸ πλάτος, καὶ μῆκος, καὶ ὕψος, καὶ βάθος</w:t>
+      </w:r>
+    </w:p>
+    <w:p>
+      <w:pPr/>
+      <w:r>
+        <w:rPr>
+          <w:lang w:val="hi_IN" w:bidi="hi_IN"/>
+        </w:rPr>
+      </w:r>
+      <w:r>
+        <w:rPr>
+          <w:b/>
+          <w:lang w:val="hi_IN" w:bidi="hi_IN"/>
+        </w:rPr>
         <w:t>"शक्ति पाओ;"</w:t>
       </w:r>
       <w:r>
@@ -17068,6 +19528,21 @@
         <w:rPr>
           <w:lang w:val="hi_IN" w:bidi="hi_IN"/>
         </w:rPr>
+      </w:r>
+    </w:p>
+    <w:p>
+      <w:pPr/>
+      <w:r>
+        <w:rPr>
+          <w:lang w:val="hi_IN" w:bidi="hi_IN"/>
+        </w:rPr>
+      </w:r>
+      <w:r>
+        <w:rPr>
+          <w:b/>
+          <w:lang w:val="hi_IN" w:bidi="hi_IN"/>
+        </w:rPr>
+        <w:t>γνῶναί τε τὴν &amp; ἀγάπην τοῦ Χριστοῦ</w:t>
       </w:r>
     </w:p>
     <w:p>
@@ -17319,6 +19794,21 @@
           <w:b/>
           <w:lang w:val="hi_IN" w:bidi="hi_IN"/>
         </w:rPr>
+        <w:t>ἵνα πληρωθῆτε εἰς πᾶν τὸ πλήρωμα τοῦ Θεοῦ</w:t>
+      </w:r>
+    </w:p>
+    <w:p>
+      <w:pPr/>
+      <w:r>
+        <w:rPr>
+          <w:lang w:val="hi_IN" w:bidi="hi_IN"/>
+        </w:rPr>
+      </w:r>
+      <w:r>
+        <w:rPr>
+          <w:b/>
+          <w:lang w:val="hi_IN" w:bidi="hi_IN"/>
+        </w:rPr>
         <w:t>"को"</w:t>
       </w:r>
       <w:r>
@@ -17415,6 +19905,21 @@
           <w:b/>
           <w:lang w:val="hi_IN" w:bidi="hi_IN"/>
         </w:rPr>
+        <w:t>ἵνα πληρωθῆτε</w:t>
+      </w:r>
+    </w:p>
+    <w:p>
+      <w:pPr/>
+      <w:r>
+        <w:rPr>
+          <w:lang w:val="hi_IN" w:bidi="hi_IN"/>
+        </w:rPr>
+      </w:r>
+      <w:r>
+        <w:rPr>
+          <w:b/>
+          <w:lang w:val="hi_IN" w:bidi="hi_IN"/>
+        </w:rPr>
         <w:t>"कि तुम"</w:t>
       </w:r>
       <w:r>
@@ -17511,6 +20016,21 @@
           <w:b/>
           <w:lang w:val="hi_IN" w:bidi="hi_IN"/>
         </w:rPr>
+        <w:t>εἰς πᾶν τὸ πλήρωμα τοῦ Θεοῦ</w:t>
+      </w:r>
+    </w:p>
+    <w:p>
+      <w:pPr/>
+      <w:r>
+        <w:rPr>
+          <w:lang w:val="hi_IN" w:bidi="hi_IN"/>
+        </w:rPr>
+      </w:r>
+      <w:r>
+        <w:rPr>
+          <w:b/>
+          <w:lang w:val="hi_IN" w:bidi="hi_IN"/>
+        </w:rPr>
         <w:t>"को"</w:t>
       </w:r>
       <w:r>
@@ -17614,6 +20134,21 @@
           <w:b/>
           <w:lang w:val="hi_IN" w:bidi="hi_IN"/>
         </w:rPr>
+        <w:t>ἵνα</w:t>
+      </w:r>
+    </w:p>
+    <w:p>
+      <w:pPr/>
+      <w:r>
+        <w:rPr>
+          <w:lang w:val="hi_IN" w:bidi="hi_IN"/>
+        </w:rPr>
+      </w:r>
+      <w:r>
+        <w:rPr>
+          <w:b/>
+          <w:lang w:val="hi_IN" w:bidi="hi_IN"/>
+        </w:rPr>
         <w:t>"कि"</w:t>
       </w:r>
     </w:p>
@@ -17926,6 +20461,21 @@
           <w:b/>
           <w:lang w:val="hi_IN" w:bidi="hi_IN"/>
         </w:rPr>
+        <w:t>ὑπὲρ πάντα, ποιῆσαι ὑπέρἐκπερισσοῦ ὧν αἰτούμεθα ἢ νοοῦμεν</w:t>
+      </w:r>
+    </w:p>
+    <w:p>
+      <w:pPr/>
+      <w:r>
+        <w:rPr>
+          <w:lang w:val="hi_IN" w:bidi="hi_IN"/>
+        </w:rPr>
+      </w:r>
+      <w:r>
+        <w:rPr>
+          <w:b/>
+          <w:lang w:val="hi_IN" w:bidi="hi_IN"/>
+        </w:rPr>
         <w:t>""</w:t>
       </w:r>
     </w:p>
@@ -17989,6 +20539,21 @@
           <w:b/>
           <w:lang w:val="hi_IN" w:bidi="hi_IN"/>
         </w:rPr>
+        <w:t>αὐτῷ ἡ δόξα ἐν τῇ ἐκκλησίᾳ</w:t>
+      </w:r>
+    </w:p>
+    <w:p>
+      <w:pPr/>
+      <w:r>
+        <w:rPr>
+          <w:lang w:val="hi_IN" w:bidi="hi_IN"/>
+        </w:rPr>
+      </w:r>
+      <w:r>
+        <w:rPr>
+          <w:b/>
+          <w:lang w:val="hi_IN" w:bidi="hi_IN"/>
+        </w:rPr>
         <w:t>"कलीसिया में,"</w:t>
       </w:r>
       <w:r>
@@ -18168,6 +20733,21 @@
           <w:b/>
           <w:lang w:val="hi_IN" w:bidi="hi_IN"/>
         </w:rPr>
+        <w:t>οὖν</w:t>
+      </w:r>
+    </w:p>
+    <w:p>
+      <w:pPr/>
+      <w:r>
+        <w:rPr>
+          <w:lang w:val="hi_IN" w:bidi="hi_IN"/>
+        </w:rPr>
+      </w:r>
+      <w:r>
+        <w:rPr>
+          <w:b/>
+          <w:lang w:val="hi_IN" w:bidi="hi_IN"/>
+        </w:rPr>
         <w:t>"इसलिए"</w:t>
       </w:r>
     </w:p>
@@ -18264,6 +20844,21 @@
           <w:b/>
           <w:lang w:val="hi_IN" w:bidi="hi_IN"/>
         </w:rPr>
+        <w:t>ὁ δέσμιος ἐν Κυρίῳ</w:t>
+      </w:r>
+    </w:p>
+    <w:p>
+      <w:pPr/>
+      <w:r>
+        <w:rPr>
+          <w:lang w:val="hi_IN" w:bidi="hi_IN"/>
+        </w:rPr>
+      </w:r>
+      <w:r>
+        <w:rPr>
+          <w:b/>
+          <w:lang w:val="hi_IN" w:bidi="hi_IN"/>
+        </w:rPr>
         <w:t>"जो प्रभु में बन्दी"</w:t>
       </w:r>
     </w:p>
@@ -18423,6 +21018,21 @@
           <w:b/>
           <w:lang w:val="hi_IN" w:bidi="hi_IN"/>
         </w:rPr>
+        <w:t>τῆς κλήσεως ἧς ἐκλήθητε</w:t>
+      </w:r>
+    </w:p>
+    <w:p>
+      <w:pPr/>
+      <w:r>
+        <w:rPr>
+          <w:lang w:val="hi_IN" w:bidi="hi_IN"/>
+        </w:rPr>
+      </w:r>
+      <w:r>
+        <w:rPr>
+          <w:b/>
+          <w:lang w:val="hi_IN" w:bidi="hi_IN"/>
+        </w:rPr>
         <w:t>"जिस बुलाहट से तुम बुलाए गए थे"</w:t>
       </w:r>
     </w:p>
@@ -18499,6 +21109,21 @@
           <w:b/>
           <w:lang w:val="hi_IN" w:bidi="hi_IN"/>
         </w:rPr>
+        <w:t>μετὰ πάσης ταπεινοφροσύνης καὶ πραΰτητος</w:t>
+      </w:r>
+    </w:p>
+    <w:p>
+      <w:pPr/>
+      <w:r>
+        <w:rPr>
+          <w:lang w:val="hi_IN" w:bidi="hi_IN"/>
+        </w:rPr>
+      </w:r>
+      <w:r>
+        <w:rPr>
+          <w:b/>
+          <w:lang w:val="hi_IN" w:bidi="hi_IN"/>
+        </w:rPr>
         <w:t>"अर्थात् सारी दीनता और नम्रता"</w:t>
       </w:r>
     </w:p>
@@ -18588,6 +21213,21 @@
           <w:b/>
           <w:lang w:val="hi_IN" w:bidi="hi_IN"/>
         </w:rPr>
+        <w:t>τηρεῖν τὴν ἑνότητα τοῦ Πνεύματος ἐν τῷ συνδέσμῳ τῆς εἰρήνης</w:t>
+      </w:r>
+    </w:p>
+    <w:p>
+      <w:pPr/>
+      <w:r>
+        <w:rPr>
+          <w:lang w:val="hi_IN" w:bidi="hi_IN"/>
+        </w:rPr>
+      </w:r>
+      <w:r>
+        <w:rPr>
+          <w:b/>
+          <w:lang w:val="hi_IN" w:bidi="hi_IN"/>
+        </w:rPr>
         <w:t>"मेल के बन्धन में आत्मा की एकता रखने का"</w:t>
       </w:r>
     </w:p>
@@ -18664,6 +21304,21 @@
           <w:b/>
           <w:lang w:val="hi_IN" w:bidi="hi_IN"/>
         </w:rPr>
+        <w:t>τηρεῖν τὴν ἑνότητα τοῦ Πνεύματος ἐν τῷ συνδέσμῳ τῆς εἰρήνης</w:t>
+      </w:r>
+    </w:p>
+    <w:p>
+      <w:pPr/>
+      <w:r>
+        <w:rPr>
+          <w:lang w:val="hi_IN" w:bidi="hi_IN"/>
+        </w:rPr>
+      </w:r>
+      <w:r>
+        <w:rPr>
+          <w:b/>
+          <w:lang w:val="hi_IN" w:bidi="hi_IN"/>
+        </w:rPr>
         <w:t>"मेल के बन्धन में आत्मा की एकता रखने का"</w:t>
       </w:r>
     </w:p>
@@ -18747,6 +21402,21 @@
           <w:b/>
           <w:lang w:val="hi_IN" w:bidi="hi_IN"/>
         </w:rPr>
+        <w:t>ἓν σῶμα</w:t>
+      </w:r>
+    </w:p>
+    <w:p>
+      <w:pPr/>
+      <w:r>
+        <w:rPr>
+          <w:lang w:val="hi_IN" w:bidi="hi_IN"/>
+        </w:rPr>
+      </w:r>
+      <w:r>
+        <w:rPr>
+          <w:b/>
+          <w:lang w:val="hi_IN" w:bidi="hi_IN"/>
+        </w:rPr>
         <w:t>"एक ही देह है"</w:t>
       </w:r>
     </w:p>
@@ -18830,6 +21500,21 @@
           <w:b/>
           <w:lang w:val="hi_IN" w:bidi="hi_IN"/>
         </w:rPr>
+        <w:t>ἓν Πνεῦμα</w:t>
+      </w:r>
+    </w:p>
+    <w:p>
+      <w:pPr/>
+      <w:r>
+        <w:rPr>
+          <w:lang w:val="hi_IN" w:bidi="hi_IN"/>
+        </w:rPr>
+      </w:r>
+      <w:r>
+        <w:rPr>
+          <w:b/>
+          <w:lang w:val="hi_IN" w:bidi="hi_IN"/>
+        </w:rPr>
         <w:t>"एक ही आत्मा"</w:t>
       </w:r>
     </w:p>
@@ -18893,6 +21578,21 @@
           <w:b/>
           <w:lang w:val="hi_IN" w:bidi="hi_IN"/>
         </w:rPr>
+        <w:t>ἐκλήθητε ἐν μιᾷ ἐλπίδι τῆς κλήσεως ὑμῶν</w:t>
+      </w:r>
+    </w:p>
+    <w:p>
+      <w:pPr/>
+      <w:r>
+        <w:rPr>
+          <w:lang w:val="hi_IN" w:bidi="hi_IN"/>
+        </w:rPr>
+      </w:r>
+      <w:r>
+        <w:rPr>
+          <w:b/>
+          <w:lang w:val="hi_IN" w:bidi="hi_IN"/>
+        </w:rPr>
         <w:t>"तुम्हें जो बुलाए गए थे अपने बुलाए जाने से एक ही आशा है"</w:t>
       </w:r>
     </w:p>
@@ -19230,6 +21930,21 @@
           <w:b/>
           <w:lang w:val="hi_IN" w:bidi="hi_IN"/>
         </w:rPr>
+        <w:t>ἑνὶ &amp; ἑκάστῳ ἡμῶν ἐδόθη ἡ χάρις</w:t>
+      </w:r>
+    </w:p>
+    <w:p>
+      <w:pPr/>
+      <w:r>
+        <w:rPr>
+          <w:lang w:val="hi_IN" w:bidi="hi_IN"/>
+        </w:rPr>
+      </w:r>
+      <w:r>
+        <w:rPr>
+          <w:b/>
+          <w:lang w:val="hi_IN" w:bidi="hi_IN"/>
+        </w:rPr>
         <w:t>""</w:t>
       </w:r>
     </w:p>
@@ -19313,6 +22028,21 @@
           <w:b/>
           <w:lang w:val="hi_IN" w:bidi="hi_IN"/>
         </w:rPr>
+        <w:t>ἑνὶ &amp; ἑκάστῳ ἡμῶν ἐδόθη ἡ χάρις</w:t>
+      </w:r>
+    </w:p>
+    <w:p>
+      <w:pPr/>
+      <w:r>
+        <w:rPr>
+          <w:lang w:val="hi_IN" w:bidi="hi_IN"/>
+        </w:rPr>
+      </w:r>
+      <w:r>
+        <w:rPr>
+          <w:b/>
+          <w:lang w:val="hi_IN" w:bidi="hi_IN"/>
+        </w:rPr>
         <w:t>""</w:t>
       </w:r>
     </w:p>
@@ -19403,6 +22133,21 @@
           <w:b/>
           <w:lang w:val="hi_IN" w:bidi="hi_IN"/>
         </w:rPr>
+        <w:t>διὸ</w:t>
+      </w:r>
+    </w:p>
+    <w:p>
+      <w:pPr/>
+      <w:r>
+        <w:rPr>
+          <w:lang w:val="hi_IN" w:bidi="hi_IN"/>
+        </w:rPr>
+      </w:r>
+      <w:r>
+        <w:rPr>
+          <w:b/>
+          <w:lang w:val="hi_IN" w:bidi="hi_IN"/>
+        </w:rPr>
         <w:t>"इसलिए"</w:t>
       </w:r>
     </w:p>
@@ -19499,6 +22244,21 @@
           <w:b/>
           <w:lang w:val="hi_IN" w:bidi="hi_IN"/>
         </w:rPr>
+        <w:t>ἀναβὰς εἰς ὕψος</w:t>
+      </w:r>
+    </w:p>
+    <w:p>
+      <w:pPr/>
+      <w:r>
+        <w:rPr>
+          <w:lang w:val="hi_IN" w:bidi="hi_IN"/>
+        </w:rPr>
+      </w:r>
+      <w:r>
+        <w:rPr>
+          <w:b/>
+          <w:lang w:val="hi_IN" w:bidi="hi_IN"/>
+        </w:rPr>
         <w:t>""ऊँचे पर चढ़ा,"</w:t>
       </w:r>
     </w:p>
@@ -19562,6 +22322,21 @@
           <w:b/>
           <w:lang w:val="hi_IN" w:bidi="hi_IN"/>
         </w:rPr>
+        <w:t>ἀνέβη</w:t>
+      </w:r>
+    </w:p>
+    <w:p>
+      <w:pPr/>
+      <w:r>
+        <w:rPr>
+          <w:lang w:val="hi_IN" w:bidi="hi_IN"/>
+        </w:rPr>
+      </w:r>
+      <w:r>
+        <w:rPr>
+          <w:b/>
+          <w:lang w:val="hi_IN" w:bidi="hi_IN"/>
+        </w:rPr>
         <w:t>"उसके चढ़ने से"</w:t>
       </w:r>
     </w:p>
@@ -19625,6 +22400,21 @@
           <w:b/>
           <w:lang w:val="hi_IN" w:bidi="hi_IN"/>
         </w:rPr>
+        <w:t>καὶ κατέβη</w:t>
+      </w:r>
+    </w:p>
+    <w:p>
+      <w:pPr/>
+      <w:r>
+        <w:rPr>
+          <w:lang w:val="hi_IN" w:bidi="hi_IN"/>
+        </w:rPr>
+      </w:r>
+      <w:r>
+        <w:rPr>
+          <w:b/>
+          <w:lang w:val="hi_IN" w:bidi="hi_IN"/>
+        </w:rPr>
         <w:t>"केवल यह कि"</w:t>
       </w:r>
       <w:r>
@@ -19701,6 +22491,21 @@
           <w:b/>
           <w:lang w:val="hi_IN" w:bidi="hi_IN"/>
         </w:rPr>
+        <w:t>εἰς τὰ κατώτερα μέρη τῆς γῆς</w:t>
+      </w:r>
+    </w:p>
+    <w:p>
+      <w:pPr/>
+      <w:r>
+        <w:rPr>
+          <w:lang w:val="hi_IN" w:bidi="hi_IN"/>
+        </w:rPr>
+      </w:r>
+      <w:r>
+        <w:rPr>
+          <w:b/>
+          <w:lang w:val="hi_IN" w:bidi="hi_IN"/>
+        </w:rPr>
         <w:t>"वह पृथ्वी की निचली जगहों में"</w:t>
       </w:r>
     </w:p>
@@ -19777,6 +22582,21 @@
           <w:b/>
           <w:lang w:val="hi_IN" w:bidi="hi_IN"/>
         </w:rPr>
+        <w:t>ἵνα πληρώσῃ τὰ πάντα</w:t>
+      </w:r>
+    </w:p>
+    <w:p>
+      <w:pPr/>
+      <w:r>
+        <w:rPr>
+          <w:lang w:val="hi_IN" w:bidi="hi_IN"/>
+        </w:rPr>
+      </w:r>
+      <w:r>
+        <w:rPr>
+          <w:b/>
+          <w:lang w:val="hi_IN" w:bidi="hi_IN"/>
+        </w:rPr>
         <w:t>"कि सब कुछ परिपूर्ण करे"</w:t>
       </w:r>
     </w:p>
@@ -19840,6 +22660,21 @@
           <w:b/>
           <w:lang w:val="hi_IN" w:bidi="hi_IN"/>
         </w:rPr>
+        <w:t>πληρώσῃ</w:t>
+      </w:r>
+    </w:p>
+    <w:p>
+      <w:pPr/>
+      <w:r>
+        <w:rPr>
+          <w:lang w:val="hi_IN" w:bidi="hi_IN"/>
+        </w:rPr>
+      </w:r>
+      <w:r>
+        <w:rPr>
+          <w:b/>
+          <w:lang w:val="hi_IN" w:bidi="hi_IN"/>
+        </w:rPr>
         <w:t>"परिपूर्ण करे"</w:t>
       </w:r>
     </w:p>
@@ -19903,6 +22738,21 @@
           <w:b/>
           <w:lang w:val="hi_IN" w:bidi="hi_IN"/>
         </w:rPr>
+        <w:t>ποιμένας</w:t>
+      </w:r>
+    </w:p>
+    <w:p>
+      <w:pPr/>
+      <w:r>
+        <w:rPr>
+          <w:lang w:val="hi_IN" w:bidi="hi_IN"/>
+        </w:rPr>
+      </w:r>
+      <w:r>
+        <w:rPr>
+          <w:b/>
+          <w:lang w:val="hi_IN" w:bidi="hi_IN"/>
+        </w:rPr>
         <w:t>"रखवाले"</w:t>
       </w:r>
     </w:p>
@@ -19999,6 +22849,21 @@
           <w:b/>
           <w:lang w:val="hi_IN" w:bidi="hi_IN"/>
         </w:rPr>
+        <w:t>πρὸς τὸν καταρτισμὸν τῶν ἁγίων</w:t>
+      </w:r>
+    </w:p>
+    <w:p>
+      <w:pPr/>
+      <w:r>
+        <w:rPr>
+          <w:lang w:val="hi_IN" w:bidi="hi_IN"/>
+        </w:rPr>
+      </w:r>
+      <w:r>
+        <w:rPr>
+          <w:b/>
+          <w:lang w:val="hi_IN" w:bidi="hi_IN"/>
+        </w:rPr>
         <w:t>"जिससे पवित्र लोग सिद्ध हो जाएँ और"</w:t>
       </w:r>
     </w:p>
@@ -20062,6 +22927,21 @@
           <w:b/>
           <w:lang w:val="hi_IN" w:bidi="hi_IN"/>
         </w:rPr>
+        <w:t>εἰς ἔργον διακονίας</w:t>
+      </w:r>
+    </w:p>
+    <w:p>
+      <w:pPr/>
+      <w:r>
+        <w:rPr>
+          <w:lang w:val="hi_IN" w:bidi="hi_IN"/>
+        </w:rPr>
+      </w:r>
+      <w:r>
+        <w:rPr>
+          <w:b/>
+          <w:lang w:val="hi_IN" w:bidi="hi_IN"/>
+        </w:rPr>
         <w:t>"सेवा का काम किया जाए"</w:t>
       </w:r>
     </w:p>
@@ -20125,6 +23005,21 @@
           <w:b/>
           <w:lang w:val="hi_IN" w:bidi="hi_IN"/>
         </w:rPr>
+        <w:t>εἰς οἰκοδομὴν τοῦ σώματος τοῦ Χριστοῦ</w:t>
+      </w:r>
+    </w:p>
+    <w:p>
+      <w:pPr/>
+      <w:r>
+        <w:rPr>
+          <w:lang w:val="hi_IN" w:bidi="hi_IN"/>
+        </w:rPr>
+      </w:r>
+      <w:r>
+        <w:rPr>
+          <w:b/>
+          <w:lang w:val="hi_IN" w:bidi="hi_IN"/>
+        </w:rPr>
         <w:t>"और मसीह की देह उन्नति पाए"</w:t>
       </w:r>
     </w:p>
@@ -20208,6 +23103,21 @@
           <w:b/>
           <w:lang w:val="hi_IN" w:bidi="hi_IN"/>
         </w:rPr>
+        <w:t>οἰκοδομὴν</w:t>
+      </w:r>
+    </w:p>
+    <w:p>
+      <w:pPr/>
+      <w:r>
+        <w:rPr>
+          <w:lang w:val="hi_IN" w:bidi="hi_IN"/>
+        </w:rPr>
+      </w:r>
+      <w:r>
+        <w:rPr>
+          <w:b/>
+          <w:lang w:val="hi_IN" w:bidi="hi_IN"/>
+        </w:rPr>
         <w:t>"उन्नति पाए"</w:t>
       </w:r>
     </w:p>
@@ -20456,6 +23366,21 @@
           <w:b/>
           <w:lang w:val="hi_IN" w:bidi="hi_IN"/>
         </w:rPr>
+        <w:t>καταντήσωμεν οἱ πάντες εἰς τὴν ἑνότητα τῆς πίστεως</w:t>
+      </w:r>
+    </w:p>
+    <w:p>
+      <w:pPr/>
+      <w:r>
+        <w:rPr>
+          <w:lang w:val="hi_IN" w:bidi="hi_IN"/>
+        </w:rPr>
+      </w:r>
+      <w:r>
+        <w:rPr>
+          <w:b/>
+          <w:lang w:val="hi_IN" w:bidi="hi_IN"/>
+        </w:rPr>
         <w:t>"कि हम सब के सब विश्वास,"</w:t>
       </w:r>
       <w:r>
@@ -20578,6 +23503,21 @@
           <w:b/>
           <w:lang w:val="hi_IN" w:bidi="hi_IN"/>
         </w:rPr>
+        <w:t>καταντήσωμεν οἱ πάντες εἰς τὴν ἑνότητα τῆς πίστεως</w:t>
+      </w:r>
+    </w:p>
+    <w:p>
+      <w:pPr/>
+      <w:r>
+        <w:rPr>
+          <w:lang w:val="hi_IN" w:bidi="hi_IN"/>
+        </w:rPr>
+      </w:r>
+      <w:r>
+        <w:rPr>
+          <w:b/>
+          <w:lang w:val="hi_IN" w:bidi="hi_IN"/>
+        </w:rPr>
         <w:t>"कि हम"</w:t>
       </w:r>
       <w:r>
@@ -20707,6 +23647,21 @@
           <w:b/>
           <w:lang w:val="hi_IN" w:bidi="hi_IN"/>
         </w:rPr>
+        <w:t>τῆς ἐπιγνώσεως τοῦ Υἱοῦ τοῦ Θεοῦ</w:t>
+      </w:r>
+    </w:p>
+    <w:p>
+      <w:pPr/>
+      <w:r>
+        <w:rPr>
+          <w:lang w:val="hi_IN" w:bidi="hi_IN"/>
+        </w:rPr>
+      </w:r>
+      <w:r>
+        <w:rPr>
+          <w:b/>
+          <w:lang w:val="hi_IN" w:bidi="hi_IN"/>
+        </w:rPr>
         <w:t>"और परमेश्वर के पुत्र की पहचान में"</w:t>
       </w:r>
     </w:p>
@@ -20797,6 +23752,21 @@
           <w:b/>
           <w:lang w:val="hi_IN" w:bidi="hi_IN"/>
         </w:rPr>
+        <w:t>τοῦ Υἱοῦ τοῦ Θεοῦ</w:t>
+      </w:r>
+    </w:p>
+    <w:p>
+      <w:pPr/>
+      <w:r>
+        <w:rPr>
+          <w:lang w:val="hi_IN" w:bidi="hi_IN"/>
+        </w:rPr>
+      </w:r>
+      <w:r>
+        <w:rPr>
+          <w:b/>
+          <w:lang w:val="hi_IN" w:bidi="hi_IN"/>
+        </w:rPr>
         <w:t>"परमेश्वर के पुत्र की"</w:t>
       </w:r>
     </w:p>
@@ -20880,6 +23850,21 @@
           <w:b/>
           <w:lang w:val="hi_IN" w:bidi="hi_IN"/>
         </w:rPr>
+        <w:t>εἰς ἄνδρα τέλειον</w:t>
+      </w:r>
+    </w:p>
+    <w:p>
+      <w:pPr/>
+      <w:r>
+        <w:rPr>
+          <w:lang w:val="hi_IN" w:bidi="hi_IN"/>
+        </w:rPr>
+      </w:r>
+      <w:r>
+        <w:rPr>
+          <w:b/>
+          <w:lang w:val="hi_IN" w:bidi="hi_IN"/>
+        </w:rPr>
         <w:t>"सिद्ध मनुष्य न बन जाएँ और"</w:t>
       </w:r>
     </w:p>
@@ -20943,6 +23928,21 @@
           <w:b/>
           <w:lang w:val="hi_IN" w:bidi="hi_IN"/>
         </w:rPr>
+        <w:t>τέλειον</w:t>
+      </w:r>
+    </w:p>
+    <w:p>
+      <w:pPr/>
+      <w:r>
+        <w:rPr>
+          <w:lang w:val="hi_IN" w:bidi="hi_IN"/>
+        </w:rPr>
+      </w:r>
+      <w:r>
+        <w:rPr>
+          <w:b/>
+          <w:lang w:val="hi_IN" w:bidi="hi_IN"/>
+        </w:rPr>
         <w:t>"सिद्ध"</w:t>
       </w:r>
     </w:p>
@@ -21006,6 +24006,21 @@
           <w:b/>
           <w:lang w:val="hi_IN" w:bidi="hi_IN"/>
         </w:rPr>
+        <w:t>ἵνα</w:t>
+      </w:r>
+    </w:p>
+    <w:p>
+      <w:pPr/>
+      <w:r>
+        <w:rPr>
+          <w:lang w:val="hi_IN" w:bidi="hi_IN"/>
+        </w:rPr>
+      </w:r>
+      <w:r>
+        <w:rPr>
+          <w:b/>
+          <w:lang w:val="hi_IN" w:bidi="hi_IN"/>
+        </w:rPr>
         <w:t>"ताकि"</w:t>
       </w:r>
     </w:p>
@@ -21102,6 +24117,21 @@
           <w:b/>
           <w:lang w:val="hi_IN" w:bidi="hi_IN"/>
         </w:rPr>
+        <w:t>μηκέτι ὦμεν νήπιοι</w:t>
+      </w:r>
+    </w:p>
+    <w:p>
+      <w:pPr/>
+      <w:r>
+        <w:rPr>
+          <w:lang w:val="hi_IN" w:bidi="hi_IN"/>
+        </w:rPr>
+      </w:r>
+      <w:r>
+        <w:rPr>
+          <w:b/>
+          <w:lang w:val="hi_IN" w:bidi="hi_IN"/>
+        </w:rPr>
         <w:t>"हम आगे को बालक"</w:t>
       </w:r>
     </w:p>
@@ -21185,6 +24215,21 @@
           <w:b/>
           <w:lang w:val="hi_IN" w:bidi="hi_IN"/>
         </w:rPr>
+        <w:t>κλυδωνιζόμενοι καὶ περιφερόμενοι παντὶ ἀνέμῳ τῆς διδασκαλίας</w:t>
+      </w:r>
+    </w:p>
+    <w:p>
+      <w:pPr/>
+      <w:r>
+        <w:rPr>
+          <w:lang w:val="hi_IN" w:bidi="hi_IN"/>
+        </w:rPr>
+      </w:r>
+      <w:r>
+        <w:rPr>
+          <w:b/>
+          <w:lang w:val="hi_IN" w:bidi="hi_IN"/>
+        </w:rPr>
         <w:t>"जो"</w:t>
       </w:r>
       <w:r>
@@ -21307,6 +24352,21 @@
           <w:b/>
           <w:lang w:val="hi_IN" w:bidi="hi_IN"/>
         </w:rPr>
+        <w:t>ἐν τῇ κυβίᾳ τῶν ἀνθρώπων, ἐν πανουργίᾳ πρὸς τὴν μεθοδίαν τῆς πλάνης</w:t>
+      </w:r>
+    </w:p>
+    <w:p>
+      <w:pPr/>
+      <w:r>
+        <w:rPr>
+          <w:lang w:val="hi_IN" w:bidi="hi_IN"/>
+        </w:rPr>
+      </w:r>
+      <w:r>
+        <w:rPr>
+          <w:b/>
+          <w:lang w:val="hi_IN" w:bidi="hi_IN"/>
+        </w:rPr>
         <w:t>"बालक"</w:t>
       </w:r>
       <w:r>
@@ -21468,6 +24528,21 @@
           <w:b/>
           <w:lang w:val="hi_IN" w:bidi="hi_IN"/>
         </w:rPr>
+        <w:t>δὲ</w:t>
+      </w:r>
+    </w:p>
+    <w:p>
+      <w:pPr/>
+      <w:r>
+        <w:rPr>
+          <w:lang w:val="hi_IN" w:bidi="hi_IN"/>
+        </w:rPr>
+      </w:r>
+      <w:r>
+        <w:rPr>
+          <w:b/>
+          <w:lang w:val="hi_IN" w:bidi="hi_IN"/>
+        </w:rPr>
         <w:t>"वरन्"</w:t>
       </w:r>
     </w:p>
@@ -21564,6 +24639,21 @@
           <w:b/>
           <w:lang w:val="hi_IN" w:bidi="hi_IN"/>
         </w:rPr>
+        <w:t>ἀληθεύοντες</w:t>
+      </w:r>
+    </w:p>
+    <w:p>
+      <w:pPr/>
+      <w:r>
+        <w:rPr>
+          <w:lang w:val="hi_IN" w:bidi="hi_IN"/>
+        </w:rPr>
+      </w:r>
+      <w:r>
+        <w:rPr>
+          <w:b/>
+          <w:lang w:val="hi_IN" w:bidi="hi_IN"/>
+        </w:rPr>
         <w:t>"सच बोलें और"</w:t>
       </w:r>
     </w:p>
@@ -21654,6 +24744,21 @@
           <w:b/>
           <w:lang w:val="hi_IN" w:bidi="hi_IN"/>
         </w:rPr>
+        <w:t>ἐν ἀγάπῃ</w:t>
+      </w:r>
+    </w:p>
+    <w:p>
+      <w:pPr/>
+      <w:r>
+        <w:rPr>
+          <w:lang w:val="hi_IN" w:bidi="hi_IN"/>
+        </w:rPr>
+      </w:r>
+      <w:r>
+        <w:rPr>
+          <w:b/>
+          <w:lang w:val="hi_IN" w:bidi="hi_IN"/>
+        </w:rPr>
         <w:t>"प्रेम में"</w:t>
       </w:r>
     </w:p>
@@ -21744,6 +24849,21 @@
           <w:b/>
           <w:lang w:val="hi_IN" w:bidi="hi_IN"/>
         </w:rPr>
+        <w:t>εἰς αὐτὸν &amp; ὅς ἐστιν ἡ κεφαλή</w:t>
+      </w:r>
+    </w:p>
+    <w:p>
+      <w:pPr/>
+      <w:r>
+        <w:rPr>
+          <w:lang w:val="hi_IN" w:bidi="hi_IN"/>
+        </w:rPr>
+      </w:r>
+      <w:r>
+        <w:rPr>
+          <w:b/>
+          <w:lang w:val="hi_IN" w:bidi="hi_IN"/>
+        </w:rPr>
         <w:t>"उसमें जो सिर है, अर्थात्"</w:t>
       </w:r>
     </w:p>
@@ -21827,6 +24947,21 @@
           <w:b/>
           <w:lang w:val="hi_IN" w:bidi="hi_IN"/>
         </w:rPr>
+        <w:t>ἐξ οὗ πᾶν τὸ σῶμα &amp; τὴν αὔξησιν τοῦ σώματος ποιεῖται</w:t>
+      </w:r>
+    </w:p>
+    <w:p>
+      <w:pPr/>
+      <w:r>
+        <w:rPr>
+          <w:lang w:val="hi_IN" w:bidi="hi_IN"/>
+        </w:rPr>
+      </w:r>
+      <w:r>
+        <w:rPr>
+          <w:b/>
+          <w:lang w:val="hi_IN" w:bidi="hi_IN"/>
+        </w:rPr>
         <w:t>"जिससे सारी देह"</w:t>
       </w:r>
       <w:r>
@@ -21949,6 +25084,21 @@
           <w:b/>
           <w:lang w:val="hi_IN" w:bidi="hi_IN"/>
         </w:rPr>
+        <w:t>εἰς οἰκοδομὴν ἑαυτοῦ ἐν ἀγάπῃ</w:t>
+      </w:r>
+    </w:p>
+    <w:p>
+      <w:pPr/>
+      <w:r>
+        <w:rPr>
+          <w:lang w:val="hi_IN" w:bidi="hi_IN"/>
+        </w:rPr>
+      </w:r>
+      <w:r>
+        <w:rPr>
+          <w:b/>
+          <w:lang w:val="hi_IN" w:bidi="hi_IN"/>
+        </w:rPr>
         <w:t>"अपने आप को"</w:t>
       </w:r>
       <w:r>
@@ -22052,6 +25202,21 @@
           <w:b/>
           <w:lang w:val="hi_IN" w:bidi="hi_IN"/>
         </w:rPr>
+        <w:t>ἐν ἀγάπῃ</w:t>
+      </w:r>
+    </w:p>
+    <w:p>
+      <w:pPr/>
+      <w:r>
+        <w:rPr>
+          <w:lang w:val="hi_IN" w:bidi="hi_IN"/>
+        </w:rPr>
+      </w:r>
+      <w:r>
+        <w:rPr>
+          <w:b/>
+          <w:lang w:val="hi_IN" w:bidi="hi_IN"/>
+        </w:rPr>
         <w:t>"कि वह प्रेम में"</w:t>
       </w:r>
     </w:p>
@@ -22142,6 +25307,21 @@
           <w:b/>
           <w:lang w:val="hi_IN" w:bidi="hi_IN"/>
         </w:rPr>
+        <w:t>διὰ πάσης ἁφῆς τῆς ἐπιχορηγίας</w:t>
+      </w:r>
+    </w:p>
+    <w:p>
+      <w:pPr/>
+      <w:r>
+        <w:rPr>
+          <w:lang w:val="hi_IN" w:bidi="hi_IN"/>
+        </w:rPr>
+      </w:r>
+      <w:r>
+        <w:rPr>
+          <w:b/>
+          <w:lang w:val="hi_IN" w:bidi="hi_IN"/>
+        </w:rPr>
         <w:t>"हर एक जोड़ की सहायता से"</w:t>
       </w:r>
       <w:r>
@@ -22410,6 +25590,21 @@
           <w:b/>
           <w:lang w:val="hi_IN" w:bidi="hi_IN"/>
         </w:rPr>
+        <w:t>τοῦτο οὖν λέγω καὶ μαρτύρομαι</w:t>
+      </w:r>
+    </w:p>
+    <w:p>
+      <w:pPr/>
+      <w:r>
+        <w:rPr>
+          <w:lang w:val="hi_IN" w:bidi="hi_IN"/>
+        </w:rPr>
+      </w:r>
+      <w:r>
+        <w:rPr>
+          <w:b/>
+          <w:lang w:val="hi_IN" w:bidi="hi_IN"/>
+        </w:rPr>
         <w:t>"इसलिए मैं यह कहता हूँ और"</w:t>
       </w:r>
       <w:r>
@@ -22486,6 +25681,21 @@
           <w:b/>
           <w:lang w:val="hi_IN" w:bidi="hi_IN"/>
         </w:rPr>
+        <w:t>ἐν Κυρίῳ</w:t>
+      </w:r>
+    </w:p>
+    <w:p>
+      <w:pPr/>
+      <w:r>
+        <w:rPr>
+          <w:lang w:val="hi_IN" w:bidi="hi_IN"/>
+        </w:rPr>
+      </w:r>
+      <w:r>
+        <w:rPr>
+          <w:b/>
+          <w:lang w:val="hi_IN" w:bidi="hi_IN"/>
+        </w:rPr>
         <w:t>"प्रभु में"</w:t>
       </w:r>
     </w:p>
@@ -22549,6 +25759,21 @@
           <w:b/>
           <w:lang w:val="hi_IN" w:bidi="hi_IN"/>
         </w:rPr>
+        <w:t>μηκέτι ὑμᾶς περιπατεῖν, καθὼς καὶ τὰ ἔθνη περιπατεῖ ἐν ματαιότητι τοῦ νοὸς αὐτῶν</w:t>
+      </w:r>
+    </w:p>
+    <w:p>
+      <w:pPr/>
+      <w:r>
+        <w:rPr>
+          <w:lang w:val="hi_IN" w:bidi="hi_IN"/>
+        </w:rPr>
+      </w:r>
+      <w:r>
+        <w:rPr>
+          <w:b/>
+          <w:lang w:val="hi_IN" w:bidi="hi_IN"/>
+        </w:rPr>
         <w:t>"जैसे अन्यजातीय लोग अपने मन की अनर्थ की रीति पर चलते हैं, तुम अब से फिर ऐसे न चलो"</w:t>
       </w:r>
     </w:p>
@@ -22632,6 +25857,21 @@
           <w:b/>
           <w:lang w:val="hi_IN" w:bidi="hi_IN"/>
         </w:rPr>
+        <w:t>ἐσκοτωμένοι τῇ διανοίᾳ</w:t>
+      </w:r>
+    </w:p>
+    <w:p>
+      <w:pPr/>
+      <w:r>
+        <w:rPr>
+          <w:lang w:val="hi_IN" w:bidi="hi_IN"/>
+        </w:rPr>
+      </w:r>
+      <w:r>
+        <w:rPr>
+          <w:b/>
+          <w:lang w:val="hi_IN" w:bidi="hi_IN"/>
+        </w:rPr>
         <w:t>"क्योंकि उनकी बुद्धि अंधेरी हो गई है"</w:t>
       </w:r>
     </w:p>
@@ -22715,6 +25955,21 @@
           <w:b/>
           <w:lang w:val="hi_IN" w:bidi="hi_IN"/>
         </w:rPr>
+        <w:t>ἐσκοτωμένοι τῇ διανοίᾳ</w:t>
+      </w:r>
+    </w:p>
+    <w:p>
+      <w:pPr/>
+      <w:r>
+        <w:rPr>
+          <w:lang w:val="hi_IN" w:bidi="hi_IN"/>
+        </w:rPr>
+      </w:r>
+      <w:r>
+        <w:rPr>
+          <w:b/>
+          <w:lang w:val="hi_IN" w:bidi="hi_IN"/>
+        </w:rPr>
         <w:t>"क्योंकि उनकी बुद्धि अंधेरी हो गई है"</w:t>
       </w:r>
     </w:p>
@@ -22798,6 +26053,21 @@
           <w:b/>
           <w:lang w:val="hi_IN" w:bidi="hi_IN"/>
         </w:rPr>
+        <w:t>ἀπηλλοτριωμένοι τῆς ζωῆς τοῦ Θεοῦ, διὰ τὴν ἄγνοιαν τὴν οὖσαν ἐν αὐτοῖς</w:t>
+      </w:r>
+    </w:p>
+    <w:p>
+      <w:pPr/>
+      <w:r>
+        <w:rPr>
+          <w:lang w:val="hi_IN" w:bidi="hi_IN"/>
+        </w:rPr>
+      </w:r>
+      <w:r>
+        <w:rPr>
+          <w:b/>
+          <w:lang w:val="hi_IN" w:bidi="hi_IN"/>
+        </w:rPr>
         <w:t>"और उस अज्ञानता के कारण जो उनमें है"</w:t>
       </w:r>
       <w:r>
@@ -22894,6 +26164,21 @@
           <w:b/>
           <w:lang w:val="hi_IN" w:bidi="hi_IN"/>
         </w:rPr>
+        <w:t>ἀπηλλοτριωμένοι</w:t>
+      </w:r>
+    </w:p>
+    <w:p>
+      <w:pPr/>
+      <w:r>
+        <w:rPr>
+          <w:lang w:val="hi_IN" w:bidi="hi_IN"/>
+        </w:rPr>
+      </w:r>
+      <w:r>
+        <w:rPr>
+          <w:b/>
+          <w:lang w:val="hi_IN" w:bidi="hi_IN"/>
+        </w:rPr>
         <w:t>"अलग"</w:t>
       </w:r>
     </w:p>
@@ -22957,6 +26242,21 @@
           <w:b/>
           <w:lang w:val="hi_IN" w:bidi="hi_IN"/>
         </w:rPr>
+        <w:t>ἄγνοιαν</w:t>
+      </w:r>
+    </w:p>
+    <w:p>
+      <w:pPr/>
+      <w:r>
+        <w:rPr>
+          <w:lang w:val="hi_IN" w:bidi="hi_IN"/>
+        </w:rPr>
+      </w:r>
+      <w:r>
+        <w:rPr>
+          <w:b/>
+          <w:lang w:val="hi_IN" w:bidi="hi_IN"/>
+        </w:rPr>
         <w:t>"अज्ञानता"</w:t>
       </w:r>
     </w:p>
@@ -23020,6 +26320,21 @@
           <w:b/>
           <w:lang w:val="hi_IN" w:bidi="hi_IN"/>
         </w:rPr>
+        <w:t>διὰ τὴν πώρωσιν τῆς καρδίας αὐτῶν</w:t>
+      </w:r>
+    </w:p>
+    <w:p>
+      <w:pPr/>
+      <w:r>
+        <w:rPr>
+          <w:lang w:val="hi_IN" w:bidi="hi_IN"/>
+        </w:rPr>
+      </w:r>
+      <w:r>
+        <w:rPr>
+          <w:b/>
+          <w:lang w:val="hi_IN" w:bidi="hi_IN"/>
+        </w:rPr>
         <w:t>"और उनके मन की कठोरता के कारण"</w:t>
       </w:r>
     </w:p>
@@ -23116,6 +26431,21 @@
           <w:b/>
           <w:lang w:val="hi_IN" w:bidi="hi_IN"/>
         </w:rPr>
+        <w:t>διὰ</w:t>
+      </w:r>
+    </w:p>
+    <w:p>
+      <w:pPr/>
+      <w:r>
+        <w:rPr>
+          <w:lang w:val="hi_IN" w:bidi="hi_IN"/>
+        </w:rPr>
+      </w:r>
+      <w:r>
+        <w:rPr>
+          <w:b/>
+          <w:lang w:val="hi_IN" w:bidi="hi_IN"/>
+        </w:rPr>
         <w:t>"के कारण"</w:t>
       </w:r>
     </w:p>
@@ -23212,6 +26542,21 @@
           <w:b/>
           <w:lang w:val="hi_IN" w:bidi="hi_IN"/>
         </w:rPr>
+        <w:t>διὰ</w:t>
+      </w:r>
+    </w:p>
+    <w:p>
+      <w:pPr/>
+      <w:r>
+        <w:rPr>
+          <w:lang w:val="hi_IN" w:bidi="hi_IN"/>
+        </w:rPr>
+      </w:r>
+      <w:r>
+        <w:rPr>
+          <w:b/>
+          <w:lang w:val="hi_IN" w:bidi="hi_IN"/>
+        </w:rPr>
         <w:t>"कारण"</w:t>
       </w:r>
     </w:p>
@@ -23294,6 +26639,21 @@
         <w:rPr>
           <w:lang w:val="hi_IN" w:bidi="hi_IN"/>
         </w:rPr>
+      </w:r>
+    </w:p>
+    <w:p>
+      <w:pPr/>
+      <w:r>
+        <w:rPr>
+          <w:lang w:val="hi_IN" w:bidi="hi_IN"/>
+        </w:rPr>
+      </w:r>
+      <w:r>
+        <w:rPr>
+          <w:b/>
+          <w:lang w:val="hi_IN" w:bidi="hi_IN"/>
+        </w:rPr>
+        <w:t>ἑαυτοὺς παρέδωκαν τῇ ἀσελγείᾳ</w:t>
       </w:r>
     </w:p>
     <w:p>
@@ -23498,6 +26858,21 @@
           <w:b/>
           <w:lang w:val="hi_IN" w:bidi="hi_IN"/>
         </w:rPr>
+        <w:t>δὲ</w:t>
+      </w:r>
+    </w:p>
+    <w:p>
+      <w:pPr/>
+      <w:r>
+        <w:rPr>
+          <w:lang w:val="hi_IN" w:bidi="hi_IN"/>
+        </w:rPr>
+      </w:r>
+      <w:r>
+        <w:rPr>
+          <w:b/>
+          <w:lang w:val="hi_IN" w:bidi="hi_IN"/>
+        </w:rPr>
         <w:t>"पर"</w:t>
       </w:r>
     </w:p>
@@ -23594,6 +26969,21 @@
           <w:b/>
           <w:lang w:val="hi_IN" w:bidi="hi_IN"/>
         </w:rPr>
+        <w:t>εἴ γε αὐτὸν ἠκούσατε καὶ ἐν αὐτῷ ἐδιδάχθητε</w:t>
+      </w:r>
+    </w:p>
+    <w:p>
+      <w:pPr/>
+      <w:r>
+        <w:rPr>
+          <w:lang w:val="hi_IN" w:bidi="hi_IN"/>
+        </w:rPr>
+      </w:r>
+      <w:r>
+        <w:rPr>
+          <w:b/>
+          <w:lang w:val="hi_IN" w:bidi="hi_IN"/>
+        </w:rPr>
         <w:t>"वरन् तुम ने सचमुच उसी की सुनी, और"</w:t>
       </w:r>
       <w:r>
@@ -23690,6 +27080,21 @@
           <w:b/>
           <w:lang w:val="hi_IN" w:bidi="hi_IN"/>
         </w:rPr>
+        <w:t>ἐν αὐτῷ ἐδιδάχθητε</w:t>
+      </w:r>
+    </w:p>
+    <w:p>
+      <w:pPr/>
+      <w:r>
+        <w:rPr>
+          <w:lang w:val="hi_IN" w:bidi="hi_IN"/>
+        </w:rPr>
+      </w:r>
+      <w:r>
+        <w:rPr>
+          <w:b/>
+          <w:lang w:val="hi_IN" w:bidi="hi_IN"/>
+        </w:rPr>
         <w:t>"उसी में सिखाए भी"</w:t>
       </w:r>
     </w:p>
@@ -23773,6 +27178,21 @@
           <w:b/>
           <w:lang w:val="hi_IN" w:bidi="hi_IN"/>
         </w:rPr>
+        <w:t>καθώς ἐστιν ἀλήθεια ἐν τῷ Ἰησοῦ</w:t>
+      </w:r>
+    </w:p>
+    <w:p>
+      <w:pPr/>
+      <w:r>
+        <w:rPr>
+          <w:lang w:val="hi_IN" w:bidi="hi_IN"/>
+        </w:rPr>
+      </w:r>
+      <w:r>
+        <w:rPr>
+          <w:b/>
+          <w:lang w:val="hi_IN" w:bidi="hi_IN"/>
+        </w:rPr>
         <w:t>"जैसा यीशु में सत्य है,"</w:t>
       </w:r>
       <w:r>
@@ -23849,6 +27269,21 @@
           <w:b/>
           <w:lang w:val="hi_IN" w:bidi="hi_IN"/>
         </w:rPr>
+        <w:t>ἀποθέσθαι ὑμᾶς κατὰ τὴν προτέραν ἀναστροφὴν</w:t>
+      </w:r>
+    </w:p>
+    <w:p>
+      <w:pPr/>
+      <w:r>
+        <w:rPr>
+          <w:lang w:val="hi_IN" w:bidi="hi_IN"/>
+        </w:rPr>
+      </w:r>
+      <w:r>
+        <w:rPr>
+          <w:b/>
+          <w:lang w:val="hi_IN" w:bidi="hi_IN"/>
+        </w:rPr>
         <w:t>"कि तुम"</w:t>
       </w:r>
       <w:r>
@@ -23958,6 +27393,21 @@
           <w:b/>
           <w:lang w:val="hi_IN" w:bidi="hi_IN"/>
         </w:rPr>
+        <w:t>ἀποθέσθαι ὑμᾶς κατὰ τὴν προτέραν ἀναστροφὴν τὸν παλαιὸν ἄνθρωπον</w:t>
+      </w:r>
+    </w:p>
+    <w:p>
+      <w:pPr/>
+      <w:r>
+        <w:rPr>
+          <w:lang w:val="hi_IN" w:bidi="hi_IN"/>
+        </w:rPr>
+      </w:r>
+      <w:r>
+        <w:rPr>
+          <w:b/>
+          <w:lang w:val="hi_IN" w:bidi="hi_IN"/>
+        </w:rPr>
         <w:t>"कि"</w:t>
       </w:r>
       <w:r>
@@ -24067,6 +27517,21 @@
           <w:b/>
           <w:lang w:val="hi_IN" w:bidi="hi_IN"/>
         </w:rPr>
+        <w:t>τὸν παλαιὸν ἄνθρωπον</w:t>
+      </w:r>
+    </w:p>
+    <w:p>
+      <w:pPr/>
+      <w:r>
+        <w:rPr>
+          <w:lang w:val="hi_IN" w:bidi="hi_IN"/>
+        </w:rPr>
+      </w:r>
+      <w:r>
+        <w:rPr>
+          <w:b/>
+          <w:lang w:val="hi_IN" w:bidi="hi_IN"/>
+        </w:rPr>
         <w:t>"मनुष्यत्व को जो"</w:t>
       </w:r>
     </w:p>
@@ -24259,6 +27724,21 @@
           <w:b/>
           <w:lang w:val="hi_IN" w:bidi="hi_IN"/>
         </w:rPr>
+        <w:t>ἀνανεοῦσθαι &amp; τῷ πνεύματι τοῦ νοὸς ὑμῶν</w:t>
+      </w:r>
+    </w:p>
+    <w:p>
+      <w:pPr/>
+      <w:r>
+        <w:rPr>
+          <w:lang w:val="hi_IN" w:bidi="hi_IN"/>
+        </w:rPr>
+      </w:r>
+      <w:r>
+        <w:rPr>
+          <w:b/>
+          <w:lang w:val="hi_IN" w:bidi="hi_IN"/>
+        </w:rPr>
         <w:t>"अपने मन के आत्मिक स्वभाव में नये बनते जाओ"</w:t>
       </w:r>
     </w:p>
@@ -24342,6 +27822,21 @@
           <w:b/>
           <w:lang w:val="hi_IN" w:bidi="hi_IN"/>
         </w:rPr>
+        <w:t>ἐν δικαιοσύνῃ καὶ ὁσιότητι τῆς ἀληθείας</w:t>
+      </w:r>
+    </w:p>
+    <w:p>
+      <w:pPr/>
+      <w:r>
+        <w:rPr>
+          <w:lang w:val="hi_IN" w:bidi="hi_IN"/>
+        </w:rPr>
+      </w:r>
+      <w:r>
+        <w:rPr>
+          <w:b/>
+          <w:lang w:val="hi_IN" w:bidi="hi_IN"/>
+        </w:rPr>
         <w:t>"नये"</w:t>
       </w:r>
       <w:r>
@@ -24477,6 +27972,21 @@
           <w:b/>
           <w:lang w:val="hi_IN" w:bidi="hi_IN"/>
         </w:rPr>
+        <w:t>ἐνδύσασθαι τὸν καινὸν ἄνθρωπον</w:t>
+      </w:r>
+    </w:p>
+    <w:p>
+      <w:pPr/>
+      <w:r>
+        <w:rPr>
+          <w:lang w:val="hi_IN" w:bidi="hi_IN"/>
+        </w:rPr>
+      </w:r>
+      <w:r>
+        <w:rPr>
+          <w:b/>
+          <w:lang w:val="hi_IN" w:bidi="hi_IN"/>
+        </w:rPr>
         <w:t>"नये मनुष्यत्व को पहन लो"</w:t>
       </w:r>
     </w:p>
@@ -24573,6 +28083,21 @@
           <w:b/>
           <w:lang w:val="hi_IN" w:bidi="hi_IN"/>
         </w:rPr>
+        <w:t>διὸ</w:t>
+      </w:r>
+    </w:p>
+    <w:p>
+      <w:pPr/>
+      <w:r>
+        <w:rPr>
+          <w:lang w:val="hi_IN" w:bidi="hi_IN"/>
+        </w:rPr>
+      </w:r>
+      <w:r>
+        <w:rPr>
+          <w:b/>
+          <w:lang w:val="hi_IN" w:bidi="hi_IN"/>
+        </w:rPr>
         <w:t>"इस कारण"</w:t>
       </w:r>
     </w:p>
@@ -24669,6 +28194,21 @@
           <w:b/>
           <w:lang w:val="hi_IN" w:bidi="hi_IN"/>
         </w:rPr>
+        <w:t>ἀποθέμενοι τὸ ψεῦδος</w:t>
+      </w:r>
+    </w:p>
+    <w:p>
+      <w:pPr/>
+      <w:r>
+        <w:rPr>
+          <w:lang w:val="hi_IN" w:bidi="hi_IN"/>
+        </w:rPr>
+      </w:r>
+      <w:r>
+        <w:rPr>
+          <w:b/>
+          <w:lang w:val="hi_IN" w:bidi="hi_IN"/>
+        </w:rPr>
         <w:t>"झूठ"</w:t>
       </w:r>
       <w:r>
@@ -24745,6 +28285,21 @@
           <w:b/>
           <w:lang w:val="hi_IN" w:bidi="hi_IN"/>
         </w:rPr>
+        <w:t>λαλεῖτε ἀλήθειαν ἕκαστος</w:t>
+      </w:r>
+    </w:p>
+    <w:p>
+      <w:pPr/>
+      <w:r>
+        <w:rPr>
+          <w:lang w:val="hi_IN" w:bidi="hi_IN"/>
+        </w:rPr>
+      </w:r>
+      <w:r>
+        <w:rPr>
+          <w:b/>
+          <w:lang w:val="hi_IN" w:bidi="hi_IN"/>
+        </w:rPr>
         <w:t>"बोलना"</w:t>
       </w:r>
       <w:r>
@@ -24848,6 +28403,21 @@
           <w:b/>
           <w:lang w:val="hi_IN" w:bidi="hi_IN"/>
         </w:rPr>
+        <w:t>ὅτι</w:t>
+      </w:r>
+    </w:p>
+    <w:p>
+      <w:pPr/>
+      <w:r>
+        <w:rPr>
+          <w:lang w:val="hi_IN" w:bidi="hi_IN"/>
+        </w:rPr>
+      </w:r>
+      <w:r>
+        <w:rPr>
+          <w:b/>
+          <w:lang w:val="hi_IN" w:bidi="hi_IN"/>
+        </w:rPr>
         <w:t>"क्योंकि"</w:t>
       </w:r>
     </w:p>
@@ -24944,6 +28514,21 @@
           <w:b/>
           <w:lang w:val="hi_IN" w:bidi="hi_IN"/>
         </w:rPr>
+        <w:t>ἐσμὲν ἀλλήλων μέλη</w:t>
+      </w:r>
+    </w:p>
+    <w:p>
+      <w:pPr/>
+      <w:r>
+        <w:rPr>
+          <w:lang w:val="hi_IN" w:bidi="hi_IN"/>
+        </w:rPr>
+      </w:r>
+      <w:r>
+        <w:rPr>
+          <w:b/>
+          <w:lang w:val="hi_IN" w:bidi="hi_IN"/>
+        </w:rPr>
         <w:t>"हम"</w:t>
       </w:r>
       <w:r>
@@ -25053,6 +28638,21 @@
           <w:b/>
           <w:lang w:val="hi_IN" w:bidi="hi_IN"/>
         </w:rPr>
+        <w:t>ὀργίζεσθε, καὶ μὴ ἁμαρτάνετε</w:t>
+      </w:r>
+    </w:p>
+    <w:p>
+      <w:pPr/>
+      <w:r>
+        <w:rPr>
+          <w:lang w:val="hi_IN" w:bidi="hi_IN"/>
+        </w:rPr>
+      </w:r>
+      <w:r>
+        <w:rPr>
+          <w:b/>
+          <w:lang w:val="hi_IN" w:bidi="hi_IN"/>
+        </w:rPr>
         <w:t>"क्रोध तो करो, पर पाप मत करो"</w:t>
       </w:r>
     </w:p>
@@ -25116,6 +28716,21 @@
           <w:b/>
           <w:lang w:val="hi_IN" w:bidi="hi_IN"/>
         </w:rPr>
+        <w:t>ὁ ἥλιος μὴ ἐπιδυέτω ἐπὶ παροργισμῷ ὑμῶν</w:t>
+      </w:r>
+    </w:p>
+    <w:p>
+      <w:pPr/>
+      <w:r>
+        <w:rPr>
+          <w:lang w:val="hi_IN" w:bidi="hi_IN"/>
+        </w:rPr>
+      </w:r>
+      <w:r>
+        <w:rPr>
+          <w:b/>
+          <w:lang w:val="hi_IN" w:bidi="hi_IN"/>
+        </w:rPr>
         <w:t>"सूर्य अस्त होने तक तुम्हारा क्रोध न रहे"</w:t>
       </w:r>
     </w:p>
@@ -25199,6 +28814,21 @@
           <w:b/>
           <w:lang w:val="hi_IN" w:bidi="hi_IN"/>
         </w:rPr>
+        <w:t>μηδὲ δίδοτε τόπον τῷ διαβόλῳ</w:t>
+      </w:r>
+    </w:p>
+    <w:p>
+      <w:pPr/>
+      <w:r>
+        <w:rPr>
+          <w:lang w:val="hi_IN" w:bidi="hi_IN"/>
+        </w:rPr>
+      </w:r>
+      <w:r>
+        <w:rPr>
+          <w:b/>
+          <w:lang w:val="hi_IN" w:bidi="hi_IN"/>
+        </w:rPr>
         <w:t>"और न शैतान को अवसर दो"</w:t>
       </w:r>
     </w:p>
@@ -25262,6 +28892,21 @@
           <w:b/>
           <w:lang w:val="hi_IN" w:bidi="hi_IN"/>
         </w:rPr>
+        <w:t>μᾶλλον δὲ</w:t>
+      </w:r>
+    </w:p>
+    <w:p>
+      <w:pPr/>
+      <w:r>
+        <w:rPr>
+          <w:lang w:val="hi_IN" w:bidi="hi_IN"/>
+        </w:rPr>
+      </w:r>
+      <w:r>
+        <w:rPr>
+          <w:b/>
+          <w:lang w:val="hi_IN" w:bidi="hi_IN"/>
+        </w:rPr>
         <w:t>"वरन्"</w:t>
       </w:r>
     </w:p>
@@ -25358,6 +29003,21 @@
           <w:b/>
           <w:lang w:val="hi_IN" w:bidi="hi_IN"/>
         </w:rPr>
+        <w:t>ἵνα</w:t>
+      </w:r>
+    </w:p>
+    <w:p>
+      <w:pPr/>
+      <w:r>
+        <w:rPr>
+          <w:lang w:val="hi_IN" w:bidi="hi_IN"/>
+        </w:rPr>
+      </w:r>
+      <w:r>
+        <w:rPr>
+          <w:b/>
+          <w:lang w:val="hi_IN" w:bidi="hi_IN"/>
+        </w:rPr>
         <w:t>"कि"</w:t>
       </w:r>
     </w:p>
@@ -25517,6 +29177,21 @@
           <w:b/>
           <w:lang w:val="hi_IN" w:bidi="hi_IN"/>
         </w:rPr>
+        <w:t>ἀλλ’</w:t>
+      </w:r>
+    </w:p>
+    <w:p>
+      <w:pPr/>
+      <w:r>
+        <w:rPr>
+          <w:lang w:val="hi_IN" w:bidi="hi_IN"/>
+        </w:rPr>
+      </w:r>
+      <w:r>
+        <w:rPr>
+          <w:b/>
+          <w:lang w:val="hi_IN" w:bidi="hi_IN"/>
+        </w:rPr>
         <w:t>"पर"</w:t>
       </w:r>
     </w:p>
@@ -25613,6 +29288,21 @@
           <w:b/>
           <w:lang w:val="hi_IN" w:bidi="hi_IN"/>
         </w:rPr>
+        <w:t>πρὸς οἰκοδομὴν</w:t>
+      </w:r>
+    </w:p>
+    <w:p>
+      <w:pPr/>
+      <w:r>
+        <w:rPr>
+          <w:lang w:val="hi_IN" w:bidi="hi_IN"/>
+        </w:rPr>
+      </w:r>
+      <w:r>
+        <w:rPr>
+          <w:b/>
+          <w:lang w:val="hi_IN" w:bidi="hi_IN"/>
+        </w:rPr>
         <w:t>"उन्नति के लिये"</w:t>
       </w:r>
     </w:p>
@@ -25676,6 +29366,21 @@
           <w:b/>
           <w:lang w:val="hi_IN" w:bidi="hi_IN"/>
         </w:rPr>
+        <w:t>ἵνα</w:t>
+      </w:r>
+    </w:p>
+    <w:p>
+      <w:pPr/>
+      <w:r>
+        <w:rPr>
+          <w:lang w:val="hi_IN" w:bidi="hi_IN"/>
+        </w:rPr>
+      </w:r>
+      <w:r>
+        <w:rPr>
+          <w:b/>
+          <w:lang w:val="hi_IN" w:bidi="hi_IN"/>
+        </w:rPr>
         <w:t>"वही"</w:t>
       </w:r>
     </w:p>
@@ -25772,6 +29477,21 @@
           <w:b/>
           <w:lang w:val="hi_IN" w:bidi="hi_IN"/>
         </w:rPr>
+        <w:t>τῆς χρείας, ἵνα δῷ χάριν τοῖς ἀκούουσιν</w:t>
+      </w:r>
+    </w:p>
+    <w:p>
+      <w:pPr/>
+      <w:r>
+        <w:rPr>
+          <w:lang w:val="hi_IN" w:bidi="hi_IN"/>
+        </w:rPr>
+      </w:r>
+      <w:r>
+        <w:rPr>
+          <w:b/>
+          <w:lang w:val="hi_IN" w:bidi="hi_IN"/>
+        </w:rPr>
         <w:t>"आवश्यकता के अनुसार वही निकले"</w:t>
       </w:r>
       <w:r>
@@ -25848,6 +29568,21 @@
           <w:b/>
           <w:lang w:val="hi_IN" w:bidi="hi_IN"/>
         </w:rPr>
+        <w:t>ἵνα δῷ χάριν τοῖς ἀκούουσιν</w:t>
+      </w:r>
+    </w:p>
+    <w:p>
+      <w:pPr/>
+      <w:r>
+        <w:rPr>
+          <w:lang w:val="hi_IN" w:bidi="hi_IN"/>
+        </w:rPr>
+      </w:r>
+      <w:r>
+        <w:rPr>
+          <w:b/>
+          <w:lang w:val="hi_IN" w:bidi="hi_IN"/>
+        </w:rPr>
         <w:t>"वही निकले"</w:t>
       </w:r>
       <w:r>
@@ -25951,6 +29686,21 @@
           <w:b/>
           <w:lang w:val="hi_IN" w:bidi="hi_IN"/>
         </w:rPr>
+        <w:t>μὴ λυπεῖτε</w:t>
+      </w:r>
+    </w:p>
+    <w:p>
+      <w:pPr/>
+      <w:r>
+        <w:rPr>
+          <w:lang w:val="hi_IN" w:bidi="hi_IN"/>
+        </w:rPr>
+      </w:r>
+      <w:r>
+        <w:rPr>
+          <w:b/>
+          <w:lang w:val="hi_IN" w:bidi="hi_IN"/>
+        </w:rPr>
         <w:t>"शोकित मत करो"</w:t>
       </w:r>
     </w:p>
@@ -26014,6 +29764,21 @@
           <w:b/>
           <w:lang w:val="hi_IN" w:bidi="hi_IN"/>
         </w:rPr>
+        <w:t>ἐν ᾧ ἐσφραγίσθητε εἰς ἡμέραν ἀπολυτρώσεως</w:t>
+      </w:r>
+    </w:p>
+    <w:p>
+      <w:pPr/>
+      <w:r>
+        <w:rPr>
+          <w:lang w:val="hi_IN" w:bidi="hi_IN"/>
+        </w:rPr>
+      </w:r>
+      <w:r>
+        <w:rPr>
+          <w:b/>
+          <w:lang w:val="hi_IN" w:bidi="hi_IN"/>
+        </w:rPr>
         <w:t>"जिससे तुम पर छुटकारे के दिन के लिये छाप दी गई है"</w:t>
       </w:r>
     </w:p>
@@ -26097,6 +29862,21 @@
           <w:b/>
           <w:lang w:val="hi_IN" w:bidi="hi_IN"/>
         </w:rPr>
+        <w:t>ἐν ᾧ ἐσφραγίσθητε εἰς ἡμέραν ἀπολυτρώσεως</w:t>
+      </w:r>
+    </w:p>
+    <w:p>
+      <w:pPr/>
+      <w:r>
+        <w:rPr>
+          <w:lang w:val="hi_IN" w:bidi="hi_IN"/>
+        </w:rPr>
+      </w:r>
+      <w:r>
+        <w:rPr>
+          <w:b/>
+          <w:lang w:val="hi_IN" w:bidi="hi_IN"/>
+        </w:rPr>
         <w:t>"जिससे तुम पर छुटकारे के दिन के लिये छाप दी गई है"</w:t>
       </w:r>
     </w:p>
@@ -26326,6 +30106,21 @@
           <w:b/>
           <w:lang w:val="hi_IN" w:bidi="hi_IN"/>
         </w:rPr>
+        <w:t>πικρία, καὶ θυμὸς, καὶ ὀργὴ</w:t>
+      </w:r>
+    </w:p>
+    <w:p>
+      <w:pPr/>
+      <w:r>
+        <w:rPr>
+          <w:lang w:val="hi_IN" w:bidi="hi_IN"/>
+        </w:rPr>
+      </w:r>
+      <w:r>
+        <w:rPr>
+          <w:b/>
+          <w:lang w:val="hi_IN" w:bidi="hi_IN"/>
+        </w:rPr>
         <w:t>"कड़वाहट और प्रकोप और क्रोध"</w:t>
       </w:r>
     </w:p>
@@ -26409,6 +30204,21 @@
           <w:b/>
           <w:lang w:val="hi_IN" w:bidi="hi_IN"/>
         </w:rPr>
+        <w:t>κακίᾳ</w:t>
+      </w:r>
+    </w:p>
+    <w:p>
+      <w:pPr/>
+      <w:r>
+        <w:rPr>
+          <w:lang w:val="hi_IN" w:bidi="hi_IN"/>
+        </w:rPr>
+      </w:r>
+      <w:r>
+        <w:rPr>
+          <w:b/>
+          <w:lang w:val="hi_IN" w:bidi="hi_IN"/>
+        </w:rPr>
         <w:t>"बैर-भाव"</w:t>
       </w:r>
     </w:p>
@@ -26499,6 +30309,21 @@
           <w:b/>
           <w:lang w:val="hi_IN" w:bidi="hi_IN"/>
         </w:rPr>
+        <w:t>δὲ</w:t>
+      </w:r>
+    </w:p>
+    <w:p>
+      <w:pPr/>
+      <w:r>
+        <w:rPr>
+          <w:lang w:val="hi_IN" w:bidi="hi_IN"/>
+        </w:rPr>
+      </w:r>
+      <w:r>
+        <w:rPr>
+          <w:b/>
+          <w:lang w:val="hi_IN" w:bidi="hi_IN"/>
+        </w:rPr>
         <w:t>"और"</w:t>
       </w:r>
     </w:p>
@@ -26581,6 +30406,21 @@
         <w:rPr>
           <w:lang w:val="hi_IN" w:bidi="hi_IN"/>
         </w:rPr>
+      </w:r>
+    </w:p>
+    <w:p>
+      <w:pPr/>
+      <w:r>
+        <w:rPr>
+          <w:lang w:val="hi_IN" w:bidi="hi_IN"/>
+        </w:rPr>
+      </w:r>
+      <w:r>
+        <w:rPr>
+          <w:b/>
+          <w:lang w:val="hi_IN" w:bidi="hi_IN"/>
+        </w:rPr>
+        <w:t>εὔσπλαγχνοι</w:t>
       </w:r>
     </w:p>
     <w:p>
@@ -26924,6 +30764,21 @@
           <w:b/>
           <w:lang w:val="hi_IN" w:bidi="hi_IN"/>
         </w:rPr>
+        <w:t>ὡς τέκνα ἀγαπητά</w:t>
+      </w:r>
+    </w:p>
+    <w:p>
+      <w:pPr/>
+      <w:r>
+        <w:rPr>
+          <w:lang w:val="hi_IN" w:bidi="hi_IN"/>
+        </w:rPr>
+      </w:r>
+      <w:r>
+        <w:rPr>
+          <w:b/>
+          <w:lang w:val="hi_IN" w:bidi="hi_IN"/>
+        </w:rPr>
         <w:t>"प्रिय बच्चों के समान"</w:t>
       </w:r>
     </w:p>
@@ -27007,6 +30862,21 @@
           <w:b/>
           <w:lang w:val="hi_IN" w:bidi="hi_IN"/>
         </w:rPr>
+        <w:t>περιπατεῖτε ἐν ἀγάπῃ</w:t>
+      </w:r>
+    </w:p>
+    <w:p>
+      <w:pPr/>
+      <w:r>
+        <w:rPr>
+          <w:lang w:val="hi_IN" w:bidi="hi_IN"/>
+        </w:rPr>
+      </w:r>
+      <w:r>
+        <w:rPr>
+          <w:b/>
+          <w:lang w:val="hi_IN" w:bidi="hi_IN"/>
+        </w:rPr>
         <w:t>"प्रेम में चलो"</w:t>
       </w:r>
     </w:p>
@@ -27090,6 +30960,21 @@
           <w:b/>
           <w:lang w:val="hi_IN" w:bidi="hi_IN"/>
         </w:rPr>
+        <w:t>προσφορὰν καὶ θυσίαν τῷ Θεῷ εἰς ὀσμὴν εὐωδίας</w:t>
+      </w:r>
+    </w:p>
+    <w:p>
+      <w:pPr/>
+      <w:r>
+        <w:rPr>
+          <w:lang w:val="hi_IN" w:bidi="hi_IN"/>
+        </w:rPr>
+      </w:r>
+      <w:r>
+        <w:rPr>
+          <w:b/>
+          <w:lang w:val="hi_IN" w:bidi="hi_IN"/>
+        </w:rPr>
         <w:t>"सुखदायक सुगन्ध"</w:t>
       </w:r>
       <w:r>
@@ -27199,6 +31084,21 @@
           <w:b/>
           <w:lang w:val="hi_IN" w:bidi="hi_IN"/>
         </w:rPr>
+        <w:t>πορνεία δὲ, καὶ ἀκαθαρσία πᾶσα, ἢ πλεονεξία, μηδὲ ὀνομαζέσθω ἐν ὑμῖν</w:t>
+      </w:r>
+    </w:p>
+    <w:p>
+      <w:pPr/>
+      <w:r>
+        <w:rPr>
+          <w:lang w:val="hi_IN" w:bidi="hi_IN"/>
+        </w:rPr>
+      </w:r>
+      <w:r>
+        <w:rPr>
+          <w:b/>
+          <w:lang w:val="hi_IN" w:bidi="hi_IN"/>
+        </w:rPr>
         <w:t>"जैसा"</w:t>
       </w:r>
       <w:r>
@@ -27295,6 +31195,21 @@
           <w:b/>
           <w:lang w:val="hi_IN" w:bidi="hi_IN"/>
         </w:rPr>
+        <w:t>δὲ</w:t>
+      </w:r>
+    </w:p>
+    <w:p>
+      <w:pPr/>
+      <w:r>
+        <w:rPr>
+          <w:lang w:val="hi_IN" w:bidi="hi_IN"/>
+        </w:rPr>
+      </w:r>
+      <w:r>
+        <w:rPr>
+          <w:b/>
+          <w:lang w:val="hi_IN" w:bidi="hi_IN"/>
+        </w:rPr>
         <w:t>"जैसा"</w:t>
       </w:r>
     </w:p>
@@ -27391,6 +31306,21 @@
           <w:b/>
           <w:lang w:val="hi_IN" w:bidi="hi_IN"/>
         </w:rPr>
+        <w:t>ἀκαθαρσία πᾶσα</w:t>
+      </w:r>
+    </w:p>
+    <w:p>
+      <w:pPr/>
+      <w:r>
+        <w:rPr>
+          <w:lang w:val="hi_IN" w:bidi="hi_IN"/>
+        </w:rPr>
+      </w:r>
+      <w:r>
+        <w:rPr>
+          <w:b/>
+          <w:lang w:val="hi_IN" w:bidi="hi_IN"/>
+        </w:rPr>
         <w:t>"किसी प्रकार के अशुद्ध काम"</w:t>
       </w:r>
     </w:p>
@@ -27530,6 +31460,21 @@
           <w:b/>
           <w:lang w:val="hi_IN" w:bidi="hi_IN"/>
         </w:rPr>
+        <w:t>ἀλλὰ μᾶλλον</w:t>
+      </w:r>
+    </w:p>
+    <w:p>
+      <w:pPr/>
+      <w:r>
+        <w:rPr>
+          <w:lang w:val="hi_IN" w:bidi="hi_IN"/>
+        </w:rPr>
+      </w:r>
+      <w:r>
+        <w:rPr>
+          <w:b/>
+          <w:lang w:val="hi_IN" w:bidi="hi_IN"/>
+        </w:rPr>
         <w:t>"वरन्"</w:t>
       </w:r>
     </w:p>
@@ -27626,6 +31571,21 @@
           <w:b/>
           <w:lang w:val="hi_IN" w:bidi="hi_IN"/>
         </w:rPr>
+        <w:t>ἀκάθαρτος</w:t>
+      </w:r>
+    </w:p>
+    <w:p>
+      <w:pPr/>
+      <w:r>
+        <w:rPr>
+          <w:lang w:val="hi_IN" w:bidi="hi_IN"/>
+        </w:rPr>
+      </w:r>
+      <w:r>
+        <w:rPr>
+          <w:b/>
+          <w:lang w:val="hi_IN" w:bidi="hi_IN"/>
+        </w:rPr>
         <w:t>"अशुद्ध जन"</w:t>
       </w:r>
     </w:p>
@@ -27709,6 +31669,21 @@
           <w:b/>
           <w:lang w:val="hi_IN" w:bidi="hi_IN"/>
         </w:rPr>
+        <w:t>οὐκ ἔχει κληρονομίαν</w:t>
+      </w:r>
+    </w:p>
+    <w:p>
+      <w:pPr/>
+      <w:r>
+        <w:rPr>
+          <w:lang w:val="hi_IN" w:bidi="hi_IN"/>
+        </w:rPr>
+      </w:r>
+      <w:r>
+        <w:rPr>
+          <w:b/>
+          <w:lang w:val="hi_IN" w:bidi="hi_IN"/>
+        </w:rPr>
         <w:t>"की,"</w:t>
       </w:r>
       <w:r>
@@ -27805,6 +31780,21 @@
           <w:b/>
           <w:lang w:val="hi_IN" w:bidi="hi_IN"/>
         </w:rPr>
+        <w:t>κενοῖς λόγοις</w:t>
+      </w:r>
+    </w:p>
+    <w:p>
+      <w:pPr/>
+      <w:r>
+        <w:rPr>
+          <w:lang w:val="hi_IN" w:bidi="hi_IN"/>
+        </w:rPr>
+      </w:r>
+      <w:r>
+        <w:rPr>
+          <w:b/>
+          <w:lang w:val="hi_IN" w:bidi="hi_IN"/>
+        </w:rPr>
         <w:t>"व्यर्थ बातों से"</w:t>
       </w:r>
     </w:p>
@@ -27868,6 +31858,21 @@
           <w:b/>
           <w:lang w:val="hi_IN" w:bidi="hi_IN"/>
         </w:rPr>
+        <w:t>γὰρ</w:t>
+      </w:r>
+    </w:p>
+    <w:p>
+      <w:pPr/>
+      <w:r>
+        <w:rPr>
+          <w:lang w:val="hi_IN" w:bidi="hi_IN"/>
+        </w:rPr>
+      </w:r>
+      <w:r>
+        <w:rPr>
+          <w:b/>
+          <w:lang w:val="hi_IN" w:bidi="hi_IN"/>
+        </w:rPr>
         <w:t>"क्योंकि"</w:t>
       </w:r>
     </w:p>
@@ -27964,6 +31969,21 @@
           <w:b/>
           <w:lang w:val="hi_IN" w:bidi="hi_IN"/>
         </w:rPr>
+        <w:t>ἔρχεται ἡ ὀργὴ τοῦ Θεοῦ ἐπὶ</w:t>
+      </w:r>
+    </w:p>
+    <w:p>
+      <w:pPr/>
+      <w:r>
+        <w:rPr>
+          <w:lang w:val="hi_IN" w:bidi="hi_IN"/>
+        </w:rPr>
+      </w:r>
+      <w:r>
+        <w:rPr>
+          <w:b/>
+          <w:lang w:val="hi_IN" w:bidi="hi_IN"/>
+        </w:rPr>
         <w:t>"परमेश्वर का क्रोध"</w:t>
       </w:r>
       <w:r>
@@ -28067,6 +32087,21 @@
           <w:b/>
           <w:lang w:val="hi_IN" w:bidi="hi_IN"/>
         </w:rPr>
+        <w:t>τοὺς υἱοὺς τῆς ἀπειθείας</w:t>
+      </w:r>
+    </w:p>
+    <w:p>
+      <w:pPr/>
+      <w:r>
+        <w:rPr>
+          <w:lang w:val="hi_IN" w:bidi="hi_IN"/>
+        </w:rPr>
+      </w:r>
+      <w:r>
+        <w:rPr>
+          <w:b/>
+          <w:lang w:val="hi_IN" w:bidi="hi_IN"/>
+        </w:rPr>
         <w:t>"आज्ञा न माननेवालों"</w:t>
       </w:r>
     </w:p>
@@ -28150,6 +32185,21 @@
           <w:b/>
           <w:lang w:val="hi_IN" w:bidi="hi_IN"/>
         </w:rPr>
+        <w:t>οὖν</w:t>
+      </w:r>
+    </w:p>
+    <w:p>
+      <w:pPr/>
+      <w:r>
+        <w:rPr>
+          <w:lang w:val="hi_IN" w:bidi="hi_IN"/>
+        </w:rPr>
+      </w:r>
+      <w:r>
+        <w:rPr>
+          <w:b/>
+          <w:lang w:val="hi_IN" w:bidi="hi_IN"/>
+        </w:rPr>
         <w:t>"इसलिए"</w:t>
       </w:r>
     </w:p>
@@ -28246,6 +32296,21 @@
           <w:b/>
           <w:lang w:val="hi_IN" w:bidi="hi_IN"/>
         </w:rPr>
+        <w:t>ἦτε γάρ ποτε σκότος</w:t>
+      </w:r>
+    </w:p>
+    <w:p>
+      <w:pPr/>
+      <w:r>
+        <w:rPr>
+          <w:lang w:val="hi_IN" w:bidi="hi_IN"/>
+        </w:rPr>
+      </w:r>
+      <w:r>
+        <w:rPr>
+          <w:b/>
+          <w:lang w:val="hi_IN" w:bidi="hi_IN"/>
+        </w:rPr>
         <w:t>"क्योंकि तुम तो पहले अंधकार थे"</w:t>
       </w:r>
     </w:p>
@@ -28329,6 +32394,21 @@
           <w:b/>
           <w:lang w:val="hi_IN" w:bidi="hi_IN"/>
         </w:rPr>
+        <w:t>γάρ</w:t>
+      </w:r>
+    </w:p>
+    <w:p>
+      <w:pPr/>
+      <w:r>
+        <w:rPr>
+          <w:lang w:val="hi_IN" w:bidi="hi_IN"/>
+        </w:rPr>
+      </w:r>
+      <w:r>
+        <w:rPr>
+          <w:b/>
+          <w:lang w:val="hi_IN" w:bidi="hi_IN"/>
+        </w:rPr>
         <w:t>"क्योंकि"</w:t>
       </w:r>
     </w:p>
@@ -28425,6 +32505,21 @@
           <w:b/>
           <w:lang w:val="hi_IN" w:bidi="hi_IN"/>
         </w:rPr>
+        <w:t>νῦν δὲ φῶς ἐν Κυρίῳ</w:t>
+      </w:r>
+    </w:p>
+    <w:p>
+      <w:pPr/>
+      <w:r>
+        <w:rPr>
+          <w:lang w:val="hi_IN" w:bidi="hi_IN"/>
+        </w:rPr>
+      </w:r>
+      <w:r>
+        <w:rPr>
+          <w:b/>
+          <w:lang w:val="hi_IN" w:bidi="hi_IN"/>
+        </w:rPr>
         <w:t>"परन्तु अब प्रभु में ज्योति हो"</w:t>
       </w:r>
     </w:p>
@@ -28508,6 +32603,21 @@
           <w:b/>
           <w:lang w:val="hi_IN" w:bidi="hi_IN"/>
         </w:rPr>
+        <w:t>δὲ</w:t>
+      </w:r>
+    </w:p>
+    <w:p>
+      <w:pPr/>
+      <w:r>
+        <w:rPr>
+          <w:lang w:val="hi_IN" w:bidi="hi_IN"/>
+        </w:rPr>
+      </w:r>
+      <w:r>
+        <w:rPr>
+          <w:b/>
+          <w:lang w:val="hi_IN" w:bidi="hi_IN"/>
+        </w:rPr>
         <w:t>"परन्तु"</w:t>
       </w:r>
     </w:p>
@@ -28604,6 +32714,21 @@
           <w:b/>
           <w:lang w:val="hi_IN" w:bidi="hi_IN"/>
         </w:rPr>
+        <w:t>ὡς τέκνα φωτὸς περιπατεῖτε</w:t>
+      </w:r>
+    </w:p>
+    <w:p>
+      <w:pPr/>
+      <w:r>
+        <w:rPr>
+          <w:lang w:val="hi_IN" w:bidi="hi_IN"/>
+        </w:rPr>
+      </w:r>
+      <w:r>
+        <w:rPr>
+          <w:b/>
+          <w:lang w:val="hi_IN" w:bidi="hi_IN"/>
+        </w:rPr>
         <w:t>"अतः ज्योति की सन्तान के समान चलो"</w:t>
       </w:r>
     </w:p>
@@ -28687,6 +32812,21 @@
           <w:b/>
           <w:lang w:val="hi_IN" w:bidi="hi_IN"/>
         </w:rPr>
+        <w:t>ὡς τέκνα φωτὸς</w:t>
+      </w:r>
+    </w:p>
+    <w:p>
+      <w:pPr/>
+      <w:r>
+        <w:rPr>
+          <w:lang w:val="hi_IN" w:bidi="hi_IN"/>
+        </w:rPr>
+      </w:r>
+      <w:r>
+        <w:rPr>
+          <w:b/>
+          <w:lang w:val="hi_IN" w:bidi="hi_IN"/>
+        </w:rPr>
         <w:t>"ज्योति की सन्तान के समान"</w:t>
       </w:r>
     </w:p>
@@ -28770,6 +32910,21 @@
           <w:b/>
           <w:lang w:val="hi_IN" w:bidi="hi_IN"/>
         </w:rPr>
+        <w:t>ὁ &amp; καρπὸς τοῦ φωτὸς ἐν πάσῃ ἀγαθωσύνῃ, καὶ δικαιοσύνῃ, καὶ ἀληθείᾳ</w:t>
+      </w:r>
+    </w:p>
+    <w:p>
+      <w:pPr/>
+      <w:r>
+        <w:rPr>
+          <w:lang w:val="hi_IN" w:bidi="hi_IN"/>
+        </w:rPr>
+      </w:r>
+      <w:r>
+        <w:rPr>
+          <w:b/>
+          <w:lang w:val="hi_IN" w:bidi="hi_IN"/>
+        </w:rPr>
         <w:t>"ज्योति का फल सब प्रकार की भलाई, और धार्मिकता, और सत्य है"</w:t>
       </w:r>
     </w:p>
@@ -28866,6 +33021,21 @@
           <w:b/>
           <w:lang w:val="hi_IN" w:bidi="hi_IN"/>
         </w:rPr>
+        <w:t>γὰρ</w:t>
+      </w:r>
+    </w:p>
+    <w:p>
+      <w:pPr/>
+      <w:r>
+        <w:rPr>
+          <w:lang w:val="hi_IN" w:bidi="hi_IN"/>
+        </w:rPr>
+      </w:r>
+      <w:r>
+        <w:rPr>
+          <w:b/>
+          <w:lang w:val="hi_IN" w:bidi="hi_IN"/>
+        </w:rPr>
         <w:t>"क्योंकि"</w:t>
       </w:r>
     </w:p>
@@ -28962,6 +33132,21 @@
           <w:b/>
           <w:lang w:val="hi_IN" w:bidi="hi_IN"/>
         </w:rPr>
+        <w:t>μὴ συνκοινωνεῖτε τοῖς ἔργοις τοῖς ἀκάρποις τοῦ σκότους</w:t>
+      </w:r>
+    </w:p>
+    <w:p>
+      <w:pPr/>
+      <w:r>
+        <w:rPr>
+          <w:lang w:val="hi_IN" w:bidi="hi_IN"/>
+        </w:rPr>
+      </w:r>
+      <w:r>
+        <w:rPr>
+          <w:b/>
+          <w:lang w:val="hi_IN" w:bidi="hi_IN"/>
+        </w:rPr>
         <w:t>"अंधकार के निष्फल कामों में सहभागी न हो"</w:t>
       </w:r>
     </w:p>
@@ -29045,6 +33230,21 @@
           <w:b/>
           <w:lang w:val="hi_IN" w:bidi="hi_IN"/>
         </w:rPr>
+        <w:t>τοῖς ἔργοις τοῖς ἀκάρποις τοῦ σκότους</w:t>
+      </w:r>
+    </w:p>
+    <w:p>
+      <w:pPr/>
+      <w:r>
+        <w:rPr>
+          <w:lang w:val="hi_IN" w:bidi="hi_IN"/>
+        </w:rPr>
+      </w:r>
+      <w:r>
+        <w:rPr>
+          <w:b/>
+          <w:lang w:val="hi_IN" w:bidi="hi_IN"/>
+        </w:rPr>
         <w:t>"निष्फल कामों में"</w:t>
       </w:r>
     </w:p>
@@ -29128,6 +33328,21 @@
           <w:b/>
           <w:lang w:val="hi_IN" w:bidi="hi_IN"/>
         </w:rPr>
+        <w:t>τοῖς ἔργοις τοῖς ἀκάρποις τοῦ σκότους</w:t>
+      </w:r>
+    </w:p>
+    <w:p>
+      <w:pPr/>
+      <w:r>
+        <w:rPr>
+          <w:lang w:val="hi_IN" w:bidi="hi_IN"/>
+        </w:rPr>
+      </w:r>
+      <w:r>
+        <w:rPr>
+          <w:b/>
+          <w:lang w:val="hi_IN" w:bidi="hi_IN"/>
+        </w:rPr>
         <w:t>"अंधकार के निष्फल कामों में"</w:t>
       </w:r>
     </w:p>
@@ -29224,6 +33439,21 @@
           <w:b/>
           <w:lang w:val="hi_IN" w:bidi="hi_IN"/>
         </w:rPr>
+        <w:t>μᾶλλον δὲ</w:t>
+      </w:r>
+    </w:p>
+    <w:p>
+      <w:pPr/>
+      <w:r>
+        <w:rPr>
+          <w:lang w:val="hi_IN" w:bidi="hi_IN"/>
+        </w:rPr>
+      </w:r>
+      <w:r>
+        <w:rPr>
+          <w:b/>
+          <w:lang w:val="hi_IN" w:bidi="hi_IN"/>
+        </w:rPr>
         <w:t>"वरन्"</w:t>
       </w:r>
       <w:r>
@@ -29333,6 +33563,21 @@
           <w:b/>
           <w:lang w:val="hi_IN" w:bidi="hi_IN"/>
         </w:rPr>
+        <w:t>ἐλέγχετε</w:t>
+      </w:r>
+    </w:p>
+    <w:p>
+      <w:pPr/>
+      <w:r>
+        <w:rPr>
+          <w:lang w:val="hi_IN" w:bidi="hi_IN"/>
+        </w:rPr>
+      </w:r>
+      <w:r>
+        <w:rPr>
+          <w:b/>
+          <w:lang w:val="hi_IN" w:bidi="hi_IN"/>
+        </w:rPr>
         <w:t>"उलाहना दो"</w:t>
       </w:r>
     </w:p>
@@ -29416,6 +33661,21 @@
           <w:b/>
           <w:lang w:val="hi_IN" w:bidi="hi_IN"/>
         </w:rPr>
+        <w:t>αὐτῶν</w:t>
+      </w:r>
+    </w:p>
+    <w:p>
+      <w:pPr/>
+      <w:r>
+        <w:rPr>
+          <w:lang w:val="hi_IN" w:bidi="hi_IN"/>
+        </w:rPr>
+      </w:r>
+      <w:r>
+        <w:rPr>
+          <w:b/>
+          <w:lang w:val="hi_IN" w:bidi="hi_IN"/>
+        </w:rPr>
         <w:t>"उनके"</w:t>
       </w:r>
     </w:p>
@@ -29608,6 +33868,21 @@
           <w:b/>
           <w:lang w:val="hi_IN" w:bidi="hi_IN"/>
         </w:rPr>
+        <w:t>δὲ</w:t>
+      </w:r>
+    </w:p>
+    <w:p>
+      <w:pPr/>
+      <w:r>
+        <w:rPr>
+          <w:lang w:val="hi_IN" w:bidi="hi_IN"/>
+        </w:rPr>
+      </w:r>
+      <w:r>
+        <w:rPr>
+          <w:b/>
+          <w:lang w:val="hi_IN" w:bidi="hi_IN"/>
+        </w:rPr>
         <w:t>"पर"</w:t>
       </w:r>
     </w:p>
@@ -29704,6 +33979,21 @@
           <w:b/>
           <w:lang w:val="hi_IN" w:bidi="hi_IN"/>
         </w:rPr>
+        <w:t>πᾶν &amp; τὸ φανερούμενον φῶς ἐστιν</w:t>
+      </w:r>
+    </w:p>
+    <w:p>
+      <w:pPr/>
+      <w:r>
+        <w:rPr>
+          <w:lang w:val="hi_IN" w:bidi="hi_IN"/>
+        </w:rPr>
+      </w:r>
+      <w:r>
+        <w:rPr>
+          <w:b/>
+          <w:lang w:val="hi_IN" w:bidi="hi_IN"/>
+        </w:rPr>
         <w:t>"सब कुछ को प्रगट करता है, वह ज्योति है"</w:t>
       </w:r>
     </w:p>
@@ -29883,6 +34173,21 @@
           <w:b/>
           <w:lang w:val="hi_IN" w:bidi="hi_IN"/>
         </w:rPr>
+        <w:t>ἔγειρε, ὁ καθεύδων, καὶ ἀνάστα ἐκ τῶν νεκρῶν</w:t>
+      </w:r>
+    </w:p>
+    <w:p>
+      <w:pPr/>
+      <w:r>
+        <w:rPr>
+          <w:lang w:val="hi_IN" w:bidi="hi_IN"/>
+        </w:rPr>
+      </w:r>
+      <w:r>
+        <w:rPr>
+          <w:b/>
+          <w:lang w:val="hi_IN" w:bidi="hi_IN"/>
+        </w:rPr>
         <w:t>""हे सोनेवाले जाग"</w:t>
       </w:r>
     </w:p>
@@ -29966,6 +34271,21 @@
           <w:b/>
           <w:lang w:val="hi_IN" w:bidi="hi_IN"/>
         </w:rPr>
+        <w:t>ὁ καθεύδων</w:t>
+      </w:r>
+    </w:p>
+    <w:p>
+      <w:pPr/>
+      <w:r>
+        <w:rPr>
+          <w:lang w:val="hi_IN" w:bidi="hi_IN"/>
+        </w:rPr>
+      </w:r>
+      <w:r>
+        <w:rPr>
+          <w:b/>
+          <w:lang w:val="hi_IN" w:bidi="hi_IN"/>
+        </w:rPr>
         <w:t>"हे सोनेवाले"</w:t>
       </w:r>
     </w:p>
@@ -30049,6 +34369,21 @@
           <w:b/>
           <w:lang w:val="hi_IN" w:bidi="hi_IN"/>
         </w:rPr>
+        <w:t>ἐκ τῶν νεκρῶν</w:t>
+      </w:r>
+    </w:p>
+    <w:p>
+      <w:pPr/>
+      <w:r>
+        <w:rPr>
+          <w:lang w:val="hi_IN" w:bidi="hi_IN"/>
+        </w:rPr>
+      </w:r>
+      <w:r>
+        <w:rPr>
+          <w:b/>
+          <w:lang w:val="hi_IN" w:bidi="hi_IN"/>
+        </w:rPr>
         <w:t>"मुर्दों में से"</w:t>
       </w:r>
     </w:p>
@@ -30132,6 +34467,21 @@
           <w:b/>
           <w:lang w:val="hi_IN" w:bidi="hi_IN"/>
         </w:rPr>
+        <w:t>ἐπιφαύσει σοι</w:t>
+      </w:r>
+    </w:p>
+    <w:p>
+      <w:pPr/>
+      <w:r>
+        <w:rPr>
+          <w:lang w:val="hi_IN" w:bidi="hi_IN"/>
+        </w:rPr>
+      </w:r>
+      <w:r>
+        <w:rPr>
+          <w:b/>
+          <w:lang w:val="hi_IN" w:bidi="hi_IN"/>
+        </w:rPr>
         <w:t>"तुझ"</w:t>
       </w:r>
       <w:r>
@@ -30254,6 +34604,21 @@
           <w:b/>
           <w:lang w:val="hi_IN" w:bidi="hi_IN"/>
         </w:rPr>
+        <w:t>ἐπιφαύσει σοι ὁ Χριστός</w:t>
+      </w:r>
+    </w:p>
+    <w:p>
+      <w:pPr/>
+      <w:r>
+        <w:rPr>
+          <w:lang w:val="hi_IN" w:bidi="hi_IN"/>
+        </w:rPr>
+      </w:r>
+      <w:r>
+        <w:rPr>
+          <w:b/>
+          <w:lang w:val="hi_IN" w:bidi="hi_IN"/>
+        </w:rPr>
         <w:t>"मसीह की ज्योति तुझ पर चमकेगी"</w:t>
       </w:r>
     </w:p>
@@ -30400,6 +34765,21 @@
           <w:b/>
           <w:lang w:val="hi_IN" w:bidi="hi_IN"/>
         </w:rPr>
+        <w:t>οὖν</w:t>
+      </w:r>
+    </w:p>
+    <w:p>
+      <w:pPr/>
+      <w:r>
+        <w:rPr>
+          <w:lang w:val="hi_IN" w:bidi="hi_IN"/>
+        </w:rPr>
+      </w:r>
+      <w:r>
+        <w:rPr>
+          <w:b/>
+          <w:lang w:val="hi_IN" w:bidi="hi_IN"/>
+        </w:rPr>
         <w:t>"इसलिए"</w:t>
       </w:r>
     </w:p>
@@ -30496,6 +34876,21 @@
           <w:b/>
           <w:lang w:val="hi_IN" w:bidi="hi_IN"/>
         </w:rPr>
+        <w:t>ἀλλ’</w:t>
+      </w:r>
+    </w:p>
+    <w:p>
+      <w:pPr/>
+      <w:r>
+        <w:rPr>
+          <w:lang w:val="hi_IN" w:bidi="hi_IN"/>
+        </w:rPr>
+      </w:r>
+      <w:r>
+        <w:rPr>
+          <w:b/>
+          <w:lang w:val="hi_IN" w:bidi="hi_IN"/>
+        </w:rPr>
         <w:t>"पर"</w:t>
       </w:r>
     </w:p>
@@ -30675,6 +35070,21 @@
           <w:b/>
           <w:lang w:val="hi_IN" w:bidi="hi_IN"/>
         </w:rPr>
+        <w:t>ἐξαγοραζόμενοι τὸν καιρόν</w:t>
+      </w:r>
+    </w:p>
+    <w:p>
+      <w:pPr/>
+      <w:r>
+        <w:rPr>
+          <w:lang w:val="hi_IN" w:bidi="hi_IN"/>
+        </w:rPr>
+      </w:r>
+      <w:r>
+        <w:rPr>
+          <w:b/>
+          <w:lang w:val="hi_IN" w:bidi="hi_IN"/>
+        </w:rPr>
         <w:t>"और अवसर को बहुमूल्य समझो"</w:t>
       </w:r>
     </w:p>
@@ -30758,6 +35168,21 @@
           <w:b/>
           <w:lang w:val="hi_IN" w:bidi="hi_IN"/>
         </w:rPr>
+        <w:t>ὅτι αἱ ἡμέραι πονηραί εἰσιν</w:t>
+      </w:r>
+    </w:p>
+    <w:p>
+      <w:pPr/>
+      <w:r>
+        <w:rPr>
+          <w:lang w:val="hi_IN" w:bidi="hi_IN"/>
+        </w:rPr>
+      </w:r>
+      <w:r>
+        <w:rPr>
+          <w:b/>
+          <w:lang w:val="hi_IN" w:bidi="hi_IN"/>
+        </w:rPr>
         <w:t>"क्योंकि दिन बुरे हैं"</w:t>
       </w:r>
     </w:p>
@@ -30854,6 +35279,21 @@
           <w:b/>
           <w:lang w:val="hi_IN" w:bidi="hi_IN"/>
         </w:rPr>
+        <w:t>ὅτι</w:t>
+      </w:r>
+    </w:p>
+    <w:p>
+      <w:pPr/>
+      <w:r>
+        <w:rPr>
+          <w:lang w:val="hi_IN" w:bidi="hi_IN"/>
+        </w:rPr>
+      </w:r>
+      <w:r>
+        <w:rPr>
+          <w:b/>
+          <w:lang w:val="hi_IN" w:bidi="hi_IN"/>
+        </w:rPr>
         <w:t>"क्योंकि"</w:t>
       </w:r>
     </w:p>
@@ -30950,6 +35390,21 @@
           <w:b/>
           <w:lang w:val="hi_IN" w:bidi="hi_IN"/>
         </w:rPr>
+        <w:t>διὰ τοῦτο</w:t>
+      </w:r>
+    </w:p>
+    <w:p>
+      <w:pPr/>
+      <w:r>
+        <w:rPr>
+          <w:lang w:val="hi_IN" w:bidi="hi_IN"/>
+        </w:rPr>
+      </w:r>
+      <w:r>
+        <w:rPr>
+          <w:b/>
+          <w:lang w:val="hi_IN" w:bidi="hi_IN"/>
+        </w:rPr>
         <w:t>"इस कारण"</w:t>
       </w:r>
       <w:r>
@@ -31059,6 +35514,21 @@
           <w:b/>
           <w:lang w:val="hi_IN" w:bidi="hi_IN"/>
         </w:rPr>
+        <w:t>ἀλλὰ</w:t>
+      </w:r>
+    </w:p>
+    <w:p>
+      <w:pPr/>
+      <w:r>
+        <w:rPr>
+          <w:lang w:val="hi_IN" w:bidi="hi_IN"/>
+        </w:rPr>
+      </w:r>
+      <w:r>
+        <w:rPr>
+          <w:b/>
+          <w:lang w:val="hi_IN" w:bidi="hi_IN"/>
+        </w:rPr>
         <w:t>"पर"</w:t>
       </w:r>
     </w:p>
@@ -31281,6 +35751,21 @@
           <w:b/>
           <w:lang w:val="hi_IN" w:bidi="hi_IN"/>
         </w:rPr>
+        <w:t>ἐν ᾧ ἐστιν ἀσωτία</w:t>
+      </w:r>
+    </w:p>
+    <w:p>
+      <w:pPr/>
+      <w:r>
+        <w:rPr>
+          <w:lang w:val="hi_IN" w:bidi="hi_IN"/>
+        </w:rPr>
+      </w:r>
+      <w:r>
+        <w:rPr>
+          <w:b/>
+          <w:lang w:val="hi_IN" w:bidi="hi_IN"/>
+        </w:rPr>
         <w:t>"क्योंकि"</w:t>
       </w:r>
       <w:r>
@@ -31384,6 +35869,21 @@
           <w:b/>
           <w:lang w:val="hi_IN" w:bidi="hi_IN"/>
         </w:rPr>
+        <w:t>ἀλλὰ πληροῦσθε ἐν Πνεύματι</w:t>
+      </w:r>
+    </w:p>
+    <w:p>
+      <w:pPr/>
+      <w:r>
+        <w:rPr>
+          <w:lang w:val="hi_IN" w:bidi="hi_IN"/>
+        </w:rPr>
+      </w:r>
+      <w:r>
+        <w:rPr>
+          <w:b/>
+          <w:lang w:val="hi_IN" w:bidi="hi_IN"/>
+        </w:rPr>
         <w:t>"इससे"</w:t>
       </w:r>
       <w:r>
@@ -31460,6 +35960,21 @@
           <w:b/>
           <w:lang w:val="hi_IN" w:bidi="hi_IN"/>
         </w:rPr>
+        <w:t>ἀλλὰ</w:t>
+      </w:r>
+    </w:p>
+    <w:p>
+      <w:pPr/>
+      <w:r>
+        <w:rPr>
+          <w:lang w:val="hi_IN" w:bidi="hi_IN"/>
+        </w:rPr>
+      </w:r>
+      <w:r>
+        <w:rPr>
+          <w:b/>
+          <w:lang w:val="hi_IN" w:bidi="hi_IN"/>
+        </w:rPr>
         <w:t>"इससे"</w:t>
       </w:r>
     </w:p>
@@ -31556,6 +36071,21 @@
           <w:b/>
           <w:lang w:val="hi_IN" w:bidi="hi_IN"/>
         </w:rPr>
+        <w:t>ψαλμοῖς, καὶ ὕμνοις, καὶ ᾠδαῖς πνευματικαῖς</w:t>
+      </w:r>
+    </w:p>
+    <w:p>
+      <w:pPr/>
+      <w:r>
+        <w:rPr>
+          <w:lang w:val="hi_IN" w:bidi="hi_IN"/>
+        </w:rPr>
+      </w:r>
+      <w:r>
+        <w:rPr>
+          <w:b/>
+          <w:lang w:val="hi_IN" w:bidi="hi_IN"/>
+        </w:rPr>
         <w:t>"भजन और स्तुतिगान और आत्मिक गीत"</w:t>
       </w:r>
     </w:p>
@@ -31702,6 +36232,21 @@
           <w:b/>
           <w:lang w:val="hi_IN" w:bidi="hi_IN"/>
         </w:rPr>
+        <w:t>ὕμνοις</w:t>
+      </w:r>
+    </w:p>
+    <w:p>
+      <w:pPr/>
+      <w:r>
+        <w:rPr>
+          <w:lang w:val="hi_IN" w:bidi="hi_IN"/>
+        </w:rPr>
+      </w:r>
+      <w:r>
+        <w:rPr>
+          <w:b/>
+          <w:lang w:val="hi_IN" w:bidi="hi_IN"/>
+        </w:rPr>
         <w:t>"स्तुतिगान"</w:t>
       </w:r>
     </w:p>
@@ -31765,6 +36310,21 @@
           <w:b/>
           <w:lang w:val="hi_IN" w:bidi="hi_IN"/>
         </w:rPr>
+        <w:t>ᾠδαῖς πνευματικαῖς</w:t>
+      </w:r>
+    </w:p>
+    <w:p>
+      <w:pPr/>
+      <w:r>
+        <w:rPr>
+          <w:lang w:val="hi_IN" w:bidi="hi_IN"/>
+        </w:rPr>
+      </w:r>
+      <w:r>
+        <w:rPr>
+          <w:b/>
+          <w:lang w:val="hi_IN" w:bidi="hi_IN"/>
+        </w:rPr>
         <w:t>"आत्मिक गीत"</w:t>
       </w:r>
     </w:p>
@@ -31874,6 +36434,21 @@
           <w:b/>
           <w:lang w:val="hi_IN" w:bidi="hi_IN"/>
         </w:rPr>
+        <w:t>τῇ καρδίᾳ ὑμῶν</w:t>
+      </w:r>
+    </w:p>
+    <w:p>
+      <w:pPr/>
+      <w:r>
+        <w:rPr>
+          <w:lang w:val="hi_IN" w:bidi="hi_IN"/>
+        </w:rPr>
+      </w:r>
+      <w:r>
+        <w:rPr>
+          <w:b/>
+          <w:lang w:val="hi_IN" w:bidi="hi_IN"/>
+        </w:rPr>
         <w:t>"अपने मन में"</w:t>
       </w:r>
     </w:p>
@@ -31970,6 +36545,21 @@
           <w:b/>
           <w:lang w:val="hi_IN" w:bidi="hi_IN"/>
         </w:rPr>
+        <w:t>ἐν ὀνόματι τοῦ Κυρίου ἡμῶν, Ἰησοῦ Χριστοῦ</w:t>
+      </w:r>
+    </w:p>
+    <w:p>
+      <w:pPr/>
+      <w:r>
+        <w:rPr>
+          <w:lang w:val="hi_IN" w:bidi="hi_IN"/>
+        </w:rPr>
+      </w:r>
+      <w:r>
+        <w:rPr>
+          <w:b/>
+          <w:lang w:val="hi_IN" w:bidi="hi_IN"/>
+        </w:rPr>
         <w:t>"हमारे प्रभु यीशु मसीह के नाम से"</w:t>
       </w:r>
     </w:p>
@@ -32039,6 +36629,21 @@
         <w:rPr>
           <w:lang w:val="hi_IN" w:bidi="hi_IN"/>
         </w:rPr>
+      </w:r>
+    </w:p>
+    <w:p>
+      <w:pPr/>
+      <w:r>
+        <w:rPr>
+          <w:lang w:val="hi_IN" w:bidi="hi_IN"/>
+        </w:rPr>
+      </w:r>
+      <w:r>
+        <w:rPr>
+          <w:b/>
+          <w:lang w:val="hi_IN" w:bidi="hi_IN"/>
+        </w:rPr>
+        <w:t>τῷ Θεῷ καὶ Πατρί</w:t>
       </w:r>
     </w:p>
     <w:p>
@@ -32210,6 +36815,21 @@
           <w:b/>
           <w:lang w:val="hi_IN" w:bidi="hi_IN"/>
         </w:rPr>
+        <w:t>ὅτι</w:t>
+      </w:r>
+    </w:p>
+    <w:p>
+      <w:pPr/>
+      <w:r>
+        <w:rPr>
+          <w:lang w:val="hi_IN" w:bidi="hi_IN"/>
+        </w:rPr>
+      </w:r>
+      <w:r>
+        <w:rPr>
+          <w:b/>
+          <w:lang w:val="hi_IN" w:bidi="hi_IN"/>
+        </w:rPr>
         <w:t>"क्योंकि"</w:t>
       </w:r>
     </w:p>
@@ -32306,6 +36926,21 @@
           <w:b/>
           <w:lang w:val="hi_IN" w:bidi="hi_IN"/>
         </w:rPr>
+        <w:t>κεφαλὴ τῆς γυναικὸς &amp; κεφαλὴ τῆς ἐκκλησίας</w:t>
+      </w:r>
+    </w:p>
+    <w:p>
+      <w:pPr/>
+      <w:r>
+        <w:rPr>
+          <w:lang w:val="hi_IN" w:bidi="hi_IN"/>
+        </w:rPr>
+      </w:r>
+      <w:r>
+        <w:rPr>
+          <w:b/>
+          <w:lang w:val="hi_IN" w:bidi="hi_IN"/>
+        </w:rPr>
         <w:t>"पत्नी का सिर"</w:t>
       </w:r>
       <w:r>
@@ -32415,6 +37050,21 @@
           <w:b/>
           <w:lang w:val="hi_IN" w:bidi="hi_IN"/>
         </w:rPr>
+        <w:t>τοῦ σώματος</w:t>
+      </w:r>
+    </w:p>
+    <w:p>
+      <w:pPr/>
+      <w:r>
+        <w:rPr>
+          <w:lang w:val="hi_IN" w:bidi="hi_IN"/>
+        </w:rPr>
+      </w:r>
+      <w:r>
+        <w:rPr>
+          <w:b/>
+          <w:lang w:val="hi_IN" w:bidi="hi_IN"/>
+        </w:rPr>
         <w:t>"देह का"</w:t>
       </w:r>
     </w:p>
@@ -32624,6 +37274,21 @@
           <w:b/>
           <w:lang w:val="hi_IN" w:bidi="hi_IN"/>
         </w:rPr>
+        <w:t>ἑαυτὸν παρέδωκεν</w:t>
+      </w:r>
+    </w:p>
+    <w:p>
+      <w:pPr/>
+      <w:r>
+        <w:rPr>
+          <w:lang w:val="hi_IN" w:bidi="hi_IN"/>
+        </w:rPr>
+      </w:r>
+      <w:r>
+        <w:rPr>
+          <w:b/>
+          <w:lang w:val="hi_IN" w:bidi="hi_IN"/>
+        </w:rPr>
         <w:t>"अपने आप को"</w:t>
       </w:r>
       <w:r>
@@ -32700,6 +37365,21 @@
           <w:b/>
           <w:lang w:val="hi_IN" w:bidi="hi_IN"/>
         </w:rPr>
+        <w:t>ὑπὲρ αὐτῆς</w:t>
+      </w:r>
+    </w:p>
+    <w:p>
+      <w:pPr/>
+      <w:r>
+        <w:rPr>
+          <w:lang w:val="hi_IN" w:bidi="hi_IN"/>
+        </w:rPr>
+      </w:r>
+      <w:r>
+        <w:rPr>
+          <w:b/>
+          <w:lang w:val="hi_IN" w:bidi="hi_IN"/>
+        </w:rPr>
         <w:t>"उसके लिये"</w:t>
       </w:r>
     </w:p>
@@ -32783,6 +37463,21 @@
           <w:b/>
           <w:lang w:val="hi_IN" w:bidi="hi_IN"/>
         </w:rPr>
+        <w:t>ἵνα</w:t>
+      </w:r>
+    </w:p>
+    <w:p>
+      <w:pPr/>
+      <w:r>
+        <w:rPr>
+          <w:lang w:val="hi_IN" w:bidi="hi_IN"/>
+        </w:rPr>
+      </w:r>
+      <w:r>
+        <w:rPr>
+          <w:b/>
+          <w:lang w:val="hi_IN" w:bidi="hi_IN"/>
+        </w:rPr>
         <w:t>"कि"</w:t>
       </w:r>
     </w:p>
@@ -32879,6 +37574,21 @@
           <w:b/>
           <w:lang w:val="hi_IN" w:bidi="hi_IN"/>
         </w:rPr>
+        <w:t>αὐτὴν ἁγιάσῃ, καθαρίσας</w:t>
+      </w:r>
+    </w:p>
+    <w:p>
+      <w:pPr/>
+      <w:r>
+        <w:rPr>
+          <w:lang w:val="hi_IN" w:bidi="hi_IN"/>
+        </w:rPr>
+      </w:r>
+      <w:r>
+        <w:rPr>
+          <w:b/>
+          <w:lang w:val="hi_IN" w:bidi="hi_IN"/>
+        </w:rPr>
         <w:t>"उसको"</w:t>
       </w:r>
       <w:r>
@@ -32975,6 +37685,21 @@
           <w:b/>
           <w:lang w:val="hi_IN" w:bidi="hi_IN"/>
         </w:rPr>
+        <w:t>καθαρίσας τῷ λουτρῷ τοῦ ὕδατος ἐν ῥήματι</w:t>
+      </w:r>
+    </w:p>
+    <w:p>
+      <w:pPr/>
+      <w:r>
+        <w:rPr>
+          <w:lang w:val="hi_IN" w:bidi="hi_IN"/>
+        </w:rPr>
+      </w:r>
+      <w:r>
+        <w:rPr>
+          <w:b/>
+          <w:lang w:val="hi_IN" w:bidi="hi_IN"/>
+        </w:rPr>
         <w:t>"वचन के द्वारा जल के स्नान से शुद्ध करके"</w:t>
       </w:r>
     </w:p>
@@ -33058,6 +37783,21 @@
           <w:b/>
           <w:lang w:val="hi_IN" w:bidi="hi_IN"/>
         </w:rPr>
+        <w:t>ἵνα</w:t>
+      </w:r>
+    </w:p>
+    <w:p>
+      <w:pPr/>
+      <w:r>
+        <w:rPr>
+          <w:lang w:val="hi_IN" w:bidi="hi_IN"/>
+        </w:rPr>
+      </w:r>
+      <w:r>
+        <w:rPr>
+          <w:b/>
+          <w:lang w:val="hi_IN" w:bidi="hi_IN"/>
+        </w:rPr>
         <w:t>"और"</w:t>
       </w:r>
     </w:p>
@@ -33154,6 +37894,21 @@
           <w:b/>
           <w:lang w:val="hi_IN" w:bidi="hi_IN"/>
         </w:rPr>
+        <w:t>μὴ ἔχουσαν σπίλον, ἢ ῥυτίδα</w:t>
+      </w:r>
+    </w:p>
+    <w:p>
+      <w:pPr/>
+      <w:r>
+        <w:rPr>
+          <w:lang w:val="hi_IN" w:bidi="hi_IN"/>
+        </w:rPr>
+      </w:r>
+      <w:r>
+        <w:rPr>
+          <w:b/>
+          <w:lang w:val="hi_IN" w:bidi="hi_IN"/>
+        </w:rPr>
         <w:t>"जिसमें न कलंक, न झुर्री"</w:t>
       </w:r>
     </w:p>
@@ -33340,6 +38095,21 @@
           <w:b/>
           <w:lang w:val="hi_IN" w:bidi="hi_IN"/>
         </w:rPr>
+        <w:t>ἀλλ’</w:t>
+      </w:r>
+    </w:p>
+    <w:p>
+      <w:pPr/>
+      <w:r>
+        <w:rPr>
+          <w:lang w:val="hi_IN" w:bidi="hi_IN"/>
+        </w:rPr>
+      </w:r>
+      <w:r>
+        <w:rPr>
+          <w:b/>
+          <w:lang w:val="hi_IN" w:bidi="hi_IN"/>
+        </w:rPr>
         <w:t>"वरन्"</w:t>
       </w:r>
     </w:p>
@@ -33436,6 +38206,21 @@
           <w:b/>
           <w:lang w:val="hi_IN" w:bidi="hi_IN"/>
         </w:rPr>
+        <w:t>ἵνα</w:t>
+      </w:r>
+    </w:p>
+    <w:p>
+      <w:pPr/>
+      <w:r>
+        <w:rPr>
+          <w:lang w:val="hi_IN" w:bidi="hi_IN"/>
+        </w:rPr>
+      </w:r>
+      <w:r>
+        <w:rPr>
+          <w:b/>
+          <w:lang w:val="hi_IN" w:bidi="hi_IN"/>
+        </w:rPr>
         <w:t>""</w:t>
       </w:r>
     </w:p>
@@ -33532,6 +38317,21 @@
           <w:b/>
           <w:lang w:val="hi_IN" w:bidi="hi_IN"/>
         </w:rPr>
+        <w:t>ἁγία καὶ ἄμωμος</w:t>
+      </w:r>
+    </w:p>
+    <w:p>
+      <w:pPr/>
+      <w:r>
+        <w:rPr>
+          <w:lang w:val="hi_IN" w:bidi="hi_IN"/>
+        </w:rPr>
+      </w:r>
+      <w:r>
+        <w:rPr>
+          <w:b/>
+          <w:lang w:val="hi_IN" w:bidi="hi_IN"/>
+        </w:rPr>
         <w:t>"पवित्र और निर्दोष हो"</w:t>
       </w:r>
     </w:p>
@@ -33635,6 +38435,21 @@
           <w:b/>
           <w:lang w:val="hi_IN" w:bidi="hi_IN"/>
         </w:rPr>
+        <w:t>ὡς τὰ ἑαυτῶν σώματα</w:t>
+      </w:r>
+    </w:p>
+    <w:p>
+      <w:pPr/>
+      <w:r>
+        <w:rPr>
+          <w:lang w:val="hi_IN" w:bidi="hi_IN"/>
+        </w:rPr>
+      </w:r>
+      <w:r>
+        <w:rPr>
+          <w:b/>
+          <w:lang w:val="hi_IN" w:bidi="hi_IN"/>
+        </w:rPr>
         <w:t>"देह के समान"</w:t>
       </w:r>
       <w:r>
@@ -33744,6 +38559,21 @@
           <w:b/>
           <w:lang w:val="hi_IN" w:bidi="hi_IN"/>
         </w:rPr>
+        <w:t>ἀλλὰ ἐκτρέφει</w:t>
+      </w:r>
+    </w:p>
+    <w:p>
+      <w:pPr/>
+      <w:r>
+        <w:rPr>
+          <w:lang w:val="hi_IN" w:bidi="hi_IN"/>
+        </w:rPr>
+      </w:r>
+      <w:r>
+        <w:rPr>
+          <w:b/>
+          <w:lang w:val="hi_IN" w:bidi="hi_IN"/>
+        </w:rPr>
         <w:t>"क्योंकि"</w:t>
       </w:r>
       <w:r>
@@ -33833,6 +38663,21 @@
           <w:b/>
           <w:lang w:val="hi_IN" w:bidi="hi_IN"/>
         </w:rPr>
+        <w:t>ἀλλὰ</w:t>
+      </w:r>
+    </w:p>
+    <w:p>
+      <w:pPr/>
+      <w:r>
+        <w:rPr>
+          <w:lang w:val="hi_IN" w:bidi="hi_IN"/>
+        </w:rPr>
+      </w:r>
+      <w:r>
+        <w:rPr>
+          <w:b/>
+          <w:lang w:val="hi_IN" w:bidi="hi_IN"/>
+        </w:rPr>
         <w:t>"क्योंकि"</w:t>
       </w:r>
       <w:r>
@@ -33942,6 +38787,21 @@
           <w:b/>
           <w:lang w:val="hi_IN" w:bidi="hi_IN"/>
         </w:rPr>
+        <w:t>ὅτι</w:t>
+      </w:r>
+    </w:p>
+    <w:p>
+      <w:pPr/>
+      <w:r>
+        <w:rPr>
+          <w:lang w:val="hi_IN" w:bidi="hi_IN"/>
+        </w:rPr>
+      </w:r>
+      <w:r>
+        <w:rPr>
+          <w:b/>
+          <w:lang w:val="hi_IN" w:bidi="hi_IN"/>
+        </w:rPr>
         <w:t>"इसलिए कि"</w:t>
       </w:r>
     </w:p>
@@ -34038,6 +38898,21 @@
           <w:b/>
           <w:lang w:val="hi_IN" w:bidi="hi_IN"/>
         </w:rPr>
+        <w:t>μέλη ἐσμὲν τοῦ σώματος αὐτοῦ</w:t>
+      </w:r>
+    </w:p>
+    <w:p>
+      <w:pPr/>
+      <w:r>
+        <w:rPr>
+          <w:lang w:val="hi_IN" w:bidi="hi_IN"/>
+        </w:rPr>
+      </w:r>
+      <w:r>
+        <w:rPr>
+          <w:b/>
+          <w:lang w:val="hi_IN" w:bidi="hi_IN"/>
+        </w:rPr>
         <w:t>"हम उसकी देह के अंग हैं"</w:t>
       </w:r>
     </w:p>
@@ -34273,6 +39148,21 @@
           <w:b/>
           <w:lang w:val="hi_IN" w:bidi="hi_IN"/>
         </w:rPr>
+        <w:t>ἀντὶ τούτου</w:t>
+      </w:r>
+    </w:p>
+    <w:p>
+      <w:pPr/>
+      <w:r>
+        <w:rPr>
+          <w:lang w:val="hi_IN" w:bidi="hi_IN"/>
+        </w:rPr>
+      </w:r>
+      <w:r>
+        <w:rPr>
+          <w:b/>
+          <w:lang w:val="hi_IN" w:bidi="hi_IN"/>
+        </w:rPr>
         <w:t>"इस कारण"</w:t>
       </w:r>
     </w:p>
@@ -34495,6 +39385,21 @@
           <w:b/>
           <w:lang w:val="hi_IN" w:bidi="hi_IN"/>
         </w:rPr>
+        <w:t>γάρ</w:t>
+      </w:r>
+    </w:p>
+    <w:p>
+      <w:pPr/>
+      <w:r>
+        <w:rPr>
+          <w:lang w:val="hi_IN" w:bidi="hi_IN"/>
+        </w:rPr>
+      </w:r>
+      <w:r>
+        <w:rPr>
+          <w:b/>
+          <w:lang w:val="hi_IN" w:bidi="hi_IN"/>
+        </w:rPr>
         <w:t>"क्योंकि"</w:t>
       </w:r>
     </w:p>
@@ -34700,6 +39605,21 @@
           <w:b/>
           <w:lang w:val="hi_IN" w:bidi="hi_IN"/>
         </w:rPr>
+        <w:t>ἵνα</w:t>
+      </w:r>
+    </w:p>
+    <w:p>
+      <w:pPr/>
+      <w:r>
+        <w:rPr>
+          <w:lang w:val="hi_IN" w:bidi="hi_IN"/>
+        </w:rPr>
+      </w:r>
+      <w:r>
+        <w:rPr>
+          <w:b/>
+          <w:lang w:val="hi_IN" w:bidi="hi_IN"/>
+        </w:rPr>
         <w:t>"कि"</w:t>
       </w:r>
     </w:p>
@@ -34796,6 +39716,21 @@
           <w:b/>
           <w:lang w:val="hi_IN" w:bidi="hi_IN"/>
         </w:rPr>
+        <w:t>μὴ παροργίζετε τὰ τέκνα ὑμῶν</w:t>
+      </w:r>
+    </w:p>
+    <w:p>
+      <w:pPr/>
+      <w:r>
+        <w:rPr>
+          <w:lang w:val="hi_IN" w:bidi="hi_IN"/>
+        </w:rPr>
+      </w:r>
+      <w:r>
+        <w:rPr>
+          <w:b/>
+          <w:lang w:val="hi_IN" w:bidi="hi_IN"/>
+        </w:rPr>
         <w:t>"अपने बच्चों को रिस न दिलाओ"</w:t>
       </w:r>
     </w:p>
@@ -34859,6 +39794,21 @@
           <w:b/>
           <w:lang w:val="hi_IN" w:bidi="hi_IN"/>
         </w:rPr>
+        <w:t>ἀλλὰ</w:t>
+      </w:r>
+    </w:p>
+    <w:p>
+      <w:pPr/>
+      <w:r>
+        <w:rPr>
+          <w:lang w:val="hi_IN" w:bidi="hi_IN"/>
+        </w:rPr>
+      </w:r>
+      <w:r>
+        <w:rPr>
+          <w:b/>
+          <w:lang w:val="hi_IN" w:bidi="hi_IN"/>
+        </w:rPr>
         <w:t>"परन्तु"</w:t>
       </w:r>
     </w:p>
@@ -34955,6 +39905,21 @@
           <w:b/>
           <w:lang w:val="hi_IN" w:bidi="hi_IN"/>
         </w:rPr>
+        <w:t>ἐκτρέφετε αὐτὰ ἐν παιδείᾳ καὶ νουθεσίᾳ Κυρίου</w:t>
+      </w:r>
+    </w:p>
+    <w:p>
+      <w:pPr/>
+      <w:r>
+        <w:rPr>
+          <w:lang w:val="hi_IN" w:bidi="hi_IN"/>
+        </w:rPr>
+      </w:r>
+      <w:r>
+        <w:rPr>
+          <w:b/>
+          <w:lang w:val="hi_IN" w:bidi="hi_IN"/>
+        </w:rPr>
         <w:t>"प्रभु की शिक्षा, और चेतावनी देते हुए, उनका करो"</w:t>
       </w:r>
     </w:p>
@@ -35064,6 +40029,21 @@
           <w:b/>
           <w:lang w:val="hi_IN" w:bidi="hi_IN"/>
         </w:rPr>
+        <w:t>φόβου καὶ τρόμου</w:t>
+      </w:r>
+    </w:p>
+    <w:p>
+      <w:pPr/>
+      <w:r>
+        <w:rPr>
+          <w:lang w:val="hi_IN" w:bidi="hi_IN"/>
+        </w:rPr>
+      </w:r>
+      <w:r>
+        <w:rPr>
+          <w:b/>
+          <w:lang w:val="hi_IN" w:bidi="hi_IN"/>
+        </w:rPr>
         <w:t>"डरते, और काँपते"</w:t>
       </w:r>
     </w:p>
@@ -35160,6 +40140,21 @@
           <w:b/>
           <w:lang w:val="hi_IN" w:bidi="hi_IN"/>
         </w:rPr>
+        <w:t>καὶ τρόμου</w:t>
+      </w:r>
+    </w:p>
+    <w:p>
+      <w:pPr/>
+      <w:r>
+        <w:rPr>
+          <w:lang w:val="hi_IN" w:bidi="hi_IN"/>
+        </w:rPr>
+      </w:r>
+      <w:r>
+        <w:rPr>
+          <w:b/>
+          <w:lang w:val="hi_IN" w:bidi="hi_IN"/>
+        </w:rPr>
         <w:t>"और काँपते"</w:t>
       </w:r>
     </w:p>
@@ -35256,6 +40251,21 @@
           <w:b/>
           <w:lang w:val="hi_IN" w:bidi="hi_IN"/>
         </w:rPr>
+        <w:t>ἐν ἁπλότητι τῆς καρδίας ὑμῶν</w:t>
+      </w:r>
+    </w:p>
+    <w:p>
+      <w:pPr/>
+      <w:r>
+        <w:rPr>
+          <w:lang w:val="hi_IN" w:bidi="hi_IN"/>
+        </w:rPr>
+      </w:r>
+      <w:r>
+        <w:rPr>
+          <w:b/>
+          <w:lang w:val="hi_IN" w:bidi="hi_IN"/>
+        </w:rPr>
         <w:t>"तुम्हारे"</w:t>
       </w:r>
       <w:r>
@@ -35378,6 +40388,21 @@
           <w:b/>
           <w:lang w:val="hi_IN" w:bidi="hi_IN"/>
         </w:rPr>
+        <w:t>ἐν ἁπλότητι</w:t>
+      </w:r>
+    </w:p>
+    <w:p>
+      <w:pPr/>
+      <w:r>
+        <w:rPr>
+          <w:lang w:val="hi_IN" w:bidi="hi_IN"/>
+        </w:rPr>
+      </w:r>
+      <w:r>
+        <w:rPr>
+          <w:b/>
+          <w:lang w:val="hi_IN" w:bidi="hi_IN"/>
+        </w:rPr>
         <w:t>"सिधाई से"</w:t>
       </w:r>
       <w:r>
@@ -35481,6 +40506,21 @@
           <w:b/>
           <w:lang w:val="hi_IN" w:bidi="hi_IN"/>
         </w:rPr>
+        <w:t>ὡς τῷ Χριστῷ</w:t>
+      </w:r>
+    </w:p>
+    <w:p>
+      <w:pPr/>
+      <w:r>
+        <w:rPr>
+          <w:lang w:val="hi_IN" w:bidi="hi_IN"/>
+        </w:rPr>
+      </w:r>
+      <w:r>
+        <w:rPr>
+          <w:b/>
+          <w:lang w:val="hi_IN" w:bidi="hi_IN"/>
+        </w:rPr>
         <w:t>"जैसे मसीह की, वैसे ही"</w:t>
       </w:r>
     </w:p>
@@ -35564,6 +40604,21 @@
           <w:b/>
           <w:lang w:val="hi_IN" w:bidi="hi_IN"/>
         </w:rPr>
+        <w:t>ἀλλ’</w:t>
+      </w:r>
+    </w:p>
+    <w:p>
+      <w:pPr/>
+      <w:r>
+        <w:rPr>
+          <w:lang w:val="hi_IN" w:bidi="hi_IN"/>
+        </w:rPr>
+      </w:r>
+      <w:r>
+        <w:rPr>
+          <w:b/>
+          <w:lang w:val="hi_IN" w:bidi="hi_IN"/>
+        </w:rPr>
         <w:t>"पर"</w:t>
       </w:r>
     </w:p>
@@ -35660,6 +40715,21 @@
           <w:b/>
           <w:lang w:val="hi_IN" w:bidi="hi_IN"/>
         </w:rPr>
+        <w:t>ὡς δοῦλοι Χριστοῦ</w:t>
+      </w:r>
+    </w:p>
+    <w:p>
+      <w:pPr/>
+      <w:r>
+        <w:rPr>
+          <w:lang w:val="hi_IN" w:bidi="hi_IN"/>
+        </w:rPr>
+      </w:r>
+      <w:r>
+        <w:rPr>
+          <w:b/>
+          <w:lang w:val="hi_IN" w:bidi="hi_IN"/>
+        </w:rPr>
         <w:t>"मसीह के दासों के समान"</w:t>
       </w:r>
     </w:p>
@@ -35723,6 +40793,21 @@
           <w:b/>
           <w:lang w:val="hi_IN" w:bidi="hi_IN"/>
         </w:rPr>
+        <w:t>ἐκ ψυχῆς</w:t>
+      </w:r>
+    </w:p>
+    <w:p>
+      <w:pPr/>
+      <w:r>
+        <w:rPr>
+          <w:lang w:val="hi_IN" w:bidi="hi_IN"/>
+        </w:rPr>
+      </w:r>
+      <w:r>
+        <w:rPr>
+          <w:b/>
+          <w:lang w:val="hi_IN" w:bidi="hi_IN"/>
+        </w:rPr>
         <w:t>"मन से"</w:t>
       </w:r>
     </w:p>
@@ -35805,6 +40890,21 @@
         <w:rPr>
           <w:lang w:val="hi_IN" w:bidi="hi_IN"/>
         </w:rPr>
+      </w:r>
+    </w:p>
+    <w:p>
+      <w:pPr/>
+      <w:r>
+        <w:rPr>
+          <w:lang w:val="hi_IN" w:bidi="hi_IN"/>
+        </w:rPr>
+      </w:r>
+      <w:r>
+        <w:rPr>
+          <w:b/>
+          <w:lang w:val="hi_IN" w:bidi="hi_IN"/>
+        </w:rPr>
+        <w:t>τὰ αὐτὰ ποιεῖτε πρὸς αὐτούς</w:t>
       </w:r>
     </w:p>
     <w:p>
@@ -35933,6 +41033,21 @@
           <w:b/>
           <w:lang w:val="hi_IN" w:bidi="hi_IN"/>
         </w:rPr>
+        <w:t>εἰδότες ὅτι καὶ αὐτῶν καὶ ὑμῶν ὁ Κύριός ἐστιν ἐν οὐρανοῖς</w:t>
+      </w:r>
+    </w:p>
+    <w:p>
+      <w:pPr/>
+      <w:r>
+        <w:rPr>
+          <w:lang w:val="hi_IN" w:bidi="hi_IN"/>
+        </w:rPr>
+      </w:r>
+      <w:r>
+        <w:rPr>
+          <w:b/>
+          <w:lang w:val="hi_IN" w:bidi="hi_IN"/>
+        </w:rPr>
         <w:t>"हे स्वामियों,"</w:t>
       </w:r>
       <w:r>
@@ -35995,6 +41110,21 @@
         <w:rPr>
           <w:lang w:val="hi_IN" w:bidi="hi_IN"/>
         </w:rPr>
+      </w:r>
+    </w:p>
+    <w:p>
+      <w:pPr/>
+      <w:r>
+        <w:rPr>
+          <w:lang w:val="hi_IN" w:bidi="hi_IN"/>
+        </w:rPr>
+      </w:r>
+      <w:r>
+        <w:rPr>
+          <w:b/>
+          <w:lang w:val="hi_IN" w:bidi="hi_IN"/>
+        </w:rPr>
+        <w:t>προσωπολημψία οὐκ ἔστιν παρ’ αὐτῷ</w:t>
       </w:r>
     </w:p>
     <w:p>
@@ -36262,6 +41392,21 @@
           <w:b/>
           <w:lang w:val="hi_IN" w:bidi="hi_IN"/>
         </w:rPr>
+        <w:t>ἐνδύσασθε τὴν πανοπλίαν τοῦ Θεοῦ, πρὸς τὸ δύνασθαι ὑμᾶς στῆναι πρὸς τὰς μεθοδίας τοῦ διαβόλου</w:t>
+      </w:r>
+    </w:p>
+    <w:p>
+      <w:pPr/>
+      <w:r>
+        <w:rPr>
+          <w:lang w:val="hi_IN" w:bidi="hi_IN"/>
+        </w:rPr>
+      </w:r>
+      <w:r>
+        <w:rPr>
+          <w:b/>
+          <w:lang w:val="hi_IN" w:bidi="hi_IN"/>
+        </w:rPr>
         <w:t>"परमेश्वर के सारे हथियार बाँध लो कि तुम शैतान की युक्तियों के सामने खड़े रह सको"</w:t>
       </w:r>
     </w:p>
@@ -36345,6 +41490,21 @@
           <w:b/>
           <w:lang w:val="hi_IN" w:bidi="hi_IN"/>
         </w:rPr>
+        <w:t>τὰς μεθοδίας</w:t>
+      </w:r>
+    </w:p>
+    <w:p>
+      <w:pPr/>
+      <w:r>
+        <w:rPr>
+          <w:lang w:val="hi_IN" w:bidi="hi_IN"/>
+        </w:rPr>
+      </w:r>
+      <w:r>
+        <w:rPr>
+          <w:b/>
+          <w:lang w:val="hi_IN" w:bidi="hi_IN"/>
+        </w:rPr>
         <w:t>"युक्तियों के"</w:t>
       </w:r>
     </w:p>
@@ -36408,6 +41568,21 @@
           <w:b/>
           <w:lang w:val="hi_IN" w:bidi="hi_IN"/>
         </w:rPr>
+        <w:t>ὅτι</w:t>
+      </w:r>
+    </w:p>
+    <w:p>
+      <w:pPr/>
+      <w:r>
+        <w:rPr>
+          <w:lang w:val="hi_IN" w:bidi="hi_IN"/>
+        </w:rPr>
+      </w:r>
+      <w:r>
+        <w:rPr>
+          <w:b/>
+          <w:lang w:val="hi_IN" w:bidi="hi_IN"/>
+        </w:rPr>
         <w:t>"क्योंकि"</w:t>
       </w:r>
     </w:p>
@@ -36504,6 +41679,21 @@
           <w:b/>
           <w:lang w:val="hi_IN" w:bidi="hi_IN"/>
         </w:rPr>
+        <w:t>αἷμα καὶ σάρκα</w:t>
+      </w:r>
+    </w:p>
+    <w:p>
+      <w:pPr/>
+      <w:r>
+        <w:rPr>
+          <w:lang w:val="hi_IN" w:bidi="hi_IN"/>
+        </w:rPr>
+      </w:r>
+      <w:r>
+        <w:rPr>
+          <w:b/>
+          <w:lang w:val="hi_IN" w:bidi="hi_IN"/>
+        </w:rPr>
         <w:t>"लहू और माँस से"</w:t>
       </w:r>
     </w:p>
@@ -36587,6 +41777,21 @@
           <w:b/>
           <w:lang w:val="hi_IN" w:bidi="hi_IN"/>
         </w:rPr>
+        <w:t>ἀλλὰ</w:t>
+      </w:r>
+    </w:p>
+    <w:p>
+      <w:pPr/>
+      <w:r>
+        <w:rPr>
+          <w:lang w:val="hi_IN" w:bidi="hi_IN"/>
+        </w:rPr>
+      </w:r>
+      <w:r>
+        <w:rPr>
+          <w:b/>
+          <w:lang w:val="hi_IN" w:bidi="hi_IN"/>
+        </w:rPr>
         <w:t>"परन्तु"</w:t>
       </w:r>
     </w:p>
@@ -36779,6 +41984,21 @@
           <w:b/>
           <w:lang w:val="hi_IN" w:bidi="hi_IN"/>
         </w:rPr>
+        <w:t>τοῦ σκότους τούτου</w:t>
+      </w:r>
+    </w:p>
+    <w:p>
+      <w:pPr/>
+      <w:r>
+        <w:rPr>
+          <w:lang w:val="hi_IN" w:bidi="hi_IN"/>
+        </w:rPr>
+      </w:r>
+      <w:r>
+        <w:rPr>
+          <w:b/>
+          <w:lang w:val="hi_IN" w:bidi="hi_IN"/>
+        </w:rPr>
         <w:t>"और इस संसार"</w:t>
       </w:r>
       <w:r>
@@ -36888,6 +42108,21 @@
           <w:b/>
           <w:lang w:val="hi_IN" w:bidi="hi_IN"/>
         </w:rPr>
+        <w:t>διὰ τοῦτο, ἀναλάβετε τὴν πανοπλίαν τοῦ Θεοῦ</w:t>
+      </w:r>
+    </w:p>
+    <w:p>
+      <w:pPr/>
+      <w:r>
+        <w:rPr>
+          <w:lang w:val="hi_IN" w:bidi="hi_IN"/>
+        </w:rPr>
+      </w:r>
+      <w:r>
+        <w:rPr>
+          <w:b/>
+          <w:lang w:val="hi_IN" w:bidi="hi_IN"/>
+        </w:rPr>
         <w:t>"इसलिए परमेश्वर के सारे हथियार बाँध लो"</w:t>
       </w:r>
     </w:p>
@@ -36971,6 +42206,21 @@
           <w:b/>
           <w:lang w:val="hi_IN" w:bidi="hi_IN"/>
         </w:rPr>
+        <w:t>διὰ τοῦτο</w:t>
+      </w:r>
+    </w:p>
+    <w:p>
+      <w:pPr/>
+      <w:r>
+        <w:rPr>
+          <w:lang w:val="hi_IN" w:bidi="hi_IN"/>
+        </w:rPr>
+      </w:r>
+      <w:r>
+        <w:rPr>
+          <w:b/>
+          <w:lang w:val="hi_IN" w:bidi="hi_IN"/>
+        </w:rPr>
         <w:t>"इसलिए"</w:t>
       </w:r>
     </w:p>
@@ -37067,6 +42317,21 @@
           <w:b/>
           <w:lang w:val="hi_IN" w:bidi="hi_IN"/>
         </w:rPr>
+        <w:t>ἵνα δυνηθῆτε ἀντιστῆναι ἐν τῇ ἡμέρᾳ τῇ πονηρᾷ</w:t>
+      </w:r>
+    </w:p>
+    <w:p>
+      <w:pPr/>
+      <w:r>
+        <w:rPr>
+          <w:lang w:val="hi_IN" w:bidi="hi_IN"/>
+        </w:rPr>
+      </w:r>
+      <w:r>
+        <w:rPr>
+          <w:b/>
+          <w:lang w:val="hi_IN" w:bidi="hi_IN"/>
+        </w:rPr>
         <w:t>"कि तुम बुरे दिन में सामना कर सको"</w:t>
       </w:r>
     </w:p>
@@ -37163,6 +42428,21 @@
           <w:b/>
           <w:lang w:val="hi_IN" w:bidi="hi_IN"/>
         </w:rPr>
+        <w:t>ἵνα δυνηθῆτε ἀντιστῆναι</w:t>
+      </w:r>
+    </w:p>
+    <w:p>
+      <w:pPr/>
+      <w:r>
+        <w:rPr>
+          <w:lang w:val="hi_IN" w:bidi="hi_IN"/>
+        </w:rPr>
+      </w:r>
+      <w:r>
+        <w:rPr>
+          <w:b/>
+          <w:lang w:val="hi_IN" w:bidi="hi_IN"/>
+        </w:rPr>
         <w:t>"कि तुम"</w:t>
       </w:r>
       <w:r>
@@ -37259,6 +42539,21 @@
           <w:b/>
           <w:lang w:val="hi_IN" w:bidi="hi_IN"/>
         </w:rPr>
+        <w:t>ἵνα</w:t>
+      </w:r>
+    </w:p>
+    <w:p>
+      <w:pPr/>
+      <w:r>
+        <w:rPr>
+          <w:lang w:val="hi_IN" w:bidi="hi_IN"/>
+        </w:rPr>
+      </w:r>
+      <w:r>
+        <w:rPr>
+          <w:b/>
+          <w:lang w:val="hi_IN" w:bidi="hi_IN"/>
+        </w:rPr>
         <w:t>"कि"</w:t>
       </w:r>
     </w:p>
@@ -37341,6 +42636,21 @@
         <w:rPr>
           <w:lang w:val="hi_IN" w:bidi="hi_IN"/>
         </w:rPr>
+      </w:r>
+    </w:p>
+    <w:p>
+      <w:pPr/>
+      <w:r>
+        <w:rPr>
+          <w:lang w:val="hi_IN" w:bidi="hi_IN"/>
+        </w:rPr>
+      </w:r>
+      <w:r>
+        <w:rPr>
+          <w:b/>
+          <w:lang w:val="hi_IN" w:bidi="hi_IN"/>
+        </w:rPr>
+        <w:t>στῆτε οὖν</w:t>
       </w:r>
     </w:p>
     <w:p>
@@ -37508,6 +42818,21 @@
           <w:b/>
           <w:lang w:val="hi_IN" w:bidi="hi_IN"/>
         </w:rPr>
+        <w:t>οὖν</w:t>
+      </w:r>
+    </w:p>
+    <w:p>
+      <w:pPr/>
+      <w:r>
+        <w:rPr>
+          <w:lang w:val="hi_IN" w:bidi="hi_IN"/>
+        </w:rPr>
+      </w:r>
+      <w:r>
+        <w:rPr>
+          <w:b/>
+          <w:lang w:val="hi_IN" w:bidi="hi_IN"/>
+        </w:rPr>
         <w:t>"इसलिए"</w:t>
       </w:r>
       <w:r>
@@ -37713,6 +43038,21 @@
           <w:b/>
           <w:lang w:val="hi_IN" w:bidi="hi_IN"/>
         </w:rPr>
+        <w:t>ἀληθείᾳ</w:t>
+      </w:r>
+    </w:p>
+    <w:p>
+      <w:pPr/>
+      <w:r>
+        <w:rPr>
+          <w:lang w:val="hi_IN" w:bidi="hi_IN"/>
+        </w:rPr>
+      </w:r>
+      <w:r>
+        <w:rPr>
+          <w:b/>
+          <w:lang w:val="hi_IN" w:bidi="hi_IN"/>
+        </w:rPr>
         <w:t>"सत्य से"</w:t>
       </w:r>
     </w:p>
@@ -37803,6 +43143,21 @@
           <w:b/>
           <w:lang w:val="hi_IN" w:bidi="hi_IN"/>
         </w:rPr>
+        <w:t>ἐνδυσάμενοι τὸν θώρακα τῆς δικαιοσύνης</w:t>
+      </w:r>
+    </w:p>
+    <w:p>
+      <w:pPr/>
+      <w:r>
+        <w:rPr>
+          <w:lang w:val="hi_IN" w:bidi="hi_IN"/>
+        </w:rPr>
+      </w:r>
+      <w:r>
+        <w:rPr>
+          <w:b/>
+          <w:lang w:val="hi_IN" w:bidi="hi_IN"/>
+        </w:rPr>
         <w:t>"इसलिए"</w:t>
       </w:r>
       <w:r>
@@ -37899,6 +43254,21 @@
           <w:b/>
           <w:lang w:val="hi_IN" w:bidi="hi_IN"/>
         </w:rPr>
+        <w:t>δικαιοσύνης</w:t>
+      </w:r>
+    </w:p>
+    <w:p>
+      <w:pPr/>
+      <w:r>
+        <w:rPr>
+          <w:lang w:val="hi_IN" w:bidi="hi_IN"/>
+        </w:rPr>
+      </w:r>
+      <w:r>
+        <w:rPr>
+          <w:b/>
+          <w:lang w:val="hi_IN" w:bidi="hi_IN"/>
+        </w:rPr>
         <w:t>"धार्मिकता की"</w:t>
       </w:r>
     </w:p>
@@ -37989,6 +43359,21 @@
           <w:b/>
           <w:lang w:val="hi_IN" w:bidi="hi_IN"/>
         </w:rPr>
+        <w:t>ὑποδησάμενοι τοὺς πόδας ἐν ἑτοιμασίᾳ τοῦ εὐαγγελίου τῆς εἰρήνης</w:t>
+      </w:r>
+    </w:p>
+    <w:p>
+      <w:pPr/>
+      <w:r>
+        <w:rPr>
+          <w:lang w:val="hi_IN" w:bidi="hi_IN"/>
+        </w:rPr>
+      </w:r>
+      <w:r>
+        <w:rPr>
+          <w:b/>
+          <w:lang w:val="hi_IN" w:bidi="hi_IN"/>
+        </w:rPr>
         <w:t>"पाँवों में मेल के सुसमाचार की तैयारी के जूते पहनकर"</w:t>
       </w:r>
     </w:p>
@@ -38072,6 +43457,21 @@
           <w:b/>
           <w:lang w:val="hi_IN" w:bidi="hi_IN"/>
         </w:rPr>
+        <w:t>εἰρήνης</w:t>
+      </w:r>
+    </w:p>
+    <w:p>
+      <w:pPr/>
+      <w:r>
+        <w:rPr>
+          <w:lang w:val="hi_IN" w:bidi="hi_IN"/>
+        </w:rPr>
+      </w:r>
+      <w:r>
+        <w:rPr>
+          <w:b/>
+          <w:lang w:val="hi_IN" w:bidi="hi_IN"/>
+        </w:rPr>
         <w:t>"मेल के"</w:t>
       </w:r>
     </w:p>
@@ -38162,6 +43562,21 @@
           <w:b/>
           <w:lang w:val="hi_IN" w:bidi="hi_IN"/>
         </w:rPr>
+        <w:t>ἐν πᾶσιν ἀναλαβόντες τὸν θυρεὸν τῆς πίστεως</w:t>
+      </w:r>
+    </w:p>
+    <w:p>
+      <w:pPr/>
+      <w:r>
+        <w:rPr>
+          <w:lang w:val="hi_IN" w:bidi="hi_IN"/>
+        </w:rPr>
+      </w:r>
+      <w:r>
+        <w:rPr>
+          <w:b/>
+          <w:lang w:val="hi_IN" w:bidi="hi_IN"/>
+        </w:rPr>
         <w:t>"और उन सब के साथ विश्वास की ढाल लेकर"</w:t>
       </w:r>
     </w:p>
@@ -38245,6 +43660,21 @@
           <w:b/>
           <w:lang w:val="hi_IN" w:bidi="hi_IN"/>
         </w:rPr>
+        <w:t>τῆς πίστεως</w:t>
+      </w:r>
+    </w:p>
+    <w:p>
+      <w:pPr/>
+      <w:r>
+        <w:rPr>
+          <w:lang w:val="hi_IN" w:bidi="hi_IN"/>
+        </w:rPr>
+      </w:r>
+      <w:r>
+        <w:rPr>
+          <w:b/>
+          <w:lang w:val="hi_IN" w:bidi="hi_IN"/>
+        </w:rPr>
         <w:t>"विश्वास की"</w:t>
       </w:r>
     </w:p>
@@ -38335,6 +43765,21 @@
           <w:b/>
           <w:lang w:val="hi_IN" w:bidi="hi_IN"/>
         </w:rPr>
+        <w:t>τὰ βέλη τοῦ πονηροῦ πεπυρωμένα</w:t>
+      </w:r>
+    </w:p>
+    <w:p>
+      <w:pPr/>
+      <w:r>
+        <w:rPr>
+          <w:lang w:val="hi_IN" w:bidi="hi_IN"/>
+        </w:rPr>
+      </w:r>
+      <w:r>
+        <w:rPr>
+          <w:b/>
+          <w:lang w:val="hi_IN" w:bidi="hi_IN"/>
+        </w:rPr>
         <w:t>"दुष्ट के"</w:t>
       </w:r>
       <w:r>
@@ -38431,6 +43876,21 @@
           <w:b/>
           <w:lang w:val="hi_IN" w:bidi="hi_IN"/>
         </w:rPr>
+        <w:t>τὴν περικεφαλαίαν τοῦ σωτηρίου δέξασθε</w:t>
+      </w:r>
+    </w:p>
+    <w:p>
+      <w:pPr/>
+      <w:r>
+        <w:rPr>
+          <w:lang w:val="hi_IN" w:bidi="hi_IN"/>
+        </w:rPr>
+      </w:r>
+      <w:r>
+        <w:rPr>
+          <w:b/>
+          <w:lang w:val="hi_IN" w:bidi="hi_IN"/>
+        </w:rPr>
         <w:t>"उद्धार का टोप,"</w:t>
       </w:r>
       <w:r>
@@ -38540,6 +44000,21 @@
           <w:b/>
           <w:lang w:val="hi_IN" w:bidi="hi_IN"/>
         </w:rPr>
+        <w:t>τοῦ σωτηρίου</w:t>
+      </w:r>
+    </w:p>
+    <w:p>
+      <w:pPr/>
+      <w:r>
+        <w:rPr>
+          <w:lang w:val="hi_IN" w:bidi="hi_IN"/>
+        </w:rPr>
+      </w:r>
+      <w:r>
+        <w:rPr>
+          <w:b/>
+          <w:lang w:val="hi_IN" w:bidi="hi_IN"/>
+        </w:rPr>
         <w:t>"उद्धार का"</w:t>
       </w:r>
     </w:p>
@@ -38630,6 +44105,21 @@
           <w:b/>
           <w:lang w:val="hi_IN" w:bidi="hi_IN"/>
         </w:rPr>
+        <w:t>τὴν μάχαιραν τοῦ Πνεύματος, ὅ ἐστιν ῥῆμα Θεοῦ</w:t>
+      </w:r>
+    </w:p>
+    <w:p>
+      <w:pPr/>
+      <w:r>
+        <w:rPr>
+          <w:lang w:val="hi_IN" w:bidi="hi_IN"/>
+        </w:rPr>
+      </w:r>
+      <w:r>
+        <w:rPr>
+          <w:b/>
+          <w:lang w:val="hi_IN" w:bidi="hi_IN"/>
+        </w:rPr>
         <w:t>"आत्मा की तलवार"</w:t>
       </w:r>
       <w:r>
@@ -38726,6 +44216,21 @@
           <w:b/>
           <w:lang w:val="hi_IN" w:bidi="hi_IN"/>
         </w:rPr>
+        <w:t>διὰ πάσης προσευχῆς καὶ δεήσεως, προσευχόμενοι ἐν παντὶ καιρῷ ἐν Πνεύματι</w:t>
+      </w:r>
+    </w:p>
+    <w:p>
+      <w:pPr/>
+      <w:r>
+        <w:rPr>
+          <w:lang w:val="hi_IN" w:bidi="hi_IN"/>
+        </w:rPr>
+      </w:r>
+      <w:r>
+        <w:rPr>
+          <w:b/>
+          <w:lang w:val="hi_IN" w:bidi="hi_IN"/>
+        </w:rPr>
         <w:t>"और हर समय और हर प्रकार से आत्मा में प्रार्थना"</w:t>
       </w:r>
       <w:r>
@@ -38828,6 +44333,21 @@
           <w:b/>
           <w:lang w:val="hi_IN" w:bidi="hi_IN"/>
         </w:rPr>
+        <w:t>εἰς αὐτὸ</w:t>
+      </w:r>
+    </w:p>
+    <w:p>
+      <w:pPr/>
+      <w:r>
+        <w:rPr>
+          <w:lang w:val="hi_IN" w:bidi="hi_IN"/>
+        </w:rPr>
+      </w:r>
+      <w:r>
+        <w:rPr>
+          <w:b/>
+          <w:lang w:val="hi_IN" w:bidi="hi_IN"/>
+        </w:rPr>
         <w:t>"कि"</w:t>
       </w:r>
     </w:p>
@@ -38924,6 +44444,21 @@
           <w:b/>
           <w:lang w:val="hi_IN" w:bidi="hi_IN"/>
         </w:rPr>
+        <w:t>ἀγρυπνοῦντες ἐν πάσῃ προσκαρτερήσει καὶ δεήσει περὶ πάντων τῶν ἁγίων</w:t>
+      </w:r>
+    </w:p>
+    <w:p>
+      <w:pPr/>
+      <w:r>
+        <w:rPr>
+          <w:lang w:val="hi_IN" w:bidi="hi_IN"/>
+        </w:rPr>
+      </w:r>
+      <w:r>
+        <w:rPr>
+          <w:b/>
+          <w:lang w:val="hi_IN" w:bidi="hi_IN"/>
+        </w:rPr>
         <w:t>"और"</w:t>
       </w:r>
       <w:r>
@@ -39122,6 +44657,21 @@
           <w:b/>
           <w:lang w:val="hi_IN" w:bidi="hi_IN"/>
         </w:rPr>
+        <w:t>ἵνα μοι δοθῇ λόγος</w:t>
+      </w:r>
+    </w:p>
+    <w:p>
+      <w:pPr/>
+      <w:r>
+        <w:rPr>
+          <w:lang w:val="hi_IN" w:bidi="hi_IN"/>
+        </w:rPr>
+      </w:r>
+      <w:r>
+        <w:rPr>
+          <w:b/>
+          <w:lang w:val="hi_IN" w:bidi="hi_IN"/>
+        </w:rPr>
         <w:t>"मुझे"</w:t>
       </w:r>
       <w:r>
@@ -39218,6 +44768,21 @@
           <w:b/>
           <w:lang w:val="hi_IN" w:bidi="hi_IN"/>
         </w:rPr>
+        <w:t>ἵνα</w:t>
+      </w:r>
+    </w:p>
+    <w:p>
+      <w:pPr/>
+      <w:r>
+        <w:rPr>
+          <w:lang w:val="hi_IN" w:bidi="hi_IN"/>
+        </w:rPr>
+      </w:r>
+      <w:r>
+        <w:rPr>
+          <w:b/>
+          <w:lang w:val="hi_IN" w:bidi="hi_IN"/>
+        </w:rPr>
         <w:t>"ऐसा"</w:t>
       </w:r>
       <w:r>
@@ -39423,6 +44988,21 @@
           <w:b/>
           <w:lang w:val="hi_IN" w:bidi="hi_IN"/>
         </w:rPr>
+        <w:t>ὑπὲρ οὗ πρεσβεύω ἐν ἁλύσει</w:t>
+      </w:r>
+    </w:p>
+    <w:p>
+      <w:pPr/>
+      <w:r>
+        <w:rPr>
+          <w:lang w:val="hi_IN" w:bidi="hi_IN"/>
+        </w:rPr>
+      </w:r>
+      <w:r>
+        <w:rPr>
+          <w:b/>
+          <w:lang w:val="hi_IN" w:bidi="hi_IN"/>
+        </w:rPr>
         <w:t>"जिसके लिये मैं जंजीर से"</w:t>
       </w:r>
       <w:r>
@@ -39539,6 +45119,21 @@
           <w:b/>
           <w:lang w:val="hi_IN" w:bidi="hi_IN"/>
         </w:rPr>
+        <w:t>ἵνα ἐν αὐτῷ παρρησιάσωμαι, ὡς δεῖ με λαλῆσαι</w:t>
+      </w:r>
+    </w:p>
+    <w:p>
+      <w:pPr/>
+      <w:r>
+        <w:rPr>
+          <w:lang w:val="hi_IN" w:bidi="hi_IN"/>
+        </w:rPr>
+      </w:r>
+      <w:r>
+        <w:rPr>
+          <w:b/>
+          <w:lang w:val="hi_IN" w:bidi="hi_IN"/>
+        </w:rPr>
         <w:t>"जकड़ा हुआ"</w:t>
       </w:r>
       <w:r>
@@ -39661,6 +45256,21 @@
           <w:b/>
           <w:lang w:val="hi_IN" w:bidi="hi_IN"/>
         </w:rPr>
+        <w:t>ἵνα</w:t>
+      </w:r>
+    </w:p>
+    <w:p>
+      <w:pPr/>
+      <w:r>
+        <w:rPr>
+          <w:lang w:val="hi_IN" w:bidi="hi_IN"/>
+        </w:rPr>
+      </w:r>
+      <w:r>
+        <w:rPr>
+          <w:b/>
+          <w:lang w:val="hi_IN" w:bidi="hi_IN"/>
+        </w:rPr>
         <w:t>"जकड़ा हुआ"</w:t>
       </w:r>
     </w:p>
@@ -39757,6 +45367,21 @@
           <w:b/>
           <w:lang w:val="hi_IN" w:bidi="hi_IN"/>
         </w:rPr>
+        <w:t>ἐν αὐτῷ</w:t>
+      </w:r>
+    </w:p>
+    <w:p>
+      <w:pPr/>
+      <w:r>
+        <w:rPr>
+          <w:lang w:val="hi_IN" w:bidi="hi_IN"/>
+        </w:rPr>
+      </w:r>
+      <w:r>
+        <w:rPr>
+          <w:b/>
+          <w:lang w:val="hi_IN" w:bidi="hi_IN"/>
+        </w:rPr>
         <w:t>"उसके विषय"</w:t>
       </w:r>
     </w:p>
@@ -39860,6 +45485,21 @@
           <w:b/>
           <w:lang w:val="hi_IN" w:bidi="hi_IN"/>
         </w:rPr>
+        <w:t>ἵνα</w:t>
+      </w:r>
+    </w:p>
+    <w:p>
+      <w:pPr/>
+      <w:r>
+        <w:rPr>
+          <w:lang w:val="hi_IN" w:bidi="hi_IN"/>
+        </w:rPr>
+      </w:r>
+      <w:r>
+        <w:rPr>
+          <w:b/>
+          <w:lang w:val="hi_IN" w:bidi="hi_IN"/>
+        </w:rPr>
         <w:t>"कि"</w:t>
       </w:r>
     </w:p>
@@ -39956,6 +45596,21 @@
           <w:b/>
           <w:lang w:val="hi_IN" w:bidi="hi_IN"/>
         </w:rPr>
+        <w:t>ἀδελφὸς</w:t>
+      </w:r>
+    </w:p>
+    <w:p>
+      <w:pPr/>
+      <w:r>
+        <w:rPr>
+          <w:lang w:val="hi_IN" w:bidi="hi_IN"/>
+        </w:rPr>
+      </w:r>
+      <w:r>
+        <w:rPr>
+          <w:b/>
+          <w:lang w:val="hi_IN" w:bidi="hi_IN"/>
+        </w:rPr>
         <w:t>"भाई"</w:t>
       </w:r>
     </w:p>
@@ -40039,6 +45694,21 @@
           <w:b/>
           <w:lang w:val="hi_IN" w:bidi="hi_IN"/>
         </w:rPr>
+        <w:t>παρακαλέσῃ τὰς καρδίας ὑμῶν</w:t>
+      </w:r>
+    </w:p>
+    <w:p>
+      <w:pPr/>
+      <w:r>
+        <w:rPr>
+          <w:lang w:val="hi_IN" w:bidi="hi_IN"/>
+        </w:rPr>
+      </w:r>
+      <w:r>
+        <w:rPr>
+          <w:b/>
+          <w:lang w:val="hi_IN" w:bidi="hi_IN"/>
+        </w:rPr>
         <w:t>"वह तुम्हारे मनों को शान्ति दे"</w:t>
       </w:r>
     </w:p>
@@ -40135,6 +45805,21 @@
           <w:b/>
           <w:lang w:val="hi_IN" w:bidi="hi_IN"/>
         </w:rPr>
+        <w:t>ἵνα</w:t>
+      </w:r>
+    </w:p>
+    <w:p>
+      <w:pPr/>
+      <w:r>
+        <w:rPr>
+          <w:lang w:val="hi_IN" w:bidi="hi_IN"/>
+        </w:rPr>
+      </w:r>
+      <w:r>
+        <w:rPr>
+          <w:b/>
+          <w:lang w:val="hi_IN" w:bidi="hi_IN"/>
+        </w:rPr>
         <w:t>"कि"</w:t>
       </w:r>
     </w:p>
@@ -40294,6 +45979,21 @@
           <w:b/>
           <w:lang w:val="hi_IN" w:bidi="hi_IN"/>
         </w:rPr>
+        <w:t>εἰρήνη τοῖς ἀδελφοῖς</w:t>
+      </w:r>
+    </w:p>
+    <w:p>
+      <w:pPr/>
+      <w:r>
+        <w:rPr>
+          <w:lang w:val="hi_IN" w:bidi="hi_IN"/>
+        </w:rPr>
+      </w:r>
+      <w:r>
+        <w:rPr>
+          <w:b/>
+          <w:lang w:val="hi_IN" w:bidi="hi_IN"/>
+        </w:rPr>
         <w:t>"शान्ति"</w:t>
       </w:r>
     </w:p>
@@ -40384,6 +46084,21 @@
           <w:b/>
           <w:lang w:val="hi_IN" w:bidi="hi_IN"/>
         </w:rPr>
+        <w:t>τοῖς ἀδελφοῖς</w:t>
+      </w:r>
+    </w:p>
+    <w:p>
+      <w:pPr/>
+      <w:r>
+        <w:rPr>
+          <w:lang w:val="hi_IN" w:bidi="hi_IN"/>
+        </w:rPr>
+      </w:r>
+      <w:r>
+        <w:rPr>
+          <w:b/>
+          <w:lang w:val="hi_IN" w:bidi="hi_IN"/>
+        </w:rPr>
         <w:t>"भाइयों"</w:t>
       </w:r>
     </w:p>
@@ -40467,6 +46182,21 @@
           <w:b/>
           <w:lang w:val="hi_IN" w:bidi="hi_IN"/>
         </w:rPr>
+        <w:t>ἀγάπη</w:t>
+      </w:r>
+    </w:p>
+    <w:p>
+      <w:pPr/>
+      <w:r>
+        <w:rPr>
+          <w:lang w:val="hi_IN" w:bidi="hi_IN"/>
+        </w:rPr>
+      </w:r>
+      <w:r>
+        <w:rPr>
+          <w:b/>
+          <w:lang w:val="hi_IN" w:bidi="hi_IN"/>
+        </w:rPr>
         <w:t>"प्रेम मिले"</w:t>
       </w:r>
     </w:p>
@@ -40557,6 +46287,21 @@
           <w:b/>
           <w:lang w:val="hi_IN" w:bidi="hi_IN"/>
         </w:rPr>
+        <w:t>μετὰ πίστεως</w:t>
+      </w:r>
+    </w:p>
+    <w:p>
+      <w:pPr/>
+      <w:r>
+        <w:rPr>
+          <w:lang w:val="hi_IN" w:bidi="hi_IN"/>
+        </w:rPr>
+      </w:r>
+      <w:r>
+        <w:rPr>
+          <w:b/>
+          <w:lang w:val="hi_IN" w:bidi="hi_IN"/>
+        </w:rPr>
         <w:t>"विश्वास सहित"</w:t>
       </w:r>
     </w:p>
@@ -40647,6 +46392,21 @@
           <w:b/>
           <w:lang w:val="hi_IN" w:bidi="hi_IN"/>
         </w:rPr>
+        <w:t>ἡ χάρις μετὰ</w:t>
+      </w:r>
+    </w:p>
+    <w:p>
+      <w:pPr/>
+      <w:r>
+        <w:rPr>
+          <w:lang w:val="hi_IN" w:bidi="hi_IN"/>
+        </w:rPr>
+      </w:r>
+      <w:r>
+        <w:rPr>
+          <w:b/>
+          <w:lang w:val="hi_IN" w:bidi="hi_IN"/>
+        </w:rPr>
         <w:t>"जो"</w:t>
       </w:r>
       <w:r>
@@ -40736,6 +46496,21 @@
         <w:rPr>
           <w:lang w:val="hi_IN" w:bidi="hi_IN"/>
         </w:rPr>
+      </w:r>
+    </w:p>
+    <w:p>
+      <w:pPr/>
+      <w:r>
+        <w:rPr>
+          <w:lang w:val="hi_IN" w:bidi="hi_IN"/>
+        </w:rPr>
+      </w:r>
+      <w:r>
+        <w:rPr>
+          <w:b/>
+          <w:lang w:val="hi_IN" w:bidi="hi_IN"/>
+        </w:rPr>
+        <w:t>ἐν ἀφθαρσίᾳ</w:t>
       </w:r>
     </w:p>
     <w:p>

--- a/hin/docx/49.content.docx
+++ b/hin/docx/49.content.docx
@@ -8553,7 +8553,7 @@
           <w:b/>
           <w:lang w:val="hi_IN" w:bidi="hi_IN"/>
         </w:rPr>
-        <w:t>Θεὸς πλούσιος ὢν ἐν ἐλέει</w:t>
+        <w:t>ὁ &amp; Θεὸς πλούσιος ὢν ἐν ἐλέει</w:t>
       </w:r>
     </w:p>
     <w:p>
@@ -43254,7 +43254,7 @@
           <w:b/>
           <w:lang w:val="hi_IN" w:bidi="hi_IN"/>
         </w:rPr>
-        <w:t>δικαιοσύνης</w:t>
+        <w:t>τῆς δικαιοσύνης</w:t>
       </w:r>
     </w:p>
     <w:p>
@@ -43457,7 +43457,7 @@
           <w:b/>
           <w:lang w:val="hi_IN" w:bidi="hi_IN"/>
         </w:rPr>
-        <w:t>εἰρήνης</w:t>
+        <w:t>τῆς εἰρήνης</w:t>
       </w:r>
     </w:p>
     <w:p>

--- a/hin/docx/49.content.docx
+++ b/hin/docx/49.content.docx
@@ -293,21 +293,6 @@
           <w:b/>
           <w:lang w:val="hi_IN" w:bidi="hi_IN"/>
         </w:rPr>
-        <w:t>Παῦλος, ἀπόστολος Χριστοῦ Ἰησοῦ &amp; τοῖς ἁγίοις τοῖς οὖσιν</w:t>
-      </w:r>
-    </w:p>
-    <w:p>
-      <w:pPr/>
-      <w:r>
-        <w:rPr>
-          <w:lang w:val="hi_IN" w:bidi="hi_IN"/>
-        </w:rPr>
-      </w:r>
-      <w:r>
-        <w:rPr>
-          <w:b/>
-          <w:lang w:val="hi_IN" w:bidi="hi_IN"/>
-        </w:rPr>
         <w:t>"पौलुस की ओर से जो"</w:t>
       </w:r>
       <w:r>
@@ -739,21 +724,6 @@
           <w:b/>
           <w:lang w:val="hi_IN" w:bidi="hi_IN"/>
         </w:rPr>
-        <w:t>εὐλογητὸς ὁ Θεὸς καὶ Πατὴρ τοῦ Κυρίου ἡμῶν, Ἰησοῦ Χριστοῦ</w:t>
-      </w:r>
-    </w:p>
-    <w:p>
-      <w:pPr/>
-      <w:r>
-        <w:rPr>
-          <w:lang w:val="hi_IN" w:bidi="hi_IN"/>
-        </w:rPr>
-      </w:r>
-      <w:r>
-        <w:rPr>
-          <w:b/>
-          <w:lang w:val="hi_IN" w:bidi="hi_IN"/>
-        </w:rPr>
         <w:t>"परमेश्वर और प्रभु यीशु मसीह के पिता का धन्यवाद हो कि"</w:t>
       </w:r>
     </w:p>
@@ -837,21 +807,6 @@
           <w:b/>
           <w:lang w:val="hi_IN" w:bidi="hi_IN"/>
         </w:rPr>
-        <w:t>ὁ εὐλογήσας ἡμᾶς</w:t>
-      </w:r>
-    </w:p>
-    <w:p>
-      <w:pPr/>
-      <w:r>
-        <w:rPr>
-          <w:lang w:val="hi_IN" w:bidi="hi_IN"/>
-        </w:rPr>
-      </w:r>
-      <w:r>
-        <w:rPr>
-          <w:b/>
-          <w:lang w:val="hi_IN" w:bidi="hi_IN"/>
-        </w:rPr>
         <w:t>"हमारे"</w:t>
       </w:r>
       <w:r>
@@ -928,21 +883,6 @@
           <w:b/>
           <w:lang w:val="hi_IN" w:bidi="hi_IN"/>
         </w:rPr>
-        <w:t>πάσῃ εὐλογίᾳ πνευματικῇ</w:t>
-      </w:r>
-    </w:p>
-    <w:p>
-      <w:pPr/>
-      <w:r>
-        <w:rPr>
-          <w:lang w:val="hi_IN" w:bidi="hi_IN"/>
-        </w:rPr>
-      </w:r>
-      <w:r>
-        <w:rPr>
-          <w:b/>
-          <w:lang w:val="hi_IN" w:bidi="hi_IN"/>
-        </w:rPr>
         <w:t>"उसने"</w:t>
       </w:r>
       <w:r>
@@ -1454,21 +1394,6 @@
           <w:b/>
           <w:lang w:val="hi_IN" w:bidi="hi_IN"/>
         </w:rPr>
-        <w:t>προορίσας &amp; αὐτόν &amp; αὐτοῦ</w:t>
-      </w:r>
-    </w:p>
-    <w:p>
-      <w:pPr/>
-      <w:r>
-        <w:rPr>
-          <w:lang w:val="hi_IN" w:bidi="hi_IN"/>
-        </w:rPr>
-      </w:r>
-      <w:r>
-        <w:rPr>
-          <w:b/>
-          <w:lang w:val="hi_IN" w:bidi="hi_IN"/>
-        </w:rPr>
         <w:t>""</w:t>
       </w:r>
     </w:p>
@@ -1532,21 +1457,6 @@
           <w:b/>
           <w:lang w:val="hi_IN" w:bidi="hi_IN"/>
         </w:rPr>
-        <w:t>προορίσας ἡμᾶς εἰς υἱοθεσίαν</w:t>
-      </w:r>
-    </w:p>
-    <w:p>
-      <w:pPr/>
-      <w:r>
-        <w:rPr>
-          <w:lang w:val="hi_IN" w:bidi="hi_IN"/>
-        </w:rPr>
-      </w:r>
-      <w:r>
-        <w:rPr>
-          <w:b/>
-          <w:lang w:val="hi_IN" w:bidi="hi_IN"/>
-        </w:rPr>
         <w:t>"हमें अपने लिये पहले से ठहराया कि"</w:t>
       </w:r>
       <w:r>
@@ -1663,21 +1573,6 @@
           <w:b/>
           <w:lang w:val="hi_IN" w:bidi="hi_IN"/>
         </w:rPr>
-        <w:t>προορίσας ἡμᾶς</w:t>
-      </w:r>
-    </w:p>
-    <w:p>
-      <w:pPr/>
-      <w:r>
-        <w:rPr>
-          <w:lang w:val="hi_IN" w:bidi="hi_IN"/>
-        </w:rPr>
-      </w:r>
-      <w:r>
-        <w:rPr>
-          <w:b/>
-          <w:lang w:val="hi_IN" w:bidi="hi_IN"/>
-        </w:rPr>
         <w:t>"हमें"</w:t>
       </w:r>
       <w:r>
@@ -1954,21 +1849,6 @@
           <w:b/>
           <w:lang w:val="hi_IN" w:bidi="hi_IN"/>
         </w:rPr>
-        <w:t>ἐχαρίτωσεν ἡμᾶς ἐν τῷ ἠγαπημένῳ</w:t>
-      </w:r>
-    </w:p>
-    <w:p>
-      <w:pPr/>
-      <w:r>
-        <w:rPr>
-          <w:lang w:val="hi_IN" w:bidi="hi_IN"/>
-        </w:rPr>
-      </w:r>
-      <w:r>
-        <w:rPr>
-          <w:b/>
-          <w:lang w:val="hi_IN" w:bidi="hi_IN"/>
-        </w:rPr>
         <w:t>"उसने हमें अपने प्रिय"</w:t>
       </w:r>
       <w:r>
@@ -2045,21 +1925,6 @@
           <w:b/>
           <w:lang w:val="hi_IN" w:bidi="hi_IN"/>
         </w:rPr>
-        <w:t>τῷ ἠγαπημένῳ</w:t>
-      </w:r>
-    </w:p>
-    <w:p>
-      <w:pPr/>
-      <w:r>
-        <w:rPr>
-          <w:lang w:val="hi_IN" w:bidi="hi_IN"/>
-        </w:rPr>
-      </w:r>
-      <w:r>
-        <w:rPr>
-          <w:b/>
-          <w:lang w:val="hi_IN" w:bidi="hi_IN"/>
-        </w:rPr>
         <w:t>"अपने प्रिय"</w:t>
       </w:r>
     </w:p>
@@ -2123,21 +1988,6 @@
           <w:b/>
           <w:lang w:val="hi_IN" w:bidi="hi_IN"/>
         </w:rPr>
-        <w:t>διὰ τοῦ αἵματος αὐτοῦ</w:t>
-      </w:r>
-    </w:p>
-    <w:p>
-      <w:pPr/>
-      <w:r>
-        <w:rPr>
-          <w:lang w:val="hi_IN" w:bidi="hi_IN"/>
-        </w:rPr>
-      </w:r>
-      <w:r>
-        <w:rPr>
-          <w:b/>
-          <w:lang w:val="hi_IN" w:bidi="hi_IN"/>
-        </w:rPr>
         <w:t>"उसके लहू के द्वारा"</w:t>
       </w:r>
     </w:p>
@@ -2234,21 +2084,6 @@
           <w:b/>
           <w:lang w:val="hi_IN" w:bidi="hi_IN"/>
         </w:rPr>
-        <w:t>τὸ πλοῦτος τῆς χάριτος αὐτοῦ</w:t>
-      </w:r>
-    </w:p>
-    <w:p>
-      <w:pPr/>
-      <w:r>
-        <w:rPr>
-          <w:lang w:val="hi_IN" w:bidi="hi_IN"/>
-        </w:rPr>
-      </w:r>
-      <w:r>
-        <w:rPr>
-          <w:b/>
-          <w:lang w:val="hi_IN" w:bidi="hi_IN"/>
-        </w:rPr>
         <w:t>"परमेश्वर के उस अनुग्रह के धन"</w:t>
       </w:r>
     </w:p>
@@ -2332,21 +2167,6 @@
           <w:b/>
           <w:lang w:val="hi_IN" w:bidi="hi_IN"/>
         </w:rPr>
-        <w:t>ἧς ἐπερίσσευσεν εἰς ἡμᾶς</w:t>
-      </w:r>
-    </w:p>
-    <w:p>
-      <w:pPr/>
-      <w:r>
-        <w:rPr>
-          <w:lang w:val="hi_IN" w:bidi="hi_IN"/>
-        </w:rPr>
-      </w:r>
-      <w:r>
-        <w:rPr>
-          <w:b/>
-          <w:lang w:val="hi_IN" w:bidi="hi_IN"/>
-        </w:rPr>
         <w:t>"जिसे उसने"</w:t>
       </w:r>
       <w:r>
@@ -2436,21 +2256,6 @@
           <w:b/>
           <w:lang w:val="hi_IN" w:bidi="hi_IN"/>
         </w:rPr>
-        <w:t>ἐν πάσῃ σοφίᾳ καὶ φρονήσει</w:t>
-      </w:r>
-    </w:p>
-    <w:p>
-      <w:pPr/>
-      <w:r>
-        <w:rPr>
-          <w:lang w:val="hi_IN" w:bidi="hi_IN"/>
-        </w:rPr>
-      </w:r>
-      <w:r>
-        <w:rPr>
-          <w:b/>
-          <w:lang w:val="hi_IN" w:bidi="hi_IN"/>
-        </w:rPr>
         <w:t>"सारे ज्ञान और समझ सहित"</w:t>
       </w:r>
       <w:r>
@@ -2527,21 +2332,6 @@
           <w:b/>
           <w:lang w:val="hi_IN" w:bidi="hi_IN"/>
         </w:rPr>
-        <w:t>σοφίᾳ καὶ φρονήσει</w:t>
-      </w:r>
-    </w:p>
-    <w:p>
-      <w:pPr/>
-      <w:r>
-        <w:rPr>
-          <w:lang w:val="hi_IN" w:bidi="hi_IN"/>
-        </w:rPr>
-      </w:r>
-      <w:r>
-        <w:rPr>
-          <w:b/>
-          <w:lang w:val="hi_IN" w:bidi="hi_IN"/>
-        </w:rPr>
         <w:t>"ज्ञान और समझ सहित"</w:t>
       </w:r>
     </w:p>
@@ -2645,21 +2435,6 @@
           <w:b/>
           <w:lang w:val="hi_IN" w:bidi="hi_IN"/>
         </w:rPr>
-        <w:t>κατὰ τὴν εὐδοκίαν αὐτοῦ</w:t>
-      </w:r>
-    </w:p>
-    <w:p>
-      <w:pPr/>
-      <w:r>
-        <w:rPr>
-          <w:lang w:val="hi_IN" w:bidi="hi_IN"/>
-        </w:rPr>
-      </w:r>
-      <w:r>
-        <w:rPr>
-          <w:b/>
-          <w:lang w:val="hi_IN" w:bidi="hi_IN"/>
-        </w:rPr>
         <w:t>"अपने भले अभिप्राय के अनुसार"</w:t>
       </w:r>
     </w:p>
@@ -2723,21 +2498,6 @@
           <w:b/>
           <w:lang w:val="hi_IN" w:bidi="hi_IN"/>
         </w:rPr>
-        <w:t>ἣν προέθετο ἐν αὐτῷ</w:t>
-      </w:r>
-    </w:p>
-    <w:p>
-      <w:pPr/>
-      <w:r>
-        <w:rPr>
-          <w:lang w:val="hi_IN" w:bidi="hi_IN"/>
-        </w:rPr>
-      </w:r>
-      <w:r>
-        <w:rPr>
-          <w:b/>
-          <w:lang w:val="hi_IN" w:bidi="hi_IN"/>
-        </w:rPr>
         <w:t>"उसने"</w:t>
       </w:r>
       <w:r>
@@ -2827,6 +2587,195 @@
           <w:b/>
           <w:lang w:val="hi_IN" w:bidi="hi_IN"/>
         </w:rPr>
+        <w:t>"अपने आप में"</w:t>
+      </w:r>
+    </w:p>
+    <w:p>
+      <w:pPr/>
+      <w:r>
+        <w:rPr>
+          <w:lang w:val="hi_IN" w:bidi="hi_IN"/>
+        </w:rPr>
+      </w:r>
+      <w:r>
+        <w:rPr>
+          <w:lang w:val="hi_IN" w:bidi="hi_IN"/>
+        </w:rPr>
+        <w:t>“मसीह के द्वारा”</w:t>
+      </w:r>
+      <w:r>
+        <w:rPr>
+          <w:lang w:val="hi_IN" w:bidi="hi_IN"/>
+        </w:rPr>
+      </w:r>
+      <w:r>
+        <w:rPr>
+          <w:lang w:val="hi_IN" w:bidi="hi_IN"/>
+        </w:rPr>
+      </w:r>
+    </w:p>
+    <w:p>
+      <w:pPr/>
+      <w:r>
+        <w:rPr>
+          <w:lang w:val="hi_IN" w:bidi="hi_IN"/>
+        </w:rPr>
+      </w:r>
+    </w:p>
+    <w:p>
+      <w:pPr>
+        <w:pStyle w:val="Heading2"/>
+      </w:pPr>
+      <w:r>
+        <w:rPr>
+          <w:lang w:val="hi_IN" w:bidi="hi_IN"/>
+        </w:rPr>
+        <w:t>इफिसियों 1:10 (#1)</w:t>
+      </w:r>
+      <w:r>
+        <w:rPr>
+          <w:lang w:val="hi_IN" w:bidi="hi_IN"/>
+        </w:rPr>
+      </w:r>
+    </w:p>
+    <w:p>
+      <w:pPr/>
+      <w:r>
+        <w:rPr>
+          <w:lang w:val="hi_IN" w:bidi="hi_IN"/>
+        </w:rPr>
+      </w:r>
+      <w:r>
+        <w:rPr>
+          <w:b/>
+          <w:lang w:val="hi_IN" w:bidi="hi_IN"/>
+        </w:rPr>
+        <w:t>"कि परमेश्वर की योजना"</w:t>
+      </w:r>
+    </w:p>
+    <w:p>
+      <w:pPr/>
+      <w:r>
+        <w:rPr>
+          <w:lang w:val="hi_IN" w:bidi="hi_IN"/>
+        </w:rPr>
+      </w:r>
+      <w:r>
+        <w:rPr>
+          <w:lang w:val="hi_IN" w:bidi="hi_IN"/>
+        </w:rPr>
+        <w:t>"यहाँ एक नया वाक्य आरम्भ किया जा सकता है। वैकल्पिक अनुवाद: “उसने प्रबन्धन के विचार से ऐसा किया या” ""एक भंडारीपन के बारे में सोचकर, उसने ऐसा किया।"""</w:t>
+      </w:r>
+      <w:r>
+        <w:rPr>
+          <w:lang w:val="hi_IN" w:bidi="hi_IN"/>
+        </w:rPr>
+      </w:r>
+      <w:r>
+        <w:rPr>
+          <w:lang w:val="hi_IN" w:bidi="hi_IN"/>
+        </w:rPr>
+      </w:r>
+    </w:p>
+    <w:p>
+      <w:pPr/>
+      <w:r>
+        <w:rPr>
+          <w:lang w:val="hi_IN" w:bidi="hi_IN"/>
+        </w:rPr>
+      </w:r>
+    </w:p>
+    <w:p>
+      <w:pPr>
+        <w:pStyle w:val="Heading2"/>
+      </w:pPr>
+      <w:r>
+        <w:rPr>
+          <w:lang w:val="hi_IN" w:bidi="hi_IN"/>
+        </w:rPr>
+        <w:t>इफिसियों 1:10 (#2)</w:t>
+      </w:r>
+      <w:r>
+        <w:rPr>
+          <w:lang w:val="hi_IN" w:bidi="hi_IN"/>
+        </w:rPr>
+      </w:r>
+    </w:p>
+    <w:p>
+      <w:pPr/>
+      <w:r>
+        <w:rPr>
+          <w:lang w:val="hi_IN" w:bidi="hi_IN"/>
+        </w:rPr>
+      </w:r>
+      <w:r>
+        <w:rPr>
+          <w:b/>
+          <w:lang w:val="hi_IN" w:bidi="hi_IN"/>
+        </w:rPr>
+        <w:t>"के अनुसार, समय की पूर्ति होने पर"</w:t>
+      </w:r>
+    </w:p>
+    <w:p>
+      <w:pPr/>
+      <w:r>
+        <w:rPr>
+          <w:lang w:val="hi_IN" w:bidi="hi_IN"/>
+        </w:rPr>
+      </w:r>
+      <w:r>
+        <w:rPr>
+          <w:lang w:val="hi_IN" w:bidi="hi_IN"/>
+        </w:rPr>
+        <w:t>"“जब समय सही है” या ""उस समय पर जिसे उसने नियुक्त किया है"""</w:t>
+      </w:r>
+      <w:r>
+        <w:rPr>
+          <w:lang w:val="hi_IN" w:bidi="hi_IN"/>
+        </w:rPr>
+      </w:r>
+      <w:r>
+        <w:rPr>
+          <w:lang w:val="hi_IN" w:bidi="hi_IN"/>
+        </w:rPr>
+      </w:r>
+    </w:p>
+    <w:p>
+      <w:pPr/>
+      <w:r>
+        <w:rPr>
+          <w:lang w:val="hi_IN" w:bidi="hi_IN"/>
+        </w:rPr>
+      </w:r>
+    </w:p>
+    <w:p>
+      <w:pPr>
+        <w:pStyle w:val="Heading2"/>
+      </w:pPr>
+      <w:r>
+        <w:rPr>
+          <w:lang w:val="hi_IN" w:bidi="hi_IN"/>
+        </w:rPr>
+        <w:t>इफिसियों 1:10 (#3)</w:t>
+      </w:r>
+      <w:r>
+        <w:rPr>
+          <w:lang w:val="hi_IN" w:bidi="hi_IN"/>
+        </w:rPr>
+      </w:r>
+    </w:p>
+    <w:p>
+      <w:pPr/>
+      <w:r>
+        <w:rPr>
+          <w:lang w:val="hi_IN" w:bidi="hi_IN"/>
+        </w:rPr>
+      </w:r>
+      <w:r>
+        <w:rPr>
+          <w:b/>
+          <w:lang w:val="hi_IN" w:bidi="hi_IN"/>
+        </w:rPr>
         <w:t>ἐν αὐτῷ</w:t>
       </w:r>
     </w:p>
@@ -2842,21 +2791,21 @@
           <w:b/>
           <w:lang w:val="hi_IN" w:bidi="hi_IN"/>
         </w:rPr>
-        <w:t>"अपने आप में"</w:t>
-      </w:r>
-    </w:p>
-    <w:p>
-      <w:pPr/>
-      <w:r>
-        <w:rPr>
-          <w:lang w:val="hi_IN" w:bidi="hi_IN"/>
-        </w:rPr>
-      </w:r>
-      <w:r>
-        <w:rPr>
-          <w:lang w:val="hi_IN" w:bidi="hi_IN"/>
-        </w:rPr>
-        <w:t>“मसीह के द्वारा”</w:t>
+        <w:t>"वह"</w:t>
+      </w:r>
+    </w:p>
+    <w:p>
+      <w:pPr/>
+      <w:r>
+        <w:rPr>
+          <w:lang w:val="hi_IN" w:bidi="hi_IN"/>
+        </w:rPr>
+      </w:r>
+      <w:r>
+        <w:rPr>
+          <w:lang w:val="hi_IN" w:bidi="hi_IN"/>
+        </w:rPr>
+        <w:t>“उसके शासनाधीन” या “उसके अधिकार के अधीन”</w:t>
       </w:r>
       <w:r>
         <w:rPr>
@@ -2885,56 +2834,87 @@
         <w:rPr>
           <w:lang w:val="hi_IN" w:bidi="hi_IN"/>
         </w:rPr>
-        <w:t>इफिसियों 1:10 (#1)</w:t>
-      </w:r>
-      <w:r>
-        <w:rPr>
-          <w:lang w:val="hi_IN" w:bidi="hi_IN"/>
-        </w:rPr>
-      </w:r>
-    </w:p>
-    <w:p>
-      <w:pPr/>
-      <w:r>
-        <w:rPr>
-          <w:lang w:val="hi_IN" w:bidi="hi_IN"/>
-        </w:rPr>
-      </w:r>
-      <w:r>
-        <w:rPr>
-          <w:b/>
-          <w:lang w:val="hi_IN" w:bidi="hi_IN"/>
-        </w:rPr>
-        <w:t>εἰς οἰκονομίαν</w:t>
-      </w:r>
-    </w:p>
-    <w:p>
-      <w:pPr/>
-      <w:r>
-        <w:rPr>
-          <w:lang w:val="hi_IN" w:bidi="hi_IN"/>
-        </w:rPr>
-      </w:r>
-      <w:r>
-        <w:rPr>
-          <w:b/>
-          <w:lang w:val="hi_IN" w:bidi="hi_IN"/>
-        </w:rPr>
-        <w:t>"कि परमेश्वर की योजना"</w:t>
-      </w:r>
-    </w:p>
-    <w:p>
-      <w:pPr/>
-      <w:r>
-        <w:rPr>
-          <w:lang w:val="hi_IN" w:bidi="hi_IN"/>
-        </w:rPr>
-      </w:r>
-      <w:r>
-        <w:rPr>
-          <w:lang w:val="hi_IN" w:bidi="hi_IN"/>
-        </w:rPr>
-        <w:t>"यहाँ एक नया वाक्य आरम्भ किया जा सकता है। वैकल्पिक अनुवाद: “उसने प्रबन्धन के विचार से ऐसा किया या” ""एक भंडारीपन के बारे में सोचकर, उसने ऐसा किया।"""</w:t>
+        <w:t>इफिसियों 1:11 (#1)</w:t>
+      </w:r>
+      <w:r>
+        <w:rPr>
+          <w:lang w:val="hi_IN" w:bidi="hi_IN"/>
+        </w:rPr>
+      </w:r>
+    </w:p>
+    <w:p>
+      <w:pPr/>
+      <w:r>
+        <w:rPr>
+          <w:lang w:val="hi_IN" w:bidi="hi_IN"/>
+        </w:rPr>
+      </w:r>
+      <w:r>
+        <w:rPr>
+          <w:b/>
+          <w:lang w:val="hi_IN" w:bidi="hi_IN"/>
+        </w:rPr>
+        <w:t>"पहले से ठहराए जाकर विरासत बने"</w:t>
+      </w:r>
+    </w:p>
+    <w:p>
+      <w:pPr/>
+      <w:r>
+        <w:rPr>
+          <w:lang w:val="hi_IN" w:bidi="hi_IN"/>
+        </w:rPr>
+      </w:r>
+      <w:r>
+        <w:rPr>
+          <w:lang w:val="hi_IN" w:bidi="hi_IN"/>
+        </w:rPr>
+        <w:t xml:space="preserve">"इस पद में ये सर्वनाम </w:t>
+      </w:r>
+      <w:r>
+        <w:rPr>
+          <w:b/>
+          <w:lang w:val="hi_IN" w:bidi="hi_IN"/>
+        </w:rPr>
+        <w:t>हम</w:t>
+      </w:r>
+      <w:r>
+        <w:rPr>
+          <w:lang w:val="hi_IN" w:bidi="hi_IN"/>
+        </w:rPr>
+        <w:t xml:space="preserve"> और </w:t>
+      </w:r>
+      <w:r>
+        <w:rPr>
+          <w:b/>
+          <w:lang w:val="hi_IN" w:bidi="hi_IN"/>
+        </w:rPr>
+        <w:t>हम</w:t>
+      </w:r>
+      <w:r>
+        <w:rPr>
+          <w:lang w:val="hi_IN" w:bidi="hi_IN"/>
+        </w:rPr>
+        <w:t xml:space="preserve"> समावेशी हैं। पौलुस उन सब विश्वासियों के सन्दर्भ में कह रहा है जो मसीह के होने के लिए पूर्वनियत हैं। पद 12 और 13 में वह इस समूह को ""हम"" (विशिष्ट), यहूदी विश्वासी और ""तुम"" अन्यजाति विश्वासी में विभाजित कर देगा।</w:t>
+      </w:r>
+    </w:p>
+    <w:p>
+      <w:pPr/>
+      <w:r>
+        <w:rPr>
+          <w:lang w:val="hi_IN" w:bidi="hi_IN"/>
+        </w:rPr>
+      </w:r>
+      <w:r>
+        <w:rPr>
+          <w:lang w:val="hi_IN" w:bidi="hi_IN"/>
+        </w:rPr>
+        <w:t xml:space="preserve">देखें: </w:t>
+      </w:r>
+      <w:r>
+        <w:rPr>
+          <w:lang w:val="hi_IN" w:bidi="hi_IN"/>
+        </w:rPr>
+        <w:t>विशेष और समावेशी 'हम'</w:t>
       </w:r>
       <w:r>
         <w:rPr>
@@ -2963,56 +2943,61 @@
         <w:rPr>
           <w:lang w:val="hi_IN" w:bidi="hi_IN"/>
         </w:rPr>
-        <w:t>इफिसियों 1:10 (#2)</w:t>
-      </w:r>
-      <w:r>
-        <w:rPr>
-          <w:lang w:val="hi_IN" w:bidi="hi_IN"/>
-        </w:rPr>
-      </w:r>
-    </w:p>
-    <w:p>
-      <w:pPr/>
-      <w:r>
-        <w:rPr>
-          <w:lang w:val="hi_IN" w:bidi="hi_IN"/>
-        </w:rPr>
-      </w:r>
-      <w:r>
-        <w:rPr>
-          <w:b/>
-          <w:lang w:val="hi_IN" w:bidi="hi_IN"/>
-        </w:rPr>
-        <w:t>τοῦ πληρώματος τῶν καιρῶν</w:t>
-      </w:r>
-    </w:p>
-    <w:p>
-      <w:pPr/>
-      <w:r>
-        <w:rPr>
-          <w:lang w:val="hi_IN" w:bidi="hi_IN"/>
-        </w:rPr>
-      </w:r>
-      <w:r>
-        <w:rPr>
-          <w:b/>
-          <w:lang w:val="hi_IN" w:bidi="hi_IN"/>
-        </w:rPr>
-        <w:t>"के अनुसार, समय की पूर्ति होने पर"</w:t>
-      </w:r>
-    </w:p>
-    <w:p>
-      <w:pPr/>
-      <w:r>
-        <w:rPr>
-          <w:lang w:val="hi_IN" w:bidi="hi_IN"/>
-        </w:rPr>
-      </w:r>
-      <w:r>
-        <w:rPr>
-          <w:lang w:val="hi_IN" w:bidi="hi_IN"/>
-        </w:rPr>
-        <w:t>"“जब समय सही है” या ""उस समय पर जिसे उसने नियुक्त किया है"""</w:t>
+        <w:t>इफिसियों 1:11 (#2)</w:t>
+      </w:r>
+      <w:r>
+        <w:rPr>
+          <w:lang w:val="hi_IN" w:bidi="hi_IN"/>
+        </w:rPr>
+      </w:r>
+    </w:p>
+    <w:p>
+      <w:pPr/>
+      <w:r>
+        <w:rPr>
+          <w:lang w:val="hi_IN" w:bidi="hi_IN"/>
+        </w:rPr>
+      </w:r>
+      <w:r>
+        <w:rPr>
+          <w:b/>
+          <w:lang w:val="hi_IN" w:bidi="hi_IN"/>
+        </w:rPr>
+        <w:t>"विरासत बने"</w:t>
+      </w:r>
+    </w:p>
+    <w:p>
+      <w:pPr/>
+      <w:r>
+        <w:rPr>
+          <w:lang w:val="hi_IN" w:bidi="hi_IN"/>
+        </w:rPr>
+      </w:r>
+      <w:r>
+        <w:rPr>
+          <w:lang w:val="hi_IN" w:bidi="hi_IN"/>
+        </w:rPr>
+        <w:t>"इसे कर्ताप्रधान रूप में कहा जा सकता है। वैकल्पिक अनुवाद: (1) ""परमेश्वर ने भी हमें अपनी सम्पत्ति होने के लिए चुना"" या (2) परमेश्वर ने हमें अपना उत्तराधिकारी बनाने के लिए चुना।""</w:t>
+      </w:r>
+    </w:p>
+    <w:p>
+      <w:pPr/>
+      <w:r>
+        <w:rPr>
+          <w:lang w:val="hi_IN" w:bidi="hi_IN"/>
+        </w:rPr>
+      </w:r>
+      <w:r>
+        <w:rPr>
+          <w:lang w:val="hi_IN" w:bidi="hi_IN"/>
+        </w:rPr>
+        <w:t xml:space="preserve">देखें: </w:t>
+      </w:r>
+      <w:r>
+        <w:rPr>
+          <w:lang w:val="hi_IN" w:bidi="hi_IN"/>
+        </w:rPr>
+        <w:t>सक्रिय या निष्क्रिय</w:t>
       </w:r>
       <w:r>
         <w:rPr>
@@ -3041,56 +3026,76 @@
         <w:rPr>
           <w:lang w:val="hi_IN" w:bidi="hi_IN"/>
         </w:rPr>
-        <w:t>इफिसियों 1:10 (#3)</w:t>
-      </w:r>
-      <w:r>
-        <w:rPr>
-          <w:lang w:val="hi_IN" w:bidi="hi_IN"/>
-        </w:rPr>
-      </w:r>
-    </w:p>
-    <w:p>
-      <w:pPr/>
-      <w:r>
-        <w:rPr>
-          <w:lang w:val="hi_IN" w:bidi="hi_IN"/>
-        </w:rPr>
-      </w:r>
-      <w:r>
-        <w:rPr>
-          <w:b/>
-          <w:lang w:val="hi_IN" w:bidi="hi_IN"/>
-        </w:rPr>
-        <w:t>ἐν αὐτῷ</w:t>
-      </w:r>
-    </w:p>
-    <w:p>
-      <w:pPr/>
-      <w:r>
-        <w:rPr>
-          <w:lang w:val="hi_IN" w:bidi="hi_IN"/>
-        </w:rPr>
-      </w:r>
-      <w:r>
-        <w:rPr>
-          <w:b/>
-          <w:lang w:val="hi_IN" w:bidi="hi_IN"/>
-        </w:rPr>
-        <w:t>"वह"</w:t>
-      </w:r>
-    </w:p>
-    <w:p>
-      <w:pPr/>
-      <w:r>
-        <w:rPr>
-          <w:lang w:val="hi_IN" w:bidi="hi_IN"/>
-        </w:rPr>
-      </w:r>
-      <w:r>
-        <w:rPr>
-          <w:lang w:val="hi_IN" w:bidi="hi_IN"/>
-        </w:rPr>
-        <w:t>“उसके शासनाधीन” या “उसके अधिकार के अधीन”</w:t>
+        <w:t>इफिसियों 1:11 (#3)</w:t>
+      </w:r>
+      <w:r>
+        <w:rPr>
+          <w:lang w:val="hi_IN" w:bidi="hi_IN"/>
+        </w:rPr>
+      </w:r>
+    </w:p>
+    <w:p>
+      <w:pPr/>
+      <w:r>
+        <w:rPr>
+          <w:lang w:val="hi_IN" w:bidi="hi_IN"/>
+        </w:rPr>
+      </w:r>
+      <w:r>
+        <w:rPr>
+          <w:b/>
+          <w:lang w:val="hi_IN" w:bidi="hi_IN"/>
+        </w:rPr>
+        <w:t>προορισθέντες</w:t>
+      </w:r>
+    </w:p>
+    <w:p>
+      <w:pPr/>
+      <w:r>
+        <w:rPr>
+          <w:lang w:val="hi_IN" w:bidi="hi_IN"/>
+        </w:rPr>
+      </w:r>
+      <w:r>
+        <w:rPr>
+          <w:b/>
+          <w:lang w:val="hi_IN" w:bidi="hi_IN"/>
+        </w:rPr>
+        <w:t>"पहले से ठहराए जाकर"</w:t>
+      </w:r>
+    </w:p>
+    <w:p>
+      <w:pPr/>
+      <w:r>
+        <w:rPr>
+          <w:lang w:val="hi_IN" w:bidi="hi_IN"/>
+        </w:rPr>
+      </w:r>
+      <w:r>
+        <w:rPr>
+          <w:lang w:val="hi_IN" w:bidi="hi_IN"/>
+        </w:rPr>
+        <w:t>"इसे कर्ताप्रधान रूप में कहा जा सकता है। वैकल्पिक अनुवाद: “परमेश्वर ने हमें समय से पहले चुना"" या ""परमेश्वर ने हमें बहुत पहले चुना""</w:t>
+      </w:r>
+    </w:p>
+    <w:p>
+      <w:pPr/>
+      <w:r>
+        <w:rPr>
+          <w:lang w:val="hi_IN" w:bidi="hi_IN"/>
+        </w:rPr>
+      </w:r>
+      <w:r>
+        <w:rPr>
+          <w:lang w:val="hi_IN" w:bidi="hi_IN"/>
+        </w:rPr>
+        <w:t xml:space="preserve">देखें: </w:t>
+      </w:r>
+      <w:r>
+        <w:rPr>
+          <w:lang w:val="hi_IN" w:bidi="hi_IN"/>
+        </w:rPr>
+        <w:t>सक्रिय या निष्क्रिय</w:t>
       </w:r>
       <w:r>
         <w:rPr>
@@ -3119,56 +3124,41 @@
         <w:rPr>
           <w:lang w:val="hi_IN" w:bidi="hi_IN"/>
         </w:rPr>
-        <w:t>इफिसियों 1:11 (#1)</w:t>
-      </w:r>
-      <w:r>
-        <w:rPr>
-          <w:lang w:val="hi_IN" w:bidi="hi_IN"/>
-        </w:rPr>
-      </w:r>
-    </w:p>
-    <w:p>
-      <w:pPr/>
-      <w:r>
-        <w:rPr>
-          <w:lang w:val="hi_IN" w:bidi="hi_IN"/>
-        </w:rPr>
-      </w:r>
-      <w:r>
-        <w:rPr>
-          <w:b/>
-          <w:lang w:val="hi_IN" w:bidi="hi_IN"/>
-        </w:rPr>
-        <w:t>καὶ ἐκληρώθημεν, προορισθέντες</w:t>
-      </w:r>
-    </w:p>
-    <w:p>
-      <w:pPr/>
-      <w:r>
-        <w:rPr>
-          <w:lang w:val="hi_IN" w:bidi="hi_IN"/>
-        </w:rPr>
-      </w:r>
-      <w:r>
-        <w:rPr>
-          <w:b/>
-          <w:lang w:val="hi_IN" w:bidi="hi_IN"/>
-        </w:rPr>
-        <w:t>"पहले से ठहराए जाकर विरासत बने"</w:t>
-      </w:r>
-    </w:p>
-    <w:p>
-      <w:pPr/>
-      <w:r>
-        <w:rPr>
-          <w:lang w:val="hi_IN" w:bidi="hi_IN"/>
-        </w:rPr>
-      </w:r>
-      <w:r>
-        <w:rPr>
-          <w:lang w:val="hi_IN" w:bidi="hi_IN"/>
-        </w:rPr>
-        <w:t xml:space="preserve">"इस पद में ये सर्वनाम </w:t>
+        <w:t>इफिसियों 1:12 (#1)</w:t>
+      </w:r>
+      <w:r>
+        <w:rPr>
+          <w:lang w:val="hi_IN" w:bidi="hi_IN"/>
+        </w:rPr>
+      </w:r>
+    </w:p>
+    <w:p>
+      <w:pPr/>
+      <w:r>
+        <w:rPr>
+          <w:lang w:val="hi_IN" w:bidi="hi_IN"/>
+        </w:rPr>
+      </w:r>
+      <w:r>
+        <w:rPr>
+          <w:b/>
+          <w:lang w:val="hi_IN" w:bidi="hi_IN"/>
+        </w:rPr>
+        <w:t>"हम जिन्होंने पहले से मसीह पर आशा रखी थी"</w:t>
+      </w:r>
+    </w:p>
+    <w:p>
+      <w:pPr/>
+      <w:r>
+        <w:rPr>
+          <w:lang w:val="hi_IN" w:bidi="hi_IN"/>
+        </w:rPr>
+      </w:r>
+      <w:r>
+        <w:rPr>
+          <w:lang w:val="hi_IN" w:bidi="hi_IN"/>
+        </w:rPr>
+        <w:t xml:space="preserve">यहाँ भी शब्द </w:t>
       </w:r>
       <w:r>
         <w:rPr>
@@ -3181,6 +3171,1991 @@
         <w:rPr>
           <w:lang w:val="hi_IN" w:bidi="hi_IN"/>
         </w:rPr>
+        <w:t xml:space="preserve"> विशिष्ट है और उन यहूदी विश्वसियों के सन्दर्भ में है जिन्होंने सबसे पहले सुसमाचार सुना था, न कि इफिसुस के विश्वासी।</w:t>
+      </w:r>
+    </w:p>
+    <w:p>
+      <w:pPr/>
+      <w:r>
+        <w:rPr>
+          <w:lang w:val="hi_IN" w:bidi="hi_IN"/>
+        </w:rPr>
+      </w:r>
+      <w:r>
+        <w:rPr>
+          <w:lang w:val="hi_IN" w:bidi="hi_IN"/>
+        </w:rPr>
+        <w:t xml:space="preserve">देखें: </w:t>
+      </w:r>
+      <w:r>
+        <w:rPr>
+          <w:lang w:val="hi_IN" w:bidi="hi_IN"/>
+        </w:rPr>
+        <w:t>विशेष और समावेशी 'हम'</w:t>
+      </w:r>
+      <w:r>
+        <w:rPr>
+          <w:lang w:val="hi_IN" w:bidi="hi_IN"/>
+        </w:rPr>
+      </w:r>
+      <w:r>
+        <w:rPr>
+          <w:lang w:val="hi_IN" w:bidi="hi_IN"/>
+        </w:rPr>
+      </w:r>
+    </w:p>
+    <w:p>
+      <w:pPr/>
+      <w:r>
+        <w:rPr>
+          <w:lang w:val="hi_IN" w:bidi="hi_IN"/>
+        </w:rPr>
+      </w:r>
+    </w:p>
+    <w:p>
+      <w:pPr>
+        <w:pStyle w:val="Heading2"/>
+      </w:pPr>
+      <w:r>
+        <w:rPr>
+          <w:lang w:val="hi_IN" w:bidi="hi_IN"/>
+        </w:rPr>
+        <w:t>इफिसियों 1:12 (#2)</w:t>
+      </w:r>
+      <w:r>
+        <w:rPr>
+          <w:lang w:val="hi_IN" w:bidi="hi_IN"/>
+        </w:rPr>
+      </w:r>
+    </w:p>
+    <w:p>
+      <w:pPr/>
+      <w:r>
+        <w:rPr>
+          <w:lang w:val="hi_IN" w:bidi="hi_IN"/>
+        </w:rPr>
+      </w:r>
+      <w:r>
+        <w:rPr>
+          <w:b/>
+          <w:lang w:val="hi_IN" w:bidi="hi_IN"/>
+        </w:rPr>
+        <w:t>"कि हम"</w:t>
+      </w:r>
+      <w:r>
+        <w:rPr>
+          <w:lang w:val="hi_IN" w:bidi="hi_IN"/>
+        </w:rPr>
+        <w:t xml:space="preserve"> - </w:t>
+      </w:r>
+      <w:r>
+        <w:rPr>
+          <w:b/>
+          <w:lang w:val="hi_IN" w:bidi="hi_IN"/>
+        </w:rPr>
+        <w:t>"उसकी महिमा की स्तुति का कारण हों"</w:t>
+      </w:r>
+    </w:p>
+    <w:p>
+      <w:pPr/>
+      <w:r>
+        <w:rPr>
+          <w:lang w:val="hi_IN" w:bidi="hi_IN"/>
+        </w:rPr>
+      </w:r>
+      <w:r>
+        <w:rPr>
+          <w:lang w:val="hi_IN" w:bidi="hi_IN"/>
+        </w:rPr>
+        <w:t>“ताकि हम … उसकी महिमा के निमित्त उसकी स्तुति करने के लिए जीएँ”</w:t>
+      </w:r>
+      <w:r>
+        <w:rPr>
+          <w:lang w:val="hi_IN" w:bidi="hi_IN"/>
+        </w:rPr>
+      </w:r>
+      <w:r>
+        <w:rPr>
+          <w:lang w:val="hi_IN" w:bidi="hi_IN"/>
+        </w:rPr>
+      </w:r>
+    </w:p>
+    <w:p>
+      <w:pPr/>
+      <w:r>
+        <w:rPr>
+          <w:lang w:val="hi_IN" w:bidi="hi_IN"/>
+        </w:rPr>
+      </w:r>
+    </w:p>
+    <w:p>
+      <w:pPr>
+        <w:pStyle w:val="Heading2"/>
+      </w:pPr>
+      <w:r>
+        <w:rPr>
+          <w:lang w:val="hi_IN" w:bidi="hi_IN"/>
+        </w:rPr>
+        <w:t>इफिसियों 1:13 (#1)</w:t>
+      </w:r>
+      <w:r>
+        <w:rPr>
+          <w:lang w:val="hi_IN" w:bidi="hi_IN"/>
+        </w:rPr>
+      </w:r>
+    </w:p>
+    <w:p>
+      <w:pPr/>
+      <w:r>
+        <w:rPr>
+          <w:lang w:val="hi_IN" w:bidi="hi_IN"/>
+        </w:rPr>
+      </w:r>
+      <w:r>
+        <w:rPr>
+          <w:b/>
+          <w:lang w:val="hi_IN" w:bidi="hi_IN"/>
+        </w:rPr>
+        <w:t>""</w:t>
+      </w:r>
+    </w:p>
+    <w:p>
+      <w:pPr/>
+      <w:r>
+        <w:rPr>
+          <w:lang w:val="hi_IN" w:bidi="hi_IN"/>
+        </w:rPr>
+      </w:r>
+      <w:r>
+        <w:rPr>
+          <w:lang w:val="hi_IN" w:bidi="hi_IN"/>
+        </w:rPr>
+        <w:t>General Information:\n\nपौलुस पहले दो पदों में अपने और अन्य यहूदी विश्वासियों के बारे में बोलता रहा है, लेकिन अब वह इफिसुस के विश्वासियों के बारे में बोलना शुरू करता है।</w:t>
+      </w:r>
+      <w:r>
+        <w:rPr>
+          <w:lang w:val="hi_IN" w:bidi="hi_IN"/>
+        </w:rPr>
+      </w:r>
+      <w:r>
+        <w:rPr>
+          <w:lang w:val="hi_IN" w:bidi="hi_IN"/>
+        </w:rPr>
+      </w:r>
+    </w:p>
+    <w:p>
+      <w:pPr/>
+      <w:r>
+        <w:rPr>
+          <w:lang w:val="hi_IN" w:bidi="hi_IN"/>
+        </w:rPr>
+      </w:r>
+    </w:p>
+    <w:p>
+      <w:pPr>
+        <w:pStyle w:val="Heading2"/>
+      </w:pPr>
+      <w:r>
+        <w:rPr>
+          <w:lang w:val="hi_IN" w:bidi="hi_IN"/>
+        </w:rPr>
+        <w:t>इफिसियों 1:13 (#2)</w:t>
+      </w:r>
+      <w:r>
+        <w:rPr>
+          <w:lang w:val="hi_IN" w:bidi="hi_IN"/>
+        </w:rPr>
+      </w:r>
+    </w:p>
+    <w:p>
+      <w:pPr/>
+      <w:r>
+        <w:rPr>
+          <w:lang w:val="hi_IN" w:bidi="hi_IN"/>
+        </w:rPr>
+      </w:r>
+      <w:r>
+        <w:rPr>
+          <w:b/>
+          <w:lang w:val="hi_IN" w:bidi="hi_IN"/>
+        </w:rPr>
+        <w:t>"सत्य का वचन"</w:t>
+      </w:r>
+    </w:p>
+    <w:p>
+      <w:pPr/>
+      <w:r>
+        <w:rPr>
+          <w:lang w:val="hi_IN" w:bidi="hi_IN"/>
+        </w:rPr>
+      </w:r>
+      <w:r>
+        <w:rPr>
+          <w:lang w:val="hi_IN" w:bidi="hi_IN"/>
+        </w:rPr>
+        <w:t>"संभावित अर्थ हैं (1) ""सत्य के बारे में संदेश"" या (2) ""एक सच्चा संदेश।"""</w:t>
+      </w:r>
+      <w:r>
+        <w:rPr>
+          <w:lang w:val="hi_IN" w:bidi="hi_IN"/>
+        </w:rPr>
+      </w:r>
+      <w:r>
+        <w:rPr>
+          <w:lang w:val="hi_IN" w:bidi="hi_IN"/>
+        </w:rPr>
+      </w:r>
+    </w:p>
+    <w:p>
+      <w:pPr/>
+      <w:r>
+        <w:rPr>
+          <w:lang w:val="hi_IN" w:bidi="hi_IN"/>
+        </w:rPr>
+      </w:r>
+    </w:p>
+    <w:p>
+      <w:pPr>
+        <w:pStyle w:val="Heading2"/>
+      </w:pPr>
+      <w:r>
+        <w:rPr>
+          <w:lang w:val="hi_IN" w:bidi="hi_IN"/>
+        </w:rPr>
+        <w:t>इफिसियों 1:13 (#3)</w:t>
+      </w:r>
+      <w:r>
+        <w:rPr>
+          <w:lang w:val="hi_IN" w:bidi="hi_IN"/>
+        </w:rPr>
+      </w:r>
+    </w:p>
+    <w:p>
+      <w:pPr/>
+      <w:r>
+        <w:rPr>
+          <w:lang w:val="hi_IN" w:bidi="hi_IN"/>
+        </w:rPr>
+      </w:r>
+      <w:r>
+        <w:rPr>
+          <w:b/>
+          <w:lang w:val="hi_IN" w:bidi="hi_IN"/>
+        </w:rPr>
+        <w:t>ἐσφραγίσθητε τῷ Πνεύματι τῆς ἐπαγγελίας, τῷ Ἁγίῳ</w:t>
+      </w:r>
+    </w:p>
+    <w:p>
+      <w:pPr/>
+      <w:r>
+        <w:rPr>
+          <w:lang w:val="hi_IN" w:bidi="hi_IN"/>
+        </w:rPr>
+      </w:r>
+      <w:r>
+        <w:rPr>
+          <w:b/>
+          <w:lang w:val="hi_IN" w:bidi="hi_IN"/>
+        </w:rPr>
+        <w:t>"प्रतिज्ञा किए हुए पवित्र आत्मा की छाप लगी"</w:t>
+      </w:r>
+    </w:p>
+    <w:p>
+      <w:pPr/>
+      <w:r>
+        <w:rPr>
+          <w:lang w:val="hi_IN" w:bidi="hi_IN"/>
+        </w:rPr>
+      </w:r>
+      <w:r>
+        <w:rPr>
+          <w:lang w:val="hi_IN" w:bidi="hi_IN"/>
+        </w:rPr>
+        <w:t>"इस रूपक में पौलुस एक मोहर के रूप में पवित्र आत्मा की कल्पना करता है, और उसकी तुलना उस लाख से करता है जिसे पत्र पर लगा कर पत्र लिखने वाले के प्रतीक की छाप लगा दी जाती थी। पौलुस इस प्रथा को एक उपमा के चित्र को दिखाने के लिए काम में लेता है, यह दर्शाने के लिए कि परमेश्वर ने हमें आश्वस्त करने के लिए पवित्र आत्मा का उपयोग किया है कि हम उससे संबंधित है। वैकल्पिक अनुवाद: ""परमेश्वर ने पवित्र आत्मा को रखा है जिसका उसने वादा किया था जैसे कि वह मानो तुम एक छाप था""</w:t>
+      </w:r>
+    </w:p>
+    <w:p>
+      <w:pPr/>
+      <w:r>
+        <w:rPr>
+          <w:lang w:val="hi_IN" w:bidi="hi_IN"/>
+        </w:rPr>
+      </w:r>
+      <w:r>
+        <w:rPr>
+          <w:lang w:val="hi_IN" w:bidi="hi_IN"/>
+        </w:rPr>
+        <w:t xml:space="preserve">देखें: </w:t>
+      </w:r>
+      <w:r>
+        <w:rPr>
+          <w:lang w:val="hi_IN" w:bidi="hi_IN"/>
+        </w:rPr>
+        <w:t>रूपक</w:t>
+      </w:r>
+      <w:r>
+        <w:rPr>
+          <w:lang w:val="hi_IN" w:bidi="hi_IN"/>
+        </w:rPr>
+      </w:r>
+      <w:r>
+        <w:rPr>
+          <w:lang w:val="hi_IN" w:bidi="hi_IN"/>
+        </w:rPr>
+      </w:r>
+    </w:p>
+    <w:p>
+      <w:pPr/>
+      <w:r>
+        <w:rPr>
+          <w:lang w:val="hi_IN" w:bidi="hi_IN"/>
+        </w:rPr>
+      </w:r>
+    </w:p>
+    <w:p>
+      <w:pPr>
+        <w:pStyle w:val="Heading2"/>
+      </w:pPr>
+      <w:r>
+        <w:rPr>
+          <w:lang w:val="hi_IN" w:bidi="hi_IN"/>
+        </w:rPr>
+        <w:t>इफिसियों 1:13 (#4)</w:t>
+      </w:r>
+      <w:r>
+        <w:rPr>
+          <w:lang w:val="hi_IN" w:bidi="hi_IN"/>
+        </w:rPr>
+      </w:r>
+    </w:p>
+    <w:p>
+      <w:pPr/>
+      <w:r>
+        <w:rPr>
+          <w:lang w:val="hi_IN" w:bidi="hi_IN"/>
+        </w:rPr>
+      </w:r>
+      <w:r>
+        <w:rPr>
+          <w:b/>
+          <w:lang w:val="hi_IN" w:bidi="hi_IN"/>
+        </w:rPr>
+        <w:t>ἐσφραγίσθητε</w:t>
+      </w:r>
+    </w:p>
+    <w:p>
+      <w:pPr/>
+      <w:r>
+        <w:rPr>
+          <w:lang w:val="hi_IN" w:bidi="hi_IN"/>
+        </w:rPr>
+      </w:r>
+      <w:r>
+        <w:rPr>
+          <w:b/>
+          <w:lang w:val="hi_IN" w:bidi="hi_IN"/>
+        </w:rPr>
+        <w:t>"छाप लगी"</w:t>
+      </w:r>
+    </w:p>
+    <w:p>
+      <w:pPr/>
+      <w:r>
+        <w:rPr>
+          <w:lang w:val="hi_IN" w:bidi="hi_IN"/>
+        </w:rPr>
+      </w:r>
+      <w:r>
+        <w:rPr>
+          <w:lang w:val="hi_IN" w:bidi="hi_IN"/>
+        </w:rPr>
+        <w:t>इस को कर्ताप्रधान रूप में भी व्यक्त किया जा सकता है: वैकल्पिक अनुवाद: “परमेश्वर ने तुम पर छाप लगा दी है”</w:t>
+      </w:r>
+    </w:p>
+    <w:p>
+      <w:pPr/>
+      <w:r>
+        <w:rPr>
+          <w:lang w:val="hi_IN" w:bidi="hi_IN"/>
+        </w:rPr>
+      </w:r>
+      <w:r>
+        <w:rPr>
+          <w:lang w:val="hi_IN" w:bidi="hi_IN"/>
+        </w:rPr>
+        <w:t xml:space="preserve">देखें: </w:t>
+      </w:r>
+      <w:r>
+        <w:rPr>
+          <w:lang w:val="hi_IN" w:bidi="hi_IN"/>
+        </w:rPr>
+        <w:t>सक्रिय या निष्क्रिय</w:t>
+      </w:r>
+      <w:r>
+        <w:rPr>
+          <w:lang w:val="hi_IN" w:bidi="hi_IN"/>
+        </w:rPr>
+      </w:r>
+      <w:r>
+        <w:rPr>
+          <w:lang w:val="hi_IN" w:bidi="hi_IN"/>
+        </w:rPr>
+      </w:r>
+    </w:p>
+    <w:p>
+      <w:pPr/>
+      <w:r>
+        <w:rPr>
+          <w:lang w:val="hi_IN" w:bidi="hi_IN"/>
+        </w:rPr>
+      </w:r>
+    </w:p>
+    <w:p>
+      <w:pPr>
+        <w:pStyle w:val="Heading2"/>
+      </w:pPr>
+      <w:r>
+        <w:rPr>
+          <w:lang w:val="hi_IN" w:bidi="hi_IN"/>
+        </w:rPr>
+        <w:t>इफिसियों 1:14 (#1)</w:t>
+      </w:r>
+      <w:r>
+        <w:rPr>
+          <w:lang w:val="hi_IN" w:bidi="hi_IN"/>
+        </w:rPr>
+      </w:r>
+    </w:p>
+    <w:p>
+      <w:pPr/>
+      <w:r>
+        <w:rPr>
+          <w:lang w:val="hi_IN" w:bidi="hi_IN"/>
+        </w:rPr>
+      </w:r>
+      <w:r>
+        <w:rPr>
+          <w:b/>
+          <w:lang w:val="hi_IN" w:bidi="hi_IN"/>
+        </w:rPr>
+        <w:t>ἀρραβὼν τῆς κληρονομίας ἡμῶν</w:t>
+      </w:r>
+    </w:p>
+    <w:p>
+      <w:pPr/>
+      <w:r>
+        <w:rPr>
+          <w:lang w:val="hi_IN" w:bidi="hi_IN"/>
+        </w:rPr>
+      </w:r>
+      <w:r>
+        <w:rPr>
+          <w:b/>
+          <w:lang w:val="hi_IN" w:bidi="hi_IN"/>
+        </w:rPr>
+        <w:t>"हमारी विरासत का बयाना है, कि"</w:t>
+      </w:r>
+    </w:p>
+    <w:p>
+      <w:pPr/>
+      <w:r>
+        <w:rPr>
+          <w:lang w:val="hi_IN" w:bidi="hi_IN"/>
+        </w:rPr>
+      </w:r>
+      <w:r>
+        <w:rPr>
+          <w:lang w:val="hi_IN" w:bidi="hi_IN"/>
+        </w:rPr>
+        <w:t>"परमेश्वर के वादे को प्राप्त करने के बारे में ऐसे बताया गया है जैसे कि कोई अपने परिवार के किसी सदस्य से कोई सम्पत्ति या धन विरासत में प्राप्त करता है। वैकल्पिक अनुवाद: ""एक आरम्भिक हिस्सा कि परमेश्वर ने हमसे जो प्रतिज्ञा की है उसका हम एक आरंभिक अंश प्राप्त करते हैं"" या ""एक गारंटी है कि हमें वह मिलेगा जिसे परमेश्वर ने हमें देने का वादा किया है""</w:t>
+      </w:r>
+    </w:p>
+    <w:p>
+      <w:pPr/>
+      <w:r>
+        <w:rPr>
+          <w:lang w:val="hi_IN" w:bidi="hi_IN"/>
+        </w:rPr>
+      </w:r>
+      <w:r>
+        <w:rPr>
+          <w:lang w:val="hi_IN" w:bidi="hi_IN"/>
+        </w:rPr>
+        <w:t xml:space="preserve">देखें: </w:t>
+      </w:r>
+      <w:r>
+        <w:rPr>
+          <w:lang w:val="hi_IN" w:bidi="hi_IN"/>
+        </w:rPr>
+        <w:t>रूपक</w:t>
+      </w:r>
+      <w:r>
+        <w:rPr>
+          <w:lang w:val="hi_IN" w:bidi="hi_IN"/>
+        </w:rPr>
+      </w:r>
+      <w:r>
+        <w:rPr>
+          <w:lang w:val="hi_IN" w:bidi="hi_IN"/>
+        </w:rPr>
+      </w:r>
+    </w:p>
+    <w:p>
+      <w:pPr/>
+      <w:r>
+        <w:rPr>
+          <w:lang w:val="hi_IN" w:bidi="hi_IN"/>
+        </w:rPr>
+      </w:r>
+    </w:p>
+    <w:p>
+      <w:pPr>
+        <w:pStyle w:val="Heading2"/>
+      </w:pPr>
+      <w:r>
+        <w:rPr>
+          <w:lang w:val="hi_IN" w:bidi="hi_IN"/>
+        </w:rPr>
+        <w:t>इफिसियों 1:15 (#1)</w:t>
+      </w:r>
+      <w:r>
+        <w:rPr>
+          <w:lang w:val="hi_IN" w:bidi="hi_IN"/>
+        </w:rPr>
+      </w:r>
+    </w:p>
+    <w:p>
+      <w:pPr/>
+      <w:r>
+        <w:rPr>
+          <w:lang w:val="hi_IN" w:bidi="hi_IN"/>
+        </w:rPr>
+      </w:r>
+      <w:r>
+        <w:rPr>
+          <w:b/>
+          <w:lang w:val="hi_IN" w:bidi="hi_IN"/>
+        </w:rPr>
+        <w:t>""</w:t>
+      </w:r>
+    </w:p>
+    <w:p>
+      <w:pPr/>
+      <w:r>
+        <w:rPr>
+          <w:lang w:val="hi_IN" w:bidi="hi_IN"/>
+        </w:rPr>
+      </w:r>
+      <w:r>
+        <w:rPr>
+          <w:lang w:val="hi_IN" w:bidi="hi_IN"/>
+        </w:rPr>
+        <w:t>Connecting Statement:\n\nपौलुस इफिसुस के विश्वासियों के लिए प्रार्थना करता है और मसीह के द्वारा विश्वासियों को जो सामर्थ्य प्राप्त है उसके लिए वह परमेश्वर की स्तुति करता है।</w:t>
+      </w:r>
+      <w:r>
+        <w:rPr>
+          <w:lang w:val="hi_IN" w:bidi="hi_IN"/>
+        </w:rPr>
+      </w:r>
+      <w:r>
+        <w:rPr>
+          <w:lang w:val="hi_IN" w:bidi="hi_IN"/>
+        </w:rPr>
+      </w:r>
+    </w:p>
+    <w:p>
+      <w:pPr/>
+      <w:r>
+        <w:rPr>
+          <w:lang w:val="hi_IN" w:bidi="hi_IN"/>
+        </w:rPr>
+      </w:r>
+    </w:p>
+    <w:p>
+      <w:pPr>
+        <w:pStyle w:val="Heading2"/>
+      </w:pPr>
+      <w:r>
+        <w:rPr>
+          <w:lang w:val="hi_IN" w:bidi="hi_IN"/>
+        </w:rPr>
+        <w:t>इफिसियों 1:15 (#2)</w:t>
+      </w:r>
+      <w:r>
+        <w:rPr>
+          <w:lang w:val="hi_IN" w:bidi="hi_IN"/>
+        </w:rPr>
+      </w:r>
+    </w:p>
+    <w:p>
+      <w:pPr/>
+      <w:r>
+        <w:rPr>
+          <w:lang w:val="hi_IN" w:bidi="hi_IN"/>
+        </w:rPr>
+      </w:r>
+      <w:r>
+        <w:rPr>
+          <w:b/>
+          <w:lang w:val="hi_IN" w:bidi="hi_IN"/>
+        </w:rPr>
+        <w:t>διὰ τοῦτο</w:t>
+      </w:r>
+    </w:p>
+    <w:p>
+      <w:pPr/>
+      <w:r>
+        <w:rPr>
+          <w:lang w:val="hi_IN" w:bidi="hi_IN"/>
+        </w:rPr>
+      </w:r>
+      <w:r>
+        <w:rPr>
+          <w:b/>
+          <w:lang w:val="hi_IN" w:bidi="hi_IN"/>
+        </w:rPr>
+        <w:t>"इस कारण"</w:t>
+      </w:r>
+    </w:p>
+    <w:p>
+      <w:pPr/>
+      <w:r>
+        <w:rPr>
+          <w:lang w:val="hi_IN" w:bidi="hi_IN"/>
+        </w:rPr>
+      </w:r>
+      <w:r>
+        <w:rPr>
+          <w:lang w:val="hi_IN" w:bidi="hi_IN"/>
+        </w:rPr>
+        <w:t xml:space="preserve">यह संयोजक वाक्यांश </w:t>
+      </w:r>
+      <w:r>
+        <w:rPr>
+          <w:b/>
+          <w:lang w:val="hi_IN" w:bidi="hi_IN"/>
+        </w:rPr>
+        <w:t>इस कारण</w:t>
+      </w:r>
+      <w:r>
+        <w:rPr>
+          <w:lang w:val="hi_IN" w:bidi="hi_IN"/>
+        </w:rPr>
+        <w:t xml:space="preserve"> कारण-परिणाम सम्बन्ध को परिचित कराता है। कारण तो यह है कि इफिसुस के विश्वासियों ने सुसमाचार पर विश्वास किया और पवित्र आत्मा की मोहर उन पर लगाईं गई है। परिणाम यह है कि पौलुस परमेश्वर की स्तुति करता है। अपनी भाषा में ऐसी उक्ति का उपयोग करें जो परिणाम के साथ कारण के साथ सम्पर्क स्थापित करती है।</w:t>
+      </w:r>
+    </w:p>
+    <w:p>
+      <w:pPr/>
+      <w:r>
+        <w:rPr>
+          <w:lang w:val="hi_IN" w:bidi="hi_IN"/>
+        </w:rPr>
+      </w:r>
+      <w:r>
+        <w:rPr>
+          <w:lang w:val="hi_IN" w:bidi="hi_IN"/>
+        </w:rPr>
+        <w:t xml:space="preserve">देखें: </w:t>
+      </w:r>
+      <w:r>
+        <w:rPr>
+          <w:lang w:val="hi_IN" w:bidi="hi_IN"/>
+        </w:rPr>
+        <w:t>जोड़ें — कारण और परिणाम संबंध</w:t>
+      </w:r>
+      <w:r>
+        <w:rPr>
+          <w:lang w:val="hi_IN" w:bidi="hi_IN"/>
+        </w:rPr>
+      </w:r>
+      <w:r>
+        <w:rPr>
+          <w:lang w:val="hi_IN" w:bidi="hi_IN"/>
+        </w:rPr>
+      </w:r>
+    </w:p>
+    <w:p>
+      <w:pPr/>
+      <w:r>
+        <w:rPr>
+          <w:lang w:val="hi_IN" w:bidi="hi_IN"/>
+        </w:rPr>
+      </w:r>
+    </w:p>
+    <w:p>
+      <w:pPr>
+        <w:pStyle w:val="Heading2"/>
+      </w:pPr>
+      <w:r>
+        <w:rPr>
+          <w:lang w:val="hi_IN" w:bidi="hi_IN"/>
+        </w:rPr>
+        <w:t>इफिसियों 1:16 (#1)</w:t>
+      </w:r>
+      <w:r>
+        <w:rPr>
+          <w:lang w:val="hi_IN" w:bidi="hi_IN"/>
+        </w:rPr>
+      </w:r>
+    </w:p>
+    <w:p>
+      <w:pPr/>
+      <w:r>
+        <w:rPr>
+          <w:lang w:val="hi_IN" w:bidi="hi_IN"/>
+        </w:rPr>
+      </w:r>
+      <w:r>
+        <w:rPr>
+          <w:b/>
+          <w:lang w:val="hi_IN" w:bidi="hi_IN"/>
+        </w:rPr>
+        <w:t>"परमेश्वर का धन्यवाद करना नहीं छोड़ता"</w:t>
+      </w:r>
+    </w:p>
+    <w:p>
+      <w:pPr/>
+      <w:r>
+        <w:rPr>
+          <w:lang w:val="hi_IN" w:bidi="hi_IN"/>
+        </w:rPr>
+      </w:r>
+      <w:r>
+        <w:rPr>
+          <w:lang w:val="hi_IN" w:bidi="hi_IN"/>
+        </w:rPr>
+        <w:t xml:space="preserve">"पौलुस जोर देने के लिए इस उक्ति </w:t>
+      </w:r>
+      <w:r>
+        <w:rPr>
+          <w:b/>
+          <w:lang w:val="hi_IN" w:bidi="hi_IN"/>
+        </w:rPr>
+        <w:t>नहीं छोड़ता</w:t>
+      </w:r>
+      <w:r>
+        <w:rPr>
+          <w:lang w:val="hi_IN" w:bidi="hi_IN"/>
+        </w:rPr>
+        <w:t xml:space="preserve"> का उपयोग करता है कि प्रकट हो कि वह परमेश्वर का धन्यवाद करना जारी रखता है। वैकल्पिक अनुवाद: ""मैं परमेश्वर का धन्यवाद करता रहता हूँ""</w:t>
+      </w:r>
+    </w:p>
+    <w:p>
+      <w:pPr/>
+      <w:r>
+        <w:rPr>
+          <w:lang w:val="hi_IN" w:bidi="hi_IN"/>
+        </w:rPr>
+      </w:r>
+      <w:r>
+        <w:rPr>
+          <w:lang w:val="hi_IN" w:bidi="hi_IN"/>
+        </w:rPr>
+        <w:t xml:space="preserve">देखें: </w:t>
+      </w:r>
+      <w:r>
+        <w:rPr>
+          <w:lang w:val="hi_IN" w:bidi="hi_IN"/>
+        </w:rPr>
+        <w:t>अल्पोक्ति</w:t>
+      </w:r>
+      <w:r>
+        <w:rPr>
+          <w:lang w:val="hi_IN" w:bidi="hi_IN"/>
+        </w:rPr>
+      </w:r>
+      <w:r>
+        <w:rPr>
+          <w:lang w:val="hi_IN" w:bidi="hi_IN"/>
+        </w:rPr>
+      </w:r>
+    </w:p>
+    <w:p>
+      <w:pPr/>
+      <w:r>
+        <w:rPr>
+          <w:lang w:val="hi_IN" w:bidi="hi_IN"/>
+        </w:rPr>
+      </w:r>
+    </w:p>
+    <w:p>
+      <w:pPr>
+        <w:pStyle w:val="Heading2"/>
+      </w:pPr>
+      <w:r>
+        <w:rPr>
+          <w:lang w:val="hi_IN" w:bidi="hi_IN"/>
+        </w:rPr>
+        <w:t>इफिसियों 1:16 (#2)</w:t>
+      </w:r>
+      <w:r>
+        <w:rPr>
+          <w:lang w:val="hi_IN" w:bidi="hi_IN"/>
+        </w:rPr>
+      </w:r>
+    </w:p>
+    <w:p>
+      <w:pPr/>
+      <w:r>
+        <w:rPr>
+          <w:lang w:val="hi_IN" w:bidi="hi_IN"/>
+        </w:rPr>
+      </w:r>
+      <w:r>
+        <w:rPr>
+          <w:b/>
+          <w:lang w:val="hi_IN" w:bidi="hi_IN"/>
+        </w:rPr>
+        <w:t>"परमेश्वर का धन्यवाद करना नहीं छोड़ता"</w:t>
+      </w:r>
+    </w:p>
+    <w:p>
+      <w:pPr/>
+      <w:r>
+        <w:rPr>
+          <w:lang w:val="hi_IN" w:bidi="hi_IN"/>
+        </w:rPr>
+      </w:r>
+      <w:r>
+        <w:rPr>
+          <w:lang w:val="hi_IN" w:bidi="hi_IN"/>
+        </w:rPr>
+        <w:t>पौलुस इस अतिशयोक्ति का उपयोग इस तथ्य पर बल देने के लिए करता है कि वह अधिकतर प्रार्थना ही किया करता है। वैकल्पिक अनुवाद: “मैं परमेश्वर को अक्सर धन्यवाद देता हूँ”</w:t>
+      </w:r>
+    </w:p>
+    <w:p>
+      <w:pPr/>
+      <w:r>
+        <w:rPr>
+          <w:lang w:val="hi_IN" w:bidi="hi_IN"/>
+        </w:rPr>
+      </w:r>
+      <w:r>
+        <w:rPr>
+          <w:lang w:val="hi_IN" w:bidi="hi_IN"/>
+        </w:rPr>
+        <w:t xml:space="preserve">देखें: </w:t>
+      </w:r>
+      <w:r>
+        <w:rPr>
+          <w:lang w:val="hi_IN" w:bidi="hi_IN"/>
+        </w:rPr>
+        <w:t>अतिशयोक्ति</w:t>
+      </w:r>
+      <w:r>
+        <w:rPr>
+          <w:lang w:val="hi_IN" w:bidi="hi_IN"/>
+        </w:rPr>
+      </w:r>
+      <w:r>
+        <w:rPr>
+          <w:lang w:val="hi_IN" w:bidi="hi_IN"/>
+        </w:rPr>
+      </w:r>
+    </w:p>
+    <w:p>
+      <w:pPr/>
+      <w:r>
+        <w:rPr>
+          <w:lang w:val="hi_IN" w:bidi="hi_IN"/>
+        </w:rPr>
+      </w:r>
+    </w:p>
+    <w:p>
+      <w:pPr>
+        <w:pStyle w:val="Heading2"/>
+      </w:pPr>
+      <w:r>
+        <w:rPr>
+          <w:lang w:val="hi_IN" w:bidi="hi_IN"/>
+        </w:rPr>
+        <w:t>इफिसियों 1:17 (#1)</w:t>
+      </w:r>
+      <w:r>
+        <w:rPr>
+          <w:lang w:val="hi_IN" w:bidi="hi_IN"/>
+        </w:rPr>
+      </w:r>
+    </w:p>
+    <w:p>
+      <w:pPr/>
+      <w:r>
+        <w:rPr>
+          <w:lang w:val="hi_IN" w:bidi="hi_IN"/>
+        </w:rPr>
+      </w:r>
+      <w:r>
+        <w:rPr>
+          <w:b/>
+          <w:lang w:val="hi_IN" w:bidi="hi_IN"/>
+        </w:rPr>
+        <w:t>ἵνα</w:t>
+      </w:r>
+    </w:p>
+    <w:p>
+      <w:pPr/>
+      <w:r>
+        <w:rPr>
+          <w:lang w:val="hi_IN" w:bidi="hi_IN"/>
+        </w:rPr>
+      </w:r>
+      <w:r>
+        <w:rPr>
+          <w:b/>
+          <w:lang w:val="hi_IN" w:bidi="hi_IN"/>
+        </w:rPr>
+        <w:t>"कि"</w:t>
+      </w:r>
+    </w:p>
+    <w:p>
+      <w:pPr/>
+      <w:r>
+        <w:rPr>
+          <w:lang w:val="hi_IN" w:bidi="hi_IN"/>
+        </w:rPr>
+      </w:r>
+      <w:r>
+        <w:rPr>
+          <w:lang w:val="hi_IN" w:bidi="hi_IN"/>
+        </w:rPr>
+        <w:t xml:space="preserve">यह संयोजक उक्ति </w:t>
+      </w:r>
+      <w:r>
+        <w:rPr>
+          <w:b/>
+          <w:lang w:val="hi_IN" w:bidi="hi_IN"/>
+        </w:rPr>
+        <w:t>जिससे कि</w:t>
+      </w:r>
+      <w:r>
+        <w:rPr>
+          <w:lang w:val="hi_IN" w:bidi="hi_IN"/>
+        </w:rPr>
+        <w:t xml:space="preserve"> कारण-परिणाम सम्बन्ध को परिचित कराता है। कारण यह है कि पौलस इफिसुस के विश्वासियों के लिए प्रार्थना करता है। परिणाम यह है कि परमेश्वर इफिसुस के विश्वासियों को उन सब उपकारों के लिए आलोकित करे जो उसने मसीह के द्वारा उन पर किये हैं। अपनी भाषा में ऐसी उक्ति का उपयोग करें जो परिणाम के साथ कारण को जोड़ दे।</w:t>
+      </w:r>
+    </w:p>
+    <w:p>
+      <w:pPr/>
+      <w:r>
+        <w:rPr>
+          <w:lang w:val="hi_IN" w:bidi="hi_IN"/>
+        </w:rPr>
+      </w:r>
+      <w:r>
+        <w:rPr>
+          <w:lang w:val="hi_IN" w:bidi="hi_IN"/>
+        </w:rPr>
+        <w:t xml:space="preserve">देखें: </w:t>
+      </w:r>
+      <w:r>
+        <w:rPr>
+          <w:lang w:val="hi_IN" w:bidi="hi_IN"/>
+        </w:rPr>
+        <w:t>जोड़ें — कारण और परिणाम संबंध</w:t>
+      </w:r>
+      <w:r>
+        <w:rPr>
+          <w:lang w:val="hi_IN" w:bidi="hi_IN"/>
+        </w:rPr>
+      </w:r>
+      <w:r>
+        <w:rPr>
+          <w:lang w:val="hi_IN" w:bidi="hi_IN"/>
+        </w:rPr>
+      </w:r>
+    </w:p>
+    <w:p>
+      <w:pPr/>
+      <w:r>
+        <w:rPr>
+          <w:lang w:val="hi_IN" w:bidi="hi_IN"/>
+        </w:rPr>
+      </w:r>
+    </w:p>
+    <w:p>
+      <w:pPr>
+        <w:pStyle w:val="Heading2"/>
+      </w:pPr>
+      <w:r>
+        <w:rPr>
+          <w:lang w:val="hi_IN" w:bidi="hi_IN"/>
+        </w:rPr>
+        <w:t>इफिसियों 1:17 (#2)</w:t>
+      </w:r>
+      <w:r>
+        <w:rPr>
+          <w:lang w:val="hi_IN" w:bidi="hi_IN"/>
+        </w:rPr>
+      </w:r>
+    </w:p>
+    <w:p>
+      <w:pPr/>
+      <w:r>
+        <w:rPr>
+          <w:lang w:val="hi_IN" w:bidi="hi_IN"/>
+        </w:rPr>
+      </w:r>
+      <w:r>
+        <w:rPr>
+          <w:b/>
+          <w:lang w:val="hi_IN" w:bidi="hi_IN"/>
+        </w:rPr>
+        <w:t>"बुद्धि की आत्मा और अपने ज्ञान का प्रकाश"</w:t>
+      </w:r>
+    </w:p>
+    <w:p>
+      <w:pPr/>
+      <w:r>
+        <w:rPr>
+          <w:lang w:val="hi_IN" w:bidi="hi_IN"/>
+        </w:rPr>
+      </w:r>
+      <w:r>
+        <w:rPr>
+          <w:lang w:val="hi_IN" w:bidi="hi_IN"/>
+        </w:rPr>
+        <w:t>“उसके प्रकाशन को समझने हेतु आत्मिक ज्ञान”</w:t>
+      </w:r>
+      <w:r>
+        <w:rPr>
+          <w:lang w:val="hi_IN" w:bidi="hi_IN"/>
+        </w:rPr>
+      </w:r>
+      <w:r>
+        <w:rPr>
+          <w:lang w:val="hi_IN" w:bidi="hi_IN"/>
+        </w:rPr>
+      </w:r>
+    </w:p>
+    <w:p>
+      <w:pPr/>
+      <w:r>
+        <w:rPr>
+          <w:lang w:val="hi_IN" w:bidi="hi_IN"/>
+        </w:rPr>
+      </w:r>
+    </w:p>
+    <w:p>
+      <w:pPr>
+        <w:pStyle w:val="Heading2"/>
+      </w:pPr>
+      <w:r>
+        <w:rPr>
+          <w:lang w:val="hi_IN" w:bidi="hi_IN"/>
+        </w:rPr>
+        <w:t>इफिसियों 1:18 (#1)</w:t>
+      </w:r>
+      <w:r>
+        <w:rPr>
+          <w:lang w:val="hi_IN" w:bidi="hi_IN"/>
+        </w:rPr>
+      </w:r>
+    </w:p>
+    <w:p>
+      <w:pPr/>
+      <w:r>
+        <w:rPr>
+          <w:lang w:val="hi_IN" w:bidi="hi_IN"/>
+        </w:rPr>
+      </w:r>
+      <w:r>
+        <w:rPr>
+          <w:b/>
+          <w:lang w:val="hi_IN" w:bidi="hi_IN"/>
+        </w:rPr>
+        <w:t>"और"</w:t>
+      </w:r>
+      <w:r>
+        <w:rPr>
+          <w:lang w:val="hi_IN" w:bidi="hi_IN"/>
+        </w:rPr>
+        <w:t xml:space="preserve"> - </w:t>
+      </w:r>
+      <w:r>
+        <w:rPr>
+          <w:b/>
+          <w:lang w:val="hi_IN" w:bidi="hi_IN"/>
+        </w:rPr>
+        <w:t>"मन की आँखें ज्योतिर्मय हों कि"</w:t>
+      </w:r>
+    </w:p>
+    <w:p>
+      <w:pPr/>
+      <w:r>
+        <w:rPr>
+          <w:lang w:val="hi_IN" w:bidi="hi_IN"/>
+        </w:rPr>
+      </w:r>
+      <w:r>
+        <w:rPr>
+          <w:lang w:val="hi_IN" w:bidi="hi_IN"/>
+        </w:rPr>
+        <w:t xml:space="preserve">"यहाँ </w:t>
+      </w:r>
+      <w:r>
+        <w:rPr>
+          <w:b/>
+          <w:lang w:val="hi_IN" w:bidi="hi_IN"/>
+        </w:rPr>
+        <w:t>मन</w:t>
+      </w:r>
+      <w:r>
+        <w:rPr>
+          <w:lang w:val="hi_IN" w:bidi="hi_IN"/>
+        </w:rPr>
+        <w:t xml:space="preserve"> मनुष्य की मनोवृत्ति या मानसिकता के लिए एक लाक्षणिक प्रयोग है। वैकल्पिक अनुवाद: “कि तुम्हें समझ प्राप्त हो""</w:t>
+      </w:r>
+    </w:p>
+    <w:p>
+      <w:pPr/>
+      <w:r>
+        <w:rPr>
+          <w:lang w:val="hi_IN" w:bidi="hi_IN"/>
+        </w:rPr>
+      </w:r>
+      <w:r>
+        <w:rPr>
+          <w:lang w:val="hi_IN" w:bidi="hi_IN"/>
+        </w:rPr>
+        <w:t xml:space="preserve">देखें: </w:t>
+      </w:r>
+      <w:r>
+        <w:rPr>
+          <w:lang w:val="hi_IN" w:bidi="hi_IN"/>
+        </w:rPr>
+        <w:t>प्रतिन्यास</w:t>
+      </w:r>
+      <w:r>
+        <w:rPr>
+          <w:lang w:val="hi_IN" w:bidi="hi_IN"/>
+        </w:rPr>
+      </w:r>
+      <w:r>
+        <w:rPr>
+          <w:lang w:val="hi_IN" w:bidi="hi_IN"/>
+        </w:rPr>
+      </w:r>
+    </w:p>
+    <w:p>
+      <w:pPr/>
+      <w:r>
+        <w:rPr>
+          <w:lang w:val="hi_IN" w:bidi="hi_IN"/>
+        </w:rPr>
+      </w:r>
+    </w:p>
+    <w:p>
+      <w:pPr>
+        <w:pStyle w:val="Heading2"/>
+      </w:pPr>
+      <w:r>
+        <w:rPr>
+          <w:lang w:val="hi_IN" w:bidi="hi_IN"/>
+        </w:rPr>
+        <w:t>इफिसियों 1:18 (#2)</w:t>
+      </w:r>
+      <w:r>
+        <w:rPr>
+          <w:lang w:val="hi_IN" w:bidi="hi_IN"/>
+        </w:rPr>
+      </w:r>
+    </w:p>
+    <w:p>
+      <w:pPr/>
+      <w:r>
+        <w:rPr>
+          <w:lang w:val="hi_IN" w:bidi="hi_IN"/>
+        </w:rPr>
+      </w:r>
+      <w:r>
+        <w:rPr>
+          <w:b/>
+          <w:lang w:val="hi_IN" w:bidi="hi_IN"/>
+        </w:rPr>
+        <w:t>"और"</w:t>
+      </w:r>
+      <w:r>
+        <w:rPr>
+          <w:lang w:val="hi_IN" w:bidi="hi_IN"/>
+        </w:rPr>
+        <w:t xml:space="preserve"> - </w:t>
+      </w:r>
+      <w:r>
+        <w:rPr>
+          <w:b/>
+          <w:lang w:val="hi_IN" w:bidi="hi_IN"/>
+        </w:rPr>
+        <w:t>"मन की आँखें ज्योतिर्मय हों कि"</w:t>
+      </w:r>
+    </w:p>
+    <w:p>
+      <w:pPr/>
+      <w:r>
+        <w:rPr>
+          <w:lang w:val="hi_IN" w:bidi="hi_IN"/>
+        </w:rPr>
+      </w:r>
+      <w:r>
+        <w:rPr>
+          <w:lang w:val="hi_IN" w:bidi="hi_IN"/>
+        </w:rPr>
+        <w:t>"इसे कर्ताप्रधान वाक्य में कहा जा सकता है। वैकल्पिक अनुवाद: “कि परमेश्वर तुम्हारे मन में आत्मिक ज्ञानोदय करे"" या ""कि परमेश्वर तुम्हारी समझ को ग्यानोदीप्त करे""</w:t>
+      </w:r>
+    </w:p>
+    <w:p>
+      <w:pPr/>
+      <w:r>
+        <w:rPr>
+          <w:lang w:val="hi_IN" w:bidi="hi_IN"/>
+        </w:rPr>
+      </w:r>
+      <w:r>
+        <w:rPr>
+          <w:lang w:val="hi_IN" w:bidi="hi_IN"/>
+        </w:rPr>
+        <w:t xml:space="preserve">देखें: </w:t>
+      </w:r>
+      <w:r>
+        <w:rPr>
+          <w:lang w:val="hi_IN" w:bidi="hi_IN"/>
+        </w:rPr>
+        <w:t>सक्रिय या निष्क्रिय</w:t>
+      </w:r>
+      <w:r>
+        <w:rPr>
+          <w:lang w:val="hi_IN" w:bidi="hi_IN"/>
+        </w:rPr>
+      </w:r>
+      <w:r>
+        <w:rPr>
+          <w:lang w:val="hi_IN" w:bidi="hi_IN"/>
+        </w:rPr>
+      </w:r>
+    </w:p>
+    <w:p>
+      <w:pPr/>
+      <w:r>
+        <w:rPr>
+          <w:lang w:val="hi_IN" w:bidi="hi_IN"/>
+        </w:rPr>
+      </w:r>
+    </w:p>
+    <w:p>
+      <w:pPr>
+        <w:pStyle w:val="Heading2"/>
+      </w:pPr>
+      <w:r>
+        <w:rPr>
+          <w:lang w:val="hi_IN" w:bidi="hi_IN"/>
+        </w:rPr>
+        <w:t>इफिसियों 1:18 (#3)</w:t>
+      </w:r>
+      <w:r>
+        <w:rPr>
+          <w:lang w:val="hi_IN" w:bidi="hi_IN"/>
+        </w:rPr>
+      </w:r>
+    </w:p>
+    <w:p>
+      <w:pPr/>
+      <w:r>
+        <w:rPr>
+          <w:lang w:val="hi_IN" w:bidi="hi_IN"/>
+        </w:rPr>
+      </w:r>
+      <w:r>
+        <w:rPr>
+          <w:b/>
+          <w:lang w:val="hi_IN" w:bidi="hi_IN"/>
+        </w:rPr>
+        <w:t>τοὺς ὀφθαλμοὺς τῆς καρδίας</w:t>
+      </w:r>
+    </w:p>
+    <w:p>
+      <w:pPr/>
+      <w:r>
+        <w:rPr>
+          <w:lang w:val="hi_IN" w:bidi="hi_IN"/>
+        </w:rPr>
+      </w:r>
+      <w:r>
+        <w:rPr>
+          <w:b/>
+          <w:lang w:val="hi_IN" w:bidi="hi_IN"/>
+        </w:rPr>
+        <w:t>"और"</w:t>
+      </w:r>
+      <w:r>
+        <w:rPr>
+          <w:lang w:val="hi_IN" w:bidi="hi_IN"/>
+        </w:rPr>
+        <w:t xml:space="preserve"> - </w:t>
+      </w:r>
+      <w:r>
+        <w:rPr>
+          <w:b/>
+          <w:lang w:val="hi_IN" w:bidi="hi_IN"/>
+        </w:rPr>
+        <w:t>"मन की आँखें"</w:t>
+      </w:r>
+    </w:p>
+    <w:p>
+      <w:pPr/>
+      <w:r>
+        <w:rPr>
+          <w:lang w:val="hi_IN" w:bidi="hi_IN"/>
+        </w:rPr>
+      </w:r>
+      <w:r>
+        <w:rPr>
+          <w:lang w:val="hi_IN" w:bidi="hi_IN"/>
+        </w:rPr>
+        <w:t>उक्ति **तुम्हारे मन की आँखें,” मनुष्य की समझ प्राप्ति के लिए एक रूपक है। वैकल्पिक अनुवाद: “कि तुम समझ प्राप्त करो और ज्ञानोदीप्त हो जाओ”</w:t>
+      </w:r>
+    </w:p>
+    <w:p>
+      <w:pPr/>
+      <w:r>
+        <w:rPr>
+          <w:lang w:val="hi_IN" w:bidi="hi_IN"/>
+        </w:rPr>
+      </w:r>
+      <w:r>
+        <w:rPr>
+          <w:lang w:val="hi_IN" w:bidi="hi_IN"/>
+        </w:rPr>
+        <w:t xml:space="preserve">देखें: </w:t>
+      </w:r>
+      <w:r>
+        <w:rPr>
+          <w:lang w:val="hi_IN" w:bidi="hi_IN"/>
+        </w:rPr>
+        <w:t>रूपक</w:t>
+      </w:r>
+      <w:r>
+        <w:rPr>
+          <w:lang w:val="hi_IN" w:bidi="hi_IN"/>
+        </w:rPr>
+      </w:r>
+      <w:r>
+        <w:rPr>
+          <w:lang w:val="hi_IN" w:bidi="hi_IN"/>
+        </w:rPr>
+      </w:r>
+    </w:p>
+    <w:p>
+      <w:pPr/>
+      <w:r>
+        <w:rPr>
+          <w:lang w:val="hi_IN" w:bidi="hi_IN"/>
+        </w:rPr>
+      </w:r>
+    </w:p>
+    <w:p>
+      <w:pPr>
+        <w:pStyle w:val="Heading2"/>
+      </w:pPr>
+      <w:r>
+        <w:rPr>
+          <w:lang w:val="hi_IN" w:bidi="hi_IN"/>
+        </w:rPr>
+        <w:t>इफिसियों 1:18 (#4)</w:t>
+      </w:r>
+      <w:r>
+        <w:rPr>
+          <w:lang w:val="hi_IN" w:bidi="hi_IN"/>
+        </w:rPr>
+      </w:r>
+    </w:p>
+    <w:p>
+      <w:pPr/>
+      <w:r>
+        <w:rPr>
+          <w:lang w:val="hi_IN" w:bidi="hi_IN"/>
+        </w:rPr>
+      </w:r>
+      <w:r>
+        <w:rPr>
+          <w:b/>
+          <w:lang w:val="hi_IN" w:bidi="hi_IN"/>
+        </w:rPr>
+        <w:t>"ज्योतिर्मय हों कि"</w:t>
+      </w:r>
+    </w:p>
+    <w:p>
+      <w:pPr/>
+      <w:r>
+        <w:rPr>
+          <w:lang w:val="hi_IN" w:bidi="hi_IN"/>
+        </w:rPr>
+      </w:r>
+      <w:r>
+        <w:rPr>
+          <w:lang w:val="hi_IN" w:bidi="hi_IN"/>
+        </w:rPr>
+        <w:t>“तुम्हें दिखाया”</w:t>
+      </w:r>
+      <w:r>
+        <w:rPr>
+          <w:lang w:val="hi_IN" w:bidi="hi_IN"/>
+        </w:rPr>
+      </w:r>
+      <w:r>
+        <w:rPr>
+          <w:lang w:val="hi_IN" w:bidi="hi_IN"/>
+        </w:rPr>
+      </w:r>
+    </w:p>
+    <w:p>
+      <w:pPr/>
+      <w:r>
+        <w:rPr>
+          <w:lang w:val="hi_IN" w:bidi="hi_IN"/>
+        </w:rPr>
+      </w:r>
+    </w:p>
+    <w:p>
+      <w:pPr>
+        <w:pStyle w:val="Heading2"/>
+      </w:pPr>
+      <w:r>
+        <w:rPr>
+          <w:lang w:val="hi_IN" w:bidi="hi_IN"/>
+        </w:rPr>
+        <w:t>इफिसियों 1:18 (#5)</w:t>
+      </w:r>
+      <w:r>
+        <w:rPr>
+          <w:lang w:val="hi_IN" w:bidi="hi_IN"/>
+        </w:rPr>
+      </w:r>
+    </w:p>
+    <w:p>
+      <w:pPr/>
+      <w:r>
+        <w:rPr>
+          <w:lang w:val="hi_IN" w:bidi="hi_IN"/>
+        </w:rPr>
+      </w:r>
+      <w:r>
+        <w:rPr>
+          <w:b/>
+          <w:lang w:val="hi_IN" w:bidi="hi_IN"/>
+        </w:rPr>
+        <w:t>"हमारे बुलाहट की"</w:t>
+      </w:r>
+    </w:p>
+    <w:p>
+      <w:pPr/>
+      <w:r>
+        <w:rPr>
+          <w:lang w:val="hi_IN" w:bidi="hi_IN"/>
+        </w:rPr>
+      </w:r>
+      <w:r>
+        <w:rPr>
+          <w:lang w:val="hi_IN" w:bidi="hi_IN"/>
+        </w:rPr>
+        <w:t xml:space="preserve">परमेश्वर की </w:t>
+      </w:r>
+      <w:r>
+        <w:rPr>
+          <w:b/>
+          <w:lang w:val="hi_IN" w:bidi="hi_IN"/>
+        </w:rPr>
+        <w:t>बुलाहट</w:t>
+      </w:r>
+      <w:r>
+        <w:rPr>
+          <w:lang w:val="hi_IN" w:bidi="hi_IN"/>
+        </w:rPr>
+        <w:t xml:space="preserve"> का सन्दर्भ उसमें विश्वास हेतु मनुष्यों के चुने जाने से है। वैकल्पिक अनुवाद: “जो तुम्हारे पास है उसका कारण यह है कि उसने तुम को अपनी प्रजा होने के लिए चुन लिया है।”</w:t>
+      </w:r>
+      <w:r>
+        <w:rPr>
+          <w:lang w:val="hi_IN" w:bidi="hi_IN"/>
+        </w:rPr>
+      </w:r>
+      <w:r>
+        <w:rPr>
+          <w:lang w:val="hi_IN" w:bidi="hi_IN"/>
+        </w:rPr>
+      </w:r>
+    </w:p>
+    <w:p>
+      <w:pPr/>
+      <w:r>
+        <w:rPr>
+          <w:lang w:val="hi_IN" w:bidi="hi_IN"/>
+        </w:rPr>
+      </w:r>
+    </w:p>
+    <w:p>
+      <w:pPr>
+        <w:pStyle w:val="Heading2"/>
+      </w:pPr>
+      <w:r>
+        <w:rPr>
+          <w:lang w:val="hi_IN" w:bidi="hi_IN"/>
+        </w:rPr>
+        <w:t>इफिसियों 1:18 (#6)</w:t>
+      </w:r>
+      <w:r>
+        <w:rPr>
+          <w:lang w:val="hi_IN" w:bidi="hi_IN"/>
+        </w:rPr>
+      </w:r>
+    </w:p>
+    <w:p>
+      <w:pPr/>
+      <w:r>
+        <w:rPr>
+          <w:lang w:val="hi_IN" w:bidi="hi_IN"/>
+        </w:rPr>
+      </w:r>
+      <w:r>
+        <w:rPr>
+          <w:b/>
+          <w:lang w:val="hi_IN" w:bidi="hi_IN"/>
+        </w:rPr>
+        <w:t>τῆς κληρονομίας αὐτοῦ</w:t>
+      </w:r>
+    </w:p>
+    <w:p>
+      <w:pPr/>
+      <w:r>
+        <w:rPr>
+          <w:lang w:val="hi_IN" w:bidi="hi_IN"/>
+        </w:rPr>
+      </w:r>
+      <w:r>
+        <w:rPr>
+          <w:b/>
+          <w:lang w:val="hi_IN" w:bidi="hi_IN"/>
+        </w:rPr>
+        <w:t>"और"</w:t>
+      </w:r>
+      <w:r>
+        <w:rPr>
+          <w:lang w:val="hi_IN" w:bidi="hi_IN"/>
+        </w:rPr>
+        <w:t xml:space="preserve"> - </w:t>
+      </w:r>
+      <w:r>
+        <w:rPr>
+          <w:b/>
+          <w:lang w:val="hi_IN" w:bidi="hi_IN"/>
+        </w:rPr>
+        <w:t>"विरासत की"</w:t>
+      </w:r>
+    </w:p>
+    <w:p>
+      <w:pPr/>
+      <w:r>
+        <w:rPr>
+          <w:lang w:val="hi_IN" w:bidi="hi_IN"/>
+        </w:rPr>
+      </w:r>
+      <w:r>
+        <w:rPr>
+          <w:lang w:val="hi_IN" w:bidi="hi_IN"/>
+        </w:rPr>
+        <w:t>परमेश्वर ने जो वादा विश्वासियों से किया है उसे प्राप्त करने को ऐसे बताया गया है जैसे कि कोई अपने परिवार के किसी सदस्य से कोई सम्पत्ति या धन को विरासत में प्राप्त कर रहा हो।</w:t>
+      </w:r>
+    </w:p>
+    <w:p>
+      <w:pPr/>
+      <w:r>
+        <w:rPr>
+          <w:lang w:val="hi_IN" w:bidi="hi_IN"/>
+        </w:rPr>
+      </w:r>
+      <w:r>
+        <w:rPr>
+          <w:lang w:val="hi_IN" w:bidi="hi_IN"/>
+        </w:rPr>
+        <w:t xml:space="preserve">देखें: </w:t>
+      </w:r>
+      <w:r>
+        <w:rPr>
+          <w:lang w:val="hi_IN" w:bidi="hi_IN"/>
+        </w:rPr>
+        <w:t>रूपक</w:t>
+      </w:r>
+      <w:r>
+        <w:rPr>
+          <w:lang w:val="hi_IN" w:bidi="hi_IN"/>
+        </w:rPr>
+      </w:r>
+      <w:r>
+        <w:rPr>
+          <w:lang w:val="hi_IN" w:bidi="hi_IN"/>
+        </w:rPr>
+      </w:r>
+    </w:p>
+    <w:p>
+      <w:pPr/>
+      <w:r>
+        <w:rPr>
+          <w:lang w:val="hi_IN" w:bidi="hi_IN"/>
+        </w:rPr>
+      </w:r>
+    </w:p>
+    <w:p>
+      <w:pPr>
+        <w:pStyle w:val="Heading2"/>
+      </w:pPr>
+      <w:r>
+        <w:rPr>
+          <w:lang w:val="hi_IN" w:bidi="hi_IN"/>
+        </w:rPr>
+        <w:t>इफिसियों 1:18 (#7)</w:t>
+      </w:r>
+      <w:r>
+        <w:rPr>
+          <w:lang w:val="hi_IN" w:bidi="hi_IN"/>
+        </w:rPr>
+      </w:r>
+    </w:p>
+    <w:p>
+      <w:pPr/>
+      <w:r>
+        <w:rPr>
+          <w:lang w:val="hi_IN" w:bidi="hi_IN"/>
+        </w:rPr>
+      </w:r>
+      <w:r>
+        <w:rPr>
+          <w:b/>
+          <w:lang w:val="hi_IN" w:bidi="hi_IN"/>
+        </w:rPr>
+        <w:t>τοῖς ἁγίοις</w:t>
+      </w:r>
+    </w:p>
+    <w:p>
+      <w:pPr/>
+      <w:r>
+        <w:rPr>
+          <w:lang w:val="hi_IN" w:bidi="hi_IN"/>
+        </w:rPr>
+      </w:r>
+      <w:r>
+        <w:rPr>
+          <w:b/>
+          <w:lang w:val="hi_IN" w:bidi="hi_IN"/>
+        </w:rPr>
+        <w:t>"पवित्र लोगों में"</w:t>
+      </w:r>
+      <w:r>
+        <w:rPr>
+          <w:lang w:val="hi_IN" w:bidi="hi_IN"/>
+        </w:rPr>
+        <w:t xml:space="preserve"> - </w:t>
+      </w:r>
+      <w:r>
+        <w:rPr>
+          <w:b/>
+          <w:lang w:val="hi_IN" w:bidi="hi_IN"/>
+        </w:rPr>
+        <w:t>"का"</w:t>
+      </w:r>
+    </w:p>
+    <w:p>
+      <w:pPr/>
+      <w:r>
+        <w:rPr>
+          <w:lang w:val="hi_IN" w:bidi="hi_IN"/>
+        </w:rPr>
+      </w:r>
+      <w:r>
+        <w:rPr>
+          <w:lang w:val="hi_IN" w:bidi="hi_IN"/>
+        </w:rPr>
+        <w:t>"“जिन्हें उसने अपने लिए अलग कर लिया है” या “वे जो पूरी तरह से उसके हैं"""</w:t>
+      </w:r>
+      <w:r>
+        <w:rPr>
+          <w:lang w:val="hi_IN" w:bidi="hi_IN"/>
+        </w:rPr>
+      </w:r>
+      <w:r>
+        <w:rPr>
+          <w:lang w:val="hi_IN" w:bidi="hi_IN"/>
+        </w:rPr>
+      </w:r>
+    </w:p>
+    <w:p>
+      <w:pPr/>
+      <w:r>
+        <w:rPr>
+          <w:lang w:val="hi_IN" w:bidi="hi_IN"/>
+        </w:rPr>
+      </w:r>
+    </w:p>
+    <w:p>
+      <w:pPr>
+        <w:pStyle w:val="Heading2"/>
+      </w:pPr>
+      <w:r>
+        <w:rPr>
+          <w:lang w:val="hi_IN" w:bidi="hi_IN"/>
+        </w:rPr>
+        <w:t>इफिसियों 1:19 (#1)</w:t>
+      </w:r>
+      <w:r>
+        <w:rPr>
+          <w:lang w:val="hi_IN" w:bidi="hi_IN"/>
+        </w:rPr>
+      </w:r>
+    </w:p>
+    <w:p>
+      <w:pPr/>
+      <w:r>
+        <w:rPr>
+          <w:lang w:val="hi_IN" w:bidi="hi_IN"/>
+        </w:rPr>
+      </w:r>
+      <w:r>
+        <w:rPr>
+          <w:b/>
+          <w:lang w:val="hi_IN" w:bidi="hi_IN"/>
+        </w:rPr>
+        <w:t>"उसकी सामर्थ्य"</w:t>
+      </w:r>
+      <w:r>
+        <w:rPr>
+          <w:lang w:val="hi_IN" w:bidi="hi_IN"/>
+        </w:rPr>
+        <w:t xml:space="preserve"> - </w:t>
+      </w:r>
+      <w:r>
+        <w:rPr>
+          <w:b/>
+          <w:lang w:val="hi_IN" w:bidi="hi_IN"/>
+        </w:rPr>
+        <w:t>"कितनी महान है"</w:t>
+      </w:r>
+    </w:p>
+    <w:p>
+      <w:pPr/>
+      <w:r>
+        <w:rPr>
+          <w:lang w:val="hi_IN" w:bidi="hi_IN"/>
+        </w:rPr>
+      </w:r>
+      <w:r>
+        <w:rPr>
+          <w:lang w:val="hi_IN" w:bidi="hi_IN"/>
+        </w:rPr>
+        <w:t>“परमेश्वर की सामर्थ्य, जो अन्य सभी सामर्थ्य से परे है”</w:t>
+      </w:r>
+      <w:r>
+        <w:rPr>
+          <w:lang w:val="hi_IN" w:bidi="hi_IN"/>
+        </w:rPr>
+      </w:r>
+      <w:r>
+        <w:rPr>
+          <w:lang w:val="hi_IN" w:bidi="hi_IN"/>
+        </w:rPr>
+      </w:r>
+    </w:p>
+    <w:p>
+      <w:pPr/>
+      <w:r>
+        <w:rPr>
+          <w:lang w:val="hi_IN" w:bidi="hi_IN"/>
+        </w:rPr>
+      </w:r>
+    </w:p>
+    <w:p>
+      <w:pPr>
+        <w:pStyle w:val="Heading2"/>
+      </w:pPr>
+      <w:r>
+        <w:rPr>
+          <w:lang w:val="hi_IN" w:bidi="hi_IN"/>
+        </w:rPr>
+        <w:t>इफिसियों 1:19 (#2)</w:t>
+      </w:r>
+      <w:r>
+        <w:rPr>
+          <w:lang w:val="hi_IN" w:bidi="hi_IN"/>
+        </w:rPr>
+      </w:r>
+    </w:p>
+    <w:p>
+      <w:pPr/>
+      <w:r>
+        <w:rPr>
+          <w:lang w:val="hi_IN" w:bidi="hi_IN"/>
+        </w:rPr>
+      </w:r>
+      <w:r>
+        <w:rPr>
+          <w:b/>
+          <w:lang w:val="hi_IN" w:bidi="hi_IN"/>
+        </w:rPr>
+        <w:t>"हमारी ओर"</w:t>
+      </w:r>
+      <w:r>
+        <w:rPr>
+          <w:lang w:val="hi_IN" w:bidi="hi_IN"/>
+        </w:rPr>
+        <w:t xml:space="preserve"> - </w:t>
+      </w:r>
+      <w:r>
+        <w:rPr>
+          <w:b/>
+          <w:lang w:val="hi_IN" w:bidi="hi_IN"/>
+        </w:rPr>
+        <w:t>"विश्वास करते हैं"</w:t>
+      </w:r>
+    </w:p>
+    <w:p>
+      <w:pPr/>
+      <w:r>
+        <w:rPr>
+          <w:lang w:val="hi_IN" w:bidi="hi_IN"/>
+        </w:rPr>
+      </w:r>
+      <w:r>
+        <w:rPr>
+          <w:lang w:val="hi_IN" w:bidi="hi_IN"/>
+        </w:rPr>
+        <w:t>“हमारे लिए जो विश्वास करते हैं”</w:t>
+      </w:r>
+      <w:r>
+        <w:rPr>
+          <w:lang w:val="hi_IN" w:bidi="hi_IN"/>
+        </w:rPr>
+      </w:r>
+      <w:r>
+        <w:rPr>
+          <w:lang w:val="hi_IN" w:bidi="hi_IN"/>
+        </w:rPr>
+      </w:r>
+    </w:p>
+    <w:p>
+      <w:pPr/>
+      <w:r>
+        <w:rPr>
+          <w:lang w:val="hi_IN" w:bidi="hi_IN"/>
+        </w:rPr>
+      </w:r>
+    </w:p>
+    <w:p>
+      <w:pPr>
+        <w:pStyle w:val="Heading2"/>
+      </w:pPr>
+      <w:r>
+        <w:rPr>
+          <w:lang w:val="hi_IN" w:bidi="hi_IN"/>
+        </w:rPr>
+        <w:t>इफिसियों 1:19 (#3)</w:t>
+      </w:r>
+      <w:r>
+        <w:rPr>
+          <w:lang w:val="hi_IN" w:bidi="hi_IN"/>
+        </w:rPr>
+      </w:r>
+    </w:p>
+    <w:p>
+      <w:pPr/>
+      <w:r>
+        <w:rPr>
+          <w:lang w:val="hi_IN" w:bidi="hi_IN"/>
+        </w:rPr>
+      </w:r>
+      <w:r>
+        <w:rPr>
+          <w:b/>
+          <w:lang w:val="hi_IN" w:bidi="hi_IN"/>
+        </w:rPr>
+        <w:t>"उसकी शक्ति के प्रभाव के उस कार्य"</w:t>
+      </w:r>
+    </w:p>
+    <w:p>
+      <w:pPr/>
+      <w:r>
+        <w:rPr>
+          <w:lang w:val="hi_IN" w:bidi="hi_IN"/>
+        </w:rPr>
+      </w:r>
+      <w:r>
+        <w:rPr>
+          <w:lang w:val="hi_IN" w:bidi="hi_IN"/>
+        </w:rPr>
+        <w:t>“उसकी महान सामर्थ्य जो हमारे लिए काम कर रही है”</w:t>
+      </w:r>
+      <w:r>
+        <w:rPr>
+          <w:lang w:val="hi_IN" w:bidi="hi_IN"/>
+        </w:rPr>
+      </w:r>
+      <w:r>
+        <w:rPr>
+          <w:lang w:val="hi_IN" w:bidi="hi_IN"/>
+        </w:rPr>
+      </w:r>
+    </w:p>
+    <w:p>
+      <w:pPr/>
+      <w:r>
+        <w:rPr>
+          <w:lang w:val="hi_IN" w:bidi="hi_IN"/>
+        </w:rPr>
+      </w:r>
+    </w:p>
+    <w:p>
+      <w:pPr>
+        <w:pStyle w:val="Heading2"/>
+      </w:pPr>
+      <w:r>
+        <w:rPr>
+          <w:lang w:val="hi_IN" w:bidi="hi_IN"/>
+        </w:rPr>
+        <w:t>इफिसियों 1:19 (#4)</w:t>
+      </w:r>
+      <w:r>
+        <w:rPr>
+          <w:lang w:val="hi_IN" w:bidi="hi_IN"/>
+        </w:rPr>
+      </w:r>
+    </w:p>
+    <w:p>
+      <w:pPr/>
+      <w:r>
+        <w:rPr>
+          <w:lang w:val="hi_IN" w:bidi="hi_IN"/>
+        </w:rPr>
+      </w:r>
+      <w:r>
+        <w:rPr>
+          <w:b/>
+          <w:lang w:val="hi_IN" w:bidi="hi_IN"/>
+        </w:rPr>
+        <w:t>"उसकी शक्ति के प्रभाव के उस"</w:t>
+      </w:r>
+    </w:p>
+    <w:p>
+      <w:pPr/>
+      <w:r>
+        <w:rPr>
+          <w:lang w:val="hi_IN" w:bidi="hi_IN"/>
+        </w:rPr>
+      </w:r>
+      <w:r>
+        <w:rPr>
+          <w:b/>
+          <w:lang w:val="hi_IN" w:bidi="hi_IN"/>
+        </w:rPr>
+        <w:t>बल</w:t>
+      </w:r>
+      <w:r>
+        <w:rPr>
+          <w:lang w:val="hi_IN" w:bidi="hi_IN"/>
+        </w:rPr>
         <w:t xml:space="preserve"> और </w:t>
       </w:r>
       <w:r>
@@ -3188,13 +5163,13 @@
           <w:b/>
           <w:lang w:val="hi_IN" w:bidi="hi_IN"/>
         </w:rPr>
-        <w:t>हम</w:t>
-      </w:r>
-      <w:r>
-        <w:rPr>
-          <w:lang w:val="hi_IN" w:bidi="hi_IN"/>
-        </w:rPr>
-        <w:t xml:space="preserve"> समावेशी हैं। पौलुस उन सब विश्वासियों के सन्दर्भ में कह रहा है जो मसीह के होने के लिए पूर्वनियत हैं। पद 12 और 13 में वह इस समूह को ""हम"" (विशिष्ट), यहूदी विश्वासी और ""तुम"" अन्यजाति विश्वासी में विभाजित कर देगा।</w:t>
+        <w:t>शक्ति</w:t>
+      </w:r>
+      <w:r>
+        <w:rPr>
+          <w:lang w:val="hi_IN" w:bidi="hi_IN"/>
+        </w:rPr>
+        <w:t xml:space="preserve"> ये दोनों शब्द समानार्थक हैं और संयोजित किये जा सकते हैं। वैकल्पिक अनुवाद: “उसकी महान सामर्थ्य”</w:t>
       </w:r>
     </w:p>
     <w:p>
@@ -3214,7 +5189,7 @@
         <w:rPr>
           <w:lang w:val="hi_IN" w:bidi="hi_IN"/>
         </w:rPr>
-        <w:t>विशेष और समावेशी 'हम'</w:t>
+        <w:t>युग्म</w:t>
       </w:r>
       <w:r>
         <w:rPr>
@@ -3243,56 +5218,119 @@
         <w:rPr>
           <w:lang w:val="hi_IN" w:bidi="hi_IN"/>
         </w:rPr>
-        <w:t>इफिसियों 1:11 (#2)</w:t>
-      </w:r>
-      <w:r>
-        <w:rPr>
-          <w:lang w:val="hi_IN" w:bidi="hi_IN"/>
-        </w:rPr>
-      </w:r>
-    </w:p>
-    <w:p>
-      <w:pPr/>
-      <w:r>
-        <w:rPr>
-          <w:lang w:val="hi_IN" w:bidi="hi_IN"/>
-        </w:rPr>
-      </w:r>
-      <w:r>
-        <w:rPr>
-          <w:b/>
-          <w:lang w:val="hi_IN" w:bidi="hi_IN"/>
-        </w:rPr>
-        <w:t>καὶ ἐκληρώθημεν</w:t>
-      </w:r>
-    </w:p>
-    <w:p>
-      <w:pPr/>
-      <w:r>
-        <w:rPr>
-          <w:lang w:val="hi_IN" w:bidi="hi_IN"/>
-        </w:rPr>
-      </w:r>
-      <w:r>
-        <w:rPr>
-          <w:b/>
-          <w:lang w:val="hi_IN" w:bidi="hi_IN"/>
-        </w:rPr>
-        <w:t>"विरासत बने"</w:t>
-      </w:r>
-    </w:p>
-    <w:p>
-      <w:pPr/>
-      <w:r>
-        <w:rPr>
-          <w:lang w:val="hi_IN" w:bidi="hi_IN"/>
-        </w:rPr>
-      </w:r>
-      <w:r>
-        <w:rPr>
-          <w:lang w:val="hi_IN" w:bidi="hi_IN"/>
-        </w:rPr>
-        <w:t>"इसे कर्ताप्रधान रूप में कहा जा सकता है। वैकल्पिक अनुवाद: (1) ""परमेश्वर ने भी हमें अपनी सम्पत्ति होने के लिए चुना"" या (2) परमेश्वर ने हमें अपना उत्तराधिकारी बनाने के लिए चुना।""</w:t>
+        <w:t>इफिसियों 1:20 (#1)</w:t>
+      </w:r>
+      <w:r>
+        <w:rPr>
+          <w:lang w:val="hi_IN" w:bidi="hi_IN"/>
+        </w:rPr>
+      </w:r>
+    </w:p>
+    <w:p>
+      <w:pPr/>
+      <w:r>
+        <w:rPr>
+          <w:lang w:val="hi_IN" w:bidi="hi_IN"/>
+        </w:rPr>
+      </w:r>
+      <w:r>
+        <w:rPr>
+          <w:b/>
+          <w:lang w:val="hi_IN" w:bidi="hi_IN"/>
+        </w:rPr>
+        <w:t>"उसको मरे हुओं में से जिलाकर"</w:t>
+      </w:r>
+    </w:p>
+    <w:p>
+      <w:pPr/>
+      <w:r>
+        <w:rPr>
+          <w:lang w:val="hi_IN" w:bidi="hi_IN"/>
+        </w:rPr>
+      </w:r>
+      <w:r>
+        <w:rPr>
+          <w:lang w:val="hi_IN" w:bidi="hi_IN"/>
+        </w:rPr>
+        <w:t>“जब उसने उसे फिर से जीवित कर दिया”</w:t>
+      </w:r>
+      <w:r>
+        <w:rPr>
+          <w:lang w:val="hi_IN" w:bidi="hi_IN"/>
+        </w:rPr>
+      </w:r>
+      <w:r>
+        <w:rPr>
+          <w:lang w:val="hi_IN" w:bidi="hi_IN"/>
+        </w:rPr>
+      </w:r>
+    </w:p>
+    <w:p>
+      <w:pPr/>
+      <w:r>
+        <w:rPr>
+          <w:lang w:val="hi_IN" w:bidi="hi_IN"/>
+        </w:rPr>
+      </w:r>
+    </w:p>
+    <w:p>
+      <w:pPr>
+        <w:pStyle w:val="Heading2"/>
+      </w:pPr>
+      <w:r>
+        <w:rPr>
+          <w:lang w:val="hi_IN" w:bidi="hi_IN"/>
+        </w:rPr>
+        <w:t>इफिसियों 1:20 (#2)</w:t>
+      </w:r>
+      <w:r>
+        <w:rPr>
+          <w:lang w:val="hi_IN" w:bidi="hi_IN"/>
+        </w:rPr>
+      </w:r>
+    </w:p>
+    <w:p>
+      <w:pPr/>
+      <w:r>
+        <w:rPr>
+          <w:lang w:val="hi_IN" w:bidi="hi_IN"/>
+        </w:rPr>
+      </w:r>
+      <w:r>
+        <w:rPr>
+          <w:b/>
+          <w:lang w:val="hi_IN" w:bidi="hi_IN"/>
+        </w:rPr>
+        <w:t>ἐκ νεκρῶν</w:t>
+      </w:r>
+    </w:p>
+    <w:p>
+      <w:pPr/>
+      <w:r>
+        <w:rPr>
+          <w:lang w:val="hi_IN" w:bidi="hi_IN"/>
+        </w:rPr>
+      </w:r>
+      <w:r>
+        <w:rPr>
+          <w:b/>
+          <w:lang w:val="hi_IN" w:bidi="hi_IN"/>
+        </w:rPr>
+        <w:t>"मरे हुओं में से"</w:t>
+      </w:r>
+    </w:p>
+    <w:p>
+      <w:pPr/>
+      <w:r>
+        <w:rPr>
+          <w:lang w:val="hi_IN" w:bidi="hi_IN"/>
+        </w:rPr>
+      </w:r>
+      <w:r>
+        <w:rPr>
+          <w:lang w:val="hi_IN" w:bidi="hi_IN"/>
+        </w:rPr>
+        <w:t>उन सभी लोगों में से जो मर गए हैं। यह अभिव्यक्ति अधोलोक में सभी मृत लोगों को एक साथ व्यक्त करती है। उन में से वापस आना, फिर से जी उठने को दर्शाता है।</w:t>
       </w:r>
     </w:p>
     <w:p>
@@ -3312,7 +5350,7 @@
         <w:rPr>
           <w:lang w:val="hi_IN" w:bidi="hi_IN"/>
         </w:rPr>
-        <w:t>सक्रिय या निष्क्रिय</w:t>
+        <w:t>नाम विशेषण</w:t>
       </w:r>
       <w:r>
         <w:rPr>
@@ -3341,56 +5379,82 @@
         <w:rPr>
           <w:lang w:val="hi_IN" w:bidi="hi_IN"/>
         </w:rPr>
-        <w:t>इफिसियों 1:11 (#3)</w:t>
-      </w:r>
-      <w:r>
-        <w:rPr>
-          <w:lang w:val="hi_IN" w:bidi="hi_IN"/>
-        </w:rPr>
-      </w:r>
-    </w:p>
-    <w:p>
-      <w:pPr/>
-      <w:r>
-        <w:rPr>
-          <w:lang w:val="hi_IN" w:bidi="hi_IN"/>
-        </w:rPr>
-      </w:r>
-      <w:r>
-        <w:rPr>
-          <w:b/>
-          <w:lang w:val="hi_IN" w:bidi="hi_IN"/>
-        </w:rPr>
-        <w:t>προορισθέντες</w:t>
-      </w:r>
-    </w:p>
-    <w:p>
-      <w:pPr/>
-      <w:r>
-        <w:rPr>
-          <w:lang w:val="hi_IN" w:bidi="hi_IN"/>
-        </w:rPr>
-      </w:r>
-      <w:r>
-        <w:rPr>
-          <w:b/>
-          <w:lang w:val="hi_IN" w:bidi="hi_IN"/>
-        </w:rPr>
-        <w:t>"पहले से ठहराए जाकर"</w:t>
-      </w:r>
-    </w:p>
-    <w:p>
-      <w:pPr/>
-      <w:r>
-        <w:rPr>
-          <w:lang w:val="hi_IN" w:bidi="hi_IN"/>
-        </w:rPr>
-      </w:r>
-      <w:r>
-        <w:rPr>
-          <w:lang w:val="hi_IN" w:bidi="hi_IN"/>
-        </w:rPr>
-        <w:t>"इसे कर्ताप्रधान रूप में कहा जा सकता है। वैकल्पिक अनुवाद: “परमेश्वर ने हमें समय से पहले चुना"" या ""परमेश्वर ने हमें बहुत पहले चुना""</w:t>
+        <w:t>इफिसियों 1:20 (#3)</w:t>
+      </w:r>
+      <w:r>
+        <w:rPr>
+          <w:lang w:val="hi_IN" w:bidi="hi_IN"/>
+        </w:rPr>
+      </w:r>
+    </w:p>
+    <w:p>
+      <w:pPr/>
+      <w:r>
+        <w:rPr>
+          <w:lang w:val="hi_IN" w:bidi="hi_IN"/>
+        </w:rPr>
+      </w:r>
+      <w:r>
+        <w:rPr>
+          <w:b/>
+          <w:lang w:val="hi_IN" w:bidi="hi_IN"/>
+        </w:rPr>
+        <w:t>καθίσας ἐν δεξιᾷ αὐτοῦ, ἐν τοῖς ἐπουρανίοις</w:t>
+      </w:r>
+    </w:p>
+    <w:p>
+      <w:pPr/>
+      <w:r>
+        <w:rPr>
+          <w:lang w:val="hi_IN" w:bidi="hi_IN"/>
+        </w:rPr>
+      </w:r>
+      <w:r>
+        <w:rPr>
+          <w:b/>
+          <w:lang w:val="hi_IN" w:bidi="hi_IN"/>
+        </w:rPr>
+        <w:t>"उसने"</w:t>
+      </w:r>
+      <w:r>
+        <w:rPr>
+          <w:lang w:val="hi_IN" w:bidi="hi_IN"/>
+        </w:rPr>
+        <w:t xml:space="preserve"> - </w:t>
+      </w:r>
+      <w:r>
+        <w:rPr>
+          <w:b/>
+          <w:lang w:val="hi_IN" w:bidi="hi_IN"/>
+        </w:rPr>
+        <w:t>"किया, कि"</w:t>
+      </w:r>
+      <w:r>
+        <w:rPr>
+          <w:lang w:val="hi_IN" w:bidi="hi_IN"/>
+        </w:rPr>
+        <w:t xml:space="preserve"> - </w:t>
+      </w:r>
+      <w:r>
+        <w:rPr>
+          <w:b/>
+          <w:lang w:val="hi_IN" w:bidi="hi_IN"/>
+        </w:rPr>
+        <w:t>"स्वर्गीय स्थानों में अपनी दाहिनी ओर"</w:t>
+      </w:r>
+    </w:p>
+    <w:p>
+      <w:pPr/>
+      <w:r>
+        <w:rPr>
+          <w:lang w:val="hi_IN" w:bidi="hi_IN"/>
+        </w:rPr>
+      </w:r>
+      <w:r>
+        <w:rPr>
+          <w:lang w:val="hi_IN" w:bidi="hi_IN"/>
+        </w:rPr>
+        <w:t>"जो व्यक्ति राजा के ""दाहिने हाथ"" बैठता है, वह राजा के दाईं ओर बैठता है और राजा के सम्पूर्ण अधिकार के साथ शासन करता है जिसके दाहिने हाथ या पार्श्व में वह बैठता है। यह उस स्थान के लिए लाक्षणिक रूप है जो उस स्थान में उपस्थित व्यक्ति के अधिकार का प्रतिनिधित्व दर्शाता है। वैकल्पिक अनुवाद: ""उसे पूरा अधिकार दिया कि वह स्वर्ग से शासन करे""</w:t>
       </w:r>
     </w:p>
     <w:p>
@@ -3410,7 +5474,7 @@
         <w:rPr>
           <w:lang w:val="hi_IN" w:bidi="hi_IN"/>
         </w:rPr>
-        <w:t>सक्रिय या निष्क्रिय</w:t>
+        <w:t>प्रतिन्यास</w:t>
       </w:r>
       <w:r>
         <w:rPr>
@@ -3439,69 +5503,56 @@
         <w:rPr>
           <w:lang w:val="hi_IN" w:bidi="hi_IN"/>
         </w:rPr>
-        <w:t>इफिसियों 1:12 (#1)</w:t>
-      </w:r>
-      <w:r>
-        <w:rPr>
-          <w:lang w:val="hi_IN" w:bidi="hi_IN"/>
-        </w:rPr>
-      </w:r>
-    </w:p>
-    <w:p>
-      <w:pPr/>
-      <w:r>
-        <w:rPr>
-          <w:lang w:val="hi_IN" w:bidi="hi_IN"/>
-        </w:rPr>
-      </w:r>
-      <w:r>
-        <w:rPr>
-          <w:b/>
-          <w:lang w:val="hi_IN" w:bidi="hi_IN"/>
-        </w:rPr>
-        <w:t>ἡμᾶς &amp; τοὺς προηλπικότας ἐν τῷ Χριστῷ</w:t>
-      </w:r>
-    </w:p>
-    <w:p>
-      <w:pPr/>
-      <w:r>
-        <w:rPr>
-          <w:lang w:val="hi_IN" w:bidi="hi_IN"/>
-        </w:rPr>
-      </w:r>
-      <w:r>
-        <w:rPr>
-          <w:b/>
-          <w:lang w:val="hi_IN" w:bidi="hi_IN"/>
-        </w:rPr>
-        <w:t>"हम जिन्होंने पहले से मसीह पर आशा रखी थी"</w:t>
-      </w:r>
-    </w:p>
-    <w:p>
-      <w:pPr/>
-      <w:r>
-        <w:rPr>
-          <w:lang w:val="hi_IN" w:bidi="hi_IN"/>
-        </w:rPr>
-      </w:r>
-      <w:r>
-        <w:rPr>
-          <w:lang w:val="hi_IN" w:bidi="hi_IN"/>
-        </w:rPr>
-        <w:t xml:space="preserve">यहाँ भी शब्द </w:t>
-      </w:r>
-      <w:r>
-        <w:rPr>
-          <w:b/>
-          <w:lang w:val="hi_IN" w:bidi="hi_IN"/>
-        </w:rPr>
-        <w:t>हम</w:t>
-      </w:r>
-      <w:r>
-        <w:rPr>
-          <w:lang w:val="hi_IN" w:bidi="hi_IN"/>
-        </w:rPr>
-        <w:t xml:space="preserve"> विशिष्ट है और उन यहूदी विश्वसियों के सन्दर्भ में है जिन्होंने सबसे पहले सुसमाचार सुना था, न कि इफिसुस के विश्वासी।</w:t>
+        <w:t>इफिसियों 1:20 (#4)</w:t>
+      </w:r>
+      <w:r>
+        <w:rPr>
+          <w:lang w:val="hi_IN" w:bidi="hi_IN"/>
+        </w:rPr>
+      </w:r>
+    </w:p>
+    <w:p>
+      <w:pPr/>
+      <w:r>
+        <w:rPr>
+          <w:lang w:val="hi_IN" w:bidi="hi_IN"/>
+        </w:rPr>
+      </w:r>
+      <w:r>
+        <w:rPr>
+          <w:b/>
+          <w:lang w:val="hi_IN" w:bidi="hi_IN"/>
+        </w:rPr>
+        <w:t>καθίσας ἐν δεξιᾷ αὐτοῦ</w:t>
+      </w:r>
+    </w:p>
+    <w:p>
+      <w:pPr/>
+      <w:r>
+        <w:rPr>
+          <w:lang w:val="hi_IN" w:bidi="hi_IN"/>
+        </w:rPr>
+      </w:r>
+      <w:r>
+        <w:rPr>
+          <w:b/>
+          <w:lang w:val="hi_IN" w:bidi="hi_IN"/>
+        </w:rPr>
+        <w:t>"अपनी दाहिनी ओर"</w:t>
+      </w:r>
+    </w:p>
+    <w:p>
+      <w:pPr/>
+      <w:r>
+        <w:rPr>
+          <w:lang w:val="hi_IN" w:bidi="hi_IN"/>
+        </w:rPr>
+      </w:r>
+      <w:r>
+        <w:rPr>
+          <w:lang w:val="hi_IN" w:bidi="hi_IN"/>
+        </w:rPr>
+        <w:t>"परमेश्वर के ""दाहिने हाथ"" पर बैठना परमेश्वर से महान सम्मान और अधिकार प्राप्त करने का एक प्रतीकात्मक कार्य है। वैकल्पिक अनुवाद: ""यीशु को परमेश्वर के साथ सम्मान और अधिकार के स्थान पर बैठाया गया""</w:t>
       </w:r>
     </w:p>
     <w:p>
@@ -3521,7 +5572,7 @@
         <w:rPr>
           <w:lang w:val="hi_IN" w:bidi="hi_IN"/>
         </w:rPr>
-        <w:t>विशेष और समावेशी 'हम'</w:t>
+        <w:t>प्रतीकात्मक क्रिया</w:t>
       </w:r>
       <w:r>
         <w:rPr>
@@ -3550,2588 +5601,12 @@
         <w:rPr>
           <w:lang w:val="hi_IN" w:bidi="hi_IN"/>
         </w:rPr>
-        <w:t>इफिसियों 1:12 (#2)</w:t>
-      </w:r>
-      <w:r>
-        <w:rPr>
-          <w:lang w:val="hi_IN" w:bidi="hi_IN"/>
-        </w:rPr>
-      </w:r>
-    </w:p>
-    <w:p>
-      <w:pPr/>
-      <w:r>
-        <w:rPr>
-          <w:lang w:val="hi_IN" w:bidi="hi_IN"/>
-        </w:rPr>
-      </w:r>
-      <w:r>
-        <w:rPr>
-          <w:b/>
-          <w:lang w:val="hi_IN" w:bidi="hi_IN"/>
-        </w:rPr>
-        <w:t>εἰς τὸ εἶναι ἡμᾶς, εἰς ἔπαινον δόξης αὐτοῦ</w:t>
-      </w:r>
-    </w:p>
-    <w:p>
-      <w:pPr/>
-      <w:r>
-        <w:rPr>
-          <w:lang w:val="hi_IN" w:bidi="hi_IN"/>
-        </w:rPr>
-      </w:r>
-      <w:r>
-        <w:rPr>
-          <w:b/>
-          <w:lang w:val="hi_IN" w:bidi="hi_IN"/>
-        </w:rPr>
-        <w:t>"कि हम"</w:t>
-      </w:r>
-      <w:r>
-        <w:rPr>
-          <w:lang w:val="hi_IN" w:bidi="hi_IN"/>
-        </w:rPr>
-        <w:t xml:space="preserve"> - </w:t>
-      </w:r>
-      <w:r>
-        <w:rPr>
-          <w:b/>
-          <w:lang w:val="hi_IN" w:bidi="hi_IN"/>
-        </w:rPr>
-        <w:t>"उसकी महिमा की स्तुति का कारण हों"</w:t>
-      </w:r>
-    </w:p>
-    <w:p>
-      <w:pPr/>
-      <w:r>
-        <w:rPr>
-          <w:lang w:val="hi_IN" w:bidi="hi_IN"/>
-        </w:rPr>
-      </w:r>
-      <w:r>
-        <w:rPr>
-          <w:lang w:val="hi_IN" w:bidi="hi_IN"/>
-        </w:rPr>
-        <w:t>“ताकि हम … उसकी महिमा के निमित्त उसकी स्तुति करने के लिए जीएँ”</w:t>
-      </w:r>
-      <w:r>
-        <w:rPr>
-          <w:lang w:val="hi_IN" w:bidi="hi_IN"/>
-        </w:rPr>
-      </w:r>
-      <w:r>
-        <w:rPr>
-          <w:lang w:val="hi_IN" w:bidi="hi_IN"/>
-        </w:rPr>
-      </w:r>
-    </w:p>
-    <w:p>
-      <w:pPr/>
-      <w:r>
-        <w:rPr>
-          <w:lang w:val="hi_IN" w:bidi="hi_IN"/>
-        </w:rPr>
-      </w:r>
-    </w:p>
-    <w:p>
-      <w:pPr>
-        <w:pStyle w:val="Heading2"/>
-      </w:pPr>
-      <w:r>
-        <w:rPr>
-          <w:lang w:val="hi_IN" w:bidi="hi_IN"/>
-        </w:rPr>
-        <w:t>इफिसियों 1:13 (#1)</w:t>
-      </w:r>
-      <w:r>
-        <w:rPr>
-          <w:lang w:val="hi_IN" w:bidi="hi_IN"/>
-        </w:rPr>
-      </w:r>
-    </w:p>
-    <w:p>
-      <w:pPr/>
-      <w:r>
-        <w:rPr>
-          <w:lang w:val="hi_IN" w:bidi="hi_IN"/>
-        </w:rPr>
-      </w:r>
-      <w:r>
-        <w:rPr>
-          <w:b/>
-          <w:lang w:val="hi_IN" w:bidi="hi_IN"/>
-        </w:rPr>
-        <w:t>""</w:t>
-      </w:r>
-    </w:p>
-    <w:p>
-      <w:pPr/>
-      <w:r>
-        <w:rPr>
-          <w:lang w:val="hi_IN" w:bidi="hi_IN"/>
-        </w:rPr>
-      </w:r>
-      <w:r>
-        <w:rPr>
-          <w:lang w:val="hi_IN" w:bidi="hi_IN"/>
-        </w:rPr>
-        <w:t>General Information:\n\nपौलुस पहले दो पदों में अपने और अन्य यहूदी विश्वासियों के बारे में बोलता रहा है, लेकिन अब वह इफिसुस के विश्वासियों के बारे में बोलना शुरू करता है।</w:t>
-      </w:r>
-      <w:r>
-        <w:rPr>
-          <w:lang w:val="hi_IN" w:bidi="hi_IN"/>
-        </w:rPr>
-      </w:r>
-      <w:r>
-        <w:rPr>
-          <w:lang w:val="hi_IN" w:bidi="hi_IN"/>
-        </w:rPr>
-      </w:r>
-    </w:p>
-    <w:p>
-      <w:pPr/>
-      <w:r>
-        <w:rPr>
-          <w:lang w:val="hi_IN" w:bidi="hi_IN"/>
-        </w:rPr>
-      </w:r>
-    </w:p>
-    <w:p>
-      <w:pPr>
-        <w:pStyle w:val="Heading2"/>
-      </w:pPr>
-      <w:r>
-        <w:rPr>
-          <w:lang w:val="hi_IN" w:bidi="hi_IN"/>
-        </w:rPr>
-        <w:t>इफिसियों 1:13 (#2)</w:t>
-      </w:r>
-      <w:r>
-        <w:rPr>
-          <w:lang w:val="hi_IN" w:bidi="hi_IN"/>
-        </w:rPr>
-      </w:r>
-    </w:p>
-    <w:p>
-      <w:pPr/>
-      <w:r>
-        <w:rPr>
-          <w:lang w:val="hi_IN" w:bidi="hi_IN"/>
-        </w:rPr>
-      </w:r>
-      <w:r>
-        <w:rPr>
-          <w:b/>
-          <w:lang w:val="hi_IN" w:bidi="hi_IN"/>
-        </w:rPr>
-        <w:t>τὸν λόγον τῆς ἀληθείας</w:t>
-      </w:r>
-    </w:p>
-    <w:p>
-      <w:pPr/>
-      <w:r>
-        <w:rPr>
-          <w:lang w:val="hi_IN" w:bidi="hi_IN"/>
-        </w:rPr>
-      </w:r>
-      <w:r>
-        <w:rPr>
-          <w:b/>
-          <w:lang w:val="hi_IN" w:bidi="hi_IN"/>
-        </w:rPr>
-        <w:t>"सत्य का वचन"</w:t>
-      </w:r>
-    </w:p>
-    <w:p>
-      <w:pPr/>
-      <w:r>
-        <w:rPr>
-          <w:lang w:val="hi_IN" w:bidi="hi_IN"/>
-        </w:rPr>
-      </w:r>
-      <w:r>
-        <w:rPr>
-          <w:lang w:val="hi_IN" w:bidi="hi_IN"/>
-        </w:rPr>
-        <w:t>"संभावित अर्थ हैं (1) ""सत्य के बारे में संदेश"" या (2) ""एक सच्चा संदेश।"""</w:t>
-      </w:r>
-      <w:r>
-        <w:rPr>
-          <w:lang w:val="hi_IN" w:bidi="hi_IN"/>
-        </w:rPr>
-      </w:r>
-      <w:r>
-        <w:rPr>
-          <w:lang w:val="hi_IN" w:bidi="hi_IN"/>
-        </w:rPr>
-      </w:r>
-    </w:p>
-    <w:p>
-      <w:pPr/>
-      <w:r>
-        <w:rPr>
-          <w:lang w:val="hi_IN" w:bidi="hi_IN"/>
-        </w:rPr>
-      </w:r>
-    </w:p>
-    <w:p>
-      <w:pPr>
-        <w:pStyle w:val="Heading2"/>
-      </w:pPr>
-      <w:r>
-        <w:rPr>
-          <w:lang w:val="hi_IN" w:bidi="hi_IN"/>
-        </w:rPr>
-        <w:t>इफिसियों 1:13 (#3)</w:t>
-      </w:r>
-      <w:r>
-        <w:rPr>
-          <w:lang w:val="hi_IN" w:bidi="hi_IN"/>
-        </w:rPr>
-      </w:r>
-    </w:p>
-    <w:p>
-      <w:pPr/>
-      <w:r>
-        <w:rPr>
-          <w:lang w:val="hi_IN" w:bidi="hi_IN"/>
-        </w:rPr>
-      </w:r>
-      <w:r>
-        <w:rPr>
-          <w:b/>
-          <w:lang w:val="hi_IN" w:bidi="hi_IN"/>
-        </w:rPr>
-        <w:t>ἐσφραγίσθητε τῷ Πνεύματι τῆς ἐπαγγελίας, τῷ Ἁγίῳ</w:t>
-      </w:r>
-    </w:p>
-    <w:p>
-      <w:pPr/>
-      <w:r>
-        <w:rPr>
-          <w:lang w:val="hi_IN" w:bidi="hi_IN"/>
-        </w:rPr>
-      </w:r>
-      <w:r>
-        <w:rPr>
-          <w:b/>
-          <w:lang w:val="hi_IN" w:bidi="hi_IN"/>
-        </w:rPr>
-        <w:t>"प्रतिज्ञा किए हुए पवित्र आत्मा की छाप लगी"</w:t>
-      </w:r>
-    </w:p>
-    <w:p>
-      <w:pPr/>
-      <w:r>
-        <w:rPr>
-          <w:lang w:val="hi_IN" w:bidi="hi_IN"/>
-        </w:rPr>
-      </w:r>
-      <w:r>
-        <w:rPr>
-          <w:lang w:val="hi_IN" w:bidi="hi_IN"/>
-        </w:rPr>
-        <w:t>"इस रूपक में पौलुस एक मोहर के रूप में पवित्र आत्मा की कल्पना करता है, और उसकी तुलना उस लाख से करता है जिसे पत्र पर लगा कर पत्र लिखने वाले के प्रतीक की छाप लगा दी जाती थी। पौलुस इस प्रथा को एक उपमा के चित्र को दिखाने के लिए काम में लेता है, यह दर्शाने के लिए कि परमेश्वर ने हमें आश्वस्त करने के लिए पवित्र आत्मा का उपयोग किया है कि हम उससे संबंधित है। वैकल्पिक अनुवाद: ""परमेश्वर ने पवित्र आत्मा को रखा है जिसका उसने वादा किया था जैसे कि वह मानो तुम एक छाप था""</w:t>
-      </w:r>
-    </w:p>
-    <w:p>
-      <w:pPr/>
-      <w:r>
-        <w:rPr>
-          <w:lang w:val="hi_IN" w:bidi="hi_IN"/>
-        </w:rPr>
-      </w:r>
-      <w:r>
-        <w:rPr>
-          <w:lang w:val="hi_IN" w:bidi="hi_IN"/>
-        </w:rPr>
-        <w:t xml:space="preserve">देखें: </w:t>
-      </w:r>
-      <w:r>
-        <w:rPr>
-          <w:lang w:val="hi_IN" w:bidi="hi_IN"/>
-        </w:rPr>
-        <w:t>रूपक</w:t>
-      </w:r>
-      <w:r>
-        <w:rPr>
-          <w:lang w:val="hi_IN" w:bidi="hi_IN"/>
-        </w:rPr>
-      </w:r>
-      <w:r>
-        <w:rPr>
-          <w:lang w:val="hi_IN" w:bidi="hi_IN"/>
-        </w:rPr>
-      </w:r>
-    </w:p>
-    <w:p>
-      <w:pPr/>
-      <w:r>
-        <w:rPr>
-          <w:lang w:val="hi_IN" w:bidi="hi_IN"/>
-        </w:rPr>
-      </w:r>
-    </w:p>
-    <w:p>
-      <w:pPr>
-        <w:pStyle w:val="Heading2"/>
-      </w:pPr>
-      <w:r>
-        <w:rPr>
-          <w:lang w:val="hi_IN" w:bidi="hi_IN"/>
-        </w:rPr>
-        <w:t>इफिसियों 1:13 (#4)</w:t>
-      </w:r>
-      <w:r>
-        <w:rPr>
-          <w:lang w:val="hi_IN" w:bidi="hi_IN"/>
-        </w:rPr>
-      </w:r>
-    </w:p>
-    <w:p>
-      <w:pPr/>
-      <w:r>
-        <w:rPr>
-          <w:lang w:val="hi_IN" w:bidi="hi_IN"/>
-        </w:rPr>
-      </w:r>
-      <w:r>
-        <w:rPr>
-          <w:b/>
-          <w:lang w:val="hi_IN" w:bidi="hi_IN"/>
-        </w:rPr>
-        <w:t>ἐσφραγίσθητε</w:t>
-      </w:r>
-    </w:p>
-    <w:p>
-      <w:pPr/>
-      <w:r>
-        <w:rPr>
-          <w:lang w:val="hi_IN" w:bidi="hi_IN"/>
-        </w:rPr>
-      </w:r>
-      <w:r>
-        <w:rPr>
-          <w:b/>
-          <w:lang w:val="hi_IN" w:bidi="hi_IN"/>
-        </w:rPr>
-        <w:t>"छाप लगी"</w:t>
-      </w:r>
-    </w:p>
-    <w:p>
-      <w:pPr/>
-      <w:r>
-        <w:rPr>
-          <w:lang w:val="hi_IN" w:bidi="hi_IN"/>
-        </w:rPr>
-      </w:r>
-      <w:r>
-        <w:rPr>
-          <w:lang w:val="hi_IN" w:bidi="hi_IN"/>
-        </w:rPr>
-        <w:t>इस को कर्ताप्रधान रूप में भी व्यक्त किया जा सकता है: वैकल्पिक अनुवाद: “परमेश्वर ने तुम पर छाप लगा दी है”</w:t>
-      </w:r>
-    </w:p>
-    <w:p>
-      <w:pPr/>
-      <w:r>
-        <w:rPr>
-          <w:lang w:val="hi_IN" w:bidi="hi_IN"/>
-        </w:rPr>
-      </w:r>
-      <w:r>
-        <w:rPr>
-          <w:lang w:val="hi_IN" w:bidi="hi_IN"/>
-        </w:rPr>
-        <w:t xml:space="preserve">देखें: </w:t>
-      </w:r>
-      <w:r>
-        <w:rPr>
-          <w:lang w:val="hi_IN" w:bidi="hi_IN"/>
-        </w:rPr>
-        <w:t>सक्रिय या निष्क्रिय</w:t>
-      </w:r>
-      <w:r>
-        <w:rPr>
-          <w:lang w:val="hi_IN" w:bidi="hi_IN"/>
-        </w:rPr>
-      </w:r>
-      <w:r>
-        <w:rPr>
-          <w:lang w:val="hi_IN" w:bidi="hi_IN"/>
-        </w:rPr>
-      </w:r>
-    </w:p>
-    <w:p>
-      <w:pPr/>
-      <w:r>
-        <w:rPr>
-          <w:lang w:val="hi_IN" w:bidi="hi_IN"/>
-        </w:rPr>
-      </w:r>
-    </w:p>
-    <w:p>
-      <w:pPr>
-        <w:pStyle w:val="Heading2"/>
-      </w:pPr>
-      <w:r>
-        <w:rPr>
-          <w:lang w:val="hi_IN" w:bidi="hi_IN"/>
-        </w:rPr>
-        <w:t>इफिसियों 1:14 (#1)</w:t>
-      </w:r>
-      <w:r>
-        <w:rPr>
-          <w:lang w:val="hi_IN" w:bidi="hi_IN"/>
-        </w:rPr>
-      </w:r>
-    </w:p>
-    <w:p>
-      <w:pPr/>
-      <w:r>
-        <w:rPr>
-          <w:lang w:val="hi_IN" w:bidi="hi_IN"/>
-        </w:rPr>
-      </w:r>
-      <w:r>
-        <w:rPr>
-          <w:b/>
-          <w:lang w:val="hi_IN" w:bidi="hi_IN"/>
-        </w:rPr>
-        <w:t>ἀρραβὼν τῆς κληρονομίας ἡμῶν</w:t>
-      </w:r>
-    </w:p>
-    <w:p>
-      <w:pPr/>
-      <w:r>
-        <w:rPr>
-          <w:lang w:val="hi_IN" w:bidi="hi_IN"/>
-        </w:rPr>
-      </w:r>
-      <w:r>
-        <w:rPr>
-          <w:b/>
-          <w:lang w:val="hi_IN" w:bidi="hi_IN"/>
-        </w:rPr>
-        <w:t>"हमारी विरासत का बयाना है, कि"</w:t>
-      </w:r>
-    </w:p>
-    <w:p>
-      <w:pPr/>
-      <w:r>
-        <w:rPr>
-          <w:lang w:val="hi_IN" w:bidi="hi_IN"/>
-        </w:rPr>
-      </w:r>
-      <w:r>
-        <w:rPr>
-          <w:lang w:val="hi_IN" w:bidi="hi_IN"/>
-        </w:rPr>
-        <w:t>"परमेश्वर के वादे को प्राप्त करने के बारे में ऐसे बताया गया है जैसे कि कोई अपने परिवार के किसी सदस्य से कोई सम्पत्ति या धन विरासत में प्राप्त करता है। वैकल्पिक अनुवाद: ""एक आरम्भिक हिस्सा कि परमेश्वर ने हमसे जो प्रतिज्ञा की है उसका हम एक आरंभिक अंश प्राप्त करते हैं"" या ""एक गारंटी है कि हमें वह मिलेगा जिसे परमेश्वर ने हमें देने का वादा किया है""</w:t>
-      </w:r>
-    </w:p>
-    <w:p>
-      <w:pPr/>
-      <w:r>
-        <w:rPr>
-          <w:lang w:val="hi_IN" w:bidi="hi_IN"/>
-        </w:rPr>
-      </w:r>
-      <w:r>
-        <w:rPr>
-          <w:lang w:val="hi_IN" w:bidi="hi_IN"/>
-        </w:rPr>
-        <w:t xml:space="preserve">देखें: </w:t>
-      </w:r>
-      <w:r>
-        <w:rPr>
-          <w:lang w:val="hi_IN" w:bidi="hi_IN"/>
-        </w:rPr>
-        <w:t>रूपक</w:t>
-      </w:r>
-      <w:r>
-        <w:rPr>
-          <w:lang w:val="hi_IN" w:bidi="hi_IN"/>
-        </w:rPr>
-      </w:r>
-      <w:r>
-        <w:rPr>
-          <w:lang w:val="hi_IN" w:bidi="hi_IN"/>
-        </w:rPr>
-      </w:r>
-    </w:p>
-    <w:p>
-      <w:pPr/>
-      <w:r>
-        <w:rPr>
-          <w:lang w:val="hi_IN" w:bidi="hi_IN"/>
-        </w:rPr>
-      </w:r>
-    </w:p>
-    <w:p>
-      <w:pPr>
-        <w:pStyle w:val="Heading2"/>
-      </w:pPr>
-      <w:r>
-        <w:rPr>
-          <w:lang w:val="hi_IN" w:bidi="hi_IN"/>
-        </w:rPr>
-        <w:t>इफिसियों 1:15 (#1)</w:t>
-      </w:r>
-      <w:r>
-        <w:rPr>
-          <w:lang w:val="hi_IN" w:bidi="hi_IN"/>
-        </w:rPr>
-      </w:r>
-    </w:p>
-    <w:p>
-      <w:pPr/>
-      <w:r>
-        <w:rPr>
-          <w:lang w:val="hi_IN" w:bidi="hi_IN"/>
-        </w:rPr>
-      </w:r>
-      <w:r>
-        <w:rPr>
-          <w:b/>
-          <w:lang w:val="hi_IN" w:bidi="hi_IN"/>
-        </w:rPr>
-        <w:t>""</w:t>
-      </w:r>
-    </w:p>
-    <w:p>
-      <w:pPr/>
-      <w:r>
-        <w:rPr>
-          <w:lang w:val="hi_IN" w:bidi="hi_IN"/>
-        </w:rPr>
-      </w:r>
-      <w:r>
-        <w:rPr>
-          <w:lang w:val="hi_IN" w:bidi="hi_IN"/>
-        </w:rPr>
-        <w:t>Connecting Statement:\n\nपौलुस इफिसुस के विश्वासियों के लिए प्रार्थना करता है और मसीह के द्वारा विश्वासियों को जो सामर्थ्य प्राप्त है उसके लिए वह परमेश्वर की स्तुति करता है।</w:t>
-      </w:r>
-      <w:r>
-        <w:rPr>
-          <w:lang w:val="hi_IN" w:bidi="hi_IN"/>
-        </w:rPr>
-      </w:r>
-      <w:r>
-        <w:rPr>
-          <w:lang w:val="hi_IN" w:bidi="hi_IN"/>
-        </w:rPr>
-      </w:r>
-    </w:p>
-    <w:p>
-      <w:pPr/>
-      <w:r>
-        <w:rPr>
-          <w:lang w:val="hi_IN" w:bidi="hi_IN"/>
-        </w:rPr>
-      </w:r>
-    </w:p>
-    <w:p>
-      <w:pPr>
-        <w:pStyle w:val="Heading2"/>
-      </w:pPr>
-      <w:r>
-        <w:rPr>
-          <w:lang w:val="hi_IN" w:bidi="hi_IN"/>
-        </w:rPr>
-        <w:t>इफिसियों 1:15 (#2)</w:t>
-      </w:r>
-      <w:r>
-        <w:rPr>
-          <w:lang w:val="hi_IN" w:bidi="hi_IN"/>
-        </w:rPr>
-      </w:r>
-    </w:p>
-    <w:p>
-      <w:pPr/>
-      <w:r>
-        <w:rPr>
-          <w:lang w:val="hi_IN" w:bidi="hi_IN"/>
-        </w:rPr>
-      </w:r>
-      <w:r>
-        <w:rPr>
-          <w:b/>
-          <w:lang w:val="hi_IN" w:bidi="hi_IN"/>
-        </w:rPr>
-        <w:t>διὰ τοῦτο</w:t>
-      </w:r>
-    </w:p>
-    <w:p>
-      <w:pPr/>
-      <w:r>
-        <w:rPr>
-          <w:lang w:val="hi_IN" w:bidi="hi_IN"/>
-        </w:rPr>
-      </w:r>
-      <w:r>
-        <w:rPr>
-          <w:b/>
-          <w:lang w:val="hi_IN" w:bidi="hi_IN"/>
-        </w:rPr>
-        <w:t>"इस कारण"</w:t>
-      </w:r>
-    </w:p>
-    <w:p>
-      <w:pPr/>
-      <w:r>
-        <w:rPr>
-          <w:lang w:val="hi_IN" w:bidi="hi_IN"/>
-        </w:rPr>
-      </w:r>
-      <w:r>
-        <w:rPr>
-          <w:lang w:val="hi_IN" w:bidi="hi_IN"/>
-        </w:rPr>
-        <w:t xml:space="preserve">यह संयोजक वाक्यांश </w:t>
-      </w:r>
-      <w:r>
-        <w:rPr>
-          <w:b/>
-          <w:lang w:val="hi_IN" w:bidi="hi_IN"/>
-        </w:rPr>
-        <w:t>इस कारण</w:t>
-      </w:r>
-      <w:r>
-        <w:rPr>
-          <w:lang w:val="hi_IN" w:bidi="hi_IN"/>
-        </w:rPr>
-        <w:t xml:space="preserve"> कारण-परिणाम सम्बन्ध को परिचित कराता है। कारण तो यह है कि इफिसुस के विश्वासियों ने सुसमाचार पर विश्वास किया और पवित्र आत्मा की मोहर उन पर लगाईं गई है। परिणाम यह है कि पौलुस परमेश्वर की स्तुति करता है। अपनी भाषा में ऐसी उक्ति का उपयोग करें जो परिणाम के साथ कारण के साथ सम्पर्क स्थापित करती है।</w:t>
-      </w:r>
-    </w:p>
-    <w:p>
-      <w:pPr/>
-      <w:r>
-        <w:rPr>
-          <w:lang w:val="hi_IN" w:bidi="hi_IN"/>
-        </w:rPr>
-      </w:r>
-      <w:r>
-        <w:rPr>
-          <w:lang w:val="hi_IN" w:bidi="hi_IN"/>
-        </w:rPr>
-        <w:t xml:space="preserve">देखें: </w:t>
-      </w:r>
-      <w:r>
-        <w:rPr>
-          <w:lang w:val="hi_IN" w:bidi="hi_IN"/>
-        </w:rPr>
-        <w:t>जोड़ें — कारण और परिणाम संबंध</w:t>
-      </w:r>
-      <w:r>
-        <w:rPr>
-          <w:lang w:val="hi_IN" w:bidi="hi_IN"/>
-        </w:rPr>
-      </w:r>
-      <w:r>
-        <w:rPr>
-          <w:lang w:val="hi_IN" w:bidi="hi_IN"/>
-        </w:rPr>
-      </w:r>
-    </w:p>
-    <w:p>
-      <w:pPr/>
-      <w:r>
-        <w:rPr>
-          <w:lang w:val="hi_IN" w:bidi="hi_IN"/>
-        </w:rPr>
-      </w:r>
-    </w:p>
-    <w:p>
-      <w:pPr>
-        <w:pStyle w:val="Heading2"/>
-      </w:pPr>
-      <w:r>
-        <w:rPr>
-          <w:lang w:val="hi_IN" w:bidi="hi_IN"/>
-        </w:rPr>
-        <w:t>इफिसियों 1:16 (#1)</w:t>
-      </w:r>
-      <w:r>
-        <w:rPr>
-          <w:lang w:val="hi_IN" w:bidi="hi_IN"/>
-        </w:rPr>
-      </w:r>
-    </w:p>
-    <w:p>
-      <w:pPr/>
-      <w:r>
-        <w:rPr>
-          <w:lang w:val="hi_IN" w:bidi="hi_IN"/>
-        </w:rPr>
-      </w:r>
-      <w:r>
-        <w:rPr>
-          <w:b/>
-          <w:lang w:val="hi_IN" w:bidi="hi_IN"/>
-        </w:rPr>
-        <w:t>"परमेश्वर का धन्यवाद करना नहीं छोड़ता"</w:t>
-      </w:r>
-    </w:p>
-    <w:p>
-      <w:pPr/>
-      <w:r>
-        <w:rPr>
-          <w:lang w:val="hi_IN" w:bidi="hi_IN"/>
-        </w:rPr>
-      </w:r>
-      <w:r>
-        <w:rPr>
-          <w:lang w:val="hi_IN" w:bidi="hi_IN"/>
-        </w:rPr>
-        <w:t xml:space="preserve">"पौलुस जोर देने के लिए इस उक्ति </w:t>
-      </w:r>
-      <w:r>
-        <w:rPr>
-          <w:b/>
-          <w:lang w:val="hi_IN" w:bidi="hi_IN"/>
-        </w:rPr>
-        <w:t>नहीं छोड़ता</w:t>
-      </w:r>
-      <w:r>
-        <w:rPr>
-          <w:lang w:val="hi_IN" w:bidi="hi_IN"/>
-        </w:rPr>
-        <w:t xml:space="preserve"> का उपयोग करता है कि प्रकट हो कि वह परमेश्वर का धन्यवाद करना जारी रखता है। वैकल्पिक अनुवाद: ""मैं परमेश्वर का धन्यवाद करता रहता हूँ""</w:t>
-      </w:r>
-    </w:p>
-    <w:p>
-      <w:pPr/>
-      <w:r>
-        <w:rPr>
-          <w:lang w:val="hi_IN" w:bidi="hi_IN"/>
-        </w:rPr>
-      </w:r>
-      <w:r>
-        <w:rPr>
-          <w:lang w:val="hi_IN" w:bidi="hi_IN"/>
-        </w:rPr>
-        <w:t xml:space="preserve">देखें: </w:t>
-      </w:r>
-      <w:r>
-        <w:rPr>
-          <w:lang w:val="hi_IN" w:bidi="hi_IN"/>
-        </w:rPr>
-        <w:t>अल्पोक्ति</w:t>
-      </w:r>
-      <w:r>
-        <w:rPr>
-          <w:lang w:val="hi_IN" w:bidi="hi_IN"/>
-        </w:rPr>
-      </w:r>
-      <w:r>
-        <w:rPr>
-          <w:lang w:val="hi_IN" w:bidi="hi_IN"/>
-        </w:rPr>
-      </w:r>
-    </w:p>
-    <w:p>
-      <w:pPr/>
-      <w:r>
-        <w:rPr>
-          <w:lang w:val="hi_IN" w:bidi="hi_IN"/>
-        </w:rPr>
-      </w:r>
-    </w:p>
-    <w:p>
-      <w:pPr>
-        <w:pStyle w:val="Heading2"/>
-      </w:pPr>
-      <w:r>
-        <w:rPr>
-          <w:lang w:val="hi_IN" w:bidi="hi_IN"/>
-        </w:rPr>
-        <w:t>इफिसियों 1:16 (#2)</w:t>
-      </w:r>
-      <w:r>
-        <w:rPr>
-          <w:lang w:val="hi_IN" w:bidi="hi_IN"/>
-        </w:rPr>
-      </w:r>
-    </w:p>
-    <w:p>
-      <w:pPr/>
-      <w:r>
-        <w:rPr>
-          <w:lang w:val="hi_IN" w:bidi="hi_IN"/>
-        </w:rPr>
-      </w:r>
-      <w:r>
-        <w:rPr>
-          <w:b/>
-          <w:lang w:val="hi_IN" w:bidi="hi_IN"/>
-        </w:rPr>
-        <w:t>οὐ παύομαι εὐχαριστῶν</w:t>
-      </w:r>
-    </w:p>
-    <w:p>
-      <w:pPr/>
-      <w:r>
-        <w:rPr>
-          <w:lang w:val="hi_IN" w:bidi="hi_IN"/>
-        </w:rPr>
-      </w:r>
-      <w:r>
-        <w:rPr>
-          <w:b/>
-          <w:lang w:val="hi_IN" w:bidi="hi_IN"/>
-        </w:rPr>
-        <w:t>"परमेश्वर का धन्यवाद करना नहीं छोड़ता"</w:t>
-      </w:r>
-    </w:p>
-    <w:p>
-      <w:pPr/>
-      <w:r>
-        <w:rPr>
-          <w:lang w:val="hi_IN" w:bidi="hi_IN"/>
-        </w:rPr>
-      </w:r>
-      <w:r>
-        <w:rPr>
-          <w:lang w:val="hi_IN" w:bidi="hi_IN"/>
-        </w:rPr>
-        <w:t>पौलुस इस अतिशयोक्ति का उपयोग इस तथ्य पर बल देने के लिए करता है कि वह अधिकतर प्रार्थना ही किया करता है। वैकल्पिक अनुवाद: “मैं परमेश्वर को अक्सर धन्यवाद देता हूँ”</w:t>
-      </w:r>
-    </w:p>
-    <w:p>
-      <w:pPr/>
-      <w:r>
-        <w:rPr>
-          <w:lang w:val="hi_IN" w:bidi="hi_IN"/>
-        </w:rPr>
-      </w:r>
-      <w:r>
-        <w:rPr>
-          <w:lang w:val="hi_IN" w:bidi="hi_IN"/>
-        </w:rPr>
-        <w:t xml:space="preserve">देखें: </w:t>
-      </w:r>
-      <w:r>
-        <w:rPr>
-          <w:lang w:val="hi_IN" w:bidi="hi_IN"/>
-        </w:rPr>
-        <w:t>अतिशयोक्ति</w:t>
-      </w:r>
-      <w:r>
-        <w:rPr>
-          <w:lang w:val="hi_IN" w:bidi="hi_IN"/>
-        </w:rPr>
-      </w:r>
-      <w:r>
-        <w:rPr>
-          <w:lang w:val="hi_IN" w:bidi="hi_IN"/>
-        </w:rPr>
-      </w:r>
-    </w:p>
-    <w:p>
-      <w:pPr/>
-      <w:r>
-        <w:rPr>
-          <w:lang w:val="hi_IN" w:bidi="hi_IN"/>
-        </w:rPr>
-      </w:r>
-    </w:p>
-    <w:p>
-      <w:pPr>
-        <w:pStyle w:val="Heading2"/>
-      </w:pPr>
-      <w:r>
-        <w:rPr>
-          <w:lang w:val="hi_IN" w:bidi="hi_IN"/>
-        </w:rPr>
-        <w:t>इफिसियों 1:17 (#1)</w:t>
-      </w:r>
-      <w:r>
-        <w:rPr>
-          <w:lang w:val="hi_IN" w:bidi="hi_IN"/>
-        </w:rPr>
-      </w:r>
-    </w:p>
-    <w:p>
-      <w:pPr/>
-      <w:r>
-        <w:rPr>
-          <w:lang w:val="hi_IN" w:bidi="hi_IN"/>
-        </w:rPr>
-      </w:r>
-      <w:r>
-        <w:rPr>
-          <w:b/>
-          <w:lang w:val="hi_IN" w:bidi="hi_IN"/>
-        </w:rPr>
-        <w:t>ἵνα</w:t>
-      </w:r>
-    </w:p>
-    <w:p>
-      <w:pPr/>
-      <w:r>
-        <w:rPr>
-          <w:lang w:val="hi_IN" w:bidi="hi_IN"/>
-        </w:rPr>
-      </w:r>
-      <w:r>
-        <w:rPr>
-          <w:b/>
-          <w:lang w:val="hi_IN" w:bidi="hi_IN"/>
-        </w:rPr>
-        <w:t>"कि"</w:t>
-      </w:r>
-    </w:p>
-    <w:p>
-      <w:pPr/>
-      <w:r>
-        <w:rPr>
-          <w:lang w:val="hi_IN" w:bidi="hi_IN"/>
-        </w:rPr>
-      </w:r>
-      <w:r>
-        <w:rPr>
-          <w:lang w:val="hi_IN" w:bidi="hi_IN"/>
-        </w:rPr>
-        <w:t xml:space="preserve">यह संयोजक उक्ति </w:t>
-      </w:r>
-      <w:r>
-        <w:rPr>
-          <w:b/>
-          <w:lang w:val="hi_IN" w:bidi="hi_IN"/>
-        </w:rPr>
-        <w:t>जिससे कि</w:t>
-      </w:r>
-      <w:r>
-        <w:rPr>
-          <w:lang w:val="hi_IN" w:bidi="hi_IN"/>
-        </w:rPr>
-        <w:t xml:space="preserve"> कारण-परिणाम सम्बन्ध को परिचित कराता है। कारण यह है कि पौलस इफिसुस के विश्वासियों के लिए प्रार्थना करता है। परिणाम यह है कि परमेश्वर इफिसुस के विश्वासियों को उन सब उपकारों के लिए आलोकित करे जो उसने मसीह के द्वारा उन पर किये हैं। अपनी भाषा में ऐसी उक्ति का उपयोग करें जो परिणाम के साथ कारण को जोड़ दे।</w:t>
-      </w:r>
-    </w:p>
-    <w:p>
-      <w:pPr/>
-      <w:r>
-        <w:rPr>
-          <w:lang w:val="hi_IN" w:bidi="hi_IN"/>
-        </w:rPr>
-      </w:r>
-      <w:r>
-        <w:rPr>
-          <w:lang w:val="hi_IN" w:bidi="hi_IN"/>
-        </w:rPr>
-        <w:t xml:space="preserve">देखें: </w:t>
-      </w:r>
-      <w:r>
-        <w:rPr>
-          <w:lang w:val="hi_IN" w:bidi="hi_IN"/>
-        </w:rPr>
-        <w:t>जोड़ें — कारण और परिणाम संबंध</w:t>
-      </w:r>
-      <w:r>
-        <w:rPr>
-          <w:lang w:val="hi_IN" w:bidi="hi_IN"/>
-        </w:rPr>
-      </w:r>
-      <w:r>
-        <w:rPr>
-          <w:lang w:val="hi_IN" w:bidi="hi_IN"/>
-        </w:rPr>
-      </w:r>
-    </w:p>
-    <w:p>
-      <w:pPr/>
-      <w:r>
-        <w:rPr>
-          <w:lang w:val="hi_IN" w:bidi="hi_IN"/>
-        </w:rPr>
-      </w:r>
-    </w:p>
-    <w:p>
-      <w:pPr>
-        <w:pStyle w:val="Heading2"/>
-      </w:pPr>
-      <w:r>
-        <w:rPr>
-          <w:lang w:val="hi_IN" w:bidi="hi_IN"/>
-        </w:rPr>
-        <w:t>इफिसियों 1:17 (#2)</w:t>
-      </w:r>
-      <w:r>
-        <w:rPr>
-          <w:lang w:val="hi_IN" w:bidi="hi_IN"/>
-        </w:rPr>
-      </w:r>
-    </w:p>
-    <w:p>
-      <w:pPr/>
-      <w:r>
-        <w:rPr>
-          <w:lang w:val="hi_IN" w:bidi="hi_IN"/>
-        </w:rPr>
-      </w:r>
-      <w:r>
-        <w:rPr>
-          <w:b/>
-          <w:lang w:val="hi_IN" w:bidi="hi_IN"/>
-        </w:rPr>
-        <w:t>πνεῦμα σοφίας καὶ ἀποκαλύψεως, ἐν ἐπιγνώσει αὐτοῦ</w:t>
-      </w:r>
-    </w:p>
-    <w:p>
-      <w:pPr/>
-      <w:r>
-        <w:rPr>
-          <w:lang w:val="hi_IN" w:bidi="hi_IN"/>
-        </w:rPr>
-      </w:r>
-      <w:r>
-        <w:rPr>
-          <w:b/>
-          <w:lang w:val="hi_IN" w:bidi="hi_IN"/>
-        </w:rPr>
-        <w:t>"बुद्धि की आत्मा और अपने ज्ञान का प्रकाश"</w:t>
-      </w:r>
-    </w:p>
-    <w:p>
-      <w:pPr/>
-      <w:r>
-        <w:rPr>
-          <w:lang w:val="hi_IN" w:bidi="hi_IN"/>
-        </w:rPr>
-      </w:r>
-      <w:r>
-        <w:rPr>
-          <w:lang w:val="hi_IN" w:bidi="hi_IN"/>
-        </w:rPr>
-        <w:t>“उसके प्रकाशन को समझने हेतु आत्मिक ज्ञान”</w:t>
-      </w:r>
-      <w:r>
-        <w:rPr>
-          <w:lang w:val="hi_IN" w:bidi="hi_IN"/>
-        </w:rPr>
-      </w:r>
-      <w:r>
-        <w:rPr>
-          <w:lang w:val="hi_IN" w:bidi="hi_IN"/>
-        </w:rPr>
-      </w:r>
-    </w:p>
-    <w:p>
-      <w:pPr/>
-      <w:r>
-        <w:rPr>
-          <w:lang w:val="hi_IN" w:bidi="hi_IN"/>
-        </w:rPr>
-      </w:r>
-    </w:p>
-    <w:p>
-      <w:pPr>
-        <w:pStyle w:val="Heading2"/>
-      </w:pPr>
-      <w:r>
-        <w:rPr>
-          <w:lang w:val="hi_IN" w:bidi="hi_IN"/>
-        </w:rPr>
-        <w:t>इफिसियों 1:18 (#1)</w:t>
-      </w:r>
-      <w:r>
-        <w:rPr>
-          <w:lang w:val="hi_IN" w:bidi="hi_IN"/>
-        </w:rPr>
-      </w:r>
-    </w:p>
-    <w:p>
-      <w:pPr/>
-      <w:r>
-        <w:rPr>
-          <w:lang w:val="hi_IN" w:bidi="hi_IN"/>
-        </w:rPr>
-      </w:r>
-      <w:r>
-        <w:rPr>
-          <w:b/>
-          <w:lang w:val="hi_IN" w:bidi="hi_IN"/>
-        </w:rPr>
-        <w:t>πεφωτισμένους τοὺς ὀφθαλμοὺς τῆς καρδίας</w:t>
-      </w:r>
-    </w:p>
-    <w:p>
-      <w:pPr/>
-      <w:r>
-        <w:rPr>
-          <w:lang w:val="hi_IN" w:bidi="hi_IN"/>
-        </w:rPr>
-      </w:r>
-      <w:r>
-        <w:rPr>
-          <w:b/>
-          <w:lang w:val="hi_IN" w:bidi="hi_IN"/>
-        </w:rPr>
-        <w:t>"और"</w:t>
-      </w:r>
-      <w:r>
-        <w:rPr>
-          <w:lang w:val="hi_IN" w:bidi="hi_IN"/>
-        </w:rPr>
-        <w:t xml:space="preserve"> - </w:t>
-      </w:r>
-      <w:r>
-        <w:rPr>
-          <w:b/>
-          <w:lang w:val="hi_IN" w:bidi="hi_IN"/>
-        </w:rPr>
-        <w:t>"मन की आँखें ज्योतिर्मय हों कि"</w:t>
-      </w:r>
-    </w:p>
-    <w:p>
-      <w:pPr/>
-      <w:r>
-        <w:rPr>
-          <w:lang w:val="hi_IN" w:bidi="hi_IN"/>
-        </w:rPr>
-      </w:r>
-      <w:r>
-        <w:rPr>
-          <w:lang w:val="hi_IN" w:bidi="hi_IN"/>
-        </w:rPr>
-        <w:t xml:space="preserve">"यहाँ </w:t>
-      </w:r>
-      <w:r>
-        <w:rPr>
-          <w:b/>
-          <w:lang w:val="hi_IN" w:bidi="hi_IN"/>
-        </w:rPr>
-        <w:t>मन</w:t>
-      </w:r>
-      <w:r>
-        <w:rPr>
-          <w:lang w:val="hi_IN" w:bidi="hi_IN"/>
-        </w:rPr>
-        <w:t xml:space="preserve"> मनुष्य की मनोवृत्ति या मानसिकता के लिए एक लाक्षणिक प्रयोग है। वैकल्पिक अनुवाद: “कि तुम्हें समझ प्राप्त हो""</w:t>
-      </w:r>
-    </w:p>
-    <w:p>
-      <w:pPr/>
-      <w:r>
-        <w:rPr>
-          <w:lang w:val="hi_IN" w:bidi="hi_IN"/>
-        </w:rPr>
-      </w:r>
-      <w:r>
-        <w:rPr>
-          <w:lang w:val="hi_IN" w:bidi="hi_IN"/>
-        </w:rPr>
-        <w:t xml:space="preserve">देखें: </w:t>
-      </w:r>
-      <w:r>
-        <w:rPr>
-          <w:lang w:val="hi_IN" w:bidi="hi_IN"/>
-        </w:rPr>
-        <w:t>प्रतिन्यास</w:t>
-      </w:r>
-      <w:r>
-        <w:rPr>
-          <w:lang w:val="hi_IN" w:bidi="hi_IN"/>
-        </w:rPr>
-      </w:r>
-      <w:r>
-        <w:rPr>
-          <w:lang w:val="hi_IN" w:bidi="hi_IN"/>
-        </w:rPr>
-      </w:r>
-    </w:p>
-    <w:p>
-      <w:pPr/>
-      <w:r>
-        <w:rPr>
-          <w:lang w:val="hi_IN" w:bidi="hi_IN"/>
-        </w:rPr>
-      </w:r>
-    </w:p>
-    <w:p>
-      <w:pPr>
-        <w:pStyle w:val="Heading2"/>
-      </w:pPr>
-      <w:r>
-        <w:rPr>
-          <w:lang w:val="hi_IN" w:bidi="hi_IN"/>
-        </w:rPr>
-        <w:t>इफिसियों 1:18 (#2)</w:t>
-      </w:r>
-      <w:r>
-        <w:rPr>
-          <w:lang w:val="hi_IN" w:bidi="hi_IN"/>
-        </w:rPr>
-      </w:r>
-    </w:p>
-    <w:p>
-      <w:pPr/>
-      <w:r>
-        <w:rPr>
-          <w:lang w:val="hi_IN" w:bidi="hi_IN"/>
-        </w:rPr>
-      </w:r>
-      <w:r>
-        <w:rPr>
-          <w:b/>
-          <w:lang w:val="hi_IN" w:bidi="hi_IN"/>
-        </w:rPr>
-        <w:t>πεφωτισμένους τοὺς ὀφθαλμοὺς τῆς καρδίας</w:t>
-      </w:r>
-    </w:p>
-    <w:p>
-      <w:pPr/>
-      <w:r>
-        <w:rPr>
-          <w:lang w:val="hi_IN" w:bidi="hi_IN"/>
-        </w:rPr>
-      </w:r>
-      <w:r>
-        <w:rPr>
-          <w:b/>
-          <w:lang w:val="hi_IN" w:bidi="hi_IN"/>
-        </w:rPr>
-        <w:t>"और"</w:t>
-      </w:r>
-      <w:r>
-        <w:rPr>
-          <w:lang w:val="hi_IN" w:bidi="hi_IN"/>
-        </w:rPr>
-        <w:t xml:space="preserve"> - </w:t>
-      </w:r>
-      <w:r>
-        <w:rPr>
-          <w:b/>
-          <w:lang w:val="hi_IN" w:bidi="hi_IN"/>
-        </w:rPr>
-        <w:t>"मन की आँखें ज्योतिर्मय हों कि"</w:t>
-      </w:r>
-    </w:p>
-    <w:p>
-      <w:pPr/>
-      <w:r>
-        <w:rPr>
-          <w:lang w:val="hi_IN" w:bidi="hi_IN"/>
-        </w:rPr>
-      </w:r>
-      <w:r>
-        <w:rPr>
-          <w:lang w:val="hi_IN" w:bidi="hi_IN"/>
-        </w:rPr>
-        <w:t>"इसे कर्ताप्रधान वाक्य में कहा जा सकता है। वैकल्पिक अनुवाद: “कि परमेश्वर तुम्हारे मन में आत्मिक ज्ञानोदय करे"" या ""कि परमेश्वर तुम्हारी समझ को ग्यानोदीप्त करे""</w:t>
-      </w:r>
-    </w:p>
-    <w:p>
-      <w:pPr/>
-      <w:r>
-        <w:rPr>
-          <w:lang w:val="hi_IN" w:bidi="hi_IN"/>
-        </w:rPr>
-      </w:r>
-      <w:r>
-        <w:rPr>
-          <w:lang w:val="hi_IN" w:bidi="hi_IN"/>
-        </w:rPr>
-        <w:t xml:space="preserve">देखें: </w:t>
-      </w:r>
-      <w:r>
-        <w:rPr>
-          <w:lang w:val="hi_IN" w:bidi="hi_IN"/>
-        </w:rPr>
-        <w:t>सक्रिय या निष्क्रिय</w:t>
-      </w:r>
-      <w:r>
-        <w:rPr>
-          <w:lang w:val="hi_IN" w:bidi="hi_IN"/>
-        </w:rPr>
-      </w:r>
-      <w:r>
-        <w:rPr>
-          <w:lang w:val="hi_IN" w:bidi="hi_IN"/>
-        </w:rPr>
-      </w:r>
-    </w:p>
-    <w:p>
-      <w:pPr/>
-      <w:r>
-        <w:rPr>
-          <w:lang w:val="hi_IN" w:bidi="hi_IN"/>
-        </w:rPr>
-      </w:r>
-    </w:p>
-    <w:p>
-      <w:pPr>
-        <w:pStyle w:val="Heading2"/>
-      </w:pPr>
-      <w:r>
-        <w:rPr>
-          <w:lang w:val="hi_IN" w:bidi="hi_IN"/>
-        </w:rPr>
-        <w:t>इफिसियों 1:18 (#3)</w:t>
-      </w:r>
-      <w:r>
-        <w:rPr>
-          <w:lang w:val="hi_IN" w:bidi="hi_IN"/>
-        </w:rPr>
-      </w:r>
-    </w:p>
-    <w:p>
-      <w:pPr/>
-      <w:r>
-        <w:rPr>
-          <w:lang w:val="hi_IN" w:bidi="hi_IN"/>
-        </w:rPr>
-      </w:r>
-      <w:r>
-        <w:rPr>
-          <w:b/>
-          <w:lang w:val="hi_IN" w:bidi="hi_IN"/>
-        </w:rPr>
-        <w:t>τοὺς ὀφθαλμοὺς τῆς καρδίας</w:t>
-      </w:r>
-    </w:p>
-    <w:p>
-      <w:pPr/>
-      <w:r>
-        <w:rPr>
-          <w:lang w:val="hi_IN" w:bidi="hi_IN"/>
-        </w:rPr>
-      </w:r>
-      <w:r>
-        <w:rPr>
-          <w:b/>
-          <w:lang w:val="hi_IN" w:bidi="hi_IN"/>
-        </w:rPr>
-        <w:t>"और"</w:t>
-      </w:r>
-      <w:r>
-        <w:rPr>
-          <w:lang w:val="hi_IN" w:bidi="hi_IN"/>
-        </w:rPr>
-        <w:t xml:space="preserve"> - </w:t>
-      </w:r>
-      <w:r>
-        <w:rPr>
-          <w:b/>
-          <w:lang w:val="hi_IN" w:bidi="hi_IN"/>
-        </w:rPr>
-        <w:t>"मन की आँखें"</w:t>
-      </w:r>
-    </w:p>
-    <w:p>
-      <w:pPr/>
-      <w:r>
-        <w:rPr>
-          <w:lang w:val="hi_IN" w:bidi="hi_IN"/>
-        </w:rPr>
-      </w:r>
-      <w:r>
-        <w:rPr>
-          <w:lang w:val="hi_IN" w:bidi="hi_IN"/>
-        </w:rPr>
-        <w:t>उक्ति **तुम्हारे मन की आँखें,” मनुष्य की समझ प्राप्ति के लिए एक रूपक है। वैकल्पिक अनुवाद: “कि तुम समझ प्राप्त करो और ज्ञानोदीप्त हो जाओ”</w:t>
-      </w:r>
-    </w:p>
-    <w:p>
-      <w:pPr/>
-      <w:r>
-        <w:rPr>
-          <w:lang w:val="hi_IN" w:bidi="hi_IN"/>
-        </w:rPr>
-      </w:r>
-      <w:r>
-        <w:rPr>
-          <w:lang w:val="hi_IN" w:bidi="hi_IN"/>
-        </w:rPr>
-        <w:t xml:space="preserve">देखें: </w:t>
-      </w:r>
-      <w:r>
-        <w:rPr>
-          <w:lang w:val="hi_IN" w:bidi="hi_IN"/>
-        </w:rPr>
-        <w:t>रूपक</w:t>
-      </w:r>
-      <w:r>
-        <w:rPr>
-          <w:lang w:val="hi_IN" w:bidi="hi_IN"/>
-        </w:rPr>
-      </w:r>
-      <w:r>
-        <w:rPr>
-          <w:lang w:val="hi_IN" w:bidi="hi_IN"/>
-        </w:rPr>
-      </w:r>
-    </w:p>
-    <w:p>
-      <w:pPr/>
-      <w:r>
-        <w:rPr>
-          <w:lang w:val="hi_IN" w:bidi="hi_IN"/>
-        </w:rPr>
-      </w:r>
-    </w:p>
-    <w:p>
-      <w:pPr>
-        <w:pStyle w:val="Heading2"/>
-      </w:pPr>
-      <w:r>
-        <w:rPr>
-          <w:lang w:val="hi_IN" w:bidi="hi_IN"/>
-        </w:rPr>
-        <w:t>इफिसियों 1:18 (#4)</w:t>
-      </w:r>
-      <w:r>
-        <w:rPr>
-          <w:lang w:val="hi_IN" w:bidi="hi_IN"/>
-        </w:rPr>
-      </w:r>
-    </w:p>
-    <w:p>
-      <w:pPr/>
-      <w:r>
-        <w:rPr>
-          <w:lang w:val="hi_IN" w:bidi="hi_IN"/>
-        </w:rPr>
-      </w:r>
-      <w:r>
-        <w:rPr>
-          <w:b/>
-          <w:lang w:val="hi_IN" w:bidi="hi_IN"/>
-        </w:rPr>
-        <w:t>πεφωτισμένους</w:t>
-      </w:r>
-    </w:p>
-    <w:p>
-      <w:pPr/>
-      <w:r>
-        <w:rPr>
-          <w:lang w:val="hi_IN" w:bidi="hi_IN"/>
-        </w:rPr>
-      </w:r>
-      <w:r>
-        <w:rPr>
-          <w:b/>
-          <w:lang w:val="hi_IN" w:bidi="hi_IN"/>
-        </w:rPr>
-        <w:t>"ज्योतिर्मय हों कि"</w:t>
-      </w:r>
-    </w:p>
-    <w:p>
-      <w:pPr/>
-      <w:r>
-        <w:rPr>
-          <w:lang w:val="hi_IN" w:bidi="hi_IN"/>
-        </w:rPr>
-      </w:r>
-      <w:r>
-        <w:rPr>
-          <w:lang w:val="hi_IN" w:bidi="hi_IN"/>
-        </w:rPr>
-        <w:t>“तुम्हें दिखाया”</w:t>
-      </w:r>
-      <w:r>
-        <w:rPr>
-          <w:lang w:val="hi_IN" w:bidi="hi_IN"/>
-        </w:rPr>
-      </w:r>
-      <w:r>
-        <w:rPr>
-          <w:lang w:val="hi_IN" w:bidi="hi_IN"/>
-        </w:rPr>
-      </w:r>
-    </w:p>
-    <w:p>
-      <w:pPr/>
-      <w:r>
-        <w:rPr>
-          <w:lang w:val="hi_IN" w:bidi="hi_IN"/>
-        </w:rPr>
-      </w:r>
-    </w:p>
-    <w:p>
-      <w:pPr>
-        <w:pStyle w:val="Heading2"/>
-      </w:pPr>
-      <w:r>
-        <w:rPr>
-          <w:lang w:val="hi_IN" w:bidi="hi_IN"/>
-        </w:rPr>
-        <w:t>इफिसियों 1:18 (#5)</w:t>
-      </w:r>
-      <w:r>
-        <w:rPr>
-          <w:lang w:val="hi_IN" w:bidi="hi_IN"/>
-        </w:rPr>
-      </w:r>
-    </w:p>
-    <w:p>
-      <w:pPr/>
-      <w:r>
-        <w:rPr>
-          <w:lang w:val="hi_IN" w:bidi="hi_IN"/>
-        </w:rPr>
-      </w:r>
-      <w:r>
-        <w:rPr>
-          <w:b/>
-          <w:lang w:val="hi_IN" w:bidi="hi_IN"/>
-        </w:rPr>
-        <w:t>"हमारे बुलाहट की"</w:t>
-      </w:r>
-    </w:p>
-    <w:p>
-      <w:pPr/>
-      <w:r>
-        <w:rPr>
-          <w:lang w:val="hi_IN" w:bidi="hi_IN"/>
-        </w:rPr>
-      </w:r>
-      <w:r>
-        <w:rPr>
-          <w:lang w:val="hi_IN" w:bidi="hi_IN"/>
-        </w:rPr>
-        <w:t xml:space="preserve">परमेश्वर की </w:t>
-      </w:r>
-      <w:r>
-        <w:rPr>
-          <w:b/>
-          <w:lang w:val="hi_IN" w:bidi="hi_IN"/>
-        </w:rPr>
-        <w:t>बुलाहट</w:t>
-      </w:r>
-      <w:r>
-        <w:rPr>
-          <w:lang w:val="hi_IN" w:bidi="hi_IN"/>
-        </w:rPr>
-        <w:t xml:space="preserve"> का सन्दर्भ उसमें विश्वास हेतु मनुष्यों के चुने जाने से है। वैकल्पिक अनुवाद: “जो तुम्हारे पास है उसका कारण यह है कि उसने तुम को अपनी प्रजा होने के लिए चुन लिया है।”</w:t>
-      </w:r>
-      <w:r>
-        <w:rPr>
-          <w:lang w:val="hi_IN" w:bidi="hi_IN"/>
-        </w:rPr>
-      </w:r>
-      <w:r>
-        <w:rPr>
-          <w:lang w:val="hi_IN" w:bidi="hi_IN"/>
-        </w:rPr>
-      </w:r>
-    </w:p>
-    <w:p>
-      <w:pPr/>
-      <w:r>
-        <w:rPr>
-          <w:lang w:val="hi_IN" w:bidi="hi_IN"/>
-        </w:rPr>
-      </w:r>
-    </w:p>
-    <w:p>
-      <w:pPr>
-        <w:pStyle w:val="Heading2"/>
-      </w:pPr>
-      <w:r>
-        <w:rPr>
-          <w:lang w:val="hi_IN" w:bidi="hi_IN"/>
-        </w:rPr>
-        <w:t>इफिसियों 1:18 (#6)</w:t>
-      </w:r>
-      <w:r>
-        <w:rPr>
-          <w:lang w:val="hi_IN" w:bidi="hi_IN"/>
-        </w:rPr>
-      </w:r>
-    </w:p>
-    <w:p>
-      <w:pPr/>
-      <w:r>
-        <w:rPr>
-          <w:lang w:val="hi_IN" w:bidi="hi_IN"/>
-        </w:rPr>
-      </w:r>
-      <w:r>
-        <w:rPr>
-          <w:b/>
-          <w:lang w:val="hi_IN" w:bidi="hi_IN"/>
-        </w:rPr>
-        <w:t>τῆς κληρονομίας αὐτοῦ</w:t>
-      </w:r>
-    </w:p>
-    <w:p>
-      <w:pPr/>
-      <w:r>
-        <w:rPr>
-          <w:lang w:val="hi_IN" w:bidi="hi_IN"/>
-        </w:rPr>
-      </w:r>
-      <w:r>
-        <w:rPr>
-          <w:b/>
-          <w:lang w:val="hi_IN" w:bidi="hi_IN"/>
-        </w:rPr>
-        <w:t>"और"</w:t>
-      </w:r>
-      <w:r>
-        <w:rPr>
-          <w:lang w:val="hi_IN" w:bidi="hi_IN"/>
-        </w:rPr>
-        <w:t xml:space="preserve"> - </w:t>
-      </w:r>
-      <w:r>
-        <w:rPr>
-          <w:b/>
-          <w:lang w:val="hi_IN" w:bidi="hi_IN"/>
-        </w:rPr>
-        <w:t>"विरासत की"</w:t>
-      </w:r>
-    </w:p>
-    <w:p>
-      <w:pPr/>
-      <w:r>
-        <w:rPr>
-          <w:lang w:val="hi_IN" w:bidi="hi_IN"/>
-        </w:rPr>
-      </w:r>
-      <w:r>
-        <w:rPr>
-          <w:lang w:val="hi_IN" w:bidi="hi_IN"/>
-        </w:rPr>
-        <w:t>परमेश्वर ने जो वादा विश्वासियों से किया है उसे प्राप्त करने को ऐसे बताया गया है जैसे कि कोई अपने परिवार के किसी सदस्य से कोई सम्पत्ति या धन को विरासत में प्राप्त कर रहा हो।</w:t>
-      </w:r>
-    </w:p>
-    <w:p>
-      <w:pPr/>
-      <w:r>
-        <w:rPr>
-          <w:lang w:val="hi_IN" w:bidi="hi_IN"/>
-        </w:rPr>
-      </w:r>
-      <w:r>
-        <w:rPr>
-          <w:lang w:val="hi_IN" w:bidi="hi_IN"/>
-        </w:rPr>
-        <w:t xml:space="preserve">देखें: </w:t>
-      </w:r>
-      <w:r>
-        <w:rPr>
-          <w:lang w:val="hi_IN" w:bidi="hi_IN"/>
-        </w:rPr>
-        <w:t>रूपक</w:t>
-      </w:r>
-      <w:r>
-        <w:rPr>
-          <w:lang w:val="hi_IN" w:bidi="hi_IN"/>
-        </w:rPr>
-      </w:r>
-      <w:r>
-        <w:rPr>
-          <w:lang w:val="hi_IN" w:bidi="hi_IN"/>
-        </w:rPr>
-      </w:r>
-    </w:p>
-    <w:p>
-      <w:pPr/>
-      <w:r>
-        <w:rPr>
-          <w:lang w:val="hi_IN" w:bidi="hi_IN"/>
-        </w:rPr>
-      </w:r>
-    </w:p>
-    <w:p>
-      <w:pPr>
-        <w:pStyle w:val="Heading2"/>
-      </w:pPr>
-      <w:r>
-        <w:rPr>
-          <w:lang w:val="hi_IN" w:bidi="hi_IN"/>
-        </w:rPr>
-        <w:t>इफिसियों 1:18 (#7)</w:t>
-      </w:r>
-      <w:r>
-        <w:rPr>
-          <w:lang w:val="hi_IN" w:bidi="hi_IN"/>
-        </w:rPr>
-      </w:r>
-    </w:p>
-    <w:p>
-      <w:pPr/>
-      <w:r>
-        <w:rPr>
-          <w:lang w:val="hi_IN" w:bidi="hi_IN"/>
-        </w:rPr>
-      </w:r>
-      <w:r>
-        <w:rPr>
-          <w:b/>
-          <w:lang w:val="hi_IN" w:bidi="hi_IN"/>
-        </w:rPr>
-        <w:t>τοῖς ἁγίοις</w:t>
-      </w:r>
-    </w:p>
-    <w:p>
-      <w:pPr/>
-      <w:r>
-        <w:rPr>
-          <w:lang w:val="hi_IN" w:bidi="hi_IN"/>
-        </w:rPr>
-      </w:r>
-      <w:r>
-        <w:rPr>
-          <w:b/>
-          <w:lang w:val="hi_IN" w:bidi="hi_IN"/>
-        </w:rPr>
-        <w:t>"पवित्र लोगों में"</w:t>
-      </w:r>
-      <w:r>
-        <w:rPr>
-          <w:lang w:val="hi_IN" w:bidi="hi_IN"/>
-        </w:rPr>
-        <w:t xml:space="preserve"> - </w:t>
-      </w:r>
-      <w:r>
-        <w:rPr>
-          <w:b/>
-          <w:lang w:val="hi_IN" w:bidi="hi_IN"/>
-        </w:rPr>
-        <w:t>"का"</w:t>
-      </w:r>
-    </w:p>
-    <w:p>
-      <w:pPr/>
-      <w:r>
-        <w:rPr>
-          <w:lang w:val="hi_IN" w:bidi="hi_IN"/>
-        </w:rPr>
-      </w:r>
-      <w:r>
-        <w:rPr>
-          <w:lang w:val="hi_IN" w:bidi="hi_IN"/>
-        </w:rPr>
-        <w:t>"“जिन्हें उसने अपने लिए अलग कर लिया है” या “वे जो पूरी तरह से उसके हैं"""</w:t>
-      </w:r>
-      <w:r>
-        <w:rPr>
-          <w:lang w:val="hi_IN" w:bidi="hi_IN"/>
-        </w:rPr>
-      </w:r>
-      <w:r>
-        <w:rPr>
-          <w:lang w:val="hi_IN" w:bidi="hi_IN"/>
-        </w:rPr>
-      </w:r>
-    </w:p>
-    <w:p>
-      <w:pPr/>
-      <w:r>
-        <w:rPr>
-          <w:lang w:val="hi_IN" w:bidi="hi_IN"/>
-        </w:rPr>
-      </w:r>
-    </w:p>
-    <w:p>
-      <w:pPr>
-        <w:pStyle w:val="Heading2"/>
-      </w:pPr>
-      <w:r>
-        <w:rPr>
-          <w:lang w:val="hi_IN" w:bidi="hi_IN"/>
-        </w:rPr>
-        <w:t>इफिसियों 1:19 (#1)</w:t>
-      </w:r>
-      <w:r>
-        <w:rPr>
-          <w:lang w:val="hi_IN" w:bidi="hi_IN"/>
-        </w:rPr>
-      </w:r>
-    </w:p>
-    <w:p>
-      <w:pPr/>
-      <w:r>
-        <w:rPr>
-          <w:lang w:val="hi_IN" w:bidi="hi_IN"/>
-        </w:rPr>
-      </w:r>
-      <w:r>
-        <w:rPr>
-          <w:b/>
-          <w:lang w:val="hi_IN" w:bidi="hi_IN"/>
-        </w:rPr>
-        <w:t>τὸ ὑπερβάλλον μέγεθος τῆς δυνάμεως αὐτοῦ</w:t>
-      </w:r>
-    </w:p>
-    <w:p>
-      <w:pPr/>
-      <w:r>
-        <w:rPr>
-          <w:lang w:val="hi_IN" w:bidi="hi_IN"/>
-        </w:rPr>
-      </w:r>
-      <w:r>
-        <w:rPr>
-          <w:b/>
-          <w:lang w:val="hi_IN" w:bidi="hi_IN"/>
-        </w:rPr>
-        <w:t>"उसकी सामर्थ्य"</w:t>
-      </w:r>
-      <w:r>
-        <w:rPr>
-          <w:lang w:val="hi_IN" w:bidi="hi_IN"/>
-        </w:rPr>
-        <w:t xml:space="preserve"> - </w:t>
-      </w:r>
-      <w:r>
-        <w:rPr>
-          <w:b/>
-          <w:lang w:val="hi_IN" w:bidi="hi_IN"/>
-        </w:rPr>
-        <w:t>"कितनी महान है"</w:t>
-      </w:r>
-    </w:p>
-    <w:p>
-      <w:pPr/>
-      <w:r>
-        <w:rPr>
-          <w:lang w:val="hi_IN" w:bidi="hi_IN"/>
-        </w:rPr>
-      </w:r>
-      <w:r>
-        <w:rPr>
-          <w:lang w:val="hi_IN" w:bidi="hi_IN"/>
-        </w:rPr>
-        <w:t>“परमेश्वर की सामर्थ्य, जो अन्य सभी सामर्थ्य से परे है”</w:t>
-      </w:r>
-      <w:r>
-        <w:rPr>
-          <w:lang w:val="hi_IN" w:bidi="hi_IN"/>
-        </w:rPr>
-      </w:r>
-      <w:r>
-        <w:rPr>
-          <w:lang w:val="hi_IN" w:bidi="hi_IN"/>
-        </w:rPr>
-      </w:r>
-    </w:p>
-    <w:p>
-      <w:pPr/>
-      <w:r>
-        <w:rPr>
-          <w:lang w:val="hi_IN" w:bidi="hi_IN"/>
-        </w:rPr>
-      </w:r>
-    </w:p>
-    <w:p>
-      <w:pPr>
-        <w:pStyle w:val="Heading2"/>
-      </w:pPr>
-      <w:r>
-        <w:rPr>
-          <w:lang w:val="hi_IN" w:bidi="hi_IN"/>
-        </w:rPr>
-        <w:t>इफिसियों 1:19 (#2)</w:t>
-      </w:r>
-      <w:r>
-        <w:rPr>
-          <w:lang w:val="hi_IN" w:bidi="hi_IN"/>
-        </w:rPr>
-      </w:r>
-    </w:p>
-    <w:p>
-      <w:pPr/>
-      <w:r>
-        <w:rPr>
-          <w:lang w:val="hi_IN" w:bidi="hi_IN"/>
-        </w:rPr>
-      </w:r>
-      <w:r>
-        <w:rPr>
-          <w:b/>
-          <w:lang w:val="hi_IN" w:bidi="hi_IN"/>
-        </w:rPr>
-        <w:t>εἰς ἡμᾶς, τοὺς πιστεύοντας</w:t>
-      </w:r>
-    </w:p>
-    <w:p>
-      <w:pPr/>
-      <w:r>
-        <w:rPr>
-          <w:lang w:val="hi_IN" w:bidi="hi_IN"/>
-        </w:rPr>
-      </w:r>
-      <w:r>
-        <w:rPr>
-          <w:b/>
-          <w:lang w:val="hi_IN" w:bidi="hi_IN"/>
-        </w:rPr>
-        <w:t>"हमारी ओर"</w:t>
-      </w:r>
-      <w:r>
-        <w:rPr>
-          <w:lang w:val="hi_IN" w:bidi="hi_IN"/>
-        </w:rPr>
-        <w:t xml:space="preserve"> - </w:t>
-      </w:r>
-      <w:r>
-        <w:rPr>
-          <w:b/>
-          <w:lang w:val="hi_IN" w:bidi="hi_IN"/>
-        </w:rPr>
-        <w:t>"विश्वास करते हैं"</w:t>
-      </w:r>
-    </w:p>
-    <w:p>
-      <w:pPr/>
-      <w:r>
-        <w:rPr>
-          <w:lang w:val="hi_IN" w:bidi="hi_IN"/>
-        </w:rPr>
-      </w:r>
-      <w:r>
-        <w:rPr>
-          <w:lang w:val="hi_IN" w:bidi="hi_IN"/>
-        </w:rPr>
-        <w:t>“हमारे लिए जो विश्वास करते हैं”</w:t>
-      </w:r>
-      <w:r>
-        <w:rPr>
-          <w:lang w:val="hi_IN" w:bidi="hi_IN"/>
-        </w:rPr>
-      </w:r>
-      <w:r>
-        <w:rPr>
-          <w:lang w:val="hi_IN" w:bidi="hi_IN"/>
-        </w:rPr>
-      </w:r>
-    </w:p>
-    <w:p>
-      <w:pPr/>
-      <w:r>
-        <w:rPr>
-          <w:lang w:val="hi_IN" w:bidi="hi_IN"/>
-        </w:rPr>
-      </w:r>
-    </w:p>
-    <w:p>
-      <w:pPr>
-        <w:pStyle w:val="Heading2"/>
-      </w:pPr>
-      <w:r>
-        <w:rPr>
-          <w:lang w:val="hi_IN" w:bidi="hi_IN"/>
-        </w:rPr>
-        <w:t>इफिसियों 1:19 (#3)</w:t>
-      </w:r>
-      <w:r>
-        <w:rPr>
-          <w:lang w:val="hi_IN" w:bidi="hi_IN"/>
-        </w:rPr>
-      </w:r>
-    </w:p>
-    <w:p>
-      <w:pPr/>
-      <w:r>
-        <w:rPr>
-          <w:lang w:val="hi_IN" w:bidi="hi_IN"/>
-        </w:rPr>
-      </w:r>
-      <w:r>
-        <w:rPr>
-          <w:b/>
-          <w:lang w:val="hi_IN" w:bidi="hi_IN"/>
-        </w:rPr>
-        <w:t>τὴν ἐνέργειαν τοῦ κράτους τῆς ἰσχύος αὐτοῦ</w:t>
-      </w:r>
-    </w:p>
-    <w:p>
-      <w:pPr/>
-      <w:r>
-        <w:rPr>
-          <w:lang w:val="hi_IN" w:bidi="hi_IN"/>
-        </w:rPr>
-      </w:r>
-      <w:r>
-        <w:rPr>
-          <w:b/>
-          <w:lang w:val="hi_IN" w:bidi="hi_IN"/>
-        </w:rPr>
-        <w:t>"उसकी शक्ति के प्रभाव के उस कार्य"</w:t>
-      </w:r>
-    </w:p>
-    <w:p>
-      <w:pPr/>
-      <w:r>
-        <w:rPr>
-          <w:lang w:val="hi_IN" w:bidi="hi_IN"/>
-        </w:rPr>
-      </w:r>
-      <w:r>
-        <w:rPr>
-          <w:lang w:val="hi_IN" w:bidi="hi_IN"/>
-        </w:rPr>
-        <w:t>“उसकी महान सामर्थ्य जो हमारे लिए काम कर रही है”</w:t>
-      </w:r>
-      <w:r>
-        <w:rPr>
-          <w:lang w:val="hi_IN" w:bidi="hi_IN"/>
-        </w:rPr>
-      </w:r>
-      <w:r>
-        <w:rPr>
-          <w:lang w:val="hi_IN" w:bidi="hi_IN"/>
-        </w:rPr>
-      </w:r>
-    </w:p>
-    <w:p>
-      <w:pPr/>
-      <w:r>
-        <w:rPr>
-          <w:lang w:val="hi_IN" w:bidi="hi_IN"/>
-        </w:rPr>
-      </w:r>
-    </w:p>
-    <w:p>
-      <w:pPr>
-        <w:pStyle w:val="Heading2"/>
-      </w:pPr>
-      <w:r>
-        <w:rPr>
-          <w:lang w:val="hi_IN" w:bidi="hi_IN"/>
-        </w:rPr>
-        <w:t>इफिसियों 1:19 (#4)</w:t>
-      </w:r>
-      <w:r>
-        <w:rPr>
-          <w:lang w:val="hi_IN" w:bidi="hi_IN"/>
-        </w:rPr>
-      </w:r>
-    </w:p>
-    <w:p>
-      <w:pPr/>
-      <w:r>
-        <w:rPr>
-          <w:lang w:val="hi_IN" w:bidi="hi_IN"/>
-        </w:rPr>
-      </w:r>
-      <w:r>
-        <w:rPr>
-          <w:b/>
-          <w:lang w:val="hi_IN" w:bidi="hi_IN"/>
-        </w:rPr>
-        <w:t>τοῦ κράτους τῆς ἰσχύος αὐτοῦ</w:t>
-      </w:r>
-    </w:p>
-    <w:p>
-      <w:pPr/>
-      <w:r>
-        <w:rPr>
-          <w:lang w:val="hi_IN" w:bidi="hi_IN"/>
-        </w:rPr>
-      </w:r>
-      <w:r>
-        <w:rPr>
-          <w:b/>
-          <w:lang w:val="hi_IN" w:bidi="hi_IN"/>
-        </w:rPr>
-        <w:t>"उसकी शक्ति के प्रभाव के उस"</w:t>
-      </w:r>
-    </w:p>
-    <w:p>
-      <w:pPr/>
-      <w:r>
-        <w:rPr>
-          <w:lang w:val="hi_IN" w:bidi="hi_IN"/>
-        </w:rPr>
-      </w:r>
-      <w:r>
-        <w:rPr>
-          <w:b/>
-          <w:lang w:val="hi_IN" w:bidi="hi_IN"/>
-        </w:rPr>
-        <w:t>बल</w:t>
-      </w:r>
-      <w:r>
-        <w:rPr>
-          <w:lang w:val="hi_IN" w:bidi="hi_IN"/>
-        </w:rPr>
-        <w:t xml:space="preserve"> और </w:t>
-      </w:r>
-      <w:r>
-        <w:rPr>
-          <w:b/>
-          <w:lang w:val="hi_IN" w:bidi="hi_IN"/>
-        </w:rPr>
-        <w:t>शक्ति</w:t>
-      </w:r>
-      <w:r>
-        <w:rPr>
-          <w:lang w:val="hi_IN" w:bidi="hi_IN"/>
-        </w:rPr>
-        <w:t xml:space="preserve"> ये दोनों शब्द समानार्थक हैं और संयोजित किये जा सकते हैं। वैकल्पिक अनुवाद: “उसकी महान सामर्थ्य”</w:t>
-      </w:r>
-    </w:p>
-    <w:p>
-      <w:pPr/>
-      <w:r>
-        <w:rPr>
-          <w:lang w:val="hi_IN" w:bidi="hi_IN"/>
-        </w:rPr>
-      </w:r>
-      <w:r>
-        <w:rPr>
-          <w:lang w:val="hi_IN" w:bidi="hi_IN"/>
-        </w:rPr>
-        <w:t xml:space="preserve">देखें: </w:t>
-      </w:r>
-      <w:r>
-        <w:rPr>
-          <w:lang w:val="hi_IN" w:bidi="hi_IN"/>
-        </w:rPr>
-        <w:t>युग्म</w:t>
-      </w:r>
-      <w:r>
-        <w:rPr>
-          <w:lang w:val="hi_IN" w:bidi="hi_IN"/>
-        </w:rPr>
-      </w:r>
-      <w:r>
-        <w:rPr>
-          <w:lang w:val="hi_IN" w:bidi="hi_IN"/>
-        </w:rPr>
-      </w:r>
-    </w:p>
-    <w:p>
-      <w:pPr/>
-      <w:r>
-        <w:rPr>
-          <w:lang w:val="hi_IN" w:bidi="hi_IN"/>
-        </w:rPr>
-      </w:r>
-    </w:p>
-    <w:p>
-      <w:pPr>
-        <w:pStyle w:val="Heading2"/>
-      </w:pPr>
-      <w:r>
-        <w:rPr>
-          <w:lang w:val="hi_IN" w:bidi="hi_IN"/>
-        </w:rPr>
-        <w:t>इफिसियों 1:20 (#1)</w:t>
-      </w:r>
-      <w:r>
-        <w:rPr>
-          <w:lang w:val="hi_IN" w:bidi="hi_IN"/>
-        </w:rPr>
-      </w:r>
-    </w:p>
-    <w:p>
-      <w:pPr/>
-      <w:r>
-        <w:rPr>
-          <w:lang w:val="hi_IN" w:bidi="hi_IN"/>
-        </w:rPr>
-      </w:r>
-      <w:r>
-        <w:rPr>
-          <w:b/>
-          <w:lang w:val="hi_IN" w:bidi="hi_IN"/>
-        </w:rPr>
-        <w:t>ἐγείρας αὐτὸν ἐκ νεκρῶν</w:t>
-      </w:r>
-    </w:p>
-    <w:p>
-      <w:pPr/>
-      <w:r>
-        <w:rPr>
-          <w:lang w:val="hi_IN" w:bidi="hi_IN"/>
-        </w:rPr>
-      </w:r>
-      <w:r>
-        <w:rPr>
-          <w:b/>
-          <w:lang w:val="hi_IN" w:bidi="hi_IN"/>
-        </w:rPr>
-        <w:t>"उसको मरे हुओं में से जिलाकर"</w:t>
-      </w:r>
-    </w:p>
-    <w:p>
-      <w:pPr/>
-      <w:r>
-        <w:rPr>
-          <w:lang w:val="hi_IN" w:bidi="hi_IN"/>
-        </w:rPr>
-      </w:r>
-      <w:r>
-        <w:rPr>
-          <w:lang w:val="hi_IN" w:bidi="hi_IN"/>
-        </w:rPr>
-        <w:t>“जब उसने उसे फिर से जीवित कर दिया”</w:t>
-      </w:r>
-      <w:r>
-        <w:rPr>
-          <w:lang w:val="hi_IN" w:bidi="hi_IN"/>
-        </w:rPr>
-      </w:r>
-      <w:r>
-        <w:rPr>
-          <w:lang w:val="hi_IN" w:bidi="hi_IN"/>
-        </w:rPr>
-      </w:r>
-    </w:p>
-    <w:p>
-      <w:pPr/>
-      <w:r>
-        <w:rPr>
-          <w:lang w:val="hi_IN" w:bidi="hi_IN"/>
-        </w:rPr>
-      </w:r>
-    </w:p>
-    <w:p>
-      <w:pPr>
-        <w:pStyle w:val="Heading2"/>
-      </w:pPr>
-      <w:r>
-        <w:rPr>
-          <w:lang w:val="hi_IN" w:bidi="hi_IN"/>
-        </w:rPr>
-        <w:t>इफिसियों 1:20 (#2)</w:t>
-      </w:r>
-      <w:r>
-        <w:rPr>
-          <w:lang w:val="hi_IN" w:bidi="hi_IN"/>
-        </w:rPr>
-      </w:r>
-    </w:p>
-    <w:p>
-      <w:pPr/>
-      <w:r>
-        <w:rPr>
-          <w:lang w:val="hi_IN" w:bidi="hi_IN"/>
-        </w:rPr>
-      </w:r>
-      <w:r>
-        <w:rPr>
-          <w:b/>
-          <w:lang w:val="hi_IN" w:bidi="hi_IN"/>
-        </w:rPr>
-        <w:t>ἐκ νεκρῶν</w:t>
-      </w:r>
-    </w:p>
-    <w:p>
-      <w:pPr/>
-      <w:r>
-        <w:rPr>
-          <w:lang w:val="hi_IN" w:bidi="hi_IN"/>
-        </w:rPr>
-      </w:r>
-      <w:r>
-        <w:rPr>
-          <w:b/>
-          <w:lang w:val="hi_IN" w:bidi="hi_IN"/>
-        </w:rPr>
-        <w:t>"मरे हुओं में से"</w:t>
-      </w:r>
-    </w:p>
-    <w:p>
-      <w:pPr/>
-      <w:r>
-        <w:rPr>
-          <w:lang w:val="hi_IN" w:bidi="hi_IN"/>
-        </w:rPr>
-      </w:r>
-      <w:r>
-        <w:rPr>
-          <w:lang w:val="hi_IN" w:bidi="hi_IN"/>
-        </w:rPr>
-        <w:t>उन सभी लोगों में से जो मर गए हैं। यह अभिव्यक्ति अधोलोक में सभी मृत लोगों को एक साथ व्यक्त करती है। उन में से वापस आना, फिर से जी उठने को दर्शाता है।</w:t>
-      </w:r>
-    </w:p>
-    <w:p>
-      <w:pPr/>
-      <w:r>
-        <w:rPr>
-          <w:lang w:val="hi_IN" w:bidi="hi_IN"/>
-        </w:rPr>
-      </w:r>
-      <w:r>
-        <w:rPr>
-          <w:lang w:val="hi_IN" w:bidi="hi_IN"/>
-        </w:rPr>
-        <w:t xml:space="preserve">देखें: </w:t>
-      </w:r>
-      <w:r>
-        <w:rPr>
-          <w:lang w:val="hi_IN" w:bidi="hi_IN"/>
-        </w:rPr>
-        <w:t>नाम विशेषण</w:t>
-      </w:r>
-      <w:r>
-        <w:rPr>
-          <w:lang w:val="hi_IN" w:bidi="hi_IN"/>
-        </w:rPr>
-      </w:r>
-      <w:r>
-        <w:rPr>
-          <w:lang w:val="hi_IN" w:bidi="hi_IN"/>
-        </w:rPr>
-      </w:r>
-    </w:p>
-    <w:p>
-      <w:pPr/>
-      <w:r>
-        <w:rPr>
-          <w:lang w:val="hi_IN" w:bidi="hi_IN"/>
-        </w:rPr>
-      </w:r>
-    </w:p>
-    <w:p>
-      <w:pPr>
-        <w:pStyle w:val="Heading2"/>
-      </w:pPr>
-      <w:r>
-        <w:rPr>
-          <w:lang w:val="hi_IN" w:bidi="hi_IN"/>
-        </w:rPr>
-        <w:t>इफिसियों 1:20 (#3)</w:t>
-      </w:r>
-      <w:r>
-        <w:rPr>
-          <w:lang w:val="hi_IN" w:bidi="hi_IN"/>
-        </w:rPr>
-      </w:r>
-    </w:p>
-    <w:p>
-      <w:pPr/>
-      <w:r>
-        <w:rPr>
-          <w:lang w:val="hi_IN" w:bidi="hi_IN"/>
-        </w:rPr>
-      </w:r>
-      <w:r>
-        <w:rPr>
-          <w:b/>
-          <w:lang w:val="hi_IN" w:bidi="hi_IN"/>
-        </w:rPr>
-        <w:t>καθίσας ἐν δεξιᾷ αὐτοῦ, ἐν τοῖς ἐπουρανίοις</w:t>
-      </w:r>
-    </w:p>
-    <w:p>
-      <w:pPr/>
-      <w:r>
-        <w:rPr>
-          <w:lang w:val="hi_IN" w:bidi="hi_IN"/>
-        </w:rPr>
-      </w:r>
-      <w:r>
-        <w:rPr>
-          <w:b/>
-          <w:lang w:val="hi_IN" w:bidi="hi_IN"/>
-        </w:rPr>
-        <w:t>"उसने"</w:t>
-      </w:r>
-      <w:r>
-        <w:rPr>
-          <w:lang w:val="hi_IN" w:bidi="hi_IN"/>
-        </w:rPr>
-        <w:t xml:space="preserve"> - </w:t>
-      </w:r>
-      <w:r>
-        <w:rPr>
-          <w:b/>
-          <w:lang w:val="hi_IN" w:bidi="hi_IN"/>
-        </w:rPr>
-        <w:t>"किया, कि"</w:t>
-      </w:r>
-      <w:r>
-        <w:rPr>
-          <w:lang w:val="hi_IN" w:bidi="hi_IN"/>
-        </w:rPr>
-        <w:t xml:space="preserve"> - </w:t>
-      </w:r>
-      <w:r>
-        <w:rPr>
-          <w:b/>
-          <w:lang w:val="hi_IN" w:bidi="hi_IN"/>
-        </w:rPr>
-        <w:t>"स्वर्गीय स्थानों में अपनी दाहिनी ओर"</w:t>
-      </w:r>
-    </w:p>
-    <w:p>
-      <w:pPr/>
-      <w:r>
-        <w:rPr>
-          <w:lang w:val="hi_IN" w:bidi="hi_IN"/>
-        </w:rPr>
-      </w:r>
-      <w:r>
-        <w:rPr>
-          <w:lang w:val="hi_IN" w:bidi="hi_IN"/>
-        </w:rPr>
-        <w:t>"जो व्यक्ति राजा के ""दाहिने हाथ"" बैठता है, वह राजा के दाईं ओर बैठता है और राजा के सम्पूर्ण अधिकार के साथ शासन करता है जिसके दाहिने हाथ या पार्श्व में वह बैठता है। यह उस स्थान के लिए लाक्षणिक रूप है जो उस स्थान में उपस्थित व्यक्ति के अधिकार का प्रतिनिधित्व दर्शाता है। वैकल्पिक अनुवाद: ""उसे पूरा अधिकार दिया कि वह स्वर्ग से शासन करे""</w:t>
-      </w:r>
-    </w:p>
-    <w:p>
-      <w:pPr/>
-      <w:r>
-        <w:rPr>
-          <w:lang w:val="hi_IN" w:bidi="hi_IN"/>
-        </w:rPr>
-      </w:r>
-      <w:r>
-        <w:rPr>
-          <w:lang w:val="hi_IN" w:bidi="hi_IN"/>
-        </w:rPr>
-        <w:t xml:space="preserve">देखें: </w:t>
-      </w:r>
-      <w:r>
-        <w:rPr>
-          <w:lang w:val="hi_IN" w:bidi="hi_IN"/>
-        </w:rPr>
-        <w:t>प्रतिन्यास</w:t>
-      </w:r>
-      <w:r>
-        <w:rPr>
-          <w:lang w:val="hi_IN" w:bidi="hi_IN"/>
-        </w:rPr>
-      </w:r>
-      <w:r>
-        <w:rPr>
-          <w:lang w:val="hi_IN" w:bidi="hi_IN"/>
-        </w:rPr>
-      </w:r>
-    </w:p>
-    <w:p>
-      <w:pPr/>
-      <w:r>
-        <w:rPr>
-          <w:lang w:val="hi_IN" w:bidi="hi_IN"/>
-        </w:rPr>
-      </w:r>
-    </w:p>
-    <w:p>
-      <w:pPr>
-        <w:pStyle w:val="Heading2"/>
-      </w:pPr>
-      <w:r>
-        <w:rPr>
-          <w:lang w:val="hi_IN" w:bidi="hi_IN"/>
-        </w:rPr>
-        <w:t>इफिसियों 1:20 (#4)</w:t>
-      </w:r>
-      <w:r>
-        <w:rPr>
-          <w:lang w:val="hi_IN" w:bidi="hi_IN"/>
-        </w:rPr>
-      </w:r>
-    </w:p>
-    <w:p>
-      <w:pPr/>
-      <w:r>
-        <w:rPr>
-          <w:lang w:val="hi_IN" w:bidi="hi_IN"/>
-        </w:rPr>
-      </w:r>
-      <w:r>
-        <w:rPr>
-          <w:b/>
-          <w:lang w:val="hi_IN" w:bidi="hi_IN"/>
-        </w:rPr>
-        <w:t>καθίσας ἐν δεξιᾷ αὐτοῦ</w:t>
-      </w:r>
-    </w:p>
-    <w:p>
-      <w:pPr/>
-      <w:r>
-        <w:rPr>
-          <w:lang w:val="hi_IN" w:bidi="hi_IN"/>
-        </w:rPr>
-      </w:r>
-      <w:r>
-        <w:rPr>
-          <w:b/>
-          <w:lang w:val="hi_IN" w:bidi="hi_IN"/>
-        </w:rPr>
-        <w:t>"अपनी दाहिनी ओर"</w:t>
-      </w:r>
-    </w:p>
-    <w:p>
-      <w:pPr/>
-      <w:r>
-        <w:rPr>
-          <w:lang w:val="hi_IN" w:bidi="hi_IN"/>
-        </w:rPr>
-      </w:r>
-      <w:r>
-        <w:rPr>
-          <w:lang w:val="hi_IN" w:bidi="hi_IN"/>
-        </w:rPr>
-        <w:t>"परमेश्वर के ""दाहिने हाथ"" पर बैठना परमेश्वर से महान सम्मान और अधिकार प्राप्त करने का एक प्रतीकात्मक कार्य है। वैकल्पिक अनुवाद: ""यीशु को परमेश्वर के साथ सम्मान और अधिकार के स्थान पर बैठाया गया""</w:t>
-      </w:r>
-    </w:p>
-    <w:p>
-      <w:pPr/>
-      <w:r>
-        <w:rPr>
-          <w:lang w:val="hi_IN" w:bidi="hi_IN"/>
-        </w:rPr>
-      </w:r>
-      <w:r>
-        <w:rPr>
-          <w:lang w:val="hi_IN" w:bidi="hi_IN"/>
-        </w:rPr>
-        <w:t xml:space="preserve">देखें: </w:t>
-      </w:r>
-      <w:r>
-        <w:rPr>
-          <w:lang w:val="hi_IN" w:bidi="hi_IN"/>
-        </w:rPr>
-        <w:t>प्रतीकात्मक क्रिया</w:t>
-      </w:r>
-      <w:r>
-        <w:rPr>
-          <w:lang w:val="hi_IN" w:bidi="hi_IN"/>
-        </w:rPr>
-      </w:r>
-      <w:r>
-        <w:rPr>
-          <w:lang w:val="hi_IN" w:bidi="hi_IN"/>
-        </w:rPr>
-      </w:r>
-    </w:p>
-    <w:p>
-      <w:pPr/>
-      <w:r>
-        <w:rPr>
-          <w:lang w:val="hi_IN" w:bidi="hi_IN"/>
-        </w:rPr>
-      </w:r>
-    </w:p>
-    <w:p>
-      <w:pPr>
-        <w:pStyle w:val="Heading2"/>
-      </w:pPr>
-      <w:r>
-        <w:rPr>
-          <w:lang w:val="hi_IN" w:bidi="hi_IN"/>
-        </w:rPr>
         <w:t>इफिसियों 1:20 (#5)</w:t>
       </w:r>
       <w:r>
         <w:rPr>
           <w:lang w:val="hi_IN" w:bidi="hi_IN"/>
         </w:rPr>
-      </w:r>
-    </w:p>
-    <w:p>
-      <w:pPr/>
-      <w:r>
-        <w:rPr>
-          <w:lang w:val="hi_IN" w:bidi="hi_IN"/>
-        </w:rPr>
-      </w:r>
-      <w:r>
-        <w:rPr>
-          <w:b/>
-          <w:lang w:val="hi_IN" w:bidi="hi_IN"/>
-        </w:rPr>
-        <w:t>ἐν τοῖς ἐπουρανίοις</w:t>
       </w:r>
     </w:p>
     <w:p>
@@ -6253,21 +5728,6 @@
           <w:b/>
           <w:lang w:val="hi_IN" w:bidi="hi_IN"/>
         </w:rPr>
-        <w:t>ὑπεράνω πάσης ἀρχῆς, καὶ ἐξουσίας, καὶ δυνάμεως, καὶ κυριότητος</w:t>
-      </w:r>
-    </w:p>
-    <w:p>
-      <w:pPr/>
-      <w:r>
-        <w:rPr>
-          <w:lang w:val="hi_IN" w:bidi="hi_IN"/>
-        </w:rPr>
-      </w:r>
-      <w:r>
-        <w:rPr>
-          <w:b/>
-          <w:lang w:val="hi_IN" w:bidi="hi_IN"/>
-        </w:rPr>
         <w:t>"सब प्रकार की प्रधानता, और अधिकार, और सामर्थ्य, और प्रभुता के,"</w:t>
       </w:r>
       <w:r>
@@ -6586,21 +6046,6 @@
           <w:b/>
           <w:lang w:val="hi_IN" w:bidi="hi_IN"/>
         </w:rPr>
-        <w:t>ἐν τῷ αἰῶνι τούτῳ</w:t>
-      </w:r>
-    </w:p>
-    <w:p>
-      <w:pPr/>
-      <w:r>
-        <w:rPr>
-          <w:lang w:val="hi_IN" w:bidi="hi_IN"/>
-        </w:rPr>
-      </w:r>
-      <w:r>
-        <w:rPr>
-          <w:b/>
-          <w:lang w:val="hi_IN" w:bidi="hi_IN"/>
-        </w:rPr>
         <w:t>"जो"</w:t>
       </w:r>
       <w:r>
@@ -6677,21 +6122,6 @@
           <w:b/>
           <w:lang w:val="hi_IN" w:bidi="hi_IN"/>
         </w:rPr>
-        <w:t>ἐν τῷ μέλλοντι</w:t>
-      </w:r>
-    </w:p>
-    <w:p>
-      <w:pPr/>
-      <w:r>
-        <w:rPr>
-          <w:lang w:val="hi_IN" w:bidi="hi_IN"/>
-        </w:rPr>
-      </w:r>
-      <w:r>
-        <w:rPr>
-          <w:b/>
-          <w:lang w:val="hi_IN" w:bidi="hi_IN"/>
-        </w:rPr>
         <w:t>"आनेवाले लोक में"</w:t>
       </w:r>
     </w:p>
@@ -6879,21 +6309,6 @@
           <w:b/>
           <w:lang w:val="hi_IN" w:bidi="hi_IN"/>
         </w:rPr>
-        <w:t>κεφαλὴν ὑπὲρ πάντα</w:t>
-      </w:r>
-    </w:p>
-    <w:p>
-      <w:pPr/>
-      <w:r>
-        <w:rPr>
-          <w:lang w:val="hi_IN" w:bidi="hi_IN"/>
-        </w:rPr>
-      </w:r>
-      <w:r>
-        <w:rPr>
-          <w:b/>
-          <w:lang w:val="hi_IN" w:bidi="hi_IN"/>
-        </w:rPr>
         <w:t>"सब वस्तुओं पर शिरोमणि"</w:t>
       </w:r>
     </w:p>
@@ -7088,21 +6503,6 @@
           <w:b/>
           <w:lang w:val="hi_IN" w:bidi="hi_IN"/>
         </w:rPr>
-        <w:t>τὸ πλήρωμα τοῦ τὰ πάντα ἐν πᾶσιν πληρουμένου</w:t>
-      </w:r>
-    </w:p>
-    <w:p>
-      <w:pPr/>
-      <w:r>
-        <w:rPr>
-          <w:lang w:val="hi_IN" w:bidi="hi_IN"/>
-        </w:rPr>
-      </w:r>
-      <w:r>
-        <w:rPr>
-          <w:b/>
-          <w:lang w:val="hi_IN" w:bidi="hi_IN"/>
-        </w:rPr>
         <w:t>"और उसी की परिपूर्णता है, जो सब में सब कुछ पूर्ण करता है"</w:t>
       </w:r>
     </w:p>
@@ -7307,21 +6707,6 @@
           <w:b/>
           <w:lang w:val="hi_IN" w:bidi="hi_IN"/>
         </w:rPr>
-        <w:t>ὑμᾶς ὄντας νεκροὺς τοῖς παραπτώμασιν καὶ ταῖς ἁμαρτίαις ὑμῶν</w:t>
-      </w:r>
-    </w:p>
-    <w:p>
-      <w:pPr/>
-      <w:r>
-        <w:rPr>
-          <w:lang w:val="hi_IN" w:bidi="hi_IN"/>
-        </w:rPr>
-      </w:r>
-      <w:r>
-        <w:rPr>
-          <w:b/>
-          <w:lang w:val="hi_IN" w:bidi="hi_IN"/>
-        </w:rPr>
         <w:t>"उसने तुम्हें भी जिलाया, जो अपने अपराधों और पापों के कारण मरे हुए थे"</w:t>
       </w:r>
     </w:p>
@@ -7641,21 +7026,6 @@
           <w:b/>
           <w:lang w:val="hi_IN" w:bidi="hi_IN"/>
         </w:rPr>
-        <w:t>ἐν αἷς ποτε περιεπατήσατε</w:t>
-      </w:r>
-    </w:p>
-    <w:p>
-      <w:pPr/>
-      <w:r>
-        <w:rPr>
-          <w:lang w:val="hi_IN" w:bidi="hi_IN"/>
-        </w:rPr>
-      </w:r>
-      <w:r>
-        <w:rPr>
-          <w:b/>
-          <w:lang w:val="hi_IN" w:bidi="hi_IN"/>
-        </w:rPr>
         <w:t>"जिनमें तुम पहले"</w:t>
       </w:r>
       <w:r>
@@ -7978,21 +7348,6 @@
           <w:b/>
           <w:lang w:val="hi_IN" w:bidi="hi_IN"/>
         </w:rPr>
-        <w:t>τοῦ πνεύματος τοῦ νῦν ἐνεργοῦντος</w:t>
-      </w:r>
-    </w:p>
-    <w:p>
-      <w:pPr/>
-      <w:r>
-        <w:rPr>
-          <w:lang w:val="hi_IN" w:bidi="hi_IN"/>
-        </w:rPr>
-      </w:r>
-      <w:r>
-        <w:rPr>
-          <w:b/>
-          <w:lang w:val="hi_IN" w:bidi="hi_IN"/>
-        </w:rPr>
         <w:t>"अर्थात्"</w:t>
       </w:r>
       <w:r>
@@ -8095,21 +7450,6 @@
           <w:b/>
           <w:lang w:val="hi_IN" w:bidi="hi_IN"/>
         </w:rPr>
-        <w:t>τοῖς υἱοῖς τῆς ἀπειθείας</w:t>
-      </w:r>
-    </w:p>
-    <w:p>
-      <w:pPr/>
-      <w:r>
-        <w:rPr>
-          <w:lang w:val="hi_IN" w:bidi="hi_IN"/>
-        </w:rPr>
-      </w:r>
-      <w:r>
-        <w:rPr>
-          <w:b/>
-          <w:lang w:val="hi_IN" w:bidi="hi_IN"/>
-        </w:rPr>
         <w:t>"आज्ञा न माननेवालों"</w:t>
       </w:r>
       <w:r>
@@ -8206,21 +7546,6 @@
           <w:b/>
           <w:lang w:val="hi_IN" w:bidi="hi_IN"/>
         </w:rPr>
-        <w:t>τὰ θελήματα τῆς σαρκὸς καὶ τῶν διανοιῶν</w:t>
-      </w:r>
-    </w:p>
-    <w:p>
-      <w:pPr/>
-      <w:r>
-        <w:rPr>
-          <w:lang w:val="hi_IN" w:bidi="hi_IN"/>
-        </w:rPr>
-      </w:r>
-      <w:r>
-        <w:rPr>
-          <w:b/>
-          <w:lang w:val="hi_IN" w:bidi="hi_IN"/>
-        </w:rPr>
         <w:t>"शरीर, और मन की मनसाएँ"</w:t>
       </w:r>
       <w:r>
@@ -8337,21 +7662,6 @@
           <w:b/>
           <w:lang w:val="hi_IN" w:bidi="hi_IN"/>
         </w:rPr>
-        <w:t>τέκνα &amp; ὀργῆς</w:t>
-      </w:r>
-    </w:p>
-    <w:p>
-      <w:pPr/>
-      <w:r>
-        <w:rPr>
-          <w:lang w:val="hi_IN" w:bidi="hi_IN"/>
-        </w:rPr>
-      </w:r>
-      <w:r>
-        <w:rPr>
-          <w:b/>
-          <w:lang w:val="hi_IN" w:bidi="hi_IN"/>
-        </w:rPr>
         <w:t>"क्रोध"</w:t>
       </w:r>
       <w:r>
@@ -8553,21 +7863,6 @@
           <w:b/>
           <w:lang w:val="hi_IN" w:bidi="hi_IN"/>
         </w:rPr>
-        <w:t>ὁ &amp; Θεὸς πλούσιος ὢν ἐν ἐλέει</w:t>
-      </w:r>
-    </w:p>
-    <w:p>
-      <w:pPr/>
-      <w:r>
-        <w:rPr>
-          <w:lang w:val="hi_IN" w:bidi="hi_IN"/>
-        </w:rPr>
-      </w:r>
-      <w:r>
-        <w:rPr>
-          <w:b/>
-          <w:lang w:val="hi_IN" w:bidi="hi_IN"/>
-        </w:rPr>
         <w:t>"परमेश्वर ने"</w:t>
       </w:r>
       <w:r>
@@ -8644,21 +7939,6 @@
           <w:b/>
           <w:lang w:val="hi_IN" w:bidi="hi_IN"/>
         </w:rPr>
-        <w:t>διὰ τὴν πολλὴν ἀγάπην αὐτοῦ, ἣν ἠγάπησεν ἡμᾶς</w:t>
-      </w:r>
-    </w:p>
-    <w:p>
-      <w:pPr/>
-      <w:r>
-        <w:rPr>
-          <w:lang w:val="hi_IN" w:bidi="hi_IN"/>
-        </w:rPr>
-      </w:r>
-      <w:r>
-        <w:rPr>
-          <w:b/>
-          <w:lang w:val="hi_IN" w:bidi="hi_IN"/>
-        </w:rPr>
         <w:t>"अपने उस बड़े प्रेम के कारण जिससे उसने हम से प्रेम किया"</w:t>
       </w:r>
     </w:p>
@@ -8729,21 +8009,6 @@
           <w:b/>
           <w:lang w:val="hi_IN" w:bidi="hi_IN"/>
         </w:rPr>
-        <w:t>χάριτί ἐστε σεσῳσμένοι</w:t>
-      </w:r>
-    </w:p>
-    <w:p>
-      <w:pPr/>
-      <w:r>
-        <w:rPr>
-          <w:lang w:val="hi_IN" w:bidi="hi_IN"/>
-        </w:rPr>
-      </w:r>
-      <w:r>
-        <w:rPr>
-          <w:b/>
-          <w:lang w:val="hi_IN" w:bidi="hi_IN"/>
-        </w:rPr>
         <w:t>"अनुग्रह ही से तुम्हारा उद्धार हुआ है"</w:t>
       </w:r>
     </w:p>
@@ -8827,21 +8092,6 @@
           <w:b/>
           <w:lang w:val="hi_IN" w:bidi="hi_IN"/>
         </w:rPr>
-        <w:t>χάριτί ἐστε σεσῳσμένοι</w:t>
-      </w:r>
-    </w:p>
-    <w:p>
-      <w:pPr/>
-      <w:r>
-        <w:rPr>
-          <w:lang w:val="hi_IN" w:bidi="hi_IN"/>
-        </w:rPr>
-      </w:r>
-      <w:r>
-        <w:rPr>
-          <w:b/>
-          <w:lang w:val="hi_IN" w:bidi="hi_IN"/>
-        </w:rPr>
         <w:t>"अनुग्रह ही से तुम्हारा उद्धार हुआ है"</w:t>
       </w:r>
     </w:p>
@@ -8918,21 +8168,6 @@
         <w:rPr>
           <w:lang w:val="hi_IN" w:bidi="hi_IN"/>
         </w:rPr>
-      </w:r>
-    </w:p>
-    <w:p>
-      <w:pPr/>
-      <w:r>
-        <w:rPr>
-          <w:lang w:val="hi_IN" w:bidi="hi_IN"/>
-        </w:rPr>
-      </w:r>
-      <w:r>
-        <w:rPr>
-          <w:b/>
-          <w:lang w:val="hi_IN" w:bidi="hi_IN"/>
-        </w:rPr>
-        <w:t>συνήγειρεν</w:t>
       </w:r>
     </w:p>
     <w:p>
@@ -9538,21 +8773,6 @@
           <w:b/>
           <w:lang w:val="hi_IN" w:bidi="hi_IN"/>
         </w:rPr>
-        <w:t>ἐν τοῖς αἰῶσιν, τοῖς ἐπερχομένοις</w:t>
-      </w:r>
-    </w:p>
-    <w:p>
-      <w:pPr/>
-      <w:r>
-        <w:rPr>
-          <w:lang w:val="hi_IN" w:bidi="hi_IN"/>
-        </w:rPr>
-      </w:r>
-      <w:r>
-        <w:rPr>
-          <w:b/>
-          <w:lang w:val="hi_IN" w:bidi="hi_IN"/>
-        </w:rPr>
         <w:t>"उस"</w:t>
       </w:r>
       <w:r>
@@ -9720,21 +8940,6 @@
         <w:rPr>
           <w:lang w:val="hi_IN" w:bidi="hi_IN"/>
         </w:rPr>
-      </w:r>
-    </w:p>
-    <w:p>
-      <w:pPr/>
-      <w:r>
-        <w:rPr>
-          <w:lang w:val="hi_IN" w:bidi="hi_IN"/>
-        </w:rPr>
-      </w:r>
-      <w:r>
-        <w:rPr>
-          <w:b/>
-          <w:lang w:val="hi_IN" w:bidi="hi_IN"/>
-        </w:rPr>
-        <w:t>τῇ γὰρ χάριτί ἐστε σεσῳσμένοι διὰ πίστεως</w:t>
       </w:r>
     </w:p>
     <w:p>
@@ -10828,21 +10033,6 @@
           <w:b/>
           <w:lang w:val="hi_IN" w:bidi="hi_IN"/>
         </w:rPr>
-        <w:t>τὰ ἔθνη ἐν σαρκί</w:t>
-      </w:r>
-    </w:p>
-    <w:p>
-      <w:pPr/>
-      <w:r>
-        <w:rPr>
-          <w:lang w:val="hi_IN" w:bidi="hi_IN"/>
-        </w:rPr>
-      </w:r>
-      <w:r>
-        <w:rPr>
-          <w:b/>
-          <w:lang w:val="hi_IN" w:bidi="hi_IN"/>
-        </w:rPr>
         <w:t>"जो शारीरिक रीति से अन्यजाति हो"</w:t>
       </w:r>
     </w:p>
@@ -11122,21 +10312,6 @@
           <w:b/>
           <w:lang w:val="hi_IN" w:bidi="hi_IN"/>
         </w:rPr>
-        <w:t>ὑπὸ τῆς λεγομένης</w:t>
-      </w:r>
-    </w:p>
-    <w:p>
-      <w:pPr/>
-      <w:r>
-        <w:rPr>
-          <w:lang w:val="hi_IN" w:bidi="hi_IN"/>
-        </w:rPr>
-      </w:r>
-      <w:r>
-        <w:rPr>
-          <w:b/>
-          <w:lang w:val="hi_IN" w:bidi="hi_IN"/>
-        </w:rPr>
         <w:t>"वे तुम को"</w:t>
       </w:r>
       <w:r>
@@ -11433,21 +10608,6 @@
           <w:b/>
           <w:lang w:val="hi_IN" w:bidi="hi_IN"/>
         </w:rPr>
-        <w:t>χωρὶς Χριστοῦ</w:t>
-      </w:r>
-    </w:p>
-    <w:p>
-      <w:pPr/>
-      <w:r>
-        <w:rPr>
-          <w:lang w:val="hi_IN" w:bidi="hi_IN"/>
-        </w:rPr>
-      </w:r>
-      <w:r>
-        <w:rPr>
-          <w:b/>
-          <w:lang w:val="hi_IN" w:bidi="hi_IN"/>
-        </w:rPr>
         <w:t>"मसीह से अलग"</w:t>
       </w:r>
       <w:r>
@@ -11524,21 +10684,6 @@
           <w:b/>
           <w:lang w:val="hi_IN" w:bidi="hi_IN"/>
         </w:rPr>
-        <w:t>ξένοι τῶν διαθηκῶν τῆς ἐπαγγελίας</w:t>
-      </w:r>
-    </w:p>
-    <w:p>
-      <w:pPr/>
-      <w:r>
-        <w:rPr>
-          <w:lang w:val="hi_IN" w:bidi="hi_IN"/>
-        </w:rPr>
-      </w:r>
-      <w:r>
-        <w:rPr>
-          <w:b/>
-          <w:lang w:val="hi_IN" w:bidi="hi_IN"/>
-        </w:rPr>
         <w:t>"और प्रतिज्ञा की वाचाओं के भागी न थे"</w:t>
       </w:r>
     </w:p>
@@ -11733,21 +10878,6 @@
           <w:b/>
           <w:lang w:val="hi_IN" w:bidi="hi_IN"/>
         </w:rPr>
-        <w:t>ὑμεῖς οἵ ποτε ὄντες μακρὰν, ἐγενήθητε ἐγγὺς ἐν τῷ αἵματι τοῦ Χριστοῦ</w:t>
-      </w:r>
-    </w:p>
-    <w:p>
-      <w:pPr/>
-      <w:r>
-        <w:rPr>
-          <w:lang w:val="hi_IN" w:bidi="hi_IN"/>
-        </w:rPr>
-      </w:r>
-      <w:r>
-        <w:rPr>
-          <w:b/>
-          <w:lang w:val="hi_IN" w:bidi="hi_IN"/>
-        </w:rPr>
         <w:t>"तुम जो पहले दूर थे, मसीह के लहू के द्वारा निकट हो गए हो"</w:t>
       </w:r>
     </w:p>
@@ -11831,21 +10961,6 @@
           <w:b/>
           <w:lang w:val="hi_IN" w:bidi="hi_IN"/>
         </w:rPr>
-        <w:t>ἐν τῷ αἵματι τοῦ Χριστοῦ</w:t>
-      </w:r>
-    </w:p>
-    <w:p>
-      <w:pPr/>
-      <w:r>
-        <w:rPr>
-          <w:lang w:val="hi_IN" w:bidi="hi_IN"/>
-        </w:rPr>
-      </w:r>
-      <w:r>
-        <w:rPr>
-          <w:b/>
-          <w:lang w:val="hi_IN" w:bidi="hi_IN"/>
-        </w:rPr>
         <w:t>"मसीह के लहू के द्वारा"</w:t>
       </w:r>
     </w:p>
@@ -12040,21 +11155,6 @@
           <w:b/>
           <w:lang w:val="hi_IN" w:bidi="hi_IN"/>
         </w:rPr>
-        <w:t>αὐτὸς &amp; ἐστιν ἡ εἰρήνη ἡμῶν</w:t>
-      </w:r>
-    </w:p>
-    <w:p>
-      <w:pPr/>
-      <w:r>
-        <w:rPr>
-          <w:lang w:val="hi_IN" w:bidi="hi_IN"/>
-        </w:rPr>
-      </w:r>
-      <w:r>
-        <w:rPr>
-          <w:b/>
-          <w:lang w:val="hi_IN" w:bidi="hi_IN"/>
-        </w:rPr>
         <w:t>"वही हमारा मेल है"</w:t>
       </w:r>
     </w:p>
@@ -12223,21 +11323,6 @@
           <w:b/>
           <w:lang w:val="hi_IN" w:bidi="hi_IN"/>
         </w:rPr>
-        <w:t>ὁ ποιήσας τὰ ἀμφότερα ἓν</w:t>
-      </w:r>
-    </w:p>
-    <w:p>
-      <w:pPr/>
-      <w:r>
-        <w:rPr>
-          <w:lang w:val="hi_IN" w:bidi="hi_IN"/>
-        </w:rPr>
-      </w:r>
-      <w:r>
-        <w:rPr>
-          <w:b/>
-          <w:lang w:val="hi_IN" w:bidi="hi_IN"/>
-        </w:rPr>
         <w:t>"एक कर दिया"</w:t>
       </w:r>
     </w:p>
@@ -12412,21 +11497,6 @@
           <w:b/>
           <w:lang w:val="hi_IN" w:bidi="hi_IN"/>
         </w:rPr>
-        <w:t>τὸ μεσότοιχον τοῦ φραγμοῦ &amp; τὴν ἔχθραν</w:t>
-      </w:r>
-    </w:p>
-    <w:p>
-      <w:pPr/>
-      <w:r>
-        <w:rPr>
-          <w:lang w:val="hi_IN" w:bidi="hi_IN"/>
-        </w:rPr>
-      </w:r>
-      <w:r>
-        <w:rPr>
-          <w:b/>
-          <w:lang w:val="hi_IN" w:bidi="hi_IN"/>
-        </w:rPr>
         <w:t>"अलग करनेवाले दीवार को जो बीच में थी"</w:t>
       </w:r>
     </w:p>
@@ -12886,21 +11956,6 @@
           <w:b/>
           <w:lang w:val="hi_IN" w:bidi="hi_IN"/>
         </w:rPr>
-        <w:t>ἀποκαταλλάξῃ τοὺς ἀμφοτέρους</w:t>
-      </w:r>
-    </w:p>
-    <w:p>
-      <w:pPr/>
-      <w:r>
-        <w:rPr>
-          <w:lang w:val="hi_IN" w:bidi="hi_IN"/>
-        </w:rPr>
-      </w:r>
-      <w:r>
-        <w:rPr>
-          <w:b/>
-          <w:lang w:val="hi_IN" w:bidi="hi_IN"/>
-        </w:rPr>
         <w:t>"दोनों को"</w:t>
       </w:r>
       <w:r>
@@ -13449,21 +12504,6 @@
           <w:b/>
           <w:lang w:val="hi_IN" w:bidi="hi_IN"/>
         </w:rPr>
-        <w:t>ὑμῖν τοῖς μακρὰν</w:t>
-      </w:r>
-    </w:p>
-    <w:p>
-      <w:pPr/>
-      <w:r>
-        <w:rPr>
-          <w:lang w:val="hi_IN" w:bidi="hi_IN"/>
-        </w:rPr>
-      </w:r>
-      <w:r>
-        <w:rPr>
-          <w:b/>
-          <w:lang w:val="hi_IN" w:bidi="hi_IN"/>
-        </w:rPr>
         <w:t>"तुम्हें"</w:t>
       </w:r>
       <w:r>
@@ -13573,21 +12613,6 @@
           <w:b/>
           <w:lang w:val="hi_IN" w:bidi="hi_IN"/>
         </w:rPr>
-        <w:t>τοῖς ἐγγύς</w:t>
-      </w:r>
-    </w:p>
-    <w:p>
-      <w:pPr/>
-      <w:r>
-        <w:rPr>
-          <w:lang w:val="hi_IN" w:bidi="hi_IN"/>
-        </w:rPr>
-      </w:r>
-      <w:r>
-        <w:rPr>
-          <w:b/>
-          <w:lang w:val="hi_IN" w:bidi="hi_IN"/>
-        </w:rPr>
         <w:t>"जो"</w:t>
       </w:r>
       <w:r>
@@ -14079,21 +13104,6 @@
           <w:b/>
           <w:lang w:val="hi_IN" w:bidi="hi_IN"/>
         </w:rPr>
-        <w:t>ξένοι καὶ πάροικοι</w:t>
-      </w:r>
-    </w:p>
-    <w:p>
-      <w:pPr/>
-      <w:r>
-        <w:rPr>
-          <w:lang w:val="hi_IN" w:bidi="hi_IN"/>
-        </w:rPr>
-      </w:r>
-      <w:r>
-        <w:rPr>
-          <w:b/>
-          <w:lang w:val="hi_IN" w:bidi="hi_IN"/>
-        </w:rPr>
         <w:t>"परदेशी और मुसाफिर"</w:t>
       </w:r>
     </w:p>
@@ -14308,21 +13318,6 @@
           <w:b/>
           <w:lang w:val="hi_IN" w:bidi="hi_IN"/>
         </w:rPr>
-        <w:t>ἐστὲ συνπολῖται τῶν ἁγίων καὶ οἰκεῖοι τοῦ Θεοῦ</w:t>
-      </w:r>
-    </w:p>
-    <w:p>
-      <w:pPr/>
-      <w:r>
-        <w:rPr>
-          <w:lang w:val="hi_IN" w:bidi="hi_IN"/>
-        </w:rPr>
-      </w:r>
-      <w:r>
-        <w:rPr>
-          <w:b/>
-          <w:lang w:val="hi_IN" w:bidi="hi_IN"/>
-        </w:rPr>
         <w:t>"पवित्र लोगों के संगी स्वदेशी और परमेश्वर के घराने के हो गए"</w:t>
       </w:r>
     </w:p>
@@ -14641,21 +13636,6 @@
           <w:b/>
           <w:lang w:val="hi_IN" w:bidi="hi_IN"/>
         </w:rPr>
-        <w:t>πᾶσα οἰκοδομὴ συναρμολογουμένη, αὔξει εἰς ναὸν ἅγιον</w:t>
-      </w:r>
-    </w:p>
-    <w:p>
-      <w:pPr/>
-      <w:r>
-        <w:rPr>
-          <w:lang w:val="hi_IN" w:bidi="hi_IN"/>
-        </w:rPr>
-      </w:r>
-      <w:r>
-        <w:rPr>
-          <w:b/>
-          <w:lang w:val="hi_IN" w:bidi="hi_IN"/>
-        </w:rPr>
         <w:t>"सारी रचना एक साथ मिलकर"</w:t>
       </w:r>
       <w:r>
@@ -14961,21 +13941,6 @@
           <w:b/>
           <w:lang w:val="hi_IN" w:bidi="hi_IN"/>
         </w:rPr>
-        <w:t>καὶ ὑμεῖς συνοικοδομεῖσθε, εἰς κατοικητήριον τοῦ Θεοῦ ἐν Πνεύματι</w:t>
-      </w:r>
-    </w:p>
-    <w:p>
-      <w:pPr/>
-      <w:r>
-        <w:rPr>
-          <w:lang w:val="hi_IN" w:bidi="hi_IN"/>
-        </w:rPr>
-      </w:r>
-      <w:r>
-        <w:rPr>
-          <w:b/>
-          <w:lang w:val="hi_IN" w:bidi="hi_IN"/>
-        </w:rPr>
         <w:t>"तुम भी आत्मा के द्वारा परमेश्वर का होने के लिये एक साथ बनाए जाते हो"</w:t>
       </w:r>
     </w:p>
@@ -15059,21 +14024,6 @@
           <w:b/>
           <w:lang w:val="hi_IN" w:bidi="hi_IN"/>
         </w:rPr>
-        <w:t>καὶ ὑμεῖς συνοικοδομεῖσθε</w:t>
-      </w:r>
-    </w:p>
-    <w:p>
-      <w:pPr/>
-      <w:r>
-        <w:rPr>
-          <w:lang w:val="hi_IN" w:bidi="hi_IN"/>
-        </w:rPr>
-      </w:r>
-      <w:r>
-        <w:rPr>
-          <w:b/>
-          <w:lang w:val="hi_IN" w:bidi="hi_IN"/>
-        </w:rPr>
         <w:t>"तुम भी"</w:t>
       </w:r>
       <w:r>
@@ -15427,21 +14377,6 @@
           <w:b/>
           <w:lang w:val="hi_IN" w:bidi="hi_IN"/>
         </w:rPr>
-        <w:t>ὁ δέσμιος τοῦ Χριστοῦ Ἰησοῦ</w:t>
-      </w:r>
-    </w:p>
-    <w:p>
-      <w:pPr/>
-      <w:r>
-        <w:rPr>
-          <w:lang w:val="hi_IN" w:bidi="hi_IN"/>
-        </w:rPr>
-      </w:r>
-      <w:r>
-        <w:rPr>
-          <w:b/>
-          <w:lang w:val="hi_IN" w:bidi="hi_IN"/>
-        </w:rPr>
         <w:t>"जो"</w:t>
       </w:r>
       <w:r>
@@ -15518,21 +14453,6 @@
           <w:b/>
           <w:lang w:val="hi_IN" w:bidi="hi_IN"/>
         </w:rPr>
-        <w:t>τὴν οἰκονομίαν τῆς χάριτος τοῦ Θεοῦ, τῆς δοθείσης μοι εἰς ὑμᾶς</w:t>
-      </w:r>
-    </w:p>
-    <w:p>
-      <w:pPr/>
-      <w:r>
-        <w:rPr>
-          <w:lang w:val="hi_IN" w:bidi="hi_IN"/>
-        </w:rPr>
-      </w:r>
-      <w:r>
-        <w:rPr>
-          <w:b/>
-          <w:lang w:val="hi_IN" w:bidi="hi_IN"/>
-        </w:rPr>
         <w:t>"परमेश्वर के उस अनुग्रह के प्रबन्ध का समाचार"</w:t>
       </w:r>
       <w:r>
@@ -15622,21 +14542,6 @@
           <w:b/>
           <w:lang w:val="hi_IN" w:bidi="hi_IN"/>
         </w:rPr>
-        <w:t>κατὰ ἀποκάλυψιν ἐγνωρίσθη μοι</w:t>
-      </w:r>
-    </w:p>
-    <w:p>
-      <w:pPr/>
-      <w:r>
-        <w:rPr>
-          <w:lang w:val="hi_IN" w:bidi="hi_IN"/>
-        </w:rPr>
-      </w:r>
-      <w:r>
-        <w:rPr>
-          <w:b/>
-          <w:lang w:val="hi_IN" w:bidi="hi_IN"/>
-        </w:rPr>
         <w:t>"अर्थात् यह कि वह"</w:t>
       </w:r>
       <w:r>
@@ -15733,21 +14638,6 @@
           <w:b/>
           <w:lang w:val="hi_IN" w:bidi="hi_IN"/>
         </w:rPr>
-        <w:t>καθὼς προέγραψα ἐν ὀλίγῳ</w:t>
-      </w:r>
-    </w:p>
-    <w:p>
-      <w:pPr/>
-      <w:r>
-        <w:rPr>
-          <w:lang w:val="hi_IN" w:bidi="hi_IN"/>
-        </w:rPr>
-      </w:r>
-      <w:r>
-        <w:rPr>
-          <w:b/>
-          <w:lang w:val="hi_IN" w:bidi="hi_IN"/>
-        </w:rPr>
         <w:t>"जैसा मैं पहले संक्षेप में लिख चुका हूँ"</w:t>
       </w:r>
     </w:p>
@@ -15811,21 +14701,6 @@
           <w:b/>
           <w:lang w:val="hi_IN" w:bidi="hi_IN"/>
         </w:rPr>
-        <w:t>ὃ ἑτέραις γενεαῖς οὐκ ἐγνωρίσθη τοῖς υἱοῖς τῶν ἀνθρώπων</w:t>
-      </w:r>
-    </w:p>
-    <w:p>
-      <w:pPr/>
-      <w:r>
-        <w:rPr>
-          <w:lang w:val="hi_IN" w:bidi="hi_IN"/>
-        </w:rPr>
-      </w:r>
-      <w:r>
-        <w:rPr>
-          <w:b/>
-          <w:lang w:val="hi_IN" w:bidi="hi_IN"/>
-        </w:rPr>
         <w:t>"जो अन्य समयों में मनुष्यों की सन्तानों को ऐसा नहीं बताया गया था"</w:t>
       </w:r>
     </w:p>
@@ -15909,21 +14784,6 @@
           <w:b/>
           <w:lang w:val="hi_IN" w:bidi="hi_IN"/>
         </w:rPr>
-        <w:t>ὡς νῦν ἀπεκαλύφθη &amp; ἐν Πνεύματι</w:t>
-      </w:r>
-    </w:p>
-    <w:p>
-      <w:pPr/>
-      <w:r>
-        <w:rPr>
-          <w:lang w:val="hi_IN" w:bidi="hi_IN"/>
-        </w:rPr>
-      </w:r>
-      <w:r>
-        <w:rPr>
-          <w:b/>
-          <w:lang w:val="hi_IN" w:bidi="hi_IN"/>
-        </w:rPr>
         <w:t>"जैसा कि आत्मा के द्वारा अब"</w:t>
       </w:r>
       <w:r>
@@ -16453,21 +15313,6 @@
           <w:b/>
           <w:lang w:val="hi_IN" w:bidi="hi_IN"/>
         </w:rPr>
-        <w:t>πλοῦτος τοῦ Χριστοῦ</w:t>
-      </w:r>
-    </w:p>
-    <w:p>
-      <w:pPr/>
-      <w:r>
-        <w:rPr>
-          <w:lang w:val="hi_IN" w:bidi="hi_IN"/>
-        </w:rPr>
-      </w:r>
-      <w:r>
-        <w:rPr>
-          <w:b/>
-          <w:lang w:val="hi_IN" w:bidi="hi_IN"/>
-        </w:rPr>
         <w:t>"मसीह के"</w:t>
       </w:r>
       <w:r>
@@ -16564,21 +15409,6 @@
           <w:b/>
           <w:lang w:val="hi_IN" w:bidi="hi_IN"/>
         </w:rPr>
-        <w:t>τοῦ μυστηρίου, τοῦ ἀποκεκρυμμένου ἀπὸ τῶν αἰώνων ἐν τῷ Θεῷ, τῷ τὰ πάντα κτίσαντι</w:t>
-      </w:r>
-    </w:p>
-    <w:p>
-      <w:pPr/>
-      <w:r>
-        <w:rPr>
-          <w:lang w:val="hi_IN" w:bidi="hi_IN"/>
-        </w:rPr>
-      </w:r>
-      <w:r>
-        <w:rPr>
-          <w:b/>
-          <w:lang w:val="hi_IN" w:bidi="hi_IN"/>
-        </w:rPr>
         <w:t>"उस भेद का"</w:t>
       </w:r>
       <w:r>
@@ -16772,21 +15602,6 @@
         <w:rPr>
           <w:lang w:val="hi_IN" w:bidi="hi_IN"/>
         </w:rPr>
-      </w:r>
-    </w:p>
-    <w:p>
-      <w:pPr/>
-      <w:r>
-        <w:rPr>
-          <w:lang w:val="hi_IN" w:bidi="hi_IN"/>
-        </w:rPr>
-      </w:r>
-      <w:r>
-        <w:rPr>
-          <w:b/>
-          <w:lang w:val="hi_IN" w:bidi="hi_IN"/>
-        </w:rPr>
-        <w:t>γνωρισθῇ &amp; ταῖς ἀρχαῖς καὶ ταῖς ἐξουσίαις ἐν τοῖς ἐπουρανίοις &amp; ἡ πολυποίκιλος σοφία τοῦ Θεοῦ</w:t>
       </w:r>
     </w:p>
     <w:p>
@@ -17063,21 +15878,6 @@
           <w:b/>
           <w:lang w:val="hi_IN" w:bidi="hi_IN"/>
         </w:rPr>
-        <w:t>ἡ πολυποίκιλος σοφία τοῦ Θεοῦ</w:t>
-      </w:r>
-    </w:p>
-    <w:p>
-      <w:pPr/>
-      <w:r>
-        <w:rPr>
-          <w:lang w:val="hi_IN" w:bidi="hi_IN"/>
-        </w:rPr>
-      </w:r>
-      <w:r>
-        <w:rPr>
-          <w:b/>
-          <w:lang w:val="hi_IN" w:bidi="hi_IN"/>
-        </w:rPr>
         <w:t>"परमेश्वर का विभिन्न प्रकार का ज्ञान"</w:t>
       </w:r>
     </w:p>
@@ -17161,21 +15961,6 @@
           <w:b/>
           <w:lang w:val="hi_IN" w:bidi="hi_IN"/>
         </w:rPr>
-        <w:t>κατὰ πρόθεσιν τῶν αἰώνων</w:t>
-      </w:r>
-    </w:p>
-    <w:p>
-      <w:pPr/>
-      <w:r>
-        <w:rPr>
-          <w:lang w:val="hi_IN" w:bidi="hi_IN"/>
-        </w:rPr>
-      </w:r>
-      <w:r>
-        <w:rPr>
-          <w:b/>
-          <w:lang w:val="hi_IN" w:bidi="hi_IN"/>
-        </w:rPr>
         <w:t>"उस सनातन मनसा के अनुसार"</w:t>
       </w:r>
     </w:p>
@@ -17598,21 +16383,6 @@
           <w:b/>
           <w:lang w:val="hi_IN" w:bidi="hi_IN"/>
         </w:rPr>
-        <w:t>πεποιθήσει</w:t>
-      </w:r>
-    </w:p>
-    <w:p>
-      <w:pPr/>
-      <w:r>
-        <w:rPr>
-          <w:lang w:val="hi_IN" w:bidi="hi_IN"/>
-        </w:rPr>
-      </w:r>
-      <w:r>
-        <w:rPr>
-          <w:b/>
-          <w:lang w:val="hi_IN" w:bidi="hi_IN"/>
-        </w:rPr>
         <w:t>"भरोसे"</w:t>
       </w:r>
     </w:p>
@@ -18133,21 +16903,6 @@
           <w:b/>
           <w:lang w:val="hi_IN" w:bidi="hi_IN"/>
         </w:rPr>
-        <w:t>κάμπτω τὰ γόνατά μου πρὸς τὸν Πατέρα</w:t>
-      </w:r>
-    </w:p>
-    <w:p>
-      <w:pPr/>
-      <w:r>
-        <w:rPr>
-          <w:lang w:val="hi_IN" w:bidi="hi_IN"/>
-        </w:rPr>
-      </w:r>
-      <w:r>
-        <w:rPr>
-          <w:b/>
-          <w:lang w:val="hi_IN" w:bidi="hi_IN"/>
-        </w:rPr>
         <w:t>"मैं"</w:t>
       </w:r>
       <w:r>
@@ -18244,21 +16999,6 @@
           <w:b/>
           <w:lang w:val="hi_IN" w:bidi="hi_IN"/>
         </w:rPr>
-        <w:t>ἐξ οὗ πᾶσα πατριὰ ἐν οὐρανοῖς καὶ ἐπὶ γῆς ὀνομάζεται</w:t>
-      </w:r>
-    </w:p>
-    <w:p>
-      <w:pPr/>
-      <w:r>
-        <w:rPr>
-          <w:lang w:val="hi_IN" w:bidi="hi_IN"/>
-        </w:rPr>
-      </w:r>
-      <w:r>
-        <w:rPr>
-          <w:b/>
-          <w:lang w:val="hi_IN" w:bidi="hi_IN"/>
-        </w:rPr>
         <w:t>"जिससे स्वर्ग और पृथ्वी पर, हर एक घराने का नाम रखा जाता है"</w:t>
       </w:r>
     </w:p>
@@ -18453,21 +17193,6 @@
           <w:b/>
           <w:lang w:val="hi_IN" w:bidi="hi_IN"/>
         </w:rPr>
-        <w:t>δῷ ὑμῖν κατὰ τὸ πλοῦτος τῆς δόξης αὐτοῦ, δυνάμει κραταιωθῆναι</w:t>
-      </w:r>
-    </w:p>
-    <w:p>
-      <w:pPr/>
-      <w:r>
-        <w:rPr>
-          <w:lang w:val="hi_IN" w:bidi="hi_IN"/>
-        </w:rPr>
-      </w:r>
-      <w:r>
-        <w:rPr>
-          <w:b/>
-          <w:lang w:val="hi_IN" w:bidi="hi_IN"/>
-        </w:rPr>
         <w:t>"वह अपनी महिमा के धन के अनुसार तुम्हें यह दान दे कि तुम"</w:t>
       </w:r>
       <w:r>
@@ -18530,21 +17255,6 @@
         <w:rPr>
           <w:lang w:val="hi_IN" w:bidi="hi_IN"/>
         </w:rPr>
-      </w:r>
-    </w:p>
-    <w:p>
-      <w:pPr/>
-      <w:r>
-        <w:rPr>
-          <w:lang w:val="hi_IN" w:bidi="hi_IN"/>
-        </w:rPr>
-      </w:r>
-      <w:r>
-        <w:rPr>
-          <w:b/>
-          <w:lang w:val="hi_IN" w:bidi="hi_IN"/>
-        </w:rPr>
-        <w:t>δῷ</w:t>
       </w:r>
     </w:p>
     <w:p>
@@ -18823,21 +17533,6 @@
           <w:b/>
           <w:lang w:val="hi_IN" w:bidi="hi_IN"/>
         </w:rPr>
-        <w:t>κατοικῆσαι τὸν Χριστὸν διὰ τῆς πίστεως ἐν ταῖς καρδίαις ὑμῶν</w:t>
-      </w:r>
-    </w:p>
-    <w:p>
-      <w:pPr/>
-      <w:r>
-        <w:rPr>
-          <w:lang w:val="hi_IN" w:bidi="hi_IN"/>
-        </w:rPr>
-      </w:r>
-      <w:r>
-        <w:rPr>
-          <w:b/>
-          <w:lang w:val="hi_IN" w:bidi="hi_IN"/>
-        </w:rPr>
         <w:t>"और विश्वास के द्वारा मसीह तुम्हारे हृदय में बसे कि"</w:t>
       </w:r>
     </w:p>
@@ -18920,21 +17615,6 @@
         <w:rPr>
           <w:lang w:val="hi_IN" w:bidi="hi_IN"/>
         </w:rPr>
-      </w:r>
-    </w:p>
-    <w:p>
-      <w:pPr/>
-      <w:r>
-        <w:rPr>
-          <w:lang w:val="hi_IN" w:bidi="hi_IN"/>
-        </w:rPr>
-      </w:r>
-      <w:r>
-        <w:rPr>
-          <w:b/>
-          <w:lang w:val="hi_IN" w:bidi="hi_IN"/>
-        </w:rPr>
-        <w:t>ἐν ἀγάπῃ, ἐρριζωμένοι καὶ τεθεμελιωμένοι</w:t>
       </w:r>
     </w:p>
     <w:p>
@@ -19242,21 +17922,6 @@
           <w:b/>
           <w:lang w:val="hi_IN" w:bidi="hi_IN"/>
         </w:rPr>
-        <w:t>πᾶσιν τοῖς ἁγίοις</w:t>
-      </w:r>
-    </w:p>
-    <w:p>
-      <w:pPr/>
-      <w:r>
-        <w:rPr>
-          <w:lang w:val="hi_IN" w:bidi="hi_IN"/>
-        </w:rPr>
-      </w:r>
-      <w:r>
-        <w:rPr>
-          <w:b/>
-          <w:lang w:val="hi_IN" w:bidi="hi_IN"/>
-        </w:rPr>
         <w:t>"सब पवित्र लोगों"</w:t>
       </w:r>
     </w:p>
@@ -19794,21 +18459,6 @@
           <w:b/>
           <w:lang w:val="hi_IN" w:bidi="hi_IN"/>
         </w:rPr>
-        <w:t>ἵνα πληρωθῆτε εἰς πᾶν τὸ πλήρωμα τοῦ Θεοῦ</w:t>
-      </w:r>
-    </w:p>
-    <w:p>
-      <w:pPr/>
-      <w:r>
-        <w:rPr>
-          <w:lang w:val="hi_IN" w:bidi="hi_IN"/>
-        </w:rPr>
-      </w:r>
-      <w:r>
-        <w:rPr>
-          <w:b/>
-          <w:lang w:val="hi_IN" w:bidi="hi_IN"/>
-        </w:rPr>
         <w:t>"को"</w:t>
       </w:r>
       <w:r>
@@ -19905,21 +18555,6 @@
           <w:b/>
           <w:lang w:val="hi_IN" w:bidi="hi_IN"/>
         </w:rPr>
-        <w:t>ἵνα πληρωθῆτε</w:t>
-      </w:r>
-    </w:p>
-    <w:p>
-      <w:pPr/>
-      <w:r>
-        <w:rPr>
-          <w:lang w:val="hi_IN" w:bidi="hi_IN"/>
-        </w:rPr>
-      </w:r>
-      <w:r>
-        <w:rPr>
-          <w:b/>
-          <w:lang w:val="hi_IN" w:bidi="hi_IN"/>
-        </w:rPr>
         <w:t>"कि तुम"</w:t>
       </w:r>
       <w:r>
@@ -20461,21 +19096,6 @@
           <w:b/>
           <w:lang w:val="hi_IN" w:bidi="hi_IN"/>
         </w:rPr>
-        <w:t>ὑπὲρ πάντα, ποιῆσαι ὑπέρἐκπερισσοῦ ὧν αἰτούμεθα ἢ νοοῦμεν</w:t>
-      </w:r>
-    </w:p>
-    <w:p>
-      <w:pPr/>
-      <w:r>
-        <w:rPr>
-          <w:lang w:val="hi_IN" w:bidi="hi_IN"/>
-        </w:rPr>
-      </w:r>
-      <w:r>
-        <w:rPr>
-          <w:b/>
-          <w:lang w:val="hi_IN" w:bidi="hi_IN"/>
-        </w:rPr>
         <w:t>""</w:t>
       </w:r>
     </w:p>
@@ -20844,21 +19464,6 @@
           <w:b/>
           <w:lang w:val="hi_IN" w:bidi="hi_IN"/>
         </w:rPr>
-        <w:t>ὁ δέσμιος ἐν Κυρίῳ</w:t>
-      </w:r>
-    </w:p>
-    <w:p>
-      <w:pPr/>
-      <w:r>
-        <w:rPr>
-          <w:lang w:val="hi_IN" w:bidi="hi_IN"/>
-        </w:rPr>
-      </w:r>
-      <w:r>
-        <w:rPr>
-          <w:b/>
-          <w:lang w:val="hi_IN" w:bidi="hi_IN"/>
-        </w:rPr>
         <w:t>"जो प्रभु में बन्दी"</w:t>
       </w:r>
     </w:p>
@@ -21018,21 +19623,6 @@
           <w:b/>
           <w:lang w:val="hi_IN" w:bidi="hi_IN"/>
         </w:rPr>
-        <w:t>τῆς κλήσεως ἧς ἐκλήθητε</w:t>
-      </w:r>
-    </w:p>
-    <w:p>
-      <w:pPr/>
-      <w:r>
-        <w:rPr>
-          <w:lang w:val="hi_IN" w:bidi="hi_IN"/>
-        </w:rPr>
-      </w:r>
-      <w:r>
-        <w:rPr>
-          <w:b/>
-          <w:lang w:val="hi_IN" w:bidi="hi_IN"/>
-        </w:rPr>
         <w:t>"जिस बुलाहट से तुम बुलाए गए थे"</w:t>
       </w:r>
     </w:p>
@@ -21213,21 +19803,6 @@
           <w:b/>
           <w:lang w:val="hi_IN" w:bidi="hi_IN"/>
         </w:rPr>
-        <w:t>τηρεῖν τὴν ἑνότητα τοῦ Πνεύματος ἐν τῷ συνδέσμῳ τῆς εἰρήνης</w:t>
-      </w:r>
-    </w:p>
-    <w:p>
-      <w:pPr/>
-      <w:r>
-        <w:rPr>
-          <w:lang w:val="hi_IN" w:bidi="hi_IN"/>
-        </w:rPr>
-      </w:r>
-      <w:r>
-        <w:rPr>
-          <w:b/>
-          <w:lang w:val="hi_IN" w:bidi="hi_IN"/>
-        </w:rPr>
         <w:t>"मेल के बन्धन में आत्मा की एकता रखने का"</w:t>
       </w:r>
     </w:p>
@@ -21304,21 +19879,6 @@
           <w:b/>
           <w:lang w:val="hi_IN" w:bidi="hi_IN"/>
         </w:rPr>
-        <w:t>τηρεῖν τὴν ἑνότητα τοῦ Πνεύματος ἐν τῷ συνδέσμῳ τῆς εἰρήνης</w:t>
-      </w:r>
-    </w:p>
-    <w:p>
-      <w:pPr/>
-      <w:r>
-        <w:rPr>
-          <w:lang w:val="hi_IN" w:bidi="hi_IN"/>
-        </w:rPr>
-      </w:r>
-      <w:r>
-        <w:rPr>
-          <w:b/>
-          <w:lang w:val="hi_IN" w:bidi="hi_IN"/>
-        </w:rPr>
         <w:t>"मेल के बन्धन में आत्मा की एकता रखने का"</w:t>
       </w:r>
     </w:p>
@@ -21402,21 +19962,6 @@
           <w:b/>
           <w:lang w:val="hi_IN" w:bidi="hi_IN"/>
         </w:rPr>
-        <w:t>ἓν σῶμα</w:t>
-      </w:r>
-    </w:p>
-    <w:p>
-      <w:pPr/>
-      <w:r>
-        <w:rPr>
-          <w:lang w:val="hi_IN" w:bidi="hi_IN"/>
-        </w:rPr>
-      </w:r>
-      <w:r>
-        <w:rPr>
-          <w:b/>
-          <w:lang w:val="hi_IN" w:bidi="hi_IN"/>
-        </w:rPr>
         <w:t>"एक ही देह है"</w:t>
       </w:r>
     </w:p>
@@ -21500,21 +20045,6 @@
           <w:b/>
           <w:lang w:val="hi_IN" w:bidi="hi_IN"/>
         </w:rPr>
-        <w:t>ἓν Πνεῦμα</w:t>
-      </w:r>
-    </w:p>
-    <w:p>
-      <w:pPr/>
-      <w:r>
-        <w:rPr>
-          <w:lang w:val="hi_IN" w:bidi="hi_IN"/>
-        </w:rPr>
-      </w:r>
-      <w:r>
-        <w:rPr>
-          <w:b/>
-          <w:lang w:val="hi_IN" w:bidi="hi_IN"/>
-        </w:rPr>
         <w:t>"एक ही आत्मा"</w:t>
       </w:r>
     </w:p>
@@ -21578,21 +20108,6 @@
           <w:b/>
           <w:lang w:val="hi_IN" w:bidi="hi_IN"/>
         </w:rPr>
-        <w:t>ἐκλήθητε ἐν μιᾷ ἐλπίδι τῆς κλήσεως ὑμῶν</w:t>
-      </w:r>
-    </w:p>
-    <w:p>
-      <w:pPr/>
-      <w:r>
-        <w:rPr>
-          <w:lang w:val="hi_IN" w:bidi="hi_IN"/>
-        </w:rPr>
-      </w:r>
-      <w:r>
-        <w:rPr>
-          <w:b/>
-          <w:lang w:val="hi_IN" w:bidi="hi_IN"/>
-        </w:rPr>
         <w:t>"तुम्हें जो बुलाए गए थे अपने बुलाए जाने से एक ही आशा है"</w:t>
       </w:r>
     </w:p>
@@ -21930,21 +20445,6 @@
           <w:b/>
           <w:lang w:val="hi_IN" w:bidi="hi_IN"/>
         </w:rPr>
-        <w:t>ἑνὶ &amp; ἑκάστῳ ἡμῶν ἐδόθη ἡ χάρις</w:t>
-      </w:r>
-    </w:p>
-    <w:p>
-      <w:pPr/>
-      <w:r>
-        <w:rPr>
-          <w:lang w:val="hi_IN" w:bidi="hi_IN"/>
-        </w:rPr>
-      </w:r>
-      <w:r>
-        <w:rPr>
-          <w:b/>
-          <w:lang w:val="hi_IN" w:bidi="hi_IN"/>
-        </w:rPr>
         <w:t>""</w:t>
       </w:r>
     </w:p>
@@ -22028,21 +20528,6 @@
           <w:b/>
           <w:lang w:val="hi_IN" w:bidi="hi_IN"/>
         </w:rPr>
-        <w:t>ἑνὶ &amp; ἑκάστῳ ἡμῶν ἐδόθη ἡ χάρις</w:t>
-      </w:r>
-    </w:p>
-    <w:p>
-      <w:pPr/>
-      <w:r>
-        <w:rPr>
-          <w:lang w:val="hi_IN" w:bidi="hi_IN"/>
-        </w:rPr>
-      </w:r>
-      <w:r>
-        <w:rPr>
-          <w:b/>
-          <w:lang w:val="hi_IN" w:bidi="hi_IN"/>
-        </w:rPr>
         <w:t>""</w:t>
       </w:r>
     </w:p>
@@ -22244,21 +20729,6 @@
           <w:b/>
           <w:lang w:val="hi_IN" w:bidi="hi_IN"/>
         </w:rPr>
-        <w:t>ἀναβὰς εἰς ὕψος</w:t>
-      </w:r>
-    </w:p>
-    <w:p>
-      <w:pPr/>
-      <w:r>
-        <w:rPr>
-          <w:lang w:val="hi_IN" w:bidi="hi_IN"/>
-        </w:rPr>
-      </w:r>
-      <w:r>
-        <w:rPr>
-          <w:b/>
-          <w:lang w:val="hi_IN" w:bidi="hi_IN"/>
-        </w:rPr>
         <w:t>""ऊँचे पर चढ़ा,"</w:t>
       </w:r>
     </w:p>
@@ -22322,7 +20792,7 @@
           <w:b/>
           <w:lang w:val="hi_IN" w:bidi="hi_IN"/>
         </w:rPr>
-        <w:t>ἀνέβη</w:t>
+        <w:t>καὶ κατέβη</w:t>
       </w:r>
     </w:p>
     <w:p>
@@ -22400,21 +20870,6 @@
           <w:b/>
           <w:lang w:val="hi_IN" w:bidi="hi_IN"/>
         </w:rPr>
-        <w:t>καὶ κατέβη</w:t>
-      </w:r>
-    </w:p>
-    <w:p>
-      <w:pPr/>
-      <w:r>
-        <w:rPr>
-          <w:lang w:val="hi_IN" w:bidi="hi_IN"/>
-        </w:rPr>
-      </w:r>
-      <w:r>
-        <w:rPr>
-          <w:b/>
-          <w:lang w:val="hi_IN" w:bidi="hi_IN"/>
-        </w:rPr>
         <w:t>"केवल यह कि"</w:t>
       </w:r>
       <w:r>
@@ -22491,21 +20946,6 @@
           <w:b/>
           <w:lang w:val="hi_IN" w:bidi="hi_IN"/>
         </w:rPr>
-        <w:t>εἰς τὰ κατώτερα μέρη τῆς γῆς</w:t>
-      </w:r>
-    </w:p>
-    <w:p>
-      <w:pPr/>
-      <w:r>
-        <w:rPr>
-          <w:lang w:val="hi_IN" w:bidi="hi_IN"/>
-        </w:rPr>
-      </w:r>
-      <w:r>
-        <w:rPr>
-          <w:b/>
-          <w:lang w:val="hi_IN" w:bidi="hi_IN"/>
-        </w:rPr>
         <w:t>"वह पृथ्वी की निचली जगहों में"</w:t>
       </w:r>
     </w:p>
@@ -22582,21 +21022,6 @@
           <w:b/>
           <w:lang w:val="hi_IN" w:bidi="hi_IN"/>
         </w:rPr>
-        <w:t>ἵνα πληρώσῃ τὰ πάντα</w:t>
-      </w:r>
-    </w:p>
-    <w:p>
-      <w:pPr/>
-      <w:r>
-        <w:rPr>
-          <w:lang w:val="hi_IN" w:bidi="hi_IN"/>
-        </w:rPr>
-      </w:r>
-      <w:r>
-        <w:rPr>
-          <w:b/>
-          <w:lang w:val="hi_IN" w:bidi="hi_IN"/>
-        </w:rPr>
         <w:t>"कि सब कुछ परिपूर्ण करे"</w:t>
       </w:r>
     </w:p>
@@ -22660,21 +21085,6 @@
           <w:b/>
           <w:lang w:val="hi_IN" w:bidi="hi_IN"/>
         </w:rPr>
-        <w:t>πληρώσῃ</w:t>
-      </w:r>
-    </w:p>
-    <w:p>
-      <w:pPr/>
-      <w:r>
-        <w:rPr>
-          <w:lang w:val="hi_IN" w:bidi="hi_IN"/>
-        </w:rPr>
-      </w:r>
-      <w:r>
-        <w:rPr>
-          <w:b/>
-          <w:lang w:val="hi_IN" w:bidi="hi_IN"/>
-        </w:rPr>
         <w:t>"परिपूर्ण करे"</w:t>
       </w:r>
     </w:p>
@@ -22849,21 +21259,6 @@
           <w:b/>
           <w:lang w:val="hi_IN" w:bidi="hi_IN"/>
         </w:rPr>
-        <w:t>πρὸς τὸν καταρτισμὸν τῶν ἁγίων</w:t>
-      </w:r>
-    </w:p>
-    <w:p>
-      <w:pPr/>
-      <w:r>
-        <w:rPr>
-          <w:lang w:val="hi_IN" w:bidi="hi_IN"/>
-        </w:rPr>
-      </w:r>
-      <w:r>
-        <w:rPr>
-          <w:b/>
-          <w:lang w:val="hi_IN" w:bidi="hi_IN"/>
-        </w:rPr>
         <w:t>"जिससे पवित्र लोग सिद्ध हो जाएँ और"</w:t>
       </w:r>
     </w:p>
@@ -22927,21 +21322,6 @@
           <w:b/>
           <w:lang w:val="hi_IN" w:bidi="hi_IN"/>
         </w:rPr>
-        <w:t>εἰς ἔργον διακονίας</w:t>
-      </w:r>
-    </w:p>
-    <w:p>
-      <w:pPr/>
-      <w:r>
-        <w:rPr>
-          <w:lang w:val="hi_IN" w:bidi="hi_IN"/>
-        </w:rPr>
-      </w:r>
-      <w:r>
-        <w:rPr>
-          <w:b/>
-          <w:lang w:val="hi_IN" w:bidi="hi_IN"/>
-        </w:rPr>
         <w:t>"सेवा का काम किया जाए"</w:t>
       </w:r>
     </w:p>
@@ -23005,21 +21385,6 @@
           <w:b/>
           <w:lang w:val="hi_IN" w:bidi="hi_IN"/>
         </w:rPr>
-        <w:t>εἰς οἰκοδομὴν τοῦ σώματος τοῦ Χριστοῦ</w:t>
-      </w:r>
-    </w:p>
-    <w:p>
-      <w:pPr/>
-      <w:r>
-        <w:rPr>
-          <w:lang w:val="hi_IN" w:bidi="hi_IN"/>
-        </w:rPr>
-      </w:r>
-      <w:r>
-        <w:rPr>
-          <w:b/>
-          <w:lang w:val="hi_IN" w:bidi="hi_IN"/>
-        </w:rPr>
         <w:t>"और मसीह की देह उन्नति पाए"</w:t>
       </w:r>
     </w:p>
@@ -23103,21 +21468,6 @@
           <w:b/>
           <w:lang w:val="hi_IN" w:bidi="hi_IN"/>
         </w:rPr>
-        <w:t>οἰκοδομὴν</w:t>
-      </w:r>
-    </w:p>
-    <w:p>
-      <w:pPr/>
-      <w:r>
-        <w:rPr>
-          <w:lang w:val="hi_IN" w:bidi="hi_IN"/>
-        </w:rPr>
-      </w:r>
-      <w:r>
-        <w:rPr>
-          <w:b/>
-          <w:lang w:val="hi_IN" w:bidi="hi_IN"/>
-        </w:rPr>
         <w:t>"उन्नति पाए"</w:t>
       </w:r>
     </w:p>
@@ -23503,21 +21853,6 @@
           <w:b/>
           <w:lang w:val="hi_IN" w:bidi="hi_IN"/>
         </w:rPr>
-        <w:t>καταντήσωμεν οἱ πάντες εἰς τὴν ἑνότητα τῆς πίστεως</w:t>
-      </w:r>
-    </w:p>
-    <w:p>
-      <w:pPr/>
-      <w:r>
-        <w:rPr>
-          <w:lang w:val="hi_IN" w:bidi="hi_IN"/>
-        </w:rPr>
-      </w:r>
-      <w:r>
-        <w:rPr>
-          <w:b/>
-          <w:lang w:val="hi_IN" w:bidi="hi_IN"/>
-        </w:rPr>
         <w:t>"कि हम"</w:t>
       </w:r>
       <w:r>
@@ -23752,21 +22087,6 @@
           <w:b/>
           <w:lang w:val="hi_IN" w:bidi="hi_IN"/>
         </w:rPr>
-        <w:t>τοῦ Υἱοῦ τοῦ Θεοῦ</w:t>
-      </w:r>
-    </w:p>
-    <w:p>
-      <w:pPr/>
-      <w:r>
-        <w:rPr>
-          <w:lang w:val="hi_IN" w:bidi="hi_IN"/>
-        </w:rPr>
-      </w:r>
-      <w:r>
-        <w:rPr>
-          <w:b/>
-          <w:lang w:val="hi_IN" w:bidi="hi_IN"/>
-        </w:rPr>
         <w:t>"परमेश्वर के पुत्र की"</w:t>
       </w:r>
     </w:p>
@@ -23850,21 +22170,6 @@
           <w:b/>
           <w:lang w:val="hi_IN" w:bidi="hi_IN"/>
         </w:rPr>
-        <w:t>εἰς ἄνδρα τέλειον</w:t>
-      </w:r>
-    </w:p>
-    <w:p>
-      <w:pPr/>
-      <w:r>
-        <w:rPr>
-          <w:lang w:val="hi_IN" w:bidi="hi_IN"/>
-        </w:rPr>
-      </w:r>
-      <w:r>
-        <w:rPr>
-          <w:b/>
-          <w:lang w:val="hi_IN" w:bidi="hi_IN"/>
-        </w:rPr>
         <w:t>"सिद्ध मनुष्य न बन जाएँ और"</w:t>
       </w:r>
     </w:p>
@@ -24215,21 +22520,6 @@
           <w:b/>
           <w:lang w:val="hi_IN" w:bidi="hi_IN"/>
         </w:rPr>
-        <w:t>κλυδωνιζόμενοι καὶ περιφερόμενοι παντὶ ἀνέμῳ τῆς διδασκαλίας</w:t>
-      </w:r>
-    </w:p>
-    <w:p>
-      <w:pPr/>
-      <w:r>
-        <w:rPr>
-          <w:lang w:val="hi_IN" w:bidi="hi_IN"/>
-        </w:rPr>
-      </w:r>
-      <w:r>
-        <w:rPr>
-          <w:b/>
-          <w:lang w:val="hi_IN" w:bidi="hi_IN"/>
-        </w:rPr>
         <w:t>"जो"</w:t>
       </w:r>
       <w:r>
@@ -24352,21 +22642,6 @@
           <w:b/>
           <w:lang w:val="hi_IN" w:bidi="hi_IN"/>
         </w:rPr>
-        <w:t>ἐν τῇ κυβίᾳ τῶν ἀνθρώπων, ἐν πανουργίᾳ πρὸς τὴν μεθοδίαν τῆς πλάνης</w:t>
-      </w:r>
-    </w:p>
-    <w:p>
-      <w:pPr/>
-      <w:r>
-        <w:rPr>
-          <w:lang w:val="hi_IN" w:bidi="hi_IN"/>
-        </w:rPr>
-      </w:r>
-      <w:r>
-        <w:rPr>
-          <w:b/>
-          <w:lang w:val="hi_IN" w:bidi="hi_IN"/>
-        </w:rPr>
         <w:t>"बालक"</w:t>
       </w:r>
       <w:r>
@@ -24947,21 +23222,6 @@
           <w:b/>
           <w:lang w:val="hi_IN" w:bidi="hi_IN"/>
         </w:rPr>
-        <w:t>ἐξ οὗ πᾶν τὸ σῶμα &amp; τὴν αὔξησιν τοῦ σώματος ποιεῖται</w:t>
-      </w:r>
-    </w:p>
-    <w:p>
-      <w:pPr/>
-      <w:r>
-        <w:rPr>
-          <w:lang w:val="hi_IN" w:bidi="hi_IN"/>
-        </w:rPr>
-      </w:r>
-      <w:r>
-        <w:rPr>
-          <w:b/>
-          <w:lang w:val="hi_IN" w:bidi="hi_IN"/>
-        </w:rPr>
         <w:t>"जिससे सारी देह"</w:t>
       </w:r>
       <w:r>
@@ -25590,21 +23850,6 @@
           <w:b/>
           <w:lang w:val="hi_IN" w:bidi="hi_IN"/>
         </w:rPr>
-        <w:t>τοῦτο οὖν λέγω καὶ μαρτύρομαι</w:t>
-      </w:r>
-    </w:p>
-    <w:p>
-      <w:pPr/>
-      <w:r>
-        <w:rPr>
-          <w:lang w:val="hi_IN" w:bidi="hi_IN"/>
-        </w:rPr>
-      </w:r>
-      <w:r>
-        <w:rPr>
-          <w:b/>
-          <w:lang w:val="hi_IN" w:bidi="hi_IN"/>
-        </w:rPr>
         <w:t>"इसलिए मैं यह कहता हूँ और"</w:t>
       </w:r>
       <w:r>
@@ -25759,21 +24004,6 @@
           <w:b/>
           <w:lang w:val="hi_IN" w:bidi="hi_IN"/>
         </w:rPr>
-        <w:t>μηκέτι ὑμᾶς περιπατεῖν, καθὼς καὶ τὰ ἔθνη περιπατεῖ ἐν ματαιότητι τοῦ νοὸς αὐτῶν</w:t>
-      </w:r>
-    </w:p>
-    <w:p>
-      <w:pPr/>
-      <w:r>
-        <w:rPr>
-          <w:lang w:val="hi_IN" w:bidi="hi_IN"/>
-        </w:rPr>
-      </w:r>
-      <w:r>
-        <w:rPr>
-          <w:b/>
-          <w:lang w:val="hi_IN" w:bidi="hi_IN"/>
-        </w:rPr>
         <w:t>"जैसे अन्यजातीय लोग अपने मन की अनर्थ की रीति पर चलते हैं, तुम अब से फिर ऐसे न चलो"</w:t>
       </w:r>
     </w:p>
@@ -25857,21 +24087,6 @@
           <w:b/>
           <w:lang w:val="hi_IN" w:bidi="hi_IN"/>
         </w:rPr>
-        <w:t>ἐσκοτωμένοι τῇ διανοίᾳ</w:t>
-      </w:r>
-    </w:p>
-    <w:p>
-      <w:pPr/>
-      <w:r>
-        <w:rPr>
-          <w:lang w:val="hi_IN" w:bidi="hi_IN"/>
-        </w:rPr>
-      </w:r>
-      <w:r>
-        <w:rPr>
-          <w:b/>
-          <w:lang w:val="hi_IN" w:bidi="hi_IN"/>
-        </w:rPr>
         <w:t>"क्योंकि उनकी बुद्धि अंधेरी हो गई है"</w:t>
       </w:r>
     </w:p>
@@ -25955,21 +24170,6 @@
           <w:b/>
           <w:lang w:val="hi_IN" w:bidi="hi_IN"/>
         </w:rPr>
-        <w:t>ἐσκοτωμένοι τῇ διανοίᾳ</w:t>
-      </w:r>
-    </w:p>
-    <w:p>
-      <w:pPr/>
-      <w:r>
-        <w:rPr>
-          <w:lang w:val="hi_IN" w:bidi="hi_IN"/>
-        </w:rPr>
-      </w:r>
-      <w:r>
-        <w:rPr>
-          <w:b/>
-          <w:lang w:val="hi_IN" w:bidi="hi_IN"/>
-        </w:rPr>
         <w:t>"क्योंकि उनकी बुद्धि अंधेरी हो गई है"</w:t>
       </w:r>
     </w:p>
@@ -26053,21 +24253,6 @@
           <w:b/>
           <w:lang w:val="hi_IN" w:bidi="hi_IN"/>
         </w:rPr>
-        <w:t>ἀπηλλοτριωμένοι τῆς ζωῆς τοῦ Θεοῦ, διὰ τὴν ἄγνοιαν τὴν οὖσαν ἐν αὐτοῖς</w:t>
-      </w:r>
-    </w:p>
-    <w:p>
-      <w:pPr/>
-      <w:r>
-        <w:rPr>
-          <w:lang w:val="hi_IN" w:bidi="hi_IN"/>
-        </w:rPr>
-      </w:r>
-      <w:r>
-        <w:rPr>
-          <w:b/>
-          <w:lang w:val="hi_IN" w:bidi="hi_IN"/>
-        </w:rPr>
         <w:t>"और उस अज्ञानता के कारण जो उनमें है"</w:t>
       </w:r>
       <w:r>
@@ -26164,21 +24349,6 @@
           <w:b/>
           <w:lang w:val="hi_IN" w:bidi="hi_IN"/>
         </w:rPr>
-        <w:t>ἀπηλλοτριωμένοι</w:t>
-      </w:r>
-    </w:p>
-    <w:p>
-      <w:pPr/>
-      <w:r>
-        <w:rPr>
-          <w:lang w:val="hi_IN" w:bidi="hi_IN"/>
-        </w:rPr>
-      </w:r>
-      <w:r>
-        <w:rPr>
-          <w:b/>
-          <w:lang w:val="hi_IN" w:bidi="hi_IN"/>
-        </w:rPr>
         <w:t>"अलग"</w:t>
       </w:r>
     </w:p>
@@ -26242,21 +24412,6 @@
           <w:b/>
           <w:lang w:val="hi_IN" w:bidi="hi_IN"/>
         </w:rPr>
-        <w:t>ἄγνοιαν</w:t>
-      </w:r>
-    </w:p>
-    <w:p>
-      <w:pPr/>
-      <w:r>
-        <w:rPr>
-          <w:lang w:val="hi_IN" w:bidi="hi_IN"/>
-        </w:rPr>
-      </w:r>
-      <w:r>
-        <w:rPr>
-          <w:b/>
-          <w:lang w:val="hi_IN" w:bidi="hi_IN"/>
-        </w:rPr>
         <w:t>"अज्ञानता"</w:t>
       </w:r>
     </w:p>
@@ -26306,21 +24461,6 @@
         <w:rPr>
           <w:lang w:val="hi_IN" w:bidi="hi_IN"/>
         </w:rPr>
-      </w:r>
-    </w:p>
-    <w:p>
-      <w:pPr/>
-      <w:r>
-        <w:rPr>
-          <w:lang w:val="hi_IN" w:bidi="hi_IN"/>
-        </w:rPr>
-      </w:r>
-      <w:r>
-        <w:rPr>
-          <w:b/>
-          <w:lang w:val="hi_IN" w:bidi="hi_IN"/>
-        </w:rPr>
-        <w:t>διὰ τὴν πώρωσιν τῆς καρδίας αὐτῶν</w:t>
       </w:r>
     </w:p>
     <w:p>
@@ -26969,21 +25109,6 @@
           <w:b/>
           <w:lang w:val="hi_IN" w:bidi="hi_IN"/>
         </w:rPr>
-        <w:t>εἴ γε αὐτὸν ἠκούσατε καὶ ἐν αὐτῷ ἐδιδάχθητε</w:t>
-      </w:r>
-    </w:p>
-    <w:p>
-      <w:pPr/>
-      <w:r>
-        <w:rPr>
-          <w:lang w:val="hi_IN" w:bidi="hi_IN"/>
-        </w:rPr>
-      </w:r>
-      <w:r>
-        <w:rPr>
-          <w:b/>
-          <w:lang w:val="hi_IN" w:bidi="hi_IN"/>
-        </w:rPr>
         <w:t>"वरन् तुम ने सचमुच उसी की सुनी, और"</w:t>
       </w:r>
       <w:r>
@@ -27178,21 +25303,6 @@
           <w:b/>
           <w:lang w:val="hi_IN" w:bidi="hi_IN"/>
         </w:rPr>
-        <w:t>καθώς ἐστιν ἀλήθεια ἐν τῷ Ἰησοῦ</w:t>
-      </w:r>
-    </w:p>
-    <w:p>
-      <w:pPr/>
-      <w:r>
-        <w:rPr>
-          <w:lang w:val="hi_IN" w:bidi="hi_IN"/>
-        </w:rPr>
-      </w:r>
-      <w:r>
-        <w:rPr>
-          <w:b/>
-          <w:lang w:val="hi_IN" w:bidi="hi_IN"/>
-        </w:rPr>
         <w:t>"जैसा यीशु में सत्य है,"</w:t>
       </w:r>
       <w:r>
@@ -27269,21 +25379,6 @@
           <w:b/>
           <w:lang w:val="hi_IN" w:bidi="hi_IN"/>
         </w:rPr>
-        <w:t>ἀποθέσθαι ὑμᾶς κατὰ τὴν προτέραν ἀναστροφὴν</w:t>
-      </w:r>
-    </w:p>
-    <w:p>
-      <w:pPr/>
-      <w:r>
-        <w:rPr>
-          <w:lang w:val="hi_IN" w:bidi="hi_IN"/>
-        </w:rPr>
-      </w:r>
-      <w:r>
-        <w:rPr>
-          <w:b/>
-          <w:lang w:val="hi_IN" w:bidi="hi_IN"/>
-        </w:rPr>
         <w:t>"कि तुम"</w:t>
       </w:r>
       <w:r>
@@ -27393,21 +25488,6 @@
           <w:b/>
           <w:lang w:val="hi_IN" w:bidi="hi_IN"/>
         </w:rPr>
-        <w:t>ἀποθέσθαι ὑμᾶς κατὰ τὴν προτέραν ἀναστροφὴν τὸν παλαιὸν ἄνθρωπον</w:t>
-      </w:r>
-    </w:p>
-    <w:p>
-      <w:pPr/>
-      <w:r>
-        <w:rPr>
-          <w:lang w:val="hi_IN" w:bidi="hi_IN"/>
-        </w:rPr>
-      </w:r>
-      <w:r>
-        <w:rPr>
-          <w:b/>
-          <w:lang w:val="hi_IN" w:bidi="hi_IN"/>
-        </w:rPr>
         <w:t>"कि"</w:t>
       </w:r>
       <w:r>
@@ -27724,21 +25804,6 @@
           <w:b/>
           <w:lang w:val="hi_IN" w:bidi="hi_IN"/>
         </w:rPr>
-        <w:t>ἀνανεοῦσθαι &amp; τῷ πνεύματι τοῦ νοὸς ὑμῶν</w:t>
-      </w:r>
-    </w:p>
-    <w:p>
-      <w:pPr/>
-      <w:r>
-        <w:rPr>
-          <w:lang w:val="hi_IN" w:bidi="hi_IN"/>
-        </w:rPr>
-      </w:r>
-      <w:r>
-        <w:rPr>
-          <w:b/>
-          <w:lang w:val="hi_IN" w:bidi="hi_IN"/>
-        </w:rPr>
         <w:t>"अपने मन के आत्मिक स्वभाव में नये बनते जाओ"</w:t>
       </w:r>
     </w:p>
@@ -27822,21 +25887,6 @@
           <w:b/>
           <w:lang w:val="hi_IN" w:bidi="hi_IN"/>
         </w:rPr>
-        <w:t>ἐν δικαιοσύνῃ καὶ ὁσιότητι τῆς ἀληθείας</w:t>
-      </w:r>
-    </w:p>
-    <w:p>
-      <w:pPr/>
-      <w:r>
-        <w:rPr>
-          <w:lang w:val="hi_IN" w:bidi="hi_IN"/>
-        </w:rPr>
-      </w:r>
-      <w:r>
-        <w:rPr>
-          <w:b/>
-          <w:lang w:val="hi_IN" w:bidi="hi_IN"/>
-        </w:rPr>
         <w:t>"नये"</w:t>
       </w:r>
       <w:r>
@@ -28638,21 +26688,6 @@
           <w:b/>
           <w:lang w:val="hi_IN" w:bidi="hi_IN"/>
         </w:rPr>
-        <w:t>ὀργίζεσθε, καὶ μὴ ἁμαρτάνετε</w:t>
-      </w:r>
-    </w:p>
-    <w:p>
-      <w:pPr/>
-      <w:r>
-        <w:rPr>
-          <w:lang w:val="hi_IN" w:bidi="hi_IN"/>
-        </w:rPr>
-      </w:r>
-      <w:r>
-        <w:rPr>
-          <w:b/>
-          <w:lang w:val="hi_IN" w:bidi="hi_IN"/>
-        </w:rPr>
         <w:t>"क्रोध तो करो, पर पाप मत करो"</w:t>
       </w:r>
     </w:p>
@@ -28716,21 +26751,6 @@
           <w:b/>
           <w:lang w:val="hi_IN" w:bidi="hi_IN"/>
         </w:rPr>
-        <w:t>ὁ ἥλιος μὴ ἐπιδυέτω ἐπὶ παροργισμῷ ὑμῶν</w:t>
-      </w:r>
-    </w:p>
-    <w:p>
-      <w:pPr/>
-      <w:r>
-        <w:rPr>
-          <w:lang w:val="hi_IN" w:bidi="hi_IN"/>
-        </w:rPr>
-      </w:r>
-      <w:r>
-        <w:rPr>
-          <w:b/>
-          <w:lang w:val="hi_IN" w:bidi="hi_IN"/>
-        </w:rPr>
         <w:t>"सूर्य अस्त होने तक तुम्हारा क्रोध न रहे"</w:t>
       </w:r>
     </w:p>
@@ -28814,21 +26834,6 @@
           <w:b/>
           <w:lang w:val="hi_IN" w:bidi="hi_IN"/>
         </w:rPr>
-        <w:t>μηδὲ δίδοτε τόπον τῷ διαβόλῳ</w:t>
-      </w:r>
-    </w:p>
-    <w:p>
-      <w:pPr/>
-      <w:r>
-        <w:rPr>
-          <w:lang w:val="hi_IN" w:bidi="hi_IN"/>
-        </w:rPr>
-      </w:r>
-      <w:r>
-        <w:rPr>
-          <w:b/>
-          <w:lang w:val="hi_IN" w:bidi="hi_IN"/>
-        </w:rPr>
         <w:t>"और न शैतान को अवसर दो"</w:t>
       </w:r>
     </w:p>
@@ -29288,21 +27293,6 @@
           <w:b/>
           <w:lang w:val="hi_IN" w:bidi="hi_IN"/>
         </w:rPr>
-        <w:t>πρὸς οἰκοδομὴν</w:t>
-      </w:r>
-    </w:p>
-    <w:p>
-      <w:pPr/>
-      <w:r>
-        <w:rPr>
-          <w:lang w:val="hi_IN" w:bidi="hi_IN"/>
-        </w:rPr>
-      </w:r>
-      <w:r>
-        <w:rPr>
-          <w:b/>
-          <w:lang w:val="hi_IN" w:bidi="hi_IN"/>
-        </w:rPr>
         <w:t>"उन्नति के लिये"</w:t>
       </w:r>
     </w:p>
@@ -29477,21 +27467,6 @@
           <w:b/>
           <w:lang w:val="hi_IN" w:bidi="hi_IN"/>
         </w:rPr>
-        <w:t>τῆς χρείας, ἵνα δῷ χάριν τοῖς ἀκούουσιν</w:t>
-      </w:r>
-    </w:p>
-    <w:p>
-      <w:pPr/>
-      <w:r>
-        <w:rPr>
-          <w:lang w:val="hi_IN" w:bidi="hi_IN"/>
-        </w:rPr>
-      </w:r>
-      <w:r>
-        <w:rPr>
-          <w:b/>
-          <w:lang w:val="hi_IN" w:bidi="hi_IN"/>
-        </w:rPr>
         <w:t>"आवश्यकता के अनुसार वही निकले"</w:t>
       </w:r>
       <w:r>
@@ -29568,21 +27543,6 @@
           <w:b/>
           <w:lang w:val="hi_IN" w:bidi="hi_IN"/>
         </w:rPr>
-        <w:t>ἵνα δῷ χάριν τοῖς ἀκούουσιν</w:t>
-      </w:r>
-    </w:p>
-    <w:p>
-      <w:pPr/>
-      <w:r>
-        <w:rPr>
-          <w:lang w:val="hi_IN" w:bidi="hi_IN"/>
-        </w:rPr>
-      </w:r>
-      <w:r>
-        <w:rPr>
-          <w:b/>
-          <w:lang w:val="hi_IN" w:bidi="hi_IN"/>
-        </w:rPr>
         <w:t>"वही निकले"</w:t>
       </w:r>
       <w:r>
@@ -29686,21 +27646,6 @@
           <w:b/>
           <w:lang w:val="hi_IN" w:bidi="hi_IN"/>
         </w:rPr>
-        <w:t>μὴ λυπεῖτε</w:t>
-      </w:r>
-    </w:p>
-    <w:p>
-      <w:pPr/>
-      <w:r>
-        <w:rPr>
-          <w:lang w:val="hi_IN" w:bidi="hi_IN"/>
-        </w:rPr>
-      </w:r>
-      <w:r>
-        <w:rPr>
-          <w:b/>
-          <w:lang w:val="hi_IN" w:bidi="hi_IN"/>
-        </w:rPr>
         <w:t>"शोकित मत करो"</w:t>
       </w:r>
     </w:p>
@@ -29862,21 +27807,6 @@
           <w:b/>
           <w:lang w:val="hi_IN" w:bidi="hi_IN"/>
         </w:rPr>
-        <w:t>ἐν ᾧ ἐσφραγίσθητε εἰς ἡμέραν ἀπολυτρώσεως</w:t>
-      </w:r>
-    </w:p>
-    <w:p>
-      <w:pPr/>
-      <w:r>
-        <w:rPr>
-          <w:lang w:val="hi_IN" w:bidi="hi_IN"/>
-        </w:rPr>
-      </w:r>
-      <w:r>
-        <w:rPr>
-          <w:b/>
-          <w:lang w:val="hi_IN" w:bidi="hi_IN"/>
-        </w:rPr>
         <w:t>"जिससे तुम पर छुटकारे के दिन के लिये छाप दी गई है"</w:t>
       </w:r>
     </w:p>
@@ -30406,21 +28336,6 @@
         <w:rPr>
           <w:lang w:val="hi_IN" w:bidi="hi_IN"/>
         </w:rPr>
-      </w:r>
-    </w:p>
-    <w:p>
-      <w:pPr/>
-      <w:r>
-        <w:rPr>
-          <w:lang w:val="hi_IN" w:bidi="hi_IN"/>
-        </w:rPr>
-      </w:r>
-      <w:r>
-        <w:rPr>
-          <w:b/>
-          <w:lang w:val="hi_IN" w:bidi="hi_IN"/>
-        </w:rPr>
-        <w:t>εὔσπλαγχνοι</w:t>
       </w:r>
     </w:p>
     <w:p>
@@ -30960,21 +28875,6 @@
           <w:b/>
           <w:lang w:val="hi_IN" w:bidi="hi_IN"/>
         </w:rPr>
-        <w:t>προσφορὰν καὶ θυσίαν τῷ Θεῷ εἰς ὀσμὴν εὐωδίας</w:t>
-      </w:r>
-    </w:p>
-    <w:p>
-      <w:pPr/>
-      <w:r>
-        <w:rPr>
-          <w:lang w:val="hi_IN" w:bidi="hi_IN"/>
-        </w:rPr>
-      </w:r>
-      <w:r>
-        <w:rPr>
-          <w:b/>
-          <w:lang w:val="hi_IN" w:bidi="hi_IN"/>
-        </w:rPr>
         <w:t>"सुखदायक सुगन्ध"</w:t>
       </w:r>
       <w:r>
@@ -31084,21 +28984,6 @@
           <w:b/>
           <w:lang w:val="hi_IN" w:bidi="hi_IN"/>
         </w:rPr>
-        <w:t>πορνεία δὲ, καὶ ἀκαθαρσία πᾶσα, ἢ πλεονεξία, μηδὲ ὀνομαζέσθω ἐν ὑμῖν</w:t>
-      </w:r>
-    </w:p>
-    <w:p>
-      <w:pPr/>
-      <w:r>
-        <w:rPr>
-          <w:lang w:val="hi_IN" w:bidi="hi_IN"/>
-        </w:rPr>
-      </w:r>
-      <w:r>
-        <w:rPr>
-          <w:b/>
-          <w:lang w:val="hi_IN" w:bidi="hi_IN"/>
-        </w:rPr>
         <w:t>"जैसा"</w:t>
       </w:r>
       <w:r>
@@ -31306,21 +29191,6 @@
           <w:b/>
           <w:lang w:val="hi_IN" w:bidi="hi_IN"/>
         </w:rPr>
-        <w:t>ἀκαθαρσία πᾶσα</w:t>
-      </w:r>
-    </w:p>
-    <w:p>
-      <w:pPr/>
-      <w:r>
-        <w:rPr>
-          <w:lang w:val="hi_IN" w:bidi="hi_IN"/>
-        </w:rPr>
-      </w:r>
-      <w:r>
-        <w:rPr>
-          <w:b/>
-          <w:lang w:val="hi_IN" w:bidi="hi_IN"/>
-        </w:rPr>
         <w:t>"किसी प्रकार के अशुद्ध काम"</w:t>
       </w:r>
     </w:p>
@@ -31571,21 +29441,6 @@
           <w:b/>
           <w:lang w:val="hi_IN" w:bidi="hi_IN"/>
         </w:rPr>
-        <w:t>ἀκάθαρτος</w:t>
-      </w:r>
-    </w:p>
-    <w:p>
-      <w:pPr/>
-      <w:r>
-        <w:rPr>
-          <w:lang w:val="hi_IN" w:bidi="hi_IN"/>
-        </w:rPr>
-      </w:r>
-      <w:r>
-        <w:rPr>
-          <w:b/>
-          <w:lang w:val="hi_IN" w:bidi="hi_IN"/>
-        </w:rPr>
         <w:t>"अशुद्ध जन"</w:t>
       </w:r>
     </w:p>
@@ -31780,21 +29635,6 @@
           <w:b/>
           <w:lang w:val="hi_IN" w:bidi="hi_IN"/>
         </w:rPr>
-        <w:t>κενοῖς λόγοις</w:t>
-      </w:r>
-    </w:p>
-    <w:p>
-      <w:pPr/>
-      <w:r>
-        <w:rPr>
-          <w:lang w:val="hi_IN" w:bidi="hi_IN"/>
-        </w:rPr>
-      </w:r>
-      <w:r>
-        <w:rPr>
-          <w:b/>
-          <w:lang w:val="hi_IN" w:bidi="hi_IN"/>
-        </w:rPr>
         <w:t>"व्यर्थ बातों से"</w:t>
       </w:r>
     </w:p>
@@ -31969,21 +29809,6 @@
           <w:b/>
           <w:lang w:val="hi_IN" w:bidi="hi_IN"/>
         </w:rPr>
-        <w:t>ἔρχεται ἡ ὀργὴ τοῦ Θεοῦ ἐπὶ</w:t>
-      </w:r>
-    </w:p>
-    <w:p>
-      <w:pPr/>
-      <w:r>
-        <w:rPr>
-          <w:lang w:val="hi_IN" w:bidi="hi_IN"/>
-        </w:rPr>
-      </w:r>
-      <w:r>
-        <w:rPr>
-          <w:b/>
-          <w:lang w:val="hi_IN" w:bidi="hi_IN"/>
-        </w:rPr>
         <w:t>"परमेश्वर का क्रोध"</w:t>
       </w:r>
       <w:r>
@@ -32296,21 +30121,6 @@
           <w:b/>
           <w:lang w:val="hi_IN" w:bidi="hi_IN"/>
         </w:rPr>
-        <w:t>ἦτε γάρ ποτε σκότος</w:t>
-      </w:r>
-    </w:p>
-    <w:p>
-      <w:pPr/>
-      <w:r>
-        <w:rPr>
-          <w:lang w:val="hi_IN" w:bidi="hi_IN"/>
-        </w:rPr>
-      </w:r>
-      <w:r>
-        <w:rPr>
-          <w:b/>
-          <w:lang w:val="hi_IN" w:bidi="hi_IN"/>
-        </w:rPr>
         <w:t>"क्योंकि तुम तो पहले अंधकार थे"</w:t>
       </w:r>
     </w:p>
@@ -32505,21 +30315,6 @@
           <w:b/>
           <w:lang w:val="hi_IN" w:bidi="hi_IN"/>
         </w:rPr>
-        <w:t>νῦν δὲ φῶς ἐν Κυρίῳ</w:t>
-      </w:r>
-    </w:p>
-    <w:p>
-      <w:pPr/>
-      <w:r>
-        <w:rPr>
-          <w:lang w:val="hi_IN" w:bidi="hi_IN"/>
-        </w:rPr>
-      </w:r>
-      <w:r>
-        <w:rPr>
-          <w:b/>
-          <w:lang w:val="hi_IN" w:bidi="hi_IN"/>
-        </w:rPr>
         <w:t>"परन्तु अब प्रभु में ज्योति हो"</w:t>
       </w:r>
     </w:p>
@@ -32714,21 +30509,6 @@
           <w:b/>
           <w:lang w:val="hi_IN" w:bidi="hi_IN"/>
         </w:rPr>
-        <w:t>ὡς τέκνα φωτὸς περιπατεῖτε</w:t>
-      </w:r>
-    </w:p>
-    <w:p>
-      <w:pPr/>
-      <w:r>
-        <w:rPr>
-          <w:lang w:val="hi_IN" w:bidi="hi_IN"/>
-        </w:rPr>
-      </w:r>
-      <w:r>
-        <w:rPr>
-          <w:b/>
-          <w:lang w:val="hi_IN" w:bidi="hi_IN"/>
-        </w:rPr>
         <w:t>"अतः ज्योति की सन्तान के समान चलो"</w:t>
       </w:r>
     </w:p>
@@ -32910,21 +30690,6 @@
           <w:b/>
           <w:lang w:val="hi_IN" w:bidi="hi_IN"/>
         </w:rPr>
-        <w:t>ὁ &amp; καρπὸς τοῦ φωτὸς ἐν πάσῃ ἀγαθωσύνῃ, καὶ δικαιοσύνῃ, καὶ ἀληθείᾳ</w:t>
-      </w:r>
-    </w:p>
-    <w:p>
-      <w:pPr/>
-      <w:r>
-        <w:rPr>
-          <w:lang w:val="hi_IN" w:bidi="hi_IN"/>
-        </w:rPr>
-      </w:r>
-      <w:r>
-        <w:rPr>
-          <w:b/>
-          <w:lang w:val="hi_IN" w:bidi="hi_IN"/>
-        </w:rPr>
         <w:t>"ज्योति का फल सब प्रकार की भलाई, और धार्मिकता, और सत्य है"</w:t>
       </w:r>
     </w:p>
@@ -33132,21 +30897,6 @@
           <w:b/>
           <w:lang w:val="hi_IN" w:bidi="hi_IN"/>
         </w:rPr>
-        <w:t>μὴ συνκοινωνεῖτε τοῖς ἔργοις τοῖς ἀκάρποις τοῦ σκότους</w:t>
-      </w:r>
-    </w:p>
-    <w:p>
-      <w:pPr/>
-      <w:r>
-        <w:rPr>
-          <w:lang w:val="hi_IN" w:bidi="hi_IN"/>
-        </w:rPr>
-      </w:r>
-      <w:r>
-        <w:rPr>
-          <w:b/>
-          <w:lang w:val="hi_IN" w:bidi="hi_IN"/>
-        </w:rPr>
         <w:t>"अंधकार के निष्फल कामों में सहभागी न हो"</w:t>
       </w:r>
     </w:p>
@@ -33230,21 +30980,6 @@
           <w:b/>
           <w:lang w:val="hi_IN" w:bidi="hi_IN"/>
         </w:rPr>
-        <w:t>τοῖς ἔργοις τοῖς ἀκάρποις τοῦ σκότους</w:t>
-      </w:r>
-    </w:p>
-    <w:p>
-      <w:pPr/>
-      <w:r>
-        <w:rPr>
-          <w:lang w:val="hi_IN" w:bidi="hi_IN"/>
-        </w:rPr>
-      </w:r>
-      <w:r>
-        <w:rPr>
-          <w:b/>
-          <w:lang w:val="hi_IN" w:bidi="hi_IN"/>
-        </w:rPr>
         <w:t>"निष्फल कामों में"</w:t>
       </w:r>
     </w:p>
@@ -33328,21 +31063,6 @@
           <w:b/>
           <w:lang w:val="hi_IN" w:bidi="hi_IN"/>
         </w:rPr>
-        <w:t>τοῖς ἔργοις τοῖς ἀκάρποις τοῦ σκότους</w:t>
-      </w:r>
-    </w:p>
-    <w:p>
-      <w:pPr/>
-      <w:r>
-        <w:rPr>
-          <w:lang w:val="hi_IN" w:bidi="hi_IN"/>
-        </w:rPr>
-      </w:r>
-      <w:r>
-        <w:rPr>
-          <w:b/>
-          <w:lang w:val="hi_IN" w:bidi="hi_IN"/>
-        </w:rPr>
         <w:t>"अंधकार के निष्फल कामों में"</w:t>
       </w:r>
     </w:p>
@@ -34467,21 +32187,6 @@
           <w:b/>
           <w:lang w:val="hi_IN" w:bidi="hi_IN"/>
         </w:rPr>
-        <w:t>ἐπιφαύσει σοι</w:t>
-      </w:r>
-    </w:p>
-    <w:p>
-      <w:pPr/>
-      <w:r>
-        <w:rPr>
-          <w:lang w:val="hi_IN" w:bidi="hi_IN"/>
-        </w:rPr>
-      </w:r>
-      <w:r>
-        <w:rPr>
-          <w:b/>
-          <w:lang w:val="hi_IN" w:bidi="hi_IN"/>
-        </w:rPr>
         <w:t>"तुझ"</w:t>
       </w:r>
       <w:r>
@@ -35869,21 +33574,6 @@
           <w:b/>
           <w:lang w:val="hi_IN" w:bidi="hi_IN"/>
         </w:rPr>
-        <w:t>ἀλλὰ πληροῦσθε ἐν Πνεύματι</w:t>
-      </w:r>
-    </w:p>
-    <w:p>
-      <w:pPr/>
-      <w:r>
-        <w:rPr>
-          <w:lang w:val="hi_IN" w:bidi="hi_IN"/>
-        </w:rPr>
-      </w:r>
-      <w:r>
-        <w:rPr>
-          <w:b/>
-          <w:lang w:val="hi_IN" w:bidi="hi_IN"/>
-        </w:rPr>
         <w:t>"इससे"</w:t>
       </w:r>
       <w:r>
@@ -36071,21 +33761,6 @@
           <w:b/>
           <w:lang w:val="hi_IN" w:bidi="hi_IN"/>
         </w:rPr>
-        <w:t>ψαλμοῖς, καὶ ὕμνοις, καὶ ᾠδαῖς πνευματικαῖς</w:t>
-      </w:r>
-    </w:p>
-    <w:p>
-      <w:pPr/>
-      <w:r>
-        <w:rPr>
-          <w:lang w:val="hi_IN" w:bidi="hi_IN"/>
-        </w:rPr>
-      </w:r>
-      <w:r>
-        <w:rPr>
-          <w:b/>
-          <w:lang w:val="hi_IN" w:bidi="hi_IN"/>
-        </w:rPr>
         <w:t>"भजन और स्तुतिगान और आत्मिक गीत"</w:t>
       </w:r>
     </w:p>
@@ -36545,21 +34220,6 @@
           <w:b/>
           <w:lang w:val="hi_IN" w:bidi="hi_IN"/>
         </w:rPr>
-        <w:t>ἐν ὀνόματι τοῦ Κυρίου ἡμῶν, Ἰησοῦ Χριστοῦ</w:t>
-      </w:r>
-    </w:p>
-    <w:p>
-      <w:pPr/>
-      <w:r>
-        <w:rPr>
-          <w:lang w:val="hi_IN" w:bidi="hi_IN"/>
-        </w:rPr>
-      </w:r>
-      <w:r>
-        <w:rPr>
-          <w:b/>
-          <w:lang w:val="hi_IN" w:bidi="hi_IN"/>
-        </w:rPr>
         <w:t>"हमारे प्रभु यीशु मसीह के नाम से"</w:t>
       </w:r>
     </w:p>
@@ -36629,21 +34289,6 @@
         <w:rPr>
           <w:lang w:val="hi_IN" w:bidi="hi_IN"/>
         </w:rPr>
-      </w:r>
-    </w:p>
-    <w:p>
-      <w:pPr/>
-      <w:r>
-        <w:rPr>
-          <w:lang w:val="hi_IN" w:bidi="hi_IN"/>
-        </w:rPr>
-      </w:r>
-      <w:r>
-        <w:rPr>
-          <w:b/>
-          <w:lang w:val="hi_IN" w:bidi="hi_IN"/>
-        </w:rPr>
-        <w:t>τῷ Θεῷ καὶ Πατρί</w:t>
       </w:r>
     </w:p>
     <w:p>
@@ -36926,21 +34571,6 @@
           <w:b/>
           <w:lang w:val="hi_IN" w:bidi="hi_IN"/>
         </w:rPr>
-        <w:t>κεφαλὴ τῆς γυναικὸς &amp; κεφαλὴ τῆς ἐκκλησίας</w:t>
-      </w:r>
-    </w:p>
-    <w:p>
-      <w:pPr/>
-      <w:r>
-        <w:rPr>
-          <w:lang w:val="hi_IN" w:bidi="hi_IN"/>
-        </w:rPr>
-      </w:r>
-      <w:r>
-        <w:rPr>
-          <w:b/>
-          <w:lang w:val="hi_IN" w:bidi="hi_IN"/>
-        </w:rPr>
         <w:t>"पत्नी का सिर"</w:t>
       </w:r>
       <w:r>
@@ -37050,21 +34680,6 @@
           <w:b/>
           <w:lang w:val="hi_IN" w:bidi="hi_IN"/>
         </w:rPr>
-        <w:t>τοῦ σώματος</w:t>
-      </w:r>
-    </w:p>
-    <w:p>
-      <w:pPr/>
-      <w:r>
-        <w:rPr>
-          <w:lang w:val="hi_IN" w:bidi="hi_IN"/>
-        </w:rPr>
-      </w:r>
-      <w:r>
-        <w:rPr>
-          <w:b/>
-          <w:lang w:val="hi_IN" w:bidi="hi_IN"/>
-        </w:rPr>
         <w:t>"देह का"</w:t>
       </w:r>
     </w:p>
@@ -37274,21 +34889,6 @@
           <w:b/>
           <w:lang w:val="hi_IN" w:bidi="hi_IN"/>
         </w:rPr>
-        <w:t>ἑαυτὸν παρέδωκεν</w:t>
-      </w:r>
-    </w:p>
-    <w:p>
-      <w:pPr/>
-      <w:r>
-        <w:rPr>
-          <w:lang w:val="hi_IN" w:bidi="hi_IN"/>
-        </w:rPr>
-      </w:r>
-      <w:r>
-        <w:rPr>
-          <w:b/>
-          <w:lang w:val="hi_IN" w:bidi="hi_IN"/>
-        </w:rPr>
         <w:t>"अपने आप को"</w:t>
       </w:r>
       <w:r>
@@ -37574,21 +35174,6 @@
           <w:b/>
           <w:lang w:val="hi_IN" w:bidi="hi_IN"/>
         </w:rPr>
-        <w:t>αὐτὴν ἁγιάσῃ, καθαρίσας</w:t>
-      </w:r>
-    </w:p>
-    <w:p>
-      <w:pPr/>
-      <w:r>
-        <w:rPr>
-          <w:lang w:val="hi_IN" w:bidi="hi_IN"/>
-        </w:rPr>
-      </w:r>
-      <w:r>
-        <w:rPr>
-          <w:b/>
-          <w:lang w:val="hi_IN" w:bidi="hi_IN"/>
-        </w:rPr>
         <w:t>"उसको"</w:t>
       </w:r>
       <w:r>
@@ -37685,21 +35270,6 @@
           <w:b/>
           <w:lang w:val="hi_IN" w:bidi="hi_IN"/>
         </w:rPr>
-        <w:t>καθαρίσας τῷ λουτρῷ τοῦ ὕδατος ἐν ῥήματι</w:t>
-      </w:r>
-    </w:p>
-    <w:p>
-      <w:pPr/>
-      <w:r>
-        <w:rPr>
-          <w:lang w:val="hi_IN" w:bidi="hi_IN"/>
-        </w:rPr>
-      </w:r>
-      <w:r>
-        <w:rPr>
-          <w:b/>
-          <w:lang w:val="hi_IN" w:bidi="hi_IN"/>
-        </w:rPr>
         <w:t>"वचन के द्वारा जल के स्नान से शुद्ध करके"</w:t>
       </w:r>
     </w:p>
@@ -37894,21 +35464,6 @@
           <w:b/>
           <w:lang w:val="hi_IN" w:bidi="hi_IN"/>
         </w:rPr>
-        <w:t>μὴ ἔχουσαν σπίλον, ἢ ῥυτίδα</w:t>
-      </w:r>
-    </w:p>
-    <w:p>
-      <w:pPr/>
-      <w:r>
-        <w:rPr>
-          <w:lang w:val="hi_IN" w:bidi="hi_IN"/>
-        </w:rPr>
-      </w:r>
-      <w:r>
-        <w:rPr>
-          <w:b/>
-          <w:lang w:val="hi_IN" w:bidi="hi_IN"/>
-        </w:rPr>
         <w:t>"जिसमें न कलंक, न झुर्री"</w:t>
       </w:r>
     </w:p>
@@ -38435,21 +35990,6 @@
           <w:b/>
           <w:lang w:val="hi_IN" w:bidi="hi_IN"/>
         </w:rPr>
-        <w:t>ὡς τὰ ἑαυτῶν σώματα</w:t>
-      </w:r>
-    </w:p>
-    <w:p>
-      <w:pPr/>
-      <w:r>
-        <w:rPr>
-          <w:lang w:val="hi_IN" w:bidi="hi_IN"/>
-        </w:rPr>
-      </w:r>
-      <w:r>
-        <w:rPr>
-          <w:b/>
-          <w:lang w:val="hi_IN" w:bidi="hi_IN"/>
-        </w:rPr>
         <w:t>"देह के समान"</w:t>
       </w:r>
       <w:r>
@@ -38559,21 +36099,6 @@
           <w:b/>
           <w:lang w:val="hi_IN" w:bidi="hi_IN"/>
         </w:rPr>
-        <w:t>ἀλλὰ ἐκτρέφει</w:t>
-      </w:r>
-    </w:p>
-    <w:p>
-      <w:pPr/>
-      <w:r>
-        <w:rPr>
-          <w:lang w:val="hi_IN" w:bidi="hi_IN"/>
-        </w:rPr>
-      </w:r>
-      <w:r>
-        <w:rPr>
-          <w:b/>
-          <w:lang w:val="hi_IN" w:bidi="hi_IN"/>
-        </w:rPr>
         <w:t>"क्योंकि"</w:t>
       </w:r>
       <w:r>
@@ -38898,21 +36423,6 @@
           <w:b/>
           <w:lang w:val="hi_IN" w:bidi="hi_IN"/>
         </w:rPr>
-        <w:t>μέλη ἐσμὲν τοῦ σώματος αὐτοῦ</w:t>
-      </w:r>
-    </w:p>
-    <w:p>
-      <w:pPr/>
-      <w:r>
-        <w:rPr>
-          <w:lang w:val="hi_IN" w:bidi="hi_IN"/>
-        </w:rPr>
-      </w:r>
-      <w:r>
-        <w:rPr>
-          <w:b/>
-          <w:lang w:val="hi_IN" w:bidi="hi_IN"/>
-        </w:rPr>
         <w:t>"हम उसकी देह के अंग हैं"</w:t>
       </w:r>
     </w:p>
@@ -39716,21 +37226,6 @@
           <w:b/>
           <w:lang w:val="hi_IN" w:bidi="hi_IN"/>
         </w:rPr>
-        <w:t>μὴ παροργίζετε τὰ τέκνα ὑμῶν</w:t>
-      </w:r>
-    </w:p>
-    <w:p>
-      <w:pPr/>
-      <w:r>
-        <w:rPr>
-          <w:lang w:val="hi_IN" w:bidi="hi_IN"/>
-        </w:rPr>
-      </w:r>
-      <w:r>
-        <w:rPr>
-          <w:b/>
-          <w:lang w:val="hi_IN" w:bidi="hi_IN"/>
-        </w:rPr>
         <w:t>"अपने बच्चों को रिस न दिलाओ"</w:t>
       </w:r>
     </w:p>
@@ -39905,21 +37400,6 @@
           <w:b/>
           <w:lang w:val="hi_IN" w:bidi="hi_IN"/>
         </w:rPr>
-        <w:t>ἐκτρέφετε αὐτὰ ἐν παιδείᾳ καὶ νουθεσίᾳ Κυρίου</w:t>
-      </w:r>
-    </w:p>
-    <w:p>
-      <w:pPr/>
-      <w:r>
-        <w:rPr>
-          <w:lang w:val="hi_IN" w:bidi="hi_IN"/>
-        </w:rPr>
-      </w:r>
-      <w:r>
-        <w:rPr>
-          <w:b/>
-          <w:lang w:val="hi_IN" w:bidi="hi_IN"/>
-        </w:rPr>
         <w:t>"प्रभु की शिक्षा, और चेतावनी देते हुए, उनका करो"</w:t>
       </w:r>
     </w:p>
@@ -40251,21 +37731,6 @@
           <w:b/>
           <w:lang w:val="hi_IN" w:bidi="hi_IN"/>
         </w:rPr>
-        <w:t>ἐν ἁπλότητι τῆς καρδίας ὑμῶν</w:t>
-      </w:r>
-    </w:p>
-    <w:p>
-      <w:pPr/>
-      <w:r>
-        <w:rPr>
-          <w:lang w:val="hi_IN" w:bidi="hi_IN"/>
-        </w:rPr>
-      </w:r>
-      <w:r>
-        <w:rPr>
-          <w:b/>
-          <w:lang w:val="hi_IN" w:bidi="hi_IN"/>
-        </w:rPr>
         <w:t>"तुम्हारे"</w:t>
       </w:r>
       <w:r>
@@ -40701,21 +38166,6 @@
         <w:rPr>
           <w:lang w:val="hi_IN" w:bidi="hi_IN"/>
         </w:rPr>
-      </w:r>
-    </w:p>
-    <w:p>
-      <w:pPr/>
-      <w:r>
-        <w:rPr>
-          <w:lang w:val="hi_IN" w:bidi="hi_IN"/>
-        </w:rPr>
-      </w:r>
-      <w:r>
-        <w:rPr>
-          <w:b/>
-          <w:lang w:val="hi_IN" w:bidi="hi_IN"/>
-        </w:rPr>
-        <w:t>ὡς δοῦλοι Χριστοῦ</w:t>
       </w:r>
     </w:p>
     <w:p>
@@ -41033,21 +38483,6 @@
           <w:b/>
           <w:lang w:val="hi_IN" w:bidi="hi_IN"/>
         </w:rPr>
-        <w:t>εἰδότες ὅτι καὶ αὐτῶν καὶ ὑμῶν ὁ Κύριός ἐστιν ἐν οὐρανοῖς</w:t>
-      </w:r>
-    </w:p>
-    <w:p>
-      <w:pPr/>
-      <w:r>
-        <w:rPr>
-          <w:lang w:val="hi_IN" w:bidi="hi_IN"/>
-        </w:rPr>
-      </w:r>
-      <w:r>
-        <w:rPr>
-          <w:b/>
-          <w:lang w:val="hi_IN" w:bidi="hi_IN"/>
-        </w:rPr>
         <w:t>"हे स्वामियों,"</w:t>
       </w:r>
       <w:r>
@@ -41124,21 +38559,6 @@
           <w:b/>
           <w:lang w:val="hi_IN" w:bidi="hi_IN"/>
         </w:rPr>
-        <w:t>προσωπολημψία οὐκ ἔστιν παρ’ αὐτῷ</w:t>
-      </w:r>
-    </w:p>
-    <w:p>
-      <w:pPr/>
-      <w:r>
-        <w:rPr>
-          <w:lang w:val="hi_IN" w:bidi="hi_IN"/>
-        </w:rPr>
-      </w:r>
-      <w:r>
-        <w:rPr>
-          <w:b/>
-          <w:lang w:val="hi_IN" w:bidi="hi_IN"/>
-        </w:rPr>
         <w:t>"हे स्वामियों, तुम भी"</w:t>
       </w:r>
       <w:r>
@@ -41277,6 +38697,21 @@
         <w:rPr>
           <w:lang w:val="hi_IN" w:bidi="hi_IN"/>
         </w:rPr>
+      </w:r>
+    </w:p>
+    <w:p>
+      <w:pPr/>
+      <w:r>
+        <w:rPr>
+          <w:lang w:val="hi_IN" w:bidi="hi_IN"/>
+        </w:rPr>
+      </w:r>
+      <w:r>
+        <w:rPr>
+          <w:b/>
+          <w:lang w:val="hi_IN" w:bidi="hi_IN"/>
+        </w:rPr>
+        <w:t>τῷ κράτει τῆς ἰσχύος αὐτοῦ</w:t>
       </w:r>
     </w:p>
     <w:p>
@@ -41392,21 +38827,6 @@
           <w:b/>
           <w:lang w:val="hi_IN" w:bidi="hi_IN"/>
         </w:rPr>
-        <w:t>ἐνδύσασθε τὴν πανοπλίαν τοῦ Θεοῦ, πρὸς τὸ δύνασθαι ὑμᾶς στῆναι πρὸς τὰς μεθοδίας τοῦ διαβόλου</w:t>
-      </w:r>
-    </w:p>
-    <w:p>
-      <w:pPr/>
-      <w:r>
-        <w:rPr>
-          <w:lang w:val="hi_IN" w:bidi="hi_IN"/>
-        </w:rPr>
-      </w:r>
-      <w:r>
-        <w:rPr>
-          <w:b/>
-          <w:lang w:val="hi_IN" w:bidi="hi_IN"/>
-        </w:rPr>
         <w:t>"परमेश्वर के सारे हथियार बाँध लो कि तुम शैतान की युक्तियों के सामने खड़े रह सको"</w:t>
       </w:r>
     </w:p>
@@ -41490,21 +38910,6 @@
           <w:b/>
           <w:lang w:val="hi_IN" w:bidi="hi_IN"/>
         </w:rPr>
-        <w:t>τὰς μεθοδίας</w:t>
-      </w:r>
-    </w:p>
-    <w:p>
-      <w:pPr/>
-      <w:r>
-        <w:rPr>
-          <w:lang w:val="hi_IN" w:bidi="hi_IN"/>
-        </w:rPr>
-      </w:r>
-      <w:r>
-        <w:rPr>
-          <w:b/>
-          <w:lang w:val="hi_IN" w:bidi="hi_IN"/>
-        </w:rPr>
         <w:t>"युक्तियों के"</w:t>
       </w:r>
     </w:p>
@@ -42108,21 +39513,6 @@
           <w:b/>
           <w:lang w:val="hi_IN" w:bidi="hi_IN"/>
         </w:rPr>
-        <w:t>διὰ τοῦτο, ἀναλάβετε τὴν πανοπλίαν τοῦ Θεοῦ</w:t>
-      </w:r>
-    </w:p>
-    <w:p>
-      <w:pPr/>
-      <w:r>
-        <w:rPr>
-          <w:lang w:val="hi_IN" w:bidi="hi_IN"/>
-        </w:rPr>
-      </w:r>
-      <w:r>
-        <w:rPr>
-          <w:b/>
-          <w:lang w:val="hi_IN" w:bidi="hi_IN"/>
-        </w:rPr>
         <w:t>"इसलिए परमेश्वर के सारे हथियार बाँध लो"</w:t>
       </w:r>
     </w:p>
@@ -42317,21 +39707,6 @@
           <w:b/>
           <w:lang w:val="hi_IN" w:bidi="hi_IN"/>
         </w:rPr>
-        <w:t>ἵνα δυνηθῆτε ἀντιστῆναι ἐν τῇ ἡμέρᾳ τῇ πονηρᾷ</w:t>
-      </w:r>
-    </w:p>
-    <w:p>
-      <w:pPr/>
-      <w:r>
-        <w:rPr>
-          <w:lang w:val="hi_IN" w:bidi="hi_IN"/>
-        </w:rPr>
-      </w:r>
-      <w:r>
-        <w:rPr>
-          <w:b/>
-          <w:lang w:val="hi_IN" w:bidi="hi_IN"/>
-        </w:rPr>
         <w:t>"कि तुम बुरे दिन में सामना कर सको"</w:t>
       </w:r>
     </w:p>
@@ -42414,21 +39789,6 @@
         <w:rPr>
           <w:lang w:val="hi_IN" w:bidi="hi_IN"/>
         </w:rPr>
-      </w:r>
-    </w:p>
-    <w:p>
-      <w:pPr/>
-      <w:r>
-        <w:rPr>
-          <w:lang w:val="hi_IN" w:bidi="hi_IN"/>
-        </w:rPr>
-      </w:r>
-      <w:r>
-        <w:rPr>
-          <w:b/>
-          <w:lang w:val="hi_IN" w:bidi="hi_IN"/>
-        </w:rPr>
-        <w:t>ἵνα δυνηθῆτε ἀντιστῆναι</w:t>
       </w:r>
     </w:p>
     <w:p>
@@ -43143,21 +40503,6 @@
           <w:b/>
           <w:lang w:val="hi_IN" w:bidi="hi_IN"/>
         </w:rPr>
-        <w:t>ἐνδυσάμενοι τὸν θώρακα τῆς δικαιοσύνης</w:t>
-      </w:r>
-    </w:p>
-    <w:p>
-      <w:pPr/>
-      <w:r>
-        <w:rPr>
-          <w:lang w:val="hi_IN" w:bidi="hi_IN"/>
-        </w:rPr>
-      </w:r>
-      <w:r>
-        <w:rPr>
-          <w:b/>
-          <w:lang w:val="hi_IN" w:bidi="hi_IN"/>
-        </w:rPr>
         <w:t>"इसलिए"</w:t>
       </w:r>
       <w:r>
@@ -43359,21 +40704,6 @@
           <w:b/>
           <w:lang w:val="hi_IN" w:bidi="hi_IN"/>
         </w:rPr>
-        <w:t>ὑποδησάμενοι τοὺς πόδας ἐν ἑτοιμασίᾳ τοῦ εὐαγγελίου τῆς εἰρήνης</w:t>
-      </w:r>
-    </w:p>
-    <w:p>
-      <w:pPr/>
-      <w:r>
-        <w:rPr>
-          <w:lang w:val="hi_IN" w:bidi="hi_IN"/>
-        </w:rPr>
-      </w:r>
-      <w:r>
-        <w:rPr>
-          <w:b/>
-          <w:lang w:val="hi_IN" w:bidi="hi_IN"/>
-        </w:rPr>
         <w:t>"पाँवों में मेल के सुसमाचार की तैयारी के जूते पहनकर"</w:t>
       </w:r>
     </w:p>
@@ -43562,21 +40892,6 @@
           <w:b/>
           <w:lang w:val="hi_IN" w:bidi="hi_IN"/>
         </w:rPr>
-        <w:t>ἐν πᾶσιν ἀναλαβόντες τὸν θυρεὸν τῆς πίστεως</w:t>
-      </w:r>
-    </w:p>
-    <w:p>
-      <w:pPr/>
-      <w:r>
-        <w:rPr>
-          <w:lang w:val="hi_IN" w:bidi="hi_IN"/>
-        </w:rPr>
-      </w:r>
-      <w:r>
-        <w:rPr>
-          <w:b/>
-          <w:lang w:val="hi_IN" w:bidi="hi_IN"/>
-        </w:rPr>
         <w:t>"और उन सब के साथ विश्वास की ढाल लेकर"</w:t>
       </w:r>
     </w:p>
@@ -43765,21 +41080,6 @@
           <w:b/>
           <w:lang w:val="hi_IN" w:bidi="hi_IN"/>
         </w:rPr>
-        <w:t>τὰ βέλη τοῦ πονηροῦ πεπυρωμένα</w:t>
-      </w:r>
-    </w:p>
-    <w:p>
-      <w:pPr/>
-      <w:r>
-        <w:rPr>
-          <w:lang w:val="hi_IN" w:bidi="hi_IN"/>
-        </w:rPr>
-      </w:r>
-      <w:r>
-        <w:rPr>
-          <w:b/>
-          <w:lang w:val="hi_IN" w:bidi="hi_IN"/>
-        </w:rPr>
         <w:t>"दुष्ट के"</w:t>
       </w:r>
       <w:r>
@@ -43876,21 +41176,6 @@
           <w:b/>
           <w:lang w:val="hi_IN" w:bidi="hi_IN"/>
         </w:rPr>
-        <w:t>τὴν περικεφαλαίαν τοῦ σωτηρίου δέξασθε</w:t>
-      </w:r>
-    </w:p>
-    <w:p>
-      <w:pPr/>
-      <w:r>
-        <w:rPr>
-          <w:lang w:val="hi_IN" w:bidi="hi_IN"/>
-        </w:rPr>
-      </w:r>
-      <w:r>
-        <w:rPr>
-          <w:b/>
-          <w:lang w:val="hi_IN" w:bidi="hi_IN"/>
-        </w:rPr>
         <w:t>"उद्धार का टोप,"</w:t>
       </w:r>
       <w:r>
@@ -44105,21 +41390,6 @@
           <w:b/>
           <w:lang w:val="hi_IN" w:bidi="hi_IN"/>
         </w:rPr>
-        <w:t>τὴν μάχαιραν τοῦ Πνεύματος, ὅ ἐστιν ῥῆμα Θεοῦ</w:t>
-      </w:r>
-    </w:p>
-    <w:p>
-      <w:pPr/>
-      <w:r>
-        <w:rPr>
-          <w:lang w:val="hi_IN" w:bidi="hi_IN"/>
-        </w:rPr>
-      </w:r>
-      <w:r>
-        <w:rPr>
-          <w:b/>
-          <w:lang w:val="hi_IN" w:bidi="hi_IN"/>
-        </w:rPr>
         <w:t>"आत्मा की तलवार"</w:t>
       </w:r>
       <w:r>
@@ -44216,21 +41486,6 @@
           <w:b/>
           <w:lang w:val="hi_IN" w:bidi="hi_IN"/>
         </w:rPr>
-        <w:t>διὰ πάσης προσευχῆς καὶ δεήσεως, προσευχόμενοι ἐν παντὶ καιρῷ ἐν Πνεύματι</w:t>
-      </w:r>
-    </w:p>
-    <w:p>
-      <w:pPr/>
-      <w:r>
-        <w:rPr>
-          <w:lang w:val="hi_IN" w:bidi="hi_IN"/>
-        </w:rPr>
-      </w:r>
-      <w:r>
-        <w:rPr>
-          <w:b/>
-          <w:lang w:val="hi_IN" w:bidi="hi_IN"/>
-        </w:rPr>
         <w:t>"और हर समय और हर प्रकार से आत्मा में प्रार्थना"</w:t>
       </w:r>
       <w:r>
@@ -44444,21 +41699,6 @@
           <w:b/>
           <w:lang w:val="hi_IN" w:bidi="hi_IN"/>
         </w:rPr>
-        <w:t>ἀγρυπνοῦντες ἐν πάσῃ προσκαρτερήσει καὶ δεήσει περὶ πάντων τῶν ἁγίων</w:t>
-      </w:r>
-    </w:p>
-    <w:p>
-      <w:pPr/>
-      <w:r>
-        <w:rPr>
-          <w:lang w:val="hi_IN" w:bidi="hi_IN"/>
-        </w:rPr>
-      </w:r>
-      <w:r>
-        <w:rPr>
-          <w:b/>
-          <w:lang w:val="hi_IN" w:bidi="hi_IN"/>
-        </w:rPr>
         <w:t>"और"</w:t>
       </w:r>
       <w:r>
@@ -44657,21 +41897,6 @@
           <w:b/>
           <w:lang w:val="hi_IN" w:bidi="hi_IN"/>
         </w:rPr>
-        <w:t>ἵνα μοι δοθῇ λόγος</w:t>
-      </w:r>
-    </w:p>
-    <w:p>
-      <w:pPr/>
-      <w:r>
-        <w:rPr>
-          <w:lang w:val="hi_IN" w:bidi="hi_IN"/>
-        </w:rPr>
-      </w:r>
-      <w:r>
-        <w:rPr>
-          <w:b/>
-          <w:lang w:val="hi_IN" w:bidi="hi_IN"/>
-        </w:rPr>
         <w:t>"मुझे"</w:t>
       </w:r>
       <w:r>
@@ -44988,21 +42213,6 @@
           <w:b/>
           <w:lang w:val="hi_IN" w:bidi="hi_IN"/>
         </w:rPr>
-        <w:t>ὑπὲρ οὗ πρεσβεύω ἐν ἁλύσει</w:t>
-      </w:r>
-    </w:p>
-    <w:p>
-      <w:pPr/>
-      <w:r>
-        <w:rPr>
-          <w:lang w:val="hi_IN" w:bidi="hi_IN"/>
-        </w:rPr>
-      </w:r>
-      <w:r>
-        <w:rPr>
-          <w:b/>
-          <w:lang w:val="hi_IN" w:bidi="hi_IN"/>
-        </w:rPr>
         <w:t>"जिसके लिये मैं जंजीर से"</w:t>
       </w:r>
       <w:r>
@@ -45119,21 +42329,6 @@
           <w:b/>
           <w:lang w:val="hi_IN" w:bidi="hi_IN"/>
         </w:rPr>
-        <w:t>ἵνα ἐν αὐτῷ παρρησιάσωμαι, ὡς δεῖ με λαλῆσαι</w:t>
-      </w:r>
-    </w:p>
-    <w:p>
-      <w:pPr/>
-      <w:r>
-        <w:rPr>
-          <w:lang w:val="hi_IN" w:bidi="hi_IN"/>
-        </w:rPr>
-      </w:r>
-      <w:r>
-        <w:rPr>
-          <w:b/>
-          <w:lang w:val="hi_IN" w:bidi="hi_IN"/>
-        </w:rPr>
         <w:t>"जकड़ा हुआ"</w:t>
       </w:r>
       <w:r>
@@ -45680,21 +42875,6 @@
         <w:rPr>
           <w:lang w:val="hi_IN" w:bidi="hi_IN"/>
         </w:rPr>
-      </w:r>
-    </w:p>
-    <w:p>
-      <w:pPr/>
-      <w:r>
-        <w:rPr>
-          <w:lang w:val="hi_IN" w:bidi="hi_IN"/>
-        </w:rPr>
-      </w:r>
-      <w:r>
-        <w:rPr>
-          <w:b/>
-          <w:lang w:val="hi_IN" w:bidi="hi_IN"/>
-        </w:rPr>
-        <w:t>παρακαλέσῃ τὰς καρδίας ὑμῶν</w:t>
       </w:r>
     </w:p>
     <w:p>
